--- a/Componenten.docx
+++ b/Componenten.docx
@@ -122,8 +122,13 @@
           <w:lang w:val="en-US"/>
         </w:rPr>
       </w:pPr>
-      <w:r>
-        <w:t>EEC chip: elliptische curve bereke</w:t>
+      <w:proofErr w:type="gramStart"/>
+      <w:r>
+        <w:t>EEC chip</w:t>
+      </w:r>
+      <w:proofErr w:type="gramEnd"/>
+      <w:r>
+        <w:t>: elliptische curve bereke</w:t>
       </w:r>
       <w:r>
         <w:t>ning</w:t>
@@ -328,11 +333,16 @@
       <w:r>
         <w:t xml:space="preserve">externe </w:t>
       </w:r>
+      <w:proofErr w:type="gramStart"/>
       <w:r>
         <w:t>EEC c</w:t>
       </w:r>
       <w:r>
-        <w:t>hip)</w:t>
+        <w:t>hip</w:t>
+      </w:r>
+      <w:proofErr w:type="gramEnd"/>
+      <w:r>
+        <w:t>)</w:t>
       </w:r>
     </w:p>
     <w:p>
@@ -647,8 +657,13 @@
             <w:pPr>
               <w:spacing w:line="240" w:lineRule="auto"/>
             </w:pPr>
+            <w:proofErr w:type="gramStart"/>
             <w:r>
-              <w:t xml:space="preserve">Debug / </w:t>
+              <w:t>Debug /</w:t>
+            </w:r>
+            <w:proofErr w:type="gramEnd"/>
+            <w:r>
+              <w:t xml:space="preserve"> </w:t>
             </w:r>
             <w:proofErr w:type="spellStart"/>
             <w:r>
@@ -901,9 +916,11 @@
             <w:pPr>
               <w:spacing w:line="240" w:lineRule="auto"/>
             </w:pPr>
+            <w:proofErr w:type="gramStart"/>
             <w:r>
               <w:t>QR matrix</w:t>
             </w:r>
+            <w:proofErr w:type="gramEnd"/>
           </w:p>
         </w:tc>
         <w:tc>
@@ -1109,6 +1126,12 @@
         <w:t>Peripherals</w:t>
       </w:r>
     </w:p>
+    <w:p>
+      <w:r>
+        <w:t>Het is nog niet duidelijk welke modules met SPI, I²C of UART werken</w:t>
+      </w:r>
+    </w:p>
+    <w:p/>
     <w:tbl>
       <w:tblPr>
         <w:tblStyle w:val="TableGrid"/>
@@ -1361,25 +1384,6 @@
           <w:tcPr>
             <w:tcW w:w="2517" w:type="dxa"/>
           </w:tcPr>
-          <w:p>
-            <w:pPr>
-              <w:rPr>
-                <w:lang w:val="en-US"/>
-              </w:rPr>
-            </w:pPr>
-            <w:r>
-              <w:rPr>
-                <w:lang w:val="en-US"/>
-              </w:rPr>
-              <w:t xml:space="preserve">- </w:t>
-            </w:r>
-            <w:r>
-              <w:rPr>
-                <w:lang w:val="en-US"/>
-              </w:rPr>
-              <w:t>RTC</w:t>
-            </w:r>
-          </w:p>
           <w:p>
             <w:pPr>
               <w:rPr>
@@ -1894,8 +1898,16 @@
               <w:rPr>
                 <w:lang w:val="en-US"/>
               </w:rPr>
-              <w:t>1-3 ?</w:t>
+              <w:t>1-</w:t>
             </w:r>
+            <w:proofErr w:type="gramStart"/>
+            <w:r>
+              <w:rPr>
+                <w:lang w:val="en-US"/>
+              </w:rPr>
+              <w:t>3 ?</w:t>
+            </w:r>
+            <w:proofErr w:type="gramEnd"/>
           </w:p>
           <w:p>
             <w:pPr>
@@ -2874,9 +2886,66 @@
       <w:pPr>
         <w:pStyle w:val="Heading2"/>
       </w:pPr>
+      <w:r>
+        <w:lastRenderedPageBreak/>
+        <w:drawing>
+          <wp:anchor distT="0" distB="0" distL="114300" distR="114300" simplePos="0" relativeHeight="251659264" behindDoc="0" locked="0" layoutInCell="1" allowOverlap="1" wp14:anchorId="2C2292EA" wp14:editId="144939A3">
+            <wp:simplePos x="0" y="0"/>
+            <wp:positionH relativeFrom="column">
+              <wp:posOffset>2014855</wp:posOffset>
+            </wp:positionH>
+            <wp:positionV relativeFrom="paragraph">
+              <wp:posOffset>0</wp:posOffset>
+            </wp:positionV>
+            <wp:extent cx="809625" cy="773430"/>
+            <wp:effectExtent l="0" t="0" r="9525" b="7620"/>
+            <wp:wrapSquare wrapText="bothSides"/>
+            <wp:docPr id="838062337" name="Picture 1"/>
+            <wp:cNvGraphicFramePr>
+              <a:graphicFrameLocks xmlns:a="http://schemas.openxmlformats.org/drawingml/2006/main" noChangeAspect="1"/>
+            </wp:cNvGraphicFramePr>
+            <a:graphic xmlns:a="http://schemas.openxmlformats.org/drawingml/2006/main">
+              <a:graphicData uri="http://schemas.openxmlformats.org/drawingml/2006/picture">
+                <pic:pic xmlns:pic="http://schemas.openxmlformats.org/drawingml/2006/picture">
+                  <pic:nvPicPr>
+                    <pic:cNvPr id="838062337" name=""/>
+                    <pic:cNvPicPr/>
+                  </pic:nvPicPr>
+                  <pic:blipFill>
+                    <a:blip r:embed="rId22" cstate="print">
+                      <a:extLst>
+                        <a:ext uri="{28A0092B-C50C-407E-A947-70E740481C1C}">
+                          <a14:useLocalDpi xmlns:a14="http://schemas.microsoft.com/office/drawing/2010/main" val="0"/>
+                        </a:ext>
+                      </a:extLst>
+                    </a:blip>
+                    <a:stretch>
+                      <a:fillRect/>
+                    </a:stretch>
+                  </pic:blipFill>
+                  <pic:spPr>
+                    <a:xfrm>
+                      <a:off x="0" y="0"/>
+                      <a:ext cx="809625" cy="773430"/>
+                    </a:xfrm>
+                    <a:prstGeom prst="rect">
+                      <a:avLst/>
+                    </a:prstGeom>
+                  </pic:spPr>
+                </pic:pic>
+              </a:graphicData>
+            </a:graphic>
+            <wp14:sizeRelH relativeFrom="margin">
+              <wp14:pctWidth>0</wp14:pctWidth>
+            </wp14:sizeRelH>
+            <wp14:sizeRelV relativeFrom="margin">
+              <wp14:pctHeight>0</wp14:pctHeight>
+            </wp14:sizeRelV>
+          </wp:anchor>
+        </w:drawing>
+      </w:r>
       <w:proofErr w:type="spellStart"/>
       <w:r>
-        <w:lastRenderedPageBreak/>
         <w:t>Vormfactor</w:t>
       </w:r>
       <w:proofErr w:type="spellEnd"/>
@@ -2889,27 +2958,666 @@
         <w:t xml:space="preserve"> pinnen nodig</w:t>
       </w:r>
     </w:p>
-    <w:p/>
     <w:p>
       <w:r>
-        <w:t>QFN</w:t>
-      </w:r>
-      <w:r>
-        <w:t>, WLCSP, UFQFPN, TFBGA</w:t>
-      </w:r>
-      <w:r>
-        <w:t>: moeilijk te solderen/routen</w:t>
-      </w:r>
+        <w:t>Bij voorkeur LQFP32 of LQFP48</w:t>
+      </w:r>
+      <w:r>
+        <w:rPr>
+          <w:noProof/>
+        </w:rPr>
+        <w:t xml:space="preserve"> </w:t>
+      </w:r>
+    </w:p>
+    <w:p>
+      <w:pPr>
+        <w:pStyle w:val="Heading2"/>
+      </w:pPr>
+      <w:proofErr w:type="spellStart"/>
+      <w:r>
+        <w:t>Voorbeeld</w:t>
+      </w:r>
+      <w:proofErr w:type="spellEnd"/>
+      <w:r>
+        <w:t xml:space="preserve"> van </w:t>
+      </w:r>
+      <w:proofErr w:type="spellStart"/>
+      <w:r>
+        <w:t>prijzen</w:t>
+      </w:r>
+      <w:proofErr w:type="spellEnd"/>
+    </w:p>
+    <w:p>
+      <w:hyperlink r:id="rId23" w:history="1">
+        <w:r>
+          <w:rPr>
+            <w:rStyle w:val="Hyperlink"/>
+          </w:rPr>
+          <w:t>https://www.digikey.be/en/products/filter/embedded-microcontrollers/685?s=N4IgjCBcpgbFoDGUBmBDANgZwKYBoQB7KAbRACZyBWATjAAYQCwAOFgFgHYBmEAXQIAHAC5QQAZWEAnAJYA7AOYgAvsypUEIZJHTZ8RUuFZV68NS3r1yTEC1gnGAkCLGTZilWvjQtqTLgJiSDIwdnIaLhtWFm4aDQJyUM5yXicXSAlpeSVVEABaCB9tXQCDYJB2Gk5%2BXLz2TWL-fSCydjCWawIwnl4uulgaGtyNH0EoMCExyGplZSA</w:t>
+        </w:r>
+      </w:hyperlink>
     </w:p>
     <w:p/>
     <w:p>
-      <w:r>
-        <w:t>Bij voorkeur LQFP32 of LQFP48</w:t>
+      <w:hyperlink r:id="rId24" w:history="1">
+        <w:r>
+          <w:rPr>
+            <w:rStyle w:val="Hyperlink"/>
+          </w:rPr>
+          <w:t>https://be.farnell.com/w/c/semiconductors-ics/microcontrollers/arm-microcontrollers?brand=stmicroelectronics&amp;ic-case-package=lqfp&amp;no-of-pins=32pins%7C48pins&amp;product-range=stm32-family-stm32l0-series-microcontrollers_to_stm32-family-stm32l4-series-microcontrollers&amp;program-memory-size=128kb_to_256kb&amp;sort=P_PRICE</w:t>
+        </w:r>
+      </w:hyperlink>
+    </w:p>
+    <w:p>
+      <w:pPr>
+        <w:pStyle w:val="Heading2"/>
+      </w:pPr>
+      <w:proofErr w:type="spellStart"/>
+      <w:r>
+        <w:t>Voorstel</w:t>
+      </w:r>
+      <w:proofErr w:type="spellEnd"/>
+    </w:p>
+    <w:p>
+      <w:pPr>
+        <w:ind w:left="3540"/>
+        <w:rPr>
+          <w:lang w:val="en-US"/>
+        </w:rPr>
+      </w:pPr>
+      <w:r>
+        <w:rPr>
+          <w:lang w:val="en-US"/>
+        </w:rPr>
+        <w:t>Flash</w:t>
+      </w:r>
+      <w:r>
+        <w:rPr>
+          <w:lang w:val="en-US"/>
+        </w:rPr>
+        <w:tab/>
+        <w:t>RAM</w:t>
+      </w:r>
+      <w:r>
+        <w:rPr>
+          <w:lang w:val="en-US"/>
+        </w:rPr>
+        <w:tab/>
+      </w:r>
+      <w:proofErr w:type="spellStart"/>
+      <w:r>
+        <w:rPr>
+          <w:lang w:val="en-US"/>
+        </w:rPr>
+        <w:t>pinnen</w:t>
+      </w:r>
+      <w:proofErr w:type="spellEnd"/>
+    </w:p>
+    <w:p>
+      <w:pPr>
+        <w:rPr>
+          <w:lang w:val="en-US"/>
+        </w:rPr>
+      </w:pPr>
+      <w:hyperlink r:id="rId25" w:history="1">
+        <w:r>
+          <w:rPr>
+            <w:rStyle w:val="Hyperlink"/>
+            <w:lang w:val="en-US"/>
+          </w:rPr>
+          <w:t>STM32L431CCT6TR</w:t>
+        </w:r>
+      </w:hyperlink>
+      <w:r>
+        <w:rPr>
+          <w:rStyle w:val="copytoclipboardstylescopytoclipboard-sc-1s4wwh6-0"/>
+          <w:lang w:val="en-US"/>
+        </w:rPr>
+        <w:tab/>
+      </w:r>
+      <w:r>
+        <w:rPr>
+          <w:lang w:val="en-US"/>
+        </w:rPr>
+        <w:t>Cortex-M</w:t>
+      </w:r>
+      <w:r>
+        <w:rPr>
+          <w:lang w:val="en-US"/>
+        </w:rPr>
+        <w:t>4</w:t>
+      </w:r>
+      <w:r>
+        <w:rPr>
+          <w:lang w:val="en-US"/>
+        </w:rPr>
+        <w:tab/>
+        <w:t>256KB</w:t>
+      </w:r>
+      <w:r>
+        <w:rPr>
+          <w:lang w:val="en-US"/>
+        </w:rPr>
+        <w:tab/>
+        <w:t>64KB</w:t>
+      </w:r>
+      <w:r>
+        <w:rPr>
+          <w:lang w:val="en-US"/>
+        </w:rPr>
+        <w:tab/>
+      </w:r>
+      <w:r>
+        <w:rPr>
+          <w:lang w:val="en-US"/>
+        </w:rPr>
+        <w:t>48</w:t>
+      </w:r>
+    </w:p>
+    <w:p>
+      <w:pPr>
+        <w:rPr>
+          <w:lang w:val="en-US"/>
+        </w:rPr>
+      </w:pPr>
+      <w:hyperlink r:id="rId26" w:history="1">
+        <w:r>
+          <w:rPr>
+            <w:rStyle w:val="Hyperlink"/>
+            <w:lang w:val="en-US"/>
+          </w:rPr>
+          <w:t>STM32L071CZT6TR</w:t>
+        </w:r>
+      </w:hyperlink>
+      <w:r>
+        <w:rPr>
+          <w:lang w:val="en-US"/>
+        </w:rPr>
+        <w:tab/>
+      </w:r>
+      <w:r>
+        <w:rPr>
+          <w:lang w:val="en-US"/>
+        </w:rPr>
+        <w:t>Cortex-M0+</w:t>
+      </w:r>
+      <w:r>
+        <w:rPr>
+          <w:lang w:val="en-US"/>
+        </w:rPr>
+        <w:tab/>
+        <w:t>192KB</w:t>
+      </w:r>
+      <w:r>
+        <w:rPr>
+          <w:lang w:val="en-US"/>
+        </w:rPr>
+        <w:tab/>
+        <w:t>20KB</w:t>
+      </w:r>
+      <w:r>
+        <w:rPr>
+          <w:lang w:val="en-US"/>
+        </w:rPr>
+        <w:tab/>
+        <w:t>48</w:t>
+      </w:r>
+    </w:p>
+    <w:p>
+      <w:pPr>
+        <w:rPr>
+          <w:lang w:val="en-US"/>
+        </w:rPr>
+      </w:pPr>
+      <w:hyperlink r:id="rId27" w:history="1">
+        <w:r>
+          <w:rPr>
+            <w:rStyle w:val="Hyperlink"/>
+            <w:lang w:val="en-US"/>
+          </w:rPr>
+          <w:t>STM32L412CBT6P</w:t>
+        </w:r>
+      </w:hyperlink>
+      <w:r>
+        <w:rPr>
+          <w:lang w:val="en-US"/>
+        </w:rPr>
+        <w:tab/>
+      </w:r>
+      <w:r>
+        <w:rPr>
+          <w:lang w:val="en-US"/>
+        </w:rPr>
+        <w:t>Cortex-M4</w:t>
+      </w:r>
+      <w:r>
+        <w:rPr>
+          <w:lang w:val="en-US"/>
+        </w:rPr>
+        <w:tab/>
+        <w:t>1</w:t>
+      </w:r>
+      <w:r>
+        <w:rPr>
+          <w:lang w:val="en-US"/>
+        </w:rPr>
+        <w:t>28KB</w:t>
+      </w:r>
+      <w:r>
+        <w:rPr>
+          <w:lang w:val="en-US"/>
+        </w:rPr>
+        <w:tab/>
+        <w:t>40KB</w:t>
+      </w:r>
+      <w:r>
+        <w:rPr>
+          <w:lang w:val="en-US"/>
+        </w:rPr>
+        <w:tab/>
+        <w:t>48</w:t>
+      </w:r>
+    </w:p>
+    <w:p>
+      <w:hyperlink r:id="rId28" w:history="1">
+        <w:r>
+          <w:rPr>
+            <w:rStyle w:val="Hyperlink"/>
+          </w:rPr>
+          <w:t>STM32L412KBT6</w:t>
+        </w:r>
+      </w:hyperlink>
+      <w:r>
+        <w:tab/>
+      </w:r>
+      <w:r>
+        <w:t>Cortex-M4</w:t>
+      </w:r>
+      <w:r>
+        <w:tab/>
+      </w:r>
+      <w:r>
+        <w:t>128KB</w:t>
+      </w:r>
+      <w:r>
+        <w:tab/>
+        <w:t>40KB</w:t>
+      </w:r>
+      <w:r>
+        <w:tab/>
+      </w:r>
+      <w:r>
+        <w:t>32</w:t>
+      </w:r>
+    </w:p>
+    <w:p>
+      <w:hyperlink r:id="rId29" w:history="1">
+        <w:r>
+          <w:rPr>
+            <w:rStyle w:val="Hyperlink"/>
+          </w:rPr>
+          <w:t>STM32L422KBT6</w:t>
+        </w:r>
+      </w:hyperlink>
+      <w:r>
+        <w:tab/>
+      </w:r>
+      <w:r>
+        <w:t>Cortex-M4</w:t>
+      </w:r>
+      <w:r>
+        <w:tab/>
+      </w:r>
+      <w:r>
+        <w:t>128KB</w:t>
+      </w:r>
+      <w:r>
+        <w:tab/>
+        <w:t>40K</w:t>
+      </w:r>
+      <w:r>
+        <w:t>B</w:t>
+      </w:r>
+      <w:r>
+        <w:tab/>
+        <w:t>32</w:t>
       </w:r>
     </w:p>
     <w:p/>
+    <w:p>
+      <w:r>
+        <w:t>Zie vergelijking volgende pagina</w:t>
+      </w:r>
+      <w:r>
+        <w:t xml:space="preserve"> (</w:t>
+      </w:r>
+      <w:proofErr w:type="spellStart"/>
+      <w:r>
+        <w:t>Farnell</w:t>
+      </w:r>
+      <w:proofErr w:type="spellEnd"/>
+      <w:r>
+        <w:t>)</w:t>
+      </w:r>
+    </w:p>
+    <w:p/>
+    <w:p>
+      <w:proofErr w:type="spellStart"/>
+      <w:r>
+        <w:t>Digikey</w:t>
+      </w:r>
+      <w:proofErr w:type="spellEnd"/>
+      <w:r>
+        <w:t xml:space="preserve"> lijkt goedkoper bij g</w:t>
+      </w:r>
+      <w:r>
+        <w:t xml:space="preserve">rote hoeveelheden (rangschik per prijs en kies </w:t>
+      </w:r>
+      <w:proofErr w:type="spellStart"/>
+      <w:r>
+        <w:t>price</w:t>
+      </w:r>
+      <w:proofErr w:type="spellEnd"/>
+      <w:r>
+        <w:t xml:space="preserve"> </w:t>
+      </w:r>
+      <w:proofErr w:type="spellStart"/>
+      <w:r>
+        <w:t>by</w:t>
+      </w:r>
+      <w:proofErr w:type="spellEnd"/>
+      <w:r>
+        <w:t xml:space="preserve"> </w:t>
+      </w:r>
+      <w:proofErr w:type="spellStart"/>
+      <w:r>
+        <w:t>quantity</w:t>
+      </w:r>
+      <w:proofErr w:type="spellEnd"/>
+      <w:r>
+        <w:t>)</w:t>
+      </w:r>
+    </w:p>
+    <w:p>
+      <w:pPr>
+        <w:rPr>
+          <w:lang w:val="en-US"/>
+        </w:rPr>
+      </w:pPr>
+      <w:r>
+        <w:rPr>
+          <w:noProof/>
+          <w:lang w:val="en-US"/>
+        </w:rPr>
+        <w:lastRenderedPageBreak/>
+        <w:drawing>
+          <wp:inline distT="0" distB="0" distL="0" distR="0" wp14:anchorId="246ED48E" wp14:editId="6214A8ED">
+            <wp:extent cx="5876925" cy="6946601"/>
+            <wp:effectExtent l="0" t="0" r="0" b="6985"/>
+            <wp:docPr id="1060474358" name="Picture 2"/>
+            <wp:cNvGraphicFramePr>
+              <a:graphicFrameLocks xmlns:a="http://schemas.openxmlformats.org/drawingml/2006/main" noChangeAspect="1"/>
+            </wp:cNvGraphicFramePr>
+            <a:graphic xmlns:a="http://schemas.openxmlformats.org/drawingml/2006/main">
+              <a:graphicData uri="http://schemas.openxmlformats.org/drawingml/2006/picture">
+                <pic:pic xmlns:pic="http://schemas.openxmlformats.org/drawingml/2006/picture">
+                  <pic:nvPicPr>
+                    <pic:cNvPr id="0" name="Picture 2"/>
+                    <pic:cNvPicPr>
+                      <a:picLocks noChangeAspect="1" noChangeArrowheads="1"/>
+                    </pic:cNvPicPr>
+                  </pic:nvPicPr>
+                  <pic:blipFill rotWithShape="1">
+                    <a:blip r:embed="rId30" cstate="print">
+                      <a:extLst>
+                        <a:ext uri="{28A0092B-C50C-407E-A947-70E740481C1C}">
+                          <a14:useLocalDpi xmlns:a14="http://schemas.microsoft.com/office/drawing/2010/main" val="0"/>
+                        </a:ext>
+                      </a:extLst>
+                    </a:blip>
+                    <a:srcRect l="10909" t="10013" r="11901" b="21754"/>
+                    <a:stretch>
+                      <a:fillRect/>
+                    </a:stretch>
+                  </pic:blipFill>
+                  <pic:spPr bwMode="auto">
+                    <a:xfrm>
+                      <a:off x="0" y="0"/>
+                      <a:ext cx="5885135" cy="6956305"/>
+                    </a:xfrm>
+                    <a:prstGeom prst="rect">
+                      <a:avLst/>
+                    </a:prstGeom>
+                    <a:noFill/>
+                    <a:ln>
+                      <a:noFill/>
+                    </a:ln>
+                    <a:extLst>
+                      <a:ext uri="{53640926-AAD7-44D8-BBD7-CCE9431645EC}">
+                        <a14:shadowObscured xmlns:a14="http://schemas.microsoft.com/office/drawing/2010/main"/>
+                      </a:ext>
+                    </a:extLst>
+                  </pic:spPr>
+                </pic:pic>
+              </a:graphicData>
+            </a:graphic>
+          </wp:inline>
+        </w:drawing>
+      </w:r>
+    </w:p>
+    <w:p>
+      <w:pPr>
+        <w:rPr>
+          <w:rFonts w:eastAsiaTheme="majorEastAsia"/>
+          <w:lang w:val="en-US"/>
+        </w:rPr>
+      </w:pPr>
+    </w:p>
+    <w:p/>
+    <w:p>
+      <w:pPr>
+        <w:sectPr>
+          <w:headerReference w:type="default" r:id="rId31"/>
+          <w:type w:val="continuous"/>
+          <w:pgSz w:w="11906" w:h="16838"/>
+          <w:pgMar w:top="1417" w:right="1417" w:bottom="1417" w:left="1417" w:header="708" w:footer="708" w:gutter="0"/>
+          <w:cols w:space="708"/>
+          <w:docGrid w:linePitch="360"/>
+        </w:sectPr>
+      </w:pPr>
+    </w:p>
+    <w:p>
+      <w:pPr>
+        <w:pStyle w:val="Heading1"/>
+        <w:spacing w:before="0"/>
+      </w:pPr>
+      <w:r>
+        <w:lastRenderedPageBreak/>
+        <w:t>LoRa</w:t>
+      </w:r>
+    </w:p>
+    <w:p>
+      <w:pPr>
+        <w:pStyle w:val="Heading2"/>
+        <w:spacing w:before="0"/>
+      </w:pPr>
+      <w:r>
+        <w:t>STM32 + LoRa?</w:t>
+      </w:r>
+    </w:p>
+    <w:p>
+      <w:r>
+        <w:t xml:space="preserve">STM32WL serie bevat </w:t>
+      </w:r>
+      <w:proofErr w:type="spellStart"/>
+      <w:r>
+        <w:t>LoRa</w:t>
+      </w:r>
+      <w:proofErr w:type="spellEnd"/>
+      <w:r>
+        <w:t xml:space="preserve"> radio</w:t>
+      </w:r>
+    </w:p>
+    <w:p>
+      <w:hyperlink r:id="rId32" w:history="1">
+        <w:r>
+          <w:rPr>
+            <w:rStyle w:val="Hyperlink"/>
+          </w:rPr>
+          <w:t>https://www.st.com/en/microcontrollers-microprocessors/stm32wl5x-ex.html</w:t>
+        </w:r>
+      </w:hyperlink>
+    </w:p>
+    <w:p/>
+    <w:p>
+      <w:pPr>
+        <w:pStyle w:val="ListParagraph"/>
+        <w:numPr>
+          <w:ilvl w:val="0"/>
+          <w:numId w:val="67"/>
+        </w:numPr>
+      </w:pPr>
+      <w:proofErr w:type="spellStart"/>
+      <w:r>
+        <w:t>Efficienter</w:t>
+      </w:r>
+      <w:proofErr w:type="spellEnd"/>
+      <w:r>
+        <w:t xml:space="preserve"> (geen SPI/UART, geen externe radio </w:t>
+      </w:r>
+      <w:proofErr w:type="spellStart"/>
+      <w:r>
+        <w:t>wakeups</w:t>
+      </w:r>
+      <w:proofErr w:type="spellEnd"/>
+      <w:r>
+        <w:t>)</w:t>
+      </w:r>
+    </w:p>
+    <w:p>
+      <w:pPr>
+        <w:pStyle w:val="ListParagraph"/>
+        <w:numPr>
+          <w:ilvl w:val="0"/>
+          <w:numId w:val="67"/>
+        </w:numPr>
+      </w:pPr>
+      <w:r>
+        <w:t xml:space="preserve">I-CUBE-LRWAN en </w:t>
+      </w:r>
+      <w:proofErr w:type="spellStart"/>
+      <w:r>
+        <w:t>LoRaWAN</w:t>
+      </w:r>
+      <w:proofErr w:type="spellEnd"/>
+      <w:r>
+        <w:t xml:space="preserve"> stacks aangeboden door</w:t>
+      </w:r>
+      <w:r>
+        <w:t xml:space="preserve"> ST</w:t>
+      </w:r>
+    </w:p>
+    <w:p>
+      <w:pPr>
+        <w:pStyle w:val="ListParagraph"/>
+        <w:numPr>
+          <w:ilvl w:val="0"/>
+          <w:numId w:val="67"/>
+        </w:numPr>
+      </w:pPr>
+      <w:r>
+        <w:t>Goedkoper</w:t>
+      </w:r>
+    </w:p>
+    <w:p>
+      <w:pPr>
+        <w:pStyle w:val="ListParagraph"/>
+        <w:numPr>
+          <w:ilvl w:val="0"/>
+          <w:numId w:val="67"/>
+        </w:numPr>
+      </w:pPr>
+      <w:proofErr w:type="gramStart"/>
+      <w:r>
+        <w:t>RF ontwerp</w:t>
+      </w:r>
+      <w:proofErr w:type="gramEnd"/>
+      <w:r>
+        <w:t xml:space="preserve"> moeilijker (antenne interface, </w:t>
+      </w:r>
+      <w:proofErr w:type="spellStart"/>
+      <w:r>
+        <w:t>ground</w:t>
+      </w:r>
+      <w:proofErr w:type="spellEnd"/>
+      <w:r>
+        <w:t xml:space="preserve"> keep-outs)</w:t>
+      </w:r>
+    </w:p>
+    <w:p>
+      <w:pPr>
+        <w:pStyle w:val="ListParagraph"/>
+        <w:numPr>
+          <w:ilvl w:val="0"/>
+          <w:numId w:val="67"/>
+        </w:numPr>
+      </w:pPr>
+      <w:r>
+        <w:t>Moeilijkere configuratie (</w:t>
+      </w:r>
+      <w:proofErr w:type="gramStart"/>
+      <w:r>
+        <w:t>EU regels</w:t>
+      </w:r>
+      <w:proofErr w:type="gramEnd"/>
+      <w:r>
+        <w:t xml:space="preserve">, </w:t>
+      </w:r>
+      <w:proofErr w:type="gramStart"/>
+      <w:r>
+        <w:t>RF matching</w:t>
+      </w:r>
+      <w:proofErr w:type="gramEnd"/>
+      <w:r>
+        <w:t xml:space="preserve"> zelf </w:t>
+      </w:r>
+      <w:proofErr w:type="gramStart"/>
+      <w:r>
+        <w:t>instellen,…</w:t>
+      </w:r>
+      <w:proofErr w:type="gramEnd"/>
+      <w:r>
+        <w:t>)</w:t>
+      </w:r>
+    </w:p>
+    <w:p>
+      <w:pPr>
+        <w:pStyle w:val="ListParagraph"/>
+        <w:numPr>
+          <w:ilvl w:val="0"/>
+          <w:numId w:val="67"/>
+        </w:numPr>
+      </w:pPr>
+      <w:r>
+        <w:t>Moeilijkere vormfactor (UQFPN, UFBGA)</w:t>
+      </w:r>
+    </w:p>
+    <w:p>
+      <w:pPr>
+        <w:rPr>
+          <w:lang w:val="en-US"/>
+        </w:rPr>
+      </w:pPr>
+    </w:p>
+    <w:p>
+      <w:pPr>
+        <w:rPr>
+          <w:lang w:val="en-US"/>
+        </w:rPr>
+      </w:pPr>
+    </w:p>
     <w:sectPr>
-      <w:type w:val="continuous"/>
+      <w:headerReference w:type="default" r:id="rId33"/>
       <w:pgSz w:w="11906" w:h="16838"/>
       <w:pgMar w:top="1417" w:right="1417" w:bottom="1417" w:left="1417" w:header="708" w:footer="708" w:gutter="0"/>
       <w:cols w:space="708"/>
@@ -3014,18 +3722,97 @@
     </w:r>
     <w:proofErr w:type="spellEnd"/>
     <w:r>
-      <w:t xml:space="preserve"> fietsslot PCB c</w:t>
+      <w:t xml:space="preserve"> fietsslot </w:t>
+    </w:r>
+    <w:proofErr w:type="gramStart"/>
+    <w:r>
+      <w:t>PCB c</w:t>
     </w:r>
     <w:r>
       <w:t>omponenten</w:t>
+    </w:r>
+    <w:proofErr w:type="gramEnd"/>
+    <w:r>
+      <w:tab/>
     </w:r>
     <w:r>
       <w:tab/>
     </w:r>
     <w:r>
+      <w:t>MCU: STM32</w:t>
+    </w:r>
+  </w:p>
+</w:hdr>
+</file>
+
+<file path=word/header2.xml><?xml version="1.0" encoding="utf-8"?>
+<w:hdr xmlns:wpc="http://schemas.microsoft.com/office/word/2010/wordprocessingCanvas" xmlns:cx="http://schemas.microsoft.com/office/drawing/2014/chartex" xmlns:cx1="http://schemas.microsoft.com/office/drawing/2015/9/8/chartex" xmlns:cx2="http://schemas.microsoft.com/office/drawing/2015/10/21/chartex" xmlns:cx3="http://schemas.microsoft.com/office/drawing/2016/5/9/chartex" xmlns:cx4="http://schemas.microsoft.com/office/drawing/2016/5/10/chartex" xmlns:cx5="http://schemas.microsoft.com/office/drawing/2016/5/11/chartex" xmlns:cx6="http://schemas.microsoft.com/office/drawing/2016/5/12/chartex" xmlns:cx7="http://schemas.microsoft.com/office/drawing/2016/5/13/chartex" xmlns:cx8="http://schemas.microsoft.com/office/drawing/2016/5/14/chartex" xmlns:mc="http://schemas.openxmlformats.org/markup-compatibility/2006" xmlns:aink="http://schemas.microsoft.com/office/drawing/2016/ink" xmlns:am3d="http://schemas.microsoft.com/office/drawing/2017/model3d" xmlns:o="urn:schemas-microsoft-com:office:office" xmlns:oel="http://schemas.microsoft.com/office/2019/extlst" xmlns:r="http://schemas.openxmlformats.org/officeDocument/2006/relationships" xmlns:m="http://schemas.openxmlformats.org/officeDocument/2006/math" xmlns:v="urn:schemas-microsoft-com:vml" xmlns:wp14="http://schemas.microsoft.com/office/word/2010/wordprocessingDrawing" xmlns:wp="http://schemas.openxmlformats.org/drawingml/2006/wordprocessingDrawing" xmlns:w10="urn:schemas-microsoft-com:office:word" xmlns:w="http://schemas.openxmlformats.org/wordprocessingml/2006/main" xmlns:w14="http://schemas.microsoft.com/office/word/2010/wordml" xmlns:w15="http://schemas.microsoft.com/office/word/2012/wordml" xmlns:w16cex="http://schemas.microsoft.com/office/word/2018/wordml/cex" xmlns:w16cid="http://schemas.microsoft.com/office/word/2016/wordml/cid" xmlns:w16="http://schemas.microsoft.com/office/word/2018/wordml" xmlns:w16du="http://schemas.microsoft.com/office/word/2023/wordml/word16du" xmlns:w16sdtdh="http://schemas.microsoft.com/office/word/2020/wordml/sdtdatahash" xmlns:w16sdtfl="http://schemas.microsoft.com/office/word/2024/wordml/sdtformatlock" xmlns:w16se="http://schemas.microsoft.com/office/word/2015/wordml/symex" xmlns:wpg="http://schemas.microsoft.com/office/word/2010/wordprocessingGroup" xmlns:wpi="http://schemas.microsoft.com/office/word/2010/wordprocessingInk" xmlns:wne="http://schemas.microsoft.com/office/word/2006/wordml" xmlns:wps="http://schemas.microsoft.com/office/word/2010/wordprocessingShape" mc:Ignorable="w14 w15 w16se w16cid w16 w16cex w16sdtdh w16sdtfl w16du wp14">
+  <w:p>
+    <w:pPr>
+      <w:pStyle w:val="Header"/>
+    </w:pPr>
+    <w:proofErr w:type="spellStart"/>
+    <w:r>
+      <w:t>Bikera</w:t>
+    </w:r>
+    <w:proofErr w:type="spellEnd"/>
+    <w:r>
+      <w:t xml:space="preserve"> fietsslot </w:t>
+    </w:r>
+    <w:proofErr w:type="gramStart"/>
+    <w:r>
+      <w:t>PCB c</w:t>
+    </w:r>
+    <w:r>
+      <w:t>omponenten</w:t>
+    </w:r>
+    <w:proofErr w:type="gramEnd"/>
+    <w:r>
       <w:tab/>
-      <w:t>Nathan Vandevyver</w:t>
     </w:r>
+    <w:r>
+      <w:tab/>
+    </w:r>
+    <w:r>
+      <w:t>MCU: STM32</w:t>
+    </w:r>
+  </w:p>
+</w:hdr>
+</file>
+
+<file path=word/header3.xml><?xml version="1.0" encoding="utf-8"?>
+<w:hdr xmlns:wpc="http://schemas.microsoft.com/office/word/2010/wordprocessingCanvas" xmlns:cx="http://schemas.microsoft.com/office/drawing/2014/chartex" xmlns:cx1="http://schemas.microsoft.com/office/drawing/2015/9/8/chartex" xmlns:cx2="http://schemas.microsoft.com/office/drawing/2015/10/21/chartex" xmlns:cx3="http://schemas.microsoft.com/office/drawing/2016/5/9/chartex" xmlns:cx4="http://schemas.microsoft.com/office/drawing/2016/5/10/chartex" xmlns:cx5="http://schemas.microsoft.com/office/drawing/2016/5/11/chartex" xmlns:cx6="http://schemas.microsoft.com/office/drawing/2016/5/12/chartex" xmlns:cx7="http://schemas.microsoft.com/office/drawing/2016/5/13/chartex" xmlns:cx8="http://schemas.microsoft.com/office/drawing/2016/5/14/chartex" xmlns:mc="http://schemas.openxmlformats.org/markup-compatibility/2006" xmlns:aink="http://schemas.microsoft.com/office/drawing/2016/ink" xmlns:am3d="http://schemas.microsoft.com/office/drawing/2017/model3d" xmlns:o="urn:schemas-microsoft-com:office:office" xmlns:oel="http://schemas.microsoft.com/office/2019/extlst" xmlns:r="http://schemas.openxmlformats.org/officeDocument/2006/relationships" xmlns:m="http://schemas.openxmlformats.org/officeDocument/2006/math" xmlns:v="urn:schemas-microsoft-com:vml" xmlns:wp14="http://schemas.microsoft.com/office/word/2010/wordprocessingDrawing" xmlns:wp="http://schemas.openxmlformats.org/drawingml/2006/wordprocessingDrawing" xmlns:w10="urn:schemas-microsoft-com:office:word" xmlns:w="http://schemas.openxmlformats.org/wordprocessingml/2006/main" xmlns:w14="http://schemas.microsoft.com/office/word/2010/wordml" xmlns:w15="http://schemas.microsoft.com/office/word/2012/wordml" xmlns:w16cex="http://schemas.microsoft.com/office/word/2018/wordml/cex" xmlns:w16cid="http://schemas.microsoft.com/office/word/2016/wordml/cid" xmlns:w16="http://schemas.microsoft.com/office/word/2018/wordml" xmlns:w16du="http://schemas.microsoft.com/office/word/2023/wordml/word16du" xmlns:w16sdtdh="http://schemas.microsoft.com/office/word/2020/wordml/sdtdatahash" xmlns:w16sdtfl="http://schemas.microsoft.com/office/word/2024/wordml/sdtformatlock" xmlns:w16se="http://schemas.microsoft.com/office/word/2015/wordml/symex" xmlns:wpg="http://schemas.microsoft.com/office/word/2010/wordprocessingGroup" xmlns:wpi="http://schemas.microsoft.com/office/word/2010/wordprocessingInk" xmlns:wne="http://schemas.microsoft.com/office/word/2006/wordml" xmlns:wps="http://schemas.microsoft.com/office/word/2010/wordprocessingShape" mc:Ignorable="w14 w15 w16se w16cid w16 w16cex w16sdtdh w16sdtfl w16du wp14">
+  <w:p>
+    <w:pPr>
+      <w:pStyle w:val="Header"/>
+    </w:pPr>
+    <w:proofErr w:type="spellStart"/>
+    <w:r>
+      <w:t>Bikera</w:t>
+    </w:r>
+    <w:proofErr w:type="spellEnd"/>
+    <w:r>
+      <w:t xml:space="preserve"> fietsslot </w:t>
+    </w:r>
+    <w:proofErr w:type="gramStart"/>
+    <w:r>
+      <w:t>PCB c</w:t>
+    </w:r>
+    <w:r>
+      <w:t>omponenten</w:t>
+    </w:r>
+    <w:proofErr w:type="gramEnd"/>
+    <w:r>
+      <w:tab/>
+    </w:r>
+    <w:r>
+      <w:tab/>
+    </w:r>
+    <w:proofErr w:type="spellStart"/>
+    <w:r>
+      <w:t>LoRa</w:t>
+    </w:r>
+    <w:proofErr w:type="spellEnd"/>
   </w:p>
 </w:hdr>
 </file>
@@ -9506,6 +10293,119 @@
     </w:lvl>
   </w:abstractNum>
   <w:abstractNum w:abstractNumId="57" w15:restartNumberingAfterBreak="0">
+    <w:nsid w:val="632E3488"/>
+    <w:multiLevelType w:val="hybridMultilevel"/>
+    <w:tmpl w:val="FB467338"/>
+    <w:lvl w:ilvl="0" w:tplc="20000001">
+      <w:start w:val="1"/>
+      <w:numFmt w:val="bullet"/>
+      <w:lvlText w:val=""/>
+      <w:lvlJc w:val="left"/>
+      <w:pPr>
+        <w:ind w:left="1429" w:hanging="360"/>
+      </w:pPr>
+      <w:rPr>
+        <w:rFonts w:ascii="Symbol" w:hAnsi="Symbol" w:hint="default"/>
+      </w:rPr>
+    </w:lvl>
+    <w:lvl w:ilvl="1" w:tplc="20000003" w:tentative="1">
+      <w:start w:val="1"/>
+      <w:numFmt w:val="bullet"/>
+      <w:lvlText w:val="o"/>
+      <w:lvlJc w:val="left"/>
+      <w:pPr>
+        <w:ind w:left="2149" w:hanging="360"/>
+      </w:pPr>
+      <w:rPr>
+        <w:rFonts w:ascii="Courier New" w:hAnsi="Courier New" w:cs="Courier New" w:hint="default"/>
+      </w:rPr>
+    </w:lvl>
+    <w:lvl w:ilvl="2" w:tplc="20000005" w:tentative="1">
+      <w:start w:val="1"/>
+      <w:numFmt w:val="bullet"/>
+      <w:lvlText w:val=""/>
+      <w:lvlJc w:val="left"/>
+      <w:pPr>
+        <w:ind w:left="2869" w:hanging="360"/>
+      </w:pPr>
+      <w:rPr>
+        <w:rFonts w:ascii="Wingdings" w:hAnsi="Wingdings" w:hint="default"/>
+      </w:rPr>
+    </w:lvl>
+    <w:lvl w:ilvl="3" w:tplc="20000001" w:tentative="1">
+      <w:start w:val="1"/>
+      <w:numFmt w:val="bullet"/>
+      <w:lvlText w:val=""/>
+      <w:lvlJc w:val="left"/>
+      <w:pPr>
+        <w:ind w:left="3589" w:hanging="360"/>
+      </w:pPr>
+      <w:rPr>
+        <w:rFonts w:ascii="Symbol" w:hAnsi="Symbol" w:hint="default"/>
+      </w:rPr>
+    </w:lvl>
+    <w:lvl w:ilvl="4" w:tplc="20000003" w:tentative="1">
+      <w:start w:val="1"/>
+      <w:numFmt w:val="bullet"/>
+      <w:lvlText w:val="o"/>
+      <w:lvlJc w:val="left"/>
+      <w:pPr>
+        <w:ind w:left="4309" w:hanging="360"/>
+      </w:pPr>
+      <w:rPr>
+        <w:rFonts w:ascii="Courier New" w:hAnsi="Courier New" w:cs="Courier New" w:hint="default"/>
+      </w:rPr>
+    </w:lvl>
+    <w:lvl w:ilvl="5" w:tplc="20000005" w:tentative="1">
+      <w:start w:val="1"/>
+      <w:numFmt w:val="bullet"/>
+      <w:lvlText w:val=""/>
+      <w:lvlJc w:val="left"/>
+      <w:pPr>
+        <w:ind w:left="5029" w:hanging="360"/>
+      </w:pPr>
+      <w:rPr>
+        <w:rFonts w:ascii="Wingdings" w:hAnsi="Wingdings" w:hint="default"/>
+      </w:rPr>
+    </w:lvl>
+    <w:lvl w:ilvl="6" w:tplc="20000001" w:tentative="1">
+      <w:start w:val="1"/>
+      <w:numFmt w:val="bullet"/>
+      <w:lvlText w:val=""/>
+      <w:lvlJc w:val="left"/>
+      <w:pPr>
+        <w:ind w:left="5749" w:hanging="360"/>
+      </w:pPr>
+      <w:rPr>
+        <w:rFonts w:ascii="Symbol" w:hAnsi="Symbol" w:hint="default"/>
+      </w:rPr>
+    </w:lvl>
+    <w:lvl w:ilvl="7" w:tplc="20000003" w:tentative="1">
+      <w:start w:val="1"/>
+      <w:numFmt w:val="bullet"/>
+      <w:lvlText w:val="o"/>
+      <w:lvlJc w:val="left"/>
+      <w:pPr>
+        <w:ind w:left="6469" w:hanging="360"/>
+      </w:pPr>
+      <w:rPr>
+        <w:rFonts w:ascii="Courier New" w:hAnsi="Courier New" w:cs="Courier New" w:hint="default"/>
+      </w:rPr>
+    </w:lvl>
+    <w:lvl w:ilvl="8" w:tplc="20000005" w:tentative="1">
+      <w:start w:val="1"/>
+      <w:numFmt w:val="bullet"/>
+      <w:lvlText w:val=""/>
+      <w:lvlJc w:val="left"/>
+      <w:pPr>
+        <w:ind w:left="7189" w:hanging="360"/>
+      </w:pPr>
+      <w:rPr>
+        <w:rFonts w:ascii="Wingdings" w:hAnsi="Wingdings" w:hint="default"/>
+      </w:rPr>
+    </w:lvl>
+  </w:abstractNum>
+  <w:abstractNum w:abstractNumId="58" w15:restartNumberingAfterBreak="0">
     <w:nsid w:val="637D7A77"/>
     <w:multiLevelType w:val="hybridMultilevel"/>
     <w:tmpl w:val="0A1C4700"/>
@@ -9618,7 +10518,7 @@
       </w:rPr>
     </w:lvl>
   </w:abstractNum>
-  <w:abstractNum w:abstractNumId="58" w15:restartNumberingAfterBreak="0">
+  <w:abstractNum w:abstractNumId="59" w15:restartNumberingAfterBreak="0">
     <w:nsid w:val="644D3424"/>
     <w:multiLevelType w:val="hybridMultilevel"/>
     <w:tmpl w:val="29FC1E0A"/>
@@ -9731,7 +10631,7 @@
       </w:rPr>
     </w:lvl>
   </w:abstractNum>
-  <w:abstractNum w:abstractNumId="59" w15:restartNumberingAfterBreak="0">
+  <w:abstractNum w:abstractNumId="60" w15:restartNumberingAfterBreak="0">
     <w:nsid w:val="651F35E7"/>
     <w:multiLevelType w:val="hybridMultilevel"/>
     <w:tmpl w:val="BCDA6C58"/>
@@ -9844,7 +10744,7 @@
       </w:rPr>
     </w:lvl>
   </w:abstractNum>
-  <w:abstractNum w:abstractNumId="60" w15:restartNumberingAfterBreak="0">
+  <w:abstractNum w:abstractNumId="61" w15:restartNumberingAfterBreak="0">
     <w:nsid w:val="66521EBA"/>
     <w:multiLevelType w:val="hybridMultilevel"/>
     <w:tmpl w:val="F32C6FC8"/>
@@ -9957,7 +10857,7 @@
       </w:rPr>
     </w:lvl>
   </w:abstractNum>
-  <w:abstractNum w:abstractNumId="61" w15:restartNumberingAfterBreak="0">
+  <w:abstractNum w:abstractNumId="62" w15:restartNumberingAfterBreak="0">
     <w:nsid w:val="67056837"/>
     <w:multiLevelType w:val="hybridMultilevel"/>
     <w:tmpl w:val="91921294"/>
@@ -10070,7 +10970,7 @@
       </w:rPr>
     </w:lvl>
   </w:abstractNum>
-  <w:abstractNum w:abstractNumId="62" w15:restartNumberingAfterBreak="0">
+  <w:abstractNum w:abstractNumId="63" w15:restartNumberingAfterBreak="0">
     <w:nsid w:val="679349C3"/>
     <w:multiLevelType w:val="hybridMultilevel"/>
     <w:tmpl w:val="115A0B9E"/>
@@ -10183,7 +11083,7 @@
       </w:rPr>
     </w:lvl>
   </w:abstractNum>
-  <w:abstractNum w:abstractNumId="63" w15:restartNumberingAfterBreak="0">
+  <w:abstractNum w:abstractNumId="64" w15:restartNumberingAfterBreak="0">
     <w:nsid w:val="6F4A2F3E"/>
     <w:multiLevelType w:val="hybridMultilevel"/>
     <w:tmpl w:val="1ACED72E"/>
@@ -10296,7 +11196,7 @@
       </w:rPr>
     </w:lvl>
   </w:abstractNum>
-  <w:abstractNum w:abstractNumId="64" w15:restartNumberingAfterBreak="0">
+  <w:abstractNum w:abstractNumId="65" w15:restartNumberingAfterBreak="0">
     <w:nsid w:val="71C90956"/>
     <w:multiLevelType w:val="hybridMultilevel"/>
     <w:tmpl w:val="DAD84AAC"/>
@@ -10408,7 +11308,7 @@
       </w:rPr>
     </w:lvl>
   </w:abstractNum>
-  <w:abstractNum w:abstractNumId="65" w15:restartNumberingAfterBreak="0">
+  <w:abstractNum w:abstractNumId="66" w15:restartNumberingAfterBreak="0">
     <w:nsid w:val="741A5DB8"/>
     <w:multiLevelType w:val="hybridMultilevel"/>
     <w:tmpl w:val="3BDE4022"/>
@@ -10521,7 +11421,7 @@
       </w:rPr>
     </w:lvl>
   </w:abstractNum>
-  <w:abstractNum w:abstractNumId="66" w15:restartNumberingAfterBreak="0">
+  <w:abstractNum w:abstractNumId="67" w15:restartNumberingAfterBreak="0">
     <w:nsid w:val="74D141A1"/>
     <w:multiLevelType w:val="hybridMultilevel"/>
     <w:tmpl w:val="F85469FE"/>
@@ -10634,7 +11534,7 @@
       </w:rPr>
     </w:lvl>
   </w:abstractNum>
-  <w:abstractNum w:abstractNumId="67" w15:restartNumberingAfterBreak="0">
+  <w:abstractNum w:abstractNumId="68" w15:restartNumberingAfterBreak="0">
     <w:nsid w:val="75E525F6"/>
     <w:multiLevelType w:val="hybridMultilevel"/>
     <w:tmpl w:val="F81282EA"/>
@@ -10747,7 +11647,7 @@
       </w:rPr>
     </w:lvl>
   </w:abstractNum>
-  <w:abstractNum w:abstractNumId="68" w15:restartNumberingAfterBreak="0">
+  <w:abstractNum w:abstractNumId="69" w15:restartNumberingAfterBreak="0">
     <w:nsid w:val="791851F9"/>
     <w:multiLevelType w:val="hybridMultilevel"/>
     <w:tmpl w:val="3F5C3FEA"/>
@@ -10859,7 +11759,7 @@
       </w:rPr>
     </w:lvl>
   </w:abstractNum>
-  <w:abstractNum w:abstractNumId="69" w15:restartNumberingAfterBreak="0">
+  <w:abstractNum w:abstractNumId="70" w15:restartNumberingAfterBreak="0">
     <w:nsid w:val="7A444A60"/>
     <w:multiLevelType w:val="hybridMultilevel"/>
     <w:tmpl w:val="5DA2727C"/>
@@ -10972,7 +11872,7 @@
       </w:rPr>
     </w:lvl>
   </w:abstractNum>
-  <w:abstractNum w:abstractNumId="70" w15:restartNumberingAfterBreak="0">
+  <w:abstractNum w:abstractNumId="71" w15:restartNumberingAfterBreak="0">
     <w:nsid w:val="7B6356A5"/>
     <w:multiLevelType w:val="hybridMultilevel"/>
     <w:tmpl w:val="200260D6"/>
@@ -11110,7 +12010,7 @@
     <w:abstractNumId w:val="30"/>
   </w:num>
   <w:num w:numId="9" w16cid:durableId="2091583283">
-    <w:abstractNumId w:val="58"/>
+    <w:abstractNumId w:val="59"/>
   </w:num>
   <w:num w:numId="10" w16cid:durableId="717321902">
     <w:abstractNumId w:val="38"/>
@@ -11122,13 +12022,13 @@
     <w:abstractNumId w:val="11"/>
   </w:num>
   <w:num w:numId="13" w16cid:durableId="1150249162">
-    <w:abstractNumId w:val="57"/>
+    <w:abstractNumId w:val="58"/>
   </w:num>
   <w:num w:numId="14" w16cid:durableId="693072010">
     <w:abstractNumId w:val="35"/>
   </w:num>
   <w:num w:numId="15" w16cid:durableId="349912257">
-    <w:abstractNumId w:val="63"/>
+    <w:abstractNumId w:val="64"/>
   </w:num>
   <w:num w:numId="16" w16cid:durableId="1681615006">
     <w:abstractNumId w:val="45"/>
@@ -11146,7 +12046,7 @@
     <w:abstractNumId w:val="32"/>
   </w:num>
   <w:num w:numId="21" w16cid:durableId="100687704">
-    <w:abstractNumId w:val="70"/>
+    <w:abstractNumId w:val="71"/>
   </w:num>
   <w:num w:numId="22" w16cid:durableId="1046561978">
     <w:abstractNumId w:val="53"/>
@@ -11185,7 +12085,7 @@
     <w:abstractNumId w:val="21"/>
   </w:num>
   <w:num w:numId="34" w16cid:durableId="1724712719">
-    <w:abstractNumId w:val="65"/>
+    <w:abstractNumId w:val="66"/>
   </w:num>
   <w:num w:numId="35" w16cid:durableId="2019887224">
     <w:abstractNumId w:val="26"/>
@@ -11194,10 +12094,10 @@
     <w:abstractNumId w:val="28"/>
   </w:num>
   <w:num w:numId="37" w16cid:durableId="2064450452">
-    <w:abstractNumId w:val="67"/>
+    <w:abstractNumId w:val="68"/>
   </w:num>
   <w:num w:numId="38" w16cid:durableId="988097607">
-    <w:abstractNumId w:val="61"/>
+    <w:abstractNumId w:val="62"/>
   </w:num>
   <w:num w:numId="39" w16cid:durableId="613251167">
     <w:abstractNumId w:val="23"/>
@@ -11272,22 +12172,22 @@
     </w:lvlOverride>
   </w:num>
   <w:num w:numId="45" w16cid:durableId="717558721">
-    <w:abstractNumId w:val="66"/>
+    <w:abstractNumId w:val="67"/>
   </w:num>
   <w:num w:numId="46" w16cid:durableId="141433691">
     <w:abstractNumId w:val="13"/>
   </w:num>
   <w:num w:numId="47" w16cid:durableId="1626233528">
-    <w:abstractNumId w:val="64"/>
+    <w:abstractNumId w:val="65"/>
   </w:num>
   <w:num w:numId="48" w16cid:durableId="1619022656">
-    <w:abstractNumId w:val="59"/>
+    <w:abstractNumId w:val="60"/>
   </w:num>
   <w:num w:numId="49" w16cid:durableId="936015151">
     <w:abstractNumId w:val="41"/>
   </w:num>
   <w:num w:numId="50" w16cid:durableId="1175345243">
-    <w:abstractNumId w:val="62"/>
+    <w:abstractNumId w:val="63"/>
   </w:num>
   <w:num w:numId="51" w16cid:durableId="463892170">
     <w:abstractNumId w:val="19"/>
@@ -11308,7 +12208,7 @@
     <w:abstractNumId w:val="17"/>
   </w:num>
   <w:num w:numId="57" w16cid:durableId="1355304957">
-    <w:abstractNumId w:val="60"/>
+    <w:abstractNumId w:val="61"/>
   </w:num>
   <w:num w:numId="58" w16cid:durableId="595209479">
     <w:abstractNumId w:val="29"/>
@@ -11317,7 +12217,7 @@
     <w:abstractNumId w:val="24"/>
   </w:num>
   <w:num w:numId="60" w16cid:durableId="1713535263">
-    <w:abstractNumId w:val="69"/>
+    <w:abstractNumId w:val="70"/>
   </w:num>
   <w:num w:numId="61" w16cid:durableId="180318862">
     <w:abstractNumId w:val="0"/>
@@ -11338,7 +12238,7 @@
     <w:abstractNumId w:val="2"/>
   </w:num>
   <w:num w:numId="67" w16cid:durableId="1738938323">
-    <w:abstractNumId w:val="68"/>
+    <w:abstractNumId w:val="69"/>
   </w:num>
   <w:num w:numId="68" w16cid:durableId="1028868218">
     <w:abstractNumId w:val="37"/>
@@ -11357,6 +12257,9 @@
   </w:num>
   <w:num w:numId="73" w16cid:durableId="1475484558">
     <w:abstractNumId w:val="14"/>
+  </w:num>
+  <w:num w:numId="74" w16cid:durableId="1624772097">
+    <w:abstractNumId w:val="57"/>
   </w:num>
   <w:numIdMacAtCleanup w:val="62"/>
 </w:numbering>
@@ -12019,7 +12922,6 @@
   <w:style w:type="character" w:default="1" w:styleId="DefaultParagraphFont">
     <w:name w:val="Default Paragraph Font"/>
     <w:uiPriority w:val="1"/>
-    <w:semiHidden/>
     <w:unhideWhenUsed/>
   </w:style>
   <w:style w:type="table" w:default="1" w:styleId="TableNormal">
@@ -12915,6 +13817,11 @@
       <w:lang w:val="en-BE" w:eastAsia="en-BE"/>
     </w:rPr>
   </w:style>
+  <w:style w:type="character" w:customStyle="1" w:styleId="copytoclipboardstylescopytoclipboard-sc-1s4wwh6-0">
+    <w:name w:val="copytoclipboardstyles__copytoclipboard-sc-1s4wwh6-0"/>
+    <w:basedOn w:val="DefaultParagraphFont"/>
+    <w:rsid w:val="00273E81"/>
+  </w:style>
 </w:styles>
 </file>
 

--- a/Componenten.docx
+++ b/Componenten.docx
@@ -2267,9 +2267,55 @@
           <w:ilvl w:val="0"/>
           <w:numId w:val="69"/>
         </w:numPr>
-      </w:pPr>
-      <w:r>
+        <w:rPr>
+          <w:color w:val="AEAAAA" w:themeColor="background2" w:themeShade="BF"/>
+        </w:rPr>
+      </w:pPr>
+      <w:r>
+        <w:rPr>
+          <w:color w:val="AEAAAA" w:themeColor="background2" w:themeShade="BF"/>
+        </w:rPr>
         <w:t>3× SPI (met DMA)</w:t>
+      </w:r>
+    </w:p>
+    <w:p>
+      <w:pPr>
+        <w:pStyle w:val="ListParagraph"/>
+        <w:numPr>
+          <w:ilvl w:val="0"/>
+          <w:numId w:val="69"/>
+        </w:numPr>
+        <w:rPr>
+          <w:color w:val="AEAAAA" w:themeColor="background2" w:themeShade="BF"/>
+          <w:lang w:val="en-BE"/>
+        </w:rPr>
+      </w:pPr>
+      <w:r>
+        <w:rPr>
+          <w:color w:val="AEAAAA" w:themeColor="background2" w:themeShade="BF"/>
+          <w:lang w:val="en-BE"/>
+        </w:rPr>
+        <w:t>2× UART</w:t>
+      </w:r>
+    </w:p>
+    <w:p>
+      <w:pPr>
+        <w:pStyle w:val="ListParagraph"/>
+        <w:numPr>
+          <w:ilvl w:val="0"/>
+          <w:numId w:val="69"/>
+        </w:numPr>
+        <w:rPr>
+          <w:color w:val="AEAAAA" w:themeColor="background2" w:themeShade="BF"/>
+          <w:lang w:val="en-BE"/>
+        </w:rPr>
+      </w:pPr>
+      <w:r>
+        <w:rPr>
+          <w:color w:val="AEAAAA" w:themeColor="background2" w:themeShade="BF"/>
+          <w:lang w:val="en-BE"/>
+        </w:rPr>
+        <w:t>I²C</w:t>
       </w:r>
     </w:p>
     <w:p>
@@ -2287,7 +2333,7 @@
         <w:rPr>
           <w:lang w:val="en-BE"/>
         </w:rPr>
-        <w:t>2× UART</w:t>
+        <w:t>ADC</w:t>
       </w:r>
     </w:p>
     <w:p>
@@ -2305,7 +2351,7 @@
         <w:rPr>
           <w:lang w:val="en-BE"/>
         </w:rPr>
-        <w:t>I²C</w:t>
+        <w:t>RTC</w:t>
       </w:r>
     </w:p>
     <w:p>
@@ -2323,7 +2369,7 @@
         <w:rPr>
           <w:lang w:val="en-BE"/>
         </w:rPr>
-        <w:t>ADC</w:t>
+        <w:t>Ultra-low power sleep modes</w:t>
       </w:r>
     </w:p>
     <w:p>
@@ -2341,51 +2387,49 @@
         <w:rPr>
           <w:lang w:val="en-BE"/>
         </w:rPr>
-        <w:t>RTC</w:t>
+        <w:t>SWD debug</w:t>
       </w:r>
     </w:p>
     <w:p>
       <w:pPr>
-        <w:pStyle w:val="ListParagraph"/>
-        <w:numPr>
-          <w:ilvl w:val="0"/>
-          <w:numId w:val="69"/>
-        </w:numPr>
         <w:rPr>
           <w:lang w:val="en-BE"/>
         </w:rPr>
       </w:pPr>
-      <w:r>
-        <w:rPr>
-          <w:lang w:val="en-BE"/>
-        </w:rPr>
-        <w:t>Ultra-low power sleep modes</w:t>
-      </w:r>
     </w:p>
     <w:p>
-      <w:pPr>
-        <w:pStyle w:val="ListParagraph"/>
-        <w:numPr>
-          <w:ilvl w:val="0"/>
-          <w:numId w:val="69"/>
-        </w:numPr>
-        <w:rPr>
-          <w:lang w:val="en-BE"/>
-        </w:rPr>
-      </w:pPr>
-      <w:r>
-        <w:rPr>
-          <w:lang w:val="en-BE"/>
-        </w:rPr>
-        <w:t>SWD debug</w:t>
+      <w:r>
+        <w:t>Aantal SPI, UART en I</w:t>
+      </w:r>
+      <w:r>
+        <w:t>²C is een gok, de meeste chips hebben wel genoeg van elk</w:t>
       </w:r>
     </w:p>
     <w:p>
       <w:pPr>
+        <w:spacing w:after="160"/>
+        <w:rPr>
+          <w:rFonts w:asciiTheme="majorHAnsi" w:eastAsiaTheme="majorEastAsia" w:hAnsiTheme="majorHAnsi" w:cstheme="majorBidi"/>
+          <w:b/>
+          <w:bCs/>
+          <w:smallCaps/>
+          <w:color w:val="2F5496" w:themeColor="accent1" w:themeShade="BF"/>
+          <w:sz w:val="28"/>
+          <w:szCs w:val="28"/>
+          <w:lang w:val="en-US"/>
+        </w:rPr>
+      </w:pPr>
+      <w:r>
+        <w:br w:type="page"/>
+      </w:r>
+    </w:p>
+    <w:p>
+      <w:pPr>
         <w:pStyle w:val="Heading2"/>
       </w:pPr>
       <w:proofErr w:type="spellStart"/>
       <w:r>
+        <w:lastRenderedPageBreak/>
         <w:t>Opties</w:t>
       </w:r>
       <w:proofErr w:type="spellEnd"/>
@@ -2491,8 +2535,6 @@
         <w:t>, duurder</w:t>
       </w:r>
     </w:p>
-    <w:p/>
-    <w:p/>
     <w:p/>
     <w:p/>
     <w:p/>
@@ -3438,6 +3480,385 @@
     </w:p>
     <w:p>
       <w:pPr>
+        <w:pStyle w:val="ListParagraph"/>
+        <w:numPr>
+          <w:ilvl w:val="0"/>
+          <w:numId w:val="75"/>
+        </w:numPr>
+      </w:pPr>
+      <w:r>
+        <w:t>868MHz voor Europa</w:t>
+      </w:r>
+      <w:r>
+        <w:t xml:space="preserve"> (</w:t>
+      </w:r>
+      <w:r>
+        <w:t xml:space="preserve">863–870 </w:t>
+      </w:r>
+      <w:proofErr w:type="gramStart"/>
+      <w:r>
+        <w:t>MHz</w:t>
+      </w:r>
+      <w:r>
+        <w:t xml:space="preserve"> /</w:t>
+      </w:r>
+      <w:proofErr w:type="gramEnd"/>
+      <w:r>
+        <w:t xml:space="preserve"> EU</w:t>
+      </w:r>
+      <w:proofErr w:type="gramStart"/>
+      <w:r>
+        <w:t>868 /</w:t>
+      </w:r>
+      <w:proofErr w:type="gramEnd"/>
+      <w:r>
+        <w:t xml:space="preserve"> ISM band)</w:t>
+      </w:r>
+    </w:p>
+    <w:p>
+      <w:pPr>
+        <w:pStyle w:val="ListParagraph"/>
+        <w:numPr>
+          <w:ilvl w:val="0"/>
+          <w:numId w:val="75"/>
+        </w:numPr>
+      </w:pPr>
+      <w:proofErr w:type="spellStart"/>
+      <w:r>
+        <w:t>LoRaWAN</w:t>
+      </w:r>
+      <w:proofErr w:type="spellEnd"/>
+    </w:p>
+    <w:p>
+      <w:pPr>
+        <w:pStyle w:val="ListParagraph"/>
+        <w:numPr>
+          <w:ilvl w:val="0"/>
+          <w:numId w:val="75"/>
+        </w:numPr>
+      </w:pPr>
+      <w:r>
+        <w:rPr>
+          <w:lang w:val="nl-NL"/>
+        </w:rPr>
+        <w:t xml:space="preserve">CE-gecertificeerd </w:t>
+      </w:r>
+    </w:p>
+    <w:p>
+      <w:pPr>
+        <w:pStyle w:val="ListParagraph"/>
+        <w:numPr>
+          <w:ilvl w:val="0"/>
+          <w:numId w:val="75"/>
+        </w:numPr>
+      </w:pPr>
+      <w:r>
+        <w:rPr>
+          <w:lang w:val="nl-NL"/>
+        </w:rPr>
+        <w:t>ETSI EN 300 220-</w:t>
+      </w:r>
+      <w:proofErr w:type="gramStart"/>
+      <w:r>
+        <w:rPr>
+          <w:lang w:val="nl-NL"/>
+        </w:rPr>
+        <w:t>conform</w:t>
+      </w:r>
+      <w:proofErr w:type="gramEnd"/>
+    </w:p>
+    <w:p>
+      <w:pPr>
+        <w:pStyle w:val="ListParagraph"/>
+        <w:numPr>
+          <w:ilvl w:val="0"/>
+          <w:numId w:val="75"/>
+        </w:numPr>
+      </w:pPr>
+      <w:r>
+        <w:rPr>
+          <w:lang w:val="nl-NL"/>
+        </w:rPr>
+        <w:t xml:space="preserve">RX-stroom ≈ 4–6 </w:t>
+      </w:r>
+      <w:proofErr w:type="gramStart"/>
+      <w:r>
+        <w:rPr>
+          <w:lang w:val="nl-NL"/>
+        </w:rPr>
+        <w:t xml:space="preserve">mA </w:t>
+      </w:r>
+      <w:r>
+        <w:rPr>
+          <w:lang w:val="nl-NL"/>
+        </w:rPr>
+        <w:t>?</w:t>
+      </w:r>
+      <w:proofErr w:type="gramEnd"/>
+    </w:p>
+    <w:p>
+      <w:pPr>
+        <w:pStyle w:val="ListParagraph"/>
+        <w:numPr>
+          <w:ilvl w:val="0"/>
+          <w:numId w:val="75"/>
+        </w:numPr>
+      </w:pPr>
+      <w:r>
+        <w:rPr>
+          <w:lang w:val="nl-NL"/>
+        </w:rPr>
+        <w:t>TX-stroom ≈ 40–120 mA (afhankelijk van het vermogen</w:t>
+      </w:r>
+      <w:proofErr w:type="gramStart"/>
+      <w:r>
+        <w:rPr>
+          <w:lang w:val="nl-NL"/>
+        </w:rPr>
+        <w:t xml:space="preserve">) </w:t>
+      </w:r>
+      <w:r>
+        <w:rPr>
+          <w:lang w:val="nl-NL"/>
+        </w:rPr>
+        <w:t>?</w:t>
+      </w:r>
+      <w:proofErr w:type="gramEnd"/>
+    </w:p>
+    <w:p>
+      <w:pPr>
+        <w:pStyle w:val="ListParagraph"/>
+        <w:numPr>
+          <w:ilvl w:val="0"/>
+          <w:numId w:val="75"/>
+        </w:numPr>
+      </w:pPr>
+      <w:r>
+        <w:rPr>
+          <w:lang w:val="nl-NL"/>
+        </w:rPr>
+        <w:t>Slaapstroom &lt; 2 µA (idealiter &lt; 1 µA)</w:t>
+      </w:r>
+      <w:r>
+        <w:rPr>
+          <w:lang w:val="nl-NL"/>
+        </w:rPr>
+        <w:t>?</w:t>
+      </w:r>
+    </w:p>
+    <w:p>
+      <w:pPr>
+        <w:pStyle w:val="ListParagraph"/>
+        <w:numPr>
+          <w:ilvl w:val="0"/>
+          <w:numId w:val="75"/>
+        </w:numPr>
+      </w:pPr>
+      <w:r>
+        <w:rPr>
+          <w:lang w:val="nl-NL"/>
+        </w:rPr>
+        <w:t>SPI</w:t>
+      </w:r>
+      <w:r>
+        <w:rPr>
+          <w:lang w:val="nl-NL"/>
+        </w:rPr>
+        <w:t xml:space="preserve">: betere timing, </w:t>
+      </w:r>
+      <w:proofErr w:type="spellStart"/>
+      <w:r>
+        <w:rPr>
+          <w:lang w:val="nl-NL"/>
+        </w:rPr>
+        <w:t>efficienter</w:t>
+      </w:r>
+      <w:proofErr w:type="spellEnd"/>
+      <w:r>
+        <w:rPr>
+          <w:lang w:val="nl-NL"/>
+        </w:rPr>
+        <w:t xml:space="preserve"> dan UART</w:t>
+      </w:r>
+    </w:p>
+    <w:p/>
+    <w:p>
+      <w:r>
+        <w:t>Opties:</w:t>
+      </w:r>
+    </w:p>
+    <w:p>
+      <w:pPr>
+        <w:pStyle w:val="ListParagraph"/>
+        <w:numPr>
+          <w:ilvl w:val="0"/>
+          <w:numId w:val="67"/>
+        </w:numPr>
+        <w:rPr>
+          <w:lang w:val="en-US"/>
+        </w:rPr>
+      </w:pPr>
+      <w:r>
+        <w:rPr>
+          <w:lang w:val="en-US"/>
+        </w:rPr>
+        <w:t xml:space="preserve">Transceiver IC </w:t>
+      </w:r>
+    </w:p>
+    <w:p>
+      <w:pPr>
+        <w:pStyle w:val="ListParagraph"/>
+        <w:numPr>
+          <w:ilvl w:val="1"/>
+          <w:numId w:val="67"/>
+        </w:numPr>
+      </w:pPr>
+      <w:r>
+        <w:t xml:space="preserve">bv. </w:t>
+      </w:r>
+      <w:r>
+        <w:t>SX126</w:t>
+      </w:r>
+      <w:r>
+        <w:t xml:space="preserve">1, </w:t>
+      </w:r>
+      <w:r>
+        <w:t>SX1262</w:t>
+      </w:r>
+      <w:r>
+        <w:t xml:space="preserve">, </w:t>
+      </w:r>
+      <w:r>
+        <w:t>LLCC68</w:t>
+      </w:r>
+      <w:r>
+        <w:t xml:space="preserve"> (</w:t>
+      </w:r>
+      <w:r>
+        <w:t>SX127x</w:t>
+      </w:r>
+      <w:r>
+        <w:t xml:space="preserve"> is vero</w:t>
+      </w:r>
+      <w:r>
+        <w:t xml:space="preserve">uderd en minder </w:t>
+      </w:r>
+      <w:proofErr w:type="spellStart"/>
+      <w:r>
+        <w:t>efficient</w:t>
+      </w:r>
+      <w:proofErr w:type="spellEnd"/>
+      <w:r>
+        <w:t>)</w:t>
+      </w:r>
+    </w:p>
+    <w:p>
+      <w:pPr>
+        <w:pStyle w:val="ListParagraph"/>
+        <w:numPr>
+          <w:ilvl w:val="1"/>
+          <w:numId w:val="67"/>
+        </w:numPr>
+      </w:pPr>
+      <w:proofErr w:type="gramStart"/>
+      <w:r>
+        <w:t>RF matching</w:t>
+      </w:r>
+      <w:proofErr w:type="gramEnd"/>
+      <w:r>
+        <w:t xml:space="preserve"> en antenne design zelf doe</w:t>
+      </w:r>
+      <w:r>
+        <w:t>n</w:t>
+      </w:r>
+    </w:p>
+    <w:p>
+      <w:pPr>
+        <w:pStyle w:val="ListParagraph"/>
+        <w:numPr>
+          <w:ilvl w:val="0"/>
+          <w:numId w:val="67"/>
+        </w:numPr>
+        <w:rPr>
+          <w:lang w:val="en-US"/>
+        </w:rPr>
+      </w:pPr>
+      <w:r>
+        <w:rPr>
+          <w:lang w:val="en-US"/>
+        </w:rPr>
+        <w:t>LoRa module</w:t>
+      </w:r>
+    </w:p>
+    <w:p>
+      <w:pPr>
+        <w:pStyle w:val="ListParagraph"/>
+        <w:numPr>
+          <w:ilvl w:val="1"/>
+          <w:numId w:val="67"/>
+        </w:numPr>
+      </w:pPr>
+      <w:r>
+        <w:rPr>
+          <w:lang w:val="nl-NL"/>
+        </w:rPr>
+        <w:t>RF is al gedaan, gecertificeerd, alleen SPI + antenne</w:t>
+      </w:r>
+    </w:p>
+    <w:p>
+      <w:pPr>
+        <w:pStyle w:val="ListParagraph"/>
+        <w:numPr>
+          <w:ilvl w:val="0"/>
+          <w:numId w:val="67"/>
+        </w:numPr>
+      </w:pPr>
+      <w:r>
+        <w:t>STM32WL</w:t>
+      </w:r>
+      <w:r>
+        <w:t xml:space="preserve"> </w:t>
+      </w:r>
+      <w:proofErr w:type="spellStart"/>
+      <w:r>
+        <w:t>SoCs</w:t>
+      </w:r>
+      <w:proofErr w:type="spellEnd"/>
+      <w:r>
+        <w:t xml:space="preserve"> </w:t>
+      </w:r>
+      <w:r>
+        <w:t xml:space="preserve">= </w:t>
+      </w:r>
+      <w:r>
+        <w:t xml:space="preserve">STM32 + </w:t>
+      </w:r>
+      <w:proofErr w:type="spellStart"/>
+      <w:r>
+        <w:t>LoRa</w:t>
+      </w:r>
+      <w:proofErr w:type="spellEnd"/>
+    </w:p>
+    <w:p>
+      <w:pPr>
+        <w:pStyle w:val="ListParagraph"/>
+        <w:numPr>
+          <w:ilvl w:val="1"/>
+          <w:numId w:val="67"/>
+        </w:numPr>
+      </w:pPr>
+      <w:proofErr w:type="spellStart"/>
+      <w:r>
+        <w:t>Efficienter</w:t>
+      </w:r>
+      <w:proofErr w:type="spellEnd"/>
+      <w:r>
+        <w:t>, goedkoper, moeilijker mee te werken</w:t>
+      </w:r>
+    </w:p>
+    <w:p/>
+    <w:p>
+      <w:pPr>
         <w:pStyle w:val="Heading2"/>
         <w:spacing w:before="0"/>
       </w:pPr>
@@ -3528,6 +3949,17 @@
       <w:r>
         <w:t>Goedkoper</w:t>
       </w:r>
+      <w:r>
+        <w:t xml:space="preserve"> dan </w:t>
+      </w:r>
+      <w:proofErr w:type="spellStart"/>
+      <w:r>
+        <w:t>lora</w:t>
+      </w:r>
+      <w:proofErr w:type="spellEnd"/>
+      <w:r>
+        <w:t xml:space="preserve"> apart</w:t>
+      </w:r>
     </w:p>
     <w:p>
       <w:pPr>
@@ -3604,20 +4036,460 @@
     </w:p>
     <w:p>
       <w:pPr>
+        <w:pStyle w:val="Heading2"/>
+      </w:pPr>
+      <w:r>
+        <w:t>Modules</w:t>
+      </w:r>
+    </w:p>
+    <w:p>
+      <w:pPr>
         <w:rPr>
           <w:lang w:val="en-US"/>
         </w:rPr>
       </w:pPr>
+      <w:hyperlink r:id="rId33" w:history="1">
+        <w:proofErr w:type="spellStart"/>
+        <w:r>
+          <w:rPr>
+            <w:rStyle w:val="Hyperlink"/>
+            <w:lang w:val="en-US"/>
+          </w:rPr>
+          <w:t>Ebyte</w:t>
+        </w:r>
+        <w:proofErr w:type="spellEnd"/>
+        <w:r>
+          <w:rPr>
+            <w:rStyle w:val="Hyperlink"/>
+            <w:lang w:val="en-US"/>
+          </w:rPr>
+          <w:t xml:space="preserve"> E22 series</w:t>
+        </w:r>
+      </w:hyperlink>
     </w:p>
     <w:p>
       <w:pPr>
+        <w:pStyle w:val="ListParagraph"/>
+        <w:numPr>
+          <w:ilvl w:val="0"/>
+          <w:numId w:val="75"/>
+        </w:numPr>
         <w:rPr>
           <w:lang w:val="en-US"/>
         </w:rPr>
       </w:pPr>
+      <w:proofErr w:type="spellStart"/>
+      <w:r>
+        <w:rPr>
+          <w:lang w:val="en-US"/>
+        </w:rPr>
+        <w:t>Bv</w:t>
+      </w:r>
+      <w:proofErr w:type="spellEnd"/>
+      <w:r>
+        <w:rPr>
+          <w:lang w:val="en-US"/>
+        </w:rPr>
+        <w:t xml:space="preserve">. </w:t>
+      </w:r>
+      <w:r>
+        <w:rPr>
+          <w:lang w:val="en-US"/>
+        </w:rPr>
+        <w:t>E22-900M30S</w:t>
+      </w:r>
+      <w:r>
+        <w:rPr>
+          <w:lang w:val="en-US"/>
+        </w:rPr>
+        <w:t>,</w:t>
+      </w:r>
+      <w:r>
+        <w:rPr>
+          <w:lang w:val="en-US"/>
+        </w:rPr>
+        <w:t xml:space="preserve"> </w:t>
+      </w:r>
+      <w:r>
+        <w:rPr>
+          <w:lang w:val="en-US"/>
+        </w:rPr>
+        <w:t>E22-900M</w:t>
+      </w:r>
+      <w:r>
+        <w:rPr>
+          <w:lang w:val="en-US"/>
+        </w:rPr>
+        <w:t>22</w:t>
+      </w:r>
+      <w:r>
+        <w:rPr>
+          <w:lang w:val="en-US"/>
+        </w:rPr>
+        <w:t>S</w:t>
+      </w:r>
+      <w:r>
+        <w:rPr>
+          <w:lang w:val="en-US"/>
+        </w:rPr>
+        <w:t xml:space="preserve">, </w:t>
+      </w:r>
+      <w:r>
+        <w:rPr>
+          <w:lang w:val="en-US"/>
+        </w:rPr>
+        <w:t>E22P-868M30S</w:t>
+      </w:r>
+    </w:p>
+    <w:p>
+      <w:pPr>
+        <w:pStyle w:val="ListParagraph"/>
+        <w:numPr>
+          <w:ilvl w:val="0"/>
+          <w:numId w:val="75"/>
+        </w:numPr>
+      </w:pPr>
+      <w:proofErr w:type="spellStart"/>
+      <w:r>
+        <w:rPr>
+          <w:lang w:val="en-US"/>
+        </w:rPr>
+        <w:t>Gebaseerd</w:t>
+      </w:r>
+      <w:proofErr w:type="spellEnd"/>
+      <w:r>
+        <w:rPr>
+          <w:lang w:val="en-US"/>
+        </w:rPr>
+        <w:t xml:space="preserve"> op </w:t>
+      </w:r>
+      <w:r>
+        <w:t>SX1262</w:t>
+      </w:r>
+    </w:p>
+    <w:p>
+      <w:pPr>
+        <w:pStyle w:val="ListParagraph"/>
+        <w:numPr>
+          <w:ilvl w:val="0"/>
+          <w:numId w:val="75"/>
+        </w:numPr>
+        <w:rPr>
+          <w:lang w:val="en-US"/>
+        </w:rPr>
+      </w:pPr>
+      <w:r>
+        <w:rPr>
+          <w:lang w:val="en-US"/>
+        </w:rPr>
+        <w:t>SPI</w:t>
+      </w:r>
+    </w:p>
+    <w:p>
+      <w:pPr>
+        <w:pStyle w:val="ListParagraph"/>
+        <w:numPr>
+          <w:ilvl w:val="0"/>
+          <w:numId w:val="75"/>
+        </w:numPr>
+        <w:rPr>
+          <w:lang w:val="en-US"/>
+        </w:rPr>
+      </w:pPr>
+      <w:r>
+        <w:t>Chinees</w:t>
+      </w:r>
+      <w:r>
+        <w:t xml:space="preserve">, niet op </w:t>
+      </w:r>
+      <w:proofErr w:type="spellStart"/>
+      <w:r>
+        <w:t>digikey</w:t>
+      </w:r>
+      <w:proofErr w:type="spellEnd"/>
+      <w:r>
+        <w:t xml:space="preserve">, </w:t>
+      </w:r>
+      <w:proofErr w:type="spellStart"/>
+      <w:r>
+        <w:t>farnell</w:t>
+      </w:r>
+      <w:proofErr w:type="spellEnd"/>
+      <w:r>
+        <w:t xml:space="preserve">, </w:t>
+      </w:r>
+      <w:proofErr w:type="spellStart"/>
+      <w:r>
+        <w:t>mouser</w:t>
+      </w:r>
+      <w:proofErr w:type="spellEnd"/>
+    </w:p>
+    <w:p>
+      <w:pPr>
+        <w:rPr>
+          <w:lang w:val="en-US"/>
+        </w:rPr>
+      </w:pPr>
+    </w:p>
+    <w:p>
+      <w:proofErr w:type="spellStart"/>
+      <w:r>
+        <w:t>WisDuo</w:t>
+      </w:r>
+      <w:proofErr w:type="spellEnd"/>
+      <w:r>
+        <w:t xml:space="preserve"> </w:t>
+      </w:r>
+      <w:hyperlink r:id="rId34" w:history="1">
+        <w:r>
+          <w:rPr>
+            <w:rStyle w:val="Hyperlink"/>
+          </w:rPr>
+          <w:t>RAK3172</w:t>
+        </w:r>
+      </w:hyperlink>
+      <w:r>
+        <w:tab/>
+      </w:r>
+    </w:p>
+    <w:p>
+      <w:pPr>
+        <w:pStyle w:val="ListParagraph"/>
+        <w:numPr>
+          <w:ilvl w:val="0"/>
+          <w:numId w:val="75"/>
+        </w:numPr>
+      </w:pPr>
+      <w:proofErr w:type="gramStart"/>
+      <w:r>
+        <w:t>met</w:t>
+      </w:r>
+      <w:proofErr w:type="gramEnd"/>
+      <w:r>
+        <w:t xml:space="preserve"> </w:t>
+      </w:r>
+      <w:r>
+        <w:t>STM32WLE5CCU6</w:t>
+      </w:r>
+    </w:p>
+    <w:p>
+      <w:pPr>
+        <w:pStyle w:val="ListParagraph"/>
+        <w:numPr>
+          <w:ilvl w:val="0"/>
+          <w:numId w:val="75"/>
+        </w:numPr>
+      </w:pPr>
+      <w:proofErr w:type="gramStart"/>
+      <w:r>
+        <w:t>UART</w:t>
+      </w:r>
+      <w:r>
+        <w:t xml:space="preserve"> interface</w:t>
+      </w:r>
+      <w:proofErr w:type="gramEnd"/>
+    </w:p>
+    <w:p>
+      <w:pPr>
+        <w:pStyle w:val="ListParagraph"/>
+        <w:numPr>
+          <w:ilvl w:val="0"/>
+          <w:numId w:val="75"/>
+        </w:numPr>
+      </w:pPr>
+      <w:r>
+        <w:t>SPI mogelijk?? “</w:t>
+      </w:r>
+      <w:r>
+        <w:t xml:space="preserve">SPI voor communicatie met </w:t>
+      </w:r>
+      <w:proofErr w:type="gramStart"/>
+      <w:r>
+        <w:t>RF subsysteem</w:t>
+      </w:r>
+      <w:proofErr w:type="gramEnd"/>
+      <w:r>
+        <w:t xml:space="preserve"> van </w:t>
+      </w:r>
+      <w:r>
+        <w:t>STM32WLE5CCU6</w:t>
+      </w:r>
+      <w:r>
+        <w:t>”</w:t>
+      </w:r>
+    </w:p>
+    <w:p>
+      <w:pPr>
+        <w:pStyle w:val="ListParagraph"/>
+        <w:numPr>
+          <w:ilvl w:val="0"/>
+          <w:numId w:val="75"/>
+        </w:numPr>
+      </w:pPr>
+      <w:hyperlink r:id="rId35" w:history="1">
+        <w:r>
+          <w:rPr>
+            <w:rStyle w:val="Hyperlink"/>
+          </w:rPr>
+          <w:t>https://www.digikey.be/nl/products/detail/rakwireless-technology-limited/RAK3172-8-SM-NI/17138049</w:t>
+        </w:r>
+      </w:hyperlink>
+    </w:p>
+    <w:p/>
+    <w:p>
+      <w:pPr>
+        <w:jc w:val="both"/>
+      </w:pPr>
+      <w:proofErr w:type="spellStart"/>
+      <w:r>
+        <w:t>WisDuo</w:t>
+      </w:r>
+      <w:proofErr w:type="spellEnd"/>
+      <w:r>
+        <w:t xml:space="preserve"> </w:t>
+      </w:r>
+      <w:hyperlink r:id="rId36" w:history="1">
+        <w:r>
+          <w:rPr>
+            <w:rStyle w:val="Hyperlink"/>
+          </w:rPr>
+          <w:t>RAK11720</w:t>
+        </w:r>
+      </w:hyperlink>
+      <w:r>
+        <w:tab/>
+      </w:r>
+    </w:p>
+    <w:p>
+      <w:pPr>
+        <w:pStyle w:val="ListParagraph"/>
+        <w:numPr>
+          <w:ilvl w:val="0"/>
+          <w:numId w:val="75"/>
+        </w:numPr>
+        <w:jc w:val="both"/>
+        <w:rPr>
+          <w:lang w:val="en-US"/>
+        </w:rPr>
+      </w:pPr>
+      <w:proofErr w:type="spellStart"/>
+      <w:r>
+        <w:t>LoRa</w:t>
+      </w:r>
+      <w:proofErr w:type="spellEnd"/>
+      <w:r>
+        <w:t xml:space="preserve"> + BLE 5</w:t>
+      </w:r>
+    </w:p>
+    <w:p>
+      <w:pPr>
+        <w:pStyle w:val="ListParagraph"/>
+        <w:numPr>
+          <w:ilvl w:val="0"/>
+          <w:numId w:val="75"/>
+        </w:numPr>
+        <w:jc w:val="both"/>
+        <w:rPr>
+          <w:lang w:val="en-US"/>
+        </w:rPr>
+      </w:pPr>
+      <w:hyperlink r:id="rId37" w:history="1">
+        <w:r>
+          <w:rPr>
+            <w:rStyle w:val="Hyperlink"/>
+            <w:lang w:val="en-US"/>
+          </w:rPr>
+          <w:t>https://www.digikey.be/nl/products/filter/rf-misc-ic-s-en-modules/863?s=N4IgTCBcDaIEoEEDSBGFB2MAGEBdAvkA</w:t>
+        </w:r>
+      </w:hyperlink>
+    </w:p>
+    <w:p>
+      <w:pPr>
+        <w:jc w:val="both"/>
+        <w:rPr>
+          <w:lang w:val="en-US"/>
+        </w:rPr>
+      </w:pPr>
+    </w:p>
+    <w:p>
+      <w:pPr>
+        <w:jc w:val="both"/>
+      </w:pPr>
+      <w:r>
+        <w:rPr>
+          <w:lang w:val="en-US"/>
+        </w:rPr>
+        <w:t xml:space="preserve">Murata </w:t>
+      </w:r>
+      <w:r>
+        <w:t>CMWX1ZZABZ</w:t>
+      </w:r>
+    </w:p>
+    <w:p>
+      <w:pPr>
+        <w:pStyle w:val="ListParagraph"/>
+        <w:numPr>
+          <w:ilvl w:val="0"/>
+          <w:numId w:val="75"/>
+        </w:numPr>
+        <w:jc w:val="both"/>
+        <w:rPr>
+          <w:lang w:val="en-US"/>
+        </w:rPr>
+      </w:pPr>
+      <w:r>
+        <w:rPr>
+          <w:lang w:val="en-US"/>
+        </w:rPr>
+        <w:t xml:space="preserve">Zeer compact, </w:t>
+      </w:r>
+      <w:proofErr w:type="spellStart"/>
+      <w:r>
+        <w:rPr>
+          <w:lang w:val="en-US"/>
+        </w:rPr>
+        <w:t>duurder</w:t>
+      </w:r>
+      <w:proofErr w:type="spellEnd"/>
+    </w:p>
+    <w:p>
+      <w:pPr>
+        <w:rPr>
+          <w:lang w:val="en-US"/>
+        </w:rPr>
+      </w:pPr>
+    </w:p>
+    <w:p>
+      <w:pPr>
+        <w:rPr>
+          <w:lang w:val="en-US"/>
+        </w:rPr>
+        <w:sectPr>
+          <w:headerReference w:type="default" r:id="rId38"/>
+          <w:pgSz w:w="11906" w:h="16838"/>
+          <w:pgMar w:top="1417" w:right="1417" w:bottom="1417" w:left="1417" w:header="708" w:footer="708" w:gutter="0"/>
+          <w:cols w:space="708"/>
+          <w:docGrid w:linePitch="360"/>
+        </w:sectPr>
+      </w:pPr>
+    </w:p>
+    <w:p>
+      <w:pPr>
+        <w:pStyle w:val="Heading1"/>
+      </w:pPr>
+      <w:r>
+        <w:t>ECC chip</w:t>
+      </w:r>
+    </w:p>
+    <w:p>
+      <w:pPr>
+        <w:rPr>
+          <w:lang w:val="en-US"/>
+        </w:rPr>
+      </w:pPr>
     </w:p>
     <w:sectPr>
-      <w:headerReference w:type="default" r:id="rId33"/>
+      <w:type w:val="continuous"/>
       <w:pgSz w:w="11906" w:h="16838"/>
       <w:pgMar w:top="1417" w:right="1417" w:bottom="1417" w:left="1417" w:header="708" w:footer="708" w:gutter="0"/>
       <w:cols w:space="708"/>
@@ -11650,19 +12522,20 @@
   <w:abstractNum w:abstractNumId="69" w15:restartNumberingAfterBreak="0">
     <w:nsid w:val="791851F9"/>
     <w:multiLevelType w:val="hybridMultilevel"/>
-    <w:tmpl w:val="3F5C3FEA"/>
-    <w:lvl w:ilvl="0" w:tplc="48FEBCD2">
-      <w:numFmt w:val="bullet"/>
-      <w:lvlText w:val="-"/>
+    <w:tmpl w:val="5DCE1C32"/>
+    <w:lvl w:ilvl="0" w:tplc="20000005">
+      <w:start w:val="1"/>
+      <w:numFmt w:val="bullet"/>
+      <w:lvlText w:val=""/>
       <w:lvlJc w:val="left"/>
       <w:pPr>
         <w:ind w:left="720" w:hanging="360"/>
       </w:pPr>
       <w:rPr>
-        <w:rFonts w:ascii="Calibri" w:eastAsiaTheme="minorEastAsia" w:hAnsi="Calibri" w:cs="Calibri" w:hint="default"/>
-      </w:rPr>
-    </w:lvl>
-    <w:lvl w:ilvl="1" w:tplc="20000003" w:tentative="1">
+        <w:rFonts w:ascii="Wingdings" w:hAnsi="Wingdings" w:hint="default"/>
+      </w:rPr>
+    </w:lvl>
+    <w:lvl w:ilvl="1" w:tplc="20000003">
       <w:start w:val="1"/>
       <w:numFmt w:val="bullet"/>
       <w:lvlText w:val="o"/>
@@ -11979,6 +12852,118 @@
       <w:lvlJc w:val="left"/>
       <w:pPr>
         <w:ind w:left="6825" w:hanging="360"/>
+      </w:pPr>
+      <w:rPr>
+        <w:rFonts w:ascii="Wingdings" w:hAnsi="Wingdings" w:hint="default"/>
+      </w:rPr>
+    </w:lvl>
+  </w:abstractNum>
+  <w:abstractNum w:abstractNumId="72" w15:restartNumberingAfterBreak="0">
+    <w:nsid w:val="7D5C78F2"/>
+    <w:multiLevelType w:val="hybridMultilevel"/>
+    <w:tmpl w:val="07FA78DC"/>
+    <w:lvl w:ilvl="0" w:tplc="48FEBCD2">
+      <w:numFmt w:val="bullet"/>
+      <w:lvlText w:val="-"/>
+      <w:lvlJc w:val="left"/>
+      <w:pPr>
+        <w:ind w:left="720" w:hanging="360"/>
+      </w:pPr>
+      <w:rPr>
+        <w:rFonts w:ascii="Calibri" w:eastAsiaTheme="minorEastAsia" w:hAnsi="Calibri" w:cs="Calibri" w:hint="default"/>
+      </w:rPr>
+    </w:lvl>
+    <w:lvl w:ilvl="1" w:tplc="FFFFFFFF">
+      <w:start w:val="1"/>
+      <w:numFmt w:val="bullet"/>
+      <w:lvlText w:val="o"/>
+      <w:lvlJc w:val="left"/>
+      <w:pPr>
+        <w:ind w:left="1440" w:hanging="360"/>
+      </w:pPr>
+      <w:rPr>
+        <w:rFonts w:ascii="Courier New" w:hAnsi="Courier New" w:cs="Courier New" w:hint="default"/>
+      </w:rPr>
+    </w:lvl>
+    <w:lvl w:ilvl="2" w:tplc="FFFFFFFF" w:tentative="1">
+      <w:start w:val="1"/>
+      <w:numFmt w:val="bullet"/>
+      <w:lvlText w:val=""/>
+      <w:lvlJc w:val="left"/>
+      <w:pPr>
+        <w:ind w:left="2160" w:hanging="360"/>
+      </w:pPr>
+      <w:rPr>
+        <w:rFonts w:ascii="Wingdings" w:hAnsi="Wingdings" w:hint="default"/>
+      </w:rPr>
+    </w:lvl>
+    <w:lvl w:ilvl="3" w:tplc="FFFFFFFF" w:tentative="1">
+      <w:start w:val="1"/>
+      <w:numFmt w:val="bullet"/>
+      <w:lvlText w:val=""/>
+      <w:lvlJc w:val="left"/>
+      <w:pPr>
+        <w:ind w:left="2880" w:hanging="360"/>
+      </w:pPr>
+      <w:rPr>
+        <w:rFonts w:ascii="Symbol" w:hAnsi="Symbol" w:hint="default"/>
+      </w:rPr>
+    </w:lvl>
+    <w:lvl w:ilvl="4" w:tplc="FFFFFFFF" w:tentative="1">
+      <w:start w:val="1"/>
+      <w:numFmt w:val="bullet"/>
+      <w:lvlText w:val="o"/>
+      <w:lvlJc w:val="left"/>
+      <w:pPr>
+        <w:ind w:left="3600" w:hanging="360"/>
+      </w:pPr>
+      <w:rPr>
+        <w:rFonts w:ascii="Courier New" w:hAnsi="Courier New" w:cs="Courier New" w:hint="default"/>
+      </w:rPr>
+    </w:lvl>
+    <w:lvl w:ilvl="5" w:tplc="FFFFFFFF" w:tentative="1">
+      <w:start w:val="1"/>
+      <w:numFmt w:val="bullet"/>
+      <w:lvlText w:val=""/>
+      <w:lvlJc w:val="left"/>
+      <w:pPr>
+        <w:ind w:left="4320" w:hanging="360"/>
+      </w:pPr>
+      <w:rPr>
+        <w:rFonts w:ascii="Wingdings" w:hAnsi="Wingdings" w:hint="default"/>
+      </w:rPr>
+    </w:lvl>
+    <w:lvl w:ilvl="6" w:tplc="FFFFFFFF" w:tentative="1">
+      <w:start w:val="1"/>
+      <w:numFmt w:val="bullet"/>
+      <w:lvlText w:val=""/>
+      <w:lvlJc w:val="left"/>
+      <w:pPr>
+        <w:ind w:left="5040" w:hanging="360"/>
+      </w:pPr>
+      <w:rPr>
+        <w:rFonts w:ascii="Symbol" w:hAnsi="Symbol" w:hint="default"/>
+      </w:rPr>
+    </w:lvl>
+    <w:lvl w:ilvl="7" w:tplc="FFFFFFFF" w:tentative="1">
+      <w:start w:val="1"/>
+      <w:numFmt w:val="bullet"/>
+      <w:lvlText w:val="o"/>
+      <w:lvlJc w:val="left"/>
+      <w:pPr>
+        <w:ind w:left="5760" w:hanging="360"/>
+      </w:pPr>
+      <w:rPr>
+        <w:rFonts w:ascii="Courier New" w:hAnsi="Courier New" w:cs="Courier New" w:hint="default"/>
+      </w:rPr>
+    </w:lvl>
+    <w:lvl w:ilvl="8" w:tplc="FFFFFFFF" w:tentative="1">
+      <w:start w:val="1"/>
+      <w:numFmt w:val="bullet"/>
+      <w:lvlText w:val=""/>
+      <w:lvlJc w:val="left"/>
+      <w:pPr>
+        <w:ind w:left="6480" w:hanging="360"/>
       </w:pPr>
       <w:rPr>
         <w:rFonts w:ascii="Wingdings" w:hAnsi="Wingdings" w:hint="default"/>
@@ -12260,6 +13245,9 @@
   </w:num>
   <w:num w:numId="74" w16cid:durableId="1624772097">
     <w:abstractNumId w:val="57"/>
+  </w:num>
+  <w:num w:numId="75" w16cid:durableId="518545594">
+    <w:abstractNumId w:val="72"/>
   </w:num>
   <w:numIdMacAtCleanup w:val="62"/>
 </w:numbering>
@@ -13822,6 +14810,18 @@
     <w:basedOn w:val="DefaultParagraphFont"/>
     <w:rsid w:val="00273E81"/>
   </w:style>
+  <w:style w:type="character" w:styleId="FollowedHyperlink">
+    <w:name w:val="FollowedHyperlink"/>
+    <w:basedOn w:val="DefaultParagraphFont"/>
+    <w:uiPriority w:val="99"/>
+    <w:semiHidden/>
+    <w:unhideWhenUsed/>
+    <w:rsid w:val="00305A00"/>
+    <w:rPr>
+      <w:color w:val="954F72" w:themeColor="followedHyperlink"/>
+      <w:u w:val="single"/>
+    </w:rPr>
+  </w:style>
 </w:styles>
 </file>
 

--- a/Componenten.docx
+++ b/Componenten.docx
@@ -57,14 +57,2128 @@
       </w:r>
       <w:proofErr w:type="spellEnd"/>
     </w:p>
+    <w:sdt>
+      <w:sdtPr>
+        <w:rPr>
+          <w:rFonts w:asciiTheme="minorHAnsi" w:eastAsiaTheme="minorEastAsia" w:hAnsiTheme="minorHAnsi" w:cstheme="minorBidi"/>
+          <w:b w:val="0"/>
+          <w:bCs w:val="0"/>
+          <w:smallCaps w:val="0"/>
+          <w:color w:val="auto"/>
+          <w:sz w:val="22"/>
+          <w:szCs w:val="22"/>
+          <w:lang w:val="nl-BE"/>
+        </w:rPr>
+        <w:id w:val="-1354875249"/>
+        <w:docPartObj>
+          <w:docPartGallery w:val="Table of Contents"/>
+          <w:docPartUnique/>
+        </w:docPartObj>
+      </w:sdtPr>
+      <w:sdtEndPr>
+        <w:rPr>
+          <w:noProof/>
+        </w:rPr>
+      </w:sdtEndPr>
+      <w:sdtContent>
+        <w:p>
+          <w:pPr>
+            <w:pStyle w:val="TOCHeading"/>
+          </w:pPr>
+          <w:proofErr w:type="spellStart"/>
+          <w:r>
+            <w:t>Inhoud</w:t>
+          </w:r>
+          <w:proofErr w:type="spellEnd"/>
+        </w:p>
+        <w:p>
+          <w:pPr>
+            <w:pStyle w:val="TOC1"/>
+            <w:tabs>
+              <w:tab w:val="left" w:pos="440"/>
+              <w:tab w:val="right" w:leader="dot" w:pos="9062"/>
+            </w:tabs>
+            <w:rPr>
+              <w:noProof/>
+              <w:kern w:val="2"/>
+              <w:sz w:val="24"/>
+              <w:szCs w:val="24"/>
+              <w:lang w:val="en-BE" w:eastAsia="en-BE"/>
+              <w14:ligatures w14:val="standardContextual"/>
+            </w:rPr>
+          </w:pPr>
+          <w:r>
+            <w:fldChar w:fldCharType="begin"/>
+          </w:r>
+          <w:r>
+            <w:instrText xml:space="preserve"> TOC \o "1-3" \h \z \u </w:instrText>
+          </w:r>
+          <w:r>
+            <w:fldChar w:fldCharType="separate"/>
+          </w:r>
+          <w:hyperlink w:anchor="_Toc221629683" w:history="1">
+            <w:r>
+              <w:rPr>
+                <w:rStyle w:val="Hyperlink"/>
+                <w:noProof/>
+              </w:rPr>
+              <w:t>2</w:t>
+            </w:r>
+            <w:r>
+              <w:rPr>
+                <w:noProof/>
+                <w:kern w:val="2"/>
+                <w:sz w:val="24"/>
+                <w:szCs w:val="24"/>
+                <w:lang w:val="en-BE" w:eastAsia="en-BE"/>
+                <w14:ligatures w14:val="standardContextual"/>
+              </w:rPr>
+              <w:tab/>
+            </w:r>
+            <w:r>
+              <w:rPr>
+                <w:rStyle w:val="Hyperlink"/>
+                <w:noProof/>
+              </w:rPr>
+              <w:t>Overzicht</w:t>
+            </w:r>
+            <w:r>
+              <w:rPr>
+                <w:noProof/>
+                <w:webHidden/>
+              </w:rPr>
+              <w:tab/>
+            </w:r>
+            <w:r>
+              <w:rPr>
+                <w:noProof/>
+                <w:webHidden/>
+              </w:rPr>
+              <w:fldChar w:fldCharType="begin"/>
+            </w:r>
+            <w:r>
+              <w:rPr>
+                <w:noProof/>
+                <w:webHidden/>
+              </w:rPr>
+              <w:instrText xml:space="preserve"> PAGEREF _Toc221629683 \h </w:instrText>
+            </w:r>
+            <w:r>
+              <w:rPr>
+                <w:noProof/>
+                <w:webHidden/>
+              </w:rPr>
+            </w:r>
+            <w:r>
+              <w:rPr>
+                <w:noProof/>
+                <w:webHidden/>
+              </w:rPr>
+              <w:fldChar w:fldCharType="separate"/>
+            </w:r>
+            <w:r>
+              <w:rPr>
+                <w:noProof/>
+                <w:webHidden/>
+              </w:rPr>
+              <w:t>1</w:t>
+            </w:r>
+            <w:r>
+              <w:rPr>
+                <w:noProof/>
+                <w:webHidden/>
+              </w:rPr>
+              <w:fldChar w:fldCharType="end"/>
+            </w:r>
+          </w:hyperlink>
+        </w:p>
+        <w:p>
+          <w:pPr>
+            <w:pStyle w:val="TOC1"/>
+            <w:tabs>
+              <w:tab w:val="left" w:pos="440"/>
+              <w:tab w:val="right" w:leader="dot" w:pos="9062"/>
+            </w:tabs>
+            <w:rPr>
+              <w:noProof/>
+              <w:kern w:val="2"/>
+              <w:sz w:val="24"/>
+              <w:szCs w:val="24"/>
+              <w:lang w:val="en-BE" w:eastAsia="en-BE"/>
+              <w14:ligatures w14:val="standardContextual"/>
+            </w:rPr>
+          </w:pPr>
+          <w:hyperlink w:anchor="_Toc221629684" w:history="1">
+            <w:r>
+              <w:rPr>
+                <w:rStyle w:val="Hyperlink"/>
+                <w:noProof/>
+              </w:rPr>
+              <w:t>3</w:t>
+            </w:r>
+            <w:r>
+              <w:rPr>
+                <w:noProof/>
+                <w:kern w:val="2"/>
+                <w:sz w:val="24"/>
+                <w:szCs w:val="24"/>
+                <w:lang w:val="en-BE" w:eastAsia="en-BE"/>
+                <w14:ligatures w14:val="standardContextual"/>
+              </w:rPr>
+              <w:tab/>
+            </w:r>
+            <w:r>
+              <w:rPr>
+                <w:rStyle w:val="Hyperlink"/>
+                <w:noProof/>
+              </w:rPr>
+              <w:t>MCU: STM32</w:t>
+            </w:r>
+            <w:r>
+              <w:rPr>
+                <w:noProof/>
+                <w:webHidden/>
+              </w:rPr>
+              <w:tab/>
+            </w:r>
+            <w:r>
+              <w:rPr>
+                <w:noProof/>
+                <w:webHidden/>
+              </w:rPr>
+              <w:fldChar w:fldCharType="begin"/>
+            </w:r>
+            <w:r>
+              <w:rPr>
+                <w:noProof/>
+                <w:webHidden/>
+              </w:rPr>
+              <w:instrText xml:space="preserve"> PAGEREF _Toc221629684 \h </w:instrText>
+            </w:r>
+            <w:r>
+              <w:rPr>
+                <w:noProof/>
+                <w:webHidden/>
+              </w:rPr>
+            </w:r>
+            <w:r>
+              <w:rPr>
+                <w:noProof/>
+                <w:webHidden/>
+              </w:rPr>
+              <w:fldChar w:fldCharType="separate"/>
+            </w:r>
+            <w:r>
+              <w:rPr>
+                <w:noProof/>
+                <w:webHidden/>
+              </w:rPr>
+              <w:t>1</w:t>
+            </w:r>
+            <w:r>
+              <w:rPr>
+                <w:noProof/>
+                <w:webHidden/>
+              </w:rPr>
+              <w:fldChar w:fldCharType="end"/>
+            </w:r>
+          </w:hyperlink>
+        </w:p>
+        <w:p>
+          <w:pPr>
+            <w:pStyle w:val="TOC2"/>
+            <w:tabs>
+              <w:tab w:val="left" w:pos="880"/>
+              <w:tab w:val="right" w:leader="dot" w:pos="9062"/>
+            </w:tabs>
+            <w:rPr>
+              <w:noProof/>
+              <w:kern w:val="2"/>
+              <w:sz w:val="24"/>
+              <w:szCs w:val="24"/>
+              <w:lang w:val="en-BE" w:eastAsia="en-BE"/>
+              <w14:ligatures w14:val="standardContextual"/>
+            </w:rPr>
+          </w:pPr>
+          <w:hyperlink w:anchor="_Toc221629685" w:history="1">
+            <w:r>
+              <w:rPr>
+                <w:rStyle w:val="Hyperlink"/>
+                <w:noProof/>
+              </w:rPr>
+              <w:t>3.1</w:t>
+            </w:r>
+            <w:r>
+              <w:rPr>
+                <w:noProof/>
+                <w:kern w:val="2"/>
+                <w:sz w:val="24"/>
+                <w:szCs w:val="24"/>
+                <w:lang w:val="en-BE" w:eastAsia="en-BE"/>
+                <w14:ligatures w14:val="standardContextual"/>
+              </w:rPr>
+              <w:tab/>
+            </w:r>
+            <w:r>
+              <w:rPr>
+                <w:rStyle w:val="Hyperlink"/>
+                <w:noProof/>
+              </w:rPr>
+              <w:t>Flash schatting</w:t>
+            </w:r>
+            <w:r>
+              <w:rPr>
+                <w:noProof/>
+                <w:webHidden/>
+              </w:rPr>
+              <w:tab/>
+            </w:r>
+            <w:r>
+              <w:rPr>
+                <w:noProof/>
+                <w:webHidden/>
+              </w:rPr>
+              <w:fldChar w:fldCharType="begin"/>
+            </w:r>
+            <w:r>
+              <w:rPr>
+                <w:noProof/>
+                <w:webHidden/>
+              </w:rPr>
+              <w:instrText xml:space="preserve"> PAGEREF _Toc221629685 \h </w:instrText>
+            </w:r>
+            <w:r>
+              <w:rPr>
+                <w:noProof/>
+                <w:webHidden/>
+              </w:rPr>
+            </w:r>
+            <w:r>
+              <w:rPr>
+                <w:noProof/>
+                <w:webHidden/>
+              </w:rPr>
+              <w:fldChar w:fldCharType="separate"/>
+            </w:r>
+            <w:r>
+              <w:rPr>
+                <w:noProof/>
+                <w:webHidden/>
+              </w:rPr>
+              <w:t>1</w:t>
+            </w:r>
+            <w:r>
+              <w:rPr>
+                <w:noProof/>
+                <w:webHidden/>
+              </w:rPr>
+              <w:fldChar w:fldCharType="end"/>
+            </w:r>
+          </w:hyperlink>
+        </w:p>
+        <w:p>
+          <w:pPr>
+            <w:pStyle w:val="TOC2"/>
+            <w:tabs>
+              <w:tab w:val="left" w:pos="880"/>
+              <w:tab w:val="right" w:leader="dot" w:pos="9062"/>
+            </w:tabs>
+            <w:rPr>
+              <w:noProof/>
+              <w:kern w:val="2"/>
+              <w:sz w:val="24"/>
+              <w:szCs w:val="24"/>
+              <w:lang w:val="en-BE" w:eastAsia="en-BE"/>
+              <w14:ligatures w14:val="standardContextual"/>
+            </w:rPr>
+          </w:pPr>
+          <w:hyperlink w:anchor="_Toc221629686" w:history="1">
+            <w:r>
+              <w:rPr>
+                <w:rStyle w:val="Hyperlink"/>
+                <w:noProof/>
+              </w:rPr>
+              <w:t>3.2</w:t>
+            </w:r>
+            <w:r>
+              <w:rPr>
+                <w:noProof/>
+                <w:kern w:val="2"/>
+                <w:sz w:val="24"/>
+                <w:szCs w:val="24"/>
+                <w:lang w:val="en-BE" w:eastAsia="en-BE"/>
+                <w14:ligatures w14:val="standardContextual"/>
+              </w:rPr>
+              <w:tab/>
+            </w:r>
+            <w:r>
+              <w:rPr>
+                <w:rStyle w:val="Hyperlink"/>
+                <w:noProof/>
+              </w:rPr>
+              <w:t>RAM schatting</w:t>
+            </w:r>
+            <w:r>
+              <w:rPr>
+                <w:noProof/>
+                <w:webHidden/>
+              </w:rPr>
+              <w:tab/>
+            </w:r>
+            <w:r>
+              <w:rPr>
+                <w:noProof/>
+                <w:webHidden/>
+              </w:rPr>
+              <w:fldChar w:fldCharType="begin"/>
+            </w:r>
+            <w:r>
+              <w:rPr>
+                <w:noProof/>
+                <w:webHidden/>
+              </w:rPr>
+              <w:instrText xml:space="preserve"> PAGEREF _Toc221629686 \h </w:instrText>
+            </w:r>
+            <w:r>
+              <w:rPr>
+                <w:noProof/>
+                <w:webHidden/>
+              </w:rPr>
+            </w:r>
+            <w:r>
+              <w:rPr>
+                <w:noProof/>
+                <w:webHidden/>
+              </w:rPr>
+              <w:fldChar w:fldCharType="separate"/>
+            </w:r>
+            <w:r>
+              <w:rPr>
+                <w:noProof/>
+                <w:webHidden/>
+              </w:rPr>
+              <w:t>1</w:t>
+            </w:r>
+            <w:r>
+              <w:rPr>
+                <w:noProof/>
+                <w:webHidden/>
+              </w:rPr>
+              <w:fldChar w:fldCharType="end"/>
+            </w:r>
+          </w:hyperlink>
+        </w:p>
+        <w:p>
+          <w:pPr>
+            <w:pStyle w:val="TOC2"/>
+            <w:tabs>
+              <w:tab w:val="left" w:pos="880"/>
+              <w:tab w:val="right" w:leader="dot" w:pos="9062"/>
+            </w:tabs>
+            <w:rPr>
+              <w:noProof/>
+              <w:kern w:val="2"/>
+              <w:sz w:val="24"/>
+              <w:szCs w:val="24"/>
+              <w:lang w:val="en-BE" w:eastAsia="en-BE"/>
+              <w14:ligatures w14:val="standardContextual"/>
+            </w:rPr>
+          </w:pPr>
+          <w:hyperlink w:anchor="_Toc221629687" w:history="1">
+            <w:r>
+              <w:rPr>
+                <w:rStyle w:val="Hyperlink"/>
+                <w:noProof/>
+              </w:rPr>
+              <w:t>3.3</w:t>
+            </w:r>
+            <w:r>
+              <w:rPr>
+                <w:noProof/>
+                <w:kern w:val="2"/>
+                <w:sz w:val="24"/>
+                <w:szCs w:val="24"/>
+                <w:lang w:val="en-BE" w:eastAsia="en-BE"/>
+                <w14:ligatures w14:val="standardContextual"/>
+              </w:rPr>
+              <w:tab/>
+            </w:r>
+            <w:r>
+              <w:rPr>
+                <w:rStyle w:val="Hyperlink"/>
+                <w:noProof/>
+              </w:rPr>
+              <w:t>Peripherals</w:t>
+            </w:r>
+            <w:r>
+              <w:rPr>
+                <w:noProof/>
+                <w:webHidden/>
+              </w:rPr>
+              <w:tab/>
+            </w:r>
+            <w:r>
+              <w:rPr>
+                <w:noProof/>
+                <w:webHidden/>
+              </w:rPr>
+              <w:fldChar w:fldCharType="begin"/>
+            </w:r>
+            <w:r>
+              <w:rPr>
+                <w:noProof/>
+                <w:webHidden/>
+              </w:rPr>
+              <w:instrText xml:space="preserve"> PAGEREF _Toc221629687 \h </w:instrText>
+            </w:r>
+            <w:r>
+              <w:rPr>
+                <w:noProof/>
+                <w:webHidden/>
+              </w:rPr>
+            </w:r>
+            <w:r>
+              <w:rPr>
+                <w:noProof/>
+                <w:webHidden/>
+              </w:rPr>
+              <w:fldChar w:fldCharType="separate"/>
+            </w:r>
+            <w:r>
+              <w:rPr>
+                <w:noProof/>
+                <w:webHidden/>
+              </w:rPr>
+              <w:t>2</w:t>
+            </w:r>
+            <w:r>
+              <w:rPr>
+                <w:noProof/>
+                <w:webHidden/>
+              </w:rPr>
+              <w:fldChar w:fldCharType="end"/>
+            </w:r>
+          </w:hyperlink>
+        </w:p>
+        <w:p>
+          <w:pPr>
+            <w:pStyle w:val="TOC2"/>
+            <w:tabs>
+              <w:tab w:val="left" w:pos="880"/>
+              <w:tab w:val="right" w:leader="dot" w:pos="9062"/>
+            </w:tabs>
+            <w:rPr>
+              <w:noProof/>
+              <w:kern w:val="2"/>
+              <w:sz w:val="24"/>
+              <w:szCs w:val="24"/>
+              <w:lang w:val="en-BE" w:eastAsia="en-BE"/>
+              <w14:ligatures w14:val="standardContextual"/>
+            </w:rPr>
+          </w:pPr>
+          <w:hyperlink w:anchor="_Toc221629688" w:history="1">
+            <w:r>
+              <w:rPr>
+                <w:rStyle w:val="Hyperlink"/>
+                <w:noProof/>
+              </w:rPr>
+              <w:t>3.4</w:t>
+            </w:r>
+            <w:r>
+              <w:rPr>
+                <w:noProof/>
+                <w:kern w:val="2"/>
+                <w:sz w:val="24"/>
+                <w:szCs w:val="24"/>
+                <w:lang w:val="en-BE" w:eastAsia="en-BE"/>
+                <w14:ligatures w14:val="standardContextual"/>
+              </w:rPr>
+              <w:tab/>
+            </w:r>
+            <w:r>
+              <w:rPr>
+                <w:rStyle w:val="Hyperlink"/>
+                <w:noProof/>
+              </w:rPr>
+              <w:t>Eisen</w:t>
+            </w:r>
+            <w:r>
+              <w:rPr>
+                <w:noProof/>
+                <w:webHidden/>
+              </w:rPr>
+              <w:tab/>
+            </w:r>
+            <w:r>
+              <w:rPr>
+                <w:noProof/>
+                <w:webHidden/>
+              </w:rPr>
+              <w:fldChar w:fldCharType="begin"/>
+            </w:r>
+            <w:r>
+              <w:rPr>
+                <w:noProof/>
+                <w:webHidden/>
+              </w:rPr>
+              <w:instrText xml:space="preserve"> PAGEREF _Toc221629688 \h </w:instrText>
+            </w:r>
+            <w:r>
+              <w:rPr>
+                <w:noProof/>
+                <w:webHidden/>
+              </w:rPr>
+            </w:r>
+            <w:r>
+              <w:rPr>
+                <w:noProof/>
+                <w:webHidden/>
+              </w:rPr>
+              <w:fldChar w:fldCharType="separate"/>
+            </w:r>
+            <w:r>
+              <w:rPr>
+                <w:noProof/>
+                <w:webHidden/>
+              </w:rPr>
+              <w:t>2</w:t>
+            </w:r>
+            <w:r>
+              <w:rPr>
+                <w:noProof/>
+                <w:webHidden/>
+              </w:rPr>
+              <w:fldChar w:fldCharType="end"/>
+            </w:r>
+          </w:hyperlink>
+        </w:p>
+        <w:p>
+          <w:pPr>
+            <w:pStyle w:val="TOC2"/>
+            <w:tabs>
+              <w:tab w:val="left" w:pos="880"/>
+              <w:tab w:val="right" w:leader="dot" w:pos="9062"/>
+            </w:tabs>
+            <w:rPr>
+              <w:noProof/>
+              <w:kern w:val="2"/>
+              <w:sz w:val="24"/>
+              <w:szCs w:val="24"/>
+              <w:lang w:val="en-BE" w:eastAsia="en-BE"/>
+              <w14:ligatures w14:val="standardContextual"/>
+            </w:rPr>
+          </w:pPr>
+          <w:hyperlink w:anchor="_Toc221629689" w:history="1">
+            <w:r>
+              <w:rPr>
+                <w:rStyle w:val="Hyperlink"/>
+                <w:noProof/>
+              </w:rPr>
+              <w:t>3.5</w:t>
+            </w:r>
+            <w:r>
+              <w:rPr>
+                <w:noProof/>
+                <w:kern w:val="2"/>
+                <w:sz w:val="24"/>
+                <w:szCs w:val="24"/>
+                <w:lang w:val="en-BE" w:eastAsia="en-BE"/>
+                <w14:ligatures w14:val="standardContextual"/>
+              </w:rPr>
+              <w:tab/>
+            </w:r>
+            <w:r>
+              <w:rPr>
+                <w:rStyle w:val="Hyperlink"/>
+                <w:noProof/>
+              </w:rPr>
+              <w:t>Opties</w:t>
+            </w:r>
+            <w:r>
+              <w:rPr>
+                <w:noProof/>
+                <w:webHidden/>
+              </w:rPr>
+              <w:tab/>
+            </w:r>
+            <w:r>
+              <w:rPr>
+                <w:noProof/>
+                <w:webHidden/>
+              </w:rPr>
+              <w:fldChar w:fldCharType="begin"/>
+            </w:r>
+            <w:r>
+              <w:rPr>
+                <w:noProof/>
+                <w:webHidden/>
+              </w:rPr>
+              <w:instrText xml:space="preserve"> PAGEREF _Toc221629689 \h </w:instrText>
+            </w:r>
+            <w:r>
+              <w:rPr>
+                <w:noProof/>
+                <w:webHidden/>
+              </w:rPr>
+            </w:r>
+            <w:r>
+              <w:rPr>
+                <w:noProof/>
+                <w:webHidden/>
+              </w:rPr>
+              <w:fldChar w:fldCharType="separate"/>
+            </w:r>
+            <w:r>
+              <w:rPr>
+                <w:noProof/>
+                <w:webHidden/>
+              </w:rPr>
+              <w:t>3</w:t>
+            </w:r>
+            <w:r>
+              <w:rPr>
+                <w:noProof/>
+                <w:webHidden/>
+              </w:rPr>
+              <w:fldChar w:fldCharType="end"/>
+            </w:r>
+          </w:hyperlink>
+        </w:p>
+        <w:p>
+          <w:pPr>
+            <w:pStyle w:val="TOC2"/>
+            <w:tabs>
+              <w:tab w:val="left" w:pos="880"/>
+              <w:tab w:val="right" w:leader="dot" w:pos="9062"/>
+            </w:tabs>
+            <w:rPr>
+              <w:noProof/>
+              <w:kern w:val="2"/>
+              <w:sz w:val="24"/>
+              <w:szCs w:val="24"/>
+              <w:lang w:val="en-BE" w:eastAsia="en-BE"/>
+              <w14:ligatures w14:val="standardContextual"/>
+            </w:rPr>
+          </w:pPr>
+          <w:hyperlink w:anchor="_Toc221629690" w:history="1">
+            <w:r>
+              <w:rPr>
+                <w:rStyle w:val="Hyperlink"/>
+                <w:noProof/>
+              </w:rPr>
+              <w:t>3.6</w:t>
+            </w:r>
+            <w:r>
+              <w:rPr>
+                <w:noProof/>
+                <w:kern w:val="2"/>
+                <w:sz w:val="24"/>
+                <w:szCs w:val="24"/>
+                <w:lang w:val="en-BE" w:eastAsia="en-BE"/>
+                <w14:ligatures w14:val="standardContextual"/>
+              </w:rPr>
+              <w:tab/>
+            </w:r>
+            <w:r>
+              <w:rPr>
+                <w:rStyle w:val="Hyperlink"/>
+                <w:noProof/>
+              </w:rPr>
+              <w:t>Vormfactor</w:t>
+            </w:r>
+            <w:r>
+              <w:rPr>
+                <w:noProof/>
+                <w:webHidden/>
+              </w:rPr>
+              <w:tab/>
+            </w:r>
+            <w:r>
+              <w:rPr>
+                <w:noProof/>
+                <w:webHidden/>
+              </w:rPr>
+              <w:fldChar w:fldCharType="begin"/>
+            </w:r>
+            <w:r>
+              <w:rPr>
+                <w:noProof/>
+                <w:webHidden/>
+              </w:rPr>
+              <w:instrText xml:space="preserve"> PAGEREF _Toc221629690 \h </w:instrText>
+            </w:r>
+            <w:r>
+              <w:rPr>
+                <w:noProof/>
+                <w:webHidden/>
+              </w:rPr>
+            </w:r>
+            <w:r>
+              <w:rPr>
+                <w:noProof/>
+                <w:webHidden/>
+              </w:rPr>
+              <w:fldChar w:fldCharType="separate"/>
+            </w:r>
+            <w:r>
+              <w:rPr>
+                <w:noProof/>
+                <w:webHidden/>
+              </w:rPr>
+              <w:t>5</w:t>
+            </w:r>
+            <w:r>
+              <w:rPr>
+                <w:noProof/>
+                <w:webHidden/>
+              </w:rPr>
+              <w:fldChar w:fldCharType="end"/>
+            </w:r>
+          </w:hyperlink>
+        </w:p>
+        <w:p>
+          <w:pPr>
+            <w:pStyle w:val="TOC2"/>
+            <w:tabs>
+              <w:tab w:val="left" w:pos="880"/>
+              <w:tab w:val="right" w:leader="dot" w:pos="9062"/>
+            </w:tabs>
+            <w:rPr>
+              <w:noProof/>
+              <w:kern w:val="2"/>
+              <w:sz w:val="24"/>
+              <w:szCs w:val="24"/>
+              <w:lang w:val="en-BE" w:eastAsia="en-BE"/>
+              <w14:ligatures w14:val="standardContextual"/>
+            </w:rPr>
+          </w:pPr>
+          <w:hyperlink w:anchor="_Toc221629691" w:history="1">
+            <w:r>
+              <w:rPr>
+                <w:rStyle w:val="Hyperlink"/>
+                <w:noProof/>
+              </w:rPr>
+              <w:t>3.7</w:t>
+            </w:r>
+            <w:r>
+              <w:rPr>
+                <w:noProof/>
+                <w:kern w:val="2"/>
+                <w:sz w:val="24"/>
+                <w:szCs w:val="24"/>
+                <w:lang w:val="en-BE" w:eastAsia="en-BE"/>
+                <w14:ligatures w14:val="standardContextual"/>
+              </w:rPr>
+              <w:tab/>
+            </w:r>
+            <w:r>
+              <w:rPr>
+                <w:rStyle w:val="Hyperlink"/>
+                <w:noProof/>
+              </w:rPr>
+              <w:t>Voorbeeld van prijzen</w:t>
+            </w:r>
+            <w:r>
+              <w:rPr>
+                <w:noProof/>
+                <w:webHidden/>
+              </w:rPr>
+              <w:tab/>
+            </w:r>
+            <w:r>
+              <w:rPr>
+                <w:noProof/>
+                <w:webHidden/>
+              </w:rPr>
+              <w:fldChar w:fldCharType="begin"/>
+            </w:r>
+            <w:r>
+              <w:rPr>
+                <w:noProof/>
+                <w:webHidden/>
+              </w:rPr>
+              <w:instrText xml:space="preserve"> PAGEREF _Toc221629691 \h </w:instrText>
+            </w:r>
+            <w:r>
+              <w:rPr>
+                <w:noProof/>
+                <w:webHidden/>
+              </w:rPr>
+            </w:r>
+            <w:r>
+              <w:rPr>
+                <w:noProof/>
+                <w:webHidden/>
+              </w:rPr>
+              <w:fldChar w:fldCharType="separate"/>
+            </w:r>
+            <w:r>
+              <w:rPr>
+                <w:noProof/>
+                <w:webHidden/>
+              </w:rPr>
+              <w:t>5</w:t>
+            </w:r>
+            <w:r>
+              <w:rPr>
+                <w:noProof/>
+                <w:webHidden/>
+              </w:rPr>
+              <w:fldChar w:fldCharType="end"/>
+            </w:r>
+          </w:hyperlink>
+        </w:p>
+        <w:p>
+          <w:pPr>
+            <w:pStyle w:val="TOC2"/>
+            <w:tabs>
+              <w:tab w:val="left" w:pos="880"/>
+              <w:tab w:val="right" w:leader="dot" w:pos="9062"/>
+            </w:tabs>
+            <w:rPr>
+              <w:noProof/>
+              <w:kern w:val="2"/>
+              <w:sz w:val="24"/>
+              <w:szCs w:val="24"/>
+              <w:lang w:val="en-BE" w:eastAsia="en-BE"/>
+              <w14:ligatures w14:val="standardContextual"/>
+            </w:rPr>
+          </w:pPr>
+          <w:hyperlink w:anchor="_Toc221629692" w:history="1">
+            <w:r>
+              <w:rPr>
+                <w:rStyle w:val="Hyperlink"/>
+                <w:noProof/>
+              </w:rPr>
+              <w:t>3.8</w:t>
+            </w:r>
+            <w:r>
+              <w:rPr>
+                <w:noProof/>
+                <w:kern w:val="2"/>
+                <w:sz w:val="24"/>
+                <w:szCs w:val="24"/>
+                <w:lang w:val="en-BE" w:eastAsia="en-BE"/>
+                <w14:ligatures w14:val="standardContextual"/>
+              </w:rPr>
+              <w:tab/>
+            </w:r>
+            <w:r>
+              <w:rPr>
+                <w:rStyle w:val="Hyperlink"/>
+                <w:noProof/>
+              </w:rPr>
+              <w:t>Voorstel</w:t>
+            </w:r>
+            <w:r>
+              <w:rPr>
+                <w:noProof/>
+                <w:webHidden/>
+              </w:rPr>
+              <w:tab/>
+            </w:r>
+            <w:r>
+              <w:rPr>
+                <w:noProof/>
+                <w:webHidden/>
+              </w:rPr>
+              <w:fldChar w:fldCharType="begin"/>
+            </w:r>
+            <w:r>
+              <w:rPr>
+                <w:noProof/>
+                <w:webHidden/>
+              </w:rPr>
+              <w:instrText xml:space="preserve"> PAGEREF _Toc221629692 \h </w:instrText>
+            </w:r>
+            <w:r>
+              <w:rPr>
+                <w:noProof/>
+                <w:webHidden/>
+              </w:rPr>
+            </w:r>
+            <w:r>
+              <w:rPr>
+                <w:noProof/>
+                <w:webHidden/>
+              </w:rPr>
+              <w:fldChar w:fldCharType="separate"/>
+            </w:r>
+            <w:r>
+              <w:rPr>
+                <w:noProof/>
+                <w:webHidden/>
+              </w:rPr>
+              <w:t>5</w:t>
+            </w:r>
+            <w:r>
+              <w:rPr>
+                <w:noProof/>
+                <w:webHidden/>
+              </w:rPr>
+              <w:fldChar w:fldCharType="end"/>
+            </w:r>
+          </w:hyperlink>
+        </w:p>
+        <w:p>
+          <w:pPr>
+            <w:pStyle w:val="TOC1"/>
+            <w:tabs>
+              <w:tab w:val="left" w:pos="440"/>
+              <w:tab w:val="right" w:leader="dot" w:pos="9062"/>
+            </w:tabs>
+            <w:rPr>
+              <w:noProof/>
+              <w:kern w:val="2"/>
+              <w:sz w:val="24"/>
+              <w:szCs w:val="24"/>
+              <w:lang w:val="en-BE" w:eastAsia="en-BE"/>
+              <w14:ligatures w14:val="standardContextual"/>
+            </w:rPr>
+          </w:pPr>
+          <w:hyperlink w:anchor="_Toc221629693" w:history="1">
+            <w:r>
+              <w:rPr>
+                <w:rStyle w:val="Hyperlink"/>
+                <w:noProof/>
+              </w:rPr>
+              <w:t>4</w:t>
+            </w:r>
+            <w:r>
+              <w:rPr>
+                <w:noProof/>
+                <w:kern w:val="2"/>
+                <w:sz w:val="24"/>
+                <w:szCs w:val="24"/>
+                <w:lang w:val="en-BE" w:eastAsia="en-BE"/>
+                <w14:ligatures w14:val="standardContextual"/>
+              </w:rPr>
+              <w:tab/>
+            </w:r>
+            <w:r>
+              <w:rPr>
+                <w:rStyle w:val="Hyperlink"/>
+                <w:noProof/>
+              </w:rPr>
+              <w:t>LoRa</w:t>
+            </w:r>
+            <w:r>
+              <w:rPr>
+                <w:noProof/>
+                <w:webHidden/>
+              </w:rPr>
+              <w:tab/>
+            </w:r>
+            <w:r>
+              <w:rPr>
+                <w:noProof/>
+                <w:webHidden/>
+              </w:rPr>
+              <w:fldChar w:fldCharType="begin"/>
+            </w:r>
+            <w:r>
+              <w:rPr>
+                <w:noProof/>
+                <w:webHidden/>
+              </w:rPr>
+              <w:instrText xml:space="preserve"> PAGEREF _Toc221629693 \h </w:instrText>
+            </w:r>
+            <w:r>
+              <w:rPr>
+                <w:noProof/>
+                <w:webHidden/>
+              </w:rPr>
+            </w:r>
+            <w:r>
+              <w:rPr>
+                <w:noProof/>
+                <w:webHidden/>
+              </w:rPr>
+              <w:fldChar w:fldCharType="separate"/>
+            </w:r>
+            <w:r>
+              <w:rPr>
+                <w:noProof/>
+                <w:webHidden/>
+              </w:rPr>
+              <w:t>7</w:t>
+            </w:r>
+            <w:r>
+              <w:rPr>
+                <w:noProof/>
+                <w:webHidden/>
+              </w:rPr>
+              <w:fldChar w:fldCharType="end"/>
+            </w:r>
+          </w:hyperlink>
+        </w:p>
+        <w:p>
+          <w:pPr>
+            <w:pStyle w:val="TOC2"/>
+            <w:tabs>
+              <w:tab w:val="left" w:pos="880"/>
+              <w:tab w:val="right" w:leader="dot" w:pos="9062"/>
+            </w:tabs>
+            <w:rPr>
+              <w:noProof/>
+              <w:kern w:val="2"/>
+              <w:sz w:val="24"/>
+              <w:szCs w:val="24"/>
+              <w:lang w:val="en-BE" w:eastAsia="en-BE"/>
+              <w14:ligatures w14:val="standardContextual"/>
+            </w:rPr>
+          </w:pPr>
+          <w:hyperlink w:anchor="_Toc221629694" w:history="1">
+            <w:r>
+              <w:rPr>
+                <w:rStyle w:val="Hyperlink"/>
+                <w:noProof/>
+              </w:rPr>
+              <w:t>4.1</w:t>
+            </w:r>
+            <w:r>
+              <w:rPr>
+                <w:noProof/>
+                <w:kern w:val="2"/>
+                <w:sz w:val="24"/>
+                <w:szCs w:val="24"/>
+                <w:lang w:val="en-BE" w:eastAsia="en-BE"/>
+                <w14:ligatures w14:val="standardContextual"/>
+              </w:rPr>
+              <w:tab/>
+            </w:r>
+            <w:r>
+              <w:rPr>
+                <w:rStyle w:val="Hyperlink"/>
+                <w:noProof/>
+              </w:rPr>
+              <w:t>STM32 + LoRa?</w:t>
+            </w:r>
+            <w:r>
+              <w:rPr>
+                <w:noProof/>
+                <w:webHidden/>
+              </w:rPr>
+              <w:tab/>
+            </w:r>
+            <w:r>
+              <w:rPr>
+                <w:noProof/>
+                <w:webHidden/>
+              </w:rPr>
+              <w:fldChar w:fldCharType="begin"/>
+            </w:r>
+            <w:r>
+              <w:rPr>
+                <w:noProof/>
+                <w:webHidden/>
+              </w:rPr>
+              <w:instrText xml:space="preserve"> PAGEREF _Toc221629694 \h </w:instrText>
+            </w:r>
+            <w:r>
+              <w:rPr>
+                <w:noProof/>
+                <w:webHidden/>
+              </w:rPr>
+            </w:r>
+            <w:r>
+              <w:rPr>
+                <w:noProof/>
+                <w:webHidden/>
+              </w:rPr>
+              <w:fldChar w:fldCharType="separate"/>
+            </w:r>
+            <w:r>
+              <w:rPr>
+                <w:noProof/>
+                <w:webHidden/>
+              </w:rPr>
+              <w:t>7</w:t>
+            </w:r>
+            <w:r>
+              <w:rPr>
+                <w:noProof/>
+                <w:webHidden/>
+              </w:rPr>
+              <w:fldChar w:fldCharType="end"/>
+            </w:r>
+          </w:hyperlink>
+        </w:p>
+        <w:p>
+          <w:pPr>
+            <w:pStyle w:val="TOC2"/>
+            <w:tabs>
+              <w:tab w:val="left" w:pos="880"/>
+              <w:tab w:val="right" w:leader="dot" w:pos="9062"/>
+            </w:tabs>
+            <w:rPr>
+              <w:noProof/>
+              <w:kern w:val="2"/>
+              <w:sz w:val="24"/>
+              <w:szCs w:val="24"/>
+              <w:lang w:val="en-BE" w:eastAsia="en-BE"/>
+              <w14:ligatures w14:val="standardContextual"/>
+            </w:rPr>
+          </w:pPr>
+          <w:hyperlink w:anchor="_Toc221629695" w:history="1">
+            <w:r>
+              <w:rPr>
+                <w:rStyle w:val="Hyperlink"/>
+                <w:noProof/>
+              </w:rPr>
+              <w:t>4.2</w:t>
+            </w:r>
+            <w:r>
+              <w:rPr>
+                <w:noProof/>
+                <w:kern w:val="2"/>
+                <w:sz w:val="24"/>
+                <w:szCs w:val="24"/>
+                <w:lang w:val="en-BE" w:eastAsia="en-BE"/>
+                <w14:ligatures w14:val="standardContextual"/>
+              </w:rPr>
+              <w:tab/>
+            </w:r>
+            <w:r>
+              <w:rPr>
+                <w:rStyle w:val="Hyperlink"/>
+                <w:noProof/>
+              </w:rPr>
+              <w:t>Modules</w:t>
+            </w:r>
+            <w:r>
+              <w:rPr>
+                <w:noProof/>
+                <w:webHidden/>
+              </w:rPr>
+              <w:tab/>
+            </w:r>
+            <w:r>
+              <w:rPr>
+                <w:noProof/>
+                <w:webHidden/>
+              </w:rPr>
+              <w:fldChar w:fldCharType="begin"/>
+            </w:r>
+            <w:r>
+              <w:rPr>
+                <w:noProof/>
+                <w:webHidden/>
+              </w:rPr>
+              <w:instrText xml:space="preserve"> PAGEREF _Toc221629695 \h </w:instrText>
+            </w:r>
+            <w:r>
+              <w:rPr>
+                <w:noProof/>
+                <w:webHidden/>
+              </w:rPr>
+            </w:r>
+            <w:r>
+              <w:rPr>
+                <w:noProof/>
+                <w:webHidden/>
+              </w:rPr>
+              <w:fldChar w:fldCharType="separate"/>
+            </w:r>
+            <w:r>
+              <w:rPr>
+                <w:noProof/>
+                <w:webHidden/>
+              </w:rPr>
+              <w:t>7</w:t>
+            </w:r>
+            <w:r>
+              <w:rPr>
+                <w:noProof/>
+                <w:webHidden/>
+              </w:rPr>
+              <w:fldChar w:fldCharType="end"/>
+            </w:r>
+          </w:hyperlink>
+        </w:p>
+        <w:p>
+          <w:pPr>
+            <w:pStyle w:val="TOC2"/>
+            <w:tabs>
+              <w:tab w:val="left" w:pos="880"/>
+              <w:tab w:val="right" w:leader="dot" w:pos="9062"/>
+            </w:tabs>
+            <w:rPr>
+              <w:noProof/>
+              <w:kern w:val="2"/>
+              <w:sz w:val="24"/>
+              <w:szCs w:val="24"/>
+              <w:lang w:val="en-BE" w:eastAsia="en-BE"/>
+              <w14:ligatures w14:val="standardContextual"/>
+            </w:rPr>
+          </w:pPr>
+          <w:hyperlink w:anchor="_Toc221629696" w:history="1">
+            <w:r>
+              <w:rPr>
+                <w:rStyle w:val="Hyperlink"/>
+                <w:noProof/>
+              </w:rPr>
+              <w:t>4.3</w:t>
+            </w:r>
+            <w:r>
+              <w:rPr>
+                <w:noProof/>
+                <w:kern w:val="2"/>
+                <w:sz w:val="24"/>
+                <w:szCs w:val="24"/>
+                <w:lang w:val="en-BE" w:eastAsia="en-BE"/>
+                <w14:ligatures w14:val="standardContextual"/>
+              </w:rPr>
+              <w:tab/>
+            </w:r>
+            <w:r>
+              <w:rPr>
+                <w:rStyle w:val="Hyperlink"/>
+                <w:noProof/>
+              </w:rPr>
+              <w:t>Antenne</w:t>
+            </w:r>
+            <w:r>
+              <w:rPr>
+                <w:noProof/>
+                <w:webHidden/>
+              </w:rPr>
+              <w:tab/>
+            </w:r>
+            <w:r>
+              <w:rPr>
+                <w:noProof/>
+                <w:webHidden/>
+              </w:rPr>
+              <w:fldChar w:fldCharType="begin"/>
+            </w:r>
+            <w:r>
+              <w:rPr>
+                <w:noProof/>
+                <w:webHidden/>
+              </w:rPr>
+              <w:instrText xml:space="preserve"> PAGEREF _Toc221629696 \h </w:instrText>
+            </w:r>
+            <w:r>
+              <w:rPr>
+                <w:noProof/>
+                <w:webHidden/>
+              </w:rPr>
+            </w:r>
+            <w:r>
+              <w:rPr>
+                <w:noProof/>
+                <w:webHidden/>
+              </w:rPr>
+              <w:fldChar w:fldCharType="separate"/>
+            </w:r>
+            <w:r>
+              <w:rPr>
+                <w:noProof/>
+                <w:webHidden/>
+              </w:rPr>
+              <w:t>8</w:t>
+            </w:r>
+            <w:r>
+              <w:rPr>
+                <w:noProof/>
+                <w:webHidden/>
+              </w:rPr>
+              <w:fldChar w:fldCharType="end"/>
+            </w:r>
+          </w:hyperlink>
+        </w:p>
+        <w:p>
+          <w:pPr>
+            <w:pStyle w:val="TOC1"/>
+            <w:tabs>
+              <w:tab w:val="left" w:pos="440"/>
+              <w:tab w:val="right" w:leader="dot" w:pos="9062"/>
+            </w:tabs>
+            <w:rPr>
+              <w:noProof/>
+              <w:kern w:val="2"/>
+              <w:sz w:val="24"/>
+              <w:szCs w:val="24"/>
+              <w:lang w:val="en-BE" w:eastAsia="en-BE"/>
+              <w14:ligatures w14:val="standardContextual"/>
+            </w:rPr>
+          </w:pPr>
+          <w:hyperlink w:anchor="_Toc221629697" w:history="1">
+            <w:r>
+              <w:rPr>
+                <w:rStyle w:val="Hyperlink"/>
+                <w:noProof/>
+              </w:rPr>
+              <w:t>5</w:t>
+            </w:r>
+            <w:r>
+              <w:rPr>
+                <w:noProof/>
+                <w:kern w:val="2"/>
+                <w:sz w:val="24"/>
+                <w:szCs w:val="24"/>
+                <w:lang w:val="en-BE" w:eastAsia="en-BE"/>
+                <w14:ligatures w14:val="standardContextual"/>
+              </w:rPr>
+              <w:tab/>
+            </w:r>
+            <w:r>
+              <w:rPr>
+                <w:rStyle w:val="Hyperlink"/>
+                <w:noProof/>
+              </w:rPr>
+              <w:t>ECC chip</w:t>
+            </w:r>
+            <w:r>
+              <w:rPr>
+                <w:noProof/>
+                <w:webHidden/>
+              </w:rPr>
+              <w:tab/>
+            </w:r>
+            <w:r>
+              <w:rPr>
+                <w:noProof/>
+                <w:webHidden/>
+              </w:rPr>
+              <w:fldChar w:fldCharType="begin"/>
+            </w:r>
+            <w:r>
+              <w:rPr>
+                <w:noProof/>
+                <w:webHidden/>
+              </w:rPr>
+              <w:instrText xml:space="preserve"> PAGEREF _Toc221629697 \h </w:instrText>
+            </w:r>
+            <w:r>
+              <w:rPr>
+                <w:noProof/>
+                <w:webHidden/>
+              </w:rPr>
+            </w:r>
+            <w:r>
+              <w:rPr>
+                <w:noProof/>
+                <w:webHidden/>
+              </w:rPr>
+              <w:fldChar w:fldCharType="separate"/>
+            </w:r>
+            <w:r>
+              <w:rPr>
+                <w:noProof/>
+                <w:webHidden/>
+              </w:rPr>
+              <w:t>8</w:t>
+            </w:r>
+            <w:r>
+              <w:rPr>
+                <w:noProof/>
+                <w:webHidden/>
+              </w:rPr>
+              <w:fldChar w:fldCharType="end"/>
+            </w:r>
+          </w:hyperlink>
+        </w:p>
+        <w:p>
+          <w:pPr>
+            <w:pStyle w:val="TOC1"/>
+            <w:tabs>
+              <w:tab w:val="left" w:pos="440"/>
+              <w:tab w:val="right" w:leader="dot" w:pos="9062"/>
+            </w:tabs>
+            <w:rPr>
+              <w:noProof/>
+              <w:kern w:val="2"/>
+              <w:sz w:val="24"/>
+              <w:szCs w:val="24"/>
+              <w:lang w:val="en-BE" w:eastAsia="en-BE"/>
+              <w14:ligatures w14:val="standardContextual"/>
+            </w:rPr>
+          </w:pPr>
+          <w:hyperlink w:anchor="_Toc221629698" w:history="1">
+            <w:r>
+              <w:rPr>
+                <w:rStyle w:val="Hyperlink"/>
+                <w:noProof/>
+              </w:rPr>
+              <w:t>6</w:t>
+            </w:r>
+            <w:r>
+              <w:rPr>
+                <w:noProof/>
+                <w:kern w:val="2"/>
+                <w:sz w:val="24"/>
+                <w:szCs w:val="24"/>
+                <w:lang w:val="en-BE" w:eastAsia="en-BE"/>
+                <w14:ligatures w14:val="standardContextual"/>
+              </w:rPr>
+              <w:tab/>
+            </w:r>
+            <w:r>
+              <w:rPr>
+                <w:rStyle w:val="Hyperlink"/>
+                <w:noProof/>
+              </w:rPr>
+              <w:t>GPS/GNSS</w:t>
+            </w:r>
+            <w:r>
+              <w:rPr>
+                <w:noProof/>
+                <w:webHidden/>
+              </w:rPr>
+              <w:tab/>
+            </w:r>
+            <w:r>
+              <w:rPr>
+                <w:noProof/>
+                <w:webHidden/>
+              </w:rPr>
+              <w:fldChar w:fldCharType="begin"/>
+            </w:r>
+            <w:r>
+              <w:rPr>
+                <w:noProof/>
+                <w:webHidden/>
+              </w:rPr>
+              <w:instrText xml:space="preserve"> PAGEREF _Toc221629698 \h </w:instrText>
+            </w:r>
+            <w:r>
+              <w:rPr>
+                <w:noProof/>
+                <w:webHidden/>
+              </w:rPr>
+            </w:r>
+            <w:r>
+              <w:rPr>
+                <w:noProof/>
+                <w:webHidden/>
+              </w:rPr>
+              <w:fldChar w:fldCharType="separate"/>
+            </w:r>
+            <w:r>
+              <w:rPr>
+                <w:noProof/>
+                <w:webHidden/>
+              </w:rPr>
+              <w:t>8</w:t>
+            </w:r>
+            <w:r>
+              <w:rPr>
+                <w:noProof/>
+                <w:webHidden/>
+              </w:rPr>
+              <w:fldChar w:fldCharType="end"/>
+            </w:r>
+          </w:hyperlink>
+        </w:p>
+        <w:p>
+          <w:pPr>
+            <w:pStyle w:val="TOC1"/>
+            <w:tabs>
+              <w:tab w:val="left" w:pos="440"/>
+              <w:tab w:val="right" w:leader="dot" w:pos="9062"/>
+            </w:tabs>
+            <w:rPr>
+              <w:noProof/>
+              <w:kern w:val="2"/>
+              <w:sz w:val="24"/>
+              <w:szCs w:val="24"/>
+              <w:lang w:val="en-BE" w:eastAsia="en-BE"/>
+              <w14:ligatures w14:val="standardContextual"/>
+            </w:rPr>
+          </w:pPr>
+          <w:hyperlink w:anchor="_Toc221629699" w:history="1">
+            <w:r>
+              <w:rPr>
+                <w:rStyle w:val="Hyperlink"/>
+                <w:noProof/>
+              </w:rPr>
+              <w:t>7</w:t>
+            </w:r>
+            <w:r>
+              <w:rPr>
+                <w:noProof/>
+                <w:kern w:val="2"/>
+                <w:sz w:val="24"/>
+                <w:szCs w:val="24"/>
+                <w:lang w:val="en-BE" w:eastAsia="en-BE"/>
+                <w14:ligatures w14:val="standardContextual"/>
+              </w:rPr>
+              <w:tab/>
+            </w:r>
+            <w:r>
+              <w:rPr>
+                <w:rStyle w:val="Hyperlink"/>
+                <w:noProof/>
+              </w:rPr>
+              <w:t>Bluetooth</w:t>
+            </w:r>
+            <w:r>
+              <w:rPr>
+                <w:noProof/>
+                <w:webHidden/>
+              </w:rPr>
+              <w:tab/>
+            </w:r>
+            <w:r>
+              <w:rPr>
+                <w:noProof/>
+                <w:webHidden/>
+              </w:rPr>
+              <w:fldChar w:fldCharType="begin"/>
+            </w:r>
+            <w:r>
+              <w:rPr>
+                <w:noProof/>
+                <w:webHidden/>
+              </w:rPr>
+              <w:instrText xml:space="preserve"> PAGEREF _Toc221629699 \h </w:instrText>
+            </w:r>
+            <w:r>
+              <w:rPr>
+                <w:noProof/>
+                <w:webHidden/>
+              </w:rPr>
+            </w:r>
+            <w:r>
+              <w:rPr>
+                <w:noProof/>
+                <w:webHidden/>
+              </w:rPr>
+              <w:fldChar w:fldCharType="separate"/>
+            </w:r>
+            <w:r>
+              <w:rPr>
+                <w:noProof/>
+                <w:webHidden/>
+              </w:rPr>
+              <w:t>8</w:t>
+            </w:r>
+            <w:r>
+              <w:rPr>
+                <w:noProof/>
+                <w:webHidden/>
+              </w:rPr>
+              <w:fldChar w:fldCharType="end"/>
+            </w:r>
+          </w:hyperlink>
+        </w:p>
+        <w:p>
+          <w:pPr>
+            <w:pStyle w:val="TOC1"/>
+            <w:tabs>
+              <w:tab w:val="left" w:pos="440"/>
+              <w:tab w:val="right" w:leader="dot" w:pos="9062"/>
+            </w:tabs>
+            <w:rPr>
+              <w:noProof/>
+              <w:kern w:val="2"/>
+              <w:sz w:val="24"/>
+              <w:szCs w:val="24"/>
+              <w:lang w:val="en-BE" w:eastAsia="en-BE"/>
+              <w14:ligatures w14:val="standardContextual"/>
+            </w:rPr>
+          </w:pPr>
+          <w:hyperlink w:anchor="_Toc221629700" w:history="1">
+            <w:r>
+              <w:rPr>
+                <w:rStyle w:val="Hyperlink"/>
+                <w:noProof/>
+              </w:rPr>
+              <w:t>8</w:t>
+            </w:r>
+            <w:r>
+              <w:rPr>
+                <w:noProof/>
+                <w:kern w:val="2"/>
+                <w:sz w:val="24"/>
+                <w:szCs w:val="24"/>
+                <w:lang w:val="en-BE" w:eastAsia="en-BE"/>
+                <w14:ligatures w14:val="standardContextual"/>
+              </w:rPr>
+              <w:tab/>
+            </w:r>
+            <w:r>
+              <w:rPr>
+                <w:rStyle w:val="Hyperlink"/>
+                <w:noProof/>
+              </w:rPr>
+              <w:t>Accelerometer</w:t>
+            </w:r>
+            <w:r>
+              <w:rPr>
+                <w:noProof/>
+                <w:webHidden/>
+              </w:rPr>
+              <w:tab/>
+            </w:r>
+            <w:r>
+              <w:rPr>
+                <w:noProof/>
+                <w:webHidden/>
+              </w:rPr>
+              <w:fldChar w:fldCharType="begin"/>
+            </w:r>
+            <w:r>
+              <w:rPr>
+                <w:noProof/>
+                <w:webHidden/>
+              </w:rPr>
+              <w:instrText xml:space="preserve"> PAGEREF _Toc221629700 \h </w:instrText>
+            </w:r>
+            <w:r>
+              <w:rPr>
+                <w:noProof/>
+                <w:webHidden/>
+              </w:rPr>
+            </w:r>
+            <w:r>
+              <w:rPr>
+                <w:noProof/>
+                <w:webHidden/>
+              </w:rPr>
+              <w:fldChar w:fldCharType="separate"/>
+            </w:r>
+            <w:r>
+              <w:rPr>
+                <w:noProof/>
+                <w:webHidden/>
+              </w:rPr>
+              <w:t>8</w:t>
+            </w:r>
+            <w:r>
+              <w:rPr>
+                <w:noProof/>
+                <w:webHidden/>
+              </w:rPr>
+              <w:fldChar w:fldCharType="end"/>
+            </w:r>
+          </w:hyperlink>
+        </w:p>
+        <w:p>
+          <w:pPr>
+            <w:pStyle w:val="TOC1"/>
+            <w:tabs>
+              <w:tab w:val="left" w:pos="440"/>
+              <w:tab w:val="right" w:leader="dot" w:pos="9062"/>
+            </w:tabs>
+            <w:rPr>
+              <w:noProof/>
+              <w:kern w:val="2"/>
+              <w:sz w:val="24"/>
+              <w:szCs w:val="24"/>
+              <w:lang w:val="en-BE" w:eastAsia="en-BE"/>
+              <w14:ligatures w14:val="standardContextual"/>
+            </w:rPr>
+          </w:pPr>
+          <w:hyperlink w:anchor="_Toc221629701" w:history="1">
+            <w:r>
+              <w:rPr>
+                <w:rStyle w:val="Hyperlink"/>
+                <w:noProof/>
+              </w:rPr>
+              <w:t>9</w:t>
+            </w:r>
+            <w:r>
+              <w:rPr>
+                <w:noProof/>
+                <w:kern w:val="2"/>
+                <w:sz w:val="24"/>
+                <w:szCs w:val="24"/>
+                <w:lang w:val="en-BE" w:eastAsia="en-BE"/>
+                <w14:ligatures w14:val="standardContextual"/>
+              </w:rPr>
+              <w:tab/>
+            </w:r>
+            <w:r>
+              <w:rPr>
+                <w:rStyle w:val="Hyperlink"/>
+                <w:noProof/>
+              </w:rPr>
+              <w:t>Battery management system</w:t>
+            </w:r>
+            <w:r>
+              <w:rPr>
+                <w:noProof/>
+                <w:webHidden/>
+              </w:rPr>
+              <w:tab/>
+            </w:r>
+            <w:r>
+              <w:rPr>
+                <w:noProof/>
+                <w:webHidden/>
+              </w:rPr>
+              <w:fldChar w:fldCharType="begin"/>
+            </w:r>
+            <w:r>
+              <w:rPr>
+                <w:noProof/>
+                <w:webHidden/>
+              </w:rPr>
+              <w:instrText xml:space="preserve"> PAGEREF _Toc221629701 \h </w:instrText>
+            </w:r>
+            <w:r>
+              <w:rPr>
+                <w:noProof/>
+                <w:webHidden/>
+              </w:rPr>
+            </w:r>
+            <w:r>
+              <w:rPr>
+                <w:noProof/>
+                <w:webHidden/>
+              </w:rPr>
+              <w:fldChar w:fldCharType="separate"/>
+            </w:r>
+            <w:r>
+              <w:rPr>
+                <w:noProof/>
+                <w:webHidden/>
+              </w:rPr>
+              <w:t>8</w:t>
+            </w:r>
+            <w:r>
+              <w:rPr>
+                <w:noProof/>
+                <w:webHidden/>
+              </w:rPr>
+              <w:fldChar w:fldCharType="end"/>
+            </w:r>
+          </w:hyperlink>
+        </w:p>
+        <w:p>
+          <w:pPr>
+            <w:pStyle w:val="TOC1"/>
+            <w:tabs>
+              <w:tab w:val="left" w:pos="660"/>
+              <w:tab w:val="right" w:leader="dot" w:pos="9062"/>
+            </w:tabs>
+            <w:rPr>
+              <w:noProof/>
+              <w:kern w:val="2"/>
+              <w:sz w:val="24"/>
+              <w:szCs w:val="24"/>
+              <w:lang w:val="en-BE" w:eastAsia="en-BE"/>
+              <w14:ligatures w14:val="standardContextual"/>
+            </w:rPr>
+          </w:pPr>
+          <w:hyperlink w:anchor="_Toc221629702" w:history="1">
+            <w:r>
+              <w:rPr>
+                <w:rStyle w:val="Hyperlink"/>
+                <w:noProof/>
+              </w:rPr>
+              <w:t>10</w:t>
+            </w:r>
+            <w:r>
+              <w:rPr>
+                <w:noProof/>
+                <w:kern w:val="2"/>
+                <w:sz w:val="24"/>
+                <w:szCs w:val="24"/>
+                <w:lang w:val="en-BE" w:eastAsia="en-BE"/>
+                <w14:ligatures w14:val="standardContextual"/>
+              </w:rPr>
+              <w:tab/>
+            </w:r>
+            <w:r>
+              <w:rPr>
+                <w:rStyle w:val="Hyperlink"/>
+                <w:noProof/>
+              </w:rPr>
+              <w:t>Motor/solenoide</w:t>
+            </w:r>
+            <w:r>
+              <w:rPr>
+                <w:noProof/>
+                <w:webHidden/>
+              </w:rPr>
+              <w:tab/>
+            </w:r>
+            <w:r>
+              <w:rPr>
+                <w:noProof/>
+                <w:webHidden/>
+              </w:rPr>
+              <w:fldChar w:fldCharType="begin"/>
+            </w:r>
+            <w:r>
+              <w:rPr>
+                <w:noProof/>
+                <w:webHidden/>
+              </w:rPr>
+              <w:instrText xml:space="preserve"> PAGEREF _Toc221629702 \h </w:instrText>
+            </w:r>
+            <w:r>
+              <w:rPr>
+                <w:noProof/>
+                <w:webHidden/>
+              </w:rPr>
+            </w:r>
+            <w:r>
+              <w:rPr>
+                <w:noProof/>
+                <w:webHidden/>
+              </w:rPr>
+              <w:fldChar w:fldCharType="separate"/>
+            </w:r>
+            <w:r>
+              <w:rPr>
+                <w:noProof/>
+                <w:webHidden/>
+              </w:rPr>
+              <w:t>8</w:t>
+            </w:r>
+            <w:r>
+              <w:rPr>
+                <w:noProof/>
+                <w:webHidden/>
+              </w:rPr>
+              <w:fldChar w:fldCharType="end"/>
+            </w:r>
+          </w:hyperlink>
+        </w:p>
+        <w:p>
+          <w:pPr>
+            <w:pStyle w:val="TOC1"/>
+            <w:tabs>
+              <w:tab w:val="left" w:pos="660"/>
+              <w:tab w:val="right" w:leader="dot" w:pos="9062"/>
+            </w:tabs>
+            <w:rPr>
+              <w:noProof/>
+              <w:kern w:val="2"/>
+              <w:sz w:val="24"/>
+              <w:szCs w:val="24"/>
+              <w:lang w:val="en-BE" w:eastAsia="en-BE"/>
+              <w14:ligatures w14:val="standardContextual"/>
+            </w:rPr>
+          </w:pPr>
+          <w:hyperlink w:anchor="_Toc221629703" w:history="1">
+            <w:r>
+              <w:rPr>
+                <w:rStyle w:val="Hyperlink"/>
+                <w:noProof/>
+              </w:rPr>
+              <w:t>11</w:t>
+            </w:r>
+            <w:r>
+              <w:rPr>
+                <w:noProof/>
+                <w:kern w:val="2"/>
+                <w:sz w:val="24"/>
+                <w:szCs w:val="24"/>
+                <w:lang w:val="en-BE" w:eastAsia="en-BE"/>
+                <w14:ligatures w14:val="standardContextual"/>
+              </w:rPr>
+              <w:tab/>
+            </w:r>
+            <w:r>
+              <w:rPr>
+                <w:rStyle w:val="Hyperlink"/>
+                <w:noProof/>
+              </w:rPr>
+              <w:t>Samenvatting keuzes</w:t>
+            </w:r>
+            <w:r>
+              <w:rPr>
+                <w:noProof/>
+                <w:webHidden/>
+              </w:rPr>
+              <w:tab/>
+            </w:r>
+            <w:r>
+              <w:rPr>
+                <w:noProof/>
+                <w:webHidden/>
+              </w:rPr>
+              <w:fldChar w:fldCharType="begin"/>
+            </w:r>
+            <w:r>
+              <w:rPr>
+                <w:noProof/>
+                <w:webHidden/>
+              </w:rPr>
+              <w:instrText xml:space="preserve"> PAGEREF _Toc221629703 \h </w:instrText>
+            </w:r>
+            <w:r>
+              <w:rPr>
+                <w:noProof/>
+                <w:webHidden/>
+              </w:rPr>
+            </w:r>
+            <w:r>
+              <w:rPr>
+                <w:noProof/>
+                <w:webHidden/>
+              </w:rPr>
+              <w:fldChar w:fldCharType="separate"/>
+            </w:r>
+            <w:r>
+              <w:rPr>
+                <w:noProof/>
+                <w:webHidden/>
+              </w:rPr>
+              <w:t>8</w:t>
+            </w:r>
+            <w:r>
+              <w:rPr>
+                <w:noProof/>
+                <w:webHidden/>
+              </w:rPr>
+              <w:fldChar w:fldCharType="end"/>
+            </w:r>
+          </w:hyperlink>
+        </w:p>
+        <w:p>
+          <w:pPr>
+            <w:pStyle w:val="TOC1"/>
+            <w:tabs>
+              <w:tab w:val="left" w:pos="660"/>
+              <w:tab w:val="right" w:leader="dot" w:pos="9062"/>
+            </w:tabs>
+            <w:rPr>
+              <w:noProof/>
+              <w:kern w:val="2"/>
+              <w:sz w:val="24"/>
+              <w:szCs w:val="24"/>
+              <w:lang w:val="en-BE" w:eastAsia="en-BE"/>
+              <w14:ligatures w14:val="standardContextual"/>
+            </w:rPr>
+          </w:pPr>
+          <w:hyperlink w:anchor="_Toc221629704" w:history="1">
+            <w:r>
+              <w:rPr>
+                <w:rStyle w:val="Hyperlink"/>
+                <w:noProof/>
+              </w:rPr>
+              <w:t>12</w:t>
+            </w:r>
+            <w:r>
+              <w:rPr>
+                <w:noProof/>
+                <w:kern w:val="2"/>
+                <w:sz w:val="24"/>
+                <w:szCs w:val="24"/>
+                <w:lang w:val="en-BE" w:eastAsia="en-BE"/>
+                <w14:ligatures w14:val="standardContextual"/>
+              </w:rPr>
+              <w:tab/>
+            </w:r>
+            <w:r>
+              <w:rPr>
+                <w:rStyle w:val="Hyperlink"/>
+                <w:noProof/>
+              </w:rPr>
+              <w:t>BOM</w:t>
+            </w:r>
+            <w:r>
+              <w:rPr>
+                <w:noProof/>
+                <w:webHidden/>
+              </w:rPr>
+              <w:tab/>
+            </w:r>
+            <w:r>
+              <w:rPr>
+                <w:noProof/>
+                <w:webHidden/>
+              </w:rPr>
+              <w:fldChar w:fldCharType="begin"/>
+            </w:r>
+            <w:r>
+              <w:rPr>
+                <w:noProof/>
+                <w:webHidden/>
+              </w:rPr>
+              <w:instrText xml:space="preserve"> PAGEREF _Toc221629704 \h </w:instrText>
+            </w:r>
+            <w:r>
+              <w:rPr>
+                <w:noProof/>
+                <w:webHidden/>
+              </w:rPr>
+            </w:r>
+            <w:r>
+              <w:rPr>
+                <w:noProof/>
+                <w:webHidden/>
+              </w:rPr>
+              <w:fldChar w:fldCharType="separate"/>
+            </w:r>
+            <w:r>
+              <w:rPr>
+                <w:noProof/>
+                <w:webHidden/>
+              </w:rPr>
+              <w:t>8</w:t>
+            </w:r>
+            <w:r>
+              <w:rPr>
+                <w:noProof/>
+                <w:webHidden/>
+              </w:rPr>
+              <w:fldChar w:fldCharType="end"/>
+            </w:r>
+          </w:hyperlink>
+        </w:p>
+        <w:p>
+          <w:r>
+            <w:rPr>
+              <w:b/>
+              <w:bCs/>
+              <w:noProof/>
+            </w:rPr>
+            <w:fldChar w:fldCharType="end"/>
+          </w:r>
+        </w:p>
+      </w:sdtContent>
+    </w:sdt>
+    <w:p>
+      <w:pPr>
+        <w:rPr>
+          <w:rFonts w:asciiTheme="majorHAnsi" w:eastAsiaTheme="majorEastAsia" w:hAnsiTheme="majorHAnsi" w:cstheme="majorBidi"/>
+          <w:b/>
+          <w:bCs/>
+          <w:color w:val="00B050"/>
+          <w:sz w:val="52"/>
+          <w:szCs w:val="52"/>
+          <w:u w:val="dashLong"/>
+          <w:lang w:val="en-US"/>
+        </w:rPr>
+      </w:pPr>
+    </w:p>
+    <w:p>
+      <w:pPr>
+        <w:spacing w:after="160"/>
+        <w:rPr>
+          <w:rFonts w:asciiTheme="majorHAnsi" w:eastAsiaTheme="majorEastAsia" w:hAnsiTheme="majorHAnsi" w:cstheme="majorBidi"/>
+          <w:b/>
+          <w:bCs/>
+          <w:smallCaps/>
+          <w:color w:val="7030A0"/>
+          <w:sz w:val="36"/>
+          <w:szCs w:val="36"/>
+          <w:lang w:val="en-US"/>
+        </w:rPr>
+      </w:pPr>
+      <w:bookmarkStart w:id="0" w:name="_Toc221629683"/>
+      <w:r>
+        <w:br w:type="page"/>
+      </w:r>
+    </w:p>
     <w:p>
       <w:pPr>
         <w:pStyle w:val="Heading1"/>
       </w:pPr>
       <w:proofErr w:type="spellStart"/>
       <w:r>
+        <w:lastRenderedPageBreak/>
         <w:t>Overzicht</w:t>
       </w:r>
+      <w:bookmarkEnd w:id="0"/>
       <w:proofErr w:type="spellEnd"/>
     </w:p>
     <w:p>
@@ -252,12 +2366,14 @@
       <w:pPr>
         <w:pStyle w:val="Heading1"/>
       </w:pPr>
+      <w:bookmarkStart w:id="1" w:name="_Toc221629684"/>
       <w:r>
         <w:t>MCU</w:t>
       </w:r>
       <w:r>
         <w:t>: STM32</w:t>
       </w:r>
+      <w:bookmarkEnd w:id="1"/>
     </w:p>
     <w:p>
       <w:pPr>
@@ -370,6 +2486,7 @@
       <w:pPr>
         <w:pStyle w:val="Heading2"/>
       </w:pPr>
+      <w:bookmarkStart w:id="2" w:name="_Toc221629685"/>
       <w:r>
         <w:t xml:space="preserve">Flash </w:t>
       </w:r>
@@ -377,6 +2494,7 @@
       <w:r>
         <w:t>schatting</w:t>
       </w:r>
+      <w:bookmarkEnd w:id="2"/>
       <w:proofErr w:type="spellEnd"/>
     </w:p>
     <w:tbl>
@@ -751,9 +2869,11 @@
       <w:pPr>
         <w:pStyle w:val="Heading2"/>
       </w:pPr>
+      <w:bookmarkStart w:id="3" w:name="_Toc221629686"/>
       <w:r>
         <w:t>RAM schatting</w:t>
       </w:r>
+      <w:bookmarkEnd w:id="3"/>
     </w:p>
     <w:tbl>
       <w:tblPr>
@@ -1121,10 +3241,12 @@
       <w:pPr>
         <w:pStyle w:val="Heading2"/>
       </w:pPr>
+      <w:bookmarkStart w:id="4" w:name="_Toc221629687"/>
       <w:r>
         <w:lastRenderedPageBreak/>
         <w:t>Peripherals</w:t>
       </w:r>
+      <w:bookmarkEnd w:id="4"/>
     </w:p>
     <w:p>
       <w:r>
@@ -2185,9 +4307,11 @@
       <w:pPr>
         <w:pStyle w:val="Heading2"/>
       </w:pPr>
+      <w:bookmarkStart w:id="5" w:name="_Toc221629688"/>
       <w:r>
         <w:t>Eisen</w:t>
       </w:r>
+      <w:bookmarkEnd w:id="5"/>
     </w:p>
     <w:p>
       <w:pPr>
@@ -2416,7 +4540,7 @@
           <w:color w:val="2F5496" w:themeColor="accent1" w:themeShade="BF"/>
           <w:sz w:val="28"/>
           <w:szCs w:val="28"/>
-          <w:lang w:val="en-US"/>
+          <w:lang w:val="nl-NL"/>
         </w:rPr>
       </w:pPr>
       <w:r>
@@ -2427,11 +4551,13 @@
       <w:pPr>
         <w:pStyle w:val="Heading2"/>
       </w:pPr>
+      <w:bookmarkStart w:id="6" w:name="_Toc221629689"/>
       <w:proofErr w:type="spellStart"/>
       <w:r>
         <w:lastRenderedPageBreak/>
         <w:t>Opties</w:t>
       </w:r>
+      <w:bookmarkEnd w:id="6"/>
       <w:proofErr w:type="spellEnd"/>
     </w:p>
     <w:p>
@@ -2928,7 +5054,11 @@
       <w:pPr>
         <w:pStyle w:val="Heading2"/>
       </w:pPr>
-      <w:r>
+      <w:bookmarkStart w:id="7" w:name="_Toc221629690"/>
+      <w:r>
+        <w:rPr>
+          <w:noProof/>
+        </w:rPr>
         <w:lastRenderedPageBreak/>
         <w:drawing>
           <wp:anchor distT="0" distB="0" distL="114300" distR="114300" simplePos="0" relativeHeight="251659264" behindDoc="0" locked="0" layoutInCell="1" allowOverlap="1" wp14:anchorId="2C2292EA" wp14:editId="144939A3">
@@ -2990,6 +5120,7 @@
       <w:r>
         <w:t>Vormfactor</w:t>
       </w:r>
+      <w:bookmarkEnd w:id="7"/>
       <w:proofErr w:type="spellEnd"/>
     </w:p>
     <w:p>
@@ -3015,6 +5146,7 @@
       <w:pPr>
         <w:pStyle w:val="Heading2"/>
       </w:pPr>
+      <w:bookmarkStart w:id="8" w:name="_Toc221629691"/>
       <w:proofErr w:type="spellStart"/>
       <w:r>
         <w:t>Voorbeeld</w:t>
@@ -3027,24 +5159,43 @@
       <w:r>
         <w:t>prijzen</w:t>
       </w:r>
+      <w:bookmarkEnd w:id="8"/>
       <w:proofErr w:type="spellEnd"/>
     </w:p>
     <w:p>
+      <w:pPr>
+        <w:rPr>
+          <w:lang w:val="en-US"/>
+        </w:rPr>
+      </w:pPr>
       <w:hyperlink r:id="rId23" w:history="1">
         <w:r>
           <w:rPr>
             <w:rStyle w:val="Hyperlink"/>
+            <w:lang w:val="en-US"/>
           </w:rPr>
           <w:t>https://www.digikey.be/en/products/filter/embedded-microcontrollers/685?s=N4IgjCBcpgbFoDGUBmBDANgZwKYBoQB7KAbRACZyBWATjAAYQCwAOFgFgHYBmEAXQIAHAC5QQAZWEAnAJYA7AOYgAvsypUEIZJHTZ8RUuFZV68NS3r1yTEC1gnGAkCLGTZilWvjQtqTLgJiSDIwdnIaLhtWFm4aDQJyUM5yXicXSAlpeSVVEABaCB9tXQCDYJB2Gk5%2BXLz2TWL-fSCydjCWawIwnl4uulgaGtyNH0EoMCExyGplZSA</w:t>
         </w:r>
       </w:hyperlink>
     </w:p>
-    <w:p/>
-    <w:p>
+    <w:p>
+      <w:pPr>
+        <w:rPr>
+          <w:lang w:val="en-US"/>
+        </w:rPr>
+      </w:pPr>
+    </w:p>
+    <w:p>
+      <w:pPr>
+        <w:rPr>
+          <w:lang w:val="en-US"/>
+        </w:rPr>
+      </w:pPr>
       <w:hyperlink r:id="rId24" w:history="1">
         <w:r>
           <w:rPr>
             <w:rStyle w:val="Hyperlink"/>
+            <w:lang w:val="en-US"/>
           </w:rPr>
           <w:t>https://be.farnell.com/w/c/semiconductors-ics/microcontrollers/arm-microcontrollers?brand=stmicroelectronics&amp;ic-case-package=lqfp&amp;no-of-pins=32pins%7C48pins&amp;product-range=stm32-family-stm32l0-series-microcontrollers_to_stm32-family-stm32l4-series-microcontrollers&amp;program-memory-size=128kb_to_256kb&amp;sort=P_PRICE</w:t>
         </w:r>
@@ -3054,10 +5205,12 @@
       <w:pPr>
         <w:pStyle w:val="Heading2"/>
       </w:pPr>
+      <w:bookmarkStart w:id="9" w:name="_Toc221629692"/>
       <w:proofErr w:type="spellStart"/>
       <w:r>
         <w:t>Voorstel</w:t>
       </w:r>
+      <w:bookmarkEnd w:id="9"/>
       <w:proofErr w:type="spellEnd"/>
     </w:p>
     <w:p>
@@ -3121,13 +5274,7 @@
         <w:rPr>
           <w:lang w:val="en-US"/>
         </w:rPr>
-        <w:t>Cortex-M</w:t>
-      </w:r>
-      <w:r>
-        <w:rPr>
-          <w:lang w:val="en-US"/>
-        </w:rPr>
-        <w:t>4</w:t>
+        <w:t>Cortex-M4</w:t>
       </w:r>
       <w:r>
         <w:rPr>
@@ -3176,11 +5323,6 @@
           <w:lang w:val="en-US"/>
         </w:rPr>
         <w:tab/>
-      </w:r>
-      <w:r>
-        <w:rPr>
-          <w:lang w:val="en-US"/>
-        </w:rPr>
         <w:t>Cortex-M0+</w:t>
       </w:r>
       <w:r>
@@ -3225,11 +5367,6 @@
           <w:lang w:val="en-US"/>
         </w:rPr>
         <w:tab/>
-      </w:r>
-      <w:r>
-        <w:rPr>
-          <w:lang w:val="en-US"/>
-        </w:rPr>
         <w:t>Cortex-M4</w:t>
       </w:r>
       <w:r>
@@ -3271,14 +5408,10 @@
       </w:hyperlink>
       <w:r>
         <w:tab/>
-      </w:r>
-      <w:r>
         <w:t>Cortex-M4</w:t>
       </w:r>
       <w:r>
         <w:tab/>
-      </w:r>
-      <w:r>
         <w:t>128KB</w:t>
       </w:r>
       <w:r>
@@ -3303,14 +5436,10 @@
       </w:hyperlink>
       <w:r>
         <w:tab/>
-      </w:r>
-      <w:r>
         <w:t>Cortex-M4</w:t>
       </w:r>
       <w:r>
         <w:tab/>
-      </w:r>
-      <w:r>
         <w:t>128KB</w:t>
       </w:r>
       <w:r>
@@ -3393,7 +5522,7 @@
         </w:rPr>
         <w:lastRenderedPageBreak/>
         <w:drawing>
-          <wp:inline distT="0" distB="0" distL="0" distR="0" wp14:anchorId="246ED48E" wp14:editId="6214A8ED">
+          <wp:inline distT="0" distB="0" distL="0" distR="0" wp14:anchorId="246ED48E" wp14:editId="33CFF42F">
             <wp:extent cx="5876925" cy="6946601"/>
             <wp:effectExtent l="0" t="0" r="0" b="6985"/>
             <wp:docPr id="1060474358" name="Picture 2"/>
@@ -3447,19 +5576,124 @@
         </w:drawing>
       </w:r>
     </w:p>
-    <w:p>
-      <w:pPr>
-        <w:rPr>
-          <w:rFonts w:eastAsiaTheme="majorEastAsia"/>
+    <w:p/>
+    <w:p>
+      <w:pPr>
+        <w:pStyle w:val="Heading2"/>
+      </w:pPr>
+      <w:proofErr w:type="spellStart"/>
+      <w:r>
+        <w:t>Keuze</w:t>
+      </w:r>
+      <w:proofErr w:type="spellEnd"/>
+    </w:p>
+    <w:p>
+      <w:pPr>
+        <w:rPr>
           <w:lang w:val="en-US"/>
         </w:rPr>
       </w:pPr>
-    </w:p>
-    <w:p/>
-    <w:p>
-      <w:pPr>
+      <w:r>
+        <w:rPr>
+          <w:lang w:val="en-US"/>
+        </w:rPr>
+        <w:t>Voor prototype:</w:t>
+      </w:r>
+    </w:p>
+    <w:p>
+      <w:pPr>
+        <w:rPr>
+          <w:lang w:val="en-US"/>
+        </w:rPr>
+      </w:pPr>
+      <w:hyperlink r:id="rId31" w:history="1">
+        <w:r>
+          <w:rPr>
+            <w:rStyle w:val="Hyperlink"/>
+            <w:lang w:val="en-US"/>
+          </w:rPr>
+          <w:t>STM32L431CCT6TR</w:t>
+        </w:r>
+      </w:hyperlink>
+      <w:r>
+        <w:rPr>
+          <w:rStyle w:val="copytoclipboardstylescopytoclipboard-sc-1s4wwh6-0"/>
+          <w:lang w:val="en-US"/>
+        </w:rPr>
+        <w:tab/>
+      </w:r>
+      <w:r>
+        <w:rPr>
+          <w:lang w:val="en-US"/>
+        </w:rPr>
+        <w:t>Cortex-M4</w:t>
+      </w:r>
+      <w:r>
+        <w:rPr>
+          <w:lang w:val="en-US"/>
+        </w:rPr>
+        <w:tab/>
+        <w:t>256KB</w:t>
+      </w:r>
+      <w:r>
+        <w:rPr>
+          <w:lang w:val="en-US"/>
+        </w:rPr>
+        <w:t xml:space="preserve"> flash</w:t>
+      </w:r>
+      <w:r>
+        <w:rPr>
+          <w:lang w:val="en-US"/>
+        </w:rPr>
+        <w:tab/>
+        <w:t>64KB</w:t>
+      </w:r>
+      <w:r>
+        <w:rPr>
+          <w:lang w:val="en-US"/>
+        </w:rPr>
+        <w:t xml:space="preserve"> ram</w:t>
+      </w:r>
+      <w:r>
+        <w:rPr>
+          <w:lang w:val="en-US"/>
+        </w:rPr>
+        <w:tab/>
+      </w:r>
+      <w:r>
+        <w:rPr>
+          <w:lang w:val="en-US"/>
+        </w:rPr>
+        <w:t>LQFP-</w:t>
+      </w:r>
+      <w:r>
+        <w:rPr>
+          <w:lang w:val="en-US"/>
+        </w:rPr>
+        <w:t>48</w:t>
+      </w:r>
+    </w:p>
+    <w:p>
+      <w:pPr>
+        <w:rPr>
+          <w:lang w:val="en-US"/>
+        </w:rPr>
+      </w:pPr>
+    </w:p>
+    <w:p>
+      <w:pPr>
+        <w:rPr>
+          <w:lang w:val="en-US"/>
+        </w:rPr>
+      </w:pPr>
+    </w:p>
+    <w:p>
+      <w:pPr>
+        <w:rPr>
+          <w:lang w:val="en-US"/>
+        </w:rPr>
         <w:sectPr>
-          <w:headerReference w:type="default" r:id="rId31"/>
+          <w:headerReference w:type="default" r:id="rId32"/>
           <w:type w:val="continuous"/>
           <w:pgSz w:w="11906" w:h="16838"/>
           <w:pgMar w:top="1417" w:right="1417" w:bottom="1417" w:left="1417" w:header="708" w:footer="708" w:gutter="0"/>
@@ -3473,10 +5707,12 @@
         <w:pStyle w:val="Heading1"/>
         <w:spacing w:before="0"/>
       </w:pPr>
+      <w:bookmarkStart w:id="10" w:name="_Toc221629693"/>
       <w:r>
         <w:lastRenderedPageBreak/>
         <w:t>LoRa</w:t>
       </w:r>
+      <w:bookmarkEnd w:id="10"/>
     </w:p>
     <w:p>
       <w:pPr>
@@ -3490,10 +5726,7 @@
         <w:t>868MHz voor Europa</w:t>
       </w:r>
       <w:r>
-        <w:t xml:space="preserve"> (</w:t>
-      </w:r>
-      <w:r>
-        <w:t xml:space="preserve">863–870 </w:t>
+        <w:t xml:space="preserve"> (863–870 </w:t>
       </w:r>
       <w:proofErr w:type="gramStart"/>
       <w:r>
@@ -3717,28 +5950,16 @@
         <w:t xml:space="preserve">bv. </w:t>
       </w:r>
       <w:r>
-        <w:t>SX126</w:t>
-      </w:r>
-      <w:r>
-        <w:t xml:space="preserve">1, </w:t>
+        <w:t xml:space="preserve">SX1261, </w:t>
       </w:r>
       <w:r>
         <w:t>SX1262</w:t>
       </w:r>
       <w:r>
-        <w:t xml:space="preserve">, </w:t>
-      </w:r>
-      <w:r>
-        <w:t>LLCC68</w:t>
-      </w:r>
-      <w:r>
-        <w:t xml:space="preserve"> (</w:t>
-      </w:r>
-      <w:r>
-        <w:t>SX127x</w:t>
-      </w:r>
-      <w:r>
-        <w:t xml:space="preserve"> is vero</w:t>
+        <w:t>, LLCC68</w:t>
+      </w:r>
+      <w:r>
+        <w:t xml:space="preserve"> (SX127x is vero</w:t>
       </w:r>
       <w:r>
         <w:t xml:space="preserve">uderd en minder </w:t>
@@ -3862,9 +6083,11 @@
         <w:pStyle w:val="Heading2"/>
         <w:spacing w:before="0"/>
       </w:pPr>
+      <w:bookmarkStart w:id="11" w:name="_Toc221629694"/>
       <w:r>
         <w:t>STM32 + LoRa?</w:t>
       </w:r>
+      <w:bookmarkEnd w:id="11"/>
     </w:p>
     <w:p>
       <w:r>
@@ -3880,7 +6103,7 @@
       </w:r>
     </w:p>
     <w:p>
-      <w:hyperlink r:id="rId32" w:history="1">
+      <w:hyperlink r:id="rId33" w:history="1">
         <w:r>
           <w:rPr>
             <w:rStyle w:val="Hyperlink"/>
@@ -4038,9 +6261,11 @@
       <w:pPr>
         <w:pStyle w:val="Heading2"/>
       </w:pPr>
+      <w:bookmarkStart w:id="12" w:name="_Toc221629695"/>
       <w:r>
         <w:t>Modules</w:t>
       </w:r>
+      <w:bookmarkEnd w:id="12"/>
     </w:p>
     <w:p>
       <w:pPr>
@@ -4048,7 +6273,7 @@
           <w:lang w:val="en-US"/>
         </w:rPr>
       </w:pPr>
-      <w:hyperlink r:id="rId33" w:history="1">
+      <w:hyperlink r:id="rId34" w:history="1">
         <w:proofErr w:type="spellStart"/>
         <w:r>
           <w:rPr>
@@ -4114,19 +6339,7 @@
         <w:rPr>
           <w:lang w:val="en-US"/>
         </w:rPr>
-        <w:t>E22-900M</w:t>
-      </w:r>
-      <w:r>
-        <w:rPr>
-          <w:lang w:val="en-US"/>
-        </w:rPr>
-        <w:t>22</w:t>
-      </w:r>
-      <w:r>
-        <w:rPr>
-          <w:lang w:val="en-US"/>
-        </w:rPr>
-        <w:t>S</w:t>
+        <w:t>E22-900M22S</w:t>
       </w:r>
       <w:r>
         <w:rPr>
@@ -4240,7 +6453,7 @@
       <w:r>
         <w:t xml:space="preserve"> </w:t>
       </w:r>
-      <w:hyperlink r:id="rId34" w:history="1">
+      <w:hyperlink r:id="rId35" w:history="1">
         <w:r>
           <w:rPr>
             <w:rStyle w:val="Hyperlink"/>
@@ -4266,10 +6479,7 @@
       </w:r>
       <w:proofErr w:type="gramEnd"/>
       <w:r>
-        <w:t xml:space="preserve"> </w:t>
-      </w:r>
-      <w:r>
-        <w:t>STM32WLE5CCU6</w:t>
+        <w:t xml:space="preserve"> STM32WLE5CCU6</w:t>
       </w:r>
     </w:p>
     <w:p>
@@ -4326,7 +6536,7 @@
           <w:numId w:val="75"/>
         </w:numPr>
       </w:pPr>
-      <w:hyperlink r:id="rId35" w:history="1">
+      <w:hyperlink r:id="rId36" w:history="1">
         <w:r>
           <w:rPr>
             <w:rStyle w:val="Hyperlink"/>
@@ -4348,7 +6558,7 @@
       <w:r>
         <w:t xml:space="preserve"> </w:t>
       </w:r>
-      <w:hyperlink r:id="rId36" w:history="1">
+      <w:hyperlink r:id="rId37" w:history="1">
         <w:r>
           <w:rPr>
             <w:rStyle w:val="Hyperlink"/>
@@ -4393,13 +6603,27 @@
           <w:lang w:val="en-US"/>
         </w:rPr>
       </w:pPr>
-      <w:hyperlink r:id="rId37" w:history="1">
+      <w:hyperlink r:id="rId38" w:history="1">
         <w:r>
           <w:rPr>
             <w:rStyle w:val="Hyperlink"/>
             <w:lang w:val="en-US"/>
           </w:rPr>
-          <w:t>https://www.digikey.be/nl/products/filter/rf-misc-ic-s-en-modules/863?s=N4IgTCBcDaIEoEEDSBGFB2MAGEBdAvkA</w:t>
+          <w:t>https://www.digikey.be/nl/products/filter/rf-m</w:t>
+        </w:r>
+        <w:r>
+          <w:rPr>
+            <w:rStyle w:val="Hyperlink"/>
+            <w:lang w:val="en-US"/>
+          </w:rPr>
+          <w:t>i</w:t>
+        </w:r>
+        <w:r>
+          <w:rPr>
+            <w:rStyle w:val="Hyperlink"/>
+            <w:lang w:val="en-US"/>
+          </w:rPr>
+          <w:t>sc-ic-s-en-modules/863?s=N4IgTCBcDaIEoEEDSBGFB2MAGEBdAvkA</w:t>
         </w:r>
       </w:hyperlink>
     </w:p>
@@ -4454,6 +6678,7 @@
     </w:p>
     <w:p>
       <w:pPr>
+        <w:jc w:val="both"/>
         <w:rPr>
           <w:lang w:val="en-US"/>
         </w:rPr>
@@ -4461,11 +6686,879 @@
     </w:p>
     <w:p>
       <w:pPr>
+        <w:jc w:val="both"/>
+      </w:pPr>
+      <w:r>
+        <w:t>Eventueel met GPS/GNSS:</w:t>
+      </w:r>
+    </w:p>
+    <w:p>
+      <w:pPr>
+        <w:jc w:val="both"/>
+      </w:pPr>
+      <w:r>
+        <w:tab/>
+      </w:r>
+      <w:hyperlink r:id="rId39" w:history="1">
+        <w:proofErr w:type="spellStart"/>
+        <w:r>
+          <w:rPr>
+            <w:rStyle w:val="Hyperlink"/>
+          </w:rPr>
+          <w:t>LoRa</w:t>
+        </w:r>
+        <w:proofErr w:type="spellEnd"/>
+        <w:r>
+          <w:rPr>
+            <w:rStyle w:val="Hyperlink"/>
+          </w:rPr>
+          <w:t xml:space="preserve"> </w:t>
+        </w:r>
+        <w:proofErr w:type="spellStart"/>
+        <w:r>
+          <w:rPr>
+            <w:rStyle w:val="Hyperlink"/>
+          </w:rPr>
+          <w:t>Edge</w:t>
+        </w:r>
+        <w:proofErr w:type="spellEnd"/>
+      </w:hyperlink>
+      <w:r>
+        <w:t xml:space="preserve"> </w:t>
+      </w:r>
+    </w:p>
+    <w:p>
+      <w:pPr>
+        <w:jc w:val="both"/>
+      </w:pPr>
+      <w:r>
+        <w:tab/>
+      </w:r>
+      <w:hyperlink r:id="rId40" w:history="1">
+        <w:r>
+          <w:rPr>
+            <w:rStyle w:val="Hyperlink"/>
+          </w:rPr>
+          <w:t>https://www.mouser.be/ProductDetail/Semtech/LR1110IMLTRT?qs=GedFDFLaBXFCcMA0cJwOqg%3D%3D</w:t>
+        </w:r>
+      </w:hyperlink>
+    </w:p>
+    <w:p>
+      <w:pPr>
+        <w:pStyle w:val="Heading2"/>
+      </w:pPr>
+      <w:proofErr w:type="spellStart"/>
+      <w:r>
+        <w:t>Keuze</w:t>
+      </w:r>
+      <w:proofErr w:type="spellEnd"/>
+    </w:p>
+    <w:p>
+      <w:pPr>
         <w:rPr>
           <w:lang w:val="en-US"/>
         </w:rPr>
+      </w:pPr>
+      <w:r>
+        <w:rPr>
+          <w:lang w:val="en-US"/>
+        </w:rPr>
+        <w:t>Voor prototype:</w:t>
+      </w:r>
+      <w:r>
+        <w:rPr>
+          <w:lang w:val="en-US"/>
+        </w:rPr>
+        <w:t xml:space="preserve"> </w:t>
+      </w:r>
+    </w:p>
+    <w:p>
+      <w:proofErr w:type="spellStart"/>
+      <w:r>
+        <w:t>WisDuo</w:t>
+      </w:r>
+      <w:proofErr w:type="spellEnd"/>
+      <w:r>
+        <w:t xml:space="preserve"> </w:t>
+      </w:r>
+      <w:hyperlink r:id="rId41" w:history="1">
+        <w:r>
+          <w:rPr>
+            <w:rStyle w:val="Hyperlink"/>
+          </w:rPr>
+          <w:t>RAK</w:t>
+        </w:r>
+        <w:r>
+          <w:rPr>
+            <w:rStyle w:val="Hyperlink"/>
+          </w:rPr>
+          <w:t>1</w:t>
+        </w:r>
+        <w:r>
+          <w:rPr>
+            <w:rStyle w:val="Hyperlink"/>
+          </w:rPr>
+          <w:t>1720</w:t>
+        </w:r>
+      </w:hyperlink>
+      <w:r>
+        <w:tab/>
+      </w:r>
+    </w:p>
+    <w:p>
+      <w:pPr>
+        <w:rPr>
+          <w:lang w:val="en-US"/>
+        </w:rPr>
+      </w:pPr>
+      <w:r>
+        <w:rPr>
+          <w:lang w:val="en-US"/>
+        </w:rPr>
+        <w:t xml:space="preserve">Met MHF4 connector: </w:t>
+      </w:r>
+      <w:hyperlink r:id="rId42" w:history="1">
+        <w:r>
+          <w:rPr>
+            <w:rStyle w:val="Hyperlink"/>
+            <w:lang w:val="en-US"/>
+          </w:rPr>
+          <w:t>https://www.digikey.be/nl/products/detail/rakwireless-technology-limited/RAK11720-8-SM-I/26861631</w:t>
+        </w:r>
+      </w:hyperlink>
+    </w:p>
+    <w:p>
+      <w:pPr>
+        <w:rPr>
+          <w:lang w:val="en-US"/>
+        </w:rPr>
+      </w:pPr>
+      <w:r>
+        <w:rPr>
+          <w:lang w:val="en-US"/>
+        </w:rPr>
+        <w:t xml:space="preserve">RF pinout: </w:t>
+      </w:r>
+      <w:hyperlink r:id="rId43" w:history="1">
+        <w:r>
+          <w:rPr>
+            <w:rStyle w:val="Hyperlink"/>
+            <w:lang w:val="en-US"/>
+          </w:rPr>
+          <w:t>https://www.digikey.be/nl/products/detail/rakwireless-technology-limited/RAK11720-8-SM-NI/26861635</w:t>
+        </w:r>
+      </w:hyperlink>
+    </w:p>
+    <w:p>
+      <w:pPr>
+        <w:rPr>
+          <w:lang w:val="en-US"/>
+        </w:rPr>
+      </w:pPr>
+    </w:p>
+    <w:p>
+      <w:pPr>
+        <w:pStyle w:val="Heading2"/>
+      </w:pPr>
+      <w:bookmarkStart w:id="13" w:name="_Toc221629696"/>
+      <w:proofErr w:type="spellStart"/>
+      <w:r>
+        <w:t>Antenne</w:t>
+      </w:r>
+      <w:bookmarkEnd w:id="13"/>
+      <w:proofErr w:type="spellEnd"/>
+    </w:p>
+    <w:p>
+      <w:proofErr w:type="spellStart"/>
+      <w:r>
+        <w:t>WisDuo</w:t>
+      </w:r>
+      <w:proofErr w:type="spellEnd"/>
+      <w:r>
+        <w:t xml:space="preserve"> </w:t>
+      </w:r>
+      <w:hyperlink r:id="rId44" w:history="1">
+        <w:r>
+          <w:rPr>
+            <w:rStyle w:val="Hyperlink"/>
+          </w:rPr>
+          <w:t>RAK11720</w:t>
+        </w:r>
+      </w:hyperlink>
+      <w:r>
+        <w:t xml:space="preserve"> heeft 2 </w:t>
+      </w:r>
+      <w:proofErr w:type="spellStart"/>
+      <w:r>
+        <w:t>connectors</w:t>
+      </w:r>
+      <w:proofErr w:type="spellEnd"/>
+      <w:r>
+        <w:t xml:space="preserve">, voor </w:t>
+      </w:r>
+      <w:proofErr w:type="spellStart"/>
+      <w:r>
+        <w:t>LoRa</w:t>
+      </w:r>
+      <w:proofErr w:type="spellEnd"/>
+      <w:r>
+        <w:t xml:space="preserve"> en BLE</w:t>
+      </w:r>
+    </w:p>
+    <w:p>
+      <w:pPr>
+        <w:pStyle w:val="Heading3"/>
+      </w:pPr>
+      <w:r>
+        <w:t>RAK11720</w:t>
+      </w:r>
+      <w:r>
+        <w:t xml:space="preserve"> </w:t>
+      </w:r>
+      <w:proofErr w:type="spellStart"/>
+      <w:r>
+        <w:t>LoRa</w:t>
+      </w:r>
+      <w:proofErr w:type="spellEnd"/>
+      <w:r>
+        <w:t xml:space="preserve"> eisen</w:t>
+      </w:r>
+      <w:r>
+        <w:t xml:space="preserve"> </w:t>
+      </w:r>
+    </w:p>
+    <w:p>
+      <w:pPr>
+        <w:pStyle w:val="ListParagraph"/>
+        <w:numPr>
+          <w:ilvl w:val="0"/>
+          <w:numId w:val="75"/>
+        </w:numPr>
+        <w:rPr>
+          <w:lang w:val="en-US"/>
+        </w:rPr>
+      </w:pPr>
+      <w:r>
+        <w:rPr>
+          <w:lang w:val="en-US"/>
+        </w:rPr>
+        <w:t>868MHz</w:t>
+      </w:r>
+    </w:p>
+    <w:p>
+      <w:pPr>
+        <w:pStyle w:val="ListParagraph"/>
+        <w:numPr>
+          <w:ilvl w:val="0"/>
+          <w:numId w:val="75"/>
+        </w:numPr>
+        <w:rPr>
+          <w:lang w:val="fr-BE"/>
+        </w:rPr>
+      </w:pPr>
+      <w:r>
+        <w:rPr>
+          <w:lang w:val="fr-BE"/>
+        </w:rPr>
+        <w:t xml:space="preserve">MHF4 </w:t>
+      </w:r>
+      <w:proofErr w:type="spellStart"/>
+      <w:r>
+        <w:rPr>
+          <w:lang w:val="fr-BE"/>
+        </w:rPr>
+        <w:t>connector</w:t>
+      </w:r>
+      <w:proofErr w:type="spellEnd"/>
+    </w:p>
+    <w:p>
+      <w:pPr>
+        <w:pStyle w:val="ListParagraph"/>
+        <w:numPr>
+          <w:ilvl w:val="0"/>
+          <w:numId w:val="75"/>
+        </w:numPr>
+        <w:rPr>
+          <w:lang w:val="fr-BE"/>
+        </w:rPr>
+      </w:pPr>
+      <w:r>
+        <w:rPr>
+          <w:lang w:val="fr-BE"/>
+        </w:rPr>
+        <w:t xml:space="preserve">50Ω </w:t>
+      </w:r>
+      <w:proofErr w:type="spellStart"/>
+      <w:r>
+        <w:rPr>
+          <w:lang w:val="fr-BE"/>
+        </w:rPr>
+        <w:t>impedantie</w:t>
+      </w:r>
+      <w:proofErr w:type="spellEnd"/>
+    </w:p>
+    <w:p>
+      <w:pPr>
+        <w:pStyle w:val="ListParagraph"/>
+        <w:numPr>
+          <w:ilvl w:val="0"/>
+          <w:numId w:val="75"/>
+        </w:numPr>
+        <w:rPr>
+          <w:lang w:val="en-US"/>
+        </w:rPr>
+      </w:pPr>
+      <w:r>
+        <w:rPr>
+          <w:lang w:val="en-US"/>
+        </w:rPr>
+        <w:t>VSWR</w:t>
+      </w:r>
+      <w:r>
+        <w:rPr>
+          <w:lang w:val="en-US"/>
+        </w:rPr>
+        <w:t xml:space="preserve"> &lt;= 2 of return loss &lt; -1</w:t>
+      </w:r>
+      <w:r>
+        <w:rPr>
+          <w:lang w:val="en-US"/>
+        </w:rPr>
+        <w:t>0</w:t>
+      </w:r>
+      <w:r>
+        <w:rPr>
+          <w:lang w:val="en-US"/>
+        </w:rPr>
+        <w:t>d</w:t>
+      </w:r>
+      <w:r>
+        <w:rPr>
+          <w:lang w:val="en-US"/>
+        </w:rPr>
+        <w:t>B (bete</w:t>
+      </w:r>
+      <w:proofErr w:type="spellStart"/>
+      <w:r>
+        <w:rPr>
+          <w:lang w:val="en-US"/>
+        </w:rPr>
+        <w:t>r</w:t>
+      </w:r>
+      <w:proofErr w:type="spellEnd"/>
+      <w:r>
+        <w:rPr>
+          <w:lang w:val="en-US"/>
+        </w:rPr>
+        <w:t xml:space="preserve"> </w:t>
+      </w:r>
+      <w:r>
+        <w:rPr>
+          <w:lang w:val="en-US"/>
+        </w:rPr>
+        <w:t xml:space="preserve">VSWR &lt;= </w:t>
+      </w:r>
+      <w:r>
+        <w:rPr>
+          <w:lang w:val="en-US"/>
+        </w:rPr>
+        <w:t>1.5</w:t>
+      </w:r>
+      <w:r>
+        <w:rPr>
+          <w:lang w:val="en-US"/>
+        </w:rPr>
+        <w:t xml:space="preserve"> of return loss &lt; -1</w:t>
+      </w:r>
+      <w:r>
+        <w:rPr>
+          <w:lang w:val="en-US"/>
+        </w:rPr>
+        <w:t>5</w:t>
+      </w:r>
+      <w:r>
+        <w:rPr>
+          <w:lang w:val="en-US"/>
+        </w:rPr>
+        <w:t>d</w:t>
+      </w:r>
+      <w:r>
+        <w:rPr>
+          <w:lang w:val="en-US"/>
+        </w:rPr>
+        <w:t>B</w:t>
+      </w:r>
+      <w:r>
+        <w:rPr>
+          <w:lang w:val="en-US"/>
+        </w:rPr>
+        <w:t>)</w:t>
+      </w:r>
+    </w:p>
+    <w:p>
+      <w:pPr>
+        <w:pStyle w:val="ListParagraph"/>
+        <w:numPr>
+          <w:ilvl w:val="0"/>
+          <w:numId w:val="75"/>
+        </w:numPr>
+      </w:pPr>
+      <w:proofErr w:type="spellStart"/>
+      <w:r>
+        <w:t>Gain</w:t>
+      </w:r>
+      <w:proofErr w:type="spellEnd"/>
+      <w:r>
+        <w:t xml:space="preserve"> </w:t>
+      </w:r>
+      <w:r>
+        <w:t>0–</w:t>
+      </w:r>
+      <w:r>
+        <w:t>3</w:t>
+      </w:r>
+      <w:r>
+        <w:t xml:space="preserve"> </w:t>
+      </w:r>
+      <w:proofErr w:type="spellStart"/>
+      <w:r>
+        <w:t>dBi</w:t>
+      </w:r>
+      <w:proofErr w:type="spellEnd"/>
+      <w:r>
+        <w:t xml:space="preserve"> (</w:t>
+      </w:r>
+      <w:r>
+        <w:t>hoger wordt directioneel, verder bereik op vlak terrein maar minder geschikt voor steden</w:t>
+      </w:r>
+      <w:r>
+        <w:t>)</w:t>
+      </w:r>
+    </w:p>
+    <w:p>
+      <w:pPr>
+        <w:pStyle w:val="ListParagraph"/>
+        <w:numPr>
+          <w:ilvl w:val="0"/>
+          <w:numId w:val="75"/>
+        </w:numPr>
+      </w:pPr>
+      <w:r>
+        <w:t>Lengte: ½ of ¼ golflengte (868MHz) is geschikt: ~8.6cm tot 17.3cm</w:t>
+      </w:r>
+    </w:p>
+    <w:p>
+      <w:pPr>
+        <w:pStyle w:val="ListParagraph"/>
+        <w:numPr>
+          <w:ilvl w:val="0"/>
+          <w:numId w:val="75"/>
+        </w:numPr>
+      </w:pPr>
+    </w:p>
+    <w:p>
+      <w:pPr>
+        <w:pStyle w:val="Heading3"/>
+      </w:pPr>
+      <w:r>
+        <w:t>Soorten antennes</w:t>
+      </w:r>
+    </w:p>
+    <w:p>
+      <w:pPr>
+        <w:pStyle w:val="ListParagraph"/>
+        <w:numPr>
+          <w:ilvl w:val="0"/>
+          <w:numId w:val="76"/>
+        </w:numPr>
+        <w:rPr>
+          <w:lang w:val="fr-BE"/>
+        </w:rPr>
+      </w:pPr>
+      <w:r>
+        <w:rPr>
+          <w:lang w:val="fr-BE"/>
+        </w:rPr>
+        <w:t>Antenne op PCB :</w:t>
+      </w:r>
+    </w:p>
+    <w:p>
+      <w:pPr>
+        <w:pStyle w:val="ListParagraph"/>
+        <w:numPr>
+          <w:ilvl w:val="1"/>
+          <w:numId w:val="75"/>
+        </w:numPr>
+        <w:rPr>
+          <w:lang w:val="fr-BE"/>
+        </w:rPr>
+      </w:pPr>
+      <w:proofErr w:type="spellStart"/>
+      <w:r>
+        <w:rPr>
+          <w:lang w:val="fr-BE"/>
+        </w:rPr>
+        <w:t>Goedkoper</w:t>
+      </w:r>
+      <w:proofErr w:type="spellEnd"/>
+      <w:r>
+        <w:rPr>
+          <w:lang w:val="fr-BE"/>
+        </w:rPr>
+        <w:t xml:space="preserve"> in </w:t>
+      </w:r>
+      <w:proofErr w:type="spellStart"/>
+      <w:r>
+        <w:rPr>
+          <w:lang w:val="fr-BE"/>
+        </w:rPr>
+        <w:t>productie</w:t>
+      </w:r>
+      <w:proofErr w:type="spellEnd"/>
+    </w:p>
+    <w:p>
+      <w:pPr>
+        <w:pStyle w:val="ListParagraph"/>
+        <w:numPr>
+          <w:ilvl w:val="1"/>
+          <w:numId w:val="75"/>
+        </w:numPr>
+      </w:pPr>
+      <w:r>
+        <w:t xml:space="preserve">Moeilijker, gevoelig voor </w:t>
+      </w:r>
+      <w:proofErr w:type="spellStart"/>
+      <w:r>
+        <w:t>layout</w:t>
+      </w:r>
+      <w:proofErr w:type="spellEnd"/>
+      <w:r>
+        <w:t xml:space="preserve"> e</w:t>
+      </w:r>
+      <w:r>
+        <w:t xml:space="preserve">n </w:t>
+      </w:r>
+      <w:proofErr w:type="spellStart"/>
+      <w:r>
+        <w:t>enclosure</w:t>
+      </w:r>
+      <w:proofErr w:type="spellEnd"/>
+      <w:r>
+        <w:t xml:space="preserve">, </w:t>
+      </w:r>
+      <w:proofErr w:type="gramStart"/>
+      <w:r>
+        <w:t>RF ervaring</w:t>
+      </w:r>
+      <w:proofErr w:type="gramEnd"/>
+      <w:r>
+        <w:t xml:space="preserve"> nodig</w:t>
+      </w:r>
+    </w:p>
+    <w:p>
+      <w:pPr>
+        <w:pStyle w:val="ListParagraph"/>
+        <w:numPr>
+          <w:ilvl w:val="0"/>
+          <w:numId w:val="75"/>
+        </w:numPr>
+      </w:pPr>
+      <w:proofErr w:type="gramStart"/>
+      <w:r>
+        <w:rPr>
+          <w:b/>
+          <w:bCs/>
+        </w:rPr>
+        <w:t>FPC</w:t>
+      </w:r>
+      <w:r>
+        <w:rPr>
+          <w:b/>
+          <w:bCs/>
+        </w:rPr>
+        <w:t xml:space="preserve"> antenne</w:t>
+      </w:r>
+      <w:proofErr w:type="gramEnd"/>
+      <w:r>
+        <w:t>:</w:t>
+      </w:r>
+      <w:r>
+        <w:t xml:space="preserve"> </w:t>
+      </w:r>
+      <w:r>
+        <w:t xml:space="preserve">Met een draad naar </w:t>
+      </w:r>
+      <w:proofErr w:type="spellStart"/>
+      <w:r>
+        <w:t>flex</w:t>
+      </w:r>
+      <w:proofErr w:type="spellEnd"/>
+      <w:r>
+        <w:t xml:space="preserve"> </w:t>
+      </w:r>
+      <w:r>
+        <w:t>PCB om te plakken</w:t>
+      </w:r>
+    </w:p>
+    <w:p>
+      <w:pPr>
+        <w:pStyle w:val="ListParagraph"/>
+        <w:numPr>
+          <w:ilvl w:val="1"/>
+          <w:numId w:val="77"/>
+        </w:numPr>
+      </w:pPr>
+      <w:r>
+        <w:t>Eenvoudig, vrij compact</w:t>
+      </w:r>
+    </w:p>
+    <w:p>
+      <w:pPr>
+        <w:pStyle w:val="ListParagraph"/>
+        <w:numPr>
+          <w:ilvl w:val="1"/>
+          <w:numId w:val="75"/>
+        </w:numPr>
+      </w:pPr>
+      <w:r>
+        <w:t>Gemakkelijkere certificatie</w:t>
+      </w:r>
+    </w:p>
+    <w:p>
+      <w:pPr>
+        <w:pStyle w:val="ListParagraph"/>
+        <w:numPr>
+          <w:ilvl w:val="0"/>
+          <w:numId w:val="77"/>
+        </w:numPr>
+      </w:pPr>
+      <w:proofErr w:type="spellStart"/>
+      <w:r>
+        <w:t>Coil</w:t>
+      </w:r>
+      <w:proofErr w:type="spellEnd"/>
+      <w:r>
+        <w:t xml:space="preserve"> antenne: niet geschikt voor vibratie en schokken</w:t>
+      </w:r>
+    </w:p>
+    <w:p>
+      <w:pPr>
+        <w:pStyle w:val="ListParagraph"/>
+        <w:numPr>
+          <w:ilvl w:val="0"/>
+          <w:numId w:val="77"/>
+        </w:numPr>
+      </w:pPr>
+      <w:r>
+        <w:t>Externe antenne: niet geschikt voor fietsslot</w:t>
+      </w:r>
+    </w:p>
+    <w:p/>
+    <w:p>
+      <w:proofErr w:type="gramStart"/>
+      <w:r>
+        <w:t>FPC antenne</w:t>
+      </w:r>
+      <w:proofErr w:type="gramEnd"/>
+      <w:r>
+        <w:t xml:space="preserve"> voor prototype, eventueel </w:t>
+      </w:r>
+      <w:proofErr w:type="gramStart"/>
+      <w:r>
+        <w:t>PCB antenne</w:t>
+      </w:r>
+      <w:proofErr w:type="gramEnd"/>
+      <w:r>
+        <w:t xml:space="preserve"> later?</w:t>
+      </w:r>
+    </w:p>
+    <w:p/>
+    <w:p>
+      <w:pPr>
+        <w:spacing w:after="160"/>
+        <w:rPr>
+          <w:rFonts w:asciiTheme="majorHAnsi" w:eastAsiaTheme="majorEastAsia" w:hAnsiTheme="majorHAnsi" w:cstheme="majorBidi"/>
+          <w:b/>
+          <w:bCs/>
+          <w:color w:val="008E18"/>
+        </w:rPr>
+      </w:pPr>
+      <w:r>
+        <w:br w:type="page"/>
+      </w:r>
+    </w:p>
+    <w:p>
+      <w:pPr>
+        <w:pStyle w:val="Heading3"/>
+      </w:pPr>
+      <w:r>
+        <w:lastRenderedPageBreak/>
+        <w:t>Opties</w:t>
+      </w:r>
+    </w:p>
+    <w:p>
+      <w:r>
+        <w:t xml:space="preserve">Op </w:t>
+      </w:r>
+      <w:proofErr w:type="spellStart"/>
+      <w:r>
+        <w:t>digikey</w:t>
+      </w:r>
+      <w:proofErr w:type="spellEnd"/>
+      <w:r>
+        <w:t xml:space="preserve"> zijn er 2 met MHF4 aansluiting en 868MHz. </w:t>
+      </w:r>
+    </w:p>
+    <w:p>
+      <w:r>
+        <w:t>3dB</w:t>
+      </w:r>
+      <w:r>
+        <w:t xml:space="preserve"> versterking, </w:t>
+      </w:r>
+      <w:r>
+        <w:t>VSWR 2.5</w:t>
+      </w:r>
+      <w:r>
+        <w:t>, €1 voor 1</w:t>
+      </w:r>
+    </w:p>
+    <w:p>
+      <w:hyperlink r:id="rId45" w:history="1">
+        <w:r>
+          <w:rPr>
+            <w:rStyle w:val="Hyperlink"/>
+          </w:rPr>
+          <w:t>https://www.digikey.be/nl/products/filter/rf-antennes/875?s=N4IgjCBcoKwBwE4qgMZQGYEMA2BnApgDQgD2UA2iACxwBMtA7AAwjFwDM7YCEAusQAcALlBABlIQCcAlgDsA5iAC%2BxMHBgRoINJCx4ipCiFo8EANgYh%2BIYaIkyFypUqA</w:t>
+        </w:r>
+      </w:hyperlink>
+    </w:p>
+    <w:p/>
+    <w:p>
+      <w:r>
+        <w:t xml:space="preserve">Beste resultaat op </w:t>
+      </w:r>
+      <w:proofErr w:type="spellStart"/>
+      <w:r>
+        <w:t>farnell</w:t>
+      </w:r>
+      <w:proofErr w:type="spellEnd"/>
+      <w:r>
+        <w:t xml:space="preserve">: </w:t>
+      </w:r>
+    </w:p>
+    <w:p>
+      <w:pPr>
+        <w:rPr>
+          <w:lang w:val="fr-BE"/>
+        </w:rPr>
+      </w:pPr>
+      <w:r>
+        <w:rPr>
+          <w:lang w:val="fr-BE"/>
+        </w:rPr>
+        <w:t>2.2dBi, V</w:t>
+      </w:r>
+      <w:r>
+        <w:rPr>
+          <w:lang w:val="fr-BE"/>
+        </w:rPr>
+        <w:t xml:space="preserve">SWR 1.5, €2.69 </w:t>
+      </w:r>
+      <w:proofErr w:type="spellStart"/>
+      <w:r>
+        <w:rPr>
+          <w:lang w:val="fr-BE"/>
+        </w:rPr>
+        <w:t>voor</w:t>
+      </w:r>
+      <w:proofErr w:type="spellEnd"/>
+      <w:r>
+        <w:rPr>
+          <w:lang w:val="fr-BE"/>
+        </w:rPr>
+        <w:t xml:space="preserve"> 1</w:t>
+      </w:r>
+    </w:p>
+    <w:p>
+      <w:pPr>
+        <w:rPr>
+          <w:lang w:val="fr-BE"/>
+        </w:rPr>
+      </w:pPr>
+      <w:hyperlink r:id="rId46" w:history="1">
+        <w:r>
+          <w:rPr>
+            <w:rStyle w:val="Hyperlink"/>
+            <w:lang w:val="fr-BE"/>
+          </w:rPr>
+          <w:t>https://be.farnell.com/te-connectivity/l000551-05/rf-antenna-863-to-870mhz-2-2dbi/dp/4457734</w:t>
+        </w:r>
+      </w:hyperlink>
+    </w:p>
+    <w:p>
+      <w:pPr>
+        <w:rPr>
+          <w:lang w:val="fr-BE"/>
+        </w:rPr>
+      </w:pPr>
+    </w:p>
+    <w:p>
+      <w:pPr>
+        <w:pStyle w:val="Heading3"/>
+      </w:pPr>
+      <w:r>
+        <w:t>Keuze</w:t>
+      </w:r>
+    </w:p>
+    <w:p/>
+    <w:p>
+      <w:pPr>
+        <w:pStyle w:val="Heading3"/>
+      </w:pPr>
+      <w:r>
+        <w:t>BLE</w:t>
+      </w:r>
+    </w:p>
+    <w:p>
+      <w:r>
+        <w:t>Aparte antenne nodig voor B</w:t>
+      </w:r>
+      <w:r>
+        <w:t>LE (</w:t>
+      </w:r>
+      <w:proofErr w:type="spellStart"/>
+      <w:r>
+        <w:t>WisDuo</w:t>
+      </w:r>
+      <w:proofErr w:type="spellEnd"/>
+      <w:r>
+        <w:t xml:space="preserve"> </w:t>
+      </w:r>
+      <w:hyperlink r:id="rId47" w:history="1">
+        <w:r>
+          <w:rPr>
+            <w:rStyle w:val="Hyperlink"/>
+          </w:rPr>
+          <w:t>RAK11720</w:t>
+        </w:r>
+      </w:hyperlink>
+      <w:r>
+        <w:t xml:space="preserve"> heeft 2 </w:t>
+      </w:r>
+      <w:proofErr w:type="spellStart"/>
+      <w:r>
+        <w:t>connectors</w:t>
+      </w:r>
+      <w:proofErr w:type="spellEnd"/>
+      <w:r>
+        <w:t>)</w:t>
+      </w:r>
+    </w:p>
+    <w:p>
+      <w:pPr>
         <w:sectPr>
-          <w:headerReference w:type="default" r:id="rId38"/>
+          <w:headerReference w:type="default" r:id="rId48"/>
           <w:pgSz w:w="11906" w:h="16838"/>
           <w:pgMar w:top="1417" w:right="1417" w:bottom="1417" w:left="1417" w:header="708" w:footer="708" w:gutter="0"/>
           <w:cols w:space="708"/>
@@ -4477,9 +7570,152 @@
       <w:pPr>
         <w:pStyle w:val="Heading1"/>
       </w:pPr>
+      <w:bookmarkStart w:id="14" w:name="_Toc221629697"/>
       <w:r>
         <w:t>ECC chip</w:t>
       </w:r>
+      <w:bookmarkEnd w:id="14"/>
+    </w:p>
+    <w:p>
+      <w:pPr>
+        <w:rPr>
+          <w:lang w:val="en-US"/>
+        </w:rPr>
+      </w:pPr>
+    </w:p>
+    <w:p>
+      <w:pPr>
+        <w:pStyle w:val="Heading1"/>
+      </w:pPr>
+      <w:bookmarkStart w:id="15" w:name="_Toc221629698"/>
+      <w:r>
+        <w:t>GPS/GNSS</w:t>
+      </w:r>
+      <w:bookmarkEnd w:id="15"/>
+    </w:p>
+    <w:p>
+      <w:pPr>
+        <w:rPr>
+          <w:lang w:val="en-US"/>
+        </w:rPr>
+      </w:pPr>
+    </w:p>
+    <w:p>
+      <w:pPr>
+        <w:pStyle w:val="Heading1"/>
+      </w:pPr>
+      <w:bookmarkStart w:id="16" w:name="_Toc221629699"/>
+      <w:r>
+        <w:t>Bluetooth</w:t>
+      </w:r>
+      <w:bookmarkEnd w:id="16"/>
+    </w:p>
+    <w:p>
+      <w:pPr>
+        <w:rPr>
+          <w:lang w:val="en-US"/>
+        </w:rPr>
+      </w:pPr>
+    </w:p>
+    <w:p>
+      <w:pPr>
+        <w:pStyle w:val="Heading1"/>
+      </w:pPr>
+      <w:bookmarkStart w:id="17" w:name="_Toc221629700"/>
+      <w:r>
+        <w:t>Accelerometer</w:t>
+      </w:r>
+      <w:bookmarkEnd w:id="17"/>
+    </w:p>
+    <w:p>
+      <w:pPr>
+        <w:rPr>
+          <w:lang w:val="en-US"/>
+        </w:rPr>
+      </w:pPr>
+    </w:p>
+    <w:p>
+      <w:pPr>
+        <w:pStyle w:val="Heading1"/>
+      </w:pPr>
+      <w:bookmarkStart w:id="18" w:name="_Toc221629701"/>
+      <w:r>
+        <w:t>Battery management system</w:t>
+      </w:r>
+      <w:bookmarkEnd w:id="18"/>
+    </w:p>
+    <w:p>
+      <w:pPr>
+        <w:rPr>
+          <w:lang w:val="en-US"/>
+        </w:rPr>
+      </w:pPr>
+    </w:p>
+    <w:p>
+      <w:pPr>
+        <w:pStyle w:val="Heading1"/>
+      </w:pPr>
+      <w:bookmarkStart w:id="19" w:name="_Toc221629702"/>
+      <w:r>
+        <w:t>Motor/</w:t>
+      </w:r>
+      <w:proofErr w:type="spellStart"/>
+      <w:r>
+        <w:t>solenoide</w:t>
+      </w:r>
+      <w:bookmarkEnd w:id="19"/>
+      <w:proofErr w:type="spellEnd"/>
+    </w:p>
+    <w:p>
+      <w:pPr>
+        <w:rPr>
+          <w:lang w:val="en-US"/>
+        </w:rPr>
+      </w:pPr>
+    </w:p>
+    <w:p>
+      <w:pPr>
+        <w:pStyle w:val="Heading1"/>
+      </w:pPr>
+      <w:bookmarkStart w:id="20" w:name="_Toc221629703"/>
+      <w:proofErr w:type="spellStart"/>
+      <w:r>
+        <w:t>Samenvatting</w:t>
+      </w:r>
+      <w:proofErr w:type="spellEnd"/>
+      <w:r>
+        <w:t xml:space="preserve"> </w:t>
+      </w:r>
+      <w:proofErr w:type="spellStart"/>
+      <w:r>
+        <w:t>keuzes</w:t>
+      </w:r>
+      <w:bookmarkEnd w:id="20"/>
+      <w:proofErr w:type="spellEnd"/>
+    </w:p>
+    <w:p>
+      <w:pPr>
+        <w:rPr>
+          <w:lang w:val="en-US"/>
+        </w:rPr>
+      </w:pPr>
+    </w:p>
+    <w:p>
+      <w:pPr>
+        <w:pStyle w:val="Heading1"/>
+      </w:pPr>
+      <w:bookmarkStart w:id="21" w:name="_Toc221629704"/>
+      <w:r>
+        <w:t>BOM</w:t>
+      </w:r>
+      <w:bookmarkEnd w:id="21"/>
+    </w:p>
+    <w:p>
+      <w:pPr>
+        <w:rPr>
+          <w:lang w:val="en-US"/>
+        </w:rPr>
+      </w:pPr>
     </w:p>
     <w:p>
       <w:pPr>
@@ -9097,6 +12333,119 @@
     </w:lvl>
   </w:abstractNum>
   <w:abstractNum w:abstractNumId="39" w15:restartNumberingAfterBreak="0">
+    <w:nsid w:val="4358512A"/>
+    <w:multiLevelType w:val="hybridMultilevel"/>
+    <w:tmpl w:val="03C88DAC"/>
+    <w:lvl w:ilvl="0" w:tplc="20000005">
+      <w:start w:val="1"/>
+      <w:numFmt w:val="bullet"/>
+      <w:lvlText w:val=""/>
+      <w:lvlJc w:val="left"/>
+      <w:pPr>
+        <w:ind w:left="720" w:hanging="360"/>
+      </w:pPr>
+      <w:rPr>
+        <w:rFonts w:ascii="Wingdings" w:hAnsi="Wingdings" w:hint="default"/>
+      </w:rPr>
+    </w:lvl>
+    <w:lvl w:ilvl="1" w:tplc="20000003" w:tentative="1">
+      <w:start w:val="1"/>
+      <w:numFmt w:val="bullet"/>
+      <w:lvlText w:val="o"/>
+      <w:lvlJc w:val="left"/>
+      <w:pPr>
+        <w:ind w:left="1440" w:hanging="360"/>
+      </w:pPr>
+      <w:rPr>
+        <w:rFonts w:ascii="Courier New" w:hAnsi="Courier New" w:cs="Courier New" w:hint="default"/>
+      </w:rPr>
+    </w:lvl>
+    <w:lvl w:ilvl="2" w:tplc="20000005" w:tentative="1">
+      <w:start w:val="1"/>
+      <w:numFmt w:val="bullet"/>
+      <w:lvlText w:val=""/>
+      <w:lvlJc w:val="left"/>
+      <w:pPr>
+        <w:ind w:left="2160" w:hanging="360"/>
+      </w:pPr>
+      <w:rPr>
+        <w:rFonts w:ascii="Wingdings" w:hAnsi="Wingdings" w:hint="default"/>
+      </w:rPr>
+    </w:lvl>
+    <w:lvl w:ilvl="3" w:tplc="20000001" w:tentative="1">
+      <w:start w:val="1"/>
+      <w:numFmt w:val="bullet"/>
+      <w:lvlText w:val=""/>
+      <w:lvlJc w:val="left"/>
+      <w:pPr>
+        <w:ind w:left="2880" w:hanging="360"/>
+      </w:pPr>
+      <w:rPr>
+        <w:rFonts w:ascii="Symbol" w:hAnsi="Symbol" w:hint="default"/>
+      </w:rPr>
+    </w:lvl>
+    <w:lvl w:ilvl="4" w:tplc="20000003" w:tentative="1">
+      <w:start w:val="1"/>
+      <w:numFmt w:val="bullet"/>
+      <w:lvlText w:val="o"/>
+      <w:lvlJc w:val="left"/>
+      <w:pPr>
+        <w:ind w:left="3600" w:hanging="360"/>
+      </w:pPr>
+      <w:rPr>
+        <w:rFonts w:ascii="Courier New" w:hAnsi="Courier New" w:cs="Courier New" w:hint="default"/>
+      </w:rPr>
+    </w:lvl>
+    <w:lvl w:ilvl="5" w:tplc="20000005" w:tentative="1">
+      <w:start w:val="1"/>
+      <w:numFmt w:val="bullet"/>
+      <w:lvlText w:val=""/>
+      <w:lvlJc w:val="left"/>
+      <w:pPr>
+        <w:ind w:left="4320" w:hanging="360"/>
+      </w:pPr>
+      <w:rPr>
+        <w:rFonts w:ascii="Wingdings" w:hAnsi="Wingdings" w:hint="default"/>
+      </w:rPr>
+    </w:lvl>
+    <w:lvl w:ilvl="6" w:tplc="20000001" w:tentative="1">
+      <w:start w:val="1"/>
+      <w:numFmt w:val="bullet"/>
+      <w:lvlText w:val=""/>
+      <w:lvlJc w:val="left"/>
+      <w:pPr>
+        <w:ind w:left="5040" w:hanging="360"/>
+      </w:pPr>
+      <w:rPr>
+        <w:rFonts w:ascii="Symbol" w:hAnsi="Symbol" w:hint="default"/>
+      </w:rPr>
+    </w:lvl>
+    <w:lvl w:ilvl="7" w:tplc="20000003" w:tentative="1">
+      <w:start w:val="1"/>
+      <w:numFmt w:val="bullet"/>
+      <w:lvlText w:val="o"/>
+      <w:lvlJc w:val="left"/>
+      <w:pPr>
+        <w:ind w:left="5760" w:hanging="360"/>
+      </w:pPr>
+      <w:rPr>
+        <w:rFonts w:ascii="Courier New" w:hAnsi="Courier New" w:cs="Courier New" w:hint="default"/>
+      </w:rPr>
+    </w:lvl>
+    <w:lvl w:ilvl="8" w:tplc="20000005" w:tentative="1">
+      <w:start w:val="1"/>
+      <w:numFmt w:val="bullet"/>
+      <w:lvlText w:val=""/>
+      <w:lvlJc w:val="left"/>
+      <w:pPr>
+        <w:ind w:left="6480" w:hanging="360"/>
+      </w:pPr>
+      <w:rPr>
+        <w:rFonts w:ascii="Wingdings" w:hAnsi="Wingdings" w:hint="default"/>
+      </w:rPr>
+    </w:lvl>
+  </w:abstractNum>
+  <w:abstractNum w:abstractNumId="40" w15:restartNumberingAfterBreak="0">
     <w:nsid w:val="450106E0"/>
     <w:multiLevelType w:val="hybridMultilevel"/>
     <w:tmpl w:val="ACACDACE"/>
@@ -9209,7 +12558,7 @@
       </w:rPr>
     </w:lvl>
   </w:abstractNum>
-  <w:abstractNum w:abstractNumId="40" w15:restartNumberingAfterBreak="0">
+  <w:abstractNum w:abstractNumId="41" w15:restartNumberingAfterBreak="0">
     <w:nsid w:val="48D84E1E"/>
     <w:multiLevelType w:val="hybridMultilevel"/>
     <w:tmpl w:val="4746B60E"/>
@@ -9322,7 +12671,7 @@
       </w:rPr>
     </w:lvl>
   </w:abstractNum>
-  <w:abstractNum w:abstractNumId="41" w15:restartNumberingAfterBreak="0">
+  <w:abstractNum w:abstractNumId="42" w15:restartNumberingAfterBreak="0">
     <w:nsid w:val="4BFF433C"/>
     <w:multiLevelType w:val="hybridMultilevel"/>
     <w:tmpl w:val="26363A30"/>
@@ -9435,7 +12784,7 @@
       </w:rPr>
     </w:lvl>
   </w:abstractNum>
-  <w:abstractNum w:abstractNumId="42" w15:restartNumberingAfterBreak="0">
+  <w:abstractNum w:abstractNumId="43" w15:restartNumberingAfterBreak="0">
     <w:nsid w:val="4E0716DC"/>
     <w:multiLevelType w:val="hybridMultilevel"/>
     <w:tmpl w:val="C40236D6"/>
@@ -9548,7 +12897,7 @@
       </w:rPr>
     </w:lvl>
   </w:abstractNum>
-  <w:abstractNum w:abstractNumId="43" w15:restartNumberingAfterBreak="0">
+  <w:abstractNum w:abstractNumId="44" w15:restartNumberingAfterBreak="0">
     <w:nsid w:val="504072F4"/>
     <w:multiLevelType w:val="hybridMultilevel"/>
     <w:tmpl w:val="7AA6AFAA"/>
@@ -9661,7 +13010,120 @@
       </w:rPr>
     </w:lvl>
   </w:abstractNum>
-  <w:abstractNum w:abstractNumId="44" w15:restartNumberingAfterBreak="0">
+  <w:abstractNum w:abstractNumId="45" w15:restartNumberingAfterBreak="0">
+    <w:nsid w:val="510C7DAA"/>
+    <w:multiLevelType w:val="hybridMultilevel"/>
+    <w:tmpl w:val="7EFE5306"/>
+    <w:lvl w:ilvl="0" w:tplc="20000005">
+      <w:start w:val="1"/>
+      <w:numFmt w:val="bullet"/>
+      <w:lvlText w:val=""/>
+      <w:lvlJc w:val="left"/>
+      <w:pPr>
+        <w:ind w:left="720" w:hanging="360"/>
+      </w:pPr>
+      <w:rPr>
+        <w:rFonts w:ascii="Wingdings" w:hAnsi="Wingdings" w:hint="default"/>
+      </w:rPr>
+    </w:lvl>
+    <w:lvl w:ilvl="1" w:tplc="20000003">
+      <w:start w:val="1"/>
+      <w:numFmt w:val="bullet"/>
+      <w:lvlText w:val="o"/>
+      <w:lvlJc w:val="left"/>
+      <w:pPr>
+        <w:ind w:left="1440" w:hanging="360"/>
+      </w:pPr>
+      <w:rPr>
+        <w:rFonts w:ascii="Courier New" w:hAnsi="Courier New" w:cs="Courier New" w:hint="default"/>
+      </w:rPr>
+    </w:lvl>
+    <w:lvl w:ilvl="2" w:tplc="20000005" w:tentative="1">
+      <w:start w:val="1"/>
+      <w:numFmt w:val="bullet"/>
+      <w:lvlText w:val=""/>
+      <w:lvlJc w:val="left"/>
+      <w:pPr>
+        <w:ind w:left="2160" w:hanging="360"/>
+      </w:pPr>
+      <w:rPr>
+        <w:rFonts w:ascii="Wingdings" w:hAnsi="Wingdings" w:hint="default"/>
+      </w:rPr>
+    </w:lvl>
+    <w:lvl w:ilvl="3" w:tplc="20000001" w:tentative="1">
+      <w:start w:val="1"/>
+      <w:numFmt w:val="bullet"/>
+      <w:lvlText w:val=""/>
+      <w:lvlJc w:val="left"/>
+      <w:pPr>
+        <w:ind w:left="2880" w:hanging="360"/>
+      </w:pPr>
+      <w:rPr>
+        <w:rFonts w:ascii="Symbol" w:hAnsi="Symbol" w:hint="default"/>
+      </w:rPr>
+    </w:lvl>
+    <w:lvl w:ilvl="4" w:tplc="20000003" w:tentative="1">
+      <w:start w:val="1"/>
+      <w:numFmt w:val="bullet"/>
+      <w:lvlText w:val="o"/>
+      <w:lvlJc w:val="left"/>
+      <w:pPr>
+        <w:ind w:left="3600" w:hanging="360"/>
+      </w:pPr>
+      <w:rPr>
+        <w:rFonts w:ascii="Courier New" w:hAnsi="Courier New" w:cs="Courier New" w:hint="default"/>
+      </w:rPr>
+    </w:lvl>
+    <w:lvl w:ilvl="5" w:tplc="20000005" w:tentative="1">
+      <w:start w:val="1"/>
+      <w:numFmt w:val="bullet"/>
+      <w:lvlText w:val=""/>
+      <w:lvlJc w:val="left"/>
+      <w:pPr>
+        <w:ind w:left="4320" w:hanging="360"/>
+      </w:pPr>
+      <w:rPr>
+        <w:rFonts w:ascii="Wingdings" w:hAnsi="Wingdings" w:hint="default"/>
+      </w:rPr>
+    </w:lvl>
+    <w:lvl w:ilvl="6" w:tplc="20000001" w:tentative="1">
+      <w:start w:val="1"/>
+      <w:numFmt w:val="bullet"/>
+      <w:lvlText w:val=""/>
+      <w:lvlJc w:val="left"/>
+      <w:pPr>
+        <w:ind w:left="5040" w:hanging="360"/>
+      </w:pPr>
+      <w:rPr>
+        <w:rFonts w:ascii="Symbol" w:hAnsi="Symbol" w:hint="default"/>
+      </w:rPr>
+    </w:lvl>
+    <w:lvl w:ilvl="7" w:tplc="20000003" w:tentative="1">
+      <w:start w:val="1"/>
+      <w:numFmt w:val="bullet"/>
+      <w:lvlText w:val="o"/>
+      <w:lvlJc w:val="left"/>
+      <w:pPr>
+        <w:ind w:left="5760" w:hanging="360"/>
+      </w:pPr>
+      <w:rPr>
+        <w:rFonts w:ascii="Courier New" w:hAnsi="Courier New" w:cs="Courier New" w:hint="default"/>
+      </w:rPr>
+    </w:lvl>
+    <w:lvl w:ilvl="8" w:tplc="20000005" w:tentative="1">
+      <w:start w:val="1"/>
+      <w:numFmt w:val="bullet"/>
+      <w:lvlText w:val=""/>
+      <w:lvlJc w:val="left"/>
+      <w:pPr>
+        <w:ind w:left="6480" w:hanging="360"/>
+      </w:pPr>
+      <w:rPr>
+        <w:rFonts w:ascii="Wingdings" w:hAnsi="Wingdings" w:hint="default"/>
+      </w:rPr>
+    </w:lvl>
+  </w:abstractNum>
+  <w:abstractNum w:abstractNumId="46" w15:restartNumberingAfterBreak="0">
     <w:nsid w:val="51A02072"/>
     <w:multiLevelType w:val="hybridMultilevel"/>
     <w:tmpl w:val="1D9E8FB8"/>
@@ -9774,7 +13236,7 @@
       </w:rPr>
     </w:lvl>
   </w:abstractNum>
-  <w:abstractNum w:abstractNumId="45" w15:restartNumberingAfterBreak="0">
+  <w:abstractNum w:abstractNumId="47" w15:restartNumberingAfterBreak="0">
     <w:nsid w:val="523B68D4"/>
     <w:multiLevelType w:val="hybridMultilevel"/>
     <w:tmpl w:val="D4F8BA8E"/>
@@ -9887,7 +13349,7 @@
       </w:rPr>
     </w:lvl>
   </w:abstractNum>
-  <w:abstractNum w:abstractNumId="46" w15:restartNumberingAfterBreak="0">
+  <w:abstractNum w:abstractNumId="48" w15:restartNumberingAfterBreak="0">
     <w:nsid w:val="53151341"/>
     <w:multiLevelType w:val="hybridMultilevel"/>
     <w:tmpl w:val="88AEFA22"/>
@@ -10000,7 +13462,7 @@
       </w:rPr>
     </w:lvl>
   </w:abstractNum>
-  <w:abstractNum w:abstractNumId="47" w15:restartNumberingAfterBreak="0">
+  <w:abstractNum w:abstractNumId="49" w15:restartNumberingAfterBreak="0">
     <w:nsid w:val="540477FE"/>
     <w:multiLevelType w:val="hybridMultilevel"/>
     <w:tmpl w:val="5D284B20"/>
@@ -10112,7 +13574,7 @@
       </w:rPr>
     </w:lvl>
   </w:abstractNum>
-  <w:abstractNum w:abstractNumId="48" w15:restartNumberingAfterBreak="0">
+  <w:abstractNum w:abstractNumId="50" w15:restartNumberingAfterBreak="0">
     <w:nsid w:val="55753688"/>
     <w:multiLevelType w:val="hybridMultilevel"/>
     <w:tmpl w:val="7DD0FCDE"/>
@@ -10224,7 +13686,7 @@
       </w:rPr>
     </w:lvl>
   </w:abstractNum>
-  <w:abstractNum w:abstractNumId="49" w15:restartNumberingAfterBreak="0">
+  <w:abstractNum w:abstractNumId="51" w15:restartNumberingAfterBreak="0">
     <w:nsid w:val="557B2A58"/>
     <w:multiLevelType w:val="hybridMultilevel"/>
     <w:tmpl w:val="708C4562"/>
@@ -10337,7 +13799,7 @@
       </w:rPr>
     </w:lvl>
   </w:abstractNum>
-  <w:abstractNum w:abstractNumId="50" w15:restartNumberingAfterBreak="0">
+  <w:abstractNum w:abstractNumId="52" w15:restartNumberingAfterBreak="0">
     <w:nsid w:val="564E3E2A"/>
     <w:multiLevelType w:val="hybridMultilevel"/>
     <w:tmpl w:val="AD9259B4"/>
@@ -10450,7 +13912,7 @@
       </w:rPr>
     </w:lvl>
   </w:abstractNum>
-  <w:abstractNum w:abstractNumId="51" w15:restartNumberingAfterBreak="0">
+  <w:abstractNum w:abstractNumId="53" w15:restartNumberingAfterBreak="0">
     <w:nsid w:val="597513F1"/>
     <w:multiLevelType w:val="hybridMultilevel"/>
     <w:tmpl w:val="5372A88A"/>
@@ -10563,7 +14025,7 @@
       </w:rPr>
     </w:lvl>
   </w:abstractNum>
-  <w:abstractNum w:abstractNumId="52" w15:restartNumberingAfterBreak="0">
+  <w:abstractNum w:abstractNumId="54" w15:restartNumberingAfterBreak="0">
     <w:nsid w:val="5A7E5FD6"/>
     <w:multiLevelType w:val="hybridMultilevel"/>
     <w:tmpl w:val="CA2238D4"/>
@@ -10676,7 +14138,7 @@
       </w:rPr>
     </w:lvl>
   </w:abstractNum>
-  <w:abstractNum w:abstractNumId="53" w15:restartNumberingAfterBreak="0">
+  <w:abstractNum w:abstractNumId="55" w15:restartNumberingAfterBreak="0">
     <w:nsid w:val="5D7D5C8F"/>
     <w:multiLevelType w:val="hybridMultilevel"/>
     <w:tmpl w:val="4016FC48"/>
@@ -10789,7 +14251,7 @@
       </w:rPr>
     </w:lvl>
   </w:abstractNum>
-  <w:abstractNum w:abstractNumId="54" w15:restartNumberingAfterBreak="0">
+  <w:abstractNum w:abstractNumId="56" w15:restartNumberingAfterBreak="0">
     <w:nsid w:val="5E581D9F"/>
     <w:multiLevelType w:val="multilevel"/>
     <w:tmpl w:val="37CCDC1E"/>
@@ -10938,7 +14400,7 @@
       </w:rPr>
     </w:lvl>
   </w:abstractNum>
-  <w:abstractNum w:abstractNumId="55" w15:restartNumberingAfterBreak="0">
+  <w:abstractNum w:abstractNumId="57" w15:restartNumberingAfterBreak="0">
     <w:nsid w:val="5EF80A9E"/>
     <w:multiLevelType w:val="hybridMultilevel"/>
     <w:tmpl w:val="9AD8E2E8"/>
@@ -11051,7 +14513,7 @@
       </w:rPr>
     </w:lvl>
   </w:abstractNum>
-  <w:abstractNum w:abstractNumId="56" w15:restartNumberingAfterBreak="0">
+  <w:abstractNum w:abstractNumId="58" w15:restartNumberingAfterBreak="0">
     <w:nsid w:val="5FFB6413"/>
     <w:multiLevelType w:val="hybridMultilevel"/>
     <w:tmpl w:val="DCCACF38"/>
@@ -11164,7 +14626,7 @@
       </w:rPr>
     </w:lvl>
   </w:abstractNum>
-  <w:abstractNum w:abstractNumId="57" w15:restartNumberingAfterBreak="0">
+  <w:abstractNum w:abstractNumId="59" w15:restartNumberingAfterBreak="0">
     <w:nsid w:val="632E3488"/>
     <w:multiLevelType w:val="hybridMultilevel"/>
     <w:tmpl w:val="FB467338"/>
@@ -11277,7 +14739,7 @@
       </w:rPr>
     </w:lvl>
   </w:abstractNum>
-  <w:abstractNum w:abstractNumId="58" w15:restartNumberingAfterBreak="0">
+  <w:abstractNum w:abstractNumId="60" w15:restartNumberingAfterBreak="0">
     <w:nsid w:val="637D7A77"/>
     <w:multiLevelType w:val="hybridMultilevel"/>
     <w:tmpl w:val="0A1C4700"/>
@@ -11390,7 +14852,7 @@
       </w:rPr>
     </w:lvl>
   </w:abstractNum>
-  <w:abstractNum w:abstractNumId="59" w15:restartNumberingAfterBreak="0">
+  <w:abstractNum w:abstractNumId="61" w15:restartNumberingAfterBreak="0">
     <w:nsid w:val="644D3424"/>
     <w:multiLevelType w:val="hybridMultilevel"/>
     <w:tmpl w:val="29FC1E0A"/>
@@ -11503,7 +14965,7 @@
       </w:rPr>
     </w:lvl>
   </w:abstractNum>
-  <w:abstractNum w:abstractNumId="60" w15:restartNumberingAfterBreak="0">
+  <w:abstractNum w:abstractNumId="62" w15:restartNumberingAfterBreak="0">
     <w:nsid w:val="651F35E7"/>
     <w:multiLevelType w:val="hybridMultilevel"/>
     <w:tmpl w:val="BCDA6C58"/>
@@ -11616,7 +15078,7 @@
       </w:rPr>
     </w:lvl>
   </w:abstractNum>
-  <w:abstractNum w:abstractNumId="61" w15:restartNumberingAfterBreak="0">
+  <w:abstractNum w:abstractNumId="63" w15:restartNumberingAfterBreak="0">
     <w:nsid w:val="66521EBA"/>
     <w:multiLevelType w:val="hybridMultilevel"/>
     <w:tmpl w:val="F32C6FC8"/>
@@ -11729,7 +15191,7 @@
       </w:rPr>
     </w:lvl>
   </w:abstractNum>
-  <w:abstractNum w:abstractNumId="62" w15:restartNumberingAfterBreak="0">
+  <w:abstractNum w:abstractNumId="64" w15:restartNumberingAfterBreak="0">
     <w:nsid w:val="67056837"/>
     <w:multiLevelType w:val="hybridMultilevel"/>
     <w:tmpl w:val="91921294"/>
@@ -11842,7 +15304,7 @@
       </w:rPr>
     </w:lvl>
   </w:abstractNum>
-  <w:abstractNum w:abstractNumId="63" w15:restartNumberingAfterBreak="0">
+  <w:abstractNum w:abstractNumId="65" w15:restartNumberingAfterBreak="0">
     <w:nsid w:val="679349C3"/>
     <w:multiLevelType w:val="hybridMultilevel"/>
     <w:tmpl w:val="115A0B9E"/>
@@ -11955,7 +15417,7 @@
       </w:rPr>
     </w:lvl>
   </w:abstractNum>
-  <w:abstractNum w:abstractNumId="64" w15:restartNumberingAfterBreak="0">
+  <w:abstractNum w:abstractNumId="66" w15:restartNumberingAfterBreak="0">
     <w:nsid w:val="6F4A2F3E"/>
     <w:multiLevelType w:val="hybridMultilevel"/>
     <w:tmpl w:val="1ACED72E"/>
@@ -12068,7 +15530,7 @@
       </w:rPr>
     </w:lvl>
   </w:abstractNum>
-  <w:abstractNum w:abstractNumId="65" w15:restartNumberingAfterBreak="0">
+  <w:abstractNum w:abstractNumId="67" w15:restartNumberingAfterBreak="0">
     <w:nsid w:val="71C90956"/>
     <w:multiLevelType w:val="hybridMultilevel"/>
     <w:tmpl w:val="DAD84AAC"/>
@@ -12180,7 +15642,7 @@
       </w:rPr>
     </w:lvl>
   </w:abstractNum>
-  <w:abstractNum w:abstractNumId="66" w15:restartNumberingAfterBreak="0">
+  <w:abstractNum w:abstractNumId="68" w15:restartNumberingAfterBreak="0">
     <w:nsid w:val="741A5DB8"/>
     <w:multiLevelType w:val="hybridMultilevel"/>
     <w:tmpl w:val="3BDE4022"/>
@@ -12293,7 +15755,7 @@
       </w:rPr>
     </w:lvl>
   </w:abstractNum>
-  <w:abstractNum w:abstractNumId="67" w15:restartNumberingAfterBreak="0">
+  <w:abstractNum w:abstractNumId="69" w15:restartNumberingAfterBreak="0">
     <w:nsid w:val="74D141A1"/>
     <w:multiLevelType w:val="hybridMultilevel"/>
     <w:tmpl w:val="F85469FE"/>
@@ -12406,7 +15868,7 @@
       </w:rPr>
     </w:lvl>
   </w:abstractNum>
-  <w:abstractNum w:abstractNumId="68" w15:restartNumberingAfterBreak="0">
+  <w:abstractNum w:abstractNumId="70" w15:restartNumberingAfterBreak="0">
     <w:nsid w:val="75E525F6"/>
     <w:multiLevelType w:val="hybridMultilevel"/>
     <w:tmpl w:val="F81282EA"/>
@@ -12519,7 +15981,7 @@
       </w:rPr>
     </w:lvl>
   </w:abstractNum>
-  <w:abstractNum w:abstractNumId="69" w15:restartNumberingAfterBreak="0">
+  <w:abstractNum w:abstractNumId="71" w15:restartNumberingAfterBreak="0">
     <w:nsid w:val="791851F9"/>
     <w:multiLevelType w:val="hybridMultilevel"/>
     <w:tmpl w:val="5DCE1C32"/>
@@ -12632,7 +16094,7 @@
       </w:rPr>
     </w:lvl>
   </w:abstractNum>
-  <w:abstractNum w:abstractNumId="70" w15:restartNumberingAfterBreak="0">
+  <w:abstractNum w:abstractNumId="72" w15:restartNumberingAfterBreak="0">
     <w:nsid w:val="7A444A60"/>
     <w:multiLevelType w:val="hybridMultilevel"/>
     <w:tmpl w:val="5DA2727C"/>
@@ -12745,7 +16207,7 @@
       </w:rPr>
     </w:lvl>
   </w:abstractNum>
-  <w:abstractNum w:abstractNumId="71" w15:restartNumberingAfterBreak="0">
+  <w:abstractNum w:abstractNumId="73" w15:restartNumberingAfterBreak="0">
     <w:nsid w:val="7B6356A5"/>
     <w:multiLevelType w:val="hybridMultilevel"/>
     <w:tmpl w:val="200260D6"/>
@@ -12858,19 +16320,20 @@
       </w:rPr>
     </w:lvl>
   </w:abstractNum>
-  <w:abstractNum w:abstractNumId="72" w15:restartNumberingAfterBreak="0">
+  <w:abstractNum w:abstractNumId="74" w15:restartNumberingAfterBreak="0">
     <w:nsid w:val="7D5C78F2"/>
     <w:multiLevelType w:val="hybridMultilevel"/>
-    <w:tmpl w:val="07FA78DC"/>
-    <w:lvl w:ilvl="0" w:tplc="48FEBCD2">
-      <w:numFmt w:val="bullet"/>
-      <w:lvlText w:val="-"/>
+    <w:tmpl w:val="DA966F8C"/>
+    <w:lvl w:ilvl="0" w:tplc="20000005">
+      <w:start w:val="1"/>
+      <w:numFmt w:val="bullet"/>
+      <w:lvlText w:val=""/>
       <w:lvlJc w:val="left"/>
       <w:pPr>
         <w:ind w:left="720" w:hanging="360"/>
       </w:pPr>
       <w:rPr>
-        <w:rFonts w:ascii="Calibri" w:eastAsiaTheme="minorEastAsia" w:hAnsi="Calibri" w:cs="Calibri" w:hint="default"/>
+        <w:rFonts w:ascii="Wingdings" w:hAnsi="Wingdings" w:hint="default"/>
       </w:rPr>
     </w:lvl>
     <w:lvl w:ilvl="1" w:tplc="FFFFFFFF">
@@ -12977,10 +16440,10 @@
     <w:abstractNumId w:val="1"/>
   </w:num>
   <w:num w:numId="3" w16cid:durableId="789128436">
-    <w:abstractNumId w:val="42"/>
+    <w:abstractNumId w:val="43"/>
   </w:num>
   <w:num w:numId="4" w16cid:durableId="1848787272">
-    <w:abstractNumId w:val="48"/>
+    <w:abstractNumId w:val="50"/>
   </w:num>
   <w:num w:numId="5" w16cid:durableId="356471441">
     <w:abstractNumId w:val="33"/>
@@ -12989,13 +16452,13 @@
     <w:abstractNumId w:val="34"/>
   </w:num>
   <w:num w:numId="7" w16cid:durableId="674382978">
-    <w:abstractNumId w:val="46"/>
+    <w:abstractNumId w:val="48"/>
   </w:num>
   <w:num w:numId="8" w16cid:durableId="1714619866">
     <w:abstractNumId w:val="30"/>
   </w:num>
   <w:num w:numId="9" w16cid:durableId="2091583283">
-    <w:abstractNumId w:val="59"/>
+    <w:abstractNumId w:val="61"/>
   </w:num>
   <w:num w:numId="10" w16cid:durableId="717321902">
     <w:abstractNumId w:val="38"/>
@@ -13007,19 +16470,19 @@
     <w:abstractNumId w:val="11"/>
   </w:num>
   <w:num w:numId="13" w16cid:durableId="1150249162">
-    <w:abstractNumId w:val="58"/>
+    <w:abstractNumId w:val="60"/>
   </w:num>
   <w:num w:numId="14" w16cid:durableId="693072010">
     <w:abstractNumId w:val="35"/>
   </w:num>
   <w:num w:numId="15" w16cid:durableId="349912257">
-    <w:abstractNumId w:val="64"/>
+    <w:abstractNumId w:val="66"/>
   </w:num>
   <w:num w:numId="16" w16cid:durableId="1681615006">
-    <w:abstractNumId w:val="45"/>
+    <w:abstractNumId w:val="47"/>
   </w:num>
   <w:num w:numId="17" w16cid:durableId="1941257141">
-    <w:abstractNumId w:val="40"/>
+    <w:abstractNumId w:val="41"/>
   </w:num>
   <w:num w:numId="18" w16cid:durableId="1130131433">
     <w:abstractNumId w:val="7"/>
@@ -13031,22 +16494,22 @@
     <w:abstractNumId w:val="32"/>
   </w:num>
   <w:num w:numId="21" w16cid:durableId="100687704">
-    <w:abstractNumId w:val="71"/>
+    <w:abstractNumId w:val="73"/>
   </w:num>
   <w:num w:numId="22" w16cid:durableId="1046561978">
-    <w:abstractNumId w:val="53"/>
+    <w:abstractNumId w:val="55"/>
   </w:num>
   <w:num w:numId="23" w16cid:durableId="1998806147">
-    <w:abstractNumId w:val="43"/>
+    <w:abstractNumId w:val="44"/>
   </w:num>
   <w:num w:numId="24" w16cid:durableId="233591470">
     <w:abstractNumId w:val="27"/>
   </w:num>
   <w:num w:numId="25" w16cid:durableId="121195139">
-    <w:abstractNumId w:val="49"/>
+    <w:abstractNumId w:val="51"/>
   </w:num>
   <w:num w:numId="26" w16cid:durableId="1176307363">
-    <w:abstractNumId w:val="51"/>
+    <w:abstractNumId w:val="53"/>
   </w:num>
   <w:num w:numId="27" w16cid:durableId="1161505821">
     <w:abstractNumId w:val="15"/>
@@ -13061,16 +16524,16 @@
     <w:abstractNumId w:val="4"/>
   </w:num>
   <w:num w:numId="31" w16cid:durableId="1548105315">
-    <w:abstractNumId w:val="39"/>
+    <w:abstractNumId w:val="40"/>
   </w:num>
   <w:num w:numId="32" w16cid:durableId="880627598">
-    <w:abstractNumId w:val="44"/>
+    <w:abstractNumId w:val="46"/>
   </w:num>
   <w:num w:numId="33" w16cid:durableId="1852914999">
     <w:abstractNumId w:val="21"/>
   </w:num>
   <w:num w:numId="34" w16cid:durableId="1724712719">
-    <w:abstractNumId w:val="66"/>
+    <w:abstractNumId w:val="68"/>
   </w:num>
   <w:num w:numId="35" w16cid:durableId="2019887224">
     <w:abstractNumId w:val="26"/>
@@ -13079,10 +16542,10 @@
     <w:abstractNumId w:val="28"/>
   </w:num>
   <w:num w:numId="37" w16cid:durableId="2064450452">
-    <w:abstractNumId w:val="68"/>
+    <w:abstractNumId w:val="70"/>
   </w:num>
   <w:num w:numId="38" w16cid:durableId="988097607">
-    <w:abstractNumId w:val="62"/>
+    <w:abstractNumId w:val="64"/>
   </w:num>
   <w:num w:numId="39" w16cid:durableId="613251167">
     <w:abstractNumId w:val="23"/>
@@ -13094,7 +16557,7 @@
     <w:abstractNumId w:val="6"/>
   </w:num>
   <w:num w:numId="42" w16cid:durableId="1177385931">
-    <w:abstractNumId w:val="56"/>
+    <w:abstractNumId w:val="58"/>
   </w:num>
   <w:num w:numId="43" w16cid:durableId="1029523250">
     <w:abstractNumId w:val="12"/>
@@ -13157,22 +16620,22 @@
     </w:lvlOverride>
   </w:num>
   <w:num w:numId="45" w16cid:durableId="717558721">
-    <w:abstractNumId w:val="67"/>
+    <w:abstractNumId w:val="69"/>
   </w:num>
   <w:num w:numId="46" w16cid:durableId="141433691">
     <w:abstractNumId w:val="13"/>
   </w:num>
   <w:num w:numId="47" w16cid:durableId="1626233528">
-    <w:abstractNumId w:val="65"/>
+    <w:abstractNumId w:val="67"/>
   </w:num>
   <w:num w:numId="48" w16cid:durableId="1619022656">
-    <w:abstractNumId w:val="60"/>
+    <w:abstractNumId w:val="62"/>
   </w:num>
   <w:num w:numId="49" w16cid:durableId="936015151">
-    <w:abstractNumId w:val="41"/>
+    <w:abstractNumId w:val="42"/>
   </w:num>
   <w:num w:numId="50" w16cid:durableId="1175345243">
-    <w:abstractNumId w:val="63"/>
+    <w:abstractNumId w:val="65"/>
   </w:num>
   <w:num w:numId="51" w16cid:durableId="463892170">
     <w:abstractNumId w:val="19"/>
@@ -13184,7 +16647,7 @@
     <w:abstractNumId w:val="9"/>
   </w:num>
   <w:num w:numId="54" w16cid:durableId="2018653919">
-    <w:abstractNumId w:val="52"/>
+    <w:abstractNumId w:val="54"/>
   </w:num>
   <w:num w:numId="55" w16cid:durableId="413095000">
     <w:abstractNumId w:val="8"/>
@@ -13193,7 +16656,7 @@
     <w:abstractNumId w:val="17"/>
   </w:num>
   <w:num w:numId="57" w16cid:durableId="1355304957">
-    <w:abstractNumId w:val="61"/>
+    <w:abstractNumId w:val="63"/>
   </w:num>
   <w:num w:numId="58" w16cid:durableId="595209479">
     <w:abstractNumId w:val="29"/>
@@ -13202,7 +16665,7 @@
     <w:abstractNumId w:val="24"/>
   </w:num>
   <w:num w:numId="60" w16cid:durableId="1713535263">
-    <w:abstractNumId w:val="70"/>
+    <w:abstractNumId w:val="72"/>
   </w:num>
   <w:num w:numId="61" w16cid:durableId="180318862">
     <w:abstractNumId w:val="0"/>
@@ -13214,7 +16677,7 @@
     <w:abstractNumId w:val="31"/>
   </w:num>
   <w:num w:numId="64" w16cid:durableId="1479305054">
-    <w:abstractNumId w:val="50"/>
+    <w:abstractNumId w:val="52"/>
   </w:num>
   <w:num w:numId="65" w16cid:durableId="749737118">
     <w:abstractNumId w:val="20"/>
@@ -13223,19 +16686,19 @@
     <w:abstractNumId w:val="2"/>
   </w:num>
   <w:num w:numId="67" w16cid:durableId="1738938323">
-    <w:abstractNumId w:val="69"/>
+    <w:abstractNumId w:val="71"/>
   </w:num>
   <w:num w:numId="68" w16cid:durableId="1028868218">
     <w:abstractNumId w:val="37"/>
   </w:num>
   <w:num w:numId="69" w16cid:durableId="18896586">
-    <w:abstractNumId w:val="55"/>
+    <w:abstractNumId w:val="57"/>
   </w:num>
   <w:num w:numId="70" w16cid:durableId="286011553">
-    <w:abstractNumId w:val="54"/>
+    <w:abstractNumId w:val="56"/>
   </w:num>
   <w:num w:numId="71" w16cid:durableId="1250040698">
-    <w:abstractNumId w:val="47"/>
+    <w:abstractNumId w:val="49"/>
   </w:num>
   <w:num w:numId="72" w16cid:durableId="1192066717">
     <w:abstractNumId w:val="22"/>
@@ -13244,10 +16707,16 @@
     <w:abstractNumId w:val="14"/>
   </w:num>
   <w:num w:numId="74" w16cid:durableId="1624772097">
-    <w:abstractNumId w:val="57"/>
+    <w:abstractNumId w:val="59"/>
   </w:num>
   <w:num w:numId="75" w16cid:durableId="518545594">
-    <w:abstractNumId w:val="72"/>
+    <w:abstractNumId w:val="74"/>
+  </w:num>
+  <w:num w:numId="76" w16cid:durableId="978650203">
+    <w:abstractNumId w:val="39"/>
+  </w:num>
+  <w:num w:numId="77" w16cid:durableId="1053889101">
+    <w:abstractNumId w:val="45"/>
   </w:num>
   <w:numIdMacAtCleanup w:val="62"/>
 </w:numbering>

--- a/Componenten.docx
+++ b/Componenten.docx
@@ -85,11 +85,9 @@
           <w:pPr>
             <w:pStyle w:val="TOCHeading"/>
           </w:pPr>
-          <w:proofErr w:type="spellStart"/>
           <w:r>
             <w:t>Inhoud</w:t>
           </w:r>
-          <w:proofErr w:type="spellEnd"/>
         </w:p>
         <w:p>
           <w:pPr>
@@ -116,7 +114,7 @@
           <w:r>
             <w:fldChar w:fldCharType="separate"/>
           </w:r>
-          <w:hyperlink w:anchor="_Toc221629683" w:history="1">
+          <w:hyperlink w:anchor="_Toc222572832" w:history="1">
             <w:r>
               <w:rPr>
                 <w:rStyle w:val="Hyperlink"/>
@@ -161,7 +159,7 @@
                 <w:noProof/>
                 <w:webHidden/>
               </w:rPr>
-              <w:instrText xml:space="preserve"> PAGEREF _Toc221629683 \h </w:instrText>
+              <w:instrText xml:space="preserve"> PAGEREF _Toc222572832 \h </w:instrText>
             </w:r>
             <w:r>
               <w:rPr>
@@ -181,7 +179,7 @@
                 <w:noProof/>
                 <w:webHidden/>
               </w:rPr>
-              <w:t>1</w:t>
+              <w:t>3</w:t>
             </w:r>
             <w:r>
               <w:rPr>
@@ -208,7 +206,7 @@
               <w14:ligatures w14:val="standardContextual"/>
             </w:rPr>
           </w:pPr>
-          <w:hyperlink w:anchor="_Toc221629684" w:history="1">
+          <w:hyperlink w:anchor="_Toc222572833" w:history="1">
             <w:r>
               <w:rPr>
                 <w:rStyle w:val="Hyperlink"/>
@@ -253,7 +251,7 @@
                 <w:noProof/>
                 <w:webHidden/>
               </w:rPr>
-              <w:instrText xml:space="preserve"> PAGEREF _Toc221629684 \h </w:instrText>
+              <w:instrText xml:space="preserve"> PAGEREF _Toc222572833 \h </w:instrText>
             </w:r>
             <w:r>
               <w:rPr>
@@ -273,7 +271,7 @@
                 <w:noProof/>
                 <w:webHidden/>
               </w:rPr>
-              <w:t>1</w:t>
+              <w:t>3</w:t>
             </w:r>
             <w:r>
               <w:rPr>
@@ -300,7 +298,7 @@
               <w14:ligatures w14:val="standardContextual"/>
             </w:rPr>
           </w:pPr>
-          <w:hyperlink w:anchor="_Toc221629685" w:history="1">
+          <w:hyperlink w:anchor="_Toc222572834" w:history="1">
             <w:r>
               <w:rPr>
                 <w:rStyle w:val="Hyperlink"/>
@@ -345,7 +343,7 @@
                 <w:noProof/>
                 <w:webHidden/>
               </w:rPr>
-              <w:instrText xml:space="preserve"> PAGEREF _Toc221629685 \h </w:instrText>
+              <w:instrText xml:space="preserve"> PAGEREF _Toc222572834 \h </w:instrText>
             </w:r>
             <w:r>
               <w:rPr>
@@ -365,7 +363,7 @@
                 <w:noProof/>
                 <w:webHidden/>
               </w:rPr>
-              <w:t>1</w:t>
+              <w:t>3</w:t>
             </w:r>
             <w:r>
               <w:rPr>
@@ -392,7 +390,7 @@
               <w14:ligatures w14:val="standardContextual"/>
             </w:rPr>
           </w:pPr>
-          <w:hyperlink w:anchor="_Toc221629686" w:history="1">
+          <w:hyperlink w:anchor="_Toc222572835" w:history="1">
             <w:r>
               <w:rPr>
                 <w:rStyle w:val="Hyperlink"/>
@@ -437,7 +435,7 @@
                 <w:noProof/>
                 <w:webHidden/>
               </w:rPr>
-              <w:instrText xml:space="preserve"> PAGEREF _Toc221629686 \h </w:instrText>
+              <w:instrText xml:space="preserve"> PAGEREF _Toc222572835 \h </w:instrText>
             </w:r>
             <w:r>
               <w:rPr>
@@ -457,7 +455,7 @@
                 <w:noProof/>
                 <w:webHidden/>
               </w:rPr>
-              <w:t>1</w:t>
+              <w:t>3</w:t>
             </w:r>
             <w:r>
               <w:rPr>
@@ -484,7 +482,7 @@
               <w14:ligatures w14:val="standardContextual"/>
             </w:rPr>
           </w:pPr>
-          <w:hyperlink w:anchor="_Toc221629687" w:history="1">
+          <w:hyperlink w:anchor="_Toc222572836" w:history="1">
             <w:r>
               <w:rPr>
                 <w:rStyle w:val="Hyperlink"/>
@@ -529,7 +527,7 @@
                 <w:noProof/>
                 <w:webHidden/>
               </w:rPr>
-              <w:instrText xml:space="preserve"> PAGEREF _Toc221629687 \h </w:instrText>
+              <w:instrText xml:space="preserve"> PAGEREF _Toc222572836 \h </w:instrText>
             </w:r>
             <w:r>
               <w:rPr>
@@ -549,7 +547,7 @@
                 <w:noProof/>
                 <w:webHidden/>
               </w:rPr>
-              <w:t>2</w:t>
+              <w:t>4</w:t>
             </w:r>
             <w:r>
               <w:rPr>
@@ -576,7 +574,7 @@
               <w14:ligatures w14:val="standardContextual"/>
             </w:rPr>
           </w:pPr>
-          <w:hyperlink w:anchor="_Toc221629688" w:history="1">
+          <w:hyperlink w:anchor="_Toc222572837" w:history="1">
             <w:r>
               <w:rPr>
                 <w:rStyle w:val="Hyperlink"/>
@@ -621,7 +619,7 @@
                 <w:noProof/>
                 <w:webHidden/>
               </w:rPr>
-              <w:instrText xml:space="preserve"> PAGEREF _Toc221629688 \h </w:instrText>
+              <w:instrText xml:space="preserve"> PAGEREF _Toc222572837 \h </w:instrText>
             </w:r>
             <w:r>
               <w:rPr>
@@ -641,7 +639,7 @@
                 <w:noProof/>
                 <w:webHidden/>
               </w:rPr>
-              <w:t>2</w:t>
+              <w:t>4</w:t>
             </w:r>
             <w:r>
               <w:rPr>
@@ -668,7 +666,7 @@
               <w14:ligatures w14:val="standardContextual"/>
             </w:rPr>
           </w:pPr>
-          <w:hyperlink w:anchor="_Toc221629689" w:history="1">
+          <w:hyperlink w:anchor="_Toc222572838" w:history="1">
             <w:r>
               <w:rPr>
                 <w:rStyle w:val="Hyperlink"/>
@@ -713,7 +711,7 @@
                 <w:noProof/>
                 <w:webHidden/>
               </w:rPr>
-              <w:instrText xml:space="preserve"> PAGEREF _Toc221629689 \h </w:instrText>
+              <w:instrText xml:space="preserve"> PAGEREF _Toc222572838 \h </w:instrText>
             </w:r>
             <w:r>
               <w:rPr>
@@ -733,7 +731,7 @@
                 <w:noProof/>
                 <w:webHidden/>
               </w:rPr>
-              <w:t>3</w:t>
+              <w:t>5</w:t>
             </w:r>
             <w:r>
               <w:rPr>
@@ -760,7 +758,7 @@
               <w14:ligatures w14:val="standardContextual"/>
             </w:rPr>
           </w:pPr>
-          <w:hyperlink w:anchor="_Toc221629690" w:history="1">
+          <w:hyperlink w:anchor="_Toc222572839" w:history="1">
             <w:r>
               <w:rPr>
                 <w:rStyle w:val="Hyperlink"/>
@@ -805,7 +803,7 @@
                 <w:noProof/>
                 <w:webHidden/>
               </w:rPr>
-              <w:instrText xml:space="preserve"> PAGEREF _Toc221629690 \h </w:instrText>
+              <w:instrText xml:space="preserve"> PAGEREF _Toc222572839 \h </w:instrText>
             </w:r>
             <w:r>
               <w:rPr>
@@ -825,7 +823,7 @@
                 <w:noProof/>
                 <w:webHidden/>
               </w:rPr>
-              <w:t>5</w:t>
+              <w:t>7</w:t>
             </w:r>
             <w:r>
               <w:rPr>
@@ -852,7 +850,7 @@
               <w14:ligatures w14:val="standardContextual"/>
             </w:rPr>
           </w:pPr>
-          <w:hyperlink w:anchor="_Toc221629691" w:history="1">
+          <w:hyperlink w:anchor="_Toc222572840" w:history="1">
             <w:r>
               <w:rPr>
                 <w:rStyle w:val="Hyperlink"/>
@@ -897,7 +895,7 @@
                 <w:noProof/>
                 <w:webHidden/>
               </w:rPr>
-              <w:instrText xml:space="preserve"> PAGEREF _Toc221629691 \h </w:instrText>
+              <w:instrText xml:space="preserve"> PAGEREF _Toc222572840 \h </w:instrText>
             </w:r>
             <w:r>
               <w:rPr>
@@ -917,7 +915,7 @@
                 <w:noProof/>
                 <w:webHidden/>
               </w:rPr>
-              <w:t>5</w:t>
+              <w:t>7</w:t>
             </w:r>
             <w:r>
               <w:rPr>
@@ -944,7 +942,7 @@
               <w14:ligatures w14:val="standardContextual"/>
             </w:rPr>
           </w:pPr>
-          <w:hyperlink w:anchor="_Toc221629692" w:history="1">
+          <w:hyperlink w:anchor="_Toc222572841" w:history="1">
             <w:r>
               <w:rPr>
                 <w:rStyle w:val="Hyperlink"/>
@@ -989,7 +987,7 @@
                 <w:noProof/>
                 <w:webHidden/>
               </w:rPr>
-              <w:instrText xml:space="preserve"> PAGEREF _Toc221629692 \h </w:instrText>
+              <w:instrText xml:space="preserve"> PAGEREF _Toc222572841 \h </w:instrText>
             </w:r>
             <w:r>
               <w:rPr>
@@ -1009,7 +1007,99 @@
                 <w:noProof/>
                 <w:webHidden/>
               </w:rPr>
-              <w:t>5</w:t>
+              <w:t>7</w:t>
+            </w:r>
+            <w:r>
+              <w:rPr>
+                <w:noProof/>
+                <w:webHidden/>
+              </w:rPr>
+              <w:fldChar w:fldCharType="end"/>
+            </w:r>
+          </w:hyperlink>
+        </w:p>
+        <w:p>
+          <w:pPr>
+            <w:pStyle w:val="TOC2"/>
+            <w:tabs>
+              <w:tab w:val="left" w:pos="880"/>
+              <w:tab w:val="right" w:leader="dot" w:pos="9062"/>
+            </w:tabs>
+            <w:rPr>
+              <w:noProof/>
+              <w:kern w:val="2"/>
+              <w:sz w:val="24"/>
+              <w:szCs w:val="24"/>
+              <w:lang w:val="en-BE" w:eastAsia="en-BE"/>
+              <w14:ligatures w14:val="standardContextual"/>
+            </w:rPr>
+          </w:pPr>
+          <w:hyperlink w:anchor="_Toc222572842" w:history="1">
+            <w:r>
+              <w:rPr>
+                <w:rStyle w:val="Hyperlink"/>
+                <w:noProof/>
+              </w:rPr>
+              <w:t>3.9</w:t>
+            </w:r>
+            <w:r>
+              <w:rPr>
+                <w:noProof/>
+                <w:kern w:val="2"/>
+                <w:sz w:val="24"/>
+                <w:szCs w:val="24"/>
+                <w:lang w:val="en-BE" w:eastAsia="en-BE"/>
+                <w14:ligatures w14:val="standardContextual"/>
+              </w:rPr>
+              <w:tab/>
+            </w:r>
+            <w:r>
+              <w:rPr>
+                <w:rStyle w:val="Hyperlink"/>
+                <w:noProof/>
+              </w:rPr>
+              <w:t>Keuze</w:t>
+            </w:r>
+            <w:r>
+              <w:rPr>
+                <w:noProof/>
+                <w:webHidden/>
+              </w:rPr>
+              <w:tab/>
+            </w:r>
+            <w:r>
+              <w:rPr>
+                <w:noProof/>
+                <w:webHidden/>
+              </w:rPr>
+              <w:fldChar w:fldCharType="begin"/>
+            </w:r>
+            <w:r>
+              <w:rPr>
+                <w:noProof/>
+                <w:webHidden/>
+              </w:rPr>
+              <w:instrText xml:space="preserve"> PAGEREF _Toc222572842 \h </w:instrText>
+            </w:r>
+            <w:r>
+              <w:rPr>
+                <w:noProof/>
+                <w:webHidden/>
+              </w:rPr>
+            </w:r>
+            <w:r>
+              <w:rPr>
+                <w:noProof/>
+                <w:webHidden/>
+              </w:rPr>
+              <w:fldChar w:fldCharType="separate"/>
+            </w:r>
+            <w:r>
+              <w:rPr>
+                <w:noProof/>
+                <w:webHidden/>
+              </w:rPr>
+              <w:t>8</w:t>
             </w:r>
             <w:r>
               <w:rPr>
@@ -1036,7 +1126,7 @@
               <w14:ligatures w14:val="standardContextual"/>
             </w:rPr>
           </w:pPr>
-          <w:hyperlink w:anchor="_Toc221629693" w:history="1">
+          <w:hyperlink w:anchor="_Toc222572843" w:history="1">
             <w:r>
               <w:rPr>
                 <w:rStyle w:val="Hyperlink"/>
@@ -1081,7 +1171,7 @@
                 <w:noProof/>
                 <w:webHidden/>
               </w:rPr>
-              <w:instrText xml:space="preserve"> PAGEREF _Toc221629693 \h </w:instrText>
+              <w:instrText xml:space="preserve"> PAGEREF _Toc222572843 \h </w:instrText>
             </w:r>
             <w:r>
               <w:rPr>
@@ -1101,7 +1191,7 @@
                 <w:noProof/>
                 <w:webHidden/>
               </w:rPr>
-              <w:t>7</w:t>
+              <w:t>9</w:t>
             </w:r>
             <w:r>
               <w:rPr>
@@ -1128,7 +1218,7 @@
               <w14:ligatures w14:val="standardContextual"/>
             </w:rPr>
           </w:pPr>
-          <w:hyperlink w:anchor="_Toc221629694" w:history="1">
+          <w:hyperlink w:anchor="_Toc222572844" w:history="1">
             <w:r>
               <w:rPr>
                 <w:rStyle w:val="Hyperlink"/>
@@ -1173,7 +1263,7 @@
                 <w:noProof/>
                 <w:webHidden/>
               </w:rPr>
-              <w:instrText xml:space="preserve"> PAGEREF _Toc221629694 \h </w:instrText>
+              <w:instrText xml:space="preserve"> PAGEREF _Toc222572844 \h </w:instrText>
             </w:r>
             <w:r>
               <w:rPr>
@@ -1193,7 +1283,7 @@
                 <w:noProof/>
                 <w:webHidden/>
               </w:rPr>
-              <w:t>7</w:t>
+              <w:t>9</w:t>
             </w:r>
             <w:r>
               <w:rPr>
@@ -1220,7 +1310,7 @@
               <w14:ligatures w14:val="standardContextual"/>
             </w:rPr>
           </w:pPr>
-          <w:hyperlink w:anchor="_Toc221629695" w:history="1">
+          <w:hyperlink w:anchor="_Toc222572845" w:history="1">
             <w:r>
               <w:rPr>
                 <w:rStyle w:val="Hyperlink"/>
@@ -1265,7 +1355,7 @@
                 <w:noProof/>
                 <w:webHidden/>
               </w:rPr>
-              <w:instrText xml:space="preserve"> PAGEREF _Toc221629695 \h </w:instrText>
+              <w:instrText xml:space="preserve"> PAGEREF _Toc222572845 \h </w:instrText>
             </w:r>
             <w:r>
               <w:rPr>
@@ -1285,7 +1375,7 @@
                 <w:noProof/>
                 <w:webHidden/>
               </w:rPr>
-              <w:t>7</w:t>
+              <w:t>9</w:t>
             </w:r>
             <w:r>
               <w:rPr>
@@ -1312,7 +1402,7 @@
               <w14:ligatures w14:val="standardContextual"/>
             </w:rPr>
           </w:pPr>
-          <w:hyperlink w:anchor="_Toc221629696" w:history="1">
+          <w:hyperlink w:anchor="_Toc222572846" w:history="1">
             <w:r>
               <w:rPr>
                 <w:rStyle w:val="Hyperlink"/>
@@ -1336,6 +1426,98 @@
                 <w:rStyle w:val="Hyperlink"/>
                 <w:noProof/>
               </w:rPr>
+              <w:t>Keuze</w:t>
+            </w:r>
+            <w:r>
+              <w:rPr>
+                <w:noProof/>
+                <w:webHidden/>
+              </w:rPr>
+              <w:tab/>
+            </w:r>
+            <w:r>
+              <w:rPr>
+                <w:noProof/>
+                <w:webHidden/>
+              </w:rPr>
+              <w:fldChar w:fldCharType="begin"/>
+            </w:r>
+            <w:r>
+              <w:rPr>
+                <w:noProof/>
+                <w:webHidden/>
+              </w:rPr>
+              <w:instrText xml:space="preserve"> PAGEREF _Toc222572846 \h </w:instrText>
+            </w:r>
+            <w:r>
+              <w:rPr>
+                <w:noProof/>
+                <w:webHidden/>
+              </w:rPr>
+            </w:r>
+            <w:r>
+              <w:rPr>
+                <w:noProof/>
+                <w:webHidden/>
+              </w:rPr>
+              <w:fldChar w:fldCharType="separate"/>
+            </w:r>
+            <w:r>
+              <w:rPr>
+                <w:noProof/>
+                <w:webHidden/>
+              </w:rPr>
+              <w:t>10</w:t>
+            </w:r>
+            <w:r>
+              <w:rPr>
+                <w:noProof/>
+                <w:webHidden/>
+              </w:rPr>
+              <w:fldChar w:fldCharType="end"/>
+            </w:r>
+          </w:hyperlink>
+        </w:p>
+        <w:p>
+          <w:pPr>
+            <w:pStyle w:val="TOC2"/>
+            <w:tabs>
+              <w:tab w:val="left" w:pos="880"/>
+              <w:tab w:val="right" w:leader="dot" w:pos="9062"/>
+            </w:tabs>
+            <w:rPr>
+              <w:noProof/>
+              <w:kern w:val="2"/>
+              <w:sz w:val="24"/>
+              <w:szCs w:val="24"/>
+              <w:lang w:val="en-BE" w:eastAsia="en-BE"/>
+              <w14:ligatures w14:val="standardContextual"/>
+            </w:rPr>
+          </w:pPr>
+          <w:hyperlink w:anchor="_Toc222572847" w:history="1">
+            <w:r>
+              <w:rPr>
+                <w:rStyle w:val="Hyperlink"/>
+                <w:noProof/>
+              </w:rPr>
+              <w:t>4.4</w:t>
+            </w:r>
+            <w:r>
+              <w:rPr>
+                <w:noProof/>
+                <w:kern w:val="2"/>
+                <w:sz w:val="24"/>
+                <w:szCs w:val="24"/>
+                <w:lang w:val="en-BE" w:eastAsia="en-BE"/>
+                <w14:ligatures w14:val="standardContextual"/>
+              </w:rPr>
+              <w:tab/>
+            </w:r>
+            <w:r>
+              <w:rPr>
+                <w:rStyle w:val="Hyperlink"/>
+                <w:noProof/>
+              </w:rPr>
               <w:t>Antenne</w:t>
             </w:r>
             <w:r>
@@ -1357,7 +1539,7 @@
                 <w:noProof/>
                 <w:webHidden/>
               </w:rPr>
-              <w:instrText xml:space="preserve"> PAGEREF _Toc221629696 \h </w:instrText>
+              <w:instrText xml:space="preserve"> PAGEREF _Toc222572847 \h </w:instrText>
             </w:r>
             <w:r>
               <w:rPr>
@@ -1377,7 +1559,467 @@
                 <w:noProof/>
                 <w:webHidden/>
               </w:rPr>
-              <w:t>8</w:t>
+              <w:t>10</w:t>
+            </w:r>
+            <w:r>
+              <w:rPr>
+                <w:noProof/>
+                <w:webHidden/>
+              </w:rPr>
+              <w:fldChar w:fldCharType="end"/>
+            </w:r>
+          </w:hyperlink>
+        </w:p>
+        <w:p>
+          <w:pPr>
+            <w:pStyle w:val="TOC3"/>
+            <w:tabs>
+              <w:tab w:val="left" w:pos="1320"/>
+              <w:tab w:val="right" w:leader="dot" w:pos="9062"/>
+            </w:tabs>
+            <w:rPr>
+              <w:noProof/>
+              <w:kern w:val="2"/>
+              <w:sz w:val="24"/>
+              <w:szCs w:val="24"/>
+              <w:lang w:val="en-BE" w:eastAsia="en-BE"/>
+              <w14:ligatures w14:val="standardContextual"/>
+            </w:rPr>
+          </w:pPr>
+          <w:hyperlink w:anchor="_Toc222572848" w:history="1">
+            <w:r>
+              <w:rPr>
+                <w:rStyle w:val="Hyperlink"/>
+                <w:noProof/>
+              </w:rPr>
+              <w:t>4.4.1</w:t>
+            </w:r>
+            <w:r>
+              <w:rPr>
+                <w:noProof/>
+                <w:kern w:val="2"/>
+                <w:sz w:val="24"/>
+                <w:szCs w:val="24"/>
+                <w:lang w:val="en-BE" w:eastAsia="en-BE"/>
+                <w14:ligatures w14:val="standardContextual"/>
+              </w:rPr>
+              <w:tab/>
+            </w:r>
+            <w:r>
+              <w:rPr>
+                <w:rStyle w:val="Hyperlink"/>
+                <w:noProof/>
+              </w:rPr>
+              <w:t>RAK11720 LoRa eisen</w:t>
+            </w:r>
+            <w:r>
+              <w:rPr>
+                <w:noProof/>
+                <w:webHidden/>
+              </w:rPr>
+              <w:tab/>
+            </w:r>
+            <w:r>
+              <w:rPr>
+                <w:noProof/>
+                <w:webHidden/>
+              </w:rPr>
+              <w:fldChar w:fldCharType="begin"/>
+            </w:r>
+            <w:r>
+              <w:rPr>
+                <w:noProof/>
+                <w:webHidden/>
+              </w:rPr>
+              <w:instrText xml:space="preserve"> PAGEREF _Toc222572848 \h </w:instrText>
+            </w:r>
+            <w:r>
+              <w:rPr>
+                <w:noProof/>
+                <w:webHidden/>
+              </w:rPr>
+            </w:r>
+            <w:r>
+              <w:rPr>
+                <w:noProof/>
+                <w:webHidden/>
+              </w:rPr>
+              <w:fldChar w:fldCharType="separate"/>
+            </w:r>
+            <w:r>
+              <w:rPr>
+                <w:noProof/>
+                <w:webHidden/>
+              </w:rPr>
+              <w:t>10</w:t>
+            </w:r>
+            <w:r>
+              <w:rPr>
+                <w:noProof/>
+                <w:webHidden/>
+              </w:rPr>
+              <w:fldChar w:fldCharType="end"/>
+            </w:r>
+          </w:hyperlink>
+        </w:p>
+        <w:p>
+          <w:pPr>
+            <w:pStyle w:val="TOC3"/>
+            <w:tabs>
+              <w:tab w:val="left" w:pos="1320"/>
+              <w:tab w:val="right" w:leader="dot" w:pos="9062"/>
+            </w:tabs>
+            <w:rPr>
+              <w:noProof/>
+              <w:kern w:val="2"/>
+              <w:sz w:val="24"/>
+              <w:szCs w:val="24"/>
+              <w:lang w:val="en-BE" w:eastAsia="en-BE"/>
+              <w14:ligatures w14:val="standardContextual"/>
+            </w:rPr>
+          </w:pPr>
+          <w:hyperlink w:anchor="_Toc222572849" w:history="1">
+            <w:r>
+              <w:rPr>
+                <w:rStyle w:val="Hyperlink"/>
+                <w:noProof/>
+              </w:rPr>
+              <w:t>4.4.2</w:t>
+            </w:r>
+            <w:r>
+              <w:rPr>
+                <w:noProof/>
+                <w:kern w:val="2"/>
+                <w:sz w:val="24"/>
+                <w:szCs w:val="24"/>
+                <w:lang w:val="en-BE" w:eastAsia="en-BE"/>
+                <w14:ligatures w14:val="standardContextual"/>
+              </w:rPr>
+              <w:tab/>
+            </w:r>
+            <w:r>
+              <w:rPr>
+                <w:rStyle w:val="Hyperlink"/>
+                <w:noProof/>
+              </w:rPr>
+              <w:t>Soorten antennes</w:t>
+            </w:r>
+            <w:r>
+              <w:rPr>
+                <w:noProof/>
+                <w:webHidden/>
+              </w:rPr>
+              <w:tab/>
+            </w:r>
+            <w:r>
+              <w:rPr>
+                <w:noProof/>
+                <w:webHidden/>
+              </w:rPr>
+              <w:fldChar w:fldCharType="begin"/>
+            </w:r>
+            <w:r>
+              <w:rPr>
+                <w:noProof/>
+                <w:webHidden/>
+              </w:rPr>
+              <w:instrText xml:space="preserve"> PAGEREF _Toc222572849 \h </w:instrText>
+            </w:r>
+            <w:r>
+              <w:rPr>
+                <w:noProof/>
+                <w:webHidden/>
+              </w:rPr>
+            </w:r>
+            <w:r>
+              <w:rPr>
+                <w:noProof/>
+                <w:webHidden/>
+              </w:rPr>
+              <w:fldChar w:fldCharType="separate"/>
+            </w:r>
+            <w:r>
+              <w:rPr>
+                <w:noProof/>
+                <w:webHidden/>
+              </w:rPr>
+              <w:t>10</w:t>
+            </w:r>
+            <w:r>
+              <w:rPr>
+                <w:noProof/>
+                <w:webHidden/>
+              </w:rPr>
+              <w:fldChar w:fldCharType="end"/>
+            </w:r>
+          </w:hyperlink>
+        </w:p>
+        <w:p>
+          <w:pPr>
+            <w:pStyle w:val="TOC3"/>
+            <w:tabs>
+              <w:tab w:val="left" w:pos="1320"/>
+              <w:tab w:val="right" w:leader="dot" w:pos="9062"/>
+            </w:tabs>
+            <w:rPr>
+              <w:noProof/>
+              <w:kern w:val="2"/>
+              <w:sz w:val="24"/>
+              <w:szCs w:val="24"/>
+              <w:lang w:val="en-BE" w:eastAsia="en-BE"/>
+              <w14:ligatures w14:val="standardContextual"/>
+            </w:rPr>
+          </w:pPr>
+          <w:hyperlink w:anchor="_Toc222572850" w:history="1">
+            <w:r>
+              <w:rPr>
+                <w:rStyle w:val="Hyperlink"/>
+                <w:noProof/>
+              </w:rPr>
+              <w:t>4.4.3</w:t>
+            </w:r>
+            <w:r>
+              <w:rPr>
+                <w:noProof/>
+                <w:kern w:val="2"/>
+                <w:sz w:val="24"/>
+                <w:szCs w:val="24"/>
+                <w:lang w:val="en-BE" w:eastAsia="en-BE"/>
+                <w14:ligatures w14:val="standardContextual"/>
+              </w:rPr>
+              <w:tab/>
+            </w:r>
+            <w:r>
+              <w:rPr>
+                <w:rStyle w:val="Hyperlink"/>
+                <w:noProof/>
+              </w:rPr>
+              <w:t>Opties</w:t>
+            </w:r>
+            <w:r>
+              <w:rPr>
+                <w:noProof/>
+                <w:webHidden/>
+              </w:rPr>
+              <w:tab/>
+            </w:r>
+            <w:r>
+              <w:rPr>
+                <w:noProof/>
+                <w:webHidden/>
+              </w:rPr>
+              <w:fldChar w:fldCharType="begin"/>
+            </w:r>
+            <w:r>
+              <w:rPr>
+                <w:noProof/>
+                <w:webHidden/>
+              </w:rPr>
+              <w:instrText xml:space="preserve"> PAGEREF _Toc222572850 \h </w:instrText>
+            </w:r>
+            <w:r>
+              <w:rPr>
+                <w:noProof/>
+                <w:webHidden/>
+              </w:rPr>
+            </w:r>
+            <w:r>
+              <w:rPr>
+                <w:noProof/>
+                <w:webHidden/>
+              </w:rPr>
+              <w:fldChar w:fldCharType="separate"/>
+            </w:r>
+            <w:r>
+              <w:rPr>
+                <w:noProof/>
+                <w:webHidden/>
+              </w:rPr>
+              <w:t>11</w:t>
+            </w:r>
+            <w:r>
+              <w:rPr>
+                <w:noProof/>
+                <w:webHidden/>
+              </w:rPr>
+              <w:fldChar w:fldCharType="end"/>
+            </w:r>
+          </w:hyperlink>
+        </w:p>
+        <w:p>
+          <w:pPr>
+            <w:pStyle w:val="TOC3"/>
+            <w:tabs>
+              <w:tab w:val="left" w:pos="1320"/>
+              <w:tab w:val="right" w:leader="dot" w:pos="9062"/>
+            </w:tabs>
+            <w:rPr>
+              <w:noProof/>
+              <w:kern w:val="2"/>
+              <w:sz w:val="24"/>
+              <w:szCs w:val="24"/>
+              <w:lang w:val="en-BE" w:eastAsia="en-BE"/>
+              <w14:ligatures w14:val="standardContextual"/>
+            </w:rPr>
+          </w:pPr>
+          <w:hyperlink w:anchor="_Toc222572851" w:history="1">
+            <w:r>
+              <w:rPr>
+                <w:rStyle w:val="Hyperlink"/>
+                <w:noProof/>
+              </w:rPr>
+              <w:t>4.4.4</w:t>
+            </w:r>
+            <w:r>
+              <w:rPr>
+                <w:noProof/>
+                <w:kern w:val="2"/>
+                <w:sz w:val="24"/>
+                <w:szCs w:val="24"/>
+                <w:lang w:val="en-BE" w:eastAsia="en-BE"/>
+                <w14:ligatures w14:val="standardContextual"/>
+              </w:rPr>
+              <w:tab/>
+            </w:r>
+            <w:r>
+              <w:rPr>
+                <w:rStyle w:val="Hyperlink"/>
+                <w:noProof/>
+              </w:rPr>
+              <w:t>Keuze</w:t>
+            </w:r>
+            <w:r>
+              <w:rPr>
+                <w:noProof/>
+                <w:webHidden/>
+              </w:rPr>
+              <w:tab/>
+            </w:r>
+            <w:r>
+              <w:rPr>
+                <w:noProof/>
+                <w:webHidden/>
+              </w:rPr>
+              <w:fldChar w:fldCharType="begin"/>
+            </w:r>
+            <w:r>
+              <w:rPr>
+                <w:noProof/>
+                <w:webHidden/>
+              </w:rPr>
+              <w:instrText xml:space="preserve"> PAGEREF _Toc222572851 \h </w:instrText>
+            </w:r>
+            <w:r>
+              <w:rPr>
+                <w:noProof/>
+                <w:webHidden/>
+              </w:rPr>
+            </w:r>
+            <w:r>
+              <w:rPr>
+                <w:noProof/>
+                <w:webHidden/>
+              </w:rPr>
+              <w:fldChar w:fldCharType="separate"/>
+            </w:r>
+            <w:r>
+              <w:rPr>
+                <w:noProof/>
+                <w:webHidden/>
+              </w:rPr>
+              <w:t>11</w:t>
+            </w:r>
+            <w:r>
+              <w:rPr>
+                <w:noProof/>
+                <w:webHidden/>
+              </w:rPr>
+              <w:fldChar w:fldCharType="end"/>
+            </w:r>
+          </w:hyperlink>
+        </w:p>
+        <w:p>
+          <w:pPr>
+            <w:pStyle w:val="TOC3"/>
+            <w:tabs>
+              <w:tab w:val="left" w:pos="1320"/>
+              <w:tab w:val="right" w:leader="dot" w:pos="9062"/>
+            </w:tabs>
+            <w:rPr>
+              <w:noProof/>
+              <w:kern w:val="2"/>
+              <w:sz w:val="24"/>
+              <w:szCs w:val="24"/>
+              <w:lang w:val="en-BE" w:eastAsia="en-BE"/>
+              <w14:ligatures w14:val="standardContextual"/>
+            </w:rPr>
+          </w:pPr>
+          <w:hyperlink w:anchor="_Toc222572852" w:history="1">
+            <w:r>
+              <w:rPr>
+                <w:rStyle w:val="Hyperlink"/>
+                <w:noProof/>
+              </w:rPr>
+              <w:t>4.4.5</w:t>
+            </w:r>
+            <w:r>
+              <w:rPr>
+                <w:noProof/>
+                <w:kern w:val="2"/>
+                <w:sz w:val="24"/>
+                <w:szCs w:val="24"/>
+                <w:lang w:val="en-BE" w:eastAsia="en-BE"/>
+                <w14:ligatures w14:val="standardContextual"/>
+              </w:rPr>
+              <w:tab/>
+            </w:r>
+            <w:r>
+              <w:rPr>
+                <w:rStyle w:val="Hyperlink"/>
+                <w:noProof/>
+              </w:rPr>
+              <w:t>BLE</w:t>
+            </w:r>
+            <w:r>
+              <w:rPr>
+                <w:noProof/>
+                <w:webHidden/>
+              </w:rPr>
+              <w:tab/>
+            </w:r>
+            <w:r>
+              <w:rPr>
+                <w:noProof/>
+                <w:webHidden/>
+              </w:rPr>
+              <w:fldChar w:fldCharType="begin"/>
+            </w:r>
+            <w:r>
+              <w:rPr>
+                <w:noProof/>
+                <w:webHidden/>
+              </w:rPr>
+              <w:instrText xml:space="preserve"> PAGEREF _Toc222572852 \h </w:instrText>
+            </w:r>
+            <w:r>
+              <w:rPr>
+                <w:noProof/>
+                <w:webHidden/>
+              </w:rPr>
+            </w:r>
+            <w:r>
+              <w:rPr>
+                <w:noProof/>
+                <w:webHidden/>
+              </w:rPr>
+              <w:fldChar w:fldCharType="separate"/>
+            </w:r>
+            <w:r>
+              <w:rPr>
+                <w:noProof/>
+                <w:webHidden/>
+              </w:rPr>
+              <w:t>11</w:t>
             </w:r>
             <w:r>
               <w:rPr>
@@ -1404,7 +2046,7 @@
               <w14:ligatures w14:val="standardContextual"/>
             </w:rPr>
           </w:pPr>
-          <w:hyperlink w:anchor="_Toc221629697" w:history="1">
+          <w:hyperlink w:anchor="_Toc222572853" w:history="1">
             <w:r>
               <w:rPr>
                 <w:rStyle w:val="Hyperlink"/>
@@ -1428,7 +2070,21 @@
                 <w:rStyle w:val="Hyperlink"/>
                 <w:noProof/>
               </w:rPr>
-              <w:t>ECC chip</w:t>
+              <w:t>ECC s</w:t>
+            </w:r>
+            <w:r>
+              <w:rPr>
+                <w:rStyle w:val="Hyperlink"/>
+                <w:noProof/>
+              </w:rPr>
+              <w:t>e</w:t>
+            </w:r>
+            <w:r>
+              <w:rPr>
+                <w:rStyle w:val="Hyperlink"/>
+                <w:noProof/>
+              </w:rPr>
+              <w:t>cure element</w:t>
             </w:r>
             <w:r>
               <w:rPr>
@@ -1449,7 +2105,7 @@
                 <w:noProof/>
                 <w:webHidden/>
               </w:rPr>
-              <w:instrText xml:space="preserve"> PAGEREF _Toc221629697 \h </w:instrText>
+              <w:instrText xml:space="preserve"> PAGEREF _Toc222572853 \h </w:instrText>
             </w:r>
             <w:r>
               <w:rPr>
@@ -1469,7 +2125,7 @@
                 <w:noProof/>
                 <w:webHidden/>
               </w:rPr>
-              <w:t>8</w:t>
+              <w:t>11</w:t>
             </w:r>
             <w:r>
               <w:rPr>
@@ -1496,7 +2152,7 @@
               <w14:ligatures w14:val="standardContextual"/>
             </w:rPr>
           </w:pPr>
-          <w:hyperlink w:anchor="_Toc221629698" w:history="1">
+          <w:hyperlink w:anchor="_Toc222572854" w:history="1">
             <w:r>
               <w:rPr>
                 <w:rStyle w:val="Hyperlink"/>
@@ -1541,7 +2197,7 @@
                 <w:noProof/>
                 <w:webHidden/>
               </w:rPr>
-              <w:instrText xml:space="preserve"> PAGEREF _Toc221629698 \h </w:instrText>
+              <w:instrText xml:space="preserve"> PAGEREF _Toc222572854 \h </w:instrText>
             </w:r>
             <w:r>
               <w:rPr>
@@ -1561,7 +2217,7 @@
                 <w:noProof/>
                 <w:webHidden/>
               </w:rPr>
-              <w:t>8</w:t>
+              <w:t>11</w:t>
             </w:r>
             <w:r>
               <w:rPr>
@@ -1588,7 +2244,7 @@
               <w14:ligatures w14:val="standardContextual"/>
             </w:rPr>
           </w:pPr>
-          <w:hyperlink w:anchor="_Toc221629699" w:history="1">
+          <w:hyperlink w:anchor="_Toc222572855" w:history="1">
             <w:r>
               <w:rPr>
                 <w:rStyle w:val="Hyperlink"/>
@@ -1612,7 +2268,7 @@
                 <w:rStyle w:val="Hyperlink"/>
                 <w:noProof/>
               </w:rPr>
-              <w:t>Bluetooth</w:t>
+              <w:t>E-ink display</w:t>
             </w:r>
             <w:r>
               <w:rPr>
@@ -1633,7 +2289,7 @@
                 <w:noProof/>
                 <w:webHidden/>
               </w:rPr>
-              <w:instrText xml:space="preserve"> PAGEREF _Toc221629699 \h </w:instrText>
+              <w:instrText xml:space="preserve"> PAGEREF _Toc222572855 \h </w:instrText>
             </w:r>
             <w:r>
               <w:rPr>
@@ -1653,7 +2309,7 @@
                 <w:noProof/>
                 <w:webHidden/>
               </w:rPr>
-              <w:t>8</w:t>
+              <w:t>11</w:t>
             </w:r>
             <w:r>
               <w:rPr>
@@ -1680,7 +2336,7 @@
               <w14:ligatures w14:val="standardContextual"/>
             </w:rPr>
           </w:pPr>
-          <w:hyperlink w:anchor="_Toc221629700" w:history="1">
+          <w:hyperlink w:anchor="_Toc222572856" w:history="1">
             <w:r>
               <w:rPr>
                 <w:rStyle w:val="Hyperlink"/>
@@ -1725,7 +2381,7 @@
                 <w:noProof/>
                 <w:webHidden/>
               </w:rPr>
-              <w:instrText xml:space="preserve"> PAGEREF _Toc221629700 \h </w:instrText>
+              <w:instrText xml:space="preserve"> PAGEREF _Toc222572856 \h </w:instrText>
             </w:r>
             <w:r>
               <w:rPr>
@@ -1745,7 +2401,7 @@
                 <w:noProof/>
                 <w:webHidden/>
               </w:rPr>
-              <w:t>8</w:t>
+              <w:t>11</w:t>
             </w:r>
             <w:r>
               <w:rPr>
@@ -1772,7 +2428,7 @@
               <w14:ligatures w14:val="standardContextual"/>
             </w:rPr>
           </w:pPr>
-          <w:hyperlink w:anchor="_Toc221629701" w:history="1">
+          <w:hyperlink w:anchor="_Toc222572857" w:history="1">
             <w:r>
               <w:rPr>
                 <w:rStyle w:val="Hyperlink"/>
@@ -1817,7 +2473,7 @@
                 <w:noProof/>
                 <w:webHidden/>
               </w:rPr>
-              <w:instrText xml:space="preserve"> PAGEREF _Toc221629701 \h </w:instrText>
+              <w:instrText xml:space="preserve"> PAGEREF _Toc222572857 \h </w:instrText>
             </w:r>
             <w:r>
               <w:rPr>
@@ -1837,7 +2493,7 @@
                 <w:noProof/>
                 <w:webHidden/>
               </w:rPr>
-              <w:t>8</w:t>
+              <w:t>12</w:t>
             </w:r>
             <w:r>
               <w:rPr>
@@ -1864,7 +2520,7 @@
               <w14:ligatures w14:val="standardContextual"/>
             </w:rPr>
           </w:pPr>
-          <w:hyperlink w:anchor="_Toc221629702" w:history="1">
+          <w:hyperlink w:anchor="_Toc222572858" w:history="1">
             <w:r>
               <w:rPr>
                 <w:rStyle w:val="Hyperlink"/>
@@ -1909,7 +2565,7 @@
                 <w:noProof/>
                 <w:webHidden/>
               </w:rPr>
-              <w:instrText xml:space="preserve"> PAGEREF _Toc221629702 \h </w:instrText>
+              <w:instrText xml:space="preserve"> PAGEREF _Toc222572858 \h </w:instrText>
             </w:r>
             <w:r>
               <w:rPr>
@@ -1929,7 +2585,7 @@
                 <w:noProof/>
                 <w:webHidden/>
               </w:rPr>
-              <w:t>8</w:t>
+              <w:t>12</w:t>
             </w:r>
             <w:r>
               <w:rPr>
@@ -1956,7 +2612,7 @@
               <w14:ligatures w14:val="standardContextual"/>
             </w:rPr>
           </w:pPr>
-          <w:hyperlink w:anchor="_Toc221629703" w:history="1">
+          <w:hyperlink w:anchor="_Toc222572859" w:history="1">
             <w:r>
               <w:rPr>
                 <w:rStyle w:val="Hyperlink"/>
@@ -2001,7 +2657,7 @@
                 <w:noProof/>
                 <w:webHidden/>
               </w:rPr>
-              <w:instrText xml:space="preserve"> PAGEREF _Toc221629703 \h </w:instrText>
+              <w:instrText xml:space="preserve"> PAGEREF _Toc222572859 \h </w:instrText>
             </w:r>
             <w:r>
               <w:rPr>
@@ -2021,7 +2677,7 @@
                 <w:noProof/>
                 <w:webHidden/>
               </w:rPr>
-              <w:t>8</w:t>
+              <w:t>12</w:t>
             </w:r>
             <w:r>
               <w:rPr>
@@ -2048,7 +2704,7 @@
               <w14:ligatures w14:val="standardContextual"/>
             </w:rPr>
           </w:pPr>
-          <w:hyperlink w:anchor="_Toc221629704" w:history="1">
+          <w:hyperlink w:anchor="_Toc222572860" w:history="1">
             <w:r>
               <w:rPr>
                 <w:rStyle w:val="Hyperlink"/>
@@ -2093,7 +2749,7 @@
                 <w:noProof/>
                 <w:webHidden/>
               </w:rPr>
-              <w:instrText xml:space="preserve"> PAGEREF _Toc221629704 \h </w:instrText>
+              <w:instrText xml:space="preserve"> PAGEREF _Toc222572860 \h </w:instrText>
             </w:r>
             <w:r>
               <w:rPr>
@@ -2113,7 +2769,7 @@
                 <w:noProof/>
                 <w:webHidden/>
               </w:rPr>
-              <w:t>8</w:t>
+              <w:t>12</w:t>
             </w:r>
             <w:r>
               <w:rPr>
@@ -2164,8 +2820,8 @@
           <w:lang w:val="en-US"/>
         </w:rPr>
       </w:pPr>
-      <w:bookmarkStart w:id="0" w:name="_Toc221629683"/>
-      <w:r>
+      <w:r>
+        <w:lastRenderedPageBreak/>
         <w:br w:type="page"/>
       </w:r>
     </w:p>
@@ -2173,13 +2829,12 @@
       <w:pPr>
         <w:pStyle w:val="Heading1"/>
       </w:pPr>
-      <w:proofErr w:type="spellStart"/>
+      <w:bookmarkStart w:id="0" w:name="_Toc222572832"/>
       <w:r>
         <w:lastRenderedPageBreak/>
         <w:t>Overzicht</w:t>
       </w:r>
       <w:bookmarkEnd w:id="0"/>
-      <w:proofErr w:type="spellEnd"/>
     </w:p>
     <w:p>
       <w:pPr>
@@ -2196,16 +2851,8 @@
         <w:rPr>
           <w:lang w:val="en-US"/>
         </w:rPr>
-        <w:t xml:space="preserve">MCU: STM32, </w:t>
-      </w:r>
-      <w:proofErr w:type="spellStart"/>
-      <w:r>
-        <w:rPr>
-          <w:lang w:val="en-US"/>
-        </w:rPr>
-        <w:t>energiezuinig</w:t>
-      </w:r>
-      <w:proofErr w:type="spellEnd"/>
+        <w:t>MCU: STM32, energiezuinig</w:t>
+      </w:r>
     </w:p>
     <w:p>
       <w:pPr>
@@ -2236,13 +2883,8 @@
           <w:lang w:val="en-US"/>
         </w:rPr>
       </w:pPr>
-      <w:proofErr w:type="gramStart"/>
-      <w:r>
-        <w:t>EEC chip</w:t>
-      </w:r>
-      <w:proofErr w:type="gramEnd"/>
-      <w:r>
-        <w:t>: elliptische curve bereke</w:t>
+      <w:r>
+        <w:t>EEC chip: elliptische curve bereke</w:t>
       </w:r>
       <w:r>
         <w:t>ning</w:t>
@@ -2296,30 +2938,8 @@
         <w:rPr>
           <w:lang w:val="en-US"/>
         </w:rPr>
-        <w:t xml:space="preserve">BMS </w:t>
-      </w:r>
-      <w:proofErr w:type="spellStart"/>
-      <w:r>
-        <w:rPr>
-          <w:lang w:val="en-US"/>
-        </w:rPr>
-        <w:t>voor</w:t>
-      </w:r>
-      <w:proofErr w:type="spellEnd"/>
-      <w:r>
-        <w:rPr>
-          <w:lang w:val="en-US"/>
-        </w:rPr>
-        <w:t xml:space="preserve"> 2-4 18650 </w:t>
-      </w:r>
-      <w:proofErr w:type="spellStart"/>
-      <w:r>
-        <w:rPr>
-          <w:lang w:val="en-US"/>
-        </w:rPr>
-        <w:t>batterijen</w:t>
-      </w:r>
-      <w:proofErr w:type="spellEnd"/>
+        <w:t>BMS voor 2-4 18650 batterijen</w:t>
+      </w:r>
     </w:p>
     <w:p>
       <w:pPr>
@@ -2333,16 +2953,11 @@
         <w:t>Aansturing voor m</w:t>
       </w:r>
       <w:r>
-        <w:t xml:space="preserve">otor of </w:t>
-      </w:r>
-      <w:proofErr w:type="spellStart"/>
-      <w:r>
-        <w:t>solenoid</w:t>
+        <w:t>otor of solenoid</w:t>
       </w:r>
       <w:r>
         <w:t>e</w:t>
       </w:r>
-      <w:proofErr w:type="spellEnd"/>
     </w:p>
     <w:p>
       <w:pPr>
@@ -2366,7 +2981,7 @@
       <w:pPr>
         <w:pStyle w:val="Heading1"/>
       </w:pPr>
-      <w:bookmarkStart w:id="1" w:name="_Toc221629684"/>
+      <w:bookmarkStart w:id="1" w:name="_Toc222572833"/>
       <w:r>
         <w:t>MCU</w:t>
       </w:r>
@@ -2386,14 +3001,12 @@
           <w:lang w:val="en-US"/>
         </w:rPr>
       </w:pPr>
-      <w:proofErr w:type="spellStart"/>
       <w:r>
         <w:rPr>
           <w:lang w:val="en-US"/>
         </w:rPr>
         <w:t>Energiezuinig</w:t>
       </w:r>
-      <w:proofErr w:type="spellEnd"/>
     </w:p>
     <w:p>
       <w:pPr>
@@ -2410,30 +3023,8 @@
         <w:rPr>
           <w:lang w:val="en-US"/>
         </w:rPr>
-        <w:t xml:space="preserve">Net </w:t>
-      </w:r>
-      <w:proofErr w:type="spellStart"/>
-      <w:r>
-        <w:rPr>
-          <w:lang w:val="en-US"/>
-        </w:rPr>
-        <w:t>genoeg</w:t>
-      </w:r>
-      <w:proofErr w:type="spellEnd"/>
-      <w:r>
-        <w:rPr>
-          <w:lang w:val="en-US"/>
-        </w:rPr>
-        <w:t xml:space="preserve"> </w:t>
-      </w:r>
-      <w:proofErr w:type="spellStart"/>
-      <w:r>
-        <w:rPr>
-          <w:lang w:val="en-US"/>
-        </w:rPr>
-        <w:t>rekenkracht</w:t>
-      </w:r>
-      <w:proofErr w:type="spellEnd"/>
+        <w:t>Net genoeg rekenkracht</w:t>
+      </w:r>
     </w:p>
     <w:p>
       <w:pPr>
@@ -2449,16 +3040,11 @@
       <w:r>
         <w:t xml:space="preserve">externe </w:t>
       </w:r>
-      <w:proofErr w:type="gramStart"/>
       <w:r>
         <w:t>EEC c</w:t>
       </w:r>
       <w:r>
-        <w:t>hip</w:t>
-      </w:r>
-      <w:proofErr w:type="gramEnd"/>
-      <w:r>
-        <w:t>)</w:t>
+        <w:t>hip)</w:t>
       </w:r>
     </w:p>
     <w:p>
@@ -2486,16 +3072,11 @@
       <w:pPr>
         <w:pStyle w:val="Heading2"/>
       </w:pPr>
-      <w:bookmarkStart w:id="2" w:name="_Toc221629685"/>
-      <w:r>
-        <w:t xml:space="preserve">Flash </w:t>
-      </w:r>
-      <w:proofErr w:type="spellStart"/>
-      <w:r>
-        <w:t>schatting</w:t>
+      <w:bookmarkStart w:id="2" w:name="_Toc222572834"/>
+      <w:r>
+        <w:t>Flash schatting</w:t>
       </w:r>
       <w:bookmarkEnd w:id="2"/>
-      <w:proofErr w:type="spellEnd"/>
     </w:p>
     <w:tbl>
       <w:tblPr>
@@ -2577,15 +3158,7 @@
               <w:spacing w:line="240" w:lineRule="auto"/>
             </w:pPr>
             <w:r>
-              <w:t xml:space="preserve">Boot + </w:t>
-            </w:r>
-            <w:proofErr w:type="spellStart"/>
-            <w:r>
-              <w:t>main</w:t>
-            </w:r>
-            <w:proofErr w:type="spellEnd"/>
-            <w:r>
-              <w:t xml:space="preserve"> app</w:t>
+              <w:t>Boot + main app</w:t>
             </w:r>
           </w:p>
         </w:tc>
@@ -2619,13 +3192,8 @@
             <w:pPr>
               <w:spacing w:line="240" w:lineRule="auto"/>
             </w:pPr>
-            <w:proofErr w:type="spellStart"/>
-            <w:r>
-              <w:t>LoRaWAN</w:t>
-            </w:r>
-            <w:proofErr w:type="spellEnd"/>
-            <w:r>
-              <w:t xml:space="preserve"> stack</w:t>
+            <w:r>
+              <w:t>LoRaWAN stack</w:t>
             </w:r>
           </w:p>
         </w:tc>
@@ -2701,13 +3269,8 @@
               <w:spacing w:line="240" w:lineRule="auto"/>
             </w:pPr>
             <w:r>
-              <w:t xml:space="preserve">QR-code </w:t>
-            </w:r>
-            <w:proofErr w:type="spellStart"/>
-            <w:r>
-              <w:t>lib</w:t>
-            </w:r>
-            <w:proofErr w:type="spellEnd"/>
+              <w:t>QR-code lib</w:t>
+            </w:r>
           </w:p>
         </w:tc>
         <w:tc>
@@ -2775,19 +3338,9 @@
             <w:pPr>
               <w:spacing w:line="240" w:lineRule="auto"/>
             </w:pPr>
-            <w:proofErr w:type="gramStart"/>
-            <w:r>
-              <w:t>Debug /</w:t>
-            </w:r>
-            <w:proofErr w:type="gramEnd"/>
-            <w:r>
-              <w:t xml:space="preserve"> </w:t>
-            </w:r>
-            <w:proofErr w:type="spellStart"/>
-            <w:r>
-              <w:t>utils</w:t>
-            </w:r>
-            <w:proofErr w:type="spellEnd"/>
+            <w:r>
+              <w:t>Debug / utils</w:t>
+            </w:r>
           </w:p>
         </w:tc>
         <w:tc>
@@ -2809,13 +3362,8 @@
     </w:tbl>
     <w:p/>
     <w:p>
-      <w:proofErr w:type="spellStart"/>
-      <w:r>
-        <w:t>Minimim</w:t>
-      </w:r>
-      <w:proofErr w:type="spellEnd"/>
-      <w:r>
-        <w:t xml:space="preserve"> flash:</w:t>
+      <w:r>
+        <w:t>Minimim flash:</w:t>
       </w:r>
     </w:p>
     <w:p>
@@ -2869,7 +3417,7 @@
       <w:pPr>
         <w:pStyle w:val="Heading2"/>
       </w:pPr>
-      <w:bookmarkStart w:id="3" w:name="_Toc221629686"/>
+      <w:bookmarkStart w:id="3" w:name="_Toc222572835"/>
       <w:r>
         <w:t>RAM schatting</w:t>
       </w:r>
@@ -2957,13 +3505,8 @@
               <w:spacing w:line="240" w:lineRule="auto"/>
             </w:pPr>
             <w:r>
-              <w:t xml:space="preserve">Stack + </w:t>
-            </w:r>
-            <w:proofErr w:type="spellStart"/>
-            <w:r>
-              <w:t>heap</w:t>
-            </w:r>
-            <w:proofErr w:type="spellEnd"/>
+              <w:t>Stack + heap</w:t>
+            </w:r>
           </w:p>
         </w:tc>
         <w:tc>
@@ -2996,13 +3539,8 @@
             <w:pPr>
               <w:spacing w:line="240" w:lineRule="auto"/>
             </w:pPr>
-            <w:proofErr w:type="spellStart"/>
-            <w:r>
-              <w:t>LoRa</w:t>
-            </w:r>
-            <w:proofErr w:type="spellEnd"/>
-            <w:r>
-              <w:t xml:space="preserve"> buffers</w:t>
+            <w:r>
+              <w:t>LoRa buffers</w:t>
             </w:r>
           </w:p>
         </w:tc>
@@ -3036,11 +3574,9 @@
             <w:pPr>
               <w:spacing w:line="240" w:lineRule="auto"/>
             </w:pPr>
-            <w:proofErr w:type="gramStart"/>
             <w:r>
               <w:t>QR matrix</w:t>
             </w:r>
-            <w:proofErr w:type="gramEnd"/>
           </w:p>
         </w:tc>
         <w:tc>
@@ -3074,15 +3610,7 @@
               <w:spacing w:line="240" w:lineRule="auto"/>
             </w:pPr>
             <w:r>
-              <w:t>Display buffer (</w:t>
-            </w:r>
-            <w:proofErr w:type="spellStart"/>
-            <w:r>
-              <w:t>partial</w:t>
-            </w:r>
-            <w:proofErr w:type="spellEnd"/>
-            <w:r>
-              <w:t>)</w:t>
+              <w:t>Display buffer (partial)</w:t>
             </w:r>
           </w:p>
         </w:tc>
@@ -3197,15 +3725,7 @@
         <w:t>64 kB</w:t>
       </w:r>
       <w:r>
-        <w:t xml:space="preserve"> = </w:t>
-      </w:r>
-      <w:proofErr w:type="spellStart"/>
-      <w:r>
-        <w:t>chill</w:t>
-      </w:r>
-      <w:proofErr w:type="spellEnd"/>
-      <w:r>
-        <w:t xml:space="preserve"> debuggen</w:t>
+        <w:t xml:space="preserve"> = chill debuggen</w:t>
       </w:r>
     </w:p>
     <w:p>
@@ -3241,7 +3761,7 @@
       <w:pPr>
         <w:pStyle w:val="Heading2"/>
       </w:pPr>
-      <w:bookmarkStart w:id="4" w:name="_Toc221629687"/>
+      <w:bookmarkStart w:id="4" w:name="_Toc222572836"/>
       <w:r>
         <w:lastRenderedPageBreak/>
         <w:t>Peripherals</w:t>
@@ -3309,18 +3829,8 @@
                 <w:bCs/>
                 <w:lang w:val="en-US"/>
               </w:rPr>
-              <w:t xml:space="preserve">Aantal </w:t>
-            </w:r>
-            <w:proofErr w:type="spellStart"/>
-            <w:r>
-              <w:rPr>
-                <w:b/>
-                <w:bCs/>
-                <w:lang w:val="en-US"/>
-              </w:rPr>
-              <w:t>pinnen</w:t>
-            </w:r>
-            <w:proofErr w:type="spellEnd"/>
+              <w:t>Aantal pinnen</w:t>
+            </w:r>
           </w:p>
         </w:tc>
       </w:tr>
@@ -3406,16 +3916,8 @@
               <w:rPr>
                 <w:lang w:val="en-US"/>
               </w:rPr>
-              <w:t>SD-</w:t>
-            </w:r>
-            <w:proofErr w:type="spellStart"/>
-            <w:r>
-              <w:rPr>
-                <w:lang w:val="en-US"/>
-              </w:rPr>
-              <w:t>kaart</w:t>
-            </w:r>
-            <w:proofErr w:type="spellEnd"/>
+              <w:t>SD-kaart</w:t>
+            </w:r>
           </w:p>
         </w:tc>
         <w:tc>
@@ -3432,35 +3934,7 @@
               <w:rPr>
                 <w:lang w:val="en-US"/>
               </w:rPr>
-              <w:t>3 (</w:t>
-            </w:r>
-            <w:proofErr w:type="spellStart"/>
-            <w:r>
-              <w:rPr>
-                <w:lang w:val="en-US"/>
-              </w:rPr>
-              <w:t>clk</w:t>
-            </w:r>
-            <w:proofErr w:type="spellEnd"/>
-            <w:r>
-              <w:rPr>
-                <w:lang w:val="en-US"/>
-              </w:rPr>
-              <w:t xml:space="preserve">, miso, </w:t>
-            </w:r>
-            <w:proofErr w:type="spellStart"/>
-            <w:r>
-              <w:rPr>
-                <w:lang w:val="en-US"/>
-              </w:rPr>
-              <w:t>mosi</w:t>
-            </w:r>
-            <w:proofErr w:type="spellEnd"/>
-            <w:r>
-              <w:rPr>
-                <w:lang w:val="en-US"/>
-              </w:rPr>
-              <w:t>)</w:t>
+              <w:t>3 (clk, miso, mosi)</w:t>
             </w:r>
           </w:p>
           <w:p>
@@ -3810,16 +4284,8 @@
               <w:rPr>
                 <w:lang w:val="en-US"/>
               </w:rPr>
-              <w:t xml:space="preserve">debouncing </w:t>
-            </w:r>
-            <w:proofErr w:type="spellStart"/>
-            <w:r>
-              <w:rPr>
-                <w:lang w:val="en-US"/>
-              </w:rPr>
-              <w:t>knoppen</w:t>
-            </w:r>
-            <w:proofErr w:type="spellEnd"/>
+              <w:t>debouncing knoppen</w:t>
+            </w:r>
           </w:p>
           <w:p>
             <w:pPr>
@@ -3908,14 +4374,12 @@
                 <w:lang w:val="en-US"/>
               </w:rPr>
             </w:pPr>
-            <w:proofErr w:type="spellStart"/>
             <w:r>
               <w:rPr>
                 <w:lang w:val="en-US"/>
               </w:rPr>
               <w:t>knoppen</w:t>
             </w:r>
-            <w:proofErr w:type="spellEnd"/>
             <w:r>
               <w:rPr>
                 <w:lang w:val="en-US"/>
@@ -4020,16 +4484,8 @@
               <w:rPr>
                 <w:lang w:val="en-US"/>
               </w:rPr>
-              <w:t>1-</w:t>
-            </w:r>
-            <w:proofErr w:type="gramStart"/>
-            <w:r>
-              <w:rPr>
-                <w:lang w:val="en-US"/>
-              </w:rPr>
-              <w:t>3 ?</w:t>
-            </w:r>
-            <w:proofErr w:type="gramEnd"/>
+              <w:t>1-3 ?</w:t>
+            </w:r>
           </w:p>
           <w:p>
             <w:pPr>
@@ -4242,21 +4698,7 @@
               <w:rPr>
                 <w:lang w:val="en-US"/>
               </w:rPr>
-              <w:t xml:space="preserve">+2 (VCC </w:t>
-            </w:r>
-            <w:proofErr w:type="spellStart"/>
-            <w:r>
-              <w:rPr>
-                <w:lang w:val="en-US"/>
-              </w:rPr>
-              <w:t>en</w:t>
-            </w:r>
-            <w:proofErr w:type="spellEnd"/>
-            <w:r>
-              <w:rPr>
-                <w:lang w:val="en-US"/>
-              </w:rPr>
-              <w:t xml:space="preserve"> GND) </w:t>
+              <w:t xml:space="preserve">+2 (VCC en GND) </w:t>
             </w:r>
           </w:p>
           <w:p>
@@ -4287,18 +4729,8 @@
                 <w:bCs/>
                 <w:lang w:val="en-US"/>
               </w:rPr>
-              <w:t xml:space="preserve">31 </w:t>
-            </w:r>
-            <w:proofErr w:type="spellStart"/>
-            <w:r>
-              <w:rPr>
-                <w:b/>
-                <w:bCs/>
-                <w:lang w:val="en-US"/>
-              </w:rPr>
-              <w:t>totaal</w:t>
-            </w:r>
-            <w:proofErr w:type="spellEnd"/>
+              <w:t>31 totaal</w:t>
+            </w:r>
           </w:p>
         </w:tc>
       </w:tr>
@@ -4307,7 +4739,7 @@
       <w:pPr>
         <w:pStyle w:val="Heading2"/>
       </w:pPr>
-      <w:bookmarkStart w:id="5" w:name="_Toc221629688"/>
+      <w:bookmarkStart w:id="5" w:name="_Toc222572837"/>
       <w:r>
         <w:t>Eisen</w:t>
       </w:r>
@@ -4328,16 +4760,8 @@
         <w:rPr>
           <w:lang w:val="en-BE"/>
         </w:rPr>
-        <w:t xml:space="preserve">Cortex-M0+ of </w:t>
-      </w:r>
-      <w:proofErr w:type="spellStart"/>
-      <w:r>
-        <w:rPr>
-          <w:lang w:val="en-BE"/>
-        </w:rPr>
-        <w:t>hoger</w:t>
-      </w:r>
-      <w:proofErr w:type="spellEnd"/>
+        <w:t>Cortex-M0+ of hoger</w:t>
+      </w:r>
     </w:p>
     <w:p>
       <w:pPr>
@@ -4551,14 +4975,12 @@
       <w:pPr>
         <w:pStyle w:val="Heading2"/>
       </w:pPr>
-      <w:bookmarkStart w:id="6" w:name="_Toc221629689"/>
-      <w:proofErr w:type="spellStart"/>
+      <w:bookmarkStart w:id="6" w:name="_Toc222572838"/>
       <w:r>
         <w:lastRenderedPageBreak/>
         <w:t>Opties</w:t>
       </w:r>
       <w:bookmarkEnd w:id="6"/>
-      <w:proofErr w:type="spellEnd"/>
     </w:p>
     <w:p>
       <w:pPr>
@@ -5054,7 +5476,7 @@
       <w:pPr>
         <w:pStyle w:val="Heading2"/>
       </w:pPr>
-      <w:bookmarkStart w:id="7" w:name="_Toc221629690"/>
+      <w:bookmarkStart w:id="7" w:name="_Toc222572839"/>
       <w:r>
         <w:rPr>
           <w:noProof/>
@@ -5116,12 +5538,10 @@
           </wp:anchor>
         </w:drawing>
       </w:r>
-      <w:proofErr w:type="spellStart"/>
       <w:r>
         <w:t>Vormfactor</w:t>
       </w:r>
       <w:bookmarkEnd w:id="7"/>
-      <w:proofErr w:type="spellEnd"/>
     </w:p>
     <w:p>
       <w:r>
@@ -5146,21 +5566,11 @@
       <w:pPr>
         <w:pStyle w:val="Heading2"/>
       </w:pPr>
-      <w:bookmarkStart w:id="8" w:name="_Toc221629691"/>
-      <w:proofErr w:type="spellStart"/>
-      <w:r>
-        <w:t>Voorbeeld</w:t>
-      </w:r>
-      <w:proofErr w:type="spellEnd"/>
-      <w:r>
-        <w:t xml:space="preserve"> van </w:t>
-      </w:r>
-      <w:proofErr w:type="spellStart"/>
-      <w:r>
-        <w:t>prijzen</w:t>
+      <w:bookmarkStart w:id="8" w:name="_Toc222572840"/>
+      <w:r>
+        <w:t>Voorbeeld van prijzen</w:t>
       </w:r>
       <w:bookmarkEnd w:id="8"/>
-      <w:proofErr w:type="spellEnd"/>
     </w:p>
     <w:p>
       <w:pPr>
@@ -5205,13 +5615,11 @@
       <w:pPr>
         <w:pStyle w:val="Heading2"/>
       </w:pPr>
-      <w:bookmarkStart w:id="9" w:name="_Toc221629692"/>
-      <w:proofErr w:type="spellStart"/>
+      <w:bookmarkStart w:id="9" w:name="_Toc222572841"/>
       <w:r>
         <w:t>Voorstel</w:t>
       </w:r>
       <w:bookmarkEnd w:id="9"/>
-      <w:proofErr w:type="spellEnd"/>
     </w:p>
     <w:p>
       <w:pPr>
@@ -5238,15 +5646,8 @@
           <w:lang w:val="en-US"/>
         </w:rPr>
         <w:tab/>
-      </w:r>
-      <w:proofErr w:type="spellStart"/>
-      <w:r>
-        <w:rPr>
-          <w:lang w:val="en-US"/>
-        </w:rPr>
         <w:t>pinnen</w:t>
       </w:r>
-      <w:proofErr w:type="spellEnd"/>
     </w:p>
     <w:p>
       <w:pPr>
@@ -5460,53 +5861,16 @@
         <w:t>Zie vergelijking volgende pagina</w:t>
       </w:r>
       <w:r>
-        <w:t xml:space="preserve"> (</w:t>
-      </w:r>
-      <w:proofErr w:type="spellStart"/>
-      <w:r>
-        <w:t>Farnell</w:t>
-      </w:r>
-      <w:proofErr w:type="spellEnd"/>
-      <w:r>
-        <w:t>)</w:t>
+        <w:t xml:space="preserve"> (Farnell)</w:t>
       </w:r>
     </w:p>
     <w:p/>
     <w:p>
-      <w:proofErr w:type="spellStart"/>
-      <w:r>
-        <w:t>Digikey</w:t>
-      </w:r>
-      <w:proofErr w:type="spellEnd"/>
-      <w:r>
-        <w:t xml:space="preserve"> lijkt goedkoper bij g</w:t>
-      </w:r>
-      <w:r>
-        <w:t xml:space="preserve">rote hoeveelheden (rangschik per prijs en kies </w:t>
-      </w:r>
-      <w:proofErr w:type="spellStart"/>
-      <w:r>
-        <w:t>price</w:t>
-      </w:r>
-      <w:proofErr w:type="spellEnd"/>
-      <w:r>
-        <w:t xml:space="preserve"> </w:t>
-      </w:r>
-      <w:proofErr w:type="spellStart"/>
-      <w:r>
-        <w:t>by</w:t>
-      </w:r>
-      <w:proofErr w:type="spellEnd"/>
-      <w:r>
-        <w:t xml:space="preserve"> </w:t>
-      </w:r>
-      <w:proofErr w:type="spellStart"/>
-      <w:r>
-        <w:t>quantity</w:t>
-      </w:r>
-      <w:proofErr w:type="spellEnd"/>
-      <w:r>
-        <w:t>)</w:t>
+      <w:r>
+        <w:t>Digikey lijkt goedkoper bij g</w:t>
+      </w:r>
+      <w:r>
+        <w:t>rote hoeveelheden (rangschik per prijs en kies price by quantity)</w:t>
       </w:r>
     </w:p>
     <w:p>
@@ -5522,7 +5886,7 @@
         </w:rPr>
         <w:lastRenderedPageBreak/>
         <w:drawing>
-          <wp:inline distT="0" distB="0" distL="0" distR="0" wp14:anchorId="246ED48E" wp14:editId="33CFF42F">
+          <wp:inline distT="0" distB="0" distL="0" distR="0" wp14:anchorId="246ED48E" wp14:editId="14CDF33E">
             <wp:extent cx="5876925" cy="6946601"/>
             <wp:effectExtent l="0" t="0" r="0" b="6985"/>
             <wp:docPr id="1060474358" name="Picture 2"/>
@@ -5581,11 +5945,11 @@
       <w:pPr>
         <w:pStyle w:val="Heading2"/>
       </w:pPr>
-      <w:proofErr w:type="spellStart"/>
+      <w:bookmarkStart w:id="10" w:name="_Toc222572842"/>
       <w:r>
         <w:t>Keuze</w:t>
       </w:r>
-      <w:proofErr w:type="spellEnd"/>
+      <w:bookmarkEnd w:id="10"/>
     </w:p>
     <w:p>
       <w:pPr>
@@ -5646,31 +6010,14 @@
           <w:lang w:val="en-US"/>
         </w:rPr>
         <w:tab/>
-        <w:t>64KB</w:t>
-      </w:r>
-      <w:r>
-        <w:rPr>
-          <w:lang w:val="en-US"/>
-        </w:rPr>
-        <w:t xml:space="preserve"> ram</w:t>
+        <w:t>64KB ram</w:t>
       </w:r>
       <w:r>
         <w:rPr>
           <w:lang w:val="en-US"/>
         </w:rPr>
         <w:tab/>
-      </w:r>
-      <w:r>
-        <w:rPr>
-          <w:lang w:val="en-US"/>
-        </w:rPr>
-        <w:t>LQFP-</w:t>
-      </w:r>
-      <w:r>
-        <w:rPr>
-          <w:lang w:val="en-US"/>
-        </w:rPr>
-        <w:t>48</w:t>
+        <w:t>LQFP-48</w:t>
       </w:r>
     </w:p>
     <w:p>
@@ -5707,12 +6054,12 @@
         <w:pStyle w:val="Heading1"/>
         <w:spacing w:before="0"/>
       </w:pPr>
-      <w:bookmarkStart w:id="10" w:name="_Toc221629693"/>
+      <w:bookmarkStart w:id="11" w:name="_Toc222572843"/>
       <w:r>
         <w:lastRenderedPageBreak/>
         <w:t>LoRa</w:t>
       </w:r>
-      <w:bookmarkEnd w:id="10"/>
+      <w:bookmarkEnd w:id="11"/>
     </w:p>
     <w:p>
       <w:pPr>
@@ -5726,26 +6073,10 @@
         <w:t>868MHz voor Europa</w:t>
       </w:r>
       <w:r>
-        <w:t xml:space="preserve"> (863–870 </w:t>
-      </w:r>
-      <w:proofErr w:type="gramStart"/>
-      <w:r>
-        <w:t>MHz</w:t>
-      </w:r>
-      <w:r>
-        <w:t xml:space="preserve"> /</w:t>
-      </w:r>
-      <w:proofErr w:type="gramEnd"/>
-      <w:r>
-        <w:t xml:space="preserve"> EU</w:t>
-      </w:r>
-      <w:proofErr w:type="gramStart"/>
-      <w:r>
-        <w:t>868 /</w:t>
-      </w:r>
-      <w:proofErr w:type="gramEnd"/>
-      <w:r>
-        <w:t xml:space="preserve"> ISM band)</w:t>
+        <w:t xml:space="preserve"> (863–870 MHz</w:t>
+      </w:r>
+      <w:r>
+        <w:t xml:space="preserve"> / EU868 / ISM band)</w:t>
       </w:r>
     </w:p>
     <w:p>
@@ -5756,11 +6087,9 @@
           <w:numId w:val="75"/>
         </w:numPr>
       </w:pPr>
-      <w:proofErr w:type="spellStart"/>
       <w:r>
         <w:t>LoRaWAN</w:t>
       </w:r>
-      <w:proofErr w:type="spellEnd"/>
     </w:p>
     <w:p>
       <w:pPr>
@@ -5789,16 +6118,8 @@
         <w:rPr>
           <w:lang w:val="nl-NL"/>
         </w:rPr>
-        <w:t>ETSI EN 300 220-</w:t>
-      </w:r>
-      <w:proofErr w:type="gramStart"/>
-      <w:r>
-        <w:rPr>
-          <w:lang w:val="nl-NL"/>
-        </w:rPr>
-        <w:t>conform</w:t>
-      </w:r>
-      <w:proofErr w:type="gramEnd"/>
+        <w:t>ETSI EN 300 220-conform</w:t>
+      </w:r>
     </w:p>
     <w:p>
       <w:pPr>
@@ -5812,22 +6133,14 @@
         <w:rPr>
           <w:lang w:val="nl-NL"/>
         </w:rPr>
-        <w:t xml:space="preserve">RX-stroom ≈ 4–6 </w:t>
-      </w:r>
-      <w:proofErr w:type="gramStart"/>
+        <w:t xml:space="preserve">RX-stroom ≈ 4–6 mA </w:t>
+      </w:r>
       <w:r>
         <w:rPr>
           <w:lang w:val="nl-NL"/>
         </w:rPr>
-        <w:t xml:space="preserve">mA </w:t>
-      </w:r>
-      <w:r>
-        <w:rPr>
-          <w:lang w:val="nl-NL"/>
-        </w:rPr>
         <w:t>?</w:t>
       </w:r>
-      <w:proofErr w:type="gramEnd"/>
     </w:p>
     <w:p>
       <w:pPr>
@@ -5841,22 +6154,14 @@
         <w:rPr>
           <w:lang w:val="nl-NL"/>
         </w:rPr>
-        <w:t>TX-stroom ≈ 40–120 mA (afhankelijk van het vermogen</w:t>
-      </w:r>
-      <w:proofErr w:type="gramStart"/>
+        <w:t xml:space="preserve">TX-stroom ≈ 40–120 mA (afhankelijk van het vermogen) </w:t>
+      </w:r>
       <w:r>
         <w:rPr>
           <w:lang w:val="nl-NL"/>
         </w:rPr>
-        <w:t xml:space="preserve">) </w:t>
-      </w:r>
-      <w:r>
-        <w:rPr>
-          <w:lang w:val="nl-NL"/>
-        </w:rPr>
         <w:t>?</w:t>
       </w:r>
-      <w:proofErr w:type="gramEnd"/>
     </w:p>
     <w:p>
       <w:pPr>
@@ -5897,21 +6202,7 @@
         <w:rPr>
           <w:lang w:val="nl-NL"/>
         </w:rPr>
-        <w:t xml:space="preserve">: betere timing, </w:t>
-      </w:r>
-      <w:proofErr w:type="spellStart"/>
-      <w:r>
-        <w:rPr>
-          <w:lang w:val="nl-NL"/>
-        </w:rPr>
-        <w:t>efficienter</w:t>
-      </w:r>
-      <w:proofErr w:type="spellEnd"/>
-      <w:r>
-        <w:rPr>
-          <w:lang w:val="nl-NL"/>
-        </w:rPr>
-        <w:t xml:space="preserve"> dan UART</w:t>
+        <w:t>: betere timing, efficienter dan UART</w:t>
       </w:r>
     </w:p>
     <w:p/>
@@ -5962,15 +6253,7 @@
         <w:t xml:space="preserve"> (SX127x is vero</w:t>
       </w:r>
       <w:r>
-        <w:t xml:space="preserve">uderd en minder </w:t>
-      </w:r>
-      <w:proofErr w:type="spellStart"/>
-      <w:r>
-        <w:t>efficient</w:t>
-      </w:r>
-      <w:proofErr w:type="spellEnd"/>
-      <w:r>
-        <w:t>)</w:t>
+        <w:t>uderd en minder efficient)</w:t>
       </w:r>
     </w:p>
     <w:p>
@@ -5981,13 +6264,8 @@
           <w:numId w:val="67"/>
         </w:numPr>
       </w:pPr>
-      <w:proofErr w:type="gramStart"/>
-      <w:r>
-        <w:t>RF matching</w:t>
-      </w:r>
-      <w:proofErr w:type="gramEnd"/>
-      <w:r>
-        <w:t xml:space="preserve"> en antenne design zelf doe</w:t>
+      <w:r>
+        <w:t>RF matching en antenne design zelf doe</w:t>
       </w:r>
       <w:r>
         <w:t>n</w:t>
@@ -6038,27 +6316,17 @@
         <w:t>STM32WL</w:t>
       </w:r>
       <w:r>
+        <w:t xml:space="preserve"> SoCs</w:t>
+      </w:r>
+      <w:r>
         <w:t xml:space="preserve"> </w:t>
       </w:r>
-      <w:proofErr w:type="spellStart"/>
-      <w:r>
-        <w:t>SoCs</w:t>
-      </w:r>
-      <w:proofErr w:type="spellEnd"/>
-      <w:r>
-        <w:t xml:space="preserve"> </w:t>
-      </w:r>
       <w:r>
         <w:t xml:space="preserve">= </w:t>
       </w:r>
       <w:r>
-        <w:t xml:space="preserve">STM32 + </w:t>
-      </w:r>
-      <w:proofErr w:type="spellStart"/>
-      <w:r>
-        <w:t>LoRa</w:t>
-      </w:r>
-      <w:proofErr w:type="spellEnd"/>
+        <w:t>STM32 + LoRa</w:t>
+      </w:r>
     </w:p>
     <w:p>
       <w:pPr>
@@ -6068,13 +6336,8 @@
           <w:numId w:val="67"/>
         </w:numPr>
       </w:pPr>
-      <w:proofErr w:type="spellStart"/>
-      <w:r>
-        <w:t>Efficienter</w:t>
-      </w:r>
-      <w:proofErr w:type="spellEnd"/>
-      <w:r>
-        <w:t>, goedkoper, moeilijker mee te werken</w:t>
+      <w:r>
+        <w:t>Efficienter, goedkoper, moeilijker mee te werken</w:t>
       </w:r>
     </w:p>
     <w:p/>
@@ -6083,23 +6346,15 @@
         <w:pStyle w:val="Heading2"/>
         <w:spacing w:before="0"/>
       </w:pPr>
-      <w:bookmarkStart w:id="11" w:name="_Toc221629694"/>
+      <w:bookmarkStart w:id="12" w:name="_Toc222572844"/>
       <w:r>
         <w:t>STM32 + LoRa?</w:t>
       </w:r>
-      <w:bookmarkEnd w:id="11"/>
-    </w:p>
-    <w:p>
-      <w:r>
-        <w:t xml:space="preserve">STM32WL serie bevat </w:t>
-      </w:r>
-      <w:proofErr w:type="spellStart"/>
-      <w:r>
-        <w:t>LoRa</w:t>
-      </w:r>
-      <w:proofErr w:type="spellEnd"/>
-      <w:r>
-        <w:t xml:space="preserve"> radio</w:t>
+      <w:bookmarkEnd w:id="12"/>
+    </w:p>
+    <w:p>
+      <w:r>
+        <w:t>STM32WL serie bevat LoRa radio</w:t>
       </w:r>
     </w:p>
     <w:p>
@@ -6121,21 +6376,8 @@
           <w:numId w:val="67"/>
         </w:numPr>
       </w:pPr>
-      <w:proofErr w:type="spellStart"/>
-      <w:r>
-        <w:t>Efficienter</w:t>
-      </w:r>
-      <w:proofErr w:type="spellEnd"/>
-      <w:r>
-        <w:t xml:space="preserve"> (geen SPI/UART, geen externe radio </w:t>
-      </w:r>
-      <w:proofErr w:type="spellStart"/>
-      <w:r>
-        <w:t>wakeups</w:t>
-      </w:r>
-      <w:proofErr w:type="spellEnd"/>
-      <w:r>
-        <w:t>)</w:t>
+      <w:r>
+        <w:t>Efficienter (geen SPI/UART, geen externe radio wakeups)</w:t>
       </w:r>
     </w:p>
     <w:p>
@@ -6147,15 +6389,7 @@
         </w:numPr>
       </w:pPr>
       <w:r>
-        <w:t xml:space="preserve">I-CUBE-LRWAN en </w:t>
-      </w:r>
-      <w:proofErr w:type="spellStart"/>
-      <w:r>
-        <w:t>LoRaWAN</w:t>
-      </w:r>
-      <w:proofErr w:type="spellEnd"/>
-      <w:r>
-        <w:t xml:space="preserve"> stacks aangeboden door</w:t>
+        <w:t>I-CUBE-LRWAN en LoRaWAN stacks aangeboden door</w:t>
       </w:r>
       <w:r>
         <w:t xml:space="preserve"> ST</w:t>
@@ -6173,15 +6407,7 @@
         <w:t>Goedkoper</w:t>
       </w:r>
       <w:r>
-        <w:t xml:space="preserve"> dan </w:t>
-      </w:r>
-      <w:proofErr w:type="spellStart"/>
-      <w:r>
-        <w:t>lora</w:t>
-      </w:r>
-      <w:proofErr w:type="spellEnd"/>
-      <w:r>
-        <w:t xml:space="preserve"> apart</w:t>
+        <w:t xml:space="preserve"> dan lora apart</w:t>
       </w:r>
     </w:p>
     <w:p>
@@ -6192,21 +6418,8 @@
           <w:numId w:val="67"/>
         </w:numPr>
       </w:pPr>
-      <w:proofErr w:type="gramStart"/>
-      <w:r>
-        <w:t>RF ontwerp</w:t>
-      </w:r>
-      <w:proofErr w:type="gramEnd"/>
-      <w:r>
-        <w:t xml:space="preserve"> moeilijker (antenne interface, </w:t>
-      </w:r>
-      <w:proofErr w:type="spellStart"/>
-      <w:r>
-        <w:t>ground</w:t>
-      </w:r>
-      <w:proofErr w:type="spellEnd"/>
-      <w:r>
-        <w:t xml:space="preserve"> keep-outs)</w:t>
+      <w:r>
+        <w:t>RF ontwerp moeilijker (antenne interface, ground keep-outs)</w:t>
       </w:r>
     </w:p>
     <w:p>
@@ -6218,31 +6431,7 @@
         </w:numPr>
       </w:pPr>
       <w:r>
-        <w:t>Moeilijkere configuratie (</w:t>
-      </w:r>
-      <w:proofErr w:type="gramStart"/>
-      <w:r>
-        <w:t>EU regels</w:t>
-      </w:r>
-      <w:proofErr w:type="gramEnd"/>
-      <w:r>
-        <w:t xml:space="preserve">, </w:t>
-      </w:r>
-      <w:proofErr w:type="gramStart"/>
-      <w:r>
-        <w:t>RF matching</w:t>
-      </w:r>
-      <w:proofErr w:type="gramEnd"/>
-      <w:r>
-        <w:t xml:space="preserve"> zelf </w:t>
-      </w:r>
-      <w:proofErr w:type="gramStart"/>
-      <w:r>
-        <w:t>instellen,…</w:t>
-      </w:r>
-      <w:proofErr w:type="gramEnd"/>
-      <w:r>
-        <w:t>)</w:t>
+        <w:t>Moeilijkere configuratie (EU regels, RF matching zelf instellen,…)</w:t>
       </w:r>
     </w:p>
     <w:p>
@@ -6261,11 +6450,11 @@
       <w:pPr>
         <w:pStyle w:val="Heading2"/>
       </w:pPr>
-      <w:bookmarkStart w:id="12" w:name="_Toc221629695"/>
+      <w:bookmarkStart w:id="13" w:name="_Toc222572845"/>
       <w:r>
         <w:t>Modules</w:t>
       </w:r>
-      <w:bookmarkEnd w:id="12"/>
+      <w:bookmarkEnd w:id="13"/>
     </w:p>
     <w:p>
       <w:pPr>
@@ -6274,21 +6463,12 @@
         </w:rPr>
       </w:pPr>
       <w:hyperlink r:id="rId34" w:history="1">
-        <w:proofErr w:type="spellStart"/>
         <w:r>
           <w:rPr>
             <w:rStyle w:val="Hyperlink"/>
             <w:lang w:val="en-US"/>
           </w:rPr>
-          <w:t>Ebyte</w:t>
-        </w:r>
-        <w:proofErr w:type="spellEnd"/>
-        <w:r>
-          <w:rPr>
-            <w:rStyle w:val="Hyperlink"/>
-            <w:lang w:val="en-US"/>
-          </w:rPr>
-          <w:t xml:space="preserve"> E22 series</w:t>
+          <w:t>Ebyte E22 series</w:t>
         </w:r>
       </w:hyperlink>
     </w:p>
@@ -6303,19 +6483,11 @@
           <w:lang w:val="en-US"/>
         </w:rPr>
       </w:pPr>
-      <w:proofErr w:type="spellStart"/>
-      <w:r>
-        <w:rPr>
-          <w:lang w:val="en-US"/>
-        </w:rPr>
-        <w:t>Bv</w:t>
-      </w:r>
-      <w:proofErr w:type="spellEnd"/>
-      <w:r>
-        <w:rPr>
-          <w:lang w:val="en-US"/>
-        </w:rPr>
-        <w:t xml:space="preserve">. </w:t>
+      <w:r>
+        <w:rPr>
+          <w:lang w:val="en-US"/>
+        </w:rPr>
+        <w:t xml:space="preserve">Bv. </w:t>
       </w:r>
       <w:r>
         <w:rPr>
@@ -6362,19 +6534,11 @@
           <w:numId w:val="75"/>
         </w:numPr>
       </w:pPr>
-      <w:proofErr w:type="spellStart"/>
-      <w:r>
-        <w:rPr>
-          <w:lang w:val="en-US"/>
-        </w:rPr>
-        <w:t>Gebaseerd</w:t>
-      </w:r>
-      <w:proofErr w:type="spellEnd"/>
-      <w:r>
-        <w:rPr>
-          <w:lang w:val="en-US"/>
-        </w:rPr>
-        <w:t xml:space="preserve"> op </w:t>
+      <w:r>
+        <w:rPr>
+          <w:lang w:val="en-US"/>
+        </w:rPr>
+        <w:t xml:space="preserve">Gebaseerd op </w:t>
       </w:r>
       <w:r>
         <w:t>SX1262</w:t>
@@ -6413,43 +6577,20 @@
         <w:t>Chinees</w:t>
       </w:r>
       <w:r>
-        <w:t xml:space="preserve">, niet op </w:t>
-      </w:r>
-      <w:proofErr w:type="spellStart"/>
-      <w:r>
-        <w:t>digikey</w:t>
-      </w:r>
-      <w:proofErr w:type="spellEnd"/>
-      <w:r>
-        <w:t xml:space="preserve">, </w:t>
-      </w:r>
-      <w:proofErr w:type="spellStart"/>
-      <w:r>
-        <w:t>farnell</w:t>
-      </w:r>
-      <w:proofErr w:type="spellEnd"/>
-      <w:r>
-        <w:t xml:space="preserve">, </w:t>
-      </w:r>
-      <w:proofErr w:type="spellStart"/>
-      <w:r>
-        <w:t>mouser</w:t>
-      </w:r>
-      <w:proofErr w:type="spellEnd"/>
-    </w:p>
-    <w:p>
-      <w:pPr>
-        <w:rPr>
-          <w:lang w:val="en-US"/>
-        </w:rPr>
-      </w:pPr>
-    </w:p>
-    <w:p>
-      <w:proofErr w:type="spellStart"/>
+        <w:t>, niet op digikey, farnell, mouser</w:t>
+      </w:r>
+    </w:p>
+    <w:p>
+      <w:pPr>
+        <w:rPr>
+          <w:lang w:val="en-US"/>
+        </w:rPr>
+      </w:pPr>
+    </w:p>
+    <w:p>
       <w:r>
         <w:t>WisDuo</w:t>
       </w:r>
-      <w:proofErr w:type="spellEnd"/>
       <w:r>
         <w:t xml:space="preserve"> </w:t>
       </w:r>
@@ -6473,13 +6614,8 @@
           <w:numId w:val="75"/>
         </w:numPr>
       </w:pPr>
-      <w:proofErr w:type="gramStart"/>
-      <w:r>
-        <w:t>met</w:t>
-      </w:r>
-      <w:proofErr w:type="gramEnd"/>
-      <w:r>
-        <w:t xml:space="preserve"> STM32WLE5CCU6</w:t>
+      <w:r>
+        <w:t>met STM32WLE5CCU6</w:t>
       </w:r>
     </w:p>
     <w:p>
@@ -6490,14 +6626,12 @@
           <w:numId w:val="75"/>
         </w:numPr>
       </w:pPr>
-      <w:proofErr w:type="gramStart"/>
       <w:r>
         <w:t>UART</w:t>
       </w:r>
       <w:r>
         <w:t xml:space="preserve"> interface</w:t>
       </w:r>
-      <w:proofErr w:type="gramEnd"/>
     </w:p>
     <w:p>
       <w:pPr>
@@ -6511,15 +6645,7 @@
         <w:t>SPI mogelijk?? “</w:t>
       </w:r>
       <w:r>
-        <w:t xml:space="preserve">SPI voor communicatie met </w:t>
-      </w:r>
-      <w:proofErr w:type="gramStart"/>
-      <w:r>
-        <w:t>RF subsysteem</w:t>
-      </w:r>
-      <w:proofErr w:type="gramEnd"/>
-      <w:r>
-        <w:t xml:space="preserve"> van </w:t>
+        <w:t xml:space="preserve">SPI voor communicatie met RF subsysteem van </w:t>
       </w:r>
       <w:r>
         <w:t>STM32WLE5CCU6</w:t>
@@ -6550,13 +6676,8 @@
       <w:pPr>
         <w:jc w:val="both"/>
       </w:pPr>
-      <w:proofErr w:type="spellStart"/>
-      <w:r>
-        <w:t>WisDuo</w:t>
-      </w:r>
-      <w:proofErr w:type="spellEnd"/>
-      <w:r>
-        <w:t xml:space="preserve"> </w:t>
+      <w:r>
+        <w:t xml:space="preserve">WisDuo </w:t>
       </w:r>
       <w:hyperlink r:id="rId37" w:history="1">
         <w:r>
@@ -6582,13 +6703,8 @@
           <w:lang w:val="en-US"/>
         </w:rPr>
       </w:pPr>
-      <w:proofErr w:type="spellStart"/>
-      <w:r>
-        <w:t>LoRa</w:t>
-      </w:r>
-      <w:proofErr w:type="spellEnd"/>
-      <w:r>
-        <w:t xml:space="preserve"> + BLE 5</w:t>
+      <w:r>
+        <w:t>LoRa + BLE 5</w:t>
       </w:r>
     </w:p>
     <w:p>
@@ -6609,21 +6725,7 @@
             <w:rStyle w:val="Hyperlink"/>
             <w:lang w:val="en-US"/>
           </w:rPr>
-          <w:t>https://www.digikey.be/nl/products/filter/rf-m</w:t>
-        </w:r>
-        <w:r>
-          <w:rPr>
-            <w:rStyle w:val="Hyperlink"/>
-            <w:lang w:val="en-US"/>
-          </w:rPr>
-          <w:t>i</w:t>
-        </w:r>
-        <w:r>
-          <w:rPr>
-            <w:rStyle w:val="Hyperlink"/>
-            <w:lang w:val="en-US"/>
-          </w:rPr>
-          <w:t>sc-ic-s-en-modules/863?s=N4IgTCBcDaIEoEEDSBGFB2MAGEBdAvkA</w:t>
+          <w:t>https://www.digikey.be/nl/products/filter/rf-misc-ic-s-en-modules/863?s=N4IgTCBcDaIEoEEDSBGFB2MAGEBdAvkA</w:t>
         </w:r>
       </w:hyperlink>
     </w:p>
@@ -6665,16 +6767,8 @@
         <w:rPr>
           <w:lang w:val="en-US"/>
         </w:rPr>
-        <w:t xml:space="preserve">Zeer compact, </w:t>
-      </w:r>
-      <w:proofErr w:type="spellStart"/>
-      <w:r>
-        <w:rPr>
-          <w:lang w:val="en-US"/>
-        </w:rPr>
-        <w:t>duurder</w:t>
-      </w:r>
-      <w:proofErr w:type="spellEnd"/>
+        <w:t>Zeer compact, duurder</w:t>
+      </w:r>
     </w:p>
     <w:p>
       <w:pPr>
@@ -6700,28 +6794,12 @@
         <w:tab/>
       </w:r>
       <w:hyperlink r:id="rId39" w:history="1">
-        <w:proofErr w:type="spellStart"/>
         <w:r>
           <w:rPr>
             <w:rStyle w:val="Hyperlink"/>
           </w:rPr>
-          <w:t>LoRa</w:t>
+          <w:t>LoRa Edge</w:t>
         </w:r>
-        <w:proofErr w:type="spellEnd"/>
-        <w:r>
-          <w:rPr>
-            <w:rStyle w:val="Hyperlink"/>
-          </w:rPr>
-          <w:t xml:space="preserve"> </w:t>
-        </w:r>
-        <w:proofErr w:type="spellStart"/>
-        <w:r>
-          <w:rPr>
-            <w:rStyle w:val="Hyperlink"/>
-          </w:rPr>
-          <w:t>Edge</w:t>
-        </w:r>
-        <w:proofErr w:type="spellEnd"/>
       </w:hyperlink>
       <w:r>
         <w:t xml:space="preserve"> </w:t>
@@ -6747,29 +6825,23 @@
       <w:pPr>
         <w:pStyle w:val="Heading2"/>
       </w:pPr>
-      <w:proofErr w:type="spellStart"/>
+      <w:bookmarkStart w:id="14" w:name="_Toc222572846"/>
       <w:r>
         <w:t>Keuze</w:t>
       </w:r>
-      <w:proofErr w:type="spellEnd"/>
-    </w:p>
-    <w:p>
-      <w:pPr>
-        <w:rPr>
-          <w:lang w:val="en-US"/>
-        </w:rPr>
-      </w:pPr>
-      <w:r>
-        <w:rPr>
-          <w:lang w:val="en-US"/>
-        </w:rPr>
-        <w:t>Voor prototype:</w:t>
-      </w:r>
-      <w:r>
-        <w:rPr>
-          <w:lang w:val="en-US"/>
-        </w:rPr>
-        <w:t xml:space="preserve"> </w:t>
+      <w:bookmarkEnd w:id="14"/>
+    </w:p>
+    <w:p>
+      <w:pPr>
+        <w:rPr>
+          <w:lang w:val="en-US"/>
+        </w:rPr>
+      </w:pPr>
+      <w:r>
+        <w:rPr>
+          <w:lang w:val="en-US"/>
+        </w:rPr>
+        <w:t xml:space="preserve">Voor prototype: </w:t>
       </w:r>
     </w:p>
     <w:p>
@@ -6786,19 +6858,7 @@
           <w:rPr>
             <w:rStyle w:val="Hyperlink"/>
           </w:rPr>
-          <w:t>RAK</w:t>
-        </w:r>
-        <w:r>
-          <w:rPr>
-            <w:rStyle w:val="Hyperlink"/>
-          </w:rPr>
-          <w:t>1</w:t>
-        </w:r>
-        <w:r>
-          <w:rPr>
-            <w:rStyle w:val="Hyperlink"/>
-          </w:rPr>
-          <w:t>1720</w:t>
+          <w:t>RAK11720</w:t>
         </w:r>
       </w:hyperlink>
       <w:r>
@@ -6860,22 +6920,15 @@
       <w:pPr>
         <w:pStyle w:val="Heading2"/>
       </w:pPr>
-      <w:bookmarkStart w:id="13" w:name="_Toc221629696"/>
-      <w:proofErr w:type="spellStart"/>
+      <w:bookmarkStart w:id="15" w:name="_Toc222572847"/>
       <w:r>
         <w:t>Antenne</w:t>
       </w:r>
-      <w:bookmarkEnd w:id="13"/>
-      <w:proofErr w:type="spellEnd"/>
-    </w:p>
-    <w:p>
-      <w:proofErr w:type="spellStart"/>
-      <w:r>
-        <w:t>WisDuo</w:t>
-      </w:r>
-      <w:proofErr w:type="spellEnd"/>
-      <w:r>
-        <w:t xml:space="preserve"> </w:t>
+      <w:bookmarkEnd w:id="15"/>
+    </w:p>
+    <w:p>
+      <w:r>
+        <w:t xml:space="preserve">WisDuo </w:t>
       </w:r>
       <w:hyperlink r:id="rId44" w:history="1">
         <w:r>
@@ -6886,43 +6939,24 @@
         </w:r>
       </w:hyperlink>
       <w:r>
-        <w:t xml:space="preserve"> heeft 2 </w:t>
-      </w:r>
-      <w:proofErr w:type="spellStart"/>
-      <w:r>
-        <w:t>connectors</w:t>
-      </w:r>
-      <w:proofErr w:type="spellEnd"/>
-      <w:r>
-        <w:t xml:space="preserve">, voor </w:t>
-      </w:r>
-      <w:proofErr w:type="spellStart"/>
-      <w:r>
-        <w:t>LoRa</w:t>
-      </w:r>
-      <w:proofErr w:type="spellEnd"/>
-      <w:r>
-        <w:t xml:space="preserve"> en BLE</w:t>
+        <w:t xml:space="preserve"> heeft 2 connectors, voor LoRa en BLE</w:t>
       </w:r>
     </w:p>
     <w:p>
       <w:pPr>
         <w:pStyle w:val="Heading3"/>
       </w:pPr>
+      <w:bookmarkStart w:id="16" w:name="_Toc222572848"/>
       <w:r>
         <w:t>RAK11720</w:t>
       </w:r>
       <w:r>
-        <w:t xml:space="preserve"> </w:t>
-      </w:r>
-      <w:proofErr w:type="spellStart"/>
-      <w:r>
-        <w:t>LoRa</w:t>
-      </w:r>
-      <w:proofErr w:type="spellEnd"/>
+        <w:t xml:space="preserve"> LoRa</w:t>
+      </w:r>
       <w:r>
         <w:t xml:space="preserve"> eisen</w:t>
       </w:r>
+      <w:bookmarkEnd w:id="16"/>
       <w:r>
         <w:t xml:space="preserve"> </w:t>
       </w:r>
@@ -6960,16 +6994,8 @@
         <w:rPr>
           <w:lang w:val="fr-BE"/>
         </w:rPr>
-        <w:t xml:space="preserve">MHF4 </w:t>
-      </w:r>
-      <w:proofErr w:type="spellStart"/>
-      <w:r>
-        <w:rPr>
-          <w:lang w:val="fr-BE"/>
-        </w:rPr>
-        <w:t>connector</w:t>
-      </w:r>
-      <w:proofErr w:type="spellEnd"/>
+        <w:t>MHF4 connector</w:t>
+      </w:r>
     </w:p>
     <w:p>
       <w:pPr>
@@ -6986,16 +7012,8 @@
         <w:rPr>
           <w:lang w:val="fr-BE"/>
         </w:rPr>
-        <w:t xml:space="preserve">50Ω </w:t>
-      </w:r>
-      <w:proofErr w:type="spellStart"/>
-      <w:r>
-        <w:rPr>
-          <w:lang w:val="fr-BE"/>
-        </w:rPr>
-        <w:t>impedantie</w:t>
-      </w:r>
-      <w:proofErr w:type="spellEnd"/>
+        <w:t>50Ω impedantie</w:t>
+      </w:r>
     </w:p>
     <w:p>
       <w:pPr>
@@ -7012,13 +7030,7 @@
         <w:rPr>
           <w:lang w:val="en-US"/>
         </w:rPr>
-        <w:t>VSWR</w:t>
-      </w:r>
-      <w:r>
-        <w:rPr>
-          <w:lang w:val="en-US"/>
-        </w:rPr>
-        <w:t xml:space="preserve"> &lt;= 2 of return loss &lt; -1</w:t>
+        <w:t>VSWR &lt;= 2 of return loss &lt; -1</w:t>
       </w:r>
       <w:r>
         <w:rPr>
@@ -7036,21 +7048,7 @@
         <w:rPr>
           <w:lang w:val="en-US"/>
         </w:rPr>
-        <w:t>B (bete</w:t>
-      </w:r>
-      <w:proofErr w:type="spellStart"/>
-      <w:r>
-        <w:rPr>
-          <w:lang w:val="en-US"/>
-        </w:rPr>
-        <w:t>r</w:t>
-      </w:r>
-      <w:proofErr w:type="spellEnd"/>
-      <w:r>
-        <w:rPr>
-          <w:lang w:val="en-US"/>
-        </w:rPr>
-        <w:t xml:space="preserve"> </w:t>
+        <w:t xml:space="preserve">B (beter </w:t>
       </w:r>
       <w:r>
         <w:rPr>
@@ -7086,13 +7084,7 @@
         <w:rPr>
           <w:lang w:val="en-US"/>
         </w:rPr>
-        <w:t>B</w:t>
-      </w:r>
-      <w:r>
-        <w:rPr>
-          <w:lang w:val="en-US"/>
-        </w:rPr>
-        <w:t>)</w:t>
+        <w:t>B)</w:t>
       </w:r>
     </w:p>
     <w:p>
@@ -7103,30 +7095,14 @@
           <w:numId w:val="75"/>
         </w:numPr>
       </w:pPr>
-      <w:proofErr w:type="spellStart"/>
-      <w:r>
-        <w:t>Gain</w:t>
-      </w:r>
-      <w:proofErr w:type="spellEnd"/>
-      <w:r>
-        <w:t xml:space="preserve"> </w:t>
-      </w:r>
-      <w:r>
-        <w:t>0–</w:t>
+      <w:r>
+        <w:t>Gain 0–</w:t>
       </w:r>
       <w:r>
         <w:t>3</w:t>
       </w:r>
       <w:r>
-        <w:t xml:space="preserve"> </w:t>
-      </w:r>
-      <w:proofErr w:type="spellStart"/>
-      <w:r>
-        <w:t>dBi</w:t>
-      </w:r>
-      <w:proofErr w:type="spellEnd"/>
-      <w:r>
-        <w:t xml:space="preserve"> (</w:t>
+        <w:t xml:space="preserve"> dBi (</w:t>
       </w:r>
       <w:r>
         <w:t>hoger wordt directioneel, verder bereik op vlak terrein maar minder geschikt voor steden</w:t>
@@ -7160,9 +7136,11 @@
       <w:pPr>
         <w:pStyle w:val="Heading3"/>
       </w:pPr>
+      <w:bookmarkStart w:id="17" w:name="_Toc222572849"/>
       <w:r>
         <w:t>Soorten antennes</w:t>
       </w:r>
+      <w:bookmarkEnd w:id="17"/>
     </w:p>
     <w:p>
       <w:pPr>
@@ -7193,28 +7171,12 @@
           <w:lang w:val="fr-BE"/>
         </w:rPr>
       </w:pPr>
-      <w:proofErr w:type="spellStart"/>
       <w:r>
         <w:rPr>
           <w:lang w:val="fr-BE"/>
         </w:rPr>
-        <w:t>Goedkoper</w:t>
-      </w:r>
-      <w:proofErr w:type="spellEnd"/>
-      <w:r>
-        <w:rPr>
-          <w:lang w:val="fr-BE"/>
-        </w:rPr>
-        <w:t xml:space="preserve"> in </w:t>
-      </w:r>
-      <w:proofErr w:type="spellStart"/>
-      <w:r>
-        <w:rPr>
-          <w:lang w:val="fr-BE"/>
-        </w:rPr>
-        <w:t>productie</w:t>
-      </w:r>
-      <w:proofErr w:type="spellEnd"/>
+        <w:t>Goedkoper in productie</w:t>
+      </w:r>
     </w:p>
     <w:p>
       <w:pPr>
@@ -7225,34 +7187,16 @@
         </w:numPr>
       </w:pPr>
       <w:r>
-        <w:t xml:space="preserve">Moeilijker, gevoelig voor </w:t>
-      </w:r>
-      <w:proofErr w:type="spellStart"/>
-      <w:r>
-        <w:t>layout</w:t>
-      </w:r>
-      <w:proofErr w:type="spellEnd"/>
-      <w:r>
-        <w:t xml:space="preserve"> e</w:t>
-      </w:r>
-      <w:r>
-        <w:t xml:space="preserve">n </w:t>
-      </w:r>
-      <w:proofErr w:type="spellStart"/>
-      <w:r>
-        <w:t>enclosure</w:t>
-      </w:r>
-      <w:proofErr w:type="spellEnd"/>
+        <w:t>Moeilijker, gevoelig voor layout e</w:t>
+      </w:r>
+      <w:r>
+        <w:t>n enclosure</w:t>
+      </w:r>
       <w:r>
         <w:t xml:space="preserve">, </w:t>
       </w:r>
-      <w:proofErr w:type="gramStart"/>
-      <w:r>
-        <w:t>RF ervaring</w:t>
-      </w:r>
-      <w:proofErr w:type="gramEnd"/>
-      <w:r>
-        <w:t xml:space="preserve"> nodig</w:t>
+      <w:r>
+        <w:t>RF ervaring nodig</w:t>
       </w:r>
     </w:p>
     <w:p>
@@ -7263,7 +7207,6 @@
           <w:numId w:val="75"/>
         </w:numPr>
       </w:pPr>
-      <w:proofErr w:type="gramStart"/>
       <w:r>
         <w:rPr>
           <w:b/>
@@ -7278,7 +7221,6 @@
         </w:rPr>
         <w:t xml:space="preserve"> antenne</w:t>
       </w:r>
-      <w:proofErr w:type="gramEnd"/>
       <w:r>
         <w:t>:</w:t>
       </w:r>
@@ -7288,13 +7230,8 @@
       <w:r>
         <w:t xml:space="preserve">Met een draad naar </w:t>
       </w:r>
-      <w:proofErr w:type="spellStart"/>
-      <w:r>
-        <w:t>flex</w:t>
-      </w:r>
-      <w:proofErr w:type="spellEnd"/>
-      <w:r>
-        <w:t xml:space="preserve"> </w:t>
+      <w:r>
+        <w:t xml:space="preserve">flex </w:t>
       </w:r>
       <w:r>
         <w:t>PCB om te plakken</w:t>
@@ -7332,13 +7269,8 @@
           <w:numId w:val="77"/>
         </w:numPr>
       </w:pPr>
-      <w:proofErr w:type="spellStart"/>
-      <w:r>
-        <w:t>Coil</w:t>
-      </w:r>
-      <w:proofErr w:type="spellEnd"/>
-      <w:r>
-        <w:t xml:space="preserve"> antenne: niet geschikt voor vibratie en schokken</w:t>
+      <w:r>
+        <w:t>Coil antenne: niet geschikt voor vibratie en schokken</w:t>
       </w:r>
     </w:p>
     <w:p>
@@ -7355,21 +7287,8 @@
     </w:p>
     <w:p/>
     <w:p>
-      <w:proofErr w:type="gramStart"/>
-      <w:r>
-        <w:t>FPC antenne</w:t>
-      </w:r>
-      <w:proofErr w:type="gramEnd"/>
-      <w:r>
-        <w:t xml:space="preserve"> voor prototype, eventueel </w:t>
-      </w:r>
-      <w:proofErr w:type="gramStart"/>
-      <w:r>
-        <w:t>PCB antenne</w:t>
-      </w:r>
-      <w:proofErr w:type="gramEnd"/>
-      <w:r>
-        <w:t xml:space="preserve"> later?</w:t>
+      <w:r>
+        <w:t>FPC antenne voor prototype, eventueel PCB antenne later?</w:t>
       </w:r>
     </w:p>
     <w:p/>
@@ -7391,22 +7310,16 @@
       <w:pPr>
         <w:pStyle w:val="Heading3"/>
       </w:pPr>
+      <w:bookmarkStart w:id="18" w:name="_Toc222572850"/>
       <w:r>
         <w:lastRenderedPageBreak/>
         <w:t>Opties</w:t>
       </w:r>
-    </w:p>
-    <w:p>
-      <w:r>
-        <w:t xml:space="preserve">Op </w:t>
-      </w:r>
-      <w:proofErr w:type="spellStart"/>
-      <w:r>
-        <w:t>digikey</w:t>
-      </w:r>
-      <w:proofErr w:type="spellEnd"/>
-      <w:r>
-        <w:t xml:space="preserve"> zijn er 2 met MHF4 aansluiting en 868MHz. </w:t>
+      <w:bookmarkEnd w:id="18"/>
+    </w:p>
+    <w:p>
+      <w:r>
+        <w:t xml:space="preserve">Op digikey zijn er 2 met MHF4 aansluiting en 868MHz. </w:t>
       </w:r>
     </w:p>
     <w:p>
@@ -7436,104 +7349,92 @@
     <w:p/>
     <w:p>
       <w:r>
-        <w:t xml:space="preserve">Beste resultaat op </w:t>
-      </w:r>
-      <w:proofErr w:type="spellStart"/>
-      <w:r>
-        <w:t>farnell</w:t>
-      </w:r>
-      <w:proofErr w:type="spellEnd"/>
-      <w:r>
-        <w:t xml:space="preserve">: </w:t>
-      </w:r>
-    </w:p>
-    <w:p>
-      <w:pPr>
-        <w:rPr>
-          <w:lang w:val="fr-BE"/>
-        </w:rPr>
-      </w:pPr>
-      <w:r>
-        <w:rPr>
-          <w:lang w:val="fr-BE"/>
-        </w:rPr>
-        <w:t>2.2dBi, V</w:t>
-      </w:r>
-      <w:r>
-        <w:rPr>
-          <w:lang w:val="fr-BE"/>
-        </w:rPr>
-        <w:t xml:space="preserve">SWR 1.5, €2.69 </w:t>
-      </w:r>
-      <w:proofErr w:type="spellStart"/>
-      <w:r>
-        <w:rPr>
-          <w:lang w:val="fr-BE"/>
-        </w:rPr>
-        <w:t>voor</w:t>
-      </w:r>
-      <w:proofErr w:type="spellEnd"/>
-      <w:r>
-        <w:rPr>
-          <w:lang w:val="fr-BE"/>
-        </w:rPr>
-        <w:t xml:space="preserve"> 1</w:t>
-      </w:r>
-    </w:p>
-    <w:p>
-      <w:pPr>
-        <w:rPr>
-          <w:lang w:val="fr-BE"/>
-        </w:rPr>
-      </w:pPr>
+        <w:t xml:space="preserve">Beste resultaat op farnell: </w:t>
+      </w:r>
+    </w:p>
+    <w:p>
+      <w:r>
+        <w:t>2.2dBi, VSWR 1.5, €2.69 voor 1</w:t>
+      </w:r>
+    </w:p>
+    <w:p>
       <w:hyperlink r:id="rId46" w:history="1">
         <w:r>
           <w:rPr>
             <w:rStyle w:val="Hyperlink"/>
-            <w:lang w:val="fr-BE"/>
           </w:rPr>
           <w:t>https://be.farnell.com/te-connectivity/l000551-05/rf-antenna-863-to-870mhz-2-2dbi/dp/4457734</w:t>
         </w:r>
       </w:hyperlink>
     </w:p>
-    <w:p>
-      <w:pPr>
-        <w:rPr>
-          <w:lang w:val="fr-BE"/>
-        </w:rPr>
-      </w:pPr>
-    </w:p>
+    <w:p/>
     <w:p>
       <w:pPr>
         <w:pStyle w:val="Heading3"/>
       </w:pPr>
+      <w:bookmarkStart w:id="19" w:name="_Toc222572851"/>
       <w:r>
         <w:t>Keuze</w:t>
       </w:r>
+      <w:bookmarkEnd w:id="19"/>
+    </w:p>
+    <w:p>
+      <w:r>
+        <w:t xml:space="preserve">Voor prototype: </w:t>
+      </w:r>
+      <w:proofErr w:type="spellStart"/>
+      <w:r>
+        <w:t>farnell</w:t>
+      </w:r>
+      <w:proofErr w:type="spellEnd"/>
+    </w:p>
+    <w:p>
+      <w:r>
+        <w:t>Later</w:t>
+      </w:r>
+      <w:r>
+        <w:t xml:space="preserve"> </w:t>
+      </w:r>
+      <w:r>
+        <w:t>losse draad</w:t>
+      </w:r>
+    </w:p>
+    <w:p>
+      <w:r>
+        <w:tab/>
+        <w:t>Kan langer zijn: 17cm rond fietsslot, of dipool</w:t>
+      </w:r>
+    </w:p>
+    <w:p>
+      <w:r>
+        <w:tab/>
+      </w:r>
+      <w:proofErr w:type="spellStart"/>
+      <w:r>
+        <w:t>Vswr</w:t>
+      </w:r>
+      <w:proofErr w:type="spellEnd"/>
+      <w:r>
+        <w:t>?</w:t>
+      </w:r>
     </w:p>
     <w:p/>
     <w:p>
       <w:pPr>
         <w:pStyle w:val="Heading3"/>
       </w:pPr>
+      <w:bookmarkStart w:id="20" w:name="_Toc222572852"/>
       <w:r>
         <w:t>BLE</w:t>
       </w:r>
+      <w:bookmarkEnd w:id="20"/>
     </w:p>
     <w:p>
       <w:r>
         <w:t>Aparte antenne nodig voor B</w:t>
       </w:r>
       <w:r>
-        <w:t>LE (</w:t>
-      </w:r>
-      <w:proofErr w:type="spellStart"/>
-      <w:r>
-        <w:t>WisDuo</w:t>
-      </w:r>
-      <w:proofErr w:type="spellEnd"/>
-      <w:r>
-        <w:t xml:space="preserve"> </w:t>
+        <w:t xml:space="preserve">LE (WisDuo </w:t>
       </w:r>
       <w:hyperlink r:id="rId47" w:history="1">
         <w:r>
@@ -7544,17 +7445,11 @@
         </w:r>
       </w:hyperlink>
       <w:r>
-        <w:t xml:space="preserve"> heeft 2 </w:t>
-      </w:r>
-      <w:proofErr w:type="spellStart"/>
-      <w:r>
-        <w:t>connectors</w:t>
-      </w:r>
-      <w:proofErr w:type="spellEnd"/>
-      <w:r>
-        <w:t>)</w:t>
-      </w:r>
-    </w:p>
+        <w:t xml:space="preserve"> heeft 2 connectors)</w:t>
+      </w:r>
+    </w:p>
+    <w:p/>
+    <w:p/>
     <w:p>
       <w:pPr>
         <w:sectPr>
@@ -7570,11 +7465,1126 @@
       <w:pPr>
         <w:pStyle w:val="Heading1"/>
       </w:pPr>
-      <w:bookmarkStart w:id="14" w:name="_Toc221629697"/>
-      <w:r>
-        <w:t>ECC chip</w:t>
-      </w:r>
-      <w:bookmarkEnd w:id="14"/>
+      <w:bookmarkStart w:id="21" w:name="_Toc222572853"/>
+      <w:r>
+        <w:t xml:space="preserve">ECC </w:t>
+      </w:r>
+      <w:r>
+        <w:rPr>
+          <w:lang w:val="nl-BE"/>
+        </w:rPr>
+        <w:t>secure element</w:t>
+      </w:r>
+      <w:bookmarkEnd w:id="21"/>
+    </w:p>
+    <w:p>
+      <w:pPr>
+        <w:pStyle w:val="Heading2"/>
+        <w:spacing w:before="0"/>
+      </w:pPr>
+      <w:r>
+        <w:t>Eisen</w:t>
+      </w:r>
+    </w:p>
+    <w:p>
+      <w:pPr>
+        <w:pStyle w:val="ListParagraph"/>
+        <w:numPr>
+          <w:ilvl w:val="0"/>
+          <w:numId w:val="66"/>
+        </w:numPr>
+        <w:rPr>
+          <w:lang w:val="en-US"/>
+        </w:rPr>
+      </w:pPr>
+      <w:r>
+        <w:rPr>
+          <w:lang w:val="en-US"/>
+        </w:rPr>
+        <w:t>256-bit curves (NIST P-256)</w:t>
+      </w:r>
+    </w:p>
+    <w:p>
+      <w:pPr>
+        <w:pStyle w:val="ListParagraph"/>
+        <w:numPr>
+          <w:ilvl w:val="0"/>
+          <w:numId w:val="66"/>
+        </w:numPr>
+        <w:rPr>
+          <w:lang w:val="en-US"/>
+        </w:rPr>
+      </w:pPr>
+      <w:r>
+        <w:rPr>
+          <w:lang w:val="en-US"/>
+        </w:rPr>
+        <w:t>Low power (</w:t>
+      </w:r>
+      <w:proofErr w:type="spellStart"/>
+      <w:r>
+        <w:rPr>
+          <w:lang w:val="en-US"/>
+        </w:rPr>
+        <w:t>slaapstroom</w:t>
+      </w:r>
+      <w:proofErr w:type="spellEnd"/>
+      <w:r>
+        <w:rPr>
+          <w:lang w:val="en-US"/>
+        </w:rPr>
+        <w:t xml:space="preserve"> &lt; 1µA)</w:t>
+      </w:r>
+    </w:p>
+    <w:p>
+      <w:pPr>
+        <w:pStyle w:val="ListParagraph"/>
+        <w:numPr>
+          <w:ilvl w:val="0"/>
+          <w:numId w:val="66"/>
+        </w:numPr>
+        <w:rPr>
+          <w:lang w:val="en-US"/>
+        </w:rPr>
+      </w:pPr>
+      <w:r>
+        <w:rPr>
+          <w:lang w:val="en-US"/>
+        </w:rPr>
+        <w:t>I²C</w:t>
+      </w:r>
+    </w:p>
+    <w:p>
+      <w:pPr>
+        <w:pStyle w:val="ListParagraph"/>
+        <w:numPr>
+          <w:ilvl w:val="0"/>
+          <w:numId w:val="66"/>
+        </w:numPr>
+        <w:rPr>
+          <w:lang w:val="en-US"/>
+        </w:rPr>
+      </w:pPr>
+      <w:r>
+        <w:rPr>
+          <w:lang w:val="en-US"/>
+        </w:rPr>
+        <w:t>NVM</w:t>
+      </w:r>
+      <w:r>
+        <w:rPr>
+          <w:lang w:val="en-US"/>
+        </w:rPr>
+        <w:t xml:space="preserve"> key storage, </w:t>
+      </w:r>
+      <w:r>
+        <w:rPr>
+          <w:lang w:val="en-US"/>
+        </w:rPr>
+        <w:t>root of trust</w:t>
+      </w:r>
+    </w:p>
+    <w:p>
+      <w:pPr>
+        <w:pStyle w:val="ListParagraph"/>
+        <w:numPr>
+          <w:ilvl w:val="0"/>
+          <w:numId w:val="66"/>
+        </w:numPr>
+        <w:rPr>
+          <w:lang w:val="en-US"/>
+        </w:rPr>
+      </w:pPr>
+      <w:r>
+        <w:rPr>
+          <w:lang w:val="en-US"/>
+        </w:rPr>
+        <w:t xml:space="preserve">DIP </w:t>
+      </w:r>
+      <w:proofErr w:type="spellStart"/>
+      <w:r>
+        <w:rPr>
+          <w:lang w:val="en-US"/>
+        </w:rPr>
+        <w:t>vormfactor</w:t>
+      </w:r>
+      <w:proofErr w:type="spellEnd"/>
+      <w:r>
+        <w:rPr>
+          <w:lang w:val="en-US"/>
+        </w:rPr>
+        <w:t xml:space="preserve"> of DIP breakout </w:t>
+      </w:r>
+      <w:proofErr w:type="spellStart"/>
+      <w:r>
+        <w:rPr>
+          <w:lang w:val="en-US"/>
+        </w:rPr>
+        <w:t>voor</w:t>
+      </w:r>
+      <w:proofErr w:type="spellEnd"/>
+      <w:r>
+        <w:rPr>
+          <w:lang w:val="en-US"/>
+        </w:rPr>
+        <w:t xml:space="preserve"> socket</w:t>
+      </w:r>
+      <w:r>
+        <w:rPr>
+          <w:lang w:val="en-US"/>
+        </w:rPr>
+        <w:t xml:space="preserve"> (</w:t>
+      </w:r>
+      <w:proofErr w:type="spellStart"/>
+      <w:r>
+        <w:rPr>
+          <w:lang w:val="en-US"/>
+        </w:rPr>
+        <w:t>bv</w:t>
+      </w:r>
+      <w:proofErr w:type="spellEnd"/>
+      <w:r>
+        <w:rPr>
+          <w:lang w:val="en-US"/>
+        </w:rPr>
+        <w:t xml:space="preserve">. </w:t>
+      </w:r>
+      <w:r>
+        <w:rPr>
+          <w:lang w:val="en-US"/>
+        </w:rPr>
+        <w:t>SOIC</w:t>
+      </w:r>
+      <w:r>
+        <w:rPr>
+          <w:lang w:val="en-US"/>
+        </w:rPr>
+        <w:noBreakHyphen/>
+        <w:t>to</w:t>
+      </w:r>
+      <w:r>
+        <w:rPr>
+          <w:lang w:val="en-US"/>
+        </w:rPr>
+        <w:noBreakHyphen/>
+        <w:t>DIP</w:t>
+      </w:r>
+      <w:r>
+        <w:rPr>
+          <w:lang w:val="en-US"/>
+        </w:rPr>
+        <w:t>)</w:t>
+      </w:r>
+    </w:p>
+    <w:p>
+      <w:pPr>
+        <w:rPr>
+          <w:lang w:val="en-US"/>
+        </w:rPr>
+      </w:pPr>
+    </w:p>
+    <w:p>
+      <w:pPr>
+        <w:pStyle w:val="Heading2"/>
+      </w:pPr>
+      <w:proofErr w:type="spellStart"/>
+      <w:r>
+        <w:t>Opties</w:t>
+      </w:r>
+      <w:proofErr w:type="spellEnd"/>
+      <w:r>
+        <w:t>:</w:t>
+      </w:r>
+    </w:p>
+    <w:p>
+      <w:pPr>
+        <w:pStyle w:val="Heading3"/>
+        <w:spacing w:before="0"/>
+        <w:rPr>
+          <w:lang w:val="en-US"/>
+        </w:rPr>
+      </w:pPr>
+      <w:r>
+        <w:rPr>
+          <w:lang w:val="en-US"/>
+        </w:rPr>
+        <w:t xml:space="preserve">Microchip </w:t>
+      </w:r>
+      <w:proofErr w:type="spellStart"/>
+      <w:r>
+        <w:rPr>
+          <w:lang w:val="en-US"/>
+        </w:rPr>
+        <w:t>CryptoAuthentication</w:t>
+      </w:r>
+      <w:proofErr w:type="spellEnd"/>
+      <w:r>
+        <w:rPr>
+          <w:lang w:val="en-US"/>
+        </w:rPr>
+        <w:t xml:space="preserve"> </w:t>
+      </w:r>
+      <w:proofErr w:type="spellStart"/>
+      <w:r>
+        <w:rPr>
+          <w:lang w:val="en-US"/>
+        </w:rPr>
+        <w:t>serie</w:t>
+      </w:r>
+      <w:proofErr w:type="spellEnd"/>
+    </w:p>
+    <w:p>
+      <w:pPr>
+        <w:rPr>
+          <w:lang w:val="en-US"/>
+        </w:rPr>
+      </w:pPr>
+      <w:r>
+        <w:rPr>
+          <w:lang w:val="en-US"/>
+        </w:rPr>
+        <w:t>Microchip</w:t>
+      </w:r>
+      <w:r>
+        <w:rPr>
+          <w:lang w:val="en-US"/>
+        </w:rPr>
+        <w:t xml:space="preserve"> </w:t>
+      </w:r>
+      <w:hyperlink r:id="rId49" w:history="1">
+        <w:r>
+          <w:rPr>
+            <w:rStyle w:val="Hyperlink"/>
+            <w:lang w:val="en-US"/>
+          </w:rPr>
+          <w:t>ATECC108A</w:t>
+        </w:r>
+      </w:hyperlink>
+      <w:r>
+        <w:rPr>
+          <w:lang w:val="en-US"/>
+        </w:rPr>
+        <w:t xml:space="preserve">: </w:t>
+      </w:r>
+      <w:proofErr w:type="spellStart"/>
+      <w:r>
+        <w:rPr>
+          <w:lang w:val="en-US"/>
+        </w:rPr>
+        <w:t>voor</w:t>
+      </w:r>
+      <w:proofErr w:type="spellEnd"/>
+      <w:r>
+        <w:rPr>
+          <w:lang w:val="en-US"/>
+        </w:rPr>
+        <w:t xml:space="preserve"> key storage </w:t>
+      </w:r>
+      <w:proofErr w:type="spellStart"/>
+      <w:r>
+        <w:rPr>
+          <w:lang w:val="en-US"/>
+        </w:rPr>
+        <w:t>en</w:t>
+      </w:r>
+      <w:proofErr w:type="spellEnd"/>
+      <w:r>
+        <w:rPr>
+          <w:lang w:val="en-US"/>
+        </w:rPr>
+        <w:t xml:space="preserve"> ECDSA (</w:t>
+      </w:r>
+      <w:r>
+        <w:rPr>
+          <w:lang w:val="en-US"/>
+        </w:rPr>
+        <w:t>Elliptic Curve Digital Signature Algorithm</w:t>
+      </w:r>
+      <w:r>
+        <w:rPr>
+          <w:lang w:val="en-US"/>
+        </w:rPr>
+        <w:t>)</w:t>
+      </w:r>
+    </w:p>
+    <w:p>
+      <w:pPr>
+        <w:rPr>
+          <w:lang w:val="en-US"/>
+        </w:rPr>
+      </w:pPr>
+      <w:r>
+        <w:rPr>
+          <w:lang w:val="en-US"/>
+        </w:rPr>
+        <w:t>Microchip</w:t>
+      </w:r>
+      <w:r>
+        <w:rPr>
+          <w:lang w:val="en-US"/>
+        </w:rPr>
+        <w:t xml:space="preserve"> </w:t>
+      </w:r>
+      <w:hyperlink r:id="rId50" w:history="1">
+        <w:r>
+          <w:rPr>
+            <w:rStyle w:val="Hyperlink"/>
+            <w:lang w:val="en-US"/>
+          </w:rPr>
+          <w:t>ATECC</w:t>
+        </w:r>
+        <w:r>
+          <w:rPr>
+            <w:rStyle w:val="Hyperlink"/>
+            <w:lang w:val="en-US"/>
+          </w:rPr>
+          <w:t>508A</w:t>
+        </w:r>
+      </w:hyperlink>
+      <w:r>
+        <w:rPr>
+          <w:lang w:val="en-US"/>
+        </w:rPr>
+        <w:t xml:space="preserve">: </w:t>
+      </w:r>
+      <w:proofErr w:type="spellStart"/>
+      <w:r>
+        <w:rPr>
+          <w:lang w:val="en-US"/>
+        </w:rPr>
+        <w:t>heeft</w:t>
+      </w:r>
+      <w:proofErr w:type="spellEnd"/>
+      <w:r>
+        <w:rPr>
+          <w:lang w:val="en-US"/>
+        </w:rPr>
+        <w:t xml:space="preserve"> </w:t>
+      </w:r>
+      <w:proofErr w:type="spellStart"/>
+      <w:r>
+        <w:rPr>
+          <w:lang w:val="en-US"/>
+        </w:rPr>
+        <w:t>ook</w:t>
+      </w:r>
+      <w:proofErr w:type="spellEnd"/>
+      <w:r>
+        <w:rPr>
+          <w:lang w:val="en-US"/>
+        </w:rPr>
+        <w:t xml:space="preserve"> ECDH (</w:t>
+      </w:r>
+      <w:r>
+        <w:rPr>
+          <w:lang w:val="en-US"/>
+        </w:rPr>
+        <w:t>Elliptic Curve Diffie-Hellman</w:t>
+      </w:r>
+      <w:r>
+        <w:rPr>
+          <w:lang w:val="en-US"/>
+        </w:rPr>
+        <w:t xml:space="preserve">) </w:t>
+      </w:r>
+      <w:proofErr w:type="spellStart"/>
+      <w:r>
+        <w:rPr>
+          <w:lang w:val="en-US"/>
+        </w:rPr>
+        <w:t>en</w:t>
+      </w:r>
+      <w:proofErr w:type="spellEnd"/>
+      <w:r>
+        <w:rPr>
+          <w:lang w:val="en-US"/>
+        </w:rPr>
+        <w:t xml:space="preserve"> secure boot</w:t>
+      </w:r>
+    </w:p>
+    <w:p>
+      <w:pPr>
+        <w:rPr>
+          <w:lang w:val="en-US"/>
+        </w:rPr>
+      </w:pPr>
+      <w:r>
+        <w:t>Microchip</w:t>
+      </w:r>
+      <w:r>
+        <w:t xml:space="preserve"> </w:t>
+      </w:r>
+      <w:hyperlink r:id="rId51" w:history="1">
+        <w:r>
+          <w:rPr>
+            <w:rStyle w:val="Hyperlink"/>
+          </w:rPr>
+          <w:t>ATECC608B</w:t>
+        </w:r>
+      </w:hyperlink>
+      <w:r>
+        <w:t xml:space="preserve"> / </w:t>
+      </w:r>
+      <w:hyperlink r:id="rId52" w:history="1">
+        <w:r>
+          <w:rPr>
+            <w:rStyle w:val="Hyperlink"/>
+          </w:rPr>
+          <w:t>ATECC608</w:t>
+        </w:r>
+        <w:r>
+          <w:rPr>
+            <w:rStyle w:val="Hyperlink"/>
+          </w:rPr>
+          <w:t>B</w:t>
+        </w:r>
+      </w:hyperlink>
+      <w:r>
+        <w:t>: meer geavanceerd</w:t>
+      </w:r>
+      <w:r>
+        <w:t xml:space="preserve"> (</w:t>
+      </w:r>
+      <w:r>
+        <w:t>TLS 1.3, AES</w:t>
+      </w:r>
+      <w:r>
+        <w:t>, betere security)</w:t>
+      </w:r>
+      <w:r>
+        <w:t xml:space="preserve"> </w:t>
+      </w:r>
+    </w:p>
+    <w:p>
+      <w:pPr>
+        <w:pStyle w:val="ListParagraph"/>
+        <w:numPr>
+          <w:ilvl w:val="0"/>
+          <w:numId w:val="66"/>
+        </w:numPr>
+        <w:rPr>
+          <w:lang w:val="en-US"/>
+        </w:rPr>
+      </w:pPr>
+      <w:r>
+        <w:t>TECC608</w:t>
+      </w:r>
+      <w:r>
+        <w:t xml:space="preserve">B is hetzelfde als </w:t>
+      </w:r>
+      <w:r>
+        <w:t>ATECC608</w:t>
+      </w:r>
+      <w:r>
+        <w:t xml:space="preserve">A, met een paar kleine verbeteringen. </w:t>
+      </w:r>
+      <w:r>
+        <w:t xml:space="preserve">ATECC608A heeft I²C problemen. </w:t>
+      </w:r>
+      <w:hyperlink r:id="rId53" w:history="1">
+        <w:r>
+          <w:rPr>
+            <w:rStyle w:val="Hyperlink"/>
+            <w:lang w:val="en-US"/>
+          </w:rPr>
+          <w:t>https://ww1.microchip.com/downloads/en/Appnotes/Migrating-from-the-ATECC608A-to-the-ATECC608B-DS40002237A.pdf</w:t>
+        </w:r>
+      </w:hyperlink>
+    </w:p>
+    <w:p>
+      <w:pPr>
+        <w:pStyle w:val="ListParagraph"/>
+        <w:numPr>
+          <w:ilvl w:val="0"/>
+          <w:numId w:val="66"/>
+        </w:numPr>
+      </w:pPr>
+      <w:r>
+        <w:t xml:space="preserve">Slaapstroom </w:t>
+      </w:r>
+      <w:r>
+        <w:t xml:space="preserve">&lt;150 </w:t>
+      </w:r>
+      <w:proofErr w:type="spellStart"/>
+      <w:r>
+        <w:t>nA</w:t>
+      </w:r>
+      <w:proofErr w:type="spellEnd"/>
+      <w:r>
+        <w:t>,</w:t>
+      </w:r>
+      <w:r>
+        <w:t xml:space="preserve"> actief</w:t>
+      </w:r>
+      <w:r>
+        <w:t xml:space="preserve"> 2–3 mA</w:t>
+      </w:r>
+    </w:p>
+    <w:p>
+      <w:pPr>
+        <w:pStyle w:val="ListParagraph"/>
+        <w:numPr>
+          <w:ilvl w:val="0"/>
+          <w:numId w:val="66"/>
+        </w:numPr>
+      </w:pPr>
+      <w:r>
+        <w:t>NIST P</w:t>
+      </w:r>
+      <w:r>
+        <w:rPr>
+          <w:rFonts w:ascii="Cambria Math" w:hAnsi="Cambria Math" w:cs="Cambria Math"/>
+        </w:rPr>
+        <w:t>‑</w:t>
+      </w:r>
+      <w:r>
+        <w:t>256</w:t>
+      </w:r>
+    </w:p>
+    <w:p>
+      <w:pPr>
+        <w:pStyle w:val="ListParagraph"/>
+        <w:numPr>
+          <w:ilvl w:val="0"/>
+          <w:numId w:val="66"/>
+        </w:numPr>
+        <w:rPr>
+          <w:lang w:val="en-US"/>
+        </w:rPr>
+      </w:pPr>
+      <w:r>
+        <w:rPr>
+          <w:lang w:val="en-US"/>
+        </w:rPr>
+        <w:t xml:space="preserve">ECDSA/ECDH </w:t>
+      </w:r>
+      <w:r>
+        <w:rPr>
+          <w:lang w:val="en-US"/>
+        </w:rPr>
+        <w:t>met</w:t>
+      </w:r>
+      <w:r>
+        <w:rPr>
+          <w:lang w:val="en-US"/>
+        </w:rPr>
+        <w:t xml:space="preserve"> secure key storage</w:t>
+      </w:r>
+    </w:p>
+    <w:p>
+      <w:pPr>
+        <w:pStyle w:val="ListParagraph"/>
+        <w:numPr>
+          <w:ilvl w:val="0"/>
+          <w:numId w:val="66"/>
+        </w:numPr>
+        <w:rPr>
+          <w:lang w:val="en-US"/>
+        </w:rPr>
+      </w:pPr>
+      <w:r>
+        <w:rPr>
+          <w:lang w:val="en-US"/>
+        </w:rPr>
+        <w:t>AES-128:</w:t>
+      </w:r>
+      <w:r>
+        <w:t xml:space="preserve"> </w:t>
+      </w:r>
+      <w:r>
+        <w:rPr>
+          <w:lang w:val="en-US"/>
+        </w:rPr>
+        <w:t>Encrypt/Decrypt</w:t>
+      </w:r>
+    </w:p>
+    <w:p>
+      <w:pPr>
+        <w:pStyle w:val="ListParagraph"/>
+        <w:numPr>
+          <w:ilvl w:val="0"/>
+          <w:numId w:val="66"/>
+        </w:numPr>
+        <w:rPr>
+          <w:lang w:val="en-US"/>
+        </w:rPr>
+      </w:pPr>
+      <w:r>
+        <w:rPr>
+          <w:lang w:val="en-US"/>
+        </w:rPr>
+        <w:t>I²C</w:t>
+      </w:r>
+      <w:r>
+        <w:rPr>
+          <w:lang w:val="en-US"/>
+        </w:rPr>
+        <w:t xml:space="preserve"> </w:t>
+      </w:r>
+      <w:proofErr w:type="spellStart"/>
+      <w:r>
+        <w:rPr>
+          <w:lang w:val="en-US"/>
+        </w:rPr>
+        <w:t>en</w:t>
+      </w:r>
+      <w:proofErr w:type="spellEnd"/>
+      <w:r>
+        <w:rPr>
+          <w:lang w:val="en-US"/>
+        </w:rPr>
+        <w:t xml:space="preserve"> single w</w:t>
+      </w:r>
+      <w:r>
+        <w:rPr>
+          <w:lang w:val="en-US"/>
+        </w:rPr>
+        <w:t>ire</w:t>
+      </w:r>
+    </w:p>
+    <w:p>
+      <w:pPr>
+        <w:pStyle w:val="ListParagraph"/>
+        <w:numPr>
+          <w:ilvl w:val="0"/>
+          <w:numId w:val="66"/>
+        </w:numPr>
+      </w:pPr>
+      <w:r>
+        <w:lastRenderedPageBreak/>
+        <w:t>8</w:t>
+      </w:r>
+      <w:r>
+        <w:noBreakHyphen/>
+        <w:t>pin SOIC</w:t>
+      </w:r>
+      <w:r>
+        <w:t xml:space="preserve"> en </w:t>
+      </w:r>
+      <w:r>
+        <w:t>UDFN</w:t>
+      </w:r>
+    </w:p>
+    <w:p>
+      <w:pPr>
+        <w:pStyle w:val="Heading3"/>
+      </w:pPr>
+      <w:r>
+        <w:t>ATECC608</w:t>
+      </w:r>
+      <w:r>
+        <w:t>B device ordering codes</w:t>
+      </w:r>
+    </w:p>
+    <w:p>
+      <w:r>
+        <w:drawing>
+          <wp:inline distT="0" distB="0" distL="0" distR="0" wp14:anchorId="28EAE8E5" wp14:editId="100E1D92">
+            <wp:extent cx="2628900" cy="290696"/>
+            <wp:effectExtent l="0" t="0" r="0" b="0"/>
+            <wp:docPr id="837018086" name="Picture 1"/>
+            <wp:cNvGraphicFramePr>
+              <a:graphicFrameLocks xmlns:a="http://schemas.openxmlformats.org/drawingml/2006/main" noChangeAspect="1"/>
+            </wp:cNvGraphicFramePr>
+            <a:graphic xmlns:a="http://schemas.openxmlformats.org/drawingml/2006/main">
+              <a:graphicData uri="http://schemas.openxmlformats.org/drawingml/2006/picture">
+                <pic:pic xmlns:pic="http://schemas.openxmlformats.org/drawingml/2006/picture">
+                  <pic:nvPicPr>
+                    <pic:cNvPr id="837018086" name=""/>
+                    <pic:cNvPicPr/>
+                  </pic:nvPicPr>
+                  <pic:blipFill>
+                    <a:blip r:embed="rId54"/>
+                    <a:stretch>
+                      <a:fillRect/>
+                    </a:stretch>
+                  </pic:blipFill>
+                  <pic:spPr>
+                    <a:xfrm>
+                      <a:off x="0" y="0"/>
+                      <a:ext cx="2661123" cy="294259"/>
+                    </a:xfrm>
+                    <a:prstGeom prst="rect">
+                      <a:avLst/>
+                    </a:prstGeom>
+                  </pic:spPr>
+                </pic:pic>
+              </a:graphicData>
+            </a:graphic>
+          </wp:inline>
+        </w:drawing>
+      </w:r>
+    </w:p>
+    <w:p>
+      <w:pPr>
+        <w:rPr>
+          <w:lang w:val="en-US"/>
+        </w:rPr>
+      </w:pPr>
+      <w:r>
+        <w:drawing>
+          <wp:inline distT="0" distB="0" distL="0" distR="0" wp14:anchorId="05684F54" wp14:editId="1A551185">
+            <wp:extent cx="3733800" cy="1688277"/>
+            <wp:effectExtent l="0" t="0" r="0" b="7620"/>
+            <wp:docPr id="512530284" name="Picture 1"/>
+            <wp:cNvGraphicFramePr>
+              <a:graphicFrameLocks xmlns:a="http://schemas.openxmlformats.org/drawingml/2006/main" noChangeAspect="1"/>
+            </wp:cNvGraphicFramePr>
+            <a:graphic xmlns:a="http://schemas.openxmlformats.org/drawingml/2006/main">
+              <a:graphicData uri="http://schemas.openxmlformats.org/drawingml/2006/picture">
+                <pic:pic xmlns:pic="http://schemas.openxmlformats.org/drawingml/2006/picture">
+                  <pic:nvPicPr>
+                    <pic:cNvPr id="512530284" name=""/>
+                    <pic:cNvPicPr/>
+                  </pic:nvPicPr>
+                  <pic:blipFill>
+                    <a:blip r:embed="rId55"/>
+                    <a:stretch>
+                      <a:fillRect/>
+                    </a:stretch>
+                  </pic:blipFill>
+                  <pic:spPr>
+                    <a:xfrm>
+                      <a:off x="0" y="0"/>
+                      <a:ext cx="3747956" cy="1694678"/>
+                    </a:xfrm>
+                    <a:prstGeom prst="rect">
+                      <a:avLst/>
+                    </a:prstGeom>
+                  </pic:spPr>
+                </pic:pic>
+              </a:graphicData>
+            </a:graphic>
+          </wp:inline>
+        </w:drawing>
+      </w:r>
+    </w:p>
+    <w:p>
+      <w:pPr>
+        <w:rPr>
+          <w:noProof/>
+        </w:rPr>
+      </w:pPr>
+    </w:p>
+    <w:p>
+      <w:pPr>
+        <w:pStyle w:val="Heading3"/>
+        <w:rPr>
+          <w:lang w:val="fr-BE"/>
+        </w:rPr>
+      </w:pPr>
+      <w:hyperlink r:id="rId56" w:history="1">
+        <w:r>
+          <w:rPr>
+            <w:rStyle w:val="Hyperlink"/>
+            <w:lang w:val="fr-BE"/>
+          </w:rPr>
+          <w:t xml:space="preserve">NXP </w:t>
+        </w:r>
+        <w:proofErr w:type="spellStart"/>
+        <w:r>
+          <w:rPr>
+            <w:rStyle w:val="Hyperlink"/>
+            <w:lang w:val="fr-BE"/>
+          </w:rPr>
+          <w:t>EdgeLock</w:t>
+        </w:r>
+        <w:proofErr w:type="spellEnd"/>
+        <w:r>
+          <w:rPr>
+            <w:rStyle w:val="Hyperlink"/>
+            <w:lang w:val="fr-BE"/>
+          </w:rPr>
+          <w:t xml:space="preserve"> </w:t>
+        </w:r>
+        <w:r>
+          <w:rPr>
+            <w:rStyle w:val="Hyperlink"/>
+            <w:lang w:val="fr-BE"/>
+          </w:rPr>
+          <w:t>SE050</w:t>
+        </w:r>
+      </w:hyperlink>
+    </w:p>
+    <w:p>
+      <w:pPr>
+        <w:pStyle w:val="ListParagraph"/>
+        <w:numPr>
+          <w:ilvl w:val="0"/>
+          <w:numId w:val="66"/>
+        </w:numPr>
+        <w:rPr>
+          <w:lang w:val="en-US"/>
+        </w:rPr>
+      </w:pPr>
+      <w:r>
+        <w:rPr>
+          <w:lang w:val="en-US"/>
+        </w:rPr>
+        <w:t>Higher</w:t>
+      </w:r>
+      <w:r>
+        <w:rPr>
+          <w:lang w:val="en-US"/>
+        </w:rPr>
+        <w:noBreakHyphen/>
+        <w:t>end</w:t>
+      </w:r>
+      <w:r>
+        <w:rPr>
+          <w:lang w:val="en-US"/>
+        </w:rPr>
+        <w:t xml:space="preserve">, </w:t>
+      </w:r>
+      <w:proofErr w:type="spellStart"/>
+      <w:r>
+        <w:rPr>
+          <w:lang w:val="en-US"/>
+        </w:rPr>
+        <w:t>meer</w:t>
+      </w:r>
+      <w:proofErr w:type="spellEnd"/>
+      <w:r>
+        <w:rPr>
+          <w:lang w:val="en-US"/>
+        </w:rPr>
+        <w:t xml:space="preserve"> features (</w:t>
+      </w:r>
+      <w:r>
+        <w:rPr>
+          <w:lang w:val="en-US"/>
+        </w:rPr>
+        <w:t>CC EAL 6+ / FIPS</w:t>
+      </w:r>
+      <w:r>
+        <w:rPr>
+          <w:lang w:val="en-US"/>
+        </w:rPr>
+        <w:noBreakHyphen/>
+        <w:t>class security</w:t>
+      </w:r>
+      <w:r>
+        <w:rPr>
+          <w:lang w:val="en-US"/>
+        </w:rPr>
+        <w:t xml:space="preserve">, </w:t>
+      </w:r>
+      <w:r>
+        <w:rPr>
+          <w:lang w:val="en-US"/>
+        </w:rPr>
+        <w:t xml:space="preserve">TLS offload, </w:t>
+      </w:r>
+      <w:proofErr w:type="spellStart"/>
+      <w:r>
+        <w:rPr>
+          <w:lang w:val="en-US"/>
+        </w:rPr>
+        <w:t>meer</w:t>
+      </w:r>
+      <w:proofErr w:type="spellEnd"/>
+      <w:r>
+        <w:rPr>
+          <w:lang w:val="en-US"/>
+        </w:rPr>
+        <w:t xml:space="preserve"> </w:t>
+      </w:r>
+      <w:proofErr w:type="spellStart"/>
+      <w:r>
+        <w:rPr>
+          <w:lang w:val="en-US"/>
+        </w:rPr>
+        <w:t>algoritm</w:t>
+      </w:r>
+      <w:r>
+        <w:rPr>
+          <w:lang w:val="en-US"/>
+        </w:rPr>
+        <w:t>es</w:t>
+      </w:r>
+      <w:proofErr w:type="spellEnd"/>
+      <w:r>
+        <w:rPr>
+          <w:lang w:val="en-US"/>
+        </w:rPr>
+        <w:t>)</w:t>
+      </w:r>
+    </w:p>
+    <w:p>
+      <w:pPr>
+        <w:pStyle w:val="ListParagraph"/>
+        <w:numPr>
+          <w:ilvl w:val="0"/>
+          <w:numId w:val="66"/>
+        </w:numPr>
+        <w:rPr>
+          <w:lang w:val="en-US"/>
+        </w:rPr>
+      </w:pPr>
+      <w:proofErr w:type="spellStart"/>
+      <w:r>
+        <w:rPr>
+          <w:lang w:val="en-US"/>
+        </w:rPr>
+        <w:t>Duurder</w:t>
+      </w:r>
+      <w:proofErr w:type="spellEnd"/>
+    </w:p>
+    <w:p>
+      <w:pPr>
+        <w:pStyle w:val="Heading2"/>
+      </w:pPr>
+      <w:proofErr w:type="spellStart"/>
+      <w:r>
+        <w:t>Keuze</w:t>
+      </w:r>
+      <w:proofErr w:type="spellEnd"/>
+    </w:p>
+    <w:p>
+      <w:pPr>
+        <w:rPr>
+          <w:lang w:val="en-US"/>
+        </w:rPr>
+      </w:pPr>
+      <w:proofErr w:type="spellStart"/>
+      <w:r>
+        <w:rPr>
+          <w:lang w:val="en-US"/>
+        </w:rPr>
+        <w:t>Voorstel</w:t>
+      </w:r>
+      <w:proofErr w:type="spellEnd"/>
+      <w:r>
+        <w:rPr>
+          <w:lang w:val="en-US"/>
+        </w:rPr>
+        <w:t xml:space="preserve">: </w:t>
+      </w:r>
+      <w:r>
+        <w:rPr>
+          <w:b/>
+          <w:bCs/>
+          <w:lang w:val="en-US"/>
+        </w:rPr>
+        <w:t>ATECC608B-SSHDA-T</w:t>
+      </w:r>
+    </w:p>
+    <w:p>
+      <w:pPr>
+        <w:rPr>
+          <w:lang w:val="en-US"/>
+        </w:rPr>
+      </w:pPr>
+      <w:r>
+        <w:rPr>
+          <w:lang w:val="en-US"/>
+        </w:rPr>
+        <w:t>8-pin SOIC, I²C, t</w:t>
+      </w:r>
+      <w:r>
+        <w:rPr>
+          <w:lang w:val="en-US"/>
+        </w:rPr>
+        <w:t>ape &amp; reel</w:t>
+      </w:r>
+    </w:p>
+    <w:p>
+      <w:hyperlink r:id="rId57" w:history="1">
+        <w:proofErr w:type="spellStart"/>
+        <w:r>
+          <w:rPr>
+            <w:rStyle w:val="Hyperlink"/>
+          </w:rPr>
+          <w:t>Digikey</w:t>
+        </w:r>
+        <w:proofErr w:type="spellEnd"/>
+      </w:hyperlink>
+      <w:r>
+        <w:t>: €0.76 (€0.7488 voor 25 en €0</w:t>
+      </w:r>
+      <w:r>
+        <w:t>.68541 voor 4000)</w:t>
+      </w:r>
+    </w:p>
+    <w:p>
+      <w:hyperlink r:id="rId58" w:history="1">
+        <w:proofErr w:type="spellStart"/>
+        <w:r>
+          <w:rPr>
+            <w:rStyle w:val="Hyperlink"/>
+          </w:rPr>
+          <w:t>Mouser</w:t>
+        </w:r>
+        <w:proofErr w:type="spellEnd"/>
+      </w:hyperlink>
+      <w:r>
+        <w:t>: €0.77 (0.649 voor &gt;25)</w:t>
+      </w:r>
+    </w:p>
+    <w:p>
+      <w:hyperlink r:id="rId59" w:history="1">
+        <w:proofErr w:type="spellStart"/>
+        <w:r>
+          <w:rPr>
+            <w:rStyle w:val="Hyperlink"/>
+          </w:rPr>
+          <w:t>Farnell</w:t>
+        </w:r>
+        <w:proofErr w:type="spellEnd"/>
+      </w:hyperlink>
+      <w:r>
+        <w:t>:</w:t>
+      </w:r>
+    </w:p>
+    <w:p>
+      <w:pPr>
+        <w:rPr>
+          <w:noProof/>
+        </w:rPr>
+      </w:pPr>
+      <w:r>
+        <w:rPr>
+          <w:noProof/>
+        </w:rPr>
+        <w:t xml:space="preserve"> </w:t>
+      </w:r>
+      <w:r>
+        <w:drawing>
+          <wp:inline distT="0" distB="0" distL="0" distR="0" wp14:anchorId="2A944479" wp14:editId="1513A263">
+            <wp:extent cx="1676400" cy="437866"/>
+            <wp:effectExtent l="0" t="0" r="0" b="635"/>
+            <wp:docPr id="1052495714" name="Picture 1"/>
+            <wp:cNvGraphicFramePr>
+              <a:graphicFrameLocks xmlns:a="http://schemas.openxmlformats.org/drawingml/2006/main" noChangeAspect="1"/>
+            </wp:cNvGraphicFramePr>
+            <a:graphic xmlns:a="http://schemas.openxmlformats.org/drawingml/2006/main">
+              <a:graphicData uri="http://schemas.openxmlformats.org/drawingml/2006/picture">
+                <pic:pic xmlns:pic="http://schemas.openxmlformats.org/drawingml/2006/picture">
+                  <pic:nvPicPr>
+                    <pic:cNvPr id="1052495714" name=""/>
+                    <pic:cNvPicPr/>
+                  </pic:nvPicPr>
+                  <pic:blipFill>
+                    <a:blip r:embed="rId60"/>
+                    <a:stretch>
+                      <a:fillRect/>
+                    </a:stretch>
+                  </pic:blipFill>
+                  <pic:spPr>
+                    <a:xfrm>
+                      <a:off x="0" y="0"/>
+                      <a:ext cx="1688677" cy="441073"/>
+                    </a:xfrm>
+                    <a:prstGeom prst="rect">
+                      <a:avLst/>
+                    </a:prstGeom>
+                  </pic:spPr>
+                </pic:pic>
+              </a:graphicData>
+            </a:graphic>
+          </wp:inline>
+        </w:drawing>
+      </w:r>
     </w:p>
     <w:p>
       <w:pPr>
@@ -7587,11 +8597,11 @@
       <w:pPr>
         <w:pStyle w:val="Heading1"/>
       </w:pPr>
-      <w:bookmarkStart w:id="15" w:name="_Toc221629698"/>
+      <w:bookmarkStart w:id="22" w:name="_Toc222572854"/>
       <w:r>
         <w:t>GPS/GNSS</w:t>
       </w:r>
-      <w:bookmarkEnd w:id="15"/>
+      <w:bookmarkEnd w:id="22"/>
     </w:p>
     <w:p>
       <w:pPr>
@@ -7604,28 +8614,95 @@
       <w:pPr>
         <w:pStyle w:val="Heading1"/>
       </w:pPr>
-      <w:bookmarkStart w:id="16" w:name="_Toc221629699"/>
-      <w:r>
-        <w:t>Bluetooth</w:t>
-      </w:r>
-      <w:bookmarkEnd w:id="16"/>
-    </w:p>
-    <w:p>
-      <w:pPr>
-        <w:rPr>
-          <w:lang w:val="en-US"/>
-        </w:rPr>
-      </w:pPr>
-    </w:p>
+      <w:bookmarkStart w:id="23" w:name="_Toc222572855"/>
+      <w:r>
+        <w:t>E-ink display</w:t>
+      </w:r>
+      <w:bookmarkEnd w:id="23"/>
+    </w:p>
+    <w:p>
+      <w:pPr>
+        <w:pStyle w:val="ListParagraph"/>
+        <w:numPr>
+          <w:ilvl w:val="0"/>
+          <w:numId w:val="80"/>
+        </w:numPr>
+        <w:rPr>
+          <w:lang w:val="en-US"/>
+        </w:rPr>
+      </w:pPr>
+      <w:r>
+        <w:rPr>
+          <w:lang w:val="en-US"/>
+        </w:rPr>
+        <w:t xml:space="preserve">Klein, </w:t>
+      </w:r>
+      <w:proofErr w:type="spellStart"/>
+      <w:r>
+        <w:rPr>
+          <w:lang w:val="en-US"/>
+        </w:rPr>
+        <w:t>vierkant</w:t>
+      </w:r>
+      <w:proofErr w:type="spellEnd"/>
+    </w:p>
+    <w:p>
+      <w:pPr>
+        <w:pStyle w:val="ListParagraph"/>
+        <w:numPr>
+          <w:ilvl w:val="0"/>
+          <w:numId w:val="79"/>
+        </w:numPr>
+      </w:pPr>
+      <w:r>
+        <w:t>I2C (</w:t>
+      </w:r>
+      <w:proofErr w:type="spellStart"/>
+      <w:r>
+        <w:t>efficienter</w:t>
+      </w:r>
+      <w:proofErr w:type="spellEnd"/>
+      <w:r>
+        <w:t xml:space="preserve"> op lage s</w:t>
+      </w:r>
+      <w:r>
+        <w:t>nelheden)</w:t>
+      </w:r>
+    </w:p>
+    <w:p>
+      <w:pPr>
+        <w:pStyle w:val="ListParagraph"/>
+        <w:numPr>
+          <w:ilvl w:val="0"/>
+          <w:numId w:val="79"/>
+        </w:numPr>
+      </w:pPr>
+      <w:r>
+        <w:t>Liefst 1.5inch</w:t>
+      </w:r>
+    </w:p>
+    <w:p>
+      <w:pPr>
+        <w:pStyle w:val="ListParagraph"/>
+        <w:numPr>
+          <w:ilvl w:val="0"/>
+          <w:numId w:val="79"/>
+        </w:numPr>
+      </w:pPr>
+      <w:r>
+        <w:t>Voldoende pixels voor QR</w:t>
+      </w:r>
+    </w:p>
+    <w:p/>
     <w:p>
       <w:pPr>
         <w:pStyle w:val="Heading1"/>
       </w:pPr>
-      <w:bookmarkStart w:id="17" w:name="_Toc221629700"/>
+      <w:bookmarkStart w:id="24" w:name="_Toc222572856"/>
       <w:r>
         <w:t>Accelerometer</w:t>
       </w:r>
-      <w:bookmarkEnd w:id="17"/>
+      <w:bookmarkEnd w:id="24"/>
     </w:p>
     <w:p>
       <w:pPr>
@@ -7638,11 +8715,12 @@
       <w:pPr>
         <w:pStyle w:val="Heading1"/>
       </w:pPr>
-      <w:bookmarkStart w:id="18" w:name="_Toc221629701"/>
-      <w:r>
+      <w:bookmarkStart w:id="25" w:name="_Toc222572857"/>
+      <w:r>
+        <w:lastRenderedPageBreak/>
         <w:t>Battery management system</w:t>
       </w:r>
-      <w:bookmarkEnd w:id="18"/>
+      <w:bookmarkEnd w:id="25"/>
     </w:p>
     <w:p>
       <w:pPr>
@@ -7655,16 +8733,11 @@
       <w:pPr>
         <w:pStyle w:val="Heading1"/>
       </w:pPr>
-      <w:bookmarkStart w:id="19" w:name="_Toc221629702"/>
-      <w:r>
-        <w:t>Motor/</w:t>
-      </w:r>
-      <w:proofErr w:type="spellStart"/>
-      <w:r>
-        <w:t>solenoide</w:t>
-      </w:r>
-      <w:bookmarkEnd w:id="19"/>
-      <w:proofErr w:type="spellEnd"/>
+      <w:bookmarkStart w:id="26" w:name="_Toc222572858"/>
+      <w:r>
+        <w:t>Motor/solenoide</w:t>
+      </w:r>
+      <w:bookmarkEnd w:id="26"/>
     </w:p>
     <w:p>
       <w:pPr>
@@ -7677,21 +8750,11 @@
       <w:pPr>
         <w:pStyle w:val="Heading1"/>
       </w:pPr>
-      <w:bookmarkStart w:id="20" w:name="_Toc221629703"/>
-      <w:proofErr w:type="spellStart"/>
-      <w:r>
-        <w:t>Samenvatting</w:t>
-      </w:r>
-      <w:proofErr w:type="spellEnd"/>
-      <w:r>
-        <w:t xml:space="preserve"> </w:t>
-      </w:r>
-      <w:proofErr w:type="spellStart"/>
-      <w:r>
-        <w:t>keuzes</w:t>
-      </w:r>
-      <w:bookmarkEnd w:id="20"/>
-      <w:proofErr w:type="spellEnd"/>
+      <w:bookmarkStart w:id="27" w:name="_Toc222572859"/>
+      <w:r>
+        <w:t>Samenvatting keuzes</w:t>
+      </w:r>
+      <w:bookmarkEnd w:id="27"/>
     </w:p>
     <w:p>
       <w:pPr>
@@ -7704,11 +8767,11 @@
       <w:pPr>
         <w:pStyle w:val="Heading1"/>
       </w:pPr>
-      <w:bookmarkStart w:id="21" w:name="_Toc221629704"/>
+      <w:bookmarkStart w:id="28" w:name="_Toc222572860"/>
       <w:r>
         <w:t>BOM</w:t>
       </w:r>
-      <w:bookmarkEnd w:id="21"/>
+      <w:bookmarkEnd w:id="28"/>
     </w:p>
     <w:p>
       <w:pPr>
@@ -8142,7 +9205,7 @@
         <w:rFonts w:ascii="Symbol" w:hAnsi="Symbol" w:hint="default"/>
       </w:rPr>
     </w:lvl>
-    <w:lvl w:ilvl="1" w:tplc="20000003" w:tentative="1">
+    <w:lvl w:ilvl="1" w:tplc="20000003">
       <w:start w:val="1"/>
       <w:numFmt w:val="bullet"/>
       <w:lvlText w:val="o"/>
@@ -10038,6 +11101,119 @@
     </w:lvl>
   </w:abstractNum>
   <w:abstractNum w:abstractNumId="19" w15:restartNumberingAfterBreak="0">
+    <w:nsid w:val="1A002A9B"/>
+    <w:multiLevelType w:val="hybridMultilevel"/>
+    <w:tmpl w:val="50F2D3D6"/>
+    <w:lvl w:ilvl="0" w:tplc="20000005">
+      <w:start w:val="1"/>
+      <w:numFmt w:val="bullet"/>
+      <w:lvlText w:val=""/>
+      <w:lvlJc w:val="left"/>
+      <w:pPr>
+        <w:ind w:left="720" w:hanging="360"/>
+      </w:pPr>
+      <w:rPr>
+        <w:rFonts w:ascii="Wingdings" w:hAnsi="Wingdings" w:hint="default"/>
+      </w:rPr>
+    </w:lvl>
+    <w:lvl w:ilvl="1" w:tplc="20000003" w:tentative="1">
+      <w:start w:val="1"/>
+      <w:numFmt w:val="bullet"/>
+      <w:lvlText w:val="o"/>
+      <w:lvlJc w:val="left"/>
+      <w:pPr>
+        <w:ind w:left="1440" w:hanging="360"/>
+      </w:pPr>
+      <w:rPr>
+        <w:rFonts w:ascii="Courier New" w:hAnsi="Courier New" w:cs="Courier New" w:hint="default"/>
+      </w:rPr>
+    </w:lvl>
+    <w:lvl w:ilvl="2" w:tplc="20000005" w:tentative="1">
+      <w:start w:val="1"/>
+      <w:numFmt w:val="bullet"/>
+      <w:lvlText w:val=""/>
+      <w:lvlJc w:val="left"/>
+      <w:pPr>
+        <w:ind w:left="2160" w:hanging="360"/>
+      </w:pPr>
+      <w:rPr>
+        <w:rFonts w:ascii="Wingdings" w:hAnsi="Wingdings" w:hint="default"/>
+      </w:rPr>
+    </w:lvl>
+    <w:lvl w:ilvl="3" w:tplc="20000001" w:tentative="1">
+      <w:start w:val="1"/>
+      <w:numFmt w:val="bullet"/>
+      <w:lvlText w:val=""/>
+      <w:lvlJc w:val="left"/>
+      <w:pPr>
+        <w:ind w:left="2880" w:hanging="360"/>
+      </w:pPr>
+      <w:rPr>
+        <w:rFonts w:ascii="Symbol" w:hAnsi="Symbol" w:hint="default"/>
+      </w:rPr>
+    </w:lvl>
+    <w:lvl w:ilvl="4" w:tplc="20000003" w:tentative="1">
+      <w:start w:val="1"/>
+      <w:numFmt w:val="bullet"/>
+      <w:lvlText w:val="o"/>
+      <w:lvlJc w:val="left"/>
+      <w:pPr>
+        <w:ind w:left="3600" w:hanging="360"/>
+      </w:pPr>
+      <w:rPr>
+        <w:rFonts w:ascii="Courier New" w:hAnsi="Courier New" w:cs="Courier New" w:hint="default"/>
+      </w:rPr>
+    </w:lvl>
+    <w:lvl w:ilvl="5" w:tplc="20000005" w:tentative="1">
+      <w:start w:val="1"/>
+      <w:numFmt w:val="bullet"/>
+      <w:lvlText w:val=""/>
+      <w:lvlJc w:val="left"/>
+      <w:pPr>
+        <w:ind w:left="4320" w:hanging="360"/>
+      </w:pPr>
+      <w:rPr>
+        <w:rFonts w:ascii="Wingdings" w:hAnsi="Wingdings" w:hint="default"/>
+      </w:rPr>
+    </w:lvl>
+    <w:lvl w:ilvl="6" w:tplc="20000001" w:tentative="1">
+      <w:start w:val="1"/>
+      <w:numFmt w:val="bullet"/>
+      <w:lvlText w:val=""/>
+      <w:lvlJc w:val="left"/>
+      <w:pPr>
+        <w:ind w:left="5040" w:hanging="360"/>
+      </w:pPr>
+      <w:rPr>
+        <w:rFonts w:ascii="Symbol" w:hAnsi="Symbol" w:hint="default"/>
+      </w:rPr>
+    </w:lvl>
+    <w:lvl w:ilvl="7" w:tplc="20000003" w:tentative="1">
+      <w:start w:val="1"/>
+      <w:numFmt w:val="bullet"/>
+      <w:lvlText w:val="o"/>
+      <w:lvlJc w:val="left"/>
+      <w:pPr>
+        <w:ind w:left="5760" w:hanging="360"/>
+      </w:pPr>
+      <w:rPr>
+        <w:rFonts w:ascii="Courier New" w:hAnsi="Courier New" w:cs="Courier New" w:hint="default"/>
+      </w:rPr>
+    </w:lvl>
+    <w:lvl w:ilvl="8" w:tplc="20000005" w:tentative="1">
+      <w:start w:val="1"/>
+      <w:numFmt w:val="bullet"/>
+      <w:lvlText w:val=""/>
+      <w:lvlJc w:val="left"/>
+      <w:pPr>
+        <w:ind w:left="6480" w:hanging="360"/>
+      </w:pPr>
+      <w:rPr>
+        <w:rFonts w:ascii="Wingdings" w:hAnsi="Wingdings" w:hint="default"/>
+      </w:rPr>
+    </w:lvl>
+  </w:abstractNum>
+  <w:abstractNum w:abstractNumId="20" w15:restartNumberingAfterBreak="0">
     <w:nsid w:val="1B7D4319"/>
     <w:multiLevelType w:val="hybridMultilevel"/>
     <w:tmpl w:val="D0AE5A7A"/>
@@ -10151,7 +11327,7 @@
       </w:rPr>
     </w:lvl>
   </w:abstractNum>
-  <w:abstractNum w:abstractNumId="20" w15:restartNumberingAfterBreak="0">
+  <w:abstractNum w:abstractNumId="21" w15:restartNumberingAfterBreak="0">
     <w:nsid w:val="1B8F037B"/>
     <w:multiLevelType w:val="hybridMultilevel"/>
     <w:tmpl w:val="685645D0"/>
@@ -10264,7 +11440,7 @@
       </w:rPr>
     </w:lvl>
   </w:abstractNum>
-  <w:abstractNum w:abstractNumId="21" w15:restartNumberingAfterBreak="0">
+  <w:abstractNum w:abstractNumId="22" w15:restartNumberingAfterBreak="0">
     <w:nsid w:val="1BD60597"/>
     <w:multiLevelType w:val="hybridMultilevel"/>
     <w:tmpl w:val="531E0E0E"/>
@@ -10377,7 +11553,7 @@
       </w:rPr>
     </w:lvl>
   </w:abstractNum>
-  <w:abstractNum w:abstractNumId="22" w15:restartNumberingAfterBreak="0">
+  <w:abstractNum w:abstractNumId="23" w15:restartNumberingAfterBreak="0">
     <w:nsid w:val="1C761BD7"/>
     <w:multiLevelType w:val="multilevel"/>
     <w:tmpl w:val="5CA45A5A"/>
@@ -10526,7 +11702,7 @@
       </w:rPr>
     </w:lvl>
   </w:abstractNum>
-  <w:abstractNum w:abstractNumId="23" w15:restartNumberingAfterBreak="0">
+  <w:abstractNum w:abstractNumId="24" w15:restartNumberingAfterBreak="0">
     <w:nsid w:val="1E683047"/>
     <w:multiLevelType w:val="hybridMultilevel"/>
     <w:tmpl w:val="80CEC9D0"/>
@@ -10639,7 +11815,7 @@
       </w:rPr>
     </w:lvl>
   </w:abstractNum>
-  <w:abstractNum w:abstractNumId="24" w15:restartNumberingAfterBreak="0">
+  <w:abstractNum w:abstractNumId="25" w15:restartNumberingAfterBreak="0">
     <w:nsid w:val="23965C73"/>
     <w:multiLevelType w:val="hybridMultilevel"/>
     <w:tmpl w:val="C24EB666"/>
@@ -10752,7 +11928,7 @@
       </w:rPr>
     </w:lvl>
   </w:abstractNum>
-  <w:abstractNum w:abstractNumId="25" w15:restartNumberingAfterBreak="0">
+  <w:abstractNum w:abstractNumId="26" w15:restartNumberingAfterBreak="0">
     <w:nsid w:val="24144DE2"/>
     <w:multiLevelType w:val="hybridMultilevel"/>
     <w:tmpl w:val="2B908F22"/>
@@ -10865,7 +12041,7 @@
       </w:rPr>
     </w:lvl>
   </w:abstractNum>
-  <w:abstractNum w:abstractNumId="26" w15:restartNumberingAfterBreak="0">
+  <w:abstractNum w:abstractNumId="27" w15:restartNumberingAfterBreak="0">
     <w:nsid w:val="26B35F00"/>
     <w:multiLevelType w:val="hybridMultilevel"/>
     <w:tmpl w:val="BD6A0904"/>
@@ -10978,7 +12154,7 @@
       </w:rPr>
     </w:lvl>
   </w:abstractNum>
-  <w:abstractNum w:abstractNumId="27" w15:restartNumberingAfterBreak="0">
+  <w:abstractNum w:abstractNumId="28" w15:restartNumberingAfterBreak="0">
     <w:nsid w:val="286B55B7"/>
     <w:multiLevelType w:val="hybridMultilevel"/>
     <w:tmpl w:val="46FEDD7E"/>
@@ -11091,7 +12267,7 @@
       </w:rPr>
     </w:lvl>
   </w:abstractNum>
-  <w:abstractNum w:abstractNumId="28" w15:restartNumberingAfterBreak="0">
+  <w:abstractNum w:abstractNumId="29" w15:restartNumberingAfterBreak="0">
     <w:nsid w:val="2C2657D4"/>
     <w:multiLevelType w:val="hybridMultilevel"/>
     <w:tmpl w:val="660A1888"/>
@@ -11204,7 +12380,7 @@
       </w:rPr>
     </w:lvl>
   </w:abstractNum>
-  <w:abstractNum w:abstractNumId="29" w15:restartNumberingAfterBreak="0">
+  <w:abstractNum w:abstractNumId="30" w15:restartNumberingAfterBreak="0">
     <w:nsid w:val="2CA56ECE"/>
     <w:multiLevelType w:val="hybridMultilevel"/>
     <w:tmpl w:val="47225254"/>
@@ -11317,7 +12493,7 @@
       </w:rPr>
     </w:lvl>
   </w:abstractNum>
-  <w:abstractNum w:abstractNumId="30" w15:restartNumberingAfterBreak="0">
+  <w:abstractNum w:abstractNumId="31" w15:restartNumberingAfterBreak="0">
     <w:nsid w:val="2E1A5996"/>
     <w:multiLevelType w:val="hybridMultilevel"/>
     <w:tmpl w:val="08224050"/>
@@ -11430,7 +12606,7 @@
       </w:rPr>
     </w:lvl>
   </w:abstractNum>
-  <w:abstractNum w:abstractNumId="31" w15:restartNumberingAfterBreak="0">
+  <w:abstractNum w:abstractNumId="32" w15:restartNumberingAfterBreak="0">
     <w:nsid w:val="2EC15E6D"/>
     <w:multiLevelType w:val="hybridMultilevel"/>
     <w:tmpl w:val="9B466EFC"/>
@@ -11543,7 +12719,7 @@
       </w:rPr>
     </w:lvl>
   </w:abstractNum>
-  <w:abstractNum w:abstractNumId="32" w15:restartNumberingAfterBreak="0">
+  <w:abstractNum w:abstractNumId="33" w15:restartNumberingAfterBreak="0">
     <w:nsid w:val="32291833"/>
     <w:multiLevelType w:val="hybridMultilevel"/>
     <w:tmpl w:val="0FE4165C"/>
@@ -11656,7 +12832,7 @@
       </w:rPr>
     </w:lvl>
   </w:abstractNum>
-  <w:abstractNum w:abstractNumId="33" w15:restartNumberingAfterBreak="0">
+  <w:abstractNum w:abstractNumId="34" w15:restartNumberingAfterBreak="0">
     <w:nsid w:val="34253C89"/>
     <w:multiLevelType w:val="hybridMultilevel"/>
     <w:tmpl w:val="D77AE6C4"/>
@@ -11768,7 +12944,7 @@
       </w:rPr>
     </w:lvl>
   </w:abstractNum>
-  <w:abstractNum w:abstractNumId="34" w15:restartNumberingAfterBreak="0">
+  <w:abstractNum w:abstractNumId="35" w15:restartNumberingAfterBreak="0">
     <w:nsid w:val="34416F2C"/>
     <w:multiLevelType w:val="hybridMultilevel"/>
     <w:tmpl w:val="9B2A0ADC"/>
@@ -11881,7 +13057,7 @@
       </w:rPr>
     </w:lvl>
   </w:abstractNum>
-  <w:abstractNum w:abstractNumId="35" w15:restartNumberingAfterBreak="0">
+  <w:abstractNum w:abstractNumId="36" w15:restartNumberingAfterBreak="0">
     <w:nsid w:val="366C0D2B"/>
     <w:multiLevelType w:val="hybridMultilevel"/>
     <w:tmpl w:val="C6CE5D44"/>
@@ -11994,7 +13170,7 @@
       </w:rPr>
     </w:lvl>
   </w:abstractNum>
-  <w:abstractNum w:abstractNumId="36" w15:restartNumberingAfterBreak="0">
+  <w:abstractNum w:abstractNumId="37" w15:restartNumberingAfterBreak="0">
     <w:nsid w:val="3B637E71"/>
     <w:multiLevelType w:val="hybridMultilevel"/>
     <w:tmpl w:val="FE746B66"/>
@@ -12107,7 +13283,7 @@
       </w:rPr>
     </w:lvl>
   </w:abstractNum>
-  <w:abstractNum w:abstractNumId="37" w15:restartNumberingAfterBreak="0">
+  <w:abstractNum w:abstractNumId="38" w15:restartNumberingAfterBreak="0">
     <w:nsid w:val="3CD1597C"/>
     <w:multiLevelType w:val="hybridMultilevel"/>
     <w:tmpl w:val="57061936"/>
@@ -12219,7 +13395,7 @@
       </w:rPr>
     </w:lvl>
   </w:abstractNum>
-  <w:abstractNum w:abstractNumId="38" w15:restartNumberingAfterBreak="0">
+  <w:abstractNum w:abstractNumId="39" w15:restartNumberingAfterBreak="0">
     <w:nsid w:val="4229574E"/>
     <w:multiLevelType w:val="hybridMultilevel"/>
     <w:tmpl w:val="1A2A300C"/>
@@ -12332,7 +13508,7 @@
       </w:rPr>
     </w:lvl>
   </w:abstractNum>
-  <w:abstractNum w:abstractNumId="39" w15:restartNumberingAfterBreak="0">
+  <w:abstractNum w:abstractNumId="40" w15:restartNumberingAfterBreak="0">
     <w:nsid w:val="4358512A"/>
     <w:multiLevelType w:val="hybridMultilevel"/>
     <w:tmpl w:val="03C88DAC"/>
@@ -12445,7 +13621,7 @@
       </w:rPr>
     </w:lvl>
   </w:abstractNum>
-  <w:abstractNum w:abstractNumId="40" w15:restartNumberingAfterBreak="0">
+  <w:abstractNum w:abstractNumId="41" w15:restartNumberingAfterBreak="0">
     <w:nsid w:val="450106E0"/>
     <w:multiLevelType w:val="hybridMultilevel"/>
     <w:tmpl w:val="ACACDACE"/>
@@ -12558,7 +13734,7 @@
       </w:rPr>
     </w:lvl>
   </w:abstractNum>
-  <w:abstractNum w:abstractNumId="41" w15:restartNumberingAfterBreak="0">
+  <w:abstractNum w:abstractNumId="42" w15:restartNumberingAfterBreak="0">
     <w:nsid w:val="48D84E1E"/>
     <w:multiLevelType w:val="hybridMultilevel"/>
     <w:tmpl w:val="4746B60E"/>
@@ -12671,7 +13847,7 @@
       </w:rPr>
     </w:lvl>
   </w:abstractNum>
-  <w:abstractNum w:abstractNumId="42" w15:restartNumberingAfterBreak="0">
+  <w:abstractNum w:abstractNumId="43" w15:restartNumberingAfterBreak="0">
     <w:nsid w:val="4BFF433C"/>
     <w:multiLevelType w:val="hybridMultilevel"/>
     <w:tmpl w:val="26363A30"/>
@@ -12784,7 +13960,7 @@
       </w:rPr>
     </w:lvl>
   </w:abstractNum>
-  <w:abstractNum w:abstractNumId="43" w15:restartNumberingAfterBreak="0">
+  <w:abstractNum w:abstractNumId="44" w15:restartNumberingAfterBreak="0">
     <w:nsid w:val="4E0716DC"/>
     <w:multiLevelType w:val="hybridMultilevel"/>
     <w:tmpl w:val="C40236D6"/>
@@ -12897,7 +14073,7 @@
       </w:rPr>
     </w:lvl>
   </w:abstractNum>
-  <w:abstractNum w:abstractNumId="44" w15:restartNumberingAfterBreak="0">
+  <w:abstractNum w:abstractNumId="45" w15:restartNumberingAfterBreak="0">
     <w:nsid w:val="504072F4"/>
     <w:multiLevelType w:val="hybridMultilevel"/>
     <w:tmpl w:val="7AA6AFAA"/>
@@ -13010,7 +14186,7 @@
       </w:rPr>
     </w:lvl>
   </w:abstractNum>
-  <w:abstractNum w:abstractNumId="45" w15:restartNumberingAfterBreak="0">
+  <w:abstractNum w:abstractNumId="46" w15:restartNumberingAfterBreak="0">
     <w:nsid w:val="510C7DAA"/>
     <w:multiLevelType w:val="hybridMultilevel"/>
     <w:tmpl w:val="7EFE5306"/>
@@ -13123,7 +14299,7 @@
       </w:rPr>
     </w:lvl>
   </w:abstractNum>
-  <w:abstractNum w:abstractNumId="46" w15:restartNumberingAfterBreak="0">
+  <w:abstractNum w:abstractNumId="47" w15:restartNumberingAfterBreak="0">
     <w:nsid w:val="51A02072"/>
     <w:multiLevelType w:val="hybridMultilevel"/>
     <w:tmpl w:val="1D9E8FB8"/>
@@ -13236,7 +14412,7 @@
       </w:rPr>
     </w:lvl>
   </w:abstractNum>
-  <w:abstractNum w:abstractNumId="47" w15:restartNumberingAfterBreak="0">
+  <w:abstractNum w:abstractNumId="48" w15:restartNumberingAfterBreak="0">
     <w:nsid w:val="523B68D4"/>
     <w:multiLevelType w:val="hybridMultilevel"/>
     <w:tmpl w:val="D4F8BA8E"/>
@@ -13349,7 +14525,7 @@
       </w:rPr>
     </w:lvl>
   </w:abstractNum>
-  <w:abstractNum w:abstractNumId="48" w15:restartNumberingAfterBreak="0">
+  <w:abstractNum w:abstractNumId="49" w15:restartNumberingAfterBreak="0">
     <w:nsid w:val="53151341"/>
     <w:multiLevelType w:val="hybridMultilevel"/>
     <w:tmpl w:val="88AEFA22"/>
@@ -13462,7 +14638,7 @@
       </w:rPr>
     </w:lvl>
   </w:abstractNum>
-  <w:abstractNum w:abstractNumId="49" w15:restartNumberingAfterBreak="0">
+  <w:abstractNum w:abstractNumId="50" w15:restartNumberingAfterBreak="0">
     <w:nsid w:val="540477FE"/>
     <w:multiLevelType w:val="hybridMultilevel"/>
     <w:tmpl w:val="5D284B20"/>
@@ -13574,7 +14750,7 @@
       </w:rPr>
     </w:lvl>
   </w:abstractNum>
-  <w:abstractNum w:abstractNumId="50" w15:restartNumberingAfterBreak="0">
+  <w:abstractNum w:abstractNumId="51" w15:restartNumberingAfterBreak="0">
     <w:nsid w:val="55753688"/>
     <w:multiLevelType w:val="hybridMultilevel"/>
     <w:tmpl w:val="7DD0FCDE"/>
@@ -13686,7 +14862,7 @@
       </w:rPr>
     </w:lvl>
   </w:abstractNum>
-  <w:abstractNum w:abstractNumId="51" w15:restartNumberingAfterBreak="0">
+  <w:abstractNum w:abstractNumId="52" w15:restartNumberingAfterBreak="0">
     <w:nsid w:val="557B2A58"/>
     <w:multiLevelType w:val="hybridMultilevel"/>
     <w:tmpl w:val="708C4562"/>
@@ -13799,7 +14975,7 @@
       </w:rPr>
     </w:lvl>
   </w:abstractNum>
-  <w:abstractNum w:abstractNumId="52" w15:restartNumberingAfterBreak="0">
+  <w:abstractNum w:abstractNumId="53" w15:restartNumberingAfterBreak="0">
     <w:nsid w:val="564E3E2A"/>
     <w:multiLevelType w:val="hybridMultilevel"/>
     <w:tmpl w:val="AD9259B4"/>
@@ -13912,7 +15088,7 @@
       </w:rPr>
     </w:lvl>
   </w:abstractNum>
-  <w:abstractNum w:abstractNumId="53" w15:restartNumberingAfterBreak="0">
+  <w:abstractNum w:abstractNumId="54" w15:restartNumberingAfterBreak="0">
     <w:nsid w:val="597513F1"/>
     <w:multiLevelType w:val="hybridMultilevel"/>
     <w:tmpl w:val="5372A88A"/>
@@ -14025,7 +15201,7 @@
       </w:rPr>
     </w:lvl>
   </w:abstractNum>
-  <w:abstractNum w:abstractNumId="54" w15:restartNumberingAfterBreak="0">
+  <w:abstractNum w:abstractNumId="55" w15:restartNumberingAfterBreak="0">
     <w:nsid w:val="5A7E5FD6"/>
     <w:multiLevelType w:val="hybridMultilevel"/>
     <w:tmpl w:val="CA2238D4"/>
@@ -14138,7 +15314,7 @@
       </w:rPr>
     </w:lvl>
   </w:abstractNum>
-  <w:abstractNum w:abstractNumId="55" w15:restartNumberingAfterBreak="0">
+  <w:abstractNum w:abstractNumId="56" w15:restartNumberingAfterBreak="0">
     <w:nsid w:val="5D7D5C8F"/>
     <w:multiLevelType w:val="hybridMultilevel"/>
     <w:tmpl w:val="4016FC48"/>
@@ -14251,7 +15427,7 @@
       </w:rPr>
     </w:lvl>
   </w:abstractNum>
-  <w:abstractNum w:abstractNumId="56" w15:restartNumberingAfterBreak="0">
+  <w:abstractNum w:abstractNumId="57" w15:restartNumberingAfterBreak="0">
     <w:nsid w:val="5E581D9F"/>
     <w:multiLevelType w:val="multilevel"/>
     <w:tmpl w:val="37CCDC1E"/>
@@ -14400,7 +15576,7 @@
       </w:rPr>
     </w:lvl>
   </w:abstractNum>
-  <w:abstractNum w:abstractNumId="57" w15:restartNumberingAfterBreak="0">
+  <w:abstractNum w:abstractNumId="58" w15:restartNumberingAfterBreak="0">
     <w:nsid w:val="5EF80A9E"/>
     <w:multiLevelType w:val="hybridMultilevel"/>
     <w:tmpl w:val="9AD8E2E8"/>
@@ -14513,7 +15689,7 @@
       </w:rPr>
     </w:lvl>
   </w:abstractNum>
-  <w:abstractNum w:abstractNumId="58" w15:restartNumberingAfterBreak="0">
+  <w:abstractNum w:abstractNumId="59" w15:restartNumberingAfterBreak="0">
     <w:nsid w:val="5FFB6413"/>
     <w:multiLevelType w:val="hybridMultilevel"/>
     <w:tmpl w:val="DCCACF38"/>
@@ -14626,7 +15802,7 @@
       </w:rPr>
     </w:lvl>
   </w:abstractNum>
-  <w:abstractNum w:abstractNumId="59" w15:restartNumberingAfterBreak="0">
+  <w:abstractNum w:abstractNumId="60" w15:restartNumberingAfterBreak="0">
     <w:nsid w:val="632E3488"/>
     <w:multiLevelType w:val="hybridMultilevel"/>
     <w:tmpl w:val="FB467338"/>
@@ -14739,7 +15915,7 @@
       </w:rPr>
     </w:lvl>
   </w:abstractNum>
-  <w:abstractNum w:abstractNumId="60" w15:restartNumberingAfterBreak="0">
+  <w:abstractNum w:abstractNumId="61" w15:restartNumberingAfterBreak="0">
     <w:nsid w:val="637D7A77"/>
     <w:multiLevelType w:val="hybridMultilevel"/>
     <w:tmpl w:val="0A1C4700"/>
@@ -14852,7 +16028,7 @@
       </w:rPr>
     </w:lvl>
   </w:abstractNum>
-  <w:abstractNum w:abstractNumId="61" w15:restartNumberingAfterBreak="0">
+  <w:abstractNum w:abstractNumId="62" w15:restartNumberingAfterBreak="0">
     <w:nsid w:val="644D3424"/>
     <w:multiLevelType w:val="hybridMultilevel"/>
     <w:tmpl w:val="29FC1E0A"/>
@@ -14965,7 +16141,7 @@
       </w:rPr>
     </w:lvl>
   </w:abstractNum>
-  <w:abstractNum w:abstractNumId="62" w15:restartNumberingAfterBreak="0">
+  <w:abstractNum w:abstractNumId="63" w15:restartNumberingAfterBreak="0">
     <w:nsid w:val="651F35E7"/>
     <w:multiLevelType w:val="hybridMultilevel"/>
     <w:tmpl w:val="BCDA6C58"/>
@@ -15078,7 +16254,7 @@
       </w:rPr>
     </w:lvl>
   </w:abstractNum>
-  <w:abstractNum w:abstractNumId="63" w15:restartNumberingAfterBreak="0">
+  <w:abstractNum w:abstractNumId="64" w15:restartNumberingAfterBreak="0">
     <w:nsid w:val="66521EBA"/>
     <w:multiLevelType w:val="hybridMultilevel"/>
     <w:tmpl w:val="F32C6FC8"/>
@@ -15191,7 +16367,7 @@
       </w:rPr>
     </w:lvl>
   </w:abstractNum>
-  <w:abstractNum w:abstractNumId="64" w15:restartNumberingAfterBreak="0">
+  <w:abstractNum w:abstractNumId="65" w15:restartNumberingAfterBreak="0">
     <w:nsid w:val="67056837"/>
     <w:multiLevelType w:val="hybridMultilevel"/>
     <w:tmpl w:val="91921294"/>
@@ -15304,7 +16480,7 @@
       </w:rPr>
     </w:lvl>
   </w:abstractNum>
-  <w:abstractNum w:abstractNumId="65" w15:restartNumberingAfterBreak="0">
+  <w:abstractNum w:abstractNumId="66" w15:restartNumberingAfterBreak="0">
     <w:nsid w:val="679349C3"/>
     <w:multiLevelType w:val="hybridMultilevel"/>
     <w:tmpl w:val="115A0B9E"/>
@@ -15417,7 +16593,7 @@
       </w:rPr>
     </w:lvl>
   </w:abstractNum>
-  <w:abstractNum w:abstractNumId="66" w15:restartNumberingAfterBreak="0">
+  <w:abstractNum w:abstractNumId="67" w15:restartNumberingAfterBreak="0">
     <w:nsid w:val="6F4A2F3E"/>
     <w:multiLevelType w:val="hybridMultilevel"/>
     <w:tmpl w:val="1ACED72E"/>
@@ -15530,7 +16706,7 @@
       </w:rPr>
     </w:lvl>
   </w:abstractNum>
-  <w:abstractNum w:abstractNumId="67" w15:restartNumberingAfterBreak="0">
+  <w:abstractNum w:abstractNumId="68" w15:restartNumberingAfterBreak="0">
     <w:nsid w:val="71C90956"/>
     <w:multiLevelType w:val="hybridMultilevel"/>
     <w:tmpl w:val="DAD84AAC"/>
@@ -15642,7 +16818,7 @@
       </w:rPr>
     </w:lvl>
   </w:abstractNum>
-  <w:abstractNum w:abstractNumId="68" w15:restartNumberingAfterBreak="0">
+  <w:abstractNum w:abstractNumId="69" w15:restartNumberingAfterBreak="0">
     <w:nsid w:val="741A5DB8"/>
     <w:multiLevelType w:val="hybridMultilevel"/>
     <w:tmpl w:val="3BDE4022"/>
@@ -15755,7 +16931,120 @@
       </w:rPr>
     </w:lvl>
   </w:abstractNum>
-  <w:abstractNum w:abstractNumId="69" w15:restartNumberingAfterBreak="0">
+  <w:abstractNum w:abstractNumId="70" w15:restartNumberingAfterBreak="0">
+    <w:nsid w:val="74C87631"/>
+    <w:multiLevelType w:val="hybridMultilevel"/>
+    <w:tmpl w:val="F7BCA7E2"/>
+    <w:lvl w:ilvl="0" w:tplc="20000005">
+      <w:start w:val="1"/>
+      <w:numFmt w:val="bullet"/>
+      <w:lvlText w:val=""/>
+      <w:lvlJc w:val="left"/>
+      <w:pPr>
+        <w:ind w:left="720" w:hanging="360"/>
+      </w:pPr>
+      <w:rPr>
+        <w:rFonts w:ascii="Wingdings" w:hAnsi="Wingdings" w:hint="default"/>
+      </w:rPr>
+    </w:lvl>
+    <w:lvl w:ilvl="1" w:tplc="20000003" w:tentative="1">
+      <w:start w:val="1"/>
+      <w:numFmt w:val="bullet"/>
+      <w:lvlText w:val="o"/>
+      <w:lvlJc w:val="left"/>
+      <w:pPr>
+        <w:ind w:left="1440" w:hanging="360"/>
+      </w:pPr>
+      <w:rPr>
+        <w:rFonts w:ascii="Courier New" w:hAnsi="Courier New" w:cs="Courier New" w:hint="default"/>
+      </w:rPr>
+    </w:lvl>
+    <w:lvl w:ilvl="2" w:tplc="20000005" w:tentative="1">
+      <w:start w:val="1"/>
+      <w:numFmt w:val="bullet"/>
+      <w:lvlText w:val=""/>
+      <w:lvlJc w:val="left"/>
+      <w:pPr>
+        <w:ind w:left="2160" w:hanging="360"/>
+      </w:pPr>
+      <w:rPr>
+        <w:rFonts w:ascii="Wingdings" w:hAnsi="Wingdings" w:hint="default"/>
+      </w:rPr>
+    </w:lvl>
+    <w:lvl w:ilvl="3" w:tplc="20000001" w:tentative="1">
+      <w:start w:val="1"/>
+      <w:numFmt w:val="bullet"/>
+      <w:lvlText w:val=""/>
+      <w:lvlJc w:val="left"/>
+      <w:pPr>
+        <w:ind w:left="2880" w:hanging="360"/>
+      </w:pPr>
+      <w:rPr>
+        <w:rFonts w:ascii="Symbol" w:hAnsi="Symbol" w:hint="default"/>
+      </w:rPr>
+    </w:lvl>
+    <w:lvl w:ilvl="4" w:tplc="20000003" w:tentative="1">
+      <w:start w:val="1"/>
+      <w:numFmt w:val="bullet"/>
+      <w:lvlText w:val="o"/>
+      <w:lvlJc w:val="left"/>
+      <w:pPr>
+        <w:ind w:left="3600" w:hanging="360"/>
+      </w:pPr>
+      <w:rPr>
+        <w:rFonts w:ascii="Courier New" w:hAnsi="Courier New" w:cs="Courier New" w:hint="default"/>
+      </w:rPr>
+    </w:lvl>
+    <w:lvl w:ilvl="5" w:tplc="20000005" w:tentative="1">
+      <w:start w:val="1"/>
+      <w:numFmt w:val="bullet"/>
+      <w:lvlText w:val=""/>
+      <w:lvlJc w:val="left"/>
+      <w:pPr>
+        <w:ind w:left="4320" w:hanging="360"/>
+      </w:pPr>
+      <w:rPr>
+        <w:rFonts w:ascii="Wingdings" w:hAnsi="Wingdings" w:hint="default"/>
+      </w:rPr>
+    </w:lvl>
+    <w:lvl w:ilvl="6" w:tplc="20000001" w:tentative="1">
+      <w:start w:val="1"/>
+      <w:numFmt w:val="bullet"/>
+      <w:lvlText w:val=""/>
+      <w:lvlJc w:val="left"/>
+      <w:pPr>
+        <w:ind w:left="5040" w:hanging="360"/>
+      </w:pPr>
+      <w:rPr>
+        <w:rFonts w:ascii="Symbol" w:hAnsi="Symbol" w:hint="default"/>
+      </w:rPr>
+    </w:lvl>
+    <w:lvl w:ilvl="7" w:tplc="20000003" w:tentative="1">
+      <w:start w:val="1"/>
+      <w:numFmt w:val="bullet"/>
+      <w:lvlText w:val="o"/>
+      <w:lvlJc w:val="left"/>
+      <w:pPr>
+        <w:ind w:left="5760" w:hanging="360"/>
+      </w:pPr>
+      <w:rPr>
+        <w:rFonts w:ascii="Courier New" w:hAnsi="Courier New" w:cs="Courier New" w:hint="default"/>
+      </w:rPr>
+    </w:lvl>
+    <w:lvl w:ilvl="8" w:tplc="20000005" w:tentative="1">
+      <w:start w:val="1"/>
+      <w:numFmt w:val="bullet"/>
+      <w:lvlText w:val=""/>
+      <w:lvlJc w:val="left"/>
+      <w:pPr>
+        <w:ind w:left="6480" w:hanging="360"/>
+      </w:pPr>
+      <w:rPr>
+        <w:rFonts w:ascii="Wingdings" w:hAnsi="Wingdings" w:hint="default"/>
+      </w:rPr>
+    </w:lvl>
+  </w:abstractNum>
+  <w:abstractNum w:abstractNumId="71" w15:restartNumberingAfterBreak="0">
     <w:nsid w:val="74D141A1"/>
     <w:multiLevelType w:val="hybridMultilevel"/>
     <w:tmpl w:val="F85469FE"/>
@@ -15868,7 +17157,7 @@
       </w:rPr>
     </w:lvl>
   </w:abstractNum>
-  <w:abstractNum w:abstractNumId="70" w15:restartNumberingAfterBreak="0">
+  <w:abstractNum w:abstractNumId="72" w15:restartNumberingAfterBreak="0">
     <w:nsid w:val="75E525F6"/>
     <w:multiLevelType w:val="hybridMultilevel"/>
     <w:tmpl w:val="F81282EA"/>
@@ -15981,7 +17270,120 @@
       </w:rPr>
     </w:lvl>
   </w:abstractNum>
-  <w:abstractNum w:abstractNumId="71" w15:restartNumberingAfterBreak="0">
+  <w:abstractNum w:abstractNumId="73" w15:restartNumberingAfterBreak="0">
+    <w:nsid w:val="75F338E4"/>
+    <w:multiLevelType w:val="hybridMultilevel"/>
+    <w:tmpl w:val="84AAE260"/>
+    <w:lvl w:ilvl="0" w:tplc="20000005">
+      <w:start w:val="1"/>
+      <w:numFmt w:val="bullet"/>
+      <w:lvlText w:val=""/>
+      <w:lvlJc w:val="left"/>
+      <w:pPr>
+        <w:ind w:left="720" w:hanging="360"/>
+      </w:pPr>
+      <w:rPr>
+        <w:rFonts w:ascii="Wingdings" w:hAnsi="Wingdings" w:hint="default"/>
+      </w:rPr>
+    </w:lvl>
+    <w:lvl w:ilvl="1" w:tplc="20000003" w:tentative="1">
+      <w:start w:val="1"/>
+      <w:numFmt w:val="bullet"/>
+      <w:lvlText w:val="o"/>
+      <w:lvlJc w:val="left"/>
+      <w:pPr>
+        <w:ind w:left="1440" w:hanging="360"/>
+      </w:pPr>
+      <w:rPr>
+        <w:rFonts w:ascii="Courier New" w:hAnsi="Courier New" w:cs="Courier New" w:hint="default"/>
+      </w:rPr>
+    </w:lvl>
+    <w:lvl w:ilvl="2" w:tplc="20000005" w:tentative="1">
+      <w:start w:val="1"/>
+      <w:numFmt w:val="bullet"/>
+      <w:lvlText w:val=""/>
+      <w:lvlJc w:val="left"/>
+      <w:pPr>
+        <w:ind w:left="2160" w:hanging="360"/>
+      </w:pPr>
+      <w:rPr>
+        <w:rFonts w:ascii="Wingdings" w:hAnsi="Wingdings" w:hint="default"/>
+      </w:rPr>
+    </w:lvl>
+    <w:lvl w:ilvl="3" w:tplc="20000001" w:tentative="1">
+      <w:start w:val="1"/>
+      <w:numFmt w:val="bullet"/>
+      <w:lvlText w:val=""/>
+      <w:lvlJc w:val="left"/>
+      <w:pPr>
+        <w:ind w:left="2880" w:hanging="360"/>
+      </w:pPr>
+      <w:rPr>
+        <w:rFonts w:ascii="Symbol" w:hAnsi="Symbol" w:hint="default"/>
+      </w:rPr>
+    </w:lvl>
+    <w:lvl w:ilvl="4" w:tplc="20000003" w:tentative="1">
+      <w:start w:val="1"/>
+      <w:numFmt w:val="bullet"/>
+      <w:lvlText w:val="o"/>
+      <w:lvlJc w:val="left"/>
+      <w:pPr>
+        <w:ind w:left="3600" w:hanging="360"/>
+      </w:pPr>
+      <w:rPr>
+        <w:rFonts w:ascii="Courier New" w:hAnsi="Courier New" w:cs="Courier New" w:hint="default"/>
+      </w:rPr>
+    </w:lvl>
+    <w:lvl w:ilvl="5" w:tplc="20000005" w:tentative="1">
+      <w:start w:val="1"/>
+      <w:numFmt w:val="bullet"/>
+      <w:lvlText w:val=""/>
+      <w:lvlJc w:val="left"/>
+      <w:pPr>
+        <w:ind w:left="4320" w:hanging="360"/>
+      </w:pPr>
+      <w:rPr>
+        <w:rFonts w:ascii="Wingdings" w:hAnsi="Wingdings" w:hint="default"/>
+      </w:rPr>
+    </w:lvl>
+    <w:lvl w:ilvl="6" w:tplc="20000001" w:tentative="1">
+      <w:start w:val="1"/>
+      <w:numFmt w:val="bullet"/>
+      <w:lvlText w:val=""/>
+      <w:lvlJc w:val="left"/>
+      <w:pPr>
+        <w:ind w:left="5040" w:hanging="360"/>
+      </w:pPr>
+      <w:rPr>
+        <w:rFonts w:ascii="Symbol" w:hAnsi="Symbol" w:hint="default"/>
+      </w:rPr>
+    </w:lvl>
+    <w:lvl w:ilvl="7" w:tplc="20000003" w:tentative="1">
+      <w:start w:val="1"/>
+      <w:numFmt w:val="bullet"/>
+      <w:lvlText w:val="o"/>
+      <w:lvlJc w:val="left"/>
+      <w:pPr>
+        <w:ind w:left="5760" w:hanging="360"/>
+      </w:pPr>
+      <w:rPr>
+        <w:rFonts w:ascii="Courier New" w:hAnsi="Courier New" w:cs="Courier New" w:hint="default"/>
+      </w:rPr>
+    </w:lvl>
+    <w:lvl w:ilvl="8" w:tplc="20000005" w:tentative="1">
+      <w:start w:val="1"/>
+      <w:numFmt w:val="bullet"/>
+      <w:lvlText w:val=""/>
+      <w:lvlJc w:val="left"/>
+      <w:pPr>
+        <w:ind w:left="6480" w:hanging="360"/>
+      </w:pPr>
+      <w:rPr>
+        <w:rFonts w:ascii="Wingdings" w:hAnsi="Wingdings" w:hint="default"/>
+      </w:rPr>
+    </w:lvl>
+  </w:abstractNum>
+  <w:abstractNum w:abstractNumId="74" w15:restartNumberingAfterBreak="0">
     <w:nsid w:val="791851F9"/>
     <w:multiLevelType w:val="hybridMultilevel"/>
     <w:tmpl w:val="5DCE1C32"/>
@@ -16094,7 +17496,7 @@
       </w:rPr>
     </w:lvl>
   </w:abstractNum>
-  <w:abstractNum w:abstractNumId="72" w15:restartNumberingAfterBreak="0">
+  <w:abstractNum w:abstractNumId="75" w15:restartNumberingAfterBreak="0">
     <w:nsid w:val="7A444A60"/>
     <w:multiLevelType w:val="hybridMultilevel"/>
     <w:tmpl w:val="5DA2727C"/>
@@ -16207,7 +17609,7 @@
       </w:rPr>
     </w:lvl>
   </w:abstractNum>
-  <w:abstractNum w:abstractNumId="73" w15:restartNumberingAfterBreak="0">
+  <w:abstractNum w:abstractNumId="76" w15:restartNumberingAfterBreak="0">
     <w:nsid w:val="7B6356A5"/>
     <w:multiLevelType w:val="hybridMultilevel"/>
     <w:tmpl w:val="200260D6"/>
@@ -16320,7 +17722,7 @@
       </w:rPr>
     </w:lvl>
   </w:abstractNum>
-  <w:abstractNum w:abstractNumId="74" w15:restartNumberingAfterBreak="0">
+  <w:abstractNum w:abstractNumId="77" w15:restartNumberingAfterBreak="0">
     <w:nsid w:val="7D5C78F2"/>
     <w:multiLevelType w:val="hybridMultilevel"/>
     <w:tmpl w:val="DA966F8C"/>
@@ -16440,28 +17842,28 @@
     <w:abstractNumId w:val="1"/>
   </w:num>
   <w:num w:numId="3" w16cid:durableId="789128436">
-    <w:abstractNumId w:val="43"/>
+    <w:abstractNumId w:val="44"/>
   </w:num>
   <w:num w:numId="4" w16cid:durableId="1848787272">
-    <w:abstractNumId w:val="50"/>
+    <w:abstractNumId w:val="51"/>
   </w:num>
   <w:num w:numId="5" w16cid:durableId="356471441">
-    <w:abstractNumId w:val="33"/>
+    <w:abstractNumId w:val="34"/>
   </w:num>
   <w:num w:numId="6" w16cid:durableId="743836020">
-    <w:abstractNumId w:val="34"/>
+    <w:abstractNumId w:val="35"/>
   </w:num>
   <w:num w:numId="7" w16cid:durableId="674382978">
-    <w:abstractNumId w:val="48"/>
+    <w:abstractNumId w:val="49"/>
   </w:num>
   <w:num w:numId="8" w16cid:durableId="1714619866">
-    <w:abstractNumId w:val="30"/>
+    <w:abstractNumId w:val="31"/>
   </w:num>
   <w:num w:numId="9" w16cid:durableId="2091583283">
-    <w:abstractNumId w:val="61"/>
+    <w:abstractNumId w:val="62"/>
   </w:num>
   <w:num w:numId="10" w16cid:durableId="717321902">
-    <w:abstractNumId w:val="38"/>
+    <w:abstractNumId w:val="39"/>
   </w:num>
   <w:num w:numId="11" w16cid:durableId="1163350528">
     <w:abstractNumId w:val="18"/>
@@ -16470,19 +17872,19 @@
     <w:abstractNumId w:val="11"/>
   </w:num>
   <w:num w:numId="13" w16cid:durableId="1150249162">
-    <w:abstractNumId w:val="60"/>
+    <w:abstractNumId w:val="61"/>
   </w:num>
   <w:num w:numId="14" w16cid:durableId="693072010">
-    <w:abstractNumId w:val="35"/>
+    <w:abstractNumId w:val="36"/>
   </w:num>
   <w:num w:numId="15" w16cid:durableId="349912257">
-    <w:abstractNumId w:val="66"/>
+    <w:abstractNumId w:val="67"/>
   </w:num>
   <w:num w:numId="16" w16cid:durableId="1681615006">
-    <w:abstractNumId w:val="47"/>
+    <w:abstractNumId w:val="48"/>
   </w:num>
   <w:num w:numId="17" w16cid:durableId="1941257141">
-    <w:abstractNumId w:val="41"/>
+    <w:abstractNumId w:val="42"/>
   </w:num>
   <w:num w:numId="18" w16cid:durableId="1130131433">
     <w:abstractNumId w:val="7"/>
@@ -16491,25 +17893,25 @@
     <w:abstractNumId w:val="5"/>
   </w:num>
   <w:num w:numId="20" w16cid:durableId="644089116">
-    <w:abstractNumId w:val="32"/>
+    <w:abstractNumId w:val="33"/>
   </w:num>
   <w:num w:numId="21" w16cid:durableId="100687704">
-    <w:abstractNumId w:val="73"/>
+    <w:abstractNumId w:val="76"/>
   </w:num>
   <w:num w:numId="22" w16cid:durableId="1046561978">
-    <w:abstractNumId w:val="55"/>
+    <w:abstractNumId w:val="56"/>
   </w:num>
   <w:num w:numId="23" w16cid:durableId="1998806147">
-    <w:abstractNumId w:val="44"/>
+    <w:abstractNumId w:val="45"/>
   </w:num>
   <w:num w:numId="24" w16cid:durableId="233591470">
-    <w:abstractNumId w:val="27"/>
+    <w:abstractNumId w:val="28"/>
   </w:num>
   <w:num w:numId="25" w16cid:durableId="121195139">
-    <w:abstractNumId w:val="51"/>
+    <w:abstractNumId w:val="52"/>
   </w:num>
   <w:num w:numId="26" w16cid:durableId="1176307363">
-    <w:abstractNumId w:val="53"/>
+    <w:abstractNumId w:val="54"/>
   </w:num>
   <w:num w:numId="27" w16cid:durableId="1161505821">
     <w:abstractNumId w:val="15"/>
@@ -16518,37 +17920,37 @@
     <w:abstractNumId w:val="3"/>
   </w:num>
   <w:num w:numId="29" w16cid:durableId="1857763406">
-    <w:abstractNumId w:val="36"/>
+    <w:abstractNumId w:val="37"/>
   </w:num>
   <w:num w:numId="30" w16cid:durableId="653529482">
     <w:abstractNumId w:val="4"/>
   </w:num>
   <w:num w:numId="31" w16cid:durableId="1548105315">
-    <w:abstractNumId w:val="40"/>
+    <w:abstractNumId w:val="41"/>
   </w:num>
   <w:num w:numId="32" w16cid:durableId="880627598">
-    <w:abstractNumId w:val="46"/>
+    <w:abstractNumId w:val="47"/>
   </w:num>
   <w:num w:numId="33" w16cid:durableId="1852914999">
-    <w:abstractNumId w:val="21"/>
+    <w:abstractNumId w:val="22"/>
   </w:num>
   <w:num w:numId="34" w16cid:durableId="1724712719">
-    <w:abstractNumId w:val="68"/>
+    <w:abstractNumId w:val="69"/>
   </w:num>
   <w:num w:numId="35" w16cid:durableId="2019887224">
-    <w:abstractNumId w:val="26"/>
+    <w:abstractNumId w:val="27"/>
   </w:num>
   <w:num w:numId="36" w16cid:durableId="1051997848">
-    <w:abstractNumId w:val="28"/>
+    <w:abstractNumId w:val="29"/>
   </w:num>
   <w:num w:numId="37" w16cid:durableId="2064450452">
-    <w:abstractNumId w:val="70"/>
+    <w:abstractNumId w:val="72"/>
   </w:num>
   <w:num w:numId="38" w16cid:durableId="988097607">
-    <w:abstractNumId w:val="64"/>
+    <w:abstractNumId w:val="65"/>
   </w:num>
   <w:num w:numId="39" w16cid:durableId="613251167">
-    <w:abstractNumId w:val="23"/>
+    <w:abstractNumId w:val="24"/>
   </w:num>
   <w:num w:numId="40" w16cid:durableId="1366833772">
     <w:abstractNumId w:val="10"/>
@@ -16557,7 +17959,7 @@
     <w:abstractNumId w:val="6"/>
   </w:num>
   <w:num w:numId="42" w16cid:durableId="1177385931">
-    <w:abstractNumId w:val="58"/>
+    <w:abstractNumId w:val="59"/>
   </w:num>
   <w:num w:numId="43" w16cid:durableId="1029523250">
     <w:abstractNumId w:val="12"/>
@@ -16620,34 +18022,34 @@
     </w:lvlOverride>
   </w:num>
   <w:num w:numId="45" w16cid:durableId="717558721">
-    <w:abstractNumId w:val="69"/>
+    <w:abstractNumId w:val="71"/>
   </w:num>
   <w:num w:numId="46" w16cid:durableId="141433691">
     <w:abstractNumId w:val="13"/>
   </w:num>
   <w:num w:numId="47" w16cid:durableId="1626233528">
-    <w:abstractNumId w:val="67"/>
+    <w:abstractNumId w:val="68"/>
   </w:num>
   <w:num w:numId="48" w16cid:durableId="1619022656">
-    <w:abstractNumId w:val="62"/>
+    <w:abstractNumId w:val="63"/>
   </w:num>
   <w:num w:numId="49" w16cid:durableId="936015151">
-    <w:abstractNumId w:val="42"/>
+    <w:abstractNumId w:val="43"/>
   </w:num>
   <w:num w:numId="50" w16cid:durableId="1175345243">
-    <w:abstractNumId w:val="65"/>
+    <w:abstractNumId w:val="66"/>
   </w:num>
   <w:num w:numId="51" w16cid:durableId="463892170">
-    <w:abstractNumId w:val="19"/>
+    <w:abstractNumId w:val="20"/>
   </w:num>
   <w:num w:numId="52" w16cid:durableId="228266762">
-    <w:abstractNumId w:val="25"/>
+    <w:abstractNumId w:val="26"/>
   </w:num>
   <w:num w:numId="53" w16cid:durableId="1997607810">
     <w:abstractNumId w:val="9"/>
   </w:num>
   <w:num w:numId="54" w16cid:durableId="2018653919">
-    <w:abstractNumId w:val="54"/>
+    <w:abstractNumId w:val="55"/>
   </w:num>
   <w:num w:numId="55" w16cid:durableId="413095000">
     <w:abstractNumId w:val="8"/>
@@ -16656,16 +18058,16 @@
     <w:abstractNumId w:val="17"/>
   </w:num>
   <w:num w:numId="57" w16cid:durableId="1355304957">
-    <w:abstractNumId w:val="63"/>
+    <w:abstractNumId w:val="64"/>
   </w:num>
   <w:num w:numId="58" w16cid:durableId="595209479">
-    <w:abstractNumId w:val="29"/>
+    <w:abstractNumId w:val="30"/>
   </w:num>
   <w:num w:numId="59" w16cid:durableId="462772790">
-    <w:abstractNumId w:val="24"/>
+    <w:abstractNumId w:val="25"/>
   </w:num>
   <w:num w:numId="60" w16cid:durableId="1713535263">
-    <w:abstractNumId w:val="72"/>
+    <w:abstractNumId w:val="75"/>
   </w:num>
   <w:num w:numId="61" w16cid:durableId="180318862">
     <w:abstractNumId w:val="0"/>
@@ -16674,49 +18076,58 @@
     <w:abstractNumId w:val="16"/>
   </w:num>
   <w:num w:numId="63" w16cid:durableId="2057774299">
-    <w:abstractNumId w:val="31"/>
+    <w:abstractNumId w:val="32"/>
   </w:num>
   <w:num w:numId="64" w16cid:durableId="1479305054">
-    <w:abstractNumId w:val="52"/>
+    <w:abstractNumId w:val="53"/>
   </w:num>
   <w:num w:numId="65" w16cid:durableId="749737118">
-    <w:abstractNumId w:val="20"/>
+    <w:abstractNumId w:val="21"/>
   </w:num>
   <w:num w:numId="66" w16cid:durableId="183980824">
     <w:abstractNumId w:val="2"/>
   </w:num>
   <w:num w:numId="67" w16cid:durableId="1738938323">
-    <w:abstractNumId w:val="71"/>
+    <w:abstractNumId w:val="74"/>
   </w:num>
   <w:num w:numId="68" w16cid:durableId="1028868218">
-    <w:abstractNumId w:val="37"/>
+    <w:abstractNumId w:val="38"/>
   </w:num>
   <w:num w:numId="69" w16cid:durableId="18896586">
+    <w:abstractNumId w:val="58"/>
+  </w:num>
+  <w:num w:numId="70" w16cid:durableId="286011553">
     <w:abstractNumId w:val="57"/>
   </w:num>
-  <w:num w:numId="70" w16cid:durableId="286011553">
-    <w:abstractNumId w:val="56"/>
-  </w:num>
   <w:num w:numId="71" w16cid:durableId="1250040698">
-    <w:abstractNumId w:val="49"/>
+    <w:abstractNumId w:val="50"/>
   </w:num>
   <w:num w:numId="72" w16cid:durableId="1192066717">
-    <w:abstractNumId w:val="22"/>
+    <w:abstractNumId w:val="23"/>
   </w:num>
   <w:num w:numId="73" w16cid:durableId="1475484558">
     <w:abstractNumId w:val="14"/>
   </w:num>
   <w:num w:numId="74" w16cid:durableId="1624772097">
-    <w:abstractNumId w:val="59"/>
+    <w:abstractNumId w:val="60"/>
   </w:num>
   <w:num w:numId="75" w16cid:durableId="518545594">
-    <w:abstractNumId w:val="74"/>
+    <w:abstractNumId w:val="77"/>
   </w:num>
   <w:num w:numId="76" w16cid:durableId="978650203">
-    <w:abstractNumId w:val="39"/>
+    <w:abstractNumId w:val="40"/>
   </w:num>
   <w:num w:numId="77" w16cid:durableId="1053889101">
-    <w:abstractNumId w:val="45"/>
+    <w:abstractNumId w:val="46"/>
+  </w:num>
+  <w:num w:numId="78" w16cid:durableId="1663389904">
+    <w:abstractNumId w:val="70"/>
+  </w:num>
+  <w:num w:numId="79" w16cid:durableId="809517631">
+    <w:abstractNumId w:val="19"/>
+  </w:num>
+  <w:num w:numId="80" w16cid:durableId="1915697748">
+    <w:abstractNumId w:val="73"/>
   </w:num>
   <w:numIdMacAtCleanup w:val="62"/>
 </w:numbering>

--- a/Componenten.docx
+++ b/Componenten.docx
@@ -114,7 +114,7 @@
           <w:r>
             <w:fldChar w:fldCharType="separate"/>
           </w:r>
-          <w:hyperlink w:anchor="_Toc222572832" w:history="1">
+          <w:hyperlink w:anchor="_Toc222748651" w:history="1">
             <w:r>
               <w:rPr>
                 <w:rStyle w:val="Hyperlink"/>
@@ -159,7 +159,7 @@
                 <w:noProof/>
                 <w:webHidden/>
               </w:rPr>
-              <w:instrText xml:space="preserve"> PAGEREF _Toc222572832 \h </w:instrText>
+              <w:instrText xml:space="preserve"> PAGEREF _Toc222748651 \h </w:instrText>
             </w:r>
             <w:r>
               <w:rPr>
@@ -206,7 +206,7 @@
               <w14:ligatures w14:val="standardContextual"/>
             </w:rPr>
           </w:pPr>
-          <w:hyperlink w:anchor="_Toc222572833" w:history="1">
+          <w:hyperlink w:anchor="_Toc222748652" w:history="1">
             <w:r>
               <w:rPr>
                 <w:rStyle w:val="Hyperlink"/>
@@ -251,7 +251,7 @@
                 <w:noProof/>
                 <w:webHidden/>
               </w:rPr>
-              <w:instrText xml:space="preserve"> PAGEREF _Toc222572833 \h </w:instrText>
+              <w:instrText xml:space="preserve"> PAGEREF _Toc222748652 \h </w:instrText>
             </w:r>
             <w:r>
               <w:rPr>
@@ -298,7 +298,7 @@
               <w14:ligatures w14:val="standardContextual"/>
             </w:rPr>
           </w:pPr>
-          <w:hyperlink w:anchor="_Toc222572834" w:history="1">
+          <w:hyperlink w:anchor="_Toc222748653" w:history="1">
             <w:r>
               <w:rPr>
                 <w:rStyle w:val="Hyperlink"/>
@@ -343,7 +343,7 @@
                 <w:noProof/>
                 <w:webHidden/>
               </w:rPr>
-              <w:instrText xml:space="preserve"> PAGEREF _Toc222572834 \h </w:instrText>
+              <w:instrText xml:space="preserve"> PAGEREF _Toc222748653 \h </w:instrText>
             </w:r>
             <w:r>
               <w:rPr>
@@ -390,7 +390,7 @@
               <w14:ligatures w14:val="standardContextual"/>
             </w:rPr>
           </w:pPr>
-          <w:hyperlink w:anchor="_Toc222572835" w:history="1">
+          <w:hyperlink w:anchor="_Toc222748654" w:history="1">
             <w:r>
               <w:rPr>
                 <w:rStyle w:val="Hyperlink"/>
@@ -435,7 +435,7 @@
                 <w:noProof/>
                 <w:webHidden/>
               </w:rPr>
-              <w:instrText xml:space="preserve"> PAGEREF _Toc222572835 \h </w:instrText>
+              <w:instrText xml:space="preserve"> PAGEREF _Toc222748654 \h </w:instrText>
             </w:r>
             <w:r>
               <w:rPr>
@@ -482,7 +482,7 @@
               <w14:ligatures w14:val="standardContextual"/>
             </w:rPr>
           </w:pPr>
-          <w:hyperlink w:anchor="_Toc222572836" w:history="1">
+          <w:hyperlink w:anchor="_Toc222748655" w:history="1">
             <w:r>
               <w:rPr>
                 <w:rStyle w:val="Hyperlink"/>
@@ -527,7 +527,7 @@
                 <w:noProof/>
                 <w:webHidden/>
               </w:rPr>
-              <w:instrText xml:space="preserve"> PAGEREF _Toc222572836 \h </w:instrText>
+              <w:instrText xml:space="preserve"> PAGEREF _Toc222748655 \h </w:instrText>
             </w:r>
             <w:r>
               <w:rPr>
@@ -574,7 +574,7 @@
               <w14:ligatures w14:val="standardContextual"/>
             </w:rPr>
           </w:pPr>
-          <w:hyperlink w:anchor="_Toc222572837" w:history="1">
+          <w:hyperlink w:anchor="_Toc222748656" w:history="1">
             <w:r>
               <w:rPr>
                 <w:rStyle w:val="Hyperlink"/>
@@ -619,7 +619,7 @@
                 <w:noProof/>
                 <w:webHidden/>
               </w:rPr>
-              <w:instrText xml:space="preserve"> PAGEREF _Toc222572837 \h </w:instrText>
+              <w:instrText xml:space="preserve"> PAGEREF _Toc222748656 \h </w:instrText>
             </w:r>
             <w:r>
               <w:rPr>
@@ -666,7 +666,7 @@
               <w14:ligatures w14:val="standardContextual"/>
             </w:rPr>
           </w:pPr>
-          <w:hyperlink w:anchor="_Toc222572838" w:history="1">
+          <w:hyperlink w:anchor="_Toc222748657" w:history="1">
             <w:r>
               <w:rPr>
                 <w:rStyle w:val="Hyperlink"/>
@@ -711,7 +711,7 @@
                 <w:noProof/>
                 <w:webHidden/>
               </w:rPr>
-              <w:instrText xml:space="preserve"> PAGEREF _Toc222572838 \h </w:instrText>
+              <w:instrText xml:space="preserve"> PAGEREF _Toc222748657 \h </w:instrText>
             </w:r>
             <w:r>
               <w:rPr>
@@ -758,7 +758,7 @@
               <w14:ligatures w14:val="standardContextual"/>
             </w:rPr>
           </w:pPr>
-          <w:hyperlink w:anchor="_Toc222572839" w:history="1">
+          <w:hyperlink w:anchor="_Toc222748658" w:history="1">
             <w:r>
               <w:rPr>
                 <w:rStyle w:val="Hyperlink"/>
@@ -803,7 +803,7 @@
                 <w:noProof/>
                 <w:webHidden/>
               </w:rPr>
-              <w:instrText xml:space="preserve"> PAGEREF _Toc222572839 \h </w:instrText>
+              <w:instrText xml:space="preserve"> PAGEREF _Toc222748658 \h </w:instrText>
             </w:r>
             <w:r>
               <w:rPr>
@@ -850,7 +850,7 @@
               <w14:ligatures w14:val="standardContextual"/>
             </w:rPr>
           </w:pPr>
-          <w:hyperlink w:anchor="_Toc222572840" w:history="1">
+          <w:hyperlink w:anchor="_Toc222748659" w:history="1">
             <w:r>
               <w:rPr>
                 <w:rStyle w:val="Hyperlink"/>
@@ -895,7 +895,7 @@
                 <w:noProof/>
                 <w:webHidden/>
               </w:rPr>
-              <w:instrText xml:space="preserve"> PAGEREF _Toc222572840 \h </w:instrText>
+              <w:instrText xml:space="preserve"> PAGEREF _Toc222748659 \h </w:instrText>
             </w:r>
             <w:r>
               <w:rPr>
@@ -942,7 +942,7 @@
               <w14:ligatures w14:val="standardContextual"/>
             </w:rPr>
           </w:pPr>
-          <w:hyperlink w:anchor="_Toc222572841" w:history="1">
+          <w:hyperlink w:anchor="_Toc222748660" w:history="1">
             <w:r>
               <w:rPr>
                 <w:rStyle w:val="Hyperlink"/>
@@ -987,7 +987,7 @@
                 <w:noProof/>
                 <w:webHidden/>
               </w:rPr>
-              <w:instrText xml:space="preserve"> PAGEREF _Toc222572841 \h </w:instrText>
+              <w:instrText xml:space="preserve"> PAGEREF _Toc222748660 \h </w:instrText>
             </w:r>
             <w:r>
               <w:rPr>
@@ -1034,7 +1034,7 @@
               <w14:ligatures w14:val="standardContextual"/>
             </w:rPr>
           </w:pPr>
-          <w:hyperlink w:anchor="_Toc222572842" w:history="1">
+          <w:hyperlink w:anchor="_Toc222748661" w:history="1">
             <w:r>
               <w:rPr>
                 <w:rStyle w:val="Hyperlink"/>
@@ -1079,7 +1079,7 @@
                 <w:noProof/>
                 <w:webHidden/>
               </w:rPr>
-              <w:instrText xml:space="preserve"> PAGEREF _Toc222572842 \h </w:instrText>
+              <w:instrText xml:space="preserve"> PAGEREF _Toc222748661 \h </w:instrText>
             </w:r>
             <w:r>
               <w:rPr>
@@ -1126,7 +1126,7 @@
               <w14:ligatures w14:val="standardContextual"/>
             </w:rPr>
           </w:pPr>
-          <w:hyperlink w:anchor="_Toc222572843" w:history="1">
+          <w:hyperlink w:anchor="_Toc222748662" w:history="1">
             <w:r>
               <w:rPr>
                 <w:rStyle w:val="Hyperlink"/>
@@ -1171,7 +1171,7 @@
                 <w:noProof/>
                 <w:webHidden/>
               </w:rPr>
-              <w:instrText xml:space="preserve"> PAGEREF _Toc222572843 \h </w:instrText>
+              <w:instrText xml:space="preserve"> PAGEREF _Toc222748662 \h </w:instrText>
             </w:r>
             <w:r>
               <w:rPr>
@@ -1218,7 +1218,7 @@
               <w14:ligatures w14:val="standardContextual"/>
             </w:rPr>
           </w:pPr>
-          <w:hyperlink w:anchor="_Toc222572844" w:history="1">
+          <w:hyperlink w:anchor="_Toc222748663" w:history="1">
             <w:r>
               <w:rPr>
                 <w:rStyle w:val="Hyperlink"/>
@@ -1263,7 +1263,7 @@
                 <w:noProof/>
                 <w:webHidden/>
               </w:rPr>
-              <w:instrText xml:space="preserve"> PAGEREF _Toc222572844 \h </w:instrText>
+              <w:instrText xml:space="preserve"> PAGEREF _Toc222748663 \h </w:instrText>
             </w:r>
             <w:r>
               <w:rPr>
@@ -1310,7 +1310,7 @@
               <w14:ligatures w14:val="standardContextual"/>
             </w:rPr>
           </w:pPr>
-          <w:hyperlink w:anchor="_Toc222572845" w:history="1">
+          <w:hyperlink w:anchor="_Toc222748664" w:history="1">
             <w:r>
               <w:rPr>
                 <w:rStyle w:val="Hyperlink"/>
@@ -1355,7 +1355,7 @@
                 <w:noProof/>
                 <w:webHidden/>
               </w:rPr>
-              <w:instrText xml:space="preserve"> PAGEREF _Toc222572845 \h </w:instrText>
+              <w:instrText xml:space="preserve"> PAGEREF _Toc222748664 \h </w:instrText>
             </w:r>
             <w:r>
               <w:rPr>
@@ -1402,7 +1402,7 @@
               <w14:ligatures w14:val="standardContextual"/>
             </w:rPr>
           </w:pPr>
-          <w:hyperlink w:anchor="_Toc222572846" w:history="1">
+          <w:hyperlink w:anchor="_Toc222748665" w:history="1">
             <w:r>
               <w:rPr>
                 <w:rStyle w:val="Hyperlink"/>
@@ -1447,7 +1447,7 @@
                 <w:noProof/>
                 <w:webHidden/>
               </w:rPr>
-              <w:instrText xml:space="preserve"> PAGEREF _Toc222572846 \h </w:instrText>
+              <w:instrText xml:space="preserve"> PAGEREF _Toc222748665 \h </w:instrText>
             </w:r>
             <w:r>
               <w:rPr>
@@ -1494,7 +1494,7 @@
               <w14:ligatures w14:val="standardContextual"/>
             </w:rPr>
           </w:pPr>
-          <w:hyperlink w:anchor="_Toc222572847" w:history="1">
+          <w:hyperlink w:anchor="_Toc222748666" w:history="1">
             <w:r>
               <w:rPr>
                 <w:rStyle w:val="Hyperlink"/>
@@ -1539,7 +1539,7 @@
                 <w:noProof/>
                 <w:webHidden/>
               </w:rPr>
-              <w:instrText xml:space="preserve"> PAGEREF _Toc222572847 \h </w:instrText>
+              <w:instrText xml:space="preserve"> PAGEREF _Toc222748666 \h </w:instrText>
             </w:r>
             <w:r>
               <w:rPr>
@@ -1586,7 +1586,7 @@
               <w14:ligatures w14:val="standardContextual"/>
             </w:rPr>
           </w:pPr>
-          <w:hyperlink w:anchor="_Toc222572848" w:history="1">
+          <w:hyperlink w:anchor="_Toc222748667" w:history="1">
             <w:r>
               <w:rPr>
                 <w:rStyle w:val="Hyperlink"/>
@@ -1631,7 +1631,7 @@
                 <w:noProof/>
                 <w:webHidden/>
               </w:rPr>
-              <w:instrText xml:space="preserve"> PAGEREF _Toc222572848 \h </w:instrText>
+              <w:instrText xml:space="preserve"> PAGEREF _Toc222748667 \h </w:instrText>
             </w:r>
             <w:r>
               <w:rPr>
@@ -1678,7 +1678,7 @@
               <w14:ligatures w14:val="standardContextual"/>
             </w:rPr>
           </w:pPr>
-          <w:hyperlink w:anchor="_Toc222572849" w:history="1">
+          <w:hyperlink w:anchor="_Toc222748668" w:history="1">
             <w:r>
               <w:rPr>
                 <w:rStyle w:val="Hyperlink"/>
@@ -1723,7 +1723,7 @@
                 <w:noProof/>
                 <w:webHidden/>
               </w:rPr>
-              <w:instrText xml:space="preserve"> PAGEREF _Toc222572849 \h </w:instrText>
+              <w:instrText xml:space="preserve"> PAGEREF _Toc222748668 \h </w:instrText>
             </w:r>
             <w:r>
               <w:rPr>
@@ -1770,7 +1770,7 @@
               <w14:ligatures w14:val="standardContextual"/>
             </w:rPr>
           </w:pPr>
-          <w:hyperlink w:anchor="_Toc222572850" w:history="1">
+          <w:hyperlink w:anchor="_Toc222748669" w:history="1">
             <w:r>
               <w:rPr>
                 <w:rStyle w:val="Hyperlink"/>
@@ -1815,7 +1815,7 @@
                 <w:noProof/>
                 <w:webHidden/>
               </w:rPr>
-              <w:instrText xml:space="preserve"> PAGEREF _Toc222572850 \h </w:instrText>
+              <w:instrText xml:space="preserve"> PAGEREF _Toc222748669 \h </w:instrText>
             </w:r>
             <w:r>
               <w:rPr>
@@ -1862,7 +1862,7 @@
               <w14:ligatures w14:val="standardContextual"/>
             </w:rPr>
           </w:pPr>
-          <w:hyperlink w:anchor="_Toc222572851" w:history="1">
+          <w:hyperlink w:anchor="_Toc222748670" w:history="1">
             <w:r>
               <w:rPr>
                 <w:rStyle w:val="Hyperlink"/>
@@ -1907,7 +1907,7 @@
                 <w:noProof/>
                 <w:webHidden/>
               </w:rPr>
-              <w:instrText xml:space="preserve"> PAGEREF _Toc222572851 \h </w:instrText>
+              <w:instrText xml:space="preserve"> PAGEREF _Toc222748670 \h </w:instrText>
             </w:r>
             <w:r>
               <w:rPr>
@@ -1954,7 +1954,7 @@
               <w14:ligatures w14:val="standardContextual"/>
             </w:rPr>
           </w:pPr>
-          <w:hyperlink w:anchor="_Toc222572852" w:history="1">
+          <w:hyperlink w:anchor="_Toc222748671" w:history="1">
             <w:r>
               <w:rPr>
                 <w:rStyle w:val="Hyperlink"/>
@@ -1978,6 +1978,98 @@
                 <w:rStyle w:val="Hyperlink"/>
                 <w:noProof/>
               </w:rPr>
+              <w:t>Losse draad</w:t>
+            </w:r>
+            <w:r>
+              <w:rPr>
+                <w:noProof/>
+                <w:webHidden/>
+              </w:rPr>
+              <w:tab/>
+            </w:r>
+            <w:r>
+              <w:rPr>
+                <w:noProof/>
+                <w:webHidden/>
+              </w:rPr>
+              <w:fldChar w:fldCharType="begin"/>
+            </w:r>
+            <w:r>
+              <w:rPr>
+                <w:noProof/>
+                <w:webHidden/>
+              </w:rPr>
+              <w:instrText xml:space="preserve"> PAGEREF _Toc222748671 \h </w:instrText>
+            </w:r>
+            <w:r>
+              <w:rPr>
+                <w:noProof/>
+                <w:webHidden/>
+              </w:rPr>
+            </w:r>
+            <w:r>
+              <w:rPr>
+                <w:noProof/>
+                <w:webHidden/>
+              </w:rPr>
+              <w:fldChar w:fldCharType="separate"/>
+            </w:r>
+            <w:r>
+              <w:rPr>
+                <w:noProof/>
+                <w:webHidden/>
+              </w:rPr>
+              <w:t>11</w:t>
+            </w:r>
+            <w:r>
+              <w:rPr>
+                <w:noProof/>
+                <w:webHidden/>
+              </w:rPr>
+              <w:fldChar w:fldCharType="end"/>
+            </w:r>
+          </w:hyperlink>
+        </w:p>
+        <w:p>
+          <w:pPr>
+            <w:pStyle w:val="TOC3"/>
+            <w:tabs>
+              <w:tab w:val="left" w:pos="1320"/>
+              <w:tab w:val="right" w:leader="dot" w:pos="9062"/>
+            </w:tabs>
+            <w:rPr>
+              <w:noProof/>
+              <w:kern w:val="2"/>
+              <w:sz w:val="24"/>
+              <w:szCs w:val="24"/>
+              <w:lang w:val="en-BE" w:eastAsia="en-BE"/>
+              <w14:ligatures w14:val="standardContextual"/>
+            </w:rPr>
+          </w:pPr>
+          <w:hyperlink w:anchor="_Toc222748672" w:history="1">
+            <w:r>
+              <w:rPr>
+                <w:rStyle w:val="Hyperlink"/>
+                <w:noProof/>
+              </w:rPr>
+              <w:t>4.4.6</w:t>
+            </w:r>
+            <w:r>
+              <w:rPr>
+                <w:noProof/>
+                <w:kern w:val="2"/>
+                <w:sz w:val="24"/>
+                <w:szCs w:val="24"/>
+                <w:lang w:val="en-BE" w:eastAsia="en-BE"/>
+                <w14:ligatures w14:val="standardContextual"/>
+              </w:rPr>
+              <w:tab/>
+            </w:r>
+            <w:r>
+              <w:rPr>
+                <w:rStyle w:val="Hyperlink"/>
+                <w:noProof/>
+              </w:rPr>
               <w:t>BLE</w:t>
             </w:r>
             <w:r>
@@ -1999,7 +2091,7 @@
                 <w:noProof/>
                 <w:webHidden/>
               </w:rPr>
-              <w:instrText xml:space="preserve"> PAGEREF _Toc222572852 \h </w:instrText>
+              <w:instrText xml:space="preserve"> PAGEREF _Toc222748672 \h </w:instrText>
             </w:r>
             <w:r>
               <w:rPr>
@@ -2046,7 +2138,7 @@
               <w14:ligatures w14:val="standardContextual"/>
             </w:rPr>
           </w:pPr>
-          <w:hyperlink w:anchor="_Toc222572853" w:history="1">
+          <w:hyperlink w:anchor="_Toc222748673" w:history="1">
             <w:r>
               <w:rPr>
                 <w:rStyle w:val="Hyperlink"/>
@@ -2070,21 +2162,99 @@
                 <w:rStyle w:val="Hyperlink"/>
                 <w:noProof/>
               </w:rPr>
-              <w:t>ECC s</w:t>
-            </w:r>
+              <w:t>ECC secure element</w:t>
+            </w:r>
+            <w:r>
+              <w:rPr>
+                <w:noProof/>
+                <w:webHidden/>
+              </w:rPr>
+              <w:tab/>
+            </w:r>
+            <w:r>
+              <w:rPr>
+                <w:noProof/>
+                <w:webHidden/>
+              </w:rPr>
+              <w:fldChar w:fldCharType="begin"/>
+            </w:r>
+            <w:r>
+              <w:rPr>
+                <w:noProof/>
+                <w:webHidden/>
+              </w:rPr>
+              <w:instrText xml:space="preserve"> PAGEREF _Toc222748673 \h </w:instrText>
+            </w:r>
+            <w:r>
+              <w:rPr>
+                <w:noProof/>
+                <w:webHidden/>
+              </w:rPr>
+            </w:r>
+            <w:r>
+              <w:rPr>
+                <w:noProof/>
+                <w:webHidden/>
+              </w:rPr>
+              <w:fldChar w:fldCharType="separate"/>
+            </w:r>
+            <w:r>
+              <w:rPr>
+                <w:noProof/>
+                <w:webHidden/>
+              </w:rPr>
+              <w:t>11</w:t>
+            </w:r>
+            <w:r>
+              <w:rPr>
+                <w:noProof/>
+                <w:webHidden/>
+              </w:rPr>
+              <w:fldChar w:fldCharType="end"/>
+            </w:r>
+          </w:hyperlink>
+        </w:p>
+        <w:p>
+          <w:pPr>
+            <w:pStyle w:val="TOC2"/>
+            <w:tabs>
+              <w:tab w:val="left" w:pos="880"/>
+              <w:tab w:val="right" w:leader="dot" w:pos="9062"/>
+            </w:tabs>
+            <w:rPr>
+              <w:noProof/>
+              <w:kern w:val="2"/>
+              <w:sz w:val="24"/>
+              <w:szCs w:val="24"/>
+              <w:lang w:val="en-BE" w:eastAsia="en-BE"/>
+              <w14:ligatures w14:val="standardContextual"/>
+            </w:rPr>
+          </w:pPr>
+          <w:hyperlink w:anchor="_Toc222748674" w:history="1">
             <w:r>
               <w:rPr>
                 <w:rStyle w:val="Hyperlink"/>
                 <w:noProof/>
               </w:rPr>
-              <w:t>e</w:t>
+              <w:t>5.1</w:t>
+            </w:r>
+            <w:r>
+              <w:rPr>
+                <w:noProof/>
+                <w:kern w:val="2"/>
+                <w:sz w:val="24"/>
+                <w:szCs w:val="24"/>
+                <w:lang w:val="en-BE" w:eastAsia="en-BE"/>
+                <w14:ligatures w14:val="standardContextual"/>
+              </w:rPr>
+              <w:tab/>
             </w:r>
             <w:r>
               <w:rPr>
                 <w:rStyle w:val="Hyperlink"/>
                 <w:noProof/>
               </w:rPr>
-              <w:t>cure element</w:t>
+              <w:t>Eisen</w:t>
             </w:r>
             <w:r>
               <w:rPr>
@@ -2105,7 +2275,7 @@
                 <w:noProof/>
                 <w:webHidden/>
               </w:rPr>
-              <w:instrText xml:space="preserve"> PAGEREF _Toc222572853 \h </w:instrText>
+              <w:instrText xml:space="preserve"> PAGEREF _Toc222748674 \h </w:instrText>
             </w:r>
             <w:r>
               <w:rPr>
@@ -2126,6 +2296,470 @@
                 <w:webHidden/>
               </w:rPr>
               <w:t>11</w:t>
+            </w:r>
+            <w:r>
+              <w:rPr>
+                <w:noProof/>
+                <w:webHidden/>
+              </w:rPr>
+              <w:fldChar w:fldCharType="end"/>
+            </w:r>
+          </w:hyperlink>
+        </w:p>
+        <w:p>
+          <w:pPr>
+            <w:pStyle w:val="TOC2"/>
+            <w:tabs>
+              <w:tab w:val="left" w:pos="880"/>
+              <w:tab w:val="right" w:leader="dot" w:pos="9062"/>
+            </w:tabs>
+            <w:rPr>
+              <w:noProof/>
+              <w:kern w:val="2"/>
+              <w:sz w:val="24"/>
+              <w:szCs w:val="24"/>
+              <w:lang w:val="en-BE" w:eastAsia="en-BE"/>
+              <w14:ligatures w14:val="standardContextual"/>
+            </w:rPr>
+          </w:pPr>
+          <w:hyperlink w:anchor="_Toc222748675" w:history="1">
+            <w:r>
+              <w:rPr>
+                <w:rStyle w:val="Hyperlink"/>
+                <w:noProof/>
+              </w:rPr>
+              <w:t>5.2</w:t>
+            </w:r>
+            <w:r>
+              <w:rPr>
+                <w:noProof/>
+                <w:kern w:val="2"/>
+                <w:sz w:val="24"/>
+                <w:szCs w:val="24"/>
+                <w:lang w:val="en-BE" w:eastAsia="en-BE"/>
+                <w14:ligatures w14:val="standardContextual"/>
+              </w:rPr>
+              <w:tab/>
+            </w:r>
+            <w:r>
+              <w:rPr>
+                <w:rStyle w:val="Hyperlink"/>
+                <w:noProof/>
+              </w:rPr>
+              <w:t>Opties:</w:t>
+            </w:r>
+            <w:r>
+              <w:rPr>
+                <w:noProof/>
+                <w:webHidden/>
+              </w:rPr>
+              <w:tab/>
+            </w:r>
+            <w:r>
+              <w:rPr>
+                <w:noProof/>
+                <w:webHidden/>
+              </w:rPr>
+              <w:fldChar w:fldCharType="begin"/>
+            </w:r>
+            <w:r>
+              <w:rPr>
+                <w:noProof/>
+                <w:webHidden/>
+              </w:rPr>
+              <w:instrText xml:space="preserve"> PAGEREF _Toc222748675 \h </w:instrText>
+            </w:r>
+            <w:r>
+              <w:rPr>
+                <w:noProof/>
+                <w:webHidden/>
+              </w:rPr>
+            </w:r>
+            <w:r>
+              <w:rPr>
+                <w:noProof/>
+                <w:webHidden/>
+              </w:rPr>
+              <w:fldChar w:fldCharType="separate"/>
+            </w:r>
+            <w:r>
+              <w:rPr>
+                <w:noProof/>
+                <w:webHidden/>
+              </w:rPr>
+              <w:t>11</w:t>
+            </w:r>
+            <w:r>
+              <w:rPr>
+                <w:noProof/>
+                <w:webHidden/>
+              </w:rPr>
+              <w:fldChar w:fldCharType="end"/>
+            </w:r>
+          </w:hyperlink>
+        </w:p>
+        <w:p>
+          <w:pPr>
+            <w:pStyle w:val="TOC3"/>
+            <w:tabs>
+              <w:tab w:val="left" w:pos="1320"/>
+              <w:tab w:val="right" w:leader="dot" w:pos="9062"/>
+            </w:tabs>
+            <w:rPr>
+              <w:noProof/>
+              <w:kern w:val="2"/>
+              <w:sz w:val="24"/>
+              <w:szCs w:val="24"/>
+              <w:lang w:val="en-BE" w:eastAsia="en-BE"/>
+              <w14:ligatures w14:val="standardContextual"/>
+            </w:rPr>
+          </w:pPr>
+          <w:hyperlink w:anchor="_Toc222748676" w:history="1">
+            <w:r>
+              <w:rPr>
+                <w:rStyle w:val="Hyperlink"/>
+                <w:noProof/>
+                <w:lang w:val="en-US"/>
+              </w:rPr>
+              <w:t>5.2.1</w:t>
+            </w:r>
+            <w:r>
+              <w:rPr>
+                <w:noProof/>
+                <w:kern w:val="2"/>
+                <w:sz w:val="24"/>
+                <w:szCs w:val="24"/>
+                <w:lang w:val="en-BE" w:eastAsia="en-BE"/>
+                <w14:ligatures w14:val="standardContextual"/>
+              </w:rPr>
+              <w:tab/>
+            </w:r>
+            <w:r>
+              <w:rPr>
+                <w:rStyle w:val="Hyperlink"/>
+                <w:noProof/>
+                <w:lang w:val="en-US"/>
+              </w:rPr>
+              <w:t>Microchip CryptoAuthentication serie</w:t>
+            </w:r>
+            <w:r>
+              <w:rPr>
+                <w:noProof/>
+                <w:webHidden/>
+              </w:rPr>
+              <w:tab/>
+            </w:r>
+            <w:r>
+              <w:rPr>
+                <w:noProof/>
+                <w:webHidden/>
+              </w:rPr>
+              <w:fldChar w:fldCharType="begin"/>
+            </w:r>
+            <w:r>
+              <w:rPr>
+                <w:noProof/>
+                <w:webHidden/>
+              </w:rPr>
+              <w:instrText xml:space="preserve"> PAGEREF _Toc222748676 \h </w:instrText>
+            </w:r>
+            <w:r>
+              <w:rPr>
+                <w:noProof/>
+                <w:webHidden/>
+              </w:rPr>
+            </w:r>
+            <w:r>
+              <w:rPr>
+                <w:noProof/>
+                <w:webHidden/>
+              </w:rPr>
+              <w:fldChar w:fldCharType="separate"/>
+            </w:r>
+            <w:r>
+              <w:rPr>
+                <w:noProof/>
+                <w:webHidden/>
+              </w:rPr>
+              <w:t>11</w:t>
+            </w:r>
+            <w:r>
+              <w:rPr>
+                <w:noProof/>
+                <w:webHidden/>
+              </w:rPr>
+              <w:fldChar w:fldCharType="end"/>
+            </w:r>
+          </w:hyperlink>
+        </w:p>
+        <w:p>
+          <w:pPr>
+            <w:pStyle w:val="TOC3"/>
+            <w:tabs>
+              <w:tab w:val="left" w:pos="1320"/>
+              <w:tab w:val="right" w:leader="dot" w:pos="9062"/>
+            </w:tabs>
+            <w:rPr>
+              <w:noProof/>
+              <w:kern w:val="2"/>
+              <w:sz w:val="24"/>
+              <w:szCs w:val="24"/>
+              <w:lang w:val="en-BE" w:eastAsia="en-BE"/>
+              <w14:ligatures w14:val="standardContextual"/>
+            </w:rPr>
+          </w:pPr>
+          <w:hyperlink w:anchor="_Toc222748677" w:history="1">
+            <w:r>
+              <w:rPr>
+                <w:rStyle w:val="Hyperlink"/>
+                <w:noProof/>
+              </w:rPr>
+              <w:t>5.2.2</w:t>
+            </w:r>
+            <w:r>
+              <w:rPr>
+                <w:noProof/>
+                <w:kern w:val="2"/>
+                <w:sz w:val="24"/>
+                <w:szCs w:val="24"/>
+                <w:lang w:val="en-BE" w:eastAsia="en-BE"/>
+                <w14:ligatures w14:val="standardContextual"/>
+              </w:rPr>
+              <w:tab/>
+            </w:r>
+            <w:r>
+              <w:rPr>
+                <w:rStyle w:val="Hyperlink"/>
+                <w:noProof/>
+              </w:rPr>
+              <w:t>ATECC608B device ordering codes</w:t>
+            </w:r>
+            <w:r>
+              <w:rPr>
+                <w:noProof/>
+                <w:webHidden/>
+              </w:rPr>
+              <w:tab/>
+            </w:r>
+            <w:r>
+              <w:rPr>
+                <w:noProof/>
+                <w:webHidden/>
+              </w:rPr>
+              <w:fldChar w:fldCharType="begin"/>
+            </w:r>
+            <w:r>
+              <w:rPr>
+                <w:noProof/>
+                <w:webHidden/>
+              </w:rPr>
+              <w:instrText xml:space="preserve"> PAGEREF _Toc222748677 \h </w:instrText>
+            </w:r>
+            <w:r>
+              <w:rPr>
+                <w:noProof/>
+                <w:webHidden/>
+              </w:rPr>
+            </w:r>
+            <w:r>
+              <w:rPr>
+                <w:noProof/>
+                <w:webHidden/>
+              </w:rPr>
+              <w:fldChar w:fldCharType="separate"/>
+            </w:r>
+            <w:r>
+              <w:rPr>
+                <w:noProof/>
+                <w:webHidden/>
+              </w:rPr>
+              <w:t>12</w:t>
+            </w:r>
+            <w:r>
+              <w:rPr>
+                <w:noProof/>
+                <w:webHidden/>
+              </w:rPr>
+              <w:fldChar w:fldCharType="end"/>
+            </w:r>
+          </w:hyperlink>
+        </w:p>
+        <w:p>
+          <w:pPr>
+            <w:pStyle w:val="TOC3"/>
+            <w:tabs>
+              <w:tab w:val="left" w:pos="1320"/>
+              <w:tab w:val="right" w:leader="dot" w:pos="9062"/>
+            </w:tabs>
+            <w:rPr>
+              <w:noProof/>
+              <w:kern w:val="2"/>
+              <w:sz w:val="24"/>
+              <w:szCs w:val="24"/>
+              <w:lang w:val="en-BE" w:eastAsia="en-BE"/>
+              <w14:ligatures w14:val="standardContextual"/>
+            </w:rPr>
+          </w:pPr>
+          <w:hyperlink w:anchor="_Toc222748678" w:history="1">
+            <w:r>
+              <w:rPr>
+                <w:rStyle w:val="Hyperlink"/>
+                <w:noProof/>
+                <w:lang w:val="fr-BE"/>
+              </w:rPr>
+              <w:t>5.2.3</w:t>
+            </w:r>
+            <w:r>
+              <w:rPr>
+                <w:noProof/>
+                <w:kern w:val="2"/>
+                <w:sz w:val="24"/>
+                <w:szCs w:val="24"/>
+                <w:lang w:val="en-BE" w:eastAsia="en-BE"/>
+                <w14:ligatures w14:val="standardContextual"/>
+              </w:rPr>
+              <w:tab/>
+            </w:r>
+            <w:r>
+              <w:rPr>
+                <w:rStyle w:val="Hyperlink"/>
+                <w:noProof/>
+                <w:lang w:val="fr-BE"/>
+              </w:rPr>
+              <w:t>NXP EdgeLock SE050</w:t>
+            </w:r>
+            <w:r>
+              <w:rPr>
+                <w:noProof/>
+                <w:webHidden/>
+              </w:rPr>
+              <w:tab/>
+            </w:r>
+            <w:r>
+              <w:rPr>
+                <w:noProof/>
+                <w:webHidden/>
+              </w:rPr>
+              <w:fldChar w:fldCharType="begin"/>
+            </w:r>
+            <w:r>
+              <w:rPr>
+                <w:noProof/>
+                <w:webHidden/>
+              </w:rPr>
+              <w:instrText xml:space="preserve"> PAGEREF _Toc222748678 \h </w:instrText>
+            </w:r>
+            <w:r>
+              <w:rPr>
+                <w:noProof/>
+                <w:webHidden/>
+              </w:rPr>
+            </w:r>
+            <w:r>
+              <w:rPr>
+                <w:noProof/>
+                <w:webHidden/>
+              </w:rPr>
+              <w:fldChar w:fldCharType="separate"/>
+            </w:r>
+            <w:r>
+              <w:rPr>
+                <w:noProof/>
+                <w:webHidden/>
+              </w:rPr>
+              <w:t>12</w:t>
+            </w:r>
+            <w:r>
+              <w:rPr>
+                <w:noProof/>
+                <w:webHidden/>
+              </w:rPr>
+              <w:fldChar w:fldCharType="end"/>
+            </w:r>
+          </w:hyperlink>
+        </w:p>
+        <w:p>
+          <w:pPr>
+            <w:pStyle w:val="TOC2"/>
+            <w:tabs>
+              <w:tab w:val="left" w:pos="880"/>
+              <w:tab w:val="right" w:leader="dot" w:pos="9062"/>
+            </w:tabs>
+            <w:rPr>
+              <w:noProof/>
+              <w:kern w:val="2"/>
+              <w:sz w:val="24"/>
+              <w:szCs w:val="24"/>
+              <w:lang w:val="en-BE" w:eastAsia="en-BE"/>
+              <w14:ligatures w14:val="standardContextual"/>
+            </w:rPr>
+          </w:pPr>
+          <w:hyperlink w:anchor="_Toc222748679" w:history="1">
+            <w:r>
+              <w:rPr>
+                <w:rStyle w:val="Hyperlink"/>
+                <w:noProof/>
+              </w:rPr>
+              <w:t>5.3</w:t>
+            </w:r>
+            <w:r>
+              <w:rPr>
+                <w:noProof/>
+                <w:kern w:val="2"/>
+                <w:sz w:val="24"/>
+                <w:szCs w:val="24"/>
+                <w:lang w:val="en-BE" w:eastAsia="en-BE"/>
+                <w14:ligatures w14:val="standardContextual"/>
+              </w:rPr>
+              <w:tab/>
+            </w:r>
+            <w:r>
+              <w:rPr>
+                <w:rStyle w:val="Hyperlink"/>
+                <w:noProof/>
+              </w:rPr>
+              <w:t>Keuze</w:t>
+            </w:r>
+            <w:r>
+              <w:rPr>
+                <w:noProof/>
+                <w:webHidden/>
+              </w:rPr>
+              <w:tab/>
+            </w:r>
+            <w:r>
+              <w:rPr>
+                <w:noProof/>
+                <w:webHidden/>
+              </w:rPr>
+              <w:fldChar w:fldCharType="begin"/>
+            </w:r>
+            <w:r>
+              <w:rPr>
+                <w:noProof/>
+                <w:webHidden/>
+              </w:rPr>
+              <w:instrText xml:space="preserve"> PAGEREF _Toc222748679 \h </w:instrText>
+            </w:r>
+            <w:r>
+              <w:rPr>
+                <w:noProof/>
+                <w:webHidden/>
+              </w:rPr>
+            </w:r>
+            <w:r>
+              <w:rPr>
+                <w:noProof/>
+                <w:webHidden/>
+              </w:rPr>
+              <w:fldChar w:fldCharType="separate"/>
+            </w:r>
+            <w:r>
+              <w:rPr>
+                <w:noProof/>
+                <w:webHidden/>
+              </w:rPr>
+              <w:t>12</w:t>
             </w:r>
             <w:r>
               <w:rPr>
@@ -2152,7 +2786,7 @@
               <w14:ligatures w14:val="standardContextual"/>
             </w:rPr>
           </w:pPr>
-          <w:hyperlink w:anchor="_Toc222572854" w:history="1">
+          <w:hyperlink w:anchor="_Toc222748680" w:history="1">
             <w:r>
               <w:rPr>
                 <w:rStyle w:val="Hyperlink"/>
@@ -2197,7 +2831,7 @@
                 <w:noProof/>
                 <w:webHidden/>
               </w:rPr>
-              <w:instrText xml:space="preserve"> PAGEREF _Toc222572854 \h </w:instrText>
+              <w:instrText xml:space="preserve"> PAGEREF _Toc222748680 \h </w:instrText>
             </w:r>
             <w:r>
               <w:rPr>
@@ -2217,7 +2851,7 @@
                 <w:noProof/>
                 <w:webHidden/>
               </w:rPr>
-              <w:t>11</w:t>
+              <w:t>12</w:t>
             </w:r>
             <w:r>
               <w:rPr>
@@ -2244,7 +2878,7 @@
               <w14:ligatures w14:val="standardContextual"/>
             </w:rPr>
           </w:pPr>
-          <w:hyperlink w:anchor="_Toc222572855" w:history="1">
+          <w:hyperlink w:anchor="_Toc222748681" w:history="1">
             <w:r>
               <w:rPr>
                 <w:rStyle w:val="Hyperlink"/>
@@ -2289,7 +2923,7 @@
                 <w:noProof/>
                 <w:webHidden/>
               </w:rPr>
-              <w:instrText xml:space="preserve"> PAGEREF _Toc222572855 \h </w:instrText>
+              <w:instrText xml:space="preserve"> PAGEREF _Toc222748681 \h </w:instrText>
             </w:r>
             <w:r>
               <w:rPr>
@@ -2309,7 +2943,7 @@
                 <w:noProof/>
                 <w:webHidden/>
               </w:rPr>
-              <w:t>11</w:t>
+              <w:t>12</w:t>
             </w:r>
             <w:r>
               <w:rPr>
@@ -2336,7 +2970,7 @@
               <w14:ligatures w14:val="standardContextual"/>
             </w:rPr>
           </w:pPr>
-          <w:hyperlink w:anchor="_Toc222572856" w:history="1">
+          <w:hyperlink w:anchor="_Toc222748682" w:history="1">
             <w:r>
               <w:rPr>
                 <w:rStyle w:val="Hyperlink"/>
@@ -2381,7 +3015,7 @@
                 <w:noProof/>
                 <w:webHidden/>
               </w:rPr>
-              <w:instrText xml:space="preserve"> PAGEREF _Toc222572856 \h </w:instrText>
+              <w:instrText xml:space="preserve"> PAGEREF _Toc222748682 \h </w:instrText>
             </w:r>
             <w:r>
               <w:rPr>
@@ -2401,7 +3035,7 @@
                 <w:noProof/>
                 <w:webHidden/>
               </w:rPr>
-              <w:t>11</w:t>
+              <w:t>12</w:t>
             </w:r>
             <w:r>
               <w:rPr>
@@ -2428,7 +3062,7 @@
               <w14:ligatures w14:val="standardContextual"/>
             </w:rPr>
           </w:pPr>
-          <w:hyperlink w:anchor="_Toc222572857" w:history="1">
+          <w:hyperlink w:anchor="_Toc222748683" w:history="1">
             <w:r>
               <w:rPr>
                 <w:rStyle w:val="Hyperlink"/>
@@ -2473,7 +3107,7 @@
                 <w:noProof/>
                 <w:webHidden/>
               </w:rPr>
-              <w:instrText xml:space="preserve"> PAGEREF _Toc222572857 \h </w:instrText>
+              <w:instrText xml:space="preserve"> PAGEREF _Toc222748683 \h </w:instrText>
             </w:r>
             <w:r>
               <w:rPr>
@@ -2493,7 +3127,7 @@
                 <w:noProof/>
                 <w:webHidden/>
               </w:rPr>
-              <w:t>12</w:t>
+              <w:t>13</w:t>
             </w:r>
             <w:r>
               <w:rPr>
@@ -2520,7 +3154,7 @@
               <w14:ligatures w14:val="standardContextual"/>
             </w:rPr>
           </w:pPr>
-          <w:hyperlink w:anchor="_Toc222572858" w:history="1">
+          <w:hyperlink w:anchor="_Toc222748684" w:history="1">
             <w:r>
               <w:rPr>
                 <w:rStyle w:val="Hyperlink"/>
@@ -2565,7 +3199,7 @@
                 <w:noProof/>
                 <w:webHidden/>
               </w:rPr>
-              <w:instrText xml:space="preserve"> PAGEREF _Toc222572858 \h </w:instrText>
+              <w:instrText xml:space="preserve"> PAGEREF _Toc222748684 \h </w:instrText>
             </w:r>
             <w:r>
               <w:rPr>
@@ -2585,7 +3219,7 @@
                 <w:noProof/>
                 <w:webHidden/>
               </w:rPr>
-              <w:t>12</w:t>
+              <w:t>13</w:t>
             </w:r>
             <w:r>
               <w:rPr>
@@ -2612,7 +3246,7 @@
               <w14:ligatures w14:val="standardContextual"/>
             </w:rPr>
           </w:pPr>
-          <w:hyperlink w:anchor="_Toc222572859" w:history="1">
+          <w:hyperlink w:anchor="_Toc222748685" w:history="1">
             <w:r>
               <w:rPr>
                 <w:rStyle w:val="Hyperlink"/>
@@ -2657,7 +3291,7 @@
                 <w:noProof/>
                 <w:webHidden/>
               </w:rPr>
-              <w:instrText xml:space="preserve"> PAGEREF _Toc222572859 \h </w:instrText>
+              <w:instrText xml:space="preserve"> PAGEREF _Toc222748685 \h </w:instrText>
             </w:r>
             <w:r>
               <w:rPr>
@@ -2677,7 +3311,7 @@
                 <w:noProof/>
                 <w:webHidden/>
               </w:rPr>
-              <w:t>12</w:t>
+              <w:t>13</w:t>
             </w:r>
             <w:r>
               <w:rPr>
@@ -2704,7 +3338,7 @@
               <w14:ligatures w14:val="standardContextual"/>
             </w:rPr>
           </w:pPr>
-          <w:hyperlink w:anchor="_Toc222572860" w:history="1">
+          <w:hyperlink w:anchor="_Toc222748686" w:history="1">
             <w:r>
               <w:rPr>
                 <w:rStyle w:val="Hyperlink"/>
@@ -2749,7 +3383,7 @@
                 <w:noProof/>
                 <w:webHidden/>
               </w:rPr>
-              <w:instrText xml:space="preserve"> PAGEREF _Toc222572860 \h </w:instrText>
+              <w:instrText xml:space="preserve"> PAGEREF _Toc222748686 \h </w:instrText>
             </w:r>
             <w:r>
               <w:rPr>
@@ -2769,7 +3403,7 @@
                 <w:noProof/>
                 <w:webHidden/>
               </w:rPr>
-              <w:t>12</w:t>
+              <w:t>13</w:t>
             </w:r>
             <w:r>
               <w:rPr>
@@ -2821,7 +3455,6 @@
         </w:rPr>
       </w:pPr>
       <w:r>
-        <w:lastRenderedPageBreak/>
         <w:br w:type="page"/>
       </w:r>
     </w:p>
@@ -2829,7 +3462,7 @@
       <w:pPr>
         <w:pStyle w:val="Heading1"/>
       </w:pPr>
-      <w:bookmarkStart w:id="0" w:name="_Toc222572832"/>
+      <w:bookmarkStart w:id="0" w:name="_Toc222748651"/>
       <w:r>
         <w:lastRenderedPageBreak/>
         <w:t>Overzicht</w:t>
@@ -2915,12 +3548,15 @@
           <w:ilvl w:val="0"/>
           <w:numId w:val="66"/>
         </w:numPr>
-      </w:pPr>
-      <w:r>
-        <w:rPr>
-          <w:lang w:val="en-US"/>
-        </w:rPr>
-        <w:t>Accelerometer</w:t>
+        <w:rPr>
+          <w:lang w:val="en-US"/>
+        </w:rPr>
+      </w:pPr>
+      <w:r>
+        <w:rPr>
+          <w:lang w:val="en-US"/>
+        </w:rPr>
+        <w:t>E-ink display</w:t>
       </w:r>
     </w:p>
     <w:p>
@@ -2930,15 +3566,12 @@
           <w:ilvl w:val="0"/>
           <w:numId w:val="66"/>
         </w:numPr>
-        <w:rPr>
-          <w:lang w:val="en-US"/>
-        </w:rPr>
-      </w:pPr>
-      <w:r>
-        <w:rPr>
-          <w:lang w:val="en-US"/>
-        </w:rPr>
-        <w:t>BMS voor 2-4 18650 batterijen</w:t>
+      </w:pPr>
+      <w:r>
+        <w:rPr>
+          <w:lang w:val="en-US"/>
+        </w:rPr>
+        <w:t>Accelerometer</w:t>
       </w:r>
     </w:p>
     <w:p>
@@ -2948,15 +3581,15 @@
           <w:ilvl w:val="0"/>
           <w:numId w:val="66"/>
         </w:numPr>
-      </w:pPr>
-      <w:r>
-        <w:t>Aansturing voor m</w:t>
-      </w:r>
-      <w:r>
-        <w:t>otor of solenoid</w:t>
-      </w:r>
-      <w:r>
-        <w:t>e</w:t>
+        <w:rPr>
+          <w:lang w:val="en-US"/>
+        </w:rPr>
+      </w:pPr>
+      <w:r>
+        <w:rPr>
+          <w:lang w:val="en-US"/>
+        </w:rPr>
+        <w:t>BMS voor 2-4 18650 batterijen</w:t>
       </w:r>
     </w:p>
     <w:p>
@@ -2967,6 +3600,15 @@
           <w:numId w:val="66"/>
         </w:numPr>
       </w:pPr>
+      <w:r>
+        <w:t>Aansturing voor m</w:t>
+      </w:r>
+      <w:r>
+        <w:t>otor of solenoid</w:t>
+      </w:r>
+      <w:r>
+        <w:t>e</w:t>
+      </w:r>
     </w:p>
     <w:p>
       <w:pPr>
@@ -2979,9 +3621,18 @@
     </w:p>
     <w:p>
       <w:pPr>
+        <w:pStyle w:val="ListParagraph"/>
+        <w:numPr>
+          <w:ilvl w:val="0"/>
+          <w:numId w:val="66"/>
+        </w:numPr>
+      </w:pPr>
+    </w:p>
+    <w:p>
+      <w:pPr>
         <w:pStyle w:val="Heading1"/>
       </w:pPr>
-      <w:bookmarkStart w:id="1" w:name="_Toc222572833"/>
+      <w:bookmarkStart w:id="1" w:name="_Toc222748652"/>
       <w:r>
         <w:t>MCU</w:t>
       </w:r>
@@ -3072,7 +3723,7 @@
       <w:pPr>
         <w:pStyle w:val="Heading2"/>
       </w:pPr>
-      <w:bookmarkStart w:id="2" w:name="_Toc222572834"/>
+      <w:bookmarkStart w:id="2" w:name="_Toc222748653"/>
       <w:r>
         <w:t>Flash schatting</w:t>
       </w:r>
@@ -3417,7 +4068,7 @@
       <w:pPr>
         <w:pStyle w:val="Heading2"/>
       </w:pPr>
-      <w:bookmarkStart w:id="3" w:name="_Toc222572835"/>
+      <w:bookmarkStart w:id="3" w:name="_Toc222748654"/>
       <w:r>
         <w:t>RAM schatting</w:t>
       </w:r>
@@ -3761,7 +4412,7 @@
       <w:pPr>
         <w:pStyle w:val="Heading2"/>
       </w:pPr>
-      <w:bookmarkStart w:id="4" w:name="_Toc222572836"/>
+      <w:bookmarkStart w:id="4" w:name="_Toc222748655"/>
       <w:r>
         <w:lastRenderedPageBreak/>
         <w:t>Peripherals</w:t>
@@ -4739,7 +5390,7 @@
       <w:pPr>
         <w:pStyle w:val="Heading2"/>
       </w:pPr>
-      <w:bookmarkStart w:id="5" w:name="_Toc222572837"/>
+      <w:bookmarkStart w:id="5" w:name="_Toc222748656"/>
       <w:r>
         <w:t>Eisen</w:t>
       </w:r>
@@ -4975,7 +5626,7 @@
       <w:pPr>
         <w:pStyle w:val="Heading2"/>
       </w:pPr>
-      <w:bookmarkStart w:id="6" w:name="_Toc222572838"/>
+      <w:bookmarkStart w:id="6" w:name="_Toc222748657"/>
       <w:r>
         <w:lastRenderedPageBreak/>
         <w:t>Opties</w:t>
@@ -5476,7 +6127,7 @@
       <w:pPr>
         <w:pStyle w:val="Heading2"/>
       </w:pPr>
-      <w:bookmarkStart w:id="7" w:name="_Toc222572839"/>
+      <w:bookmarkStart w:id="7" w:name="_Toc222748658"/>
       <w:r>
         <w:rPr>
           <w:noProof/>
@@ -5566,7 +6217,7 @@
       <w:pPr>
         <w:pStyle w:val="Heading2"/>
       </w:pPr>
-      <w:bookmarkStart w:id="8" w:name="_Toc222572840"/>
+      <w:bookmarkStart w:id="8" w:name="_Toc222748659"/>
       <w:r>
         <w:t>Voorbeeld van prijzen</w:t>
       </w:r>
@@ -5615,7 +6266,7 @@
       <w:pPr>
         <w:pStyle w:val="Heading2"/>
       </w:pPr>
-      <w:bookmarkStart w:id="9" w:name="_Toc222572841"/>
+      <w:bookmarkStart w:id="9" w:name="_Toc222748660"/>
       <w:r>
         <w:t>Voorstel</w:t>
       </w:r>
@@ -5945,7 +6596,7 @@
       <w:pPr>
         <w:pStyle w:val="Heading2"/>
       </w:pPr>
-      <w:bookmarkStart w:id="10" w:name="_Toc222572842"/>
+      <w:bookmarkStart w:id="10" w:name="_Toc222748661"/>
       <w:r>
         <w:t>Keuze</w:t>
       </w:r>
@@ -6054,7 +6705,7 @@
         <w:pStyle w:val="Heading1"/>
         <w:spacing w:before="0"/>
       </w:pPr>
-      <w:bookmarkStart w:id="11" w:name="_Toc222572843"/>
+      <w:bookmarkStart w:id="11" w:name="_Toc222748662"/>
       <w:r>
         <w:lastRenderedPageBreak/>
         <w:t>LoRa</w:t>
@@ -6346,7 +6997,7 @@
         <w:pStyle w:val="Heading2"/>
         <w:spacing w:before="0"/>
       </w:pPr>
-      <w:bookmarkStart w:id="12" w:name="_Toc222572844"/>
+      <w:bookmarkStart w:id="12" w:name="_Toc222748663"/>
       <w:r>
         <w:t>STM32 + LoRa?</w:t>
       </w:r>
@@ -6450,7 +7101,7 @@
       <w:pPr>
         <w:pStyle w:val="Heading2"/>
       </w:pPr>
-      <w:bookmarkStart w:id="13" w:name="_Toc222572845"/>
+      <w:bookmarkStart w:id="13" w:name="_Toc222748664"/>
       <w:r>
         <w:t>Modules</w:t>
       </w:r>
@@ -6825,7 +7476,7 @@
       <w:pPr>
         <w:pStyle w:val="Heading2"/>
       </w:pPr>
-      <w:bookmarkStart w:id="14" w:name="_Toc222572846"/>
+      <w:bookmarkStart w:id="14" w:name="_Toc222748665"/>
       <w:r>
         <w:t>Keuze</w:t>
       </w:r>
@@ -6914,13 +7565,27 @@
         <w:rPr>
           <w:lang w:val="en-US"/>
         </w:rPr>
+        <w:sectPr>
+          <w:headerReference w:type="default" r:id="rId44"/>
+          <w:pgSz w:w="11906" w:h="16838"/>
+          <w:pgMar w:top="1417" w:right="1417" w:bottom="1417" w:left="1417" w:header="708" w:footer="708" w:gutter="0"/>
+          <w:cols w:space="708"/>
+          <w:docGrid w:linePitch="360"/>
+        </w:sectPr>
+      </w:pPr>
+    </w:p>
+    <w:p>
+      <w:pPr>
+        <w:rPr>
+          <w:lang w:val="en-US"/>
+        </w:rPr>
       </w:pPr>
     </w:p>
     <w:p>
       <w:pPr>
         <w:pStyle w:val="Heading2"/>
       </w:pPr>
-      <w:bookmarkStart w:id="15" w:name="_Toc222572847"/>
+      <w:bookmarkStart w:id="15" w:name="_Toc222748666"/>
       <w:r>
         <w:t>Antenne</w:t>
       </w:r>
@@ -6930,7 +7595,7 @@
       <w:r>
         <w:t xml:space="preserve">WisDuo </w:t>
       </w:r>
-      <w:hyperlink r:id="rId44" w:history="1">
+      <w:hyperlink r:id="rId45" w:history="1">
         <w:r>
           <w:rPr>
             <w:rStyle w:val="Hyperlink"/>
@@ -6946,7 +7611,7 @@
       <w:pPr>
         <w:pStyle w:val="Heading3"/>
       </w:pPr>
-      <w:bookmarkStart w:id="16" w:name="_Toc222572848"/>
+      <w:bookmarkStart w:id="16" w:name="_Toc222748667"/>
       <w:r>
         <w:t>RAK11720</w:t>
       </w:r>
@@ -7136,7 +7801,7 @@
       <w:pPr>
         <w:pStyle w:val="Heading3"/>
       </w:pPr>
-      <w:bookmarkStart w:id="17" w:name="_Toc222572849"/>
+      <w:bookmarkStart w:id="17" w:name="_Toc222748668"/>
       <w:r>
         <w:t>Soorten antennes</w:t>
       </w:r>
@@ -7310,7 +7975,7 @@
       <w:pPr>
         <w:pStyle w:val="Heading3"/>
       </w:pPr>
-      <w:bookmarkStart w:id="18" w:name="_Toc222572850"/>
+      <w:bookmarkStart w:id="18" w:name="_Toc222748669"/>
       <w:r>
         <w:lastRenderedPageBreak/>
         <w:t>Opties</w:t>
@@ -7337,7 +8002,7 @@
       </w:r>
     </w:p>
     <w:p>
-      <w:hyperlink r:id="rId45" w:history="1">
+      <w:hyperlink r:id="rId46" w:history="1">
         <w:r>
           <w:rPr>
             <w:rStyle w:val="Hyperlink"/>
@@ -7358,7 +8023,7 @@
       </w:r>
     </w:p>
     <w:p>
-      <w:hyperlink r:id="rId46" w:history="1">
+      <w:hyperlink r:id="rId47" w:history="1">
         <w:r>
           <w:rPr>
             <w:rStyle w:val="Hyperlink"/>
@@ -7372,7 +8037,7 @@
       <w:pPr>
         <w:pStyle w:val="Heading3"/>
       </w:pPr>
-      <w:bookmarkStart w:id="19" w:name="_Toc222572851"/>
+      <w:bookmarkStart w:id="19" w:name="_Toc222748670"/>
       <w:r>
         <w:t>Keuze</w:t>
       </w:r>
@@ -7398,36 +8063,620 @@
       <w:r>
         <w:t>losse draad</w:t>
       </w:r>
-    </w:p>
-    <w:p>
+      <w:r>
+        <w:t>? Zal moeten getest worden.</w:t>
+      </w:r>
+    </w:p>
+    <w:p>
+      <w:pPr>
+        <w:pStyle w:val="Heading3"/>
+      </w:pPr>
+      <w:bookmarkStart w:id="20" w:name="_Toc222748671"/>
+      <w:r>
+        <w:t>Losse draad</w:t>
+      </w:r>
+      <w:bookmarkEnd w:id="20"/>
+    </w:p>
+    <w:p>
+      <w:pPr>
+        <w:rPr>
+          <w:lang w:val="en-US"/>
+        </w:rPr>
+      </w:pPr>
+      <w:r>
+        <w:rPr>
+          <w:lang w:val="en-US"/>
+        </w:rPr>
+        <w:t xml:space="preserve">½ of ¼ </w:t>
+      </w:r>
+      <w:proofErr w:type="spellStart"/>
+      <w:r>
+        <w:rPr>
+          <w:lang w:val="en-US"/>
+        </w:rPr>
+        <w:t>golflengte</w:t>
+      </w:r>
+      <w:proofErr w:type="spellEnd"/>
+      <w:r>
+        <w:rPr>
+          <w:lang w:val="en-US"/>
+        </w:rPr>
+        <w:t xml:space="preserve">: </w:t>
+      </w:r>
+      <w:r>
+        <w:rPr>
+          <w:lang w:val="en-US"/>
+        </w:rPr>
+        <w:t>8.6 cm</w:t>
+      </w:r>
+      <w:r>
+        <w:rPr>
+          <w:lang w:val="en-US"/>
+        </w:rPr>
+        <w:t xml:space="preserve"> of </w:t>
+      </w:r>
+      <w:r>
+        <w:rPr>
+          <w:lang w:val="en-US"/>
+        </w:rPr>
+        <w:t>17.2 cm</w:t>
+      </w:r>
+    </w:p>
+    <w:p>
+      <w:r>
+        <w:t>Impedantie moet ~50 Ω z</w:t>
+      </w:r>
+      <w:r>
+        <w:t>ijn voor RAK11720</w:t>
+      </w:r>
+    </w:p>
+    <w:p>
+      <w:r>
+        <w:t xml:space="preserve">Moeilijk te testen op </w:t>
+      </w:r>
+      <w:r>
+        <w:t>MHF4-connector</w:t>
+      </w:r>
+      <w:r>
+        <w:t xml:space="preserve"> voor prototype, eventueel RF </w:t>
+      </w:r>
+      <w:proofErr w:type="spellStart"/>
+      <w:r>
+        <w:t>pinout</w:t>
+      </w:r>
+      <w:proofErr w:type="spellEnd"/>
+      <w:r>
+        <w:t xml:space="preserve"> gebruiken later?</w:t>
+      </w:r>
+    </w:p>
+    <w:p/>
+    <w:p>
+      <w:pPr>
+        <w:rPr>
+          <w:b/>
+          <w:bCs/>
+        </w:rPr>
+      </w:pPr>
+      <w:proofErr w:type="spellStart"/>
+      <w:r>
+        <w:rPr>
+          <w:b/>
+          <w:bCs/>
+        </w:rPr>
+        <w:t>M</w:t>
+      </w:r>
+      <w:r>
+        <w:rPr>
+          <w:b/>
+          <w:bCs/>
+        </w:rPr>
+        <w:t>onopool</w:t>
+      </w:r>
+      <w:proofErr w:type="spellEnd"/>
+    </w:p>
+    <w:p>
+      <w:pPr>
+        <w:ind w:left="708"/>
+      </w:pPr>
+      <w:r>
+        <w:t>1 draad gebogen rond binnenkant van behuizing</w:t>
+      </w:r>
+    </w:p>
+    <w:p>
+      <w:pPr>
+        <w:ind w:left="708"/>
+      </w:pPr>
+      <w:r>
+        <w:t xml:space="preserve">Goede </w:t>
+      </w:r>
+      <w:proofErr w:type="spellStart"/>
+      <w:r>
+        <w:t>ground</w:t>
+      </w:r>
+      <w:r>
+        <w:t>plane</w:t>
+      </w:r>
+      <w:proofErr w:type="spellEnd"/>
+      <w:r>
+        <w:t xml:space="preserve"> nodig</w:t>
+      </w:r>
+    </w:p>
+    <w:p>
+      <w:pPr>
+        <w:ind w:left="708"/>
+      </w:pPr>
+      <w:r>
+        <w:t xml:space="preserve">Beter met RF </w:t>
+      </w:r>
+      <w:proofErr w:type="spellStart"/>
+      <w:r>
+        <w:t>pinout</w:t>
+      </w:r>
+      <w:proofErr w:type="spellEnd"/>
+      <w:r>
+        <w:t xml:space="preserve"> (niet MHF4)</w:t>
+      </w:r>
+    </w:p>
+    <w:p>
+      <w:pPr>
+        <w:ind w:left="708"/>
+      </w:pPr>
+      <w:r>
+        <w:t>Ideale impedantie</w:t>
+      </w:r>
+      <w:r>
+        <w:t xml:space="preserve"> en VSWR</w:t>
+      </w:r>
+      <w:r>
+        <w:t xml:space="preserve"> bij resonantie</w:t>
+      </w:r>
+      <w:r>
+        <w:t xml:space="preserve"> (perfecte geometrie, rechte antenne)</w:t>
+      </w:r>
+      <w:r>
+        <w:t>:</w:t>
+      </w:r>
+    </w:p>
+    <w:p>
+      <w:pPr>
+        <w:ind w:left="708"/>
+      </w:pPr>
       <w:r>
         <w:tab/>
-        <w:t>Kan langer zijn: 17cm rond fietsslot, of dipool</w:t>
-      </w:r>
-    </w:p>
-    <w:p>
+      </w:r>
+      <w:r>
+        <w:t>8.6 cm</w:t>
+      </w:r>
+      <w:r>
+        <w:t xml:space="preserve">: ~ 73 </w:t>
+      </w:r>
+      <w:proofErr w:type="gramStart"/>
+      <w:r>
+        <w:t xml:space="preserve">Ω </w:t>
+      </w:r>
+      <w:r>
+        <w:t>,</w:t>
+      </w:r>
+      <w:proofErr w:type="gramEnd"/>
+      <w:r>
+        <w:t xml:space="preserve"> </w:t>
+      </w:r>
+      <w:r>
+        <w:t>VSWR</w:t>
+      </w:r>
+      <w:r>
+        <w:t xml:space="preserve"> </w:t>
+      </w:r>
+      <w:r>
+        <w:t>≈ 1.5</w:t>
+      </w:r>
+    </w:p>
+    <w:p>
+      <w:pPr>
+        <w:ind w:left="708"/>
+      </w:pPr>
       <w:r>
         <w:tab/>
       </w:r>
+      <w:r>
+        <w:t>17.2 cm</w:t>
+      </w:r>
+      <w:r>
+        <w:t>: ~36-39 Ω</w:t>
+      </w:r>
+      <w:r>
+        <w:t xml:space="preserve">, </w:t>
+      </w:r>
+      <w:r>
+        <w:t>VSWR</w:t>
+      </w:r>
+      <w:r>
+        <w:t xml:space="preserve"> </w:t>
+      </w:r>
+      <w:r>
+        <w:t>≈ 1.</w:t>
+      </w:r>
+      <w:r>
+        <w:t>3 – 1.6</w:t>
+      </w:r>
+    </w:p>
+    <w:p>
+      <w:pPr>
+        <w:ind w:left="708"/>
+      </w:pPr>
+    </w:p>
+    <w:p>
+      <w:pPr>
+        <w:ind w:left="708"/>
+      </w:pPr>
+      <w:r>
+        <w:t xml:space="preserve">8.6cm </w:t>
+      </w:r>
       <w:proofErr w:type="spellStart"/>
       <w:r>
-        <w:t>Vswr</w:t>
+        <w:t>monopool</w:t>
       </w:r>
       <w:proofErr w:type="spellEnd"/>
       <w:r>
-        <w:t>?</w:t>
+        <w:t xml:space="preserve"> in</w:t>
+      </w:r>
+      <w:r>
+        <w:t xml:space="preserve"> fietsslot:</w:t>
+      </w:r>
+    </w:p>
+    <w:p>
+      <w:pPr>
+        <w:pStyle w:val="ListParagraph"/>
+        <w:numPr>
+          <w:ilvl w:val="1"/>
+          <w:numId w:val="75"/>
+        </w:numPr>
+      </w:pPr>
+      <w:r>
+        <w:t xml:space="preserve">Resonantiefrequentie kan zakken (en </w:t>
+      </w:r>
+      <w:r>
+        <w:t>VSWR</w:t>
+      </w:r>
+      <w:r>
+        <w:t xml:space="preserve"> stijgen)</w:t>
+      </w:r>
+    </w:p>
+    <w:p>
+      <w:pPr>
+        <w:pStyle w:val="ListParagraph"/>
+        <w:numPr>
+          <w:ilvl w:val="1"/>
+          <w:numId w:val="75"/>
+        </w:numPr>
+      </w:pPr>
+      <w:r>
+        <w:t xml:space="preserve">Impedantie kan 20-60Ω zijn met wat </w:t>
+      </w:r>
+      <w:proofErr w:type="spellStart"/>
+      <w:r>
+        <w:t>reactantie</w:t>
+      </w:r>
+      <w:proofErr w:type="spellEnd"/>
+    </w:p>
+    <w:p>
+      <w:pPr>
+        <w:pStyle w:val="ListParagraph"/>
+        <w:numPr>
+          <w:ilvl w:val="1"/>
+          <w:numId w:val="75"/>
+        </w:numPr>
+      </w:pPr>
+      <w:r>
+        <w:t>VSWR</w:t>
+      </w:r>
+      <w:r>
+        <w:t xml:space="preserve"> kan 1.2-3 zijn afhankelijk van de </w:t>
+      </w:r>
+      <w:proofErr w:type="spellStart"/>
+      <w:r>
+        <w:t>layout</w:t>
+      </w:r>
+      <w:proofErr w:type="spellEnd"/>
+    </w:p>
+    <w:p>
+      <w:pPr>
+        <w:pStyle w:val="ListParagraph"/>
+        <w:numPr>
+          <w:ilvl w:val="1"/>
+          <w:numId w:val="75"/>
+        </w:numPr>
+      </w:pPr>
+    </w:p>
+    <w:p>
+      <w:pPr>
+        <w:ind w:left="708"/>
+      </w:pPr>
+      <w:r>
+        <w:t>17.2 cm</w:t>
+      </w:r>
+      <w:r>
+        <w:t xml:space="preserve"> </w:t>
+      </w:r>
+      <w:proofErr w:type="spellStart"/>
+      <w:r>
+        <w:t>monopool</w:t>
+      </w:r>
+      <w:proofErr w:type="spellEnd"/>
+      <w:r>
+        <w:t xml:space="preserve"> in fietsslot:</w:t>
+      </w:r>
+    </w:p>
+    <w:p>
+      <w:pPr>
+        <w:pStyle w:val="ListParagraph"/>
+        <w:numPr>
+          <w:ilvl w:val="1"/>
+          <w:numId w:val="75"/>
+        </w:numPr>
+      </w:pPr>
+      <w:r>
+        <w:t xml:space="preserve">Veel </w:t>
+      </w:r>
+      <w:proofErr w:type="spellStart"/>
+      <w:r>
+        <w:t>reactantie</w:t>
+      </w:r>
+      <w:proofErr w:type="spellEnd"/>
+      <w:r>
+        <w:t xml:space="preserve">, hoge </w:t>
+      </w:r>
+      <w:r>
+        <w:t>VSWR</w:t>
+      </w:r>
+    </w:p>
+    <w:p>
+      <w:pPr>
+        <w:pStyle w:val="ListParagraph"/>
+        <w:numPr>
+          <w:ilvl w:val="1"/>
+          <w:numId w:val="75"/>
+        </w:numPr>
+      </w:pPr>
+      <w:r>
+        <w:t>Wordt niet veel gebruikt</w:t>
       </w:r>
     </w:p>
     <w:p/>
     <w:p>
+      <w:r>
+        <w:rPr>
+          <w:b/>
+          <w:bCs/>
+        </w:rPr>
+        <w:t>D</w:t>
+      </w:r>
+      <w:r>
+        <w:rPr>
+          <w:b/>
+          <w:bCs/>
+        </w:rPr>
+        <w:t>ipool</w:t>
+      </w:r>
+    </w:p>
+    <w:p>
+      <w:pPr>
+        <w:pStyle w:val="ListParagraph"/>
+        <w:numPr>
+          <w:ilvl w:val="0"/>
+          <w:numId w:val="66"/>
+        </w:numPr>
+      </w:pPr>
+      <w:r>
+        <w:t xml:space="preserve">2x </w:t>
+      </w:r>
+      <w:r>
+        <w:t>8.6 cm</w:t>
+      </w:r>
+      <w:r>
+        <w:t xml:space="preserve"> </w:t>
+      </w:r>
+    </w:p>
+    <w:p>
+      <w:pPr>
+        <w:pStyle w:val="ListParagraph"/>
+        <w:numPr>
+          <w:ilvl w:val="0"/>
+          <w:numId w:val="66"/>
+        </w:numPr>
+      </w:pPr>
+      <w:r>
+        <w:t>Gebogen, of licht gebogen in V-vorm of evt. recht in V-vorm</w:t>
+      </w:r>
+    </w:p>
+    <w:p>
+      <w:pPr>
+        <w:pStyle w:val="ListParagraph"/>
+        <w:numPr>
+          <w:ilvl w:val="0"/>
+          <w:numId w:val="66"/>
+        </w:numPr>
+      </w:pPr>
+      <w:r>
+        <w:t>In vrije ruimte, recht:</w:t>
+      </w:r>
+    </w:p>
+    <w:p>
+      <w:pPr>
+        <w:pStyle w:val="ListParagraph"/>
+        <w:numPr>
+          <w:ilvl w:val="1"/>
+          <w:numId w:val="66"/>
+        </w:numPr>
+      </w:pPr>
+      <w:r>
+        <w:t>I</w:t>
+      </w:r>
+      <w:r>
+        <w:t>mpedantie</w:t>
+      </w:r>
+      <w:r>
+        <w:t xml:space="preserve"> </w:t>
+      </w:r>
+      <w:r>
+        <w:t>≈ 73 Ω</w:t>
+      </w:r>
+      <w:r>
+        <w:t xml:space="preserve"> bij resonantie</w:t>
+      </w:r>
+    </w:p>
+    <w:p>
+      <w:pPr>
+        <w:pStyle w:val="ListParagraph"/>
+        <w:numPr>
+          <w:ilvl w:val="1"/>
+          <w:numId w:val="66"/>
+        </w:numPr>
+      </w:pPr>
+      <w:r>
+        <w:t>VSWR o</w:t>
+      </w:r>
+      <w:r>
+        <w:t>p</w:t>
+      </w:r>
+      <w:r>
+        <w:t xml:space="preserve"> 50 Ω ≈ 1.5:1</w:t>
+      </w:r>
+    </w:p>
+    <w:p>
+      <w:pPr>
+        <w:pStyle w:val="ListParagraph"/>
+        <w:numPr>
+          <w:ilvl w:val="0"/>
+          <w:numId w:val="66"/>
+        </w:numPr>
+      </w:pPr>
+      <w:r>
+        <w:t>Gebogen in fietsslot:</w:t>
+      </w:r>
+    </w:p>
+    <w:p>
+      <w:pPr>
+        <w:pStyle w:val="ListParagraph"/>
+        <w:numPr>
+          <w:ilvl w:val="1"/>
+          <w:numId w:val="66"/>
+        </w:numPr>
+      </w:pPr>
+      <w:r>
+        <w:t>Resonantie zal zakken</w:t>
+      </w:r>
+    </w:p>
+    <w:p>
+      <w:pPr>
+        <w:pStyle w:val="ListParagraph"/>
+        <w:numPr>
+          <w:ilvl w:val="1"/>
+          <w:numId w:val="66"/>
+        </w:numPr>
+      </w:pPr>
+      <w:r>
+        <w:t>Impedantie kan dichter bij 50 Ω zakken</w:t>
+      </w:r>
+    </w:p>
+    <w:p>
+      <w:pPr>
+        <w:pStyle w:val="ListParagraph"/>
+        <w:numPr>
+          <w:ilvl w:val="1"/>
+          <w:numId w:val="66"/>
+        </w:numPr>
+      </w:pPr>
+      <w:r>
+        <w:t xml:space="preserve">Draad </w:t>
+      </w:r>
+      <w:r>
+        <w:t>inkorten</w:t>
+      </w:r>
+      <w:r>
+        <w:t xml:space="preserve"> kan resonantie terug naar 868MHz brengen</w:t>
+      </w:r>
+    </w:p>
+    <w:p>
+      <w:pPr>
+        <w:pStyle w:val="ListParagraph"/>
+        <w:numPr>
+          <w:ilvl w:val="1"/>
+          <w:numId w:val="66"/>
+        </w:numPr>
+      </w:pPr>
+      <w:r>
+        <w:lastRenderedPageBreak/>
+        <w:t>Positie (horizontaal, verticaal) bepaalt uitstraling</w:t>
+      </w:r>
+    </w:p>
+    <w:p>
+      <w:pPr>
+        <w:ind w:left="1416"/>
+      </w:pPr>
+      <w:r>
+        <w:drawing>
+          <wp:inline distT="0" distB="0" distL="0" distR="0" wp14:anchorId="7A3F62E8" wp14:editId="0BAF3309">
+            <wp:extent cx="2368550" cy="1723977"/>
+            <wp:effectExtent l="0" t="0" r="0" b="0"/>
+            <wp:docPr id="1128834692" name="Picture 1"/>
+            <wp:cNvGraphicFramePr>
+              <a:graphicFrameLocks xmlns:a="http://schemas.openxmlformats.org/drawingml/2006/main" noChangeAspect="1"/>
+            </wp:cNvGraphicFramePr>
+            <a:graphic xmlns:a="http://schemas.openxmlformats.org/drawingml/2006/main">
+              <a:graphicData uri="http://schemas.openxmlformats.org/drawingml/2006/picture">
+                <pic:pic xmlns:pic="http://schemas.openxmlformats.org/drawingml/2006/picture">
+                  <pic:nvPicPr>
+                    <pic:cNvPr id="1128834692" name=""/>
+                    <pic:cNvPicPr/>
+                  </pic:nvPicPr>
+                  <pic:blipFill>
+                    <a:blip r:embed="rId48"/>
+                    <a:stretch>
+                      <a:fillRect/>
+                    </a:stretch>
+                  </pic:blipFill>
+                  <pic:spPr>
+                    <a:xfrm>
+                      <a:off x="0" y="0"/>
+                      <a:ext cx="2372582" cy="1726912"/>
+                    </a:xfrm>
+                    <a:prstGeom prst="rect">
+                      <a:avLst/>
+                    </a:prstGeom>
+                  </pic:spPr>
+                </pic:pic>
+              </a:graphicData>
+            </a:graphic>
+          </wp:inline>
+        </w:drawing>
+      </w:r>
+    </w:p>
+    <w:p/>
+    <w:p>
+      <w:r>
+        <w:t>Suggestie: dipool in V-vorm, recht of licht gebogen. Beginnen met 2x9cm en trimmen tot resonantie 868MHz is, impedantie ongeveer 50 Ω en VSWR laag genoeg.</w:t>
+      </w:r>
+      <w:r>
+        <w:t xml:space="preserve"> Of tot </w:t>
+      </w:r>
+      <w:r>
+        <w:t>prestatie</w:t>
+      </w:r>
+      <w:r>
+        <w:t xml:space="preserve"> goed is.</w:t>
+      </w:r>
+    </w:p>
+    <w:p/>
+    <w:p>
       <w:pPr>
         <w:pStyle w:val="Heading3"/>
       </w:pPr>
-      <w:bookmarkStart w:id="20" w:name="_Toc222572852"/>
+      <w:bookmarkStart w:id="21" w:name="_Toc222748672"/>
       <w:r>
         <w:t>BLE</w:t>
       </w:r>
-      <w:bookmarkEnd w:id="20"/>
+      <w:bookmarkEnd w:id="21"/>
     </w:p>
     <w:p>
       <w:r>
@@ -7436,7 +8685,7 @@
       <w:r>
         <w:t xml:space="preserve">LE (WisDuo </w:t>
       </w:r>
-      <w:hyperlink r:id="rId47" w:history="1">
+      <w:hyperlink r:id="rId49" w:history="1">
         <w:r>
           <w:rPr>
             <w:rStyle w:val="Hyperlink"/>
@@ -7453,7 +8702,8 @@
     <w:p>
       <w:pPr>
         <w:sectPr>
-          <w:headerReference w:type="default" r:id="rId48"/>
+          <w:headerReference w:type="default" r:id="rId50"/>
+          <w:type w:val="continuous"/>
           <w:pgSz w:w="11906" w:h="16838"/>
           <w:pgMar w:top="1417" w:right="1417" w:bottom="1417" w:left="1417" w:header="708" w:footer="708" w:gutter="0"/>
           <w:cols w:space="708"/>
@@ -7465,7 +8715,7 @@
       <w:pPr>
         <w:pStyle w:val="Heading1"/>
       </w:pPr>
-      <w:bookmarkStart w:id="21" w:name="_Toc222572853"/>
+      <w:bookmarkStart w:id="22" w:name="_Toc222748673"/>
       <w:r>
         <w:t xml:space="preserve">ECC </w:t>
       </w:r>
@@ -7475,16 +8725,18 @@
         </w:rPr>
         <w:t>secure element</w:t>
       </w:r>
-      <w:bookmarkEnd w:id="21"/>
+      <w:bookmarkEnd w:id="22"/>
     </w:p>
     <w:p>
       <w:pPr>
         <w:pStyle w:val="Heading2"/>
         <w:spacing w:before="0"/>
       </w:pPr>
+      <w:bookmarkStart w:id="23" w:name="_Toc222748674"/>
       <w:r>
         <w:t>Eisen</w:t>
       </w:r>
+      <w:bookmarkEnd w:id="23"/>
     </w:p>
     <w:p>
       <w:pPr>
@@ -7678,15 +8930,9 @@
     </w:p>
     <w:p>
       <w:pPr>
-        <w:rPr>
-          <w:lang w:val="en-US"/>
-        </w:rPr>
-      </w:pPr>
-    </w:p>
-    <w:p>
-      <w:pPr>
         <w:pStyle w:val="Heading2"/>
       </w:pPr>
+      <w:bookmarkStart w:id="24" w:name="_Toc222748675"/>
       <w:proofErr w:type="spellStart"/>
       <w:r>
         <w:t>Opties</w:t>
@@ -7695,6 +8941,7 @@
       <w:r>
         <w:t>:</w:t>
       </w:r>
+      <w:bookmarkEnd w:id="24"/>
     </w:p>
     <w:p>
       <w:pPr>
@@ -7704,6 +8951,7 @@
           <w:lang w:val="en-US"/>
         </w:rPr>
       </w:pPr>
+      <w:bookmarkStart w:id="25" w:name="_Toc222748676"/>
       <w:r>
         <w:rPr>
           <w:lang w:val="en-US"/>
@@ -7731,6 +8979,7 @@
         </w:rPr>
         <w:t>serie</w:t>
       </w:r>
+      <w:bookmarkEnd w:id="25"/>
       <w:proofErr w:type="spellEnd"/>
     </w:p>
     <w:p>
@@ -7751,7 +9000,7 @@
         </w:rPr>
         <w:t xml:space="preserve"> </w:t>
       </w:r>
-      <w:hyperlink r:id="rId49" w:history="1">
+      <w:hyperlink r:id="rId51" w:history="1">
         <w:r>
           <w:rPr>
             <w:rStyle w:val="Hyperlink"/>
@@ -7825,7 +9074,7 @@
         </w:rPr>
         <w:t xml:space="preserve"> </w:t>
       </w:r>
-      <w:hyperlink r:id="rId50" w:history="1">
+      <w:hyperlink r:id="rId52" w:history="1">
         <w:r>
           <w:rPr>
             <w:rStyle w:val="Hyperlink"/>
@@ -7909,50 +9158,107 @@
         </w:rPr>
       </w:pPr>
       <w:r>
+        <w:rPr>
+          <w:lang w:val="en-US"/>
+        </w:rPr>
         <w:t>Microchip</w:t>
       </w:r>
       <w:r>
+        <w:rPr>
+          <w:lang w:val="en-US"/>
+        </w:rPr>
         <w:t xml:space="preserve"> </w:t>
       </w:r>
-      <w:hyperlink r:id="rId51" w:history="1">
+      <w:hyperlink r:id="rId53" w:history="1">
         <w:r>
           <w:rPr>
             <w:rStyle w:val="Hyperlink"/>
+            <w:lang w:val="en-US"/>
           </w:rPr>
-          <w:t>ATECC608B</w:t>
+          <w:t>ATECC608A</w:t>
         </w:r>
       </w:hyperlink>
       <w:r>
+        <w:rPr>
+          <w:lang w:val="en-US"/>
+        </w:rPr>
         <w:t xml:space="preserve"> / </w:t>
       </w:r>
-      <w:hyperlink r:id="rId52" w:history="1">
+      <w:hyperlink r:id="rId54" w:history="1">
         <w:r>
           <w:rPr>
             <w:rStyle w:val="Hyperlink"/>
+            <w:lang w:val="en-US"/>
           </w:rPr>
           <w:t>ATECC608</w:t>
         </w:r>
         <w:r>
           <w:rPr>
             <w:rStyle w:val="Hyperlink"/>
+            <w:lang w:val="en-US"/>
           </w:rPr>
           <w:t>B</w:t>
         </w:r>
       </w:hyperlink>
       <w:r>
-        <w:t>: meer geavanceerd</w:t>
-      </w:r>
-      <w:r>
+        <w:rPr>
+          <w:lang w:val="en-US"/>
+        </w:rPr>
+        <w:t xml:space="preserve">: </w:t>
+      </w:r>
+      <w:proofErr w:type="spellStart"/>
+      <w:r>
+        <w:rPr>
+          <w:lang w:val="en-US"/>
+        </w:rPr>
+        <w:t>meer</w:t>
+      </w:r>
+      <w:proofErr w:type="spellEnd"/>
+      <w:r>
+        <w:rPr>
+          <w:lang w:val="en-US"/>
+        </w:rPr>
+        <w:t xml:space="preserve"> </w:t>
+      </w:r>
+      <w:proofErr w:type="spellStart"/>
+      <w:r>
+        <w:rPr>
+          <w:lang w:val="en-US"/>
+        </w:rPr>
+        <w:t>geavanceerd</w:t>
+      </w:r>
+      <w:proofErr w:type="spellEnd"/>
+      <w:r>
+        <w:rPr>
+          <w:lang w:val="en-US"/>
+        </w:rPr>
         <w:t xml:space="preserve"> (</w:t>
       </w:r>
       <w:r>
+        <w:rPr>
+          <w:lang w:val="en-US"/>
+        </w:rPr>
         <w:t>TLS 1.3, AES</w:t>
       </w:r>
       <w:r>
-        <w:t>, betere security)</w:t>
-      </w:r>
-      <w:r>
-        <w:t xml:space="preserve"> </w:t>
+        <w:rPr>
+          <w:lang w:val="en-US"/>
+        </w:rPr>
+        <w:t xml:space="preserve">, </w:t>
+      </w:r>
+      <w:proofErr w:type="spellStart"/>
+      <w:r>
+        <w:rPr>
+          <w:lang w:val="en-US"/>
+        </w:rPr>
+        <w:t>betere</w:t>
+      </w:r>
+      <w:proofErr w:type="spellEnd"/>
+      <w:r>
+        <w:rPr>
+          <w:lang w:val="en-US"/>
+        </w:rPr>
+        <w:t xml:space="preserve"> security) </w:t>
       </w:r>
     </w:p>
     <w:p>
@@ -7981,7 +9287,7 @@
       <w:r>
         <w:t xml:space="preserve">ATECC608A heeft I²C problemen. </w:t>
       </w:r>
-      <w:hyperlink r:id="rId53" w:history="1">
+      <w:hyperlink r:id="rId55" w:history="1">
         <w:r>
           <w:rPr>
             <w:rStyle w:val="Hyperlink"/>
@@ -8151,7 +9457,6 @@
         </w:numPr>
       </w:pPr>
       <w:r>
-        <w:lastRenderedPageBreak/>
         <w:t>8</w:t>
       </w:r>
       <w:r>
@@ -8169,12 +9474,14 @@
       <w:pPr>
         <w:pStyle w:val="Heading3"/>
       </w:pPr>
+      <w:bookmarkStart w:id="26" w:name="_Toc222748677"/>
       <w:r>
         <w:t>ATECC608</w:t>
       </w:r>
       <w:r>
         <w:t>B device ordering codes</w:t>
       </w:r>
+      <w:bookmarkEnd w:id="26"/>
     </w:p>
     <w:p>
       <w:r>
@@ -8194,7 +9501,7 @@
                     <pic:cNvPicPr/>
                   </pic:nvPicPr>
                   <pic:blipFill>
-                    <a:blip r:embed="rId54"/>
+                    <a:blip r:embed="rId56"/>
                     <a:stretch>
                       <a:fillRect/>
                     </a:stretch>
@@ -8222,6 +9529,7 @@
         </w:rPr>
       </w:pPr>
       <w:r>
+        <w:lastRenderedPageBreak/>
         <w:drawing>
           <wp:inline distT="0" distB="0" distL="0" distR="0" wp14:anchorId="05684F54" wp14:editId="1A551185">
             <wp:extent cx="3733800" cy="1688277"/>
@@ -8238,7 +9546,7 @@
                     <pic:cNvPicPr/>
                   </pic:nvPicPr>
                   <pic:blipFill>
-                    <a:blip r:embed="rId55"/>
+                    <a:blip r:embed="rId57"/>
                     <a:stretch>
                       <a:fillRect/>
                     </a:stretch>
@@ -8273,7 +9581,8 @@
           <w:lang w:val="fr-BE"/>
         </w:rPr>
       </w:pPr>
-      <w:hyperlink r:id="rId56" w:history="1">
+      <w:hyperlink r:id="rId58" w:history="1">
+        <w:bookmarkStart w:id="27" w:name="_Toc222748678"/>
         <w:r>
           <w:rPr>
             <w:rStyle w:val="Hyperlink"/>
@@ -8304,6 +9613,7 @@
           </w:rPr>
           <w:t>SE050</w:t>
         </w:r>
+        <w:bookmarkEnd w:id="27"/>
       </w:hyperlink>
     </w:p>
     <w:p>
@@ -8434,10 +9744,12 @@
       <w:pPr>
         <w:pStyle w:val="Heading2"/>
       </w:pPr>
+      <w:bookmarkStart w:id="28" w:name="_Toc222748679"/>
       <w:proofErr w:type="spellStart"/>
       <w:r>
         <w:t>Keuze</w:t>
       </w:r>
+      <w:bookmarkEnd w:id="28"/>
       <w:proofErr w:type="spellEnd"/>
     </w:p>
     <w:p>
@@ -8489,7 +9801,7 @@
       </w:r>
     </w:p>
     <w:p>
-      <w:hyperlink r:id="rId57" w:history="1">
+      <w:hyperlink r:id="rId59" w:history="1">
         <w:proofErr w:type="spellStart"/>
         <w:r>
           <w:rPr>
@@ -8507,7 +9819,7 @@
       </w:r>
     </w:p>
     <w:p>
-      <w:hyperlink r:id="rId58" w:history="1">
+      <w:hyperlink r:id="rId60" w:history="1">
         <w:proofErr w:type="spellStart"/>
         <w:r>
           <w:rPr>
@@ -8522,7 +9834,7 @@
       </w:r>
     </w:p>
     <w:p>
-      <w:hyperlink r:id="rId59" w:history="1">
+      <w:hyperlink r:id="rId61" w:history="1">
         <w:proofErr w:type="spellStart"/>
         <w:r>
           <w:rPr>
@@ -8565,7 +9877,7 @@
                     <pic:cNvPicPr/>
                   </pic:nvPicPr>
                   <pic:blipFill>
-                    <a:blip r:embed="rId60"/>
+                    <a:blip r:embed="rId62"/>
                     <a:stretch>
                       <a:fillRect/>
                     </a:stretch>
@@ -8588,20 +9900,13 @@
     </w:p>
     <w:p>
       <w:pPr>
-        <w:rPr>
-          <w:lang w:val="en-US"/>
-        </w:rPr>
-      </w:pPr>
-    </w:p>
-    <w:p>
-      <w:pPr>
         <w:pStyle w:val="Heading1"/>
       </w:pPr>
-      <w:bookmarkStart w:id="22" w:name="_Toc222572854"/>
+      <w:bookmarkStart w:id="29" w:name="_Toc222748680"/>
       <w:r>
         <w:t>GPS/GNSS</w:t>
       </w:r>
-      <w:bookmarkEnd w:id="22"/>
+      <w:bookmarkEnd w:id="29"/>
     </w:p>
     <w:p>
       <w:pPr>
@@ -8614,11 +9919,11 @@
       <w:pPr>
         <w:pStyle w:val="Heading1"/>
       </w:pPr>
-      <w:bookmarkStart w:id="23" w:name="_Toc222572855"/>
+      <w:bookmarkStart w:id="30" w:name="_Toc222748681"/>
       <w:r>
         <w:t>E-ink display</w:t>
       </w:r>
-      <w:bookmarkEnd w:id="23"/>
+      <w:bookmarkEnd w:id="30"/>
     </w:p>
     <w:p>
       <w:pPr>
@@ -8698,11 +10003,11 @@
       <w:pPr>
         <w:pStyle w:val="Heading1"/>
       </w:pPr>
-      <w:bookmarkStart w:id="24" w:name="_Toc222572856"/>
+      <w:bookmarkStart w:id="31" w:name="_Toc222748682"/>
       <w:r>
         <w:t>Accelerometer</w:t>
       </w:r>
-      <w:bookmarkEnd w:id="24"/>
+      <w:bookmarkEnd w:id="31"/>
     </w:p>
     <w:p>
       <w:pPr>
@@ -8715,12 +10020,46 @@
       <w:pPr>
         <w:pStyle w:val="Heading1"/>
       </w:pPr>
-      <w:bookmarkStart w:id="25" w:name="_Toc222572857"/>
+      <w:bookmarkStart w:id="32" w:name="_Toc222748683"/>
+      <w:r>
+        <w:t>Battery management system</w:t>
+      </w:r>
+      <w:bookmarkEnd w:id="32"/>
+    </w:p>
+    <w:p>
+      <w:pPr>
+        <w:rPr>
+          <w:lang w:val="en-US"/>
+        </w:rPr>
+      </w:pPr>
+    </w:p>
+    <w:p>
+      <w:pPr>
+        <w:pStyle w:val="Heading1"/>
+      </w:pPr>
+      <w:bookmarkStart w:id="33" w:name="_Toc222748684"/>
+      <w:r>
+        <w:t>Motor/solenoide</w:t>
+      </w:r>
+      <w:bookmarkEnd w:id="33"/>
+    </w:p>
+    <w:p>
+      <w:pPr>
+        <w:rPr>
+          <w:lang w:val="en-US"/>
+        </w:rPr>
+      </w:pPr>
+    </w:p>
+    <w:p>
+      <w:pPr>
+        <w:pStyle w:val="Heading1"/>
+      </w:pPr>
+      <w:bookmarkStart w:id="34" w:name="_Toc222748685"/>
       <w:r>
         <w:lastRenderedPageBreak/>
-        <w:t>Battery management system</w:t>
-      </w:r>
-      <w:bookmarkEnd w:id="25"/>
+        <w:t>Samenvatting keuzes</w:t>
+      </w:r>
+      <w:bookmarkEnd w:id="34"/>
     </w:p>
     <w:p>
       <w:pPr>
@@ -8733,45 +10072,11 @@
       <w:pPr>
         <w:pStyle w:val="Heading1"/>
       </w:pPr>
-      <w:bookmarkStart w:id="26" w:name="_Toc222572858"/>
-      <w:r>
-        <w:t>Motor/solenoide</w:t>
-      </w:r>
-      <w:bookmarkEnd w:id="26"/>
-    </w:p>
-    <w:p>
-      <w:pPr>
-        <w:rPr>
-          <w:lang w:val="en-US"/>
-        </w:rPr>
-      </w:pPr>
-    </w:p>
-    <w:p>
-      <w:pPr>
-        <w:pStyle w:val="Heading1"/>
-      </w:pPr>
-      <w:bookmarkStart w:id="27" w:name="_Toc222572859"/>
-      <w:r>
-        <w:t>Samenvatting keuzes</w:t>
-      </w:r>
-      <w:bookmarkEnd w:id="27"/>
-    </w:p>
-    <w:p>
-      <w:pPr>
-        <w:rPr>
-          <w:lang w:val="en-US"/>
-        </w:rPr>
-      </w:pPr>
-    </w:p>
-    <w:p>
-      <w:pPr>
-        <w:pStyle w:val="Heading1"/>
-      </w:pPr>
-      <w:bookmarkStart w:id="28" w:name="_Toc222572860"/>
+      <w:bookmarkStart w:id="35" w:name="_Toc222748686"/>
       <w:r>
         <w:t>BOM</w:t>
       </w:r>
-      <w:bookmarkEnd w:id="28"/>
+      <w:bookmarkEnd w:id="35"/>
     </w:p>
     <w:p>
       <w:pPr>
@@ -8788,6 +10093,7 @@
       </w:pPr>
     </w:p>
     <w:sectPr>
+      <w:headerReference w:type="default" r:id="rId63"/>
       <w:type w:val="continuous"/>
       <w:pgSz w:w="11906" w:h="16838"/>
       <w:pgMar w:top="1417" w:right="1417" w:bottom="1417" w:left="1417" w:header="708" w:footer="708" w:gutter="0"/>
@@ -8988,6 +10294,78 @@
 </w:hdr>
 </file>
 
+<file path=word/header4.xml><?xml version="1.0" encoding="utf-8"?>
+<w:hdr xmlns:wpc="http://schemas.microsoft.com/office/word/2010/wordprocessingCanvas" xmlns:cx="http://schemas.microsoft.com/office/drawing/2014/chartex" xmlns:cx1="http://schemas.microsoft.com/office/drawing/2015/9/8/chartex" xmlns:cx2="http://schemas.microsoft.com/office/drawing/2015/10/21/chartex" xmlns:cx3="http://schemas.microsoft.com/office/drawing/2016/5/9/chartex" xmlns:cx4="http://schemas.microsoft.com/office/drawing/2016/5/10/chartex" xmlns:cx5="http://schemas.microsoft.com/office/drawing/2016/5/11/chartex" xmlns:cx6="http://schemas.microsoft.com/office/drawing/2016/5/12/chartex" xmlns:cx7="http://schemas.microsoft.com/office/drawing/2016/5/13/chartex" xmlns:cx8="http://schemas.microsoft.com/office/drawing/2016/5/14/chartex" xmlns:mc="http://schemas.openxmlformats.org/markup-compatibility/2006" xmlns:aink="http://schemas.microsoft.com/office/drawing/2016/ink" xmlns:am3d="http://schemas.microsoft.com/office/drawing/2017/model3d" xmlns:o="urn:schemas-microsoft-com:office:office" xmlns:oel="http://schemas.microsoft.com/office/2019/extlst" xmlns:r="http://schemas.openxmlformats.org/officeDocument/2006/relationships" xmlns:m="http://schemas.openxmlformats.org/officeDocument/2006/math" xmlns:v="urn:schemas-microsoft-com:vml" xmlns:wp14="http://schemas.microsoft.com/office/word/2010/wordprocessingDrawing" xmlns:wp="http://schemas.openxmlformats.org/drawingml/2006/wordprocessingDrawing" xmlns:w10="urn:schemas-microsoft-com:office:word" xmlns:w="http://schemas.openxmlformats.org/wordprocessingml/2006/main" xmlns:w14="http://schemas.microsoft.com/office/word/2010/wordml" xmlns:w15="http://schemas.microsoft.com/office/word/2012/wordml" xmlns:w16cex="http://schemas.microsoft.com/office/word/2018/wordml/cex" xmlns:w16cid="http://schemas.microsoft.com/office/word/2016/wordml/cid" xmlns:w16="http://schemas.microsoft.com/office/word/2018/wordml" xmlns:w16du="http://schemas.microsoft.com/office/word/2023/wordml/word16du" xmlns:w16sdtdh="http://schemas.microsoft.com/office/word/2020/wordml/sdtdatahash" xmlns:w16sdtfl="http://schemas.microsoft.com/office/word/2024/wordml/sdtformatlock" xmlns:w16se="http://schemas.microsoft.com/office/word/2015/wordml/symex" xmlns:wpg="http://schemas.microsoft.com/office/word/2010/wordprocessingGroup" xmlns:wpi="http://schemas.microsoft.com/office/word/2010/wordprocessingInk" xmlns:wne="http://schemas.microsoft.com/office/word/2006/wordml" xmlns:wps="http://schemas.microsoft.com/office/word/2010/wordprocessingShape" mc:Ignorable="w14 w15 w16se w16cid w16 w16cex w16sdtdh w16sdtfl w16du wp14">
+  <w:p>
+    <w:pPr>
+      <w:pStyle w:val="Header"/>
+    </w:pPr>
+    <w:proofErr w:type="spellStart"/>
+    <w:r>
+      <w:t>Bikera</w:t>
+    </w:r>
+    <w:proofErr w:type="spellEnd"/>
+    <w:r>
+      <w:t xml:space="preserve"> fietsslot </w:t>
+    </w:r>
+    <w:proofErr w:type="gramStart"/>
+    <w:r>
+      <w:t>PCB c</w:t>
+    </w:r>
+    <w:r>
+      <w:t>omponenten</w:t>
+    </w:r>
+    <w:proofErr w:type="gramEnd"/>
+    <w:r>
+      <w:tab/>
+    </w:r>
+    <w:r>
+      <w:tab/>
+    </w:r>
+    <w:r>
+      <w:t>Antenne</w:t>
+    </w:r>
+  </w:p>
+</w:hdr>
+</file>
+
+<file path=word/header5.xml><?xml version="1.0" encoding="utf-8"?>
+<w:hdr xmlns:wpc="http://schemas.microsoft.com/office/word/2010/wordprocessingCanvas" xmlns:cx="http://schemas.microsoft.com/office/drawing/2014/chartex" xmlns:cx1="http://schemas.microsoft.com/office/drawing/2015/9/8/chartex" xmlns:cx2="http://schemas.microsoft.com/office/drawing/2015/10/21/chartex" xmlns:cx3="http://schemas.microsoft.com/office/drawing/2016/5/9/chartex" xmlns:cx4="http://schemas.microsoft.com/office/drawing/2016/5/10/chartex" xmlns:cx5="http://schemas.microsoft.com/office/drawing/2016/5/11/chartex" xmlns:cx6="http://schemas.microsoft.com/office/drawing/2016/5/12/chartex" xmlns:cx7="http://schemas.microsoft.com/office/drawing/2016/5/13/chartex" xmlns:cx8="http://schemas.microsoft.com/office/drawing/2016/5/14/chartex" xmlns:mc="http://schemas.openxmlformats.org/markup-compatibility/2006" xmlns:aink="http://schemas.microsoft.com/office/drawing/2016/ink" xmlns:am3d="http://schemas.microsoft.com/office/drawing/2017/model3d" xmlns:o="urn:schemas-microsoft-com:office:office" xmlns:oel="http://schemas.microsoft.com/office/2019/extlst" xmlns:r="http://schemas.openxmlformats.org/officeDocument/2006/relationships" xmlns:m="http://schemas.openxmlformats.org/officeDocument/2006/math" xmlns:v="urn:schemas-microsoft-com:vml" xmlns:wp14="http://schemas.microsoft.com/office/word/2010/wordprocessingDrawing" xmlns:wp="http://schemas.openxmlformats.org/drawingml/2006/wordprocessingDrawing" xmlns:w10="urn:schemas-microsoft-com:office:word" xmlns:w="http://schemas.openxmlformats.org/wordprocessingml/2006/main" xmlns:w14="http://schemas.microsoft.com/office/word/2010/wordml" xmlns:w15="http://schemas.microsoft.com/office/word/2012/wordml" xmlns:w16cex="http://schemas.microsoft.com/office/word/2018/wordml/cex" xmlns:w16cid="http://schemas.microsoft.com/office/word/2016/wordml/cid" xmlns:w16="http://schemas.microsoft.com/office/word/2018/wordml" xmlns:w16du="http://schemas.microsoft.com/office/word/2023/wordml/word16du" xmlns:w16sdtdh="http://schemas.microsoft.com/office/word/2020/wordml/sdtdatahash" xmlns:w16sdtfl="http://schemas.microsoft.com/office/word/2024/wordml/sdtformatlock" xmlns:w16se="http://schemas.microsoft.com/office/word/2015/wordml/symex" xmlns:wpg="http://schemas.microsoft.com/office/word/2010/wordprocessingGroup" xmlns:wpi="http://schemas.microsoft.com/office/word/2010/wordprocessingInk" xmlns:wne="http://schemas.microsoft.com/office/word/2006/wordml" xmlns:wps="http://schemas.microsoft.com/office/word/2010/wordprocessingShape" mc:Ignorable="w14 w15 w16se w16cid w16 w16cex w16sdtdh w16sdtfl w16du wp14">
+  <w:p>
+    <w:pPr>
+      <w:pStyle w:val="Header"/>
+    </w:pPr>
+    <w:proofErr w:type="spellStart"/>
+    <w:r>
+      <w:t>Bikera</w:t>
+    </w:r>
+    <w:proofErr w:type="spellEnd"/>
+    <w:r>
+      <w:t xml:space="preserve"> fietsslot </w:t>
+    </w:r>
+    <w:proofErr w:type="gramStart"/>
+    <w:r>
+      <w:t>PCB c</w:t>
+    </w:r>
+    <w:r>
+      <w:t>omponenten</w:t>
+    </w:r>
+    <w:proofErr w:type="gramEnd"/>
+    <w:r>
+      <w:tab/>
+    </w:r>
+    <w:r>
+      <w:tab/>
+    </w:r>
+    <w:proofErr w:type="gramStart"/>
+    <w:r>
+      <w:t>ECC chip</w:t>
+    </w:r>
+    <w:proofErr w:type="gramEnd"/>
+  </w:p>
+</w:hdr>
+</file>
+
 <file path=word/numbering.xml><?xml version="1.0" encoding="utf-8"?>
 <w:numbering xmlns:wpc="http://schemas.microsoft.com/office/word/2010/wordprocessingCanvas" xmlns:cx="http://schemas.microsoft.com/office/drawing/2014/chartex" xmlns:cx1="http://schemas.microsoft.com/office/drawing/2015/9/8/chartex" xmlns:cx2="http://schemas.microsoft.com/office/drawing/2015/10/21/chartex" xmlns:cx3="http://schemas.microsoft.com/office/drawing/2016/5/9/chartex" xmlns:cx4="http://schemas.microsoft.com/office/drawing/2016/5/10/chartex" xmlns:cx5="http://schemas.microsoft.com/office/drawing/2016/5/11/chartex" xmlns:cx6="http://schemas.microsoft.com/office/drawing/2016/5/12/chartex" xmlns:cx7="http://schemas.microsoft.com/office/drawing/2016/5/13/chartex" xmlns:cx8="http://schemas.microsoft.com/office/drawing/2016/5/14/chartex" xmlns:mc="http://schemas.openxmlformats.org/markup-compatibility/2006" xmlns:aink="http://schemas.microsoft.com/office/drawing/2016/ink" xmlns:am3d="http://schemas.microsoft.com/office/drawing/2017/model3d" xmlns:o="urn:schemas-microsoft-com:office:office" xmlns:oel="http://schemas.microsoft.com/office/2019/extlst" xmlns:r="http://schemas.openxmlformats.org/officeDocument/2006/relationships" xmlns:m="http://schemas.openxmlformats.org/officeDocument/2006/math" xmlns:v="urn:schemas-microsoft-com:vml" xmlns:wp14="http://schemas.microsoft.com/office/word/2010/wordprocessingDrawing" xmlns:wp="http://schemas.openxmlformats.org/drawingml/2006/wordprocessingDrawing" xmlns:w10="urn:schemas-microsoft-com:office:word" xmlns:w="http://schemas.openxmlformats.org/wordprocessingml/2006/main" xmlns:w14="http://schemas.microsoft.com/office/word/2010/wordml" xmlns:w15="http://schemas.microsoft.com/office/word/2012/wordml" xmlns:w16cex="http://schemas.microsoft.com/office/word/2018/wordml/cex" xmlns:w16cid="http://schemas.microsoft.com/office/word/2016/wordml/cid" xmlns:w16="http://schemas.microsoft.com/office/word/2018/wordml" xmlns:w16du="http://schemas.microsoft.com/office/word/2023/wordml/word16du" xmlns:w16sdtdh="http://schemas.microsoft.com/office/word/2020/wordml/sdtdatahash" xmlns:w16sdtfl="http://schemas.microsoft.com/office/word/2024/wordml/sdtformatlock" xmlns:w16se="http://schemas.microsoft.com/office/word/2015/wordml/symex" xmlns:wpg="http://schemas.microsoft.com/office/word/2010/wordprocessingGroup" xmlns:wpi="http://schemas.microsoft.com/office/word/2010/wordprocessingInk" xmlns:wne="http://schemas.microsoft.com/office/word/2006/wordml" xmlns:wps="http://schemas.microsoft.com/office/word/2010/wordprocessingShape" mc:Ignorable="w14 w15 w16se w16cid w16 w16cex w16sdtdh w16sdtfl w16du wp14">
   <w:abstractNum w:abstractNumId="0" w15:restartNumberingAfterBreak="0">
@@ -17725,7 +19103,7 @@
   <w:abstractNum w:abstractNumId="77" w15:restartNumberingAfterBreak="0">
     <w:nsid w:val="7D5C78F2"/>
     <w:multiLevelType w:val="hybridMultilevel"/>
-    <w:tmpl w:val="DA966F8C"/>
+    <w:tmpl w:val="1B829CD4"/>
     <w:lvl w:ilvl="0" w:tplc="20000005">
       <w:start w:val="1"/>
       <w:numFmt w:val="bullet"/>
@@ -17750,16 +19128,16 @@
         <w:rFonts w:ascii="Courier New" w:hAnsi="Courier New" w:cs="Courier New" w:hint="default"/>
       </w:rPr>
     </w:lvl>
-    <w:lvl w:ilvl="2" w:tplc="FFFFFFFF" w:tentative="1">
-      <w:start w:val="1"/>
-      <w:numFmt w:val="bullet"/>
-      <w:lvlText w:val=""/>
+    <w:lvl w:ilvl="2" w:tplc="EE164B5C">
+      <w:start w:val="17"/>
+      <w:numFmt w:val="bullet"/>
+      <w:lvlText w:val="-"/>
       <w:lvlJc w:val="left"/>
       <w:pPr>
         <w:ind w:left="2160" w:hanging="360"/>
       </w:pPr>
       <w:rPr>
-        <w:rFonts w:ascii="Wingdings" w:hAnsi="Wingdings" w:hint="default"/>
+        <w:rFonts w:ascii="Calibri" w:eastAsiaTheme="minorEastAsia" w:hAnsi="Calibri" w:cs="Calibri" w:hint="default"/>
       </w:rPr>
     </w:lvl>
     <w:lvl w:ilvl="3" w:tplc="FFFFFFFF" w:tentative="1">
@@ -18531,7 +19909,7 @@
   <w:style w:type="paragraph" w:default="1" w:styleId="Normal">
     <w:name w:val="Normal"/>
     <w:qFormat/>
-    <w:rsid w:val="00964C79"/>
+    <w:rsid w:val="00C168C0"/>
     <w:pPr>
       <w:spacing w:after="0"/>
     </w:pPr>
@@ -18629,7 +20007,6 @@
     <w:next w:val="Normal"/>
     <w:link w:val="Heading4Char"/>
     <w:uiPriority w:val="9"/>
-    <w:semiHidden/>
     <w:unhideWhenUsed/>
     <w:qFormat/>
     <w:rsid w:val="00CC0F90"/>
@@ -19105,7 +20482,6 @@
     <w:basedOn w:val="DefaultParagraphFont"/>
     <w:link w:val="Heading4"/>
     <w:uiPriority w:val="9"/>
-    <w:semiHidden/>
     <w:rsid w:val="00CC0F90"/>
     <w:rPr>
       <w:rFonts w:asciiTheme="majorHAnsi" w:eastAsiaTheme="majorEastAsia" w:hAnsiTheme="majorHAnsi" w:cstheme="majorBidi"/>

--- a/Componenten.docx
+++ b/Componenten.docx
@@ -114,7 +114,7 @@
           <w:r>
             <w:fldChar w:fldCharType="separate"/>
           </w:r>
-          <w:hyperlink w:anchor="_Toc222748651" w:history="1">
+          <w:hyperlink w:anchor="_Toc223174357" w:history="1">
             <w:r>
               <w:rPr>
                 <w:rStyle w:val="Hyperlink"/>
@@ -159,7 +159,7 @@
                 <w:noProof/>
                 <w:webHidden/>
               </w:rPr>
-              <w:instrText xml:space="preserve"> PAGEREF _Toc222748651 \h </w:instrText>
+              <w:instrText xml:space="preserve"> PAGEREF _Toc223174357 \h </w:instrText>
             </w:r>
             <w:r>
               <w:rPr>
@@ -206,7 +206,7 @@
               <w14:ligatures w14:val="standardContextual"/>
             </w:rPr>
           </w:pPr>
-          <w:hyperlink w:anchor="_Toc222748652" w:history="1">
+          <w:hyperlink w:anchor="_Toc223174358" w:history="1">
             <w:r>
               <w:rPr>
                 <w:rStyle w:val="Hyperlink"/>
@@ -251,7 +251,7 @@
                 <w:noProof/>
                 <w:webHidden/>
               </w:rPr>
-              <w:instrText xml:space="preserve"> PAGEREF _Toc222748652 \h </w:instrText>
+              <w:instrText xml:space="preserve"> PAGEREF _Toc223174358 \h </w:instrText>
             </w:r>
             <w:r>
               <w:rPr>
@@ -298,7 +298,7 @@
               <w14:ligatures w14:val="standardContextual"/>
             </w:rPr>
           </w:pPr>
-          <w:hyperlink w:anchor="_Toc222748653" w:history="1">
+          <w:hyperlink w:anchor="_Toc223174359" w:history="1">
             <w:r>
               <w:rPr>
                 <w:rStyle w:val="Hyperlink"/>
@@ -343,7 +343,7 @@
                 <w:noProof/>
                 <w:webHidden/>
               </w:rPr>
-              <w:instrText xml:space="preserve"> PAGEREF _Toc222748653 \h </w:instrText>
+              <w:instrText xml:space="preserve"> PAGEREF _Toc223174359 \h </w:instrText>
             </w:r>
             <w:r>
               <w:rPr>
@@ -390,7 +390,7 @@
               <w14:ligatures w14:val="standardContextual"/>
             </w:rPr>
           </w:pPr>
-          <w:hyperlink w:anchor="_Toc222748654" w:history="1">
+          <w:hyperlink w:anchor="_Toc223174360" w:history="1">
             <w:r>
               <w:rPr>
                 <w:rStyle w:val="Hyperlink"/>
@@ -435,7 +435,7 @@
                 <w:noProof/>
                 <w:webHidden/>
               </w:rPr>
-              <w:instrText xml:space="preserve"> PAGEREF _Toc222748654 \h </w:instrText>
+              <w:instrText xml:space="preserve"> PAGEREF _Toc223174360 \h </w:instrText>
             </w:r>
             <w:r>
               <w:rPr>
@@ -482,7 +482,7 @@
               <w14:ligatures w14:val="standardContextual"/>
             </w:rPr>
           </w:pPr>
-          <w:hyperlink w:anchor="_Toc222748655" w:history="1">
+          <w:hyperlink w:anchor="_Toc223174361" w:history="1">
             <w:r>
               <w:rPr>
                 <w:rStyle w:val="Hyperlink"/>
@@ -527,7 +527,7 @@
                 <w:noProof/>
                 <w:webHidden/>
               </w:rPr>
-              <w:instrText xml:space="preserve"> PAGEREF _Toc222748655 \h </w:instrText>
+              <w:instrText xml:space="preserve"> PAGEREF _Toc223174361 \h </w:instrText>
             </w:r>
             <w:r>
               <w:rPr>
@@ -574,7 +574,7 @@
               <w14:ligatures w14:val="standardContextual"/>
             </w:rPr>
           </w:pPr>
-          <w:hyperlink w:anchor="_Toc222748656" w:history="1">
+          <w:hyperlink w:anchor="_Toc223174362" w:history="1">
             <w:r>
               <w:rPr>
                 <w:rStyle w:val="Hyperlink"/>
@@ -619,7 +619,7 @@
                 <w:noProof/>
                 <w:webHidden/>
               </w:rPr>
-              <w:instrText xml:space="preserve"> PAGEREF _Toc222748656 \h </w:instrText>
+              <w:instrText xml:space="preserve"> PAGEREF _Toc223174362 \h </w:instrText>
             </w:r>
             <w:r>
               <w:rPr>
@@ -666,7 +666,7 @@
               <w14:ligatures w14:val="standardContextual"/>
             </w:rPr>
           </w:pPr>
-          <w:hyperlink w:anchor="_Toc222748657" w:history="1">
+          <w:hyperlink w:anchor="_Toc223174363" w:history="1">
             <w:r>
               <w:rPr>
                 <w:rStyle w:val="Hyperlink"/>
@@ -711,7 +711,7 @@
                 <w:noProof/>
                 <w:webHidden/>
               </w:rPr>
-              <w:instrText xml:space="preserve"> PAGEREF _Toc222748657 \h </w:instrText>
+              <w:instrText xml:space="preserve"> PAGEREF _Toc223174363 \h </w:instrText>
             </w:r>
             <w:r>
               <w:rPr>
@@ -758,7 +758,7 @@
               <w14:ligatures w14:val="standardContextual"/>
             </w:rPr>
           </w:pPr>
-          <w:hyperlink w:anchor="_Toc222748658" w:history="1">
+          <w:hyperlink w:anchor="_Toc223174364" w:history="1">
             <w:r>
               <w:rPr>
                 <w:rStyle w:val="Hyperlink"/>
@@ -803,7 +803,7 @@
                 <w:noProof/>
                 <w:webHidden/>
               </w:rPr>
-              <w:instrText xml:space="preserve"> PAGEREF _Toc222748658 \h </w:instrText>
+              <w:instrText xml:space="preserve"> PAGEREF _Toc223174364 \h </w:instrText>
             </w:r>
             <w:r>
               <w:rPr>
@@ -850,7 +850,7 @@
               <w14:ligatures w14:val="standardContextual"/>
             </w:rPr>
           </w:pPr>
-          <w:hyperlink w:anchor="_Toc222748659" w:history="1">
+          <w:hyperlink w:anchor="_Toc223174365" w:history="1">
             <w:r>
               <w:rPr>
                 <w:rStyle w:val="Hyperlink"/>
@@ -895,7 +895,7 @@
                 <w:noProof/>
                 <w:webHidden/>
               </w:rPr>
-              <w:instrText xml:space="preserve"> PAGEREF _Toc222748659 \h </w:instrText>
+              <w:instrText xml:space="preserve"> PAGEREF _Toc223174365 \h </w:instrText>
             </w:r>
             <w:r>
               <w:rPr>
@@ -942,7 +942,7 @@
               <w14:ligatures w14:val="standardContextual"/>
             </w:rPr>
           </w:pPr>
-          <w:hyperlink w:anchor="_Toc222748660" w:history="1">
+          <w:hyperlink w:anchor="_Toc223174366" w:history="1">
             <w:r>
               <w:rPr>
                 <w:rStyle w:val="Hyperlink"/>
@@ -987,7 +987,7 @@
                 <w:noProof/>
                 <w:webHidden/>
               </w:rPr>
-              <w:instrText xml:space="preserve"> PAGEREF _Toc222748660 \h </w:instrText>
+              <w:instrText xml:space="preserve"> PAGEREF _Toc223174366 \h </w:instrText>
             </w:r>
             <w:r>
               <w:rPr>
@@ -1034,7 +1034,7 @@
               <w14:ligatures w14:val="standardContextual"/>
             </w:rPr>
           </w:pPr>
-          <w:hyperlink w:anchor="_Toc222748661" w:history="1">
+          <w:hyperlink w:anchor="_Toc223174367" w:history="1">
             <w:r>
               <w:rPr>
                 <w:rStyle w:val="Hyperlink"/>
@@ -1079,7 +1079,7 @@
                 <w:noProof/>
                 <w:webHidden/>
               </w:rPr>
-              <w:instrText xml:space="preserve"> PAGEREF _Toc222748661 \h </w:instrText>
+              <w:instrText xml:space="preserve"> PAGEREF _Toc223174367 \h </w:instrText>
             </w:r>
             <w:r>
               <w:rPr>
@@ -1126,7 +1126,7 @@
               <w14:ligatures w14:val="standardContextual"/>
             </w:rPr>
           </w:pPr>
-          <w:hyperlink w:anchor="_Toc222748662" w:history="1">
+          <w:hyperlink w:anchor="_Toc223174368" w:history="1">
             <w:r>
               <w:rPr>
                 <w:rStyle w:val="Hyperlink"/>
@@ -1171,7 +1171,7 @@
                 <w:noProof/>
                 <w:webHidden/>
               </w:rPr>
-              <w:instrText xml:space="preserve"> PAGEREF _Toc222748662 \h </w:instrText>
+              <w:instrText xml:space="preserve"> PAGEREF _Toc223174368 \h </w:instrText>
             </w:r>
             <w:r>
               <w:rPr>
@@ -1218,7 +1218,7 @@
               <w14:ligatures w14:val="standardContextual"/>
             </w:rPr>
           </w:pPr>
-          <w:hyperlink w:anchor="_Toc222748663" w:history="1">
+          <w:hyperlink w:anchor="_Toc223174369" w:history="1">
             <w:r>
               <w:rPr>
                 <w:rStyle w:val="Hyperlink"/>
@@ -1263,7 +1263,7 @@
                 <w:noProof/>
                 <w:webHidden/>
               </w:rPr>
-              <w:instrText xml:space="preserve"> PAGEREF _Toc222748663 \h </w:instrText>
+              <w:instrText xml:space="preserve"> PAGEREF _Toc223174369 \h </w:instrText>
             </w:r>
             <w:r>
               <w:rPr>
@@ -1310,7 +1310,7 @@
               <w14:ligatures w14:val="standardContextual"/>
             </w:rPr>
           </w:pPr>
-          <w:hyperlink w:anchor="_Toc222748664" w:history="1">
+          <w:hyperlink w:anchor="_Toc223174370" w:history="1">
             <w:r>
               <w:rPr>
                 <w:rStyle w:val="Hyperlink"/>
@@ -1355,7 +1355,7 @@
                 <w:noProof/>
                 <w:webHidden/>
               </w:rPr>
-              <w:instrText xml:space="preserve"> PAGEREF _Toc222748664 \h </w:instrText>
+              <w:instrText xml:space="preserve"> PAGEREF _Toc223174370 \h </w:instrText>
             </w:r>
             <w:r>
               <w:rPr>
@@ -1402,7 +1402,7 @@
               <w14:ligatures w14:val="standardContextual"/>
             </w:rPr>
           </w:pPr>
-          <w:hyperlink w:anchor="_Toc222748665" w:history="1">
+          <w:hyperlink w:anchor="_Toc223174371" w:history="1">
             <w:r>
               <w:rPr>
                 <w:rStyle w:val="Hyperlink"/>
@@ -1447,7 +1447,7 @@
                 <w:noProof/>
                 <w:webHidden/>
               </w:rPr>
-              <w:instrText xml:space="preserve"> PAGEREF _Toc222748665 \h </w:instrText>
+              <w:instrText xml:space="preserve"> PAGEREF _Toc223174371 \h </w:instrText>
             </w:r>
             <w:r>
               <w:rPr>
@@ -1494,7 +1494,7 @@
               <w14:ligatures w14:val="standardContextual"/>
             </w:rPr>
           </w:pPr>
-          <w:hyperlink w:anchor="_Toc222748666" w:history="1">
+          <w:hyperlink w:anchor="_Toc223174372" w:history="1">
             <w:r>
               <w:rPr>
                 <w:rStyle w:val="Hyperlink"/>
@@ -1539,7 +1539,7 @@
                 <w:noProof/>
                 <w:webHidden/>
               </w:rPr>
-              <w:instrText xml:space="preserve"> PAGEREF _Toc222748666 \h </w:instrText>
+              <w:instrText xml:space="preserve"> PAGEREF _Toc223174372 \h </w:instrText>
             </w:r>
             <w:r>
               <w:rPr>
@@ -1586,7 +1586,7 @@
               <w14:ligatures w14:val="standardContextual"/>
             </w:rPr>
           </w:pPr>
-          <w:hyperlink w:anchor="_Toc222748667" w:history="1">
+          <w:hyperlink w:anchor="_Toc223174373" w:history="1">
             <w:r>
               <w:rPr>
                 <w:rStyle w:val="Hyperlink"/>
@@ -1631,7 +1631,7 @@
                 <w:noProof/>
                 <w:webHidden/>
               </w:rPr>
-              <w:instrText xml:space="preserve"> PAGEREF _Toc222748667 \h </w:instrText>
+              <w:instrText xml:space="preserve"> PAGEREF _Toc223174373 \h </w:instrText>
             </w:r>
             <w:r>
               <w:rPr>
@@ -1678,7 +1678,7 @@
               <w14:ligatures w14:val="standardContextual"/>
             </w:rPr>
           </w:pPr>
-          <w:hyperlink w:anchor="_Toc222748668" w:history="1">
+          <w:hyperlink w:anchor="_Toc223174374" w:history="1">
             <w:r>
               <w:rPr>
                 <w:rStyle w:val="Hyperlink"/>
@@ -1723,7 +1723,7 @@
                 <w:noProof/>
                 <w:webHidden/>
               </w:rPr>
-              <w:instrText xml:space="preserve"> PAGEREF _Toc222748668 \h </w:instrText>
+              <w:instrText xml:space="preserve"> PAGEREF _Toc223174374 \h </w:instrText>
             </w:r>
             <w:r>
               <w:rPr>
@@ -1770,7 +1770,7 @@
               <w14:ligatures w14:val="standardContextual"/>
             </w:rPr>
           </w:pPr>
-          <w:hyperlink w:anchor="_Toc222748669" w:history="1">
+          <w:hyperlink w:anchor="_Toc223174375" w:history="1">
             <w:r>
               <w:rPr>
                 <w:rStyle w:val="Hyperlink"/>
@@ -1815,7 +1815,7 @@
                 <w:noProof/>
                 <w:webHidden/>
               </w:rPr>
-              <w:instrText xml:space="preserve"> PAGEREF _Toc222748669 \h </w:instrText>
+              <w:instrText xml:space="preserve"> PAGEREF _Toc223174375 \h </w:instrText>
             </w:r>
             <w:r>
               <w:rPr>
@@ -1862,7 +1862,7 @@
               <w14:ligatures w14:val="standardContextual"/>
             </w:rPr>
           </w:pPr>
-          <w:hyperlink w:anchor="_Toc222748670" w:history="1">
+          <w:hyperlink w:anchor="_Toc223174376" w:history="1">
             <w:r>
               <w:rPr>
                 <w:rStyle w:val="Hyperlink"/>
@@ -1907,7 +1907,7 @@
                 <w:noProof/>
                 <w:webHidden/>
               </w:rPr>
-              <w:instrText xml:space="preserve"> PAGEREF _Toc222748670 \h </w:instrText>
+              <w:instrText xml:space="preserve"> PAGEREF _Toc223174376 \h </w:instrText>
             </w:r>
             <w:r>
               <w:rPr>
@@ -1954,7 +1954,7 @@
               <w14:ligatures w14:val="standardContextual"/>
             </w:rPr>
           </w:pPr>
-          <w:hyperlink w:anchor="_Toc222748671" w:history="1">
+          <w:hyperlink w:anchor="_Toc223174377" w:history="1">
             <w:r>
               <w:rPr>
                 <w:rStyle w:val="Hyperlink"/>
@@ -1999,7 +1999,7 @@
                 <w:noProof/>
                 <w:webHidden/>
               </w:rPr>
-              <w:instrText xml:space="preserve"> PAGEREF _Toc222748671 \h </w:instrText>
+              <w:instrText xml:space="preserve"> PAGEREF _Toc223174377 \h </w:instrText>
             </w:r>
             <w:r>
               <w:rPr>
@@ -2046,7 +2046,7 @@
               <w14:ligatures w14:val="standardContextual"/>
             </w:rPr>
           </w:pPr>
-          <w:hyperlink w:anchor="_Toc222748672" w:history="1">
+          <w:hyperlink w:anchor="_Toc223174378" w:history="1">
             <w:r>
               <w:rPr>
                 <w:rStyle w:val="Hyperlink"/>
@@ -2091,7 +2091,7 @@
                 <w:noProof/>
                 <w:webHidden/>
               </w:rPr>
-              <w:instrText xml:space="preserve"> PAGEREF _Toc222748672 \h </w:instrText>
+              <w:instrText xml:space="preserve"> PAGEREF _Toc223174378 \h </w:instrText>
             </w:r>
             <w:r>
               <w:rPr>
@@ -2111,7 +2111,7 @@
                 <w:noProof/>
                 <w:webHidden/>
               </w:rPr>
-              <w:t>11</w:t>
+              <w:t>12</w:t>
             </w:r>
             <w:r>
               <w:rPr>
@@ -2138,7 +2138,7 @@
               <w14:ligatures w14:val="standardContextual"/>
             </w:rPr>
           </w:pPr>
-          <w:hyperlink w:anchor="_Toc222748673" w:history="1">
+          <w:hyperlink w:anchor="_Toc223174379" w:history="1">
             <w:r>
               <w:rPr>
                 <w:rStyle w:val="Hyperlink"/>
@@ -2183,7 +2183,7 @@
                 <w:noProof/>
                 <w:webHidden/>
               </w:rPr>
-              <w:instrText xml:space="preserve"> PAGEREF _Toc222748673 \h </w:instrText>
+              <w:instrText xml:space="preserve"> PAGEREF _Toc223174379 \h </w:instrText>
             </w:r>
             <w:r>
               <w:rPr>
@@ -2203,7 +2203,7 @@
                 <w:noProof/>
                 <w:webHidden/>
               </w:rPr>
-              <w:t>11</w:t>
+              <w:t>12</w:t>
             </w:r>
             <w:r>
               <w:rPr>
@@ -2230,7 +2230,7 @@
               <w14:ligatures w14:val="standardContextual"/>
             </w:rPr>
           </w:pPr>
-          <w:hyperlink w:anchor="_Toc222748674" w:history="1">
+          <w:hyperlink w:anchor="_Toc223174380" w:history="1">
             <w:r>
               <w:rPr>
                 <w:rStyle w:val="Hyperlink"/>
@@ -2275,7 +2275,7 @@
                 <w:noProof/>
                 <w:webHidden/>
               </w:rPr>
-              <w:instrText xml:space="preserve"> PAGEREF _Toc222748674 \h </w:instrText>
+              <w:instrText xml:space="preserve"> PAGEREF _Toc223174380 \h </w:instrText>
             </w:r>
             <w:r>
               <w:rPr>
@@ -2295,7 +2295,7 @@
                 <w:noProof/>
                 <w:webHidden/>
               </w:rPr>
-              <w:t>11</w:t>
+              <w:t>12</w:t>
             </w:r>
             <w:r>
               <w:rPr>
@@ -2322,7 +2322,7 @@
               <w14:ligatures w14:val="standardContextual"/>
             </w:rPr>
           </w:pPr>
-          <w:hyperlink w:anchor="_Toc222748675" w:history="1">
+          <w:hyperlink w:anchor="_Toc223174381" w:history="1">
             <w:r>
               <w:rPr>
                 <w:rStyle w:val="Hyperlink"/>
@@ -2367,7 +2367,7 @@
                 <w:noProof/>
                 <w:webHidden/>
               </w:rPr>
-              <w:instrText xml:space="preserve"> PAGEREF _Toc222748675 \h </w:instrText>
+              <w:instrText xml:space="preserve"> PAGEREF _Toc223174381 \h </w:instrText>
             </w:r>
             <w:r>
               <w:rPr>
@@ -2387,7 +2387,7 @@
                 <w:noProof/>
                 <w:webHidden/>
               </w:rPr>
-              <w:t>11</w:t>
+              <w:t>13</w:t>
             </w:r>
             <w:r>
               <w:rPr>
@@ -2414,7 +2414,7 @@
               <w14:ligatures w14:val="standardContextual"/>
             </w:rPr>
           </w:pPr>
-          <w:hyperlink w:anchor="_Toc222748676" w:history="1">
+          <w:hyperlink w:anchor="_Toc223174382" w:history="1">
             <w:r>
               <w:rPr>
                 <w:rStyle w:val="Hyperlink"/>
@@ -2461,7 +2461,7 @@
                 <w:noProof/>
                 <w:webHidden/>
               </w:rPr>
-              <w:instrText xml:space="preserve"> PAGEREF _Toc222748676 \h </w:instrText>
+              <w:instrText xml:space="preserve"> PAGEREF _Toc223174382 \h </w:instrText>
             </w:r>
             <w:r>
               <w:rPr>
@@ -2481,7 +2481,7 @@
                 <w:noProof/>
                 <w:webHidden/>
               </w:rPr>
-              <w:t>11</w:t>
+              <w:t>13</w:t>
             </w:r>
             <w:r>
               <w:rPr>
@@ -2508,7 +2508,7 @@
               <w14:ligatures w14:val="standardContextual"/>
             </w:rPr>
           </w:pPr>
-          <w:hyperlink w:anchor="_Toc222748677" w:history="1">
+          <w:hyperlink w:anchor="_Toc223174383" w:history="1">
             <w:r>
               <w:rPr>
                 <w:rStyle w:val="Hyperlink"/>
@@ -2553,7 +2553,7 @@
                 <w:noProof/>
                 <w:webHidden/>
               </w:rPr>
-              <w:instrText xml:space="preserve"> PAGEREF _Toc222748677 \h </w:instrText>
+              <w:instrText xml:space="preserve"> PAGEREF _Toc223174383 \h </w:instrText>
             </w:r>
             <w:r>
               <w:rPr>
@@ -2573,7 +2573,7 @@
                 <w:noProof/>
                 <w:webHidden/>
               </w:rPr>
-              <w:t>12</w:t>
+              <w:t>13</w:t>
             </w:r>
             <w:r>
               <w:rPr>
@@ -2600,7 +2600,7 @@
               <w14:ligatures w14:val="standardContextual"/>
             </w:rPr>
           </w:pPr>
-          <w:hyperlink w:anchor="_Toc222748678" w:history="1">
+          <w:hyperlink w:anchor="_Toc223174384" w:history="1">
             <w:r>
               <w:rPr>
                 <w:rStyle w:val="Hyperlink"/>
@@ -2647,7 +2647,7 @@
                 <w:noProof/>
                 <w:webHidden/>
               </w:rPr>
-              <w:instrText xml:space="preserve"> PAGEREF _Toc222748678 \h </w:instrText>
+              <w:instrText xml:space="preserve"> PAGEREF _Toc223174384 \h </w:instrText>
             </w:r>
             <w:r>
               <w:rPr>
@@ -2667,7 +2667,7 @@
                 <w:noProof/>
                 <w:webHidden/>
               </w:rPr>
-              <w:t>12</w:t>
+              <w:t>13</w:t>
             </w:r>
             <w:r>
               <w:rPr>
@@ -2694,7 +2694,7 @@
               <w14:ligatures w14:val="standardContextual"/>
             </w:rPr>
           </w:pPr>
-          <w:hyperlink w:anchor="_Toc222748679" w:history="1">
+          <w:hyperlink w:anchor="_Toc223174385" w:history="1">
             <w:r>
               <w:rPr>
                 <w:rStyle w:val="Hyperlink"/>
@@ -2739,7 +2739,7 @@
                 <w:noProof/>
                 <w:webHidden/>
               </w:rPr>
-              <w:instrText xml:space="preserve"> PAGEREF _Toc222748679 \h </w:instrText>
+              <w:instrText xml:space="preserve"> PAGEREF _Toc223174385 \h </w:instrText>
             </w:r>
             <w:r>
               <w:rPr>
@@ -2759,7 +2759,7 @@
                 <w:noProof/>
                 <w:webHidden/>
               </w:rPr>
-              <w:t>12</w:t>
+              <w:t>13</w:t>
             </w:r>
             <w:r>
               <w:rPr>
@@ -2786,7 +2786,7 @@
               <w14:ligatures w14:val="standardContextual"/>
             </w:rPr>
           </w:pPr>
-          <w:hyperlink w:anchor="_Toc222748680" w:history="1">
+          <w:hyperlink w:anchor="_Toc223174386" w:history="1">
             <w:r>
               <w:rPr>
                 <w:rStyle w:val="Hyperlink"/>
@@ -2831,7 +2831,7 @@
                 <w:noProof/>
                 <w:webHidden/>
               </w:rPr>
-              <w:instrText xml:space="preserve"> PAGEREF _Toc222748680 \h </w:instrText>
+              <w:instrText xml:space="preserve"> PAGEREF _Toc223174386 \h </w:instrText>
             </w:r>
             <w:r>
               <w:rPr>
@@ -2851,7 +2851,7 @@
                 <w:noProof/>
                 <w:webHidden/>
               </w:rPr>
-              <w:t>12</w:t>
+              <w:t>14</w:t>
             </w:r>
             <w:r>
               <w:rPr>
@@ -2878,7 +2878,7 @@
               <w14:ligatures w14:val="standardContextual"/>
             </w:rPr>
           </w:pPr>
-          <w:hyperlink w:anchor="_Toc222748681" w:history="1">
+          <w:hyperlink w:anchor="_Toc223174387" w:history="1">
             <w:r>
               <w:rPr>
                 <w:rStyle w:val="Hyperlink"/>
@@ -2923,7 +2923,7 @@
                 <w:noProof/>
                 <w:webHidden/>
               </w:rPr>
-              <w:instrText xml:space="preserve"> PAGEREF _Toc222748681 \h </w:instrText>
+              <w:instrText xml:space="preserve"> PAGEREF _Toc223174387 \h </w:instrText>
             </w:r>
             <w:r>
               <w:rPr>
@@ -2943,7 +2943,7 @@
                 <w:noProof/>
                 <w:webHidden/>
               </w:rPr>
-              <w:t>12</w:t>
+              <w:t>14</w:t>
             </w:r>
             <w:r>
               <w:rPr>
@@ -2970,7 +2970,7 @@
               <w14:ligatures w14:val="standardContextual"/>
             </w:rPr>
           </w:pPr>
-          <w:hyperlink w:anchor="_Toc222748682" w:history="1">
+          <w:hyperlink w:anchor="_Toc223174388" w:history="1">
             <w:r>
               <w:rPr>
                 <w:rStyle w:val="Hyperlink"/>
@@ -3015,7 +3015,7 @@
                 <w:noProof/>
                 <w:webHidden/>
               </w:rPr>
-              <w:instrText xml:space="preserve"> PAGEREF _Toc222748682 \h </w:instrText>
+              <w:instrText xml:space="preserve"> PAGEREF _Toc223174388 \h </w:instrText>
             </w:r>
             <w:r>
               <w:rPr>
@@ -3035,7 +3035,7 @@
                 <w:noProof/>
                 <w:webHidden/>
               </w:rPr>
-              <w:t>12</w:t>
+              <w:t>14</w:t>
             </w:r>
             <w:r>
               <w:rPr>
@@ -3062,7 +3062,7 @@
               <w14:ligatures w14:val="standardContextual"/>
             </w:rPr>
           </w:pPr>
-          <w:hyperlink w:anchor="_Toc222748683" w:history="1">
+          <w:hyperlink w:anchor="_Toc223174389" w:history="1">
             <w:r>
               <w:rPr>
                 <w:rStyle w:val="Hyperlink"/>
@@ -3107,7 +3107,7 @@
                 <w:noProof/>
                 <w:webHidden/>
               </w:rPr>
-              <w:instrText xml:space="preserve"> PAGEREF _Toc222748683 \h </w:instrText>
+              <w:instrText xml:space="preserve"> PAGEREF _Toc223174389 \h </w:instrText>
             </w:r>
             <w:r>
               <w:rPr>
@@ -3127,7 +3127,7 @@
                 <w:noProof/>
                 <w:webHidden/>
               </w:rPr>
-              <w:t>13</w:t>
+              <w:t>14</w:t>
             </w:r>
             <w:r>
               <w:rPr>
@@ -3154,7 +3154,7 @@
               <w14:ligatures w14:val="standardContextual"/>
             </w:rPr>
           </w:pPr>
-          <w:hyperlink w:anchor="_Toc222748684" w:history="1">
+          <w:hyperlink w:anchor="_Toc223174390" w:history="1">
             <w:r>
               <w:rPr>
                 <w:rStyle w:val="Hyperlink"/>
@@ -3199,7 +3199,7 @@
                 <w:noProof/>
                 <w:webHidden/>
               </w:rPr>
-              <w:instrText xml:space="preserve"> PAGEREF _Toc222748684 \h </w:instrText>
+              <w:instrText xml:space="preserve"> PAGEREF _Toc223174390 \h </w:instrText>
             </w:r>
             <w:r>
               <w:rPr>
@@ -3219,7 +3219,7 @@
                 <w:noProof/>
                 <w:webHidden/>
               </w:rPr>
-              <w:t>13</w:t>
+              <w:t>14</w:t>
             </w:r>
             <w:r>
               <w:rPr>
@@ -3246,7 +3246,7 @@
               <w14:ligatures w14:val="standardContextual"/>
             </w:rPr>
           </w:pPr>
-          <w:hyperlink w:anchor="_Toc222748685" w:history="1">
+          <w:hyperlink w:anchor="_Toc223174391" w:history="1">
             <w:r>
               <w:rPr>
                 <w:rStyle w:val="Hyperlink"/>
@@ -3291,7 +3291,7 @@
                 <w:noProof/>
                 <w:webHidden/>
               </w:rPr>
-              <w:instrText xml:space="preserve"> PAGEREF _Toc222748685 \h </w:instrText>
+              <w:instrText xml:space="preserve"> PAGEREF _Toc223174391 \h </w:instrText>
             </w:r>
             <w:r>
               <w:rPr>
@@ -3311,7 +3311,7 @@
                 <w:noProof/>
                 <w:webHidden/>
               </w:rPr>
-              <w:t>13</w:t>
+              <w:t>14</w:t>
             </w:r>
             <w:r>
               <w:rPr>
@@ -3338,7 +3338,7 @@
               <w14:ligatures w14:val="standardContextual"/>
             </w:rPr>
           </w:pPr>
-          <w:hyperlink w:anchor="_Toc222748686" w:history="1">
+          <w:hyperlink w:anchor="_Toc223174392" w:history="1">
             <w:r>
               <w:rPr>
                 <w:rStyle w:val="Hyperlink"/>
@@ -3383,7 +3383,7 @@
                 <w:noProof/>
                 <w:webHidden/>
               </w:rPr>
-              <w:instrText xml:space="preserve"> PAGEREF _Toc222748686 \h </w:instrText>
+              <w:instrText xml:space="preserve"> PAGEREF _Toc223174392 \h </w:instrText>
             </w:r>
             <w:r>
               <w:rPr>
@@ -3403,7 +3403,7 @@
                 <w:noProof/>
                 <w:webHidden/>
               </w:rPr>
-              <w:t>13</w:t>
+              <w:t>14</w:t>
             </w:r>
             <w:r>
               <w:rPr>
@@ -3462,7 +3462,7 @@
       <w:pPr>
         <w:pStyle w:val="Heading1"/>
       </w:pPr>
-      <w:bookmarkStart w:id="0" w:name="_Toc222748651"/>
+      <w:bookmarkStart w:id="0" w:name="_Toc223174357"/>
       <w:r>
         <w:lastRenderedPageBreak/>
         <w:t>Overzicht</w:t>
@@ -3632,7 +3632,7 @@
       <w:pPr>
         <w:pStyle w:val="Heading1"/>
       </w:pPr>
-      <w:bookmarkStart w:id="1" w:name="_Toc222748652"/>
+      <w:bookmarkStart w:id="1" w:name="_Toc223174358"/>
       <w:r>
         <w:t>MCU</w:t>
       </w:r>
@@ -3723,7 +3723,7 @@
       <w:pPr>
         <w:pStyle w:val="Heading2"/>
       </w:pPr>
-      <w:bookmarkStart w:id="2" w:name="_Toc222748653"/>
+      <w:bookmarkStart w:id="2" w:name="_Toc223174359"/>
       <w:r>
         <w:t>Flash schatting</w:t>
       </w:r>
@@ -4068,7 +4068,7 @@
       <w:pPr>
         <w:pStyle w:val="Heading2"/>
       </w:pPr>
-      <w:bookmarkStart w:id="3" w:name="_Toc222748654"/>
+      <w:bookmarkStart w:id="3" w:name="_Toc223174360"/>
       <w:r>
         <w:t>RAM schatting</w:t>
       </w:r>
@@ -4412,7 +4412,7 @@
       <w:pPr>
         <w:pStyle w:val="Heading2"/>
       </w:pPr>
-      <w:bookmarkStart w:id="4" w:name="_Toc222748655"/>
+      <w:bookmarkStart w:id="4" w:name="_Toc223174361"/>
       <w:r>
         <w:lastRenderedPageBreak/>
         <w:t>Peripherals</w:t>
@@ -5390,7 +5390,7 @@
       <w:pPr>
         <w:pStyle w:val="Heading2"/>
       </w:pPr>
-      <w:bookmarkStart w:id="5" w:name="_Toc222748656"/>
+      <w:bookmarkStart w:id="5" w:name="_Toc223174362"/>
       <w:r>
         <w:t>Eisen</w:t>
       </w:r>
@@ -5626,7 +5626,7 @@
       <w:pPr>
         <w:pStyle w:val="Heading2"/>
       </w:pPr>
-      <w:bookmarkStart w:id="6" w:name="_Toc222748657"/>
+      <w:bookmarkStart w:id="6" w:name="_Toc223174363"/>
       <w:r>
         <w:lastRenderedPageBreak/>
         <w:t>Opties</w:t>
@@ -6127,7 +6127,7 @@
       <w:pPr>
         <w:pStyle w:val="Heading2"/>
       </w:pPr>
-      <w:bookmarkStart w:id="7" w:name="_Toc222748658"/>
+      <w:bookmarkStart w:id="7" w:name="_Toc223174364"/>
       <w:r>
         <w:rPr>
           <w:noProof/>
@@ -6217,7 +6217,7 @@
       <w:pPr>
         <w:pStyle w:val="Heading2"/>
       </w:pPr>
-      <w:bookmarkStart w:id="8" w:name="_Toc222748659"/>
+      <w:bookmarkStart w:id="8" w:name="_Toc223174365"/>
       <w:r>
         <w:t>Voorbeeld van prijzen</w:t>
       </w:r>
@@ -6266,7 +6266,7 @@
       <w:pPr>
         <w:pStyle w:val="Heading2"/>
       </w:pPr>
-      <w:bookmarkStart w:id="9" w:name="_Toc222748660"/>
+      <w:bookmarkStart w:id="9" w:name="_Toc223174366"/>
       <w:r>
         <w:t>Voorstel</w:t>
       </w:r>
@@ -6537,7 +6537,7 @@
         </w:rPr>
         <w:lastRenderedPageBreak/>
         <w:drawing>
-          <wp:inline distT="0" distB="0" distL="0" distR="0" wp14:anchorId="246ED48E" wp14:editId="14CDF33E">
+          <wp:inline distT="0" distB="0" distL="0" distR="0" wp14:anchorId="246ED48E" wp14:editId="3258BBEA">
             <wp:extent cx="5876925" cy="6946601"/>
             <wp:effectExtent l="0" t="0" r="0" b="6985"/>
             <wp:docPr id="1060474358" name="Picture 2"/>
@@ -6596,7 +6596,7 @@
       <w:pPr>
         <w:pStyle w:val="Heading2"/>
       </w:pPr>
-      <w:bookmarkStart w:id="10" w:name="_Toc222748661"/>
+      <w:bookmarkStart w:id="10" w:name="_Toc223174367"/>
       <w:r>
         <w:t>Keuze</w:t>
       </w:r>
@@ -6705,7 +6705,7 @@
         <w:pStyle w:val="Heading1"/>
         <w:spacing w:before="0"/>
       </w:pPr>
-      <w:bookmarkStart w:id="11" w:name="_Toc222748662"/>
+      <w:bookmarkStart w:id="11" w:name="_Toc223174368"/>
       <w:r>
         <w:lastRenderedPageBreak/>
         <w:t>LoRa</w:t>
@@ -6997,7 +6997,7 @@
         <w:pStyle w:val="Heading2"/>
         <w:spacing w:before="0"/>
       </w:pPr>
-      <w:bookmarkStart w:id="12" w:name="_Toc222748663"/>
+      <w:bookmarkStart w:id="12" w:name="_Toc223174369"/>
       <w:r>
         <w:t>STM32 + LoRa?</w:t>
       </w:r>
@@ -7101,7 +7101,7 @@
       <w:pPr>
         <w:pStyle w:val="Heading2"/>
       </w:pPr>
-      <w:bookmarkStart w:id="13" w:name="_Toc222748664"/>
+      <w:bookmarkStart w:id="13" w:name="_Toc223174370"/>
       <w:r>
         <w:t>Modules</w:t>
       </w:r>
@@ -7476,7 +7476,7 @@
       <w:pPr>
         <w:pStyle w:val="Heading2"/>
       </w:pPr>
-      <w:bookmarkStart w:id="14" w:name="_Toc222748665"/>
+      <w:bookmarkStart w:id="14" w:name="_Toc223174371"/>
       <w:r>
         <w:t>Keuze</w:t>
       </w:r>
@@ -7585,7 +7585,7 @@
       <w:pPr>
         <w:pStyle w:val="Heading2"/>
       </w:pPr>
-      <w:bookmarkStart w:id="15" w:name="_Toc222748666"/>
+      <w:bookmarkStart w:id="15" w:name="_Toc223174372"/>
       <w:r>
         <w:t>Antenne</w:t>
       </w:r>
@@ -7611,7 +7611,7 @@
       <w:pPr>
         <w:pStyle w:val="Heading3"/>
       </w:pPr>
-      <w:bookmarkStart w:id="16" w:name="_Toc222748667"/>
+      <w:bookmarkStart w:id="16" w:name="_Toc223174373"/>
       <w:r>
         <w:t>RAK11720</w:t>
       </w:r>
@@ -7801,7 +7801,7 @@
       <w:pPr>
         <w:pStyle w:val="Heading3"/>
       </w:pPr>
-      <w:bookmarkStart w:id="17" w:name="_Toc222748668"/>
+      <w:bookmarkStart w:id="17" w:name="_Toc223174374"/>
       <w:r>
         <w:t>Soorten antennes</w:t>
       </w:r>
@@ -7975,7 +7975,7 @@
       <w:pPr>
         <w:pStyle w:val="Heading3"/>
       </w:pPr>
-      <w:bookmarkStart w:id="18" w:name="_Toc222748669"/>
+      <w:bookmarkStart w:id="18" w:name="_Toc223174375"/>
       <w:r>
         <w:lastRenderedPageBreak/>
         <w:t>Opties</w:t>
@@ -8037,7 +8037,7 @@
       <w:pPr>
         <w:pStyle w:val="Heading3"/>
       </w:pPr>
-      <w:bookmarkStart w:id="19" w:name="_Toc222748670"/>
+      <w:bookmarkStart w:id="19" w:name="_Toc223174376"/>
       <w:r>
         <w:t>Keuze</w:t>
       </w:r>
@@ -8071,7 +8071,7 @@
       <w:pPr>
         <w:pStyle w:val="Heading3"/>
       </w:pPr>
-      <w:bookmarkStart w:id="20" w:name="_Toc222748671"/>
+      <w:bookmarkStart w:id="20" w:name="_Toc223174377"/>
       <w:r>
         <w:t>Losse draad</w:t>
       </w:r>
@@ -8101,25 +8101,7 @@
         <w:rPr>
           <w:lang w:val="en-US"/>
         </w:rPr>
-        <w:t xml:space="preserve">: </w:t>
-      </w:r>
-      <w:r>
-        <w:rPr>
-          <w:lang w:val="en-US"/>
-        </w:rPr>
-        <w:t>8.6 cm</w:t>
-      </w:r>
-      <w:r>
-        <w:rPr>
-          <w:lang w:val="en-US"/>
-        </w:rPr>
-        <w:t xml:space="preserve"> of </w:t>
-      </w:r>
-      <w:r>
-        <w:rPr>
-          <w:lang w:val="en-US"/>
-        </w:rPr>
-        <w:t>17.2 cm</w:t>
+        <w:t>: 8.6 cm of 17.2 cm</w:t>
       </w:r>
     </w:p>
     <w:p>
@@ -8163,14 +8145,7 @@
           <w:b/>
           <w:bCs/>
         </w:rPr>
-        <w:t>M</w:t>
-      </w:r>
-      <w:r>
-        <w:rPr>
-          <w:b/>
-          <w:bCs/>
-        </w:rPr>
-        <w:t>onopool</w:t>
+        <w:t>Monopool</w:t>
       </w:r>
       <w:proofErr w:type="spellEnd"/>
     </w:p>
@@ -8288,13 +8263,7 @@
         <w:t xml:space="preserve">, </w:t>
       </w:r>
       <w:r>
-        <w:t>VSWR</w:t>
-      </w:r>
-      <w:r>
-        <w:t xml:space="preserve"> </w:t>
-      </w:r>
-      <w:r>
-        <w:t>≈ 1.</w:t>
+        <w:t>VSWR ≈ 1.</w:t>
       </w:r>
       <w:r>
         <w:t>3 – 1.6</w:t>
@@ -8449,14 +8418,7 @@
           <w:b/>
           <w:bCs/>
         </w:rPr>
-        <w:t>D</w:t>
-      </w:r>
-      <w:r>
-        <w:rPr>
-          <w:b/>
-          <w:bCs/>
-        </w:rPr>
-        <w:t>ipool</w:t>
+        <w:t>Dipool</w:t>
       </w:r>
     </w:p>
     <w:p>
@@ -8468,10 +8430,7 @@
         </w:numPr>
       </w:pPr>
       <w:r>
-        <w:t xml:space="preserve">2x </w:t>
-      </w:r>
-      <w:r>
-        <w:t>8.6 cm</w:t>
+        <w:t>2x 8.6 cm</w:t>
       </w:r>
       <w:r>
         <w:t xml:space="preserve"> </w:t>
@@ -8510,10 +8469,7 @@
         </w:numPr>
       </w:pPr>
       <w:r>
-        <w:t>I</w:t>
-      </w:r>
-      <w:r>
-        <w:t>mpedantie</w:t>
+        <w:t>Impedantie</w:t>
       </w:r>
       <w:r>
         <w:t xml:space="preserve"> </w:t>
@@ -8615,6 +8571,9 @@
         <w:ind w:left="1416"/>
       </w:pPr>
       <w:r>
+        <w:rPr>
+          <w:noProof/>
+        </w:rPr>
         <w:drawing>
           <wp:inline distT="0" distB="0" distL="0" distR="0" wp14:anchorId="7A3F62E8" wp14:editId="0BAF3309">
             <wp:extent cx="2368550" cy="1723977"/>
@@ -8672,7 +8631,7 @@
       <w:pPr>
         <w:pStyle w:val="Heading3"/>
       </w:pPr>
-      <w:bookmarkStart w:id="21" w:name="_Toc222748672"/>
+      <w:bookmarkStart w:id="21" w:name="_Toc223174378"/>
       <w:r>
         <w:t>BLE</w:t>
       </w:r>
@@ -8690,7 +8649,19 @@
           <w:rPr>
             <w:rStyle w:val="Hyperlink"/>
           </w:rPr>
-          <w:t>RAK11720</w:t>
+          <w:t>RAK</w:t>
+        </w:r>
+        <w:r>
+          <w:rPr>
+            <w:rStyle w:val="Hyperlink"/>
+          </w:rPr>
+          <w:t>1</w:t>
+        </w:r>
+        <w:r>
+          <w:rPr>
+            <w:rStyle w:val="Hyperlink"/>
+          </w:rPr>
+          <w:t>1720</w:t>
         </w:r>
       </w:hyperlink>
       <w:r>
@@ -8698,11 +8669,616 @@
       </w:r>
     </w:p>
     <w:p/>
-    <w:p/>
-    <w:p>
-      <w:pPr>
+    <w:p>
+      <w:pPr>
+        <w:rPr>
+          <w:b/>
+          <w:bCs/>
+          <w:lang w:val="en-US"/>
+        </w:rPr>
+      </w:pPr>
+      <w:r>
+        <w:rPr>
+          <w:b/>
+          <w:bCs/>
+          <w:lang w:val="en-US"/>
+        </w:rPr>
+        <w:t xml:space="preserve">Eisen: </w:t>
+      </w:r>
+    </w:p>
+    <w:p>
+      <w:pPr>
+        <w:pStyle w:val="ListParagraph"/>
+        <w:numPr>
+          <w:ilvl w:val="0"/>
+          <w:numId w:val="66"/>
+        </w:numPr>
+        <w:rPr>
+          <w:lang w:val="en-US"/>
+        </w:rPr>
+      </w:pPr>
+      <w:r>
+        <w:rPr>
+          <w:lang w:val="en-US"/>
+        </w:rPr>
+        <w:t xml:space="preserve">2.4-2.5GHz, 50Ω MHF4 </w:t>
+      </w:r>
+      <w:proofErr w:type="spellStart"/>
+      <w:r>
+        <w:rPr>
+          <w:lang w:val="en-US"/>
+        </w:rPr>
+        <w:t>bluetooth</w:t>
+      </w:r>
+      <w:proofErr w:type="spellEnd"/>
+      <w:r>
+        <w:rPr>
+          <w:lang w:val="en-US"/>
+        </w:rPr>
+        <w:t xml:space="preserve"> </w:t>
+      </w:r>
+      <w:proofErr w:type="spellStart"/>
+      <w:r>
+        <w:rPr>
+          <w:lang w:val="en-US"/>
+        </w:rPr>
+        <w:t>antenne</w:t>
+      </w:r>
+      <w:proofErr w:type="spellEnd"/>
+      <w:r>
+        <w:rPr>
+          <w:lang w:val="en-US"/>
+        </w:rPr>
+        <w:t>.</w:t>
+      </w:r>
+    </w:p>
+    <w:p>
+      <w:pPr>
+        <w:pStyle w:val="ListParagraph"/>
+        <w:numPr>
+          <w:ilvl w:val="0"/>
+          <w:numId w:val="66"/>
+        </w:numPr>
+        <w:rPr>
+          <w:lang w:val="nl-NL"/>
+        </w:rPr>
+      </w:pPr>
+      <w:proofErr w:type="spellStart"/>
+      <w:r>
+        <w:rPr>
+          <w:lang w:val="nl-NL"/>
+        </w:rPr>
+        <w:t>Gain</w:t>
+      </w:r>
+      <w:proofErr w:type="spellEnd"/>
+      <w:r>
+        <w:rPr>
+          <w:lang w:val="nl-NL"/>
+        </w:rPr>
+        <w:t>: 0-3dBi</w:t>
+      </w:r>
+      <w:r>
+        <w:rPr>
+          <w:lang w:val="nl-NL"/>
+        </w:rPr>
+        <w:t xml:space="preserve"> (=</w:t>
+      </w:r>
+      <w:proofErr w:type="spellStart"/>
+      <w:r>
+        <w:rPr>
+          <w:lang w:val="nl-NL"/>
+        </w:rPr>
+        <w:t>omnidir</w:t>
+      </w:r>
+      <w:r>
+        <w:rPr>
+          <w:lang w:val="nl-NL"/>
+        </w:rPr>
+        <w:t>ectioneel</w:t>
+      </w:r>
+      <w:proofErr w:type="spellEnd"/>
+      <w:r>
+        <w:rPr>
+          <w:lang w:val="nl-NL"/>
+        </w:rPr>
+        <w:t>)</w:t>
+      </w:r>
+      <w:r>
+        <w:rPr>
+          <w:lang w:val="nl-NL"/>
+        </w:rPr>
+        <w:t xml:space="preserve"> &amp; goede </w:t>
+      </w:r>
+      <w:proofErr w:type="spellStart"/>
+      <w:r>
+        <w:rPr>
+          <w:lang w:val="nl-NL"/>
+        </w:rPr>
+        <w:t>uitstralingsefficientie</w:t>
+      </w:r>
+      <w:proofErr w:type="spellEnd"/>
+      <w:r>
+        <w:rPr>
+          <w:lang w:val="nl-NL"/>
+        </w:rPr>
+        <w:t xml:space="preserve"> (&gt;=40-50%)</w:t>
+      </w:r>
+    </w:p>
+    <w:p>
+      <w:pPr>
+        <w:pStyle w:val="ListParagraph"/>
+        <w:numPr>
+          <w:ilvl w:val="0"/>
+          <w:numId w:val="66"/>
+        </w:numPr>
+        <w:rPr>
+          <w:lang w:val="en-US"/>
+        </w:rPr>
+      </w:pPr>
+      <w:r>
+        <w:rPr>
+          <w:lang w:val="en-US"/>
+        </w:rPr>
+        <w:t xml:space="preserve">VSWR &lt; 2:1 </w:t>
+      </w:r>
+      <w:r>
+        <w:t xml:space="preserve">(≈ −10 dB return </w:t>
+      </w:r>
+      <w:proofErr w:type="spellStart"/>
+      <w:r>
+        <w:t>loss</w:t>
+      </w:r>
+      <w:proofErr w:type="spellEnd"/>
+      <w:r>
+        <w:t>)</w:t>
+      </w:r>
+    </w:p>
+    <w:p>
+      <w:pPr>
+        <w:pStyle w:val="ListParagraph"/>
+        <w:numPr>
+          <w:ilvl w:val="0"/>
+          <w:numId w:val="66"/>
+        </w:numPr>
+        <w:rPr>
+          <w:lang w:val="nl-NL"/>
+        </w:rPr>
+      </w:pPr>
+      <w:r>
+        <w:t>Lange kabels kunnen ruis opnemen, kort is beter</w:t>
+      </w:r>
+    </w:p>
+    <w:p>
+      <w:pPr>
+        <w:pStyle w:val="ListParagraph"/>
+        <w:numPr>
+          <w:ilvl w:val="0"/>
+          <w:numId w:val="66"/>
+        </w:numPr>
+        <w:rPr>
+          <w:lang w:val="nl-NL"/>
+        </w:rPr>
+      </w:pPr>
+      <w:r>
+        <w:t xml:space="preserve">Best </w:t>
+      </w:r>
+      <w:proofErr w:type="spellStart"/>
+      <w:r>
+        <w:t>omnidirectioneel</w:t>
+      </w:r>
+      <w:proofErr w:type="spellEnd"/>
+      <w:r>
+        <w:t>,</w:t>
+      </w:r>
+      <w:r>
+        <w:t xml:space="preserve"> </w:t>
+      </w:r>
+      <w:proofErr w:type="spellStart"/>
+      <w:r>
+        <w:t>orientatie</w:t>
+      </w:r>
+      <w:proofErr w:type="spellEnd"/>
+      <w:r>
+        <w:t xml:space="preserve"> maakt niet veel uit</w:t>
+      </w:r>
+      <w:r>
+        <w:t xml:space="preserve">. </w:t>
+      </w:r>
+    </w:p>
+    <w:p>
+      <w:pPr>
+        <w:rPr>
+          <w:lang w:val="nl-NL"/>
+        </w:rPr>
+      </w:pPr>
+    </w:p>
+    <w:p>
+      <w:pPr>
+        <w:rPr>
+          <w:lang w:val="nl-NL"/>
+        </w:rPr>
+      </w:pPr>
+      <w:r>
+        <w:rPr>
+          <w:b/>
+          <w:bCs/>
+          <w:lang w:val="nl-NL"/>
+        </w:rPr>
+        <w:t>Soorten antennes</w:t>
+      </w:r>
+      <w:r>
+        <w:rPr>
+          <w:b/>
+          <w:bCs/>
+          <w:lang w:val="nl-NL"/>
+        </w:rPr>
+        <w:t>:</w:t>
+      </w:r>
+      <w:r>
+        <w:rPr>
+          <w:lang w:val="nl-NL"/>
+        </w:rPr>
+        <w:t xml:space="preserve"> zoals </w:t>
+      </w:r>
+      <w:proofErr w:type="spellStart"/>
+      <w:r>
+        <w:rPr>
+          <w:lang w:val="nl-NL"/>
+        </w:rPr>
+        <w:t>L</w:t>
+      </w:r>
+      <w:r>
+        <w:rPr>
+          <w:lang w:val="nl-NL"/>
+        </w:rPr>
+        <w:t>o</w:t>
+      </w:r>
+      <w:r>
+        <w:rPr>
+          <w:lang w:val="nl-NL"/>
+        </w:rPr>
+        <w:t>R</w:t>
+      </w:r>
+      <w:r>
+        <w:rPr>
+          <w:lang w:val="nl-NL"/>
+        </w:rPr>
+        <w:t>a</w:t>
+      </w:r>
+      <w:proofErr w:type="spellEnd"/>
+      <w:r>
+        <w:rPr>
+          <w:lang w:val="nl-NL"/>
+        </w:rPr>
+        <w:t xml:space="preserve">. </w:t>
+      </w:r>
+      <w:proofErr w:type="gramStart"/>
+      <w:r>
+        <w:rPr>
+          <w:lang w:val="nl-NL"/>
+        </w:rPr>
+        <w:t>FPC ante</w:t>
+      </w:r>
+      <w:r>
+        <w:rPr>
+          <w:lang w:val="nl-NL"/>
+        </w:rPr>
+        <w:t>nne</w:t>
+      </w:r>
+      <w:proofErr w:type="gramEnd"/>
+      <w:r>
+        <w:rPr>
+          <w:lang w:val="nl-NL"/>
+        </w:rPr>
+        <w:t xml:space="preserve"> lijkt best.</w:t>
+      </w:r>
+    </w:p>
+    <w:p>
+      <w:pPr>
+        <w:rPr>
+          <w:lang w:val="nl-NL"/>
+        </w:rPr>
+      </w:pPr>
+    </w:p>
+    <w:p>
+      <w:pPr>
+        <w:rPr>
+          <w:lang w:val="nl-NL"/>
+        </w:rPr>
+      </w:pPr>
+      <w:r>
+        <w:rPr>
+          <w:b/>
+          <w:bCs/>
+          <w:lang w:val="nl-NL"/>
+        </w:rPr>
+        <w:t>Opties:</w:t>
+      </w:r>
+      <w:r>
+        <w:rPr>
+          <w:lang w:val="nl-NL"/>
+        </w:rPr>
+        <w:t xml:space="preserve"> </w:t>
+      </w:r>
+    </w:p>
+    <w:p>
+      <w:pPr>
+        <w:pStyle w:val="ListParagraph"/>
+        <w:numPr>
+          <w:ilvl w:val="0"/>
+          <w:numId w:val="81"/>
+        </w:numPr>
+        <w:rPr>
+          <w:lang w:val="nl-NL"/>
+        </w:rPr>
+      </w:pPr>
+      <w:hyperlink r:id="rId50" w:history="1">
+        <w:proofErr w:type="spellStart"/>
+        <w:r>
+          <w:rPr>
+            <w:rStyle w:val="Hyperlink"/>
+            <w:lang w:val="nl-NL"/>
+          </w:rPr>
+          <w:t>Digik</w:t>
+        </w:r>
+        <w:r>
+          <w:rPr>
+            <w:rStyle w:val="Hyperlink"/>
+            <w:lang w:val="nl-NL"/>
+          </w:rPr>
+          <w:t>e</w:t>
+        </w:r>
+        <w:r>
+          <w:rPr>
+            <w:rStyle w:val="Hyperlink"/>
+            <w:lang w:val="nl-NL"/>
+          </w:rPr>
+          <w:t>y</w:t>
+        </w:r>
+        <w:proofErr w:type="spellEnd"/>
+      </w:hyperlink>
+      <w:r>
+        <w:rPr>
+          <w:lang w:val="nl-NL"/>
+        </w:rPr>
+        <w:t xml:space="preserve">: </w:t>
+      </w:r>
+    </w:p>
+    <w:p>
+      <w:pPr>
+        <w:pStyle w:val="ListParagraph"/>
+        <w:rPr>
+          <w:lang w:val="nl-NL"/>
+        </w:rPr>
+      </w:pPr>
+      <w:r>
+        <w:rPr>
+          <w:lang w:val="nl-NL"/>
+        </w:rPr>
+        <w:t xml:space="preserve">AANI-FB-0086-0100W lijkt best, is beschikbaar in 3 lengtes: </w:t>
+      </w:r>
+      <w:hyperlink r:id="rId51" w:history="1">
+        <w:r>
+          <w:rPr>
+            <w:rStyle w:val="Hyperlink"/>
+            <w:lang w:val="nl-NL"/>
+          </w:rPr>
+          <w:t>100mm</w:t>
+        </w:r>
+      </w:hyperlink>
+      <w:r>
+        <w:rPr>
+          <w:lang w:val="nl-NL"/>
+        </w:rPr>
+        <w:t xml:space="preserve">, </w:t>
+      </w:r>
+      <w:hyperlink r:id="rId52" w:history="1">
+        <w:r>
+          <w:rPr>
+            <w:rStyle w:val="Hyperlink"/>
+            <w:lang w:val="nl-NL"/>
+          </w:rPr>
+          <w:t>150mm</w:t>
+        </w:r>
+      </w:hyperlink>
+      <w:r>
+        <w:rPr>
+          <w:lang w:val="nl-NL"/>
+        </w:rPr>
+        <w:t xml:space="preserve">, </w:t>
+      </w:r>
+      <w:hyperlink r:id="rId53" w:history="1">
+        <w:r>
+          <w:rPr>
+            <w:rStyle w:val="Hyperlink"/>
+            <w:lang w:val="nl-NL"/>
+          </w:rPr>
+          <w:t>200mm</w:t>
+        </w:r>
+      </w:hyperlink>
+    </w:p>
+    <w:p>
+      <w:pPr>
+        <w:pStyle w:val="ListParagraph"/>
+        <w:rPr>
+          <w:lang w:val="nl-NL"/>
+        </w:rPr>
+      </w:pPr>
+      <w:r>
+        <w:rPr>
+          <w:lang w:val="nl-NL"/>
+        </w:rPr>
+        <w:t xml:space="preserve">€2.14 - €2.21 </w:t>
+      </w:r>
+    </w:p>
+    <w:p>
+      <w:pPr>
+        <w:pStyle w:val="ListParagraph"/>
+        <w:numPr>
+          <w:ilvl w:val="0"/>
+          <w:numId w:val="81"/>
+        </w:numPr>
+        <w:rPr>
+          <w:lang w:val="nl-NL"/>
+        </w:rPr>
+      </w:pPr>
+      <w:r>
+        <w:rPr>
+          <w:lang w:val="nl-NL"/>
+        </w:rPr>
+        <w:t xml:space="preserve">De site van de RAK module raadt deze aan: </w:t>
+      </w:r>
+      <w:hyperlink r:id="rId54" w:history="1">
+        <w:r>
+          <w:rPr>
+            <w:rStyle w:val="Hyperlink"/>
+            <w:lang w:val="nl-NL"/>
+          </w:rPr>
+          <w:t>https://store.rakwireless.com/products/2-4ghz-wifi-ble-pcb-antenna-mhf-4</w:t>
+        </w:r>
+      </w:hyperlink>
+      <w:r>
+        <w:rPr>
+          <w:lang w:val="nl-NL"/>
+        </w:rPr>
+        <w:t xml:space="preserve"> </w:t>
+      </w:r>
+    </w:p>
+    <w:p>
+      <w:pPr>
+        <w:pStyle w:val="ListParagraph"/>
+        <w:numPr>
+          <w:ilvl w:val="0"/>
+          <w:numId w:val="81"/>
+        </w:numPr>
+        <w:rPr>
+          <w:lang w:val="nl-NL"/>
+        </w:rPr>
+      </w:pPr>
+      <w:r>
+        <w:rPr>
+          <w:lang w:val="nl-NL"/>
+        </w:rPr>
+        <w:t xml:space="preserve">Bij </w:t>
+      </w:r>
+      <w:proofErr w:type="spellStart"/>
+      <w:r>
+        <w:rPr>
+          <w:lang w:val="nl-NL"/>
+        </w:rPr>
+        <w:t>Farnell</w:t>
+      </w:r>
+      <w:proofErr w:type="spellEnd"/>
+      <w:r>
+        <w:rPr>
+          <w:lang w:val="nl-NL"/>
+        </w:rPr>
+        <w:t xml:space="preserve"> zijn er geen </w:t>
+      </w:r>
+      <w:r>
+        <w:rPr>
+          <w:lang w:val="nl-NL"/>
+        </w:rPr>
+        <w:t>FPC-antennes</w:t>
+      </w:r>
+      <w:r>
+        <w:rPr>
+          <w:lang w:val="nl-NL"/>
+        </w:rPr>
+        <w:t xml:space="preserve"> van 2.4GHz</w:t>
+      </w:r>
+    </w:p>
+    <w:p>
+      <w:pPr>
+        <w:pStyle w:val="ListParagraph"/>
+        <w:numPr>
+          <w:ilvl w:val="0"/>
+          <w:numId w:val="81"/>
+        </w:numPr>
+        <w:rPr>
+          <w:lang w:val="nl-NL"/>
+        </w:rPr>
+      </w:pPr>
+      <w:r>
+        <w:rPr>
+          <w:lang w:val="nl-NL"/>
+        </w:rPr>
+        <w:t xml:space="preserve">Bij </w:t>
+      </w:r>
+      <w:proofErr w:type="spellStart"/>
+      <w:r>
+        <w:rPr>
+          <w:lang w:val="nl-NL"/>
+        </w:rPr>
+        <w:t>Mouser</w:t>
+      </w:r>
+      <w:proofErr w:type="spellEnd"/>
+      <w:r>
+        <w:rPr>
+          <w:lang w:val="nl-NL"/>
+        </w:rPr>
+        <w:t xml:space="preserve"> zijn er maar </w:t>
+      </w:r>
+      <w:hyperlink r:id="rId55" w:history="1">
+        <w:r>
+          <w:rPr>
+            <w:rStyle w:val="Hyperlink"/>
+            <w:lang w:val="nl-NL"/>
+          </w:rPr>
+          <w:t>2 geschikte</w:t>
+        </w:r>
+      </w:hyperlink>
+      <w:r>
+        <w:rPr>
+          <w:lang w:val="nl-NL"/>
+        </w:rPr>
+        <w:t xml:space="preserve"> bluetooth antennes met MFH4 aansluiting, van €4.35 en €4.84</w:t>
+      </w:r>
+    </w:p>
+    <w:p>
+      <w:pPr>
+        <w:rPr>
+          <w:lang w:val="nl-NL"/>
+        </w:rPr>
+      </w:pPr>
+    </w:p>
+    <w:p>
+      <w:pPr>
+        <w:rPr>
+          <w:b/>
+          <w:bCs/>
+          <w:lang w:val="nl-NL"/>
+        </w:rPr>
+      </w:pPr>
+      <w:r>
+        <w:rPr>
+          <w:b/>
+          <w:bCs/>
+          <w:lang w:val="nl-NL"/>
+        </w:rPr>
+        <w:t>Keuze:</w:t>
+      </w:r>
+    </w:p>
+    <w:p>
+      <w:pPr>
+        <w:rPr>
+          <w:lang w:val="nl-NL"/>
+        </w:rPr>
+      </w:pPr>
+      <w:r>
+        <w:rPr>
+          <w:lang w:val="nl-NL"/>
+        </w:rPr>
+        <w:tab/>
+      </w:r>
+    </w:p>
+    <w:p>
+      <w:pPr>
+        <w:rPr>
+          <w:lang w:val="nl-NL"/>
+        </w:rPr>
         <w:sectPr>
-          <w:headerReference w:type="default" r:id="rId50"/>
+          <w:headerReference w:type="default" r:id="rId56"/>
           <w:type w:val="continuous"/>
           <w:pgSz w:w="11906" w:h="16838"/>
           <w:pgMar w:top="1417" w:right="1417" w:bottom="1417" w:left="1417" w:header="708" w:footer="708" w:gutter="0"/>
@@ -8715,7 +9291,7 @@
       <w:pPr>
         <w:pStyle w:val="Heading1"/>
       </w:pPr>
-      <w:bookmarkStart w:id="22" w:name="_Toc222748673"/>
+      <w:bookmarkStart w:id="22" w:name="_Toc223174379"/>
       <w:r>
         <w:t xml:space="preserve">ECC </w:t>
       </w:r>
@@ -8732,7 +9308,7 @@
         <w:pStyle w:val="Heading2"/>
         <w:spacing w:before="0"/>
       </w:pPr>
-      <w:bookmarkStart w:id="23" w:name="_Toc222748674"/>
+      <w:bookmarkStart w:id="23" w:name="_Toc223174380"/>
       <w:r>
         <w:t>Eisen</w:t>
       </w:r>
@@ -8821,19 +9397,7 @@
         <w:rPr>
           <w:lang w:val="en-US"/>
         </w:rPr>
-        <w:t>NVM</w:t>
-      </w:r>
-      <w:r>
-        <w:rPr>
-          <w:lang w:val="en-US"/>
-        </w:rPr>
-        <w:t xml:space="preserve"> key storage, </w:t>
-      </w:r>
-      <w:r>
-        <w:rPr>
-          <w:lang w:val="en-US"/>
-        </w:rPr>
-        <w:t>root of trust</w:t>
+        <w:t>NVM key storage, root of trust</w:t>
       </w:r>
     </w:p>
     <w:p>
@@ -8851,6 +9415,7 @@
         <w:rPr>
           <w:lang w:val="en-US"/>
         </w:rPr>
+        <w:lastRenderedPageBreak/>
         <w:t xml:space="preserve">DIP </w:t>
       </w:r>
       <w:proofErr w:type="spellStart"/>
@@ -8899,13 +9464,7 @@
         <w:rPr>
           <w:lang w:val="en-US"/>
         </w:rPr>
-        <w:t xml:space="preserve">. </w:t>
-      </w:r>
-      <w:r>
-        <w:rPr>
-          <w:lang w:val="en-US"/>
-        </w:rPr>
-        <w:t>SOIC</w:t>
+        <w:t>. SOIC</w:t>
       </w:r>
       <w:r>
         <w:rPr>
@@ -8932,7 +9491,7 @@
       <w:pPr>
         <w:pStyle w:val="Heading2"/>
       </w:pPr>
-      <w:bookmarkStart w:id="24" w:name="_Toc222748675"/>
+      <w:bookmarkStart w:id="24" w:name="_Toc223174381"/>
       <w:proofErr w:type="spellStart"/>
       <w:r>
         <w:t>Opties</w:t>
@@ -8951,7 +9510,7 @@
           <w:lang w:val="en-US"/>
         </w:rPr>
       </w:pPr>
-      <w:bookmarkStart w:id="25" w:name="_Toc222748676"/>
+      <w:bookmarkStart w:id="25" w:name="_Toc223174382"/>
       <w:r>
         <w:rPr>
           <w:lang w:val="en-US"/>
@@ -9000,7 +9559,7 @@
         </w:rPr>
         <w:t xml:space="preserve"> </w:t>
       </w:r>
-      <w:hyperlink r:id="rId51" w:history="1">
+      <w:hyperlink r:id="rId57" w:history="1">
         <w:r>
           <w:rPr>
             <w:rStyle w:val="Hyperlink"/>
@@ -9059,117 +9618,78 @@
     <w:p>
       <w:pPr>
         <w:rPr>
-          <w:lang w:val="en-US"/>
-        </w:rPr>
-      </w:pPr>
-      <w:r>
-        <w:rPr>
-          <w:lang w:val="en-US"/>
-        </w:rPr>
-        <w:t>Microchip</w:t>
-      </w:r>
-      <w:r>
-        <w:rPr>
-          <w:lang w:val="en-US"/>
-        </w:rPr>
-        <w:t xml:space="preserve"> </w:t>
-      </w:r>
-      <w:hyperlink r:id="rId52" w:history="1">
+          <w:lang w:val="nl-NL"/>
+        </w:rPr>
+      </w:pPr>
+      <w:r>
+        <w:rPr>
+          <w:lang w:val="nl-NL"/>
+        </w:rPr>
+        <w:t xml:space="preserve">Microchip </w:t>
+      </w:r>
+      <w:hyperlink r:id="rId58" w:history="1">
         <w:r>
           <w:rPr>
             <w:rStyle w:val="Hyperlink"/>
-            <w:lang w:val="en-US"/>
+            <w:lang w:val="nl-NL"/>
           </w:rPr>
-          <w:t>ATECC</w:t>
-        </w:r>
-        <w:r>
-          <w:rPr>
-            <w:rStyle w:val="Hyperlink"/>
-            <w:lang w:val="en-US"/>
-          </w:rPr>
-          <w:t>508A</w:t>
+          <w:t>ATECC508A</w:t>
         </w:r>
       </w:hyperlink>
       <w:r>
         <w:rPr>
-          <w:lang w:val="en-US"/>
-        </w:rPr>
-        <w:t xml:space="preserve">: </w:t>
+          <w:lang w:val="nl-NL"/>
+        </w:rPr>
+        <w:t>: heeft ook ECDH (</w:t>
       </w:r>
       <w:proofErr w:type="spellStart"/>
       <w:r>
         <w:rPr>
-          <w:lang w:val="en-US"/>
-        </w:rPr>
-        <w:t>heeft</w:t>
+          <w:lang w:val="nl-NL"/>
+        </w:rPr>
+        <w:t>Elliptic</w:t>
       </w:r>
       <w:proofErr w:type="spellEnd"/>
       <w:r>
         <w:rPr>
+          <w:lang w:val="nl-NL"/>
+        </w:rPr>
+        <w:t xml:space="preserve"> Curve </w:t>
+      </w:r>
+      <w:proofErr w:type="spellStart"/>
+      <w:r>
+        <w:rPr>
+          <w:lang w:val="nl-NL"/>
+        </w:rPr>
+        <w:t>Diffie</w:t>
+      </w:r>
+      <w:proofErr w:type="spellEnd"/>
+      <w:r>
+        <w:rPr>
+          <w:lang w:val="nl-NL"/>
+        </w:rPr>
+        <w:t>-Hellman) en secure boot</w:t>
+      </w:r>
+    </w:p>
+    <w:p>
+      <w:pPr>
+        <w:rPr>
+          <w:lang w:val="en-US"/>
+        </w:rPr>
+      </w:pPr>
+      <w:r>
+        <w:rPr>
+          <w:lang w:val="en-US"/>
+        </w:rPr>
+        <w:t>Microchip</w:t>
+      </w:r>
+      <w:r>
+        <w:rPr>
           <w:lang w:val="en-US"/>
         </w:rPr>
         <w:t xml:space="preserve"> </w:t>
       </w:r>
-      <w:proofErr w:type="spellStart"/>
-      <w:r>
-        <w:rPr>
-          <w:lang w:val="en-US"/>
-        </w:rPr>
-        <w:t>ook</w:t>
-      </w:r>
-      <w:proofErr w:type="spellEnd"/>
-      <w:r>
-        <w:rPr>
-          <w:lang w:val="en-US"/>
-        </w:rPr>
-        <w:t xml:space="preserve"> ECDH (</w:t>
-      </w:r>
-      <w:r>
-        <w:rPr>
-          <w:lang w:val="en-US"/>
-        </w:rPr>
-        <w:t>Elliptic Curve Diffie-Hellman</w:t>
-      </w:r>
-      <w:r>
-        <w:rPr>
-          <w:lang w:val="en-US"/>
-        </w:rPr>
-        <w:t xml:space="preserve">) </w:t>
-      </w:r>
-      <w:proofErr w:type="spellStart"/>
-      <w:r>
-        <w:rPr>
-          <w:lang w:val="en-US"/>
-        </w:rPr>
-        <w:t>en</w:t>
-      </w:r>
-      <w:proofErr w:type="spellEnd"/>
-      <w:r>
-        <w:rPr>
-          <w:lang w:val="en-US"/>
-        </w:rPr>
-        <w:t xml:space="preserve"> secure boot</w:t>
-      </w:r>
-    </w:p>
-    <w:p>
-      <w:pPr>
-        <w:rPr>
-          <w:lang w:val="en-US"/>
-        </w:rPr>
-      </w:pPr>
-      <w:r>
-        <w:rPr>
-          <w:lang w:val="en-US"/>
-        </w:rPr>
-        <w:t>Microchip</w:t>
-      </w:r>
-      <w:r>
-        <w:rPr>
-          <w:lang w:val="en-US"/>
-        </w:rPr>
-        <w:t xml:space="preserve"> </w:t>
-      </w:r>
-      <w:hyperlink r:id="rId53" w:history="1">
+      <w:hyperlink r:id="rId59" w:history="1">
         <w:r>
           <w:rPr>
             <w:rStyle w:val="Hyperlink"/>
@@ -9184,20 +9704,13 @@
         </w:rPr>
         <w:t xml:space="preserve"> / </w:t>
       </w:r>
-      <w:hyperlink r:id="rId54" w:history="1">
+      <w:hyperlink r:id="rId60" w:history="1">
         <w:r>
           <w:rPr>
             <w:rStyle w:val="Hyperlink"/>
             <w:lang w:val="en-US"/>
           </w:rPr>
-          <w:t>ATECC608</w:t>
-        </w:r>
-        <w:r>
-          <w:rPr>
-            <w:rStyle w:val="Hyperlink"/>
-            <w:lang w:val="en-US"/>
-          </w:rPr>
-          <w:t>B</w:t>
+          <w:t>ATECC608B</w:t>
         </w:r>
       </w:hyperlink>
       <w:r>
@@ -9232,19 +9745,7 @@
         <w:rPr>
           <w:lang w:val="en-US"/>
         </w:rPr>
-        <w:t xml:space="preserve"> (</w:t>
-      </w:r>
-      <w:r>
-        <w:rPr>
-          <w:lang w:val="en-US"/>
-        </w:rPr>
-        <w:t>TLS 1.3, AES</w:t>
-      </w:r>
-      <w:r>
-        <w:rPr>
-          <w:lang w:val="en-US"/>
-        </w:rPr>
-        <w:t xml:space="preserve">, </w:t>
+        <w:t xml:space="preserve"> (TLS 1.3, AES, </w:t>
       </w:r>
       <w:proofErr w:type="spellStart"/>
       <w:r>
@@ -9285,9 +9786,40 @@
         <w:t xml:space="preserve">A, met een paar kleine verbeteringen. </w:t>
       </w:r>
       <w:r>
-        <w:t xml:space="preserve">ATECC608A heeft I²C problemen. </w:t>
-      </w:r>
-      <w:hyperlink r:id="rId55" w:history="1">
+        <w:rPr>
+          <w:lang w:val="en-US"/>
+        </w:rPr>
+        <w:t xml:space="preserve">ATECC608A </w:t>
+      </w:r>
+      <w:proofErr w:type="spellStart"/>
+      <w:r>
+        <w:rPr>
+          <w:lang w:val="en-US"/>
+        </w:rPr>
+        <w:t>heeft</w:t>
+      </w:r>
+      <w:proofErr w:type="spellEnd"/>
+      <w:r>
+        <w:rPr>
+          <w:lang w:val="en-US"/>
+        </w:rPr>
+        <w:t xml:space="preserve"> I²C </w:t>
+      </w:r>
+      <w:proofErr w:type="spellStart"/>
+      <w:r>
+        <w:rPr>
+          <w:lang w:val="en-US"/>
+        </w:rPr>
+        <w:t>problemen</w:t>
+      </w:r>
+      <w:proofErr w:type="spellEnd"/>
+      <w:r>
+        <w:rPr>
+          <w:lang w:val="en-US"/>
+        </w:rPr>
+        <w:t xml:space="preserve">. </w:t>
+      </w:r>
+      <w:hyperlink r:id="rId61" w:history="1">
         <w:r>
           <w:rPr>
             <w:rStyle w:val="Hyperlink"/>
@@ -9474,7 +10006,7 @@
       <w:pPr>
         <w:pStyle w:val="Heading3"/>
       </w:pPr>
-      <w:bookmarkStart w:id="26" w:name="_Toc222748677"/>
+      <w:bookmarkStart w:id="26" w:name="_Toc223174383"/>
       <w:r>
         <w:t>ATECC608</w:t>
       </w:r>
@@ -9485,6 +10017,9 @@
     </w:p>
     <w:p>
       <w:r>
+        <w:rPr>
+          <w:noProof/>
+        </w:rPr>
         <w:drawing>
           <wp:inline distT="0" distB="0" distL="0" distR="0" wp14:anchorId="28EAE8E5" wp14:editId="100E1D92">
             <wp:extent cx="2628900" cy="290696"/>
@@ -9501,7 +10036,7 @@
                     <pic:cNvPicPr/>
                   </pic:nvPicPr>
                   <pic:blipFill>
-                    <a:blip r:embed="rId56"/>
+                    <a:blip r:embed="rId62"/>
                     <a:stretch>
                       <a:fillRect/>
                     </a:stretch>
@@ -9529,7 +10064,9 @@
         </w:rPr>
       </w:pPr>
       <w:r>
-        <w:lastRenderedPageBreak/>
+        <w:rPr>
+          <w:noProof/>
+        </w:rPr>
         <w:drawing>
           <wp:inline distT="0" distB="0" distL="0" distR="0" wp14:anchorId="05684F54" wp14:editId="1A551185">
             <wp:extent cx="3733800" cy="1688277"/>
@@ -9546,7 +10083,7 @@
                     <pic:cNvPicPr/>
                   </pic:nvPicPr>
                   <pic:blipFill>
-                    <a:blip r:embed="rId57"/>
+                    <a:blip r:embed="rId63"/>
                     <a:stretch>
                       <a:fillRect/>
                     </a:stretch>
@@ -9581,8 +10118,8 @@
           <w:lang w:val="fr-BE"/>
         </w:rPr>
       </w:pPr>
-      <w:hyperlink r:id="rId58" w:history="1">
-        <w:bookmarkStart w:id="27" w:name="_Toc222748678"/>
+      <w:hyperlink r:id="rId64" w:history="1">
+        <w:bookmarkStart w:id="27" w:name="_Toc223174384"/>
         <w:r>
           <w:rPr>
             <w:rStyle w:val="Hyperlink"/>
@@ -9638,13 +10175,7 @@
           <w:lang w:val="en-US"/>
         </w:rPr>
         <w:noBreakHyphen/>
-        <w:t>end</w:t>
-      </w:r>
-      <w:r>
-        <w:rPr>
-          <w:lang w:val="en-US"/>
-        </w:rPr>
-        <w:t xml:space="preserve">, </w:t>
+        <w:t xml:space="preserve">end, </w:t>
       </w:r>
       <w:proofErr w:type="spellStart"/>
       <w:r>
@@ -9658,13 +10189,7 @@
         <w:rPr>
           <w:lang w:val="en-US"/>
         </w:rPr>
-        <w:t xml:space="preserve"> features (</w:t>
-      </w:r>
-      <w:r>
-        <w:rPr>
-          <w:lang w:val="en-US"/>
-        </w:rPr>
-        <w:t>CC EAL 6+ / FIPS</w:t>
+        <w:t xml:space="preserve"> features (CC EAL 6+ / FIPS</w:t>
       </w:r>
       <w:r>
         <w:rPr>
@@ -9744,7 +10269,7 @@
       <w:pPr>
         <w:pStyle w:val="Heading2"/>
       </w:pPr>
-      <w:bookmarkStart w:id="28" w:name="_Toc222748679"/>
+      <w:bookmarkStart w:id="28" w:name="_Toc223174385"/>
       <w:proofErr w:type="spellStart"/>
       <w:r>
         <w:t>Keuze</w:t>
@@ -9801,7 +10326,7 @@
       </w:r>
     </w:p>
     <w:p>
-      <w:hyperlink r:id="rId59" w:history="1">
+      <w:hyperlink r:id="rId65" w:history="1">
         <w:proofErr w:type="spellStart"/>
         <w:r>
           <w:rPr>
@@ -9819,7 +10344,7 @@
       </w:r>
     </w:p>
     <w:p>
-      <w:hyperlink r:id="rId60" w:history="1">
+      <w:hyperlink r:id="rId66" w:history="1">
         <w:proofErr w:type="spellStart"/>
         <w:r>
           <w:rPr>
@@ -9834,7 +10359,7 @@
       </w:r>
     </w:p>
     <w:p>
-      <w:hyperlink r:id="rId61" w:history="1">
+      <w:hyperlink r:id="rId67" w:history="1">
         <w:proofErr w:type="spellStart"/>
         <w:r>
           <w:rPr>
@@ -9861,6 +10386,9 @@
         <w:t xml:space="preserve"> </w:t>
       </w:r>
       <w:r>
+        <w:rPr>
+          <w:noProof/>
+        </w:rPr>
         <w:drawing>
           <wp:inline distT="0" distB="0" distL="0" distR="0" wp14:anchorId="2A944479" wp14:editId="1513A263">
             <wp:extent cx="1676400" cy="437866"/>
@@ -9877,7 +10405,7 @@
                     <pic:cNvPicPr/>
                   </pic:nvPicPr>
                   <pic:blipFill>
-                    <a:blip r:embed="rId62"/>
+                    <a:blip r:embed="rId68"/>
                     <a:stretch>
                       <a:fillRect/>
                     </a:stretch>
@@ -9900,10 +10428,18 @@
     </w:p>
     <w:p>
       <w:pPr>
+        <w:rPr>
+          <w:noProof/>
+        </w:rPr>
+      </w:pPr>
+    </w:p>
+    <w:p>
+      <w:pPr>
         <w:pStyle w:val="Heading1"/>
       </w:pPr>
-      <w:bookmarkStart w:id="29" w:name="_Toc222748680"/>
-      <w:r>
+      <w:bookmarkStart w:id="29" w:name="_Toc223174386"/>
+      <w:r>
+        <w:lastRenderedPageBreak/>
         <w:t>GPS/GNSS</w:t>
       </w:r>
       <w:bookmarkEnd w:id="29"/>
@@ -9917,9 +10453,23 @@
     </w:p>
     <w:p>
       <w:pPr>
+        <w:rPr>
+          <w:lang w:val="en-US"/>
+        </w:rPr>
+      </w:pPr>
+    </w:p>
+    <w:p>
+      <w:pPr>
+        <w:rPr>
+          <w:lang w:val="en-US"/>
+        </w:rPr>
+      </w:pPr>
+    </w:p>
+    <w:p>
+      <w:pPr>
         <w:pStyle w:val="Heading1"/>
       </w:pPr>
-      <w:bookmarkStart w:id="30" w:name="_Toc222748681"/>
+      <w:bookmarkStart w:id="30" w:name="_Toc223174387"/>
       <w:r>
         <w:t>E-ink display</w:t>
       </w:r>
@@ -10003,7 +10553,7 @@
       <w:pPr>
         <w:pStyle w:val="Heading1"/>
       </w:pPr>
-      <w:bookmarkStart w:id="31" w:name="_Toc222748682"/>
+      <w:bookmarkStart w:id="31" w:name="_Toc223174388"/>
       <w:r>
         <w:t>Accelerometer</w:t>
       </w:r>
@@ -10020,7 +10570,7 @@
       <w:pPr>
         <w:pStyle w:val="Heading1"/>
       </w:pPr>
-      <w:bookmarkStart w:id="32" w:name="_Toc222748683"/>
+      <w:bookmarkStart w:id="32" w:name="_Toc223174389"/>
       <w:r>
         <w:t>Battery management system</w:t>
       </w:r>
@@ -10037,7 +10587,7 @@
       <w:pPr>
         <w:pStyle w:val="Heading1"/>
       </w:pPr>
-      <w:bookmarkStart w:id="33" w:name="_Toc222748684"/>
+      <w:bookmarkStart w:id="33" w:name="_Toc223174390"/>
       <w:r>
         <w:t>Motor/solenoide</w:t>
       </w:r>
@@ -10054,9 +10604,8 @@
       <w:pPr>
         <w:pStyle w:val="Heading1"/>
       </w:pPr>
-      <w:bookmarkStart w:id="34" w:name="_Toc222748685"/>
-      <w:r>
-        <w:lastRenderedPageBreak/>
+      <w:bookmarkStart w:id="34" w:name="_Toc223174391"/>
+      <w:r>
         <w:t>Samenvatting keuzes</w:t>
       </w:r>
       <w:bookmarkEnd w:id="34"/>
@@ -10072,7 +10621,7 @@
       <w:pPr>
         <w:pStyle w:val="Heading1"/>
       </w:pPr>
-      <w:bookmarkStart w:id="35" w:name="_Toc222748686"/>
+      <w:bookmarkStart w:id="35" w:name="_Toc223174392"/>
       <w:r>
         <w:t>BOM</w:t>
       </w:r>
@@ -10093,7 +10642,7 @@
       </w:pPr>
     </w:p>
     <w:sectPr>
-      <w:headerReference w:type="default" r:id="rId63"/>
+      <w:headerReference w:type="default" r:id="rId69"/>
       <w:type w:val="continuous"/>
       <w:pgSz w:w="11906" w:h="16838"/>
       <w:pgMar w:top="1417" w:right="1417" w:bottom="1417" w:left="1417" w:header="708" w:footer="708" w:gutter="0"/>
@@ -13985,6 +14534,119 @@
     </w:lvl>
   </w:abstractNum>
   <w:abstractNum w:abstractNumId="32" w15:restartNumberingAfterBreak="0">
+    <w:nsid w:val="2E1B701E"/>
+    <w:multiLevelType w:val="hybridMultilevel"/>
+    <w:tmpl w:val="0AD88598"/>
+    <w:lvl w:ilvl="0" w:tplc="20000001">
+      <w:start w:val="1"/>
+      <w:numFmt w:val="bullet"/>
+      <w:lvlText w:val=""/>
+      <w:lvlJc w:val="left"/>
+      <w:pPr>
+        <w:ind w:left="720" w:hanging="360"/>
+      </w:pPr>
+      <w:rPr>
+        <w:rFonts w:ascii="Symbol" w:hAnsi="Symbol" w:hint="default"/>
+      </w:rPr>
+    </w:lvl>
+    <w:lvl w:ilvl="1" w:tplc="20000003" w:tentative="1">
+      <w:start w:val="1"/>
+      <w:numFmt w:val="bullet"/>
+      <w:lvlText w:val="o"/>
+      <w:lvlJc w:val="left"/>
+      <w:pPr>
+        <w:ind w:left="1440" w:hanging="360"/>
+      </w:pPr>
+      <w:rPr>
+        <w:rFonts w:ascii="Courier New" w:hAnsi="Courier New" w:cs="Courier New" w:hint="default"/>
+      </w:rPr>
+    </w:lvl>
+    <w:lvl w:ilvl="2" w:tplc="20000005" w:tentative="1">
+      <w:start w:val="1"/>
+      <w:numFmt w:val="bullet"/>
+      <w:lvlText w:val=""/>
+      <w:lvlJc w:val="left"/>
+      <w:pPr>
+        <w:ind w:left="2160" w:hanging="360"/>
+      </w:pPr>
+      <w:rPr>
+        <w:rFonts w:ascii="Wingdings" w:hAnsi="Wingdings" w:hint="default"/>
+      </w:rPr>
+    </w:lvl>
+    <w:lvl w:ilvl="3" w:tplc="20000001" w:tentative="1">
+      <w:start w:val="1"/>
+      <w:numFmt w:val="bullet"/>
+      <w:lvlText w:val=""/>
+      <w:lvlJc w:val="left"/>
+      <w:pPr>
+        <w:ind w:left="2880" w:hanging="360"/>
+      </w:pPr>
+      <w:rPr>
+        <w:rFonts w:ascii="Symbol" w:hAnsi="Symbol" w:hint="default"/>
+      </w:rPr>
+    </w:lvl>
+    <w:lvl w:ilvl="4" w:tplc="20000003" w:tentative="1">
+      <w:start w:val="1"/>
+      <w:numFmt w:val="bullet"/>
+      <w:lvlText w:val="o"/>
+      <w:lvlJc w:val="left"/>
+      <w:pPr>
+        <w:ind w:left="3600" w:hanging="360"/>
+      </w:pPr>
+      <w:rPr>
+        <w:rFonts w:ascii="Courier New" w:hAnsi="Courier New" w:cs="Courier New" w:hint="default"/>
+      </w:rPr>
+    </w:lvl>
+    <w:lvl w:ilvl="5" w:tplc="20000005" w:tentative="1">
+      <w:start w:val="1"/>
+      <w:numFmt w:val="bullet"/>
+      <w:lvlText w:val=""/>
+      <w:lvlJc w:val="left"/>
+      <w:pPr>
+        <w:ind w:left="4320" w:hanging="360"/>
+      </w:pPr>
+      <w:rPr>
+        <w:rFonts w:ascii="Wingdings" w:hAnsi="Wingdings" w:hint="default"/>
+      </w:rPr>
+    </w:lvl>
+    <w:lvl w:ilvl="6" w:tplc="20000001" w:tentative="1">
+      <w:start w:val="1"/>
+      <w:numFmt w:val="bullet"/>
+      <w:lvlText w:val=""/>
+      <w:lvlJc w:val="left"/>
+      <w:pPr>
+        <w:ind w:left="5040" w:hanging="360"/>
+      </w:pPr>
+      <w:rPr>
+        <w:rFonts w:ascii="Symbol" w:hAnsi="Symbol" w:hint="default"/>
+      </w:rPr>
+    </w:lvl>
+    <w:lvl w:ilvl="7" w:tplc="20000003" w:tentative="1">
+      <w:start w:val="1"/>
+      <w:numFmt w:val="bullet"/>
+      <w:lvlText w:val="o"/>
+      <w:lvlJc w:val="left"/>
+      <w:pPr>
+        <w:ind w:left="5760" w:hanging="360"/>
+      </w:pPr>
+      <w:rPr>
+        <w:rFonts w:ascii="Courier New" w:hAnsi="Courier New" w:cs="Courier New" w:hint="default"/>
+      </w:rPr>
+    </w:lvl>
+    <w:lvl w:ilvl="8" w:tplc="20000005" w:tentative="1">
+      <w:start w:val="1"/>
+      <w:numFmt w:val="bullet"/>
+      <w:lvlText w:val=""/>
+      <w:lvlJc w:val="left"/>
+      <w:pPr>
+        <w:ind w:left="6480" w:hanging="360"/>
+      </w:pPr>
+      <w:rPr>
+        <w:rFonts w:ascii="Wingdings" w:hAnsi="Wingdings" w:hint="default"/>
+      </w:rPr>
+    </w:lvl>
+  </w:abstractNum>
+  <w:abstractNum w:abstractNumId="33" w15:restartNumberingAfterBreak="0">
     <w:nsid w:val="2EC15E6D"/>
     <w:multiLevelType w:val="hybridMultilevel"/>
     <w:tmpl w:val="9B466EFC"/>
@@ -14097,7 +14759,7 @@
       </w:rPr>
     </w:lvl>
   </w:abstractNum>
-  <w:abstractNum w:abstractNumId="33" w15:restartNumberingAfterBreak="0">
+  <w:abstractNum w:abstractNumId="34" w15:restartNumberingAfterBreak="0">
     <w:nsid w:val="32291833"/>
     <w:multiLevelType w:val="hybridMultilevel"/>
     <w:tmpl w:val="0FE4165C"/>
@@ -14210,7 +14872,7 @@
       </w:rPr>
     </w:lvl>
   </w:abstractNum>
-  <w:abstractNum w:abstractNumId="34" w15:restartNumberingAfterBreak="0">
+  <w:abstractNum w:abstractNumId="35" w15:restartNumberingAfterBreak="0">
     <w:nsid w:val="34253C89"/>
     <w:multiLevelType w:val="hybridMultilevel"/>
     <w:tmpl w:val="D77AE6C4"/>
@@ -14322,7 +14984,7 @@
       </w:rPr>
     </w:lvl>
   </w:abstractNum>
-  <w:abstractNum w:abstractNumId="35" w15:restartNumberingAfterBreak="0">
+  <w:abstractNum w:abstractNumId="36" w15:restartNumberingAfterBreak="0">
     <w:nsid w:val="34416F2C"/>
     <w:multiLevelType w:val="hybridMultilevel"/>
     <w:tmpl w:val="9B2A0ADC"/>
@@ -14435,7 +15097,7 @@
       </w:rPr>
     </w:lvl>
   </w:abstractNum>
-  <w:abstractNum w:abstractNumId="36" w15:restartNumberingAfterBreak="0">
+  <w:abstractNum w:abstractNumId="37" w15:restartNumberingAfterBreak="0">
     <w:nsid w:val="366C0D2B"/>
     <w:multiLevelType w:val="hybridMultilevel"/>
     <w:tmpl w:val="C6CE5D44"/>
@@ -14548,7 +15210,7 @@
       </w:rPr>
     </w:lvl>
   </w:abstractNum>
-  <w:abstractNum w:abstractNumId="37" w15:restartNumberingAfterBreak="0">
+  <w:abstractNum w:abstractNumId="38" w15:restartNumberingAfterBreak="0">
     <w:nsid w:val="3B637E71"/>
     <w:multiLevelType w:val="hybridMultilevel"/>
     <w:tmpl w:val="FE746B66"/>
@@ -14661,7 +15323,7 @@
       </w:rPr>
     </w:lvl>
   </w:abstractNum>
-  <w:abstractNum w:abstractNumId="38" w15:restartNumberingAfterBreak="0">
+  <w:abstractNum w:abstractNumId="39" w15:restartNumberingAfterBreak="0">
     <w:nsid w:val="3CD1597C"/>
     <w:multiLevelType w:val="hybridMultilevel"/>
     <w:tmpl w:val="57061936"/>
@@ -14773,7 +15435,7 @@
       </w:rPr>
     </w:lvl>
   </w:abstractNum>
-  <w:abstractNum w:abstractNumId="39" w15:restartNumberingAfterBreak="0">
+  <w:abstractNum w:abstractNumId="40" w15:restartNumberingAfterBreak="0">
     <w:nsid w:val="4229574E"/>
     <w:multiLevelType w:val="hybridMultilevel"/>
     <w:tmpl w:val="1A2A300C"/>
@@ -14886,7 +15548,7 @@
       </w:rPr>
     </w:lvl>
   </w:abstractNum>
-  <w:abstractNum w:abstractNumId="40" w15:restartNumberingAfterBreak="0">
+  <w:abstractNum w:abstractNumId="41" w15:restartNumberingAfterBreak="0">
     <w:nsid w:val="4358512A"/>
     <w:multiLevelType w:val="hybridMultilevel"/>
     <w:tmpl w:val="03C88DAC"/>
@@ -14999,7 +15661,7 @@
       </w:rPr>
     </w:lvl>
   </w:abstractNum>
-  <w:abstractNum w:abstractNumId="41" w15:restartNumberingAfterBreak="0">
+  <w:abstractNum w:abstractNumId="42" w15:restartNumberingAfterBreak="0">
     <w:nsid w:val="450106E0"/>
     <w:multiLevelType w:val="hybridMultilevel"/>
     <w:tmpl w:val="ACACDACE"/>
@@ -15112,7 +15774,7 @@
       </w:rPr>
     </w:lvl>
   </w:abstractNum>
-  <w:abstractNum w:abstractNumId="42" w15:restartNumberingAfterBreak="0">
+  <w:abstractNum w:abstractNumId="43" w15:restartNumberingAfterBreak="0">
     <w:nsid w:val="48D84E1E"/>
     <w:multiLevelType w:val="hybridMultilevel"/>
     <w:tmpl w:val="4746B60E"/>
@@ -15225,7 +15887,7 @@
       </w:rPr>
     </w:lvl>
   </w:abstractNum>
-  <w:abstractNum w:abstractNumId="43" w15:restartNumberingAfterBreak="0">
+  <w:abstractNum w:abstractNumId="44" w15:restartNumberingAfterBreak="0">
     <w:nsid w:val="4BFF433C"/>
     <w:multiLevelType w:val="hybridMultilevel"/>
     <w:tmpl w:val="26363A30"/>
@@ -15338,7 +16000,7 @@
       </w:rPr>
     </w:lvl>
   </w:abstractNum>
-  <w:abstractNum w:abstractNumId="44" w15:restartNumberingAfterBreak="0">
+  <w:abstractNum w:abstractNumId="45" w15:restartNumberingAfterBreak="0">
     <w:nsid w:val="4E0716DC"/>
     <w:multiLevelType w:val="hybridMultilevel"/>
     <w:tmpl w:val="C40236D6"/>
@@ -15451,7 +16113,7 @@
       </w:rPr>
     </w:lvl>
   </w:abstractNum>
-  <w:abstractNum w:abstractNumId="45" w15:restartNumberingAfterBreak="0">
+  <w:abstractNum w:abstractNumId="46" w15:restartNumberingAfterBreak="0">
     <w:nsid w:val="504072F4"/>
     <w:multiLevelType w:val="hybridMultilevel"/>
     <w:tmpl w:val="7AA6AFAA"/>
@@ -15564,7 +16226,7 @@
       </w:rPr>
     </w:lvl>
   </w:abstractNum>
-  <w:abstractNum w:abstractNumId="46" w15:restartNumberingAfterBreak="0">
+  <w:abstractNum w:abstractNumId="47" w15:restartNumberingAfterBreak="0">
     <w:nsid w:val="510C7DAA"/>
     <w:multiLevelType w:val="hybridMultilevel"/>
     <w:tmpl w:val="7EFE5306"/>
@@ -15677,7 +16339,7 @@
       </w:rPr>
     </w:lvl>
   </w:abstractNum>
-  <w:abstractNum w:abstractNumId="47" w15:restartNumberingAfterBreak="0">
+  <w:abstractNum w:abstractNumId="48" w15:restartNumberingAfterBreak="0">
     <w:nsid w:val="51A02072"/>
     <w:multiLevelType w:val="hybridMultilevel"/>
     <w:tmpl w:val="1D9E8FB8"/>
@@ -15790,7 +16452,7 @@
       </w:rPr>
     </w:lvl>
   </w:abstractNum>
-  <w:abstractNum w:abstractNumId="48" w15:restartNumberingAfterBreak="0">
+  <w:abstractNum w:abstractNumId="49" w15:restartNumberingAfterBreak="0">
     <w:nsid w:val="523B68D4"/>
     <w:multiLevelType w:val="hybridMultilevel"/>
     <w:tmpl w:val="D4F8BA8E"/>
@@ -15903,7 +16565,7 @@
       </w:rPr>
     </w:lvl>
   </w:abstractNum>
-  <w:abstractNum w:abstractNumId="49" w15:restartNumberingAfterBreak="0">
+  <w:abstractNum w:abstractNumId="50" w15:restartNumberingAfterBreak="0">
     <w:nsid w:val="53151341"/>
     <w:multiLevelType w:val="hybridMultilevel"/>
     <w:tmpl w:val="88AEFA22"/>
@@ -16016,7 +16678,7 @@
       </w:rPr>
     </w:lvl>
   </w:abstractNum>
-  <w:abstractNum w:abstractNumId="50" w15:restartNumberingAfterBreak="0">
+  <w:abstractNum w:abstractNumId="51" w15:restartNumberingAfterBreak="0">
     <w:nsid w:val="540477FE"/>
     <w:multiLevelType w:val="hybridMultilevel"/>
     <w:tmpl w:val="5D284B20"/>
@@ -16128,7 +16790,7 @@
       </w:rPr>
     </w:lvl>
   </w:abstractNum>
-  <w:abstractNum w:abstractNumId="51" w15:restartNumberingAfterBreak="0">
+  <w:abstractNum w:abstractNumId="52" w15:restartNumberingAfterBreak="0">
     <w:nsid w:val="55753688"/>
     <w:multiLevelType w:val="hybridMultilevel"/>
     <w:tmpl w:val="7DD0FCDE"/>
@@ -16240,7 +16902,7 @@
       </w:rPr>
     </w:lvl>
   </w:abstractNum>
-  <w:abstractNum w:abstractNumId="52" w15:restartNumberingAfterBreak="0">
+  <w:abstractNum w:abstractNumId="53" w15:restartNumberingAfterBreak="0">
     <w:nsid w:val="557B2A58"/>
     <w:multiLevelType w:val="hybridMultilevel"/>
     <w:tmpl w:val="708C4562"/>
@@ -16353,7 +17015,7 @@
       </w:rPr>
     </w:lvl>
   </w:abstractNum>
-  <w:abstractNum w:abstractNumId="53" w15:restartNumberingAfterBreak="0">
+  <w:abstractNum w:abstractNumId="54" w15:restartNumberingAfterBreak="0">
     <w:nsid w:val="564E3E2A"/>
     <w:multiLevelType w:val="hybridMultilevel"/>
     <w:tmpl w:val="AD9259B4"/>
@@ -16466,7 +17128,7 @@
       </w:rPr>
     </w:lvl>
   </w:abstractNum>
-  <w:abstractNum w:abstractNumId="54" w15:restartNumberingAfterBreak="0">
+  <w:abstractNum w:abstractNumId="55" w15:restartNumberingAfterBreak="0">
     <w:nsid w:val="597513F1"/>
     <w:multiLevelType w:val="hybridMultilevel"/>
     <w:tmpl w:val="5372A88A"/>
@@ -16579,7 +17241,7 @@
       </w:rPr>
     </w:lvl>
   </w:abstractNum>
-  <w:abstractNum w:abstractNumId="55" w15:restartNumberingAfterBreak="0">
+  <w:abstractNum w:abstractNumId="56" w15:restartNumberingAfterBreak="0">
     <w:nsid w:val="5A7E5FD6"/>
     <w:multiLevelType w:val="hybridMultilevel"/>
     <w:tmpl w:val="CA2238D4"/>
@@ -16692,7 +17354,7 @@
       </w:rPr>
     </w:lvl>
   </w:abstractNum>
-  <w:abstractNum w:abstractNumId="56" w15:restartNumberingAfterBreak="0">
+  <w:abstractNum w:abstractNumId="57" w15:restartNumberingAfterBreak="0">
     <w:nsid w:val="5D7D5C8F"/>
     <w:multiLevelType w:val="hybridMultilevel"/>
     <w:tmpl w:val="4016FC48"/>
@@ -16805,7 +17467,7 @@
       </w:rPr>
     </w:lvl>
   </w:abstractNum>
-  <w:abstractNum w:abstractNumId="57" w15:restartNumberingAfterBreak="0">
+  <w:abstractNum w:abstractNumId="58" w15:restartNumberingAfterBreak="0">
     <w:nsid w:val="5E581D9F"/>
     <w:multiLevelType w:val="multilevel"/>
     <w:tmpl w:val="37CCDC1E"/>
@@ -16954,7 +17616,7 @@
       </w:rPr>
     </w:lvl>
   </w:abstractNum>
-  <w:abstractNum w:abstractNumId="58" w15:restartNumberingAfterBreak="0">
+  <w:abstractNum w:abstractNumId="59" w15:restartNumberingAfterBreak="0">
     <w:nsid w:val="5EF80A9E"/>
     <w:multiLevelType w:val="hybridMultilevel"/>
     <w:tmpl w:val="9AD8E2E8"/>
@@ -17067,7 +17729,7 @@
       </w:rPr>
     </w:lvl>
   </w:abstractNum>
-  <w:abstractNum w:abstractNumId="59" w15:restartNumberingAfterBreak="0">
+  <w:abstractNum w:abstractNumId="60" w15:restartNumberingAfterBreak="0">
     <w:nsid w:val="5FFB6413"/>
     <w:multiLevelType w:val="hybridMultilevel"/>
     <w:tmpl w:val="DCCACF38"/>
@@ -17180,7 +17842,7 @@
       </w:rPr>
     </w:lvl>
   </w:abstractNum>
-  <w:abstractNum w:abstractNumId="60" w15:restartNumberingAfterBreak="0">
+  <w:abstractNum w:abstractNumId="61" w15:restartNumberingAfterBreak="0">
     <w:nsid w:val="632E3488"/>
     <w:multiLevelType w:val="hybridMultilevel"/>
     <w:tmpl w:val="FB467338"/>
@@ -17293,7 +17955,7 @@
       </w:rPr>
     </w:lvl>
   </w:abstractNum>
-  <w:abstractNum w:abstractNumId="61" w15:restartNumberingAfterBreak="0">
+  <w:abstractNum w:abstractNumId="62" w15:restartNumberingAfterBreak="0">
     <w:nsid w:val="637D7A77"/>
     <w:multiLevelType w:val="hybridMultilevel"/>
     <w:tmpl w:val="0A1C4700"/>
@@ -17406,7 +18068,7 @@
       </w:rPr>
     </w:lvl>
   </w:abstractNum>
-  <w:abstractNum w:abstractNumId="62" w15:restartNumberingAfterBreak="0">
+  <w:abstractNum w:abstractNumId="63" w15:restartNumberingAfterBreak="0">
     <w:nsid w:val="644D3424"/>
     <w:multiLevelType w:val="hybridMultilevel"/>
     <w:tmpl w:val="29FC1E0A"/>
@@ -17519,7 +18181,7 @@
       </w:rPr>
     </w:lvl>
   </w:abstractNum>
-  <w:abstractNum w:abstractNumId="63" w15:restartNumberingAfterBreak="0">
+  <w:abstractNum w:abstractNumId="64" w15:restartNumberingAfterBreak="0">
     <w:nsid w:val="651F35E7"/>
     <w:multiLevelType w:val="hybridMultilevel"/>
     <w:tmpl w:val="BCDA6C58"/>
@@ -17632,7 +18294,7 @@
       </w:rPr>
     </w:lvl>
   </w:abstractNum>
-  <w:abstractNum w:abstractNumId="64" w15:restartNumberingAfterBreak="0">
+  <w:abstractNum w:abstractNumId="65" w15:restartNumberingAfterBreak="0">
     <w:nsid w:val="66521EBA"/>
     <w:multiLevelType w:val="hybridMultilevel"/>
     <w:tmpl w:val="F32C6FC8"/>
@@ -17745,7 +18407,7 @@
       </w:rPr>
     </w:lvl>
   </w:abstractNum>
-  <w:abstractNum w:abstractNumId="65" w15:restartNumberingAfterBreak="0">
+  <w:abstractNum w:abstractNumId="66" w15:restartNumberingAfterBreak="0">
     <w:nsid w:val="67056837"/>
     <w:multiLevelType w:val="hybridMultilevel"/>
     <w:tmpl w:val="91921294"/>
@@ -17858,7 +18520,7 @@
       </w:rPr>
     </w:lvl>
   </w:abstractNum>
-  <w:abstractNum w:abstractNumId="66" w15:restartNumberingAfterBreak="0">
+  <w:abstractNum w:abstractNumId="67" w15:restartNumberingAfterBreak="0">
     <w:nsid w:val="679349C3"/>
     <w:multiLevelType w:val="hybridMultilevel"/>
     <w:tmpl w:val="115A0B9E"/>
@@ -17971,7 +18633,7 @@
       </w:rPr>
     </w:lvl>
   </w:abstractNum>
-  <w:abstractNum w:abstractNumId="67" w15:restartNumberingAfterBreak="0">
+  <w:abstractNum w:abstractNumId="68" w15:restartNumberingAfterBreak="0">
     <w:nsid w:val="6F4A2F3E"/>
     <w:multiLevelType w:val="hybridMultilevel"/>
     <w:tmpl w:val="1ACED72E"/>
@@ -18084,7 +18746,7 @@
       </w:rPr>
     </w:lvl>
   </w:abstractNum>
-  <w:abstractNum w:abstractNumId="68" w15:restartNumberingAfterBreak="0">
+  <w:abstractNum w:abstractNumId="69" w15:restartNumberingAfterBreak="0">
     <w:nsid w:val="71C90956"/>
     <w:multiLevelType w:val="hybridMultilevel"/>
     <w:tmpl w:val="DAD84AAC"/>
@@ -18196,7 +18858,7 @@
       </w:rPr>
     </w:lvl>
   </w:abstractNum>
-  <w:abstractNum w:abstractNumId="69" w15:restartNumberingAfterBreak="0">
+  <w:abstractNum w:abstractNumId="70" w15:restartNumberingAfterBreak="0">
     <w:nsid w:val="741A5DB8"/>
     <w:multiLevelType w:val="hybridMultilevel"/>
     <w:tmpl w:val="3BDE4022"/>
@@ -18309,7 +18971,7 @@
       </w:rPr>
     </w:lvl>
   </w:abstractNum>
-  <w:abstractNum w:abstractNumId="70" w15:restartNumberingAfterBreak="0">
+  <w:abstractNum w:abstractNumId="71" w15:restartNumberingAfterBreak="0">
     <w:nsid w:val="74C87631"/>
     <w:multiLevelType w:val="hybridMultilevel"/>
     <w:tmpl w:val="F7BCA7E2"/>
@@ -18422,7 +19084,7 @@
       </w:rPr>
     </w:lvl>
   </w:abstractNum>
-  <w:abstractNum w:abstractNumId="71" w15:restartNumberingAfterBreak="0">
+  <w:abstractNum w:abstractNumId="72" w15:restartNumberingAfterBreak="0">
     <w:nsid w:val="74D141A1"/>
     <w:multiLevelType w:val="hybridMultilevel"/>
     <w:tmpl w:val="F85469FE"/>
@@ -18535,7 +19197,7 @@
       </w:rPr>
     </w:lvl>
   </w:abstractNum>
-  <w:abstractNum w:abstractNumId="72" w15:restartNumberingAfterBreak="0">
+  <w:abstractNum w:abstractNumId="73" w15:restartNumberingAfterBreak="0">
     <w:nsid w:val="75E525F6"/>
     <w:multiLevelType w:val="hybridMultilevel"/>
     <w:tmpl w:val="F81282EA"/>
@@ -18648,7 +19310,7 @@
       </w:rPr>
     </w:lvl>
   </w:abstractNum>
-  <w:abstractNum w:abstractNumId="73" w15:restartNumberingAfterBreak="0">
+  <w:abstractNum w:abstractNumId="74" w15:restartNumberingAfterBreak="0">
     <w:nsid w:val="75F338E4"/>
     <w:multiLevelType w:val="hybridMultilevel"/>
     <w:tmpl w:val="84AAE260"/>
@@ -18761,7 +19423,7 @@
       </w:rPr>
     </w:lvl>
   </w:abstractNum>
-  <w:abstractNum w:abstractNumId="74" w15:restartNumberingAfterBreak="0">
+  <w:abstractNum w:abstractNumId="75" w15:restartNumberingAfterBreak="0">
     <w:nsid w:val="791851F9"/>
     <w:multiLevelType w:val="hybridMultilevel"/>
     <w:tmpl w:val="5DCE1C32"/>
@@ -18874,7 +19536,7 @@
       </w:rPr>
     </w:lvl>
   </w:abstractNum>
-  <w:abstractNum w:abstractNumId="75" w15:restartNumberingAfterBreak="0">
+  <w:abstractNum w:abstractNumId="76" w15:restartNumberingAfterBreak="0">
     <w:nsid w:val="7A444A60"/>
     <w:multiLevelType w:val="hybridMultilevel"/>
     <w:tmpl w:val="5DA2727C"/>
@@ -18987,7 +19649,7 @@
       </w:rPr>
     </w:lvl>
   </w:abstractNum>
-  <w:abstractNum w:abstractNumId="76" w15:restartNumberingAfterBreak="0">
+  <w:abstractNum w:abstractNumId="77" w15:restartNumberingAfterBreak="0">
     <w:nsid w:val="7B6356A5"/>
     <w:multiLevelType w:val="hybridMultilevel"/>
     <w:tmpl w:val="200260D6"/>
@@ -19100,7 +19762,7 @@
       </w:rPr>
     </w:lvl>
   </w:abstractNum>
-  <w:abstractNum w:abstractNumId="77" w15:restartNumberingAfterBreak="0">
+  <w:abstractNum w:abstractNumId="78" w15:restartNumberingAfterBreak="0">
     <w:nsid w:val="7D5C78F2"/>
     <w:multiLevelType w:val="hybridMultilevel"/>
     <w:tmpl w:val="1B829CD4"/>
@@ -19220,28 +19882,28 @@
     <w:abstractNumId w:val="1"/>
   </w:num>
   <w:num w:numId="3" w16cid:durableId="789128436">
-    <w:abstractNumId w:val="44"/>
+    <w:abstractNumId w:val="45"/>
   </w:num>
   <w:num w:numId="4" w16cid:durableId="1848787272">
-    <w:abstractNumId w:val="51"/>
+    <w:abstractNumId w:val="52"/>
   </w:num>
   <w:num w:numId="5" w16cid:durableId="356471441">
-    <w:abstractNumId w:val="34"/>
+    <w:abstractNumId w:val="35"/>
   </w:num>
   <w:num w:numId="6" w16cid:durableId="743836020">
-    <w:abstractNumId w:val="35"/>
+    <w:abstractNumId w:val="36"/>
   </w:num>
   <w:num w:numId="7" w16cid:durableId="674382978">
-    <w:abstractNumId w:val="49"/>
+    <w:abstractNumId w:val="50"/>
   </w:num>
   <w:num w:numId="8" w16cid:durableId="1714619866">
     <w:abstractNumId w:val="31"/>
   </w:num>
   <w:num w:numId="9" w16cid:durableId="2091583283">
-    <w:abstractNumId w:val="62"/>
+    <w:abstractNumId w:val="63"/>
   </w:num>
   <w:num w:numId="10" w16cid:durableId="717321902">
-    <w:abstractNumId w:val="39"/>
+    <w:abstractNumId w:val="40"/>
   </w:num>
   <w:num w:numId="11" w16cid:durableId="1163350528">
     <w:abstractNumId w:val="18"/>
@@ -19250,19 +19912,19 @@
     <w:abstractNumId w:val="11"/>
   </w:num>
   <w:num w:numId="13" w16cid:durableId="1150249162">
-    <w:abstractNumId w:val="61"/>
+    <w:abstractNumId w:val="62"/>
   </w:num>
   <w:num w:numId="14" w16cid:durableId="693072010">
-    <w:abstractNumId w:val="36"/>
+    <w:abstractNumId w:val="37"/>
   </w:num>
   <w:num w:numId="15" w16cid:durableId="349912257">
-    <w:abstractNumId w:val="67"/>
+    <w:abstractNumId w:val="68"/>
   </w:num>
   <w:num w:numId="16" w16cid:durableId="1681615006">
-    <w:abstractNumId w:val="48"/>
+    <w:abstractNumId w:val="49"/>
   </w:num>
   <w:num w:numId="17" w16cid:durableId="1941257141">
-    <w:abstractNumId w:val="42"/>
+    <w:abstractNumId w:val="43"/>
   </w:num>
   <w:num w:numId="18" w16cid:durableId="1130131433">
     <w:abstractNumId w:val="7"/>
@@ -19271,25 +19933,25 @@
     <w:abstractNumId w:val="5"/>
   </w:num>
   <w:num w:numId="20" w16cid:durableId="644089116">
-    <w:abstractNumId w:val="33"/>
+    <w:abstractNumId w:val="34"/>
   </w:num>
   <w:num w:numId="21" w16cid:durableId="100687704">
-    <w:abstractNumId w:val="76"/>
+    <w:abstractNumId w:val="77"/>
   </w:num>
   <w:num w:numId="22" w16cid:durableId="1046561978">
-    <w:abstractNumId w:val="56"/>
+    <w:abstractNumId w:val="57"/>
   </w:num>
   <w:num w:numId="23" w16cid:durableId="1998806147">
-    <w:abstractNumId w:val="45"/>
+    <w:abstractNumId w:val="46"/>
   </w:num>
   <w:num w:numId="24" w16cid:durableId="233591470">
     <w:abstractNumId w:val="28"/>
   </w:num>
   <w:num w:numId="25" w16cid:durableId="121195139">
-    <w:abstractNumId w:val="52"/>
+    <w:abstractNumId w:val="53"/>
   </w:num>
   <w:num w:numId="26" w16cid:durableId="1176307363">
-    <w:abstractNumId w:val="54"/>
+    <w:abstractNumId w:val="55"/>
   </w:num>
   <w:num w:numId="27" w16cid:durableId="1161505821">
     <w:abstractNumId w:val="15"/>
@@ -19298,22 +19960,22 @@
     <w:abstractNumId w:val="3"/>
   </w:num>
   <w:num w:numId="29" w16cid:durableId="1857763406">
-    <w:abstractNumId w:val="37"/>
+    <w:abstractNumId w:val="38"/>
   </w:num>
   <w:num w:numId="30" w16cid:durableId="653529482">
     <w:abstractNumId w:val="4"/>
   </w:num>
   <w:num w:numId="31" w16cid:durableId="1548105315">
-    <w:abstractNumId w:val="41"/>
+    <w:abstractNumId w:val="42"/>
   </w:num>
   <w:num w:numId="32" w16cid:durableId="880627598">
-    <w:abstractNumId w:val="47"/>
+    <w:abstractNumId w:val="48"/>
   </w:num>
   <w:num w:numId="33" w16cid:durableId="1852914999">
     <w:abstractNumId w:val="22"/>
   </w:num>
   <w:num w:numId="34" w16cid:durableId="1724712719">
-    <w:abstractNumId w:val="69"/>
+    <w:abstractNumId w:val="70"/>
   </w:num>
   <w:num w:numId="35" w16cid:durableId="2019887224">
     <w:abstractNumId w:val="27"/>
@@ -19322,10 +19984,10 @@
     <w:abstractNumId w:val="29"/>
   </w:num>
   <w:num w:numId="37" w16cid:durableId="2064450452">
-    <w:abstractNumId w:val="72"/>
+    <w:abstractNumId w:val="73"/>
   </w:num>
   <w:num w:numId="38" w16cid:durableId="988097607">
-    <w:abstractNumId w:val="65"/>
+    <w:abstractNumId w:val="66"/>
   </w:num>
   <w:num w:numId="39" w16cid:durableId="613251167">
     <w:abstractNumId w:val="24"/>
@@ -19337,7 +19999,7 @@
     <w:abstractNumId w:val="6"/>
   </w:num>
   <w:num w:numId="42" w16cid:durableId="1177385931">
-    <w:abstractNumId w:val="59"/>
+    <w:abstractNumId w:val="60"/>
   </w:num>
   <w:num w:numId="43" w16cid:durableId="1029523250">
     <w:abstractNumId w:val="12"/>
@@ -19400,22 +20062,22 @@
     </w:lvlOverride>
   </w:num>
   <w:num w:numId="45" w16cid:durableId="717558721">
-    <w:abstractNumId w:val="71"/>
+    <w:abstractNumId w:val="72"/>
   </w:num>
   <w:num w:numId="46" w16cid:durableId="141433691">
     <w:abstractNumId w:val="13"/>
   </w:num>
   <w:num w:numId="47" w16cid:durableId="1626233528">
-    <w:abstractNumId w:val="68"/>
+    <w:abstractNumId w:val="69"/>
   </w:num>
   <w:num w:numId="48" w16cid:durableId="1619022656">
-    <w:abstractNumId w:val="63"/>
+    <w:abstractNumId w:val="64"/>
   </w:num>
   <w:num w:numId="49" w16cid:durableId="936015151">
-    <w:abstractNumId w:val="43"/>
+    <w:abstractNumId w:val="44"/>
   </w:num>
   <w:num w:numId="50" w16cid:durableId="1175345243">
-    <w:abstractNumId w:val="66"/>
+    <w:abstractNumId w:val="67"/>
   </w:num>
   <w:num w:numId="51" w16cid:durableId="463892170">
     <w:abstractNumId w:val="20"/>
@@ -19427,7 +20089,7 @@
     <w:abstractNumId w:val="9"/>
   </w:num>
   <w:num w:numId="54" w16cid:durableId="2018653919">
-    <w:abstractNumId w:val="55"/>
+    <w:abstractNumId w:val="56"/>
   </w:num>
   <w:num w:numId="55" w16cid:durableId="413095000">
     <w:abstractNumId w:val="8"/>
@@ -19436,7 +20098,7 @@
     <w:abstractNumId w:val="17"/>
   </w:num>
   <w:num w:numId="57" w16cid:durableId="1355304957">
-    <w:abstractNumId w:val="64"/>
+    <w:abstractNumId w:val="65"/>
   </w:num>
   <w:num w:numId="58" w16cid:durableId="595209479">
     <w:abstractNumId w:val="30"/>
@@ -19445,7 +20107,7 @@
     <w:abstractNumId w:val="25"/>
   </w:num>
   <w:num w:numId="60" w16cid:durableId="1713535263">
-    <w:abstractNumId w:val="75"/>
+    <w:abstractNumId w:val="76"/>
   </w:num>
   <w:num w:numId="61" w16cid:durableId="180318862">
     <w:abstractNumId w:val="0"/>
@@ -19454,10 +20116,10 @@
     <w:abstractNumId w:val="16"/>
   </w:num>
   <w:num w:numId="63" w16cid:durableId="2057774299">
-    <w:abstractNumId w:val="32"/>
+    <w:abstractNumId w:val="33"/>
   </w:num>
   <w:num w:numId="64" w16cid:durableId="1479305054">
-    <w:abstractNumId w:val="53"/>
+    <w:abstractNumId w:val="54"/>
   </w:num>
   <w:num w:numId="65" w16cid:durableId="749737118">
     <w:abstractNumId w:val="21"/>
@@ -19466,19 +20128,19 @@
     <w:abstractNumId w:val="2"/>
   </w:num>
   <w:num w:numId="67" w16cid:durableId="1738938323">
-    <w:abstractNumId w:val="74"/>
+    <w:abstractNumId w:val="75"/>
   </w:num>
   <w:num w:numId="68" w16cid:durableId="1028868218">
-    <w:abstractNumId w:val="38"/>
+    <w:abstractNumId w:val="39"/>
   </w:num>
   <w:num w:numId="69" w16cid:durableId="18896586">
+    <w:abstractNumId w:val="59"/>
+  </w:num>
+  <w:num w:numId="70" w16cid:durableId="286011553">
     <w:abstractNumId w:val="58"/>
   </w:num>
-  <w:num w:numId="70" w16cid:durableId="286011553">
-    <w:abstractNumId w:val="57"/>
-  </w:num>
   <w:num w:numId="71" w16cid:durableId="1250040698">
-    <w:abstractNumId w:val="50"/>
+    <w:abstractNumId w:val="51"/>
   </w:num>
   <w:num w:numId="72" w16cid:durableId="1192066717">
     <w:abstractNumId w:val="23"/>
@@ -19487,25 +20149,28 @@
     <w:abstractNumId w:val="14"/>
   </w:num>
   <w:num w:numId="74" w16cid:durableId="1624772097">
-    <w:abstractNumId w:val="60"/>
+    <w:abstractNumId w:val="61"/>
   </w:num>
   <w:num w:numId="75" w16cid:durableId="518545594">
-    <w:abstractNumId w:val="77"/>
+    <w:abstractNumId w:val="78"/>
   </w:num>
   <w:num w:numId="76" w16cid:durableId="978650203">
-    <w:abstractNumId w:val="40"/>
+    <w:abstractNumId w:val="41"/>
   </w:num>
   <w:num w:numId="77" w16cid:durableId="1053889101">
-    <w:abstractNumId w:val="46"/>
+    <w:abstractNumId w:val="47"/>
   </w:num>
   <w:num w:numId="78" w16cid:durableId="1663389904">
-    <w:abstractNumId w:val="70"/>
+    <w:abstractNumId w:val="71"/>
   </w:num>
   <w:num w:numId="79" w16cid:durableId="809517631">
     <w:abstractNumId w:val="19"/>
   </w:num>
   <w:num w:numId="80" w16cid:durableId="1915697748">
-    <w:abstractNumId w:val="73"/>
+    <w:abstractNumId w:val="74"/>
+  </w:num>
+  <w:num w:numId="81" w16cid:durableId="1301419200">
+    <w:abstractNumId w:val="32"/>
   </w:num>
   <w:numIdMacAtCleanup w:val="62"/>
 </w:numbering>
@@ -20167,6 +20832,7 @@
   <w:style w:type="character" w:default="1" w:styleId="DefaultParagraphFont">
     <w:name w:val="Default Paragraph Font"/>
     <w:uiPriority w:val="1"/>
+    <w:semiHidden/>
     <w:unhideWhenUsed/>
   </w:style>
   <w:style w:type="table" w:default="1" w:styleId="TableNormal">

--- a/Componenten.docx
+++ b/Componenten.docx
@@ -26,9 +26,8 @@
           <w:u w:val="dashLong"/>
           <w:lang w:val="en-US"/>
         </w:rPr>
-        <w:t xml:space="preserve">PCB </w:t>
-      </w:r>
-      <w:proofErr w:type="spellStart"/>
+        <w:t>PCB c</w:t>
+      </w:r>
       <w:r>
         <w:rPr>
           <w:rFonts w:asciiTheme="majorHAnsi" w:eastAsiaTheme="majorEastAsia" w:hAnsiTheme="majorHAnsi" w:cstheme="majorBidi"/>
@@ -40,22 +39,8 @@
           <w:u w:val="dashLong"/>
           <w:lang w:val="en-US"/>
         </w:rPr>
-        <w:t>c</w:t>
-      </w:r>
-      <w:r>
-        <w:rPr>
-          <w:rFonts w:asciiTheme="majorHAnsi" w:eastAsiaTheme="majorEastAsia" w:hAnsiTheme="majorHAnsi" w:cstheme="majorBidi"/>
-          <w:b/>
-          <w:bCs/>
-          <w:color w:val="00B050"/>
-          <w:sz w:val="52"/>
-          <w:szCs w:val="52"/>
-          <w:u w:val="dashLong"/>
-          <w:lang w:val="en-US"/>
-        </w:rPr>
         <w:t>omponenten</w:t>
       </w:r>
-      <w:proofErr w:type="spellEnd"/>
     </w:p>
     <w:sdt>
       <w:sdtPr>
@@ -6537,7 +6522,7 @@
         </w:rPr>
         <w:lastRenderedPageBreak/>
         <w:drawing>
-          <wp:inline distT="0" distB="0" distL="0" distR="0" wp14:anchorId="246ED48E" wp14:editId="3258BBEA">
+          <wp:inline distT="0" distB="0" distL="0" distR="0" wp14:anchorId="246ED48E" wp14:editId="3980371B">
             <wp:extent cx="5876925" cy="6946601"/>
             <wp:effectExtent l="0" t="0" r="0" b="6985"/>
             <wp:docPr id="1060474358" name="Picture 2"/>
@@ -7496,13 +7481,8 @@
       </w:r>
     </w:p>
     <w:p>
-      <w:proofErr w:type="spellStart"/>
-      <w:r>
-        <w:t>WisDuo</w:t>
-      </w:r>
-      <w:proofErr w:type="spellEnd"/>
-      <w:r>
-        <w:t xml:space="preserve"> </w:t>
+      <w:r>
+        <w:t xml:space="preserve">WisDuo </w:t>
       </w:r>
       <w:hyperlink r:id="rId41" w:history="1">
         <w:r>
@@ -8045,13 +8025,8 @@
     </w:p>
     <w:p>
       <w:r>
-        <w:t xml:space="preserve">Voor prototype: </w:t>
-      </w:r>
-      <w:proofErr w:type="spellStart"/>
-      <w:r>
-        <w:t>farnell</w:t>
-      </w:r>
-      <w:proofErr w:type="spellEnd"/>
+        <w:t>Voor prototype: farnell</w:t>
+      </w:r>
     </w:p>
     <w:p>
       <w:r>
@@ -8087,21 +8062,7 @@
         <w:rPr>
           <w:lang w:val="en-US"/>
         </w:rPr>
-        <w:t xml:space="preserve">½ of ¼ </w:t>
-      </w:r>
-      <w:proofErr w:type="spellStart"/>
-      <w:r>
-        <w:rPr>
-          <w:lang w:val="en-US"/>
-        </w:rPr>
-        <w:t>golflengte</w:t>
-      </w:r>
-      <w:proofErr w:type="spellEnd"/>
-      <w:r>
-        <w:rPr>
-          <w:lang w:val="en-US"/>
-        </w:rPr>
-        <w:t>: 8.6 cm of 17.2 cm</w:t>
+        <w:t>½ of ¼ golflengte: 8.6 cm of 17.2 cm</w:t>
       </w:r>
     </w:p>
     <w:p>
@@ -8120,15 +8081,7 @@
         <w:t>MHF4-connector</w:t>
       </w:r>
       <w:r>
-        <w:t xml:space="preserve"> voor prototype, eventueel RF </w:t>
-      </w:r>
-      <w:proofErr w:type="spellStart"/>
-      <w:r>
-        <w:t>pinout</w:t>
-      </w:r>
-      <w:proofErr w:type="spellEnd"/>
-      <w:r>
-        <w:t xml:space="preserve"> gebruiken later?</w:t>
+        <w:t xml:space="preserve"> voor prototype, eventueel RF pinout gebruiken later?</w:t>
       </w:r>
     </w:p>
     <w:p/>
@@ -8139,7 +8092,6 @@
           <w:bCs/>
         </w:rPr>
       </w:pPr>
-      <w:proofErr w:type="spellStart"/>
       <w:r>
         <w:rPr>
           <w:b/>
@@ -8147,7 +8099,6 @@
         </w:rPr>
         <w:t>Monopool</w:t>
       </w:r>
-      <w:proofErr w:type="spellEnd"/>
     </w:p>
     <w:p>
       <w:pPr>
@@ -8162,18 +8113,10 @@
         <w:ind w:left="708"/>
       </w:pPr>
       <w:r>
-        <w:t xml:space="preserve">Goede </w:t>
-      </w:r>
-      <w:proofErr w:type="spellStart"/>
-      <w:r>
-        <w:t>ground</w:t>
-      </w:r>
-      <w:r>
-        <w:t>plane</w:t>
-      </w:r>
-      <w:proofErr w:type="spellEnd"/>
-      <w:r>
-        <w:t xml:space="preserve"> nodig</w:t>
+        <w:t>Goede ground</w:t>
+      </w:r>
+      <w:r>
+        <w:t>plane nodig</w:t>
       </w:r>
     </w:p>
     <w:p>
@@ -8181,15 +8124,7 @@
         <w:ind w:left="708"/>
       </w:pPr>
       <w:r>
-        <w:t xml:space="preserve">Beter met RF </w:t>
-      </w:r>
-      <w:proofErr w:type="spellStart"/>
-      <w:r>
-        <w:t>pinout</w:t>
-      </w:r>
-      <w:proofErr w:type="spellEnd"/>
-      <w:r>
-        <w:t xml:space="preserve"> (niet MHF4)</w:t>
+        <w:t>Beter met RF pinout (niet MHF4)</w:t>
       </w:r>
     </w:p>
     <w:p>
@@ -8223,26 +8158,18 @@
         <w:t>8.6 cm</w:t>
       </w:r>
       <w:r>
-        <w:t xml:space="preserve">: ~ 73 </w:t>
-      </w:r>
-      <w:proofErr w:type="gramStart"/>
-      <w:r>
-        <w:t xml:space="preserve">Ω </w:t>
-      </w:r>
-      <w:r>
-        <w:t>,</w:t>
-      </w:r>
-      <w:proofErr w:type="gramEnd"/>
+        <w:t xml:space="preserve">: ~ 73 Ω </w:t>
+      </w:r>
+      <w:r>
+        <w:t xml:space="preserve">, </w:t>
+      </w:r>
+      <w:r>
+        <w:t>VSWR</w:t>
+      </w:r>
       <w:r>
         <w:t xml:space="preserve"> </w:t>
       </w:r>
       <w:r>
-        <w:t>VSWR</w:t>
-      </w:r>
-      <w:r>
-        <w:t xml:space="preserve"> </w:t>
-      </w:r>
-      <w:r>
         <w:t>≈ 1.5</w:t>
       </w:r>
     </w:p>
@@ -8281,11 +8208,9 @@
       <w:r>
         <w:t xml:space="preserve">8.6cm </w:t>
       </w:r>
-      <w:proofErr w:type="spellStart"/>
       <w:r>
         <w:t>monopool</w:t>
       </w:r>
-      <w:proofErr w:type="spellEnd"/>
       <w:r>
         <w:t xml:space="preserve"> in</w:t>
       </w:r>
@@ -8320,13 +8245,8 @@
         </w:numPr>
       </w:pPr>
       <w:r>
-        <w:t xml:space="preserve">Impedantie kan 20-60Ω zijn met wat </w:t>
-      </w:r>
-      <w:proofErr w:type="spellStart"/>
-      <w:r>
-        <w:t>reactantie</w:t>
-      </w:r>
-      <w:proofErr w:type="spellEnd"/>
+        <w:t>Impedantie kan 20-60Ω zijn met wat reactantie</w:t>
+      </w:r>
     </w:p>
     <w:p>
       <w:pPr>
@@ -8340,13 +8260,8 @@
         <w:t>VSWR</w:t>
       </w:r>
       <w:r>
-        <w:t xml:space="preserve"> kan 1.2-3 zijn afhankelijk van de </w:t>
-      </w:r>
-      <w:proofErr w:type="spellStart"/>
-      <w:r>
-        <w:t>layout</w:t>
-      </w:r>
-      <w:proofErr w:type="spellEnd"/>
+        <w:t xml:space="preserve"> kan 1.2-3 zijn afhankelijk van de layout</w:t>
+      </w:r>
     </w:p>
     <w:p>
       <w:pPr>
@@ -8367,11 +8282,9 @@
       <w:r>
         <w:t xml:space="preserve"> </w:t>
       </w:r>
-      <w:proofErr w:type="spellStart"/>
       <w:r>
         <w:t>monopool</w:t>
       </w:r>
-      <w:proofErr w:type="spellEnd"/>
       <w:r>
         <w:t xml:space="preserve"> in fietsslot:</w:t>
       </w:r>
@@ -8385,15 +8298,7 @@
         </w:numPr>
       </w:pPr>
       <w:r>
-        <w:t xml:space="preserve">Veel </w:t>
-      </w:r>
-      <w:proofErr w:type="spellStart"/>
-      <w:r>
-        <w:t>reactantie</w:t>
-      </w:r>
-      <w:proofErr w:type="spellEnd"/>
-      <w:r>
-        <w:t xml:space="preserve">, hoge </w:t>
+        <w:t xml:space="preserve">Veel reactantie, hoge </w:t>
       </w:r>
       <w:r>
         <w:t>VSWR</w:t>
@@ -8649,19 +8554,7 @@
           <w:rPr>
             <w:rStyle w:val="Hyperlink"/>
           </w:rPr>
-          <w:t>RAK</w:t>
-        </w:r>
-        <w:r>
-          <w:rPr>
-            <w:rStyle w:val="Hyperlink"/>
-          </w:rPr>
-          <w:t>1</w:t>
-        </w:r>
-        <w:r>
-          <w:rPr>
-            <w:rStyle w:val="Hyperlink"/>
-          </w:rPr>
-          <w:t>1720</w:t>
+          <w:t>RAK11720</w:t>
         </w:r>
       </w:hyperlink>
       <w:r>
@@ -8701,35 +8594,7 @@
         <w:rPr>
           <w:lang w:val="en-US"/>
         </w:rPr>
-        <w:t xml:space="preserve">2.4-2.5GHz, 50Ω MHF4 </w:t>
-      </w:r>
-      <w:proofErr w:type="spellStart"/>
-      <w:r>
-        <w:rPr>
-          <w:lang w:val="en-US"/>
-        </w:rPr>
-        <w:t>bluetooth</w:t>
-      </w:r>
-      <w:proofErr w:type="spellEnd"/>
-      <w:r>
-        <w:rPr>
-          <w:lang w:val="en-US"/>
-        </w:rPr>
-        <w:t xml:space="preserve"> </w:t>
-      </w:r>
-      <w:proofErr w:type="spellStart"/>
-      <w:r>
-        <w:rPr>
-          <w:lang w:val="en-US"/>
-        </w:rPr>
-        <w:t>antenne</w:t>
-      </w:r>
-      <w:proofErr w:type="spellEnd"/>
-      <w:r>
-        <w:rPr>
-          <w:lang w:val="en-US"/>
-        </w:rPr>
-        <w:t>.</w:t>
+        <w:t>2.4-2.5GHz, 50Ω MHF4 bluetooth antenne.</w:t>
       </w:r>
     </w:p>
     <w:p>
@@ -8743,65 +8608,29 @@
           <w:lang w:val="nl-NL"/>
         </w:rPr>
       </w:pPr>
-      <w:proofErr w:type="spellStart"/>
       <w:r>
         <w:rPr>
           <w:lang w:val="nl-NL"/>
         </w:rPr>
-        <w:t>Gain</w:t>
-      </w:r>
-      <w:proofErr w:type="spellEnd"/>
+        <w:t>Gain: 0-3dBi</w:t>
+      </w:r>
       <w:r>
         <w:rPr>
           <w:lang w:val="nl-NL"/>
         </w:rPr>
-        <w:t>: 0-3dBi</w:t>
+        <w:t xml:space="preserve"> (=omnidir</w:t>
       </w:r>
       <w:r>
         <w:rPr>
           <w:lang w:val="nl-NL"/>
         </w:rPr>
-        <w:t xml:space="preserve"> (=</w:t>
-      </w:r>
-      <w:proofErr w:type="spellStart"/>
+        <w:t>ectioneel)</w:t>
+      </w:r>
       <w:r>
         <w:rPr>
           <w:lang w:val="nl-NL"/>
         </w:rPr>
-        <w:t>omnidir</w:t>
-      </w:r>
-      <w:r>
-        <w:rPr>
-          <w:lang w:val="nl-NL"/>
-        </w:rPr>
-        <w:t>ectioneel</w:t>
-      </w:r>
-      <w:proofErr w:type="spellEnd"/>
-      <w:r>
-        <w:rPr>
-          <w:lang w:val="nl-NL"/>
-        </w:rPr>
-        <w:t>)</w:t>
-      </w:r>
-      <w:r>
-        <w:rPr>
-          <w:lang w:val="nl-NL"/>
-        </w:rPr>
-        <w:t xml:space="preserve"> &amp; goede </w:t>
-      </w:r>
-      <w:proofErr w:type="spellStart"/>
-      <w:r>
-        <w:rPr>
-          <w:lang w:val="nl-NL"/>
-        </w:rPr>
-        <w:t>uitstralingsefficientie</w:t>
-      </w:r>
-      <w:proofErr w:type="spellEnd"/>
-      <w:r>
-        <w:rPr>
-          <w:lang w:val="nl-NL"/>
-        </w:rPr>
-        <w:t xml:space="preserve"> (&gt;=40-50%)</w:t>
+        <w:t xml:space="preserve"> &amp; goede uitstralingsefficientie (&gt;=40-50%)</w:t>
       </w:r>
     </w:p>
     <w:p>
@@ -8822,13 +8651,8 @@
         <w:t xml:space="preserve">VSWR &lt; 2:1 </w:t>
       </w:r>
       <w:r>
-        <w:t xml:space="preserve">(≈ −10 dB return </w:t>
-      </w:r>
-      <w:proofErr w:type="spellStart"/>
-      <w:r>
-        <w:t>loss</w:t>
-      </w:r>
-      <w:proofErr w:type="spellEnd"/>
+        <w:t>(≈ −10 dB return loss</w:t>
+      </w:r>
       <w:r>
         <w:t>)</w:t>
       </w:r>
@@ -8860,24 +8684,11 @@
         </w:rPr>
       </w:pPr>
       <w:r>
-        <w:t xml:space="preserve">Best </w:t>
-      </w:r>
-      <w:proofErr w:type="spellStart"/>
-      <w:r>
-        <w:t>omnidirectioneel</w:t>
-      </w:r>
-      <w:proofErr w:type="spellEnd"/>
-      <w:r>
-        <w:t>,</w:t>
-      </w:r>
-      <w:r>
-        <w:t xml:space="preserve"> </w:t>
-      </w:r>
-      <w:proofErr w:type="spellStart"/>
-      <w:r>
-        <w:t>orientatie</w:t>
-      </w:r>
-      <w:proofErr w:type="spellEnd"/>
+        <w:t>Best omnidirectioneel,</w:t>
+      </w:r>
+      <w:r>
+        <w:t xml:space="preserve"> orientatie</w:t>
+      </w:r>
       <w:r>
         <w:t xml:space="preserve"> maakt niet veel uit</w:t>
       </w:r>
@@ -8920,7 +8731,6 @@
         </w:rPr>
         <w:t xml:space="preserve"> zoals </w:t>
       </w:r>
-      <w:proofErr w:type="spellStart"/>
       <w:r>
         <w:rPr>
           <w:lang w:val="nl-NL"/>
@@ -8943,34 +8753,13 @@
         <w:rPr>
           <w:lang w:val="nl-NL"/>
         </w:rPr>
-        <w:t>a</w:t>
-      </w:r>
-      <w:proofErr w:type="spellEnd"/>
+        <w:t>a. FPC ante</w:t>
+      </w:r>
       <w:r>
         <w:rPr>
           <w:lang w:val="nl-NL"/>
         </w:rPr>
-        <w:t xml:space="preserve">. </w:t>
-      </w:r>
-      <w:proofErr w:type="gramStart"/>
-      <w:r>
-        <w:rPr>
-          <w:lang w:val="nl-NL"/>
-        </w:rPr>
-        <w:t>FPC ante</w:t>
-      </w:r>
-      <w:r>
-        <w:rPr>
-          <w:lang w:val="nl-NL"/>
-        </w:rPr>
-        <w:t>nne</w:t>
-      </w:r>
-      <w:proofErr w:type="gramEnd"/>
-      <w:r>
-        <w:rPr>
-          <w:lang w:val="nl-NL"/>
-        </w:rPr>
-        <w:t xml:space="preserve"> lijkt best.</w:t>
+        <w:t>nne lijkt best.</w:t>
       </w:r>
     </w:p>
     <w:p>
@@ -9013,29 +8802,13 @@
         </w:rPr>
       </w:pPr>
       <w:hyperlink r:id="rId50" w:history="1">
-        <w:proofErr w:type="spellStart"/>
         <w:r>
           <w:rPr>
             <w:rStyle w:val="Hyperlink"/>
             <w:lang w:val="nl-NL"/>
           </w:rPr>
-          <w:t>Digik</w:t>
+          <w:t>Digikey</w:t>
         </w:r>
-        <w:r>
-          <w:rPr>
-            <w:rStyle w:val="Hyperlink"/>
-            <w:lang w:val="nl-NL"/>
-          </w:rPr>
-          <w:t>e</w:t>
-        </w:r>
-        <w:r>
-          <w:rPr>
-            <w:rStyle w:val="Hyperlink"/>
-            <w:lang w:val="nl-NL"/>
-          </w:rPr>
-          <w:t>y</w:t>
-        </w:r>
-        <w:proofErr w:type="spellEnd"/>
       </w:hyperlink>
       <w:r>
         <w:rPr>
@@ -9126,7 +8899,19 @@
         <w:rPr>
           <w:lang w:val="nl-NL"/>
         </w:rPr>
-        <w:t xml:space="preserve">De site van de RAK module raadt deze aan: </w:t>
+        <w:t>De site van de RAK module raadt deze aan</w:t>
+      </w:r>
+      <w:r>
+        <w:rPr>
+          <w:lang w:val="nl-NL"/>
+        </w:rPr>
+        <w:t xml:space="preserve"> ($3)</w:t>
+      </w:r>
+      <w:r>
+        <w:rPr>
+          <w:lang w:val="nl-NL"/>
+        </w:rPr>
+        <w:t xml:space="preserve">: </w:t>
       </w:r>
       <w:hyperlink r:id="rId54" w:history="1">
         <w:r>
@@ -9159,21 +8944,7 @@
         <w:rPr>
           <w:lang w:val="nl-NL"/>
         </w:rPr>
-        <w:t xml:space="preserve">Bij </w:t>
-      </w:r>
-      <w:proofErr w:type="spellStart"/>
-      <w:r>
-        <w:rPr>
-          <w:lang w:val="nl-NL"/>
-        </w:rPr>
-        <w:t>Farnell</w:t>
-      </w:r>
-      <w:proofErr w:type="spellEnd"/>
-      <w:r>
-        <w:rPr>
-          <w:lang w:val="nl-NL"/>
-        </w:rPr>
-        <w:t xml:space="preserve"> zijn er geen </w:t>
+        <w:t xml:space="preserve">Bij Farnell zijn er geen </w:t>
       </w:r>
       <w:r>
         <w:rPr>
@@ -9203,21 +8974,7 @@
         <w:rPr>
           <w:lang w:val="nl-NL"/>
         </w:rPr>
-        <w:t xml:space="preserve">Bij </w:t>
-      </w:r>
-      <w:proofErr w:type="spellStart"/>
-      <w:r>
-        <w:rPr>
-          <w:lang w:val="nl-NL"/>
-        </w:rPr>
-        <w:t>Mouser</w:t>
-      </w:r>
-      <w:proofErr w:type="spellEnd"/>
-      <w:r>
-        <w:rPr>
-          <w:lang w:val="nl-NL"/>
-        </w:rPr>
-        <w:t xml:space="preserve"> zijn er maar </w:t>
+        <w:t xml:space="preserve">Bij Mouser zijn er maar </w:t>
       </w:r>
       <w:hyperlink r:id="rId55" w:history="1">
         <w:r>
@@ -9289,10 +9046,29 @@
     </w:p>
     <w:p>
       <w:pPr>
+        <w:spacing w:after="160"/>
+        <w:rPr>
+          <w:rFonts w:asciiTheme="majorHAnsi" w:eastAsiaTheme="majorEastAsia" w:hAnsiTheme="majorHAnsi" w:cstheme="majorBidi"/>
+          <w:b/>
+          <w:bCs/>
+          <w:smallCaps/>
+          <w:color w:val="7030A0"/>
+          <w:sz w:val="36"/>
+          <w:szCs w:val="36"/>
+          <w:lang w:val="en-US"/>
+        </w:rPr>
+      </w:pPr>
+      <w:bookmarkStart w:id="22" w:name="_Toc223174379"/>
+      <w:r>
+        <w:br w:type="page"/>
+      </w:r>
+    </w:p>
+    <w:p>
+      <w:pPr>
         <w:pStyle w:val="Heading1"/>
       </w:pPr>
-      <w:bookmarkStart w:id="22" w:name="_Toc223174379"/>
-      <w:r>
+      <w:r>
+        <w:lastRenderedPageBreak/>
         <w:t xml:space="preserve">ECC </w:t>
       </w:r>
       <w:r>
@@ -9329,7 +9105,7 @@
         <w:rPr>
           <w:lang w:val="en-US"/>
         </w:rPr>
-        <w:t>256-bit curves (NIST P-256)</w:t>
+        <w:t>Low power (slaapstroom &lt; 1µA)</w:t>
       </w:r>
     </w:p>
     <w:p>
@@ -9347,21 +9123,7 @@
         <w:rPr>
           <w:lang w:val="en-US"/>
         </w:rPr>
-        <w:t>Low power (</w:t>
-      </w:r>
-      <w:proofErr w:type="spellStart"/>
-      <w:r>
-        <w:rPr>
-          <w:lang w:val="en-US"/>
-        </w:rPr>
-        <w:t>slaapstroom</w:t>
-      </w:r>
-      <w:proofErr w:type="spellEnd"/>
-      <w:r>
-        <w:rPr>
-          <w:lang w:val="en-US"/>
-        </w:rPr>
-        <w:t xml:space="preserve"> &lt; 1µA)</w:t>
+        <w:t>I²C</w:t>
       </w:r>
     </w:p>
     <w:p>
@@ -9372,14 +9134,31 @@
           <w:numId w:val="66"/>
         </w:numPr>
         <w:rPr>
+          <w:lang w:val="en-BE"/>
+        </w:rPr>
+      </w:pPr>
+      <w:r>
+        <w:rPr>
           <w:lang w:val="en-US"/>
         </w:rPr>
-      </w:pPr>
-      <w:r>
-        <w:rPr>
-          <w:lang w:val="en-US"/>
-        </w:rPr>
-        <w:t>I²C</w:t>
+        <w:t>NVM key storage, root of trust</w:t>
+      </w:r>
+      <w:r>
+        <w:rPr>
+          <w:rFonts w:ascii="Courier New" w:eastAsia="Times New Roman" w:hAnsi="Courier New" w:cs="Courier New"/>
+          <w:b/>
+          <w:bCs/>
+          <w:sz w:val="20"/>
+          <w:szCs w:val="20"/>
+          <w:lang w:val="en-BE" w:eastAsia="en-BE"/>
+        </w:rPr>
+        <w:t xml:space="preserve"> </w:t>
+      </w:r>
+      <w:r>
+        <w:rPr>
+          <w:lang w:val="en-BE"/>
+        </w:rPr>
+        <w:t>·       </w:t>
       </w:r>
     </w:p>
     <w:p>
@@ -9390,14 +9169,63 @@
           <w:numId w:val="66"/>
         </w:numPr>
         <w:rPr>
-          <w:lang w:val="en-US"/>
-        </w:rPr>
-      </w:pPr>
-      <w:r>
-        <w:rPr>
-          <w:lang w:val="en-US"/>
-        </w:rPr>
-        <w:t>NVM key storage, root of trust</w:t>
+          <w:lang w:val="en-BE"/>
+        </w:rPr>
+      </w:pPr>
+      <w:r>
+        <w:rPr>
+          <w:lang w:val="en-BE"/>
+        </w:rPr>
+        <w:t>Niet NIST P</w:t>
+      </w:r>
+      <w:r>
+        <w:rPr>
+          <w:lang w:val="en-BE"/>
+        </w:rPr>
+        <w:noBreakHyphen/>
+        <w:t>256</w:t>
+      </w:r>
+    </w:p>
+    <w:p>
+      <w:pPr>
+        <w:pStyle w:val="ListParagraph"/>
+        <w:numPr>
+          <w:ilvl w:val="1"/>
+          <w:numId w:val="66"/>
+        </w:numPr>
+        <w:rPr>
+          <w:lang w:val="en-BE"/>
+        </w:rPr>
+      </w:pPr>
+      <w:r>
+        <w:rPr>
+          <w:lang w:val="en-BE"/>
+        </w:rPr>
+        <w:t>Solana: Ed25519</w:t>
+      </w:r>
+    </w:p>
+    <w:p>
+      <w:pPr>
+        <w:pStyle w:val="ListParagraph"/>
+        <w:numPr>
+          <w:ilvl w:val="1"/>
+          <w:numId w:val="66"/>
+        </w:numPr>
+        <w:rPr>
+          <w:lang w:val="en-BE"/>
+        </w:rPr>
+      </w:pPr>
+      <w:r>
+        <w:rPr>
+          <w:lang w:val="en-BE"/>
+        </w:rPr>
+        <w:t>Of Ethereum: Keccak-25</w:t>
+      </w:r>
+      <w:r>
+        <w:rPr>
+          <w:lang w:val="en-BE"/>
+        </w:rPr>
+        <w:t>6</w:t>
       </w:r>
     </w:p>
     <w:p>
@@ -9408,6 +9236,24 @@
           <w:numId w:val="66"/>
         </w:numPr>
         <w:rPr>
+          <w:lang w:val="en-BE"/>
+        </w:rPr>
+      </w:pPr>
+      <w:r>
+        <w:rPr>
+          <w:lang w:val="en-BE"/>
+        </w:rPr>
+        <w:t>SHA-256 (hash) voor transacties</w:t>
+      </w:r>
+    </w:p>
+    <w:p>
+      <w:pPr>
+        <w:pStyle w:val="ListParagraph"/>
+        <w:numPr>
+          <w:ilvl w:val="0"/>
+          <w:numId w:val="66"/>
+        </w:numPr>
+        <w:rPr>
           <w:lang w:val="en-US"/>
         </w:rPr>
       </w:pPr>
@@ -9415,56 +9261,13 @@
         <w:rPr>
           <w:lang w:val="en-US"/>
         </w:rPr>
-        <w:lastRenderedPageBreak/>
-        <w:t xml:space="preserve">DIP </w:t>
-      </w:r>
-      <w:proofErr w:type="spellStart"/>
+        <w:t>DIP vormfactor of DIP breakout voor socket</w:t>
+      </w:r>
       <w:r>
         <w:rPr>
           <w:lang w:val="en-US"/>
         </w:rPr>
-        <w:t>vormfactor</w:t>
-      </w:r>
-      <w:proofErr w:type="spellEnd"/>
-      <w:r>
-        <w:rPr>
-          <w:lang w:val="en-US"/>
-        </w:rPr>
-        <w:t xml:space="preserve"> of DIP breakout </w:t>
-      </w:r>
-      <w:proofErr w:type="spellStart"/>
-      <w:r>
-        <w:rPr>
-          <w:lang w:val="en-US"/>
-        </w:rPr>
-        <w:t>voor</w:t>
-      </w:r>
-      <w:proofErr w:type="spellEnd"/>
-      <w:r>
-        <w:rPr>
-          <w:lang w:val="en-US"/>
-        </w:rPr>
-        <w:t xml:space="preserve"> socket</w:t>
-      </w:r>
-      <w:r>
-        <w:rPr>
-          <w:lang w:val="en-US"/>
-        </w:rPr>
-        <w:t xml:space="preserve"> (</w:t>
-      </w:r>
-      <w:proofErr w:type="spellStart"/>
-      <w:r>
-        <w:rPr>
-          <w:lang w:val="en-US"/>
-        </w:rPr>
-        <w:t>bv</w:t>
-      </w:r>
-      <w:proofErr w:type="spellEnd"/>
-      <w:r>
-        <w:rPr>
-          <w:lang w:val="en-US"/>
-        </w:rPr>
-        <w:t>. SOIC</w:t>
+        <w:t xml:space="preserve"> (bv. SOIC</w:t>
       </w:r>
       <w:r>
         <w:rPr>
@@ -9492,13 +9295,8 @@
         <w:pStyle w:val="Heading2"/>
       </w:pPr>
       <w:bookmarkStart w:id="24" w:name="_Toc223174381"/>
-      <w:proofErr w:type="spellStart"/>
-      <w:r>
-        <w:t>Opties</w:t>
-      </w:r>
-      <w:proofErr w:type="spellEnd"/>
-      <w:r>
-        <w:t>:</w:t>
+      <w:r>
+        <w:t>Opties:</w:t>
       </w:r>
       <w:bookmarkEnd w:id="24"/>
     </w:p>
@@ -9517,29 +9315,19 @@
         </w:rPr>
         <w:t xml:space="preserve">Microchip </w:t>
       </w:r>
-      <w:proofErr w:type="spellStart"/>
       <w:r>
         <w:rPr>
           <w:lang w:val="en-US"/>
         </w:rPr>
         <w:t>CryptoAuthentication</w:t>
       </w:r>
-      <w:proofErr w:type="spellEnd"/>
       <w:r>
         <w:rPr>
           <w:lang w:val="en-US"/>
         </w:rPr>
-        <w:t xml:space="preserve"> </w:t>
-      </w:r>
-      <w:proofErr w:type="spellStart"/>
-      <w:r>
-        <w:rPr>
-          <w:lang w:val="en-US"/>
-        </w:rPr>
-        <w:t>serie</w:t>
+        <w:t xml:space="preserve"> serie</w:t>
       </w:r>
       <w:bookmarkEnd w:id="25"/>
-      <w:proofErr w:type="spellEnd"/>
     </w:p>
     <w:p>
       <w:pPr>
@@ -9572,35 +9360,7 @@
         <w:rPr>
           <w:lang w:val="en-US"/>
         </w:rPr>
-        <w:t xml:space="preserve">: </w:t>
-      </w:r>
-      <w:proofErr w:type="spellStart"/>
-      <w:r>
-        <w:rPr>
-          <w:lang w:val="en-US"/>
-        </w:rPr>
-        <w:t>voor</w:t>
-      </w:r>
-      <w:proofErr w:type="spellEnd"/>
-      <w:r>
-        <w:rPr>
-          <w:lang w:val="en-US"/>
-        </w:rPr>
-        <w:t xml:space="preserve"> key storage </w:t>
-      </w:r>
-      <w:proofErr w:type="spellStart"/>
-      <w:r>
-        <w:rPr>
-          <w:lang w:val="en-US"/>
-        </w:rPr>
-        <w:t>en</w:t>
-      </w:r>
-      <w:proofErr w:type="spellEnd"/>
-      <w:r>
-        <w:rPr>
-          <w:lang w:val="en-US"/>
-        </w:rPr>
-        <w:t xml:space="preserve"> ECDSA (</w:t>
+        <w:t>: voor key storage en ECDSA (</w:t>
       </w:r>
       <w:r>
         <w:rPr>
@@ -9640,35 +9400,7 @@
         <w:rPr>
           <w:lang w:val="nl-NL"/>
         </w:rPr>
-        <w:t>: heeft ook ECDH (</w:t>
-      </w:r>
-      <w:proofErr w:type="spellStart"/>
-      <w:r>
-        <w:rPr>
-          <w:lang w:val="nl-NL"/>
-        </w:rPr>
-        <w:t>Elliptic</w:t>
-      </w:r>
-      <w:proofErr w:type="spellEnd"/>
-      <w:r>
-        <w:rPr>
-          <w:lang w:val="nl-NL"/>
-        </w:rPr>
-        <w:t xml:space="preserve"> Curve </w:t>
-      </w:r>
-      <w:proofErr w:type="spellStart"/>
-      <w:r>
-        <w:rPr>
-          <w:lang w:val="nl-NL"/>
-        </w:rPr>
-        <w:t>Diffie</w:t>
-      </w:r>
-      <w:proofErr w:type="spellEnd"/>
-      <w:r>
-        <w:rPr>
-          <w:lang w:val="nl-NL"/>
-        </w:rPr>
-        <w:t>-Hellman) en secure boot</w:t>
+        <w:t>: heeft ook ECDH (Elliptic Curve Diffie-Hellman) en secure boot</w:t>
       </w:r>
     </w:p>
     <w:p>
@@ -9710,56 +9442,34 @@
             <w:rStyle w:val="Hyperlink"/>
             <w:lang w:val="en-US"/>
           </w:rPr>
-          <w:t>ATECC608B</w:t>
+          <w:t>ATECC</w:t>
+        </w:r>
+        <w:r>
+          <w:rPr>
+            <w:rStyle w:val="Hyperlink"/>
+            <w:lang w:val="en-US"/>
+          </w:rPr>
+          <w:t>6</w:t>
+        </w:r>
+        <w:r>
+          <w:rPr>
+            <w:rStyle w:val="Hyperlink"/>
+            <w:lang w:val="en-US"/>
+          </w:rPr>
+          <w:t>08B</w:t>
         </w:r>
       </w:hyperlink>
       <w:r>
         <w:rPr>
           <w:lang w:val="en-US"/>
         </w:rPr>
-        <w:t xml:space="preserve">: </w:t>
-      </w:r>
-      <w:proofErr w:type="spellStart"/>
+        <w:t>: meer geavanceerd</w:t>
+      </w:r>
       <w:r>
         <w:rPr>
           <w:lang w:val="en-US"/>
         </w:rPr>
-        <w:t>meer</w:t>
-      </w:r>
-      <w:proofErr w:type="spellEnd"/>
-      <w:r>
-        <w:rPr>
-          <w:lang w:val="en-US"/>
-        </w:rPr>
-        <w:t xml:space="preserve"> </w:t>
-      </w:r>
-      <w:proofErr w:type="spellStart"/>
-      <w:r>
-        <w:rPr>
-          <w:lang w:val="en-US"/>
-        </w:rPr>
-        <w:t>geavanceerd</w:t>
-      </w:r>
-      <w:proofErr w:type="spellEnd"/>
-      <w:r>
-        <w:rPr>
-          <w:lang w:val="en-US"/>
-        </w:rPr>
-        <w:t xml:space="preserve"> (TLS 1.3, AES, </w:t>
-      </w:r>
-      <w:proofErr w:type="spellStart"/>
-      <w:r>
-        <w:rPr>
-          <w:lang w:val="en-US"/>
-        </w:rPr>
-        <w:t>betere</w:t>
-      </w:r>
-      <w:proofErr w:type="spellEnd"/>
-      <w:r>
-        <w:rPr>
-          <w:lang w:val="en-US"/>
-        </w:rPr>
-        <w:t xml:space="preserve"> security) </w:t>
+        <w:t xml:space="preserve"> (TLS 1.3, AES, betere security) </w:t>
       </w:r>
     </w:p>
     <w:p>
@@ -9789,35 +9499,7 @@
         <w:rPr>
           <w:lang w:val="en-US"/>
         </w:rPr>
-        <w:t xml:space="preserve">ATECC608A </w:t>
-      </w:r>
-      <w:proofErr w:type="spellStart"/>
-      <w:r>
-        <w:rPr>
-          <w:lang w:val="en-US"/>
-        </w:rPr>
-        <w:t>heeft</w:t>
-      </w:r>
-      <w:proofErr w:type="spellEnd"/>
-      <w:r>
-        <w:rPr>
-          <w:lang w:val="en-US"/>
-        </w:rPr>
-        <w:t xml:space="preserve"> I²C </w:t>
-      </w:r>
-      <w:proofErr w:type="spellStart"/>
-      <w:r>
-        <w:rPr>
-          <w:lang w:val="en-US"/>
-        </w:rPr>
-        <w:t>problemen</w:t>
-      </w:r>
-      <w:proofErr w:type="spellEnd"/>
-      <w:r>
-        <w:rPr>
-          <w:lang w:val="en-US"/>
-        </w:rPr>
-        <w:t xml:space="preserve">. </w:t>
+        <w:t xml:space="preserve">ATECC608A heeft I²C problemen. </w:t>
       </w:r>
       <w:hyperlink r:id="rId61" w:history="1">
         <w:r>
@@ -9841,15 +9523,7 @@
         <w:t xml:space="preserve">Slaapstroom </w:t>
       </w:r>
       <w:r>
-        <w:t xml:space="preserve">&lt;150 </w:t>
-      </w:r>
-      <w:proofErr w:type="spellStart"/>
-      <w:r>
-        <w:t>nA</w:t>
-      </w:r>
-      <w:proofErr w:type="spellEnd"/>
-      <w:r>
-        <w:t>,</w:t>
+        <w:t>&lt;150 nA,</w:t>
       </w:r>
       <w:r>
         <w:t xml:space="preserve"> actief</w:t>
@@ -9957,21 +9631,7 @@
         <w:rPr>
           <w:lang w:val="en-US"/>
         </w:rPr>
-        <w:t xml:space="preserve"> </w:t>
-      </w:r>
-      <w:proofErr w:type="spellStart"/>
-      <w:r>
-        <w:rPr>
-          <w:lang w:val="en-US"/>
-        </w:rPr>
-        <w:t>en</w:t>
-      </w:r>
-      <w:proofErr w:type="spellEnd"/>
-      <w:r>
-        <w:rPr>
-          <w:lang w:val="en-US"/>
-        </w:rPr>
-        <w:t xml:space="preserve"> single w</w:t>
+        <w:t xml:space="preserve"> en single w</w:t>
       </w:r>
       <w:r>
         <w:rPr>
@@ -10127,21 +9787,26 @@
           </w:rPr>
           <w:t xml:space="preserve">NXP </w:t>
         </w:r>
-        <w:proofErr w:type="spellStart"/>
         <w:r>
           <w:rPr>
             <w:rStyle w:val="Hyperlink"/>
             <w:lang w:val="fr-BE"/>
           </w:rPr>
-          <w:t>EdgeLock</w:t>
+          <w:t>E</w:t>
         </w:r>
-        <w:proofErr w:type="spellEnd"/>
         <w:r>
           <w:rPr>
             <w:rStyle w:val="Hyperlink"/>
             <w:lang w:val="fr-BE"/>
           </w:rPr>
-          <w:t xml:space="preserve"> </w:t>
+          <w:t>d</w:t>
+        </w:r>
+        <w:r>
+          <w:rPr>
+            <w:rStyle w:val="Hyperlink"/>
+            <w:lang w:val="fr-BE"/>
+          </w:rPr>
+          <w:t xml:space="preserve">geLock </w:t>
         </w:r>
         <w:r>
           <w:rPr>
@@ -10175,21 +9840,7 @@
           <w:lang w:val="en-US"/>
         </w:rPr>
         <w:noBreakHyphen/>
-        <w:t xml:space="preserve">end, </w:t>
-      </w:r>
-      <w:proofErr w:type="spellStart"/>
-      <w:r>
-        <w:rPr>
-          <w:lang w:val="en-US"/>
-        </w:rPr>
-        <w:t>meer</w:t>
-      </w:r>
-      <w:proofErr w:type="spellEnd"/>
-      <w:r>
-        <w:rPr>
-          <w:lang w:val="en-US"/>
-        </w:rPr>
-        <w:t xml:space="preserve"> features (CC EAL 6+ / FIPS</w:t>
+        <w:t>end, meer features (CC EAL 6+ / FIPS</w:t>
       </w:r>
       <w:r>
         <w:rPr>
@@ -10210,34 +9861,24 @@
         </w:rPr>
         <w:t xml:space="preserve">TLS offload, </w:t>
       </w:r>
-      <w:proofErr w:type="spellStart"/>
       <w:r>
         <w:rPr>
           <w:lang w:val="en-US"/>
         </w:rPr>
         <w:t>meer</w:t>
       </w:r>
-      <w:proofErr w:type="spellEnd"/>
       <w:r>
         <w:rPr>
           <w:lang w:val="en-US"/>
         </w:rPr>
-        <w:t xml:space="preserve"> </w:t>
-      </w:r>
-      <w:proofErr w:type="spellStart"/>
+        <w:t xml:space="preserve"> algoritm</w:t>
+      </w:r>
       <w:r>
         <w:rPr>
           <w:lang w:val="en-US"/>
         </w:rPr>
-        <w:t>algoritm</w:t>
-      </w:r>
-      <w:r>
-        <w:rPr>
-          <w:lang w:val="en-US"/>
-        </w:rPr>
         <w:t>es</w:t>
       </w:r>
-      <w:proofErr w:type="spellEnd"/>
       <w:r>
         <w:rPr>
           <w:lang w:val="en-US"/>
@@ -10256,26 +9897,41 @@
           <w:lang w:val="en-US"/>
         </w:rPr>
       </w:pPr>
-      <w:proofErr w:type="spellStart"/>
       <w:r>
         <w:rPr>
           <w:lang w:val="en-US"/>
         </w:rPr>
         <w:t>Duurder</w:t>
       </w:r>
-      <w:proofErr w:type="spellEnd"/>
+    </w:p>
+    <w:p>
+      <w:pPr>
+        <w:pStyle w:val="ListParagraph"/>
+        <w:numPr>
+          <w:ilvl w:val="0"/>
+          <w:numId w:val="66"/>
+        </w:numPr>
+      </w:pPr>
+      <w:r>
+        <w:t>HX2QFN20</w:t>
+      </w:r>
+      <w:r>
+        <w:t xml:space="preserve"> vormfactor, voor reflow s</w:t>
+      </w:r>
+      <w:r>
+        <w:t>olderen</w:t>
+      </w:r>
     </w:p>
     <w:p>
       <w:pPr>
         <w:pStyle w:val="Heading2"/>
       </w:pPr>
       <w:bookmarkStart w:id="28" w:name="_Toc223174385"/>
-      <w:proofErr w:type="spellStart"/>
-      <w:r>
+      <w:r>
+        <w:lastRenderedPageBreak/>
         <w:t>Keuze</w:t>
       </w:r>
       <w:bookmarkEnd w:id="28"/>
-      <w:proofErr w:type="spellEnd"/>
     </w:p>
     <w:p>
       <w:pPr>
@@ -10283,14 +9939,12 @@
           <w:lang w:val="en-US"/>
         </w:rPr>
       </w:pPr>
-      <w:proofErr w:type="spellStart"/>
       <w:r>
         <w:rPr>
           <w:lang w:val="en-US"/>
         </w:rPr>
-        <w:t>Voorstel</w:t>
-      </w:r>
-      <w:proofErr w:type="spellEnd"/>
+        <w:t>Prototype</w:t>
+      </w:r>
       <w:r>
         <w:rPr>
           <w:lang w:val="en-US"/>
@@ -10327,14 +9981,12 @@
     </w:p>
     <w:p>
       <w:hyperlink r:id="rId65" w:history="1">
-        <w:proofErr w:type="spellStart"/>
         <w:r>
           <w:rPr>
             <w:rStyle w:val="Hyperlink"/>
           </w:rPr>
           <w:t>Digikey</w:t>
         </w:r>
-        <w:proofErr w:type="spellEnd"/>
       </w:hyperlink>
       <w:r>
         <w:t>: €0.76 (€0.7488 voor 25 en €0</w:t>
@@ -10345,14 +9997,12 @@
     </w:p>
     <w:p>
       <w:hyperlink r:id="rId66" w:history="1">
-        <w:proofErr w:type="spellStart"/>
         <w:r>
           <w:rPr>
             <w:rStyle w:val="Hyperlink"/>
           </w:rPr>
           <w:t>Mouser</w:t>
         </w:r>
-        <w:proofErr w:type="spellEnd"/>
       </w:hyperlink>
       <w:r>
         <w:t>: €0.77 (0.649 voor &gt;25)</w:t>
@@ -10360,14 +10010,12 @@
     </w:p>
     <w:p>
       <w:hyperlink r:id="rId67" w:history="1">
-        <w:proofErr w:type="spellStart"/>
         <w:r>
           <w:rPr>
             <w:rStyle w:val="Hyperlink"/>
           </w:rPr>
           <w:t>Farnell</w:t>
         </w:r>
-        <w:proofErr w:type="spellEnd"/>
       </w:hyperlink>
       <w:r>
         <w:t>:</w:t>
@@ -10435,11 +10083,42 @@
     </w:p>
     <w:p>
       <w:pPr>
+        <w:rPr>
+          <w:noProof/>
+          <w:lang w:val="en-BE"/>
+        </w:rPr>
+      </w:pPr>
+      <w:r>
+        <w:rPr>
+          <w:noProof/>
+          <w:lang w:val="en-BE"/>
+        </w:rPr>
+        <w:t xml:space="preserve">Eventueel </w:t>
+      </w:r>
+      <w:hyperlink r:id="rId69" w:tgtFrame="_blank" w:history="1">
+        <w:r>
+          <w:rPr>
+            <w:rStyle w:val="Hyperlink"/>
+            <w:noProof/>
+            <w:lang w:val="en-BE"/>
+          </w:rPr>
+          <w:t>NXP EdgeLock SE050</w:t>
+        </w:r>
+      </w:hyperlink>
+    </w:p>
+    <w:p>
+      <w:pPr>
+        <w:rPr>
+          <w:noProof/>
+        </w:rPr>
+      </w:pPr>
+    </w:p>
+    <w:p>
+      <w:pPr>
         <w:pStyle w:val="Heading1"/>
       </w:pPr>
       <w:bookmarkStart w:id="29" w:name="_Toc223174386"/>
       <w:r>
-        <w:lastRenderedPageBreak/>
         <w:t>GPS/GNSS</w:t>
       </w:r>
       <w:bookmarkEnd w:id="29"/>
@@ -10490,16 +10169,8 @@
         <w:rPr>
           <w:lang w:val="en-US"/>
         </w:rPr>
-        <w:t xml:space="preserve">Klein, </w:t>
-      </w:r>
-      <w:proofErr w:type="spellStart"/>
-      <w:r>
-        <w:rPr>
-          <w:lang w:val="en-US"/>
-        </w:rPr>
-        <w:t>vierkant</w:t>
-      </w:r>
-      <w:proofErr w:type="spellEnd"/>
+        <w:t>Klein, vierkant</w:t>
+      </w:r>
     </w:p>
     <w:p>
       <w:pPr>
@@ -10510,15 +10181,7 @@
         </w:numPr>
       </w:pPr>
       <w:r>
-        <w:t>I2C (</w:t>
-      </w:r>
-      <w:proofErr w:type="spellStart"/>
-      <w:r>
-        <w:t>efficienter</w:t>
-      </w:r>
-      <w:proofErr w:type="spellEnd"/>
-      <w:r>
-        <w:t xml:space="preserve"> op lage s</w:t>
+        <w:t>I2C (efficienter op lage s</w:t>
       </w:r>
       <w:r>
         <w:t>nelheden)</w:t>
@@ -10642,7 +10305,7 @@
       </w:pPr>
     </w:p>
     <w:sectPr>
-      <w:headerReference w:type="default" r:id="rId69"/>
+      <w:headerReference w:type="default" r:id="rId70"/>
       <w:type w:val="continuous"/>
       <w:pgSz w:w="11906" w:h="16838"/>
       <w:pgMar w:top="1417" w:right="1417" w:bottom="1417" w:left="1417" w:header="708" w:footer="708" w:gutter="0"/>
@@ -10742,22 +10405,15 @@
     <w:pPr>
       <w:pStyle w:val="Header"/>
     </w:pPr>
-    <w:proofErr w:type="spellStart"/>
     <w:r>
       <w:t>Bikera</w:t>
     </w:r>
-    <w:proofErr w:type="spellEnd"/>
     <w:r>
-      <w:t xml:space="preserve"> fietsslot </w:t>
-    </w:r>
-    <w:proofErr w:type="gramStart"/>
-    <w:r>
-      <w:t>PCB c</w:t>
+      <w:t xml:space="preserve"> fietsslot PCB c</w:t>
     </w:r>
     <w:r>
       <w:t>omponenten</w:t>
     </w:r>
-    <w:proofErr w:type="gramEnd"/>
     <w:r>
       <w:tab/>
     </w:r>
@@ -10777,22 +10433,12 @@
     <w:pPr>
       <w:pStyle w:val="Header"/>
     </w:pPr>
-    <w:proofErr w:type="spellStart"/>
     <w:r>
-      <w:t>Bikera</w:t>
-    </w:r>
-    <w:proofErr w:type="spellEnd"/>
-    <w:r>
-      <w:t xml:space="preserve"> fietsslot </w:t>
-    </w:r>
-    <w:proofErr w:type="gramStart"/>
-    <w:r>
-      <w:t>PCB c</w:t>
+      <w:t>Bikera fietsslot PCB c</w:t>
     </w:r>
     <w:r>
       <w:t>omponenten</w:t>
     </w:r>
-    <w:proofErr w:type="gramEnd"/>
     <w:r>
       <w:tab/>
     </w:r>
@@ -10812,33 +10458,21 @@
     <w:pPr>
       <w:pStyle w:val="Header"/>
     </w:pPr>
-    <w:proofErr w:type="spellStart"/>
     <w:r>
-      <w:t>Bikera</w:t>
-    </w:r>
-    <w:proofErr w:type="spellEnd"/>
-    <w:r>
-      <w:t xml:space="preserve"> fietsslot </w:t>
-    </w:r>
-    <w:proofErr w:type="gramStart"/>
-    <w:r>
-      <w:t>PCB c</w:t>
+      <w:t>Bikera fietsslot PCB c</w:t>
     </w:r>
     <w:r>
       <w:t>omponenten</w:t>
     </w:r>
-    <w:proofErr w:type="gramEnd"/>
     <w:r>
       <w:tab/>
     </w:r>
     <w:r>
       <w:tab/>
     </w:r>
-    <w:proofErr w:type="spellStart"/>
     <w:r>
       <w:t>LoRa</w:t>
     </w:r>
-    <w:proofErr w:type="spellEnd"/>
   </w:p>
 </w:hdr>
 </file>
@@ -10849,22 +10483,12 @@
     <w:pPr>
       <w:pStyle w:val="Header"/>
     </w:pPr>
-    <w:proofErr w:type="spellStart"/>
     <w:r>
-      <w:t>Bikera</w:t>
-    </w:r>
-    <w:proofErr w:type="spellEnd"/>
-    <w:r>
-      <w:t xml:space="preserve"> fietsslot </w:t>
-    </w:r>
-    <w:proofErr w:type="gramStart"/>
-    <w:r>
-      <w:t>PCB c</w:t>
+      <w:t>Bikera fietsslot PCB c</w:t>
     </w:r>
     <w:r>
       <w:t>omponenten</w:t>
     </w:r>
-    <w:proofErr w:type="gramEnd"/>
     <w:r>
       <w:tab/>
     </w:r>
@@ -10884,33 +10508,21 @@
     <w:pPr>
       <w:pStyle w:val="Header"/>
     </w:pPr>
-    <w:proofErr w:type="spellStart"/>
     <w:r>
-      <w:t>Bikera</w:t>
-    </w:r>
-    <w:proofErr w:type="spellEnd"/>
-    <w:r>
-      <w:t xml:space="preserve"> fietsslot </w:t>
-    </w:r>
-    <w:proofErr w:type="gramStart"/>
-    <w:r>
-      <w:t>PCB c</w:t>
+      <w:t>Bikera fietsslot PCB c</w:t>
     </w:r>
     <w:r>
       <w:t>omponenten</w:t>
     </w:r>
-    <w:proofErr w:type="gramEnd"/>
     <w:r>
       <w:tab/>
     </w:r>
     <w:r>
       <w:tab/>
     </w:r>
-    <w:proofErr w:type="gramStart"/>
     <w:r>
       <w:t>ECC chip</w:t>
     </w:r>
-    <w:proofErr w:type="gramEnd"/>
   </w:p>
 </w:hdr>
 </file>
@@ -20832,7 +20444,6 @@
   <w:style w:type="character" w:default="1" w:styleId="DefaultParagraphFont">
     <w:name w:val="Default Paragraph Font"/>
     <w:uiPriority w:val="1"/>
-    <w:semiHidden/>
     <w:unhideWhenUsed/>
   </w:style>
   <w:style w:type="table" w:default="1" w:styleId="TableNormal">
@@ -21744,6 +21355,36 @@
       <w:u w:val="single"/>
     </w:rPr>
   </w:style>
+  <w:style w:type="paragraph" w:styleId="HTMLPreformatted">
+    <w:name w:val="HTML Preformatted"/>
+    <w:basedOn w:val="Normal"/>
+    <w:link w:val="HTMLPreformattedChar"/>
+    <w:uiPriority w:val="99"/>
+    <w:semiHidden/>
+    <w:unhideWhenUsed/>
+    <w:rsid w:val="00CC4076"/>
+    <w:pPr>
+      <w:spacing w:line="240" w:lineRule="auto"/>
+    </w:pPr>
+    <w:rPr>
+      <w:rFonts w:ascii="Consolas" w:hAnsi="Consolas"/>
+      <w:sz w:val="20"/>
+      <w:szCs w:val="20"/>
+    </w:rPr>
+  </w:style>
+  <w:style w:type="character" w:customStyle="1" w:styleId="HTMLPreformattedChar">
+    <w:name w:val="HTML Preformatted Char"/>
+    <w:basedOn w:val="DefaultParagraphFont"/>
+    <w:link w:val="HTMLPreformatted"/>
+    <w:uiPriority w:val="99"/>
+    <w:semiHidden/>
+    <w:rsid w:val="00CC4076"/>
+    <w:rPr>
+      <w:rFonts w:ascii="Consolas" w:hAnsi="Consolas"/>
+      <w:sz w:val="20"/>
+      <w:szCs w:val="20"/>
+    </w:rPr>
+  </w:style>
 </w:styles>
 </file>
 

--- a/Componenten.docx
+++ b/Componenten.docx
@@ -99,7 +99,7 @@
           <w:r>
             <w:fldChar w:fldCharType="separate"/>
           </w:r>
-          <w:hyperlink w:anchor="_Toc223174357" w:history="1">
+          <w:hyperlink w:anchor="_Toc223353031" w:history="1">
             <w:r>
               <w:rPr>
                 <w:rStyle w:val="Hyperlink"/>
@@ -144,7 +144,7 @@
                 <w:noProof/>
                 <w:webHidden/>
               </w:rPr>
-              <w:instrText xml:space="preserve"> PAGEREF _Toc223174357 \h </w:instrText>
+              <w:instrText xml:space="preserve"> PAGEREF _Toc223353031 \h </w:instrText>
             </w:r>
             <w:r>
               <w:rPr>
@@ -191,7 +191,7 @@
               <w14:ligatures w14:val="standardContextual"/>
             </w:rPr>
           </w:pPr>
-          <w:hyperlink w:anchor="_Toc223174358" w:history="1">
+          <w:hyperlink w:anchor="_Toc223353032" w:history="1">
             <w:r>
               <w:rPr>
                 <w:rStyle w:val="Hyperlink"/>
@@ -236,7 +236,7 @@
                 <w:noProof/>
                 <w:webHidden/>
               </w:rPr>
-              <w:instrText xml:space="preserve"> PAGEREF _Toc223174358 \h </w:instrText>
+              <w:instrText xml:space="preserve"> PAGEREF _Toc223353032 \h </w:instrText>
             </w:r>
             <w:r>
               <w:rPr>
@@ -283,7 +283,7 @@
               <w14:ligatures w14:val="standardContextual"/>
             </w:rPr>
           </w:pPr>
-          <w:hyperlink w:anchor="_Toc223174359" w:history="1">
+          <w:hyperlink w:anchor="_Toc223353033" w:history="1">
             <w:r>
               <w:rPr>
                 <w:rStyle w:val="Hyperlink"/>
@@ -328,7 +328,7 @@
                 <w:noProof/>
                 <w:webHidden/>
               </w:rPr>
-              <w:instrText xml:space="preserve"> PAGEREF _Toc223174359 \h </w:instrText>
+              <w:instrText xml:space="preserve"> PAGEREF _Toc223353033 \h </w:instrText>
             </w:r>
             <w:r>
               <w:rPr>
@@ -375,7 +375,7 @@
               <w14:ligatures w14:val="standardContextual"/>
             </w:rPr>
           </w:pPr>
-          <w:hyperlink w:anchor="_Toc223174360" w:history="1">
+          <w:hyperlink w:anchor="_Toc223353034" w:history="1">
             <w:r>
               <w:rPr>
                 <w:rStyle w:val="Hyperlink"/>
@@ -420,7 +420,7 @@
                 <w:noProof/>
                 <w:webHidden/>
               </w:rPr>
-              <w:instrText xml:space="preserve"> PAGEREF _Toc223174360 \h </w:instrText>
+              <w:instrText xml:space="preserve"> PAGEREF _Toc223353034 \h </w:instrText>
             </w:r>
             <w:r>
               <w:rPr>
@@ -467,7 +467,7 @@
               <w14:ligatures w14:val="standardContextual"/>
             </w:rPr>
           </w:pPr>
-          <w:hyperlink w:anchor="_Toc223174361" w:history="1">
+          <w:hyperlink w:anchor="_Toc223353035" w:history="1">
             <w:r>
               <w:rPr>
                 <w:rStyle w:val="Hyperlink"/>
@@ -512,7 +512,7 @@
                 <w:noProof/>
                 <w:webHidden/>
               </w:rPr>
-              <w:instrText xml:space="preserve"> PAGEREF _Toc223174361 \h </w:instrText>
+              <w:instrText xml:space="preserve"> PAGEREF _Toc223353035 \h </w:instrText>
             </w:r>
             <w:r>
               <w:rPr>
@@ -559,7 +559,7 @@
               <w14:ligatures w14:val="standardContextual"/>
             </w:rPr>
           </w:pPr>
-          <w:hyperlink w:anchor="_Toc223174362" w:history="1">
+          <w:hyperlink w:anchor="_Toc223353036" w:history="1">
             <w:r>
               <w:rPr>
                 <w:rStyle w:val="Hyperlink"/>
@@ -583,7 +583,7 @@
                 <w:rStyle w:val="Hyperlink"/>
                 <w:noProof/>
               </w:rPr>
-              <w:t>Eisen</w:t>
+              <w:t>Vereisten</w:t>
             </w:r>
             <w:r>
               <w:rPr>
@@ -604,7 +604,7 @@
                 <w:noProof/>
                 <w:webHidden/>
               </w:rPr>
-              <w:instrText xml:space="preserve"> PAGEREF _Toc223174362 \h </w:instrText>
+              <w:instrText xml:space="preserve"> PAGEREF _Toc223353036 \h </w:instrText>
             </w:r>
             <w:r>
               <w:rPr>
@@ -651,7 +651,7 @@
               <w14:ligatures w14:val="standardContextual"/>
             </w:rPr>
           </w:pPr>
-          <w:hyperlink w:anchor="_Toc223174363" w:history="1">
+          <w:hyperlink w:anchor="_Toc223353037" w:history="1">
             <w:r>
               <w:rPr>
                 <w:rStyle w:val="Hyperlink"/>
@@ -696,7 +696,7 @@
                 <w:noProof/>
                 <w:webHidden/>
               </w:rPr>
-              <w:instrText xml:space="preserve"> PAGEREF _Toc223174363 \h </w:instrText>
+              <w:instrText xml:space="preserve"> PAGEREF _Toc223353037 \h </w:instrText>
             </w:r>
             <w:r>
               <w:rPr>
@@ -743,7 +743,7 @@
               <w14:ligatures w14:val="standardContextual"/>
             </w:rPr>
           </w:pPr>
-          <w:hyperlink w:anchor="_Toc223174364" w:history="1">
+          <w:hyperlink w:anchor="_Toc223353038" w:history="1">
             <w:r>
               <w:rPr>
                 <w:rStyle w:val="Hyperlink"/>
@@ -788,7 +788,7 @@
                 <w:noProof/>
                 <w:webHidden/>
               </w:rPr>
-              <w:instrText xml:space="preserve"> PAGEREF _Toc223174364 \h </w:instrText>
+              <w:instrText xml:space="preserve"> PAGEREF _Toc223353038 \h </w:instrText>
             </w:r>
             <w:r>
               <w:rPr>
@@ -835,7 +835,7 @@
               <w14:ligatures w14:val="standardContextual"/>
             </w:rPr>
           </w:pPr>
-          <w:hyperlink w:anchor="_Toc223174365" w:history="1">
+          <w:hyperlink w:anchor="_Toc223353039" w:history="1">
             <w:r>
               <w:rPr>
                 <w:rStyle w:val="Hyperlink"/>
@@ -880,7 +880,7 @@
                 <w:noProof/>
                 <w:webHidden/>
               </w:rPr>
-              <w:instrText xml:space="preserve"> PAGEREF _Toc223174365 \h </w:instrText>
+              <w:instrText xml:space="preserve"> PAGEREF _Toc223353039 \h </w:instrText>
             </w:r>
             <w:r>
               <w:rPr>
@@ -927,7 +927,7 @@
               <w14:ligatures w14:val="standardContextual"/>
             </w:rPr>
           </w:pPr>
-          <w:hyperlink w:anchor="_Toc223174366" w:history="1">
+          <w:hyperlink w:anchor="_Toc223353040" w:history="1">
             <w:r>
               <w:rPr>
                 <w:rStyle w:val="Hyperlink"/>
@@ -972,7 +972,7 @@
                 <w:noProof/>
                 <w:webHidden/>
               </w:rPr>
-              <w:instrText xml:space="preserve"> PAGEREF _Toc223174366 \h </w:instrText>
+              <w:instrText xml:space="preserve"> PAGEREF _Toc223353040 \h </w:instrText>
             </w:r>
             <w:r>
               <w:rPr>
@@ -1019,7 +1019,7 @@
               <w14:ligatures w14:val="standardContextual"/>
             </w:rPr>
           </w:pPr>
-          <w:hyperlink w:anchor="_Toc223174367" w:history="1">
+          <w:hyperlink w:anchor="_Toc223353041" w:history="1">
             <w:r>
               <w:rPr>
                 <w:rStyle w:val="Hyperlink"/>
@@ -1064,7 +1064,7 @@
                 <w:noProof/>
                 <w:webHidden/>
               </w:rPr>
-              <w:instrText xml:space="preserve"> PAGEREF _Toc223174367 \h </w:instrText>
+              <w:instrText xml:space="preserve"> PAGEREF _Toc223353041 \h </w:instrText>
             </w:r>
             <w:r>
               <w:rPr>
@@ -1111,7 +1111,7 @@
               <w14:ligatures w14:val="standardContextual"/>
             </w:rPr>
           </w:pPr>
-          <w:hyperlink w:anchor="_Toc223174368" w:history="1">
+          <w:hyperlink w:anchor="_Toc223353042" w:history="1">
             <w:r>
               <w:rPr>
                 <w:rStyle w:val="Hyperlink"/>
@@ -1156,7 +1156,7 @@
                 <w:noProof/>
                 <w:webHidden/>
               </w:rPr>
-              <w:instrText xml:space="preserve"> PAGEREF _Toc223174368 \h </w:instrText>
+              <w:instrText xml:space="preserve"> PAGEREF _Toc223353042 \h </w:instrText>
             </w:r>
             <w:r>
               <w:rPr>
@@ -1203,7 +1203,7 @@
               <w14:ligatures w14:val="standardContextual"/>
             </w:rPr>
           </w:pPr>
-          <w:hyperlink w:anchor="_Toc223174369" w:history="1">
+          <w:hyperlink w:anchor="_Toc223353043" w:history="1">
             <w:r>
               <w:rPr>
                 <w:rStyle w:val="Hyperlink"/>
@@ -1248,7 +1248,7 @@
                 <w:noProof/>
                 <w:webHidden/>
               </w:rPr>
-              <w:instrText xml:space="preserve"> PAGEREF _Toc223174369 \h </w:instrText>
+              <w:instrText xml:space="preserve"> PAGEREF _Toc223353043 \h </w:instrText>
             </w:r>
             <w:r>
               <w:rPr>
@@ -1295,7 +1295,7 @@
               <w14:ligatures w14:val="standardContextual"/>
             </w:rPr>
           </w:pPr>
-          <w:hyperlink w:anchor="_Toc223174370" w:history="1">
+          <w:hyperlink w:anchor="_Toc223353044" w:history="1">
             <w:r>
               <w:rPr>
                 <w:rStyle w:val="Hyperlink"/>
@@ -1340,7 +1340,7 @@
                 <w:noProof/>
                 <w:webHidden/>
               </w:rPr>
-              <w:instrText xml:space="preserve"> PAGEREF _Toc223174370 \h </w:instrText>
+              <w:instrText xml:space="preserve"> PAGEREF _Toc223353044 \h </w:instrText>
             </w:r>
             <w:r>
               <w:rPr>
@@ -1387,7 +1387,7 @@
               <w14:ligatures w14:val="standardContextual"/>
             </w:rPr>
           </w:pPr>
-          <w:hyperlink w:anchor="_Toc223174371" w:history="1">
+          <w:hyperlink w:anchor="_Toc223353045" w:history="1">
             <w:r>
               <w:rPr>
                 <w:rStyle w:val="Hyperlink"/>
@@ -1432,7 +1432,7 @@
                 <w:noProof/>
                 <w:webHidden/>
               </w:rPr>
-              <w:instrText xml:space="preserve"> PAGEREF _Toc223174371 \h </w:instrText>
+              <w:instrText xml:space="preserve"> PAGEREF _Toc223353045 \h </w:instrText>
             </w:r>
             <w:r>
               <w:rPr>
@@ -1479,7 +1479,7 @@
               <w14:ligatures w14:val="standardContextual"/>
             </w:rPr>
           </w:pPr>
-          <w:hyperlink w:anchor="_Toc223174372" w:history="1">
+          <w:hyperlink w:anchor="_Toc223353046" w:history="1">
             <w:r>
               <w:rPr>
                 <w:rStyle w:val="Hyperlink"/>
@@ -1524,7 +1524,7 @@
                 <w:noProof/>
                 <w:webHidden/>
               </w:rPr>
-              <w:instrText xml:space="preserve"> PAGEREF _Toc223174372 \h </w:instrText>
+              <w:instrText xml:space="preserve"> PAGEREF _Toc223353046 \h </w:instrText>
             </w:r>
             <w:r>
               <w:rPr>
@@ -1571,7 +1571,7 @@
               <w14:ligatures w14:val="standardContextual"/>
             </w:rPr>
           </w:pPr>
-          <w:hyperlink w:anchor="_Toc223174373" w:history="1">
+          <w:hyperlink w:anchor="_Toc223353047" w:history="1">
             <w:r>
               <w:rPr>
                 <w:rStyle w:val="Hyperlink"/>
@@ -1595,7 +1595,7 @@
                 <w:rStyle w:val="Hyperlink"/>
                 <w:noProof/>
               </w:rPr>
-              <w:t>RAK11720 LoRa eisen</w:t>
+              <w:t>RAK11720 LoRa vereisten</w:t>
             </w:r>
             <w:r>
               <w:rPr>
@@ -1616,7 +1616,7 @@
                 <w:noProof/>
                 <w:webHidden/>
               </w:rPr>
-              <w:instrText xml:space="preserve"> PAGEREF _Toc223174373 \h </w:instrText>
+              <w:instrText xml:space="preserve"> PAGEREF _Toc223353047 \h </w:instrText>
             </w:r>
             <w:r>
               <w:rPr>
@@ -1663,7 +1663,7 @@
               <w14:ligatures w14:val="standardContextual"/>
             </w:rPr>
           </w:pPr>
-          <w:hyperlink w:anchor="_Toc223174374" w:history="1">
+          <w:hyperlink w:anchor="_Toc223353048" w:history="1">
             <w:r>
               <w:rPr>
                 <w:rStyle w:val="Hyperlink"/>
@@ -1708,7 +1708,7 @@
                 <w:noProof/>
                 <w:webHidden/>
               </w:rPr>
-              <w:instrText xml:space="preserve"> PAGEREF _Toc223174374 \h </w:instrText>
+              <w:instrText xml:space="preserve"> PAGEREF _Toc223353048 \h </w:instrText>
             </w:r>
             <w:r>
               <w:rPr>
@@ -1755,7 +1755,7 @@
               <w14:ligatures w14:val="standardContextual"/>
             </w:rPr>
           </w:pPr>
-          <w:hyperlink w:anchor="_Toc223174375" w:history="1">
+          <w:hyperlink w:anchor="_Toc223353049" w:history="1">
             <w:r>
               <w:rPr>
                 <w:rStyle w:val="Hyperlink"/>
@@ -1800,7 +1800,7 @@
                 <w:noProof/>
                 <w:webHidden/>
               </w:rPr>
-              <w:instrText xml:space="preserve"> PAGEREF _Toc223174375 \h </w:instrText>
+              <w:instrText xml:space="preserve"> PAGEREF _Toc223353049 \h </w:instrText>
             </w:r>
             <w:r>
               <w:rPr>
@@ -1847,7 +1847,7 @@
               <w14:ligatures w14:val="standardContextual"/>
             </w:rPr>
           </w:pPr>
-          <w:hyperlink w:anchor="_Toc223174376" w:history="1">
+          <w:hyperlink w:anchor="_Toc223353050" w:history="1">
             <w:r>
               <w:rPr>
                 <w:rStyle w:val="Hyperlink"/>
@@ -1892,7 +1892,7 @@
                 <w:noProof/>
                 <w:webHidden/>
               </w:rPr>
-              <w:instrText xml:space="preserve"> PAGEREF _Toc223174376 \h </w:instrText>
+              <w:instrText xml:space="preserve"> PAGEREF _Toc223353050 \h </w:instrText>
             </w:r>
             <w:r>
               <w:rPr>
@@ -1939,7 +1939,7 @@
               <w14:ligatures w14:val="standardContextual"/>
             </w:rPr>
           </w:pPr>
-          <w:hyperlink w:anchor="_Toc223174377" w:history="1">
+          <w:hyperlink w:anchor="_Toc223353051" w:history="1">
             <w:r>
               <w:rPr>
                 <w:rStyle w:val="Hyperlink"/>
@@ -1984,7 +1984,7 @@
                 <w:noProof/>
                 <w:webHidden/>
               </w:rPr>
-              <w:instrText xml:space="preserve"> PAGEREF _Toc223174377 \h </w:instrText>
+              <w:instrText xml:space="preserve"> PAGEREF _Toc223353051 \h </w:instrText>
             </w:r>
             <w:r>
               <w:rPr>
@@ -2031,7 +2031,7 @@
               <w14:ligatures w14:val="standardContextual"/>
             </w:rPr>
           </w:pPr>
-          <w:hyperlink w:anchor="_Toc223174378" w:history="1">
+          <w:hyperlink w:anchor="_Toc223353052" w:history="1">
             <w:r>
               <w:rPr>
                 <w:rStyle w:val="Hyperlink"/>
@@ -2076,7 +2076,7 @@
                 <w:noProof/>
                 <w:webHidden/>
               </w:rPr>
-              <w:instrText xml:space="preserve"> PAGEREF _Toc223174378 \h </w:instrText>
+              <w:instrText xml:space="preserve"> PAGEREF _Toc223353052 \h </w:instrText>
             </w:r>
             <w:r>
               <w:rPr>
@@ -2123,7 +2123,7 @@
               <w14:ligatures w14:val="standardContextual"/>
             </w:rPr>
           </w:pPr>
-          <w:hyperlink w:anchor="_Toc223174379" w:history="1">
+          <w:hyperlink w:anchor="_Toc223353053" w:history="1">
             <w:r>
               <w:rPr>
                 <w:rStyle w:val="Hyperlink"/>
@@ -2168,7 +2168,7 @@
                 <w:noProof/>
                 <w:webHidden/>
               </w:rPr>
-              <w:instrText xml:space="preserve"> PAGEREF _Toc223174379 \h </w:instrText>
+              <w:instrText xml:space="preserve"> PAGEREF _Toc223353053 \h </w:instrText>
             </w:r>
             <w:r>
               <w:rPr>
@@ -2188,7 +2188,7 @@
                 <w:noProof/>
                 <w:webHidden/>
               </w:rPr>
-              <w:t>12</w:t>
+              <w:t>13</w:t>
             </w:r>
             <w:r>
               <w:rPr>
@@ -2215,7 +2215,7 @@
               <w14:ligatures w14:val="standardContextual"/>
             </w:rPr>
           </w:pPr>
-          <w:hyperlink w:anchor="_Toc223174380" w:history="1">
+          <w:hyperlink w:anchor="_Toc223353054" w:history="1">
             <w:r>
               <w:rPr>
                 <w:rStyle w:val="Hyperlink"/>
@@ -2239,7 +2239,7 @@
                 <w:rStyle w:val="Hyperlink"/>
                 <w:noProof/>
               </w:rPr>
-              <w:t>Eisen</w:t>
+              <w:t>Vereisten</w:t>
             </w:r>
             <w:r>
               <w:rPr>
@@ -2260,7 +2260,7 @@
                 <w:noProof/>
                 <w:webHidden/>
               </w:rPr>
-              <w:instrText xml:space="preserve"> PAGEREF _Toc223174380 \h </w:instrText>
+              <w:instrText xml:space="preserve"> PAGEREF _Toc223353054 \h </w:instrText>
             </w:r>
             <w:r>
               <w:rPr>
@@ -2280,7 +2280,7 @@
                 <w:noProof/>
                 <w:webHidden/>
               </w:rPr>
-              <w:t>12</w:t>
+              <w:t>13</w:t>
             </w:r>
             <w:r>
               <w:rPr>
@@ -2307,7 +2307,7 @@
               <w14:ligatures w14:val="standardContextual"/>
             </w:rPr>
           </w:pPr>
-          <w:hyperlink w:anchor="_Toc223174381" w:history="1">
+          <w:hyperlink w:anchor="_Toc223353055" w:history="1">
             <w:r>
               <w:rPr>
                 <w:rStyle w:val="Hyperlink"/>
@@ -2352,7 +2352,7 @@
                 <w:noProof/>
                 <w:webHidden/>
               </w:rPr>
-              <w:instrText xml:space="preserve"> PAGEREF _Toc223174381 \h </w:instrText>
+              <w:instrText xml:space="preserve"> PAGEREF _Toc223353055 \h </w:instrText>
             </w:r>
             <w:r>
               <w:rPr>
@@ -2399,7 +2399,7 @@
               <w14:ligatures w14:val="standardContextual"/>
             </w:rPr>
           </w:pPr>
-          <w:hyperlink w:anchor="_Toc223174382" w:history="1">
+          <w:hyperlink w:anchor="_Toc223353056" w:history="1">
             <w:r>
               <w:rPr>
                 <w:rStyle w:val="Hyperlink"/>
@@ -2446,7 +2446,7 @@
                 <w:noProof/>
                 <w:webHidden/>
               </w:rPr>
-              <w:instrText xml:space="preserve"> PAGEREF _Toc223174382 \h </w:instrText>
+              <w:instrText xml:space="preserve"> PAGEREF _Toc223353056 \h </w:instrText>
             </w:r>
             <w:r>
               <w:rPr>
@@ -2493,7 +2493,7 @@
               <w14:ligatures w14:val="standardContextual"/>
             </w:rPr>
           </w:pPr>
-          <w:hyperlink w:anchor="_Toc223174383" w:history="1">
+          <w:hyperlink w:anchor="_Toc223353057" w:history="1">
             <w:r>
               <w:rPr>
                 <w:rStyle w:val="Hyperlink"/>
@@ -2538,7 +2538,7 @@
                 <w:noProof/>
                 <w:webHidden/>
               </w:rPr>
-              <w:instrText xml:space="preserve"> PAGEREF _Toc223174383 \h </w:instrText>
+              <w:instrText xml:space="preserve"> PAGEREF _Toc223353057 \h </w:instrText>
             </w:r>
             <w:r>
               <w:rPr>
@@ -2585,7 +2585,7 @@
               <w14:ligatures w14:val="standardContextual"/>
             </w:rPr>
           </w:pPr>
-          <w:hyperlink w:anchor="_Toc223174384" w:history="1">
+          <w:hyperlink w:anchor="_Toc223353058" w:history="1">
             <w:r>
               <w:rPr>
                 <w:rStyle w:val="Hyperlink"/>
@@ -2632,7 +2632,7 @@
                 <w:noProof/>
                 <w:webHidden/>
               </w:rPr>
-              <w:instrText xml:space="preserve"> PAGEREF _Toc223174384 \h </w:instrText>
+              <w:instrText xml:space="preserve"> PAGEREF _Toc223353058 \h </w:instrText>
             </w:r>
             <w:r>
               <w:rPr>
@@ -2679,7 +2679,7 @@
               <w14:ligatures w14:val="standardContextual"/>
             </w:rPr>
           </w:pPr>
-          <w:hyperlink w:anchor="_Toc223174385" w:history="1">
+          <w:hyperlink w:anchor="_Toc223353059" w:history="1">
             <w:r>
               <w:rPr>
                 <w:rStyle w:val="Hyperlink"/>
@@ -2724,7 +2724,7 @@
                 <w:noProof/>
                 <w:webHidden/>
               </w:rPr>
-              <w:instrText xml:space="preserve"> PAGEREF _Toc223174385 \h </w:instrText>
+              <w:instrText xml:space="preserve"> PAGEREF _Toc223353059 \h </w:instrText>
             </w:r>
             <w:r>
               <w:rPr>
@@ -2744,7 +2744,7 @@
                 <w:noProof/>
                 <w:webHidden/>
               </w:rPr>
-              <w:t>13</w:t>
+              <w:t>14</w:t>
             </w:r>
             <w:r>
               <w:rPr>
@@ -2771,7 +2771,7 @@
               <w14:ligatures w14:val="standardContextual"/>
             </w:rPr>
           </w:pPr>
-          <w:hyperlink w:anchor="_Toc223174386" w:history="1">
+          <w:hyperlink w:anchor="_Toc223353060" w:history="1">
             <w:r>
               <w:rPr>
                 <w:rStyle w:val="Hyperlink"/>
@@ -2816,7 +2816,283 @@
                 <w:noProof/>
                 <w:webHidden/>
               </w:rPr>
-              <w:instrText xml:space="preserve"> PAGEREF _Toc223174386 \h </w:instrText>
+              <w:instrText xml:space="preserve"> PAGEREF _Toc223353060 \h </w:instrText>
+            </w:r>
+            <w:r>
+              <w:rPr>
+                <w:noProof/>
+                <w:webHidden/>
+              </w:rPr>
+            </w:r>
+            <w:r>
+              <w:rPr>
+                <w:noProof/>
+                <w:webHidden/>
+              </w:rPr>
+              <w:fldChar w:fldCharType="separate"/>
+            </w:r>
+            <w:r>
+              <w:rPr>
+                <w:noProof/>
+                <w:webHidden/>
+              </w:rPr>
+              <w:t>14</w:t>
+            </w:r>
+            <w:r>
+              <w:rPr>
+                <w:noProof/>
+                <w:webHidden/>
+              </w:rPr>
+              <w:fldChar w:fldCharType="end"/>
+            </w:r>
+          </w:hyperlink>
+        </w:p>
+        <w:p>
+          <w:pPr>
+            <w:pStyle w:val="TOC2"/>
+            <w:tabs>
+              <w:tab w:val="left" w:pos="880"/>
+              <w:tab w:val="right" w:leader="dot" w:pos="9062"/>
+            </w:tabs>
+            <w:rPr>
+              <w:noProof/>
+              <w:kern w:val="2"/>
+              <w:sz w:val="24"/>
+              <w:szCs w:val="24"/>
+              <w:lang w:val="en-BE" w:eastAsia="en-BE"/>
+              <w14:ligatures w14:val="standardContextual"/>
+            </w:rPr>
+          </w:pPr>
+          <w:hyperlink w:anchor="_Toc223353061" w:history="1">
+            <w:r>
+              <w:rPr>
+                <w:rStyle w:val="Hyperlink"/>
+                <w:noProof/>
+              </w:rPr>
+              <w:t>6.1</w:t>
+            </w:r>
+            <w:r>
+              <w:rPr>
+                <w:noProof/>
+                <w:kern w:val="2"/>
+                <w:sz w:val="24"/>
+                <w:szCs w:val="24"/>
+                <w:lang w:val="en-BE" w:eastAsia="en-BE"/>
+                <w14:ligatures w14:val="standardContextual"/>
+              </w:rPr>
+              <w:tab/>
+            </w:r>
+            <w:r>
+              <w:rPr>
+                <w:rStyle w:val="Hyperlink"/>
+                <w:noProof/>
+              </w:rPr>
+              <w:t>Vereisten</w:t>
+            </w:r>
+            <w:r>
+              <w:rPr>
+                <w:noProof/>
+                <w:webHidden/>
+              </w:rPr>
+              <w:tab/>
+            </w:r>
+            <w:r>
+              <w:rPr>
+                <w:noProof/>
+                <w:webHidden/>
+              </w:rPr>
+              <w:fldChar w:fldCharType="begin"/>
+            </w:r>
+            <w:r>
+              <w:rPr>
+                <w:noProof/>
+                <w:webHidden/>
+              </w:rPr>
+              <w:instrText xml:space="preserve"> PAGEREF _Toc223353061 \h </w:instrText>
+            </w:r>
+            <w:r>
+              <w:rPr>
+                <w:noProof/>
+                <w:webHidden/>
+              </w:rPr>
+            </w:r>
+            <w:r>
+              <w:rPr>
+                <w:noProof/>
+                <w:webHidden/>
+              </w:rPr>
+              <w:fldChar w:fldCharType="separate"/>
+            </w:r>
+            <w:r>
+              <w:rPr>
+                <w:noProof/>
+                <w:webHidden/>
+              </w:rPr>
+              <w:t>14</w:t>
+            </w:r>
+            <w:r>
+              <w:rPr>
+                <w:noProof/>
+                <w:webHidden/>
+              </w:rPr>
+              <w:fldChar w:fldCharType="end"/>
+            </w:r>
+          </w:hyperlink>
+        </w:p>
+        <w:p>
+          <w:pPr>
+            <w:pStyle w:val="TOC2"/>
+            <w:tabs>
+              <w:tab w:val="left" w:pos="880"/>
+              <w:tab w:val="right" w:leader="dot" w:pos="9062"/>
+            </w:tabs>
+            <w:rPr>
+              <w:noProof/>
+              <w:kern w:val="2"/>
+              <w:sz w:val="24"/>
+              <w:szCs w:val="24"/>
+              <w:lang w:val="en-BE" w:eastAsia="en-BE"/>
+              <w14:ligatures w14:val="standardContextual"/>
+            </w:rPr>
+          </w:pPr>
+          <w:hyperlink w:anchor="_Toc223353062" w:history="1">
+            <w:r>
+              <w:rPr>
+                <w:rStyle w:val="Hyperlink"/>
+                <w:noProof/>
+              </w:rPr>
+              <w:t>6.2</w:t>
+            </w:r>
+            <w:r>
+              <w:rPr>
+                <w:noProof/>
+                <w:kern w:val="2"/>
+                <w:sz w:val="24"/>
+                <w:szCs w:val="24"/>
+                <w:lang w:val="en-BE" w:eastAsia="en-BE"/>
+                <w14:ligatures w14:val="standardContextual"/>
+              </w:rPr>
+              <w:tab/>
+            </w:r>
+            <w:r>
+              <w:rPr>
+                <w:rStyle w:val="Hyperlink"/>
+                <w:noProof/>
+              </w:rPr>
+              <w:t>Opties</w:t>
+            </w:r>
+            <w:r>
+              <w:rPr>
+                <w:noProof/>
+                <w:webHidden/>
+              </w:rPr>
+              <w:tab/>
+            </w:r>
+            <w:r>
+              <w:rPr>
+                <w:noProof/>
+                <w:webHidden/>
+              </w:rPr>
+              <w:fldChar w:fldCharType="begin"/>
+            </w:r>
+            <w:r>
+              <w:rPr>
+                <w:noProof/>
+                <w:webHidden/>
+              </w:rPr>
+              <w:instrText xml:space="preserve"> PAGEREF _Toc223353062 \h </w:instrText>
+            </w:r>
+            <w:r>
+              <w:rPr>
+                <w:noProof/>
+                <w:webHidden/>
+              </w:rPr>
+            </w:r>
+            <w:r>
+              <w:rPr>
+                <w:noProof/>
+                <w:webHidden/>
+              </w:rPr>
+              <w:fldChar w:fldCharType="separate"/>
+            </w:r>
+            <w:r>
+              <w:rPr>
+                <w:noProof/>
+                <w:webHidden/>
+              </w:rPr>
+              <w:t>14</w:t>
+            </w:r>
+            <w:r>
+              <w:rPr>
+                <w:noProof/>
+                <w:webHidden/>
+              </w:rPr>
+              <w:fldChar w:fldCharType="end"/>
+            </w:r>
+          </w:hyperlink>
+        </w:p>
+        <w:p>
+          <w:pPr>
+            <w:pStyle w:val="TOC2"/>
+            <w:tabs>
+              <w:tab w:val="left" w:pos="880"/>
+              <w:tab w:val="right" w:leader="dot" w:pos="9062"/>
+            </w:tabs>
+            <w:rPr>
+              <w:noProof/>
+              <w:kern w:val="2"/>
+              <w:sz w:val="24"/>
+              <w:szCs w:val="24"/>
+              <w:lang w:val="en-BE" w:eastAsia="en-BE"/>
+              <w14:ligatures w14:val="standardContextual"/>
+            </w:rPr>
+          </w:pPr>
+          <w:hyperlink w:anchor="_Toc223353063" w:history="1">
+            <w:r>
+              <w:rPr>
+                <w:rStyle w:val="Hyperlink"/>
+                <w:noProof/>
+              </w:rPr>
+              <w:t>6.3</w:t>
+            </w:r>
+            <w:r>
+              <w:rPr>
+                <w:noProof/>
+                <w:kern w:val="2"/>
+                <w:sz w:val="24"/>
+                <w:szCs w:val="24"/>
+                <w:lang w:val="en-BE" w:eastAsia="en-BE"/>
+                <w14:ligatures w14:val="standardContextual"/>
+              </w:rPr>
+              <w:tab/>
+            </w:r>
+            <w:r>
+              <w:rPr>
+                <w:rStyle w:val="Hyperlink"/>
+                <w:noProof/>
+              </w:rPr>
+              <w:t>Keuze</w:t>
+            </w:r>
+            <w:r>
+              <w:rPr>
+                <w:noProof/>
+                <w:webHidden/>
+              </w:rPr>
+              <w:tab/>
+            </w:r>
+            <w:r>
+              <w:rPr>
+                <w:noProof/>
+                <w:webHidden/>
+              </w:rPr>
+              <w:fldChar w:fldCharType="begin"/>
+            </w:r>
+            <w:r>
+              <w:rPr>
+                <w:noProof/>
+                <w:webHidden/>
+              </w:rPr>
+              <w:instrText xml:space="preserve"> PAGEREF _Toc223353063 \h </w:instrText>
             </w:r>
             <w:r>
               <w:rPr>
@@ -2863,7 +3139,7 @@
               <w14:ligatures w14:val="standardContextual"/>
             </w:rPr>
           </w:pPr>
-          <w:hyperlink w:anchor="_Toc223174387" w:history="1">
+          <w:hyperlink w:anchor="_Toc223353064" w:history="1">
             <w:r>
               <w:rPr>
                 <w:rStyle w:val="Hyperlink"/>
@@ -2908,7 +3184,7 @@
                 <w:noProof/>
                 <w:webHidden/>
               </w:rPr>
-              <w:instrText xml:space="preserve"> PAGEREF _Toc223174387 \h </w:instrText>
+              <w:instrText xml:space="preserve"> PAGEREF _Toc223353064 \h </w:instrText>
             </w:r>
             <w:r>
               <w:rPr>
@@ -2955,7 +3231,7 @@
               <w14:ligatures w14:val="standardContextual"/>
             </w:rPr>
           </w:pPr>
-          <w:hyperlink w:anchor="_Toc223174388" w:history="1">
+          <w:hyperlink w:anchor="_Toc223353065" w:history="1">
             <w:r>
               <w:rPr>
                 <w:rStyle w:val="Hyperlink"/>
@@ -3000,7 +3276,7 @@
                 <w:noProof/>
                 <w:webHidden/>
               </w:rPr>
-              <w:instrText xml:space="preserve"> PAGEREF _Toc223174388 \h </w:instrText>
+              <w:instrText xml:space="preserve"> PAGEREF _Toc223353065 \h </w:instrText>
             </w:r>
             <w:r>
               <w:rPr>
@@ -3047,7 +3323,7 @@
               <w14:ligatures w14:val="standardContextual"/>
             </w:rPr>
           </w:pPr>
-          <w:hyperlink w:anchor="_Toc223174389" w:history="1">
+          <w:hyperlink w:anchor="_Toc223353066" w:history="1">
             <w:r>
               <w:rPr>
                 <w:rStyle w:val="Hyperlink"/>
@@ -3092,7 +3368,7 @@
                 <w:noProof/>
                 <w:webHidden/>
               </w:rPr>
-              <w:instrText xml:space="preserve"> PAGEREF _Toc223174389 \h </w:instrText>
+              <w:instrText xml:space="preserve"> PAGEREF _Toc223353066 \h </w:instrText>
             </w:r>
             <w:r>
               <w:rPr>
@@ -3112,7 +3388,7 @@
                 <w:noProof/>
                 <w:webHidden/>
               </w:rPr>
-              <w:t>14</w:t>
+              <w:t>15</w:t>
             </w:r>
             <w:r>
               <w:rPr>
@@ -3139,7 +3415,7 @@
               <w14:ligatures w14:val="standardContextual"/>
             </w:rPr>
           </w:pPr>
-          <w:hyperlink w:anchor="_Toc223174390" w:history="1">
+          <w:hyperlink w:anchor="_Toc223353067" w:history="1">
             <w:r>
               <w:rPr>
                 <w:rStyle w:val="Hyperlink"/>
@@ -3184,7 +3460,7 @@
                 <w:noProof/>
                 <w:webHidden/>
               </w:rPr>
-              <w:instrText xml:space="preserve"> PAGEREF _Toc223174390 \h </w:instrText>
+              <w:instrText xml:space="preserve"> PAGEREF _Toc223353067 \h </w:instrText>
             </w:r>
             <w:r>
               <w:rPr>
@@ -3204,7 +3480,7 @@
                 <w:noProof/>
                 <w:webHidden/>
               </w:rPr>
-              <w:t>14</w:t>
+              <w:t>15</w:t>
             </w:r>
             <w:r>
               <w:rPr>
@@ -3231,7 +3507,7 @@
               <w14:ligatures w14:val="standardContextual"/>
             </w:rPr>
           </w:pPr>
-          <w:hyperlink w:anchor="_Toc223174391" w:history="1">
+          <w:hyperlink w:anchor="_Toc223353068" w:history="1">
             <w:r>
               <w:rPr>
                 <w:rStyle w:val="Hyperlink"/>
@@ -3276,7 +3552,7 @@
                 <w:noProof/>
                 <w:webHidden/>
               </w:rPr>
-              <w:instrText xml:space="preserve"> PAGEREF _Toc223174391 \h </w:instrText>
+              <w:instrText xml:space="preserve"> PAGEREF _Toc223353068 \h </w:instrText>
             </w:r>
             <w:r>
               <w:rPr>
@@ -3296,7 +3572,7 @@
                 <w:noProof/>
                 <w:webHidden/>
               </w:rPr>
-              <w:t>14</w:t>
+              <w:t>15</w:t>
             </w:r>
             <w:r>
               <w:rPr>
@@ -3323,7 +3599,7 @@
               <w14:ligatures w14:val="standardContextual"/>
             </w:rPr>
           </w:pPr>
-          <w:hyperlink w:anchor="_Toc223174392" w:history="1">
+          <w:hyperlink w:anchor="_Toc223353069" w:history="1">
             <w:r>
               <w:rPr>
                 <w:rStyle w:val="Hyperlink"/>
@@ -3368,7 +3644,7 @@
                 <w:noProof/>
                 <w:webHidden/>
               </w:rPr>
-              <w:instrText xml:space="preserve"> PAGEREF _Toc223174392 \h </w:instrText>
+              <w:instrText xml:space="preserve"> PAGEREF _Toc223353069 \h </w:instrText>
             </w:r>
             <w:r>
               <w:rPr>
@@ -3388,7 +3664,7 @@
                 <w:noProof/>
                 <w:webHidden/>
               </w:rPr>
-              <w:t>14</w:t>
+              <w:t>15</w:t>
             </w:r>
             <w:r>
               <w:rPr>
@@ -3447,7 +3723,7 @@
       <w:pPr>
         <w:pStyle w:val="Heading1"/>
       </w:pPr>
-      <w:bookmarkStart w:id="0" w:name="_Toc223174357"/>
+      <w:bookmarkStart w:id="0" w:name="_Toc223353031"/>
       <w:r>
         <w:lastRenderedPageBreak/>
         <w:t>Overzicht</w:t>
@@ -3617,7 +3893,7 @@
       <w:pPr>
         <w:pStyle w:val="Heading1"/>
       </w:pPr>
-      <w:bookmarkStart w:id="1" w:name="_Toc223174358"/>
+      <w:bookmarkStart w:id="1" w:name="_Toc223353032"/>
       <w:r>
         <w:t>MCU</w:t>
       </w:r>
@@ -3708,7 +3984,7 @@
       <w:pPr>
         <w:pStyle w:val="Heading2"/>
       </w:pPr>
-      <w:bookmarkStart w:id="2" w:name="_Toc223174359"/>
+      <w:bookmarkStart w:id="2" w:name="_Toc223353033"/>
       <w:r>
         <w:t>Flash schatting</w:t>
       </w:r>
@@ -4053,7 +4329,7 @@
       <w:pPr>
         <w:pStyle w:val="Heading2"/>
       </w:pPr>
-      <w:bookmarkStart w:id="3" w:name="_Toc223174360"/>
+      <w:bookmarkStart w:id="3" w:name="_Toc223353034"/>
       <w:r>
         <w:t>RAM schatting</w:t>
       </w:r>
@@ -4397,7 +4673,7 @@
       <w:pPr>
         <w:pStyle w:val="Heading2"/>
       </w:pPr>
-      <w:bookmarkStart w:id="4" w:name="_Toc223174361"/>
+      <w:bookmarkStart w:id="4" w:name="_Toc223353035"/>
       <w:r>
         <w:lastRenderedPageBreak/>
         <w:t>Peripherals</w:t>
@@ -5375,11 +5651,13 @@
       <w:pPr>
         <w:pStyle w:val="Heading2"/>
       </w:pPr>
-      <w:bookmarkStart w:id="5" w:name="_Toc223174362"/>
-      <w:r>
-        <w:t>Eisen</w:t>
+      <w:bookmarkStart w:id="5" w:name="_Toc223353036"/>
+      <w:proofErr w:type="spellStart"/>
+      <w:r>
+        <w:t>Vereisten</w:t>
       </w:r>
       <w:bookmarkEnd w:id="5"/>
+      <w:proofErr w:type="spellEnd"/>
     </w:p>
     <w:p>
       <w:pPr>
@@ -5396,8 +5674,16 @@
         <w:rPr>
           <w:lang w:val="en-BE"/>
         </w:rPr>
-        <w:t>Cortex-M0+ of hoger</w:t>
-      </w:r>
+        <w:t xml:space="preserve">Cortex-M0+ of </w:t>
+      </w:r>
+      <w:proofErr w:type="spellStart"/>
+      <w:r>
+        <w:rPr>
+          <w:lang w:val="en-BE"/>
+        </w:rPr>
+        <w:t>hoger</w:t>
+      </w:r>
+      <w:proofErr w:type="spellEnd"/>
     </w:p>
     <w:p>
       <w:pPr>
@@ -5611,7 +5897,7 @@
       <w:pPr>
         <w:pStyle w:val="Heading2"/>
       </w:pPr>
-      <w:bookmarkStart w:id="6" w:name="_Toc223174363"/>
+      <w:bookmarkStart w:id="6" w:name="_Toc223353037"/>
       <w:r>
         <w:lastRenderedPageBreak/>
         <w:t>Opties</w:t>
@@ -6112,7 +6398,7 @@
       <w:pPr>
         <w:pStyle w:val="Heading2"/>
       </w:pPr>
-      <w:bookmarkStart w:id="7" w:name="_Toc223174364"/>
+      <w:bookmarkStart w:id="7" w:name="_Toc223353038"/>
       <w:r>
         <w:rPr>
           <w:noProof/>
@@ -6202,7 +6488,7 @@
       <w:pPr>
         <w:pStyle w:val="Heading2"/>
       </w:pPr>
-      <w:bookmarkStart w:id="8" w:name="_Toc223174365"/>
+      <w:bookmarkStart w:id="8" w:name="_Toc223353039"/>
       <w:r>
         <w:t>Voorbeeld van prijzen</w:t>
       </w:r>
@@ -6251,7 +6537,7 @@
       <w:pPr>
         <w:pStyle w:val="Heading2"/>
       </w:pPr>
-      <w:bookmarkStart w:id="9" w:name="_Toc223174366"/>
+      <w:bookmarkStart w:id="9" w:name="_Toc223353040"/>
       <w:r>
         <w:t>Voorstel</w:t>
       </w:r>
@@ -6522,7 +6808,7 @@
         </w:rPr>
         <w:lastRenderedPageBreak/>
         <w:drawing>
-          <wp:inline distT="0" distB="0" distL="0" distR="0" wp14:anchorId="246ED48E" wp14:editId="3980371B">
+          <wp:inline distT="0" distB="0" distL="0" distR="0" wp14:anchorId="246ED48E" wp14:editId="03A8B86C">
             <wp:extent cx="5876925" cy="6946601"/>
             <wp:effectExtent l="0" t="0" r="0" b="6985"/>
             <wp:docPr id="1060474358" name="Picture 2"/>
@@ -6581,7 +6867,7 @@
       <w:pPr>
         <w:pStyle w:val="Heading2"/>
       </w:pPr>
-      <w:bookmarkStart w:id="10" w:name="_Toc223174367"/>
+      <w:bookmarkStart w:id="10" w:name="_Toc223353041"/>
       <w:r>
         <w:t>Keuze</w:t>
       </w:r>
@@ -6690,7 +6976,7 @@
         <w:pStyle w:val="Heading1"/>
         <w:spacing w:before="0"/>
       </w:pPr>
-      <w:bookmarkStart w:id="11" w:name="_Toc223174368"/>
+      <w:bookmarkStart w:id="11" w:name="_Toc223353042"/>
       <w:r>
         <w:lastRenderedPageBreak/>
         <w:t>LoRa</w:t>
@@ -6982,7 +7268,7 @@
         <w:pStyle w:val="Heading2"/>
         <w:spacing w:before="0"/>
       </w:pPr>
-      <w:bookmarkStart w:id="12" w:name="_Toc223174369"/>
+      <w:bookmarkStart w:id="12" w:name="_Toc223353043"/>
       <w:r>
         <w:t>STM32 + LoRa?</w:t>
       </w:r>
@@ -7086,7 +7372,7 @@
       <w:pPr>
         <w:pStyle w:val="Heading2"/>
       </w:pPr>
-      <w:bookmarkStart w:id="13" w:name="_Toc223174370"/>
+      <w:bookmarkStart w:id="13" w:name="_Toc223353044"/>
       <w:r>
         <w:t>Modules</w:t>
       </w:r>
@@ -7461,7 +7747,7 @@
       <w:pPr>
         <w:pStyle w:val="Heading2"/>
       </w:pPr>
-      <w:bookmarkStart w:id="14" w:name="_Toc223174371"/>
+      <w:bookmarkStart w:id="14" w:name="_Toc223353045"/>
       <w:r>
         <w:t>Keuze</w:t>
       </w:r>
@@ -7565,7 +7851,7 @@
       <w:pPr>
         <w:pStyle w:val="Heading2"/>
       </w:pPr>
-      <w:bookmarkStart w:id="15" w:name="_Toc223174372"/>
+      <w:bookmarkStart w:id="15" w:name="_Toc223353046"/>
       <w:r>
         <w:t>Antenne</w:t>
       </w:r>
@@ -7591,15 +7877,23 @@
       <w:pPr>
         <w:pStyle w:val="Heading3"/>
       </w:pPr>
-      <w:bookmarkStart w:id="16" w:name="_Toc223174373"/>
+      <w:bookmarkStart w:id="16" w:name="_Toc223353047"/>
       <w:r>
         <w:t>RAK11720</w:t>
       </w:r>
       <w:r>
-        <w:t xml:space="preserve"> LoRa</w:t>
-      </w:r>
-      <w:r>
-        <w:t xml:space="preserve"> eisen</w:t>
+        <w:t xml:space="preserve"> </w:t>
+      </w:r>
+      <w:proofErr w:type="spellStart"/>
+      <w:r>
+        <w:t>LoRa</w:t>
+      </w:r>
+      <w:proofErr w:type="spellEnd"/>
+      <w:r>
+        <w:t xml:space="preserve"> </w:t>
+      </w:r>
+      <w:r>
+        <w:t>vereisten</w:t>
       </w:r>
       <w:bookmarkEnd w:id="16"/>
       <w:r>
@@ -7781,7 +8075,7 @@
       <w:pPr>
         <w:pStyle w:val="Heading3"/>
       </w:pPr>
-      <w:bookmarkStart w:id="17" w:name="_Toc223174374"/>
+      <w:bookmarkStart w:id="17" w:name="_Toc223353048"/>
       <w:r>
         <w:t>Soorten antennes</w:t>
       </w:r>
@@ -7955,7 +8249,7 @@
       <w:pPr>
         <w:pStyle w:val="Heading3"/>
       </w:pPr>
-      <w:bookmarkStart w:id="18" w:name="_Toc223174375"/>
+      <w:bookmarkStart w:id="18" w:name="_Toc223353049"/>
       <w:r>
         <w:lastRenderedPageBreak/>
         <w:t>Opties</w:t>
@@ -8017,7 +8311,7 @@
       <w:pPr>
         <w:pStyle w:val="Heading3"/>
       </w:pPr>
-      <w:bookmarkStart w:id="19" w:name="_Toc223174376"/>
+      <w:bookmarkStart w:id="19" w:name="_Toc223353050"/>
       <w:r>
         <w:t>Keuze</w:t>
       </w:r>
@@ -8046,7 +8340,7 @@
       <w:pPr>
         <w:pStyle w:val="Heading3"/>
       </w:pPr>
-      <w:bookmarkStart w:id="20" w:name="_Toc223174377"/>
+      <w:bookmarkStart w:id="20" w:name="_Toc223353051"/>
       <w:r>
         <w:t>Losse draad</w:t>
       </w:r>
@@ -8536,7 +8830,7 @@
       <w:pPr>
         <w:pStyle w:val="Heading3"/>
       </w:pPr>
-      <w:bookmarkStart w:id="21" w:name="_Toc223174378"/>
+      <w:bookmarkStart w:id="21" w:name="_Toc223353052"/>
       <w:r>
         <w:t>BLE</w:t>
       </w:r>
@@ -8570,13 +8864,23 @@
           <w:lang w:val="en-US"/>
         </w:rPr>
       </w:pPr>
+      <w:proofErr w:type="spellStart"/>
       <w:r>
         <w:rPr>
           <w:b/>
           <w:bCs/>
           <w:lang w:val="en-US"/>
         </w:rPr>
-        <w:t xml:space="preserve">Eisen: </w:t>
+        <w:t>Vereisten</w:t>
+      </w:r>
+      <w:proofErr w:type="spellEnd"/>
+      <w:r>
+        <w:rPr>
+          <w:b/>
+          <w:bCs/>
+          <w:lang w:val="en-US"/>
+        </w:rPr>
+        <w:t xml:space="preserve">: </w:t>
       </w:r>
     </w:p>
     <w:p>
@@ -9022,6 +9326,15 @@
           <w:lang w:val="nl-NL"/>
         </w:rPr>
       </w:pPr>
+      <w:hyperlink r:id="rId56" w:history="1">
+        <w:r>
+          <w:rPr>
+            <w:rStyle w:val="Hyperlink"/>
+            <w:lang w:val="nl-NL"/>
+          </w:rPr>
+          <w:t>100mm</w:t>
+        </w:r>
+      </w:hyperlink>
       <w:r>
         <w:rPr>
           <w:lang w:val="nl-NL"/>
@@ -9035,7 +9348,7 @@
           <w:lang w:val="nl-NL"/>
         </w:rPr>
         <w:sectPr>
-          <w:headerReference w:type="default" r:id="rId56"/>
+          <w:headerReference w:type="default" r:id="rId57"/>
           <w:type w:val="continuous"/>
           <w:pgSz w:w="11906" w:h="16838"/>
           <w:pgMar w:top="1417" w:right="1417" w:bottom="1417" w:left="1417" w:header="708" w:footer="708" w:gutter="0"/>
@@ -9058,7 +9371,6 @@
           <w:lang w:val="en-US"/>
         </w:rPr>
       </w:pPr>
-      <w:bookmarkStart w:id="22" w:name="_Toc223174379"/>
       <w:r>
         <w:br w:type="page"/>
       </w:r>
@@ -9067,6 +9379,7 @@
       <w:pPr>
         <w:pStyle w:val="Heading1"/>
       </w:pPr>
+      <w:bookmarkStart w:id="22" w:name="_Toc223353053"/>
       <w:r>
         <w:lastRenderedPageBreak/>
         <w:t xml:space="preserve">ECC </w:t>
@@ -9084,11 +9397,13 @@
         <w:pStyle w:val="Heading2"/>
         <w:spacing w:before="0"/>
       </w:pPr>
-      <w:bookmarkStart w:id="23" w:name="_Toc223174380"/>
-      <w:r>
-        <w:t>Eisen</w:t>
+      <w:bookmarkStart w:id="23" w:name="_Toc223353054"/>
+      <w:proofErr w:type="spellStart"/>
+      <w:r>
+        <w:t>Vereisten</w:t>
       </w:r>
       <w:bookmarkEnd w:id="23"/>
+      <w:proofErr w:type="spellEnd"/>
     </w:p>
     <w:p>
       <w:pPr>
@@ -9105,7 +9420,21 @@
         <w:rPr>
           <w:lang w:val="en-US"/>
         </w:rPr>
-        <w:t>Low power (slaapstroom &lt; 1µA)</w:t>
+        <w:t>Low power (</w:t>
+      </w:r>
+      <w:proofErr w:type="spellStart"/>
+      <w:r>
+        <w:rPr>
+          <w:lang w:val="en-US"/>
+        </w:rPr>
+        <w:t>slaapstroom</w:t>
+      </w:r>
+      <w:proofErr w:type="spellEnd"/>
+      <w:r>
+        <w:rPr>
+          <w:lang w:val="en-US"/>
+        </w:rPr>
+        <w:t xml:space="preserve"> &lt; 1µA)</w:t>
       </w:r>
     </w:p>
     <w:p>
@@ -9294,7 +9623,7 @@
       <w:pPr>
         <w:pStyle w:val="Heading2"/>
       </w:pPr>
-      <w:bookmarkStart w:id="24" w:name="_Toc223174381"/>
+      <w:bookmarkStart w:id="24" w:name="_Toc223353055"/>
       <w:r>
         <w:t>Opties:</w:t>
       </w:r>
@@ -9308,7 +9637,7 @@
           <w:lang w:val="en-US"/>
         </w:rPr>
       </w:pPr>
-      <w:bookmarkStart w:id="25" w:name="_Toc223174382"/>
+      <w:bookmarkStart w:id="25" w:name="_Toc223353056"/>
       <w:r>
         <w:rPr>
           <w:lang w:val="en-US"/>
@@ -9347,7 +9676,7 @@
         </w:rPr>
         <w:t xml:space="preserve"> </w:t>
       </w:r>
-      <w:hyperlink r:id="rId57" w:history="1">
+      <w:hyperlink r:id="rId58" w:history="1">
         <w:r>
           <w:rPr>
             <w:rStyle w:val="Hyperlink"/>
@@ -9387,7 +9716,7 @@
         </w:rPr>
         <w:t xml:space="preserve">Microchip </w:t>
       </w:r>
-      <w:hyperlink r:id="rId58" w:history="1">
+      <w:hyperlink r:id="rId59" w:history="1">
         <w:r>
           <w:rPr>
             <w:rStyle w:val="Hyperlink"/>
@@ -9421,7 +9750,7 @@
         </w:rPr>
         <w:t xml:space="preserve"> </w:t>
       </w:r>
-      <w:hyperlink r:id="rId59" w:history="1">
+      <w:hyperlink r:id="rId60" w:history="1">
         <w:r>
           <w:rPr>
             <w:rStyle w:val="Hyperlink"/>
@@ -9436,7 +9765,7 @@
         </w:rPr>
         <w:t xml:space="preserve"> / </w:t>
       </w:r>
-      <w:hyperlink r:id="rId60" w:history="1">
+      <w:hyperlink r:id="rId61" w:history="1">
         <w:r>
           <w:rPr>
             <w:rStyle w:val="Hyperlink"/>
@@ -9501,7 +9830,7 @@
         </w:rPr>
         <w:t xml:space="preserve">ATECC608A heeft I²C problemen. </w:t>
       </w:r>
-      <w:hyperlink r:id="rId61" w:history="1">
+      <w:hyperlink r:id="rId62" w:history="1">
         <w:r>
           <w:rPr>
             <w:rStyle w:val="Hyperlink"/>
@@ -9666,7 +9995,7 @@
       <w:pPr>
         <w:pStyle w:val="Heading3"/>
       </w:pPr>
-      <w:bookmarkStart w:id="26" w:name="_Toc223174383"/>
+      <w:bookmarkStart w:id="26" w:name="_Toc223353057"/>
       <w:r>
         <w:t>ATECC608</w:t>
       </w:r>
@@ -9696,7 +10025,7 @@
                     <pic:cNvPicPr/>
                   </pic:nvPicPr>
                   <pic:blipFill>
-                    <a:blip r:embed="rId62"/>
+                    <a:blip r:embed="rId63"/>
                     <a:stretch>
                       <a:fillRect/>
                     </a:stretch>
@@ -9743,7 +10072,7 @@
                     <pic:cNvPicPr/>
                   </pic:nvPicPr>
                   <pic:blipFill>
-                    <a:blip r:embed="rId63"/>
+                    <a:blip r:embed="rId64"/>
                     <a:stretch>
                       <a:fillRect/>
                     </a:stretch>
@@ -9778,8 +10107,8 @@
           <w:lang w:val="fr-BE"/>
         </w:rPr>
       </w:pPr>
-      <w:hyperlink r:id="rId64" w:history="1">
-        <w:bookmarkStart w:id="27" w:name="_Toc223174384"/>
+      <w:hyperlink r:id="rId65" w:history="1">
+        <w:bookmarkStart w:id="27" w:name="_Toc223353058"/>
         <w:r>
           <w:rPr>
             <w:rStyle w:val="Hyperlink"/>
@@ -9913,10 +10242,7 @@
         </w:numPr>
       </w:pPr>
       <w:r>
-        <w:t>HX2QFN20</w:t>
-      </w:r>
-      <w:r>
-        <w:t xml:space="preserve"> vormfactor, voor reflow s</w:t>
+        <w:t>HX2QFN20 vormfactor, voor reflow s</w:t>
       </w:r>
       <w:r>
         <w:t>olderen</w:t>
@@ -9926,7 +10252,7 @@
       <w:pPr>
         <w:pStyle w:val="Heading2"/>
       </w:pPr>
-      <w:bookmarkStart w:id="28" w:name="_Toc223174385"/>
+      <w:bookmarkStart w:id="28" w:name="_Toc223353059"/>
       <w:r>
         <w:lastRenderedPageBreak/>
         <w:t>Keuze</w:t>
@@ -9980,7 +10306,7 @@
       </w:r>
     </w:p>
     <w:p>
-      <w:hyperlink r:id="rId65" w:history="1">
+      <w:hyperlink r:id="rId66" w:history="1">
         <w:r>
           <w:rPr>
             <w:rStyle w:val="Hyperlink"/>
@@ -9996,7 +10322,7 @@
       </w:r>
     </w:p>
     <w:p>
-      <w:hyperlink r:id="rId66" w:history="1">
+      <w:hyperlink r:id="rId67" w:history="1">
         <w:r>
           <w:rPr>
             <w:rStyle w:val="Hyperlink"/>
@@ -10009,7 +10335,7 @@
       </w:r>
     </w:p>
     <w:p>
-      <w:hyperlink r:id="rId67" w:history="1">
+      <w:hyperlink r:id="rId68" w:history="1">
         <w:r>
           <w:rPr>
             <w:rStyle w:val="Hyperlink"/>
@@ -10053,7 +10379,7 @@
                     <pic:cNvPicPr/>
                   </pic:nvPicPr>
                   <pic:blipFill>
-                    <a:blip r:embed="rId68"/>
+                    <a:blip r:embed="rId69"/>
                     <a:stretch>
                       <a:fillRect/>
                     </a:stretch>
@@ -10095,7 +10421,7 @@
         </w:rPr>
         <w:t xml:space="preserve">Eventueel </w:t>
       </w:r>
-      <w:hyperlink r:id="rId69" w:tgtFrame="_blank" w:history="1">
+      <w:hyperlink r:id="rId70" w:tgtFrame="_blank" w:history="1">
         <w:r>
           <w:rPr>
             <w:rStyle w:val="Hyperlink"/>
@@ -10117,42 +10443,598 @@
       <w:pPr>
         <w:pStyle w:val="Heading1"/>
       </w:pPr>
-      <w:bookmarkStart w:id="29" w:name="_Toc223174386"/>
+      <w:bookmarkStart w:id="29" w:name="_Toc223353060"/>
       <w:r>
         <w:t>GPS/GNSS</w:t>
       </w:r>
       <w:bookmarkEnd w:id="29"/>
     </w:p>
     <w:p>
-      <w:pPr>
+      <w:r>
+        <w:t>GPS zal</w:t>
+      </w:r>
+      <w:r>
+        <w:t xml:space="preserve"> </w:t>
+      </w:r>
+      <w:r>
+        <w:t xml:space="preserve">alleen </w:t>
+      </w:r>
+      <w:r>
+        <w:t xml:space="preserve">gebruikt </w:t>
+      </w:r>
+      <w:r>
+        <w:t xml:space="preserve">worden </w:t>
+      </w:r>
+      <w:r>
+        <w:t>als de f</w:t>
+      </w:r>
+      <w:r>
+        <w:t xml:space="preserve">iets gestolen is. Locatiebepaling en snelheid/afstand meten gebeurt met de </w:t>
+      </w:r>
+      <w:proofErr w:type="spellStart"/>
+      <w:r>
+        <w:t>accelerometer</w:t>
+      </w:r>
+      <w:proofErr w:type="spellEnd"/>
+      <w:r>
+        <w:t xml:space="preserve"> en </w:t>
+      </w:r>
+      <w:proofErr w:type="spellStart"/>
+      <w:r>
+        <w:t>LoRa</w:t>
+      </w:r>
+      <w:proofErr w:type="spellEnd"/>
+      <w:r>
+        <w:t>.</w:t>
+      </w:r>
+    </w:p>
+    <w:p/>
+    <w:p>
+      <w:pPr>
+        <w:pStyle w:val="Heading2"/>
+        <w:spacing w:before="0"/>
+      </w:pPr>
+      <w:bookmarkStart w:id="30" w:name="_Toc223353061"/>
+      <w:proofErr w:type="spellStart"/>
+      <w:r>
+        <w:t>Vereisten</w:t>
+      </w:r>
+      <w:bookmarkEnd w:id="30"/>
+      <w:proofErr w:type="spellEnd"/>
+    </w:p>
+    <w:p>
+      <w:pPr>
+        <w:pStyle w:val="ListParagraph"/>
+        <w:numPr>
+          <w:ilvl w:val="0"/>
+          <w:numId w:val="75"/>
+        </w:numPr>
+      </w:pPr>
+      <w:r>
+        <w:t>M</w:t>
+      </w:r>
+      <w:r>
+        <w:t>ulti</w:t>
+      </w:r>
+      <w:r>
+        <w:rPr>
+          <w:rFonts w:ascii="Cambria Math" w:hAnsi="Cambria Math" w:cs="Cambria Math"/>
+        </w:rPr>
+        <w:t>‑</w:t>
+      </w:r>
+      <w:r>
+        <w:t xml:space="preserve">GNSS (GPS + </w:t>
+      </w:r>
+      <w:proofErr w:type="spellStart"/>
+      <w:r>
+        <w:t>Galileo</w:t>
+      </w:r>
+      <w:proofErr w:type="spellEnd"/>
+      <w:r>
+        <w:t xml:space="preserve"> + </w:t>
+      </w:r>
+      <w:proofErr w:type="spellStart"/>
+      <w:r>
+        <w:t>BeiDou</w:t>
+      </w:r>
+      <w:proofErr w:type="spellEnd"/>
+      <w:r>
+        <w:t xml:space="preserve"> + GLONASS) </w:t>
+      </w:r>
+      <w:r>
+        <w:t>i</w:t>
+      </w:r>
+      <w:r>
+        <w:t>s meer precies en</w:t>
+      </w:r>
+      <w:r>
+        <w:t xml:space="preserve"> betrouwbaar, maar ook duurder</w:t>
+      </w:r>
+    </w:p>
+    <w:p>
+      <w:pPr>
+        <w:pStyle w:val="ListParagraph"/>
+        <w:numPr>
+          <w:ilvl w:val="0"/>
+          <w:numId w:val="75"/>
+        </w:numPr>
         <w:rPr>
           <w:lang w:val="en-US"/>
         </w:rPr>
       </w:pPr>
-    </w:p>
-    <w:p>
-      <w:pPr>
+      <w:r>
         <w:rPr>
           <w:lang w:val="en-US"/>
         </w:rPr>
-      </w:pPr>
-    </w:p>
-    <w:p>
-      <w:pPr>
+        <w:t>L</w:t>
+      </w:r>
+      <w:r>
         <w:rPr>
           <w:lang w:val="en-US"/>
         </w:rPr>
+        <w:t>ow power (sub</w:t>
+      </w:r>
+      <w:r>
+        <w:rPr>
+          <w:rFonts w:ascii="Cambria Math" w:hAnsi="Cambria Math" w:cs="Cambria Math"/>
+          <w:lang w:val="en-US"/>
+        </w:rPr>
+        <w:t>‑</w:t>
+      </w:r>
+      <w:proofErr w:type="spellStart"/>
+      <w:r>
+        <w:rPr>
+          <w:lang w:val="en-US"/>
+        </w:rPr>
+        <w:t>mW</w:t>
+      </w:r>
+      <w:proofErr w:type="spellEnd"/>
+      <w:r>
+        <w:rPr>
+          <w:lang w:val="en-US"/>
+        </w:rPr>
+        <w:t xml:space="preserve"> standby)</w:t>
+      </w:r>
+    </w:p>
+    <w:p>
+      <w:pPr>
+        <w:pStyle w:val="ListParagraph"/>
+        <w:numPr>
+          <w:ilvl w:val="0"/>
+          <w:numId w:val="75"/>
+        </w:numPr>
+      </w:pPr>
+      <w:r>
+        <w:t>M</w:t>
+      </w:r>
+      <w:r>
+        <w:t>eter-level precisie is genoeg</w:t>
+      </w:r>
+      <w:r>
+        <w:t xml:space="preserve"> </w:t>
+      </w:r>
+    </w:p>
+    <w:p>
+      <w:pPr>
+        <w:pStyle w:val="ListParagraph"/>
+        <w:numPr>
+          <w:ilvl w:val="0"/>
+          <w:numId w:val="75"/>
+        </w:numPr>
+      </w:pPr>
+      <w:r>
+        <w:t xml:space="preserve">Update </w:t>
+      </w:r>
+      <w:proofErr w:type="spellStart"/>
+      <w:r>
+        <w:t>rate</w:t>
+      </w:r>
+      <w:proofErr w:type="spellEnd"/>
+      <w:r>
+        <w:t xml:space="preserve"> (communicatie met MCU) en fix </w:t>
+      </w:r>
+      <w:proofErr w:type="spellStart"/>
+      <w:r>
+        <w:t>rate</w:t>
+      </w:r>
+      <w:proofErr w:type="spellEnd"/>
+      <w:r>
+        <w:t xml:space="preserve"> (Locatiebepaling) mogen laag zijn</w:t>
+      </w:r>
+      <w:r>
+        <w:br/>
+        <w:t>-&gt; 1Hz, of zelfs kleiner?</w:t>
+      </w:r>
+    </w:p>
+    <w:p>
+      <w:pPr>
+        <w:pStyle w:val="ListParagraph"/>
+        <w:numPr>
+          <w:ilvl w:val="0"/>
+          <w:numId w:val="75"/>
+        </w:numPr>
+      </w:pPr>
+      <w:r>
+        <w:t>I</w:t>
+      </w:r>
+      <w:r>
+        <w:t>nterface: UART of I2C</w:t>
+      </w:r>
+    </w:p>
+    <w:p>
+      <w:pPr>
+        <w:pStyle w:val="ListParagraph"/>
+        <w:numPr>
+          <w:ilvl w:val="0"/>
+          <w:numId w:val="75"/>
+        </w:numPr>
+      </w:pPr>
+      <w:r>
+        <w:t>Geschikt voor buiten</w:t>
+      </w:r>
+    </w:p>
+    <w:p>
+      <w:pPr>
+        <w:pStyle w:val="Heading2"/>
+      </w:pPr>
+      <w:bookmarkStart w:id="31" w:name="_Toc223353062"/>
+      <w:proofErr w:type="spellStart"/>
+      <w:r>
+        <w:t>Opties</w:t>
+      </w:r>
+      <w:bookmarkEnd w:id="31"/>
+      <w:proofErr w:type="spellEnd"/>
+    </w:p>
+    <w:p>
+      <w:r>
+        <w:t>U-</w:t>
+      </w:r>
+      <w:proofErr w:type="spellStart"/>
+      <w:r>
+        <w:t>blox</w:t>
+      </w:r>
+      <w:proofErr w:type="spellEnd"/>
+      <w:r>
+        <w:t xml:space="preserve"> en </w:t>
+      </w:r>
+      <w:proofErr w:type="spellStart"/>
+      <w:r>
+        <w:t>Quectel</w:t>
+      </w:r>
+      <w:proofErr w:type="spellEnd"/>
+      <w:r>
+        <w:t xml:space="preserve"> heb</w:t>
+      </w:r>
+      <w:r>
+        <w:t>ben goede modules</w:t>
+      </w:r>
+    </w:p>
+    <w:p>
+      <w:pPr>
+        <w:pStyle w:val="Heading3"/>
+      </w:pPr>
+      <w:r>
+        <w:t>U-</w:t>
+      </w:r>
+      <w:proofErr w:type="spellStart"/>
+      <w:r>
+        <w:t>blox</w:t>
+      </w:r>
+      <w:proofErr w:type="spellEnd"/>
+    </w:p>
+    <w:p>
+      <w:hyperlink r:id="rId71" w:history="1">
+        <w:r>
+          <w:rPr>
+            <w:rStyle w:val="Hyperlink"/>
+          </w:rPr>
+          <w:t>MAX-M10 series</w:t>
+        </w:r>
+      </w:hyperlink>
+    </w:p>
+    <w:p>
+      <w:pPr>
+        <w:pStyle w:val="ListParagraph"/>
+        <w:numPr>
+          <w:ilvl w:val="0"/>
+          <w:numId w:val="66"/>
+        </w:numPr>
+      </w:pPr>
+      <w:r>
+        <w:t>Ultra low power (&lt;25mW)</w:t>
+      </w:r>
+    </w:p>
+    <w:p>
+      <w:pPr>
+        <w:pStyle w:val="ListParagraph"/>
+        <w:numPr>
+          <w:ilvl w:val="0"/>
+          <w:numId w:val="66"/>
+        </w:numPr>
+        <w:rPr>
+          <w:lang w:val="en-US"/>
+        </w:rPr>
+      </w:pPr>
+      <w:r>
+        <w:t xml:space="preserve">GPS, GLONASS, </w:t>
+      </w:r>
+      <w:proofErr w:type="spellStart"/>
+      <w:r>
+        <w:t>Galileo</w:t>
+      </w:r>
+      <w:proofErr w:type="spellEnd"/>
+      <w:r>
+        <w:t xml:space="preserve">, </w:t>
+      </w:r>
+      <w:proofErr w:type="spellStart"/>
+      <w:r>
+        <w:t>BeiDou</w:t>
+      </w:r>
+      <w:proofErr w:type="spellEnd"/>
+    </w:p>
+    <w:p>
+      <w:pPr>
+        <w:pStyle w:val="ListParagraph"/>
+        <w:numPr>
+          <w:ilvl w:val="0"/>
+          <w:numId w:val="66"/>
+        </w:numPr>
+      </w:pPr>
+      <w:r>
+        <w:t>Goede performance met kleine antennes</w:t>
+      </w:r>
+    </w:p>
+    <w:p>
+      <w:pPr>
+        <w:pStyle w:val="ListParagraph"/>
+        <w:numPr>
+          <w:ilvl w:val="0"/>
+          <w:numId w:val="66"/>
+        </w:numPr>
+      </w:pPr>
+      <w:r>
+        <w:t>MAX-M10M-20B</w:t>
+      </w:r>
+      <w:r>
+        <w:t xml:space="preserve"> is nieuw en heeft ook:</w:t>
+      </w:r>
+    </w:p>
+    <w:p>
+      <w:pPr>
+        <w:pStyle w:val="ListParagraph"/>
+        <w:numPr>
+          <w:ilvl w:val="1"/>
+          <w:numId w:val="66"/>
+        </w:numPr>
+      </w:pPr>
+      <w:r>
+        <w:t xml:space="preserve"> SBAS (</w:t>
+      </w:r>
+      <w:proofErr w:type="spellStart"/>
+      <w:r>
+        <w:t>Satellite-Based</w:t>
+      </w:r>
+      <w:proofErr w:type="spellEnd"/>
+      <w:r>
+        <w:t xml:space="preserve"> </w:t>
+      </w:r>
+      <w:proofErr w:type="spellStart"/>
+      <w:r>
+        <w:t>Augmentation</w:t>
+      </w:r>
+      <w:proofErr w:type="spellEnd"/>
+      <w:r>
+        <w:t xml:space="preserve"> System</w:t>
+      </w:r>
+      <w:r>
+        <w:t>)</w:t>
+      </w:r>
+    </w:p>
+    <w:p>
+      <w:pPr>
+        <w:pStyle w:val="ListParagraph"/>
+        <w:numPr>
+          <w:ilvl w:val="1"/>
+          <w:numId w:val="66"/>
+        </w:numPr>
+      </w:pPr>
+      <w:r>
+        <w:t xml:space="preserve">LNA (low </w:t>
+      </w:r>
+      <w:proofErr w:type="spellStart"/>
+      <w:r>
+        <w:t>noise</w:t>
+      </w:r>
+      <w:proofErr w:type="spellEnd"/>
+      <w:r>
+        <w:t xml:space="preserve"> amplifier)</w:t>
+      </w:r>
+    </w:p>
+    <w:p>
+      <w:pPr>
+        <w:pStyle w:val="ListParagraph"/>
+        <w:numPr>
+          <w:ilvl w:val="1"/>
+          <w:numId w:val="66"/>
+        </w:numPr>
+      </w:pPr>
+      <w:r>
+        <w:rPr>
+          <w:lang w:val="en-US"/>
+        </w:rPr>
+        <w:t>SAW filter (</w:t>
+      </w:r>
+      <w:r>
+        <w:rPr>
+          <w:lang w:val="en-US"/>
+        </w:rPr>
+        <w:t>Surface Acoustic Wave</w:t>
+      </w:r>
+      <w:r>
+        <w:rPr>
+          <w:lang w:val="en-US"/>
+        </w:rPr>
+        <w:t>)</w:t>
+      </w:r>
+    </w:p>
+    <w:p>
+      <w:pPr>
+        <w:pStyle w:val="ListParagraph"/>
+        <w:numPr>
+          <w:ilvl w:val="0"/>
+          <w:numId w:val="66"/>
+        </w:numPr>
+      </w:pPr>
+      <w:hyperlink r:id="rId72" w:history="1">
+        <w:r>
+          <w:rPr>
+            <w:rStyle w:val="Hyperlink"/>
+          </w:rPr>
+          <w:t xml:space="preserve">Goedkoopste modules op </w:t>
+        </w:r>
+        <w:proofErr w:type="spellStart"/>
+        <w:r>
+          <w:rPr>
+            <w:rStyle w:val="Hyperlink"/>
+          </w:rPr>
+          <w:t>mouser</w:t>
+        </w:r>
+        <w:proofErr w:type="spellEnd"/>
+      </w:hyperlink>
+    </w:p>
+    <w:p/>
+    <w:p>
+      <w:hyperlink r:id="rId73" w:history="1">
+        <w:r>
+          <w:rPr>
+            <w:rStyle w:val="Hyperlink"/>
+          </w:rPr>
+          <w:t>MAX-M10M-20B</w:t>
+        </w:r>
+      </w:hyperlink>
+      <w:r>
+        <w:t xml:space="preserve"> lijkt de beste optie van U-</w:t>
+      </w:r>
+      <w:proofErr w:type="spellStart"/>
+      <w:r>
+        <w:t>blox</w:t>
+      </w:r>
+      <w:proofErr w:type="spellEnd"/>
+    </w:p>
+    <w:p>
+      <w:pPr>
+        <w:pStyle w:val="ListParagraph"/>
+        <w:numPr>
+          <w:ilvl w:val="0"/>
+          <w:numId w:val="66"/>
+        </w:numPr>
+      </w:pPr>
+      <w:hyperlink r:id="rId74" w:history="1">
+        <w:proofErr w:type="spellStart"/>
+        <w:r>
+          <w:rPr>
+            <w:rStyle w:val="Hyperlink"/>
+          </w:rPr>
+          <w:t>Mouser</w:t>
+        </w:r>
+        <w:proofErr w:type="spellEnd"/>
+      </w:hyperlink>
+      <w:r>
+        <w:t xml:space="preserve">: </w:t>
+      </w:r>
+      <w:r>
+        <w:t xml:space="preserve">€5.53, </w:t>
+      </w:r>
+      <w:r>
+        <w:t>Nieuw</w:t>
+      </w:r>
+      <w:r>
+        <w:t>:</w:t>
+      </w:r>
+      <w:r>
+        <w:t xml:space="preserve"> beschikbaar vanaf 09/04/26</w:t>
+      </w:r>
+    </w:p>
+    <w:p>
+      <w:pPr>
+        <w:pStyle w:val="ListParagraph"/>
+        <w:numPr>
+          <w:ilvl w:val="0"/>
+          <w:numId w:val="66"/>
+        </w:numPr>
+      </w:pPr>
+      <w:hyperlink r:id="rId75" w:history="1">
+        <w:proofErr w:type="spellStart"/>
+        <w:r>
+          <w:rPr>
+            <w:rStyle w:val="Hyperlink"/>
+          </w:rPr>
+          <w:t>Digikey</w:t>
+        </w:r>
+        <w:proofErr w:type="spellEnd"/>
+      </w:hyperlink>
+      <w:r>
+        <w:t>: €5.84 (€5.2 per 1000)</w:t>
+      </w:r>
+    </w:p>
+    <w:p>
+      <w:pPr>
+        <w:pStyle w:val="ListParagraph"/>
+        <w:numPr>
+          <w:ilvl w:val="0"/>
+          <w:numId w:val="66"/>
+        </w:numPr>
+      </w:pPr>
+      <w:r>
+        <w:t xml:space="preserve">Niet bij </w:t>
+      </w:r>
+      <w:proofErr w:type="spellStart"/>
+      <w:r>
+        <w:t>Farnell</w:t>
+      </w:r>
+      <w:proofErr w:type="spellEnd"/>
+    </w:p>
+    <w:p/>
+    <w:p>
+      <w:pPr>
+        <w:pStyle w:val="Heading3"/>
+      </w:pPr>
+      <w:proofErr w:type="spellStart"/>
+      <w:r>
+        <w:lastRenderedPageBreak/>
+        <w:t>Quectel</w:t>
+      </w:r>
+      <w:proofErr w:type="spellEnd"/>
+    </w:p>
+    <w:p/>
+    <w:p>
+      <w:pPr>
+        <w:pStyle w:val="Heading2"/>
+      </w:pPr>
+      <w:bookmarkStart w:id="32" w:name="_Toc223353063"/>
+      <w:proofErr w:type="spellStart"/>
+      <w:r>
+        <w:t>Keuze</w:t>
+      </w:r>
+      <w:bookmarkEnd w:id="32"/>
+      <w:proofErr w:type="spellEnd"/>
+    </w:p>
+    <w:p>
+      <w:pPr>
+        <w:rPr>
+          <w:lang w:val="en-US"/>
+        </w:rPr>
       </w:pPr>
     </w:p>
     <w:p>
       <w:pPr>
         <w:pStyle w:val="Heading1"/>
       </w:pPr>
-      <w:bookmarkStart w:id="30" w:name="_Toc223174387"/>
+      <w:bookmarkStart w:id="33" w:name="_Toc223353064"/>
       <w:r>
         <w:t>E-ink display</w:t>
       </w:r>
-      <w:bookmarkEnd w:id="30"/>
+      <w:bookmarkEnd w:id="33"/>
     </w:p>
     <w:p>
       <w:pPr>
@@ -10216,11 +11098,11 @@
       <w:pPr>
         <w:pStyle w:val="Heading1"/>
       </w:pPr>
-      <w:bookmarkStart w:id="31" w:name="_Toc223174388"/>
+      <w:bookmarkStart w:id="34" w:name="_Toc223353065"/>
       <w:r>
         <w:t>Accelerometer</w:t>
       </w:r>
-      <w:bookmarkEnd w:id="31"/>
+      <w:bookmarkEnd w:id="34"/>
     </w:p>
     <w:p>
       <w:pPr>
@@ -10233,11 +11115,11 @@
       <w:pPr>
         <w:pStyle w:val="Heading1"/>
       </w:pPr>
-      <w:bookmarkStart w:id="32" w:name="_Toc223174389"/>
+      <w:bookmarkStart w:id="35" w:name="_Toc223353066"/>
       <w:r>
         <w:t>Battery management system</w:t>
       </w:r>
-      <w:bookmarkEnd w:id="32"/>
+      <w:bookmarkEnd w:id="35"/>
     </w:p>
     <w:p>
       <w:pPr>
@@ -10250,11 +11132,11 @@
       <w:pPr>
         <w:pStyle w:val="Heading1"/>
       </w:pPr>
-      <w:bookmarkStart w:id="33" w:name="_Toc223174390"/>
+      <w:bookmarkStart w:id="36" w:name="_Toc223353067"/>
       <w:r>
         <w:t>Motor/solenoide</w:t>
       </w:r>
-      <w:bookmarkEnd w:id="33"/>
+      <w:bookmarkEnd w:id="36"/>
     </w:p>
     <w:p>
       <w:pPr>
@@ -10267,11 +11149,11 @@
       <w:pPr>
         <w:pStyle w:val="Heading1"/>
       </w:pPr>
-      <w:bookmarkStart w:id="34" w:name="_Toc223174391"/>
+      <w:bookmarkStart w:id="37" w:name="_Toc223353068"/>
       <w:r>
         <w:t>Samenvatting keuzes</w:t>
       </w:r>
-      <w:bookmarkEnd w:id="34"/>
+      <w:bookmarkEnd w:id="37"/>
     </w:p>
     <w:p>
       <w:pPr>
@@ -10284,11 +11166,11 @@
       <w:pPr>
         <w:pStyle w:val="Heading1"/>
       </w:pPr>
-      <w:bookmarkStart w:id="35" w:name="_Toc223174392"/>
+      <w:bookmarkStart w:id="38" w:name="_Toc223353069"/>
       <w:r>
         <w:t>BOM</w:t>
       </w:r>
-      <w:bookmarkEnd w:id="35"/>
+      <w:bookmarkEnd w:id="38"/>
     </w:p>
     <w:p>
       <w:pPr>
@@ -10305,7 +11187,7 @@
       </w:pPr>
     </w:p>
     <w:sectPr>
-      <w:headerReference w:type="default" r:id="rId70"/>
+      <w:headerReference w:type="default" r:id="rId76"/>
       <w:type w:val="continuous"/>
       <w:pgSz w:w="11906" w:h="16838"/>
       <w:pgMar w:top="1417" w:right="1417" w:bottom="1417" w:left="1417" w:header="708" w:footer="708" w:gutter="0"/>
@@ -10756,7 +11638,7 @@
         <w:rFonts w:ascii="Courier New" w:hAnsi="Courier New" w:cs="Courier New" w:hint="default"/>
       </w:rPr>
     </w:lvl>
-    <w:lvl w:ilvl="2" w:tplc="20000005" w:tentative="1">
+    <w:lvl w:ilvl="2" w:tplc="20000005">
       <w:start w:val="1"/>
       <w:numFmt w:val="bullet"/>
       <w:lvlText w:val=""/>
@@ -14936,6 +15818,119 @@
     </w:lvl>
   </w:abstractNum>
   <w:abstractNum w:abstractNumId="39" w15:restartNumberingAfterBreak="0">
+    <w:nsid w:val="3C3E5D87"/>
+    <w:multiLevelType w:val="hybridMultilevel"/>
+    <w:tmpl w:val="8C365678"/>
+    <w:lvl w:ilvl="0" w:tplc="20000001">
+      <w:start w:val="1"/>
+      <w:numFmt w:val="bullet"/>
+      <w:lvlText w:val=""/>
+      <w:lvlJc w:val="left"/>
+      <w:pPr>
+        <w:ind w:left="720" w:hanging="360"/>
+      </w:pPr>
+      <w:rPr>
+        <w:rFonts w:ascii="Symbol" w:hAnsi="Symbol" w:hint="default"/>
+      </w:rPr>
+    </w:lvl>
+    <w:lvl w:ilvl="1" w:tplc="20000003" w:tentative="1">
+      <w:start w:val="1"/>
+      <w:numFmt w:val="bullet"/>
+      <w:lvlText w:val="o"/>
+      <w:lvlJc w:val="left"/>
+      <w:pPr>
+        <w:ind w:left="1440" w:hanging="360"/>
+      </w:pPr>
+      <w:rPr>
+        <w:rFonts w:ascii="Courier New" w:hAnsi="Courier New" w:cs="Courier New" w:hint="default"/>
+      </w:rPr>
+    </w:lvl>
+    <w:lvl w:ilvl="2" w:tplc="20000005" w:tentative="1">
+      <w:start w:val="1"/>
+      <w:numFmt w:val="bullet"/>
+      <w:lvlText w:val=""/>
+      <w:lvlJc w:val="left"/>
+      <w:pPr>
+        <w:ind w:left="2160" w:hanging="360"/>
+      </w:pPr>
+      <w:rPr>
+        <w:rFonts w:ascii="Wingdings" w:hAnsi="Wingdings" w:hint="default"/>
+      </w:rPr>
+    </w:lvl>
+    <w:lvl w:ilvl="3" w:tplc="20000001" w:tentative="1">
+      <w:start w:val="1"/>
+      <w:numFmt w:val="bullet"/>
+      <w:lvlText w:val=""/>
+      <w:lvlJc w:val="left"/>
+      <w:pPr>
+        <w:ind w:left="2880" w:hanging="360"/>
+      </w:pPr>
+      <w:rPr>
+        <w:rFonts w:ascii="Symbol" w:hAnsi="Symbol" w:hint="default"/>
+      </w:rPr>
+    </w:lvl>
+    <w:lvl w:ilvl="4" w:tplc="20000003" w:tentative="1">
+      <w:start w:val="1"/>
+      <w:numFmt w:val="bullet"/>
+      <w:lvlText w:val="o"/>
+      <w:lvlJc w:val="left"/>
+      <w:pPr>
+        <w:ind w:left="3600" w:hanging="360"/>
+      </w:pPr>
+      <w:rPr>
+        <w:rFonts w:ascii="Courier New" w:hAnsi="Courier New" w:cs="Courier New" w:hint="default"/>
+      </w:rPr>
+    </w:lvl>
+    <w:lvl w:ilvl="5" w:tplc="20000005" w:tentative="1">
+      <w:start w:val="1"/>
+      <w:numFmt w:val="bullet"/>
+      <w:lvlText w:val=""/>
+      <w:lvlJc w:val="left"/>
+      <w:pPr>
+        <w:ind w:left="4320" w:hanging="360"/>
+      </w:pPr>
+      <w:rPr>
+        <w:rFonts w:ascii="Wingdings" w:hAnsi="Wingdings" w:hint="default"/>
+      </w:rPr>
+    </w:lvl>
+    <w:lvl w:ilvl="6" w:tplc="20000001" w:tentative="1">
+      <w:start w:val="1"/>
+      <w:numFmt w:val="bullet"/>
+      <w:lvlText w:val=""/>
+      <w:lvlJc w:val="left"/>
+      <w:pPr>
+        <w:ind w:left="5040" w:hanging="360"/>
+      </w:pPr>
+      <w:rPr>
+        <w:rFonts w:ascii="Symbol" w:hAnsi="Symbol" w:hint="default"/>
+      </w:rPr>
+    </w:lvl>
+    <w:lvl w:ilvl="7" w:tplc="20000003" w:tentative="1">
+      <w:start w:val="1"/>
+      <w:numFmt w:val="bullet"/>
+      <w:lvlText w:val="o"/>
+      <w:lvlJc w:val="left"/>
+      <w:pPr>
+        <w:ind w:left="5760" w:hanging="360"/>
+      </w:pPr>
+      <w:rPr>
+        <w:rFonts w:ascii="Courier New" w:hAnsi="Courier New" w:cs="Courier New" w:hint="default"/>
+      </w:rPr>
+    </w:lvl>
+    <w:lvl w:ilvl="8" w:tplc="20000005" w:tentative="1">
+      <w:start w:val="1"/>
+      <w:numFmt w:val="bullet"/>
+      <w:lvlText w:val=""/>
+      <w:lvlJc w:val="left"/>
+      <w:pPr>
+        <w:ind w:left="6480" w:hanging="360"/>
+      </w:pPr>
+      <w:rPr>
+        <w:rFonts w:ascii="Wingdings" w:hAnsi="Wingdings" w:hint="default"/>
+      </w:rPr>
+    </w:lvl>
+  </w:abstractNum>
+  <w:abstractNum w:abstractNumId="40" w15:restartNumberingAfterBreak="0">
     <w:nsid w:val="3CD1597C"/>
     <w:multiLevelType w:val="hybridMultilevel"/>
     <w:tmpl w:val="57061936"/>
@@ -15047,7 +16042,7 @@
       </w:rPr>
     </w:lvl>
   </w:abstractNum>
-  <w:abstractNum w:abstractNumId="40" w15:restartNumberingAfterBreak="0">
+  <w:abstractNum w:abstractNumId="41" w15:restartNumberingAfterBreak="0">
     <w:nsid w:val="4229574E"/>
     <w:multiLevelType w:val="hybridMultilevel"/>
     <w:tmpl w:val="1A2A300C"/>
@@ -15160,7 +16155,7 @@
       </w:rPr>
     </w:lvl>
   </w:abstractNum>
-  <w:abstractNum w:abstractNumId="41" w15:restartNumberingAfterBreak="0">
+  <w:abstractNum w:abstractNumId="42" w15:restartNumberingAfterBreak="0">
     <w:nsid w:val="4358512A"/>
     <w:multiLevelType w:val="hybridMultilevel"/>
     <w:tmpl w:val="03C88DAC"/>
@@ -15273,7 +16268,7 @@
       </w:rPr>
     </w:lvl>
   </w:abstractNum>
-  <w:abstractNum w:abstractNumId="42" w15:restartNumberingAfterBreak="0">
+  <w:abstractNum w:abstractNumId="43" w15:restartNumberingAfterBreak="0">
     <w:nsid w:val="450106E0"/>
     <w:multiLevelType w:val="hybridMultilevel"/>
     <w:tmpl w:val="ACACDACE"/>
@@ -15386,7 +16381,7 @@
       </w:rPr>
     </w:lvl>
   </w:abstractNum>
-  <w:abstractNum w:abstractNumId="43" w15:restartNumberingAfterBreak="0">
+  <w:abstractNum w:abstractNumId="44" w15:restartNumberingAfterBreak="0">
     <w:nsid w:val="48D84E1E"/>
     <w:multiLevelType w:val="hybridMultilevel"/>
     <w:tmpl w:val="4746B60E"/>
@@ -15499,7 +16494,7 @@
       </w:rPr>
     </w:lvl>
   </w:abstractNum>
-  <w:abstractNum w:abstractNumId="44" w15:restartNumberingAfterBreak="0">
+  <w:abstractNum w:abstractNumId="45" w15:restartNumberingAfterBreak="0">
     <w:nsid w:val="4BFF433C"/>
     <w:multiLevelType w:val="hybridMultilevel"/>
     <w:tmpl w:val="26363A30"/>
@@ -15612,7 +16607,7 @@
       </w:rPr>
     </w:lvl>
   </w:abstractNum>
-  <w:abstractNum w:abstractNumId="45" w15:restartNumberingAfterBreak="0">
+  <w:abstractNum w:abstractNumId="46" w15:restartNumberingAfterBreak="0">
     <w:nsid w:val="4E0716DC"/>
     <w:multiLevelType w:val="hybridMultilevel"/>
     <w:tmpl w:val="C40236D6"/>
@@ -15725,7 +16720,7 @@
       </w:rPr>
     </w:lvl>
   </w:abstractNum>
-  <w:abstractNum w:abstractNumId="46" w15:restartNumberingAfterBreak="0">
+  <w:abstractNum w:abstractNumId="47" w15:restartNumberingAfterBreak="0">
     <w:nsid w:val="504072F4"/>
     <w:multiLevelType w:val="hybridMultilevel"/>
     <w:tmpl w:val="7AA6AFAA"/>
@@ -15838,7 +16833,7 @@
       </w:rPr>
     </w:lvl>
   </w:abstractNum>
-  <w:abstractNum w:abstractNumId="47" w15:restartNumberingAfterBreak="0">
+  <w:abstractNum w:abstractNumId="48" w15:restartNumberingAfterBreak="0">
     <w:nsid w:val="510C7DAA"/>
     <w:multiLevelType w:val="hybridMultilevel"/>
     <w:tmpl w:val="7EFE5306"/>
@@ -15951,7 +16946,7 @@
       </w:rPr>
     </w:lvl>
   </w:abstractNum>
-  <w:abstractNum w:abstractNumId="48" w15:restartNumberingAfterBreak="0">
+  <w:abstractNum w:abstractNumId="49" w15:restartNumberingAfterBreak="0">
     <w:nsid w:val="51A02072"/>
     <w:multiLevelType w:val="hybridMultilevel"/>
     <w:tmpl w:val="1D9E8FB8"/>
@@ -16064,7 +17059,7 @@
       </w:rPr>
     </w:lvl>
   </w:abstractNum>
-  <w:abstractNum w:abstractNumId="49" w15:restartNumberingAfterBreak="0">
+  <w:abstractNum w:abstractNumId="50" w15:restartNumberingAfterBreak="0">
     <w:nsid w:val="523B68D4"/>
     <w:multiLevelType w:val="hybridMultilevel"/>
     <w:tmpl w:val="D4F8BA8E"/>
@@ -16177,7 +17172,7 @@
       </w:rPr>
     </w:lvl>
   </w:abstractNum>
-  <w:abstractNum w:abstractNumId="50" w15:restartNumberingAfterBreak="0">
+  <w:abstractNum w:abstractNumId="51" w15:restartNumberingAfterBreak="0">
     <w:nsid w:val="53151341"/>
     <w:multiLevelType w:val="hybridMultilevel"/>
     <w:tmpl w:val="88AEFA22"/>
@@ -16290,7 +17285,7 @@
       </w:rPr>
     </w:lvl>
   </w:abstractNum>
-  <w:abstractNum w:abstractNumId="51" w15:restartNumberingAfterBreak="0">
+  <w:abstractNum w:abstractNumId="52" w15:restartNumberingAfterBreak="0">
     <w:nsid w:val="540477FE"/>
     <w:multiLevelType w:val="hybridMultilevel"/>
     <w:tmpl w:val="5D284B20"/>
@@ -16402,7 +17397,7 @@
       </w:rPr>
     </w:lvl>
   </w:abstractNum>
-  <w:abstractNum w:abstractNumId="52" w15:restartNumberingAfterBreak="0">
+  <w:abstractNum w:abstractNumId="53" w15:restartNumberingAfterBreak="0">
     <w:nsid w:val="55753688"/>
     <w:multiLevelType w:val="hybridMultilevel"/>
     <w:tmpl w:val="7DD0FCDE"/>
@@ -16514,7 +17509,7 @@
       </w:rPr>
     </w:lvl>
   </w:abstractNum>
-  <w:abstractNum w:abstractNumId="53" w15:restartNumberingAfterBreak="0">
+  <w:abstractNum w:abstractNumId="54" w15:restartNumberingAfterBreak="0">
     <w:nsid w:val="557B2A58"/>
     <w:multiLevelType w:val="hybridMultilevel"/>
     <w:tmpl w:val="708C4562"/>
@@ -16627,7 +17622,7 @@
       </w:rPr>
     </w:lvl>
   </w:abstractNum>
-  <w:abstractNum w:abstractNumId="54" w15:restartNumberingAfterBreak="0">
+  <w:abstractNum w:abstractNumId="55" w15:restartNumberingAfterBreak="0">
     <w:nsid w:val="564E3E2A"/>
     <w:multiLevelType w:val="hybridMultilevel"/>
     <w:tmpl w:val="AD9259B4"/>
@@ -16740,7 +17735,7 @@
       </w:rPr>
     </w:lvl>
   </w:abstractNum>
-  <w:abstractNum w:abstractNumId="55" w15:restartNumberingAfterBreak="0">
+  <w:abstractNum w:abstractNumId="56" w15:restartNumberingAfterBreak="0">
     <w:nsid w:val="597513F1"/>
     <w:multiLevelType w:val="hybridMultilevel"/>
     <w:tmpl w:val="5372A88A"/>
@@ -16853,7 +17848,7 @@
       </w:rPr>
     </w:lvl>
   </w:abstractNum>
-  <w:abstractNum w:abstractNumId="56" w15:restartNumberingAfterBreak="0">
+  <w:abstractNum w:abstractNumId="57" w15:restartNumberingAfterBreak="0">
     <w:nsid w:val="5A7E5FD6"/>
     <w:multiLevelType w:val="hybridMultilevel"/>
     <w:tmpl w:val="CA2238D4"/>
@@ -16966,7 +17961,7 @@
       </w:rPr>
     </w:lvl>
   </w:abstractNum>
-  <w:abstractNum w:abstractNumId="57" w15:restartNumberingAfterBreak="0">
+  <w:abstractNum w:abstractNumId="58" w15:restartNumberingAfterBreak="0">
     <w:nsid w:val="5D7D5C8F"/>
     <w:multiLevelType w:val="hybridMultilevel"/>
     <w:tmpl w:val="4016FC48"/>
@@ -17079,7 +18074,7 @@
       </w:rPr>
     </w:lvl>
   </w:abstractNum>
-  <w:abstractNum w:abstractNumId="58" w15:restartNumberingAfterBreak="0">
+  <w:abstractNum w:abstractNumId="59" w15:restartNumberingAfterBreak="0">
     <w:nsid w:val="5E581D9F"/>
     <w:multiLevelType w:val="multilevel"/>
     <w:tmpl w:val="37CCDC1E"/>
@@ -17228,7 +18223,7 @@
       </w:rPr>
     </w:lvl>
   </w:abstractNum>
-  <w:abstractNum w:abstractNumId="59" w15:restartNumberingAfterBreak="0">
+  <w:abstractNum w:abstractNumId="60" w15:restartNumberingAfterBreak="0">
     <w:nsid w:val="5EF80A9E"/>
     <w:multiLevelType w:val="hybridMultilevel"/>
     <w:tmpl w:val="9AD8E2E8"/>
@@ -17341,7 +18336,7 @@
       </w:rPr>
     </w:lvl>
   </w:abstractNum>
-  <w:abstractNum w:abstractNumId="60" w15:restartNumberingAfterBreak="0">
+  <w:abstractNum w:abstractNumId="61" w15:restartNumberingAfterBreak="0">
     <w:nsid w:val="5FFB6413"/>
     <w:multiLevelType w:val="hybridMultilevel"/>
     <w:tmpl w:val="DCCACF38"/>
@@ -17454,7 +18449,7 @@
       </w:rPr>
     </w:lvl>
   </w:abstractNum>
-  <w:abstractNum w:abstractNumId="61" w15:restartNumberingAfterBreak="0">
+  <w:abstractNum w:abstractNumId="62" w15:restartNumberingAfterBreak="0">
     <w:nsid w:val="632E3488"/>
     <w:multiLevelType w:val="hybridMultilevel"/>
     <w:tmpl w:val="FB467338"/>
@@ -17567,7 +18562,7 @@
       </w:rPr>
     </w:lvl>
   </w:abstractNum>
-  <w:abstractNum w:abstractNumId="62" w15:restartNumberingAfterBreak="0">
+  <w:abstractNum w:abstractNumId="63" w15:restartNumberingAfterBreak="0">
     <w:nsid w:val="637D7A77"/>
     <w:multiLevelType w:val="hybridMultilevel"/>
     <w:tmpl w:val="0A1C4700"/>
@@ -17680,7 +18675,7 @@
       </w:rPr>
     </w:lvl>
   </w:abstractNum>
-  <w:abstractNum w:abstractNumId="63" w15:restartNumberingAfterBreak="0">
+  <w:abstractNum w:abstractNumId="64" w15:restartNumberingAfterBreak="0">
     <w:nsid w:val="644D3424"/>
     <w:multiLevelType w:val="hybridMultilevel"/>
     <w:tmpl w:val="29FC1E0A"/>
@@ -17793,7 +18788,7 @@
       </w:rPr>
     </w:lvl>
   </w:abstractNum>
-  <w:abstractNum w:abstractNumId="64" w15:restartNumberingAfterBreak="0">
+  <w:abstractNum w:abstractNumId="65" w15:restartNumberingAfterBreak="0">
     <w:nsid w:val="651F35E7"/>
     <w:multiLevelType w:val="hybridMultilevel"/>
     <w:tmpl w:val="BCDA6C58"/>
@@ -17906,7 +18901,7 @@
       </w:rPr>
     </w:lvl>
   </w:abstractNum>
-  <w:abstractNum w:abstractNumId="65" w15:restartNumberingAfterBreak="0">
+  <w:abstractNum w:abstractNumId="66" w15:restartNumberingAfterBreak="0">
     <w:nsid w:val="66521EBA"/>
     <w:multiLevelType w:val="hybridMultilevel"/>
     <w:tmpl w:val="F32C6FC8"/>
@@ -18019,7 +19014,7 @@
       </w:rPr>
     </w:lvl>
   </w:abstractNum>
-  <w:abstractNum w:abstractNumId="66" w15:restartNumberingAfterBreak="0">
+  <w:abstractNum w:abstractNumId="67" w15:restartNumberingAfterBreak="0">
     <w:nsid w:val="67056837"/>
     <w:multiLevelType w:val="hybridMultilevel"/>
     <w:tmpl w:val="91921294"/>
@@ -18132,7 +19127,7 @@
       </w:rPr>
     </w:lvl>
   </w:abstractNum>
-  <w:abstractNum w:abstractNumId="67" w15:restartNumberingAfterBreak="0">
+  <w:abstractNum w:abstractNumId="68" w15:restartNumberingAfterBreak="0">
     <w:nsid w:val="679349C3"/>
     <w:multiLevelType w:val="hybridMultilevel"/>
     <w:tmpl w:val="115A0B9E"/>
@@ -18245,7 +19240,7 @@
       </w:rPr>
     </w:lvl>
   </w:abstractNum>
-  <w:abstractNum w:abstractNumId="68" w15:restartNumberingAfterBreak="0">
+  <w:abstractNum w:abstractNumId="69" w15:restartNumberingAfterBreak="0">
     <w:nsid w:val="6F4A2F3E"/>
     <w:multiLevelType w:val="hybridMultilevel"/>
     <w:tmpl w:val="1ACED72E"/>
@@ -18358,7 +19353,7 @@
       </w:rPr>
     </w:lvl>
   </w:abstractNum>
-  <w:abstractNum w:abstractNumId="69" w15:restartNumberingAfterBreak="0">
+  <w:abstractNum w:abstractNumId="70" w15:restartNumberingAfterBreak="0">
     <w:nsid w:val="71C90956"/>
     <w:multiLevelType w:val="hybridMultilevel"/>
     <w:tmpl w:val="DAD84AAC"/>
@@ -18470,7 +19465,7 @@
       </w:rPr>
     </w:lvl>
   </w:abstractNum>
-  <w:abstractNum w:abstractNumId="70" w15:restartNumberingAfterBreak="0">
+  <w:abstractNum w:abstractNumId="71" w15:restartNumberingAfterBreak="0">
     <w:nsid w:val="741A5DB8"/>
     <w:multiLevelType w:val="hybridMultilevel"/>
     <w:tmpl w:val="3BDE4022"/>
@@ -18583,7 +19578,7 @@
       </w:rPr>
     </w:lvl>
   </w:abstractNum>
-  <w:abstractNum w:abstractNumId="71" w15:restartNumberingAfterBreak="0">
+  <w:abstractNum w:abstractNumId="72" w15:restartNumberingAfterBreak="0">
     <w:nsid w:val="74C87631"/>
     <w:multiLevelType w:val="hybridMultilevel"/>
     <w:tmpl w:val="F7BCA7E2"/>
@@ -18696,7 +19691,7 @@
       </w:rPr>
     </w:lvl>
   </w:abstractNum>
-  <w:abstractNum w:abstractNumId="72" w15:restartNumberingAfterBreak="0">
+  <w:abstractNum w:abstractNumId="73" w15:restartNumberingAfterBreak="0">
     <w:nsid w:val="74D141A1"/>
     <w:multiLevelType w:val="hybridMultilevel"/>
     <w:tmpl w:val="F85469FE"/>
@@ -18809,7 +19804,7 @@
       </w:rPr>
     </w:lvl>
   </w:abstractNum>
-  <w:abstractNum w:abstractNumId="73" w15:restartNumberingAfterBreak="0">
+  <w:abstractNum w:abstractNumId="74" w15:restartNumberingAfterBreak="0">
     <w:nsid w:val="75E525F6"/>
     <w:multiLevelType w:val="hybridMultilevel"/>
     <w:tmpl w:val="F81282EA"/>
@@ -18922,7 +19917,7 @@
       </w:rPr>
     </w:lvl>
   </w:abstractNum>
-  <w:abstractNum w:abstractNumId="74" w15:restartNumberingAfterBreak="0">
+  <w:abstractNum w:abstractNumId="75" w15:restartNumberingAfterBreak="0">
     <w:nsid w:val="75F338E4"/>
     <w:multiLevelType w:val="hybridMultilevel"/>
     <w:tmpl w:val="84AAE260"/>
@@ -19035,7 +20030,7 @@
       </w:rPr>
     </w:lvl>
   </w:abstractNum>
-  <w:abstractNum w:abstractNumId="75" w15:restartNumberingAfterBreak="0">
+  <w:abstractNum w:abstractNumId="76" w15:restartNumberingAfterBreak="0">
     <w:nsid w:val="791851F9"/>
     <w:multiLevelType w:val="hybridMultilevel"/>
     <w:tmpl w:val="5DCE1C32"/>
@@ -19148,7 +20143,7 @@
       </w:rPr>
     </w:lvl>
   </w:abstractNum>
-  <w:abstractNum w:abstractNumId="76" w15:restartNumberingAfterBreak="0">
+  <w:abstractNum w:abstractNumId="77" w15:restartNumberingAfterBreak="0">
     <w:nsid w:val="7A444A60"/>
     <w:multiLevelType w:val="hybridMultilevel"/>
     <w:tmpl w:val="5DA2727C"/>
@@ -19261,7 +20256,7 @@
       </w:rPr>
     </w:lvl>
   </w:abstractNum>
-  <w:abstractNum w:abstractNumId="77" w15:restartNumberingAfterBreak="0">
+  <w:abstractNum w:abstractNumId="78" w15:restartNumberingAfterBreak="0">
     <w:nsid w:val="7B6356A5"/>
     <w:multiLevelType w:val="hybridMultilevel"/>
     <w:tmpl w:val="200260D6"/>
@@ -19374,7 +20369,7 @@
       </w:rPr>
     </w:lvl>
   </w:abstractNum>
-  <w:abstractNum w:abstractNumId="78" w15:restartNumberingAfterBreak="0">
+  <w:abstractNum w:abstractNumId="79" w15:restartNumberingAfterBreak="0">
     <w:nsid w:val="7D5C78F2"/>
     <w:multiLevelType w:val="hybridMultilevel"/>
     <w:tmpl w:val="1B829CD4"/>
@@ -19494,10 +20489,10 @@
     <w:abstractNumId w:val="1"/>
   </w:num>
   <w:num w:numId="3" w16cid:durableId="789128436">
-    <w:abstractNumId w:val="45"/>
+    <w:abstractNumId w:val="46"/>
   </w:num>
   <w:num w:numId="4" w16cid:durableId="1848787272">
-    <w:abstractNumId w:val="52"/>
+    <w:abstractNumId w:val="53"/>
   </w:num>
   <w:num w:numId="5" w16cid:durableId="356471441">
     <w:abstractNumId w:val="35"/>
@@ -19506,16 +20501,16 @@
     <w:abstractNumId w:val="36"/>
   </w:num>
   <w:num w:numId="7" w16cid:durableId="674382978">
-    <w:abstractNumId w:val="50"/>
+    <w:abstractNumId w:val="51"/>
   </w:num>
   <w:num w:numId="8" w16cid:durableId="1714619866">
     <w:abstractNumId w:val="31"/>
   </w:num>
   <w:num w:numId="9" w16cid:durableId="2091583283">
-    <w:abstractNumId w:val="63"/>
+    <w:abstractNumId w:val="64"/>
   </w:num>
   <w:num w:numId="10" w16cid:durableId="717321902">
-    <w:abstractNumId w:val="40"/>
+    <w:abstractNumId w:val="41"/>
   </w:num>
   <w:num w:numId="11" w16cid:durableId="1163350528">
     <w:abstractNumId w:val="18"/>
@@ -19524,19 +20519,19 @@
     <w:abstractNumId w:val="11"/>
   </w:num>
   <w:num w:numId="13" w16cid:durableId="1150249162">
-    <w:abstractNumId w:val="62"/>
+    <w:abstractNumId w:val="63"/>
   </w:num>
   <w:num w:numId="14" w16cid:durableId="693072010">
     <w:abstractNumId w:val="37"/>
   </w:num>
   <w:num w:numId="15" w16cid:durableId="349912257">
-    <w:abstractNumId w:val="68"/>
+    <w:abstractNumId w:val="69"/>
   </w:num>
   <w:num w:numId="16" w16cid:durableId="1681615006">
-    <w:abstractNumId w:val="49"/>
+    <w:abstractNumId w:val="50"/>
   </w:num>
   <w:num w:numId="17" w16cid:durableId="1941257141">
-    <w:abstractNumId w:val="43"/>
+    <w:abstractNumId w:val="44"/>
   </w:num>
   <w:num w:numId="18" w16cid:durableId="1130131433">
     <w:abstractNumId w:val="7"/>
@@ -19548,22 +20543,22 @@
     <w:abstractNumId w:val="34"/>
   </w:num>
   <w:num w:numId="21" w16cid:durableId="100687704">
-    <w:abstractNumId w:val="77"/>
+    <w:abstractNumId w:val="78"/>
   </w:num>
   <w:num w:numId="22" w16cid:durableId="1046561978">
-    <w:abstractNumId w:val="57"/>
+    <w:abstractNumId w:val="58"/>
   </w:num>
   <w:num w:numId="23" w16cid:durableId="1998806147">
-    <w:abstractNumId w:val="46"/>
+    <w:abstractNumId w:val="47"/>
   </w:num>
   <w:num w:numId="24" w16cid:durableId="233591470">
     <w:abstractNumId w:val="28"/>
   </w:num>
   <w:num w:numId="25" w16cid:durableId="121195139">
-    <w:abstractNumId w:val="53"/>
+    <w:abstractNumId w:val="54"/>
   </w:num>
   <w:num w:numId="26" w16cid:durableId="1176307363">
-    <w:abstractNumId w:val="55"/>
+    <w:abstractNumId w:val="56"/>
   </w:num>
   <w:num w:numId="27" w16cid:durableId="1161505821">
     <w:abstractNumId w:val="15"/>
@@ -19578,16 +20573,16 @@
     <w:abstractNumId w:val="4"/>
   </w:num>
   <w:num w:numId="31" w16cid:durableId="1548105315">
-    <w:abstractNumId w:val="42"/>
+    <w:abstractNumId w:val="43"/>
   </w:num>
   <w:num w:numId="32" w16cid:durableId="880627598">
-    <w:abstractNumId w:val="48"/>
+    <w:abstractNumId w:val="49"/>
   </w:num>
   <w:num w:numId="33" w16cid:durableId="1852914999">
     <w:abstractNumId w:val="22"/>
   </w:num>
   <w:num w:numId="34" w16cid:durableId="1724712719">
-    <w:abstractNumId w:val="70"/>
+    <w:abstractNumId w:val="71"/>
   </w:num>
   <w:num w:numId="35" w16cid:durableId="2019887224">
     <w:abstractNumId w:val="27"/>
@@ -19596,10 +20591,10 @@
     <w:abstractNumId w:val="29"/>
   </w:num>
   <w:num w:numId="37" w16cid:durableId="2064450452">
-    <w:abstractNumId w:val="73"/>
+    <w:abstractNumId w:val="74"/>
   </w:num>
   <w:num w:numId="38" w16cid:durableId="988097607">
-    <w:abstractNumId w:val="66"/>
+    <w:abstractNumId w:val="67"/>
   </w:num>
   <w:num w:numId="39" w16cid:durableId="613251167">
     <w:abstractNumId w:val="24"/>
@@ -19611,7 +20606,7 @@
     <w:abstractNumId w:val="6"/>
   </w:num>
   <w:num w:numId="42" w16cid:durableId="1177385931">
-    <w:abstractNumId w:val="60"/>
+    <w:abstractNumId w:val="61"/>
   </w:num>
   <w:num w:numId="43" w16cid:durableId="1029523250">
     <w:abstractNumId w:val="12"/>
@@ -19674,22 +20669,22 @@
     </w:lvlOverride>
   </w:num>
   <w:num w:numId="45" w16cid:durableId="717558721">
-    <w:abstractNumId w:val="72"/>
+    <w:abstractNumId w:val="73"/>
   </w:num>
   <w:num w:numId="46" w16cid:durableId="141433691">
     <w:abstractNumId w:val="13"/>
   </w:num>
   <w:num w:numId="47" w16cid:durableId="1626233528">
-    <w:abstractNumId w:val="69"/>
+    <w:abstractNumId w:val="70"/>
   </w:num>
   <w:num w:numId="48" w16cid:durableId="1619022656">
-    <w:abstractNumId w:val="64"/>
+    <w:abstractNumId w:val="65"/>
   </w:num>
   <w:num w:numId="49" w16cid:durableId="936015151">
-    <w:abstractNumId w:val="44"/>
+    <w:abstractNumId w:val="45"/>
   </w:num>
   <w:num w:numId="50" w16cid:durableId="1175345243">
-    <w:abstractNumId w:val="67"/>
+    <w:abstractNumId w:val="68"/>
   </w:num>
   <w:num w:numId="51" w16cid:durableId="463892170">
     <w:abstractNumId w:val="20"/>
@@ -19701,7 +20696,7 @@
     <w:abstractNumId w:val="9"/>
   </w:num>
   <w:num w:numId="54" w16cid:durableId="2018653919">
-    <w:abstractNumId w:val="56"/>
+    <w:abstractNumId w:val="57"/>
   </w:num>
   <w:num w:numId="55" w16cid:durableId="413095000">
     <w:abstractNumId w:val="8"/>
@@ -19710,7 +20705,7 @@
     <w:abstractNumId w:val="17"/>
   </w:num>
   <w:num w:numId="57" w16cid:durableId="1355304957">
-    <w:abstractNumId w:val="65"/>
+    <w:abstractNumId w:val="66"/>
   </w:num>
   <w:num w:numId="58" w16cid:durableId="595209479">
     <w:abstractNumId w:val="30"/>
@@ -19719,7 +20714,7 @@
     <w:abstractNumId w:val="25"/>
   </w:num>
   <w:num w:numId="60" w16cid:durableId="1713535263">
-    <w:abstractNumId w:val="76"/>
+    <w:abstractNumId w:val="77"/>
   </w:num>
   <w:num w:numId="61" w16cid:durableId="180318862">
     <w:abstractNumId w:val="0"/>
@@ -19731,7 +20726,7 @@
     <w:abstractNumId w:val="33"/>
   </w:num>
   <w:num w:numId="64" w16cid:durableId="1479305054">
-    <w:abstractNumId w:val="54"/>
+    <w:abstractNumId w:val="55"/>
   </w:num>
   <w:num w:numId="65" w16cid:durableId="749737118">
     <w:abstractNumId w:val="21"/>
@@ -19740,19 +20735,19 @@
     <w:abstractNumId w:val="2"/>
   </w:num>
   <w:num w:numId="67" w16cid:durableId="1738938323">
-    <w:abstractNumId w:val="75"/>
+    <w:abstractNumId w:val="76"/>
   </w:num>
   <w:num w:numId="68" w16cid:durableId="1028868218">
-    <w:abstractNumId w:val="39"/>
+    <w:abstractNumId w:val="40"/>
   </w:num>
   <w:num w:numId="69" w16cid:durableId="18896586">
+    <w:abstractNumId w:val="60"/>
+  </w:num>
+  <w:num w:numId="70" w16cid:durableId="286011553">
     <w:abstractNumId w:val="59"/>
   </w:num>
-  <w:num w:numId="70" w16cid:durableId="286011553">
-    <w:abstractNumId w:val="58"/>
-  </w:num>
   <w:num w:numId="71" w16cid:durableId="1250040698">
-    <w:abstractNumId w:val="51"/>
+    <w:abstractNumId w:val="52"/>
   </w:num>
   <w:num w:numId="72" w16cid:durableId="1192066717">
     <w:abstractNumId w:val="23"/>
@@ -19761,28 +20756,31 @@
     <w:abstractNumId w:val="14"/>
   </w:num>
   <w:num w:numId="74" w16cid:durableId="1624772097">
-    <w:abstractNumId w:val="61"/>
+    <w:abstractNumId w:val="62"/>
   </w:num>
   <w:num w:numId="75" w16cid:durableId="518545594">
-    <w:abstractNumId w:val="78"/>
+    <w:abstractNumId w:val="79"/>
   </w:num>
   <w:num w:numId="76" w16cid:durableId="978650203">
-    <w:abstractNumId w:val="41"/>
+    <w:abstractNumId w:val="42"/>
   </w:num>
   <w:num w:numId="77" w16cid:durableId="1053889101">
-    <w:abstractNumId w:val="47"/>
+    <w:abstractNumId w:val="48"/>
   </w:num>
   <w:num w:numId="78" w16cid:durableId="1663389904">
-    <w:abstractNumId w:val="71"/>
+    <w:abstractNumId w:val="72"/>
   </w:num>
   <w:num w:numId="79" w16cid:durableId="809517631">
     <w:abstractNumId w:val="19"/>
   </w:num>
   <w:num w:numId="80" w16cid:durableId="1915697748">
-    <w:abstractNumId w:val="74"/>
+    <w:abstractNumId w:val="75"/>
   </w:num>
   <w:num w:numId="81" w16cid:durableId="1301419200">
     <w:abstractNumId w:val="32"/>
+  </w:num>
+  <w:num w:numId="82" w16cid:durableId="378941063">
+    <w:abstractNumId w:val="39"/>
   </w:num>
   <w:numIdMacAtCleanup w:val="62"/>
 </w:numbering>

--- a/Componenten.docx
+++ b/Componenten.docx
@@ -11006,7 +11006,734 @@
       </w:r>
       <w:proofErr w:type="spellEnd"/>
     </w:p>
+    <w:p>
+      <w:r>
+        <w:t xml:space="preserve">Zie </w:t>
+      </w:r>
+      <w:hyperlink r:id="rId76" w:history="1">
+        <w:r>
+          <w:rPr>
+            <w:rStyle w:val="Hyperlink"/>
+          </w:rPr>
+          <w:t>brochure</w:t>
+        </w:r>
+      </w:hyperlink>
+      <w:r>
+        <w:t xml:space="preserve"> p.91-93 (88-90 op blad)</w:t>
+      </w:r>
+      <w:r>
+        <w:t xml:space="preserve"> voor vergelijking</w:t>
+      </w:r>
+    </w:p>
     <w:p/>
+    <w:p>
+      <w:hyperlink r:id="rId77" w:history="1">
+        <w:r>
+          <w:rPr>
+            <w:rStyle w:val="Hyperlink"/>
+          </w:rPr>
+          <w:t xml:space="preserve">Goedkoopste modules op </w:t>
+        </w:r>
+        <w:proofErr w:type="spellStart"/>
+        <w:r>
+          <w:rPr>
+            <w:rStyle w:val="Hyperlink"/>
+          </w:rPr>
+          <w:t>Digikey</w:t>
+        </w:r>
+        <w:proofErr w:type="spellEnd"/>
+      </w:hyperlink>
+    </w:p>
+    <w:p>
+      <w:pPr>
+        <w:rPr>
+          <w:rStyle w:val="Hyperlink"/>
+        </w:rPr>
+      </w:pPr>
+      <w:r>
+        <w:fldChar w:fldCharType="begin"/>
+      </w:r>
+      <w:r>
+        <w:instrText>HYPERLINK "https://www.mouser.be/c/rf-wireless/wireless-modules/gnss-gps-modules/?m=Quectel&amp;sort=pricing"</w:instrText>
+      </w:r>
+      <w:r>
+        <w:fldChar w:fldCharType="separate"/>
+      </w:r>
+      <w:r>
+        <w:rPr>
+          <w:rStyle w:val="Hyperlink"/>
+        </w:rPr>
+        <w:t>Goedkoopste m</w:t>
+      </w:r>
+      <w:r>
+        <w:rPr>
+          <w:rStyle w:val="Hyperlink"/>
+        </w:rPr>
+        <w:t>o</w:t>
+      </w:r>
+      <w:r>
+        <w:rPr>
+          <w:rStyle w:val="Hyperlink"/>
+        </w:rPr>
+        <w:t xml:space="preserve">dules op </w:t>
+      </w:r>
+      <w:proofErr w:type="spellStart"/>
+      <w:r>
+        <w:rPr>
+          <w:rStyle w:val="Hyperlink"/>
+        </w:rPr>
+        <w:t>Mouser</w:t>
+      </w:r>
+      <w:proofErr w:type="spellEnd"/>
+    </w:p>
+    <w:p>
+      <w:r>
+        <w:fldChar w:fldCharType="end"/>
+      </w:r>
+    </w:p>
+    <w:p>
+      <w:hyperlink r:id="rId78" w:history="1">
+        <w:r>
+          <w:rPr>
+            <w:rStyle w:val="Hyperlink"/>
+          </w:rPr>
+          <w:t>LC76G serie</w:t>
+        </w:r>
+      </w:hyperlink>
+    </w:p>
+    <w:p>
+      <w:pPr>
+        <w:pStyle w:val="ListParagraph"/>
+        <w:numPr>
+          <w:ilvl w:val="0"/>
+          <w:numId w:val="66"/>
+        </w:numPr>
+      </w:pPr>
+      <w:r>
+        <w:t>Goedkoop</w:t>
+      </w:r>
+    </w:p>
+    <w:p>
+      <w:pPr>
+        <w:pStyle w:val="ListParagraph"/>
+        <w:numPr>
+          <w:ilvl w:val="0"/>
+          <w:numId w:val="66"/>
+        </w:numPr>
+        <w:rPr>
+          <w:lang w:val="en-US"/>
+        </w:rPr>
+      </w:pPr>
+      <w:r>
+        <w:rPr>
+          <w:lang w:val="en-US"/>
+        </w:rPr>
+        <w:t>GPS, GLONASS, BDS, Galileo and QZSS</w:t>
+      </w:r>
+    </w:p>
+    <w:p>
+      <w:pPr>
+        <w:pStyle w:val="ListParagraph"/>
+        <w:numPr>
+          <w:ilvl w:val="0"/>
+          <w:numId w:val="66"/>
+        </w:numPr>
+        <w:rPr>
+          <w:lang w:val="en-US"/>
+        </w:rPr>
+      </w:pPr>
+      <w:r>
+        <w:rPr>
+          <w:lang w:val="en-US"/>
+        </w:rPr>
+        <w:t>AGNSS</w:t>
+      </w:r>
+      <w:r>
+        <w:rPr>
+          <w:lang w:val="en-US"/>
+        </w:rPr>
+        <w:t xml:space="preserve">: </w:t>
+      </w:r>
+      <w:proofErr w:type="spellStart"/>
+      <w:r>
+        <w:rPr>
+          <w:lang w:val="en-US"/>
+        </w:rPr>
+        <w:t>snellere</w:t>
+      </w:r>
+      <w:proofErr w:type="spellEnd"/>
+      <w:r>
+        <w:rPr>
+          <w:lang w:val="en-US"/>
+        </w:rPr>
+        <w:t xml:space="preserve"> </w:t>
+      </w:r>
+      <w:proofErr w:type="spellStart"/>
+      <w:r>
+        <w:rPr>
+          <w:lang w:val="en-US"/>
+        </w:rPr>
+        <w:t>opstart</w:t>
+      </w:r>
+      <w:proofErr w:type="spellEnd"/>
+      <w:r>
+        <w:rPr>
+          <w:lang w:val="en-US"/>
+        </w:rPr>
+        <w:t xml:space="preserve"> (first time</w:t>
+      </w:r>
+      <w:r>
+        <w:rPr>
+          <w:lang w:val="en-US"/>
+        </w:rPr>
+        <w:t xml:space="preserve"> to fix)</w:t>
+      </w:r>
+    </w:p>
+    <w:p>
+      <w:pPr>
+        <w:pStyle w:val="ListParagraph"/>
+        <w:numPr>
+          <w:ilvl w:val="0"/>
+          <w:numId w:val="66"/>
+        </w:numPr>
+        <w:rPr>
+          <w:lang w:val="en-US"/>
+        </w:rPr>
+      </w:pPr>
+      <w:proofErr w:type="spellStart"/>
+      <w:r>
+        <w:t>Integrated</w:t>
+      </w:r>
+      <w:proofErr w:type="spellEnd"/>
+      <w:r>
+        <w:t xml:space="preserve"> LNA</w:t>
+      </w:r>
+    </w:p>
+    <w:p>
+      <w:pPr>
+        <w:pStyle w:val="ListParagraph"/>
+        <w:numPr>
+          <w:ilvl w:val="0"/>
+          <w:numId w:val="66"/>
+        </w:numPr>
+      </w:pPr>
+      <w:r>
+        <w:t>LC76G (PA)</w:t>
+      </w:r>
+      <w:r>
+        <w:t xml:space="preserve"> he</w:t>
+      </w:r>
+      <w:r>
+        <w:t>e</w:t>
+      </w:r>
+      <w:r>
+        <w:t>ft laagste v</w:t>
+      </w:r>
+      <w:r>
+        <w:t xml:space="preserve">erbruik (10mA operatie, 5.5mA ALP mode, 13µA </w:t>
+      </w:r>
+      <w:proofErr w:type="spellStart"/>
+      <w:r>
+        <w:t>backup</w:t>
+      </w:r>
+      <w:proofErr w:type="spellEnd"/>
+      <w:r>
+        <w:t xml:space="preserve"> mode)</w:t>
+      </w:r>
+    </w:p>
+    <w:p>
+      <w:pPr>
+        <w:pStyle w:val="ListParagraph"/>
+        <w:numPr>
+          <w:ilvl w:val="0"/>
+          <w:numId w:val="66"/>
+        </w:numPr>
+      </w:pPr>
+      <w:proofErr w:type="spellStart"/>
+      <w:r>
+        <w:t>Mouser</w:t>
+      </w:r>
+      <w:proofErr w:type="spellEnd"/>
+      <w:r>
+        <w:t>:</w:t>
+      </w:r>
+      <w:r>
+        <w:br/>
+        <w:t xml:space="preserve">    </w:t>
+      </w:r>
+      <w:hyperlink r:id="rId79" w:tgtFrame="_blank" w:history="1">
+        <w:r>
+          <w:rPr>
+            <w:rStyle w:val="Hyperlink"/>
+          </w:rPr>
+          <w:t>LC76GABMD</w:t>
+        </w:r>
+      </w:hyperlink>
+      <w:r>
+        <w:tab/>
+      </w:r>
+      <w:r>
+        <w:tab/>
+      </w:r>
+      <w:r>
+        <w:tab/>
+      </w:r>
+      <w:hyperlink r:id="rId80" w:tgtFrame="_blank" w:history="1">
+        <w:r>
+          <w:rPr>
+            <w:rStyle w:val="Hyperlink"/>
+          </w:rPr>
+          <w:t>LC76GPAMD</w:t>
+        </w:r>
+      </w:hyperlink>
+      <w:r>
+        <w:tab/>
+      </w:r>
+      <w:r>
+        <w:tab/>
+      </w:r>
+      <w:r>
+        <w:tab/>
+      </w:r>
+      <w:hyperlink r:id="rId81" w:tgtFrame="_blank" w:history="1">
+        <w:r>
+          <w:rPr>
+            <w:rStyle w:val="Hyperlink"/>
+          </w:rPr>
+          <w:t>LC76GPBMD</w:t>
+        </w:r>
+      </w:hyperlink>
+      <w:r>
+        <w:br/>
+      </w:r>
+      <w:r>
+        <w:drawing>
+          <wp:inline distT="0" distB="0" distL="0" distR="0" wp14:anchorId="44CF20B6" wp14:editId="567423D4">
+            <wp:extent cx="5010912" cy="2354112"/>
+            <wp:effectExtent l="0" t="0" r="0" b="8255"/>
+            <wp:docPr id="38566465" name="Picture 1"/>
+            <wp:cNvGraphicFramePr>
+              <a:graphicFrameLocks xmlns:a="http://schemas.openxmlformats.org/drawingml/2006/main" noChangeAspect="1"/>
+            </wp:cNvGraphicFramePr>
+            <a:graphic xmlns:a="http://schemas.openxmlformats.org/drawingml/2006/main">
+              <a:graphicData uri="http://schemas.openxmlformats.org/drawingml/2006/picture">
+                <pic:pic xmlns:pic="http://schemas.openxmlformats.org/drawingml/2006/picture">
+                  <pic:nvPicPr>
+                    <pic:cNvPr id="38566465" name=""/>
+                    <pic:cNvPicPr/>
+                  </pic:nvPicPr>
+                  <pic:blipFill>
+                    <a:blip r:embed="rId82"/>
+                    <a:stretch>
+                      <a:fillRect/>
+                    </a:stretch>
+                  </pic:blipFill>
+                  <pic:spPr>
+                    <a:xfrm>
+                      <a:off x="0" y="0"/>
+                      <a:ext cx="5020943" cy="2358824"/>
+                    </a:xfrm>
+                    <a:prstGeom prst="rect">
+                      <a:avLst/>
+                    </a:prstGeom>
+                  </pic:spPr>
+                </pic:pic>
+              </a:graphicData>
+            </a:graphic>
+          </wp:inline>
+        </w:drawing>
+      </w:r>
+      <w:r>
+        <w:br/>
+      </w:r>
+    </w:p>
+    <w:p>
+      <w:pPr>
+        <w:pStyle w:val="ListParagraph"/>
+        <w:numPr>
+          <w:ilvl w:val="0"/>
+          <w:numId w:val="66"/>
+        </w:numPr>
+      </w:pPr>
+      <w:proofErr w:type="spellStart"/>
+      <w:r>
+        <w:t>Digikey</w:t>
+      </w:r>
+      <w:proofErr w:type="spellEnd"/>
+      <w:r>
+        <w:t>:</w:t>
+      </w:r>
+      <w:r>
+        <w:br/>
+      </w:r>
+      <w:r>
+        <w:drawing>
+          <wp:inline distT="0" distB="0" distL="0" distR="0" wp14:anchorId="7D852BEC" wp14:editId="02A57F1A">
+            <wp:extent cx="2523744" cy="1537907"/>
+            <wp:effectExtent l="0" t="0" r="0" b="5715"/>
+            <wp:docPr id="897572155" name="Picture 1"/>
+            <wp:cNvGraphicFramePr>
+              <a:graphicFrameLocks xmlns:a="http://schemas.openxmlformats.org/drawingml/2006/main" noChangeAspect="1"/>
+            </wp:cNvGraphicFramePr>
+            <a:graphic xmlns:a="http://schemas.openxmlformats.org/drawingml/2006/main">
+              <a:graphicData uri="http://schemas.openxmlformats.org/drawingml/2006/picture">
+                <pic:pic xmlns:pic="http://schemas.openxmlformats.org/drawingml/2006/picture">
+                  <pic:nvPicPr>
+                    <pic:cNvPr id="897572155" name=""/>
+                    <pic:cNvPicPr/>
+                  </pic:nvPicPr>
+                  <pic:blipFill>
+                    <a:blip r:embed="rId83"/>
+                    <a:stretch>
+                      <a:fillRect/>
+                    </a:stretch>
+                  </pic:blipFill>
+                  <pic:spPr>
+                    <a:xfrm>
+                      <a:off x="0" y="0"/>
+                      <a:ext cx="2531593" cy="1542690"/>
+                    </a:xfrm>
+                    <a:prstGeom prst="rect">
+                      <a:avLst/>
+                    </a:prstGeom>
+                  </pic:spPr>
+                </pic:pic>
+              </a:graphicData>
+            </a:graphic>
+          </wp:inline>
+        </w:drawing>
+      </w:r>
+    </w:p>
+    <w:p/>
+    <w:p/>
+    <w:p/>
+    <w:p>
+      <w:hyperlink r:id="rId84" w:history="1">
+        <w:proofErr w:type="spellStart"/>
+        <w:r>
+          <w:rPr>
+            <w:rStyle w:val="Hyperlink"/>
+          </w:rPr>
+          <w:t>Quectel</w:t>
+        </w:r>
+        <w:proofErr w:type="spellEnd"/>
+        <w:r>
+          <w:rPr>
+            <w:rStyle w:val="Hyperlink"/>
+          </w:rPr>
+          <w:t xml:space="preserve"> LC760Z</w:t>
+        </w:r>
+      </w:hyperlink>
+    </w:p>
+    <w:p>
+      <w:pPr>
+        <w:pStyle w:val="ListParagraph"/>
+        <w:numPr>
+          <w:ilvl w:val="0"/>
+          <w:numId w:val="66"/>
+        </w:numPr>
+      </w:pPr>
+      <w:r>
+        <w:lastRenderedPageBreak/>
+        <w:t>Goedkoopste</w:t>
+      </w:r>
+      <w:r>
+        <w:br/>
+      </w:r>
+      <w:hyperlink r:id="rId85" w:history="1">
+        <w:proofErr w:type="spellStart"/>
+        <w:r>
+          <w:rPr>
+            <w:rStyle w:val="Hyperlink"/>
+          </w:rPr>
+          <w:t>Mouser</w:t>
+        </w:r>
+        <w:proofErr w:type="spellEnd"/>
+      </w:hyperlink>
+      <w:r>
+        <w:tab/>
+      </w:r>
+      <w:r>
+        <w:tab/>
+      </w:r>
+      <w:r>
+        <w:tab/>
+      </w:r>
+      <w:r>
+        <w:tab/>
+      </w:r>
+      <w:r>
+        <w:tab/>
+      </w:r>
+      <w:hyperlink r:id="rId86" w:history="1">
+        <w:proofErr w:type="spellStart"/>
+        <w:r>
+          <w:rPr>
+            <w:rStyle w:val="Hyperlink"/>
+          </w:rPr>
+          <w:t>Digike</w:t>
+        </w:r>
+        <w:r>
+          <w:rPr>
+            <w:rStyle w:val="Hyperlink"/>
+          </w:rPr>
+          <w:t>y</w:t>
+        </w:r>
+        <w:proofErr w:type="spellEnd"/>
+      </w:hyperlink>
+      <w:r>
+        <w:t xml:space="preserve"> (niet in voorraad)</w:t>
+      </w:r>
+      <w:r>
+        <w:br/>
+      </w:r>
+      <w:r>
+        <w:drawing>
+          <wp:inline distT="0" distB="0" distL="0" distR="0" wp14:anchorId="02B3BB84" wp14:editId="3260812D">
+            <wp:extent cx="1383043" cy="1938528"/>
+            <wp:effectExtent l="0" t="0" r="7620" b="5080"/>
+            <wp:docPr id="1476608287" name="Picture 1"/>
+            <wp:cNvGraphicFramePr>
+              <a:graphicFrameLocks xmlns:a="http://schemas.openxmlformats.org/drawingml/2006/main" noChangeAspect="1"/>
+            </wp:cNvGraphicFramePr>
+            <a:graphic xmlns:a="http://schemas.openxmlformats.org/drawingml/2006/main">
+              <a:graphicData uri="http://schemas.openxmlformats.org/drawingml/2006/picture">
+                <pic:pic xmlns:pic="http://schemas.openxmlformats.org/drawingml/2006/picture">
+                  <pic:nvPicPr>
+                    <pic:cNvPr id="1476608287" name=""/>
+                    <pic:cNvPicPr/>
+                  </pic:nvPicPr>
+                  <pic:blipFill>
+                    <a:blip r:embed="rId87"/>
+                    <a:stretch>
+                      <a:fillRect/>
+                    </a:stretch>
+                  </pic:blipFill>
+                  <pic:spPr>
+                    <a:xfrm>
+                      <a:off x="0" y="0"/>
+                      <a:ext cx="1389519" cy="1947604"/>
+                    </a:xfrm>
+                    <a:prstGeom prst="rect">
+                      <a:avLst/>
+                    </a:prstGeom>
+                  </pic:spPr>
+                </pic:pic>
+              </a:graphicData>
+            </a:graphic>
+          </wp:inline>
+        </w:drawing>
+      </w:r>
+      <w:r>
+        <w:tab/>
+      </w:r>
+      <w:r>
+        <w:tab/>
+      </w:r>
+      <w:r>
+        <w:drawing>
+          <wp:inline distT="0" distB="0" distL="0" distR="0" wp14:anchorId="3FC33E3E" wp14:editId="327726C4">
+            <wp:extent cx="1860189" cy="1894637"/>
+            <wp:effectExtent l="0" t="0" r="6985" b="0"/>
+            <wp:docPr id="1476355313" name="Picture 1"/>
+            <wp:cNvGraphicFramePr>
+              <a:graphicFrameLocks xmlns:a="http://schemas.openxmlformats.org/drawingml/2006/main" noChangeAspect="1"/>
+            </wp:cNvGraphicFramePr>
+            <a:graphic xmlns:a="http://schemas.openxmlformats.org/drawingml/2006/main">
+              <a:graphicData uri="http://schemas.openxmlformats.org/drawingml/2006/picture">
+                <pic:pic xmlns:pic="http://schemas.openxmlformats.org/drawingml/2006/picture">
+                  <pic:nvPicPr>
+                    <pic:cNvPr id="1476355313" name=""/>
+                    <pic:cNvPicPr/>
+                  </pic:nvPicPr>
+                  <pic:blipFill>
+                    <a:blip r:embed="rId88"/>
+                    <a:stretch>
+                      <a:fillRect/>
+                    </a:stretch>
+                  </pic:blipFill>
+                  <pic:spPr>
+                    <a:xfrm>
+                      <a:off x="0" y="0"/>
+                      <a:ext cx="1867561" cy="1902146"/>
+                    </a:xfrm>
+                    <a:prstGeom prst="rect">
+                      <a:avLst/>
+                    </a:prstGeom>
+                  </pic:spPr>
+                </pic:pic>
+              </a:graphicData>
+            </a:graphic>
+          </wp:inline>
+        </w:drawing>
+      </w:r>
+    </w:p>
+    <w:p>
+      <w:pPr>
+        <w:pStyle w:val="ListParagraph"/>
+        <w:numPr>
+          <w:ilvl w:val="0"/>
+          <w:numId w:val="66"/>
+        </w:numPr>
+        <w:rPr>
+          <w:lang w:val="en-US"/>
+        </w:rPr>
+      </w:pPr>
+      <w:r>
+        <w:rPr>
+          <w:lang w:val="en-US"/>
+        </w:rPr>
+        <w:t>GPS, GLONASS, Galileo,</w:t>
+      </w:r>
+      <w:r>
+        <w:rPr>
+          <w:lang w:val="en-US"/>
+        </w:rPr>
+        <w:t xml:space="preserve"> </w:t>
+      </w:r>
+      <w:r>
+        <w:rPr>
+          <w:lang w:val="en-US"/>
+        </w:rPr>
+        <w:t>BDS (B1I &amp; B1C) and QZSS</w:t>
+      </w:r>
+    </w:p>
+    <w:p>
+      <w:pPr>
+        <w:pStyle w:val="ListParagraph"/>
+        <w:numPr>
+          <w:ilvl w:val="0"/>
+          <w:numId w:val="66"/>
+        </w:numPr>
+        <w:rPr>
+          <w:lang w:val="en-US"/>
+        </w:rPr>
+      </w:pPr>
+      <w:r>
+        <w:rPr>
+          <w:lang w:val="en-US"/>
+        </w:rPr>
+        <w:t>AGNSS</w:t>
+      </w:r>
+      <w:r>
+        <w:rPr>
+          <w:lang w:val="en-US"/>
+        </w:rPr>
+        <w:t xml:space="preserve">: </w:t>
+      </w:r>
+      <w:proofErr w:type="spellStart"/>
+      <w:r>
+        <w:rPr>
+          <w:lang w:val="en-US"/>
+        </w:rPr>
+        <w:t>snellere</w:t>
+      </w:r>
+      <w:proofErr w:type="spellEnd"/>
+      <w:r>
+        <w:rPr>
+          <w:lang w:val="en-US"/>
+        </w:rPr>
+        <w:t xml:space="preserve"> </w:t>
+      </w:r>
+      <w:proofErr w:type="spellStart"/>
+      <w:r>
+        <w:rPr>
+          <w:lang w:val="en-US"/>
+        </w:rPr>
+        <w:t>opstart</w:t>
+      </w:r>
+      <w:proofErr w:type="spellEnd"/>
+      <w:r>
+        <w:rPr>
+          <w:lang w:val="en-US"/>
+        </w:rPr>
+        <w:t xml:space="preserve"> </w:t>
+      </w:r>
+      <w:r>
+        <w:rPr>
+          <w:lang w:val="en-US"/>
+        </w:rPr>
+        <w:t>(first time</w:t>
+      </w:r>
+      <w:r>
+        <w:rPr>
+          <w:lang w:val="en-US"/>
+        </w:rPr>
+        <w:t xml:space="preserve"> to fix)</w:t>
+      </w:r>
+    </w:p>
+    <w:p>
+      <w:pPr>
+        <w:pStyle w:val="ListParagraph"/>
+        <w:numPr>
+          <w:ilvl w:val="0"/>
+          <w:numId w:val="66"/>
+        </w:numPr>
+      </w:pPr>
+      <w:r>
+        <w:t>Iets meer verbruik in o</w:t>
+      </w:r>
+      <w:r>
+        <w:t xml:space="preserve">peratie, </w:t>
+      </w:r>
+      <w:proofErr w:type="spellStart"/>
+      <w:r>
+        <w:t>standby</w:t>
+      </w:r>
+      <w:proofErr w:type="spellEnd"/>
+      <w:r>
+        <w:t xml:space="preserve"> mode van 1.4mA</w:t>
+      </w:r>
+      <w:r>
+        <w:rPr>
+          <w:lang w:val="en-US"/>
+        </w:rPr>
+        <w:drawing>
+          <wp:inline distT="0" distB="0" distL="0" distR="0" wp14:anchorId="10AE849B" wp14:editId="1221D832">
+            <wp:extent cx="4696480" cy="1114581"/>
+            <wp:effectExtent l="0" t="0" r="0" b="9525"/>
+            <wp:docPr id="1795332700" name="Picture 1"/>
+            <wp:cNvGraphicFramePr>
+              <a:graphicFrameLocks xmlns:a="http://schemas.openxmlformats.org/drawingml/2006/main" noChangeAspect="1"/>
+            </wp:cNvGraphicFramePr>
+            <a:graphic xmlns:a="http://schemas.openxmlformats.org/drawingml/2006/main">
+              <a:graphicData uri="http://schemas.openxmlformats.org/drawingml/2006/picture">
+                <pic:pic xmlns:pic="http://schemas.openxmlformats.org/drawingml/2006/picture">
+                  <pic:nvPicPr>
+                    <pic:cNvPr id="1795332700" name=""/>
+                    <pic:cNvPicPr/>
+                  </pic:nvPicPr>
+                  <pic:blipFill>
+                    <a:blip r:embed="rId89"/>
+                    <a:stretch>
+                      <a:fillRect/>
+                    </a:stretch>
+                  </pic:blipFill>
+                  <pic:spPr>
+                    <a:xfrm>
+                      <a:off x="0" y="0"/>
+                      <a:ext cx="4696480" cy="1114581"/>
+                    </a:xfrm>
+                    <a:prstGeom prst="rect">
+                      <a:avLst/>
+                    </a:prstGeom>
+                  </pic:spPr>
+                </pic:pic>
+              </a:graphicData>
+            </a:graphic>
+          </wp:inline>
+        </w:drawing>
+      </w:r>
+    </w:p>
+    <w:p>
+      <w:pPr>
+        <w:pStyle w:val="ListParagraph"/>
+        <w:numPr>
+          <w:ilvl w:val="0"/>
+          <w:numId w:val="66"/>
+        </w:numPr>
+      </w:pPr>
+    </w:p>
     <w:p>
       <w:pPr>
         <w:pStyle w:val="Heading2"/>
@@ -11018,6 +11745,13 @@
       </w:r>
       <w:bookmarkEnd w:id="32"/>
       <w:proofErr w:type="spellEnd"/>
+    </w:p>
+    <w:p>
+      <w:pPr>
+        <w:rPr>
+          <w:lang w:val="en-US"/>
+        </w:rPr>
+      </w:pPr>
     </w:p>
     <w:p>
       <w:pPr>
@@ -11151,6 +11885,7 @@
       </w:pPr>
       <w:bookmarkStart w:id="37" w:name="_Toc223353068"/>
       <w:r>
+        <w:lastRenderedPageBreak/>
         <w:t>Samenvatting keuzes</w:t>
       </w:r>
       <w:bookmarkEnd w:id="37"/>
@@ -11187,7 +11922,7 @@
       </w:pPr>
     </w:p>
     <w:sectPr>
-      <w:headerReference w:type="default" r:id="rId76"/>
+      <w:headerReference w:type="default" r:id="rId90"/>
       <w:type w:val="continuous"/>
       <w:pgSz w:w="11906" w:h="16838"/>
       <w:pgMar w:top="1417" w:right="1417" w:bottom="1417" w:left="1417" w:header="708" w:footer="708" w:gutter="0"/>

--- a/Componenten.docx
+++ b/Componenten.docx
@@ -3842,15 +3842,9 @@
           <w:ilvl w:val="0"/>
           <w:numId w:val="66"/>
         </w:numPr>
-        <w:rPr>
-          <w:lang w:val="en-US"/>
-        </w:rPr>
-      </w:pPr>
-      <w:r>
-        <w:rPr>
-          <w:lang w:val="en-US"/>
-        </w:rPr>
-        <w:t>BMS voor 2-4 18650 batterijen</w:t>
+      </w:pPr>
+      <w:r>
+        <w:t>SD-kaart</w:t>
       </w:r>
     </w:p>
     <w:p>
@@ -3860,15 +3854,15 @@
           <w:ilvl w:val="0"/>
           <w:numId w:val="66"/>
         </w:numPr>
-      </w:pPr>
-      <w:r>
-        <w:t>Aansturing voor m</w:t>
-      </w:r>
-      <w:r>
-        <w:t>otor of solenoid</w:t>
-      </w:r>
-      <w:r>
-        <w:t>e</w:t>
+        <w:rPr>
+          <w:lang w:val="en-US"/>
+        </w:rPr>
+      </w:pPr>
+      <w:r>
+        <w:rPr>
+          <w:lang w:val="en-US"/>
+        </w:rPr>
+        <w:t>BMS voor 2-4 18650 batterijen</w:t>
       </w:r>
     </w:p>
     <w:p>
@@ -3879,6 +3873,15 @@
           <w:numId w:val="66"/>
         </w:numPr>
       </w:pPr>
+      <w:r>
+        <w:t>Aansturing voor m</w:t>
+      </w:r>
+      <w:r>
+        <w:t>otor of solenoid</w:t>
+      </w:r>
+      <w:r>
+        <w:t>e</w:t>
+      </w:r>
     </w:p>
     <w:p>
       <w:pPr>
@@ -5652,12 +5655,10 @@
         <w:pStyle w:val="Heading2"/>
       </w:pPr>
       <w:bookmarkStart w:id="5" w:name="_Toc223353036"/>
-      <w:proofErr w:type="spellStart"/>
       <w:r>
         <w:t>Vereisten</w:t>
       </w:r>
       <w:bookmarkEnd w:id="5"/>
-      <w:proofErr w:type="spellEnd"/>
     </w:p>
     <w:p>
       <w:pPr>
@@ -5674,16 +5675,8 @@
         <w:rPr>
           <w:lang w:val="en-BE"/>
         </w:rPr>
-        <w:t xml:space="preserve">Cortex-M0+ of </w:t>
-      </w:r>
-      <w:proofErr w:type="spellStart"/>
-      <w:r>
-        <w:rPr>
-          <w:lang w:val="en-BE"/>
-        </w:rPr>
-        <w:t>hoger</w:t>
-      </w:r>
-      <w:proofErr w:type="spellEnd"/>
+        <w:t>Cortex-M0+ of hoger</w:t>
+      </w:r>
     </w:p>
     <w:p>
       <w:pPr>
@@ -6808,7 +6801,7 @@
         </w:rPr>
         <w:lastRenderedPageBreak/>
         <w:drawing>
-          <wp:inline distT="0" distB="0" distL="0" distR="0" wp14:anchorId="246ED48E" wp14:editId="03A8B86C">
+          <wp:inline distT="0" distB="0" distL="0" distR="0" wp14:anchorId="246ED48E" wp14:editId="0933E7C0">
             <wp:extent cx="5876925" cy="6946601"/>
             <wp:effectExtent l="0" t="0" r="0" b="6985"/>
             <wp:docPr id="1060474358" name="Picture 2"/>
@@ -7882,13 +7875,8 @@
         <w:t>RAK11720</w:t>
       </w:r>
       <w:r>
-        <w:t xml:space="preserve"> </w:t>
-      </w:r>
-      <w:proofErr w:type="spellStart"/>
-      <w:r>
-        <w:t>LoRa</w:t>
-      </w:r>
-      <w:proofErr w:type="spellEnd"/>
+        <w:t xml:space="preserve"> LoRa</w:t>
+      </w:r>
       <w:r>
         <w:t xml:space="preserve"> </w:t>
       </w:r>
@@ -8864,7 +8852,6 @@
           <w:lang w:val="en-US"/>
         </w:rPr>
       </w:pPr>
-      <w:proofErr w:type="spellStart"/>
       <w:r>
         <w:rPr>
           <w:b/>
@@ -8873,7 +8860,6 @@
         </w:rPr>
         <w:t>Vereisten</w:t>
       </w:r>
-      <w:proofErr w:type="spellEnd"/>
       <w:r>
         <w:rPr>
           <w:b/>
@@ -9398,12 +9384,10 @@
         <w:spacing w:before="0"/>
       </w:pPr>
       <w:bookmarkStart w:id="23" w:name="_Toc223353054"/>
-      <w:proofErr w:type="spellStart"/>
       <w:r>
         <w:t>Vereisten</w:t>
       </w:r>
       <w:bookmarkEnd w:id="23"/>
-      <w:proofErr w:type="spellEnd"/>
     </w:p>
     <w:p>
       <w:pPr>
@@ -9420,21 +9404,7 @@
         <w:rPr>
           <w:lang w:val="en-US"/>
         </w:rPr>
-        <w:t>Low power (</w:t>
-      </w:r>
-      <w:proofErr w:type="spellStart"/>
-      <w:r>
-        <w:rPr>
-          <w:lang w:val="en-US"/>
-        </w:rPr>
-        <w:t>slaapstroom</w:t>
-      </w:r>
-      <w:proofErr w:type="spellEnd"/>
-      <w:r>
-        <w:rPr>
-          <w:lang w:val="en-US"/>
-        </w:rPr>
-        <w:t xml:space="preserve"> &lt; 1µA)</w:t>
+        <w:t>Low power (slaapstroom &lt; 1µA)</w:t>
       </w:r>
     </w:p>
     <w:p>
@@ -10469,23 +10439,7 @@
         <w:t>als de f</w:t>
       </w:r>
       <w:r>
-        <w:t xml:space="preserve">iets gestolen is. Locatiebepaling en snelheid/afstand meten gebeurt met de </w:t>
-      </w:r>
-      <w:proofErr w:type="spellStart"/>
-      <w:r>
-        <w:t>accelerometer</w:t>
-      </w:r>
-      <w:proofErr w:type="spellEnd"/>
-      <w:r>
-        <w:t xml:space="preserve"> en </w:t>
-      </w:r>
-      <w:proofErr w:type="spellStart"/>
-      <w:r>
-        <w:t>LoRa</w:t>
-      </w:r>
-      <w:proofErr w:type="spellEnd"/>
-      <w:r>
-        <w:t>.</w:t>
+        <w:t>iets gestolen is. Locatiebepaling en snelheid/afstand meten gebeurt met de accelerometer en LoRa.</w:t>
       </w:r>
     </w:p>
     <w:p/>
@@ -10495,12 +10449,10 @@
         <w:spacing w:before="0"/>
       </w:pPr>
       <w:bookmarkStart w:id="30" w:name="_Toc223353061"/>
-      <w:proofErr w:type="spellStart"/>
       <w:r>
         <w:t>Vereisten</w:t>
       </w:r>
       <w:bookmarkEnd w:id="30"/>
-      <w:proofErr w:type="spellEnd"/>
     </w:p>
     <w:p>
       <w:pPr>
@@ -10523,23 +10475,7 @@
         <w:t>‑</w:t>
       </w:r>
       <w:r>
-        <w:t xml:space="preserve">GNSS (GPS + </w:t>
-      </w:r>
-      <w:proofErr w:type="spellStart"/>
-      <w:r>
-        <w:t>Galileo</w:t>
-      </w:r>
-      <w:proofErr w:type="spellEnd"/>
-      <w:r>
-        <w:t xml:space="preserve"> + </w:t>
-      </w:r>
-      <w:proofErr w:type="spellStart"/>
-      <w:r>
-        <w:t>BeiDou</w:t>
-      </w:r>
-      <w:proofErr w:type="spellEnd"/>
-      <w:r>
-        <w:t xml:space="preserve"> + GLONASS) </w:t>
+        <w:t xml:space="preserve">GNSS (GPS + Galileo + BeiDou + GLONASS) </w:t>
       </w:r>
       <w:r>
         <w:t>i</w:t>
@@ -10581,19 +10517,11 @@
         </w:rPr>
         <w:t>‑</w:t>
       </w:r>
-      <w:proofErr w:type="spellStart"/>
-      <w:r>
-        <w:rPr>
-          <w:lang w:val="en-US"/>
-        </w:rPr>
-        <w:t>mW</w:t>
-      </w:r>
-      <w:proofErr w:type="spellEnd"/>
-      <w:r>
-        <w:rPr>
-          <w:lang w:val="en-US"/>
-        </w:rPr>
-        <w:t xml:space="preserve"> standby)</w:t>
+      <w:r>
+        <w:rPr>
+          <w:lang w:val="en-US"/>
+        </w:rPr>
+        <w:t>mW standby)</w:t>
       </w:r>
     </w:p>
     <w:p>
@@ -10605,10 +10533,7 @@
         </w:numPr>
       </w:pPr>
       <w:r>
-        <w:t>M</w:t>
-      </w:r>
-      <w:r>
-        <w:t>eter-level precisie is genoeg</w:t>
+        <w:t>Meter-level precisie is genoeg</w:t>
       </w:r>
       <w:r>
         <w:t xml:space="preserve"> </w:t>
@@ -10623,23 +10548,7 @@
         </w:numPr>
       </w:pPr>
       <w:r>
-        <w:t xml:space="preserve">Update </w:t>
-      </w:r>
-      <w:proofErr w:type="spellStart"/>
-      <w:r>
-        <w:t>rate</w:t>
-      </w:r>
-      <w:proofErr w:type="spellEnd"/>
-      <w:r>
-        <w:t xml:space="preserve"> (communicatie met MCU) en fix </w:t>
-      </w:r>
-      <w:proofErr w:type="spellStart"/>
-      <w:r>
-        <w:t>rate</w:t>
-      </w:r>
-      <w:proofErr w:type="spellEnd"/>
-      <w:r>
-        <w:t xml:space="preserve"> (Locatiebepaling) mogen laag zijn</w:t>
+        <w:t>Update rate (communicatie met MCU) en fix rate (Locatiebepaling) mogen laag zijn</w:t>
       </w:r>
       <w:r>
         <w:br/>
@@ -10655,10 +10564,7 @@
         </w:numPr>
       </w:pPr>
       <w:r>
-        <w:t>I</w:t>
-      </w:r>
-      <w:r>
-        <w:t>nterface: UART of I2C</w:t>
+        <w:t>Interface: UART of I2C</w:t>
       </w:r>
     </w:p>
     <w:p>
@@ -10678,32 +10584,14 @@
         <w:pStyle w:val="Heading2"/>
       </w:pPr>
       <w:bookmarkStart w:id="31" w:name="_Toc223353062"/>
-      <w:proofErr w:type="spellStart"/>
       <w:r>
         <w:t>Opties</w:t>
       </w:r>
       <w:bookmarkEnd w:id="31"/>
-      <w:proofErr w:type="spellEnd"/>
-    </w:p>
-    <w:p>
-      <w:r>
-        <w:t>U-</w:t>
-      </w:r>
-      <w:proofErr w:type="spellStart"/>
-      <w:r>
-        <w:t>blox</w:t>
-      </w:r>
-      <w:proofErr w:type="spellEnd"/>
-      <w:r>
-        <w:t xml:space="preserve"> en </w:t>
-      </w:r>
-      <w:proofErr w:type="spellStart"/>
-      <w:r>
-        <w:t>Quectel</w:t>
-      </w:r>
-      <w:proofErr w:type="spellEnd"/>
-      <w:r>
-        <w:t xml:space="preserve"> heb</w:t>
+    </w:p>
+    <w:p>
+      <w:r>
+        <w:t>U-blox en Quectel heb</w:t>
       </w:r>
       <w:r>
         <w:t>ben goede modules</w:t>
@@ -10714,13 +10602,8 @@
         <w:pStyle w:val="Heading3"/>
       </w:pPr>
       <w:r>
-        <w:t>U-</w:t>
-      </w:r>
-      <w:proofErr w:type="spellStart"/>
-      <w:r>
-        <w:t>blox</w:t>
-      </w:r>
-      <w:proofErr w:type="spellEnd"/>
+        <w:t>U-blox</w:t>
+      </w:r>
     </w:p>
     <w:p>
       <w:hyperlink r:id="rId71" w:history="1">
@@ -10756,21 +10639,8 @@
         </w:rPr>
       </w:pPr>
       <w:r>
-        <w:t xml:space="preserve">GPS, GLONASS, </w:t>
-      </w:r>
-      <w:proofErr w:type="spellStart"/>
-      <w:r>
-        <w:t>Galileo</w:t>
-      </w:r>
-      <w:proofErr w:type="spellEnd"/>
-      <w:r>
-        <w:t xml:space="preserve">, </w:t>
-      </w:r>
-      <w:proofErr w:type="spellStart"/>
-      <w:r>
-        <w:t>BeiDou</w:t>
-      </w:r>
-      <w:proofErr w:type="spellEnd"/>
+        <w:t>GPS, GLONASS, Galileo, BeiDou</w:t>
+      </w:r>
     </w:p>
     <w:p>
       <w:pPr>
@@ -10810,21 +10680,8 @@
       <w:r>
         <w:t xml:space="preserve"> SBAS (</w:t>
       </w:r>
-      <w:proofErr w:type="spellStart"/>
-      <w:r>
-        <w:t>Satellite-Based</w:t>
-      </w:r>
-      <w:proofErr w:type="spellEnd"/>
-      <w:r>
-        <w:t xml:space="preserve"> </w:t>
-      </w:r>
-      <w:proofErr w:type="spellStart"/>
-      <w:r>
-        <w:t>Augmentation</w:t>
-      </w:r>
-      <w:proofErr w:type="spellEnd"/>
-      <w:r>
-        <w:t xml:space="preserve"> System</w:t>
+      <w:r>
+        <w:t>Satellite-Based Augmentation System</w:t>
       </w:r>
       <w:r>
         <w:t>)</w:t>
@@ -10839,15 +10696,7 @@
         </w:numPr>
       </w:pPr>
       <w:r>
-        <w:t xml:space="preserve">LNA (low </w:t>
-      </w:r>
-      <w:proofErr w:type="spellStart"/>
-      <w:r>
-        <w:t>noise</w:t>
-      </w:r>
-      <w:proofErr w:type="spellEnd"/>
-      <w:r>
-        <w:t xml:space="preserve"> amplifier)</w:t>
+        <w:t>LNA (low noise amplifier)</w:t>
       </w:r>
     </w:p>
     <w:p>
@@ -10862,13 +10711,7 @@
         <w:rPr>
           <w:lang w:val="en-US"/>
         </w:rPr>
-        <w:t>SAW filter (</w:t>
-      </w:r>
-      <w:r>
-        <w:rPr>
-          <w:lang w:val="en-US"/>
-        </w:rPr>
-        <w:t>Surface Acoustic Wave</w:t>
+        <w:t>SAW filter (Surface Acoustic Wave</w:t>
       </w:r>
       <w:r>
         <w:rPr>
@@ -10890,16 +10733,8 @@
           <w:rPr>
             <w:rStyle w:val="Hyperlink"/>
           </w:rPr>
-          <w:t xml:space="preserve">Goedkoopste modules op </w:t>
+          <w:t>Goedkoopste modules op mouser</w:t>
         </w:r>
-        <w:proofErr w:type="spellStart"/>
-        <w:r>
-          <w:rPr>
-            <w:rStyle w:val="Hyperlink"/>
-          </w:rPr>
-          <w:t>mouser</w:t>
-        </w:r>
-        <w:proofErr w:type="spellEnd"/>
       </w:hyperlink>
     </w:p>
     <w:p/>
@@ -10913,13 +10748,8 @@
         </w:r>
       </w:hyperlink>
       <w:r>
-        <w:t xml:space="preserve"> lijkt de beste optie van U-</w:t>
-      </w:r>
-      <w:proofErr w:type="spellStart"/>
-      <w:r>
-        <w:t>blox</w:t>
-      </w:r>
-      <w:proofErr w:type="spellEnd"/>
+        <w:t xml:space="preserve"> lijkt de beste optie van U-blox</w:t>
+      </w:r>
     </w:p>
     <w:p>
       <w:pPr>
@@ -10930,20 +10760,15 @@
         </w:numPr>
       </w:pPr>
       <w:hyperlink r:id="rId74" w:history="1">
-        <w:proofErr w:type="spellStart"/>
         <w:r>
           <w:rPr>
             <w:rStyle w:val="Hyperlink"/>
           </w:rPr>
           <w:t>Mouser</w:t>
         </w:r>
-        <w:proofErr w:type="spellEnd"/>
       </w:hyperlink>
       <w:r>
-        <w:t xml:space="preserve">: </w:t>
-      </w:r>
-      <w:r>
-        <w:t xml:space="preserve">€5.53, </w:t>
+        <w:t xml:space="preserve">: €5.53, </w:t>
       </w:r>
       <w:r>
         <w:t>Nieuw</w:t>
@@ -10964,14 +10789,12 @@
         </w:numPr>
       </w:pPr>
       <w:hyperlink r:id="rId75" w:history="1">
-        <w:proofErr w:type="spellStart"/>
         <w:r>
           <w:rPr>
             <w:rStyle w:val="Hyperlink"/>
           </w:rPr>
           <w:t>Digikey</w:t>
         </w:r>
-        <w:proofErr w:type="spellEnd"/>
       </w:hyperlink>
       <w:r>
         <w:t>: €5.84 (€5.2 per 1000)</w:t>
@@ -10986,25 +10809,32 @@
         </w:numPr>
       </w:pPr>
       <w:r>
-        <w:t xml:space="preserve">Niet bij </w:t>
-      </w:r>
-      <w:proofErr w:type="spellStart"/>
-      <w:r>
-        <w:t>Farnell</w:t>
-      </w:r>
-      <w:proofErr w:type="spellEnd"/>
+        <w:t>Niet bij Farnell</w:t>
+      </w:r>
+    </w:p>
+    <w:p>
+      <w:pPr>
+        <w:pStyle w:val="ListParagraph"/>
+        <w:numPr>
+          <w:ilvl w:val="0"/>
+          <w:numId w:val="66"/>
+        </w:numPr>
+      </w:pPr>
+      <w:r>
+        <w:t>Verbruik</w:t>
+      </w:r>
+      <w:r>
+        <w:t>, ter vergelijking met Quectel:</w:t>
+      </w:r>
     </w:p>
     <w:p/>
     <w:p>
       <w:pPr>
         <w:pStyle w:val="Heading3"/>
       </w:pPr>
-      <w:proofErr w:type="spellStart"/>
-      <w:r>
-        <w:lastRenderedPageBreak/>
+      <w:r>
         <w:t>Quectel</w:t>
       </w:r>
-      <w:proofErr w:type="spellEnd"/>
     </w:p>
     <w:p>
       <w:r>
@@ -11015,7 +10845,19 @@
           <w:rPr>
             <w:rStyle w:val="Hyperlink"/>
           </w:rPr>
-          <w:t>brochure</w:t>
+          <w:t>broc</w:t>
+        </w:r>
+        <w:r>
+          <w:rPr>
+            <w:rStyle w:val="Hyperlink"/>
+          </w:rPr>
+          <w:t>h</w:t>
+        </w:r>
+        <w:r>
+          <w:rPr>
+            <w:rStyle w:val="Hyperlink"/>
+          </w:rPr>
+          <w:t>ure</w:t>
         </w:r>
       </w:hyperlink>
       <w:r>
@@ -11032,74 +10874,106 @@
           <w:rPr>
             <w:rStyle w:val="Hyperlink"/>
           </w:rPr>
-          <w:t xml:space="preserve">Goedkoopste modules op </w:t>
+          <w:t>Goedkoopste modu</w:t>
         </w:r>
-        <w:proofErr w:type="spellStart"/>
         <w:r>
           <w:rPr>
             <w:rStyle w:val="Hyperlink"/>
           </w:rPr>
-          <w:t>Digikey</w:t>
+          <w:t>l</w:t>
         </w:r>
-        <w:proofErr w:type="spellEnd"/>
-      </w:hyperlink>
-    </w:p>
-    <w:p>
-      <w:pPr>
-        <w:rPr>
-          <w:rStyle w:val="Hyperlink"/>
-        </w:rPr>
-      </w:pPr>
-      <w:r>
-        <w:fldChar w:fldCharType="begin"/>
-      </w:r>
-      <w:r>
-        <w:instrText>HYPERLINK "https://www.mouser.be/c/rf-wireless/wireless-modules/gnss-gps-modules/?m=Quectel&amp;sort=pricing"</w:instrText>
-      </w:r>
-      <w:r>
-        <w:fldChar w:fldCharType="separate"/>
-      </w:r>
-      <w:r>
-        <w:rPr>
-          <w:rStyle w:val="Hyperlink"/>
-        </w:rPr>
-        <w:t>Goedkoopste m</w:t>
-      </w:r>
-      <w:r>
-        <w:rPr>
-          <w:rStyle w:val="Hyperlink"/>
-        </w:rPr>
-        <w:t>o</w:t>
-      </w:r>
-      <w:r>
-        <w:rPr>
-          <w:rStyle w:val="Hyperlink"/>
-        </w:rPr>
-        <w:t xml:space="preserve">dules op </w:t>
-      </w:r>
-      <w:proofErr w:type="spellStart"/>
-      <w:r>
-        <w:rPr>
-          <w:rStyle w:val="Hyperlink"/>
-        </w:rPr>
-        <w:t>Mouser</w:t>
-      </w:r>
-      <w:proofErr w:type="spellEnd"/>
-    </w:p>
-    <w:p>
-      <w:r>
-        <w:fldChar w:fldCharType="end"/>
-      </w:r>
-    </w:p>
-    <w:p>
-      <w:hyperlink r:id="rId78" w:history="1">
         <w:r>
           <w:rPr>
             <w:rStyle w:val="Hyperlink"/>
           </w:rPr>
-          <w:t>LC76G serie</w:t>
+          <w:t>es op Digikey</w:t>
         </w:r>
       </w:hyperlink>
+    </w:p>
+    <w:p>
+      <w:pPr>
+        <w:rPr>
+          <w:rStyle w:val="Hyperlink"/>
+        </w:rPr>
+      </w:pPr>
+      <w:r>
+        <w:fldChar w:fldCharType="begin"/>
+      </w:r>
+      <w:r>
+        <w:instrText>HYPERLINK "https://www.mouser.be/c/rf-wireless/wireless-modules/gnss-gps-modules/?m=Quectel&amp;sort=pricing"</w:instrText>
+      </w:r>
+      <w:r>
+        <w:fldChar w:fldCharType="separate"/>
+      </w:r>
+      <w:r>
+        <w:rPr>
+          <w:rStyle w:val="Hyperlink"/>
+        </w:rPr>
+        <w:t>Goedkoopste m</w:t>
+      </w:r>
+      <w:r>
+        <w:rPr>
+          <w:rStyle w:val="Hyperlink"/>
+        </w:rPr>
+        <w:t>o</w:t>
+      </w:r>
+      <w:r>
+        <w:rPr>
+          <w:rStyle w:val="Hyperlink"/>
+        </w:rPr>
+        <w:t xml:space="preserve">dules </w:t>
+      </w:r>
+      <w:r>
+        <w:rPr>
+          <w:rStyle w:val="Hyperlink"/>
+        </w:rPr>
+        <w:t>o</w:t>
+      </w:r>
+      <w:r>
+        <w:rPr>
+          <w:rStyle w:val="Hyperlink"/>
+        </w:rPr>
+        <w:t>p Mouser</w:t>
+      </w:r>
+    </w:p>
+    <w:p>
+      <w:r>
+        <w:fldChar w:fldCharType="end"/>
+      </w:r>
+    </w:p>
+    <w:p>
+      <w:pPr>
+        <w:rPr>
+          <w:rStyle w:val="Hyperlink"/>
+        </w:rPr>
+      </w:pPr>
+      <w:r>
+        <w:fldChar w:fldCharType="begin"/>
+      </w:r>
+      <w:r>
+        <w:instrText>HYPERLINK "https://www.quectel.com/content/uploads/2024/03/Quectel_LC76G_Series_GNSS_Specification_V1.1-1-1.pdf" \o "Datasheet met vergelijking"</w:instrText>
+      </w:r>
+      <w:r>
+        <w:fldChar w:fldCharType="separate"/>
+      </w:r>
+      <w:r>
+        <w:rPr>
+          <w:rStyle w:val="Hyperlink"/>
+        </w:rPr>
+        <w:t>LC76G se</w:t>
+      </w:r>
+      <w:r>
+        <w:rPr>
+          <w:rStyle w:val="Hyperlink"/>
+        </w:rPr>
+        <w:t>r</w:t>
+      </w:r>
+      <w:r>
+        <w:rPr>
+          <w:rStyle w:val="Hyperlink"/>
+        </w:rPr>
+        <w:t>ie</w:t>
+      </w:r>
     </w:p>
     <w:p>
       <w:pPr>
@@ -11110,6 +10984,9 @@
         </w:numPr>
       </w:pPr>
       <w:r>
+        <w:fldChar w:fldCharType="end"/>
+      </w:r>
+      <w:r>
         <w:t>Goedkoop</w:t>
       </w:r>
     </w:p>
@@ -11139,54 +11016,47 @@
           <w:numId w:val="66"/>
         </w:numPr>
         <w:rPr>
-          <w:lang w:val="en-US"/>
-        </w:rPr>
-      </w:pPr>
-      <w:r>
-        <w:rPr>
-          <w:lang w:val="en-US"/>
-        </w:rPr>
-        <w:t>AGNSS</w:t>
-      </w:r>
-      <w:r>
-        <w:rPr>
-          <w:lang w:val="en-US"/>
-        </w:rPr>
-        <w:t xml:space="preserve">: </w:t>
-      </w:r>
-      <w:proofErr w:type="spellStart"/>
-      <w:r>
-        <w:rPr>
-          <w:lang w:val="en-US"/>
-        </w:rPr>
-        <w:t>snellere</w:t>
-      </w:r>
-      <w:proofErr w:type="spellEnd"/>
-      <w:r>
-        <w:rPr>
+          <w:color w:val="AEAAAA" w:themeColor="background2" w:themeShade="BF"/>
+          <w:sz w:val="20"/>
+          <w:szCs w:val="20"/>
+          <w:lang w:val="en-US"/>
+        </w:rPr>
+      </w:pPr>
+      <w:r>
+        <w:rPr>
+          <w:color w:val="AEAAAA" w:themeColor="background2" w:themeShade="BF"/>
+          <w:sz w:val="20"/>
+          <w:szCs w:val="20"/>
+          <w:lang w:val="en-US"/>
+        </w:rPr>
+        <w:t>AGNSS: snellere opstart (first time to fix)</w:t>
+      </w:r>
+      <w:r>
+        <w:rPr>
+          <w:color w:val="AEAAAA" w:themeColor="background2" w:themeShade="BF"/>
+          <w:sz w:val="20"/>
+          <w:szCs w:val="20"/>
           <w:lang w:val="en-US"/>
         </w:rPr>
         <w:t xml:space="preserve"> </w:t>
       </w:r>
-      <w:proofErr w:type="spellStart"/>
-      <w:r>
-        <w:rPr>
-          <w:lang w:val="en-US"/>
-        </w:rPr>
-        <w:t>opstart</w:t>
-      </w:r>
-      <w:proofErr w:type="spellEnd"/>
-      <w:r>
-        <w:rPr>
-          <w:lang w:val="en-US"/>
-        </w:rPr>
-        <w:t xml:space="preserve"> (first time</w:t>
-      </w:r>
-      <w:r>
-        <w:rPr>
-          <w:lang w:val="en-US"/>
-        </w:rPr>
-        <w:t xml:space="preserve"> to fix)</w:t>
+      <w:r>
+        <w:rPr>
+          <w:color w:val="AEAAAA" w:themeColor="background2" w:themeShade="BF"/>
+          <w:sz w:val="20"/>
+          <w:szCs w:val="20"/>
+          <w:lang w:val="en-US"/>
+        </w:rPr>
+        <w:t xml:space="preserve">-&gt; </w:t>
+      </w:r>
+      <w:r>
+        <w:rPr>
+          <w:color w:val="AEAAAA" w:themeColor="background2" w:themeShade="BF"/>
+          <w:sz w:val="20"/>
+          <w:szCs w:val="20"/>
+          <w:lang w:val="en-US"/>
+        </w:rPr>
+        <w:t>niet relevant (sattelietdata moet gedownload worden)</w:t>
       </w:r>
     </w:p>
     <w:p>
@@ -11200,13 +11070,8 @@
           <w:lang w:val="en-US"/>
         </w:rPr>
       </w:pPr>
-      <w:proofErr w:type="spellStart"/>
-      <w:r>
-        <w:t>Integrated</w:t>
-      </w:r>
-      <w:proofErr w:type="spellEnd"/>
-      <w:r>
-        <w:t xml:space="preserve"> LNA</w:t>
+      <w:r>
+        <w:t>Integrated LNA</w:t>
       </w:r>
     </w:p>
     <w:p>
@@ -11218,10 +11083,7 @@
         </w:numPr>
       </w:pPr>
       <w:r>
-        <w:t>LC76G (PA)</w:t>
-      </w:r>
-      <w:r>
-        <w:t xml:space="preserve"> he</w:t>
+        <w:t>LC76G (PA) he</w:t>
       </w:r>
       <w:r>
         <w:t>e</w:t>
@@ -11230,15 +11092,7 @@
         <w:t>ft laagste v</w:t>
       </w:r>
       <w:r>
-        <w:t xml:space="preserve">erbruik (10mA operatie, 5.5mA ALP mode, 13µA </w:t>
-      </w:r>
-      <w:proofErr w:type="spellStart"/>
-      <w:r>
-        <w:t>backup</w:t>
-      </w:r>
-      <w:proofErr w:type="spellEnd"/>
-      <w:r>
-        <w:t xml:space="preserve"> mode)</w:t>
+        <w:t>erbruik (10mA operatie, 5.5mA ALP mode, 13µA backup mode)</w:t>
       </w:r>
     </w:p>
     <w:p>
@@ -11249,41 +11103,66 @@
           <w:numId w:val="66"/>
         </w:numPr>
       </w:pPr>
-      <w:proofErr w:type="spellStart"/>
       <w:r>
         <w:t>Mouser</w:t>
       </w:r>
-      <w:proofErr w:type="spellEnd"/>
+      <w:r>
+        <w:t xml:space="preserve"> prijzen</w:t>
+      </w:r>
       <w:r>
         <w:t>:</w:t>
       </w:r>
       <w:r>
         <w:br/>
         <w:t xml:space="preserve">    </w:t>
+      </w:r>
+      <w:hyperlink r:id="rId78" w:tgtFrame="_blank" w:history="1">
+        <w:r>
+          <w:rPr>
+            <w:rStyle w:val="Hyperlink"/>
+          </w:rPr>
+          <w:t>LC76GAB</w:t>
+        </w:r>
+        <w:r>
+          <w:rPr>
+            <w:rStyle w:val="Hyperlink"/>
+          </w:rPr>
+          <w:t>M</w:t>
+        </w:r>
+        <w:r>
+          <w:rPr>
+            <w:rStyle w:val="Hyperlink"/>
+          </w:rPr>
+          <w:t>D</w:t>
+        </w:r>
+      </w:hyperlink>
+      <w:r>
+        <w:tab/>
+      </w:r>
+      <w:r>
+        <w:tab/>
+      </w:r>
+      <w:r>
+        <w:tab/>
       </w:r>
       <w:hyperlink r:id="rId79" w:tgtFrame="_blank" w:history="1">
         <w:r>
           <w:rPr>
             <w:rStyle w:val="Hyperlink"/>
           </w:rPr>
-          <w:t>LC76GABMD</w:t>
+          <w:t>LC76GP</w:t>
         </w:r>
-      </w:hyperlink>
-      <w:r>
-        <w:tab/>
-      </w:r>
-      <w:r>
-        <w:tab/>
-      </w:r>
-      <w:r>
-        <w:tab/>
-      </w:r>
-      <w:hyperlink r:id="rId80" w:tgtFrame="_blank" w:history="1">
         <w:r>
           <w:rPr>
             <w:rStyle w:val="Hyperlink"/>
           </w:rPr>
-          <w:t>LC76GPAMD</w:t>
+          <w:t>A</w:t>
+        </w:r>
+        <w:r>
+          <w:rPr>
+            <w:rStyle w:val="Hyperlink"/>
+          </w:rPr>
+          <w:t>MD</w:t>
         </w:r>
       </w:hyperlink>
       <w:r>
@@ -11295,7 +11174,7 @@
       <w:r>
         <w:tab/>
       </w:r>
-      <w:hyperlink r:id="rId81" w:tgtFrame="_blank" w:history="1">
+      <w:hyperlink r:id="rId80" w:tgtFrame="_blank" w:history="1">
         <w:r>
           <w:rPr>
             <w:rStyle w:val="Hyperlink"/>
@@ -11323,7 +11202,7 @@
                     <pic:cNvPicPr/>
                   </pic:nvPicPr>
                   <pic:blipFill>
-                    <a:blip r:embed="rId82"/>
+                    <a:blip r:embed="rId81"/>
                     <a:stretch>
                       <a:fillRect/>
                     </a:stretch>
@@ -11355,11 +11234,12 @@
           <w:numId w:val="66"/>
         </w:numPr>
       </w:pPr>
-      <w:proofErr w:type="spellStart"/>
       <w:r>
         <w:t>Digikey</w:t>
       </w:r>
-      <w:proofErr w:type="spellEnd"/>
+      <w:r>
+        <w:t xml:space="preserve"> prijzen</w:t>
+      </w:r>
       <w:r>
         <w:t>:</w:t>
       </w:r>
@@ -11383,7 +11263,7 @@
                     <pic:cNvPicPr/>
                   </pic:nvPicPr>
                   <pic:blipFill>
-                    <a:blip r:embed="rId83"/>
+                    <a:blip r:embed="rId82"/>
                     <a:stretch>
                       <a:fillRect/>
                     </a:stretch>
@@ -11408,20 +11288,24 @@
     <w:p/>
     <w:p/>
     <w:p>
-      <w:hyperlink r:id="rId84" w:history="1">
-        <w:proofErr w:type="spellStart"/>
+      <w:hyperlink r:id="rId83" w:history="1">
         <w:r>
           <w:rPr>
             <w:rStyle w:val="Hyperlink"/>
           </w:rPr>
-          <w:t>Quectel</w:t>
+          <w:t>Quectel L</w:t>
         </w:r>
-        <w:proofErr w:type="spellEnd"/>
         <w:r>
           <w:rPr>
             <w:rStyle w:val="Hyperlink"/>
           </w:rPr>
-          <w:t xml:space="preserve"> LC760Z</w:t>
+          <w:t>C</w:t>
+        </w:r>
+        <w:r>
+          <w:rPr>
+            <w:rStyle w:val="Hyperlink"/>
+          </w:rPr>
+          <w:t>760Z</w:t>
         </w:r>
       </w:hyperlink>
     </w:p>
@@ -11440,15 +11324,13 @@
       <w:r>
         <w:br/>
       </w:r>
-      <w:hyperlink r:id="rId85" w:history="1">
-        <w:proofErr w:type="spellStart"/>
+      <w:hyperlink r:id="rId84" w:history="1">
         <w:r>
           <w:rPr>
             <w:rStyle w:val="Hyperlink"/>
           </w:rPr>
           <w:t>Mouser</w:t>
         </w:r>
-        <w:proofErr w:type="spellEnd"/>
       </w:hyperlink>
       <w:r>
         <w:tab/>
@@ -11465,8 +11347,7 @@
       <w:r>
         <w:tab/>
       </w:r>
-      <w:hyperlink r:id="rId86" w:history="1">
-        <w:proofErr w:type="spellStart"/>
+      <w:hyperlink r:id="rId85" w:history="1">
         <w:r>
           <w:rPr>
             <w:rStyle w:val="Hyperlink"/>
@@ -11479,7 +11360,6 @@
           </w:rPr>
           <w:t>y</w:t>
         </w:r>
-        <w:proofErr w:type="spellEnd"/>
       </w:hyperlink>
       <w:r>
         <w:t xml:space="preserve"> (niet in voorraad)</w:t>
@@ -11504,7 +11384,7 @@
                     <pic:cNvPicPr/>
                   </pic:nvPicPr>
                   <pic:blipFill>
-                    <a:blip r:embed="rId87"/>
+                    <a:blip r:embed="rId86"/>
                     <a:stretch>
                       <a:fillRect/>
                     </a:stretch>
@@ -11547,7 +11427,7 @@
                     <pic:cNvPicPr/>
                   </pic:nvPicPr>
                   <pic:blipFill>
-                    <a:blip r:embed="rId88"/>
+                    <a:blip r:embed="rId87"/>
                     <a:stretch>
                       <a:fillRect/>
                     </a:stretch>
@@ -11583,19 +11463,7 @@
         <w:rPr>
           <w:lang w:val="en-US"/>
         </w:rPr>
-        <w:t>GPS, GLONASS, Galileo,</w:t>
-      </w:r>
-      <w:r>
-        <w:rPr>
-          <w:lang w:val="en-US"/>
-        </w:rPr>
-        <w:t xml:space="preserve"> </w:t>
-      </w:r>
-      <w:r>
-        <w:rPr>
-          <w:lang w:val="en-US"/>
-        </w:rPr>
-        <w:t>BDS (B1I &amp; B1C) and QZSS</w:t>
+        <w:t>GPS, GLONASS, Galileo, BDS (B1I &amp; B1C) and QZSS</w:t>
       </w:r>
     </w:p>
     <w:p>
@@ -11613,36 +11481,8 @@
         <w:rPr>
           <w:lang w:val="en-US"/>
         </w:rPr>
-        <w:t>AGNSS</w:t>
-      </w:r>
-      <w:r>
-        <w:rPr>
-          <w:lang w:val="en-US"/>
-        </w:rPr>
-        <w:t xml:space="preserve">: </w:t>
-      </w:r>
-      <w:proofErr w:type="spellStart"/>
-      <w:r>
-        <w:rPr>
-          <w:lang w:val="en-US"/>
-        </w:rPr>
-        <w:t>snellere</w:t>
-      </w:r>
-      <w:proofErr w:type="spellEnd"/>
-      <w:r>
-        <w:rPr>
-          <w:lang w:val="en-US"/>
-        </w:rPr>
-        <w:t xml:space="preserve"> </w:t>
-      </w:r>
-      <w:proofErr w:type="spellStart"/>
-      <w:r>
-        <w:rPr>
-          <w:lang w:val="en-US"/>
-        </w:rPr>
-        <w:t>opstart</w:t>
-      </w:r>
-      <w:proofErr w:type="spellEnd"/>
+        <w:t>AGNSS: snellere opstart</w:t>
+      </w:r>
       <w:r>
         <w:rPr>
           <w:lang w:val="en-US"/>
@@ -11674,15 +11514,7 @@
         <w:t>Iets meer verbruik in o</w:t>
       </w:r>
       <w:r>
-        <w:t xml:space="preserve">peratie, </w:t>
-      </w:r>
-      <w:proofErr w:type="spellStart"/>
-      <w:r>
-        <w:t>standby</w:t>
-      </w:r>
-      <w:proofErr w:type="spellEnd"/>
-      <w:r>
-        <w:t xml:space="preserve"> mode van 1.4mA</w:t>
+        <w:t>peratie, standby mode van 1.4mA</w:t>
       </w:r>
       <w:r>
         <w:rPr>
@@ -11704,7 +11536,7 @@
                     <pic:cNvPicPr/>
                   </pic:nvPicPr>
                   <pic:blipFill>
-                    <a:blip r:embed="rId89"/>
+                    <a:blip r:embed="rId88"/>
                     <a:stretch>
                       <a:fillRect/>
                     </a:stretch>
@@ -11727,92 +11559,672 @@
     </w:p>
     <w:p>
       <w:pPr>
+        <w:ind w:left="360"/>
+      </w:pPr>
+    </w:p>
+    <w:p>
+      <w:pPr>
+        <w:ind w:left="360"/>
+      </w:pPr>
+      <w:r>
+        <w:t xml:space="preserve">Ter vergelijking: verbruik van U-blox </w:t>
+      </w:r>
+      <w:hyperlink r:id="rId89" w:history="1">
+        <w:r>
+          <w:rPr>
+            <w:rStyle w:val="Hyperlink"/>
+          </w:rPr>
+          <w:t>MAX-M10M-20B</w:t>
+        </w:r>
+      </w:hyperlink>
+      <w:r>
+        <w:t>:</w:t>
+      </w:r>
+      <w:r>
+        <w:br/>
+      </w:r>
+      <w:r>
+        <w:drawing>
+          <wp:inline distT="0" distB="0" distL="0" distR="0" wp14:anchorId="40C215F7" wp14:editId="70D16D09">
+            <wp:extent cx="4645152" cy="819251"/>
+            <wp:effectExtent l="0" t="0" r="3175" b="0"/>
+            <wp:docPr id="416670666" name="Picture 1"/>
+            <wp:cNvGraphicFramePr>
+              <a:graphicFrameLocks xmlns:a="http://schemas.openxmlformats.org/drawingml/2006/main" noChangeAspect="1"/>
+            </wp:cNvGraphicFramePr>
+            <a:graphic xmlns:a="http://schemas.openxmlformats.org/drawingml/2006/main">
+              <a:graphicData uri="http://schemas.openxmlformats.org/drawingml/2006/picture">
+                <pic:pic xmlns:pic="http://schemas.openxmlformats.org/drawingml/2006/picture">
+                  <pic:nvPicPr>
+                    <pic:cNvPr id="416670666" name=""/>
+                    <pic:cNvPicPr/>
+                  </pic:nvPicPr>
+                  <pic:blipFill>
+                    <a:blip r:embed="rId90"/>
+                    <a:stretch>
+                      <a:fillRect/>
+                    </a:stretch>
+                  </pic:blipFill>
+                  <pic:spPr>
+                    <a:xfrm>
+                      <a:off x="0" y="0"/>
+                      <a:ext cx="4708261" cy="830381"/>
+                    </a:xfrm>
+                    <a:prstGeom prst="rect">
+                      <a:avLst/>
+                    </a:prstGeom>
+                  </pic:spPr>
+                </pic:pic>
+              </a:graphicData>
+            </a:graphic>
+          </wp:inline>
+        </w:drawing>
+      </w:r>
+    </w:p>
+    <w:p>
+      <w:pPr>
+        <w:ind w:left="360"/>
+      </w:pPr>
+    </w:p>
+    <w:p>
+      <w:pPr>
+        <w:pStyle w:val="Heading2"/>
+      </w:pPr>
+      <w:r>
+        <w:t>Voorstel:</w:t>
+      </w:r>
+    </w:p>
+    <w:p>
+      <w:r>
+        <w:t xml:space="preserve">U-blox </w:t>
+      </w:r>
+      <w:hyperlink r:id="rId91" w:history="1">
+        <w:r>
+          <w:rPr>
+            <w:rStyle w:val="Hyperlink"/>
+          </w:rPr>
+          <w:t>MAX-M10M-20B</w:t>
+        </w:r>
+      </w:hyperlink>
+    </w:p>
+    <w:p>
+      <w:r>
+        <w:t xml:space="preserve">Evt. </w:t>
+      </w:r>
+      <w:r>
+        <w:t>LC76G</w:t>
+      </w:r>
+      <w:r>
+        <w:t xml:space="preserve"> voor kosten te besparen bij grote volumes</w:t>
+      </w:r>
+    </w:p>
+    <w:p>
+      <w:pPr>
+        <w:pStyle w:val="Heading2"/>
+      </w:pPr>
+      <w:bookmarkStart w:id="32" w:name="_Toc223353063"/>
+      <w:r>
+        <w:t>Keuze</w:t>
+      </w:r>
+      <w:bookmarkEnd w:id="32"/>
+    </w:p>
+    <w:p>
+      <w:pPr>
+        <w:rPr>
+          <w:lang w:val="en-US"/>
+        </w:rPr>
+      </w:pPr>
+    </w:p>
+    <w:p>
+      <w:pPr>
+        <w:rPr>
+          <w:lang w:val="en-US"/>
+        </w:rPr>
+      </w:pPr>
+    </w:p>
+    <w:p>
+      <w:pPr>
+        <w:spacing w:after="160"/>
+        <w:rPr>
+          <w:rFonts w:asciiTheme="majorHAnsi" w:eastAsiaTheme="majorEastAsia" w:hAnsiTheme="majorHAnsi" w:cstheme="majorBidi"/>
+          <w:b/>
+          <w:bCs/>
+          <w:smallCaps/>
+          <w:color w:val="7030A0"/>
+          <w:sz w:val="36"/>
+          <w:szCs w:val="36"/>
+          <w:lang w:val="en-US"/>
+        </w:rPr>
+      </w:pPr>
+      <w:bookmarkStart w:id="33" w:name="_Toc223353064"/>
+      <w:r>
+        <w:br w:type="page"/>
+      </w:r>
+    </w:p>
+    <w:p>
+      <w:pPr>
+        <w:pStyle w:val="Heading1"/>
+      </w:pPr>
+      <w:r>
+        <w:lastRenderedPageBreak/>
+        <w:t>E-ink display</w:t>
+      </w:r>
+      <w:bookmarkEnd w:id="33"/>
+    </w:p>
+    <w:p>
+      <w:pPr>
+        <w:pStyle w:val="Heading2"/>
+        <w:spacing w:before="0"/>
+      </w:pPr>
+      <w:proofErr w:type="spellStart"/>
+      <w:r>
+        <w:t>Vereisten</w:t>
+      </w:r>
+      <w:proofErr w:type="spellEnd"/>
+    </w:p>
+    <w:p>
+      <w:pPr>
         <w:pStyle w:val="ListParagraph"/>
         <w:numPr>
           <w:ilvl w:val="0"/>
           <w:numId w:val="66"/>
         </w:numPr>
-      </w:pPr>
-    </w:p>
-    <w:p>
-      <w:pPr>
-        <w:pStyle w:val="Heading2"/>
-      </w:pPr>
-      <w:bookmarkStart w:id="32" w:name="_Toc223353063"/>
+        <w:rPr>
+          <w:lang w:val="en-US"/>
+        </w:rPr>
+      </w:pPr>
+      <w:r>
+        <w:rPr>
+          <w:lang w:val="en-US"/>
+        </w:rPr>
+        <w:t xml:space="preserve">Zwart-wit, </w:t>
+      </w:r>
       <w:proofErr w:type="spellStart"/>
       <w:r>
-        <w:t>Keuze</w:t>
-      </w:r>
-      <w:bookmarkEnd w:id="32"/>
+        <w:rPr>
+          <w:lang w:val="en-US"/>
+        </w:rPr>
+        <w:t>hoog</w:t>
+      </w:r>
       <w:proofErr w:type="spellEnd"/>
-    </w:p>
-    <w:p>
-      <w:pPr>
-        <w:rPr>
-          <w:lang w:val="en-US"/>
-        </w:rPr>
-      </w:pPr>
-    </w:p>
-    <w:p>
-      <w:pPr>
-        <w:rPr>
-          <w:lang w:val="en-US"/>
-        </w:rPr>
-      </w:pPr>
-    </w:p>
-    <w:p>
-      <w:pPr>
-        <w:pStyle w:val="Heading1"/>
-      </w:pPr>
-      <w:bookmarkStart w:id="33" w:name="_Toc223353064"/>
-      <w:r>
-        <w:t>E-ink display</w:t>
-      </w:r>
-      <w:bookmarkEnd w:id="33"/>
+      <w:r>
+        <w:t xml:space="preserve"> contrast</w:t>
+      </w:r>
     </w:p>
     <w:p>
       <w:pPr>
         <w:pStyle w:val="ListParagraph"/>
         <w:numPr>
           <w:ilvl w:val="0"/>
-          <w:numId w:val="80"/>
+          <w:numId w:val="66"/>
         </w:numPr>
         <w:rPr>
           <w:lang w:val="en-US"/>
         </w:rPr>
       </w:pPr>
-      <w:r>
-        <w:rPr>
-          <w:lang w:val="en-US"/>
-        </w:rPr>
-        <w:t>Klein, vierkant</w:t>
-      </w:r>
+      <w:proofErr w:type="spellStart"/>
+      <w:r>
+        <w:rPr>
+          <w:lang w:val="en-US"/>
+        </w:rPr>
+        <w:t>Grootte</w:t>
+      </w:r>
+      <w:proofErr w:type="spellEnd"/>
+      <w:r>
+        <w:rPr>
+          <w:lang w:val="en-US"/>
+        </w:rPr>
+        <w:t xml:space="preserve"> </w:t>
+      </w:r>
+      <w:proofErr w:type="spellStart"/>
+      <w:r>
+        <w:rPr>
+          <w:lang w:val="en-US"/>
+        </w:rPr>
+        <w:t>en</w:t>
+      </w:r>
+      <w:proofErr w:type="spellEnd"/>
+      <w:r>
+        <w:rPr>
+          <w:lang w:val="en-US"/>
+        </w:rPr>
+        <w:t xml:space="preserve"> </w:t>
+      </w:r>
+      <w:proofErr w:type="spellStart"/>
+      <w:r>
+        <w:rPr>
+          <w:lang w:val="en-US"/>
+        </w:rPr>
+        <w:t>resolutie</w:t>
+      </w:r>
+      <w:proofErr w:type="spellEnd"/>
+    </w:p>
+    <w:p>
+      <w:pPr>
+        <w:pStyle w:val="ListParagraph"/>
+        <w:numPr>
+          <w:ilvl w:val="1"/>
+          <w:numId w:val="66"/>
+        </w:numPr>
+        <w:rPr>
+          <w:lang w:val="en-US"/>
+        </w:rPr>
+      </w:pPr>
+      <w:r>
+        <w:rPr>
+          <w:lang w:val="en-US"/>
+        </w:rPr>
+        <w:t xml:space="preserve">Klein, </w:t>
+      </w:r>
+      <w:proofErr w:type="spellStart"/>
+      <w:r>
+        <w:rPr>
+          <w:lang w:val="en-US"/>
+        </w:rPr>
+        <w:t>vierkant</w:t>
+      </w:r>
+      <w:proofErr w:type="spellEnd"/>
+      <w:r>
+        <w:rPr>
+          <w:lang w:val="en-US"/>
+        </w:rPr>
+        <w:t xml:space="preserve"> </w:t>
+      </w:r>
+    </w:p>
+    <w:p>
+      <w:pPr>
+        <w:pStyle w:val="ListParagraph"/>
+        <w:numPr>
+          <w:ilvl w:val="1"/>
+          <w:numId w:val="66"/>
+        </w:numPr>
+        <w:rPr>
+          <w:lang w:val="en-US"/>
+        </w:rPr>
+      </w:pPr>
+      <w:r>
+        <w:t>1.5</w:t>
+      </w:r>
+      <w:r>
+        <w:t xml:space="preserve">4 </w:t>
+      </w:r>
+      <w:r>
+        <w:t>inch</w:t>
+      </w:r>
+    </w:p>
+    <w:p>
+      <w:pPr>
+        <w:pStyle w:val="ListParagraph"/>
+        <w:numPr>
+          <w:ilvl w:val="1"/>
+          <w:numId w:val="66"/>
+        </w:numPr>
+      </w:pPr>
+      <w:r>
+        <w:t>Voldoende pixels voor QR</w:t>
+      </w:r>
+    </w:p>
+    <w:p>
+      <w:pPr>
+        <w:pStyle w:val="ListParagraph"/>
+        <w:numPr>
+          <w:ilvl w:val="1"/>
+          <w:numId w:val="66"/>
+        </w:numPr>
+      </w:pPr>
+      <w:r>
+        <w:t>1.54″ 200×200</w:t>
+      </w:r>
+      <w:r>
+        <w:t xml:space="preserve"> wordt veel gebruikt voor </w:t>
+      </w:r>
+      <w:proofErr w:type="gramStart"/>
+      <w:r>
+        <w:t>QR codes</w:t>
+      </w:r>
+      <w:proofErr w:type="gramEnd"/>
     </w:p>
     <w:p>
       <w:pPr>
         <w:pStyle w:val="ListParagraph"/>
         <w:numPr>
           <w:ilvl w:val="0"/>
-          <w:numId w:val="79"/>
+          <w:numId w:val="66"/>
         </w:numPr>
       </w:pPr>
-      <w:r>
-        <w:t>I2C (efficienter op lage s</w:t>
-      </w:r>
-      <w:r>
-        <w:t>nelheden)</w:t>
-      </w:r>
-    </w:p>
+      <w:proofErr w:type="gramStart"/>
+      <w:r>
+        <w:t>QR code</w:t>
+      </w:r>
+      <w:proofErr w:type="gramEnd"/>
+      <w:r>
+        <w:t xml:space="preserve"> versie? </w:t>
+      </w:r>
+      <w:r>
+        <w:t>(</w:t>
+      </w:r>
+      <w:proofErr w:type="gramStart"/>
+      <w:r>
+        <w:t>z</w:t>
+      </w:r>
+      <w:r>
+        <w:t>ie</w:t>
+      </w:r>
+      <w:proofErr w:type="gramEnd"/>
+      <w:r>
+        <w:t xml:space="preserve"> </w:t>
+      </w:r>
+      <w:hyperlink r:id="rId92" w:history="1">
+        <w:r>
+          <w:rPr>
+            <w:rStyle w:val="Hyperlink"/>
+          </w:rPr>
+          <w:t>https://www.qrcode.com/en/about/version.html</w:t>
+        </w:r>
+      </w:hyperlink>
+      <w:r>
+        <w:t>)</w:t>
+      </w:r>
+    </w:p>
+    <w:p>
+      <w:pPr>
+        <w:pStyle w:val="ListParagraph"/>
+        <w:numPr>
+          <w:ilvl w:val="1"/>
+          <w:numId w:val="66"/>
+        </w:numPr>
+      </w:pPr>
+      <w:r>
+        <w:t>21x21 is kleinst</w:t>
+      </w:r>
+      <w:r>
+        <w:br/>
+      </w:r>
+      <w:r>
+        <w:rPr>
+          <w:lang w:val="en-US"/>
+        </w:rPr>
+        <w:drawing>
+          <wp:inline distT="0" distB="0" distL="0" distR="0" wp14:anchorId="239E8E70" wp14:editId="68D6002B">
+            <wp:extent cx="3964839" cy="802485"/>
+            <wp:effectExtent l="0" t="0" r="0" b="0"/>
+            <wp:docPr id="1675731404" name="Picture 1"/>
+            <wp:cNvGraphicFramePr>
+              <a:graphicFrameLocks xmlns:a="http://schemas.openxmlformats.org/drawingml/2006/main" noChangeAspect="1"/>
+            </wp:cNvGraphicFramePr>
+            <a:graphic xmlns:a="http://schemas.openxmlformats.org/drawingml/2006/main">
+              <a:graphicData uri="http://schemas.openxmlformats.org/drawingml/2006/picture">
+                <pic:pic xmlns:pic="http://schemas.openxmlformats.org/drawingml/2006/picture">
+                  <pic:nvPicPr>
+                    <pic:cNvPr id="1675731404" name=""/>
+                    <pic:cNvPicPr/>
+                  </pic:nvPicPr>
+                  <pic:blipFill rotWithShape="1">
+                    <a:blip r:embed="rId93"/>
+                    <a:srcRect b="56097"/>
+                    <a:stretch>
+                      <a:fillRect/>
+                    </a:stretch>
+                  </pic:blipFill>
+                  <pic:spPr bwMode="auto">
+                    <a:xfrm>
+                      <a:off x="0" y="0"/>
+                      <a:ext cx="4013257" cy="812285"/>
+                    </a:xfrm>
+                    <a:prstGeom prst="rect">
+                      <a:avLst/>
+                    </a:prstGeom>
+                    <a:ln>
+                      <a:noFill/>
+                    </a:ln>
+                    <a:extLst>
+                      <a:ext uri="{53640926-AAD7-44D8-BBD7-CCE9431645EC}">
+                        <a14:shadowObscured xmlns:a14="http://schemas.microsoft.com/office/drawing/2010/main"/>
+                      </a:ext>
+                    </a:extLst>
+                  </pic:spPr>
+                </pic:pic>
+              </a:graphicData>
+            </a:graphic>
+          </wp:inline>
+        </w:drawing>
+      </w:r>
+    </w:p>
+    <w:p>
+      <w:pPr>
+        <w:pStyle w:val="ListParagraph"/>
+        <w:numPr>
+          <w:ilvl w:val="1"/>
+          <w:numId w:val="66"/>
+        </w:numPr>
+      </w:pPr>
+      <w:r>
+        <w:rPr>
+          <w:b/>
+          <w:bCs/>
+        </w:rPr>
+        <w:t xml:space="preserve">Berekening grootst mogelijke </w:t>
+      </w:r>
+      <w:proofErr w:type="gramStart"/>
+      <w:r>
+        <w:rPr>
+          <w:b/>
+          <w:bCs/>
+        </w:rPr>
+        <w:t>QR code</w:t>
+      </w:r>
+      <w:proofErr w:type="gramEnd"/>
+      <w:r>
+        <w:t>:</w:t>
+      </w:r>
+      <w:r>
+        <w:br/>
+        <w:t xml:space="preserve">De kleinste scanbare </w:t>
+      </w:r>
+      <w:proofErr w:type="gramStart"/>
+      <w:r>
+        <w:t>QR code</w:t>
+      </w:r>
+      <w:proofErr w:type="gramEnd"/>
+      <w:r>
+        <w:t xml:space="preserve"> is 1x1cm 38x38 pixel -&gt; 0.263mm per pixel</w:t>
+      </w:r>
+      <w:r>
+        <w:br/>
+        <w:t>1.54” = 27.12x27.12mm -&gt; 200x200 pixels = 0.135mm per pixel</w:t>
+      </w:r>
+      <w:r>
+        <w:br/>
+        <w:t xml:space="preserve">kleinste mogelijke </w:t>
+      </w:r>
+      <w:proofErr w:type="gramStart"/>
+      <w:r>
+        <w:t>QR pixel</w:t>
+      </w:r>
+      <w:proofErr w:type="gramEnd"/>
+      <w:r>
+        <w:t xml:space="preserve"> is 2x2 pixels op het scherm (0.27x0.27mm)</w:t>
+      </w:r>
+      <w:r>
+        <w:br/>
+        <w:t xml:space="preserve">dus grootste </w:t>
+      </w:r>
+      <w:proofErr w:type="gramStart"/>
+      <w:r>
+        <w:t>QR code</w:t>
+      </w:r>
+      <w:proofErr w:type="gramEnd"/>
+      <w:r>
+        <w:t xml:space="preserve"> is 97x97 (versie 20) </w:t>
+      </w:r>
+      <w:r>
+        <w:br/>
+      </w:r>
+      <w:r>
+        <w:drawing>
+          <wp:inline distT="0" distB="0" distL="0" distR="0" wp14:anchorId="67FF18C8" wp14:editId="40669463">
+            <wp:extent cx="4027017" cy="314722"/>
+            <wp:effectExtent l="0" t="0" r="0" b="9525"/>
+            <wp:docPr id="703211174" name="Picture 1"/>
+            <wp:cNvGraphicFramePr>
+              <a:graphicFrameLocks xmlns:a="http://schemas.openxmlformats.org/drawingml/2006/main" noChangeAspect="1"/>
+            </wp:cNvGraphicFramePr>
+            <a:graphic xmlns:a="http://schemas.openxmlformats.org/drawingml/2006/main">
+              <a:graphicData uri="http://schemas.openxmlformats.org/drawingml/2006/picture">
+                <pic:pic xmlns:pic="http://schemas.openxmlformats.org/drawingml/2006/picture">
+                  <pic:nvPicPr>
+                    <pic:cNvPr id="703211174" name=""/>
+                    <pic:cNvPicPr/>
+                  </pic:nvPicPr>
+                  <pic:blipFill>
+                    <a:blip r:embed="rId94"/>
+                    <a:stretch>
+                      <a:fillRect/>
+                    </a:stretch>
+                  </pic:blipFill>
+                  <pic:spPr>
+                    <a:xfrm>
+                      <a:off x="0" y="0"/>
+                      <a:ext cx="4266069" cy="333405"/>
+                    </a:xfrm>
+                    <a:prstGeom prst="rect">
+                      <a:avLst/>
+                    </a:prstGeom>
+                  </pic:spPr>
+                </pic:pic>
+              </a:graphicData>
+            </a:graphic>
+          </wp:inline>
+        </w:drawing>
+      </w:r>
+      <w:r>
+        <w:br/>
+      </w:r>
+      <w:r>
+        <w:drawing>
+          <wp:inline distT="0" distB="0" distL="0" distR="0" wp14:anchorId="3A576ABD" wp14:editId="46A6A728">
+            <wp:extent cx="4001415" cy="501059"/>
+            <wp:effectExtent l="0" t="0" r="0" b="0"/>
+            <wp:docPr id="1471465730" name="Picture 1"/>
+            <wp:cNvGraphicFramePr>
+              <a:graphicFrameLocks xmlns:a="http://schemas.openxmlformats.org/drawingml/2006/main" noChangeAspect="1"/>
+            </wp:cNvGraphicFramePr>
+            <a:graphic xmlns:a="http://schemas.openxmlformats.org/drawingml/2006/main">
+              <a:graphicData uri="http://schemas.openxmlformats.org/drawingml/2006/picture">
+                <pic:pic xmlns:pic="http://schemas.openxmlformats.org/drawingml/2006/picture">
+                  <pic:nvPicPr>
+                    <pic:cNvPr id="1471465730" name=""/>
+                    <pic:cNvPicPr/>
+                  </pic:nvPicPr>
+                  <pic:blipFill>
+                    <a:blip r:embed="rId95"/>
+                    <a:stretch>
+                      <a:fillRect/>
+                    </a:stretch>
+                  </pic:blipFill>
+                  <pic:spPr>
+                    <a:xfrm>
+                      <a:off x="0" y="0"/>
+                      <a:ext cx="4076337" cy="510441"/>
+                    </a:xfrm>
+                    <a:prstGeom prst="rect">
+                      <a:avLst/>
+                    </a:prstGeom>
+                  </pic:spPr>
+                </pic:pic>
+              </a:graphicData>
+            </a:graphic>
+          </wp:inline>
+        </w:drawing>
+      </w:r>
+    </w:p>
+    <w:p/>
     <w:p>
       <w:pPr>
         <w:pStyle w:val="ListParagraph"/>
         <w:numPr>
           <w:ilvl w:val="0"/>
-          <w:numId w:val="79"/>
+          <w:numId w:val="66"/>
         </w:numPr>
       </w:pPr>
       <w:r>
-        <w:t>Liefst 1.5inch</w:t>
+        <w:t>I²C</w:t>
+      </w:r>
+      <w:r>
+        <w:t xml:space="preserve"> of </w:t>
+      </w:r>
+      <w:r>
+        <w:t>SPI</w:t>
+      </w:r>
+      <w:r>
+        <w:t>?</w:t>
+      </w:r>
+    </w:p>
+    <w:p>
+      <w:pPr>
+        <w:pStyle w:val="ListParagraph"/>
+        <w:numPr>
+          <w:ilvl w:val="1"/>
+          <w:numId w:val="66"/>
+        </w:numPr>
+      </w:pPr>
+      <w:r>
+        <w:t xml:space="preserve">I2C </w:t>
+      </w:r>
+      <w:r>
+        <w:t xml:space="preserve">is </w:t>
+      </w:r>
+      <w:proofErr w:type="spellStart"/>
+      <w:r>
+        <w:t>efficienter</w:t>
+      </w:r>
+      <w:proofErr w:type="spellEnd"/>
+      <w:r>
+        <w:t xml:space="preserve"> op lage s</w:t>
+      </w:r>
+      <w:r>
+        <w:t>nelheden</w:t>
+      </w:r>
+    </w:p>
+    <w:p>
+      <w:pPr>
+        <w:pStyle w:val="ListParagraph"/>
+        <w:numPr>
+          <w:ilvl w:val="1"/>
+          <w:numId w:val="66"/>
+        </w:numPr>
+      </w:pPr>
+      <w:r>
+        <w:t xml:space="preserve">De meeste </w:t>
+      </w:r>
+      <w:r>
+        <w:t>E-</w:t>
+      </w:r>
+      <w:proofErr w:type="spellStart"/>
+      <w:r>
+        <w:t>ink</w:t>
+      </w:r>
+      <w:r>
+        <w:t>s</w:t>
+      </w:r>
+      <w:proofErr w:type="spellEnd"/>
+      <w:r>
+        <w:t xml:space="preserve"> zijn SPI</w:t>
+      </w:r>
+    </w:p>
+    <w:p>
+      <w:pPr>
+        <w:pStyle w:val="ListParagraph"/>
+        <w:numPr>
+          <w:ilvl w:val="1"/>
+          <w:numId w:val="66"/>
+        </w:numPr>
+      </w:pPr>
+      <w:r>
+        <w:t>S</w:t>
+      </w:r>
+      <w:r>
+        <w:t>cherm wordt niet veel ge-update, SPI is ok</w:t>
       </w:r>
     </w:p>
     <w:p>
@@ -11820,14 +12232,427 @@
         <w:pStyle w:val="ListParagraph"/>
         <w:numPr>
           <w:ilvl w:val="0"/>
-          <w:numId w:val="79"/>
+          <w:numId w:val="66"/>
         </w:numPr>
       </w:pPr>
       <w:r>
-        <w:t>Voldoende pixels voor QR</w:t>
-      </w:r>
+        <w:t xml:space="preserve">Paneel zonder </w:t>
+      </w:r>
+      <w:r>
+        <w:t>of module met MCU?</w:t>
+      </w:r>
+    </w:p>
+    <w:p>
+      <w:pPr>
+        <w:pStyle w:val="ListParagraph"/>
+        <w:numPr>
+          <w:ilvl w:val="1"/>
+          <w:numId w:val="66"/>
+        </w:numPr>
+      </w:pPr>
+      <w:r>
+        <w:t>Rauw: SPI</w:t>
+      </w:r>
+      <w:r>
+        <w:t xml:space="preserve"> via FPC kabel</w:t>
+      </w:r>
+    </w:p>
+    <w:p>
+      <w:pPr>
+        <w:pStyle w:val="ListParagraph"/>
+        <w:numPr>
+          <w:ilvl w:val="1"/>
+          <w:numId w:val="66"/>
+        </w:numPr>
+      </w:pPr>
+      <w:r>
+        <w:t xml:space="preserve">Module kan met </w:t>
+      </w:r>
+      <w:r>
+        <w:t>I²C</w:t>
+      </w:r>
+    </w:p>
+    <w:p>
+      <w:pPr>
+        <w:pStyle w:val="ListParagraph"/>
+        <w:numPr>
+          <w:ilvl w:val="1"/>
+          <w:numId w:val="66"/>
+        </w:numPr>
+      </w:pPr>
+      <w:r>
+        <w:t>Module voor prototype?</w:t>
+      </w:r>
+    </w:p>
+    <w:p>
+      <w:pPr>
+        <w:pStyle w:val="ListParagraph"/>
+        <w:numPr>
+          <w:ilvl w:val="0"/>
+          <w:numId w:val="66"/>
+        </w:numPr>
+        <w:rPr>
+          <w:lang w:val="en-US"/>
+        </w:rPr>
+      </w:pPr>
+      <w:r>
+        <w:rPr>
+          <w:lang w:val="en-US"/>
+        </w:rPr>
+        <w:t>flat</w:t>
+      </w:r>
+      <w:r>
+        <w:rPr>
+          <w:lang w:val="en-US"/>
+        </w:rPr>
+        <w:noBreakHyphen/>
+        <w:t>flex (FPC)</w:t>
+      </w:r>
+      <w:r>
+        <w:rPr>
+          <w:lang w:val="en-US"/>
+        </w:rPr>
+        <w:t xml:space="preserve"> </w:t>
+      </w:r>
+      <w:proofErr w:type="spellStart"/>
+      <w:r>
+        <w:rPr>
+          <w:lang w:val="en-US"/>
+        </w:rPr>
+        <w:t>kabel</w:t>
+      </w:r>
+      <w:proofErr w:type="spellEnd"/>
+      <w:r>
+        <w:rPr>
+          <w:lang w:val="en-US"/>
+        </w:rPr>
+        <w:t xml:space="preserve"> &amp; connector</w:t>
+      </w:r>
+    </w:p>
+    <w:p>
+      <w:pPr>
+        <w:pStyle w:val="ListParagraph"/>
+        <w:numPr>
+          <w:ilvl w:val="0"/>
+          <w:numId w:val="66"/>
+        </w:numPr>
+        <w:rPr>
+          <w:lang w:val="en-US"/>
+        </w:rPr>
+      </w:pPr>
+      <w:proofErr w:type="spellStart"/>
+      <w:r>
+        <w:rPr>
+          <w:lang w:val="en-US"/>
+        </w:rPr>
+        <w:t>geen</w:t>
+      </w:r>
+      <w:proofErr w:type="spellEnd"/>
+      <w:r>
+        <w:rPr>
+          <w:lang w:val="en-US"/>
+        </w:rPr>
+        <w:t xml:space="preserve"> </w:t>
+      </w:r>
+      <w:r>
+        <w:rPr>
+          <w:lang w:val="en-US"/>
+        </w:rPr>
+        <w:t>partial refresh</w:t>
+      </w:r>
+      <w:r>
+        <w:rPr>
+          <w:lang w:val="en-US"/>
+        </w:rPr>
+        <w:t xml:space="preserve"> of fast update</w:t>
+      </w:r>
+      <w:r>
+        <w:rPr>
+          <w:lang w:val="en-US"/>
+        </w:rPr>
+        <w:t xml:space="preserve"> </w:t>
+      </w:r>
+      <w:proofErr w:type="spellStart"/>
+      <w:r>
+        <w:rPr>
+          <w:lang w:val="en-US"/>
+        </w:rPr>
+        <w:t>nodig</w:t>
+      </w:r>
+      <w:proofErr w:type="spellEnd"/>
+    </w:p>
+    <w:p>
+      <w:pPr>
+        <w:pStyle w:val="ListParagraph"/>
+        <w:numPr>
+          <w:ilvl w:val="0"/>
+          <w:numId w:val="66"/>
+        </w:numPr>
+        <w:rPr>
+          <w:lang w:val="en-US"/>
+        </w:rPr>
+      </w:pPr>
+    </w:p>
+    <w:p>
+      <w:pPr>
+        <w:rPr>
+          <w:lang w:val="en-US"/>
+        </w:rPr>
+      </w:pPr>
+    </w:p>
+    <w:p>
+      <w:pPr>
+        <w:spacing w:after="160"/>
+        <w:rPr>
+          <w:rFonts w:asciiTheme="majorHAnsi" w:eastAsiaTheme="majorEastAsia" w:hAnsiTheme="majorHAnsi" w:cstheme="majorBidi"/>
+          <w:b/>
+          <w:bCs/>
+          <w:smallCaps/>
+          <w:color w:val="2F5496" w:themeColor="accent1" w:themeShade="BF"/>
+          <w:sz w:val="28"/>
+          <w:szCs w:val="28"/>
+          <w:lang w:val="en-US"/>
+        </w:rPr>
+      </w:pPr>
+      <w:r>
+        <w:br w:type="page"/>
+      </w:r>
+    </w:p>
+    <w:p>
+      <w:pPr>
+        <w:pStyle w:val="Heading2"/>
+      </w:pPr>
+      <w:proofErr w:type="spellStart"/>
+      <w:r>
+        <w:lastRenderedPageBreak/>
+        <w:t>Opties</w:t>
+      </w:r>
+      <w:proofErr w:type="spellEnd"/>
+    </w:p>
+    <w:p>
+      <w:pPr>
+        <w:pStyle w:val="ListParagraph"/>
+        <w:numPr>
+          <w:ilvl w:val="0"/>
+          <w:numId w:val="66"/>
+        </w:numPr>
+      </w:pPr>
+      <w:hyperlink r:id="rId96" w:history="1">
+        <w:r>
+          <w:rPr>
+            <w:rStyle w:val="Hyperlink"/>
+          </w:rPr>
+          <w:t xml:space="preserve">Enige </w:t>
+        </w:r>
+        <w:r>
+          <w:rPr>
+            <w:rStyle w:val="Hyperlink"/>
+          </w:rPr>
+          <w:t>1.54”</w:t>
+        </w:r>
+        <w:r>
+          <w:rPr>
+            <w:rStyle w:val="Hyperlink"/>
+          </w:rPr>
+          <w:t xml:space="preserve"> 200x200 </w:t>
+        </w:r>
+        <w:r>
+          <w:rPr>
+            <w:rStyle w:val="Hyperlink"/>
+          </w:rPr>
+          <w:t>E-</w:t>
+        </w:r>
+        <w:proofErr w:type="spellStart"/>
+        <w:r>
+          <w:rPr>
+            <w:rStyle w:val="Hyperlink"/>
+          </w:rPr>
+          <w:t>ink</w:t>
+        </w:r>
+        <w:proofErr w:type="spellEnd"/>
+        <w:r>
+          <w:rPr>
+            <w:rStyle w:val="Hyperlink"/>
+          </w:rPr>
+          <w:t xml:space="preserve"> bij </w:t>
+        </w:r>
+        <w:proofErr w:type="spellStart"/>
+        <w:r>
+          <w:rPr>
+            <w:rStyle w:val="Hyperlink"/>
+          </w:rPr>
+          <w:t>Digikey</w:t>
+        </w:r>
+        <w:proofErr w:type="spellEnd"/>
+      </w:hyperlink>
+    </w:p>
+    <w:p>
+      <w:pPr>
+        <w:pStyle w:val="ListParagraph"/>
+        <w:numPr>
+          <w:ilvl w:val="1"/>
+          <w:numId w:val="66"/>
+        </w:numPr>
+      </w:pPr>
+      <w:r>
+        <w:t>$7.2, niet beschikbaar in €</w:t>
+      </w:r>
+    </w:p>
+    <w:p>
+      <w:pPr>
+        <w:pStyle w:val="ListParagraph"/>
+        <w:numPr>
+          <w:ilvl w:val="0"/>
+          <w:numId w:val="66"/>
+        </w:numPr>
+      </w:pPr>
+      <w:r>
+        <w:t xml:space="preserve">Geen </w:t>
+      </w:r>
+      <w:r>
+        <w:t>1.54”</w:t>
+      </w:r>
+      <w:r>
+        <w:t xml:space="preserve"> E-</w:t>
+      </w:r>
+      <w:proofErr w:type="spellStart"/>
+      <w:r>
+        <w:t>inks</w:t>
+      </w:r>
+      <w:proofErr w:type="spellEnd"/>
+      <w:r>
+        <w:t xml:space="preserve"> bij </w:t>
+      </w:r>
+      <w:proofErr w:type="spellStart"/>
+      <w:r>
+        <w:t>Mouser</w:t>
+      </w:r>
+      <w:proofErr w:type="spellEnd"/>
+      <w:r>
+        <w:t xml:space="preserve"> of </w:t>
+      </w:r>
+      <w:proofErr w:type="spellStart"/>
+      <w:r>
+        <w:t>Farnell</w:t>
+      </w:r>
+      <w:proofErr w:type="spellEnd"/>
+    </w:p>
+    <w:p>
+      <w:pPr>
+        <w:pStyle w:val="Heading3"/>
+      </w:pPr>
+      <w:hyperlink r:id="rId97" w:history="1">
+        <w:proofErr w:type="spellStart"/>
+        <w:r>
+          <w:rPr>
+            <w:rStyle w:val="Hyperlink"/>
+          </w:rPr>
+          <w:t>Good</w:t>
+        </w:r>
+        <w:proofErr w:type="spellEnd"/>
+        <w:r>
+          <w:rPr>
+            <w:rStyle w:val="Hyperlink"/>
+          </w:rPr>
+          <w:t xml:space="preserve"> Display</w:t>
+        </w:r>
+      </w:hyperlink>
+      <w:r>
+        <w:t xml:space="preserve"> (</w:t>
+      </w:r>
+      <w:proofErr w:type="spellStart"/>
+      <w:r>
+        <w:t>china</w:t>
+      </w:r>
+      <w:proofErr w:type="spellEnd"/>
+      <w:r>
+        <w:t>)</w:t>
+      </w:r>
+    </w:p>
+    <w:p>
+      <w:pPr>
+        <w:pStyle w:val="ListParagraph"/>
+        <w:numPr>
+          <w:ilvl w:val="0"/>
+          <w:numId w:val="66"/>
+        </w:numPr>
+      </w:pPr>
+      <w:hyperlink r:id="rId98" w:history="1">
+        <w:r>
+          <w:rPr>
+            <w:rStyle w:val="Hyperlink"/>
+          </w:rPr>
+          <w:t>https://www.good-display.com/product/388.html</w:t>
+        </w:r>
+      </w:hyperlink>
+    </w:p>
+    <w:p>
+      <w:pPr>
+        <w:pStyle w:val="ListParagraph"/>
+        <w:numPr>
+          <w:ilvl w:val="1"/>
+          <w:numId w:val="66"/>
+        </w:numPr>
+      </w:pPr>
+      <w:r>
+        <w:t>€ 5.3</w:t>
+      </w:r>
+    </w:p>
+    <w:p>
+      <w:pPr>
+        <w:pStyle w:val="ListParagraph"/>
+        <w:numPr>
+          <w:ilvl w:val="1"/>
+          <w:numId w:val="66"/>
+        </w:numPr>
+      </w:pPr>
+      <w:r>
+        <w:t>1.54”</w:t>
+      </w:r>
+      <w:r>
+        <w:t xml:space="preserve"> </w:t>
+      </w:r>
+      <w:r>
+        <w:t>200x200</w:t>
+      </w:r>
+    </w:p>
+    <w:p>
+      <w:pPr>
+        <w:pStyle w:val="ListParagraph"/>
+        <w:numPr>
+          <w:ilvl w:val="1"/>
+          <w:numId w:val="66"/>
+        </w:numPr>
+      </w:pPr>
+      <w:r>
+        <w:t>0 – 50°C</w:t>
+      </w:r>
+    </w:p>
+    <w:p>
+      <w:pPr>
+        <w:pStyle w:val="Heading3"/>
+      </w:pPr>
+    </w:p>
+    <w:p>
+      <w:pPr>
+        <w:pStyle w:val="Heading2"/>
+      </w:pPr>
+      <w:proofErr w:type="spellStart"/>
+      <w:r>
+        <w:t>Keuze</w:t>
+      </w:r>
+      <w:proofErr w:type="spellEnd"/>
+    </w:p>
+    <w:p>
+      <w:pPr>
+        <w:rPr>
+          <w:lang w:val="en-US"/>
+        </w:rPr>
+      </w:pPr>
     </w:p>
     <w:p/>
+    <w:p/>
+    <w:p/>
     <w:p>
       <w:pPr>
         <w:pStyle w:val="Heading1"/>
@@ -11849,6 +12674,21 @@
       <w:pPr>
         <w:pStyle w:val="Heading1"/>
       </w:pPr>
+      <w:r>
+        <w:t>SD-kaart</w:t>
+      </w:r>
+    </w:p>
+    <w:p>
+      <w:pPr>
+        <w:rPr>
+          <w:lang w:val="en-US"/>
+        </w:rPr>
+      </w:pPr>
+    </w:p>
+    <w:p>
+      <w:pPr>
+        <w:pStyle w:val="Heading1"/>
+      </w:pPr>
       <w:bookmarkStart w:id="35" w:name="_Toc223353066"/>
       <w:r>
         <w:t>Battery management system</w:t>
@@ -11864,6 +12704,13 @@
     </w:p>
     <w:p>
       <w:pPr>
+        <w:rPr>
+          <w:lang w:val="en-US"/>
+        </w:rPr>
+      </w:pPr>
+    </w:p>
+    <w:p>
+      <w:pPr>
         <w:pStyle w:val="Heading1"/>
       </w:pPr>
       <w:bookmarkStart w:id="36" w:name="_Toc223353067"/>
@@ -11885,7 +12732,6 @@
       </w:pPr>
       <w:bookmarkStart w:id="37" w:name="_Toc223353068"/>
       <w:r>
-        <w:lastRenderedPageBreak/>
         <w:t>Samenvatting keuzes</w:t>
       </w:r>
       <w:bookmarkEnd w:id="37"/>
@@ -11922,7 +12768,7 @@
       </w:pPr>
     </w:p>
     <w:sectPr>
-      <w:headerReference w:type="default" r:id="rId90"/>
+      <w:headerReference w:type="default" r:id="rId99"/>
       <w:type w:val="continuous"/>
       <w:pgSz w:w="11906" w:h="16838"/>
       <w:pgMar w:top="1417" w:right="1417" w:bottom="1417" w:left="1417" w:header="708" w:footer="708" w:gutter="0"/>
@@ -12385,7 +13231,7 @@
         <w:rFonts w:ascii="Wingdings" w:hAnsi="Wingdings" w:hint="default"/>
       </w:rPr>
     </w:lvl>
-    <w:lvl w:ilvl="3" w:tplc="20000001" w:tentative="1">
+    <w:lvl w:ilvl="3" w:tplc="20000001">
       <w:start w:val="1"/>
       <w:numFmt w:val="bullet"/>
       <w:lvlText w:val=""/>
@@ -14272,7 +15118,7 @@
         <w:rFonts w:ascii="Wingdings" w:hAnsi="Wingdings" w:hint="default"/>
       </w:rPr>
     </w:lvl>
-    <w:lvl w:ilvl="1" w:tplc="20000003" w:tentative="1">
+    <w:lvl w:ilvl="1" w:tplc="20000003">
       <w:start w:val="1"/>
       <w:numFmt w:val="bullet"/>
       <w:lvlText w:val="o"/>
@@ -19976,6 +20822,119 @@
     </w:lvl>
   </w:abstractNum>
   <w:abstractNum w:abstractNumId="69" w15:restartNumberingAfterBreak="0">
+    <w:nsid w:val="6E6A3A9B"/>
+    <w:multiLevelType w:val="hybridMultilevel"/>
+    <w:tmpl w:val="95D208A2"/>
+    <w:lvl w:ilvl="0" w:tplc="20000001">
+      <w:start w:val="1"/>
+      <w:numFmt w:val="bullet"/>
+      <w:lvlText w:val=""/>
+      <w:lvlJc w:val="left"/>
+      <w:pPr>
+        <w:ind w:left="720" w:hanging="360"/>
+      </w:pPr>
+      <w:rPr>
+        <w:rFonts w:ascii="Symbol" w:hAnsi="Symbol" w:hint="default"/>
+      </w:rPr>
+    </w:lvl>
+    <w:lvl w:ilvl="1" w:tplc="FFFFFFFF">
+      <w:start w:val="1"/>
+      <w:numFmt w:val="bullet"/>
+      <w:lvlText w:val="o"/>
+      <w:lvlJc w:val="left"/>
+      <w:pPr>
+        <w:ind w:left="1440" w:hanging="360"/>
+      </w:pPr>
+      <w:rPr>
+        <w:rFonts w:ascii="Courier New" w:hAnsi="Courier New" w:cs="Courier New" w:hint="default"/>
+      </w:rPr>
+    </w:lvl>
+    <w:lvl w:ilvl="2" w:tplc="FFFFFFFF" w:tentative="1">
+      <w:start w:val="1"/>
+      <w:numFmt w:val="bullet"/>
+      <w:lvlText w:val=""/>
+      <w:lvlJc w:val="left"/>
+      <w:pPr>
+        <w:ind w:left="2160" w:hanging="360"/>
+      </w:pPr>
+      <w:rPr>
+        <w:rFonts w:ascii="Wingdings" w:hAnsi="Wingdings" w:hint="default"/>
+      </w:rPr>
+    </w:lvl>
+    <w:lvl w:ilvl="3" w:tplc="FFFFFFFF" w:tentative="1">
+      <w:start w:val="1"/>
+      <w:numFmt w:val="bullet"/>
+      <w:lvlText w:val=""/>
+      <w:lvlJc w:val="left"/>
+      <w:pPr>
+        <w:ind w:left="2880" w:hanging="360"/>
+      </w:pPr>
+      <w:rPr>
+        <w:rFonts w:ascii="Symbol" w:hAnsi="Symbol" w:hint="default"/>
+      </w:rPr>
+    </w:lvl>
+    <w:lvl w:ilvl="4" w:tplc="FFFFFFFF" w:tentative="1">
+      <w:start w:val="1"/>
+      <w:numFmt w:val="bullet"/>
+      <w:lvlText w:val="o"/>
+      <w:lvlJc w:val="left"/>
+      <w:pPr>
+        <w:ind w:left="3600" w:hanging="360"/>
+      </w:pPr>
+      <w:rPr>
+        <w:rFonts w:ascii="Courier New" w:hAnsi="Courier New" w:cs="Courier New" w:hint="default"/>
+      </w:rPr>
+    </w:lvl>
+    <w:lvl w:ilvl="5" w:tplc="FFFFFFFF" w:tentative="1">
+      <w:start w:val="1"/>
+      <w:numFmt w:val="bullet"/>
+      <w:lvlText w:val=""/>
+      <w:lvlJc w:val="left"/>
+      <w:pPr>
+        <w:ind w:left="4320" w:hanging="360"/>
+      </w:pPr>
+      <w:rPr>
+        <w:rFonts w:ascii="Wingdings" w:hAnsi="Wingdings" w:hint="default"/>
+      </w:rPr>
+    </w:lvl>
+    <w:lvl w:ilvl="6" w:tplc="FFFFFFFF" w:tentative="1">
+      <w:start w:val="1"/>
+      <w:numFmt w:val="bullet"/>
+      <w:lvlText w:val=""/>
+      <w:lvlJc w:val="left"/>
+      <w:pPr>
+        <w:ind w:left="5040" w:hanging="360"/>
+      </w:pPr>
+      <w:rPr>
+        <w:rFonts w:ascii="Symbol" w:hAnsi="Symbol" w:hint="default"/>
+      </w:rPr>
+    </w:lvl>
+    <w:lvl w:ilvl="7" w:tplc="FFFFFFFF" w:tentative="1">
+      <w:start w:val="1"/>
+      <w:numFmt w:val="bullet"/>
+      <w:lvlText w:val="o"/>
+      <w:lvlJc w:val="left"/>
+      <w:pPr>
+        <w:ind w:left="5760" w:hanging="360"/>
+      </w:pPr>
+      <w:rPr>
+        <w:rFonts w:ascii="Courier New" w:hAnsi="Courier New" w:cs="Courier New" w:hint="default"/>
+      </w:rPr>
+    </w:lvl>
+    <w:lvl w:ilvl="8" w:tplc="FFFFFFFF" w:tentative="1">
+      <w:start w:val="1"/>
+      <w:numFmt w:val="bullet"/>
+      <w:lvlText w:val=""/>
+      <w:lvlJc w:val="left"/>
+      <w:pPr>
+        <w:ind w:left="6480" w:hanging="360"/>
+      </w:pPr>
+      <w:rPr>
+        <w:rFonts w:ascii="Wingdings" w:hAnsi="Wingdings" w:hint="default"/>
+      </w:rPr>
+    </w:lvl>
+  </w:abstractNum>
+  <w:abstractNum w:abstractNumId="70" w15:restartNumberingAfterBreak="0">
     <w:nsid w:val="6F4A2F3E"/>
     <w:multiLevelType w:val="hybridMultilevel"/>
     <w:tmpl w:val="1ACED72E"/>
@@ -20088,7 +21047,7 @@
       </w:rPr>
     </w:lvl>
   </w:abstractNum>
-  <w:abstractNum w:abstractNumId="70" w15:restartNumberingAfterBreak="0">
+  <w:abstractNum w:abstractNumId="71" w15:restartNumberingAfterBreak="0">
     <w:nsid w:val="71C90956"/>
     <w:multiLevelType w:val="hybridMultilevel"/>
     <w:tmpl w:val="DAD84AAC"/>
@@ -20200,7 +21159,7 @@
       </w:rPr>
     </w:lvl>
   </w:abstractNum>
-  <w:abstractNum w:abstractNumId="71" w15:restartNumberingAfterBreak="0">
+  <w:abstractNum w:abstractNumId="72" w15:restartNumberingAfterBreak="0">
     <w:nsid w:val="741A5DB8"/>
     <w:multiLevelType w:val="hybridMultilevel"/>
     <w:tmpl w:val="3BDE4022"/>
@@ -20313,7 +21272,7 @@
       </w:rPr>
     </w:lvl>
   </w:abstractNum>
-  <w:abstractNum w:abstractNumId="72" w15:restartNumberingAfterBreak="0">
+  <w:abstractNum w:abstractNumId="73" w15:restartNumberingAfterBreak="0">
     <w:nsid w:val="74C87631"/>
     <w:multiLevelType w:val="hybridMultilevel"/>
     <w:tmpl w:val="F7BCA7E2"/>
@@ -20426,7 +21385,7 @@
       </w:rPr>
     </w:lvl>
   </w:abstractNum>
-  <w:abstractNum w:abstractNumId="73" w15:restartNumberingAfterBreak="0">
+  <w:abstractNum w:abstractNumId="74" w15:restartNumberingAfterBreak="0">
     <w:nsid w:val="74D141A1"/>
     <w:multiLevelType w:val="hybridMultilevel"/>
     <w:tmpl w:val="F85469FE"/>
@@ -20539,7 +21498,7 @@
       </w:rPr>
     </w:lvl>
   </w:abstractNum>
-  <w:abstractNum w:abstractNumId="74" w15:restartNumberingAfterBreak="0">
+  <w:abstractNum w:abstractNumId="75" w15:restartNumberingAfterBreak="0">
     <w:nsid w:val="75E525F6"/>
     <w:multiLevelType w:val="hybridMultilevel"/>
     <w:tmpl w:val="F81282EA"/>
@@ -20652,7 +21611,7 @@
       </w:rPr>
     </w:lvl>
   </w:abstractNum>
-  <w:abstractNum w:abstractNumId="75" w15:restartNumberingAfterBreak="0">
+  <w:abstractNum w:abstractNumId="76" w15:restartNumberingAfterBreak="0">
     <w:nsid w:val="75F338E4"/>
     <w:multiLevelType w:val="hybridMultilevel"/>
     <w:tmpl w:val="84AAE260"/>
@@ -20765,7 +21724,7 @@
       </w:rPr>
     </w:lvl>
   </w:abstractNum>
-  <w:abstractNum w:abstractNumId="76" w15:restartNumberingAfterBreak="0">
+  <w:abstractNum w:abstractNumId="77" w15:restartNumberingAfterBreak="0">
     <w:nsid w:val="791851F9"/>
     <w:multiLevelType w:val="hybridMultilevel"/>
     <w:tmpl w:val="5DCE1C32"/>
@@ -20878,7 +21837,7 @@
       </w:rPr>
     </w:lvl>
   </w:abstractNum>
-  <w:abstractNum w:abstractNumId="77" w15:restartNumberingAfterBreak="0">
+  <w:abstractNum w:abstractNumId="78" w15:restartNumberingAfterBreak="0">
     <w:nsid w:val="7A444A60"/>
     <w:multiLevelType w:val="hybridMultilevel"/>
     <w:tmpl w:val="5DA2727C"/>
@@ -20991,7 +21950,7 @@
       </w:rPr>
     </w:lvl>
   </w:abstractNum>
-  <w:abstractNum w:abstractNumId="78" w15:restartNumberingAfterBreak="0">
+  <w:abstractNum w:abstractNumId="79" w15:restartNumberingAfterBreak="0">
     <w:nsid w:val="7B6356A5"/>
     <w:multiLevelType w:val="hybridMultilevel"/>
     <w:tmpl w:val="200260D6"/>
@@ -21104,7 +22063,7 @@
       </w:rPr>
     </w:lvl>
   </w:abstractNum>
-  <w:abstractNum w:abstractNumId="79" w15:restartNumberingAfterBreak="0">
+  <w:abstractNum w:abstractNumId="80" w15:restartNumberingAfterBreak="0">
     <w:nsid w:val="7D5C78F2"/>
     <w:multiLevelType w:val="hybridMultilevel"/>
     <w:tmpl w:val="1B829CD4"/>
@@ -21260,7 +22219,7 @@
     <w:abstractNumId w:val="37"/>
   </w:num>
   <w:num w:numId="15" w16cid:durableId="349912257">
-    <w:abstractNumId w:val="69"/>
+    <w:abstractNumId w:val="70"/>
   </w:num>
   <w:num w:numId="16" w16cid:durableId="1681615006">
     <w:abstractNumId w:val="50"/>
@@ -21278,7 +22237,7 @@
     <w:abstractNumId w:val="34"/>
   </w:num>
   <w:num w:numId="21" w16cid:durableId="100687704">
-    <w:abstractNumId w:val="78"/>
+    <w:abstractNumId w:val="79"/>
   </w:num>
   <w:num w:numId="22" w16cid:durableId="1046561978">
     <w:abstractNumId w:val="58"/>
@@ -21317,7 +22276,7 @@
     <w:abstractNumId w:val="22"/>
   </w:num>
   <w:num w:numId="34" w16cid:durableId="1724712719">
-    <w:abstractNumId w:val="71"/>
+    <w:abstractNumId w:val="72"/>
   </w:num>
   <w:num w:numId="35" w16cid:durableId="2019887224">
     <w:abstractNumId w:val="27"/>
@@ -21326,7 +22285,7 @@
     <w:abstractNumId w:val="29"/>
   </w:num>
   <w:num w:numId="37" w16cid:durableId="2064450452">
-    <w:abstractNumId w:val="74"/>
+    <w:abstractNumId w:val="75"/>
   </w:num>
   <w:num w:numId="38" w16cid:durableId="988097607">
     <w:abstractNumId w:val="67"/>
@@ -21404,13 +22363,13 @@
     </w:lvlOverride>
   </w:num>
   <w:num w:numId="45" w16cid:durableId="717558721">
-    <w:abstractNumId w:val="73"/>
+    <w:abstractNumId w:val="74"/>
   </w:num>
   <w:num w:numId="46" w16cid:durableId="141433691">
     <w:abstractNumId w:val="13"/>
   </w:num>
   <w:num w:numId="47" w16cid:durableId="1626233528">
-    <w:abstractNumId w:val="70"/>
+    <w:abstractNumId w:val="71"/>
   </w:num>
   <w:num w:numId="48" w16cid:durableId="1619022656">
     <w:abstractNumId w:val="65"/>
@@ -21449,7 +22408,7 @@
     <w:abstractNumId w:val="25"/>
   </w:num>
   <w:num w:numId="60" w16cid:durableId="1713535263">
-    <w:abstractNumId w:val="77"/>
+    <w:abstractNumId w:val="78"/>
   </w:num>
   <w:num w:numId="61" w16cid:durableId="180318862">
     <w:abstractNumId w:val="0"/>
@@ -21470,7 +22429,7 @@
     <w:abstractNumId w:val="2"/>
   </w:num>
   <w:num w:numId="67" w16cid:durableId="1738938323">
-    <w:abstractNumId w:val="76"/>
+    <w:abstractNumId w:val="77"/>
   </w:num>
   <w:num w:numId="68" w16cid:durableId="1028868218">
     <w:abstractNumId w:val="40"/>
@@ -21494,7 +22453,7 @@
     <w:abstractNumId w:val="62"/>
   </w:num>
   <w:num w:numId="75" w16cid:durableId="518545594">
-    <w:abstractNumId w:val="79"/>
+    <w:abstractNumId w:val="80"/>
   </w:num>
   <w:num w:numId="76" w16cid:durableId="978650203">
     <w:abstractNumId w:val="42"/>
@@ -21503,19 +22462,22 @@
     <w:abstractNumId w:val="48"/>
   </w:num>
   <w:num w:numId="78" w16cid:durableId="1663389904">
-    <w:abstractNumId w:val="72"/>
+    <w:abstractNumId w:val="73"/>
   </w:num>
   <w:num w:numId="79" w16cid:durableId="809517631">
     <w:abstractNumId w:val="19"/>
   </w:num>
   <w:num w:numId="80" w16cid:durableId="1915697748">
-    <w:abstractNumId w:val="75"/>
+    <w:abstractNumId w:val="76"/>
   </w:num>
   <w:num w:numId="81" w16cid:durableId="1301419200">
     <w:abstractNumId w:val="32"/>
   </w:num>
   <w:num w:numId="82" w16cid:durableId="378941063">
     <w:abstractNumId w:val="39"/>
+  </w:num>
+  <w:num w:numId="83" w16cid:durableId="26374723">
+    <w:abstractNumId w:val="69"/>
   </w:num>
   <w:numIdMacAtCleanup w:val="62"/>
 </w:numbering>

--- a/Componenten.docx
+++ b/Componenten.docx
@@ -11876,13 +11876,8 @@
         <w:t>1.54″ 200×200</w:t>
       </w:r>
       <w:r>
-        <w:t xml:space="preserve"> wordt veel gebruikt voor </w:t>
-      </w:r>
-      <w:proofErr w:type="gramStart"/>
-      <w:r>
-        <w:t>QR codes</w:t>
-      </w:r>
-      <w:proofErr w:type="gramEnd"/>
+        <w:t xml:space="preserve"> wordt veel gebruikt voor QR codes</w:t>
+      </w:r>
     </w:p>
     <w:p>
       <w:pPr>
@@ -11892,27 +11887,14 @@
           <w:numId w:val="66"/>
         </w:numPr>
       </w:pPr>
-      <w:proofErr w:type="gramStart"/>
-      <w:r>
-        <w:t>QR code</w:t>
-      </w:r>
-      <w:proofErr w:type="gramEnd"/>
-      <w:r>
-        <w:t xml:space="preserve"> versie? </w:t>
-      </w:r>
-      <w:r>
-        <w:t>(</w:t>
-      </w:r>
-      <w:proofErr w:type="gramStart"/>
-      <w:r>
-        <w:t>z</w:t>
-      </w:r>
-      <w:r>
-        <w:t>ie</w:t>
-      </w:r>
-      <w:proofErr w:type="gramEnd"/>
-      <w:r>
-        <w:t xml:space="preserve"> </w:t>
+      <w:r>
+        <w:t xml:space="preserve">QR code versie? </w:t>
+      </w:r>
+      <w:r>
+        <w:t>(z</w:t>
+      </w:r>
+      <w:r>
+        <w:t xml:space="preserve">ie </w:t>
       </w:r>
       <w:hyperlink r:id="rId92" w:history="1">
         <w:r>
@@ -12003,31 +11985,14 @@
           <w:b/>
           <w:bCs/>
         </w:rPr>
-        <w:t xml:space="preserve">Berekening grootst mogelijke </w:t>
-      </w:r>
-      <w:proofErr w:type="gramStart"/>
-      <w:r>
-        <w:rPr>
-          <w:b/>
-          <w:bCs/>
-        </w:rPr>
-        <w:t>QR code</w:t>
-      </w:r>
-      <w:proofErr w:type="gramEnd"/>
+        <w:t>Berekening grootst mogelijke QR code</w:t>
+      </w:r>
       <w:r>
         <w:t>:</w:t>
       </w:r>
       <w:r>
         <w:br/>
-        <w:t xml:space="preserve">De kleinste scanbare </w:t>
-      </w:r>
-      <w:proofErr w:type="gramStart"/>
-      <w:r>
-        <w:t>QR code</w:t>
-      </w:r>
-      <w:proofErr w:type="gramEnd"/>
-      <w:r>
-        <w:t xml:space="preserve"> is 1x1cm 38x38 pixel -&gt; 0.263mm per pixel</w:t>
+        <w:t>De kleinste scanbare QR code is 1x1cm 38x38 pixel -&gt; 0.263mm per pixel</w:t>
       </w:r>
       <w:r>
         <w:br/>
@@ -12035,27 +12000,11 @@
       </w:r>
       <w:r>
         <w:br/>
-        <w:t xml:space="preserve">kleinste mogelijke </w:t>
-      </w:r>
-      <w:proofErr w:type="gramStart"/>
-      <w:r>
-        <w:t>QR pixel</w:t>
-      </w:r>
-      <w:proofErr w:type="gramEnd"/>
-      <w:r>
-        <w:t xml:space="preserve"> is 2x2 pixels op het scherm (0.27x0.27mm)</w:t>
+        <w:t>kleinste mogelijke QR pixel is 2x2 pixels op het scherm (0.27x0.27mm)</w:t>
       </w:r>
       <w:r>
         <w:br/>
-        <w:t xml:space="preserve">dus grootste </w:t>
-      </w:r>
-      <w:proofErr w:type="gramStart"/>
-      <w:r>
-        <w:t>QR code</w:t>
-      </w:r>
-      <w:proofErr w:type="gramEnd"/>
-      <w:r>
-        <w:t xml:space="preserve"> is 97x97 (versie 20) </w:t>
+        <w:t xml:space="preserve">dus grootste QR code is 97x97 (versie 20) </w:t>
       </w:r>
       <w:r>
         <w:br/>
@@ -12234,12 +12183,153 @@
           <w:ilvl w:val="0"/>
           <w:numId w:val="66"/>
         </w:numPr>
-      </w:pPr>
-      <w:r>
-        <w:t xml:space="preserve">Paneel zonder </w:t>
-      </w:r>
-      <w:r>
-        <w:t>of module met MCU?</w:t>
+        <w:rPr>
+          <w:lang w:val="en-US"/>
+        </w:rPr>
+      </w:pPr>
+      <w:proofErr w:type="spellStart"/>
+      <w:r>
+        <w:rPr>
+          <w:lang w:val="en-US"/>
+        </w:rPr>
+        <w:t>geen</w:t>
+      </w:r>
+      <w:proofErr w:type="spellEnd"/>
+      <w:r>
+        <w:rPr>
+          <w:lang w:val="en-US"/>
+        </w:rPr>
+        <w:t xml:space="preserve"> partial refresh of fast update </w:t>
+      </w:r>
+      <w:proofErr w:type="spellStart"/>
+      <w:r>
+        <w:rPr>
+          <w:lang w:val="en-US"/>
+        </w:rPr>
+        <w:t>nodig</w:t>
+      </w:r>
+      <w:proofErr w:type="spellEnd"/>
+    </w:p>
+    <w:p>
+      <w:pPr>
+        <w:pStyle w:val="Heading2"/>
+      </w:pPr>
+      <w:proofErr w:type="spellStart"/>
+      <w:r>
+        <w:t>Paneel</w:t>
+      </w:r>
+      <w:proofErr w:type="spellEnd"/>
+      <w:r>
+        <w:t xml:space="preserve"> </w:t>
+      </w:r>
+      <w:r>
+        <w:t>of module?</w:t>
+      </w:r>
+    </w:p>
+    <w:p>
+      <w:pPr>
+        <w:pStyle w:val="Heading3"/>
+        <w:spacing w:before="0"/>
+        <w:rPr>
+          <w:lang w:val="en-US"/>
+        </w:rPr>
+      </w:pPr>
+      <w:proofErr w:type="spellStart"/>
+      <w:r>
+        <w:rPr>
+          <w:lang w:val="en-US"/>
+        </w:rPr>
+        <w:t>Paneel</w:t>
+      </w:r>
+      <w:proofErr w:type="spellEnd"/>
+    </w:p>
+    <w:p>
+      <w:pPr>
+        <w:pStyle w:val="ListParagraph"/>
+        <w:numPr>
+          <w:ilvl w:val="0"/>
+          <w:numId w:val="66"/>
+        </w:numPr>
+        <w:rPr>
+          <w:lang w:val="en-US"/>
+        </w:rPr>
+      </w:pPr>
+      <w:r>
+        <w:rPr>
+          <w:lang w:val="en-US"/>
+        </w:rPr>
+        <w:t>SPI via</w:t>
+      </w:r>
+      <w:r>
+        <w:rPr>
+          <w:lang w:val="en-US"/>
+        </w:rPr>
+        <w:t xml:space="preserve"> </w:t>
+      </w:r>
+      <w:proofErr w:type="spellStart"/>
+      <w:r>
+        <w:rPr>
+          <w:lang w:val="en-US"/>
+        </w:rPr>
+        <w:t>korte</w:t>
+      </w:r>
+      <w:proofErr w:type="spellEnd"/>
+      <w:r>
+        <w:rPr>
+          <w:lang w:val="en-US"/>
+        </w:rPr>
+        <w:t xml:space="preserve"> </w:t>
+      </w:r>
+      <w:r>
+        <w:rPr>
+          <w:lang w:val="en-US"/>
+        </w:rPr>
+        <w:t>flat</w:t>
+      </w:r>
+      <w:r>
+        <w:rPr>
+          <w:lang w:val="en-US"/>
+        </w:rPr>
+        <w:noBreakHyphen/>
+        <w:t xml:space="preserve">flex (FPC) </w:t>
+      </w:r>
+      <w:proofErr w:type="spellStart"/>
+      <w:r>
+        <w:rPr>
+          <w:lang w:val="en-US"/>
+        </w:rPr>
+        <w:t>kabel</w:t>
+      </w:r>
+      <w:proofErr w:type="spellEnd"/>
+      <w:r>
+        <w:rPr>
+          <w:lang w:val="en-US"/>
+        </w:rPr>
+        <w:t xml:space="preserve"> (</w:t>
+      </w:r>
+      <w:r>
+        <w:rPr>
+          <w:lang w:val="en-US"/>
+        </w:rPr>
+        <w:t xml:space="preserve"> 0.5mm pitch, </w:t>
+      </w:r>
+      <w:r>
+        <w:rPr>
+          <w:lang w:val="en-US"/>
+        </w:rPr>
+        <w:t xml:space="preserve">22 of </w:t>
+      </w:r>
+      <w:r>
+        <w:rPr>
+          <w:lang w:val="en-US"/>
+        </w:rPr>
+        <w:t>24Pin</w:t>
+      </w:r>
+      <w:r>
+        <w:rPr>
+          <w:lang w:val="en-US"/>
+        </w:rPr>
+        <w:t>)</w:t>
       </w:r>
     </w:p>
     <w:p>
@@ -12249,12 +12339,107 @@
           <w:ilvl w:val="1"/>
           <w:numId w:val="66"/>
         </w:numPr>
-      </w:pPr>
-      <w:r>
-        <w:t>Rauw: SPI</w:t>
-      </w:r>
-      <w:r>
-        <w:t xml:space="preserve"> via FPC kabel</w:t>
+        <w:rPr>
+          <w:lang w:val="en-US"/>
+        </w:rPr>
+      </w:pPr>
+      <w:r>
+        <w:rPr>
+          <w:lang w:val="en-US"/>
+        </w:rPr>
+        <w:t xml:space="preserve">Kan </w:t>
+      </w:r>
+      <w:proofErr w:type="spellStart"/>
+      <w:r>
+        <w:rPr>
+          <w:lang w:val="en-US"/>
+        </w:rPr>
+        <w:t>verlengd</w:t>
+      </w:r>
+      <w:proofErr w:type="spellEnd"/>
+      <w:r>
+        <w:rPr>
+          <w:lang w:val="en-US"/>
+        </w:rPr>
+        <w:t xml:space="preserve"> </w:t>
+      </w:r>
+      <w:proofErr w:type="spellStart"/>
+      <w:r>
+        <w:rPr>
+          <w:lang w:val="en-US"/>
+        </w:rPr>
+        <w:t>worden</w:t>
+      </w:r>
+      <w:proofErr w:type="spellEnd"/>
+    </w:p>
+    <w:p>
+      <w:pPr>
+        <w:pStyle w:val="ListParagraph"/>
+        <w:numPr>
+          <w:ilvl w:val="0"/>
+          <w:numId w:val="66"/>
+        </w:numPr>
+        <w:rPr>
+          <w:lang w:val="en-US"/>
+        </w:rPr>
+      </w:pPr>
+      <w:proofErr w:type="spellStart"/>
+      <w:r>
+        <w:rPr>
+          <w:lang w:val="en-US"/>
+        </w:rPr>
+        <w:t>Fragiel</w:t>
+      </w:r>
+      <w:proofErr w:type="spellEnd"/>
+    </w:p>
+    <w:p>
+      <w:pPr>
+        <w:pStyle w:val="ListParagraph"/>
+        <w:numPr>
+          <w:ilvl w:val="0"/>
+          <w:numId w:val="66"/>
+        </w:numPr>
+        <w:rPr>
+          <w:lang w:val="en-US"/>
+        </w:rPr>
+      </w:pPr>
+      <w:proofErr w:type="spellStart"/>
+      <w:r>
+        <w:rPr>
+          <w:lang w:val="en-US"/>
+        </w:rPr>
+        <w:t>Goedkoper</w:t>
+      </w:r>
+      <w:proofErr w:type="spellEnd"/>
+    </w:p>
+    <w:p>
+      <w:pPr>
+        <w:pStyle w:val="ListParagraph"/>
+        <w:numPr>
+          <w:ilvl w:val="0"/>
+          <w:numId w:val="66"/>
+        </w:numPr>
+      </w:pPr>
+      <w:r>
+        <w:t>Analoge front-end zelf o</w:t>
+      </w:r>
+      <w:r>
+        <w:t>ntwerpen (</w:t>
+      </w:r>
+      <w:r>
+        <w:t xml:space="preserve">voedingscircuit: </w:t>
+      </w:r>
+      <w:r>
+        <w:t>VGH, VGL</w:t>
+      </w:r>
+      <w:r>
+        <w:t>, AVDD/VSH</w:t>
+      </w:r>
+      <w:r>
+        <w:t>, VCOM</w:t>
+      </w:r>
+      <w:r>
+        <w:t>,…)</w:t>
       </w:r>
     </w:p>
     <w:p>
@@ -12266,22 +12451,7 @@
         </w:numPr>
       </w:pPr>
       <w:r>
-        <w:t xml:space="preserve">Module kan met </w:t>
-      </w:r>
-      <w:r>
-        <w:t>I²C</w:t>
-      </w:r>
-    </w:p>
-    <w:p>
-      <w:pPr>
-        <w:pStyle w:val="ListParagraph"/>
-        <w:numPr>
-          <w:ilvl w:val="1"/>
-          <w:numId w:val="66"/>
-        </w:numPr>
-      </w:pPr>
-      <w:r>
-        <w:t>Module voor prototype?</w:t>
+        <w:t>Circuit hangt af van paneel, moet veranderd worden als paneel wordt veranderd</w:t>
       </w:r>
     </w:p>
     <w:p>
@@ -12291,42 +12461,12 @@
           <w:ilvl w:val="0"/>
           <w:numId w:val="66"/>
         </w:numPr>
-        <w:rPr>
-          <w:lang w:val="en-US"/>
-        </w:rPr>
-      </w:pPr>
-      <w:r>
-        <w:rPr>
-          <w:lang w:val="en-US"/>
-        </w:rPr>
-        <w:t>flat</w:t>
-      </w:r>
-      <w:r>
-        <w:rPr>
-          <w:lang w:val="en-US"/>
-        </w:rPr>
-        <w:noBreakHyphen/>
-        <w:t>flex (FPC)</w:t>
-      </w:r>
-      <w:r>
-        <w:rPr>
-          <w:lang w:val="en-US"/>
-        </w:rPr>
-        <w:t xml:space="preserve"> </w:t>
-      </w:r>
-      <w:proofErr w:type="spellStart"/>
-      <w:r>
-        <w:rPr>
-          <w:lang w:val="en-US"/>
-        </w:rPr>
-        <w:t>kabel</w:t>
-      </w:r>
-      <w:proofErr w:type="spellEnd"/>
-      <w:r>
-        <w:rPr>
-          <w:lang w:val="en-US"/>
-        </w:rPr>
-        <w:t xml:space="preserve"> &amp; connector</w:t>
+      </w:pPr>
+      <w:r>
+        <w:t>Monteren op</w:t>
+      </w:r>
+      <w:r>
+        <w:t xml:space="preserve"> aparte PCB </w:t>
       </w:r>
     </w:p>
     <w:p>
@@ -12336,50 +12476,25 @@
           <w:ilvl w:val="0"/>
           <w:numId w:val="66"/>
         </w:numPr>
-        <w:rPr>
-          <w:lang w:val="en-US"/>
-        </w:rPr>
-      </w:pPr>
-      <w:proofErr w:type="spellStart"/>
-      <w:r>
-        <w:rPr>
-          <w:lang w:val="en-US"/>
-        </w:rPr>
-        <w:t>geen</w:t>
-      </w:r>
-      <w:proofErr w:type="spellEnd"/>
-      <w:r>
-        <w:rPr>
-          <w:lang w:val="en-US"/>
-        </w:rPr>
-        <w:t xml:space="preserve"> </w:t>
-      </w:r>
-      <w:r>
-        <w:rPr>
-          <w:lang w:val="en-US"/>
-        </w:rPr>
-        <w:t>partial refresh</w:t>
-      </w:r>
-      <w:r>
-        <w:rPr>
-          <w:lang w:val="en-US"/>
-        </w:rPr>
-        <w:t xml:space="preserve"> of fast update</w:t>
-      </w:r>
-      <w:r>
-        <w:rPr>
-          <w:lang w:val="en-US"/>
-        </w:rPr>
-        <w:t xml:space="preserve"> </w:t>
-      </w:r>
-      <w:proofErr w:type="spellStart"/>
-      <w:r>
-        <w:rPr>
-          <w:lang w:val="en-US"/>
-        </w:rPr>
-        <w:t>nodig</w:t>
-      </w:r>
-      <w:proofErr w:type="spellEnd"/>
+      </w:pPr>
+      <w:r>
+        <w:t>Specifieke driver per paneel</w:t>
+      </w:r>
+    </w:p>
+    <w:p/>
+    <w:p>
+      <w:pPr>
+        <w:pStyle w:val="Heading3"/>
+        <w:rPr>
+          <w:lang w:val="en-US"/>
+        </w:rPr>
+      </w:pPr>
+      <w:r>
+        <w:rPr>
+          <w:lang w:val="en-US"/>
+        </w:rPr>
+        <w:t>Module</w:t>
+      </w:r>
     </w:p>
     <w:p>
       <w:pPr>
@@ -12392,42 +12507,40 @@
           <w:lang w:val="en-US"/>
         </w:rPr>
       </w:pPr>
-    </w:p>
-    <w:p>
-      <w:pPr>
-        <w:rPr>
-          <w:lang w:val="en-US"/>
-        </w:rPr>
-      </w:pPr>
-    </w:p>
-    <w:p>
-      <w:pPr>
-        <w:spacing w:after="160"/>
-        <w:rPr>
-          <w:rFonts w:asciiTheme="majorHAnsi" w:eastAsiaTheme="majorEastAsia" w:hAnsiTheme="majorHAnsi" w:cstheme="majorBidi"/>
-          <w:b/>
-          <w:bCs/>
-          <w:smallCaps/>
-          <w:color w:val="2F5496" w:themeColor="accent1" w:themeShade="BF"/>
-          <w:sz w:val="28"/>
-          <w:szCs w:val="28"/>
-          <w:lang w:val="en-US"/>
-        </w:rPr>
-      </w:pPr>
-      <w:r>
-        <w:br w:type="page"/>
-      </w:r>
-    </w:p>
-    <w:p>
-      <w:pPr>
-        <w:pStyle w:val="Heading2"/>
-      </w:pPr>
+      <w:r>
+        <w:rPr>
+          <w:lang w:val="en-US"/>
+        </w:rPr>
+        <w:t xml:space="preserve">Veel </w:t>
+      </w:r>
       <w:proofErr w:type="spellStart"/>
       <w:r>
-        <w:lastRenderedPageBreak/>
-        <w:t>Opties</w:t>
+        <w:rPr>
+          <w:lang w:val="en-US"/>
+        </w:rPr>
+        <w:t>eenvoudiger</w:t>
       </w:r>
       <w:proofErr w:type="spellEnd"/>
+      <w:r>
+        <w:rPr>
+          <w:lang w:val="en-US"/>
+        </w:rPr>
+        <w:t xml:space="preserve"> </w:t>
+      </w:r>
+      <w:proofErr w:type="spellStart"/>
+      <w:r>
+        <w:rPr>
+          <w:lang w:val="en-US"/>
+        </w:rPr>
+        <w:t>voor</w:t>
+      </w:r>
+      <w:proofErr w:type="spellEnd"/>
+      <w:r>
+        <w:rPr>
+          <w:lang w:val="en-US"/>
+        </w:rPr>
+        <w:t xml:space="preserve"> prototype</w:t>
+      </w:r>
     </w:p>
     <w:p>
       <w:pPr>
@@ -12437,13 +12550,130 @@
           <w:numId w:val="66"/>
         </w:numPr>
       </w:pPr>
+      <w:r>
+        <w:t>Later kan s</w:t>
+      </w:r>
+      <w:r>
+        <w:t>chema van datasheet g</w:t>
+      </w:r>
+      <w:r>
+        <w:t>ekopieerd worden naar PCB en paneel gebruikt worden.</w:t>
+      </w:r>
+    </w:p>
+    <w:p/>
+    <w:p>
+      <w:pPr>
+        <w:pStyle w:val="Heading3"/>
+        <w:rPr>
+          <w:lang w:val="en-US"/>
+        </w:rPr>
+      </w:pPr>
+      <w:r>
+        <w:rPr>
+          <w:lang w:val="en-US"/>
+        </w:rPr>
+        <w:t xml:space="preserve">Andere </w:t>
+      </w:r>
+      <w:proofErr w:type="spellStart"/>
+      <w:r>
+        <w:rPr>
+          <w:lang w:val="en-US"/>
+        </w:rPr>
+        <w:t>opties</w:t>
+      </w:r>
+      <w:proofErr w:type="spellEnd"/>
+    </w:p>
+    <w:p>
+      <w:pPr>
+        <w:pStyle w:val="ListParagraph"/>
+        <w:numPr>
+          <w:ilvl w:val="0"/>
+          <w:numId w:val="66"/>
+        </w:numPr>
+      </w:pPr>
+      <w:r>
+        <w:t>Pa</w:t>
+      </w:r>
+      <w:r>
+        <w:t xml:space="preserve">neel + </w:t>
+      </w:r>
       <w:hyperlink r:id="rId96" w:history="1">
         <w:r>
           <w:rPr>
             <w:rStyle w:val="Hyperlink"/>
           </w:rPr>
-          <w:t xml:space="preserve">Enige </w:t>
+          <w:t>a</w:t>
         </w:r>
+        <w:r>
+          <w:rPr>
+            <w:rStyle w:val="Hyperlink"/>
+          </w:rPr>
+          <w:t>dapter board</w:t>
+        </w:r>
+      </w:hyperlink>
+      <w:r>
+        <w:t xml:space="preserve">: </w:t>
+      </w:r>
+      <w:r>
+        <w:t xml:space="preserve">met </w:t>
+      </w:r>
+      <w:r>
+        <w:t>voedingscircuit</w:t>
+      </w:r>
+    </w:p>
+    <w:p>
+      <w:pPr>
+        <w:pStyle w:val="ListParagraph"/>
+        <w:numPr>
+          <w:ilvl w:val="0"/>
+          <w:numId w:val="66"/>
+        </w:numPr>
+      </w:pPr>
+      <w:r>
+        <w:t>Een driver board met ESP32 of ESP8266 bestaat ook, maar is meer bedoeld voor wifi</w:t>
+      </w:r>
+    </w:p>
+    <w:p/>
+    <w:p>
+      <w:pPr>
+        <w:pStyle w:val="Heading3"/>
+      </w:pPr>
+      <w:r>
+        <w:t>Opties</w:t>
+      </w:r>
+    </w:p>
+    <w:p>
+      <w:r>
+        <w:rPr>
+          <w:b/>
+          <w:bCs/>
+        </w:rPr>
+        <w:t>Panelen</w:t>
+      </w:r>
+      <w:r>
+        <w:t>:</w:t>
+      </w:r>
+    </w:p>
+    <w:p>
+      <w:pPr>
+        <w:pStyle w:val="ListParagraph"/>
+        <w:numPr>
+          <w:ilvl w:val="0"/>
+          <w:numId w:val="66"/>
+        </w:numPr>
+      </w:pPr>
+      <w:proofErr w:type="spellStart"/>
+      <w:r>
+        <w:t>Orient</w:t>
+      </w:r>
+      <w:proofErr w:type="spellEnd"/>
+      <w:r>
+        <w:t xml:space="preserve"> Display</w:t>
+      </w:r>
+      <w:r>
+        <w:t xml:space="preserve"> </w:t>
+      </w:r>
+      <w:hyperlink r:id="rId97" w:history="1">
         <w:r>
           <w:rPr>
             <w:rStyle w:val="Hyperlink"/>
@@ -12454,36 +12684,20 @@
           <w:rPr>
             <w:rStyle w:val="Hyperlink"/>
           </w:rPr>
-          <w:t xml:space="preserve"> 200x200 </w:t>
+          <w:t xml:space="preserve"> 200x20</w:t>
         </w:r>
         <w:r>
           <w:rPr>
             <w:rStyle w:val="Hyperlink"/>
           </w:rPr>
-          <w:t>E-</w:t>
+          <w:t>0 paneel</w:t>
         </w:r>
-        <w:proofErr w:type="spellStart"/>
         <w:r>
           <w:rPr>
             <w:rStyle w:val="Hyperlink"/>
           </w:rPr>
-          <w:t>ink</w:t>
+          <w:t xml:space="preserve"> </w:t>
         </w:r>
-        <w:proofErr w:type="spellEnd"/>
-        <w:r>
-          <w:rPr>
-            <w:rStyle w:val="Hyperlink"/>
-          </w:rPr>
-          <w:t xml:space="preserve"> bij </w:t>
-        </w:r>
-        <w:proofErr w:type="spellStart"/>
-        <w:r>
-          <w:rPr>
-            <w:rStyle w:val="Hyperlink"/>
-          </w:rPr>
-          <w:t>Digikey</w:t>
-        </w:r>
-        <w:proofErr w:type="spellEnd"/>
       </w:hyperlink>
     </w:p>
     <w:p>
@@ -12495,6 +12709,23 @@
         </w:numPr>
       </w:pPr>
       <w:r>
+        <w:t xml:space="preserve">Enige bij </w:t>
+      </w:r>
+      <w:proofErr w:type="spellStart"/>
+      <w:r>
+        <w:t>digikey</w:t>
+      </w:r>
+      <w:proofErr w:type="spellEnd"/>
+    </w:p>
+    <w:p>
+      <w:pPr>
+        <w:pStyle w:val="ListParagraph"/>
+        <w:numPr>
+          <w:ilvl w:val="1"/>
+          <w:numId w:val="66"/>
+        </w:numPr>
+      </w:pPr>
+      <w:r>
         <w:t>$7.2, niet beschikbaar in €</w:t>
       </w:r>
     </w:p>
@@ -12539,9 +12770,13 @@
     </w:p>
     <w:p>
       <w:pPr>
-        <w:pStyle w:val="Heading3"/>
-      </w:pPr>
-      <w:hyperlink r:id="rId97" w:history="1">
+        <w:pStyle w:val="ListParagraph"/>
+        <w:numPr>
+          <w:ilvl w:val="0"/>
+          <w:numId w:val="66"/>
+        </w:numPr>
+      </w:pPr>
+      <w:hyperlink r:id="rId98" w:history="1">
         <w:proofErr w:type="spellStart"/>
         <w:r>
           <w:rPr>
@@ -12558,15 +12793,48 @@
         </w:r>
       </w:hyperlink>
       <w:r>
-        <w:t xml:space="preserve"> (</w:t>
-      </w:r>
+        <w:t xml:space="preserve"> </w:t>
+      </w:r>
+      <w:hyperlink r:id="rId99" w:history="1">
+        <w:r>
+          <w:rPr>
+            <w:rStyle w:val="Hyperlink"/>
+          </w:rPr>
+          <w:t>1.54” 200x200 paneel: €5.3</w:t>
+        </w:r>
+      </w:hyperlink>
+    </w:p>
+    <w:p>
+      <w:pPr>
+        <w:pStyle w:val="ListParagraph"/>
+        <w:numPr>
+          <w:ilvl w:val="1"/>
+          <w:numId w:val="66"/>
+        </w:numPr>
+      </w:pPr>
       <w:proofErr w:type="spellStart"/>
       <w:r>
-        <w:t>china</w:t>
+        <w:t>GoodDisplay</w:t>
       </w:r>
       <w:proofErr w:type="spellEnd"/>
       <w:r>
-        <w:t>)</w:t>
+        <w:t xml:space="preserve"> heeft ook paneel dat met lagere </w:t>
+      </w:r>
+      <w:proofErr w:type="spellStart"/>
+      <w:r>
+        <w:t>temparetuur</w:t>
+      </w:r>
+      <w:proofErr w:type="spellEnd"/>
+      <w:r>
+        <w:t xml:space="preserve"> werkt (-25-50°C </w:t>
+      </w:r>
+      <w:proofErr w:type="spellStart"/>
+      <w:r>
+        <w:t>ipv</w:t>
+      </w:r>
+      <w:proofErr w:type="spellEnd"/>
+      <w:r>
+        <w:t>. 0-50°C), maar die is niet geschikt voor in de zon.</w:t>
       </w:r>
     </w:p>
     <w:p>
@@ -12577,12 +12845,57 @@
           <w:numId w:val="66"/>
         </w:numPr>
       </w:pPr>
-      <w:hyperlink r:id="rId98" w:history="1">
+      <w:r>
+        <w:t xml:space="preserve">Waveshare </w:t>
+      </w:r>
+      <w:hyperlink r:id="rId100" w:history="1">
         <w:r>
           <w:rPr>
             <w:rStyle w:val="Hyperlink"/>
           </w:rPr>
-          <w:t>https://www.good-display.com/product/388.html</w:t>
+          <w:t>1.54”</w:t>
+        </w:r>
+        <w:r>
+          <w:rPr>
+            <w:rStyle w:val="Hyperlink"/>
+          </w:rPr>
+          <w:t xml:space="preserve"> 200x200</w:t>
+        </w:r>
+        <w:r>
+          <w:rPr>
+            <w:rStyle w:val="Hyperlink"/>
+          </w:rPr>
+          <w:t xml:space="preserve"> p</w:t>
+        </w:r>
+        <w:r>
+          <w:rPr>
+            <w:rStyle w:val="Hyperlink"/>
+          </w:rPr>
+          <w:t>aneel:</w:t>
+        </w:r>
+        <w:r>
+          <w:rPr>
+            <w:rStyle w:val="Hyperlink"/>
+          </w:rPr>
+          <w:t xml:space="preserve"> </w:t>
+        </w:r>
+        <w:r>
+          <w:rPr>
+            <w:rStyle w:val="Hyperlink"/>
+          </w:rPr>
+          <w:t>€5.</w:t>
+        </w:r>
+        <w:r>
+          <w:rPr>
+            <w:rStyle w:val="Hyperlink"/>
+          </w:rPr>
+          <w:t>1</w:t>
+        </w:r>
+        <w:r>
+          <w:rPr>
+            <w:rStyle w:val="Hyperlink"/>
+          </w:rPr>
+          <w:t>6</w:t>
         </w:r>
       </w:hyperlink>
     </w:p>
@@ -12594,8 +12907,63 @@
           <w:numId w:val="66"/>
         </w:numPr>
       </w:pPr>
-      <w:r>
-        <w:t>€ 5.3</w:t>
+      <w:hyperlink r:id="rId101" w:history="1">
+        <w:r>
+          <w:rPr>
+            <w:rStyle w:val="Hyperlink"/>
+          </w:rPr>
+          <w:t>Datasheet</w:t>
+        </w:r>
+      </w:hyperlink>
+    </w:p>
+    <w:p>
+      <w:pPr>
+        <w:pStyle w:val="ListParagraph"/>
+        <w:numPr>
+          <w:ilvl w:val="0"/>
+          <w:numId w:val="66"/>
+        </w:numPr>
+        <w:rPr>
+          <w:lang w:val="en-US"/>
+        </w:rPr>
+      </w:pPr>
+      <w:proofErr w:type="spellStart"/>
+      <w:r>
+        <w:rPr>
+          <w:lang w:val="en-US"/>
+        </w:rPr>
+        <w:t>Elecrow</w:t>
+      </w:r>
+      <w:proofErr w:type="spellEnd"/>
+      <w:r>
+        <w:rPr>
+          <w:lang w:val="en-US"/>
+        </w:rPr>
+        <w:t xml:space="preserve">: </w:t>
+      </w:r>
+      <w:hyperlink r:id="rId102" w:history="1">
+        <w:r>
+          <w:rPr>
+            <w:rStyle w:val="Hyperlink"/>
+            <w:lang w:val="en-US"/>
+          </w:rPr>
+          <w:t xml:space="preserve">1.54” 152x152 </w:t>
+        </w:r>
+        <w:proofErr w:type="spellStart"/>
+        <w:r>
+          <w:rPr>
+            <w:rStyle w:val="Hyperlink"/>
+            <w:lang w:val="en-US"/>
+          </w:rPr>
+          <w:t>paneel</w:t>
+        </w:r>
+        <w:proofErr w:type="spellEnd"/>
+      </w:hyperlink>
+      <w:r>
+        <w:rPr>
+          <w:lang w:val="en-US"/>
+        </w:rPr>
+        <w:t>: €2.91</w:t>
       </w:r>
     </w:p>
     <w:p>
@@ -12605,16 +12973,96 @@
           <w:ilvl w:val="1"/>
           <w:numId w:val="66"/>
         </w:numPr>
-      </w:pPr>
-      <w:r>
-        <w:t>1.54”</w:t>
-      </w:r>
-      <w:r>
+        <w:rPr>
+          <w:lang w:val="en-US"/>
+        </w:rPr>
+      </w:pPr>
+      <w:r>
+        <w:rPr>
+          <w:lang w:val="en-US"/>
+        </w:rPr>
+        <w:t>SSD1680</w:t>
+      </w:r>
+    </w:p>
+    <w:p>
+      <w:pPr>
+        <w:rPr>
+          <w:lang w:val="en-BE"/>
+        </w:rPr>
+      </w:pPr>
+    </w:p>
+    <w:p>
+      <w:pPr>
+        <w:rPr>
+          <w:b/>
+          <w:bCs/>
+          <w:lang w:val="en-BE"/>
+        </w:rPr>
+      </w:pPr>
+      <w:r>
+        <w:rPr>
+          <w:b/>
+          <w:bCs/>
+          <w:lang w:val="en-BE"/>
+        </w:rPr>
+        <w:t>Modules:</w:t>
+      </w:r>
+    </w:p>
+    <w:p>
+      <w:pPr>
+        <w:pStyle w:val="ListParagraph"/>
+        <w:numPr>
+          <w:ilvl w:val="0"/>
+          <w:numId w:val="66"/>
+        </w:numPr>
+        <w:rPr>
+          <w:lang w:val="en-BE"/>
+        </w:rPr>
+      </w:pPr>
+      <w:proofErr w:type="spellStart"/>
+      <w:r>
+        <w:rPr>
+          <w:lang w:val="en-US"/>
+        </w:rPr>
+        <w:t>Waveshare</w:t>
+      </w:r>
+      <w:proofErr w:type="spellEnd"/>
+      <w:r>
+        <w:rPr>
+          <w:lang w:val="en-US"/>
+        </w:rPr>
         <w:t xml:space="preserve"> </w:t>
       </w:r>
-      <w:r>
-        <w:t>200x200</w:t>
-      </w:r>
+      <w:hyperlink r:id="rId103" w:history="1">
+        <w:r>
+          <w:rPr>
+            <w:rStyle w:val="Hyperlink"/>
+            <w:lang w:val="en-US"/>
+          </w:rPr>
+          <w:t>1.54”</w:t>
+        </w:r>
+        <w:r>
+          <w:rPr>
+            <w:rStyle w:val="Hyperlink"/>
+            <w:lang w:val="en-US"/>
+          </w:rPr>
+          <w:t xml:space="preserve"> module:</w:t>
+        </w:r>
+        <w:r>
+          <w:rPr>
+            <w:rStyle w:val="Hyperlink"/>
+            <w:lang w:val="en-US"/>
+          </w:rPr>
+          <w:t xml:space="preserve"> </w:t>
+        </w:r>
+        <w:r>
+          <w:rPr>
+            <w:rStyle w:val="Hyperlink"/>
+            <w:lang w:val="en-US"/>
+          </w:rPr>
+          <w:t>€8.61</w:t>
+        </w:r>
+      </w:hyperlink>
     </w:p>
     <w:p>
       <w:pPr>
@@ -12623,15 +13071,42 @@
           <w:ilvl w:val="1"/>
           <w:numId w:val="66"/>
         </w:numPr>
-      </w:pPr>
-      <w:r>
-        <w:t>0 – 50°C</w:t>
-      </w:r>
-    </w:p>
-    <w:p>
-      <w:pPr>
-        <w:pStyle w:val="Heading3"/>
-      </w:pPr>
+        <w:rPr>
+          <w:lang w:val="en-BE"/>
+        </w:rPr>
+      </w:pPr>
+      <w:proofErr w:type="spellStart"/>
+      <w:r>
+        <w:rPr>
+          <w:lang w:val="en-US"/>
+        </w:rPr>
+        <w:t>Aansluiting</w:t>
+      </w:r>
+      <w:proofErr w:type="spellEnd"/>
+      <w:r>
+        <w:rPr>
+          <w:lang w:val="en-US"/>
+        </w:rPr>
+        <w:t xml:space="preserve">: </w:t>
+      </w:r>
+      <w:r>
+        <w:rPr>
+          <w:lang w:val="en-US"/>
+        </w:rPr>
+        <w:t>8-pin JST PH 2.0mm SMT Header Horizontal Right Angle Side</w:t>
+      </w:r>
+      <w:r>
+        <w:rPr>
+          <w:lang w:val="en-US"/>
+        </w:rPr>
+        <w:t xml:space="preserve"> </w:t>
+      </w:r>
+      <w:r>
+        <w:rPr>
+          <w:lang w:val="en-US"/>
+        </w:rPr>
+        <w:t>(SPI interface)</w:t>
+      </w:r>
     </w:p>
     <w:p>
       <w:pPr>
@@ -12732,6 +13207,7 @@
       </w:pPr>
       <w:bookmarkStart w:id="37" w:name="_Toc223353068"/>
       <w:r>
+        <w:lastRenderedPageBreak/>
         <w:t>Samenvatting keuzes</w:t>
       </w:r>
       <w:bookmarkEnd w:id="37"/>
@@ -12768,7 +13244,7 @@
       </w:pPr>
     </w:p>
     <w:sectPr>
-      <w:headerReference w:type="default" r:id="rId99"/>
+      <w:headerReference w:type="default" r:id="rId104"/>
       <w:type w:val="continuous"/>
       <w:pgSz w:w="11906" w:h="16838"/>
       <w:pgMar w:top="1417" w:right="1417" w:bottom="1417" w:left="1417" w:header="708" w:footer="708" w:gutter="0"/>

--- a/Componenten.docx
+++ b/Componenten.docx
@@ -70,9 +70,11 @@
           <w:pPr>
             <w:pStyle w:val="TOCHeading"/>
           </w:pPr>
+          <w:proofErr w:type="spellStart"/>
           <w:r>
             <w:t>Inhoud</w:t>
           </w:r>
+          <w:proofErr w:type="spellEnd"/>
         </w:p>
         <w:p>
           <w:pPr>
@@ -99,7 +101,7 @@
           <w:r>
             <w:fldChar w:fldCharType="separate"/>
           </w:r>
-          <w:hyperlink w:anchor="_Toc223353031" w:history="1">
+          <w:hyperlink w:anchor="_Toc223965526" w:history="1">
             <w:r>
               <w:rPr>
                 <w:rStyle w:val="Hyperlink"/>
@@ -144,7 +146,7 @@
                 <w:noProof/>
                 <w:webHidden/>
               </w:rPr>
-              <w:instrText xml:space="preserve"> PAGEREF _Toc223353031 \h </w:instrText>
+              <w:instrText xml:space="preserve"> PAGEREF _Toc223965526 \h </w:instrText>
             </w:r>
             <w:r>
               <w:rPr>
@@ -191,7 +193,7 @@
               <w14:ligatures w14:val="standardContextual"/>
             </w:rPr>
           </w:pPr>
-          <w:hyperlink w:anchor="_Toc223353032" w:history="1">
+          <w:hyperlink w:anchor="_Toc223965527" w:history="1">
             <w:r>
               <w:rPr>
                 <w:rStyle w:val="Hyperlink"/>
@@ -236,7 +238,7 @@
                 <w:noProof/>
                 <w:webHidden/>
               </w:rPr>
-              <w:instrText xml:space="preserve"> PAGEREF _Toc223353032 \h </w:instrText>
+              <w:instrText xml:space="preserve"> PAGEREF _Toc223965527 \h </w:instrText>
             </w:r>
             <w:r>
               <w:rPr>
@@ -283,7 +285,7 @@
               <w14:ligatures w14:val="standardContextual"/>
             </w:rPr>
           </w:pPr>
-          <w:hyperlink w:anchor="_Toc223353033" w:history="1">
+          <w:hyperlink w:anchor="_Toc223965528" w:history="1">
             <w:r>
               <w:rPr>
                 <w:rStyle w:val="Hyperlink"/>
@@ -328,7 +330,7 @@
                 <w:noProof/>
                 <w:webHidden/>
               </w:rPr>
-              <w:instrText xml:space="preserve"> PAGEREF _Toc223353033 \h </w:instrText>
+              <w:instrText xml:space="preserve"> PAGEREF _Toc223965528 \h </w:instrText>
             </w:r>
             <w:r>
               <w:rPr>
@@ -375,7 +377,7 @@
               <w14:ligatures w14:val="standardContextual"/>
             </w:rPr>
           </w:pPr>
-          <w:hyperlink w:anchor="_Toc223353034" w:history="1">
+          <w:hyperlink w:anchor="_Toc223965529" w:history="1">
             <w:r>
               <w:rPr>
                 <w:rStyle w:val="Hyperlink"/>
@@ -420,7 +422,7 @@
                 <w:noProof/>
                 <w:webHidden/>
               </w:rPr>
-              <w:instrText xml:space="preserve"> PAGEREF _Toc223353034 \h </w:instrText>
+              <w:instrText xml:space="preserve"> PAGEREF _Toc223965529 \h </w:instrText>
             </w:r>
             <w:r>
               <w:rPr>
@@ -467,7 +469,7 @@
               <w14:ligatures w14:val="standardContextual"/>
             </w:rPr>
           </w:pPr>
-          <w:hyperlink w:anchor="_Toc223353035" w:history="1">
+          <w:hyperlink w:anchor="_Toc223965530" w:history="1">
             <w:r>
               <w:rPr>
                 <w:rStyle w:val="Hyperlink"/>
@@ -512,7 +514,7 @@
                 <w:noProof/>
                 <w:webHidden/>
               </w:rPr>
-              <w:instrText xml:space="preserve"> PAGEREF _Toc223353035 \h </w:instrText>
+              <w:instrText xml:space="preserve"> PAGEREF _Toc223965530 \h </w:instrText>
             </w:r>
             <w:r>
               <w:rPr>
@@ -559,7 +561,7 @@
               <w14:ligatures w14:val="standardContextual"/>
             </w:rPr>
           </w:pPr>
-          <w:hyperlink w:anchor="_Toc223353036" w:history="1">
+          <w:hyperlink w:anchor="_Toc223965531" w:history="1">
             <w:r>
               <w:rPr>
                 <w:rStyle w:val="Hyperlink"/>
@@ -604,7 +606,7 @@
                 <w:noProof/>
                 <w:webHidden/>
               </w:rPr>
-              <w:instrText xml:space="preserve"> PAGEREF _Toc223353036 \h </w:instrText>
+              <w:instrText xml:space="preserve"> PAGEREF _Toc223965531 \h </w:instrText>
             </w:r>
             <w:r>
               <w:rPr>
@@ -651,7 +653,7 @@
               <w14:ligatures w14:val="standardContextual"/>
             </w:rPr>
           </w:pPr>
-          <w:hyperlink w:anchor="_Toc223353037" w:history="1">
+          <w:hyperlink w:anchor="_Toc223965532" w:history="1">
             <w:r>
               <w:rPr>
                 <w:rStyle w:val="Hyperlink"/>
@@ -696,7 +698,7 @@
                 <w:noProof/>
                 <w:webHidden/>
               </w:rPr>
-              <w:instrText xml:space="preserve"> PAGEREF _Toc223353037 \h </w:instrText>
+              <w:instrText xml:space="preserve"> PAGEREF _Toc223965532 \h </w:instrText>
             </w:r>
             <w:r>
               <w:rPr>
@@ -743,7 +745,7 @@
               <w14:ligatures w14:val="standardContextual"/>
             </w:rPr>
           </w:pPr>
-          <w:hyperlink w:anchor="_Toc223353038" w:history="1">
+          <w:hyperlink w:anchor="_Toc223965533" w:history="1">
             <w:r>
               <w:rPr>
                 <w:rStyle w:val="Hyperlink"/>
@@ -788,7 +790,7 @@
                 <w:noProof/>
                 <w:webHidden/>
               </w:rPr>
-              <w:instrText xml:space="preserve"> PAGEREF _Toc223353038 \h </w:instrText>
+              <w:instrText xml:space="preserve"> PAGEREF _Toc223965533 \h </w:instrText>
             </w:r>
             <w:r>
               <w:rPr>
@@ -835,7 +837,7 @@
               <w14:ligatures w14:val="standardContextual"/>
             </w:rPr>
           </w:pPr>
-          <w:hyperlink w:anchor="_Toc223353039" w:history="1">
+          <w:hyperlink w:anchor="_Toc223965534" w:history="1">
             <w:r>
               <w:rPr>
                 <w:rStyle w:val="Hyperlink"/>
@@ -880,7 +882,7 @@
                 <w:noProof/>
                 <w:webHidden/>
               </w:rPr>
-              <w:instrText xml:space="preserve"> PAGEREF _Toc223353039 \h </w:instrText>
+              <w:instrText xml:space="preserve"> PAGEREF _Toc223965534 \h </w:instrText>
             </w:r>
             <w:r>
               <w:rPr>
@@ -927,7 +929,7 @@
               <w14:ligatures w14:val="standardContextual"/>
             </w:rPr>
           </w:pPr>
-          <w:hyperlink w:anchor="_Toc223353040" w:history="1">
+          <w:hyperlink w:anchor="_Toc223965535" w:history="1">
             <w:r>
               <w:rPr>
                 <w:rStyle w:val="Hyperlink"/>
@@ -972,7 +974,7 @@
                 <w:noProof/>
                 <w:webHidden/>
               </w:rPr>
-              <w:instrText xml:space="preserve"> PAGEREF _Toc223353040 \h </w:instrText>
+              <w:instrText xml:space="preserve"> PAGEREF _Toc223965535 \h </w:instrText>
             </w:r>
             <w:r>
               <w:rPr>
@@ -1019,7 +1021,7 @@
               <w14:ligatures w14:val="standardContextual"/>
             </w:rPr>
           </w:pPr>
-          <w:hyperlink w:anchor="_Toc223353041" w:history="1">
+          <w:hyperlink w:anchor="_Toc223965536" w:history="1">
             <w:r>
               <w:rPr>
                 <w:rStyle w:val="Hyperlink"/>
@@ -1064,7 +1066,7 @@
                 <w:noProof/>
                 <w:webHidden/>
               </w:rPr>
-              <w:instrText xml:space="preserve"> PAGEREF _Toc223353041 \h </w:instrText>
+              <w:instrText xml:space="preserve"> PAGEREF _Toc223965536 \h </w:instrText>
             </w:r>
             <w:r>
               <w:rPr>
@@ -1111,7 +1113,7 @@
               <w14:ligatures w14:val="standardContextual"/>
             </w:rPr>
           </w:pPr>
-          <w:hyperlink w:anchor="_Toc223353042" w:history="1">
+          <w:hyperlink w:anchor="_Toc223965537" w:history="1">
             <w:r>
               <w:rPr>
                 <w:rStyle w:val="Hyperlink"/>
@@ -1156,7 +1158,7 @@
                 <w:noProof/>
                 <w:webHidden/>
               </w:rPr>
-              <w:instrText xml:space="preserve"> PAGEREF _Toc223353042 \h </w:instrText>
+              <w:instrText xml:space="preserve"> PAGEREF _Toc223965537 \h </w:instrText>
             </w:r>
             <w:r>
               <w:rPr>
@@ -1203,7 +1205,7 @@
               <w14:ligatures w14:val="standardContextual"/>
             </w:rPr>
           </w:pPr>
-          <w:hyperlink w:anchor="_Toc223353043" w:history="1">
+          <w:hyperlink w:anchor="_Toc223965538" w:history="1">
             <w:r>
               <w:rPr>
                 <w:rStyle w:val="Hyperlink"/>
@@ -1248,7 +1250,7 @@
                 <w:noProof/>
                 <w:webHidden/>
               </w:rPr>
-              <w:instrText xml:space="preserve"> PAGEREF _Toc223353043 \h </w:instrText>
+              <w:instrText xml:space="preserve"> PAGEREF _Toc223965538 \h </w:instrText>
             </w:r>
             <w:r>
               <w:rPr>
@@ -1295,7 +1297,7 @@
               <w14:ligatures w14:val="standardContextual"/>
             </w:rPr>
           </w:pPr>
-          <w:hyperlink w:anchor="_Toc223353044" w:history="1">
+          <w:hyperlink w:anchor="_Toc223965539" w:history="1">
             <w:r>
               <w:rPr>
                 <w:rStyle w:val="Hyperlink"/>
@@ -1340,7 +1342,7 @@
                 <w:noProof/>
                 <w:webHidden/>
               </w:rPr>
-              <w:instrText xml:space="preserve"> PAGEREF _Toc223353044 \h </w:instrText>
+              <w:instrText xml:space="preserve"> PAGEREF _Toc223965539 \h </w:instrText>
             </w:r>
             <w:r>
               <w:rPr>
@@ -1387,7 +1389,7 @@
               <w14:ligatures w14:val="standardContextual"/>
             </w:rPr>
           </w:pPr>
-          <w:hyperlink w:anchor="_Toc223353045" w:history="1">
+          <w:hyperlink w:anchor="_Toc223965540" w:history="1">
             <w:r>
               <w:rPr>
                 <w:rStyle w:val="Hyperlink"/>
@@ -1432,7 +1434,7 @@
                 <w:noProof/>
                 <w:webHidden/>
               </w:rPr>
-              <w:instrText xml:space="preserve"> PAGEREF _Toc223353045 \h </w:instrText>
+              <w:instrText xml:space="preserve"> PAGEREF _Toc223965540 \h </w:instrText>
             </w:r>
             <w:r>
               <w:rPr>
@@ -1479,7 +1481,7 @@
               <w14:ligatures w14:val="standardContextual"/>
             </w:rPr>
           </w:pPr>
-          <w:hyperlink w:anchor="_Toc223353046" w:history="1">
+          <w:hyperlink w:anchor="_Toc223965541" w:history="1">
             <w:r>
               <w:rPr>
                 <w:rStyle w:val="Hyperlink"/>
@@ -1524,7 +1526,7 @@
                 <w:noProof/>
                 <w:webHidden/>
               </w:rPr>
-              <w:instrText xml:space="preserve"> PAGEREF _Toc223353046 \h </w:instrText>
+              <w:instrText xml:space="preserve"> PAGEREF _Toc223965541 \h </w:instrText>
             </w:r>
             <w:r>
               <w:rPr>
@@ -1571,7 +1573,7 @@
               <w14:ligatures w14:val="standardContextual"/>
             </w:rPr>
           </w:pPr>
-          <w:hyperlink w:anchor="_Toc223353047" w:history="1">
+          <w:hyperlink w:anchor="_Toc223965542" w:history="1">
             <w:r>
               <w:rPr>
                 <w:rStyle w:val="Hyperlink"/>
@@ -1616,7 +1618,7 @@
                 <w:noProof/>
                 <w:webHidden/>
               </w:rPr>
-              <w:instrText xml:space="preserve"> PAGEREF _Toc223353047 \h </w:instrText>
+              <w:instrText xml:space="preserve"> PAGEREF _Toc223965542 \h </w:instrText>
             </w:r>
             <w:r>
               <w:rPr>
@@ -1663,7 +1665,7 @@
               <w14:ligatures w14:val="standardContextual"/>
             </w:rPr>
           </w:pPr>
-          <w:hyperlink w:anchor="_Toc223353048" w:history="1">
+          <w:hyperlink w:anchor="_Toc223965543" w:history="1">
             <w:r>
               <w:rPr>
                 <w:rStyle w:val="Hyperlink"/>
@@ -1708,7 +1710,7 @@
                 <w:noProof/>
                 <w:webHidden/>
               </w:rPr>
-              <w:instrText xml:space="preserve"> PAGEREF _Toc223353048 \h </w:instrText>
+              <w:instrText xml:space="preserve"> PAGEREF _Toc223965543 \h </w:instrText>
             </w:r>
             <w:r>
               <w:rPr>
@@ -1755,7 +1757,7 @@
               <w14:ligatures w14:val="standardContextual"/>
             </w:rPr>
           </w:pPr>
-          <w:hyperlink w:anchor="_Toc223353049" w:history="1">
+          <w:hyperlink w:anchor="_Toc223965544" w:history="1">
             <w:r>
               <w:rPr>
                 <w:rStyle w:val="Hyperlink"/>
@@ -1800,7 +1802,7 @@
                 <w:noProof/>
                 <w:webHidden/>
               </w:rPr>
-              <w:instrText xml:space="preserve"> PAGEREF _Toc223353049 \h </w:instrText>
+              <w:instrText xml:space="preserve"> PAGEREF _Toc223965544 \h </w:instrText>
             </w:r>
             <w:r>
               <w:rPr>
@@ -1847,7 +1849,7 @@
               <w14:ligatures w14:val="standardContextual"/>
             </w:rPr>
           </w:pPr>
-          <w:hyperlink w:anchor="_Toc223353050" w:history="1">
+          <w:hyperlink w:anchor="_Toc223965545" w:history="1">
             <w:r>
               <w:rPr>
                 <w:rStyle w:val="Hyperlink"/>
@@ -1892,7 +1894,7 @@
                 <w:noProof/>
                 <w:webHidden/>
               </w:rPr>
-              <w:instrText xml:space="preserve"> PAGEREF _Toc223353050 \h </w:instrText>
+              <w:instrText xml:space="preserve"> PAGEREF _Toc223965545 \h </w:instrText>
             </w:r>
             <w:r>
               <w:rPr>
@@ -1939,7 +1941,7 @@
               <w14:ligatures w14:val="standardContextual"/>
             </w:rPr>
           </w:pPr>
-          <w:hyperlink w:anchor="_Toc223353051" w:history="1">
+          <w:hyperlink w:anchor="_Toc223965546" w:history="1">
             <w:r>
               <w:rPr>
                 <w:rStyle w:val="Hyperlink"/>
@@ -1984,7 +1986,7 @@
                 <w:noProof/>
                 <w:webHidden/>
               </w:rPr>
-              <w:instrText xml:space="preserve"> PAGEREF _Toc223353051 \h </w:instrText>
+              <w:instrText xml:space="preserve"> PAGEREF _Toc223965546 \h </w:instrText>
             </w:r>
             <w:r>
               <w:rPr>
@@ -2031,7 +2033,7 @@
               <w14:ligatures w14:val="standardContextual"/>
             </w:rPr>
           </w:pPr>
-          <w:hyperlink w:anchor="_Toc223353052" w:history="1">
+          <w:hyperlink w:anchor="_Toc223965547" w:history="1">
             <w:r>
               <w:rPr>
                 <w:rStyle w:val="Hyperlink"/>
@@ -2076,7 +2078,7 @@
                 <w:noProof/>
                 <w:webHidden/>
               </w:rPr>
-              <w:instrText xml:space="preserve"> PAGEREF _Toc223353052 \h </w:instrText>
+              <w:instrText xml:space="preserve"> PAGEREF _Toc223965547 \h </w:instrText>
             </w:r>
             <w:r>
               <w:rPr>
@@ -2123,7 +2125,7 @@
               <w14:ligatures w14:val="standardContextual"/>
             </w:rPr>
           </w:pPr>
-          <w:hyperlink w:anchor="_Toc223353053" w:history="1">
+          <w:hyperlink w:anchor="_Toc223965548" w:history="1">
             <w:r>
               <w:rPr>
                 <w:rStyle w:val="Hyperlink"/>
@@ -2168,7 +2170,7 @@
                 <w:noProof/>
                 <w:webHidden/>
               </w:rPr>
-              <w:instrText xml:space="preserve"> PAGEREF _Toc223353053 \h </w:instrText>
+              <w:instrText xml:space="preserve"> PAGEREF _Toc223965548 \h </w:instrText>
             </w:r>
             <w:r>
               <w:rPr>
@@ -2215,7 +2217,7 @@
               <w14:ligatures w14:val="standardContextual"/>
             </w:rPr>
           </w:pPr>
-          <w:hyperlink w:anchor="_Toc223353054" w:history="1">
+          <w:hyperlink w:anchor="_Toc223965549" w:history="1">
             <w:r>
               <w:rPr>
                 <w:rStyle w:val="Hyperlink"/>
@@ -2260,7 +2262,7 @@
                 <w:noProof/>
                 <w:webHidden/>
               </w:rPr>
-              <w:instrText xml:space="preserve"> PAGEREF _Toc223353054 \h </w:instrText>
+              <w:instrText xml:space="preserve"> PAGEREF _Toc223965549 \h </w:instrText>
             </w:r>
             <w:r>
               <w:rPr>
@@ -2307,7 +2309,7 @@
               <w14:ligatures w14:val="standardContextual"/>
             </w:rPr>
           </w:pPr>
-          <w:hyperlink w:anchor="_Toc223353055" w:history="1">
+          <w:hyperlink w:anchor="_Toc223965550" w:history="1">
             <w:r>
               <w:rPr>
                 <w:rStyle w:val="Hyperlink"/>
@@ -2352,7 +2354,7 @@
                 <w:noProof/>
                 <w:webHidden/>
               </w:rPr>
-              <w:instrText xml:space="preserve"> PAGEREF _Toc223353055 \h </w:instrText>
+              <w:instrText xml:space="preserve"> PAGEREF _Toc223965550 \h </w:instrText>
             </w:r>
             <w:r>
               <w:rPr>
@@ -2399,7 +2401,7 @@
               <w14:ligatures w14:val="standardContextual"/>
             </w:rPr>
           </w:pPr>
-          <w:hyperlink w:anchor="_Toc223353056" w:history="1">
+          <w:hyperlink w:anchor="_Toc223965551" w:history="1">
             <w:r>
               <w:rPr>
                 <w:rStyle w:val="Hyperlink"/>
@@ -2446,7 +2448,7 @@
                 <w:noProof/>
                 <w:webHidden/>
               </w:rPr>
-              <w:instrText xml:space="preserve"> PAGEREF _Toc223353056 \h </w:instrText>
+              <w:instrText xml:space="preserve"> PAGEREF _Toc223965551 \h </w:instrText>
             </w:r>
             <w:r>
               <w:rPr>
@@ -2493,7 +2495,7 @@
               <w14:ligatures w14:val="standardContextual"/>
             </w:rPr>
           </w:pPr>
-          <w:hyperlink w:anchor="_Toc223353057" w:history="1">
+          <w:hyperlink w:anchor="_Toc223965552" w:history="1">
             <w:r>
               <w:rPr>
                 <w:rStyle w:val="Hyperlink"/>
@@ -2538,7 +2540,7 @@
                 <w:noProof/>
                 <w:webHidden/>
               </w:rPr>
-              <w:instrText xml:space="preserve"> PAGEREF _Toc223353057 \h </w:instrText>
+              <w:instrText xml:space="preserve"> PAGEREF _Toc223965552 \h </w:instrText>
             </w:r>
             <w:r>
               <w:rPr>
@@ -2585,7 +2587,7 @@
               <w14:ligatures w14:val="standardContextual"/>
             </w:rPr>
           </w:pPr>
-          <w:hyperlink w:anchor="_Toc223353058" w:history="1">
+          <w:hyperlink w:anchor="_Toc223965553" w:history="1">
             <w:r>
               <w:rPr>
                 <w:rStyle w:val="Hyperlink"/>
@@ -2632,7 +2634,7 @@
                 <w:noProof/>
                 <w:webHidden/>
               </w:rPr>
-              <w:instrText xml:space="preserve"> PAGEREF _Toc223353058 \h </w:instrText>
+              <w:instrText xml:space="preserve"> PAGEREF _Toc223965553 \h </w:instrText>
             </w:r>
             <w:r>
               <w:rPr>
@@ -2679,7 +2681,7 @@
               <w14:ligatures w14:val="standardContextual"/>
             </w:rPr>
           </w:pPr>
-          <w:hyperlink w:anchor="_Toc223353059" w:history="1">
+          <w:hyperlink w:anchor="_Toc223965554" w:history="1">
             <w:r>
               <w:rPr>
                 <w:rStyle w:val="Hyperlink"/>
@@ -2724,7 +2726,7 @@
                 <w:noProof/>
                 <w:webHidden/>
               </w:rPr>
-              <w:instrText xml:space="preserve"> PAGEREF _Toc223353059 \h </w:instrText>
+              <w:instrText xml:space="preserve"> PAGEREF _Toc223965554 \h </w:instrText>
             </w:r>
             <w:r>
               <w:rPr>
@@ -2771,7 +2773,7 @@
               <w14:ligatures w14:val="standardContextual"/>
             </w:rPr>
           </w:pPr>
-          <w:hyperlink w:anchor="_Toc223353060" w:history="1">
+          <w:hyperlink w:anchor="_Toc223965555" w:history="1">
             <w:r>
               <w:rPr>
                 <w:rStyle w:val="Hyperlink"/>
@@ -2816,7 +2818,7 @@
                 <w:noProof/>
                 <w:webHidden/>
               </w:rPr>
-              <w:instrText xml:space="preserve"> PAGEREF _Toc223353060 \h </w:instrText>
+              <w:instrText xml:space="preserve"> PAGEREF _Toc223965555 \h </w:instrText>
             </w:r>
             <w:r>
               <w:rPr>
@@ -2863,7 +2865,7 @@
               <w14:ligatures w14:val="standardContextual"/>
             </w:rPr>
           </w:pPr>
-          <w:hyperlink w:anchor="_Toc223353061" w:history="1">
+          <w:hyperlink w:anchor="_Toc223965556" w:history="1">
             <w:r>
               <w:rPr>
                 <w:rStyle w:val="Hyperlink"/>
@@ -2908,7 +2910,7 @@
                 <w:noProof/>
                 <w:webHidden/>
               </w:rPr>
-              <w:instrText xml:space="preserve"> PAGEREF _Toc223353061 \h </w:instrText>
+              <w:instrText xml:space="preserve"> PAGEREF _Toc223965556 \h </w:instrText>
             </w:r>
             <w:r>
               <w:rPr>
@@ -2955,7 +2957,7 @@
               <w14:ligatures w14:val="standardContextual"/>
             </w:rPr>
           </w:pPr>
-          <w:hyperlink w:anchor="_Toc223353062" w:history="1">
+          <w:hyperlink w:anchor="_Toc223965557" w:history="1">
             <w:r>
               <w:rPr>
                 <w:rStyle w:val="Hyperlink"/>
@@ -3000,7 +3002,7 @@
                 <w:noProof/>
                 <w:webHidden/>
               </w:rPr>
-              <w:instrText xml:space="preserve"> PAGEREF _Toc223353062 \h </w:instrText>
+              <w:instrText xml:space="preserve"> PAGEREF _Toc223965557 \h </w:instrText>
             </w:r>
             <w:r>
               <w:rPr>
@@ -3021,6 +3023,190 @@
                 <w:webHidden/>
               </w:rPr>
               <w:t>14</w:t>
+            </w:r>
+            <w:r>
+              <w:rPr>
+                <w:noProof/>
+                <w:webHidden/>
+              </w:rPr>
+              <w:fldChar w:fldCharType="end"/>
+            </w:r>
+          </w:hyperlink>
+        </w:p>
+        <w:p>
+          <w:pPr>
+            <w:pStyle w:val="TOC3"/>
+            <w:tabs>
+              <w:tab w:val="left" w:pos="1320"/>
+              <w:tab w:val="right" w:leader="dot" w:pos="9062"/>
+            </w:tabs>
+            <w:rPr>
+              <w:noProof/>
+              <w:kern w:val="2"/>
+              <w:sz w:val="24"/>
+              <w:szCs w:val="24"/>
+              <w:lang w:val="en-BE" w:eastAsia="en-BE"/>
+              <w14:ligatures w14:val="standardContextual"/>
+            </w:rPr>
+          </w:pPr>
+          <w:hyperlink w:anchor="_Toc223965558" w:history="1">
+            <w:r>
+              <w:rPr>
+                <w:rStyle w:val="Hyperlink"/>
+                <w:noProof/>
+              </w:rPr>
+              <w:t>6.2.1</w:t>
+            </w:r>
+            <w:r>
+              <w:rPr>
+                <w:noProof/>
+                <w:kern w:val="2"/>
+                <w:sz w:val="24"/>
+                <w:szCs w:val="24"/>
+                <w:lang w:val="en-BE" w:eastAsia="en-BE"/>
+                <w14:ligatures w14:val="standardContextual"/>
+              </w:rPr>
+              <w:tab/>
+            </w:r>
+            <w:r>
+              <w:rPr>
+                <w:rStyle w:val="Hyperlink"/>
+                <w:noProof/>
+              </w:rPr>
+              <w:t>U-blox</w:t>
+            </w:r>
+            <w:r>
+              <w:rPr>
+                <w:noProof/>
+                <w:webHidden/>
+              </w:rPr>
+              <w:tab/>
+            </w:r>
+            <w:r>
+              <w:rPr>
+                <w:noProof/>
+                <w:webHidden/>
+              </w:rPr>
+              <w:fldChar w:fldCharType="begin"/>
+            </w:r>
+            <w:r>
+              <w:rPr>
+                <w:noProof/>
+                <w:webHidden/>
+              </w:rPr>
+              <w:instrText xml:space="preserve"> PAGEREF _Toc223965558 \h </w:instrText>
+            </w:r>
+            <w:r>
+              <w:rPr>
+                <w:noProof/>
+                <w:webHidden/>
+              </w:rPr>
+            </w:r>
+            <w:r>
+              <w:rPr>
+                <w:noProof/>
+                <w:webHidden/>
+              </w:rPr>
+              <w:fldChar w:fldCharType="separate"/>
+            </w:r>
+            <w:r>
+              <w:rPr>
+                <w:noProof/>
+                <w:webHidden/>
+              </w:rPr>
+              <w:t>14</w:t>
+            </w:r>
+            <w:r>
+              <w:rPr>
+                <w:noProof/>
+                <w:webHidden/>
+              </w:rPr>
+              <w:fldChar w:fldCharType="end"/>
+            </w:r>
+          </w:hyperlink>
+        </w:p>
+        <w:p>
+          <w:pPr>
+            <w:pStyle w:val="TOC3"/>
+            <w:tabs>
+              <w:tab w:val="left" w:pos="1320"/>
+              <w:tab w:val="right" w:leader="dot" w:pos="9062"/>
+            </w:tabs>
+            <w:rPr>
+              <w:noProof/>
+              <w:kern w:val="2"/>
+              <w:sz w:val="24"/>
+              <w:szCs w:val="24"/>
+              <w:lang w:val="en-BE" w:eastAsia="en-BE"/>
+              <w14:ligatures w14:val="standardContextual"/>
+            </w:rPr>
+          </w:pPr>
+          <w:hyperlink w:anchor="_Toc223965559" w:history="1">
+            <w:r>
+              <w:rPr>
+                <w:rStyle w:val="Hyperlink"/>
+                <w:noProof/>
+              </w:rPr>
+              <w:t>6.2.2</w:t>
+            </w:r>
+            <w:r>
+              <w:rPr>
+                <w:noProof/>
+                <w:kern w:val="2"/>
+                <w:sz w:val="24"/>
+                <w:szCs w:val="24"/>
+                <w:lang w:val="en-BE" w:eastAsia="en-BE"/>
+                <w14:ligatures w14:val="standardContextual"/>
+              </w:rPr>
+              <w:tab/>
+            </w:r>
+            <w:r>
+              <w:rPr>
+                <w:rStyle w:val="Hyperlink"/>
+                <w:noProof/>
+              </w:rPr>
+              <w:t>Quectel</w:t>
+            </w:r>
+            <w:r>
+              <w:rPr>
+                <w:noProof/>
+                <w:webHidden/>
+              </w:rPr>
+              <w:tab/>
+            </w:r>
+            <w:r>
+              <w:rPr>
+                <w:noProof/>
+                <w:webHidden/>
+              </w:rPr>
+              <w:fldChar w:fldCharType="begin"/>
+            </w:r>
+            <w:r>
+              <w:rPr>
+                <w:noProof/>
+                <w:webHidden/>
+              </w:rPr>
+              <w:instrText xml:space="preserve"> PAGEREF _Toc223965559 \h </w:instrText>
+            </w:r>
+            <w:r>
+              <w:rPr>
+                <w:noProof/>
+                <w:webHidden/>
+              </w:rPr>
+            </w:r>
+            <w:r>
+              <w:rPr>
+                <w:noProof/>
+                <w:webHidden/>
+              </w:rPr>
+              <w:fldChar w:fldCharType="separate"/>
+            </w:r>
+            <w:r>
+              <w:rPr>
+                <w:noProof/>
+                <w:webHidden/>
+              </w:rPr>
+              <w:t>15</w:t>
             </w:r>
             <w:r>
               <w:rPr>
@@ -3047,7 +3233,7 @@
               <w14:ligatures w14:val="standardContextual"/>
             </w:rPr>
           </w:pPr>
-          <w:hyperlink w:anchor="_Toc223353063" w:history="1">
+          <w:hyperlink w:anchor="_Toc223965560" w:history="1">
             <w:r>
               <w:rPr>
                 <w:rStyle w:val="Hyperlink"/>
@@ -3071,6 +3257,98 @@
                 <w:rStyle w:val="Hyperlink"/>
                 <w:noProof/>
               </w:rPr>
+              <w:t>Voorstel:</w:t>
+            </w:r>
+            <w:r>
+              <w:rPr>
+                <w:noProof/>
+                <w:webHidden/>
+              </w:rPr>
+              <w:tab/>
+            </w:r>
+            <w:r>
+              <w:rPr>
+                <w:noProof/>
+                <w:webHidden/>
+              </w:rPr>
+              <w:fldChar w:fldCharType="begin"/>
+            </w:r>
+            <w:r>
+              <w:rPr>
+                <w:noProof/>
+                <w:webHidden/>
+              </w:rPr>
+              <w:instrText xml:space="preserve"> PAGEREF _Toc223965560 \h </w:instrText>
+            </w:r>
+            <w:r>
+              <w:rPr>
+                <w:noProof/>
+                <w:webHidden/>
+              </w:rPr>
+            </w:r>
+            <w:r>
+              <w:rPr>
+                <w:noProof/>
+                <w:webHidden/>
+              </w:rPr>
+              <w:fldChar w:fldCharType="separate"/>
+            </w:r>
+            <w:r>
+              <w:rPr>
+                <w:noProof/>
+                <w:webHidden/>
+              </w:rPr>
+              <w:t>16</w:t>
+            </w:r>
+            <w:r>
+              <w:rPr>
+                <w:noProof/>
+                <w:webHidden/>
+              </w:rPr>
+              <w:fldChar w:fldCharType="end"/>
+            </w:r>
+          </w:hyperlink>
+        </w:p>
+        <w:p>
+          <w:pPr>
+            <w:pStyle w:val="TOC2"/>
+            <w:tabs>
+              <w:tab w:val="left" w:pos="880"/>
+              <w:tab w:val="right" w:leader="dot" w:pos="9062"/>
+            </w:tabs>
+            <w:rPr>
+              <w:noProof/>
+              <w:kern w:val="2"/>
+              <w:sz w:val="24"/>
+              <w:szCs w:val="24"/>
+              <w:lang w:val="en-BE" w:eastAsia="en-BE"/>
+              <w14:ligatures w14:val="standardContextual"/>
+            </w:rPr>
+          </w:pPr>
+          <w:hyperlink w:anchor="_Toc223965561" w:history="1">
+            <w:r>
+              <w:rPr>
+                <w:rStyle w:val="Hyperlink"/>
+                <w:noProof/>
+              </w:rPr>
+              <w:t>6.4</w:t>
+            </w:r>
+            <w:r>
+              <w:rPr>
+                <w:noProof/>
+                <w:kern w:val="2"/>
+                <w:sz w:val="24"/>
+                <w:szCs w:val="24"/>
+                <w:lang w:val="en-BE" w:eastAsia="en-BE"/>
+                <w14:ligatures w14:val="standardContextual"/>
+              </w:rPr>
+              <w:tab/>
+            </w:r>
+            <w:r>
+              <w:rPr>
+                <w:rStyle w:val="Hyperlink"/>
+                <w:noProof/>
+              </w:rPr>
               <w:t>Keuze</w:t>
             </w:r>
             <w:r>
@@ -3092,7 +3370,7 @@
                 <w:noProof/>
                 <w:webHidden/>
               </w:rPr>
-              <w:instrText xml:space="preserve"> PAGEREF _Toc223353063 \h </w:instrText>
+              <w:instrText xml:space="preserve"> PAGEREF _Toc223965561 \h </w:instrText>
             </w:r>
             <w:r>
               <w:rPr>
@@ -3112,7 +3390,7 @@
                 <w:noProof/>
                 <w:webHidden/>
               </w:rPr>
-              <w:t>14</w:t>
+              <w:t>16</w:t>
             </w:r>
             <w:r>
               <w:rPr>
@@ -3139,7 +3417,7 @@
               <w14:ligatures w14:val="standardContextual"/>
             </w:rPr>
           </w:pPr>
-          <w:hyperlink w:anchor="_Toc223353064" w:history="1">
+          <w:hyperlink w:anchor="_Toc223965562" w:history="1">
             <w:r>
               <w:rPr>
                 <w:rStyle w:val="Hyperlink"/>
@@ -3184,7 +3462,7 @@
                 <w:noProof/>
                 <w:webHidden/>
               </w:rPr>
-              <w:instrText xml:space="preserve"> PAGEREF _Toc223353064 \h </w:instrText>
+              <w:instrText xml:space="preserve"> PAGEREF _Toc223965562 \h </w:instrText>
             </w:r>
             <w:r>
               <w:rPr>
@@ -3204,7 +3482,657 @@
                 <w:noProof/>
                 <w:webHidden/>
               </w:rPr>
-              <w:t>14</w:t>
+              <w:t>17</w:t>
+            </w:r>
+            <w:r>
+              <w:rPr>
+                <w:noProof/>
+                <w:webHidden/>
+              </w:rPr>
+              <w:fldChar w:fldCharType="end"/>
+            </w:r>
+          </w:hyperlink>
+        </w:p>
+        <w:p>
+          <w:pPr>
+            <w:pStyle w:val="TOC2"/>
+            <w:tabs>
+              <w:tab w:val="left" w:pos="880"/>
+              <w:tab w:val="right" w:leader="dot" w:pos="9062"/>
+            </w:tabs>
+            <w:rPr>
+              <w:noProof/>
+              <w:kern w:val="2"/>
+              <w:sz w:val="24"/>
+              <w:szCs w:val="24"/>
+              <w:lang w:val="en-BE" w:eastAsia="en-BE"/>
+              <w14:ligatures w14:val="standardContextual"/>
+            </w:rPr>
+          </w:pPr>
+          <w:hyperlink w:anchor="_Toc223965563" w:history="1">
+            <w:r>
+              <w:rPr>
+                <w:rStyle w:val="Hyperlink"/>
+                <w:noProof/>
+              </w:rPr>
+              <w:t>7.1</w:t>
+            </w:r>
+            <w:r>
+              <w:rPr>
+                <w:noProof/>
+                <w:kern w:val="2"/>
+                <w:sz w:val="24"/>
+                <w:szCs w:val="24"/>
+                <w:lang w:val="en-BE" w:eastAsia="en-BE"/>
+                <w14:ligatures w14:val="standardContextual"/>
+              </w:rPr>
+              <w:tab/>
+            </w:r>
+            <w:r>
+              <w:rPr>
+                <w:rStyle w:val="Hyperlink"/>
+                <w:noProof/>
+              </w:rPr>
+              <w:t>Vereisten</w:t>
+            </w:r>
+            <w:r>
+              <w:rPr>
+                <w:noProof/>
+                <w:webHidden/>
+              </w:rPr>
+              <w:tab/>
+            </w:r>
+            <w:r>
+              <w:rPr>
+                <w:noProof/>
+                <w:webHidden/>
+              </w:rPr>
+              <w:fldChar w:fldCharType="begin"/>
+            </w:r>
+            <w:r>
+              <w:rPr>
+                <w:noProof/>
+                <w:webHidden/>
+              </w:rPr>
+              <w:instrText xml:space="preserve"> PAGEREF _Toc223965563 \h </w:instrText>
+            </w:r>
+            <w:r>
+              <w:rPr>
+                <w:noProof/>
+                <w:webHidden/>
+              </w:rPr>
+            </w:r>
+            <w:r>
+              <w:rPr>
+                <w:noProof/>
+                <w:webHidden/>
+              </w:rPr>
+              <w:fldChar w:fldCharType="separate"/>
+            </w:r>
+            <w:r>
+              <w:rPr>
+                <w:noProof/>
+                <w:webHidden/>
+              </w:rPr>
+              <w:t>17</w:t>
+            </w:r>
+            <w:r>
+              <w:rPr>
+                <w:noProof/>
+                <w:webHidden/>
+              </w:rPr>
+              <w:fldChar w:fldCharType="end"/>
+            </w:r>
+          </w:hyperlink>
+        </w:p>
+        <w:p>
+          <w:pPr>
+            <w:pStyle w:val="TOC2"/>
+            <w:tabs>
+              <w:tab w:val="left" w:pos="880"/>
+              <w:tab w:val="right" w:leader="dot" w:pos="9062"/>
+            </w:tabs>
+            <w:rPr>
+              <w:noProof/>
+              <w:kern w:val="2"/>
+              <w:sz w:val="24"/>
+              <w:szCs w:val="24"/>
+              <w:lang w:val="en-BE" w:eastAsia="en-BE"/>
+              <w14:ligatures w14:val="standardContextual"/>
+            </w:rPr>
+          </w:pPr>
+          <w:hyperlink w:anchor="_Toc223965564" w:history="1">
+            <w:r>
+              <w:rPr>
+                <w:rStyle w:val="Hyperlink"/>
+                <w:noProof/>
+              </w:rPr>
+              <w:t>7.2</w:t>
+            </w:r>
+            <w:r>
+              <w:rPr>
+                <w:noProof/>
+                <w:kern w:val="2"/>
+                <w:sz w:val="24"/>
+                <w:szCs w:val="24"/>
+                <w:lang w:val="en-BE" w:eastAsia="en-BE"/>
+                <w14:ligatures w14:val="standardContextual"/>
+              </w:rPr>
+              <w:tab/>
+            </w:r>
+            <w:r>
+              <w:rPr>
+                <w:rStyle w:val="Hyperlink"/>
+                <w:noProof/>
+              </w:rPr>
+              <w:t>Paneel of module?</w:t>
+            </w:r>
+            <w:r>
+              <w:rPr>
+                <w:noProof/>
+                <w:webHidden/>
+              </w:rPr>
+              <w:tab/>
+            </w:r>
+            <w:r>
+              <w:rPr>
+                <w:noProof/>
+                <w:webHidden/>
+              </w:rPr>
+              <w:fldChar w:fldCharType="begin"/>
+            </w:r>
+            <w:r>
+              <w:rPr>
+                <w:noProof/>
+                <w:webHidden/>
+              </w:rPr>
+              <w:instrText xml:space="preserve"> PAGEREF _Toc223965564 \h </w:instrText>
+            </w:r>
+            <w:r>
+              <w:rPr>
+                <w:noProof/>
+                <w:webHidden/>
+              </w:rPr>
+            </w:r>
+            <w:r>
+              <w:rPr>
+                <w:noProof/>
+                <w:webHidden/>
+              </w:rPr>
+              <w:fldChar w:fldCharType="separate"/>
+            </w:r>
+            <w:r>
+              <w:rPr>
+                <w:noProof/>
+                <w:webHidden/>
+              </w:rPr>
+              <w:t>17</w:t>
+            </w:r>
+            <w:r>
+              <w:rPr>
+                <w:noProof/>
+                <w:webHidden/>
+              </w:rPr>
+              <w:fldChar w:fldCharType="end"/>
+            </w:r>
+          </w:hyperlink>
+        </w:p>
+        <w:p>
+          <w:pPr>
+            <w:pStyle w:val="TOC3"/>
+            <w:tabs>
+              <w:tab w:val="left" w:pos="1320"/>
+              <w:tab w:val="right" w:leader="dot" w:pos="9062"/>
+            </w:tabs>
+            <w:rPr>
+              <w:noProof/>
+              <w:kern w:val="2"/>
+              <w:sz w:val="24"/>
+              <w:szCs w:val="24"/>
+              <w:lang w:val="en-BE" w:eastAsia="en-BE"/>
+              <w14:ligatures w14:val="standardContextual"/>
+            </w:rPr>
+          </w:pPr>
+          <w:hyperlink w:anchor="_Toc223965565" w:history="1">
+            <w:r>
+              <w:rPr>
+                <w:rStyle w:val="Hyperlink"/>
+                <w:noProof/>
+                <w:lang w:val="en-US"/>
+              </w:rPr>
+              <w:t>7.2.1</w:t>
+            </w:r>
+            <w:r>
+              <w:rPr>
+                <w:noProof/>
+                <w:kern w:val="2"/>
+                <w:sz w:val="24"/>
+                <w:szCs w:val="24"/>
+                <w:lang w:val="en-BE" w:eastAsia="en-BE"/>
+                <w14:ligatures w14:val="standardContextual"/>
+              </w:rPr>
+              <w:tab/>
+            </w:r>
+            <w:r>
+              <w:rPr>
+                <w:rStyle w:val="Hyperlink"/>
+                <w:noProof/>
+                <w:lang w:val="en-US"/>
+              </w:rPr>
+              <w:t>Paneel</w:t>
+            </w:r>
+            <w:r>
+              <w:rPr>
+                <w:noProof/>
+                <w:webHidden/>
+              </w:rPr>
+              <w:tab/>
+            </w:r>
+            <w:r>
+              <w:rPr>
+                <w:noProof/>
+                <w:webHidden/>
+              </w:rPr>
+              <w:fldChar w:fldCharType="begin"/>
+            </w:r>
+            <w:r>
+              <w:rPr>
+                <w:noProof/>
+                <w:webHidden/>
+              </w:rPr>
+              <w:instrText xml:space="preserve"> PAGEREF _Toc223965565 \h </w:instrText>
+            </w:r>
+            <w:r>
+              <w:rPr>
+                <w:noProof/>
+                <w:webHidden/>
+              </w:rPr>
+            </w:r>
+            <w:r>
+              <w:rPr>
+                <w:noProof/>
+                <w:webHidden/>
+              </w:rPr>
+              <w:fldChar w:fldCharType="separate"/>
+            </w:r>
+            <w:r>
+              <w:rPr>
+                <w:noProof/>
+                <w:webHidden/>
+              </w:rPr>
+              <w:t>17</w:t>
+            </w:r>
+            <w:r>
+              <w:rPr>
+                <w:noProof/>
+                <w:webHidden/>
+              </w:rPr>
+              <w:fldChar w:fldCharType="end"/>
+            </w:r>
+          </w:hyperlink>
+        </w:p>
+        <w:p>
+          <w:pPr>
+            <w:pStyle w:val="TOC3"/>
+            <w:tabs>
+              <w:tab w:val="left" w:pos="1320"/>
+              <w:tab w:val="right" w:leader="dot" w:pos="9062"/>
+            </w:tabs>
+            <w:rPr>
+              <w:noProof/>
+              <w:kern w:val="2"/>
+              <w:sz w:val="24"/>
+              <w:szCs w:val="24"/>
+              <w:lang w:val="en-BE" w:eastAsia="en-BE"/>
+              <w14:ligatures w14:val="standardContextual"/>
+            </w:rPr>
+          </w:pPr>
+          <w:hyperlink w:anchor="_Toc223965566" w:history="1">
+            <w:r>
+              <w:rPr>
+                <w:rStyle w:val="Hyperlink"/>
+                <w:noProof/>
+                <w:lang w:val="en-US"/>
+              </w:rPr>
+              <w:t>7.2.2</w:t>
+            </w:r>
+            <w:r>
+              <w:rPr>
+                <w:noProof/>
+                <w:kern w:val="2"/>
+                <w:sz w:val="24"/>
+                <w:szCs w:val="24"/>
+                <w:lang w:val="en-BE" w:eastAsia="en-BE"/>
+                <w14:ligatures w14:val="standardContextual"/>
+              </w:rPr>
+              <w:tab/>
+            </w:r>
+            <w:r>
+              <w:rPr>
+                <w:rStyle w:val="Hyperlink"/>
+                <w:noProof/>
+                <w:lang w:val="en-US"/>
+              </w:rPr>
+              <w:t>Module</w:t>
+            </w:r>
+            <w:r>
+              <w:rPr>
+                <w:noProof/>
+                <w:webHidden/>
+              </w:rPr>
+              <w:tab/>
+            </w:r>
+            <w:r>
+              <w:rPr>
+                <w:noProof/>
+                <w:webHidden/>
+              </w:rPr>
+              <w:fldChar w:fldCharType="begin"/>
+            </w:r>
+            <w:r>
+              <w:rPr>
+                <w:noProof/>
+                <w:webHidden/>
+              </w:rPr>
+              <w:instrText xml:space="preserve"> PAGEREF _Toc223965566 \h </w:instrText>
+            </w:r>
+            <w:r>
+              <w:rPr>
+                <w:noProof/>
+                <w:webHidden/>
+              </w:rPr>
+            </w:r>
+            <w:r>
+              <w:rPr>
+                <w:noProof/>
+                <w:webHidden/>
+              </w:rPr>
+              <w:fldChar w:fldCharType="separate"/>
+            </w:r>
+            <w:r>
+              <w:rPr>
+                <w:noProof/>
+                <w:webHidden/>
+              </w:rPr>
+              <w:t>17</w:t>
+            </w:r>
+            <w:r>
+              <w:rPr>
+                <w:noProof/>
+                <w:webHidden/>
+              </w:rPr>
+              <w:fldChar w:fldCharType="end"/>
+            </w:r>
+          </w:hyperlink>
+        </w:p>
+        <w:p>
+          <w:pPr>
+            <w:pStyle w:val="TOC3"/>
+            <w:tabs>
+              <w:tab w:val="left" w:pos="1320"/>
+              <w:tab w:val="right" w:leader="dot" w:pos="9062"/>
+            </w:tabs>
+            <w:rPr>
+              <w:noProof/>
+              <w:kern w:val="2"/>
+              <w:sz w:val="24"/>
+              <w:szCs w:val="24"/>
+              <w:lang w:val="en-BE" w:eastAsia="en-BE"/>
+              <w14:ligatures w14:val="standardContextual"/>
+            </w:rPr>
+          </w:pPr>
+          <w:hyperlink w:anchor="_Toc223965567" w:history="1">
+            <w:r>
+              <w:rPr>
+                <w:rStyle w:val="Hyperlink"/>
+                <w:noProof/>
+                <w:lang w:val="en-US"/>
+              </w:rPr>
+              <w:t>7.2.3</w:t>
+            </w:r>
+            <w:r>
+              <w:rPr>
+                <w:noProof/>
+                <w:kern w:val="2"/>
+                <w:sz w:val="24"/>
+                <w:szCs w:val="24"/>
+                <w:lang w:val="en-BE" w:eastAsia="en-BE"/>
+                <w14:ligatures w14:val="standardContextual"/>
+              </w:rPr>
+              <w:tab/>
+            </w:r>
+            <w:r>
+              <w:rPr>
+                <w:rStyle w:val="Hyperlink"/>
+                <w:noProof/>
+                <w:lang w:val="en-US"/>
+              </w:rPr>
+              <w:t>Andere opties</w:t>
+            </w:r>
+            <w:r>
+              <w:rPr>
+                <w:noProof/>
+                <w:webHidden/>
+              </w:rPr>
+              <w:tab/>
+            </w:r>
+            <w:r>
+              <w:rPr>
+                <w:noProof/>
+                <w:webHidden/>
+              </w:rPr>
+              <w:fldChar w:fldCharType="begin"/>
+            </w:r>
+            <w:r>
+              <w:rPr>
+                <w:noProof/>
+                <w:webHidden/>
+              </w:rPr>
+              <w:instrText xml:space="preserve"> PAGEREF _Toc223965567 \h </w:instrText>
+            </w:r>
+            <w:r>
+              <w:rPr>
+                <w:noProof/>
+                <w:webHidden/>
+              </w:rPr>
+            </w:r>
+            <w:r>
+              <w:rPr>
+                <w:noProof/>
+                <w:webHidden/>
+              </w:rPr>
+              <w:fldChar w:fldCharType="separate"/>
+            </w:r>
+            <w:r>
+              <w:rPr>
+                <w:noProof/>
+                <w:webHidden/>
+              </w:rPr>
+              <w:t>18</w:t>
+            </w:r>
+            <w:r>
+              <w:rPr>
+                <w:noProof/>
+                <w:webHidden/>
+              </w:rPr>
+              <w:fldChar w:fldCharType="end"/>
+            </w:r>
+          </w:hyperlink>
+        </w:p>
+        <w:p>
+          <w:pPr>
+            <w:pStyle w:val="TOC3"/>
+            <w:tabs>
+              <w:tab w:val="left" w:pos="1320"/>
+              <w:tab w:val="right" w:leader="dot" w:pos="9062"/>
+            </w:tabs>
+            <w:rPr>
+              <w:noProof/>
+              <w:kern w:val="2"/>
+              <w:sz w:val="24"/>
+              <w:szCs w:val="24"/>
+              <w:lang w:val="en-BE" w:eastAsia="en-BE"/>
+              <w14:ligatures w14:val="standardContextual"/>
+            </w:rPr>
+          </w:pPr>
+          <w:hyperlink w:anchor="_Toc223965568" w:history="1">
+            <w:r>
+              <w:rPr>
+                <w:rStyle w:val="Hyperlink"/>
+                <w:noProof/>
+              </w:rPr>
+              <w:t>7.2.4</w:t>
+            </w:r>
+            <w:r>
+              <w:rPr>
+                <w:noProof/>
+                <w:kern w:val="2"/>
+                <w:sz w:val="24"/>
+                <w:szCs w:val="24"/>
+                <w:lang w:val="en-BE" w:eastAsia="en-BE"/>
+                <w14:ligatures w14:val="standardContextual"/>
+              </w:rPr>
+              <w:tab/>
+            </w:r>
+            <w:r>
+              <w:rPr>
+                <w:rStyle w:val="Hyperlink"/>
+                <w:noProof/>
+              </w:rPr>
+              <w:t>Opties</w:t>
+            </w:r>
+            <w:r>
+              <w:rPr>
+                <w:noProof/>
+                <w:webHidden/>
+              </w:rPr>
+              <w:tab/>
+            </w:r>
+            <w:r>
+              <w:rPr>
+                <w:noProof/>
+                <w:webHidden/>
+              </w:rPr>
+              <w:fldChar w:fldCharType="begin"/>
+            </w:r>
+            <w:r>
+              <w:rPr>
+                <w:noProof/>
+                <w:webHidden/>
+              </w:rPr>
+              <w:instrText xml:space="preserve"> PAGEREF _Toc223965568 \h </w:instrText>
+            </w:r>
+            <w:r>
+              <w:rPr>
+                <w:noProof/>
+                <w:webHidden/>
+              </w:rPr>
+            </w:r>
+            <w:r>
+              <w:rPr>
+                <w:noProof/>
+                <w:webHidden/>
+              </w:rPr>
+              <w:fldChar w:fldCharType="separate"/>
+            </w:r>
+            <w:r>
+              <w:rPr>
+                <w:noProof/>
+                <w:webHidden/>
+              </w:rPr>
+              <w:t>18</w:t>
+            </w:r>
+            <w:r>
+              <w:rPr>
+                <w:noProof/>
+                <w:webHidden/>
+              </w:rPr>
+              <w:fldChar w:fldCharType="end"/>
+            </w:r>
+          </w:hyperlink>
+        </w:p>
+        <w:p>
+          <w:pPr>
+            <w:pStyle w:val="TOC2"/>
+            <w:tabs>
+              <w:tab w:val="left" w:pos="880"/>
+              <w:tab w:val="right" w:leader="dot" w:pos="9062"/>
+            </w:tabs>
+            <w:rPr>
+              <w:noProof/>
+              <w:kern w:val="2"/>
+              <w:sz w:val="24"/>
+              <w:szCs w:val="24"/>
+              <w:lang w:val="en-BE" w:eastAsia="en-BE"/>
+              <w14:ligatures w14:val="standardContextual"/>
+            </w:rPr>
+          </w:pPr>
+          <w:hyperlink w:anchor="_Toc223965569" w:history="1">
+            <w:r>
+              <w:rPr>
+                <w:rStyle w:val="Hyperlink"/>
+                <w:noProof/>
+              </w:rPr>
+              <w:t>7.3</w:t>
+            </w:r>
+            <w:r>
+              <w:rPr>
+                <w:noProof/>
+                <w:kern w:val="2"/>
+                <w:sz w:val="24"/>
+                <w:szCs w:val="24"/>
+                <w:lang w:val="en-BE" w:eastAsia="en-BE"/>
+                <w14:ligatures w14:val="standardContextual"/>
+              </w:rPr>
+              <w:tab/>
+            </w:r>
+            <w:r>
+              <w:rPr>
+                <w:rStyle w:val="Hyperlink"/>
+                <w:noProof/>
+              </w:rPr>
+              <w:t>Keuze</w:t>
+            </w:r>
+            <w:r>
+              <w:rPr>
+                <w:noProof/>
+                <w:webHidden/>
+              </w:rPr>
+              <w:tab/>
+            </w:r>
+            <w:r>
+              <w:rPr>
+                <w:noProof/>
+                <w:webHidden/>
+              </w:rPr>
+              <w:fldChar w:fldCharType="begin"/>
+            </w:r>
+            <w:r>
+              <w:rPr>
+                <w:noProof/>
+                <w:webHidden/>
+              </w:rPr>
+              <w:instrText xml:space="preserve"> PAGEREF _Toc223965569 \h </w:instrText>
+            </w:r>
+            <w:r>
+              <w:rPr>
+                <w:noProof/>
+                <w:webHidden/>
+              </w:rPr>
+            </w:r>
+            <w:r>
+              <w:rPr>
+                <w:noProof/>
+                <w:webHidden/>
+              </w:rPr>
+              <w:fldChar w:fldCharType="separate"/>
+            </w:r>
+            <w:r>
+              <w:rPr>
+                <w:noProof/>
+                <w:webHidden/>
+              </w:rPr>
+              <w:t>18</w:t>
             </w:r>
             <w:r>
               <w:rPr>
@@ -3231,7 +4159,7 @@
               <w14:ligatures w14:val="standardContextual"/>
             </w:rPr>
           </w:pPr>
-          <w:hyperlink w:anchor="_Toc223353065" w:history="1">
+          <w:hyperlink w:anchor="_Toc223965570" w:history="1">
             <w:r>
               <w:rPr>
                 <w:rStyle w:val="Hyperlink"/>
@@ -3276,7 +4204,7 @@
                 <w:noProof/>
                 <w:webHidden/>
               </w:rPr>
-              <w:instrText xml:space="preserve"> PAGEREF _Toc223353065 \h </w:instrText>
+              <w:instrText xml:space="preserve"> PAGEREF _Toc223965570 \h </w:instrText>
             </w:r>
             <w:r>
               <w:rPr>
@@ -3296,7 +4224,7 @@
                 <w:noProof/>
                 <w:webHidden/>
               </w:rPr>
-              <w:t>14</w:t>
+              <w:t>18</w:t>
             </w:r>
             <w:r>
               <w:rPr>
@@ -3323,7 +4251,7 @@
               <w14:ligatures w14:val="standardContextual"/>
             </w:rPr>
           </w:pPr>
-          <w:hyperlink w:anchor="_Toc223353066" w:history="1">
+          <w:hyperlink w:anchor="_Toc223965571" w:history="1">
             <w:r>
               <w:rPr>
                 <w:rStyle w:val="Hyperlink"/>
@@ -3347,7 +4275,7 @@
                 <w:rStyle w:val="Hyperlink"/>
                 <w:noProof/>
               </w:rPr>
-              <w:t>Battery management system</w:t>
+              <w:t>SD-kaart</w:t>
             </w:r>
             <w:r>
               <w:rPr>
@@ -3368,7 +4296,7 @@
                 <w:noProof/>
                 <w:webHidden/>
               </w:rPr>
-              <w:instrText xml:space="preserve"> PAGEREF _Toc223353066 \h </w:instrText>
+              <w:instrText xml:space="preserve"> PAGEREF _Toc223965571 \h </w:instrText>
             </w:r>
             <w:r>
               <w:rPr>
@@ -3388,7 +4316,7 @@
                 <w:noProof/>
                 <w:webHidden/>
               </w:rPr>
-              <w:t>15</w:t>
+              <w:t>18</w:t>
             </w:r>
             <w:r>
               <w:rPr>
@@ -3415,7 +4343,7 @@
               <w14:ligatures w14:val="standardContextual"/>
             </w:rPr>
           </w:pPr>
-          <w:hyperlink w:anchor="_Toc223353067" w:history="1">
+          <w:hyperlink w:anchor="_Toc223965572" w:history="1">
             <w:r>
               <w:rPr>
                 <w:rStyle w:val="Hyperlink"/>
@@ -3439,7 +4367,7 @@
                 <w:rStyle w:val="Hyperlink"/>
                 <w:noProof/>
               </w:rPr>
-              <w:t>Motor/solenoide</w:t>
+              <w:t>Battery management system</w:t>
             </w:r>
             <w:r>
               <w:rPr>
@@ -3460,7 +4388,7 @@
                 <w:noProof/>
                 <w:webHidden/>
               </w:rPr>
-              <w:instrText xml:space="preserve"> PAGEREF _Toc223353067 \h </w:instrText>
+              <w:instrText xml:space="preserve"> PAGEREF _Toc223965572 \h </w:instrText>
             </w:r>
             <w:r>
               <w:rPr>
@@ -3480,7 +4408,7 @@
                 <w:noProof/>
                 <w:webHidden/>
               </w:rPr>
-              <w:t>15</w:t>
+              <w:t>18</w:t>
             </w:r>
             <w:r>
               <w:rPr>
@@ -3507,7 +4435,7 @@
               <w14:ligatures w14:val="standardContextual"/>
             </w:rPr>
           </w:pPr>
-          <w:hyperlink w:anchor="_Toc223353068" w:history="1">
+          <w:hyperlink w:anchor="_Toc223965573" w:history="1">
             <w:r>
               <w:rPr>
                 <w:rStyle w:val="Hyperlink"/>
@@ -3531,7 +4459,7 @@
                 <w:rStyle w:val="Hyperlink"/>
                 <w:noProof/>
               </w:rPr>
-              <w:t>Samenvatting keuzes</w:t>
+              <w:t>Motor/solenoide</w:t>
             </w:r>
             <w:r>
               <w:rPr>
@@ -3552,7 +4480,7 @@
                 <w:noProof/>
                 <w:webHidden/>
               </w:rPr>
-              <w:instrText xml:space="preserve"> PAGEREF _Toc223353068 \h </w:instrText>
+              <w:instrText xml:space="preserve"> PAGEREF _Toc223965573 \h </w:instrText>
             </w:r>
             <w:r>
               <w:rPr>
@@ -3572,7 +4500,7 @@
                 <w:noProof/>
                 <w:webHidden/>
               </w:rPr>
-              <w:t>15</w:t>
+              <w:t>18</w:t>
             </w:r>
             <w:r>
               <w:rPr>
@@ -3599,7 +4527,7 @@
               <w14:ligatures w14:val="standardContextual"/>
             </w:rPr>
           </w:pPr>
-          <w:hyperlink w:anchor="_Toc223353069" w:history="1">
+          <w:hyperlink w:anchor="_Toc223965574" w:history="1">
             <w:r>
               <w:rPr>
                 <w:rStyle w:val="Hyperlink"/>
@@ -3623,6 +4551,98 @@
                 <w:rStyle w:val="Hyperlink"/>
                 <w:noProof/>
               </w:rPr>
+              <w:t>Samenvatting keuzes</w:t>
+            </w:r>
+            <w:r>
+              <w:rPr>
+                <w:noProof/>
+                <w:webHidden/>
+              </w:rPr>
+              <w:tab/>
+            </w:r>
+            <w:r>
+              <w:rPr>
+                <w:noProof/>
+                <w:webHidden/>
+              </w:rPr>
+              <w:fldChar w:fldCharType="begin"/>
+            </w:r>
+            <w:r>
+              <w:rPr>
+                <w:noProof/>
+                <w:webHidden/>
+              </w:rPr>
+              <w:instrText xml:space="preserve"> PAGEREF _Toc223965574 \h </w:instrText>
+            </w:r>
+            <w:r>
+              <w:rPr>
+                <w:noProof/>
+                <w:webHidden/>
+              </w:rPr>
+            </w:r>
+            <w:r>
+              <w:rPr>
+                <w:noProof/>
+                <w:webHidden/>
+              </w:rPr>
+              <w:fldChar w:fldCharType="separate"/>
+            </w:r>
+            <w:r>
+              <w:rPr>
+                <w:noProof/>
+                <w:webHidden/>
+              </w:rPr>
+              <w:t>19</w:t>
+            </w:r>
+            <w:r>
+              <w:rPr>
+                <w:noProof/>
+                <w:webHidden/>
+              </w:rPr>
+              <w:fldChar w:fldCharType="end"/>
+            </w:r>
+          </w:hyperlink>
+        </w:p>
+        <w:p>
+          <w:pPr>
+            <w:pStyle w:val="TOC1"/>
+            <w:tabs>
+              <w:tab w:val="left" w:pos="660"/>
+              <w:tab w:val="right" w:leader="dot" w:pos="9062"/>
+            </w:tabs>
+            <w:rPr>
+              <w:noProof/>
+              <w:kern w:val="2"/>
+              <w:sz w:val="24"/>
+              <w:szCs w:val="24"/>
+              <w:lang w:val="en-BE" w:eastAsia="en-BE"/>
+              <w14:ligatures w14:val="standardContextual"/>
+            </w:rPr>
+          </w:pPr>
+          <w:hyperlink w:anchor="_Toc223965575" w:history="1">
+            <w:r>
+              <w:rPr>
+                <w:rStyle w:val="Hyperlink"/>
+                <w:noProof/>
+              </w:rPr>
+              <w:t>13</w:t>
+            </w:r>
+            <w:r>
+              <w:rPr>
+                <w:noProof/>
+                <w:kern w:val="2"/>
+                <w:sz w:val="24"/>
+                <w:szCs w:val="24"/>
+                <w:lang w:val="en-BE" w:eastAsia="en-BE"/>
+                <w14:ligatures w14:val="standardContextual"/>
+              </w:rPr>
+              <w:tab/>
+            </w:r>
+            <w:r>
+              <w:rPr>
+                <w:rStyle w:val="Hyperlink"/>
+                <w:noProof/>
+              </w:rPr>
               <w:t>BOM</w:t>
             </w:r>
             <w:r>
@@ -3644,7 +4664,7 @@
                 <w:noProof/>
                 <w:webHidden/>
               </w:rPr>
-              <w:instrText xml:space="preserve"> PAGEREF _Toc223353069 \h </w:instrText>
+              <w:instrText xml:space="preserve"> PAGEREF _Toc223965575 \h </w:instrText>
             </w:r>
             <w:r>
               <w:rPr>
@@ -3664,7 +4684,7 @@
                 <w:noProof/>
                 <w:webHidden/>
               </w:rPr>
-              <w:t>15</w:t>
+              <w:t>19</w:t>
             </w:r>
             <w:r>
               <w:rPr>
@@ -3723,7 +4743,7 @@
       <w:pPr>
         <w:pStyle w:val="Heading1"/>
       </w:pPr>
-      <w:bookmarkStart w:id="0" w:name="_Toc223353031"/>
+      <w:bookmarkStart w:id="0" w:name="_Toc223965526"/>
       <w:r>
         <w:lastRenderedPageBreak/>
         <w:t>Overzicht</w:t>
@@ -3777,8 +4797,13 @@
           <w:lang w:val="en-US"/>
         </w:rPr>
       </w:pPr>
-      <w:r>
-        <w:t>EEC chip: elliptische curve bereke</w:t>
+      <w:proofErr w:type="gramStart"/>
+      <w:r>
+        <w:t>EEC chip</w:t>
+      </w:r>
+      <w:proofErr w:type="gramEnd"/>
+      <w:r>
+        <w:t>: elliptische curve bereke</w:t>
       </w:r>
       <w:r>
         <w:t>ning</w:t>
@@ -3896,7 +4921,7 @@
       <w:pPr>
         <w:pStyle w:val="Heading1"/>
       </w:pPr>
-      <w:bookmarkStart w:id="1" w:name="_Toc223353032"/>
+      <w:bookmarkStart w:id="1" w:name="_Toc223965527"/>
       <w:r>
         <w:t>MCU</w:t>
       </w:r>
@@ -3955,11 +4980,16 @@
       <w:r>
         <w:t xml:space="preserve">externe </w:t>
       </w:r>
+      <w:proofErr w:type="gramStart"/>
       <w:r>
         <w:t>EEC c</w:t>
       </w:r>
       <w:r>
-        <w:t>hip)</w:t>
+        <w:t>hip</w:t>
+      </w:r>
+      <w:proofErr w:type="gramEnd"/>
+      <w:r>
+        <w:t>)</w:t>
       </w:r>
     </w:p>
     <w:p>
@@ -3987,7 +5017,7 @@
       <w:pPr>
         <w:pStyle w:val="Heading2"/>
       </w:pPr>
-      <w:bookmarkStart w:id="2" w:name="_Toc223353033"/>
+      <w:bookmarkStart w:id="2" w:name="_Toc223965528"/>
       <w:r>
         <w:t>Flash schatting</w:t>
       </w:r>
@@ -4253,8 +5283,13 @@
             <w:pPr>
               <w:spacing w:line="240" w:lineRule="auto"/>
             </w:pPr>
-            <w:r>
-              <w:t>Debug / utils</w:t>
+            <w:proofErr w:type="gramStart"/>
+            <w:r>
+              <w:t>Debug /</w:t>
+            </w:r>
+            <w:proofErr w:type="gramEnd"/>
+            <w:r>
+              <w:t xml:space="preserve"> utils</w:t>
             </w:r>
           </w:p>
         </w:tc>
@@ -4332,7 +5367,7 @@
       <w:pPr>
         <w:pStyle w:val="Heading2"/>
       </w:pPr>
-      <w:bookmarkStart w:id="3" w:name="_Toc223353034"/>
+      <w:bookmarkStart w:id="3" w:name="_Toc223965529"/>
       <w:r>
         <w:t>RAM schatting</w:t>
       </w:r>
@@ -4489,9 +5524,11 @@
             <w:pPr>
               <w:spacing w:line="240" w:lineRule="auto"/>
             </w:pPr>
+            <w:proofErr w:type="gramStart"/>
             <w:r>
               <w:t>QR matrix</w:t>
             </w:r>
+            <w:proofErr w:type="gramEnd"/>
           </w:p>
         </w:tc>
         <w:tc>
@@ -4676,7 +5713,7 @@
       <w:pPr>
         <w:pStyle w:val="Heading2"/>
       </w:pPr>
-      <w:bookmarkStart w:id="4" w:name="_Toc223353035"/>
+      <w:bookmarkStart w:id="4" w:name="_Toc223965530"/>
       <w:r>
         <w:lastRenderedPageBreak/>
         <w:t>Peripherals</w:t>
@@ -5399,8 +6436,16 @@
               <w:rPr>
                 <w:lang w:val="en-US"/>
               </w:rPr>
-              <w:t>1-3 ?</w:t>
-            </w:r>
+              <w:t>1-</w:t>
+            </w:r>
+            <w:proofErr w:type="gramStart"/>
+            <w:r>
+              <w:rPr>
+                <w:lang w:val="en-US"/>
+              </w:rPr>
+              <w:t>3 ?</w:t>
+            </w:r>
+            <w:proofErr w:type="gramEnd"/>
           </w:p>
           <w:p>
             <w:pPr>
@@ -5654,7 +6699,7 @@
       <w:pPr>
         <w:pStyle w:val="Heading2"/>
       </w:pPr>
-      <w:bookmarkStart w:id="5" w:name="_Toc223353036"/>
+      <w:bookmarkStart w:id="5" w:name="_Toc223965531"/>
       <w:r>
         <w:t>Vereisten</w:t>
       </w:r>
@@ -5890,7 +6935,7 @@
       <w:pPr>
         <w:pStyle w:val="Heading2"/>
       </w:pPr>
-      <w:bookmarkStart w:id="6" w:name="_Toc223353037"/>
+      <w:bookmarkStart w:id="6" w:name="_Toc223965532"/>
       <w:r>
         <w:lastRenderedPageBreak/>
         <w:t>Opties</w:t>
@@ -6391,7 +7436,7 @@
       <w:pPr>
         <w:pStyle w:val="Heading2"/>
       </w:pPr>
-      <w:bookmarkStart w:id="7" w:name="_Toc223353038"/>
+      <w:bookmarkStart w:id="7" w:name="_Toc223965533"/>
       <w:r>
         <w:rPr>
           <w:noProof/>
@@ -6481,7 +7526,7 @@
       <w:pPr>
         <w:pStyle w:val="Heading2"/>
       </w:pPr>
-      <w:bookmarkStart w:id="8" w:name="_Toc223353039"/>
+      <w:bookmarkStart w:id="8" w:name="_Toc223965534"/>
       <w:r>
         <w:t>Voorbeeld van prijzen</w:t>
       </w:r>
@@ -6499,7 +7544,21 @@
             <w:rStyle w:val="Hyperlink"/>
             <w:lang w:val="en-US"/>
           </w:rPr>
-          <w:t>https://www.digikey.be/en/products/filter/embedded-microcontrollers/685?s=N4IgjCBcpgbFoDGUBmBDANgZwKYBoQB7KAbRACZyBWATjAAYQCwAOFgFgHYBmEAXQIAHAC5QQAZWEAnAJYA7AOYgAvsypUEIZJHTZ8RUuFZV68NS3r1yTEC1gnGAkCLGTZilWvjQtqTLgJiSDIwdnIaLhtWFm4aDQJyUM5yXicXSAlpeSVVEABaCB9tXQCDYJB2Gk5%2BXLz2TWL-fSCydjCWawIwnl4uulgaGtyNH0EoMCExyGplZSA</w:t>
+          <w:t>https://www.digikey.be/en/products/filter/embedded-microcontrollers/685?s=N4IgjCBcpgbFoDGUBmBDANgZwKYBoQB7KAbRACZyBWATjAAYQCwAOFgFgHYBmEAXQIAHAC5QQAZWEAnAJYA7AOYgAvsypUEIZJHTZ8RUuFZV68NS3r1yTEC1gnGAkCLGTZilWvjQtqTLgJiSDIwdnIaLhtWFm4aDQJ</w:t>
+        </w:r>
+        <w:r>
+          <w:rPr>
+            <w:rStyle w:val="Hyperlink"/>
+            <w:lang w:val="en-US"/>
+          </w:rPr>
+          <w:t>y</w:t>
+        </w:r>
+        <w:r>
+          <w:rPr>
+            <w:rStyle w:val="Hyperlink"/>
+            <w:lang w:val="en-US"/>
+          </w:rPr>
+          <w:t>UM5yXicXSAlpeSVVEABaCB9tXQCDYJB2Gk5%2BXLz2TWL-fSCydjCWawIwnl4uulgaGtyNH0EoMCExyGplZSA</w:t>
         </w:r>
       </w:hyperlink>
     </w:p>
@@ -6530,7 +7589,7 @@
       <w:pPr>
         <w:pStyle w:val="Heading2"/>
       </w:pPr>
-      <w:bookmarkStart w:id="9" w:name="_Toc223353040"/>
+      <w:bookmarkStart w:id="9" w:name="_Toc223965535"/>
       <w:r>
         <w:t>Voorstel</w:t>
       </w:r>
@@ -6801,7 +7860,7 @@
         </w:rPr>
         <w:lastRenderedPageBreak/>
         <w:drawing>
-          <wp:inline distT="0" distB="0" distL="0" distR="0" wp14:anchorId="246ED48E" wp14:editId="0933E7C0">
+          <wp:inline distT="0" distB="0" distL="0" distR="0" wp14:anchorId="246ED48E" wp14:editId="1F7E6043">
             <wp:extent cx="5876925" cy="6946601"/>
             <wp:effectExtent l="0" t="0" r="0" b="6985"/>
             <wp:docPr id="1060474358" name="Picture 2"/>
@@ -6860,7 +7919,7 @@
       <w:pPr>
         <w:pStyle w:val="Heading2"/>
       </w:pPr>
-      <w:bookmarkStart w:id="10" w:name="_Toc223353041"/>
+      <w:bookmarkStart w:id="10" w:name="_Toc223965536"/>
       <w:r>
         <w:t>Keuze</w:t>
       </w:r>
@@ -6891,7 +7950,21 @@
             <w:rStyle w:val="Hyperlink"/>
             <w:lang w:val="en-US"/>
           </w:rPr>
-          <w:t>STM32L431CCT6TR</w:t>
+          <w:t>STM32L431</w:t>
+        </w:r>
+        <w:r>
+          <w:rPr>
+            <w:rStyle w:val="Hyperlink"/>
+            <w:lang w:val="en-US"/>
+          </w:rPr>
+          <w:t>C</w:t>
+        </w:r>
+        <w:r>
+          <w:rPr>
+            <w:rStyle w:val="Hyperlink"/>
+            <w:lang w:val="en-US"/>
+          </w:rPr>
+          <w:t>CT6TR</w:t>
         </w:r>
       </w:hyperlink>
       <w:r>
@@ -6969,7 +8042,7 @@
         <w:pStyle w:val="Heading1"/>
         <w:spacing w:before="0"/>
       </w:pPr>
-      <w:bookmarkStart w:id="11" w:name="_Toc223353042"/>
+      <w:bookmarkStart w:id="11" w:name="_Toc223965537"/>
       <w:r>
         <w:lastRenderedPageBreak/>
         <w:t>LoRa</w:t>
@@ -6988,10 +8061,26 @@
         <w:t>868MHz voor Europa</w:t>
       </w:r>
       <w:r>
-        <w:t xml:space="preserve"> (863–870 MHz</w:t>
-      </w:r>
-      <w:r>
-        <w:t xml:space="preserve"> / EU868 / ISM band)</w:t>
+        <w:t xml:space="preserve"> (863–870 </w:t>
+      </w:r>
+      <w:proofErr w:type="gramStart"/>
+      <w:r>
+        <w:t>MHz</w:t>
+      </w:r>
+      <w:r>
+        <w:t xml:space="preserve"> /</w:t>
+      </w:r>
+      <w:proofErr w:type="gramEnd"/>
+      <w:r>
+        <w:t xml:space="preserve"> EU</w:t>
+      </w:r>
+      <w:proofErr w:type="gramStart"/>
+      <w:r>
+        <w:t>868 /</w:t>
+      </w:r>
+      <w:proofErr w:type="gramEnd"/>
+      <w:r>
+        <w:t xml:space="preserve"> ISM band)</w:t>
       </w:r>
     </w:p>
     <w:p>
@@ -7033,8 +8122,16 @@
         <w:rPr>
           <w:lang w:val="nl-NL"/>
         </w:rPr>
-        <w:t>ETSI EN 300 220-conform</w:t>
-      </w:r>
+        <w:t>ETSI EN 300 220-</w:t>
+      </w:r>
+      <w:proofErr w:type="gramStart"/>
+      <w:r>
+        <w:rPr>
+          <w:lang w:val="nl-NL"/>
+        </w:rPr>
+        <w:t>conform</w:t>
+      </w:r>
+      <w:proofErr w:type="gramEnd"/>
     </w:p>
     <w:p>
       <w:pPr>
@@ -7048,14 +8145,22 @@
         <w:rPr>
           <w:lang w:val="nl-NL"/>
         </w:rPr>
-        <w:t xml:space="preserve">RX-stroom ≈ 4–6 mA </w:t>
-      </w:r>
+        <w:t xml:space="preserve">RX-stroom ≈ 4–6 </w:t>
+      </w:r>
+      <w:proofErr w:type="gramStart"/>
       <w:r>
         <w:rPr>
           <w:lang w:val="nl-NL"/>
         </w:rPr>
+        <w:t xml:space="preserve">mA </w:t>
+      </w:r>
+      <w:r>
+        <w:rPr>
+          <w:lang w:val="nl-NL"/>
+        </w:rPr>
         <w:t>?</w:t>
       </w:r>
+      <w:proofErr w:type="gramEnd"/>
     </w:p>
     <w:p>
       <w:pPr>
@@ -7069,14 +8174,22 @@
         <w:rPr>
           <w:lang w:val="nl-NL"/>
         </w:rPr>
-        <w:t xml:space="preserve">TX-stroom ≈ 40–120 mA (afhankelijk van het vermogen) </w:t>
-      </w:r>
+        <w:t>TX-stroom ≈ 40–120 mA (afhankelijk van het vermogen</w:t>
+      </w:r>
+      <w:proofErr w:type="gramStart"/>
       <w:r>
         <w:rPr>
           <w:lang w:val="nl-NL"/>
         </w:rPr>
+        <w:t xml:space="preserve">) </w:t>
+      </w:r>
+      <w:r>
+        <w:rPr>
+          <w:lang w:val="nl-NL"/>
+        </w:rPr>
         <w:t>?</w:t>
       </w:r>
+      <w:proofErr w:type="gramEnd"/>
     </w:p>
     <w:p>
       <w:pPr>
@@ -7179,8 +8292,13 @@
           <w:numId w:val="67"/>
         </w:numPr>
       </w:pPr>
-      <w:r>
-        <w:t>RF matching en antenne design zelf doe</w:t>
+      <w:proofErr w:type="gramStart"/>
+      <w:r>
+        <w:t>RF matching</w:t>
+      </w:r>
+      <w:proofErr w:type="gramEnd"/>
+      <w:r>
+        <w:t xml:space="preserve"> en antenne design zelf doe</w:t>
       </w:r>
       <w:r>
         <w:t>n</w:t>
@@ -7261,7 +8379,7 @@
         <w:pStyle w:val="Heading2"/>
         <w:spacing w:before="0"/>
       </w:pPr>
-      <w:bookmarkStart w:id="12" w:name="_Toc223353043"/>
+      <w:bookmarkStart w:id="12" w:name="_Toc223965538"/>
       <w:r>
         <w:t>STM32 + LoRa?</w:t>
       </w:r>
@@ -7333,8 +8451,13 @@
           <w:numId w:val="67"/>
         </w:numPr>
       </w:pPr>
-      <w:r>
-        <w:t>RF ontwerp moeilijker (antenne interface, ground keep-outs)</w:t>
+      <w:proofErr w:type="gramStart"/>
+      <w:r>
+        <w:t>RF ontwerp</w:t>
+      </w:r>
+      <w:proofErr w:type="gramEnd"/>
+      <w:r>
+        <w:t xml:space="preserve"> moeilijker (antenne interface, ground keep-outs)</w:t>
       </w:r>
     </w:p>
     <w:p>
@@ -7346,7 +8469,31 @@
         </w:numPr>
       </w:pPr>
       <w:r>
-        <w:t>Moeilijkere configuratie (EU regels, RF matching zelf instellen,…)</w:t>
+        <w:t>Moeilijkere configuratie (</w:t>
+      </w:r>
+      <w:proofErr w:type="gramStart"/>
+      <w:r>
+        <w:t>EU regels</w:t>
+      </w:r>
+      <w:proofErr w:type="gramEnd"/>
+      <w:r>
+        <w:t xml:space="preserve">, </w:t>
+      </w:r>
+      <w:proofErr w:type="gramStart"/>
+      <w:r>
+        <w:t>RF matching</w:t>
+      </w:r>
+      <w:proofErr w:type="gramEnd"/>
+      <w:r>
+        <w:t xml:space="preserve"> zelf </w:t>
+      </w:r>
+      <w:proofErr w:type="gramStart"/>
+      <w:r>
+        <w:t>instellen,…</w:t>
+      </w:r>
+      <w:proofErr w:type="gramEnd"/>
+      <w:r>
+        <w:t>)</w:t>
       </w:r>
     </w:p>
     <w:p>
@@ -7365,7 +8512,7 @@
       <w:pPr>
         <w:pStyle w:val="Heading2"/>
       </w:pPr>
-      <w:bookmarkStart w:id="13" w:name="_Toc223353044"/>
+      <w:bookmarkStart w:id="13" w:name="_Toc223965539"/>
       <w:r>
         <w:t>Modules</w:t>
       </w:r>
@@ -7529,8 +8676,13 @@
           <w:numId w:val="75"/>
         </w:numPr>
       </w:pPr>
-      <w:r>
-        <w:t>met STM32WLE5CCU6</w:t>
+      <w:proofErr w:type="gramStart"/>
+      <w:r>
+        <w:t>met</w:t>
+      </w:r>
+      <w:proofErr w:type="gramEnd"/>
+      <w:r>
+        <w:t xml:space="preserve"> STM32WLE5CCU6</w:t>
       </w:r>
     </w:p>
     <w:p>
@@ -7541,12 +8693,14 @@
           <w:numId w:val="75"/>
         </w:numPr>
       </w:pPr>
+      <w:proofErr w:type="gramStart"/>
       <w:r>
         <w:t>UART</w:t>
       </w:r>
       <w:r>
         <w:t xml:space="preserve"> interface</w:t>
       </w:r>
+      <w:proofErr w:type="gramEnd"/>
     </w:p>
     <w:p>
       <w:pPr>
@@ -7560,7 +8714,15 @@
         <w:t>SPI mogelijk?? “</w:t>
       </w:r>
       <w:r>
-        <w:t xml:space="preserve">SPI voor communicatie met RF subsysteem van </w:t>
+        <w:t xml:space="preserve">SPI voor communicatie met </w:t>
+      </w:r>
+      <w:proofErr w:type="gramStart"/>
+      <w:r>
+        <w:t>RF subsysteem</w:t>
+      </w:r>
+      <w:proofErr w:type="gramEnd"/>
+      <w:r>
+        <w:t xml:space="preserve"> van </w:t>
       </w:r>
       <w:r>
         <w:t>STM32WLE5CCU6</w:t>
@@ -7740,7 +8902,7 @@
       <w:pPr>
         <w:pStyle w:val="Heading2"/>
       </w:pPr>
-      <w:bookmarkStart w:id="14" w:name="_Toc223353045"/>
+      <w:bookmarkStart w:id="14" w:name="_Toc223965540"/>
       <w:r>
         <w:t>Keuze</w:t>
       </w:r>
@@ -7815,7 +8977,21 @@
             <w:rStyle w:val="Hyperlink"/>
             <w:lang w:val="en-US"/>
           </w:rPr>
-          <w:t>https://www.digikey.be/nl/products/detail/rakwireless-technology-limited/RAK11720-8-SM-NI/26861635</w:t>
+          <w:t>https://www.digikey.be/nl/prod</w:t>
+        </w:r>
+        <w:r>
+          <w:rPr>
+            <w:rStyle w:val="Hyperlink"/>
+            <w:lang w:val="en-US"/>
+          </w:rPr>
+          <w:t>u</w:t>
+        </w:r>
+        <w:r>
+          <w:rPr>
+            <w:rStyle w:val="Hyperlink"/>
+            <w:lang w:val="en-US"/>
+          </w:rPr>
+          <w:t>cts/detail/rakwireless-technology-limited/RAK11720-8-SM-NI/26861635</w:t>
         </w:r>
       </w:hyperlink>
     </w:p>
@@ -7844,7 +9020,7 @@
       <w:pPr>
         <w:pStyle w:val="Heading2"/>
       </w:pPr>
-      <w:bookmarkStart w:id="15" w:name="_Toc223353046"/>
+      <w:bookmarkStart w:id="15" w:name="_Toc223965541"/>
       <w:r>
         <w:t>Antenne</w:t>
       </w:r>
@@ -7870,7 +9046,7 @@
       <w:pPr>
         <w:pStyle w:val="Heading3"/>
       </w:pPr>
-      <w:bookmarkStart w:id="16" w:name="_Toc223353047"/>
+      <w:bookmarkStart w:id="16" w:name="_Toc223965542"/>
       <w:r>
         <w:t>RAK11720</w:t>
       </w:r>
@@ -8063,7 +9239,7 @@
       <w:pPr>
         <w:pStyle w:val="Heading3"/>
       </w:pPr>
-      <w:bookmarkStart w:id="17" w:name="_Toc223353048"/>
+      <w:bookmarkStart w:id="17" w:name="_Toc223965543"/>
       <w:r>
         <w:t>Soorten antennes</w:t>
       </w:r>
@@ -8122,8 +9298,13 @@
       <w:r>
         <w:t xml:space="preserve">, </w:t>
       </w:r>
-      <w:r>
-        <w:t>RF ervaring nodig</w:t>
+      <w:proofErr w:type="gramStart"/>
+      <w:r>
+        <w:t>RF ervaring</w:t>
+      </w:r>
+      <w:proofErr w:type="gramEnd"/>
+      <w:r>
+        <w:t xml:space="preserve"> nodig</w:t>
       </w:r>
     </w:p>
     <w:p>
@@ -8134,6 +9315,7 @@
           <w:numId w:val="75"/>
         </w:numPr>
       </w:pPr>
+      <w:proofErr w:type="gramStart"/>
       <w:r>
         <w:rPr>
           <w:b/>
@@ -8148,6 +9330,7 @@
         </w:rPr>
         <w:t xml:space="preserve"> antenne</w:t>
       </w:r>
+      <w:proofErr w:type="gramEnd"/>
       <w:r>
         <w:t>:</w:t>
       </w:r>
@@ -8214,8 +9397,21 @@
     </w:p>
     <w:p/>
     <w:p>
-      <w:r>
-        <w:t>FPC antenne voor prototype, eventueel PCB antenne later?</w:t>
+      <w:proofErr w:type="gramStart"/>
+      <w:r>
+        <w:t>FPC antenne</w:t>
+      </w:r>
+      <w:proofErr w:type="gramEnd"/>
+      <w:r>
+        <w:t xml:space="preserve"> voor prototype, eventueel </w:t>
+      </w:r>
+      <w:proofErr w:type="gramStart"/>
+      <w:r>
+        <w:t>PCB antenne</w:t>
+      </w:r>
+      <w:proofErr w:type="gramEnd"/>
+      <w:r>
+        <w:t xml:space="preserve"> later?</w:t>
       </w:r>
     </w:p>
     <w:p/>
@@ -8237,7 +9433,7 @@
       <w:pPr>
         <w:pStyle w:val="Heading3"/>
       </w:pPr>
-      <w:bookmarkStart w:id="18" w:name="_Toc223353049"/>
+      <w:bookmarkStart w:id="18" w:name="_Toc223965544"/>
       <w:r>
         <w:lastRenderedPageBreak/>
         <w:t>Opties</w:t>
@@ -8299,7 +9495,7 @@
       <w:pPr>
         <w:pStyle w:val="Heading3"/>
       </w:pPr>
-      <w:bookmarkStart w:id="19" w:name="_Toc223353050"/>
+      <w:bookmarkStart w:id="19" w:name="_Toc223965545"/>
       <w:r>
         <w:t>Keuze</w:t>
       </w:r>
@@ -8328,7 +9524,7 @@
       <w:pPr>
         <w:pStyle w:val="Heading3"/>
       </w:pPr>
-      <w:bookmarkStart w:id="20" w:name="_Toc223353051"/>
+      <w:bookmarkStart w:id="20" w:name="_Toc223965546"/>
       <w:r>
         <w:t>Losse draad</w:t>
       </w:r>
@@ -8440,10 +9636,18 @@
         <w:t>8.6 cm</w:t>
       </w:r>
       <w:r>
-        <w:t xml:space="preserve">: ~ 73 Ω </w:t>
-      </w:r>
-      <w:r>
-        <w:t xml:space="preserve">, </w:t>
+        <w:t xml:space="preserve">: ~ 73 </w:t>
+      </w:r>
+      <w:proofErr w:type="gramStart"/>
+      <w:r>
+        <w:t xml:space="preserve">Ω </w:t>
+      </w:r>
+      <w:r>
+        <w:t>,</w:t>
+      </w:r>
+      <w:proofErr w:type="gramEnd"/>
+      <w:r>
+        <w:t xml:space="preserve"> </w:t>
       </w:r>
       <w:r>
         <w:t>VSWR</w:t>
@@ -8801,7 +10005,14 @@
     <w:p/>
     <w:p>
       <w:r>
-        <w:t>Suggestie: dipool in V-vorm, recht of licht gebogen. Beginnen met 2x9cm en trimmen tot resonantie 868MHz is, impedantie ongeveer 50 Ω en VSWR laag genoeg.</w:t>
+        <w:rPr>
+          <w:b/>
+          <w:bCs/>
+        </w:rPr>
+        <w:t>Suggestie</w:t>
+      </w:r>
+      <w:r>
+        <w:t>: dipool in V-vorm, recht of licht gebogen. Beginnen met 2x9cm en trimmen tot resonantie 868MHz is, impedantie ongeveer 50 Ω en VSWR laag genoeg.</w:t>
       </w:r>
       <w:r>
         <w:t xml:space="preserve"> Of tot </w:t>
@@ -8818,7 +10029,7 @@
       <w:pPr>
         <w:pStyle w:val="Heading3"/>
       </w:pPr>
-      <w:bookmarkStart w:id="21" w:name="_Toc223353052"/>
+      <w:bookmarkStart w:id="21" w:name="_Toc223965547"/>
       <w:r>
         <w:t>BLE</w:t>
       </w:r>
@@ -9043,13 +10254,27 @@
         <w:rPr>
           <w:lang w:val="nl-NL"/>
         </w:rPr>
-        <w:t>a. FPC ante</w:t>
-      </w:r>
+        <w:t xml:space="preserve">a. </w:t>
+      </w:r>
+      <w:proofErr w:type="gramStart"/>
       <w:r>
         <w:rPr>
           <w:lang w:val="nl-NL"/>
         </w:rPr>
-        <w:t>nne lijkt best.</w:t>
+        <w:t>FPC ante</w:t>
+      </w:r>
+      <w:r>
+        <w:rPr>
+          <w:lang w:val="nl-NL"/>
+        </w:rPr>
+        <w:t>nne</w:t>
+      </w:r>
+      <w:proofErr w:type="gramEnd"/>
+      <w:r>
+        <w:rPr>
+          <w:lang w:val="nl-NL"/>
+        </w:rPr>
+        <w:t xml:space="preserve"> lijkt best.</w:t>
       </w:r>
     </w:p>
     <w:p>
@@ -9318,14 +10543,31 @@
             <w:rStyle w:val="Hyperlink"/>
             <w:lang w:val="nl-NL"/>
           </w:rPr>
-          <w:t>100mm</w:t>
+          <w:t>AANI-FB-0086-0100W (100m</w:t>
+        </w:r>
+        <w:r>
+          <w:rPr>
+            <w:rStyle w:val="Hyperlink"/>
+            <w:lang w:val="nl-NL"/>
+          </w:rPr>
+          <w:t>m</w:t>
+        </w:r>
+        <w:r>
+          <w:rPr>
+            <w:rStyle w:val="Hyperlink"/>
+            <w:lang w:val="nl-NL"/>
+          </w:rPr>
+          <w:t>)</w:t>
         </w:r>
       </w:hyperlink>
       <w:r>
+        <w:t xml:space="preserve"> - </w:t>
+      </w:r>
+      <w:r>
         <w:rPr>
           <w:lang w:val="nl-NL"/>
         </w:rPr>
-        <w:tab/>
+        <w:t>€2.21 voor 1</w:t>
       </w:r>
     </w:p>
     <w:p>
@@ -9354,7 +10596,7 @@
           <w:color w:val="7030A0"/>
           <w:sz w:val="36"/>
           <w:szCs w:val="36"/>
-          <w:lang w:val="en-US"/>
+          <w:lang w:val="nl-NL"/>
         </w:rPr>
       </w:pPr>
       <w:r>
@@ -9365,7 +10607,7 @@
       <w:pPr>
         <w:pStyle w:val="Heading1"/>
       </w:pPr>
-      <w:bookmarkStart w:id="22" w:name="_Toc223353053"/>
+      <w:bookmarkStart w:id="22" w:name="_Toc223965548"/>
       <w:r>
         <w:lastRenderedPageBreak/>
         <w:t xml:space="preserve">ECC </w:t>
@@ -9383,7 +10625,7 @@
         <w:pStyle w:val="Heading2"/>
         <w:spacing w:before="0"/>
       </w:pPr>
-      <w:bookmarkStart w:id="23" w:name="_Toc223353054"/>
+      <w:bookmarkStart w:id="23" w:name="_Toc223965549"/>
       <w:r>
         <w:t>Vereisten</w:t>
       </w:r>
@@ -9593,7 +10835,7 @@
       <w:pPr>
         <w:pStyle w:val="Heading2"/>
       </w:pPr>
-      <w:bookmarkStart w:id="24" w:name="_Toc223353055"/>
+      <w:bookmarkStart w:id="24" w:name="_Toc223965550"/>
       <w:r>
         <w:t>Opties:</w:t>
       </w:r>
@@ -9607,7 +10849,7 @@
           <w:lang w:val="en-US"/>
         </w:rPr>
       </w:pPr>
-      <w:bookmarkStart w:id="25" w:name="_Toc223353056"/>
+      <w:bookmarkStart w:id="25" w:name="_Toc223965551"/>
       <w:r>
         <w:rPr>
           <w:lang w:val="en-US"/>
@@ -9741,29 +10983,37 @@
             <w:rStyle w:val="Hyperlink"/>
             <w:lang w:val="en-US"/>
           </w:rPr>
-          <w:t>ATECC</w:t>
-        </w:r>
-        <w:r>
-          <w:rPr>
-            <w:rStyle w:val="Hyperlink"/>
-            <w:lang w:val="en-US"/>
-          </w:rPr>
-          <w:t>6</w:t>
-        </w:r>
-        <w:r>
-          <w:rPr>
-            <w:rStyle w:val="Hyperlink"/>
-            <w:lang w:val="en-US"/>
-          </w:rPr>
-          <w:t>08B</w:t>
+          <w:t>ATECC608B</w:t>
         </w:r>
       </w:hyperlink>
       <w:r>
         <w:rPr>
           <w:lang w:val="en-US"/>
         </w:rPr>
-        <w:t>: meer geavanceerd</w:t>
-      </w:r>
+        <w:t xml:space="preserve">: </w:t>
+      </w:r>
+      <w:proofErr w:type="spellStart"/>
+      <w:r>
+        <w:rPr>
+          <w:lang w:val="en-US"/>
+        </w:rPr>
+        <w:t>meer</w:t>
+      </w:r>
+      <w:proofErr w:type="spellEnd"/>
+      <w:r>
+        <w:rPr>
+          <w:lang w:val="en-US"/>
+        </w:rPr>
+        <w:t xml:space="preserve"> </w:t>
+      </w:r>
+      <w:proofErr w:type="spellStart"/>
+      <w:r>
+        <w:rPr>
+          <w:lang w:val="en-US"/>
+        </w:rPr>
+        <w:t>geavanceerd</w:t>
+      </w:r>
+      <w:proofErr w:type="spellEnd"/>
       <w:r>
         <w:rPr>
           <w:lang w:val="en-US"/>
@@ -9965,7 +11215,7 @@
       <w:pPr>
         <w:pStyle w:val="Heading3"/>
       </w:pPr>
-      <w:bookmarkStart w:id="26" w:name="_Toc223353057"/>
+      <w:bookmarkStart w:id="26" w:name="_Toc223965552"/>
       <w:r>
         <w:t>ATECC608</w:t>
       </w:r>
@@ -10078,7 +11328,7 @@
         </w:rPr>
       </w:pPr>
       <w:hyperlink r:id="rId65" w:history="1">
-        <w:bookmarkStart w:id="27" w:name="_Toc223353058"/>
+        <w:bookmarkStart w:id="27" w:name="_Toc223965553"/>
         <w:r>
           <w:rPr>
             <w:rStyle w:val="Hyperlink"/>
@@ -10091,21 +11341,7 @@
             <w:rStyle w:val="Hyperlink"/>
             <w:lang w:val="fr-BE"/>
           </w:rPr>
-          <w:t>E</w:t>
-        </w:r>
-        <w:r>
-          <w:rPr>
-            <w:rStyle w:val="Hyperlink"/>
-            <w:lang w:val="fr-BE"/>
-          </w:rPr>
-          <w:t>d</w:t>
-        </w:r>
-        <w:r>
-          <w:rPr>
-            <w:rStyle w:val="Hyperlink"/>
-            <w:lang w:val="fr-BE"/>
-          </w:rPr>
-          <w:t xml:space="preserve">geLock </w:t>
+          <w:t xml:space="preserve">EdgeLock </w:t>
         </w:r>
         <w:r>
           <w:rPr>
@@ -10222,7 +11458,7 @@
       <w:pPr>
         <w:pStyle w:val="Heading2"/>
       </w:pPr>
-      <w:bookmarkStart w:id="28" w:name="_Toc223353059"/>
+      <w:bookmarkStart w:id="28" w:name="_Toc223965554"/>
       <w:r>
         <w:lastRenderedPageBreak/>
         <w:t>Keuze</w:t>
@@ -10413,7 +11649,7 @@
       <w:pPr>
         <w:pStyle w:val="Heading1"/>
       </w:pPr>
-      <w:bookmarkStart w:id="29" w:name="_Toc223353060"/>
+      <w:bookmarkStart w:id="29" w:name="_Toc223965555"/>
       <w:r>
         <w:t>GPS/GNSS</w:t>
       </w:r>
@@ -10448,7 +11684,7 @@
         <w:pStyle w:val="Heading2"/>
         <w:spacing w:before="0"/>
       </w:pPr>
-      <w:bookmarkStart w:id="30" w:name="_Toc223353061"/>
+      <w:bookmarkStart w:id="30" w:name="_Toc223965556"/>
       <w:r>
         <w:t>Vereisten</w:t>
       </w:r>
@@ -10583,7 +11819,7 @@
       <w:pPr>
         <w:pStyle w:val="Heading2"/>
       </w:pPr>
-      <w:bookmarkStart w:id="31" w:name="_Toc223353062"/>
+      <w:bookmarkStart w:id="31" w:name="_Toc223965557"/>
       <w:r>
         <w:t>Opties</w:t>
       </w:r>
@@ -10601,9 +11837,11 @@
       <w:pPr>
         <w:pStyle w:val="Heading3"/>
       </w:pPr>
+      <w:bookmarkStart w:id="32" w:name="_Toc223965558"/>
       <w:r>
         <w:t>U-blox</w:t>
       </w:r>
+      <w:bookmarkEnd w:id="32"/>
     </w:p>
     <w:p>
       <w:hyperlink r:id="rId71" w:history="1">
@@ -10706,6 +11944,9 @@
           <w:ilvl w:val="1"/>
           <w:numId w:val="66"/>
         </w:numPr>
+        <w:rPr>
+          <w:lang w:val="en-US"/>
+        </w:rPr>
       </w:pPr>
       <w:r>
         <w:rPr>
@@ -10733,8 +11974,16 @@
           <w:rPr>
             <w:rStyle w:val="Hyperlink"/>
           </w:rPr>
-          <w:t>Goedkoopste modules op mouser</w:t>
+          <w:t xml:space="preserve">Goedkoopste modules op </w:t>
         </w:r>
+        <w:proofErr w:type="spellStart"/>
+        <w:r>
+          <w:rPr>
+            <w:rStyle w:val="Hyperlink"/>
+          </w:rPr>
+          <w:t>mouser</w:t>
+        </w:r>
+        <w:proofErr w:type="spellEnd"/>
       </w:hyperlink>
     </w:p>
     <w:p/>
@@ -10760,369 +12009,6 @@
         </w:numPr>
       </w:pPr>
       <w:hyperlink r:id="rId74" w:history="1">
-        <w:r>
-          <w:rPr>
-            <w:rStyle w:val="Hyperlink"/>
-          </w:rPr>
-          <w:t>Mouser</w:t>
-        </w:r>
-      </w:hyperlink>
-      <w:r>
-        <w:t xml:space="preserve">: €5.53, </w:t>
-      </w:r>
-      <w:r>
-        <w:t>Nieuw</w:t>
-      </w:r>
-      <w:r>
-        <w:t>:</w:t>
-      </w:r>
-      <w:r>
-        <w:t xml:space="preserve"> beschikbaar vanaf 09/04/26</w:t>
-      </w:r>
-    </w:p>
-    <w:p>
-      <w:pPr>
-        <w:pStyle w:val="ListParagraph"/>
-        <w:numPr>
-          <w:ilvl w:val="0"/>
-          <w:numId w:val="66"/>
-        </w:numPr>
-      </w:pPr>
-      <w:hyperlink r:id="rId75" w:history="1">
-        <w:r>
-          <w:rPr>
-            <w:rStyle w:val="Hyperlink"/>
-          </w:rPr>
-          <w:t>Digikey</w:t>
-        </w:r>
-      </w:hyperlink>
-      <w:r>
-        <w:t>: €5.84 (€5.2 per 1000)</w:t>
-      </w:r>
-    </w:p>
-    <w:p>
-      <w:pPr>
-        <w:pStyle w:val="ListParagraph"/>
-        <w:numPr>
-          <w:ilvl w:val="0"/>
-          <w:numId w:val="66"/>
-        </w:numPr>
-      </w:pPr>
-      <w:r>
-        <w:t>Niet bij Farnell</w:t>
-      </w:r>
-    </w:p>
-    <w:p>
-      <w:pPr>
-        <w:pStyle w:val="ListParagraph"/>
-        <w:numPr>
-          <w:ilvl w:val="0"/>
-          <w:numId w:val="66"/>
-        </w:numPr>
-      </w:pPr>
-      <w:r>
-        <w:t>Verbruik</w:t>
-      </w:r>
-      <w:r>
-        <w:t>, ter vergelijking met Quectel:</w:t>
-      </w:r>
-    </w:p>
-    <w:p/>
-    <w:p>
-      <w:pPr>
-        <w:pStyle w:val="Heading3"/>
-      </w:pPr>
-      <w:r>
-        <w:t>Quectel</w:t>
-      </w:r>
-    </w:p>
-    <w:p>
-      <w:r>
-        <w:t xml:space="preserve">Zie </w:t>
-      </w:r>
-      <w:hyperlink r:id="rId76" w:history="1">
-        <w:r>
-          <w:rPr>
-            <w:rStyle w:val="Hyperlink"/>
-          </w:rPr>
-          <w:t>broc</w:t>
-        </w:r>
-        <w:r>
-          <w:rPr>
-            <w:rStyle w:val="Hyperlink"/>
-          </w:rPr>
-          <w:t>h</w:t>
-        </w:r>
-        <w:r>
-          <w:rPr>
-            <w:rStyle w:val="Hyperlink"/>
-          </w:rPr>
-          <w:t>ure</w:t>
-        </w:r>
-      </w:hyperlink>
-      <w:r>
-        <w:t xml:space="preserve"> p.91-93 (88-90 op blad)</w:t>
-      </w:r>
-      <w:r>
-        <w:t xml:space="preserve"> voor vergelijking</w:t>
-      </w:r>
-    </w:p>
-    <w:p/>
-    <w:p>
-      <w:hyperlink r:id="rId77" w:history="1">
-        <w:r>
-          <w:rPr>
-            <w:rStyle w:val="Hyperlink"/>
-          </w:rPr>
-          <w:t>Goedkoopste modu</w:t>
-        </w:r>
-        <w:r>
-          <w:rPr>
-            <w:rStyle w:val="Hyperlink"/>
-          </w:rPr>
-          <w:t>l</w:t>
-        </w:r>
-        <w:r>
-          <w:rPr>
-            <w:rStyle w:val="Hyperlink"/>
-          </w:rPr>
-          <w:t>es op Digikey</w:t>
-        </w:r>
-      </w:hyperlink>
-    </w:p>
-    <w:p>
-      <w:pPr>
-        <w:rPr>
-          <w:rStyle w:val="Hyperlink"/>
-        </w:rPr>
-      </w:pPr>
-      <w:r>
-        <w:fldChar w:fldCharType="begin"/>
-      </w:r>
-      <w:r>
-        <w:instrText>HYPERLINK "https://www.mouser.be/c/rf-wireless/wireless-modules/gnss-gps-modules/?m=Quectel&amp;sort=pricing"</w:instrText>
-      </w:r>
-      <w:r>
-        <w:fldChar w:fldCharType="separate"/>
-      </w:r>
-      <w:r>
-        <w:rPr>
-          <w:rStyle w:val="Hyperlink"/>
-        </w:rPr>
-        <w:t>Goedkoopste m</w:t>
-      </w:r>
-      <w:r>
-        <w:rPr>
-          <w:rStyle w:val="Hyperlink"/>
-        </w:rPr>
-        <w:t>o</w:t>
-      </w:r>
-      <w:r>
-        <w:rPr>
-          <w:rStyle w:val="Hyperlink"/>
-        </w:rPr>
-        <w:t xml:space="preserve">dules </w:t>
-      </w:r>
-      <w:r>
-        <w:rPr>
-          <w:rStyle w:val="Hyperlink"/>
-        </w:rPr>
-        <w:t>o</w:t>
-      </w:r>
-      <w:r>
-        <w:rPr>
-          <w:rStyle w:val="Hyperlink"/>
-        </w:rPr>
-        <w:t>p Mouser</w:t>
-      </w:r>
-    </w:p>
-    <w:p>
-      <w:r>
-        <w:fldChar w:fldCharType="end"/>
-      </w:r>
-    </w:p>
-    <w:p>
-      <w:pPr>
-        <w:rPr>
-          <w:rStyle w:val="Hyperlink"/>
-        </w:rPr>
-      </w:pPr>
-      <w:r>
-        <w:fldChar w:fldCharType="begin"/>
-      </w:r>
-      <w:r>
-        <w:instrText>HYPERLINK "https://www.quectel.com/content/uploads/2024/03/Quectel_LC76G_Series_GNSS_Specification_V1.1-1-1.pdf" \o "Datasheet met vergelijking"</w:instrText>
-      </w:r>
-      <w:r>
-        <w:fldChar w:fldCharType="separate"/>
-      </w:r>
-      <w:r>
-        <w:rPr>
-          <w:rStyle w:val="Hyperlink"/>
-        </w:rPr>
-        <w:t>LC76G se</w:t>
-      </w:r>
-      <w:r>
-        <w:rPr>
-          <w:rStyle w:val="Hyperlink"/>
-        </w:rPr>
-        <w:t>r</w:t>
-      </w:r>
-      <w:r>
-        <w:rPr>
-          <w:rStyle w:val="Hyperlink"/>
-        </w:rPr>
-        <w:t>ie</w:t>
-      </w:r>
-    </w:p>
-    <w:p>
-      <w:pPr>
-        <w:pStyle w:val="ListParagraph"/>
-        <w:numPr>
-          <w:ilvl w:val="0"/>
-          <w:numId w:val="66"/>
-        </w:numPr>
-      </w:pPr>
-      <w:r>
-        <w:fldChar w:fldCharType="end"/>
-      </w:r>
-      <w:r>
-        <w:t>Goedkoop</w:t>
-      </w:r>
-    </w:p>
-    <w:p>
-      <w:pPr>
-        <w:pStyle w:val="ListParagraph"/>
-        <w:numPr>
-          <w:ilvl w:val="0"/>
-          <w:numId w:val="66"/>
-        </w:numPr>
-        <w:rPr>
-          <w:lang w:val="en-US"/>
-        </w:rPr>
-      </w:pPr>
-      <w:r>
-        <w:rPr>
-          <w:lang w:val="en-US"/>
-        </w:rPr>
-        <w:t>GPS, GLONASS, BDS, Galileo and QZSS</w:t>
-      </w:r>
-    </w:p>
-    <w:p>
-      <w:pPr>
-        <w:pStyle w:val="ListParagraph"/>
-        <w:numPr>
-          <w:ilvl w:val="0"/>
-          <w:numId w:val="66"/>
-        </w:numPr>
-        <w:rPr>
-          <w:color w:val="AEAAAA" w:themeColor="background2" w:themeShade="BF"/>
-          <w:sz w:val="20"/>
-          <w:szCs w:val="20"/>
-          <w:lang w:val="en-US"/>
-        </w:rPr>
-      </w:pPr>
-      <w:r>
-        <w:rPr>
-          <w:color w:val="AEAAAA" w:themeColor="background2" w:themeShade="BF"/>
-          <w:sz w:val="20"/>
-          <w:szCs w:val="20"/>
-          <w:lang w:val="en-US"/>
-        </w:rPr>
-        <w:t>AGNSS: snellere opstart (first time to fix)</w:t>
-      </w:r>
-      <w:r>
-        <w:rPr>
-          <w:color w:val="AEAAAA" w:themeColor="background2" w:themeShade="BF"/>
-          <w:sz w:val="20"/>
-          <w:szCs w:val="20"/>
-          <w:lang w:val="en-US"/>
-        </w:rPr>
-        <w:t xml:space="preserve"> </w:t>
-      </w:r>
-      <w:r>
-        <w:rPr>
-          <w:color w:val="AEAAAA" w:themeColor="background2" w:themeShade="BF"/>
-          <w:sz w:val="20"/>
-          <w:szCs w:val="20"/>
-          <w:lang w:val="en-US"/>
-        </w:rPr>
-        <w:t xml:space="preserve">-&gt; </w:t>
-      </w:r>
-      <w:r>
-        <w:rPr>
-          <w:color w:val="AEAAAA" w:themeColor="background2" w:themeShade="BF"/>
-          <w:sz w:val="20"/>
-          <w:szCs w:val="20"/>
-          <w:lang w:val="en-US"/>
-        </w:rPr>
-        <w:t>niet relevant (sattelietdata moet gedownload worden)</w:t>
-      </w:r>
-    </w:p>
-    <w:p>
-      <w:pPr>
-        <w:pStyle w:val="ListParagraph"/>
-        <w:numPr>
-          <w:ilvl w:val="0"/>
-          <w:numId w:val="66"/>
-        </w:numPr>
-        <w:rPr>
-          <w:lang w:val="en-US"/>
-        </w:rPr>
-      </w:pPr>
-      <w:r>
-        <w:t>Integrated LNA</w:t>
-      </w:r>
-    </w:p>
-    <w:p>
-      <w:pPr>
-        <w:pStyle w:val="ListParagraph"/>
-        <w:numPr>
-          <w:ilvl w:val="0"/>
-          <w:numId w:val="66"/>
-        </w:numPr>
-      </w:pPr>
-      <w:r>
-        <w:t>LC76G (PA) he</w:t>
-      </w:r>
-      <w:r>
-        <w:t>e</w:t>
-      </w:r>
-      <w:r>
-        <w:t>ft laagste v</w:t>
-      </w:r>
-      <w:r>
-        <w:t>erbruik (10mA operatie, 5.5mA ALP mode, 13µA backup mode)</w:t>
-      </w:r>
-    </w:p>
-    <w:p>
-      <w:pPr>
-        <w:pStyle w:val="ListParagraph"/>
-        <w:numPr>
-          <w:ilvl w:val="0"/>
-          <w:numId w:val="66"/>
-        </w:numPr>
-      </w:pPr>
-      <w:r>
-        <w:t>Mouser</w:t>
-      </w:r>
-      <w:r>
-        <w:t xml:space="preserve"> prijzen</w:t>
-      </w:r>
-      <w:r>
-        <w:t>:</w:t>
-      </w:r>
-      <w:r>
-        <w:br/>
-        <w:t xml:space="preserve">    </w:t>
-      </w:r>
-      <w:hyperlink r:id="rId78" w:tgtFrame="_blank" w:history="1">
-        <w:r>
-          <w:rPr>
-            <w:rStyle w:val="Hyperlink"/>
-          </w:rPr>
-          <w:t>LC76GAB</w:t>
-        </w:r>
         <w:r>
           <w:rPr>
             <w:rStyle w:val="Hyperlink"/>
@@ -11133,7 +12019,346 @@
           <w:rPr>
             <w:rStyle w:val="Hyperlink"/>
           </w:rPr>
-          <w:t>D</w:t>
+          <w:t>o</w:t>
+        </w:r>
+        <w:r>
+          <w:rPr>
+            <w:rStyle w:val="Hyperlink"/>
+          </w:rPr>
+          <w:t>user</w:t>
+        </w:r>
+      </w:hyperlink>
+      <w:r>
+        <w:t xml:space="preserve">: €5.53, </w:t>
+      </w:r>
+      <w:r>
+        <w:t>Nieuw</w:t>
+      </w:r>
+      <w:r>
+        <w:t>:</w:t>
+      </w:r>
+      <w:r>
+        <w:t xml:space="preserve"> beschikbaar vanaf 09/04/26</w:t>
+      </w:r>
+    </w:p>
+    <w:p>
+      <w:pPr>
+        <w:pStyle w:val="ListParagraph"/>
+        <w:numPr>
+          <w:ilvl w:val="0"/>
+          <w:numId w:val="66"/>
+        </w:numPr>
+      </w:pPr>
+      <w:hyperlink r:id="rId75" w:history="1">
+        <w:proofErr w:type="spellStart"/>
+        <w:r>
+          <w:rPr>
+            <w:rStyle w:val="Hyperlink"/>
+          </w:rPr>
+          <w:t>Di</w:t>
+        </w:r>
+        <w:r>
+          <w:rPr>
+            <w:rStyle w:val="Hyperlink"/>
+          </w:rPr>
+          <w:t>g</w:t>
+        </w:r>
+        <w:r>
+          <w:rPr>
+            <w:rStyle w:val="Hyperlink"/>
+          </w:rPr>
+          <w:t>i</w:t>
+        </w:r>
+        <w:r>
+          <w:rPr>
+            <w:rStyle w:val="Hyperlink"/>
+          </w:rPr>
+          <w:t>k</w:t>
+        </w:r>
+        <w:r>
+          <w:rPr>
+            <w:rStyle w:val="Hyperlink"/>
+          </w:rPr>
+          <w:t>ey</w:t>
+        </w:r>
+        <w:proofErr w:type="spellEnd"/>
+      </w:hyperlink>
+      <w:r>
+        <w:t>: €5.84 (€5.2 per 1000)</w:t>
+      </w:r>
+    </w:p>
+    <w:p>
+      <w:pPr>
+        <w:pStyle w:val="ListParagraph"/>
+        <w:numPr>
+          <w:ilvl w:val="0"/>
+          <w:numId w:val="66"/>
+        </w:numPr>
+      </w:pPr>
+      <w:r>
+        <w:t>Niet bij Farnell</w:t>
+      </w:r>
+    </w:p>
+    <w:p>
+      <w:pPr>
+        <w:pStyle w:val="ListParagraph"/>
+        <w:numPr>
+          <w:ilvl w:val="0"/>
+          <w:numId w:val="66"/>
+        </w:numPr>
+      </w:pPr>
+      <w:r>
+        <w:t>Verbruik</w:t>
+      </w:r>
+      <w:r>
+        <w:t>, ter vergelijking met Quectel:</w:t>
+      </w:r>
+    </w:p>
+    <w:p/>
+    <w:p>
+      <w:pPr>
+        <w:pStyle w:val="Heading3"/>
+      </w:pPr>
+      <w:bookmarkStart w:id="33" w:name="_Toc223965559"/>
+      <w:r>
+        <w:t>Quectel</w:t>
+      </w:r>
+      <w:bookmarkEnd w:id="33"/>
+    </w:p>
+    <w:p>
+      <w:r>
+        <w:t xml:space="preserve">Zie </w:t>
+      </w:r>
+      <w:hyperlink r:id="rId76" w:history="1">
+        <w:r>
+          <w:rPr>
+            <w:rStyle w:val="Hyperlink"/>
+          </w:rPr>
+          <w:t>brochure</w:t>
+        </w:r>
+      </w:hyperlink>
+      <w:r>
+        <w:t xml:space="preserve"> p.91-93 (88-90 op blad)</w:t>
+      </w:r>
+      <w:r>
+        <w:t xml:space="preserve"> voor vergelijking</w:t>
+      </w:r>
+    </w:p>
+    <w:p/>
+    <w:p>
+      <w:hyperlink r:id="rId77" w:history="1">
+        <w:r>
+          <w:rPr>
+            <w:rStyle w:val="Hyperlink"/>
+          </w:rPr>
+          <w:t>Goedkoopste modules op Digikey</w:t>
+        </w:r>
+      </w:hyperlink>
+    </w:p>
+    <w:p>
+      <w:pPr>
+        <w:rPr>
+          <w:rStyle w:val="Hyperlink"/>
+        </w:rPr>
+      </w:pPr>
+      <w:r>
+        <w:fldChar w:fldCharType="begin"/>
+      </w:r>
+      <w:r>
+        <w:instrText>HYPERLINK "https://www.mouser.be/c/rf-wireless/wireless-modules/gnss-gps-modules/?m=Quectel&amp;sort=pricing"</w:instrText>
+      </w:r>
+      <w:r>
+        <w:fldChar w:fldCharType="separate"/>
+      </w:r>
+      <w:r>
+        <w:rPr>
+          <w:rStyle w:val="Hyperlink"/>
+        </w:rPr>
+        <w:t xml:space="preserve">Goedkoopste modules op </w:t>
+      </w:r>
+      <w:proofErr w:type="spellStart"/>
+      <w:r>
+        <w:rPr>
+          <w:rStyle w:val="Hyperlink"/>
+        </w:rPr>
+        <w:t>Mouser</w:t>
+      </w:r>
+      <w:proofErr w:type="spellEnd"/>
+    </w:p>
+    <w:p>
+      <w:r>
+        <w:fldChar w:fldCharType="end"/>
+      </w:r>
+    </w:p>
+    <w:p>
+      <w:pPr>
+        <w:rPr>
+          <w:rStyle w:val="Hyperlink"/>
+        </w:rPr>
+      </w:pPr>
+      <w:r>
+        <w:fldChar w:fldCharType="begin"/>
+      </w:r>
+      <w:r>
+        <w:instrText>HYPERLINK "https://www.quectel.com/content/uploads/2024/03/Quectel_LC76G_Series_GNSS_Specification_V1.1-1-1.pdf" \o "Datasheet met vergelijking"</w:instrText>
+      </w:r>
+      <w:r>
+        <w:fldChar w:fldCharType="separate"/>
+      </w:r>
+      <w:r>
+        <w:rPr>
+          <w:rStyle w:val="Hyperlink"/>
+        </w:rPr>
+        <w:t>LC76G serie</w:t>
+      </w:r>
+    </w:p>
+    <w:p>
+      <w:pPr>
+        <w:pStyle w:val="ListParagraph"/>
+        <w:numPr>
+          <w:ilvl w:val="0"/>
+          <w:numId w:val="66"/>
+        </w:numPr>
+      </w:pPr>
+      <w:r>
+        <w:fldChar w:fldCharType="end"/>
+      </w:r>
+      <w:r>
+        <w:t>Goedkoop</w:t>
+      </w:r>
+    </w:p>
+    <w:p>
+      <w:pPr>
+        <w:pStyle w:val="ListParagraph"/>
+        <w:numPr>
+          <w:ilvl w:val="0"/>
+          <w:numId w:val="66"/>
+        </w:numPr>
+        <w:rPr>
+          <w:lang w:val="en-US"/>
+        </w:rPr>
+      </w:pPr>
+      <w:r>
+        <w:rPr>
+          <w:lang w:val="en-US"/>
+        </w:rPr>
+        <w:t>GPS, GLONASS, BDS, Galileo and QZSS</w:t>
+      </w:r>
+    </w:p>
+    <w:p>
+      <w:pPr>
+        <w:pStyle w:val="ListParagraph"/>
+        <w:numPr>
+          <w:ilvl w:val="0"/>
+          <w:numId w:val="66"/>
+        </w:numPr>
+        <w:rPr>
+          <w:color w:val="AEAAAA" w:themeColor="background2" w:themeShade="BF"/>
+          <w:sz w:val="20"/>
+          <w:szCs w:val="20"/>
+          <w:lang w:val="en-US"/>
+        </w:rPr>
+      </w:pPr>
+      <w:r>
+        <w:rPr>
+          <w:color w:val="AEAAAA" w:themeColor="background2" w:themeShade="BF"/>
+          <w:sz w:val="20"/>
+          <w:szCs w:val="20"/>
+          <w:lang w:val="en-US"/>
+        </w:rPr>
+        <w:t>AGNSS: snellere opstart (first time to fix)</w:t>
+      </w:r>
+      <w:r>
+        <w:rPr>
+          <w:color w:val="AEAAAA" w:themeColor="background2" w:themeShade="BF"/>
+          <w:sz w:val="20"/>
+          <w:szCs w:val="20"/>
+          <w:lang w:val="en-US"/>
+        </w:rPr>
+        <w:t xml:space="preserve"> </w:t>
+      </w:r>
+      <w:r>
+        <w:rPr>
+          <w:color w:val="AEAAAA" w:themeColor="background2" w:themeShade="BF"/>
+          <w:sz w:val="20"/>
+          <w:szCs w:val="20"/>
+          <w:lang w:val="en-US"/>
+        </w:rPr>
+        <w:t xml:space="preserve">-&gt; </w:t>
+      </w:r>
+      <w:r>
+        <w:rPr>
+          <w:color w:val="AEAAAA" w:themeColor="background2" w:themeShade="BF"/>
+          <w:sz w:val="20"/>
+          <w:szCs w:val="20"/>
+          <w:lang w:val="en-US"/>
+        </w:rPr>
+        <w:t>niet relevant (sattelietdata moet gedownload worden)</w:t>
+      </w:r>
+    </w:p>
+    <w:p>
+      <w:pPr>
+        <w:pStyle w:val="ListParagraph"/>
+        <w:numPr>
+          <w:ilvl w:val="0"/>
+          <w:numId w:val="66"/>
+        </w:numPr>
+        <w:rPr>
+          <w:lang w:val="en-US"/>
+        </w:rPr>
+      </w:pPr>
+      <w:r>
+        <w:t>Integrated LNA</w:t>
+      </w:r>
+    </w:p>
+    <w:p>
+      <w:pPr>
+        <w:pStyle w:val="ListParagraph"/>
+        <w:numPr>
+          <w:ilvl w:val="0"/>
+          <w:numId w:val="66"/>
+        </w:numPr>
+      </w:pPr>
+      <w:r>
+        <w:t>LC76G (PA) he</w:t>
+      </w:r>
+      <w:r>
+        <w:t>e</w:t>
+      </w:r>
+      <w:r>
+        <w:t>ft laagste v</w:t>
+      </w:r>
+      <w:r>
+        <w:t>erbruik (10mA operatie, 5.5mA ALP mode, 13µA backup mode)</w:t>
+      </w:r>
+    </w:p>
+    <w:p>
+      <w:pPr>
+        <w:pStyle w:val="ListParagraph"/>
+        <w:numPr>
+          <w:ilvl w:val="0"/>
+          <w:numId w:val="66"/>
+        </w:numPr>
+      </w:pPr>
+      <w:r>
+        <w:t>Mouser</w:t>
+      </w:r>
+      <w:r>
+        <w:t xml:space="preserve"> prijzen</w:t>
+      </w:r>
+      <w:r>
+        <w:t>:</w:t>
+      </w:r>
+      <w:r>
+        <w:br/>
+        <w:t xml:space="preserve">    </w:t>
+      </w:r>
+      <w:hyperlink r:id="rId78" w:tgtFrame="_blank" w:history="1">
+        <w:r>
+          <w:rPr>
+            <w:rStyle w:val="Hyperlink"/>
+          </w:rPr>
+          <w:t>LC76GABMD</w:t>
         </w:r>
       </w:hyperlink>
       <w:r>
@@ -11150,19 +12375,7 @@
           <w:rPr>
             <w:rStyle w:val="Hyperlink"/>
           </w:rPr>
-          <w:t>LC76GP</w:t>
-        </w:r>
-        <w:r>
-          <w:rPr>
-            <w:rStyle w:val="Hyperlink"/>
-          </w:rPr>
-          <w:t>A</w:t>
-        </w:r>
-        <w:r>
-          <w:rPr>
-            <w:rStyle w:val="Hyperlink"/>
-          </w:rPr>
-          <w:t>MD</w:t>
+          <w:t>LC76GPAMD</w:t>
         </w:r>
       </w:hyperlink>
       <w:r>
@@ -11186,6 +12399,9 @@
         <w:br/>
       </w:r>
       <w:r>
+        <w:rPr>
+          <w:noProof/>
+        </w:rPr>
         <w:drawing>
           <wp:inline distT="0" distB="0" distL="0" distR="0" wp14:anchorId="44CF20B6" wp14:editId="567423D4">
             <wp:extent cx="5010912" cy="2354112"/>
@@ -11247,6 +12463,9 @@
         <w:br/>
       </w:r>
       <w:r>
+        <w:rPr>
+          <w:noProof/>
+        </w:rPr>
         <w:drawing>
           <wp:inline distT="0" distB="0" distL="0" distR="0" wp14:anchorId="7D852BEC" wp14:editId="02A57F1A">
             <wp:extent cx="2523744" cy="1537907"/>
@@ -11293,19 +12512,7 @@
           <w:rPr>
             <w:rStyle w:val="Hyperlink"/>
           </w:rPr>
-          <w:t>Quectel L</w:t>
-        </w:r>
-        <w:r>
-          <w:rPr>
-            <w:rStyle w:val="Hyperlink"/>
-          </w:rPr>
-          <w:t>C</w:t>
-        </w:r>
-        <w:r>
-          <w:rPr>
-            <w:rStyle w:val="Hyperlink"/>
-          </w:rPr>
-          <w:t>760Z</w:t>
+          <w:t>Quectel LC760Z</w:t>
         </w:r>
       </w:hyperlink>
     </w:p>
@@ -11352,13 +12559,7 @@
           <w:rPr>
             <w:rStyle w:val="Hyperlink"/>
           </w:rPr>
-          <w:t>Digike</w:t>
-        </w:r>
-        <w:r>
-          <w:rPr>
-            <w:rStyle w:val="Hyperlink"/>
-          </w:rPr>
-          <w:t>y</w:t>
+          <w:t>Digikey</w:t>
         </w:r>
       </w:hyperlink>
       <w:r>
@@ -11368,6 +12569,9 @@
         <w:br/>
       </w:r>
       <w:r>
+        <w:rPr>
+          <w:noProof/>
+        </w:rPr>
         <w:drawing>
           <wp:inline distT="0" distB="0" distL="0" distR="0" wp14:anchorId="02B3BB84" wp14:editId="3260812D">
             <wp:extent cx="1383043" cy="1938528"/>
@@ -11411,6 +12615,9 @@
         <w:tab/>
       </w:r>
       <w:r>
+        <w:rPr>
+          <w:noProof/>
+        </w:rPr>
         <w:drawing>
           <wp:inline distT="0" distB="0" distL="0" distR="0" wp14:anchorId="3FC33E3E" wp14:editId="327726C4">
             <wp:extent cx="1860189" cy="1894637"/>
@@ -11473,42 +12680,6 @@
           <w:ilvl w:val="0"/>
           <w:numId w:val="66"/>
         </w:numPr>
-        <w:rPr>
-          <w:lang w:val="en-US"/>
-        </w:rPr>
-      </w:pPr>
-      <w:r>
-        <w:rPr>
-          <w:lang w:val="en-US"/>
-        </w:rPr>
-        <w:t>AGNSS: snellere opstart</w:t>
-      </w:r>
-      <w:r>
-        <w:rPr>
-          <w:lang w:val="en-US"/>
-        </w:rPr>
-        <w:t xml:space="preserve"> </w:t>
-      </w:r>
-      <w:r>
-        <w:rPr>
-          <w:lang w:val="en-US"/>
-        </w:rPr>
-        <w:t>(first time</w:t>
-      </w:r>
-      <w:r>
-        <w:rPr>
-          <w:lang w:val="en-US"/>
-        </w:rPr>
-        <w:t xml:space="preserve"> to fix)</w:t>
-      </w:r>
-    </w:p>
-    <w:p>
-      <w:pPr>
-        <w:pStyle w:val="ListParagraph"/>
-        <w:numPr>
-          <w:ilvl w:val="0"/>
-          <w:numId w:val="66"/>
-        </w:numPr>
       </w:pPr>
       <w:r>
         <w:t>Iets meer verbruik in o</w:t>
@@ -11518,6 +12689,7 @@
       </w:r>
       <w:r>
         <w:rPr>
+          <w:noProof/>
           <w:lang w:val="en-US"/>
         </w:rPr>
         <w:drawing>
@@ -11584,6 +12756,9 @@
         <w:br/>
       </w:r>
       <w:r>
+        <w:rPr>
+          <w:noProof/>
+        </w:rPr>
         <w:drawing>
           <wp:inline distT="0" distB="0" distL="0" distR="0" wp14:anchorId="40C215F7" wp14:editId="70D16D09">
             <wp:extent cx="4645152" cy="819251"/>
@@ -11630,13 +12805,23 @@
       <w:pPr>
         <w:pStyle w:val="Heading2"/>
       </w:pPr>
+      <w:bookmarkStart w:id="34" w:name="_Toc223965560"/>
       <w:r>
         <w:t>Voorstel:</w:t>
       </w:r>
-    </w:p>
-    <w:p>
-      <w:r>
-        <w:t xml:space="preserve">U-blox </w:t>
+      <w:bookmarkEnd w:id="34"/>
+    </w:p>
+    <w:p>
+      <w:r>
+        <w:t>U-</w:t>
+      </w:r>
+      <w:proofErr w:type="spellStart"/>
+      <w:r>
+        <w:t>blox</w:t>
+      </w:r>
+      <w:proofErr w:type="spellEnd"/>
+      <w:r>
+        <w:t xml:space="preserve"> </w:t>
       </w:r>
       <w:hyperlink r:id="rId91" w:history="1">
         <w:r>
@@ -11649,31 +12834,145 @@
     </w:p>
     <w:p>
       <w:r>
-        <w:t xml:space="preserve">Evt. </w:t>
-      </w:r>
-      <w:r>
-        <w:t>LC76G</w:t>
-      </w:r>
-      <w:r>
-        <w:t xml:space="preserve"> voor kosten te besparen bij grote volumes</w:t>
-      </w:r>
-    </w:p>
+        <w:t xml:space="preserve">Of </w:t>
+      </w:r>
+      <w:proofErr w:type="spellStart"/>
+      <w:r>
+        <w:t>Quectel</w:t>
+      </w:r>
+      <w:proofErr w:type="spellEnd"/>
+      <w:r>
+        <w:t xml:space="preserve"> </w:t>
+      </w:r>
+      <w:hyperlink r:id="rId92" w:tgtFrame="_blank" w:history="1">
+        <w:r>
+          <w:rPr>
+            <w:rStyle w:val="Hyperlink"/>
+          </w:rPr>
+          <w:t>LC76G</w:t>
+        </w:r>
+        <w:r>
+          <w:rPr>
+            <w:rStyle w:val="Hyperlink"/>
+          </w:rPr>
+          <w:t>P</w:t>
+        </w:r>
+        <w:r>
+          <w:rPr>
+            <w:rStyle w:val="Hyperlink"/>
+          </w:rPr>
+          <w:t>AMD</w:t>
+        </w:r>
+      </w:hyperlink>
+    </w:p>
+    <w:p/>
+    <w:p>
+      <w:proofErr w:type="spellStart"/>
+      <w:r>
+        <w:t>Quectel</w:t>
+      </w:r>
+      <w:proofErr w:type="spellEnd"/>
+      <w:r>
+        <w:t xml:space="preserve"> </w:t>
+      </w:r>
+      <w:hyperlink r:id="rId93" w:tgtFrame="_blank" w:history="1">
+        <w:r>
+          <w:rPr>
+            <w:rStyle w:val="Hyperlink"/>
+          </w:rPr>
+          <w:t>LC76GPAMD</w:t>
+        </w:r>
+      </w:hyperlink>
+      <w:r>
+        <w:t xml:space="preserve"> heeft minder stroomverbruik en is goedkoper bij grote volumes.</w:t>
+      </w:r>
+    </w:p>
+    <w:p>
+      <w:r>
+        <w:t>U-</w:t>
+      </w:r>
+      <w:proofErr w:type="spellStart"/>
+      <w:r>
+        <w:t>blox</w:t>
+      </w:r>
+      <w:proofErr w:type="spellEnd"/>
+      <w:r>
+        <w:t xml:space="preserve"> </w:t>
+      </w:r>
+      <w:hyperlink r:id="rId94" w:history="1">
+        <w:r>
+          <w:rPr>
+            <w:rStyle w:val="Hyperlink"/>
+          </w:rPr>
+          <w:t>MAX-M10M-20B</w:t>
+        </w:r>
+      </w:hyperlink>
+      <w:r>
+        <w:t xml:space="preserve"> heeft beter ecosysteem (</w:t>
+      </w:r>
+      <w:r>
+        <w:t>u</w:t>
+      </w:r>
+      <w:r>
+        <w:noBreakHyphen/>
+        <w:t xml:space="preserve">center, </w:t>
+      </w:r>
+      <w:proofErr w:type="spellStart"/>
+      <w:r>
+        <w:t>AssistNow</w:t>
+      </w:r>
+      <w:proofErr w:type="spellEnd"/>
+      <w:r>
+        <w:t>, veel voorbeeldontwerpen) en is beter voor kleine/slechte antennes, (</w:t>
+      </w:r>
+      <w:r>
+        <w:t>SAW+LNA</w:t>
+      </w:r>
+      <w:r>
+        <w:t xml:space="preserve"> &amp; </w:t>
+      </w:r>
+      <w:proofErr w:type="spellStart"/>
+      <w:r>
+        <w:t>Super-S</w:t>
+      </w:r>
+      <w:proofErr w:type="spellEnd"/>
+      <w:r>
+        <w:t xml:space="preserve"> technologie). Stroomverbruik is ook al klein.</w:t>
+      </w:r>
+    </w:p>
+    <w:p/>
     <w:p>
       <w:pPr>
         <w:pStyle w:val="Heading2"/>
       </w:pPr>
-      <w:bookmarkStart w:id="32" w:name="_Toc223353063"/>
+      <w:bookmarkStart w:id="35" w:name="_Toc223965561"/>
       <w:r>
         <w:t>Keuze</w:t>
       </w:r>
-      <w:bookmarkEnd w:id="32"/>
-    </w:p>
-    <w:p>
-      <w:pPr>
-        <w:rPr>
-          <w:lang w:val="en-US"/>
-        </w:rPr>
-      </w:pPr>
+      <w:bookmarkEnd w:id="35"/>
+    </w:p>
+    <w:p>
+      <w:pPr>
+        <w:rPr>
+          <w:lang w:val="en-US"/>
+        </w:rPr>
+      </w:pPr>
+      <w:proofErr w:type="spellStart"/>
+      <w:r>
+        <w:t>Quectel</w:t>
+      </w:r>
+      <w:proofErr w:type="spellEnd"/>
+      <w:r>
+        <w:t xml:space="preserve"> </w:t>
+      </w:r>
+      <w:hyperlink r:id="rId95" w:tgtFrame="_blank" w:history="1">
+        <w:r>
+          <w:rPr>
+            <w:rStyle w:val="Hyperlink"/>
+          </w:rPr>
+          <w:t>LC76GPAMD</w:t>
+        </w:r>
+      </w:hyperlink>
     </w:p>
     <w:p>
       <w:pPr>
@@ -11696,7 +12995,6 @@
           <w:lang w:val="en-US"/>
         </w:rPr>
       </w:pPr>
-      <w:bookmarkStart w:id="33" w:name="_Toc223353064"/>
       <w:r>
         <w:br w:type="page"/>
       </w:r>
@@ -11705,21 +13003,24 @@
       <w:pPr>
         <w:pStyle w:val="Heading1"/>
       </w:pPr>
+      <w:bookmarkStart w:id="36" w:name="_Toc223965562"/>
       <w:r>
         <w:lastRenderedPageBreak/>
         <w:t>E-ink display</w:t>
       </w:r>
-      <w:bookmarkEnd w:id="33"/>
+      <w:bookmarkEnd w:id="36"/>
     </w:p>
     <w:p>
       <w:pPr>
         <w:pStyle w:val="Heading2"/>
         <w:spacing w:before="0"/>
       </w:pPr>
+      <w:bookmarkStart w:id="37" w:name="_Toc223965563"/>
       <w:proofErr w:type="spellStart"/>
       <w:r>
         <w:t>Vereisten</w:t>
       </w:r>
+      <w:bookmarkEnd w:id="37"/>
       <w:proofErr w:type="spellEnd"/>
     </w:p>
     <w:p>
@@ -11876,8 +13177,13 @@
         <w:t>1.54″ 200×200</w:t>
       </w:r>
       <w:r>
-        <w:t xml:space="preserve"> wordt veel gebruikt voor QR codes</w:t>
-      </w:r>
+        <w:t xml:space="preserve"> wordt veel gebruikt voor </w:t>
+      </w:r>
+      <w:proofErr w:type="gramStart"/>
+      <w:r>
+        <w:t>QR codes</w:t>
+      </w:r>
+      <w:proofErr w:type="gramEnd"/>
     </w:p>
     <w:p>
       <w:pPr>
@@ -11887,16 +13193,26 @@
           <w:numId w:val="66"/>
         </w:numPr>
       </w:pPr>
-      <w:r>
-        <w:t xml:space="preserve">QR code versie? </w:t>
-      </w:r>
-      <w:r>
-        <w:t>(z</w:t>
-      </w:r>
-      <w:r>
-        <w:t xml:space="preserve">ie </w:t>
-      </w:r>
-      <w:hyperlink r:id="rId92" w:history="1">
+      <w:proofErr w:type="gramStart"/>
+      <w:r>
+        <w:t>QR code</w:t>
+      </w:r>
+      <w:proofErr w:type="gramEnd"/>
+      <w:r>
+        <w:t xml:space="preserve"> versie? (</w:t>
+      </w:r>
+      <w:proofErr w:type="gramStart"/>
+      <w:r>
+        <w:t>z</w:t>
+      </w:r>
+      <w:r>
+        <w:t>ie</w:t>
+      </w:r>
+      <w:proofErr w:type="gramEnd"/>
+      <w:r>
+        <w:t xml:space="preserve"> </w:t>
+      </w:r>
+      <w:hyperlink r:id="rId96" w:history="1">
         <w:r>
           <w:rPr>
             <w:rStyle w:val="Hyperlink"/>
@@ -11924,6 +13240,7 @@
       </w:r>
       <w:r>
         <w:rPr>
+          <w:noProof/>
           <w:lang w:val="en-US"/>
         </w:rPr>
         <w:drawing>
@@ -11942,7 +13259,7 @@
                     <pic:cNvPicPr/>
                   </pic:nvPicPr>
                   <pic:blipFill rotWithShape="1">
-                    <a:blip r:embed="rId93"/>
+                    <a:blip r:embed="rId97"/>
                     <a:srcRect b="56097"/>
                     <a:stretch>
                       <a:fillRect/>
@@ -11985,14 +13302,31 @@
           <w:b/>
           <w:bCs/>
         </w:rPr>
-        <w:t>Berekening grootst mogelijke QR code</w:t>
-      </w:r>
+        <w:t xml:space="preserve">Berekening grootst mogelijke </w:t>
+      </w:r>
+      <w:proofErr w:type="gramStart"/>
+      <w:r>
+        <w:rPr>
+          <w:b/>
+          <w:bCs/>
+        </w:rPr>
+        <w:t>QR code</w:t>
+      </w:r>
+      <w:proofErr w:type="gramEnd"/>
       <w:r>
         <w:t>:</w:t>
       </w:r>
       <w:r>
         <w:br/>
-        <w:t>De kleinste scanbare QR code is 1x1cm 38x38 pixel -&gt; 0.263mm per pixel</w:t>
+        <w:t xml:space="preserve">De kleinste scanbare </w:t>
+      </w:r>
+      <w:proofErr w:type="gramStart"/>
+      <w:r>
+        <w:t>QR code</w:t>
+      </w:r>
+      <w:proofErr w:type="gramEnd"/>
+      <w:r>
+        <w:t xml:space="preserve"> is 1x1cm 38x38 pixel -&gt; 0.263mm per pixel</w:t>
       </w:r>
       <w:r>
         <w:br/>
@@ -12000,16 +13334,35 @@
       </w:r>
       <w:r>
         <w:br/>
-        <w:t>kleinste mogelijke QR pixel is 2x2 pixels op het scherm (0.27x0.27mm)</w:t>
+        <w:t xml:space="preserve">kleinste mogelijke </w:t>
+      </w:r>
+      <w:proofErr w:type="gramStart"/>
+      <w:r>
+        <w:t>QR pixel</w:t>
+      </w:r>
+      <w:proofErr w:type="gramEnd"/>
+      <w:r>
+        <w:t xml:space="preserve"> is 2x2 pixels op het scherm (0.27x0.27mm)</w:t>
       </w:r>
       <w:r>
         <w:br/>
-        <w:t xml:space="preserve">dus grootste QR code is 97x97 (versie 20) </w:t>
+        <w:t xml:space="preserve">dus grootste </w:t>
+      </w:r>
+      <w:proofErr w:type="gramStart"/>
+      <w:r>
+        <w:t>QR code</w:t>
+      </w:r>
+      <w:proofErr w:type="gramEnd"/>
+      <w:r>
+        <w:t xml:space="preserve"> is 97x97 (versie 20) </w:t>
       </w:r>
       <w:r>
         <w:br/>
       </w:r>
       <w:r>
+        <w:rPr>
+          <w:noProof/>
+        </w:rPr>
         <w:drawing>
           <wp:inline distT="0" distB="0" distL="0" distR="0" wp14:anchorId="67FF18C8" wp14:editId="40669463">
             <wp:extent cx="4027017" cy="314722"/>
@@ -12026,7 +13379,7 @@
                     <pic:cNvPicPr/>
                   </pic:nvPicPr>
                   <pic:blipFill>
-                    <a:blip r:embed="rId94"/>
+                    <a:blip r:embed="rId98"/>
                     <a:stretch>
                       <a:fillRect/>
                     </a:stretch>
@@ -12050,6 +13403,9 @@
         <w:br/>
       </w:r>
       <w:r>
+        <w:rPr>
+          <w:noProof/>
+        </w:rPr>
         <w:drawing>
           <wp:inline distT="0" distB="0" distL="0" distR="0" wp14:anchorId="3A576ABD" wp14:editId="46A6A728">
             <wp:extent cx="4001415" cy="501059"/>
@@ -12066,7 +13422,7 @@
                     <pic:cNvPicPr/>
                   </pic:nvPicPr>
                   <pic:blipFill>
-                    <a:blip r:embed="rId95"/>
+                    <a:blip r:embed="rId99"/>
                     <a:stretch>
                       <a:fillRect/>
                     </a:stretch>
@@ -12214,6 +13570,7 @@
       <w:pPr>
         <w:pStyle w:val="Heading2"/>
       </w:pPr>
+      <w:bookmarkStart w:id="38" w:name="_Toc223965564"/>
       <w:proofErr w:type="spellStart"/>
       <w:r>
         <w:t>Paneel</w:t>
@@ -12225,6 +13582,7 @@
       <w:r>
         <w:t>of module?</w:t>
       </w:r>
+      <w:bookmarkEnd w:id="38"/>
     </w:p>
     <w:p>
       <w:pPr>
@@ -12234,6 +13592,7 @@
           <w:lang w:val="en-US"/>
         </w:rPr>
       </w:pPr>
+      <w:bookmarkStart w:id="39" w:name="_Toc223965565"/>
       <w:proofErr w:type="spellStart"/>
       <w:r>
         <w:rPr>
@@ -12241,6 +13600,7 @@
         </w:rPr>
         <w:t>Paneel</w:t>
       </w:r>
+      <w:bookmarkEnd w:id="39"/>
       <w:proofErr w:type="spellEnd"/>
     </w:p>
     <w:p>
@@ -12258,13 +13618,7 @@
         <w:rPr>
           <w:lang w:val="en-US"/>
         </w:rPr>
-        <w:t>SPI via</w:t>
-      </w:r>
-      <w:r>
-        <w:rPr>
-          <w:lang w:val="en-US"/>
-        </w:rPr>
-        <w:t xml:space="preserve"> </w:t>
+        <w:t xml:space="preserve">SPI via </w:t>
       </w:r>
       <w:proofErr w:type="spellStart"/>
       <w:r>
@@ -12305,13 +13659,21 @@
         <w:rPr>
           <w:lang w:val="en-US"/>
         </w:rPr>
-        <w:t xml:space="preserve"> (</w:t>
-      </w:r>
-      <w:r>
-        <w:rPr>
-          <w:lang w:val="en-US"/>
-        </w:rPr>
-        <w:t xml:space="preserve"> 0.5mm pitch, </w:t>
+        <w:t xml:space="preserve"> </w:t>
+      </w:r>
+      <w:proofErr w:type="gramStart"/>
+      <w:r>
+        <w:rPr>
+          <w:lang w:val="en-US"/>
+        </w:rPr>
+        <w:t>( 0</w:t>
+      </w:r>
+      <w:proofErr w:type="gramEnd"/>
+      <w:r>
+        <w:rPr>
+          <w:lang w:val="en-US"/>
+        </w:rPr>
+        <w:t xml:space="preserve">.5mm pitch, </w:t>
       </w:r>
       <w:r>
         <w:rPr>
@@ -12436,10 +13798,18 @@
         <w:t>, AVDD/VSH</w:t>
       </w:r>
       <w:r>
-        <w:t>, VCOM</w:t>
-      </w:r>
-      <w:r>
-        <w:t>,…)</w:t>
+        <w:t xml:space="preserve">, </w:t>
+      </w:r>
+      <w:proofErr w:type="gramStart"/>
+      <w:r>
+        <w:t>VCOM</w:t>
+      </w:r>
+      <w:r>
+        <w:t>,…</w:t>
+      </w:r>
+      <w:proofErr w:type="gramEnd"/>
+      <w:r>
+        <w:t>)</w:t>
       </w:r>
     </w:p>
     <w:p>
@@ -12489,12 +13859,14 @@
           <w:lang w:val="en-US"/>
         </w:rPr>
       </w:pPr>
+      <w:bookmarkStart w:id="40" w:name="_Toc223965566"/>
       <w:r>
         <w:rPr>
           <w:lang w:val="en-US"/>
         </w:rPr>
         <w:t>Module</w:t>
       </w:r>
+      <w:bookmarkEnd w:id="40"/>
     </w:p>
     <w:p>
       <w:pPr>
@@ -12568,6 +13940,7 @@
           <w:lang w:val="en-US"/>
         </w:rPr>
       </w:pPr>
+      <w:bookmarkStart w:id="41" w:name="_Toc223965567"/>
       <w:r>
         <w:rPr>
           <w:lang w:val="en-US"/>
@@ -12581,6 +13954,7 @@
         </w:rPr>
         <w:t>opties</w:t>
       </w:r>
+      <w:bookmarkEnd w:id="41"/>
       <w:proofErr w:type="spellEnd"/>
     </w:p>
     <w:p>
@@ -12597,7 +13971,7 @@
       <w:r>
         <w:t xml:space="preserve">neel + </w:t>
       </w:r>
-      <w:hyperlink r:id="rId96" w:history="1">
+      <w:hyperlink r:id="rId100" w:history="1">
         <w:r>
           <w:rPr>
             <w:rStyle w:val="Hyperlink"/>
@@ -12638,9 +14012,11 @@
       <w:pPr>
         <w:pStyle w:val="Heading3"/>
       </w:pPr>
+      <w:bookmarkStart w:id="42" w:name="_Toc223965568"/>
       <w:r>
         <w:t>Opties</w:t>
       </w:r>
+      <w:bookmarkEnd w:id="42"/>
     </w:p>
     <w:p>
       <w:r>
@@ -12668,23 +14044,14 @@
       </w:r>
       <w:proofErr w:type="spellEnd"/>
       <w:r>
-        <w:t xml:space="preserve"> Display</w:t>
-      </w:r>
-      <w:r>
-        <w:t xml:space="preserve"> </w:t>
-      </w:r>
-      <w:hyperlink r:id="rId97" w:history="1">
+        <w:t xml:space="preserve"> Display </w:t>
+      </w:r>
+      <w:hyperlink r:id="rId101" w:history="1">
         <w:r>
           <w:rPr>
             <w:rStyle w:val="Hyperlink"/>
           </w:rPr>
-          <w:t>1.54”</w:t>
-        </w:r>
-        <w:r>
-          <w:rPr>
-            <w:rStyle w:val="Hyperlink"/>
-          </w:rPr>
-          <w:t xml:space="preserve"> 200x20</w:t>
+          <w:t>1.54” 200x20</w:t>
         </w:r>
         <w:r>
           <w:rPr>
@@ -12776,7 +14143,7 @@
           <w:numId w:val="66"/>
         </w:numPr>
       </w:pPr>
-      <w:hyperlink r:id="rId98" w:history="1">
+      <w:hyperlink r:id="rId102" w:history="1">
         <w:proofErr w:type="spellStart"/>
         <w:r>
           <w:rPr>
@@ -12795,7 +14162,7 @@
       <w:r>
         <w:t xml:space="preserve"> </w:t>
       </w:r>
-      <w:hyperlink r:id="rId99" w:history="1">
+      <w:hyperlink r:id="rId103" w:history="1">
         <w:r>
           <w:rPr>
             <w:rStyle w:val="Hyperlink"/>
@@ -12848,7 +14215,7 @@
       <w:r>
         <w:t xml:space="preserve">Waveshare </w:t>
       </w:r>
-      <w:hyperlink r:id="rId100" w:history="1">
+      <w:hyperlink r:id="rId104" w:history="1">
         <w:r>
           <w:rPr>
             <w:rStyle w:val="Hyperlink"/>
@@ -12877,25 +14244,7 @@
           <w:rPr>
             <w:rStyle w:val="Hyperlink"/>
           </w:rPr>
-          <w:t xml:space="preserve"> </w:t>
-        </w:r>
-        <w:r>
-          <w:rPr>
-            <w:rStyle w:val="Hyperlink"/>
-          </w:rPr>
-          <w:t>€5.</w:t>
-        </w:r>
-        <w:r>
-          <w:rPr>
-            <w:rStyle w:val="Hyperlink"/>
-          </w:rPr>
-          <w:t>1</w:t>
-        </w:r>
-        <w:r>
-          <w:rPr>
-            <w:rStyle w:val="Hyperlink"/>
-          </w:rPr>
-          <w:t>6</w:t>
+          <w:t xml:space="preserve"> €5.16</w:t>
         </w:r>
       </w:hyperlink>
     </w:p>
@@ -12907,7 +14256,7 @@
           <w:numId w:val="66"/>
         </w:numPr>
       </w:pPr>
-      <w:hyperlink r:id="rId101" w:history="1">
+      <w:hyperlink r:id="rId105" w:history="1">
         <w:r>
           <w:rPr>
             <w:rStyle w:val="Hyperlink"/>
@@ -12941,7 +14290,7 @@
         </w:rPr>
         <w:t xml:space="preserve">: </w:t>
       </w:r>
-      <w:hyperlink r:id="rId102" w:history="1">
+      <w:hyperlink r:id="rId106" w:history="1">
         <w:r>
           <w:rPr>
             <w:rStyle w:val="Hyperlink"/>
@@ -13033,110 +14382,663 @@
         </w:rPr>
         <w:t xml:space="preserve"> </w:t>
       </w:r>
-      <w:hyperlink r:id="rId103" w:history="1">
+      <w:hyperlink r:id="rId107" w:history="1">
         <w:r>
           <w:rPr>
             <w:rStyle w:val="Hyperlink"/>
             <w:lang w:val="en-US"/>
           </w:rPr>
-          <w:t>1.54”</w:t>
+          <w:t>1.54” module:</w:t>
         </w:r>
         <w:r>
           <w:rPr>
             <w:rStyle w:val="Hyperlink"/>
             <w:lang w:val="en-US"/>
           </w:rPr>
-          <w:t xml:space="preserve"> module:</w:t>
+          <w:t xml:space="preserve"> €8.61</w:t>
         </w:r>
+      </w:hyperlink>
+    </w:p>
+    <w:p>
+      <w:pPr>
+        <w:pStyle w:val="ListParagraph"/>
+        <w:numPr>
+          <w:ilvl w:val="1"/>
+          <w:numId w:val="66"/>
+        </w:numPr>
+        <w:rPr>
+          <w:lang w:val="en-BE"/>
+        </w:rPr>
+      </w:pPr>
+      <w:proofErr w:type="spellStart"/>
+      <w:r>
+        <w:rPr>
+          <w:lang w:val="en-US"/>
+        </w:rPr>
+        <w:t>Aansluiting</w:t>
+      </w:r>
+      <w:proofErr w:type="spellEnd"/>
+      <w:r>
+        <w:rPr>
+          <w:lang w:val="en-US"/>
+        </w:rPr>
+        <w:t xml:space="preserve">: </w:t>
+      </w:r>
+      <w:r>
+        <w:rPr>
+          <w:lang w:val="en-US"/>
+        </w:rPr>
+        <w:t xml:space="preserve">8-pin JST PH 2.0mm SMT Header Horizontal </w:t>
+      </w:r>
+      <w:proofErr w:type="gramStart"/>
+      <w:r>
+        <w:rPr>
+          <w:lang w:val="en-US"/>
+        </w:rPr>
+        <w:t>Right Angle</w:t>
+      </w:r>
+      <w:proofErr w:type="gramEnd"/>
+      <w:r>
+        <w:rPr>
+          <w:lang w:val="en-US"/>
+        </w:rPr>
+        <w:t xml:space="preserve"> Side </w:t>
+      </w:r>
+      <w:r>
+        <w:rPr>
+          <w:lang w:val="en-US"/>
+        </w:rPr>
+        <w:t>(SPI interface)</w:t>
+      </w:r>
+    </w:p>
+    <w:p>
+      <w:pPr>
+        <w:pStyle w:val="Heading2"/>
+      </w:pPr>
+      <w:bookmarkStart w:id="43" w:name="_Toc223965569"/>
+      <w:proofErr w:type="spellStart"/>
+      <w:r>
+        <w:t>Keuze</w:t>
+      </w:r>
+      <w:bookmarkEnd w:id="43"/>
+      <w:proofErr w:type="spellEnd"/>
+    </w:p>
+    <w:p>
+      <w:pPr>
+        <w:pStyle w:val="ListParagraph"/>
+        <w:numPr>
+          <w:ilvl w:val="0"/>
+          <w:numId w:val="66"/>
+        </w:numPr>
+        <w:rPr>
+          <w:lang w:val="en-BE"/>
+        </w:rPr>
+      </w:pPr>
+      <w:proofErr w:type="spellStart"/>
+      <w:r>
+        <w:rPr>
+          <w:lang w:val="en-US"/>
+        </w:rPr>
+        <w:t>Waveshare</w:t>
+      </w:r>
+      <w:proofErr w:type="spellEnd"/>
+      <w:r>
+        <w:rPr>
+          <w:lang w:val="en-US"/>
+        </w:rPr>
+        <w:t xml:space="preserve"> </w:t>
+      </w:r>
+      <w:hyperlink r:id="rId108" w:history="1">
         <w:r>
           <w:rPr>
             <w:rStyle w:val="Hyperlink"/>
             <w:lang w:val="en-US"/>
           </w:rPr>
-          <w:t xml:space="preserve"> </w:t>
+          <w:t>1.54” module: €8.61</w:t>
         </w:r>
+      </w:hyperlink>
+    </w:p>
+    <w:p/>
+    <w:p/>
+    <w:p/>
+    <w:p>
+      <w:pPr>
+        <w:pStyle w:val="Heading1"/>
+      </w:pPr>
+      <w:bookmarkStart w:id="44" w:name="_Toc223965570"/>
+      <w:r>
+        <w:t>Accelerometer</w:t>
+      </w:r>
+      <w:bookmarkEnd w:id="44"/>
+    </w:p>
+    <w:p>
+      <w:r>
+        <w:t>Afstand meten is niet m</w:t>
+      </w:r>
+      <w:r>
+        <w:t>ogelijk door error accumulatie (</w:t>
+      </w:r>
+      <w:hyperlink r:id="rId109" w:tgtFrame="_blank" w:history="1">
         <w:r>
           <w:rPr>
             <w:rStyle w:val="Hyperlink"/>
-            <w:lang w:val="en-US"/>
+            <w:lang w:val="en-BE"/>
           </w:rPr>
-          <w:t>€8.61</w:t>
+          <w:t>Can an IMU Alone Perform Odometry?</w:t>
         </w:r>
       </w:hyperlink>
+      <w:r>
+        <w:t>).</w:t>
+      </w:r>
+    </w:p>
+    <w:p>
+      <w:proofErr w:type="spellStart"/>
+      <w:r>
+        <w:t>A</w:t>
+      </w:r>
+      <w:r>
+        <w:t>ccelerometer</w:t>
+      </w:r>
+      <w:proofErr w:type="spellEnd"/>
+      <w:r>
+        <w:t xml:space="preserve"> </w:t>
+      </w:r>
+      <w:r>
+        <w:t>kan gebruikt worden</w:t>
+      </w:r>
+      <w:r>
+        <w:t xml:space="preserve"> voor </w:t>
+      </w:r>
+      <w:proofErr w:type="spellStart"/>
+      <w:r>
+        <w:t>interrupts</w:t>
+      </w:r>
+      <w:proofErr w:type="spellEnd"/>
+      <w:r>
+        <w:t xml:space="preserve"> (wake up bij beweging)</w:t>
+      </w:r>
+      <w:r>
+        <w:t>,</w:t>
+      </w:r>
+      <w:r>
+        <w:t xml:space="preserve"> om te detecteren of de fiets gestolen wordt</w:t>
+      </w:r>
+      <w:r>
+        <w:t xml:space="preserve"> en evt. om </w:t>
+      </w:r>
+      <w:proofErr w:type="spellStart"/>
+      <w:r>
+        <w:t>LoRa</w:t>
+      </w:r>
+      <w:proofErr w:type="spellEnd"/>
+      <w:r>
+        <w:t xml:space="preserve"> en </w:t>
+      </w:r>
+      <w:proofErr w:type="gramStart"/>
+      <w:r>
+        <w:t>GPS update</w:t>
+      </w:r>
+      <w:proofErr w:type="gramEnd"/>
+      <w:r>
+        <w:t xml:space="preserve"> </w:t>
+      </w:r>
+      <w:proofErr w:type="spellStart"/>
+      <w:r>
+        <w:t>rate</w:t>
+      </w:r>
+      <w:proofErr w:type="spellEnd"/>
+      <w:r>
+        <w:t xml:space="preserve"> te bepalen</w:t>
+      </w:r>
+      <w:r>
+        <w:t>.</w:t>
+      </w:r>
+    </w:p>
+    <w:p>
+      <w:pPr>
+        <w:pStyle w:val="Heading2"/>
+      </w:pPr>
+      <w:proofErr w:type="spellStart"/>
+      <w:r>
+        <w:t>Vereisten</w:t>
+      </w:r>
+      <w:proofErr w:type="spellEnd"/>
     </w:p>
     <w:p>
       <w:pPr>
         <w:pStyle w:val="ListParagraph"/>
         <w:numPr>
-          <w:ilvl w:val="1"/>
+          <w:ilvl w:val="0"/>
           <w:numId w:val="66"/>
         </w:numPr>
         <w:rPr>
+          <w:lang w:val="en-US"/>
+        </w:rPr>
+      </w:pPr>
+      <w:r>
+        <w:rPr>
+          <w:lang w:val="en-US"/>
+        </w:rPr>
+        <w:t>Low power (1-10µA)</w:t>
+      </w:r>
+    </w:p>
+    <w:p>
+      <w:pPr>
+        <w:pStyle w:val="ListParagraph"/>
+        <w:numPr>
+          <w:ilvl w:val="0"/>
+          <w:numId w:val="66"/>
+        </w:numPr>
+      </w:pPr>
+      <w:r>
+        <w:t xml:space="preserve">Output data </w:t>
+      </w:r>
+      <w:proofErr w:type="spellStart"/>
+      <w:r>
+        <w:t>rate</w:t>
+      </w:r>
+      <w:proofErr w:type="spellEnd"/>
+      <w:r>
+        <w:t xml:space="preserve"> (ODR)</w:t>
+      </w:r>
+      <w:r>
+        <w:t>: 10-50Hz is genoeg (lager = zu</w:t>
+      </w:r>
+      <w:r>
+        <w:t>iniger)</w:t>
+      </w:r>
+    </w:p>
+    <w:p>
+      <w:pPr>
+        <w:pStyle w:val="ListParagraph"/>
+        <w:numPr>
+          <w:ilvl w:val="0"/>
+          <w:numId w:val="66"/>
+        </w:numPr>
+        <w:rPr>
+          <w:lang w:val="en-US"/>
+        </w:rPr>
+      </w:pPr>
+      <w:r>
+        <w:rPr>
+          <w:lang w:val="en-US"/>
+        </w:rPr>
+        <w:t>Programmable threshold motion / free</w:t>
+      </w:r>
+      <w:r>
+        <w:rPr>
+          <w:lang w:val="en-US"/>
+        </w:rPr>
+        <w:noBreakHyphen/>
+        <w:t>fall interrupts</w:t>
+      </w:r>
+    </w:p>
+    <w:p>
+      <w:pPr>
+        <w:pStyle w:val="ListParagraph"/>
+        <w:numPr>
+          <w:ilvl w:val="0"/>
+          <w:numId w:val="66"/>
+        </w:numPr>
+        <w:rPr>
+          <w:lang w:val="en-US"/>
+        </w:rPr>
+      </w:pPr>
+      <w:r>
+        <w:rPr>
+          <w:lang w:val="en-US"/>
+        </w:rPr>
+        <w:t>Sleep</w:t>
+      </w:r>
+      <w:r>
+        <w:rPr>
+          <w:lang w:val="en-US"/>
+        </w:rPr>
+        <w:noBreakHyphen/>
+        <w:t>to</w:t>
+      </w:r>
+      <w:r>
+        <w:rPr>
+          <w:lang w:val="en-US"/>
+        </w:rPr>
+        <w:noBreakHyphen/>
+        <w:t>wake and return</w:t>
+      </w:r>
+      <w:r>
+        <w:rPr>
+          <w:lang w:val="en-US"/>
+        </w:rPr>
+        <w:noBreakHyphen/>
+        <w:t>to</w:t>
+      </w:r>
+      <w:r>
+        <w:rPr>
+          <w:lang w:val="en-US"/>
+        </w:rPr>
+        <w:noBreakHyphen/>
+        <w:t>sleep</w:t>
+      </w:r>
+      <w:r>
+        <w:rPr>
+          <w:lang w:val="en-US"/>
+        </w:rPr>
+        <w:t xml:space="preserve"> </w:t>
+      </w:r>
+      <w:proofErr w:type="spellStart"/>
+      <w:r>
+        <w:rPr>
+          <w:lang w:val="en-US"/>
+        </w:rPr>
+        <w:t>gebaseerd</w:t>
+      </w:r>
+      <w:proofErr w:type="spellEnd"/>
+      <w:r>
+        <w:rPr>
+          <w:lang w:val="en-US"/>
+        </w:rPr>
+        <w:t xml:space="preserve"> op </w:t>
+      </w:r>
+      <w:proofErr w:type="spellStart"/>
+      <w:r>
+        <w:rPr>
+          <w:lang w:val="en-US"/>
+        </w:rPr>
+        <w:t>beweging</w:t>
+      </w:r>
+      <w:proofErr w:type="spellEnd"/>
+    </w:p>
+    <w:p>
+      <w:pPr>
+        <w:pStyle w:val="ListParagraph"/>
+        <w:numPr>
+          <w:ilvl w:val="0"/>
+          <w:numId w:val="66"/>
+        </w:numPr>
+      </w:pPr>
+      <w:r>
+        <w:t>FIFO? Data opslaan als M</w:t>
+      </w:r>
+      <w:r>
+        <w:t>CU slaapt</w:t>
+      </w:r>
+    </w:p>
+    <w:p/>
+    <w:p>
+      <w:pPr>
+        <w:pStyle w:val="Heading2"/>
+      </w:pPr>
+      <w:proofErr w:type="spellStart"/>
+      <w:r>
+        <w:lastRenderedPageBreak/>
+        <w:t>Opties</w:t>
+      </w:r>
+      <w:proofErr w:type="spellEnd"/>
+    </w:p>
+    <w:p>
+      <w:r>
+        <w:t>Moeilijk met hand te so</w:t>
+      </w:r>
+      <w:r>
+        <w:t xml:space="preserve">lderen -&gt; </w:t>
+      </w:r>
+      <w:proofErr w:type="spellStart"/>
+      <w:r>
+        <w:t>breakout</w:t>
+      </w:r>
+      <w:proofErr w:type="spellEnd"/>
+      <w:r>
+        <w:t xml:space="preserve"> voor prototype?</w:t>
+      </w:r>
+    </w:p>
+    <w:p/>
+    <w:p>
+      <w:r>
+        <w:t>LIS2DH12</w:t>
+      </w:r>
+    </w:p>
+    <w:p>
+      <w:pPr>
+        <w:pStyle w:val="ListParagraph"/>
+        <w:numPr>
+          <w:ilvl w:val="0"/>
+          <w:numId w:val="66"/>
+        </w:numPr>
+        <w:rPr>
+          <w:lang w:val="en-US"/>
+        </w:rPr>
+      </w:pPr>
+      <w:r>
+        <w:rPr>
+          <w:lang w:val="en-US"/>
+        </w:rPr>
+        <w:t>Ultra</w:t>
+      </w:r>
+      <w:r>
+        <w:rPr>
+          <w:lang w:val="en-US"/>
+        </w:rPr>
+        <w:noBreakHyphen/>
+        <w:t>low</w:t>
+      </w:r>
+      <w:r>
+        <w:rPr>
+          <w:lang w:val="en-US"/>
+        </w:rPr>
+        <w:noBreakHyphen/>
+        <w:t>power (</w:t>
+      </w:r>
+      <w:r>
+        <w:rPr>
+          <w:lang w:val="en-US"/>
+        </w:rPr>
+        <w:t>tot</w:t>
+      </w:r>
+      <w:r>
+        <w:rPr>
+          <w:lang w:val="en-US"/>
+        </w:rPr>
+        <w:t xml:space="preserve"> ~2 µA)</w:t>
+      </w:r>
+    </w:p>
+    <w:p>
+      <w:pPr>
+        <w:pStyle w:val="ListParagraph"/>
+        <w:numPr>
+          <w:ilvl w:val="0"/>
+          <w:numId w:val="66"/>
+        </w:numPr>
+        <w:rPr>
+          <w:lang w:val="en-US"/>
+        </w:rPr>
+      </w:pPr>
+      <w:r>
+        <w:rPr>
+          <w:lang w:val="en-US"/>
+        </w:rPr>
+        <w:t xml:space="preserve">I²C/SPI, </w:t>
+      </w:r>
+    </w:p>
+    <w:p>
+      <w:pPr>
+        <w:pStyle w:val="ListParagraph"/>
+        <w:numPr>
+          <w:ilvl w:val="0"/>
+          <w:numId w:val="66"/>
+        </w:numPr>
+        <w:rPr>
+          <w:lang w:val="en-US"/>
+        </w:rPr>
+      </w:pPr>
+      <w:r>
+        <w:rPr>
+          <w:lang w:val="en-US"/>
+        </w:rPr>
+        <w:t>w</w:t>
+      </w:r>
+      <w:r>
+        <w:rPr>
+          <w:lang w:val="en-US"/>
+        </w:rPr>
+        <w:t>ake/sleep logic</w:t>
+      </w:r>
+    </w:p>
+    <w:p>
+      <w:pPr>
+        <w:pStyle w:val="ListParagraph"/>
+        <w:numPr>
+          <w:ilvl w:val="0"/>
+          <w:numId w:val="66"/>
+        </w:numPr>
+        <w:rPr>
+          <w:lang w:val="en-US"/>
+        </w:rPr>
+      </w:pPr>
+      <w:r>
+        <w:rPr>
+          <w:lang w:val="en-US"/>
+        </w:rPr>
+        <w:t>±2/4/8/16 g</w:t>
+      </w:r>
+    </w:p>
+    <w:p>
+      <w:pPr>
+        <w:rPr>
+          <w:lang w:val="en-US"/>
+        </w:rPr>
+      </w:pPr>
+    </w:p>
+    <w:p>
+      <w:pPr>
+        <w:rPr>
           <w:lang w:val="en-BE"/>
         </w:rPr>
       </w:pPr>
+      <w:r>
+        <w:rPr>
+          <w:lang w:val="en-BE"/>
+        </w:rPr>
+        <w:t>ADXL362</w:t>
+      </w:r>
+      <w:r>
+        <w:rPr>
+          <w:b/>
+          <w:bCs/>
+          <w:lang w:val="en-BE"/>
+        </w:rPr>
+        <w:t xml:space="preserve"> </w:t>
+      </w:r>
+      <w:r>
+        <w:rPr>
+          <w:lang w:val="en-BE"/>
+        </w:rPr>
+        <w:t>of</w:t>
+      </w:r>
+      <w:r>
+        <w:rPr>
+          <w:b/>
+          <w:bCs/>
+          <w:lang w:val="en-BE"/>
+        </w:rPr>
+        <w:t xml:space="preserve"> </w:t>
+      </w:r>
+      <w:r>
+        <w:rPr>
+          <w:lang w:val="en-BE"/>
+        </w:rPr>
+        <w:t>ADXL363</w:t>
+      </w:r>
+    </w:p>
+    <w:p>
+      <w:pPr>
+        <w:pStyle w:val="ListParagraph"/>
+        <w:numPr>
+          <w:ilvl w:val="0"/>
+          <w:numId w:val="66"/>
+        </w:numPr>
+        <w:rPr>
+          <w:lang w:val="en-BE"/>
+        </w:rPr>
+      </w:pPr>
+      <w:r>
+        <w:rPr>
+          <w:lang w:val="en-BE"/>
+        </w:rPr>
+        <w:t xml:space="preserve">Zeer </w:t>
+      </w:r>
       <w:proofErr w:type="spellStart"/>
       <w:r>
         <w:rPr>
-          <w:lang w:val="en-US"/>
-        </w:rPr>
-        <w:t>Aansluiting</w:t>
+          <w:lang w:val="en-BE"/>
+        </w:rPr>
+        <w:t>laag</w:t>
       </w:r>
       <w:proofErr w:type="spellEnd"/>
       <w:r>
         <w:rPr>
-          <w:lang w:val="en-US"/>
-        </w:rPr>
-        <w:t xml:space="preserve">: </w:t>
-      </w:r>
-      <w:r>
-        <w:rPr>
-          <w:lang w:val="en-US"/>
-        </w:rPr>
-        <w:t>8-pin JST PH 2.0mm SMT Header Horizontal Right Angle Side</w:t>
-      </w:r>
-      <w:r>
-        <w:rPr>
-          <w:lang w:val="en-US"/>
+          <w:lang w:val="en-BE"/>
         </w:rPr>
         <w:t xml:space="preserve"> </w:t>
       </w:r>
-      <w:r>
-        <w:rPr>
-          <w:lang w:val="en-US"/>
-        </w:rPr>
-        <w:t>(SPI interface)</w:t>
-      </w:r>
-    </w:p>
-    <w:p>
-      <w:pPr>
-        <w:pStyle w:val="Heading2"/>
-      </w:pPr>
       <w:proofErr w:type="spellStart"/>
       <w:r>
-        <w:t>Keuze</w:t>
+        <w:rPr>
+          <w:lang w:val="en-BE"/>
+        </w:rPr>
+        <w:t>verbruik</w:t>
       </w:r>
       <w:proofErr w:type="spellEnd"/>
     </w:p>
     <w:p>
       <w:pPr>
-        <w:rPr>
-          <w:lang w:val="en-US"/>
+        <w:pStyle w:val="ListParagraph"/>
+        <w:numPr>
+          <w:ilvl w:val="0"/>
+          <w:numId w:val="66"/>
+        </w:numPr>
+        <w:rPr>
+          <w:lang w:val="en-BE"/>
+        </w:rPr>
+      </w:pPr>
+      <w:r>
+        <w:rPr>
+          <w:lang w:val="en-BE"/>
+        </w:rPr>
+        <w:t>SPI</w:t>
+      </w:r>
+    </w:p>
+    <w:p>
+      <w:pPr>
+        <w:rPr>
+          <w:lang w:val="en-BE"/>
+        </w:rPr>
+      </w:pPr>
+    </w:p>
+    <w:p>
+      <w:pPr>
+        <w:rPr>
+          <w:lang w:val="en-BE"/>
         </w:rPr>
       </w:pPr>
     </w:p>
     <w:p/>
     <w:p/>
     <w:p/>
+    <w:p/>
+    <w:p/>
     <w:p>
       <w:pPr>
         <w:pStyle w:val="Heading1"/>
       </w:pPr>
-      <w:bookmarkStart w:id="34" w:name="_Toc223353065"/>
-      <w:r>
-        <w:t>Accelerometer</w:t>
-      </w:r>
-      <w:bookmarkEnd w:id="34"/>
+      <w:bookmarkStart w:id="45" w:name="_Toc223965571"/>
+      <w:r>
+        <w:t>SD-</w:t>
+      </w:r>
+      <w:proofErr w:type="spellStart"/>
+      <w:r>
+        <w:t>kaart</w:t>
+      </w:r>
+      <w:bookmarkEnd w:id="45"/>
+      <w:proofErr w:type="spellEnd"/>
     </w:p>
     <w:p>
       <w:pPr>
@@ -13149,9 +15051,18 @@
       <w:pPr>
         <w:pStyle w:val="Heading1"/>
       </w:pPr>
-      <w:r>
-        <w:t>SD-kaart</w:t>
-      </w:r>
+      <w:bookmarkStart w:id="46" w:name="_Toc223965572"/>
+      <w:r>
+        <w:t>Battery management system</w:t>
+      </w:r>
+      <w:bookmarkEnd w:id="46"/>
+    </w:p>
+    <w:p>
+      <w:pPr>
+        <w:rPr>
+          <w:lang w:val="en-US"/>
+        </w:rPr>
+      </w:pPr>
     </w:p>
     <w:p>
       <w:pPr>
@@ -13164,18 +15075,11 @@
       <w:pPr>
         <w:pStyle w:val="Heading1"/>
       </w:pPr>
-      <w:bookmarkStart w:id="35" w:name="_Toc223353066"/>
-      <w:r>
-        <w:t>Battery management system</w:t>
-      </w:r>
-      <w:bookmarkEnd w:id="35"/>
-    </w:p>
-    <w:p>
-      <w:pPr>
-        <w:rPr>
-          <w:lang w:val="en-US"/>
-        </w:rPr>
-      </w:pPr>
+      <w:bookmarkStart w:id="47" w:name="_Toc223965573"/>
+      <w:r>
+        <w:t>Motor/solenoide</w:t>
+      </w:r>
+      <w:bookmarkEnd w:id="47"/>
     </w:p>
     <w:p>
       <w:pPr>
@@ -13188,11 +15092,11 @@
       <w:pPr>
         <w:pStyle w:val="Heading1"/>
       </w:pPr>
-      <w:bookmarkStart w:id="36" w:name="_Toc223353067"/>
-      <w:r>
-        <w:t>Motor/solenoide</w:t>
-      </w:r>
-      <w:bookmarkEnd w:id="36"/>
+      <w:bookmarkStart w:id="48" w:name="_Toc223965574"/>
+      <w:r>
+        <w:t>Samenvatting keuzes</w:t>
+      </w:r>
+      <w:bookmarkEnd w:id="48"/>
     </w:p>
     <w:p>
       <w:pPr>
@@ -13205,29 +15109,11 @@
       <w:pPr>
         <w:pStyle w:val="Heading1"/>
       </w:pPr>
-      <w:bookmarkStart w:id="37" w:name="_Toc223353068"/>
-      <w:r>
-        <w:lastRenderedPageBreak/>
-        <w:t>Samenvatting keuzes</w:t>
-      </w:r>
-      <w:bookmarkEnd w:id="37"/>
-    </w:p>
-    <w:p>
-      <w:pPr>
-        <w:rPr>
-          <w:lang w:val="en-US"/>
-        </w:rPr>
-      </w:pPr>
-    </w:p>
-    <w:p>
-      <w:pPr>
-        <w:pStyle w:val="Heading1"/>
-      </w:pPr>
-      <w:bookmarkStart w:id="38" w:name="_Toc223353069"/>
+      <w:bookmarkStart w:id="49" w:name="_Toc223965575"/>
       <w:r>
         <w:t>BOM</w:t>
       </w:r>
-      <w:bookmarkEnd w:id="38"/>
+      <w:bookmarkEnd w:id="49"/>
     </w:p>
     <w:p>
       <w:pPr>
@@ -13244,7 +15130,7 @@
       </w:pPr>
     </w:p>
     <w:sectPr>
-      <w:headerReference w:type="default" r:id="rId104"/>
+      <w:headerReference w:type="default" r:id="rId110"/>
       <w:type w:val="continuous"/>
       <w:pgSz w:w="11906" w:h="16838"/>
       <w:pgMar w:top="1417" w:right="1417" w:bottom="1417" w:left="1417" w:header="708" w:footer="708" w:gutter="0"/>
@@ -13344,15 +15230,22 @@
     <w:pPr>
       <w:pStyle w:val="Header"/>
     </w:pPr>
+    <w:proofErr w:type="spellStart"/>
     <w:r>
       <w:t>Bikera</w:t>
     </w:r>
+    <w:proofErr w:type="spellEnd"/>
     <w:r>
-      <w:t xml:space="preserve"> fietsslot PCB c</w:t>
+      <w:t xml:space="preserve"> fietsslot </w:t>
+    </w:r>
+    <w:proofErr w:type="gramStart"/>
+    <w:r>
+      <w:t>PCB c</w:t>
     </w:r>
     <w:r>
       <w:t>omponenten</w:t>
     </w:r>
+    <w:proofErr w:type="gramEnd"/>
     <w:r>
       <w:tab/>
     </w:r>
@@ -13372,12 +15265,22 @@
     <w:pPr>
       <w:pStyle w:val="Header"/>
     </w:pPr>
+    <w:proofErr w:type="spellStart"/>
     <w:r>
-      <w:t>Bikera fietsslot PCB c</w:t>
+      <w:t>Bikera</w:t>
+    </w:r>
+    <w:proofErr w:type="spellEnd"/>
+    <w:r>
+      <w:t xml:space="preserve"> fietsslot </w:t>
+    </w:r>
+    <w:proofErr w:type="gramStart"/>
+    <w:r>
+      <w:t>PCB c</w:t>
     </w:r>
     <w:r>
       <w:t>omponenten</w:t>
     </w:r>
+    <w:proofErr w:type="gramEnd"/>
     <w:r>
       <w:tab/>
     </w:r>
@@ -13397,21 +15300,33 @@
     <w:pPr>
       <w:pStyle w:val="Header"/>
     </w:pPr>
+    <w:proofErr w:type="spellStart"/>
     <w:r>
-      <w:t>Bikera fietsslot PCB c</w:t>
+      <w:t>Bikera</w:t>
+    </w:r>
+    <w:proofErr w:type="spellEnd"/>
+    <w:r>
+      <w:t xml:space="preserve"> fietsslot </w:t>
+    </w:r>
+    <w:proofErr w:type="gramStart"/>
+    <w:r>
+      <w:t>PCB c</w:t>
     </w:r>
     <w:r>
       <w:t>omponenten</w:t>
     </w:r>
+    <w:proofErr w:type="gramEnd"/>
     <w:r>
       <w:tab/>
     </w:r>
     <w:r>
       <w:tab/>
     </w:r>
+    <w:proofErr w:type="spellStart"/>
     <w:r>
       <w:t>LoRa</w:t>
     </w:r>
+    <w:proofErr w:type="spellEnd"/>
   </w:p>
 </w:hdr>
 </file>
@@ -13422,12 +15337,22 @@
     <w:pPr>
       <w:pStyle w:val="Header"/>
     </w:pPr>
+    <w:proofErr w:type="spellStart"/>
     <w:r>
-      <w:t>Bikera fietsslot PCB c</w:t>
+      <w:t>Bikera</w:t>
+    </w:r>
+    <w:proofErr w:type="spellEnd"/>
+    <w:r>
+      <w:t xml:space="preserve"> fietsslot </w:t>
+    </w:r>
+    <w:proofErr w:type="gramStart"/>
+    <w:r>
+      <w:t>PCB c</w:t>
     </w:r>
     <w:r>
       <w:t>omponenten</w:t>
     </w:r>
+    <w:proofErr w:type="gramEnd"/>
     <w:r>
       <w:tab/>
     </w:r>
@@ -13447,21 +15372,33 @@
     <w:pPr>
       <w:pStyle w:val="Header"/>
     </w:pPr>
+    <w:proofErr w:type="spellStart"/>
     <w:r>
-      <w:t>Bikera fietsslot PCB c</w:t>
+      <w:t>Bikera</w:t>
+    </w:r>
+    <w:proofErr w:type="spellEnd"/>
+    <w:r>
+      <w:t xml:space="preserve"> fietsslot </w:t>
+    </w:r>
+    <w:proofErr w:type="gramStart"/>
+    <w:r>
+      <w:t>PCB c</w:t>
     </w:r>
     <w:r>
       <w:t>omponenten</w:t>
     </w:r>
+    <w:proofErr w:type="gramEnd"/>
     <w:r>
       <w:tab/>
     </w:r>
     <w:r>
       <w:tab/>
     </w:r>
+    <w:proofErr w:type="gramStart"/>
     <w:r>
       <w:t>ECC chip</w:t>
     </w:r>
+    <w:proofErr w:type="gramEnd"/>
   </w:p>
 </w:hdr>
 </file>

--- a/Componenten.docx
+++ b/Componenten.docx
@@ -70,11 +70,9 @@
           <w:pPr>
             <w:pStyle w:val="TOCHeading"/>
           </w:pPr>
-          <w:proofErr w:type="spellStart"/>
           <w:r>
             <w:t>Inhoud</w:t>
           </w:r>
-          <w:proofErr w:type="spellEnd"/>
         </w:p>
         <w:p>
           <w:pPr>
@@ -4797,13 +4795,8 @@
           <w:lang w:val="en-US"/>
         </w:rPr>
       </w:pPr>
-      <w:proofErr w:type="gramStart"/>
-      <w:r>
-        <w:t>EEC chip</w:t>
-      </w:r>
-      <w:proofErr w:type="gramEnd"/>
-      <w:r>
-        <w:t>: elliptische curve bereke</w:t>
+      <w:r>
+        <w:t>EEC chip: elliptische curve bereke</w:t>
       </w:r>
       <w:r>
         <w:t>ning</w:t>
@@ -4980,16 +4973,11 @@
       <w:r>
         <w:t xml:space="preserve">externe </w:t>
       </w:r>
-      <w:proofErr w:type="gramStart"/>
       <w:r>
         <w:t>EEC c</w:t>
       </w:r>
       <w:r>
-        <w:t>hip</w:t>
-      </w:r>
-      <w:proofErr w:type="gramEnd"/>
-      <w:r>
-        <w:t>)</w:t>
+        <w:t>hip)</w:t>
       </w:r>
     </w:p>
     <w:p>
@@ -5283,13 +5271,8 @@
             <w:pPr>
               <w:spacing w:line="240" w:lineRule="auto"/>
             </w:pPr>
-            <w:proofErr w:type="gramStart"/>
-            <w:r>
-              <w:t>Debug /</w:t>
-            </w:r>
-            <w:proofErr w:type="gramEnd"/>
-            <w:r>
-              <w:t xml:space="preserve"> utils</w:t>
+            <w:r>
+              <w:t>Debug / utils</w:t>
             </w:r>
           </w:p>
         </w:tc>
@@ -5524,11 +5507,9 @@
             <w:pPr>
               <w:spacing w:line="240" w:lineRule="auto"/>
             </w:pPr>
-            <w:proofErr w:type="gramStart"/>
             <w:r>
               <w:t>QR matrix</w:t>
             </w:r>
-            <w:proofErr w:type="gramEnd"/>
           </w:p>
         </w:tc>
         <w:tc>
@@ -6436,16 +6417,8 @@
               <w:rPr>
                 <w:lang w:val="en-US"/>
               </w:rPr>
-              <w:t>1-</w:t>
-            </w:r>
-            <w:proofErr w:type="gramStart"/>
-            <w:r>
-              <w:rPr>
-                <w:lang w:val="en-US"/>
-              </w:rPr>
-              <w:t>3 ?</w:t>
-            </w:r>
-            <w:proofErr w:type="gramEnd"/>
+              <w:t>1-3 ?</w:t>
+            </w:r>
           </w:p>
           <w:p>
             <w:pPr>
@@ -7544,21 +7517,7 @@
             <w:rStyle w:val="Hyperlink"/>
             <w:lang w:val="en-US"/>
           </w:rPr>
-          <w:t>https://www.digikey.be/en/products/filter/embedded-microcontrollers/685?s=N4IgjCBcpgbFoDGUBmBDANgZwKYBoQB7KAbRACZyBWATjAAYQCwAOFgFgHYBmEAXQIAHAC5QQAZWEAnAJYA7AOYgAvsypUEIZJHTZ8RUuFZV68NS3r1yTEC1gnGAkCLGTZilWvjQtqTLgJiSDIwdnIaLhtWFm4aDQJ</w:t>
-        </w:r>
-        <w:r>
-          <w:rPr>
-            <w:rStyle w:val="Hyperlink"/>
-            <w:lang w:val="en-US"/>
-          </w:rPr>
-          <w:t>y</w:t>
-        </w:r>
-        <w:r>
-          <w:rPr>
-            <w:rStyle w:val="Hyperlink"/>
-            <w:lang w:val="en-US"/>
-          </w:rPr>
-          <w:t>UM5yXicXSAlpeSVVEABaCB9tXQCDYJB2Gk5%2BXLz2TWL-fSCydjCWawIwnl4uulgaGtyNH0EoMCExyGplZSA</w:t>
+          <w:t>https://www.digikey.be/en/products/filter/embedded-microcontrollers/685?s=N4IgjCBcpgbFoDGUBmBDANgZwKYBoQB7KAbRACZyBWATjAAYQCwAOFgFgHYBmEAXQIAHAC5QQAZWEAnAJYA7AOYgAvsypUEIZJHTZ8RUuFZV68NS3r1yTEC1gnGAkCLGTZilWvjQtqTLgJiSDIwdnIaLhtWFm4aDQJyUM5yXicXSAlpeSVVEABaCB9tXQCDYJB2Gk5%2BXLz2TWL-fSCydjCWawIwnl4uulgaGtyNH0EoMCExyGplZSA</w:t>
         </w:r>
       </w:hyperlink>
     </w:p>
@@ -7860,7 +7819,7 @@
         </w:rPr>
         <w:lastRenderedPageBreak/>
         <w:drawing>
-          <wp:inline distT="0" distB="0" distL="0" distR="0" wp14:anchorId="246ED48E" wp14:editId="1F7E6043">
+          <wp:inline distT="0" distB="0" distL="0" distR="0" wp14:anchorId="246ED48E" wp14:editId="1AA1DD7A">
             <wp:extent cx="5876925" cy="6946601"/>
             <wp:effectExtent l="0" t="0" r="0" b="6985"/>
             <wp:docPr id="1060474358" name="Picture 2"/>
@@ -7950,21 +7909,7 @@
             <w:rStyle w:val="Hyperlink"/>
             <w:lang w:val="en-US"/>
           </w:rPr>
-          <w:t>STM32L431</w:t>
-        </w:r>
-        <w:r>
-          <w:rPr>
-            <w:rStyle w:val="Hyperlink"/>
-            <w:lang w:val="en-US"/>
-          </w:rPr>
-          <w:t>C</w:t>
-        </w:r>
-        <w:r>
-          <w:rPr>
-            <w:rStyle w:val="Hyperlink"/>
-            <w:lang w:val="en-US"/>
-          </w:rPr>
-          <w:t>CT6TR</w:t>
+          <w:t>STM32L431CCT6TR</w:t>
         </w:r>
       </w:hyperlink>
       <w:r>
@@ -8061,26 +8006,10 @@
         <w:t>868MHz voor Europa</w:t>
       </w:r>
       <w:r>
-        <w:t xml:space="preserve"> (863–870 </w:t>
-      </w:r>
-      <w:proofErr w:type="gramStart"/>
-      <w:r>
-        <w:t>MHz</w:t>
-      </w:r>
-      <w:r>
-        <w:t xml:space="preserve"> /</w:t>
-      </w:r>
-      <w:proofErr w:type="gramEnd"/>
-      <w:r>
-        <w:t xml:space="preserve"> EU</w:t>
-      </w:r>
-      <w:proofErr w:type="gramStart"/>
-      <w:r>
-        <w:t>868 /</w:t>
-      </w:r>
-      <w:proofErr w:type="gramEnd"/>
-      <w:r>
-        <w:t xml:space="preserve"> ISM band)</w:t>
+        <w:t xml:space="preserve"> (863–870 MHz</w:t>
+      </w:r>
+      <w:r>
+        <w:t xml:space="preserve"> / EU868 / ISM band)</w:t>
       </w:r>
     </w:p>
     <w:p>
@@ -8122,16 +8051,8 @@
         <w:rPr>
           <w:lang w:val="nl-NL"/>
         </w:rPr>
-        <w:t>ETSI EN 300 220-</w:t>
-      </w:r>
-      <w:proofErr w:type="gramStart"/>
-      <w:r>
-        <w:rPr>
-          <w:lang w:val="nl-NL"/>
-        </w:rPr>
-        <w:t>conform</w:t>
-      </w:r>
-      <w:proofErr w:type="gramEnd"/>
+        <w:t>ETSI EN 300 220-conform</w:t>
+      </w:r>
     </w:p>
     <w:p>
       <w:pPr>
@@ -8145,22 +8066,14 @@
         <w:rPr>
           <w:lang w:val="nl-NL"/>
         </w:rPr>
-        <w:t xml:space="preserve">RX-stroom ≈ 4–6 </w:t>
-      </w:r>
-      <w:proofErr w:type="gramStart"/>
+        <w:t xml:space="preserve">RX-stroom ≈ 4–6 mA </w:t>
+      </w:r>
       <w:r>
         <w:rPr>
           <w:lang w:val="nl-NL"/>
         </w:rPr>
-        <w:t xml:space="preserve">mA </w:t>
-      </w:r>
-      <w:r>
-        <w:rPr>
-          <w:lang w:val="nl-NL"/>
-        </w:rPr>
         <w:t>?</w:t>
       </w:r>
-      <w:proofErr w:type="gramEnd"/>
     </w:p>
     <w:p>
       <w:pPr>
@@ -8174,22 +8087,14 @@
         <w:rPr>
           <w:lang w:val="nl-NL"/>
         </w:rPr>
-        <w:t>TX-stroom ≈ 40–120 mA (afhankelijk van het vermogen</w:t>
-      </w:r>
-      <w:proofErr w:type="gramStart"/>
+        <w:t xml:space="preserve">TX-stroom ≈ 40–120 mA (afhankelijk van het vermogen) </w:t>
+      </w:r>
       <w:r>
         <w:rPr>
           <w:lang w:val="nl-NL"/>
         </w:rPr>
-        <w:t xml:space="preserve">) </w:t>
-      </w:r>
-      <w:r>
-        <w:rPr>
-          <w:lang w:val="nl-NL"/>
-        </w:rPr>
         <w:t>?</w:t>
       </w:r>
-      <w:proofErr w:type="gramEnd"/>
     </w:p>
     <w:p>
       <w:pPr>
@@ -8292,13 +8197,8 @@
           <w:numId w:val="67"/>
         </w:numPr>
       </w:pPr>
-      <w:proofErr w:type="gramStart"/>
-      <w:r>
-        <w:t>RF matching</w:t>
-      </w:r>
-      <w:proofErr w:type="gramEnd"/>
-      <w:r>
-        <w:t xml:space="preserve"> en antenne design zelf doe</w:t>
+      <w:r>
+        <w:t>RF matching en antenne design zelf doe</w:t>
       </w:r>
       <w:r>
         <w:t>n</w:t>
@@ -8451,13 +8351,8 @@
           <w:numId w:val="67"/>
         </w:numPr>
       </w:pPr>
-      <w:proofErr w:type="gramStart"/>
-      <w:r>
-        <w:t>RF ontwerp</w:t>
-      </w:r>
-      <w:proofErr w:type="gramEnd"/>
-      <w:r>
-        <w:t xml:space="preserve"> moeilijker (antenne interface, ground keep-outs)</w:t>
+      <w:r>
+        <w:t>RF ontwerp moeilijker (antenne interface, ground keep-outs)</w:t>
       </w:r>
     </w:p>
     <w:p>
@@ -8469,31 +8364,7 @@
         </w:numPr>
       </w:pPr>
       <w:r>
-        <w:t>Moeilijkere configuratie (</w:t>
-      </w:r>
-      <w:proofErr w:type="gramStart"/>
-      <w:r>
-        <w:t>EU regels</w:t>
-      </w:r>
-      <w:proofErr w:type="gramEnd"/>
-      <w:r>
-        <w:t xml:space="preserve">, </w:t>
-      </w:r>
-      <w:proofErr w:type="gramStart"/>
-      <w:r>
-        <w:t>RF matching</w:t>
-      </w:r>
-      <w:proofErr w:type="gramEnd"/>
-      <w:r>
-        <w:t xml:space="preserve"> zelf </w:t>
-      </w:r>
-      <w:proofErr w:type="gramStart"/>
-      <w:r>
-        <w:t>instellen,…</w:t>
-      </w:r>
-      <w:proofErr w:type="gramEnd"/>
-      <w:r>
-        <w:t>)</w:t>
+        <w:t>Moeilijkere configuratie (EU regels, RF matching zelf instellen,…)</w:t>
       </w:r>
     </w:p>
     <w:p>
@@ -8676,13 +8547,8 @@
           <w:numId w:val="75"/>
         </w:numPr>
       </w:pPr>
-      <w:proofErr w:type="gramStart"/>
-      <w:r>
-        <w:t>met</w:t>
-      </w:r>
-      <w:proofErr w:type="gramEnd"/>
-      <w:r>
-        <w:t xml:space="preserve"> STM32WLE5CCU6</w:t>
+      <w:r>
+        <w:t>met STM32WLE5CCU6</w:t>
       </w:r>
     </w:p>
     <w:p>
@@ -8693,14 +8559,12 @@
           <w:numId w:val="75"/>
         </w:numPr>
       </w:pPr>
-      <w:proofErr w:type="gramStart"/>
       <w:r>
         <w:t>UART</w:t>
       </w:r>
       <w:r>
         <w:t xml:space="preserve"> interface</w:t>
       </w:r>
-      <w:proofErr w:type="gramEnd"/>
     </w:p>
     <w:p>
       <w:pPr>
@@ -8714,15 +8578,7 @@
         <w:t>SPI mogelijk?? “</w:t>
       </w:r>
       <w:r>
-        <w:t xml:space="preserve">SPI voor communicatie met </w:t>
-      </w:r>
-      <w:proofErr w:type="gramStart"/>
-      <w:r>
-        <w:t>RF subsysteem</w:t>
-      </w:r>
-      <w:proofErr w:type="gramEnd"/>
-      <w:r>
-        <w:t xml:space="preserve"> van </w:t>
+        <w:t xml:space="preserve">SPI voor communicatie met RF subsysteem van </w:t>
       </w:r>
       <w:r>
         <w:t>STM32WLE5CCU6</w:t>
@@ -8977,21 +8833,7 @@
             <w:rStyle w:val="Hyperlink"/>
             <w:lang w:val="en-US"/>
           </w:rPr>
-          <w:t>https://www.digikey.be/nl/prod</w:t>
-        </w:r>
-        <w:r>
-          <w:rPr>
-            <w:rStyle w:val="Hyperlink"/>
-            <w:lang w:val="en-US"/>
-          </w:rPr>
-          <w:t>u</w:t>
-        </w:r>
-        <w:r>
-          <w:rPr>
-            <w:rStyle w:val="Hyperlink"/>
-            <w:lang w:val="en-US"/>
-          </w:rPr>
-          <w:t>cts/detail/rakwireless-technology-limited/RAK11720-8-SM-NI/26861635</w:t>
+          <w:t>https://www.digikey.be/nl/products/detail/rakwireless-technology-limited/RAK11720-8-SM-NI/26861635</w:t>
         </w:r>
       </w:hyperlink>
     </w:p>
@@ -9298,13 +9140,8 @@
       <w:r>
         <w:t xml:space="preserve">, </w:t>
       </w:r>
-      <w:proofErr w:type="gramStart"/>
-      <w:r>
-        <w:t>RF ervaring</w:t>
-      </w:r>
-      <w:proofErr w:type="gramEnd"/>
-      <w:r>
-        <w:t xml:space="preserve"> nodig</w:t>
+      <w:r>
+        <w:t>RF ervaring nodig</w:t>
       </w:r>
     </w:p>
     <w:p>
@@ -9315,7 +9152,6 @@
           <w:numId w:val="75"/>
         </w:numPr>
       </w:pPr>
-      <w:proofErr w:type="gramStart"/>
       <w:r>
         <w:rPr>
           <w:b/>
@@ -9330,7 +9166,6 @@
         </w:rPr>
         <w:t xml:space="preserve"> antenne</w:t>
       </w:r>
-      <w:proofErr w:type="gramEnd"/>
       <w:r>
         <w:t>:</w:t>
       </w:r>
@@ -9397,21 +9232,8 @@
     </w:p>
     <w:p/>
     <w:p>
-      <w:proofErr w:type="gramStart"/>
-      <w:r>
-        <w:t>FPC antenne</w:t>
-      </w:r>
-      <w:proofErr w:type="gramEnd"/>
-      <w:r>
-        <w:t xml:space="preserve"> voor prototype, eventueel </w:t>
-      </w:r>
-      <w:proofErr w:type="gramStart"/>
-      <w:r>
-        <w:t>PCB antenne</w:t>
-      </w:r>
-      <w:proofErr w:type="gramEnd"/>
-      <w:r>
-        <w:t xml:space="preserve"> later?</w:t>
+      <w:r>
+        <w:t>FPC antenne voor prototype, eventueel PCB antenne later?</w:t>
       </w:r>
     </w:p>
     <w:p/>
@@ -9636,18 +9458,10 @@
         <w:t>8.6 cm</w:t>
       </w:r>
       <w:r>
-        <w:t xml:space="preserve">: ~ 73 </w:t>
-      </w:r>
-      <w:proofErr w:type="gramStart"/>
-      <w:r>
-        <w:t xml:space="preserve">Ω </w:t>
-      </w:r>
-      <w:r>
-        <w:t>,</w:t>
-      </w:r>
-      <w:proofErr w:type="gramEnd"/>
-      <w:r>
-        <w:t xml:space="preserve"> </w:t>
+        <w:t xml:space="preserve">: ~ 73 Ω </w:t>
+      </w:r>
+      <w:r>
+        <w:t xml:space="preserve">, </w:t>
       </w:r>
       <w:r>
         <w:t>VSWR</w:t>
@@ -10254,27 +10068,13 @@
         <w:rPr>
           <w:lang w:val="nl-NL"/>
         </w:rPr>
-        <w:t xml:space="preserve">a. </w:t>
-      </w:r>
-      <w:proofErr w:type="gramStart"/>
+        <w:t>a. FPC ante</w:t>
+      </w:r>
       <w:r>
         <w:rPr>
           <w:lang w:val="nl-NL"/>
         </w:rPr>
-        <w:t>FPC ante</w:t>
-      </w:r>
-      <w:r>
-        <w:rPr>
-          <w:lang w:val="nl-NL"/>
-        </w:rPr>
-        <w:t>nne</w:t>
-      </w:r>
-      <w:proofErr w:type="gramEnd"/>
-      <w:r>
-        <w:rPr>
-          <w:lang w:val="nl-NL"/>
-        </w:rPr>
-        <w:t xml:space="preserve"> lijkt best.</w:t>
+        <w:t>nne lijkt best.</w:t>
       </w:r>
     </w:p>
     <w:p>
@@ -10543,21 +10343,7 @@
             <w:rStyle w:val="Hyperlink"/>
             <w:lang w:val="nl-NL"/>
           </w:rPr>
-          <w:t>AANI-FB-0086-0100W (100m</w:t>
-        </w:r>
-        <w:r>
-          <w:rPr>
-            <w:rStyle w:val="Hyperlink"/>
-            <w:lang w:val="nl-NL"/>
-          </w:rPr>
-          <w:t>m</w:t>
-        </w:r>
-        <w:r>
-          <w:rPr>
-            <w:rStyle w:val="Hyperlink"/>
-            <w:lang w:val="nl-NL"/>
-          </w:rPr>
-          <w:t>)</w:t>
+          <w:t>AANI-FB-0086-0100W (100mm)</w:t>
         </w:r>
       </w:hyperlink>
       <w:r>
@@ -10990,30 +10776,8 @@
         <w:rPr>
           <w:lang w:val="en-US"/>
         </w:rPr>
-        <w:t xml:space="preserve">: </w:t>
-      </w:r>
-      <w:proofErr w:type="spellStart"/>
-      <w:r>
-        <w:rPr>
-          <w:lang w:val="en-US"/>
-        </w:rPr>
-        <w:t>meer</w:t>
-      </w:r>
-      <w:proofErr w:type="spellEnd"/>
-      <w:r>
-        <w:rPr>
-          <w:lang w:val="en-US"/>
-        </w:rPr>
-        <w:t xml:space="preserve"> </w:t>
-      </w:r>
-      <w:proofErr w:type="spellStart"/>
-      <w:r>
-        <w:rPr>
-          <w:lang w:val="en-US"/>
-        </w:rPr>
-        <w:t>geavanceerd</w:t>
-      </w:r>
-      <w:proofErr w:type="spellEnd"/>
+        <w:t>: meer geavanceerd</w:t>
+      </w:r>
       <w:r>
         <w:rPr>
           <w:lang w:val="en-US"/>
@@ -11974,16 +11738,8 @@
           <w:rPr>
             <w:rStyle w:val="Hyperlink"/>
           </w:rPr>
-          <w:t xml:space="preserve">Goedkoopste modules op </w:t>
+          <w:t>Goedkoopste modules op mouser</w:t>
         </w:r>
-        <w:proofErr w:type="spellStart"/>
-        <w:r>
-          <w:rPr>
-            <w:rStyle w:val="Hyperlink"/>
-          </w:rPr>
-          <w:t>mouser</w:t>
-        </w:r>
-        <w:proofErr w:type="spellEnd"/>
       </w:hyperlink>
     </w:p>
     <w:p/>
@@ -12013,19 +11769,7 @@
           <w:rPr>
             <w:rStyle w:val="Hyperlink"/>
           </w:rPr>
-          <w:t>M</w:t>
-        </w:r>
-        <w:r>
-          <w:rPr>
-            <w:rStyle w:val="Hyperlink"/>
-          </w:rPr>
-          <w:t>o</w:t>
-        </w:r>
-        <w:r>
-          <w:rPr>
-            <w:rStyle w:val="Hyperlink"/>
-          </w:rPr>
-          <w:t>user</w:t>
+          <w:t>Mouser</w:t>
         </w:r>
       </w:hyperlink>
       <w:r>
@@ -12050,38 +11794,12 @@
         </w:numPr>
       </w:pPr>
       <w:hyperlink r:id="rId75" w:history="1">
-        <w:proofErr w:type="spellStart"/>
         <w:r>
           <w:rPr>
             <w:rStyle w:val="Hyperlink"/>
           </w:rPr>
-          <w:t>Di</w:t>
+          <w:t>Digikey</w:t>
         </w:r>
-        <w:r>
-          <w:rPr>
-            <w:rStyle w:val="Hyperlink"/>
-          </w:rPr>
-          <w:t>g</w:t>
-        </w:r>
-        <w:r>
-          <w:rPr>
-            <w:rStyle w:val="Hyperlink"/>
-          </w:rPr>
-          <w:t>i</w:t>
-        </w:r>
-        <w:r>
-          <w:rPr>
-            <w:rStyle w:val="Hyperlink"/>
-          </w:rPr>
-          <w:t>k</w:t>
-        </w:r>
-        <w:r>
-          <w:rPr>
-            <w:rStyle w:val="Hyperlink"/>
-          </w:rPr>
-          <w:t>ey</w:t>
-        </w:r>
-        <w:proofErr w:type="spellEnd"/>
       </w:hyperlink>
       <w:r>
         <w:t>: €5.84 (€5.2 per 1000)</w:t>
@@ -12174,16 +11892,8 @@
         <w:rPr>
           <w:rStyle w:val="Hyperlink"/>
         </w:rPr>
-        <w:t xml:space="preserve">Goedkoopste modules op </w:t>
-      </w:r>
-      <w:proofErr w:type="spellStart"/>
-      <w:r>
-        <w:rPr>
-          <w:rStyle w:val="Hyperlink"/>
-        </w:rPr>
-        <w:t>Mouser</w:t>
-      </w:r>
-      <w:proofErr w:type="spellEnd"/>
+        <w:t>Goedkoopste modules op Mouser</w:t>
+      </w:r>
     </w:p>
     <w:p>
       <w:r>
@@ -12813,15 +12523,7 @@
     </w:p>
     <w:p>
       <w:r>
-        <w:t>U-</w:t>
-      </w:r>
-      <w:proofErr w:type="spellStart"/>
-      <w:r>
-        <w:t>blox</w:t>
-      </w:r>
-      <w:proofErr w:type="spellEnd"/>
-      <w:r>
-        <w:t xml:space="preserve"> </w:t>
+        <w:t xml:space="preserve">U-blox </w:t>
       </w:r>
       <w:hyperlink r:id="rId91" w:history="1">
         <w:r>
@@ -12834,46 +12536,21 @@
     </w:p>
     <w:p>
       <w:r>
-        <w:t xml:space="preserve">Of </w:t>
-      </w:r>
-      <w:proofErr w:type="spellStart"/>
-      <w:r>
-        <w:t>Quectel</w:t>
-      </w:r>
-      <w:proofErr w:type="spellEnd"/>
-      <w:r>
-        <w:t xml:space="preserve"> </w:t>
+        <w:t xml:space="preserve">Of Quectel </w:t>
       </w:r>
       <w:hyperlink r:id="rId92" w:tgtFrame="_blank" w:history="1">
         <w:r>
           <w:rPr>
             <w:rStyle w:val="Hyperlink"/>
           </w:rPr>
-          <w:t>LC76G</w:t>
-        </w:r>
-        <w:r>
-          <w:rPr>
-            <w:rStyle w:val="Hyperlink"/>
-          </w:rPr>
-          <w:t>P</w:t>
-        </w:r>
-        <w:r>
-          <w:rPr>
-            <w:rStyle w:val="Hyperlink"/>
-          </w:rPr>
-          <w:t>AMD</w:t>
+          <w:t>LC76GPAMD</w:t>
         </w:r>
       </w:hyperlink>
     </w:p>
     <w:p/>
     <w:p>
-      <w:proofErr w:type="spellStart"/>
-      <w:r>
-        <w:t>Quectel</w:t>
-      </w:r>
-      <w:proofErr w:type="spellEnd"/>
-      <w:r>
-        <w:t xml:space="preserve"> </w:t>
+      <w:r>
+        <w:t xml:space="preserve">Quectel </w:t>
       </w:r>
       <w:hyperlink r:id="rId93" w:tgtFrame="_blank" w:history="1">
         <w:r>
@@ -12889,15 +12566,7 @@
     </w:p>
     <w:p>
       <w:r>
-        <w:t>U-</w:t>
-      </w:r>
-      <w:proofErr w:type="spellStart"/>
-      <w:r>
-        <w:t>blox</w:t>
-      </w:r>
-      <w:proofErr w:type="spellEnd"/>
-      <w:r>
-        <w:t xml:space="preserve"> </w:t>
+        <w:t xml:space="preserve">U-blox </w:t>
       </w:r>
       <w:hyperlink r:id="rId94" w:history="1">
         <w:r>
@@ -12915,13 +12584,8 @@
       </w:r>
       <w:r>
         <w:noBreakHyphen/>
-        <w:t xml:space="preserve">center, </w:t>
-      </w:r>
-      <w:proofErr w:type="spellStart"/>
-      <w:r>
-        <w:t>AssistNow</w:t>
-      </w:r>
-      <w:proofErr w:type="spellEnd"/>
+        <w:t>center, AssistNow</w:t>
+      </w:r>
       <w:r>
         <w:t>, veel voorbeeldontwerpen) en is beter voor kleine/slechte antennes, (</w:t>
       </w:r>
@@ -12929,15 +12593,7 @@
         <w:t>SAW+LNA</w:t>
       </w:r>
       <w:r>
-        <w:t xml:space="preserve"> &amp; </w:t>
-      </w:r>
-      <w:proofErr w:type="spellStart"/>
-      <w:r>
-        <w:t>Super-S</w:t>
-      </w:r>
-      <w:proofErr w:type="spellEnd"/>
-      <w:r>
-        <w:t xml:space="preserve"> technologie). Stroomverbruik is ook al klein.</w:t>
+        <w:t xml:space="preserve"> &amp; Super-S technologie). Stroomverbruik is ook al klein.</w:t>
       </w:r>
     </w:p>
     <w:p/>
@@ -12957,13 +12613,8 @@
           <w:lang w:val="en-US"/>
         </w:rPr>
       </w:pPr>
-      <w:proofErr w:type="spellStart"/>
-      <w:r>
-        <w:t>Quectel</w:t>
-      </w:r>
-      <w:proofErr w:type="spellEnd"/>
-      <w:r>
-        <w:t xml:space="preserve"> </w:t>
+      <w:r>
+        <w:t xml:space="preserve">Quectel </w:t>
       </w:r>
       <w:hyperlink r:id="rId95" w:tgtFrame="_blank" w:history="1">
         <w:r>
@@ -12984,16 +12635,6 @@
     <w:p>
       <w:pPr>
         <w:spacing w:after="160"/>
-        <w:rPr>
-          <w:rFonts w:asciiTheme="majorHAnsi" w:eastAsiaTheme="majorEastAsia" w:hAnsiTheme="majorHAnsi" w:cstheme="majorBidi"/>
-          <w:b/>
-          <w:bCs/>
-          <w:smallCaps/>
-          <w:color w:val="7030A0"/>
-          <w:sz w:val="36"/>
-          <w:szCs w:val="36"/>
-          <w:lang w:val="en-US"/>
-        </w:rPr>
       </w:pPr>
       <w:r>
         <w:br w:type="page"/>
@@ -13003,9 +12644,24 @@
       <w:pPr>
         <w:pStyle w:val="Heading1"/>
       </w:pPr>
+      <w:r>
+        <w:lastRenderedPageBreak/>
+        <w:t>GPS antenne</w:t>
+      </w:r>
+    </w:p>
+    <w:p>
+      <w:pPr>
+        <w:rPr>
+          <w:lang w:val="en-US"/>
+        </w:rPr>
+      </w:pPr>
+    </w:p>
+    <w:p>
+      <w:pPr>
+        <w:pStyle w:val="Heading1"/>
+      </w:pPr>
       <w:bookmarkStart w:id="36" w:name="_Toc223965562"/>
       <w:r>
-        <w:lastRenderedPageBreak/>
         <w:t>E-ink display</w:t>
       </w:r>
       <w:bookmarkEnd w:id="36"/>
@@ -13016,12 +12672,10 @@
         <w:spacing w:before="0"/>
       </w:pPr>
       <w:bookmarkStart w:id="37" w:name="_Toc223965563"/>
-      <w:proofErr w:type="spellStart"/>
       <w:r>
         <w:t>Vereisten</w:t>
       </w:r>
       <w:bookmarkEnd w:id="37"/>
-      <w:proofErr w:type="spellEnd"/>
     </w:p>
     <w:p>
       <w:pPr>
@@ -13038,16 +12692,8 @@
         <w:rPr>
           <w:lang w:val="en-US"/>
         </w:rPr>
-        <w:t xml:space="preserve">Zwart-wit, </w:t>
-      </w:r>
-      <w:proofErr w:type="spellStart"/>
-      <w:r>
-        <w:rPr>
-          <w:lang w:val="en-US"/>
-        </w:rPr>
-        <w:t>hoog</w:t>
-      </w:r>
-      <w:proofErr w:type="spellEnd"/>
+        <w:t>Zwart-wit, hoog</w:t>
+      </w:r>
       <w:r>
         <w:t xml:space="preserve"> contrast</w:t>
       </w:r>
@@ -13063,42 +12709,12 @@
           <w:lang w:val="en-US"/>
         </w:rPr>
       </w:pPr>
-      <w:proofErr w:type="spellStart"/>
-      <w:r>
-        <w:rPr>
-          <w:lang w:val="en-US"/>
-        </w:rPr>
-        <w:t>Grootte</w:t>
-      </w:r>
-      <w:proofErr w:type="spellEnd"/>
-      <w:r>
-        <w:rPr>
-          <w:lang w:val="en-US"/>
-        </w:rPr>
-        <w:t xml:space="preserve"> </w:t>
-      </w:r>
-      <w:proofErr w:type="spellStart"/>
-      <w:r>
-        <w:rPr>
-          <w:lang w:val="en-US"/>
-        </w:rPr>
-        <w:t>en</w:t>
-      </w:r>
-      <w:proofErr w:type="spellEnd"/>
-      <w:r>
-        <w:rPr>
-          <w:lang w:val="en-US"/>
-        </w:rPr>
-        <w:t xml:space="preserve"> </w:t>
-      </w:r>
-      <w:proofErr w:type="spellStart"/>
-      <w:r>
-        <w:rPr>
-          <w:lang w:val="en-US"/>
-        </w:rPr>
-        <w:t>resolutie</w:t>
-      </w:r>
-      <w:proofErr w:type="spellEnd"/>
+      <w:r>
+        <w:rPr>
+          <w:lang w:val="en-US"/>
+        </w:rPr>
+        <w:t>Grootte en resolutie</w:t>
+      </w:r>
     </w:p>
     <w:p>
       <w:pPr>
@@ -13115,16 +12731,8 @@
         <w:rPr>
           <w:lang w:val="en-US"/>
         </w:rPr>
-        <w:t xml:space="preserve">Klein, </w:t>
-      </w:r>
-      <w:proofErr w:type="spellStart"/>
-      <w:r>
-        <w:rPr>
-          <w:lang w:val="en-US"/>
-        </w:rPr>
-        <w:t>vierkant</w:t>
-      </w:r>
-      <w:proofErr w:type="spellEnd"/>
+        <w:t>Klein, vierkant</w:t>
+      </w:r>
       <w:r>
         <w:rPr>
           <w:lang w:val="en-US"/>
@@ -13177,13 +12785,8 @@
         <w:t>1.54″ 200×200</w:t>
       </w:r>
       <w:r>
-        <w:t xml:space="preserve"> wordt veel gebruikt voor </w:t>
-      </w:r>
-      <w:proofErr w:type="gramStart"/>
-      <w:r>
-        <w:t>QR codes</w:t>
-      </w:r>
-      <w:proofErr w:type="gramEnd"/>
+        <w:t xml:space="preserve"> wordt veel gebruikt voor QR codes</w:t>
+      </w:r>
     </w:p>
     <w:p>
       <w:pPr>
@@ -13193,24 +12796,11 @@
           <w:numId w:val="66"/>
         </w:numPr>
       </w:pPr>
-      <w:proofErr w:type="gramStart"/>
-      <w:r>
-        <w:t>QR code</w:t>
-      </w:r>
-      <w:proofErr w:type="gramEnd"/>
-      <w:r>
-        <w:t xml:space="preserve"> versie? (</w:t>
-      </w:r>
-      <w:proofErr w:type="gramStart"/>
-      <w:r>
-        <w:t>z</w:t>
-      </w:r>
-      <w:r>
-        <w:t>ie</w:t>
-      </w:r>
-      <w:proofErr w:type="gramEnd"/>
-      <w:r>
-        <w:t xml:space="preserve"> </w:t>
+      <w:r>
+        <w:t>QR code versie? (z</w:t>
+      </w:r>
+      <w:r>
+        <w:t xml:space="preserve">ie </w:t>
       </w:r>
       <w:hyperlink r:id="rId96" w:history="1">
         <w:r>
@@ -13302,31 +12892,14 @@
           <w:b/>
           <w:bCs/>
         </w:rPr>
-        <w:t xml:space="preserve">Berekening grootst mogelijke </w:t>
-      </w:r>
-      <w:proofErr w:type="gramStart"/>
-      <w:r>
-        <w:rPr>
-          <w:b/>
-          <w:bCs/>
-        </w:rPr>
-        <w:t>QR code</w:t>
-      </w:r>
-      <w:proofErr w:type="gramEnd"/>
+        <w:t>Berekening grootst mogelijke QR code</w:t>
+      </w:r>
       <w:r>
         <w:t>:</w:t>
       </w:r>
       <w:r>
         <w:br/>
-        <w:t xml:space="preserve">De kleinste scanbare </w:t>
-      </w:r>
-      <w:proofErr w:type="gramStart"/>
-      <w:r>
-        <w:t>QR code</w:t>
-      </w:r>
-      <w:proofErr w:type="gramEnd"/>
-      <w:r>
-        <w:t xml:space="preserve"> is 1x1cm 38x38 pixel -&gt; 0.263mm per pixel</w:t>
+        <w:t>De kleinste scanbare QR code is 1x1cm 38x38 pixel -&gt; 0.263mm per pixel</w:t>
       </w:r>
       <w:r>
         <w:br/>
@@ -13334,27 +12907,11 @@
       </w:r>
       <w:r>
         <w:br/>
-        <w:t xml:space="preserve">kleinste mogelijke </w:t>
-      </w:r>
-      <w:proofErr w:type="gramStart"/>
-      <w:r>
-        <w:t>QR pixel</w:t>
-      </w:r>
-      <w:proofErr w:type="gramEnd"/>
-      <w:r>
-        <w:t xml:space="preserve"> is 2x2 pixels op het scherm (0.27x0.27mm)</w:t>
+        <w:t>kleinste mogelijke QR pixel is 2x2 pixels op het scherm (0.27x0.27mm)</w:t>
       </w:r>
       <w:r>
         <w:br/>
-        <w:t xml:space="preserve">dus grootste </w:t>
-      </w:r>
-      <w:proofErr w:type="gramStart"/>
-      <w:r>
-        <w:t>QR code</w:t>
-      </w:r>
-      <w:proofErr w:type="gramEnd"/>
-      <w:r>
-        <w:t xml:space="preserve"> is 97x97 (versie 20) </w:t>
+        <w:t xml:space="preserve">dus grootste QR code is 97x97 (versie 20) </w:t>
       </w:r>
       <w:r>
         <w:br/>
@@ -13479,13 +13036,8 @@
       <w:r>
         <w:t xml:space="preserve">is </w:t>
       </w:r>
-      <w:proofErr w:type="spellStart"/>
-      <w:r>
-        <w:t>efficienter</w:t>
-      </w:r>
-      <w:proofErr w:type="spellEnd"/>
-      <w:r>
-        <w:t xml:space="preserve"> op lage s</w:t>
+      <w:r>
+        <w:t>efficienter op lage s</w:t>
       </w:r>
       <w:r>
         <w:t>nelheden</w:t>
@@ -13503,18 +13055,10 @@
         <w:t xml:space="preserve">De meeste </w:t>
       </w:r>
       <w:r>
-        <w:t>E-</w:t>
-      </w:r>
-      <w:proofErr w:type="spellStart"/>
-      <w:r>
-        <w:t>ink</w:t>
-      </w:r>
-      <w:r>
-        <w:t>s</w:t>
-      </w:r>
-      <w:proofErr w:type="spellEnd"/>
-      <w:r>
-        <w:t xml:space="preserve"> zijn SPI</w:t>
+        <w:t>E-ink</w:t>
+      </w:r>
+      <w:r>
+        <w:t>s zijn SPI</w:t>
       </w:r>
     </w:p>
     <w:p>
@@ -13543,41 +13087,20 @@
           <w:lang w:val="en-US"/>
         </w:rPr>
       </w:pPr>
-      <w:proofErr w:type="spellStart"/>
-      <w:r>
-        <w:rPr>
-          <w:lang w:val="en-US"/>
-        </w:rPr>
-        <w:t>geen</w:t>
-      </w:r>
-      <w:proofErr w:type="spellEnd"/>
-      <w:r>
-        <w:rPr>
-          <w:lang w:val="en-US"/>
-        </w:rPr>
-        <w:t xml:space="preserve"> partial refresh of fast update </w:t>
-      </w:r>
-      <w:proofErr w:type="spellStart"/>
-      <w:r>
-        <w:rPr>
-          <w:lang w:val="en-US"/>
-        </w:rPr>
-        <w:t>nodig</w:t>
-      </w:r>
-      <w:proofErr w:type="spellEnd"/>
+      <w:r>
+        <w:rPr>
+          <w:lang w:val="en-US"/>
+        </w:rPr>
+        <w:t>geen partial refresh of fast update nodig</w:t>
+      </w:r>
     </w:p>
     <w:p>
       <w:pPr>
         <w:pStyle w:val="Heading2"/>
       </w:pPr>
       <w:bookmarkStart w:id="38" w:name="_Toc223965564"/>
-      <w:proofErr w:type="spellStart"/>
-      <w:r>
-        <w:t>Paneel</w:t>
-      </w:r>
-      <w:proofErr w:type="spellEnd"/>
-      <w:r>
-        <w:t xml:space="preserve"> </w:t>
+      <w:r>
+        <w:t xml:space="preserve">Paneel </w:t>
       </w:r>
       <w:r>
         <w:t>of module?</w:t>
@@ -13593,7 +13116,6 @@
         </w:rPr>
       </w:pPr>
       <w:bookmarkStart w:id="39" w:name="_Toc223965565"/>
-      <w:proofErr w:type="spellStart"/>
       <w:r>
         <w:rPr>
           <w:lang w:val="en-US"/>
@@ -13601,7 +13123,6 @@
         <w:t>Paneel</w:t>
       </w:r>
       <w:bookmarkEnd w:id="39"/>
-      <w:proofErr w:type="spellEnd"/>
     </w:p>
     <w:p>
       <w:pPr>
@@ -13618,21 +13139,7 @@
         <w:rPr>
           <w:lang w:val="en-US"/>
         </w:rPr>
-        <w:t xml:space="preserve">SPI via </w:t>
-      </w:r>
-      <w:proofErr w:type="spellStart"/>
-      <w:r>
-        <w:rPr>
-          <w:lang w:val="en-US"/>
-        </w:rPr>
-        <w:t>korte</w:t>
-      </w:r>
-      <w:proofErr w:type="spellEnd"/>
-      <w:r>
-        <w:rPr>
-          <w:lang w:val="en-US"/>
-        </w:rPr>
-        <w:t xml:space="preserve"> </w:t>
+        <w:t xml:space="preserve">SPI via korte </w:t>
       </w:r>
       <w:r>
         <w:rPr>
@@ -13647,33 +13154,11 @@
         <w:noBreakHyphen/>
         <w:t xml:space="preserve">flex (FPC) </w:t>
       </w:r>
-      <w:proofErr w:type="spellStart"/>
-      <w:r>
-        <w:rPr>
-          <w:lang w:val="en-US"/>
-        </w:rPr>
-        <w:t>kabel</w:t>
-      </w:r>
-      <w:proofErr w:type="spellEnd"/>
-      <w:r>
-        <w:rPr>
-          <w:lang w:val="en-US"/>
-        </w:rPr>
-        <w:t xml:space="preserve"> </w:t>
-      </w:r>
-      <w:proofErr w:type="gramStart"/>
-      <w:r>
-        <w:rPr>
-          <w:lang w:val="en-US"/>
-        </w:rPr>
-        <w:t>( 0</w:t>
-      </w:r>
-      <w:proofErr w:type="gramEnd"/>
-      <w:r>
-        <w:rPr>
-          <w:lang w:val="en-US"/>
-        </w:rPr>
-        <w:t xml:space="preserve">.5mm pitch, </w:t>
+      <w:r>
+        <w:rPr>
+          <w:lang w:val="en-US"/>
+        </w:rPr>
+        <w:t xml:space="preserve">kabel ( 0.5mm pitch, </w:t>
       </w:r>
       <w:r>
         <w:rPr>
@@ -13709,30 +13194,8 @@
         <w:rPr>
           <w:lang w:val="en-US"/>
         </w:rPr>
-        <w:t xml:space="preserve">Kan </w:t>
-      </w:r>
-      <w:proofErr w:type="spellStart"/>
-      <w:r>
-        <w:rPr>
-          <w:lang w:val="en-US"/>
-        </w:rPr>
-        <w:t>verlengd</w:t>
-      </w:r>
-      <w:proofErr w:type="spellEnd"/>
-      <w:r>
-        <w:rPr>
-          <w:lang w:val="en-US"/>
-        </w:rPr>
-        <w:t xml:space="preserve"> </w:t>
-      </w:r>
-      <w:proofErr w:type="spellStart"/>
-      <w:r>
-        <w:rPr>
-          <w:lang w:val="en-US"/>
-        </w:rPr>
-        <w:t>worden</w:t>
-      </w:r>
-      <w:proofErr w:type="spellEnd"/>
+        <w:t>Kan verlengd worden</w:t>
+      </w:r>
     </w:p>
     <w:p>
       <w:pPr>
@@ -13745,14 +13208,12 @@
           <w:lang w:val="en-US"/>
         </w:rPr>
       </w:pPr>
-      <w:proofErr w:type="spellStart"/>
       <w:r>
         <w:rPr>
           <w:lang w:val="en-US"/>
         </w:rPr>
         <w:t>Fragiel</w:t>
       </w:r>
-      <w:proofErr w:type="spellEnd"/>
     </w:p>
     <w:p>
       <w:pPr>
@@ -13765,14 +13226,12 @@
           <w:lang w:val="en-US"/>
         </w:rPr>
       </w:pPr>
-      <w:proofErr w:type="spellStart"/>
       <w:r>
         <w:rPr>
           <w:lang w:val="en-US"/>
         </w:rPr>
         <w:t>Goedkoper</w:t>
       </w:r>
-      <w:proofErr w:type="spellEnd"/>
     </w:p>
     <w:p>
       <w:pPr>
@@ -13798,18 +13257,10 @@
         <w:t>, AVDD/VSH</w:t>
       </w:r>
       <w:r>
-        <w:t xml:space="preserve">, </w:t>
-      </w:r>
-      <w:proofErr w:type="gramStart"/>
-      <w:r>
-        <w:t>VCOM</w:t>
-      </w:r>
-      <w:r>
-        <w:t>,…</w:t>
-      </w:r>
-      <w:proofErr w:type="gramEnd"/>
-      <w:r>
-        <w:t>)</w:t>
+        <w:t>, VCOM</w:t>
+      </w:r>
+      <w:r>
+        <w:t>,…)</w:t>
       </w:r>
     </w:p>
     <w:p>
@@ -13864,6 +13315,7 @@
         <w:rPr>
           <w:lang w:val="en-US"/>
         </w:rPr>
+        <w:lastRenderedPageBreak/>
         <w:t>Module</w:t>
       </w:r>
       <w:bookmarkEnd w:id="40"/>
@@ -13883,35 +13335,7 @@
         <w:rPr>
           <w:lang w:val="en-US"/>
         </w:rPr>
-        <w:t xml:space="preserve">Veel </w:t>
-      </w:r>
-      <w:proofErr w:type="spellStart"/>
-      <w:r>
-        <w:rPr>
-          <w:lang w:val="en-US"/>
-        </w:rPr>
-        <w:t>eenvoudiger</w:t>
-      </w:r>
-      <w:proofErr w:type="spellEnd"/>
-      <w:r>
-        <w:rPr>
-          <w:lang w:val="en-US"/>
-        </w:rPr>
-        <w:t xml:space="preserve"> </w:t>
-      </w:r>
-      <w:proofErr w:type="spellStart"/>
-      <w:r>
-        <w:rPr>
-          <w:lang w:val="en-US"/>
-        </w:rPr>
-        <w:t>voor</w:t>
-      </w:r>
-      <w:proofErr w:type="spellEnd"/>
-      <w:r>
-        <w:rPr>
-          <w:lang w:val="en-US"/>
-        </w:rPr>
-        <w:t xml:space="preserve"> prototype</w:t>
+        <w:t>Veel eenvoudiger voor prototype</w:t>
       </w:r>
     </w:p>
     <w:p>
@@ -13945,17 +13369,9 @@
         <w:rPr>
           <w:lang w:val="en-US"/>
         </w:rPr>
-        <w:t xml:space="preserve">Andere </w:t>
-      </w:r>
-      <w:proofErr w:type="spellStart"/>
-      <w:r>
-        <w:rPr>
-          <w:lang w:val="en-US"/>
-        </w:rPr>
-        <w:t>opties</w:t>
+        <w:t>Andere opties</w:t>
       </w:r>
       <w:bookmarkEnd w:id="41"/>
-      <w:proofErr w:type="spellEnd"/>
     </w:p>
     <w:p>
       <w:pPr>
@@ -14038,13 +13454,8 @@
           <w:numId w:val="66"/>
         </w:numPr>
       </w:pPr>
-      <w:proofErr w:type="spellStart"/>
-      <w:r>
-        <w:t>Orient</w:t>
-      </w:r>
-      <w:proofErr w:type="spellEnd"/>
-      <w:r>
-        <w:t xml:space="preserve"> Display </w:t>
+      <w:r>
+        <w:t xml:space="preserve">Orient Display </w:t>
       </w:r>
       <w:hyperlink r:id="rId101" w:history="1">
         <w:r>
@@ -14076,13 +13487,8 @@
         </w:numPr>
       </w:pPr>
       <w:r>
-        <w:t xml:space="preserve">Enige bij </w:t>
-      </w:r>
-      <w:proofErr w:type="spellStart"/>
-      <w:r>
-        <w:t>digikey</w:t>
-      </w:r>
-      <w:proofErr w:type="spellEnd"/>
+        <w:t>Enige bij digikey</w:t>
+      </w:r>
     </w:p>
     <w:p>
       <w:pPr>
@@ -14111,29 +13517,8 @@
         <w:t>1.54”</w:t>
       </w:r>
       <w:r>
-        <w:t xml:space="preserve"> E-</w:t>
-      </w:r>
-      <w:proofErr w:type="spellStart"/>
-      <w:r>
-        <w:t>inks</w:t>
-      </w:r>
-      <w:proofErr w:type="spellEnd"/>
-      <w:r>
-        <w:t xml:space="preserve"> bij </w:t>
-      </w:r>
-      <w:proofErr w:type="spellStart"/>
-      <w:r>
-        <w:t>Mouser</w:t>
-      </w:r>
-      <w:proofErr w:type="spellEnd"/>
-      <w:r>
-        <w:t xml:space="preserve"> of </w:t>
-      </w:r>
-      <w:proofErr w:type="spellStart"/>
-      <w:r>
-        <w:t>Farnell</w:t>
-      </w:r>
-      <w:proofErr w:type="spellEnd"/>
+        <w:t xml:space="preserve"> E-inks bij Mouser of Farnell</w:t>
+      </w:r>
     </w:p>
     <w:p>
       <w:pPr>
@@ -14144,19 +13529,11 @@
         </w:numPr>
       </w:pPr>
       <w:hyperlink r:id="rId102" w:history="1">
-        <w:proofErr w:type="spellStart"/>
         <w:r>
           <w:rPr>
             <w:rStyle w:val="Hyperlink"/>
           </w:rPr>
-          <w:t>Good</w:t>
-        </w:r>
-        <w:proofErr w:type="spellEnd"/>
-        <w:r>
-          <w:rPr>
-            <w:rStyle w:val="Hyperlink"/>
-          </w:rPr>
-          <w:t xml:space="preserve"> Display</w:t>
+          <w:t>Good Display</w:t>
         </w:r>
       </w:hyperlink>
       <w:r>
@@ -14179,29 +13556,8 @@
           <w:numId w:val="66"/>
         </w:numPr>
       </w:pPr>
-      <w:proofErr w:type="spellStart"/>
-      <w:r>
-        <w:t>GoodDisplay</w:t>
-      </w:r>
-      <w:proofErr w:type="spellEnd"/>
-      <w:r>
-        <w:t xml:space="preserve"> heeft ook paneel dat met lagere </w:t>
-      </w:r>
-      <w:proofErr w:type="spellStart"/>
-      <w:r>
-        <w:t>temparetuur</w:t>
-      </w:r>
-      <w:proofErr w:type="spellEnd"/>
-      <w:r>
-        <w:t xml:space="preserve"> werkt (-25-50°C </w:t>
-      </w:r>
-      <w:proofErr w:type="spellStart"/>
-      <w:r>
-        <w:t>ipv</w:t>
-      </w:r>
-      <w:proofErr w:type="spellEnd"/>
-      <w:r>
-        <w:t>. 0-50°C), maar die is niet geschikt voor in de zon.</w:t>
+      <w:r>
+        <w:t>GoodDisplay heeft ook paneel dat met lagere temparetuur werkt (-25-50°C ipv. 0-50°C), maar die is niet geschikt voor in de zon.</w:t>
       </w:r>
     </w:p>
     <w:p>
@@ -14276,19 +13632,11 @@
           <w:lang w:val="en-US"/>
         </w:rPr>
       </w:pPr>
-      <w:proofErr w:type="spellStart"/>
-      <w:r>
-        <w:rPr>
-          <w:lang w:val="en-US"/>
-        </w:rPr>
-        <w:t>Elecrow</w:t>
-      </w:r>
-      <w:proofErr w:type="spellEnd"/>
-      <w:r>
-        <w:rPr>
-          <w:lang w:val="en-US"/>
-        </w:rPr>
-        <w:t xml:space="preserve">: </w:t>
+      <w:r>
+        <w:rPr>
+          <w:lang w:val="en-US"/>
+        </w:rPr>
+        <w:t xml:space="preserve">Elecrow: </w:t>
       </w:r>
       <w:hyperlink r:id="rId106" w:history="1">
         <w:r>
@@ -14296,17 +13644,8 @@
             <w:rStyle w:val="Hyperlink"/>
             <w:lang w:val="en-US"/>
           </w:rPr>
-          <w:t xml:space="preserve">1.54” 152x152 </w:t>
+          <w:t>1.54” 152x152 paneel</w:t>
         </w:r>
-        <w:proofErr w:type="spellStart"/>
-        <w:r>
-          <w:rPr>
-            <w:rStyle w:val="Hyperlink"/>
-            <w:lang w:val="en-US"/>
-          </w:rPr>
-          <w:t>paneel</w:t>
-        </w:r>
-        <w:proofErr w:type="spellEnd"/>
       </w:hyperlink>
       <w:r>
         <w:rPr>
@@ -14368,19 +13707,11 @@
           <w:lang w:val="en-BE"/>
         </w:rPr>
       </w:pPr>
-      <w:proofErr w:type="spellStart"/>
-      <w:r>
-        <w:rPr>
-          <w:lang w:val="en-US"/>
-        </w:rPr>
-        <w:t>Waveshare</w:t>
-      </w:r>
-      <w:proofErr w:type="spellEnd"/>
-      <w:r>
-        <w:rPr>
-          <w:lang w:val="en-US"/>
-        </w:rPr>
-        <w:t xml:space="preserve"> </w:t>
+      <w:r>
+        <w:rPr>
+          <w:lang w:val="en-US"/>
+        </w:rPr>
+        <w:t xml:space="preserve">Waveshare </w:t>
       </w:r>
       <w:hyperlink r:id="rId107" w:history="1">
         <w:r>
@@ -14410,39 +13741,17 @@
           <w:lang w:val="en-BE"/>
         </w:rPr>
       </w:pPr>
-      <w:proofErr w:type="spellStart"/>
-      <w:r>
-        <w:rPr>
-          <w:lang w:val="en-US"/>
-        </w:rPr>
-        <w:t>Aansluiting</w:t>
-      </w:r>
-      <w:proofErr w:type="spellEnd"/>
-      <w:r>
-        <w:rPr>
-          <w:lang w:val="en-US"/>
-        </w:rPr>
-        <w:t xml:space="preserve">: </w:t>
-      </w:r>
-      <w:r>
-        <w:rPr>
-          <w:lang w:val="en-US"/>
-        </w:rPr>
-        <w:t xml:space="preserve">8-pin JST PH 2.0mm SMT Header Horizontal </w:t>
-      </w:r>
-      <w:proofErr w:type="gramStart"/>
-      <w:r>
-        <w:rPr>
-          <w:lang w:val="en-US"/>
-        </w:rPr>
-        <w:t>Right Angle</w:t>
-      </w:r>
-      <w:proofErr w:type="gramEnd"/>
-      <w:r>
-        <w:rPr>
-          <w:lang w:val="en-US"/>
-        </w:rPr>
-        <w:t xml:space="preserve"> Side </w:t>
+      <w:r>
+        <w:rPr>
+          <w:lang w:val="en-US"/>
+        </w:rPr>
+        <w:t xml:space="preserve">Aansluiting: </w:t>
+      </w:r>
+      <w:r>
+        <w:rPr>
+          <w:lang w:val="en-US"/>
+        </w:rPr>
+        <w:t xml:space="preserve">8-pin JST PH 2.0mm SMT Header Horizontal Right Angle Side </w:t>
       </w:r>
       <w:r>
         <w:rPr>
@@ -14456,12 +13765,10 @@
         <w:pStyle w:val="Heading2"/>
       </w:pPr>
       <w:bookmarkStart w:id="43" w:name="_Toc223965569"/>
-      <w:proofErr w:type="spellStart"/>
       <w:r>
         <w:t>Keuze</w:t>
       </w:r>
       <w:bookmarkEnd w:id="43"/>
-      <w:proofErr w:type="spellEnd"/>
     </w:p>
     <w:p>
       <w:pPr>
@@ -14474,19 +13781,11 @@
           <w:lang w:val="en-BE"/>
         </w:rPr>
       </w:pPr>
-      <w:proofErr w:type="spellStart"/>
-      <w:r>
-        <w:rPr>
-          <w:lang w:val="en-US"/>
-        </w:rPr>
-        <w:t>Waveshare</w:t>
-      </w:r>
-      <w:proofErr w:type="spellEnd"/>
-      <w:r>
-        <w:rPr>
-          <w:lang w:val="en-US"/>
-        </w:rPr>
-        <w:t xml:space="preserve"> </w:t>
+      <w:r>
+        <w:rPr>
+          <w:lang w:val="en-US"/>
+        </w:rPr>
+        <w:t xml:space="preserve">Waveshare </w:t>
       </w:r>
       <w:hyperlink r:id="rId108" w:history="1">
         <w:r>
@@ -14532,14 +13831,9 @@
       </w:r>
     </w:p>
     <w:p>
-      <w:proofErr w:type="spellStart"/>
-      <w:r>
-        <w:t>A</w:t>
-      </w:r>
-      <w:r>
-        <w:t>ccelerometer</w:t>
-      </w:r>
-      <w:proofErr w:type="spellEnd"/>
+      <w:r>
+        <w:t>Accelerometer</w:t>
+      </w:r>
       <w:r>
         <w:t xml:space="preserve"> </w:t>
       </w:r>
@@ -14547,15 +13841,7 @@
         <w:t>kan gebruikt worden</w:t>
       </w:r>
       <w:r>
-        <w:t xml:space="preserve"> voor </w:t>
-      </w:r>
-      <w:proofErr w:type="spellStart"/>
-      <w:r>
-        <w:t>interrupts</w:t>
-      </w:r>
-      <w:proofErr w:type="spellEnd"/>
-      <w:r>
-        <w:t xml:space="preserve"> (wake up bij beweging)</w:t>
+        <w:t xml:space="preserve"> voor interrupts (wake up bij beweging)</w:t>
       </w:r>
       <w:r>
         <w:t>,</w:t>
@@ -14564,31 +13850,7 @@
         <w:t xml:space="preserve"> om te detecteren of de fiets gestolen wordt</w:t>
       </w:r>
       <w:r>
-        <w:t xml:space="preserve"> en evt. om </w:t>
-      </w:r>
-      <w:proofErr w:type="spellStart"/>
-      <w:r>
-        <w:t>LoRa</w:t>
-      </w:r>
-      <w:proofErr w:type="spellEnd"/>
-      <w:r>
-        <w:t xml:space="preserve"> en </w:t>
-      </w:r>
-      <w:proofErr w:type="gramStart"/>
-      <w:r>
-        <w:t>GPS update</w:t>
-      </w:r>
-      <w:proofErr w:type="gramEnd"/>
-      <w:r>
-        <w:t xml:space="preserve"> </w:t>
-      </w:r>
-      <w:proofErr w:type="spellStart"/>
-      <w:r>
-        <w:t>rate</w:t>
-      </w:r>
-      <w:proofErr w:type="spellEnd"/>
-      <w:r>
-        <w:t xml:space="preserve"> te bepalen</w:t>
+        <w:t xml:space="preserve"> en evt. om LoRa en GPS update rate te bepalen</w:t>
       </w:r>
       <w:r>
         <w:t>.</w:t>
@@ -14598,11 +13860,9 @@
       <w:pPr>
         <w:pStyle w:val="Heading2"/>
       </w:pPr>
-      <w:proofErr w:type="spellStart"/>
       <w:r>
         <w:t>Vereisten</w:t>
       </w:r>
-      <w:proofErr w:type="spellEnd"/>
     </w:p>
     <w:p>
       <w:pPr>
@@ -14631,18 +13891,7 @@
         </w:numPr>
       </w:pPr>
       <w:r>
-        <w:t xml:space="preserve">Output data </w:t>
-      </w:r>
-      <w:proofErr w:type="spellStart"/>
-      <w:r>
-        <w:t>rate</w:t>
-      </w:r>
-      <w:proofErr w:type="spellEnd"/>
-      <w:r>
-        <w:t xml:space="preserve"> (ODR)</w:t>
-      </w:r>
-      <w:r>
-        <w:t>: 10-50Hz is genoeg (lager = zu</w:t>
+        <w:t>Output data rate (ODR): 10-50Hz is genoeg (lager = zu</w:t>
       </w:r>
       <w:r>
         <w:t>iniger)</w:t>
@@ -14722,30 +13971,8 @@
         <w:rPr>
           <w:lang w:val="en-US"/>
         </w:rPr>
-        <w:t xml:space="preserve"> </w:t>
-      </w:r>
-      <w:proofErr w:type="spellStart"/>
-      <w:r>
-        <w:rPr>
-          <w:lang w:val="en-US"/>
-        </w:rPr>
-        <w:t>gebaseerd</w:t>
-      </w:r>
-      <w:proofErr w:type="spellEnd"/>
-      <w:r>
-        <w:rPr>
-          <w:lang w:val="en-US"/>
-        </w:rPr>
-        <w:t xml:space="preserve"> op </w:t>
-      </w:r>
-      <w:proofErr w:type="spellStart"/>
-      <w:r>
-        <w:rPr>
-          <w:lang w:val="en-US"/>
-        </w:rPr>
-        <w:t>beweging</w:t>
-      </w:r>
-      <w:proofErr w:type="spellEnd"/>
+        <w:t xml:space="preserve"> gebaseerd op beweging</w:t>
+      </w:r>
     </w:p>
     <w:p>
       <w:pPr>
@@ -14767,27 +13994,16 @@
       <w:pPr>
         <w:pStyle w:val="Heading2"/>
       </w:pPr>
-      <w:proofErr w:type="spellStart"/>
-      <w:r>
-        <w:lastRenderedPageBreak/>
+      <w:r>
         <w:t>Opties</w:t>
       </w:r>
-      <w:proofErr w:type="spellEnd"/>
     </w:p>
     <w:p>
       <w:r>
         <w:t>Moeilijk met hand te so</w:t>
       </w:r>
       <w:r>
-        <w:t xml:space="preserve">lderen -&gt; </w:t>
-      </w:r>
-      <w:proofErr w:type="spellStart"/>
-      <w:r>
-        <w:t>breakout</w:t>
-      </w:r>
-      <w:proofErr w:type="spellEnd"/>
-      <w:r>
-        <w:t xml:space="preserve"> voor prototype?</w:t>
+        <w:t>lderen -&gt; breakout voor prototype?</w:t>
       </w:r>
     </w:p>
     <w:p/>
@@ -14963,30 +14179,8 @@
         <w:rPr>
           <w:lang w:val="en-BE"/>
         </w:rPr>
-        <w:t xml:space="preserve">Zeer </w:t>
-      </w:r>
-      <w:proofErr w:type="spellStart"/>
-      <w:r>
-        <w:rPr>
-          <w:lang w:val="en-BE"/>
-        </w:rPr>
-        <w:t>laag</w:t>
-      </w:r>
-      <w:proofErr w:type="spellEnd"/>
-      <w:r>
-        <w:rPr>
-          <w:lang w:val="en-BE"/>
-        </w:rPr>
-        <w:t xml:space="preserve"> </w:t>
-      </w:r>
-      <w:proofErr w:type="spellStart"/>
-      <w:r>
-        <w:rPr>
-          <w:lang w:val="en-BE"/>
-        </w:rPr>
-        <w:t>verbruik</w:t>
-      </w:r>
-      <w:proofErr w:type="spellEnd"/>
+        <w:t>Zeer laag verbruik</w:t>
+      </w:r>
     </w:p>
     <w:p>
       <w:pPr>
@@ -15006,39 +14200,1679 @@
         <w:t>SPI</w:t>
       </w:r>
     </w:p>
-    <w:p>
-      <w:pPr>
+    <w:p/>
+    <w:p>
+      <w:pPr>
+        <w:pStyle w:val="Heading1"/>
+      </w:pPr>
+      <w:bookmarkStart w:id="45" w:name="_Toc223965571"/>
+      <w:r>
+        <w:t>SD-kaart</w:t>
+      </w:r>
+      <w:bookmarkEnd w:id="45"/>
+    </w:p>
+    <w:p>
+      <w:pPr>
+        <w:rPr>
+          <w:lang w:val="en-US"/>
+        </w:rPr>
+      </w:pPr>
+    </w:p>
+    <w:p>
+      <w:pPr>
+        <w:pStyle w:val="Heading1"/>
+      </w:pPr>
+      <w:r>
+        <w:t>ROM chip</w:t>
+      </w:r>
+    </w:p>
+    <w:p>
+      <w:pPr>
+        <w:rPr>
+          <w:lang w:val="en-US"/>
+        </w:rPr>
+      </w:pPr>
+    </w:p>
+    <w:p>
+      <w:pPr>
+        <w:pStyle w:val="Heading1"/>
+      </w:pPr>
+      <w:bookmarkStart w:id="46" w:name="_Toc223965572"/>
+      <w:r>
+        <w:t>Battery management system</w:t>
+      </w:r>
+      <w:bookmarkEnd w:id="46"/>
+    </w:p>
+    <w:p>
+      <w:pPr>
+        <w:pStyle w:val="Heading2"/>
+        <w:spacing w:before="0"/>
+      </w:pPr>
+      <w:r>
+        <w:t>Batterijen</w:t>
+      </w:r>
+    </w:p>
+    <w:p>
+      <w:r>
+        <w:t>Twee tot vier</w:t>
+      </w:r>
+      <w:r>
+        <w:t xml:space="preserve"> 18650 Li-ion batterijen in p</w:t>
+      </w:r>
+      <w:r>
+        <w:t>arallel</w:t>
+      </w:r>
+      <w:r>
+        <w:t>.</w:t>
+      </w:r>
+    </w:p>
+    <w:p>
+      <w:r>
+        <w:t xml:space="preserve">Het is aan te raden om batterijen van een bekend merk te gebruiken. </w:t>
+      </w:r>
+      <w:r>
+        <w:t xml:space="preserve">Slechte productiekwaliteit kan gevaarlijk zijn: </w:t>
+      </w:r>
+      <w:hyperlink r:id="rId110" w:history="1">
+        <w:r>
+          <w:rPr>
+            <w:rStyle w:val="Hyperlink"/>
+          </w:rPr>
+          <w:t>https://www.lumafield.com/battery-report#battery-quality-report</w:t>
+        </w:r>
+      </w:hyperlink>
+    </w:p>
+    <w:p>
+      <w:pPr>
+        <w:pStyle w:val="Heading2"/>
+      </w:pPr>
+      <w:r>
+        <w:t>Laadstroom</w:t>
+      </w:r>
+    </w:p>
+    <w:p>
+      <w:pPr>
+        <w:pStyle w:val="ListParagraph"/>
+        <w:ind w:left="0"/>
+      </w:pPr>
+      <w:r>
+        <w:t>A</w:t>
+      </w:r>
+      <w:r>
+        <w:t>fhankelijk van c</w:t>
+      </w:r>
+      <w:r>
+        <w:t>apaciteit</w:t>
+      </w:r>
+      <w:r>
+        <w:t xml:space="preserve"> en C-rating</w:t>
+      </w:r>
+      <w:r>
+        <w:t xml:space="preserve"> </w:t>
+      </w:r>
+    </w:p>
+    <w:p>
+      <w:pPr>
+        <w:pStyle w:val="ListParagraph"/>
+      </w:pPr>
+      <w:r>
+        <w:t xml:space="preserve">Bv. 1C -&gt; </w:t>
+      </w:r>
+      <w:r>
+        <w:t>1A voor 1000mAh</w:t>
+      </w:r>
+      <w:r>
+        <w:t xml:space="preserve"> (</w:t>
+      </w:r>
+      <w:r>
+        <w:t xml:space="preserve">opgeladen in </w:t>
+      </w:r>
+      <w:r>
+        <w:t>~</w:t>
+      </w:r>
+      <w:r>
+        <w:t>1u</w:t>
+      </w:r>
+      <w:r>
+        <w:t>) of 2A voor 2000mAh,…</w:t>
+      </w:r>
+    </w:p>
+    <w:p>
+      <w:pPr>
+        <w:pStyle w:val="ListParagraph"/>
+      </w:pPr>
+      <w:r>
+        <w:t>0.5C -&gt; 0.5A voor 1000mAh</w:t>
+      </w:r>
+    </w:p>
+    <w:p>
+      <w:pPr>
+        <w:pStyle w:val="ListParagraph"/>
+        <w:ind w:left="0"/>
+      </w:pPr>
+      <w:r>
+        <w:t xml:space="preserve">De meeste </w:t>
+      </w:r>
+      <w:r>
+        <w:t>18650</w:t>
+      </w:r>
+      <w:r>
+        <w:t xml:space="preserve"> batterijen zijn</w:t>
+      </w:r>
+      <w:r>
+        <w:t xml:space="preserve"> 0.5C-1C en</w:t>
+      </w:r>
+      <w:r>
+        <w:t xml:space="preserve"> 2600-3400mAh</w:t>
+      </w:r>
+      <w:r>
+        <w:t xml:space="preserve">. </w:t>
+      </w:r>
+    </w:p>
+    <w:p>
+      <w:pPr>
+        <w:pStyle w:val="ListParagraph"/>
+        <w:ind w:left="0"/>
+      </w:pPr>
+      <w:r>
+        <w:t>Afhankelijk van de</w:t>
+      </w:r>
+      <w:r>
+        <w:t xml:space="preserve"> </w:t>
+      </w:r>
+      <w:r>
+        <w:t>batterij</w:t>
+      </w:r>
+      <w:r>
+        <w:t xml:space="preserve"> kunnen t</w:t>
+      </w:r>
+      <w:r>
+        <w:t>wee in parallel met 2.5A</w:t>
+      </w:r>
+      <w:r>
+        <w:t xml:space="preserve"> of meer</w:t>
+      </w:r>
+      <w:r>
+        <w:t xml:space="preserve"> worden opgeladen.</w:t>
+      </w:r>
+    </w:p>
+    <w:p>
+      <w:pPr>
+        <w:pStyle w:val="ListParagraph"/>
+        <w:ind w:left="0"/>
+      </w:pPr>
+    </w:p>
+    <w:p>
+      <w:pPr>
+        <w:pStyle w:val="ListParagraph"/>
+        <w:ind w:left="0"/>
+      </w:pPr>
+      <w:r>
+        <w:t>USB-poorten</w:t>
+      </w:r>
+      <w:r>
+        <w:t xml:space="preserve"> zonder power delivery</w:t>
+      </w:r>
+      <w:r>
+        <w:t xml:space="preserve"> leveren </w:t>
+      </w:r>
+      <w:r>
+        <w:t>tussen 500mAh en 3A.</w:t>
+      </w:r>
+    </w:p>
+    <w:p>
+      <w:pPr>
+        <w:pStyle w:val="ListParagraph"/>
+        <w:ind w:left="0"/>
+      </w:pPr>
+      <w:r>
+        <w:drawing>
+          <wp:inline distT="0" distB="0" distL="0" distR="0" wp14:anchorId="59319F3E" wp14:editId="3641A19A">
+            <wp:extent cx="5760720" cy="1437005"/>
+            <wp:effectExtent l="0" t="0" r="0" b="0"/>
+            <wp:docPr id="1141723322" name="Picture 1"/>
+            <wp:cNvGraphicFramePr>
+              <a:graphicFrameLocks xmlns:a="http://schemas.openxmlformats.org/drawingml/2006/main" noChangeAspect="1"/>
+            </wp:cNvGraphicFramePr>
+            <a:graphic xmlns:a="http://schemas.openxmlformats.org/drawingml/2006/main">
+              <a:graphicData uri="http://schemas.openxmlformats.org/drawingml/2006/picture">
+                <pic:pic xmlns:pic="http://schemas.openxmlformats.org/drawingml/2006/picture">
+                  <pic:nvPicPr>
+                    <pic:cNvPr id="1141723322" name=""/>
+                    <pic:cNvPicPr/>
+                  </pic:nvPicPr>
+                  <pic:blipFill>
+                    <a:blip r:embed="rId111"/>
+                    <a:stretch>
+                      <a:fillRect/>
+                    </a:stretch>
+                  </pic:blipFill>
+                  <pic:spPr>
+                    <a:xfrm>
+                      <a:off x="0" y="0"/>
+                      <a:ext cx="5760720" cy="1437005"/>
+                    </a:xfrm>
+                    <a:prstGeom prst="rect">
+                      <a:avLst/>
+                    </a:prstGeom>
+                  </pic:spPr>
+                </pic:pic>
+              </a:graphicData>
+            </a:graphic>
+          </wp:inline>
+        </w:drawing>
+      </w:r>
+    </w:p>
+    <w:p>
+      <w:r>
+        <w:lastRenderedPageBreak/>
+        <w:t>Er zijn 3 soorten</w:t>
+      </w:r>
+      <w:r>
+        <w:t xml:space="preserve"> USB</w:t>
+      </w:r>
+      <w:r>
+        <w:t xml:space="preserve"> p</w:t>
+      </w:r>
+      <w:r>
+        <w:t>oorten:</w:t>
+      </w:r>
+    </w:p>
+    <w:p>
+      <w:pPr>
+        <w:pStyle w:val="ListParagraph"/>
+        <w:numPr>
+          <w:ilvl w:val="0"/>
+          <w:numId w:val="66"/>
+        </w:numPr>
         <w:rPr>
           <w:lang w:val="en-BE"/>
         </w:rPr>
       </w:pPr>
-    </w:p>
-    <w:p>
-      <w:pPr>
+      <w:r>
         <w:rPr>
           <w:lang w:val="en-BE"/>
         </w:rPr>
-      </w:pPr>
+        <w:t xml:space="preserve"> </w:t>
+      </w:r>
+      <w:r>
+        <w:rPr>
+          <w:b/>
+          <w:bCs/>
+          <w:lang w:val="en-BE"/>
+        </w:rPr>
+        <w:t>Standard Downstream Port (SDP)</w:t>
+      </w:r>
+      <w:r>
+        <w:rPr>
+          <w:lang w:val="en-BE"/>
+        </w:rPr>
+        <w:t xml:space="preserve"> - power is limited to the default power of the applicable USB specification (USB 2.0 or USB 3.x) </w:t>
+      </w:r>
+    </w:p>
+    <w:p>
+      <w:pPr>
+        <w:pStyle w:val="ListParagraph"/>
+        <w:numPr>
+          <w:ilvl w:val="0"/>
+          <w:numId w:val="66"/>
+        </w:numPr>
+        <w:rPr>
+          <w:lang w:val="en-BE"/>
+        </w:rPr>
+      </w:pPr>
+      <w:r>
+        <w:rPr>
+          <w:b/>
+          <w:bCs/>
+          <w:lang w:val="en-BE"/>
+        </w:rPr>
+        <w:t>Dedicated Charging Ports (DCP)</w:t>
+      </w:r>
+      <w:r>
+        <w:rPr>
+          <w:lang w:val="en-BE"/>
+        </w:rPr>
+        <w:t xml:space="preserve"> - delivers power only (no data) up to 1.5A </w:t>
+      </w:r>
+    </w:p>
+    <w:p>
+      <w:pPr>
+        <w:pStyle w:val="ListParagraph"/>
+        <w:numPr>
+          <w:ilvl w:val="0"/>
+          <w:numId w:val="66"/>
+        </w:numPr>
+        <w:rPr>
+          <w:lang w:val="en-BE"/>
+        </w:rPr>
+      </w:pPr>
+      <w:r>
+        <w:rPr>
+          <w:b/>
+          <w:bCs/>
+          <w:lang w:val="en-BE"/>
+        </w:rPr>
+        <w:t>Charging Downstream Port (CDP)</w:t>
+      </w:r>
+      <w:r>
+        <w:rPr>
+          <w:lang w:val="en-BE"/>
+        </w:rPr>
+        <w:t xml:space="preserve"> - capable of delivering both data and power up to 1.5A.</w:t>
+      </w:r>
+    </w:p>
+    <w:p>
+      <w:pPr>
+        <w:pStyle w:val="ListParagraph"/>
+        <w:ind w:left="0"/>
+        <w:rPr>
+          <w:lang w:val="en-BE"/>
+        </w:rPr>
+      </w:pPr>
+    </w:p>
+    <w:p>
+      <w:pPr>
+        <w:pStyle w:val="ListParagraph"/>
+        <w:ind w:left="0"/>
+      </w:pPr>
+      <w:r>
+        <w:t xml:space="preserve">Er is een IC nodig dat de juiste stroom kan trekken afhankelijk van de </w:t>
+      </w:r>
+      <w:r>
+        <w:t>USB</w:t>
+      </w:r>
+      <w:r>
+        <w:t xml:space="preserve"> poort.</w:t>
+      </w:r>
+    </w:p>
+    <w:p>
+      <w:pPr>
+        <w:pStyle w:val="Heading2"/>
+      </w:pPr>
+      <w:r>
+        <w:rPr>
+          <w:lang w:val="nl-BE"/>
+        </w:rPr>
+        <w:t>Load sharing</w:t>
+      </w:r>
+    </w:p>
+    <w:p>
+      <w:pPr>
+        <w:rPr>
+          <w:lang w:val="en-US"/>
+        </w:rPr>
+      </w:pPr>
+      <w:hyperlink r:id="rId112" w:history="1">
+        <w:r>
+          <w:rPr>
+            <w:rStyle w:val="Hyperlink"/>
+            <w:lang w:val="en-US"/>
+          </w:rPr>
+          <w:t>https://www.microtype.io/blog/lithium-ion-battery-charger-circuit-load-sharing</w:t>
+        </w:r>
+      </w:hyperlink>
+    </w:p>
+    <w:p>
+      <w:r>
+        <w:t>Als de batterij rechtstreeks als voeding wordt gebruikt wordt de stroom</w:t>
+      </w:r>
+      <w:r>
+        <w:t xml:space="preserve"> bij het</w:t>
+      </w:r>
+      <w:r>
+        <w:t xml:space="preserve"> laden gesplitst </w:t>
+      </w:r>
+      <w:r>
+        <w:t xml:space="preserve">tussen batterij en systeem. </w:t>
+      </w:r>
+      <w:r>
+        <w:t xml:space="preserve">De batterij wordt dan minder efficiënt opgeladen </w:t>
+      </w:r>
+      <w:r>
+        <w:t>en het laad-IC zou bij een volle batterij niet uitschakelen.</w:t>
+      </w:r>
+      <w:r>
+        <w:br/>
+      </w:r>
+    </w:p>
+    <w:p>
+      <w:pPr>
+        <w:pStyle w:val="Heading3"/>
+      </w:pPr>
+      <w:r>
+        <w:t>Apart circuit</w:t>
+      </w:r>
+    </w:p>
+    <w:p>
+      <w:r>
+        <w:t xml:space="preserve">Circuit om Vbus van </w:t>
+      </w:r>
+      <w:r>
+        <w:t>USB</w:t>
+      </w:r>
+      <w:r>
+        <w:t xml:space="preserve"> met </w:t>
+      </w:r>
+      <w:r>
+        <w:t>systeem</w:t>
+      </w:r>
+      <w:r>
+        <w:t xml:space="preserve"> te verbinden. Tijdens laden wordt het systeem</w:t>
+      </w:r>
+      <w:r>
+        <w:t xml:space="preserve"> (buck/regulator)</w:t>
+      </w:r>
+      <w:r>
+        <w:t xml:space="preserve"> gevoed met 5V.</w:t>
+      </w:r>
+    </w:p>
+    <w:p>
+      <w:pPr>
+        <w:pStyle w:val="ListParagraph"/>
+      </w:pPr>
+      <w:r>
+        <w:drawing>
+          <wp:inline distT="0" distB="0" distL="0" distR="0" wp14:anchorId="14D59C46" wp14:editId="7765610C">
+            <wp:extent cx="3422650" cy="1347631"/>
+            <wp:effectExtent l="0" t="0" r="6350" b="5080"/>
+            <wp:docPr id="353831612" name="Picture 1"/>
+            <wp:cNvGraphicFramePr>
+              <a:graphicFrameLocks xmlns:a="http://schemas.openxmlformats.org/drawingml/2006/main" noChangeAspect="1"/>
+            </wp:cNvGraphicFramePr>
+            <a:graphic xmlns:a="http://schemas.openxmlformats.org/drawingml/2006/main">
+              <a:graphicData uri="http://schemas.openxmlformats.org/drawingml/2006/picture">
+                <pic:pic xmlns:pic="http://schemas.openxmlformats.org/drawingml/2006/picture">
+                  <pic:nvPicPr>
+                    <pic:cNvPr id="353831612" name=""/>
+                    <pic:cNvPicPr/>
+                  </pic:nvPicPr>
+                  <pic:blipFill>
+                    <a:blip r:embed="rId113"/>
+                    <a:stretch>
+                      <a:fillRect/>
+                    </a:stretch>
+                  </pic:blipFill>
+                  <pic:spPr>
+                    <a:xfrm>
+                      <a:off x="0" y="0"/>
+                      <a:ext cx="3445912" cy="1356790"/>
+                    </a:xfrm>
+                    <a:prstGeom prst="rect">
+                      <a:avLst/>
+                    </a:prstGeom>
+                  </pic:spPr>
+                </pic:pic>
+              </a:graphicData>
+            </a:graphic>
+          </wp:inline>
+        </w:drawing>
+      </w:r>
+    </w:p>
+    <w:p>
+      <w:pPr>
+        <w:pStyle w:val="Heading3"/>
+      </w:pPr>
+      <w:r>
+        <w:t>IC met geïntegreerd load sharing</w:t>
+      </w:r>
     </w:p>
     <w:p/>
-    <w:p/>
-    <w:p/>
-    <w:p/>
-    <w:p/>
+    <w:p>
+      <w:pPr>
+        <w:pStyle w:val="ListParagraph"/>
+      </w:pPr>
+    </w:p>
+    <w:p>
+      <w:pPr>
+        <w:pStyle w:val="Heading2"/>
+      </w:pPr>
+      <w:r>
+        <w:t>Opties</w:t>
+      </w:r>
+    </w:p>
+    <w:p>
+      <w:pPr>
+        <w:pStyle w:val="ListParagraph"/>
+        <w:numPr>
+          <w:ilvl w:val="0"/>
+          <w:numId w:val="66"/>
+        </w:numPr>
+        <w:rPr>
+          <w:lang w:val="en-US"/>
+        </w:rPr>
+      </w:pPr>
+      <w:r>
+        <w:rPr>
+          <w:lang w:val="en-US"/>
+        </w:rPr>
+        <w:t>TP4056</w:t>
+      </w:r>
+      <w:r>
+        <w:rPr>
+          <w:lang w:val="en-US"/>
+        </w:rPr>
+        <w:t xml:space="preserve"> </w:t>
+      </w:r>
+    </w:p>
+    <w:p>
+      <w:pPr>
+        <w:pStyle w:val="ListParagraph"/>
+        <w:numPr>
+          <w:ilvl w:val="1"/>
+          <w:numId w:val="66"/>
+        </w:numPr>
+      </w:pPr>
+      <w:r>
+        <w:t>max. 1A, geen load sharing</w:t>
+      </w:r>
+      <w:r>
+        <w:t>, niet gesch</w:t>
+      </w:r>
+      <w:r>
+        <w:t>ikt</w:t>
+      </w:r>
+    </w:p>
+    <w:p>
+      <w:pPr>
+        <w:pStyle w:val="ListParagraph"/>
+        <w:numPr>
+          <w:ilvl w:val="0"/>
+          <w:numId w:val="66"/>
+        </w:numPr>
+        <w:rPr>
+          <w:lang w:val="en-US"/>
+        </w:rPr>
+      </w:pPr>
+      <w:r>
+        <w:rPr>
+          <w:lang w:val="en-US"/>
+        </w:rPr>
+        <w:t>MCP73871</w:t>
+      </w:r>
+    </w:p>
+    <w:p>
+      <w:pPr>
+        <w:pStyle w:val="ListParagraph"/>
+        <w:numPr>
+          <w:ilvl w:val="1"/>
+          <w:numId w:val="66"/>
+        </w:numPr>
+        <w:rPr>
+          <w:lang w:val="en-US"/>
+        </w:rPr>
+      </w:pPr>
+      <w:r>
+        <w:rPr>
+          <w:lang w:val="en-US"/>
+        </w:rPr>
+        <w:t>Load sharing</w:t>
+      </w:r>
+    </w:p>
+    <w:p>
+      <w:pPr>
+        <w:pStyle w:val="ListParagraph"/>
+        <w:numPr>
+          <w:ilvl w:val="1"/>
+          <w:numId w:val="66"/>
+        </w:numPr>
+        <w:rPr>
+          <w:lang w:val="en-US"/>
+        </w:rPr>
+      </w:pPr>
+    </w:p>
+    <w:p>
+      <w:pPr>
+        <w:pStyle w:val="ListParagraph"/>
+        <w:numPr>
+          <w:ilvl w:val="0"/>
+          <w:numId w:val="66"/>
+        </w:numPr>
+        <w:rPr>
+          <w:lang w:val="en-US"/>
+        </w:rPr>
+      </w:pPr>
+      <w:hyperlink r:id="rId114" w:history="1">
+        <w:r>
+          <w:rPr>
+            <w:rStyle w:val="Hyperlink"/>
+            <w:lang w:val="en-US"/>
+          </w:rPr>
+          <w:t>MAX8903</w:t>
+        </w:r>
+      </w:hyperlink>
+    </w:p>
+    <w:p>
+      <w:pPr>
+        <w:pStyle w:val="ListParagraph"/>
+        <w:numPr>
+          <w:ilvl w:val="1"/>
+          <w:numId w:val="66"/>
+        </w:numPr>
+        <w:rPr>
+          <w:lang w:val="en-US"/>
+        </w:rPr>
+      </w:pPr>
+      <w:r>
+        <w:rPr>
+          <w:lang w:val="en-US"/>
+        </w:rPr>
+        <w:t>Load sharing</w:t>
+      </w:r>
+    </w:p>
+    <w:p>
+      <w:pPr>
+        <w:pStyle w:val="ListParagraph"/>
+        <w:numPr>
+          <w:ilvl w:val="1"/>
+          <w:numId w:val="66"/>
+        </w:numPr>
+        <w:rPr>
+          <w:lang w:val="en-US"/>
+        </w:rPr>
+      </w:pPr>
+      <w:r>
+        <w:rPr>
+          <w:lang w:val="en-US"/>
+        </w:rPr>
+        <w:t>Laadstroom tot 2A</w:t>
+      </w:r>
+    </w:p>
+    <w:p>
+      <w:pPr>
+        <w:pStyle w:val="ListParagraph"/>
+        <w:numPr>
+          <w:ilvl w:val="1"/>
+          <w:numId w:val="66"/>
+        </w:numPr>
+        <w:rPr>
+          <w:lang w:val="en-US"/>
+        </w:rPr>
+      </w:pPr>
+      <w:r>
+        <w:rPr>
+          <w:lang w:val="en-US"/>
+        </w:rPr>
+        <w:t>Programmeerbare input stroom</w:t>
+      </w:r>
+    </w:p>
+    <w:p>
+      <w:pPr>
+        <w:pStyle w:val="ListParagraph"/>
+        <w:numPr>
+          <w:ilvl w:val="1"/>
+          <w:numId w:val="66"/>
+        </w:numPr>
+        <w:rPr>
+          <w:lang w:val="en-US"/>
+        </w:rPr>
+      </w:pPr>
+      <w:r>
+        <w:rPr>
+          <w:lang w:val="en-US"/>
+        </w:rPr>
+        <w:lastRenderedPageBreak/>
+        <w:drawing>
+          <wp:inline distT="0" distB="0" distL="0" distR="0" wp14:anchorId="373B969A" wp14:editId="100E0FBA">
+            <wp:extent cx="3511550" cy="2042212"/>
+            <wp:effectExtent l="0" t="0" r="0" b="0"/>
+            <wp:docPr id="813765950" name="Picture 1"/>
+            <wp:cNvGraphicFramePr>
+              <a:graphicFrameLocks xmlns:a="http://schemas.openxmlformats.org/drawingml/2006/main" noChangeAspect="1"/>
+            </wp:cNvGraphicFramePr>
+            <a:graphic xmlns:a="http://schemas.openxmlformats.org/drawingml/2006/main">
+              <a:graphicData uri="http://schemas.openxmlformats.org/drawingml/2006/picture">
+                <pic:pic xmlns:pic="http://schemas.openxmlformats.org/drawingml/2006/picture">
+                  <pic:nvPicPr>
+                    <pic:cNvPr id="813765950" name=""/>
+                    <pic:cNvPicPr/>
+                  </pic:nvPicPr>
+                  <pic:blipFill>
+                    <a:blip r:embed="rId115"/>
+                    <a:stretch>
+                      <a:fillRect/>
+                    </a:stretch>
+                  </pic:blipFill>
+                  <pic:spPr>
+                    <a:xfrm>
+                      <a:off x="0" y="0"/>
+                      <a:ext cx="3535433" cy="2056101"/>
+                    </a:xfrm>
+                    <a:prstGeom prst="rect">
+                      <a:avLst/>
+                    </a:prstGeom>
+                  </pic:spPr>
+                </pic:pic>
+              </a:graphicData>
+            </a:graphic>
+          </wp:inline>
+        </w:drawing>
+      </w:r>
+    </w:p>
+    <w:p>
+      <w:pPr>
+        <w:pStyle w:val="ListParagraph"/>
+        <w:numPr>
+          <w:ilvl w:val="1"/>
+          <w:numId w:val="66"/>
+        </w:numPr>
+      </w:pPr>
+      <w:r>
+        <w:t>USB kan met de A</w:t>
+      </w:r>
+      <w:r>
+        <w:t>C input worden verbonden, dan moet apart gedetecteerd worden welke soort USB-poort verbonden</w:t>
+      </w:r>
+      <w:r>
+        <w:t>:</w:t>
+      </w:r>
+      <w:r>
+        <w:t xml:space="preserve"> </w:t>
+      </w:r>
+    </w:p>
+    <w:p>
+      <w:pPr>
+        <w:pStyle w:val="ListParagraph"/>
+        <w:numPr>
+          <w:ilvl w:val="2"/>
+          <w:numId w:val="66"/>
+        </w:numPr>
+        <w:rPr>
+          <w:lang w:val="en-US"/>
+        </w:rPr>
+      </w:pPr>
+      <w:r>
+        <w:rPr>
+          <w:lang w:val="en-US"/>
+        </w:rPr>
+        <w:t xml:space="preserve">USB 2.0: </w:t>
+      </w:r>
+      <w:r>
+        <w:rPr>
+          <w:lang w:val="en-US"/>
+        </w:rPr>
+        <w:t>Data Contact Detect (DCD)</w:t>
+      </w:r>
+      <w:r>
+        <w:rPr>
+          <w:lang w:val="en-US"/>
+        </w:rPr>
+        <w:t xml:space="preserve"> (</w:t>
+      </w:r>
+      <w:r>
+        <w:rPr>
+          <w:lang w:val="en-US"/>
+        </w:rPr>
+        <w:t>USB Battery Charging Specification, Rev 1.2</w:t>
+      </w:r>
+      <w:r>
+        <w:rPr>
+          <w:lang w:val="en-US"/>
+        </w:rPr>
+        <w:t>).</w:t>
+      </w:r>
+    </w:p>
+    <w:p>
+      <w:pPr>
+        <w:pStyle w:val="ListParagraph"/>
+        <w:numPr>
+          <w:ilvl w:val="2"/>
+          <w:numId w:val="66"/>
+        </w:numPr>
+        <w:rPr>
+          <w:lang w:val="en-US"/>
+        </w:rPr>
+      </w:pPr>
+      <w:hyperlink r:id="rId116" w:history="1">
+        <w:r>
+          <w:rPr>
+            <w:rStyle w:val="Hyperlink"/>
+          </w:rPr>
+          <w:t>FSA832</w:t>
+        </w:r>
+      </w:hyperlink>
+      <w:r>
+        <w:t>: USB 2.0 charger detection IC</w:t>
+      </w:r>
+      <w:r>
+        <w:t>, detecteert of een laad-poort of gewone USB-poort is aangeslote</w:t>
+      </w:r>
+      <w:r>
+        <w:t>n.</w:t>
+      </w:r>
+      <w:r>
+        <w:br/>
+        <w:t xml:space="preserve">Als de </w:t>
+      </w:r>
+      <w:r>
+        <w:t>CHG_DET</w:t>
+      </w:r>
+      <w:r>
+        <w:t xml:space="preserve"> pin rechtstreeks met de DCM pin van </w:t>
+      </w:r>
+      <w:r>
+        <w:t>MAX8903</w:t>
+      </w:r>
+      <w:r>
+        <w:t xml:space="preserve"> </w:t>
+      </w:r>
+      <w:r>
+        <w:t>verbonden wordt, zal de input gelimiteerd worden tot 500mA bij een standard downstream usb-poort (SDP) en hoger bij een DCP of CDP poort.</w:t>
+      </w:r>
+      <w:r>
+        <w:t xml:space="preserve"> 100mA kan waarschijnlijk genegeerd worden.</w:t>
+      </w:r>
+    </w:p>
+    <w:p>
+      <w:pPr>
+        <w:pStyle w:val="ListParagraph"/>
+        <w:ind w:left="2160"/>
+      </w:pPr>
+      <w:r>
+        <w:t xml:space="preserve">-&gt; </w:t>
+      </w:r>
+      <w:r>
+        <w:t>Is bedoeld voor BC1.2, tot 1.5A.</w:t>
+      </w:r>
+    </w:p>
+    <w:p>
+      <w:pPr>
+        <w:pStyle w:val="ListParagraph"/>
+        <w:numPr>
+          <w:ilvl w:val="2"/>
+          <w:numId w:val="66"/>
+        </w:numPr>
+        <w:rPr>
+          <w:i/>
+          <w:iCs/>
+          <w:sz w:val="20"/>
+          <w:szCs w:val="20"/>
+          <w:lang w:val="en-BE"/>
+        </w:rPr>
+      </w:pPr>
+      <w:r>
+        <w:rPr>
+          <w:lang w:val="en-US"/>
+        </w:rPr>
+        <w:t>USB-C: CC pinnen</w:t>
+      </w:r>
+      <w:r>
+        <w:rPr>
+          <w:lang w:val="en-US"/>
+        </w:rPr>
+        <w:t xml:space="preserve"> -&gt; tot 3A</w:t>
+      </w:r>
+    </w:p>
+    <w:p>
+      <w:pPr>
+        <w:pStyle w:val="ListParagraph"/>
+        <w:ind w:left="2160"/>
+        <w:rPr>
+          <w:lang w:val="en-US"/>
+        </w:rPr>
+      </w:pPr>
+      <w:hyperlink r:id="rId117" w:history="1">
+        <w:r>
+          <w:rPr>
+            <w:rStyle w:val="Hyperlink"/>
+            <w:lang w:val="en-US"/>
+          </w:rPr>
+          <w:t>https://zbotic.in/usb-type-c-connector-power-delivery-and-data-wiring-guide/</w:t>
+        </w:r>
+      </w:hyperlink>
+    </w:p>
+    <w:p>
+      <w:pPr>
+        <w:pStyle w:val="ListParagraph"/>
+        <w:ind w:left="2160"/>
+        <w:rPr>
+          <w:i/>
+          <w:iCs/>
+          <w:sz w:val="20"/>
+          <w:szCs w:val="20"/>
+          <w:lang w:val="en-BE"/>
+        </w:rPr>
+      </w:pPr>
+      <w:r>
+        <w:rPr>
+          <w:b/>
+          <w:bCs/>
+          <w:i/>
+          <w:iCs/>
+          <w:sz w:val="20"/>
+          <w:szCs w:val="20"/>
+          <w:lang w:val="en-BE"/>
+        </w:rPr>
+        <w:t>Current advertisement (without PD):</w:t>
+      </w:r>
+      <w:r>
+        <w:rPr>
+          <w:i/>
+          <w:iCs/>
+          <w:sz w:val="20"/>
+          <w:szCs w:val="20"/>
+          <w:lang w:val="en-BE"/>
+        </w:rPr>
+        <w:t xml:space="preserve"> A USB-C charger advertises its current capability by placing a resistor on the CC pin: </w:t>
+      </w:r>
+    </w:p>
+    <w:p>
+      <w:pPr>
+        <w:pStyle w:val="ListParagraph"/>
+        <w:numPr>
+          <w:ilvl w:val="2"/>
+          <w:numId w:val="75"/>
+        </w:numPr>
+        <w:rPr>
+          <w:i/>
+          <w:iCs/>
+          <w:sz w:val="20"/>
+          <w:szCs w:val="20"/>
+          <w:lang w:val="en-BE"/>
+        </w:rPr>
+      </w:pPr>
+      <w:r>
+        <w:rPr>
+          <w:i/>
+          <w:iCs/>
+          <w:sz w:val="20"/>
+          <w:szCs w:val="20"/>
+          <w:lang w:val="en-BE"/>
+        </w:rPr>
+        <w:t>56k ohm pull-up: Default USB current (500mA USB 2.0, 900mA USB 3.0)</w:t>
+      </w:r>
+    </w:p>
+    <w:p>
+      <w:pPr>
+        <w:pStyle w:val="ListParagraph"/>
+        <w:numPr>
+          <w:ilvl w:val="2"/>
+          <w:numId w:val="75"/>
+        </w:numPr>
+        <w:rPr>
+          <w:i/>
+          <w:iCs/>
+          <w:sz w:val="20"/>
+          <w:szCs w:val="20"/>
+          <w:lang w:val="en-BE"/>
+        </w:rPr>
+      </w:pPr>
+      <w:r>
+        <w:rPr>
+          <w:i/>
+          <w:iCs/>
+          <w:sz w:val="20"/>
+          <w:szCs w:val="20"/>
+          <w:lang w:val="en-BE"/>
+        </w:rPr>
+        <w:t>22k ohm pull-up: 1.5A at 5V</w:t>
+      </w:r>
+    </w:p>
+    <w:p>
+      <w:pPr>
+        <w:pStyle w:val="ListParagraph"/>
+        <w:numPr>
+          <w:ilvl w:val="2"/>
+          <w:numId w:val="75"/>
+        </w:numPr>
+        <w:rPr>
+          <w:i/>
+          <w:iCs/>
+          <w:sz w:val="20"/>
+          <w:szCs w:val="20"/>
+          <w:lang w:val="en-BE"/>
+        </w:rPr>
+      </w:pPr>
+      <w:r>
+        <w:rPr>
+          <w:i/>
+          <w:iCs/>
+          <w:sz w:val="20"/>
+          <w:szCs w:val="20"/>
+          <w:lang w:val="en-BE"/>
+        </w:rPr>
+        <w:t>10k ohm pull-up: 3A at 5V</w:t>
+      </w:r>
+    </w:p>
+    <w:p>
+      <w:pPr>
+        <w:pStyle w:val="ListParagraph"/>
+        <w:ind w:left="2160"/>
+        <w:rPr>
+          <w:i/>
+          <w:iCs/>
+          <w:sz w:val="20"/>
+          <w:szCs w:val="20"/>
+          <w:lang w:val="en-BE"/>
+        </w:rPr>
+      </w:pPr>
+      <w:r>
+        <w:rPr>
+          <w:i/>
+          <w:iCs/>
+          <w:sz w:val="20"/>
+          <w:szCs w:val="20"/>
+          <w:lang w:val="en-BE"/>
+        </w:rPr>
+        <w:t>For device that draws 5V 1.5A without PD:</w:t>
+      </w:r>
+    </w:p>
+    <w:p>
+      <w:pPr>
+        <w:pStyle w:val="ListParagraph"/>
+        <w:ind w:left="2160" w:firstLine="672"/>
+        <w:rPr>
+          <w:i/>
+          <w:iCs/>
+          <w:sz w:val="20"/>
+          <w:szCs w:val="20"/>
+          <w:lang w:val="en-BE"/>
+        </w:rPr>
+      </w:pPr>
+      <w:r>
+        <w:rPr>
+          <w:i/>
+          <w:iCs/>
+          <w:sz w:val="20"/>
+          <w:szCs w:val="20"/>
+          <w:lang w:val="en-BE"/>
+        </w:rPr>
+        <w:t>Place 5.1k ohm resistor from CC1 to GND</w:t>
+      </w:r>
+    </w:p>
+    <w:p>
+      <w:pPr>
+        <w:pStyle w:val="ListParagraph"/>
+        <w:ind w:left="2160" w:firstLine="672"/>
+        <w:rPr>
+          <w:i/>
+          <w:iCs/>
+          <w:sz w:val="20"/>
+          <w:szCs w:val="20"/>
+          <w:lang w:val="en-BE"/>
+        </w:rPr>
+      </w:pPr>
+      <w:r>
+        <w:rPr>
+          <w:i/>
+          <w:iCs/>
+          <w:sz w:val="20"/>
+          <w:szCs w:val="20"/>
+          <w:lang w:val="en-BE"/>
+        </w:rPr>
+        <w:t>Place 5.1k ohm resistor from CC2 to GND</w:t>
+      </w:r>
+    </w:p>
+    <w:p>
+      <w:pPr>
+        <w:pStyle w:val="ListParagraph"/>
+        <w:ind w:left="2160" w:firstLine="672"/>
+        <w:rPr>
+          <w:i/>
+          <w:iCs/>
+          <w:sz w:val="20"/>
+          <w:szCs w:val="20"/>
+          <w:lang w:val="en-BE"/>
+        </w:rPr>
+      </w:pPr>
+      <w:r>
+        <w:rPr>
+          <w:i/>
+          <w:iCs/>
+          <w:sz w:val="20"/>
+          <w:szCs w:val="20"/>
+          <w:lang w:val="en-BE"/>
+        </w:rPr>
+        <w:t>These resistors tell the charger:</w:t>
+      </w:r>
+    </w:p>
+    <w:p>
+      <w:pPr>
+        <w:pStyle w:val="ListParagraph"/>
+        <w:ind w:left="2160" w:firstLine="672"/>
+        <w:rPr>
+          <w:i/>
+          <w:iCs/>
+          <w:sz w:val="20"/>
+          <w:szCs w:val="20"/>
+          <w:lang w:val="en-BE"/>
+        </w:rPr>
+      </w:pPr>
+      <w:r>
+        <w:rPr>
+          <w:i/>
+          <w:iCs/>
+          <w:sz w:val="20"/>
+          <w:szCs w:val="20"/>
+          <w:lang w:val="en-BE"/>
+        </w:rPr>
+        <w:t>"I am a USB-C device, provide appropriate current"</w:t>
+      </w:r>
+    </w:p>
+    <w:p>
+      <w:pPr>
+        <w:pStyle w:val="ListParagraph"/>
+        <w:ind w:left="2160" w:firstLine="672"/>
+        <w:rPr>
+          <w:i/>
+          <w:iCs/>
+          <w:sz w:val="20"/>
+          <w:szCs w:val="20"/>
+          <w:lang w:val="en-BE"/>
+        </w:rPr>
+      </w:pPr>
+      <w:r>
+        <w:rPr>
+          <w:i/>
+          <w:iCs/>
+          <w:sz w:val="20"/>
+          <w:szCs w:val="20"/>
+          <w:lang w:val="en-BE"/>
+        </w:rPr>
+        <w:t>A PD charger will detect 5.1k (sink) and provide 5V</w:t>
+      </w:r>
+    </w:p>
+    <w:p>
+      <w:pPr>
+        <w:pStyle w:val="ListParagraph"/>
+        <w:numPr>
+          <w:ilvl w:val="0"/>
+          <w:numId w:val="66"/>
+        </w:numPr>
+        <w:rPr>
+          <w:lang w:val="en-US"/>
+        </w:rPr>
+      </w:pPr>
+      <w:hyperlink r:id="rId118" w:history="1">
+        <w:r>
+          <w:rPr>
+            <w:rStyle w:val="Hyperlink"/>
+            <w:lang w:val="en-US"/>
+          </w:rPr>
+          <w:t>LTC4066</w:t>
+        </w:r>
+      </w:hyperlink>
+    </w:p>
+    <w:p>
+      <w:pPr>
+        <w:pStyle w:val="ListParagraph"/>
+        <w:numPr>
+          <w:ilvl w:val="1"/>
+          <w:numId w:val="66"/>
+        </w:numPr>
+        <w:rPr>
+          <w:lang w:val="en-US"/>
+        </w:rPr>
+      </w:pPr>
+      <w:r>
+        <w:rPr>
+          <w:lang w:val="en-US"/>
+        </w:rPr>
+        <w:t>Seamless Transition Between Input Power Sources:</w:t>
+      </w:r>
+      <w:r>
+        <w:rPr>
+          <w:lang w:val="en-US"/>
+        </w:rPr>
+        <w:t xml:space="preserve"> </w:t>
+      </w:r>
+      <w:r>
+        <w:rPr>
+          <w:lang w:val="en-US"/>
+        </w:rPr>
+        <w:t>Li-Ion Battery, USB and 5V Wall Adapte</w:t>
+      </w:r>
+      <w:r>
+        <w:rPr>
+          <w:lang w:val="en-US"/>
+        </w:rPr>
+        <w:t>r</w:t>
+      </w:r>
+    </w:p>
+    <w:p>
+      <w:pPr>
+        <w:pStyle w:val="ListParagraph"/>
+        <w:numPr>
+          <w:ilvl w:val="1"/>
+          <w:numId w:val="66"/>
+        </w:numPr>
+        <w:rPr>
+          <w:lang w:val="en-US"/>
+        </w:rPr>
+      </w:pPr>
+      <w:r>
+        <w:rPr>
+          <w:lang w:val="en-US"/>
+        </w:rPr>
+        <w:t>100mA / 500mA / oneindig</w:t>
+      </w:r>
+    </w:p>
+    <w:p>
+      <w:pPr>
+        <w:pStyle w:val="ListParagraph"/>
+        <w:numPr>
+          <w:ilvl w:val="0"/>
+          <w:numId w:val="66"/>
+        </w:numPr>
+        <w:rPr>
+          <w:lang w:val="en-US"/>
+        </w:rPr>
+      </w:pPr>
+      <w:hyperlink r:id="rId119" w:history="1">
+        <w:r>
+          <w:rPr>
+            <w:rStyle w:val="Hyperlink"/>
+            <w:lang w:val="en-US"/>
+          </w:rPr>
+          <w:t>STw4102</w:t>
+        </w:r>
+      </w:hyperlink>
+    </w:p>
+    <w:p>
+      <w:pPr>
+        <w:pStyle w:val="ListParagraph"/>
+        <w:numPr>
+          <w:ilvl w:val="1"/>
+          <w:numId w:val="66"/>
+        </w:numPr>
+        <w:rPr>
+          <w:lang w:val="en-US"/>
+        </w:rPr>
+      </w:pPr>
+      <w:r>
+        <w:rPr>
+          <w:lang w:val="en-US"/>
+        </w:rPr>
+        <w:t>Dual USB/wall adapter Li-ion battery charger with gas gauge</w:t>
+      </w:r>
+    </w:p>
+    <w:p>
+      <w:pPr>
+        <w:pStyle w:val="ListParagraph"/>
+        <w:numPr>
+          <w:ilvl w:val="1"/>
+          <w:numId w:val="66"/>
+        </w:numPr>
+        <w:rPr>
+          <w:lang w:val="en-US"/>
+        </w:rPr>
+      </w:pPr>
+      <w:r>
+        <w:rPr>
+          <w:lang w:val="en-US"/>
+        </w:rPr>
+        <w:t>Fast charge current control up to 1 A for wall</w:t>
+      </w:r>
+      <w:r>
+        <w:rPr>
+          <w:lang w:val="en-US"/>
+        </w:rPr>
+        <w:t xml:space="preserve"> </w:t>
+      </w:r>
+      <w:r>
+        <w:rPr>
+          <w:lang w:val="en-US"/>
+        </w:rPr>
+        <w:t>adapter and up to 500 mA for USB</w:t>
+      </w:r>
+    </w:p>
+    <w:p>
+      <w:pPr>
+        <w:pStyle w:val="ListParagraph"/>
+        <w:numPr>
+          <w:ilvl w:val="1"/>
+          <w:numId w:val="66"/>
+        </w:numPr>
+        <w:rPr>
+          <w:lang w:val="en-US"/>
+        </w:rPr>
+      </w:pPr>
+      <w:r>
+        <w:rPr>
+          <w:lang w:val="en-US"/>
+        </w:rPr>
+        <w:t>Support for currents higher than 1 A using</w:t>
+      </w:r>
+      <w:r>
+        <w:rPr>
+          <w:lang w:val="en-US"/>
+        </w:rPr>
+        <w:t xml:space="preserve"> </w:t>
+      </w:r>
+      <w:r>
+        <w:rPr>
+          <w:lang w:val="en-US"/>
+        </w:rPr>
+        <w:t>external components</w:t>
+      </w:r>
+    </w:p>
+    <w:p>
+      <w:pPr>
+        <w:pStyle w:val="ListParagraph"/>
+        <w:numPr>
+          <w:ilvl w:val="1"/>
+          <w:numId w:val="66"/>
+        </w:numPr>
+        <w:rPr>
+          <w:lang w:val="en-US"/>
+        </w:rPr>
+      </w:pPr>
+      <w:r>
+        <w:rPr>
+          <w:lang w:val="en-US"/>
+        </w:rPr>
+        <w:t>Battery voltage monitor with 7-12 bit AD</w:t>
+      </w:r>
+      <w:r>
+        <w:rPr>
+          <w:lang w:val="en-US"/>
+        </w:rPr>
+        <w:t xml:space="preserve"> </w:t>
+      </w:r>
+      <w:r>
+        <w:rPr>
+          <w:lang w:val="en-US"/>
+        </w:rPr>
+        <w:t>converter</w:t>
+      </w:r>
+    </w:p>
+    <w:p>
+      <w:pPr>
+        <w:pStyle w:val="ListParagraph"/>
+        <w:numPr>
+          <w:ilvl w:val="1"/>
+          <w:numId w:val="66"/>
+        </w:numPr>
+        <w:rPr>
+          <w:lang w:val="en-US"/>
+        </w:rPr>
+      </w:pPr>
+      <w:r>
+        <w:rPr>
+          <w:lang w:val="en-US"/>
+        </w:rPr>
+        <w:t>I²C</w:t>
+      </w:r>
+      <w:r>
+        <w:rPr>
+          <w:lang w:val="en-US"/>
+        </w:rPr>
+        <w:t xml:space="preserve"> interface for device monitoring and contro</w:t>
+      </w:r>
+      <w:r>
+        <w:rPr>
+          <w:lang w:val="en-US"/>
+        </w:rPr>
+        <w:t>l</w:t>
+      </w:r>
+    </w:p>
+    <w:p>
+      <w:pPr>
+        <w:pStyle w:val="ListParagraph"/>
+        <w:numPr>
+          <w:ilvl w:val="1"/>
+          <w:numId w:val="66"/>
+        </w:numPr>
+        <w:rPr>
+          <w:lang w:val="en-US"/>
+        </w:rPr>
+      </w:pPr>
+      <w:r>
+        <w:rPr>
+          <w:lang w:val="en-US"/>
+        </w:rPr>
+        <w:t>Charge status &amp; power detection output</w:t>
+      </w:r>
+    </w:p>
+    <w:p>
+      <w:pPr>
+        <w:spacing w:after="160"/>
+        <w:rPr>
+          <w:lang w:val="en-US"/>
+        </w:rPr>
+      </w:pPr>
+      <w:r>
+        <w:rPr>
+          <w:lang w:val="en-US"/>
+        </w:rPr>
+        <w:br w:type="page"/>
+      </w:r>
+    </w:p>
+    <w:p>
+      <w:pPr>
+        <w:pStyle w:val="ListParagraph"/>
+        <w:numPr>
+          <w:ilvl w:val="0"/>
+          <w:numId w:val="66"/>
+        </w:numPr>
+        <w:rPr>
+          <w:lang w:val="en-US"/>
+        </w:rPr>
+      </w:pPr>
+      <w:hyperlink r:id="rId120" w:history="1">
+        <w:r>
+          <w:rPr>
+            <w:rStyle w:val="Hyperlink"/>
+            <w:lang w:val="en-US"/>
+          </w:rPr>
+          <w:t>MAX77751</w:t>
+        </w:r>
+      </w:hyperlink>
+    </w:p>
+    <w:p>
+      <w:pPr>
+        <w:pStyle w:val="ListParagraph"/>
+        <w:numPr>
+          <w:ilvl w:val="1"/>
+          <w:numId w:val="66"/>
+        </w:numPr>
+        <w:rPr>
+          <w:lang w:val="en-US"/>
+        </w:rPr>
+      </w:pPr>
+      <w:r>
+        <w:rPr>
+          <w:lang w:val="en-US"/>
+        </w:rPr>
+        <w:t>Integrated USB Detection</w:t>
+      </w:r>
+    </w:p>
+    <w:p>
+      <w:pPr>
+        <w:pStyle w:val="ListParagraph"/>
+        <w:numPr>
+          <w:ilvl w:val="2"/>
+          <w:numId w:val="66"/>
+        </w:numPr>
+        <w:rPr>
+          <w:lang w:val="en-US"/>
+        </w:rPr>
+      </w:pPr>
+      <w:r>
+        <w:rPr>
+          <w:lang w:val="en-US"/>
+        </w:rPr>
+        <w:t>• CC Detection for USB Type-C</w:t>
+      </w:r>
+    </w:p>
+    <w:p>
+      <w:pPr>
+        <w:pStyle w:val="ListParagraph"/>
+        <w:numPr>
+          <w:ilvl w:val="2"/>
+          <w:numId w:val="66"/>
+        </w:numPr>
+        <w:rPr>
+          <w:lang w:val="en-US"/>
+        </w:rPr>
+      </w:pPr>
+      <w:r>
+        <w:rPr>
+          <w:lang w:val="en-US"/>
+        </w:rPr>
+        <w:t>• BC1.2 Detection for Legacy SDP, DCP, and CDP</w:t>
+      </w:r>
+    </w:p>
+    <w:p>
+      <w:pPr>
+        <w:pStyle w:val="ListParagraph"/>
+        <w:numPr>
+          <w:ilvl w:val="2"/>
+          <w:numId w:val="66"/>
+        </w:numPr>
+        <w:rPr>
+          <w:lang w:val="en-US"/>
+        </w:rPr>
+      </w:pPr>
+      <w:r>
+        <w:rPr>
+          <w:lang w:val="en-US"/>
+        </w:rPr>
+        <w:t>• Automatic Input Current Limit Configuration</w:t>
+      </w:r>
+    </w:p>
+    <w:p>
+      <w:pPr>
+        <w:pStyle w:val="ListParagraph"/>
+        <w:numPr>
+          <w:ilvl w:val="2"/>
+          <w:numId w:val="66"/>
+        </w:numPr>
+        <w:rPr>
+          <w:lang w:val="en-US"/>
+        </w:rPr>
+      </w:pPr>
+      <w:r>
+        <w:rPr>
+          <w:lang w:val="en-US"/>
+        </w:rPr>
+        <w:t>• Input Voltage Regulation with Adaptive Input</w:t>
+      </w:r>
+    </w:p>
+    <w:p>
+      <w:pPr>
+        <w:pStyle w:val="ListParagraph"/>
+        <w:numPr>
+          <w:ilvl w:val="2"/>
+          <w:numId w:val="66"/>
+        </w:numPr>
+        <w:rPr>
+          <w:lang w:val="en-US"/>
+        </w:rPr>
+      </w:pPr>
+      <w:r>
+        <w:rPr>
+          <w:lang w:val="en-US"/>
+        </w:rPr>
+        <w:t>Current Limit (AICL)</w:t>
+      </w:r>
+    </w:p>
+    <w:p>
+      <w:pPr>
+        <w:pStyle w:val="ListParagraph"/>
+        <w:numPr>
+          <w:ilvl w:val="1"/>
+          <w:numId w:val="66"/>
+        </w:numPr>
+        <w:rPr>
+          <w:lang w:val="en-US"/>
+        </w:rPr>
+      </w:pPr>
+      <w:r>
+        <w:rPr>
+          <w:lang w:val="en-US"/>
+        </w:rPr>
+        <w:t>3.15A Maximum Charging Current</w:t>
+      </w:r>
+    </w:p>
+    <w:p>
+      <w:pPr>
+        <w:pStyle w:val="ListParagraph"/>
+        <w:ind w:left="1440"/>
+        <w:rPr>
+          <w:lang w:val="en-US"/>
+        </w:rPr>
+      </w:pPr>
+      <w:r>
+        <w:rPr>
+          <w:lang w:val="en-US"/>
+        </w:rPr>
+        <w:drawing>
+          <wp:inline distT="0" distB="0" distL="0" distR="0" wp14:anchorId="588F96B9" wp14:editId="5A8ACD7C">
+            <wp:extent cx="3288952" cy="2527300"/>
+            <wp:effectExtent l="0" t="0" r="6985" b="6350"/>
+            <wp:docPr id="734213819" name="Picture 1"/>
+            <wp:cNvGraphicFramePr>
+              <a:graphicFrameLocks xmlns:a="http://schemas.openxmlformats.org/drawingml/2006/main" noChangeAspect="1"/>
+            </wp:cNvGraphicFramePr>
+            <a:graphic xmlns:a="http://schemas.openxmlformats.org/drawingml/2006/main">
+              <a:graphicData uri="http://schemas.openxmlformats.org/drawingml/2006/picture">
+                <pic:pic xmlns:pic="http://schemas.openxmlformats.org/drawingml/2006/picture">
+                  <pic:nvPicPr>
+                    <pic:cNvPr id="734213819" name=""/>
+                    <pic:cNvPicPr/>
+                  </pic:nvPicPr>
+                  <pic:blipFill>
+                    <a:blip r:embed="rId121"/>
+                    <a:stretch>
+                      <a:fillRect/>
+                    </a:stretch>
+                  </pic:blipFill>
+                  <pic:spPr>
+                    <a:xfrm>
+                      <a:off x="0" y="0"/>
+                      <a:ext cx="3295166" cy="2532075"/>
+                    </a:xfrm>
+                    <a:prstGeom prst="rect">
+                      <a:avLst/>
+                    </a:prstGeom>
+                  </pic:spPr>
+                </pic:pic>
+              </a:graphicData>
+            </a:graphic>
+          </wp:inline>
+        </w:drawing>
+      </w:r>
+    </w:p>
+    <w:p>
+      <w:pPr>
+        <w:pStyle w:val="ListParagraph"/>
+        <w:ind w:left="1440"/>
+        <w:rPr>
+          <w:lang w:val="en-US"/>
+        </w:rPr>
+      </w:pPr>
+    </w:p>
+    <w:p>
+      <w:pPr>
+        <w:pStyle w:val="ListParagraph"/>
+        <w:numPr>
+          <w:ilvl w:val="1"/>
+          <w:numId w:val="66"/>
+        </w:numPr>
+      </w:pPr>
+      <w:r>
+        <w:t xml:space="preserve">### </w:t>
+      </w:r>
+      <w:r>
+        <w:t>Kan je de USB d</w:t>
+      </w:r>
+      <w:r>
+        <w:t>ata lijnen nog gebruiken voor STM32?</w:t>
+      </w:r>
+      <w:r>
+        <w:br/>
+      </w:r>
+    </w:p>
     <w:p>
       <w:pPr>
         <w:pStyle w:val="Heading1"/>
       </w:pPr>
-      <w:bookmarkStart w:id="45" w:name="_Toc223965571"/>
-      <w:r>
-        <w:t>SD-</w:t>
-      </w:r>
-      <w:proofErr w:type="spellStart"/>
-      <w:r>
-        <w:t>kaart</w:t>
-      </w:r>
-      <w:bookmarkEnd w:id="45"/>
-      <w:proofErr w:type="spellEnd"/>
+      <w:bookmarkStart w:id="47" w:name="_Toc223965573"/>
+      <w:r>
+        <w:t>Motor/solenoide</w:t>
+      </w:r>
+      <w:bookmarkEnd w:id="47"/>
     </w:p>
     <w:p>
       <w:pPr>
@@ -15051,18 +15885,11 @@
       <w:pPr>
         <w:pStyle w:val="Heading1"/>
       </w:pPr>
-      <w:bookmarkStart w:id="46" w:name="_Toc223965572"/>
-      <w:r>
-        <w:t>Battery management system</w:t>
-      </w:r>
-      <w:bookmarkEnd w:id="46"/>
-    </w:p>
-    <w:p>
-      <w:pPr>
-        <w:rPr>
-          <w:lang w:val="en-US"/>
-        </w:rPr>
-      </w:pPr>
+      <w:bookmarkStart w:id="48" w:name="_Toc223965574"/>
+      <w:r>
+        <w:t>Samenvatting keuzes</w:t>
+      </w:r>
+      <w:bookmarkEnd w:id="48"/>
     </w:p>
     <w:p>
       <w:pPr>
@@ -15075,40 +15902,6 @@
       <w:pPr>
         <w:pStyle w:val="Heading1"/>
       </w:pPr>
-      <w:bookmarkStart w:id="47" w:name="_Toc223965573"/>
-      <w:r>
-        <w:t>Motor/solenoide</w:t>
-      </w:r>
-      <w:bookmarkEnd w:id="47"/>
-    </w:p>
-    <w:p>
-      <w:pPr>
-        <w:rPr>
-          <w:lang w:val="en-US"/>
-        </w:rPr>
-      </w:pPr>
-    </w:p>
-    <w:p>
-      <w:pPr>
-        <w:pStyle w:val="Heading1"/>
-      </w:pPr>
-      <w:bookmarkStart w:id="48" w:name="_Toc223965574"/>
-      <w:r>
-        <w:t>Samenvatting keuzes</w:t>
-      </w:r>
-      <w:bookmarkEnd w:id="48"/>
-    </w:p>
-    <w:p>
-      <w:pPr>
-        <w:rPr>
-          <w:lang w:val="en-US"/>
-        </w:rPr>
-      </w:pPr>
-    </w:p>
-    <w:p>
-      <w:pPr>
-        <w:pStyle w:val="Heading1"/>
-      </w:pPr>
       <w:bookmarkStart w:id="49" w:name="_Toc223965575"/>
       <w:r>
         <w:t>BOM</w:t>
@@ -15130,7 +15923,7 @@
       </w:pPr>
     </w:p>
     <w:sectPr>
-      <w:headerReference w:type="default" r:id="rId110"/>
+      <w:headerReference w:type="default" r:id="rId122"/>
       <w:type w:val="continuous"/>
       <w:pgSz w:w="11906" w:h="16838"/>
       <w:pgMar w:top="1417" w:right="1417" w:bottom="1417" w:left="1417" w:header="708" w:footer="708" w:gutter="0"/>
@@ -15230,22 +16023,15 @@
     <w:pPr>
       <w:pStyle w:val="Header"/>
     </w:pPr>
-    <w:proofErr w:type="spellStart"/>
     <w:r>
       <w:t>Bikera</w:t>
     </w:r>
-    <w:proofErr w:type="spellEnd"/>
     <w:r>
-      <w:t xml:space="preserve"> fietsslot </w:t>
-    </w:r>
-    <w:proofErr w:type="gramStart"/>
-    <w:r>
-      <w:t>PCB c</w:t>
+      <w:t xml:space="preserve"> fietsslot PCB c</w:t>
     </w:r>
     <w:r>
       <w:t>omponenten</w:t>
     </w:r>
-    <w:proofErr w:type="gramEnd"/>
     <w:r>
       <w:tab/>
     </w:r>
@@ -15265,22 +16051,12 @@
     <w:pPr>
       <w:pStyle w:val="Header"/>
     </w:pPr>
-    <w:proofErr w:type="spellStart"/>
     <w:r>
-      <w:t>Bikera</w:t>
-    </w:r>
-    <w:proofErr w:type="spellEnd"/>
-    <w:r>
-      <w:t xml:space="preserve"> fietsslot </w:t>
-    </w:r>
-    <w:proofErr w:type="gramStart"/>
-    <w:r>
-      <w:t>PCB c</w:t>
+      <w:t>Bikera fietsslot PCB c</w:t>
     </w:r>
     <w:r>
       <w:t>omponenten</w:t>
     </w:r>
-    <w:proofErr w:type="gramEnd"/>
     <w:r>
       <w:tab/>
     </w:r>
@@ -15300,33 +16076,21 @@
     <w:pPr>
       <w:pStyle w:val="Header"/>
     </w:pPr>
-    <w:proofErr w:type="spellStart"/>
     <w:r>
-      <w:t>Bikera</w:t>
-    </w:r>
-    <w:proofErr w:type="spellEnd"/>
-    <w:r>
-      <w:t xml:space="preserve"> fietsslot </w:t>
-    </w:r>
-    <w:proofErr w:type="gramStart"/>
-    <w:r>
-      <w:t>PCB c</w:t>
+      <w:t>Bikera fietsslot PCB c</w:t>
     </w:r>
     <w:r>
       <w:t>omponenten</w:t>
     </w:r>
-    <w:proofErr w:type="gramEnd"/>
     <w:r>
       <w:tab/>
     </w:r>
     <w:r>
       <w:tab/>
     </w:r>
-    <w:proofErr w:type="spellStart"/>
     <w:r>
       <w:t>LoRa</w:t>
     </w:r>
-    <w:proofErr w:type="spellEnd"/>
   </w:p>
 </w:hdr>
 </file>
@@ -15337,22 +16101,12 @@
     <w:pPr>
       <w:pStyle w:val="Header"/>
     </w:pPr>
-    <w:proofErr w:type="spellStart"/>
     <w:r>
-      <w:t>Bikera</w:t>
-    </w:r>
-    <w:proofErr w:type="spellEnd"/>
-    <w:r>
-      <w:t xml:space="preserve"> fietsslot </w:t>
-    </w:r>
-    <w:proofErr w:type="gramStart"/>
-    <w:r>
-      <w:t>PCB c</w:t>
+      <w:t>Bikera fietsslot PCB c</w:t>
     </w:r>
     <w:r>
       <w:t>omponenten</w:t>
     </w:r>
-    <w:proofErr w:type="gramEnd"/>
     <w:r>
       <w:tab/>
     </w:r>
@@ -15372,33 +16126,21 @@
     <w:pPr>
       <w:pStyle w:val="Header"/>
     </w:pPr>
-    <w:proofErr w:type="spellStart"/>
     <w:r>
-      <w:t>Bikera</w:t>
-    </w:r>
-    <w:proofErr w:type="spellEnd"/>
-    <w:r>
-      <w:t xml:space="preserve"> fietsslot </w:t>
-    </w:r>
-    <w:proofErr w:type="gramStart"/>
-    <w:r>
-      <w:t>PCB c</w:t>
+      <w:t>Bikera fietsslot PCB c</w:t>
     </w:r>
     <w:r>
       <w:t>omponenten</w:t>
     </w:r>
-    <w:proofErr w:type="gramEnd"/>
     <w:r>
       <w:tab/>
     </w:r>
     <w:r>
       <w:tab/>
     </w:r>
-    <w:proofErr w:type="gramStart"/>
     <w:r>
       <w:t>ECC chip</w:t>
     </w:r>
-    <w:proofErr w:type="gramEnd"/>
   </w:p>
 </w:hdr>
 </file>
@@ -19248,6 +19990,155 @@
     </w:lvl>
   </w:abstractNum>
   <w:abstractNum w:abstractNumId="34" w15:restartNumberingAfterBreak="0">
+    <w:nsid w:val="2F324539"/>
+    <w:multiLevelType w:val="multilevel"/>
+    <w:tmpl w:val="C52474A6"/>
+    <w:lvl w:ilvl="0">
+      <w:start w:val="1"/>
+      <w:numFmt w:val="bullet"/>
+      <w:lvlText w:val=""/>
+      <w:lvlJc w:val="left"/>
+      <w:pPr>
+        <w:tabs>
+          <w:tab w:val="num" w:pos="720"/>
+        </w:tabs>
+        <w:ind w:left="720" w:hanging="360"/>
+      </w:pPr>
+      <w:rPr>
+        <w:rFonts w:ascii="Symbol" w:hAnsi="Symbol" w:hint="default"/>
+        <w:sz w:val="20"/>
+      </w:rPr>
+    </w:lvl>
+    <w:lvl w:ilvl="1" w:tentative="1">
+      <w:start w:val="1"/>
+      <w:numFmt w:val="bullet"/>
+      <w:lvlText w:val="o"/>
+      <w:lvlJc w:val="left"/>
+      <w:pPr>
+        <w:tabs>
+          <w:tab w:val="num" w:pos="1440"/>
+        </w:tabs>
+        <w:ind w:left="1440" w:hanging="360"/>
+      </w:pPr>
+      <w:rPr>
+        <w:rFonts w:ascii="Courier New" w:hAnsi="Courier New" w:hint="default"/>
+        <w:sz w:val="20"/>
+      </w:rPr>
+    </w:lvl>
+    <w:lvl w:ilvl="2" w:tentative="1">
+      <w:start w:val="1"/>
+      <w:numFmt w:val="bullet"/>
+      <w:lvlText w:val=""/>
+      <w:lvlJc w:val="left"/>
+      <w:pPr>
+        <w:tabs>
+          <w:tab w:val="num" w:pos="2160"/>
+        </w:tabs>
+        <w:ind w:left="2160" w:hanging="360"/>
+      </w:pPr>
+      <w:rPr>
+        <w:rFonts w:ascii="Wingdings" w:hAnsi="Wingdings" w:hint="default"/>
+        <w:sz w:val="20"/>
+      </w:rPr>
+    </w:lvl>
+    <w:lvl w:ilvl="3" w:tentative="1">
+      <w:start w:val="1"/>
+      <w:numFmt w:val="bullet"/>
+      <w:lvlText w:val=""/>
+      <w:lvlJc w:val="left"/>
+      <w:pPr>
+        <w:tabs>
+          <w:tab w:val="num" w:pos="2880"/>
+        </w:tabs>
+        <w:ind w:left="2880" w:hanging="360"/>
+      </w:pPr>
+      <w:rPr>
+        <w:rFonts w:ascii="Wingdings" w:hAnsi="Wingdings" w:hint="default"/>
+        <w:sz w:val="20"/>
+      </w:rPr>
+    </w:lvl>
+    <w:lvl w:ilvl="4" w:tentative="1">
+      <w:start w:val="1"/>
+      <w:numFmt w:val="bullet"/>
+      <w:lvlText w:val=""/>
+      <w:lvlJc w:val="left"/>
+      <w:pPr>
+        <w:tabs>
+          <w:tab w:val="num" w:pos="3600"/>
+        </w:tabs>
+        <w:ind w:left="3600" w:hanging="360"/>
+      </w:pPr>
+      <w:rPr>
+        <w:rFonts w:ascii="Wingdings" w:hAnsi="Wingdings" w:hint="default"/>
+        <w:sz w:val="20"/>
+      </w:rPr>
+    </w:lvl>
+    <w:lvl w:ilvl="5" w:tentative="1">
+      <w:start w:val="1"/>
+      <w:numFmt w:val="bullet"/>
+      <w:lvlText w:val=""/>
+      <w:lvlJc w:val="left"/>
+      <w:pPr>
+        <w:tabs>
+          <w:tab w:val="num" w:pos="4320"/>
+        </w:tabs>
+        <w:ind w:left="4320" w:hanging="360"/>
+      </w:pPr>
+      <w:rPr>
+        <w:rFonts w:ascii="Wingdings" w:hAnsi="Wingdings" w:hint="default"/>
+        <w:sz w:val="20"/>
+      </w:rPr>
+    </w:lvl>
+    <w:lvl w:ilvl="6" w:tentative="1">
+      <w:start w:val="1"/>
+      <w:numFmt w:val="bullet"/>
+      <w:lvlText w:val=""/>
+      <w:lvlJc w:val="left"/>
+      <w:pPr>
+        <w:tabs>
+          <w:tab w:val="num" w:pos="5040"/>
+        </w:tabs>
+        <w:ind w:left="5040" w:hanging="360"/>
+      </w:pPr>
+      <w:rPr>
+        <w:rFonts w:ascii="Wingdings" w:hAnsi="Wingdings" w:hint="default"/>
+        <w:sz w:val="20"/>
+      </w:rPr>
+    </w:lvl>
+    <w:lvl w:ilvl="7" w:tentative="1">
+      <w:start w:val="1"/>
+      <w:numFmt w:val="bullet"/>
+      <w:lvlText w:val=""/>
+      <w:lvlJc w:val="left"/>
+      <w:pPr>
+        <w:tabs>
+          <w:tab w:val="num" w:pos="5760"/>
+        </w:tabs>
+        <w:ind w:left="5760" w:hanging="360"/>
+      </w:pPr>
+      <w:rPr>
+        <w:rFonts w:ascii="Wingdings" w:hAnsi="Wingdings" w:hint="default"/>
+        <w:sz w:val="20"/>
+      </w:rPr>
+    </w:lvl>
+    <w:lvl w:ilvl="8" w:tentative="1">
+      <w:start w:val="1"/>
+      <w:numFmt w:val="bullet"/>
+      <w:lvlText w:val=""/>
+      <w:lvlJc w:val="left"/>
+      <w:pPr>
+        <w:tabs>
+          <w:tab w:val="num" w:pos="6480"/>
+        </w:tabs>
+        <w:ind w:left="6480" w:hanging="360"/>
+      </w:pPr>
+      <w:rPr>
+        <w:rFonts w:ascii="Wingdings" w:hAnsi="Wingdings" w:hint="default"/>
+        <w:sz w:val="20"/>
+      </w:rPr>
+    </w:lvl>
+  </w:abstractNum>
+  <w:abstractNum w:abstractNumId="35" w15:restartNumberingAfterBreak="0">
     <w:nsid w:val="32291833"/>
     <w:multiLevelType w:val="hybridMultilevel"/>
     <w:tmpl w:val="0FE4165C"/>
@@ -19360,7 +20251,7 @@
       </w:rPr>
     </w:lvl>
   </w:abstractNum>
-  <w:abstractNum w:abstractNumId="35" w15:restartNumberingAfterBreak="0">
+  <w:abstractNum w:abstractNumId="36" w15:restartNumberingAfterBreak="0">
     <w:nsid w:val="34253C89"/>
     <w:multiLevelType w:val="hybridMultilevel"/>
     <w:tmpl w:val="D77AE6C4"/>
@@ -19472,7 +20363,7 @@
       </w:rPr>
     </w:lvl>
   </w:abstractNum>
-  <w:abstractNum w:abstractNumId="36" w15:restartNumberingAfterBreak="0">
+  <w:abstractNum w:abstractNumId="37" w15:restartNumberingAfterBreak="0">
     <w:nsid w:val="34416F2C"/>
     <w:multiLevelType w:val="hybridMultilevel"/>
     <w:tmpl w:val="9B2A0ADC"/>
@@ -19585,7 +20476,7 @@
       </w:rPr>
     </w:lvl>
   </w:abstractNum>
-  <w:abstractNum w:abstractNumId="37" w15:restartNumberingAfterBreak="0">
+  <w:abstractNum w:abstractNumId="38" w15:restartNumberingAfterBreak="0">
     <w:nsid w:val="366C0D2B"/>
     <w:multiLevelType w:val="hybridMultilevel"/>
     <w:tmpl w:val="C6CE5D44"/>
@@ -19698,7 +20589,7 @@
       </w:rPr>
     </w:lvl>
   </w:abstractNum>
-  <w:abstractNum w:abstractNumId="38" w15:restartNumberingAfterBreak="0">
+  <w:abstractNum w:abstractNumId="39" w15:restartNumberingAfterBreak="0">
     <w:nsid w:val="3B637E71"/>
     <w:multiLevelType w:val="hybridMultilevel"/>
     <w:tmpl w:val="FE746B66"/>
@@ -19811,7 +20702,7 @@
       </w:rPr>
     </w:lvl>
   </w:abstractNum>
-  <w:abstractNum w:abstractNumId="39" w15:restartNumberingAfterBreak="0">
+  <w:abstractNum w:abstractNumId="40" w15:restartNumberingAfterBreak="0">
     <w:nsid w:val="3C3E5D87"/>
     <w:multiLevelType w:val="hybridMultilevel"/>
     <w:tmpl w:val="8C365678"/>
@@ -19924,7 +20815,7 @@
       </w:rPr>
     </w:lvl>
   </w:abstractNum>
-  <w:abstractNum w:abstractNumId="40" w15:restartNumberingAfterBreak="0">
+  <w:abstractNum w:abstractNumId="41" w15:restartNumberingAfterBreak="0">
     <w:nsid w:val="3CD1597C"/>
     <w:multiLevelType w:val="hybridMultilevel"/>
     <w:tmpl w:val="57061936"/>
@@ -20036,7 +20927,7 @@
       </w:rPr>
     </w:lvl>
   </w:abstractNum>
-  <w:abstractNum w:abstractNumId="41" w15:restartNumberingAfterBreak="0">
+  <w:abstractNum w:abstractNumId="42" w15:restartNumberingAfterBreak="0">
     <w:nsid w:val="4229574E"/>
     <w:multiLevelType w:val="hybridMultilevel"/>
     <w:tmpl w:val="1A2A300C"/>
@@ -20149,7 +21040,7 @@
       </w:rPr>
     </w:lvl>
   </w:abstractNum>
-  <w:abstractNum w:abstractNumId="42" w15:restartNumberingAfterBreak="0">
+  <w:abstractNum w:abstractNumId="43" w15:restartNumberingAfterBreak="0">
     <w:nsid w:val="4358512A"/>
     <w:multiLevelType w:val="hybridMultilevel"/>
     <w:tmpl w:val="03C88DAC"/>
@@ -20262,7 +21153,7 @@
       </w:rPr>
     </w:lvl>
   </w:abstractNum>
-  <w:abstractNum w:abstractNumId="43" w15:restartNumberingAfterBreak="0">
+  <w:abstractNum w:abstractNumId="44" w15:restartNumberingAfterBreak="0">
     <w:nsid w:val="450106E0"/>
     <w:multiLevelType w:val="hybridMultilevel"/>
     <w:tmpl w:val="ACACDACE"/>
@@ -20375,7 +21266,7 @@
       </w:rPr>
     </w:lvl>
   </w:abstractNum>
-  <w:abstractNum w:abstractNumId="44" w15:restartNumberingAfterBreak="0">
+  <w:abstractNum w:abstractNumId="45" w15:restartNumberingAfterBreak="0">
     <w:nsid w:val="48D84E1E"/>
     <w:multiLevelType w:val="hybridMultilevel"/>
     <w:tmpl w:val="4746B60E"/>
@@ -20488,7 +21379,7 @@
       </w:rPr>
     </w:lvl>
   </w:abstractNum>
-  <w:abstractNum w:abstractNumId="45" w15:restartNumberingAfterBreak="0">
+  <w:abstractNum w:abstractNumId="46" w15:restartNumberingAfterBreak="0">
     <w:nsid w:val="4BFF433C"/>
     <w:multiLevelType w:val="hybridMultilevel"/>
     <w:tmpl w:val="26363A30"/>
@@ -20601,7 +21492,7 @@
       </w:rPr>
     </w:lvl>
   </w:abstractNum>
-  <w:abstractNum w:abstractNumId="46" w15:restartNumberingAfterBreak="0">
+  <w:abstractNum w:abstractNumId="47" w15:restartNumberingAfterBreak="0">
     <w:nsid w:val="4E0716DC"/>
     <w:multiLevelType w:val="hybridMultilevel"/>
     <w:tmpl w:val="C40236D6"/>
@@ -20714,7 +21605,7 @@
       </w:rPr>
     </w:lvl>
   </w:abstractNum>
-  <w:abstractNum w:abstractNumId="47" w15:restartNumberingAfterBreak="0">
+  <w:abstractNum w:abstractNumId="48" w15:restartNumberingAfterBreak="0">
     <w:nsid w:val="504072F4"/>
     <w:multiLevelType w:val="hybridMultilevel"/>
     <w:tmpl w:val="7AA6AFAA"/>
@@ -20827,7 +21718,7 @@
       </w:rPr>
     </w:lvl>
   </w:abstractNum>
-  <w:abstractNum w:abstractNumId="48" w15:restartNumberingAfterBreak="0">
+  <w:abstractNum w:abstractNumId="49" w15:restartNumberingAfterBreak="0">
     <w:nsid w:val="510C7DAA"/>
     <w:multiLevelType w:val="hybridMultilevel"/>
     <w:tmpl w:val="7EFE5306"/>
@@ -20940,7 +21831,7 @@
       </w:rPr>
     </w:lvl>
   </w:abstractNum>
-  <w:abstractNum w:abstractNumId="49" w15:restartNumberingAfterBreak="0">
+  <w:abstractNum w:abstractNumId="50" w15:restartNumberingAfterBreak="0">
     <w:nsid w:val="51A02072"/>
     <w:multiLevelType w:val="hybridMultilevel"/>
     <w:tmpl w:val="1D9E8FB8"/>
@@ -21053,7 +21944,7 @@
       </w:rPr>
     </w:lvl>
   </w:abstractNum>
-  <w:abstractNum w:abstractNumId="50" w15:restartNumberingAfterBreak="0">
+  <w:abstractNum w:abstractNumId="51" w15:restartNumberingAfterBreak="0">
     <w:nsid w:val="523B68D4"/>
     <w:multiLevelType w:val="hybridMultilevel"/>
     <w:tmpl w:val="D4F8BA8E"/>
@@ -21166,7 +22057,7 @@
       </w:rPr>
     </w:lvl>
   </w:abstractNum>
-  <w:abstractNum w:abstractNumId="51" w15:restartNumberingAfterBreak="0">
+  <w:abstractNum w:abstractNumId="52" w15:restartNumberingAfterBreak="0">
     <w:nsid w:val="53151341"/>
     <w:multiLevelType w:val="hybridMultilevel"/>
     <w:tmpl w:val="88AEFA22"/>
@@ -21279,7 +22170,7 @@
       </w:rPr>
     </w:lvl>
   </w:abstractNum>
-  <w:abstractNum w:abstractNumId="52" w15:restartNumberingAfterBreak="0">
+  <w:abstractNum w:abstractNumId="53" w15:restartNumberingAfterBreak="0">
     <w:nsid w:val="540477FE"/>
     <w:multiLevelType w:val="hybridMultilevel"/>
     <w:tmpl w:val="5D284B20"/>
@@ -21391,7 +22282,7 @@
       </w:rPr>
     </w:lvl>
   </w:abstractNum>
-  <w:abstractNum w:abstractNumId="53" w15:restartNumberingAfterBreak="0">
+  <w:abstractNum w:abstractNumId="54" w15:restartNumberingAfterBreak="0">
     <w:nsid w:val="55753688"/>
     <w:multiLevelType w:val="hybridMultilevel"/>
     <w:tmpl w:val="7DD0FCDE"/>
@@ -21503,7 +22394,7 @@
       </w:rPr>
     </w:lvl>
   </w:abstractNum>
-  <w:abstractNum w:abstractNumId="54" w15:restartNumberingAfterBreak="0">
+  <w:abstractNum w:abstractNumId="55" w15:restartNumberingAfterBreak="0">
     <w:nsid w:val="557B2A58"/>
     <w:multiLevelType w:val="hybridMultilevel"/>
     <w:tmpl w:val="708C4562"/>
@@ -21616,7 +22507,7 @@
       </w:rPr>
     </w:lvl>
   </w:abstractNum>
-  <w:abstractNum w:abstractNumId="55" w15:restartNumberingAfterBreak="0">
+  <w:abstractNum w:abstractNumId="56" w15:restartNumberingAfterBreak="0">
     <w:nsid w:val="564E3E2A"/>
     <w:multiLevelType w:val="hybridMultilevel"/>
     <w:tmpl w:val="AD9259B4"/>
@@ -21729,7 +22620,7 @@
       </w:rPr>
     </w:lvl>
   </w:abstractNum>
-  <w:abstractNum w:abstractNumId="56" w15:restartNumberingAfterBreak="0">
+  <w:abstractNum w:abstractNumId="57" w15:restartNumberingAfterBreak="0">
     <w:nsid w:val="597513F1"/>
     <w:multiLevelType w:val="hybridMultilevel"/>
     <w:tmpl w:val="5372A88A"/>
@@ -21842,7 +22733,7 @@
       </w:rPr>
     </w:lvl>
   </w:abstractNum>
-  <w:abstractNum w:abstractNumId="57" w15:restartNumberingAfterBreak="0">
+  <w:abstractNum w:abstractNumId="58" w15:restartNumberingAfterBreak="0">
     <w:nsid w:val="5A7E5FD6"/>
     <w:multiLevelType w:val="hybridMultilevel"/>
     <w:tmpl w:val="CA2238D4"/>
@@ -21955,7 +22846,7 @@
       </w:rPr>
     </w:lvl>
   </w:abstractNum>
-  <w:abstractNum w:abstractNumId="58" w15:restartNumberingAfterBreak="0">
+  <w:abstractNum w:abstractNumId="59" w15:restartNumberingAfterBreak="0">
     <w:nsid w:val="5D7D5C8F"/>
     <w:multiLevelType w:val="hybridMultilevel"/>
     <w:tmpl w:val="4016FC48"/>
@@ -22068,7 +22959,7 @@
       </w:rPr>
     </w:lvl>
   </w:abstractNum>
-  <w:abstractNum w:abstractNumId="59" w15:restartNumberingAfterBreak="0">
+  <w:abstractNum w:abstractNumId="60" w15:restartNumberingAfterBreak="0">
     <w:nsid w:val="5E581D9F"/>
     <w:multiLevelType w:val="multilevel"/>
     <w:tmpl w:val="37CCDC1E"/>
@@ -22217,7 +23108,7 @@
       </w:rPr>
     </w:lvl>
   </w:abstractNum>
-  <w:abstractNum w:abstractNumId="60" w15:restartNumberingAfterBreak="0">
+  <w:abstractNum w:abstractNumId="61" w15:restartNumberingAfterBreak="0">
     <w:nsid w:val="5EF80A9E"/>
     <w:multiLevelType w:val="hybridMultilevel"/>
     <w:tmpl w:val="9AD8E2E8"/>
@@ -22330,7 +23221,7 @@
       </w:rPr>
     </w:lvl>
   </w:abstractNum>
-  <w:abstractNum w:abstractNumId="61" w15:restartNumberingAfterBreak="0">
+  <w:abstractNum w:abstractNumId="62" w15:restartNumberingAfterBreak="0">
     <w:nsid w:val="5FFB6413"/>
     <w:multiLevelType w:val="hybridMultilevel"/>
     <w:tmpl w:val="DCCACF38"/>
@@ -22443,7 +23334,7 @@
       </w:rPr>
     </w:lvl>
   </w:abstractNum>
-  <w:abstractNum w:abstractNumId="62" w15:restartNumberingAfterBreak="0">
+  <w:abstractNum w:abstractNumId="63" w15:restartNumberingAfterBreak="0">
     <w:nsid w:val="632E3488"/>
     <w:multiLevelType w:val="hybridMultilevel"/>
     <w:tmpl w:val="FB467338"/>
@@ -22556,7 +23447,7 @@
       </w:rPr>
     </w:lvl>
   </w:abstractNum>
-  <w:abstractNum w:abstractNumId="63" w15:restartNumberingAfterBreak="0">
+  <w:abstractNum w:abstractNumId="64" w15:restartNumberingAfterBreak="0">
     <w:nsid w:val="637D7A77"/>
     <w:multiLevelType w:val="hybridMultilevel"/>
     <w:tmpl w:val="0A1C4700"/>
@@ -22669,7 +23560,7 @@
       </w:rPr>
     </w:lvl>
   </w:abstractNum>
-  <w:abstractNum w:abstractNumId="64" w15:restartNumberingAfterBreak="0">
+  <w:abstractNum w:abstractNumId="65" w15:restartNumberingAfterBreak="0">
     <w:nsid w:val="644D3424"/>
     <w:multiLevelType w:val="hybridMultilevel"/>
     <w:tmpl w:val="29FC1E0A"/>
@@ -22782,7 +23673,7 @@
       </w:rPr>
     </w:lvl>
   </w:abstractNum>
-  <w:abstractNum w:abstractNumId="65" w15:restartNumberingAfterBreak="0">
+  <w:abstractNum w:abstractNumId="66" w15:restartNumberingAfterBreak="0">
     <w:nsid w:val="651F35E7"/>
     <w:multiLevelType w:val="hybridMultilevel"/>
     <w:tmpl w:val="BCDA6C58"/>
@@ -22895,7 +23786,7 @@
       </w:rPr>
     </w:lvl>
   </w:abstractNum>
-  <w:abstractNum w:abstractNumId="66" w15:restartNumberingAfterBreak="0">
+  <w:abstractNum w:abstractNumId="67" w15:restartNumberingAfterBreak="0">
     <w:nsid w:val="66521EBA"/>
     <w:multiLevelType w:val="hybridMultilevel"/>
     <w:tmpl w:val="F32C6FC8"/>
@@ -23008,7 +23899,7 @@
       </w:rPr>
     </w:lvl>
   </w:abstractNum>
-  <w:abstractNum w:abstractNumId="67" w15:restartNumberingAfterBreak="0">
+  <w:abstractNum w:abstractNumId="68" w15:restartNumberingAfterBreak="0">
     <w:nsid w:val="67056837"/>
     <w:multiLevelType w:val="hybridMultilevel"/>
     <w:tmpl w:val="91921294"/>
@@ -23121,7 +24012,7 @@
       </w:rPr>
     </w:lvl>
   </w:abstractNum>
-  <w:abstractNum w:abstractNumId="68" w15:restartNumberingAfterBreak="0">
+  <w:abstractNum w:abstractNumId="69" w15:restartNumberingAfterBreak="0">
     <w:nsid w:val="679349C3"/>
     <w:multiLevelType w:val="hybridMultilevel"/>
     <w:tmpl w:val="115A0B9E"/>
@@ -23234,7 +24125,7 @@
       </w:rPr>
     </w:lvl>
   </w:abstractNum>
-  <w:abstractNum w:abstractNumId="69" w15:restartNumberingAfterBreak="0">
+  <w:abstractNum w:abstractNumId="70" w15:restartNumberingAfterBreak="0">
     <w:nsid w:val="6E6A3A9B"/>
     <w:multiLevelType w:val="hybridMultilevel"/>
     <w:tmpl w:val="95D208A2"/>
@@ -23347,7 +24238,7 @@
       </w:rPr>
     </w:lvl>
   </w:abstractNum>
-  <w:abstractNum w:abstractNumId="70" w15:restartNumberingAfterBreak="0">
+  <w:abstractNum w:abstractNumId="71" w15:restartNumberingAfterBreak="0">
     <w:nsid w:val="6F4A2F3E"/>
     <w:multiLevelType w:val="hybridMultilevel"/>
     <w:tmpl w:val="1ACED72E"/>
@@ -23460,7 +24351,7 @@
       </w:rPr>
     </w:lvl>
   </w:abstractNum>
-  <w:abstractNum w:abstractNumId="71" w15:restartNumberingAfterBreak="0">
+  <w:abstractNum w:abstractNumId="72" w15:restartNumberingAfterBreak="0">
     <w:nsid w:val="71C90956"/>
     <w:multiLevelType w:val="hybridMultilevel"/>
     <w:tmpl w:val="DAD84AAC"/>
@@ -23572,7 +24463,7 @@
       </w:rPr>
     </w:lvl>
   </w:abstractNum>
-  <w:abstractNum w:abstractNumId="72" w15:restartNumberingAfterBreak="0">
+  <w:abstractNum w:abstractNumId="73" w15:restartNumberingAfterBreak="0">
     <w:nsid w:val="741A5DB8"/>
     <w:multiLevelType w:val="hybridMultilevel"/>
     <w:tmpl w:val="3BDE4022"/>
@@ -23685,7 +24576,7 @@
       </w:rPr>
     </w:lvl>
   </w:abstractNum>
-  <w:abstractNum w:abstractNumId="73" w15:restartNumberingAfterBreak="0">
+  <w:abstractNum w:abstractNumId="74" w15:restartNumberingAfterBreak="0">
     <w:nsid w:val="74C87631"/>
     <w:multiLevelType w:val="hybridMultilevel"/>
     <w:tmpl w:val="F7BCA7E2"/>
@@ -23798,7 +24689,7 @@
       </w:rPr>
     </w:lvl>
   </w:abstractNum>
-  <w:abstractNum w:abstractNumId="74" w15:restartNumberingAfterBreak="0">
+  <w:abstractNum w:abstractNumId="75" w15:restartNumberingAfterBreak="0">
     <w:nsid w:val="74D141A1"/>
     <w:multiLevelType w:val="hybridMultilevel"/>
     <w:tmpl w:val="F85469FE"/>
@@ -23911,7 +24802,7 @@
       </w:rPr>
     </w:lvl>
   </w:abstractNum>
-  <w:abstractNum w:abstractNumId="75" w15:restartNumberingAfterBreak="0">
+  <w:abstractNum w:abstractNumId="76" w15:restartNumberingAfterBreak="0">
     <w:nsid w:val="75E525F6"/>
     <w:multiLevelType w:val="hybridMultilevel"/>
     <w:tmpl w:val="F81282EA"/>
@@ -24024,7 +24915,7 @@
       </w:rPr>
     </w:lvl>
   </w:abstractNum>
-  <w:abstractNum w:abstractNumId="76" w15:restartNumberingAfterBreak="0">
+  <w:abstractNum w:abstractNumId="77" w15:restartNumberingAfterBreak="0">
     <w:nsid w:val="75F338E4"/>
     <w:multiLevelType w:val="hybridMultilevel"/>
     <w:tmpl w:val="84AAE260"/>
@@ -24137,7 +25028,7 @@
       </w:rPr>
     </w:lvl>
   </w:abstractNum>
-  <w:abstractNum w:abstractNumId="77" w15:restartNumberingAfterBreak="0">
+  <w:abstractNum w:abstractNumId="78" w15:restartNumberingAfterBreak="0">
     <w:nsid w:val="791851F9"/>
     <w:multiLevelType w:val="hybridMultilevel"/>
     <w:tmpl w:val="5DCE1C32"/>
@@ -24250,7 +25141,7 @@
       </w:rPr>
     </w:lvl>
   </w:abstractNum>
-  <w:abstractNum w:abstractNumId="78" w15:restartNumberingAfterBreak="0">
+  <w:abstractNum w:abstractNumId="79" w15:restartNumberingAfterBreak="0">
     <w:nsid w:val="7A444A60"/>
     <w:multiLevelType w:val="hybridMultilevel"/>
     <w:tmpl w:val="5DA2727C"/>
@@ -24363,7 +25254,7 @@
       </w:rPr>
     </w:lvl>
   </w:abstractNum>
-  <w:abstractNum w:abstractNumId="79" w15:restartNumberingAfterBreak="0">
+  <w:abstractNum w:abstractNumId="80" w15:restartNumberingAfterBreak="0">
     <w:nsid w:val="7B6356A5"/>
     <w:multiLevelType w:val="hybridMultilevel"/>
     <w:tmpl w:val="200260D6"/>
@@ -24476,7 +25367,7 @@
       </w:rPr>
     </w:lvl>
   </w:abstractNum>
-  <w:abstractNum w:abstractNumId="80" w15:restartNumberingAfterBreak="0">
+  <w:abstractNum w:abstractNumId="81" w15:restartNumberingAfterBreak="0">
     <w:nsid w:val="7D5C78F2"/>
     <w:multiLevelType w:val="hybridMultilevel"/>
     <w:tmpl w:val="1B829CD4"/>
@@ -24596,28 +25487,28 @@
     <w:abstractNumId w:val="1"/>
   </w:num>
   <w:num w:numId="3" w16cid:durableId="789128436">
-    <w:abstractNumId w:val="46"/>
+    <w:abstractNumId w:val="47"/>
   </w:num>
   <w:num w:numId="4" w16cid:durableId="1848787272">
-    <w:abstractNumId w:val="53"/>
+    <w:abstractNumId w:val="54"/>
   </w:num>
   <w:num w:numId="5" w16cid:durableId="356471441">
-    <w:abstractNumId w:val="35"/>
+    <w:abstractNumId w:val="36"/>
   </w:num>
   <w:num w:numId="6" w16cid:durableId="743836020">
-    <w:abstractNumId w:val="36"/>
+    <w:abstractNumId w:val="37"/>
   </w:num>
   <w:num w:numId="7" w16cid:durableId="674382978">
-    <w:abstractNumId w:val="51"/>
+    <w:abstractNumId w:val="52"/>
   </w:num>
   <w:num w:numId="8" w16cid:durableId="1714619866">
     <w:abstractNumId w:val="31"/>
   </w:num>
   <w:num w:numId="9" w16cid:durableId="2091583283">
-    <w:abstractNumId w:val="64"/>
+    <w:abstractNumId w:val="65"/>
   </w:num>
   <w:num w:numId="10" w16cid:durableId="717321902">
-    <w:abstractNumId w:val="41"/>
+    <w:abstractNumId w:val="42"/>
   </w:num>
   <w:num w:numId="11" w16cid:durableId="1163350528">
     <w:abstractNumId w:val="18"/>
@@ -24626,19 +25517,19 @@
     <w:abstractNumId w:val="11"/>
   </w:num>
   <w:num w:numId="13" w16cid:durableId="1150249162">
-    <w:abstractNumId w:val="63"/>
+    <w:abstractNumId w:val="64"/>
   </w:num>
   <w:num w:numId="14" w16cid:durableId="693072010">
-    <w:abstractNumId w:val="37"/>
+    <w:abstractNumId w:val="38"/>
   </w:num>
   <w:num w:numId="15" w16cid:durableId="349912257">
-    <w:abstractNumId w:val="70"/>
+    <w:abstractNumId w:val="71"/>
   </w:num>
   <w:num w:numId="16" w16cid:durableId="1681615006">
-    <w:abstractNumId w:val="50"/>
+    <w:abstractNumId w:val="51"/>
   </w:num>
   <w:num w:numId="17" w16cid:durableId="1941257141">
-    <w:abstractNumId w:val="44"/>
+    <w:abstractNumId w:val="45"/>
   </w:num>
   <w:num w:numId="18" w16cid:durableId="1130131433">
     <w:abstractNumId w:val="7"/>
@@ -24647,25 +25538,25 @@
     <w:abstractNumId w:val="5"/>
   </w:num>
   <w:num w:numId="20" w16cid:durableId="644089116">
-    <w:abstractNumId w:val="34"/>
+    <w:abstractNumId w:val="35"/>
   </w:num>
   <w:num w:numId="21" w16cid:durableId="100687704">
-    <w:abstractNumId w:val="79"/>
+    <w:abstractNumId w:val="80"/>
   </w:num>
   <w:num w:numId="22" w16cid:durableId="1046561978">
-    <w:abstractNumId w:val="58"/>
+    <w:abstractNumId w:val="59"/>
   </w:num>
   <w:num w:numId="23" w16cid:durableId="1998806147">
-    <w:abstractNumId w:val="47"/>
+    <w:abstractNumId w:val="48"/>
   </w:num>
   <w:num w:numId="24" w16cid:durableId="233591470">
     <w:abstractNumId w:val="28"/>
   </w:num>
   <w:num w:numId="25" w16cid:durableId="121195139">
-    <w:abstractNumId w:val="54"/>
+    <w:abstractNumId w:val="55"/>
   </w:num>
   <w:num w:numId="26" w16cid:durableId="1176307363">
-    <w:abstractNumId w:val="56"/>
+    <w:abstractNumId w:val="57"/>
   </w:num>
   <w:num w:numId="27" w16cid:durableId="1161505821">
     <w:abstractNumId w:val="15"/>
@@ -24674,22 +25565,22 @@
     <w:abstractNumId w:val="3"/>
   </w:num>
   <w:num w:numId="29" w16cid:durableId="1857763406">
-    <w:abstractNumId w:val="38"/>
+    <w:abstractNumId w:val="39"/>
   </w:num>
   <w:num w:numId="30" w16cid:durableId="653529482">
     <w:abstractNumId w:val="4"/>
   </w:num>
   <w:num w:numId="31" w16cid:durableId="1548105315">
-    <w:abstractNumId w:val="43"/>
+    <w:abstractNumId w:val="44"/>
   </w:num>
   <w:num w:numId="32" w16cid:durableId="880627598">
-    <w:abstractNumId w:val="49"/>
+    <w:abstractNumId w:val="50"/>
   </w:num>
   <w:num w:numId="33" w16cid:durableId="1852914999">
     <w:abstractNumId w:val="22"/>
   </w:num>
   <w:num w:numId="34" w16cid:durableId="1724712719">
-    <w:abstractNumId w:val="72"/>
+    <w:abstractNumId w:val="73"/>
   </w:num>
   <w:num w:numId="35" w16cid:durableId="2019887224">
     <w:abstractNumId w:val="27"/>
@@ -24698,10 +25589,10 @@
     <w:abstractNumId w:val="29"/>
   </w:num>
   <w:num w:numId="37" w16cid:durableId="2064450452">
-    <w:abstractNumId w:val="75"/>
+    <w:abstractNumId w:val="76"/>
   </w:num>
   <w:num w:numId="38" w16cid:durableId="988097607">
-    <w:abstractNumId w:val="67"/>
+    <w:abstractNumId w:val="68"/>
   </w:num>
   <w:num w:numId="39" w16cid:durableId="613251167">
     <w:abstractNumId w:val="24"/>
@@ -24713,7 +25604,7 @@
     <w:abstractNumId w:val="6"/>
   </w:num>
   <w:num w:numId="42" w16cid:durableId="1177385931">
-    <w:abstractNumId w:val="61"/>
+    <w:abstractNumId w:val="62"/>
   </w:num>
   <w:num w:numId="43" w16cid:durableId="1029523250">
     <w:abstractNumId w:val="12"/>
@@ -24776,22 +25667,22 @@
     </w:lvlOverride>
   </w:num>
   <w:num w:numId="45" w16cid:durableId="717558721">
-    <w:abstractNumId w:val="74"/>
+    <w:abstractNumId w:val="75"/>
   </w:num>
   <w:num w:numId="46" w16cid:durableId="141433691">
     <w:abstractNumId w:val="13"/>
   </w:num>
   <w:num w:numId="47" w16cid:durableId="1626233528">
-    <w:abstractNumId w:val="71"/>
+    <w:abstractNumId w:val="72"/>
   </w:num>
   <w:num w:numId="48" w16cid:durableId="1619022656">
-    <w:abstractNumId w:val="65"/>
+    <w:abstractNumId w:val="66"/>
   </w:num>
   <w:num w:numId="49" w16cid:durableId="936015151">
-    <w:abstractNumId w:val="45"/>
+    <w:abstractNumId w:val="46"/>
   </w:num>
   <w:num w:numId="50" w16cid:durableId="1175345243">
-    <w:abstractNumId w:val="68"/>
+    <w:abstractNumId w:val="69"/>
   </w:num>
   <w:num w:numId="51" w16cid:durableId="463892170">
     <w:abstractNumId w:val="20"/>
@@ -24803,7 +25694,7 @@
     <w:abstractNumId w:val="9"/>
   </w:num>
   <w:num w:numId="54" w16cid:durableId="2018653919">
-    <w:abstractNumId w:val="57"/>
+    <w:abstractNumId w:val="58"/>
   </w:num>
   <w:num w:numId="55" w16cid:durableId="413095000">
     <w:abstractNumId w:val="8"/>
@@ -24812,7 +25703,7 @@
     <w:abstractNumId w:val="17"/>
   </w:num>
   <w:num w:numId="57" w16cid:durableId="1355304957">
-    <w:abstractNumId w:val="66"/>
+    <w:abstractNumId w:val="67"/>
   </w:num>
   <w:num w:numId="58" w16cid:durableId="595209479">
     <w:abstractNumId w:val="30"/>
@@ -24821,7 +25712,7 @@
     <w:abstractNumId w:val="25"/>
   </w:num>
   <w:num w:numId="60" w16cid:durableId="1713535263">
-    <w:abstractNumId w:val="78"/>
+    <w:abstractNumId w:val="79"/>
   </w:num>
   <w:num w:numId="61" w16cid:durableId="180318862">
     <w:abstractNumId w:val="0"/>
@@ -24833,7 +25724,7 @@
     <w:abstractNumId w:val="33"/>
   </w:num>
   <w:num w:numId="64" w16cid:durableId="1479305054">
-    <w:abstractNumId w:val="55"/>
+    <w:abstractNumId w:val="56"/>
   </w:num>
   <w:num w:numId="65" w16cid:durableId="749737118">
     <w:abstractNumId w:val="21"/>
@@ -24842,19 +25733,19 @@
     <w:abstractNumId w:val="2"/>
   </w:num>
   <w:num w:numId="67" w16cid:durableId="1738938323">
-    <w:abstractNumId w:val="77"/>
+    <w:abstractNumId w:val="78"/>
   </w:num>
   <w:num w:numId="68" w16cid:durableId="1028868218">
-    <w:abstractNumId w:val="40"/>
+    <w:abstractNumId w:val="41"/>
   </w:num>
   <w:num w:numId="69" w16cid:durableId="18896586">
+    <w:abstractNumId w:val="61"/>
+  </w:num>
+  <w:num w:numId="70" w16cid:durableId="286011553">
     <w:abstractNumId w:val="60"/>
   </w:num>
-  <w:num w:numId="70" w16cid:durableId="286011553">
-    <w:abstractNumId w:val="59"/>
-  </w:num>
   <w:num w:numId="71" w16cid:durableId="1250040698">
-    <w:abstractNumId w:val="52"/>
+    <w:abstractNumId w:val="53"/>
   </w:num>
   <w:num w:numId="72" w16cid:durableId="1192066717">
     <w:abstractNumId w:val="23"/>
@@ -24863,34 +25754,37 @@
     <w:abstractNumId w:val="14"/>
   </w:num>
   <w:num w:numId="74" w16cid:durableId="1624772097">
-    <w:abstractNumId w:val="62"/>
+    <w:abstractNumId w:val="63"/>
   </w:num>
   <w:num w:numId="75" w16cid:durableId="518545594">
-    <w:abstractNumId w:val="80"/>
+    <w:abstractNumId w:val="81"/>
   </w:num>
   <w:num w:numId="76" w16cid:durableId="978650203">
-    <w:abstractNumId w:val="42"/>
+    <w:abstractNumId w:val="43"/>
   </w:num>
   <w:num w:numId="77" w16cid:durableId="1053889101">
-    <w:abstractNumId w:val="48"/>
+    <w:abstractNumId w:val="49"/>
   </w:num>
   <w:num w:numId="78" w16cid:durableId="1663389904">
-    <w:abstractNumId w:val="73"/>
+    <w:abstractNumId w:val="74"/>
   </w:num>
   <w:num w:numId="79" w16cid:durableId="809517631">
     <w:abstractNumId w:val="19"/>
   </w:num>
   <w:num w:numId="80" w16cid:durableId="1915697748">
-    <w:abstractNumId w:val="76"/>
+    <w:abstractNumId w:val="77"/>
   </w:num>
   <w:num w:numId="81" w16cid:durableId="1301419200">
     <w:abstractNumId w:val="32"/>
   </w:num>
   <w:num w:numId="82" w16cid:durableId="378941063">
-    <w:abstractNumId w:val="39"/>
+    <w:abstractNumId w:val="40"/>
   </w:num>
   <w:num w:numId="83" w16cid:durableId="26374723">
-    <w:abstractNumId w:val="69"/>
+    <w:abstractNumId w:val="70"/>
+  </w:num>
+  <w:num w:numId="84" w16cid:durableId="791830485">
+    <w:abstractNumId w:val="34"/>
   </w:num>
   <w:numIdMacAtCleanup w:val="62"/>
 </w:numbering>

--- a/Componenten.docx
+++ b/Componenten.docx
@@ -70,9 +70,11 @@
           <w:pPr>
             <w:pStyle w:val="TOCHeading"/>
           </w:pPr>
+          <w:proofErr w:type="spellStart"/>
           <w:r>
             <w:t>Inhoud</w:t>
           </w:r>
+          <w:proofErr w:type="spellEnd"/>
         </w:p>
         <w:p>
           <w:pPr>
@@ -4795,8 +4797,13 @@
           <w:lang w:val="en-US"/>
         </w:rPr>
       </w:pPr>
-      <w:r>
-        <w:t>EEC chip: elliptische curve bereke</w:t>
+      <w:proofErr w:type="gramStart"/>
+      <w:r>
+        <w:t>EEC chip</w:t>
+      </w:r>
+      <w:proofErr w:type="gramEnd"/>
+      <w:r>
+        <w:t>: elliptische curve bereke</w:t>
       </w:r>
       <w:r>
         <w:t>ning</w:t>
@@ -4973,11 +4980,16 @@
       <w:r>
         <w:t xml:space="preserve">externe </w:t>
       </w:r>
+      <w:proofErr w:type="gramStart"/>
       <w:r>
         <w:t>EEC c</w:t>
       </w:r>
       <w:r>
-        <w:t>hip)</w:t>
+        <w:t>hip</w:t>
+      </w:r>
+      <w:proofErr w:type="gramEnd"/>
+      <w:r>
+        <w:t>)</w:t>
       </w:r>
     </w:p>
     <w:p>
@@ -5271,8 +5283,13 @@
             <w:pPr>
               <w:spacing w:line="240" w:lineRule="auto"/>
             </w:pPr>
-            <w:r>
-              <w:t>Debug / utils</w:t>
+            <w:proofErr w:type="gramStart"/>
+            <w:r>
+              <w:t>Debug /</w:t>
+            </w:r>
+            <w:proofErr w:type="gramEnd"/>
+            <w:r>
+              <w:t xml:space="preserve"> utils</w:t>
             </w:r>
           </w:p>
         </w:tc>
@@ -5507,9 +5524,11 @@
             <w:pPr>
               <w:spacing w:line="240" w:lineRule="auto"/>
             </w:pPr>
+            <w:proofErr w:type="gramStart"/>
             <w:r>
               <w:t>QR matrix</w:t>
             </w:r>
+            <w:proofErr w:type="gramEnd"/>
           </w:p>
         </w:tc>
         <w:tc>
@@ -6417,8 +6436,16 @@
               <w:rPr>
                 <w:lang w:val="en-US"/>
               </w:rPr>
-              <w:t>1-3 ?</w:t>
-            </w:r>
+              <w:t>1-</w:t>
+            </w:r>
+            <w:proofErr w:type="gramStart"/>
+            <w:r>
+              <w:rPr>
+                <w:lang w:val="en-US"/>
+              </w:rPr>
+              <w:t>3 ?</w:t>
+            </w:r>
+            <w:proofErr w:type="gramEnd"/>
           </w:p>
           <w:p>
             <w:pPr>
@@ -8006,10 +8033,26 @@
         <w:t>868MHz voor Europa</w:t>
       </w:r>
       <w:r>
-        <w:t xml:space="preserve"> (863–870 MHz</w:t>
-      </w:r>
-      <w:r>
-        <w:t xml:space="preserve"> / EU868 / ISM band)</w:t>
+        <w:t xml:space="preserve"> (863–870 </w:t>
+      </w:r>
+      <w:proofErr w:type="gramStart"/>
+      <w:r>
+        <w:t>MHz</w:t>
+      </w:r>
+      <w:r>
+        <w:t xml:space="preserve"> /</w:t>
+      </w:r>
+      <w:proofErr w:type="gramEnd"/>
+      <w:r>
+        <w:t xml:space="preserve"> EU</w:t>
+      </w:r>
+      <w:proofErr w:type="gramStart"/>
+      <w:r>
+        <w:t>868 /</w:t>
+      </w:r>
+      <w:proofErr w:type="gramEnd"/>
+      <w:r>
+        <w:t xml:space="preserve"> ISM band)</w:t>
       </w:r>
     </w:p>
     <w:p>
@@ -8051,8 +8094,16 @@
         <w:rPr>
           <w:lang w:val="nl-NL"/>
         </w:rPr>
-        <w:t>ETSI EN 300 220-conform</w:t>
-      </w:r>
+        <w:t>ETSI EN 300 220-</w:t>
+      </w:r>
+      <w:proofErr w:type="gramStart"/>
+      <w:r>
+        <w:rPr>
+          <w:lang w:val="nl-NL"/>
+        </w:rPr>
+        <w:t>conform</w:t>
+      </w:r>
+      <w:proofErr w:type="gramEnd"/>
     </w:p>
     <w:p>
       <w:pPr>
@@ -8066,14 +8117,22 @@
         <w:rPr>
           <w:lang w:val="nl-NL"/>
         </w:rPr>
-        <w:t xml:space="preserve">RX-stroom ≈ 4–6 mA </w:t>
-      </w:r>
+        <w:t xml:space="preserve">RX-stroom ≈ 4–6 </w:t>
+      </w:r>
+      <w:proofErr w:type="gramStart"/>
       <w:r>
         <w:rPr>
           <w:lang w:val="nl-NL"/>
         </w:rPr>
+        <w:t xml:space="preserve">mA </w:t>
+      </w:r>
+      <w:r>
+        <w:rPr>
+          <w:lang w:val="nl-NL"/>
+        </w:rPr>
         <w:t>?</w:t>
       </w:r>
+      <w:proofErr w:type="gramEnd"/>
     </w:p>
     <w:p>
       <w:pPr>
@@ -8087,14 +8146,22 @@
         <w:rPr>
           <w:lang w:val="nl-NL"/>
         </w:rPr>
-        <w:t xml:space="preserve">TX-stroom ≈ 40–120 mA (afhankelijk van het vermogen) </w:t>
-      </w:r>
+        <w:t>TX-stroom ≈ 40–120 mA (afhankelijk van het vermogen</w:t>
+      </w:r>
+      <w:proofErr w:type="gramStart"/>
       <w:r>
         <w:rPr>
           <w:lang w:val="nl-NL"/>
         </w:rPr>
+        <w:t xml:space="preserve">) </w:t>
+      </w:r>
+      <w:r>
+        <w:rPr>
+          <w:lang w:val="nl-NL"/>
+        </w:rPr>
         <w:t>?</w:t>
       </w:r>
+      <w:proofErr w:type="gramEnd"/>
     </w:p>
     <w:p>
       <w:pPr>
@@ -8197,8 +8264,13 @@
           <w:numId w:val="67"/>
         </w:numPr>
       </w:pPr>
-      <w:r>
-        <w:t>RF matching en antenne design zelf doe</w:t>
+      <w:proofErr w:type="gramStart"/>
+      <w:r>
+        <w:t>RF matching</w:t>
+      </w:r>
+      <w:proofErr w:type="gramEnd"/>
+      <w:r>
+        <w:t xml:space="preserve"> en antenne design zelf doe</w:t>
       </w:r>
       <w:r>
         <w:t>n</w:t>
@@ -8351,8 +8423,13 @@
           <w:numId w:val="67"/>
         </w:numPr>
       </w:pPr>
-      <w:r>
-        <w:t>RF ontwerp moeilijker (antenne interface, ground keep-outs)</w:t>
+      <w:proofErr w:type="gramStart"/>
+      <w:r>
+        <w:t>RF ontwerp</w:t>
+      </w:r>
+      <w:proofErr w:type="gramEnd"/>
+      <w:r>
+        <w:t xml:space="preserve"> moeilijker (antenne interface, ground keep-outs)</w:t>
       </w:r>
     </w:p>
     <w:p>
@@ -8364,7 +8441,31 @@
         </w:numPr>
       </w:pPr>
       <w:r>
-        <w:t>Moeilijkere configuratie (EU regels, RF matching zelf instellen,…)</w:t>
+        <w:t>Moeilijkere configuratie (</w:t>
+      </w:r>
+      <w:proofErr w:type="gramStart"/>
+      <w:r>
+        <w:t>EU regels</w:t>
+      </w:r>
+      <w:proofErr w:type="gramEnd"/>
+      <w:r>
+        <w:t xml:space="preserve">, </w:t>
+      </w:r>
+      <w:proofErr w:type="gramStart"/>
+      <w:r>
+        <w:t>RF matching</w:t>
+      </w:r>
+      <w:proofErr w:type="gramEnd"/>
+      <w:r>
+        <w:t xml:space="preserve"> zelf </w:t>
+      </w:r>
+      <w:proofErr w:type="gramStart"/>
+      <w:r>
+        <w:t>instellen,…</w:t>
+      </w:r>
+      <w:proofErr w:type="gramEnd"/>
+      <w:r>
+        <w:t>)</w:t>
       </w:r>
     </w:p>
     <w:p>
@@ -8547,8 +8648,13 @@
           <w:numId w:val="75"/>
         </w:numPr>
       </w:pPr>
-      <w:r>
-        <w:t>met STM32WLE5CCU6</w:t>
+      <w:proofErr w:type="gramStart"/>
+      <w:r>
+        <w:t>met</w:t>
+      </w:r>
+      <w:proofErr w:type="gramEnd"/>
+      <w:r>
+        <w:t xml:space="preserve"> STM32WLE5CCU6</w:t>
       </w:r>
     </w:p>
     <w:p>
@@ -8559,12 +8665,14 @@
           <w:numId w:val="75"/>
         </w:numPr>
       </w:pPr>
+      <w:proofErr w:type="gramStart"/>
       <w:r>
         <w:t>UART</w:t>
       </w:r>
       <w:r>
         <w:t xml:space="preserve"> interface</w:t>
       </w:r>
+      <w:proofErr w:type="gramEnd"/>
     </w:p>
     <w:p>
       <w:pPr>
@@ -8578,7 +8686,15 @@
         <w:t>SPI mogelijk?? “</w:t>
       </w:r>
       <w:r>
-        <w:t xml:space="preserve">SPI voor communicatie met RF subsysteem van </w:t>
+        <w:t xml:space="preserve">SPI voor communicatie met </w:t>
+      </w:r>
+      <w:proofErr w:type="gramStart"/>
+      <w:r>
+        <w:t>RF subsysteem</w:t>
+      </w:r>
+      <w:proofErr w:type="gramEnd"/>
+      <w:r>
+        <w:t xml:space="preserve"> van </w:t>
       </w:r>
       <w:r>
         <w:t>STM32WLE5CCU6</w:t>
@@ -9140,8 +9256,13 @@
       <w:r>
         <w:t xml:space="preserve">, </w:t>
       </w:r>
-      <w:r>
-        <w:t>RF ervaring nodig</w:t>
+      <w:proofErr w:type="gramStart"/>
+      <w:r>
+        <w:t>RF ervaring</w:t>
+      </w:r>
+      <w:proofErr w:type="gramEnd"/>
+      <w:r>
+        <w:t xml:space="preserve"> nodig</w:t>
       </w:r>
     </w:p>
     <w:p>
@@ -9152,6 +9273,7 @@
           <w:numId w:val="75"/>
         </w:numPr>
       </w:pPr>
+      <w:proofErr w:type="gramStart"/>
       <w:r>
         <w:rPr>
           <w:b/>
@@ -9166,6 +9288,7 @@
         </w:rPr>
         <w:t xml:space="preserve"> antenne</w:t>
       </w:r>
+      <w:proofErr w:type="gramEnd"/>
       <w:r>
         <w:t>:</w:t>
       </w:r>
@@ -9232,8 +9355,21 @@
     </w:p>
     <w:p/>
     <w:p>
-      <w:r>
-        <w:t>FPC antenne voor prototype, eventueel PCB antenne later?</w:t>
+      <w:proofErr w:type="gramStart"/>
+      <w:r>
+        <w:t>FPC antenne</w:t>
+      </w:r>
+      <w:proofErr w:type="gramEnd"/>
+      <w:r>
+        <w:t xml:space="preserve"> voor prototype, eventueel </w:t>
+      </w:r>
+      <w:proofErr w:type="gramStart"/>
+      <w:r>
+        <w:t>PCB antenne</w:t>
+      </w:r>
+      <w:proofErr w:type="gramEnd"/>
+      <w:r>
+        <w:t xml:space="preserve"> later?</w:t>
       </w:r>
     </w:p>
     <w:p/>
@@ -9458,10 +9594,18 @@
         <w:t>8.6 cm</w:t>
       </w:r>
       <w:r>
-        <w:t xml:space="preserve">: ~ 73 Ω </w:t>
-      </w:r>
-      <w:r>
-        <w:t xml:space="preserve">, </w:t>
+        <w:t xml:space="preserve">: ~ 73 </w:t>
+      </w:r>
+      <w:proofErr w:type="gramStart"/>
+      <w:r>
+        <w:t xml:space="preserve">Ω </w:t>
+      </w:r>
+      <w:r>
+        <w:t>,</w:t>
+      </w:r>
+      <w:proofErr w:type="gramEnd"/>
+      <w:r>
+        <w:t xml:space="preserve"> </w:t>
       </w:r>
       <w:r>
         <w:t>VSWR</w:t>
@@ -10068,13 +10212,27 @@
         <w:rPr>
           <w:lang w:val="nl-NL"/>
         </w:rPr>
-        <w:t>a. FPC ante</w:t>
-      </w:r>
+        <w:t xml:space="preserve">a. </w:t>
+      </w:r>
+      <w:proofErr w:type="gramStart"/>
       <w:r>
         <w:rPr>
           <w:lang w:val="nl-NL"/>
         </w:rPr>
-        <w:t>nne lijkt best.</w:t>
+        <w:t>FPC ante</w:t>
+      </w:r>
+      <w:r>
+        <w:rPr>
+          <w:lang w:val="nl-NL"/>
+        </w:rPr>
+        <w:t>nne</w:t>
+      </w:r>
+      <w:proofErr w:type="gramEnd"/>
+      <w:r>
+        <w:rPr>
+          <w:lang w:val="nl-NL"/>
+        </w:rPr>
+        <w:t xml:space="preserve"> lijkt best.</w:t>
       </w:r>
     </w:p>
     <w:p>
@@ -10776,8 +10934,30 @@
         <w:rPr>
           <w:lang w:val="en-US"/>
         </w:rPr>
-        <w:t>: meer geavanceerd</w:t>
-      </w:r>
+        <w:t xml:space="preserve">: </w:t>
+      </w:r>
+      <w:proofErr w:type="spellStart"/>
+      <w:r>
+        <w:rPr>
+          <w:lang w:val="en-US"/>
+        </w:rPr>
+        <w:t>meer</w:t>
+      </w:r>
+      <w:proofErr w:type="spellEnd"/>
+      <w:r>
+        <w:rPr>
+          <w:lang w:val="en-US"/>
+        </w:rPr>
+        <w:t xml:space="preserve"> </w:t>
+      </w:r>
+      <w:proofErr w:type="spellStart"/>
+      <w:r>
+        <w:rPr>
+          <w:lang w:val="en-US"/>
+        </w:rPr>
+        <w:t>geavanceerd</w:t>
+      </w:r>
+      <w:proofErr w:type="spellEnd"/>
       <w:r>
         <w:rPr>
           <w:lang w:val="en-US"/>
@@ -11738,8 +11918,16 @@
           <w:rPr>
             <w:rStyle w:val="Hyperlink"/>
           </w:rPr>
-          <w:t>Goedkoopste modules op mouser</w:t>
+          <w:t xml:space="preserve">Goedkoopste modules op </w:t>
         </w:r>
+        <w:proofErr w:type="spellStart"/>
+        <w:r>
+          <w:rPr>
+            <w:rStyle w:val="Hyperlink"/>
+          </w:rPr>
+          <w:t>mouser</w:t>
+        </w:r>
+        <w:proofErr w:type="spellEnd"/>
       </w:hyperlink>
     </w:p>
     <w:p/>
@@ -11794,12 +11982,14 @@
         </w:numPr>
       </w:pPr>
       <w:hyperlink r:id="rId75" w:history="1">
+        <w:proofErr w:type="spellStart"/>
         <w:r>
           <w:rPr>
             <w:rStyle w:val="Hyperlink"/>
           </w:rPr>
           <w:t>Digikey</w:t>
         </w:r>
+        <w:proofErr w:type="spellEnd"/>
       </w:hyperlink>
       <w:r>
         <w:t>: €5.84 (€5.2 per 1000)</w:t>
@@ -11892,8 +12082,16 @@
         <w:rPr>
           <w:rStyle w:val="Hyperlink"/>
         </w:rPr>
-        <w:t>Goedkoopste modules op Mouser</w:t>
-      </w:r>
+        <w:t xml:space="preserve">Goedkoopste modules op </w:t>
+      </w:r>
+      <w:proofErr w:type="spellStart"/>
+      <w:r>
+        <w:rPr>
+          <w:rStyle w:val="Hyperlink"/>
+        </w:rPr>
+        <w:t>Mouser</w:t>
+      </w:r>
+      <w:proofErr w:type="spellEnd"/>
     </w:p>
     <w:p>
       <w:r>
@@ -12523,7 +12721,15 @@
     </w:p>
     <w:p>
       <w:r>
-        <w:t xml:space="preserve">U-blox </w:t>
+        <w:t>U-</w:t>
+      </w:r>
+      <w:proofErr w:type="spellStart"/>
+      <w:r>
+        <w:t>blox</w:t>
+      </w:r>
+      <w:proofErr w:type="spellEnd"/>
+      <w:r>
+        <w:t xml:space="preserve"> </w:t>
       </w:r>
       <w:hyperlink r:id="rId91" w:history="1">
         <w:r>
@@ -12536,7 +12742,15 @@
     </w:p>
     <w:p>
       <w:r>
-        <w:t xml:space="preserve">Of Quectel </w:t>
+        <w:t xml:space="preserve">Of </w:t>
+      </w:r>
+      <w:proofErr w:type="spellStart"/>
+      <w:r>
+        <w:t>Quectel</w:t>
+      </w:r>
+      <w:proofErr w:type="spellEnd"/>
+      <w:r>
+        <w:t xml:space="preserve"> </w:t>
       </w:r>
       <w:hyperlink r:id="rId92" w:tgtFrame="_blank" w:history="1">
         <w:r>
@@ -12549,8 +12763,13 @@
     </w:p>
     <w:p/>
     <w:p>
-      <w:r>
-        <w:t xml:space="preserve">Quectel </w:t>
+      <w:proofErr w:type="spellStart"/>
+      <w:r>
+        <w:t>Quectel</w:t>
+      </w:r>
+      <w:proofErr w:type="spellEnd"/>
+      <w:r>
+        <w:t xml:space="preserve"> </w:t>
       </w:r>
       <w:hyperlink r:id="rId93" w:tgtFrame="_blank" w:history="1">
         <w:r>
@@ -12566,7 +12785,15 @@
     </w:p>
     <w:p>
       <w:r>
-        <w:t xml:space="preserve">U-blox </w:t>
+        <w:t>U-</w:t>
+      </w:r>
+      <w:proofErr w:type="spellStart"/>
+      <w:r>
+        <w:t>blox</w:t>
+      </w:r>
+      <w:proofErr w:type="spellEnd"/>
+      <w:r>
+        <w:t xml:space="preserve"> </w:t>
       </w:r>
       <w:hyperlink r:id="rId94" w:history="1">
         <w:r>
@@ -12584,8 +12811,13 @@
       </w:r>
       <w:r>
         <w:noBreakHyphen/>
-        <w:t>center, AssistNow</w:t>
-      </w:r>
+        <w:t xml:space="preserve">center, </w:t>
+      </w:r>
+      <w:proofErr w:type="spellStart"/>
+      <w:r>
+        <w:t>AssistNow</w:t>
+      </w:r>
+      <w:proofErr w:type="spellEnd"/>
       <w:r>
         <w:t>, veel voorbeeldontwerpen) en is beter voor kleine/slechte antennes, (</w:t>
       </w:r>
@@ -12593,7 +12825,15 @@
         <w:t>SAW+LNA</w:t>
       </w:r>
       <w:r>
-        <w:t xml:space="preserve"> &amp; Super-S technologie). Stroomverbruik is ook al klein.</w:t>
+        <w:t xml:space="preserve"> &amp; </w:t>
+      </w:r>
+      <w:proofErr w:type="spellStart"/>
+      <w:r>
+        <w:t>Super-S</w:t>
+      </w:r>
+      <w:proofErr w:type="spellEnd"/>
+      <w:r>
+        <w:t xml:space="preserve"> technologie). Stroomverbruik is ook al klein.</w:t>
       </w:r>
     </w:p>
     <w:p/>
@@ -12613,8 +12853,13 @@
           <w:lang w:val="en-US"/>
         </w:rPr>
       </w:pPr>
-      <w:r>
-        <w:t xml:space="preserve">Quectel </w:t>
+      <w:proofErr w:type="spellStart"/>
+      <w:r>
+        <w:t>Quectel</w:t>
+      </w:r>
+      <w:proofErr w:type="spellEnd"/>
+      <w:r>
+        <w:t xml:space="preserve"> </w:t>
       </w:r>
       <w:hyperlink r:id="rId95" w:tgtFrame="_blank" w:history="1">
         <w:r>
@@ -12646,8 +12891,13 @@
       </w:pPr>
       <w:r>
         <w:lastRenderedPageBreak/>
-        <w:t>GPS antenne</w:t>
-      </w:r>
+        <w:t xml:space="preserve">GPS </w:t>
+      </w:r>
+      <w:proofErr w:type="spellStart"/>
+      <w:r>
+        <w:t>antenne</w:t>
+      </w:r>
+      <w:proofErr w:type="spellEnd"/>
     </w:p>
     <w:p>
       <w:pPr>
@@ -12672,10 +12922,12 @@
         <w:spacing w:before="0"/>
       </w:pPr>
       <w:bookmarkStart w:id="37" w:name="_Toc223965563"/>
+      <w:proofErr w:type="spellStart"/>
       <w:r>
         <w:t>Vereisten</w:t>
       </w:r>
       <w:bookmarkEnd w:id="37"/>
+      <w:proofErr w:type="spellEnd"/>
     </w:p>
     <w:p>
       <w:pPr>
@@ -12692,8 +12944,16 @@
         <w:rPr>
           <w:lang w:val="en-US"/>
         </w:rPr>
-        <w:t>Zwart-wit, hoog</w:t>
-      </w:r>
+        <w:t xml:space="preserve">Zwart-wit, </w:t>
+      </w:r>
+      <w:proofErr w:type="spellStart"/>
+      <w:r>
+        <w:rPr>
+          <w:lang w:val="en-US"/>
+        </w:rPr>
+        <w:t>hoog</w:t>
+      </w:r>
+      <w:proofErr w:type="spellEnd"/>
       <w:r>
         <w:t xml:space="preserve"> contrast</w:t>
       </w:r>
@@ -12709,12 +12969,42 @@
           <w:lang w:val="en-US"/>
         </w:rPr>
       </w:pPr>
-      <w:r>
-        <w:rPr>
-          <w:lang w:val="en-US"/>
-        </w:rPr>
-        <w:t>Grootte en resolutie</w:t>
-      </w:r>
+      <w:proofErr w:type="spellStart"/>
+      <w:r>
+        <w:rPr>
+          <w:lang w:val="en-US"/>
+        </w:rPr>
+        <w:t>Grootte</w:t>
+      </w:r>
+      <w:proofErr w:type="spellEnd"/>
+      <w:r>
+        <w:rPr>
+          <w:lang w:val="en-US"/>
+        </w:rPr>
+        <w:t xml:space="preserve"> </w:t>
+      </w:r>
+      <w:proofErr w:type="spellStart"/>
+      <w:r>
+        <w:rPr>
+          <w:lang w:val="en-US"/>
+        </w:rPr>
+        <w:t>en</w:t>
+      </w:r>
+      <w:proofErr w:type="spellEnd"/>
+      <w:r>
+        <w:rPr>
+          <w:lang w:val="en-US"/>
+        </w:rPr>
+        <w:t xml:space="preserve"> </w:t>
+      </w:r>
+      <w:proofErr w:type="spellStart"/>
+      <w:r>
+        <w:rPr>
+          <w:lang w:val="en-US"/>
+        </w:rPr>
+        <w:t>resolutie</w:t>
+      </w:r>
+      <w:proofErr w:type="spellEnd"/>
     </w:p>
     <w:p>
       <w:pPr>
@@ -12731,8 +13021,16 @@
         <w:rPr>
           <w:lang w:val="en-US"/>
         </w:rPr>
-        <w:t>Klein, vierkant</w:t>
-      </w:r>
+        <w:t xml:space="preserve">Klein, </w:t>
+      </w:r>
+      <w:proofErr w:type="spellStart"/>
+      <w:r>
+        <w:rPr>
+          <w:lang w:val="en-US"/>
+        </w:rPr>
+        <w:t>vierkant</w:t>
+      </w:r>
+      <w:proofErr w:type="spellEnd"/>
       <w:r>
         <w:rPr>
           <w:lang w:val="en-US"/>
@@ -12785,8 +13083,13 @@
         <w:t>1.54″ 200×200</w:t>
       </w:r>
       <w:r>
-        <w:t xml:space="preserve"> wordt veel gebruikt voor QR codes</w:t>
-      </w:r>
+        <w:t xml:space="preserve"> wordt veel gebruikt voor </w:t>
+      </w:r>
+      <w:proofErr w:type="gramStart"/>
+      <w:r>
+        <w:t>QR codes</w:t>
+      </w:r>
+      <w:proofErr w:type="gramEnd"/>
     </w:p>
     <w:p>
       <w:pPr>
@@ -12796,11 +13099,24 @@
           <w:numId w:val="66"/>
         </w:numPr>
       </w:pPr>
-      <w:r>
-        <w:t>QR code versie? (z</w:t>
-      </w:r>
-      <w:r>
-        <w:t xml:space="preserve">ie </w:t>
+      <w:proofErr w:type="gramStart"/>
+      <w:r>
+        <w:t>QR code</w:t>
+      </w:r>
+      <w:proofErr w:type="gramEnd"/>
+      <w:r>
+        <w:t xml:space="preserve"> versie? (</w:t>
+      </w:r>
+      <w:proofErr w:type="gramStart"/>
+      <w:r>
+        <w:t>z</w:t>
+      </w:r>
+      <w:r>
+        <w:t>ie</w:t>
+      </w:r>
+      <w:proofErr w:type="gramEnd"/>
+      <w:r>
+        <w:t xml:space="preserve"> </w:t>
       </w:r>
       <w:hyperlink r:id="rId96" w:history="1">
         <w:r>
@@ -12892,14 +13208,31 @@
           <w:b/>
           <w:bCs/>
         </w:rPr>
-        <w:t>Berekening grootst mogelijke QR code</w:t>
-      </w:r>
+        <w:t xml:space="preserve">Berekening grootst mogelijke </w:t>
+      </w:r>
+      <w:proofErr w:type="gramStart"/>
+      <w:r>
+        <w:rPr>
+          <w:b/>
+          <w:bCs/>
+        </w:rPr>
+        <w:t>QR code</w:t>
+      </w:r>
+      <w:proofErr w:type="gramEnd"/>
       <w:r>
         <w:t>:</w:t>
       </w:r>
       <w:r>
         <w:br/>
-        <w:t>De kleinste scanbare QR code is 1x1cm 38x38 pixel -&gt; 0.263mm per pixel</w:t>
+        <w:t xml:space="preserve">De kleinste scanbare </w:t>
+      </w:r>
+      <w:proofErr w:type="gramStart"/>
+      <w:r>
+        <w:t>QR code</w:t>
+      </w:r>
+      <w:proofErr w:type="gramEnd"/>
+      <w:r>
+        <w:t xml:space="preserve"> is 1x1cm 38x38 pixel -&gt; 0.263mm per pixel</w:t>
       </w:r>
       <w:r>
         <w:br/>
@@ -12907,11 +13240,27 @@
       </w:r>
       <w:r>
         <w:br/>
-        <w:t>kleinste mogelijke QR pixel is 2x2 pixels op het scherm (0.27x0.27mm)</w:t>
+        <w:t xml:space="preserve">kleinste mogelijke </w:t>
+      </w:r>
+      <w:proofErr w:type="gramStart"/>
+      <w:r>
+        <w:t>QR pixel</w:t>
+      </w:r>
+      <w:proofErr w:type="gramEnd"/>
+      <w:r>
+        <w:t xml:space="preserve"> is 2x2 pixels op het scherm (0.27x0.27mm)</w:t>
       </w:r>
       <w:r>
         <w:br/>
-        <w:t xml:space="preserve">dus grootste QR code is 97x97 (versie 20) </w:t>
+        <w:t xml:space="preserve">dus grootste </w:t>
+      </w:r>
+      <w:proofErr w:type="gramStart"/>
+      <w:r>
+        <w:t>QR code</w:t>
+      </w:r>
+      <w:proofErr w:type="gramEnd"/>
+      <w:r>
+        <w:t xml:space="preserve"> is 97x97 (versie 20) </w:t>
       </w:r>
       <w:r>
         <w:br/>
@@ -13036,8 +13385,13 @@
       <w:r>
         <w:t xml:space="preserve">is </w:t>
       </w:r>
-      <w:r>
-        <w:t>efficienter op lage s</w:t>
+      <w:proofErr w:type="spellStart"/>
+      <w:r>
+        <w:t>efficienter</w:t>
+      </w:r>
+      <w:proofErr w:type="spellEnd"/>
+      <w:r>
+        <w:t xml:space="preserve"> op lage s</w:t>
       </w:r>
       <w:r>
         <w:t>nelheden</w:t>
@@ -13055,10 +13409,18 @@
         <w:t xml:space="preserve">De meeste </w:t>
       </w:r>
       <w:r>
-        <w:t>E-ink</w:t>
-      </w:r>
-      <w:r>
-        <w:t>s zijn SPI</w:t>
+        <w:t>E-</w:t>
+      </w:r>
+      <w:proofErr w:type="spellStart"/>
+      <w:r>
+        <w:t>ink</w:t>
+      </w:r>
+      <w:r>
+        <w:t>s</w:t>
+      </w:r>
+      <w:proofErr w:type="spellEnd"/>
+      <w:r>
+        <w:t xml:space="preserve"> zijn SPI</w:t>
       </w:r>
     </w:p>
     <w:p>
@@ -13087,20 +13449,41 @@
           <w:lang w:val="en-US"/>
         </w:rPr>
       </w:pPr>
-      <w:r>
-        <w:rPr>
-          <w:lang w:val="en-US"/>
-        </w:rPr>
-        <w:t>geen partial refresh of fast update nodig</w:t>
-      </w:r>
+      <w:proofErr w:type="spellStart"/>
+      <w:r>
+        <w:rPr>
+          <w:lang w:val="en-US"/>
+        </w:rPr>
+        <w:t>geen</w:t>
+      </w:r>
+      <w:proofErr w:type="spellEnd"/>
+      <w:r>
+        <w:rPr>
+          <w:lang w:val="en-US"/>
+        </w:rPr>
+        <w:t xml:space="preserve"> partial refresh of fast update </w:t>
+      </w:r>
+      <w:proofErr w:type="spellStart"/>
+      <w:r>
+        <w:rPr>
+          <w:lang w:val="en-US"/>
+        </w:rPr>
+        <w:t>nodig</w:t>
+      </w:r>
+      <w:proofErr w:type="spellEnd"/>
     </w:p>
     <w:p>
       <w:pPr>
         <w:pStyle w:val="Heading2"/>
       </w:pPr>
       <w:bookmarkStart w:id="38" w:name="_Toc223965564"/>
-      <w:r>
-        <w:t xml:space="preserve">Paneel </w:t>
+      <w:proofErr w:type="spellStart"/>
+      <w:r>
+        <w:t>Paneel</w:t>
+      </w:r>
+      <w:proofErr w:type="spellEnd"/>
+      <w:r>
+        <w:t xml:space="preserve"> </w:t>
       </w:r>
       <w:r>
         <w:t>of module?</w:t>
@@ -13116,6 +13499,7 @@
         </w:rPr>
       </w:pPr>
       <w:bookmarkStart w:id="39" w:name="_Toc223965565"/>
+      <w:proofErr w:type="spellStart"/>
       <w:r>
         <w:rPr>
           <w:lang w:val="en-US"/>
@@ -13123,6 +13507,7 @@
         <w:t>Paneel</w:t>
       </w:r>
       <w:bookmarkEnd w:id="39"/>
+      <w:proofErr w:type="spellEnd"/>
     </w:p>
     <w:p>
       <w:pPr>
@@ -13139,7 +13524,21 @@
         <w:rPr>
           <w:lang w:val="en-US"/>
         </w:rPr>
-        <w:t xml:space="preserve">SPI via korte </w:t>
+        <w:t xml:space="preserve">SPI via </w:t>
+      </w:r>
+      <w:proofErr w:type="spellStart"/>
+      <w:r>
+        <w:rPr>
+          <w:lang w:val="en-US"/>
+        </w:rPr>
+        <w:t>korte</w:t>
+      </w:r>
+      <w:proofErr w:type="spellEnd"/>
+      <w:r>
+        <w:rPr>
+          <w:lang w:val="en-US"/>
+        </w:rPr>
+        <w:t xml:space="preserve"> </w:t>
       </w:r>
       <w:r>
         <w:rPr>
@@ -13154,11 +13553,33 @@
         <w:noBreakHyphen/>
         <w:t xml:space="preserve">flex (FPC) </w:t>
       </w:r>
-      <w:r>
-        <w:rPr>
-          <w:lang w:val="en-US"/>
-        </w:rPr>
-        <w:t xml:space="preserve">kabel ( 0.5mm pitch, </w:t>
+      <w:proofErr w:type="spellStart"/>
+      <w:r>
+        <w:rPr>
+          <w:lang w:val="en-US"/>
+        </w:rPr>
+        <w:t>kabel</w:t>
+      </w:r>
+      <w:proofErr w:type="spellEnd"/>
+      <w:r>
+        <w:rPr>
+          <w:lang w:val="en-US"/>
+        </w:rPr>
+        <w:t xml:space="preserve"> </w:t>
+      </w:r>
+      <w:proofErr w:type="gramStart"/>
+      <w:r>
+        <w:rPr>
+          <w:lang w:val="en-US"/>
+        </w:rPr>
+        <w:t>( 0</w:t>
+      </w:r>
+      <w:proofErr w:type="gramEnd"/>
+      <w:r>
+        <w:rPr>
+          <w:lang w:val="en-US"/>
+        </w:rPr>
+        <w:t xml:space="preserve">.5mm pitch, </w:t>
       </w:r>
       <w:r>
         <w:rPr>
@@ -13194,8 +13615,30 @@
         <w:rPr>
           <w:lang w:val="en-US"/>
         </w:rPr>
-        <w:t>Kan verlengd worden</w:t>
-      </w:r>
+        <w:t xml:space="preserve">Kan </w:t>
+      </w:r>
+      <w:proofErr w:type="spellStart"/>
+      <w:r>
+        <w:rPr>
+          <w:lang w:val="en-US"/>
+        </w:rPr>
+        <w:t>verlengd</w:t>
+      </w:r>
+      <w:proofErr w:type="spellEnd"/>
+      <w:r>
+        <w:rPr>
+          <w:lang w:val="en-US"/>
+        </w:rPr>
+        <w:t xml:space="preserve"> </w:t>
+      </w:r>
+      <w:proofErr w:type="spellStart"/>
+      <w:r>
+        <w:rPr>
+          <w:lang w:val="en-US"/>
+        </w:rPr>
+        <w:t>worden</w:t>
+      </w:r>
+      <w:proofErr w:type="spellEnd"/>
     </w:p>
     <w:p>
       <w:pPr>
@@ -13208,12 +13651,14 @@
           <w:lang w:val="en-US"/>
         </w:rPr>
       </w:pPr>
+      <w:proofErr w:type="spellStart"/>
       <w:r>
         <w:rPr>
           <w:lang w:val="en-US"/>
         </w:rPr>
         <w:t>Fragiel</w:t>
       </w:r>
+      <w:proofErr w:type="spellEnd"/>
     </w:p>
     <w:p>
       <w:pPr>
@@ -13226,12 +13671,14 @@
           <w:lang w:val="en-US"/>
         </w:rPr>
       </w:pPr>
+      <w:proofErr w:type="spellStart"/>
       <w:r>
         <w:rPr>
           <w:lang w:val="en-US"/>
         </w:rPr>
         <w:t>Goedkoper</w:t>
       </w:r>
+      <w:proofErr w:type="spellEnd"/>
     </w:p>
     <w:p>
       <w:pPr>
@@ -13257,10 +13704,18 @@
         <w:t>, AVDD/VSH</w:t>
       </w:r>
       <w:r>
-        <w:t>, VCOM</w:t>
-      </w:r>
-      <w:r>
-        <w:t>,…)</w:t>
+        <w:t xml:space="preserve">, </w:t>
+      </w:r>
+      <w:proofErr w:type="gramStart"/>
+      <w:r>
+        <w:t>VCOM</w:t>
+      </w:r>
+      <w:r>
+        <w:t>,…</w:t>
+      </w:r>
+      <w:proofErr w:type="gramEnd"/>
+      <w:r>
+        <w:t>)</w:t>
       </w:r>
     </w:p>
     <w:p>
@@ -13335,7 +13790,35 @@
         <w:rPr>
           <w:lang w:val="en-US"/>
         </w:rPr>
-        <w:t>Veel eenvoudiger voor prototype</w:t>
+        <w:t xml:space="preserve">Veel </w:t>
+      </w:r>
+      <w:proofErr w:type="spellStart"/>
+      <w:r>
+        <w:rPr>
+          <w:lang w:val="en-US"/>
+        </w:rPr>
+        <w:t>eenvoudiger</w:t>
+      </w:r>
+      <w:proofErr w:type="spellEnd"/>
+      <w:r>
+        <w:rPr>
+          <w:lang w:val="en-US"/>
+        </w:rPr>
+        <w:t xml:space="preserve"> </w:t>
+      </w:r>
+      <w:proofErr w:type="spellStart"/>
+      <w:r>
+        <w:rPr>
+          <w:lang w:val="en-US"/>
+        </w:rPr>
+        <w:t>voor</w:t>
+      </w:r>
+      <w:proofErr w:type="spellEnd"/>
+      <w:r>
+        <w:rPr>
+          <w:lang w:val="en-US"/>
+        </w:rPr>
+        <w:t xml:space="preserve"> prototype</w:t>
       </w:r>
     </w:p>
     <w:p>
@@ -13369,9 +13852,17 @@
         <w:rPr>
           <w:lang w:val="en-US"/>
         </w:rPr>
-        <w:t>Andere opties</w:t>
+        <w:t xml:space="preserve">Andere </w:t>
+      </w:r>
+      <w:proofErr w:type="spellStart"/>
+      <w:r>
+        <w:rPr>
+          <w:lang w:val="en-US"/>
+        </w:rPr>
+        <w:t>opties</w:t>
       </w:r>
       <w:bookmarkEnd w:id="41"/>
+      <w:proofErr w:type="spellEnd"/>
     </w:p>
     <w:p>
       <w:pPr>
@@ -13454,8 +13945,13 @@
           <w:numId w:val="66"/>
         </w:numPr>
       </w:pPr>
-      <w:r>
-        <w:t xml:space="preserve">Orient Display </w:t>
+      <w:proofErr w:type="spellStart"/>
+      <w:r>
+        <w:t>Orient</w:t>
+      </w:r>
+      <w:proofErr w:type="spellEnd"/>
+      <w:r>
+        <w:t xml:space="preserve"> Display </w:t>
       </w:r>
       <w:hyperlink r:id="rId101" w:history="1">
         <w:r>
@@ -13487,8 +13983,13 @@
         </w:numPr>
       </w:pPr>
       <w:r>
-        <w:t>Enige bij digikey</w:t>
-      </w:r>
+        <w:t xml:space="preserve">Enige bij </w:t>
+      </w:r>
+      <w:proofErr w:type="spellStart"/>
+      <w:r>
+        <w:t>digikey</w:t>
+      </w:r>
+      <w:proofErr w:type="spellEnd"/>
     </w:p>
     <w:p>
       <w:pPr>
@@ -13517,8 +14018,29 @@
         <w:t>1.54”</w:t>
       </w:r>
       <w:r>
-        <w:t xml:space="preserve"> E-inks bij Mouser of Farnell</w:t>
-      </w:r>
+        <w:t xml:space="preserve"> E-</w:t>
+      </w:r>
+      <w:proofErr w:type="spellStart"/>
+      <w:r>
+        <w:t>inks</w:t>
+      </w:r>
+      <w:proofErr w:type="spellEnd"/>
+      <w:r>
+        <w:t xml:space="preserve"> bij </w:t>
+      </w:r>
+      <w:proofErr w:type="spellStart"/>
+      <w:r>
+        <w:t>Mouser</w:t>
+      </w:r>
+      <w:proofErr w:type="spellEnd"/>
+      <w:r>
+        <w:t xml:space="preserve"> of </w:t>
+      </w:r>
+      <w:proofErr w:type="spellStart"/>
+      <w:r>
+        <w:t>Farnell</w:t>
+      </w:r>
+      <w:proofErr w:type="spellEnd"/>
     </w:p>
     <w:p>
       <w:pPr>
@@ -13529,11 +14051,19 @@
         </w:numPr>
       </w:pPr>
       <w:hyperlink r:id="rId102" w:history="1">
+        <w:proofErr w:type="spellStart"/>
         <w:r>
           <w:rPr>
             <w:rStyle w:val="Hyperlink"/>
           </w:rPr>
-          <w:t>Good Display</w:t>
+          <w:t>Good</w:t>
+        </w:r>
+        <w:proofErr w:type="spellEnd"/>
+        <w:r>
+          <w:rPr>
+            <w:rStyle w:val="Hyperlink"/>
+          </w:rPr>
+          <w:t xml:space="preserve"> Display</w:t>
         </w:r>
       </w:hyperlink>
       <w:r>
@@ -13556,8 +14086,29 @@
           <w:numId w:val="66"/>
         </w:numPr>
       </w:pPr>
-      <w:r>
-        <w:t>GoodDisplay heeft ook paneel dat met lagere temparetuur werkt (-25-50°C ipv. 0-50°C), maar die is niet geschikt voor in de zon.</w:t>
+      <w:proofErr w:type="spellStart"/>
+      <w:r>
+        <w:t>GoodDisplay</w:t>
+      </w:r>
+      <w:proofErr w:type="spellEnd"/>
+      <w:r>
+        <w:t xml:space="preserve"> heeft ook paneel dat met lagere </w:t>
+      </w:r>
+      <w:proofErr w:type="spellStart"/>
+      <w:r>
+        <w:t>temparetuur</w:t>
+      </w:r>
+      <w:proofErr w:type="spellEnd"/>
+      <w:r>
+        <w:t xml:space="preserve"> werkt (-25-50°C </w:t>
+      </w:r>
+      <w:proofErr w:type="spellStart"/>
+      <w:r>
+        <w:t>ipv</w:t>
+      </w:r>
+      <w:proofErr w:type="spellEnd"/>
+      <w:r>
+        <w:t>. 0-50°C), maar die is niet geschikt voor in de zon.</w:t>
       </w:r>
     </w:p>
     <w:p>
@@ -13632,11 +14183,19 @@
           <w:lang w:val="en-US"/>
         </w:rPr>
       </w:pPr>
-      <w:r>
-        <w:rPr>
-          <w:lang w:val="en-US"/>
-        </w:rPr>
-        <w:t xml:space="preserve">Elecrow: </w:t>
+      <w:proofErr w:type="spellStart"/>
+      <w:r>
+        <w:rPr>
+          <w:lang w:val="en-US"/>
+        </w:rPr>
+        <w:t>Elecrow</w:t>
+      </w:r>
+      <w:proofErr w:type="spellEnd"/>
+      <w:r>
+        <w:rPr>
+          <w:lang w:val="en-US"/>
+        </w:rPr>
+        <w:t xml:space="preserve">: </w:t>
       </w:r>
       <w:hyperlink r:id="rId106" w:history="1">
         <w:r>
@@ -13644,8 +14203,17 @@
             <w:rStyle w:val="Hyperlink"/>
             <w:lang w:val="en-US"/>
           </w:rPr>
-          <w:t>1.54” 152x152 paneel</w:t>
+          <w:t xml:space="preserve">1.54” 152x152 </w:t>
         </w:r>
+        <w:proofErr w:type="spellStart"/>
+        <w:r>
+          <w:rPr>
+            <w:rStyle w:val="Hyperlink"/>
+            <w:lang w:val="en-US"/>
+          </w:rPr>
+          <w:t>paneel</w:t>
+        </w:r>
+        <w:proofErr w:type="spellEnd"/>
       </w:hyperlink>
       <w:r>
         <w:rPr>
@@ -13707,11 +14275,19 @@
           <w:lang w:val="en-BE"/>
         </w:rPr>
       </w:pPr>
-      <w:r>
-        <w:rPr>
-          <w:lang w:val="en-US"/>
-        </w:rPr>
-        <w:t xml:space="preserve">Waveshare </w:t>
+      <w:proofErr w:type="spellStart"/>
+      <w:r>
+        <w:rPr>
+          <w:lang w:val="en-US"/>
+        </w:rPr>
+        <w:t>Waveshare</w:t>
+      </w:r>
+      <w:proofErr w:type="spellEnd"/>
+      <w:r>
+        <w:rPr>
+          <w:lang w:val="en-US"/>
+        </w:rPr>
+        <w:t xml:space="preserve"> </w:t>
       </w:r>
       <w:hyperlink r:id="rId107" w:history="1">
         <w:r>
@@ -13741,17 +14317,39 @@
           <w:lang w:val="en-BE"/>
         </w:rPr>
       </w:pPr>
-      <w:r>
-        <w:rPr>
-          <w:lang w:val="en-US"/>
-        </w:rPr>
-        <w:t xml:space="preserve">Aansluiting: </w:t>
-      </w:r>
-      <w:r>
-        <w:rPr>
-          <w:lang w:val="en-US"/>
-        </w:rPr>
-        <w:t xml:space="preserve">8-pin JST PH 2.0mm SMT Header Horizontal Right Angle Side </w:t>
+      <w:proofErr w:type="spellStart"/>
+      <w:r>
+        <w:rPr>
+          <w:lang w:val="en-US"/>
+        </w:rPr>
+        <w:t>Aansluiting</w:t>
+      </w:r>
+      <w:proofErr w:type="spellEnd"/>
+      <w:r>
+        <w:rPr>
+          <w:lang w:val="en-US"/>
+        </w:rPr>
+        <w:t xml:space="preserve">: </w:t>
+      </w:r>
+      <w:r>
+        <w:rPr>
+          <w:lang w:val="en-US"/>
+        </w:rPr>
+        <w:t xml:space="preserve">8-pin JST PH 2.0mm SMT Header Horizontal </w:t>
+      </w:r>
+      <w:proofErr w:type="gramStart"/>
+      <w:r>
+        <w:rPr>
+          <w:lang w:val="en-US"/>
+        </w:rPr>
+        <w:t>Right Angle</w:t>
+      </w:r>
+      <w:proofErr w:type="gramEnd"/>
+      <w:r>
+        <w:rPr>
+          <w:lang w:val="en-US"/>
+        </w:rPr>
+        <w:t xml:space="preserve"> Side </w:t>
       </w:r>
       <w:r>
         <w:rPr>
@@ -13765,10 +14363,12 @@
         <w:pStyle w:val="Heading2"/>
       </w:pPr>
       <w:bookmarkStart w:id="43" w:name="_Toc223965569"/>
+      <w:proofErr w:type="spellStart"/>
       <w:r>
         <w:t>Keuze</w:t>
       </w:r>
       <w:bookmarkEnd w:id="43"/>
+      <w:proofErr w:type="spellEnd"/>
     </w:p>
     <w:p>
       <w:pPr>
@@ -13781,11 +14381,19 @@
           <w:lang w:val="en-BE"/>
         </w:rPr>
       </w:pPr>
-      <w:r>
-        <w:rPr>
-          <w:lang w:val="en-US"/>
-        </w:rPr>
-        <w:t xml:space="preserve">Waveshare </w:t>
+      <w:proofErr w:type="spellStart"/>
+      <w:r>
+        <w:rPr>
+          <w:lang w:val="en-US"/>
+        </w:rPr>
+        <w:t>Waveshare</w:t>
+      </w:r>
+      <w:proofErr w:type="spellEnd"/>
+      <w:r>
+        <w:rPr>
+          <w:lang w:val="en-US"/>
+        </w:rPr>
+        <w:t xml:space="preserve"> </w:t>
       </w:r>
       <w:hyperlink r:id="rId108" w:history="1">
         <w:r>
@@ -13831,9 +14439,11 @@
       </w:r>
     </w:p>
     <w:p>
+      <w:proofErr w:type="spellStart"/>
       <w:r>
         <w:t>Accelerometer</w:t>
       </w:r>
+      <w:proofErr w:type="spellEnd"/>
       <w:r>
         <w:t xml:space="preserve"> </w:t>
       </w:r>
@@ -13841,7 +14451,15 @@
         <w:t>kan gebruikt worden</w:t>
       </w:r>
       <w:r>
-        <w:t xml:space="preserve"> voor interrupts (wake up bij beweging)</w:t>
+        <w:t xml:space="preserve"> voor </w:t>
+      </w:r>
+      <w:proofErr w:type="spellStart"/>
+      <w:r>
+        <w:t>interrupts</w:t>
+      </w:r>
+      <w:proofErr w:type="spellEnd"/>
+      <w:r>
+        <w:t xml:space="preserve"> (wake up bij beweging)</w:t>
       </w:r>
       <w:r>
         <w:t>,</w:t>
@@ -13850,7 +14468,31 @@
         <w:t xml:space="preserve"> om te detecteren of de fiets gestolen wordt</w:t>
       </w:r>
       <w:r>
-        <w:t xml:space="preserve"> en evt. om LoRa en GPS update rate te bepalen</w:t>
+        <w:t xml:space="preserve"> en evt. om </w:t>
+      </w:r>
+      <w:proofErr w:type="spellStart"/>
+      <w:r>
+        <w:t>LoRa</w:t>
+      </w:r>
+      <w:proofErr w:type="spellEnd"/>
+      <w:r>
+        <w:t xml:space="preserve"> en </w:t>
+      </w:r>
+      <w:proofErr w:type="gramStart"/>
+      <w:r>
+        <w:t>GPS update</w:t>
+      </w:r>
+      <w:proofErr w:type="gramEnd"/>
+      <w:r>
+        <w:t xml:space="preserve"> </w:t>
+      </w:r>
+      <w:proofErr w:type="spellStart"/>
+      <w:r>
+        <w:t>rate</w:t>
+      </w:r>
+      <w:proofErr w:type="spellEnd"/>
+      <w:r>
+        <w:t xml:space="preserve"> te bepalen</w:t>
       </w:r>
       <w:r>
         <w:t>.</w:t>
@@ -13860,9 +14502,11 @@
       <w:pPr>
         <w:pStyle w:val="Heading2"/>
       </w:pPr>
+      <w:proofErr w:type="spellStart"/>
       <w:r>
         <w:t>Vereisten</w:t>
       </w:r>
+      <w:proofErr w:type="spellEnd"/>
     </w:p>
     <w:p>
       <w:pPr>
@@ -13891,7 +14535,15 @@
         </w:numPr>
       </w:pPr>
       <w:r>
-        <w:t>Output data rate (ODR): 10-50Hz is genoeg (lager = zu</w:t>
+        <w:t xml:space="preserve">Output data </w:t>
+      </w:r>
+      <w:proofErr w:type="spellStart"/>
+      <w:r>
+        <w:t>rate</w:t>
+      </w:r>
+      <w:proofErr w:type="spellEnd"/>
+      <w:r>
+        <w:t xml:space="preserve"> (ODR): 10-50Hz is genoeg (lager = zu</w:t>
       </w:r>
       <w:r>
         <w:t>iniger)</w:t>
@@ -13971,8 +14623,30 @@
         <w:rPr>
           <w:lang w:val="en-US"/>
         </w:rPr>
-        <w:t xml:space="preserve"> gebaseerd op beweging</w:t>
-      </w:r>
+        <w:t xml:space="preserve"> </w:t>
+      </w:r>
+      <w:proofErr w:type="spellStart"/>
+      <w:r>
+        <w:rPr>
+          <w:lang w:val="en-US"/>
+        </w:rPr>
+        <w:t>gebaseerd</w:t>
+      </w:r>
+      <w:proofErr w:type="spellEnd"/>
+      <w:r>
+        <w:rPr>
+          <w:lang w:val="en-US"/>
+        </w:rPr>
+        <w:t xml:space="preserve"> op </w:t>
+      </w:r>
+      <w:proofErr w:type="spellStart"/>
+      <w:r>
+        <w:rPr>
+          <w:lang w:val="en-US"/>
+        </w:rPr>
+        <w:t>beweging</w:t>
+      </w:r>
+      <w:proofErr w:type="spellEnd"/>
     </w:p>
     <w:p>
       <w:pPr>
@@ -13994,16 +14668,26 @@
       <w:pPr>
         <w:pStyle w:val="Heading2"/>
       </w:pPr>
+      <w:proofErr w:type="spellStart"/>
       <w:r>
         <w:t>Opties</w:t>
       </w:r>
+      <w:proofErr w:type="spellEnd"/>
     </w:p>
     <w:p>
       <w:r>
         <w:t>Moeilijk met hand te so</w:t>
       </w:r>
       <w:r>
-        <w:t>lderen -&gt; breakout voor prototype?</w:t>
+        <w:t xml:space="preserve">lderen -&gt; </w:t>
+      </w:r>
+      <w:proofErr w:type="spellStart"/>
+      <w:r>
+        <w:t>breakout</w:t>
+      </w:r>
+      <w:proofErr w:type="spellEnd"/>
+      <w:r>
+        <w:t xml:space="preserve"> voor prototype?</w:t>
       </w:r>
     </w:p>
     <w:p/>
@@ -14179,8 +14863,30 @@
         <w:rPr>
           <w:lang w:val="en-BE"/>
         </w:rPr>
-        <w:t>Zeer laag verbruik</w:t>
-      </w:r>
+        <w:t xml:space="preserve">Zeer </w:t>
+      </w:r>
+      <w:proofErr w:type="spellStart"/>
+      <w:r>
+        <w:rPr>
+          <w:lang w:val="en-BE"/>
+        </w:rPr>
+        <w:t>laag</w:t>
+      </w:r>
+      <w:proofErr w:type="spellEnd"/>
+      <w:r>
+        <w:rPr>
+          <w:lang w:val="en-BE"/>
+        </w:rPr>
+        <w:t xml:space="preserve"> </w:t>
+      </w:r>
+      <w:proofErr w:type="spellStart"/>
+      <w:r>
+        <w:rPr>
+          <w:lang w:val="en-BE"/>
+        </w:rPr>
+        <w:t>verbruik</w:t>
+      </w:r>
+      <w:proofErr w:type="spellEnd"/>
     </w:p>
     <w:p>
       <w:pPr>
@@ -14207,9 +14913,14 @@
       </w:pPr>
       <w:bookmarkStart w:id="45" w:name="_Toc223965571"/>
       <w:r>
-        <w:t>SD-kaart</w:t>
+        <w:t>SD-</w:t>
+      </w:r>
+      <w:proofErr w:type="spellStart"/>
+      <w:r>
+        <w:t>kaart</w:t>
       </w:r>
       <w:bookmarkEnd w:id="45"/>
+      <w:proofErr w:type="spellEnd"/>
     </w:p>
     <w:p>
       <w:pPr>
@@ -14248,9 +14959,11 @@
         <w:pStyle w:val="Heading2"/>
         <w:spacing w:before="0"/>
       </w:pPr>
+      <w:proofErr w:type="spellStart"/>
       <w:r>
         <w:t>Batterijen</w:t>
       </w:r>
+      <w:proofErr w:type="spellEnd"/>
     </w:p>
     <w:p>
       <w:r>
@@ -14267,11 +14980,53 @@
       </w:r>
     </w:p>
     <w:p>
+      <w:pPr>
+        <w:rPr>
+          <w:lang w:val="en-US"/>
+        </w:rPr>
+      </w:pPr>
       <w:r>
         <w:t xml:space="preserve">Het is aan te raden om batterijen van een bekend merk te gebruiken. </w:t>
       </w:r>
-      <w:r>
-        <w:t xml:space="preserve">Slechte productiekwaliteit kan gevaarlijk zijn: </w:t>
+      <w:proofErr w:type="spellStart"/>
+      <w:r>
+        <w:t>Slechte</w:t>
+      </w:r>
+      <w:proofErr w:type="spellEnd"/>
+      <w:r>
+        <w:t xml:space="preserve"> </w:t>
+      </w:r>
+      <w:proofErr w:type="spellStart"/>
+      <w:r>
+        <w:t>productiekwaliteit</w:t>
+      </w:r>
+      <w:proofErr w:type="spellEnd"/>
+      <w:r>
+        <w:t xml:space="preserve"> </w:t>
+      </w:r>
+      <w:proofErr w:type="spellStart"/>
+      <w:r>
+        <w:t>kan</w:t>
+      </w:r>
+      <w:proofErr w:type="spellEnd"/>
+      <w:r>
+        <w:t xml:space="preserve"> </w:t>
+      </w:r>
+      <w:proofErr w:type="spellStart"/>
+      <w:r>
+        <w:t>gevaarlijk</w:t>
+      </w:r>
+      <w:proofErr w:type="spellEnd"/>
+      <w:r>
+        <w:t xml:space="preserve"> </w:t>
+      </w:r>
+      <w:proofErr w:type="spellStart"/>
+      <w:r>
+        <w:t>zijn</w:t>
+      </w:r>
+      <w:proofErr w:type="spellEnd"/>
+      <w:r>
+        <w:t xml:space="preserve">: </w:t>
       </w:r>
       <w:hyperlink r:id="rId110" w:history="1">
         <w:r>
@@ -14281,14 +15036,155 @@
           <w:t>https://www.lumafield.com/battery-report#battery-quality-report</w:t>
         </w:r>
       </w:hyperlink>
+      <w:r>
+        <w:t xml:space="preserve"> </w:t>
+      </w:r>
     </w:p>
     <w:p>
       <w:pPr>
         <w:pStyle w:val="Heading2"/>
       </w:pPr>
       <w:r>
+        <w:rPr>
+          <w:lang w:val="nl-BE"/>
+        </w:rPr>
+        <w:t xml:space="preserve">Load </w:t>
+      </w:r>
+      <w:proofErr w:type="spellStart"/>
+      <w:r>
+        <w:rPr>
+          <w:lang w:val="nl-BE"/>
+        </w:rPr>
+        <w:t>sharing</w:t>
+      </w:r>
+      <w:proofErr w:type="spellEnd"/>
+    </w:p>
+    <w:p>
+      <w:pPr>
+        <w:rPr>
+          <w:lang w:val="en-US"/>
+        </w:rPr>
+      </w:pPr>
+      <w:hyperlink r:id="rId111" w:history="1">
+        <w:r>
+          <w:rPr>
+            <w:rStyle w:val="Hyperlink"/>
+            <w:lang w:val="en-US"/>
+          </w:rPr>
+          <w:t>https://www.microtype.io/blog/lithium-ion-battery-charger-circuit-load-sharing</w:t>
+        </w:r>
+      </w:hyperlink>
+    </w:p>
+    <w:p>
+      <w:r>
+        <w:t xml:space="preserve">Als de batterij rechtstreeks als voeding wordt gebruikt wordt de stroom bij het laden gesplitst tussen batterij en systeem. </w:t>
+      </w:r>
+      <w:r>
+        <w:t>De batterij wordt dan minder efficiënt opgeladen en het laad-IC zou bij een volle batterij niet uitschakelen.</w:t>
+      </w:r>
+      <w:r>
+        <w:br/>
+      </w:r>
+    </w:p>
+    <w:p>
+      <w:r>
+        <w:t>Dat kan met wat extra componenten, in dit schema wordt het systeem (</w:t>
+      </w:r>
+      <w:proofErr w:type="spellStart"/>
+      <w:r>
+        <w:t>buck</w:t>
+      </w:r>
+      <w:proofErr w:type="spellEnd"/>
+      <w:r>
+        <w:t>/regulator) tijdens laden gevoed met 5V.</w:t>
+      </w:r>
+    </w:p>
+    <w:p>
+      <w:pPr>
+        <w:pStyle w:val="ListParagraph"/>
+      </w:pPr>
+      <w:r>
+        <w:drawing>
+          <wp:inline distT="0" distB="0" distL="0" distR="0" wp14:anchorId="3ECE20AE" wp14:editId="04C87766">
+            <wp:extent cx="2825750" cy="1112608"/>
+            <wp:effectExtent l="0" t="0" r="0" b="0"/>
+            <wp:docPr id="353831612" name="Picture 1"/>
+            <wp:cNvGraphicFramePr>
+              <a:graphicFrameLocks xmlns:a="http://schemas.openxmlformats.org/drawingml/2006/main" noChangeAspect="1"/>
+            </wp:cNvGraphicFramePr>
+            <a:graphic xmlns:a="http://schemas.openxmlformats.org/drawingml/2006/main">
+              <a:graphicData uri="http://schemas.openxmlformats.org/drawingml/2006/picture">
+                <pic:pic xmlns:pic="http://schemas.openxmlformats.org/drawingml/2006/picture">
+                  <pic:nvPicPr>
+                    <pic:cNvPr id="353831612" name=""/>
+                    <pic:cNvPicPr/>
+                  </pic:nvPicPr>
+                  <pic:blipFill>
+                    <a:blip r:embed="rId112"/>
+                    <a:stretch>
+                      <a:fillRect/>
+                    </a:stretch>
+                  </pic:blipFill>
+                  <pic:spPr>
+                    <a:xfrm>
+                      <a:off x="0" y="0"/>
+                      <a:ext cx="2852140" cy="1122999"/>
+                    </a:xfrm>
+                    <a:prstGeom prst="rect">
+                      <a:avLst/>
+                    </a:prstGeom>
+                  </pic:spPr>
+                </pic:pic>
+              </a:graphicData>
+            </a:graphic>
+          </wp:inline>
+        </w:drawing>
+      </w:r>
+    </w:p>
+    <w:p>
+      <w:pPr>
+        <w:pStyle w:val="ListParagraph"/>
+      </w:pPr>
+    </w:p>
+    <w:p>
+      <w:r>
+        <w:lastRenderedPageBreak/>
+        <w:t xml:space="preserve">Er zijn ook </w:t>
+      </w:r>
+      <w:proofErr w:type="spellStart"/>
+      <w:r>
+        <w:t>IC’s</w:t>
+      </w:r>
+      <w:proofErr w:type="spellEnd"/>
+      <w:r>
+        <w:t xml:space="preserve"> met geïntegreerde load </w:t>
+      </w:r>
+      <w:proofErr w:type="spellStart"/>
+      <w:r>
+        <w:t>sharing</w:t>
+      </w:r>
+      <w:proofErr w:type="spellEnd"/>
+      <w:r>
+        <w:t xml:space="preserve"> (een aansluiting voor de batterij en uitgang </w:t>
+      </w:r>
+      <w:proofErr w:type="spellStart"/>
+      <w:r>
+        <w:t>Vsys</w:t>
+      </w:r>
+      <w:proofErr w:type="spellEnd"/>
+      <w:r>
+        <w:t>).</w:t>
+      </w:r>
+    </w:p>
+    <w:p>
+      <w:pPr>
+        <w:pStyle w:val="Heading2"/>
+      </w:pPr>
+      <w:proofErr w:type="spellStart"/>
+      <w:r>
         <w:t>Laadstroom</w:t>
       </w:r>
+      <w:proofErr w:type="spellEnd"/>
     </w:p>
     <w:p>
       <w:pPr>
@@ -14296,7 +15192,7 @@
         <w:ind w:left="0"/>
       </w:pPr>
       <w:r>
-        <w:t>A</w:t>
+        <w:t>Laadstroom is a</w:t>
       </w:r>
       <w:r>
         <w:t>fhankelijk van c</w:t>
@@ -14308,6 +15204,9 @@
         <w:t xml:space="preserve"> en C-rating</w:t>
       </w:r>
       <w:r>
+        <w:t>.</w:t>
+      </w:r>
+      <w:r>
         <w:t xml:space="preserve"> </w:t>
       </w:r>
     </w:p>
@@ -14334,8 +15233,13 @@
         <w:t>1u</w:t>
       </w:r>
       <w:r>
-        <w:t>) of 2A voor 2000mAh,…</w:t>
-      </w:r>
+        <w:t>) of 2A voor 2000</w:t>
+      </w:r>
+      <w:proofErr w:type="gramStart"/>
+      <w:r>
+        <w:t>mAh,…</w:t>
+      </w:r>
+      <w:proofErr w:type="gramEnd"/>
     </w:p>
     <w:p>
       <w:pPr>
@@ -14412,6 +15316,9 @@
       </w:r>
       <w:r>
         <w:t xml:space="preserve"> zonder power delivery</w:t>
+      </w:r>
+      <w:r>
+        <w:t xml:space="preserve"> (PD)</w:t>
       </w:r>
       <w:r>
         <w:t xml:space="preserve"> leveren </w:t>
@@ -14442,7 +15349,7 @@
                     <pic:cNvPicPr/>
                   </pic:nvPicPr>
                   <pic:blipFill>
-                    <a:blip r:embed="rId111"/>
+                    <a:blip r:embed="rId113"/>
                     <a:stretch>
                       <a:fillRect/>
                     </a:stretch>
@@ -14465,17 +15372,24 @@
     </w:p>
     <w:p>
       <w:r>
-        <w:lastRenderedPageBreak/>
         <w:t>Er zijn 3 soorten</w:t>
       </w:r>
       <w:r>
-        <w:t xml:space="preserve"> USB</w:t>
+        <w:t xml:space="preserve"> </w:t>
+      </w:r>
+      <w:proofErr w:type="gramStart"/>
+      <w:r>
+        <w:t>USB</w:t>
       </w:r>
       <w:r>
         <w:t xml:space="preserve"> p</w:t>
       </w:r>
       <w:r>
-        <w:t>oorten:</w:t>
+        <w:t>oorten</w:t>
+      </w:r>
+      <w:proofErr w:type="gramEnd"/>
+      <w:r>
+        <w:t>:</w:t>
       </w:r>
     </w:p>
     <w:p>
@@ -14579,156 +15493,552 @@
       <w:r>
         <w:t xml:space="preserve">Er is een IC nodig dat de juiste stroom kan trekken afhankelijk van de </w:t>
       </w:r>
+      <w:proofErr w:type="gramStart"/>
       <w:r>
         <w:t>USB</w:t>
       </w:r>
       <w:r>
-        <w:t xml:space="preserve"> poort.</w:t>
+        <w:t xml:space="preserve"> poort</w:t>
+      </w:r>
+      <w:proofErr w:type="gramEnd"/>
+      <w:r>
+        <w:t>.</w:t>
+      </w:r>
+      <w:r>
+        <w:t xml:space="preserve"> </w:t>
+      </w:r>
+      <w:r>
+        <w:t xml:space="preserve">Bij USB 2.0 wordt </w:t>
+      </w:r>
+      <w:r>
+        <w:t xml:space="preserve">Data Contact </w:t>
+      </w:r>
+      <w:proofErr w:type="spellStart"/>
+      <w:r>
+        <w:t>Detect</w:t>
+      </w:r>
+      <w:proofErr w:type="spellEnd"/>
+      <w:r>
+        <w:t xml:space="preserve"> (DCD)</w:t>
+      </w:r>
+      <w:r>
+        <w:t xml:space="preserve"> gebruikt om</w:t>
+      </w:r>
+      <w:r>
+        <w:t xml:space="preserve"> via de datalijnen</w:t>
+      </w:r>
+      <w:r>
+        <w:t xml:space="preserve"> te onderschei</w:t>
+      </w:r>
+      <w:r>
+        <w:t xml:space="preserve">den tussen een SDP-poort (100mA of 500mA) en DCP of </w:t>
+      </w:r>
+      <w:proofErr w:type="gramStart"/>
+      <w:r>
+        <w:t>CDP poort</w:t>
+      </w:r>
+      <w:proofErr w:type="gramEnd"/>
+      <w:r>
+        <w:t xml:space="preserve"> (1.5A)</w:t>
+      </w:r>
+      <w:r>
+        <w:t xml:space="preserve"> (USB </w:t>
+      </w:r>
+      <w:proofErr w:type="spellStart"/>
+      <w:r>
+        <w:t>Battery</w:t>
+      </w:r>
+      <w:proofErr w:type="spellEnd"/>
+      <w:r>
+        <w:t xml:space="preserve"> </w:t>
+      </w:r>
+      <w:proofErr w:type="spellStart"/>
+      <w:r>
+        <w:t>Charging</w:t>
+      </w:r>
+      <w:proofErr w:type="spellEnd"/>
+      <w:r>
+        <w:t xml:space="preserve"> </w:t>
+      </w:r>
+      <w:proofErr w:type="spellStart"/>
+      <w:r>
+        <w:t>Specification</w:t>
+      </w:r>
+      <w:proofErr w:type="spellEnd"/>
+      <w:r>
+        <w:t xml:space="preserve">, </w:t>
+      </w:r>
+      <w:proofErr w:type="spellStart"/>
+      <w:r>
+        <w:t>Rev</w:t>
+      </w:r>
+      <w:proofErr w:type="spellEnd"/>
+      <w:r>
+        <w:t xml:space="preserve"> 1.2).</w:t>
+      </w:r>
+    </w:p>
+    <w:p>
+      <w:pPr>
+        <w:pStyle w:val="ListParagraph"/>
+        <w:ind w:left="0"/>
+      </w:pPr>
+    </w:p>
+    <w:p>
+      <w:pPr>
+        <w:pStyle w:val="ListParagraph"/>
+        <w:ind w:left="0"/>
+        <w:rPr>
+          <w:i/>
+          <w:iCs/>
+          <w:sz w:val="20"/>
+          <w:szCs w:val="20"/>
+        </w:rPr>
+      </w:pPr>
+      <w:r>
+        <w:t xml:space="preserve">Bij USB-C worden de CC-pinnen gebruikt </w:t>
+      </w:r>
+      <w:r>
+        <w:t>om de max. laadstroom te detecteren (zonder PD, tot 3A)</w:t>
+      </w:r>
+    </w:p>
+    <w:p>
+      <w:pPr>
+        <w:pStyle w:val="ListParagraph"/>
+        <w:ind w:left="708"/>
+      </w:pPr>
+      <w:hyperlink r:id="rId114" w:history="1">
+        <w:r>
+          <w:rPr>
+            <w:rStyle w:val="Hyperlink"/>
+          </w:rPr>
+          <w:t>https://zbotic.in/usb-type-c-connector-power-delivery-and-data-wiring-guide/</w:t>
+        </w:r>
+      </w:hyperlink>
+    </w:p>
+    <w:p>
+      <w:pPr>
+        <w:pStyle w:val="ListParagraph"/>
+        <w:ind w:left="708"/>
+        <w:rPr>
+          <w:i/>
+          <w:iCs/>
+          <w:sz w:val="20"/>
+          <w:szCs w:val="20"/>
+          <w:lang w:val="en-BE"/>
+        </w:rPr>
+      </w:pPr>
+      <w:r>
+        <w:rPr>
+          <w:b/>
+          <w:bCs/>
+          <w:i/>
+          <w:iCs/>
+          <w:sz w:val="20"/>
+          <w:szCs w:val="20"/>
+          <w:lang w:val="en-BE"/>
+        </w:rPr>
+        <w:t>Current advertisement (without PD):</w:t>
+      </w:r>
+      <w:r>
+        <w:rPr>
+          <w:i/>
+          <w:iCs/>
+          <w:sz w:val="20"/>
+          <w:szCs w:val="20"/>
+          <w:lang w:val="en-BE"/>
+        </w:rPr>
+        <w:t xml:space="preserve"> A USB-C charger advertises its current capability by placing a resistor on the CC pin: </w:t>
+      </w:r>
+    </w:p>
+    <w:p>
+      <w:pPr>
+        <w:pStyle w:val="ListParagraph"/>
+        <w:numPr>
+          <w:ilvl w:val="1"/>
+          <w:numId w:val="75"/>
+        </w:numPr>
+        <w:rPr>
+          <w:i/>
+          <w:iCs/>
+          <w:sz w:val="20"/>
+          <w:szCs w:val="20"/>
+          <w:lang w:val="en-BE"/>
+        </w:rPr>
+      </w:pPr>
+      <w:r>
+        <w:rPr>
+          <w:i/>
+          <w:iCs/>
+          <w:sz w:val="20"/>
+          <w:szCs w:val="20"/>
+          <w:lang w:val="en-BE"/>
+        </w:rPr>
+        <w:t>56k ohm pull-up: Default USB current (500mA USB 2.0, 900mA USB 3.0)</w:t>
+      </w:r>
+    </w:p>
+    <w:p>
+      <w:pPr>
+        <w:pStyle w:val="ListParagraph"/>
+        <w:numPr>
+          <w:ilvl w:val="1"/>
+          <w:numId w:val="75"/>
+        </w:numPr>
+        <w:rPr>
+          <w:i/>
+          <w:iCs/>
+          <w:sz w:val="20"/>
+          <w:szCs w:val="20"/>
+          <w:lang w:val="en-BE"/>
+        </w:rPr>
+      </w:pPr>
+      <w:r>
+        <w:rPr>
+          <w:i/>
+          <w:iCs/>
+          <w:sz w:val="20"/>
+          <w:szCs w:val="20"/>
+          <w:lang w:val="en-BE"/>
+        </w:rPr>
+        <w:t>22k ohm pull-up: 1.5A at 5V</w:t>
+      </w:r>
+    </w:p>
+    <w:p>
+      <w:pPr>
+        <w:pStyle w:val="ListParagraph"/>
+        <w:numPr>
+          <w:ilvl w:val="1"/>
+          <w:numId w:val="75"/>
+        </w:numPr>
+        <w:rPr>
+          <w:i/>
+          <w:iCs/>
+          <w:sz w:val="20"/>
+          <w:szCs w:val="20"/>
+          <w:lang w:val="en-BE"/>
+        </w:rPr>
+      </w:pPr>
+      <w:r>
+        <w:rPr>
+          <w:i/>
+          <w:iCs/>
+          <w:sz w:val="20"/>
+          <w:szCs w:val="20"/>
+          <w:lang w:val="en-BE"/>
+        </w:rPr>
+        <w:t>10k ohm pull-up: 3A at 5V</w:t>
+      </w:r>
+    </w:p>
+    <w:p>
+      <w:pPr>
+        <w:pStyle w:val="ListParagraph"/>
+        <w:ind w:left="708"/>
+        <w:rPr>
+          <w:i/>
+          <w:iCs/>
+          <w:sz w:val="20"/>
+          <w:szCs w:val="20"/>
+          <w:lang w:val="en-BE"/>
+        </w:rPr>
+      </w:pPr>
+      <w:r>
+        <w:rPr>
+          <w:i/>
+          <w:iCs/>
+          <w:sz w:val="20"/>
+          <w:szCs w:val="20"/>
+          <w:lang w:val="en-BE"/>
+        </w:rPr>
+        <w:t>For device that draws 5V 1.5A without PD:</w:t>
+      </w:r>
+    </w:p>
+    <w:p>
+      <w:pPr>
+        <w:pStyle w:val="ListParagraph"/>
+        <w:ind w:left="672" w:firstLine="672"/>
+        <w:rPr>
+          <w:i/>
+          <w:iCs/>
+          <w:sz w:val="20"/>
+          <w:szCs w:val="20"/>
+          <w:lang w:val="en-BE"/>
+        </w:rPr>
+      </w:pPr>
+      <w:r>
+        <w:rPr>
+          <w:i/>
+          <w:iCs/>
+          <w:sz w:val="20"/>
+          <w:szCs w:val="20"/>
+          <w:lang w:val="en-BE"/>
+        </w:rPr>
+        <w:t>Place 5.1k ohm resistor from CC1 to GND</w:t>
+      </w:r>
+    </w:p>
+    <w:p>
+      <w:pPr>
+        <w:pStyle w:val="ListParagraph"/>
+        <w:ind w:left="672" w:firstLine="672"/>
+        <w:rPr>
+          <w:i/>
+          <w:iCs/>
+          <w:sz w:val="20"/>
+          <w:szCs w:val="20"/>
+          <w:lang w:val="en-BE"/>
+        </w:rPr>
+      </w:pPr>
+      <w:r>
+        <w:rPr>
+          <w:i/>
+          <w:iCs/>
+          <w:sz w:val="20"/>
+          <w:szCs w:val="20"/>
+          <w:lang w:val="en-BE"/>
+        </w:rPr>
+        <w:t>Place 5.1k ohm resistor from CC2 to GND</w:t>
+      </w:r>
+    </w:p>
+    <w:p>
+      <w:pPr>
+        <w:pStyle w:val="ListParagraph"/>
+        <w:ind w:left="672" w:firstLine="672"/>
+        <w:rPr>
+          <w:i/>
+          <w:iCs/>
+          <w:sz w:val="20"/>
+          <w:szCs w:val="20"/>
+          <w:lang w:val="en-BE"/>
+        </w:rPr>
+      </w:pPr>
+      <w:r>
+        <w:rPr>
+          <w:i/>
+          <w:iCs/>
+          <w:sz w:val="20"/>
+          <w:szCs w:val="20"/>
+          <w:lang w:val="en-BE"/>
+        </w:rPr>
+        <w:t>These resistors tell the charger:</w:t>
+      </w:r>
+    </w:p>
+    <w:p>
+      <w:pPr>
+        <w:pStyle w:val="ListParagraph"/>
+        <w:ind w:left="672" w:firstLine="672"/>
+        <w:rPr>
+          <w:i/>
+          <w:iCs/>
+          <w:sz w:val="20"/>
+          <w:szCs w:val="20"/>
+          <w:lang w:val="en-BE"/>
+        </w:rPr>
+      </w:pPr>
+      <w:r>
+        <w:rPr>
+          <w:i/>
+          <w:iCs/>
+          <w:sz w:val="20"/>
+          <w:szCs w:val="20"/>
+          <w:lang w:val="en-BE"/>
+        </w:rPr>
+        <w:t>"I am a USB-C device, provide appropriate current"</w:t>
+      </w:r>
+    </w:p>
+    <w:p>
+      <w:pPr>
+        <w:pStyle w:val="ListParagraph"/>
+        <w:ind w:left="672" w:firstLine="672"/>
+        <w:rPr>
+          <w:i/>
+          <w:iCs/>
+          <w:sz w:val="20"/>
+          <w:szCs w:val="20"/>
+          <w:lang w:val="en-BE"/>
+        </w:rPr>
+      </w:pPr>
+      <w:r>
+        <w:rPr>
+          <w:i/>
+          <w:iCs/>
+          <w:sz w:val="20"/>
+          <w:szCs w:val="20"/>
+          <w:lang w:val="en-BE"/>
+        </w:rPr>
+        <w:t>A PD charger will detect 5.1k (sink) and provide 5V</w:t>
       </w:r>
     </w:p>
     <w:p>
       <w:pPr>
         <w:pStyle w:val="Heading2"/>
       </w:pPr>
-      <w:r>
-        <w:rPr>
-          <w:lang w:val="nl-BE"/>
-        </w:rPr>
-        <w:t>Load sharing</w:t>
-      </w:r>
-    </w:p>
-    <w:p>
-      <w:pPr>
-        <w:rPr>
-          <w:lang w:val="en-US"/>
-        </w:rPr>
-      </w:pPr>
-      <w:hyperlink r:id="rId112" w:history="1">
+      <w:proofErr w:type="spellStart"/>
+      <w:r>
+        <w:t>Opties</w:t>
+      </w:r>
+      <w:proofErr w:type="spellEnd"/>
+      <w:r>
+        <w:t xml:space="preserve"> - </w:t>
+      </w:r>
+      <w:proofErr w:type="spellStart"/>
+      <w:r>
+        <w:t>laders</w:t>
+      </w:r>
+      <w:proofErr w:type="spellEnd"/>
+    </w:p>
+    <w:p>
+      <w:r>
+        <w:t>TP4056</w:t>
+      </w:r>
+      <w:r>
+        <w:t>: m</w:t>
+      </w:r>
+      <w:r>
+        <w:t xml:space="preserve">ax. 1A, geen load </w:t>
+      </w:r>
+      <w:proofErr w:type="spellStart"/>
+      <w:r>
+        <w:t>sharing</w:t>
+      </w:r>
+      <w:proofErr w:type="spellEnd"/>
+      <w:r>
+        <w:t>, niet gesch</w:t>
+      </w:r>
+      <w:r>
+        <w:t>ikt</w:t>
+      </w:r>
+    </w:p>
+    <w:p>
+      <w:pPr>
+        <w:pStyle w:val="Heading3"/>
+      </w:pPr>
+      <w:r>
+        <w:lastRenderedPageBreak/>
+        <w:t xml:space="preserve">Power </w:t>
+      </w:r>
+      <w:proofErr w:type="spellStart"/>
+      <w:r>
+        <w:t>path</w:t>
+      </w:r>
+      <w:proofErr w:type="spellEnd"/>
+      <w:r>
+        <w:t xml:space="preserve"> </w:t>
+      </w:r>
+      <w:proofErr w:type="spellStart"/>
+      <w:r>
+        <w:t>IC’s</w:t>
+      </w:r>
+      <w:proofErr w:type="spellEnd"/>
+      <w:r>
+        <w:t xml:space="preserve"> met selecteerbare </w:t>
+      </w:r>
+      <w:proofErr w:type="spellStart"/>
+      <w:r>
+        <w:t>ingang</w:t>
+      </w:r>
+      <w:r>
+        <w:t>stroom</w:t>
+      </w:r>
+      <w:proofErr w:type="spellEnd"/>
+    </w:p>
+    <w:p>
+      <w:pPr>
+        <w:rPr>
+          <w:lang w:val="en-US"/>
+        </w:rPr>
+      </w:pPr>
+      <w:r>
+        <w:t xml:space="preserve">Aparte IC nodig om USB-poort te selecteren, dan kan de max. </w:t>
+      </w:r>
+      <w:proofErr w:type="spellStart"/>
+      <w:r>
+        <w:t>ingangstroom</w:t>
+      </w:r>
+      <w:proofErr w:type="spellEnd"/>
+      <w:r>
+        <w:t xml:space="preserve"> bepaald worden.</w:t>
+      </w:r>
+      <w:r>
+        <w:t xml:space="preserve"> (</w:t>
+      </w:r>
+      <w:proofErr w:type="gramStart"/>
+      <w:r>
+        <w:t>bv.</w:t>
+      </w:r>
+      <w:proofErr w:type="gramEnd"/>
+      <w:r>
+        <w:t xml:space="preserve"> </w:t>
+      </w:r>
+      <w:hyperlink r:id="rId115" w:history="1">
         <w:r>
           <w:rPr>
             <w:rStyle w:val="Hyperlink"/>
             <w:lang w:val="en-US"/>
           </w:rPr>
-          <w:t>https://www.microtype.io/blog/lithium-ion-battery-charger-circuit-load-sharing</w:t>
+          <w:t>FSA832</w:t>
         </w:r>
       </w:hyperlink>
-    </w:p>
-    <w:p>
-      <w:r>
-        <w:t>Als de batterij rechtstreeks als voeding wordt gebruikt wordt de stroom</w:t>
-      </w:r>
-      <w:r>
-        <w:t xml:space="preserve"> bij het</w:t>
-      </w:r>
-      <w:r>
-        <w:t xml:space="preserve"> laden gesplitst </w:t>
-      </w:r>
-      <w:r>
-        <w:t xml:space="preserve">tussen batterij en systeem. </w:t>
-      </w:r>
-      <w:r>
-        <w:t xml:space="preserve">De batterij wordt dan minder efficiënt opgeladen </w:t>
-      </w:r>
-      <w:r>
-        <w:t>en het laad-IC zou bij een volle batterij niet uitschakelen.</w:t>
-      </w:r>
-      <w:r>
+      <w:r>
+        <w:rPr>
+          <w:lang w:val="en-US"/>
+        </w:rPr>
+        <w:t>: USB 2.0 charger detection</w:t>
+      </w:r>
+      <w:r>
+        <w:rPr>
+          <w:lang w:val="en-US"/>
+        </w:rPr>
+        <w:t xml:space="preserve"> </w:t>
+      </w:r>
+      <w:proofErr w:type="spellStart"/>
+      <w:r>
+        <w:rPr>
+          <w:lang w:val="en-US"/>
+        </w:rPr>
+        <w:t>voor</w:t>
+      </w:r>
+      <w:proofErr w:type="spellEnd"/>
+      <w:r>
+        <w:rPr>
+          <w:lang w:val="en-US"/>
+        </w:rPr>
+        <w:t xml:space="preserve"> BC1.2, tot 1.5A</w:t>
+      </w:r>
+      <w:r>
+        <w:rPr>
+          <w:lang w:val="en-US"/>
+        </w:rPr>
+        <w:t xml:space="preserve">, </w:t>
+      </w:r>
+      <w:proofErr w:type="spellStart"/>
+      <w:r>
+        <w:rPr>
+          <w:lang w:val="en-US"/>
+        </w:rPr>
+        <w:t>geen</w:t>
+      </w:r>
+      <w:proofErr w:type="spellEnd"/>
+      <w:r>
+        <w:rPr>
+          <w:lang w:val="en-US"/>
+        </w:rPr>
+        <w:t xml:space="preserve"> US</w:t>
+      </w:r>
+      <w:r>
+        <w:rPr>
+          <w:lang w:val="en-US"/>
+        </w:rPr>
+        <w:t>B-C</w:t>
+      </w:r>
+      <w:r>
+        <w:rPr>
+          <w:lang w:val="en-US"/>
+        </w:rPr>
+        <w:t>)</w:t>
+      </w:r>
+      <w:r>
+        <w:rPr>
+          <w:lang w:val="en-US"/>
+        </w:rPr>
         <w:br/>
-      </w:r>
-    </w:p>
-    <w:p>
-      <w:pPr>
-        <w:pStyle w:val="Heading3"/>
-      </w:pPr>
-      <w:r>
-        <w:t>Apart circuit</w:t>
-      </w:r>
-    </w:p>
-    <w:p>
-      <w:r>
-        <w:t xml:space="preserve">Circuit om Vbus van </w:t>
-      </w:r>
-      <w:r>
-        <w:t>USB</w:t>
-      </w:r>
-      <w:r>
-        <w:t xml:space="preserve"> met </w:t>
-      </w:r>
-      <w:r>
-        <w:t>systeem</w:t>
-      </w:r>
-      <w:r>
-        <w:t xml:space="preserve"> te verbinden. Tijdens laden wordt het systeem</w:t>
-      </w:r>
-      <w:r>
-        <w:t xml:space="preserve"> (buck/regulator)</w:t>
-      </w:r>
-      <w:r>
-        <w:t xml:space="preserve"> gevoed met 5V.</w:t>
-      </w:r>
-    </w:p>
-    <w:p>
-      <w:pPr>
-        <w:pStyle w:val="ListParagraph"/>
-      </w:pPr>
-      <w:r>
-        <w:drawing>
-          <wp:inline distT="0" distB="0" distL="0" distR="0" wp14:anchorId="14D59C46" wp14:editId="7765610C">
-            <wp:extent cx="3422650" cy="1347631"/>
-            <wp:effectExtent l="0" t="0" r="6350" b="5080"/>
-            <wp:docPr id="353831612" name="Picture 1"/>
-            <wp:cNvGraphicFramePr>
-              <a:graphicFrameLocks xmlns:a="http://schemas.openxmlformats.org/drawingml/2006/main" noChangeAspect="1"/>
-            </wp:cNvGraphicFramePr>
-            <a:graphic xmlns:a="http://schemas.openxmlformats.org/drawingml/2006/main">
-              <a:graphicData uri="http://schemas.openxmlformats.org/drawingml/2006/picture">
-                <pic:pic xmlns:pic="http://schemas.openxmlformats.org/drawingml/2006/picture">
-                  <pic:nvPicPr>
-                    <pic:cNvPr id="353831612" name=""/>
-                    <pic:cNvPicPr/>
-                  </pic:nvPicPr>
-                  <pic:blipFill>
-                    <a:blip r:embed="rId113"/>
-                    <a:stretch>
-                      <a:fillRect/>
-                    </a:stretch>
-                  </pic:blipFill>
-                  <pic:spPr>
-                    <a:xfrm>
-                      <a:off x="0" y="0"/>
-                      <a:ext cx="3445912" cy="1356790"/>
-                    </a:xfrm>
-                    <a:prstGeom prst="rect">
-                      <a:avLst/>
-                    </a:prstGeom>
-                  </pic:spPr>
-                </pic:pic>
-              </a:graphicData>
-            </a:graphic>
-          </wp:inline>
-        </w:drawing>
-      </w:r>
-    </w:p>
-    <w:p>
-      <w:pPr>
-        <w:pStyle w:val="Heading3"/>
-      </w:pPr>
-      <w:r>
-        <w:t>IC met geïntegreerd load sharing</w:t>
-      </w:r>
-    </w:p>
-    <w:p/>
-    <w:p>
-      <w:pPr>
-        <w:pStyle w:val="ListParagraph"/>
-      </w:pPr>
-    </w:p>
-    <w:p>
-      <w:pPr>
-        <w:pStyle w:val="Heading2"/>
-      </w:pPr>
-      <w:r>
-        <w:t>Opties</w:t>
       </w:r>
     </w:p>
     <w:p>
@@ -14742,18 +16052,15 @@
           <w:lang w:val="en-US"/>
         </w:rPr>
       </w:pPr>
-      <w:r>
-        <w:rPr>
-          <w:lang w:val="en-US"/>
-        </w:rPr>
-        <w:t>TP4056</w:t>
-      </w:r>
-      <w:r>
-        <w:rPr>
-          <w:lang w:val="en-US"/>
-        </w:rPr>
-        <w:t xml:space="preserve"> </w:t>
-      </w:r>
+      <w:hyperlink r:id="rId116" w:history="1">
+        <w:r>
+          <w:rPr>
+            <w:rStyle w:val="Hyperlink"/>
+            <w:lang w:val="en-US"/>
+          </w:rPr>
+          <w:t>MCP73871</w:t>
+        </w:r>
+      </w:hyperlink>
     </w:p>
     <w:p>
       <w:pPr>
@@ -14762,15 +16069,80 @@
           <w:ilvl w:val="1"/>
           <w:numId w:val="66"/>
         </w:numPr>
-      </w:pPr>
-      <w:r>
-        <w:t>max. 1A, geen load sharing</w:t>
-      </w:r>
-      <w:r>
-        <w:t>, niet gesch</w:t>
-      </w:r>
-      <w:r>
-        <w:t>ikt</w:t>
+        <w:rPr>
+          <w:lang w:val="en-US"/>
+        </w:rPr>
+      </w:pPr>
+      <w:r>
+        <w:rPr>
+          <w:lang w:val="en-US"/>
+        </w:rPr>
+        <w:t>~€1.5-2</w:t>
+      </w:r>
+    </w:p>
+    <w:p>
+      <w:pPr>
+        <w:pStyle w:val="ListParagraph"/>
+        <w:numPr>
+          <w:ilvl w:val="1"/>
+          <w:numId w:val="66"/>
+        </w:numPr>
+        <w:rPr>
+          <w:lang w:val="en-US"/>
+        </w:rPr>
+      </w:pPr>
+      <w:r>
+        <w:rPr>
+          <w:lang w:val="en-US"/>
+        </w:rPr>
+        <w:t>Load sharing</w:t>
+      </w:r>
+    </w:p>
+    <w:p>
+      <w:pPr>
+        <w:pStyle w:val="ListParagraph"/>
+        <w:numPr>
+          <w:ilvl w:val="1"/>
+          <w:numId w:val="66"/>
+        </w:numPr>
+      </w:pPr>
+      <w:r>
+        <w:t>Tot 1A laadstroom</w:t>
+      </w:r>
+      <w:r>
+        <w:t xml:space="preserve">, ingang tot </w:t>
+      </w:r>
+      <w:r>
+        <w:t>1.8A</w:t>
+      </w:r>
+    </w:p>
+    <w:p>
+      <w:pPr>
+        <w:pStyle w:val="ListParagraph"/>
+        <w:numPr>
+          <w:ilvl w:val="1"/>
+          <w:numId w:val="66"/>
+        </w:numPr>
+      </w:pPr>
+      <w:r>
+        <w:t xml:space="preserve">Selecteerbare </w:t>
+      </w:r>
+      <w:proofErr w:type="spellStart"/>
+      <w:r>
+        <w:t>in</w:t>
+      </w:r>
+      <w:r>
+        <w:t>gangstroom</w:t>
+      </w:r>
+      <w:proofErr w:type="spellEnd"/>
+      <w:r>
+        <w:t xml:space="preserve"> (USB 100mA, 500mA </w:t>
+      </w:r>
+      <w:r>
+        <w:t>en 1.8A</w:t>
+      </w:r>
+      <w:r>
+        <w:t>)</w:t>
       </w:r>
     </w:p>
     <w:p>
@@ -14784,12 +16156,29 @@
           <w:lang w:val="en-US"/>
         </w:rPr>
       </w:pPr>
-      <w:r>
-        <w:rPr>
-          <w:lang w:val="en-US"/>
-        </w:rPr>
-        <w:t>MCP73871</w:t>
-      </w:r>
+      <w:hyperlink r:id="rId117" w:history="1">
+        <w:r>
+          <w:rPr>
+            <w:rStyle w:val="Hyperlink"/>
+            <w:lang w:val="en-US"/>
+          </w:rPr>
+          <w:t>bq240</w:t>
+        </w:r>
+        <w:r>
+          <w:rPr>
+            <w:rStyle w:val="Hyperlink"/>
+            <w:lang w:val="en-US"/>
+          </w:rPr>
+          <w:t>3</w:t>
+        </w:r>
+        <w:r>
+          <w:rPr>
+            <w:rStyle w:val="Hyperlink"/>
+            <w:lang w:val="en-US"/>
+          </w:rPr>
+          <w:t>x</w:t>
+        </w:r>
+      </w:hyperlink>
     </w:p>
     <w:p>
       <w:pPr>
@@ -14806,7 +16195,7 @@
         <w:rPr>
           <w:lang w:val="en-US"/>
         </w:rPr>
-        <w:t>Load sharing</w:t>
+        <w:t>~€2-4</w:t>
       </w:r>
     </w:p>
     <w:p>
@@ -14820,6 +16209,73 @@
           <w:lang w:val="en-US"/>
         </w:rPr>
       </w:pPr>
+      <w:r>
+        <w:rPr>
+          <w:lang w:val="en-US"/>
+        </w:rPr>
+        <w:t>Tot 2A</w:t>
+      </w:r>
+    </w:p>
+    <w:p>
+      <w:pPr>
+        <w:pStyle w:val="ListParagraph"/>
+        <w:numPr>
+          <w:ilvl w:val="1"/>
+          <w:numId w:val="66"/>
+        </w:numPr>
+        <w:rPr>
+          <w:lang w:val="en-US"/>
+        </w:rPr>
+      </w:pPr>
+      <w:r>
+        <w:rPr>
+          <w:lang w:val="en-US"/>
+        </w:rPr>
+        <w:t>3.3-V Integrated LDO Output</w:t>
+      </w:r>
+      <w:r>
+        <w:rPr>
+          <w:lang w:val="en-US"/>
+        </w:rPr>
+        <w:t xml:space="preserve"> (30mA)</w:t>
+      </w:r>
+    </w:p>
+    <w:p>
+      <w:pPr>
+        <w:pStyle w:val="ListParagraph"/>
+        <w:numPr>
+          <w:ilvl w:val="1"/>
+          <w:numId w:val="66"/>
+        </w:numPr>
+      </w:pPr>
+      <w:r>
+        <w:t xml:space="preserve">Selecteerbare </w:t>
+      </w:r>
+      <w:proofErr w:type="spellStart"/>
+      <w:r>
+        <w:t>in</w:t>
+      </w:r>
+      <w:r>
+        <w:t>gangstroom</w:t>
+      </w:r>
+      <w:proofErr w:type="spellEnd"/>
+      <w:r>
+        <w:t xml:space="preserve"> </w:t>
+      </w:r>
+      <w:r>
+        <w:t xml:space="preserve">(USB 100mA, 500mA en </w:t>
+      </w:r>
+      <w:proofErr w:type="gramStart"/>
+      <w:r>
+        <w:t>DC in</w:t>
+      </w:r>
+      <w:r>
+        <w:t>put</w:t>
+      </w:r>
+      <w:proofErr w:type="gramEnd"/>
+      <w:r>
+        <w:t>)</w:t>
+      </w:r>
     </w:p>
     <w:p>
       <w:pPr>
@@ -14832,7 +16288,7 @@
           <w:lang w:val="en-US"/>
         </w:rPr>
       </w:pPr>
-      <w:hyperlink r:id="rId114" w:history="1">
+      <w:hyperlink r:id="rId118" w:history="1">
         <w:r>
           <w:rPr>
             <w:rStyle w:val="Hyperlink"/>
@@ -14857,7 +16313,7 @@
         <w:rPr>
           <w:lang w:val="en-US"/>
         </w:rPr>
-        <w:t>Load sharing</w:t>
+        <w:t>~€4-7</w:t>
       </w:r>
     </w:p>
     <w:p>
@@ -14875,7 +16331,7 @@
         <w:rPr>
           <w:lang w:val="en-US"/>
         </w:rPr>
-        <w:t>Laadstroom tot 2A</w:t>
+        <w:t>Load sharing</w:t>
       </w:r>
     </w:p>
     <w:p>
@@ -14885,15 +16341,18 @@
           <w:ilvl w:val="1"/>
           <w:numId w:val="66"/>
         </w:numPr>
-        <w:rPr>
-          <w:lang w:val="en-US"/>
-        </w:rPr>
-      </w:pPr>
-      <w:r>
-        <w:rPr>
-          <w:lang w:val="en-US"/>
-        </w:rPr>
-        <w:t>Programmeerbare input stroom</w:t>
+      </w:pPr>
+      <w:r>
+        <w:t xml:space="preserve">Laadstroom tot </w:t>
+      </w:r>
+      <w:r>
+        <w:t>1.5</w:t>
+      </w:r>
+      <w:r>
+        <w:t>A</w:t>
+      </w:r>
+      <w:r>
+        <w:t>, ingang tot 2A</w:t>
       </w:r>
     </w:p>
     <w:p>
@@ -14903,15 +16362,45 @@
           <w:ilvl w:val="1"/>
           <w:numId w:val="66"/>
         </w:numPr>
-        <w:rPr>
-          <w:lang w:val="en-US"/>
-        </w:rPr>
-      </w:pPr>
-      <w:r>
-        <w:rPr>
-          <w:lang w:val="en-US"/>
-        </w:rPr>
-        <w:lastRenderedPageBreak/>
+      </w:pPr>
+      <w:r>
+        <w:t xml:space="preserve">Selecteerbare </w:t>
+      </w:r>
+      <w:proofErr w:type="spellStart"/>
+      <w:r>
+        <w:t>in</w:t>
+      </w:r>
+      <w:r>
+        <w:t>gangstroom</w:t>
+      </w:r>
+      <w:proofErr w:type="spellEnd"/>
+      <w:r>
+        <w:t xml:space="preserve"> (USB 100mA, 500mA en </w:t>
+      </w:r>
+      <w:proofErr w:type="gramStart"/>
+      <w:r>
+        <w:t>DC in</w:t>
+      </w:r>
+      <w:r>
+        <w:t>put</w:t>
+      </w:r>
+      <w:proofErr w:type="gramEnd"/>
+      <w:r>
+        <w:t>)</w:t>
+      </w:r>
+    </w:p>
+    <w:p>
+      <w:pPr>
+        <w:pStyle w:val="ListParagraph"/>
+        <w:numPr>
+          <w:ilvl w:val="1"/>
+          <w:numId w:val="66"/>
+        </w:numPr>
+      </w:pPr>
+      <w:r>
+        <w:rPr>
+          <w:lang w:val="en-US"/>
+        </w:rPr>
         <w:drawing>
           <wp:inline distT="0" distB="0" distL="0" distR="0" wp14:anchorId="373B969A" wp14:editId="100E0FBA">
             <wp:extent cx="3511550" cy="2042212"/>
@@ -14928,7 +16417,7 @@
                     <pic:cNvPicPr/>
                   </pic:nvPicPr>
                   <pic:blipFill>
-                    <a:blip r:embed="rId115"/>
+                    <a:blip r:embed="rId119"/>
                     <a:stretch>
                       <a:fillRect/>
                     </a:stretch>
@@ -14953,77 +16442,37 @@
       <w:pPr>
         <w:pStyle w:val="ListParagraph"/>
         <w:numPr>
-          <w:ilvl w:val="1"/>
-          <w:numId w:val="66"/>
-        </w:numPr>
-      </w:pPr>
-      <w:r>
-        <w:t>USB kan met de A</w:t>
-      </w:r>
-      <w:r>
-        <w:t>C input worden verbonden, dan moet apart gedetecteerd worden welke soort USB-poort verbonden</w:t>
-      </w:r>
-      <w:r>
-        <w:t>:</w:t>
-      </w:r>
-      <w:r>
-        <w:t xml:space="preserve"> </w:t>
-      </w:r>
-    </w:p>
-    <w:p>
-      <w:pPr>
-        <w:pStyle w:val="ListParagraph"/>
-        <w:numPr>
           <w:ilvl w:val="2"/>
           <w:numId w:val="66"/>
         </w:numPr>
-        <w:rPr>
-          <w:lang w:val="en-US"/>
-        </w:rPr>
-      </w:pPr>
-      <w:r>
-        <w:rPr>
-          <w:lang w:val="en-US"/>
-        </w:rPr>
-        <w:t xml:space="preserve">USB 2.0: </w:t>
-      </w:r>
-      <w:r>
-        <w:rPr>
-          <w:lang w:val="en-US"/>
-        </w:rPr>
-        <w:t>Data Contact Detect (DCD)</w:t>
-      </w:r>
-      <w:r>
-        <w:rPr>
-          <w:lang w:val="en-US"/>
-        </w:rPr>
-        <w:t xml:space="preserve"> (</w:t>
-      </w:r>
-      <w:r>
-        <w:rPr>
-          <w:lang w:val="en-US"/>
-        </w:rPr>
-        <w:t>USB Battery Charging Specification, Rev 1.2</w:t>
-      </w:r>
-      <w:r>
-        <w:rPr>
-          <w:lang w:val="en-US"/>
-        </w:rPr>
-        <w:t>).</w:t>
-      </w:r>
-    </w:p>
-    <w:p>
-      <w:pPr>
-        <w:pStyle w:val="ListParagraph"/>
-        <w:numPr>
-          <w:ilvl w:val="2"/>
-          <w:numId w:val="66"/>
-        </w:numPr>
-        <w:rPr>
-          <w:lang w:val="en-US"/>
-        </w:rPr>
-      </w:pPr>
-      <w:hyperlink r:id="rId116" w:history="1">
+      </w:pPr>
+      <w:r>
+        <w:t xml:space="preserve">Als </w:t>
+      </w:r>
+      <w:r>
+        <w:t xml:space="preserve">bv. </w:t>
+      </w:r>
+      <w:r>
+        <w:t xml:space="preserve">de </w:t>
+      </w:r>
+      <w:r>
+        <w:t>CHG_</w:t>
+      </w:r>
+      <w:proofErr w:type="gramStart"/>
+      <w:r>
+        <w:t>DET</w:t>
+      </w:r>
+      <w:r>
+        <w:t xml:space="preserve"> pin</w:t>
+      </w:r>
+      <w:proofErr w:type="gramEnd"/>
+      <w:r>
+        <w:t xml:space="preserve"> </w:t>
+      </w:r>
+      <w:r>
+        <w:t xml:space="preserve">van de </w:t>
+      </w:r>
+      <w:hyperlink r:id="rId120" w:history="1">
         <w:r>
           <w:rPr>
             <w:rStyle w:val="Hyperlink"/>
@@ -15032,23 +16481,18 @@
         </w:r>
       </w:hyperlink>
       <w:r>
-        <w:t>: USB 2.0 charger detection IC</w:t>
-      </w:r>
-      <w:r>
-        <w:t>, detecteert of een laad-poort of gewone USB-poort is aangeslote</w:t>
-      </w:r>
-      <w:r>
-        <w:t>n.</w:t>
-      </w:r>
-      <w:r>
-        <w:br/>
-        <w:t xml:space="preserve">Als de </w:t>
-      </w:r>
-      <w:r>
-        <w:t>CHG_DET</w:t>
-      </w:r>
-      <w:r>
-        <w:t xml:space="preserve"> pin rechtstreeks met de DCM pin van </w:t>
+        <w:t xml:space="preserve"> lader-detectie-IC </w:t>
+      </w:r>
+      <w:r>
+        <w:t xml:space="preserve">rechtstreeks met de </w:t>
+      </w:r>
+      <w:proofErr w:type="gramStart"/>
+      <w:r>
+        <w:t>DCM pin</w:t>
+      </w:r>
+      <w:proofErr w:type="gramEnd"/>
+      <w:r>
+        <w:t xml:space="preserve"> van </w:t>
       </w:r>
       <w:r>
         <w:t>MAX8903</w:t>
@@ -15057,414 +16501,55 @@
         <w:t xml:space="preserve"> </w:t>
       </w:r>
       <w:r>
-        <w:t>verbonden wordt, zal de input gelimiteerd worden tot 500mA bij een standard downstream usb-poort (SDP) en hoger bij een DCP of CDP poort.</w:t>
+        <w:t xml:space="preserve">verbonden wordt, zal de input gelimiteerd worden tot 500mA bij een standard downstream usb-poort (SDP) en hoger bij een DCP of </w:t>
+      </w:r>
+      <w:proofErr w:type="gramStart"/>
+      <w:r>
+        <w:t>CDP poort</w:t>
+      </w:r>
+      <w:proofErr w:type="gramEnd"/>
+      <w:r>
+        <w:t>.</w:t>
       </w:r>
       <w:r>
         <w:t xml:space="preserve"> 100mA kan waarschijnlijk genegeerd worden.</w:t>
       </w:r>
-    </w:p>
-    <w:p>
-      <w:pPr>
-        <w:pStyle w:val="ListParagraph"/>
-        <w:ind w:left="2160"/>
-      </w:pPr>
-      <w:r>
-        <w:t xml:space="preserve">-&gt; </w:t>
-      </w:r>
-      <w:r>
-        <w:t>Is bedoeld voor BC1.2, tot 1.5A.</w:t>
+      <w:r>
+        <w:t xml:space="preserve"> Dan moet bij een USB-C verbinding de CC-pinnen apart bekeken worden.</w:t>
       </w:r>
     </w:p>
     <w:p>
       <w:pPr>
         <w:pStyle w:val="ListParagraph"/>
         <w:numPr>
-          <w:ilvl w:val="2"/>
+          <w:ilvl w:val="0"/>
           <w:numId w:val="66"/>
         </w:numPr>
         <w:rPr>
-          <w:i/>
-          <w:iCs/>
-          <w:sz w:val="20"/>
-          <w:szCs w:val="20"/>
-          <w:lang w:val="en-BE"/>
-        </w:rPr>
-      </w:pPr>
-      <w:r>
-        <w:rPr>
-          <w:lang w:val="en-US"/>
-        </w:rPr>
-        <w:t>USB-C: CC pinnen</w:t>
-      </w:r>
-      <w:r>
-        <w:rPr>
-          <w:lang w:val="en-US"/>
-        </w:rPr>
-        <w:t xml:space="preserve"> -&gt; tot 3A</w:t>
-      </w:r>
-    </w:p>
-    <w:p>
-      <w:pPr>
-        <w:pStyle w:val="ListParagraph"/>
-        <w:ind w:left="2160"/>
-        <w:rPr>
-          <w:lang w:val="en-US"/>
-        </w:rPr>
-      </w:pPr>
-      <w:hyperlink r:id="rId117" w:history="1">
+          <w:lang w:val="en-US"/>
+        </w:rPr>
+      </w:pPr>
+      <w:hyperlink r:id="rId121" w:history="1">
         <w:r>
           <w:rPr>
             <w:rStyle w:val="Hyperlink"/>
             <w:lang w:val="en-US"/>
           </w:rPr>
-          <w:t>https://zbotic.in/usb-type-c-connector-power-delivery-and-data-wiring-guide/</w:t>
+          <w:t>LTC4</w:t>
         </w:r>
-      </w:hyperlink>
-    </w:p>
-    <w:p>
-      <w:pPr>
-        <w:pStyle w:val="ListParagraph"/>
-        <w:ind w:left="2160"/>
-        <w:rPr>
-          <w:i/>
-          <w:iCs/>
-          <w:sz w:val="20"/>
-          <w:szCs w:val="20"/>
-          <w:lang w:val="en-BE"/>
-        </w:rPr>
-      </w:pPr>
-      <w:r>
-        <w:rPr>
-          <w:b/>
-          <w:bCs/>
-          <w:i/>
-          <w:iCs/>
-          <w:sz w:val="20"/>
-          <w:szCs w:val="20"/>
-          <w:lang w:val="en-BE"/>
-        </w:rPr>
-        <w:t>Current advertisement (without PD):</w:t>
-      </w:r>
-      <w:r>
-        <w:rPr>
-          <w:i/>
-          <w:iCs/>
-          <w:sz w:val="20"/>
-          <w:szCs w:val="20"/>
-          <w:lang w:val="en-BE"/>
-        </w:rPr>
-        <w:t xml:space="preserve"> A USB-C charger advertises its current capability by placing a resistor on the CC pin: </w:t>
-      </w:r>
-    </w:p>
-    <w:p>
-      <w:pPr>
-        <w:pStyle w:val="ListParagraph"/>
-        <w:numPr>
-          <w:ilvl w:val="2"/>
-          <w:numId w:val="75"/>
-        </w:numPr>
-        <w:rPr>
-          <w:i/>
-          <w:iCs/>
-          <w:sz w:val="20"/>
-          <w:szCs w:val="20"/>
-          <w:lang w:val="en-BE"/>
-        </w:rPr>
-      </w:pPr>
-      <w:r>
-        <w:rPr>
-          <w:i/>
-          <w:iCs/>
-          <w:sz w:val="20"/>
-          <w:szCs w:val="20"/>
-          <w:lang w:val="en-BE"/>
-        </w:rPr>
-        <w:t>56k ohm pull-up: Default USB current (500mA USB 2.0, 900mA USB 3.0)</w:t>
-      </w:r>
-    </w:p>
-    <w:p>
-      <w:pPr>
-        <w:pStyle w:val="ListParagraph"/>
-        <w:numPr>
-          <w:ilvl w:val="2"/>
-          <w:numId w:val="75"/>
-        </w:numPr>
-        <w:rPr>
-          <w:i/>
-          <w:iCs/>
-          <w:sz w:val="20"/>
-          <w:szCs w:val="20"/>
-          <w:lang w:val="en-BE"/>
-        </w:rPr>
-      </w:pPr>
-      <w:r>
-        <w:rPr>
-          <w:i/>
-          <w:iCs/>
-          <w:sz w:val="20"/>
-          <w:szCs w:val="20"/>
-          <w:lang w:val="en-BE"/>
-        </w:rPr>
-        <w:t>22k ohm pull-up: 1.5A at 5V</w:t>
-      </w:r>
-    </w:p>
-    <w:p>
-      <w:pPr>
-        <w:pStyle w:val="ListParagraph"/>
-        <w:numPr>
-          <w:ilvl w:val="2"/>
-          <w:numId w:val="75"/>
-        </w:numPr>
-        <w:rPr>
-          <w:i/>
-          <w:iCs/>
-          <w:sz w:val="20"/>
-          <w:szCs w:val="20"/>
-          <w:lang w:val="en-BE"/>
-        </w:rPr>
-      </w:pPr>
-      <w:r>
-        <w:rPr>
-          <w:i/>
-          <w:iCs/>
-          <w:sz w:val="20"/>
-          <w:szCs w:val="20"/>
-          <w:lang w:val="en-BE"/>
-        </w:rPr>
-        <w:t>10k ohm pull-up: 3A at 5V</w:t>
-      </w:r>
-    </w:p>
-    <w:p>
-      <w:pPr>
-        <w:pStyle w:val="ListParagraph"/>
-        <w:ind w:left="2160"/>
-        <w:rPr>
-          <w:i/>
-          <w:iCs/>
-          <w:sz w:val="20"/>
-          <w:szCs w:val="20"/>
-          <w:lang w:val="en-BE"/>
-        </w:rPr>
-      </w:pPr>
-      <w:r>
-        <w:rPr>
-          <w:i/>
-          <w:iCs/>
-          <w:sz w:val="20"/>
-          <w:szCs w:val="20"/>
-          <w:lang w:val="en-BE"/>
-        </w:rPr>
-        <w:t>For device that draws 5V 1.5A without PD:</w:t>
-      </w:r>
-    </w:p>
-    <w:p>
-      <w:pPr>
-        <w:pStyle w:val="ListParagraph"/>
-        <w:ind w:left="2160" w:firstLine="672"/>
-        <w:rPr>
-          <w:i/>
-          <w:iCs/>
-          <w:sz w:val="20"/>
-          <w:szCs w:val="20"/>
-          <w:lang w:val="en-BE"/>
-        </w:rPr>
-      </w:pPr>
-      <w:r>
-        <w:rPr>
-          <w:i/>
-          <w:iCs/>
-          <w:sz w:val="20"/>
-          <w:szCs w:val="20"/>
-          <w:lang w:val="en-BE"/>
-        </w:rPr>
-        <w:t>Place 5.1k ohm resistor from CC1 to GND</w:t>
-      </w:r>
-    </w:p>
-    <w:p>
-      <w:pPr>
-        <w:pStyle w:val="ListParagraph"/>
-        <w:ind w:left="2160" w:firstLine="672"/>
-        <w:rPr>
-          <w:i/>
-          <w:iCs/>
-          <w:sz w:val="20"/>
-          <w:szCs w:val="20"/>
-          <w:lang w:val="en-BE"/>
-        </w:rPr>
-      </w:pPr>
-      <w:r>
-        <w:rPr>
-          <w:i/>
-          <w:iCs/>
-          <w:sz w:val="20"/>
-          <w:szCs w:val="20"/>
-          <w:lang w:val="en-BE"/>
-        </w:rPr>
-        <w:t>Place 5.1k ohm resistor from CC2 to GND</w:t>
-      </w:r>
-    </w:p>
-    <w:p>
-      <w:pPr>
-        <w:pStyle w:val="ListParagraph"/>
-        <w:ind w:left="2160" w:firstLine="672"/>
-        <w:rPr>
-          <w:i/>
-          <w:iCs/>
-          <w:sz w:val="20"/>
-          <w:szCs w:val="20"/>
-          <w:lang w:val="en-BE"/>
-        </w:rPr>
-      </w:pPr>
-      <w:r>
-        <w:rPr>
-          <w:i/>
-          <w:iCs/>
-          <w:sz w:val="20"/>
-          <w:szCs w:val="20"/>
-          <w:lang w:val="en-BE"/>
-        </w:rPr>
-        <w:t>These resistors tell the charger:</w:t>
-      </w:r>
-    </w:p>
-    <w:p>
-      <w:pPr>
-        <w:pStyle w:val="ListParagraph"/>
-        <w:ind w:left="2160" w:firstLine="672"/>
-        <w:rPr>
-          <w:i/>
-          <w:iCs/>
-          <w:sz w:val="20"/>
-          <w:szCs w:val="20"/>
-          <w:lang w:val="en-BE"/>
-        </w:rPr>
-      </w:pPr>
-      <w:r>
-        <w:rPr>
-          <w:i/>
-          <w:iCs/>
-          <w:sz w:val="20"/>
-          <w:szCs w:val="20"/>
-          <w:lang w:val="en-BE"/>
-        </w:rPr>
-        <w:t>"I am a USB-C device, provide appropriate current"</w:t>
-      </w:r>
-    </w:p>
-    <w:p>
-      <w:pPr>
-        <w:pStyle w:val="ListParagraph"/>
-        <w:ind w:left="2160" w:firstLine="672"/>
-        <w:rPr>
-          <w:i/>
-          <w:iCs/>
-          <w:sz w:val="20"/>
-          <w:szCs w:val="20"/>
-          <w:lang w:val="en-BE"/>
-        </w:rPr>
-      </w:pPr>
-      <w:r>
-        <w:rPr>
-          <w:i/>
-          <w:iCs/>
-          <w:sz w:val="20"/>
-          <w:szCs w:val="20"/>
-          <w:lang w:val="en-BE"/>
-        </w:rPr>
-        <w:t>A PD charger will detect 5.1k (sink) and provide 5V</w:t>
-      </w:r>
-    </w:p>
-    <w:p>
-      <w:pPr>
-        <w:pStyle w:val="ListParagraph"/>
-        <w:numPr>
-          <w:ilvl w:val="0"/>
-          <w:numId w:val="66"/>
-        </w:numPr>
-        <w:rPr>
-          <w:lang w:val="en-US"/>
-        </w:rPr>
-      </w:pPr>
-      <w:hyperlink r:id="rId118" w:history="1">
         <w:r>
           <w:rPr>
             <w:rStyle w:val="Hyperlink"/>
             <w:lang w:val="en-US"/>
           </w:rPr>
-          <w:t>LTC4066</w:t>
+          <w:t>0</w:t>
         </w:r>
-      </w:hyperlink>
-    </w:p>
-    <w:p>
-      <w:pPr>
-        <w:pStyle w:val="ListParagraph"/>
-        <w:numPr>
-          <w:ilvl w:val="1"/>
-          <w:numId w:val="66"/>
-        </w:numPr>
-        <w:rPr>
-          <w:lang w:val="en-US"/>
-        </w:rPr>
-      </w:pPr>
-      <w:r>
-        <w:rPr>
-          <w:lang w:val="en-US"/>
-        </w:rPr>
-        <w:t>Seamless Transition Between Input Power Sources:</w:t>
-      </w:r>
-      <w:r>
-        <w:rPr>
-          <w:lang w:val="en-US"/>
-        </w:rPr>
-        <w:t xml:space="preserve"> </w:t>
-      </w:r>
-      <w:r>
-        <w:rPr>
-          <w:lang w:val="en-US"/>
-        </w:rPr>
-        <w:t>Li-Ion Battery, USB and 5V Wall Adapte</w:t>
-      </w:r>
-      <w:r>
-        <w:rPr>
-          <w:lang w:val="en-US"/>
-        </w:rPr>
-        <w:t>r</w:t>
-      </w:r>
-    </w:p>
-    <w:p>
-      <w:pPr>
-        <w:pStyle w:val="ListParagraph"/>
-        <w:numPr>
-          <w:ilvl w:val="1"/>
-          <w:numId w:val="66"/>
-        </w:numPr>
-        <w:rPr>
-          <w:lang w:val="en-US"/>
-        </w:rPr>
-      </w:pPr>
-      <w:r>
-        <w:rPr>
-          <w:lang w:val="en-US"/>
-        </w:rPr>
-        <w:t>100mA / 500mA / oneindig</w:t>
-      </w:r>
-    </w:p>
-    <w:p>
-      <w:pPr>
-        <w:pStyle w:val="ListParagraph"/>
-        <w:numPr>
-          <w:ilvl w:val="0"/>
-          <w:numId w:val="66"/>
-        </w:numPr>
-        <w:rPr>
-          <w:lang w:val="en-US"/>
-        </w:rPr>
-      </w:pPr>
-      <w:hyperlink r:id="rId119" w:history="1">
         <w:r>
           <w:rPr>
             <w:rStyle w:val="Hyperlink"/>
             <w:lang w:val="en-US"/>
           </w:rPr>
-          <w:t>STw4102</w:t>
+          <w:t>66</w:t>
         </w:r>
       </w:hyperlink>
     </w:p>
@@ -15483,7 +16568,13 @@
         <w:rPr>
           <w:lang w:val="en-US"/>
         </w:rPr>
-        <w:t>Dual USB/wall adapter Li-ion battery charger with gas gauge</w:t>
+        <w:t>~€</w:t>
+      </w:r>
+      <w:r>
+        <w:rPr>
+          <w:lang w:val="en-US"/>
+        </w:rPr>
+        <w:t>4-6</w:t>
       </w:r>
     </w:p>
     <w:p>
@@ -15501,7 +16592,7 @@
         <w:rPr>
           <w:lang w:val="en-US"/>
         </w:rPr>
-        <w:t>Fast charge current control up to 1 A for wall</w:t>
+        <w:t>Seamless Transition Between Input Power Sources:</w:t>
       </w:r>
       <w:r>
         <w:rPr>
@@ -15513,8 +16604,72 @@
         <w:rPr>
           <w:lang w:val="en-US"/>
         </w:rPr>
-        <w:t>adapter and up to 500 mA for USB</w:t>
-      </w:r>
+        <w:t>Li-Ion Battery, USB and 5V Wall Adapte</w:t>
+      </w:r>
+      <w:r>
+        <w:rPr>
+          <w:lang w:val="en-US"/>
+        </w:rPr>
+        <w:t>r</w:t>
+      </w:r>
+    </w:p>
+    <w:p>
+      <w:pPr>
+        <w:pStyle w:val="ListParagraph"/>
+        <w:numPr>
+          <w:ilvl w:val="2"/>
+          <w:numId w:val="66"/>
+        </w:numPr>
+      </w:pPr>
+      <w:r>
+        <w:rPr>
+          <w:lang w:val="en-US"/>
+        </w:rPr>
+        <w:t xml:space="preserve">100mA / 500mA / </w:t>
+      </w:r>
+      <w:proofErr w:type="spellStart"/>
+      <w:r>
+        <w:rPr>
+          <w:lang w:val="en-US"/>
+        </w:rPr>
+        <w:t>oneindig</w:t>
+      </w:r>
+      <w:proofErr w:type="spellEnd"/>
+    </w:p>
+    <w:p>
+      <w:pPr>
+        <w:pStyle w:val="ListParagraph"/>
+        <w:numPr>
+          <w:ilvl w:val="0"/>
+          <w:numId w:val="66"/>
+        </w:numPr>
+        <w:rPr>
+          <w:lang w:val="en-US"/>
+        </w:rPr>
+      </w:pPr>
+      <w:hyperlink r:id="rId122" w:history="1">
+        <w:r>
+          <w:rPr>
+            <w:rStyle w:val="Hyperlink"/>
+            <w:lang w:val="en-US"/>
+          </w:rPr>
+          <w:t>STw4</w:t>
+        </w:r>
+        <w:r>
+          <w:rPr>
+            <w:rStyle w:val="Hyperlink"/>
+            <w:lang w:val="en-US"/>
+          </w:rPr>
+          <w:t>1</w:t>
+        </w:r>
+        <w:r>
+          <w:rPr>
+            <w:rStyle w:val="Hyperlink"/>
+            <w:lang w:val="en-US"/>
+          </w:rPr>
+          <w:t>02</w:t>
+        </w:r>
+      </w:hyperlink>
     </w:p>
     <w:p>
       <w:pPr>
@@ -15531,19 +16686,7 @@
         <w:rPr>
           <w:lang w:val="en-US"/>
         </w:rPr>
-        <w:t>Support for currents higher than 1 A using</w:t>
-      </w:r>
-      <w:r>
-        <w:rPr>
-          <w:lang w:val="en-US"/>
-        </w:rPr>
-        <w:t xml:space="preserve"> </w:t>
-      </w:r>
-      <w:r>
-        <w:rPr>
-          <w:lang w:val="en-US"/>
-        </w:rPr>
-        <w:t>external components</w:t>
+        <w:t>Dual USB/wall adapter Li-ion battery charger with gas gauge</w:t>
       </w:r>
     </w:p>
     <w:p>
@@ -15557,23 +16700,19 @@
           <w:lang w:val="en-US"/>
         </w:rPr>
       </w:pPr>
-      <w:r>
-        <w:rPr>
-          <w:lang w:val="en-US"/>
-        </w:rPr>
-        <w:t>Battery voltage monitor with 7-12 bit AD</w:t>
-      </w:r>
-      <w:r>
-        <w:rPr>
-          <w:lang w:val="en-US"/>
-        </w:rPr>
-        <w:t xml:space="preserve"> </w:t>
-      </w:r>
-      <w:r>
-        <w:rPr>
-          <w:lang w:val="en-US"/>
-        </w:rPr>
-        <w:t>converter</w:t>
+      <w:proofErr w:type="spellStart"/>
+      <w:r>
+        <w:rPr>
+          <w:lang w:val="en-US"/>
+        </w:rPr>
+        <w:t>Laadstroom</w:t>
+      </w:r>
+      <w:proofErr w:type="spellEnd"/>
+      <w:r>
+        <w:rPr>
+          <w:lang w:val="en-US"/>
+        </w:rPr>
+        <w:t xml:space="preserve"> tot 1A</w:t>
       </w:r>
     </w:p>
     <w:p>
@@ -15591,19 +16730,19 @@
         <w:rPr>
           <w:lang w:val="en-US"/>
         </w:rPr>
-        <w:t>I²C</w:t>
-      </w:r>
-      <w:r>
-        <w:rPr>
-          <w:lang w:val="en-US"/>
-        </w:rPr>
-        <w:t xml:space="preserve"> interface for device monitoring and contro</w:t>
-      </w:r>
-      <w:r>
-        <w:rPr>
-          <w:lang w:val="en-US"/>
-        </w:rPr>
-        <w:t>l</w:t>
+        <w:t>Support for currents higher than 1 A using</w:t>
+      </w:r>
+      <w:r>
+        <w:rPr>
+          <w:lang w:val="en-US"/>
+        </w:rPr>
+        <w:t xml:space="preserve"> </w:t>
+      </w:r>
+      <w:r>
+        <w:rPr>
+          <w:lang w:val="en-US"/>
+        </w:rPr>
+        <w:t>external components</w:t>
       </w:r>
     </w:p>
     <w:p>
@@ -15621,15 +16760,104 @@
         <w:rPr>
           <w:lang w:val="en-US"/>
         </w:rPr>
+        <w:t xml:space="preserve">Battery voltage </w:t>
+      </w:r>
+      <w:proofErr w:type="gramStart"/>
+      <w:r>
+        <w:rPr>
+          <w:lang w:val="en-US"/>
+        </w:rPr>
+        <w:t>monitor</w:t>
+      </w:r>
+      <w:proofErr w:type="gramEnd"/>
+      <w:r>
+        <w:rPr>
+          <w:lang w:val="en-US"/>
+        </w:rPr>
+        <w:t xml:space="preserve"> with </w:t>
+      </w:r>
+      <w:proofErr w:type="gramStart"/>
+      <w:r>
+        <w:rPr>
+          <w:lang w:val="en-US"/>
+        </w:rPr>
+        <w:t>7-12 bit</w:t>
+      </w:r>
+      <w:proofErr w:type="gramEnd"/>
+      <w:r>
+        <w:rPr>
+          <w:lang w:val="en-US"/>
+        </w:rPr>
+        <w:t xml:space="preserve"> AD</w:t>
+      </w:r>
+      <w:r>
+        <w:rPr>
+          <w:lang w:val="en-US"/>
+        </w:rPr>
+        <w:t xml:space="preserve"> </w:t>
+      </w:r>
+      <w:r>
+        <w:rPr>
+          <w:lang w:val="en-US"/>
+        </w:rPr>
+        <w:t>converter</w:t>
+      </w:r>
+    </w:p>
+    <w:p>
+      <w:pPr>
+        <w:pStyle w:val="ListParagraph"/>
+        <w:numPr>
+          <w:ilvl w:val="1"/>
+          <w:numId w:val="66"/>
+        </w:numPr>
+        <w:rPr>
+          <w:lang w:val="en-US"/>
+        </w:rPr>
+      </w:pPr>
+      <w:r>
+        <w:rPr>
+          <w:lang w:val="en-US"/>
+        </w:rPr>
+        <w:t>I²C</w:t>
+      </w:r>
+      <w:r>
+        <w:rPr>
+          <w:lang w:val="en-US"/>
+        </w:rPr>
+        <w:t xml:space="preserve"> interface for device monitoring and contro</w:t>
+      </w:r>
+      <w:r>
+        <w:rPr>
+          <w:lang w:val="en-US"/>
+        </w:rPr>
+        <w:t>l</w:t>
+      </w:r>
+    </w:p>
+    <w:p>
+      <w:pPr>
+        <w:pStyle w:val="ListParagraph"/>
+        <w:numPr>
+          <w:ilvl w:val="1"/>
+          <w:numId w:val="66"/>
+        </w:numPr>
+        <w:rPr>
+          <w:lang w:val="en-US"/>
+        </w:rPr>
+      </w:pPr>
+      <w:r>
+        <w:rPr>
+          <w:lang w:val="en-US"/>
+        </w:rPr>
         <w:t>Charge status &amp; power detection output</w:t>
       </w:r>
     </w:p>
     <w:p>
       <w:pPr>
-        <w:spacing w:after="160"/>
-        <w:rPr>
-          <w:lang w:val="en-US"/>
-        </w:rPr>
+        <w:pStyle w:val="ListParagraph"/>
+        <w:numPr>
+          <w:ilvl w:val="2"/>
+          <w:numId w:val="66"/>
+        </w:numPr>
       </w:pPr>
       <w:r>
         <w:rPr>
@@ -15638,6 +16866,40 @@
         <w:br w:type="page"/>
       </w:r>
     </w:p>
+    <w:p>
+      <w:pPr>
+        <w:pStyle w:val="Heading3"/>
+      </w:pPr>
+      <w:proofErr w:type="spellStart"/>
+      <w:r>
+        <w:lastRenderedPageBreak/>
+        <w:t>IC’s</w:t>
+      </w:r>
+      <w:proofErr w:type="spellEnd"/>
+      <w:r>
+        <w:t xml:space="preserve"> met USB-poort d</w:t>
+      </w:r>
+      <w:r>
+        <w:t>etectie</w:t>
+      </w:r>
+    </w:p>
+    <w:p>
+      <w:r>
+        <w:t xml:space="preserve">Kan je de </w:t>
+      </w:r>
+      <w:proofErr w:type="gramStart"/>
+      <w:r>
+        <w:t>USB d</w:t>
+      </w:r>
+      <w:r>
+        <w:t>ata</w:t>
+      </w:r>
+      <w:proofErr w:type="gramEnd"/>
+      <w:r>
+        <w:t xml:space="preserve"> lijnen nog gebruiken voor STM32?</w:t>
+      </w:r>
+    </w:p>
+    <w:p/>
     <w:p>
       <w:pPr>
         <w:pStyle w:val="ListParagraph"/>
@@ -15649,7 +16911,7 @@
           <w:lang w:val="en-US"/>
         </w:rPr>
       </w:pPr>
-      <w:hyperlink r:id="rId120" w:history="1">
+      <w:hyperlink r:id="rId123" w:history="1">
         <w:r>
           <w:rPr>
             <w:rStyle w:val="Hyperlink"/>
@@ -15674,6 +16936,30 @@
         <w:rPr>
           <w:lang w:val="en-US"/>
         </w:rPr>
+        <w:t>~€</w:t>
+      </w:r>
+      <w:r>
+        <w:rPr>
+          <w:lang w:val="en-US"/>
+        </w:rPr>
+        <w:t>2-3.6</w:t>
+      </w:r>
+    </w:p>
+    <w:p>
+      <w:pPr>
+        <w:pStyle w:val="ListParagraph"/>
+        <w:numPr>
+          <w:ilvl w:val="1"/>
+          <w:numId w:val="66"/>
+        </w:numPr>
+        <w:rPr>
+          <w:lang w:val="en-US"/>
+        </w:rPr>
+      </w:pPr>
+      <w:r>
+        <w:rPr>
+          <w:lang w:val="en-US"/>
+        </w:rPr>
         <w:t>Integrated USB Detection</w:t>
       </w:r>
     </w:p>
@@ -15692,7 +16978,7 @@
         <w:rPr>
           <w:lang w:val="en-US"/>
         </w:rPr>
-        <w:t>• CC Detection for USB Type-C</w:t>
+        <w:t>CC Detection for USB Type-C</w:t>
       </w:r>
     </w:p>
     <w:p>
@@ -15710,7 +16996,7 @@
         <w:rPr>
           <w:lang w:val="en-US"/>
         </w:rPr>
-        <w:t>• BC1.2 Detection for Legacy SDP, DCP, and CDP</w:t>
+        <w:t>BC1.2 Detection for Legacy SDP, DCP, and CDP</w:t>
       </w:r>
     </w:p>
     <w:p>
@@ -15728,7 +17014,7 @@
         <w:rPr>
           <w:lang w:val="en-US"/>
         </w:rPr>
-        <w:t>• Automatic Input Current Limit Configuration</w:t>
+        <w:t>Automatic Input Current Limit Configuration</w:t>
       </w:r>
     </w:p>
     <w:p>
@@ -15746,7 +17032,7 @@
         <w:rPr>
           <w:lang w:val="en-US"/>
         </w:rPr>
-        <w:t>• Input Voltage Regulation with Adaptive Input</w:t>
+        <w:t>Input Voltage Regulation with Adaptive Input</w:t>
       </w:r>
     </w:p>
     <w:p>
@@ -15798,9 +17084,9 @@
           <w:lang w:val="en-US"/>
         </w:rPr>
         <w:drawing>
-          <wp:inline distT="0" distB="0" distL="0" distR="0" wp14:anchorId="588F96B9" wp14:editId="5A8ACD7C">
-            <wp:extent cx="3288952" cy="2527300"/>
-            <wp:effectExtent l="0" t="0" r="6985" b="6350"/>
+          <wp:inline distT="0" distB="0" distL="0" distR="0" wp14:anchorId="588F96B9" wp14:editId="2A2B93A6">
+            <wp:extent cx="2851150" cy="2190883"/>
+            <wp:effectExtent l="0" t="0" r="6350" b="0"/>
             <wp:docPr id="734213819" name="Picture 1"/>
             <wp:cNvGraphicFramePr>
               <a:graphicFrameLocks xmlns:a="http://schemas.openxmlformats.org/drawingml/2006/main" noChangeAspect="1"/>
@@ -15813,7 +17099,7 @@
                     <pic:cNvPicPr/>
                   </pic:nvPicPr>
                   <pic:blipFill>
-                    <a:blip r:embed="rId121"/>
+                    <a:blip r:embed="rId124"/>
                     <a:stretch>
                       <a:fillRect/>
                     </a:stretch>
@@ -15821,7 +17107,7 @@
                   <pic:spPr>
                     <a:xfrm>
                       <a:off x="0" y="0"/>
-                      <a:ext cx="3295166" cy="2532075"/>
+                      <a:ext cx="2862503" cy="2199607"/>
                     </a:xfrm>
                     <a:prstGeom prst="rect">
                       <a:avLst/>
@@ -15847,21 +17133,1891 @@
       <w:pPr>
         <w:pStyle w:val="ListParagraph"/>
         <w:numPr>
+          <w:ilvl w:val="0"/>
+          <w:numId w:val="66"/>
+        </w:numPr>
+      </w:pPr>
+      <w:hyperlink r:id="rId125" w:history="1">
+        <w:r>
+          <w:rPr>
+            <w:rStyle w:val="Hyperlink"/>
+          </w:rPr>
+          <w:t>BQ25895</w:t>
+        </w:r>
+      </w:hyperlink>
+    </w:p>
+    <w:p>
+      <w:pPr>
+        <w:pStyle w:val="ListParagraph"/>
+        <w:numPr>
           <w:ilvl w:val="1"/>
           <w:numId w:val="66"/>
         </w:numPr>
       </w:pPr>
-      <w:r>
-        <w:t xml:space="preserve">### </w:t>
-      </w:r>
-      <w:r>
-        <w:t>Kan je de USB d</w:t>
-      </w:r>
-      <w:r>
-        <w:t>ata lijnen nog gebruiken voor STM32?</w:t>
+      <w:hyperlink r:id="rId126" w:history="1">
+        <w:r>
+          <w:rPr>
+            <w:rStyle w:val="Hyperlink"/>
+          </w:rPr>
+          <w:t>€2.82</w:t>
+        </w:r>
+      </w:hyperlink>
+    </w:p>
+    <w:p>
+      <w:pPr>
+        <w:pStyle w:val="ListParagraph"/>
+        <w:numPr>
+          <w:ilvl w:val="1"/>
+          <w:numId w:val="66"/>
+        </w:numPr>
+      </w:pPr>
+      <w:hyperlink r:id="rId127" w:tgtFrame="_blank" w:history="1">
+        <w:r>
+          <w:rPr>
+            <w:rStyle w:val="Hyperlink"/>
+          </w:rPr>
+          <w:t>WQFN (RTW)</w:t>
+        </w:r>
+      </w:hyperlink>
+      <w:r>
+        <w:t xml:space="preserve"> – solderen met </w:t>
+      </w:r>
+      <w:proofErr w:type="spellStart"/>
+      <w:r>
+        <w:t>reflow</w:t>
+      </w:r>
+      <w:proofErr w:type="spellEnd"/>
+    </w:p>
+    <w:p>
+      <w:pPr>
+        <w:pStyle w:val="ListParagraph"/>
+        <w:numPr>
+          <w:ilvl w:val="1"/>
+          <w:numId w:val="66"/>
+        </w:numPr>
+      </w:pPr>
+      <w:r>
+        <w:t>Tot 5A laadstroom</w:t>
+      </w:r>
+    </w:p>
+    <w:p>
+      <w:pPr>
+        <w:pStyle w:val="ListParagraph"/>
+        <w:numPr>
+          <w:ilvl w:val="1"/>
+          <w:numId w:val="66"/>
+        </w:numPr>
+        <w:rPr>
+          <w:lang w:val="en-US"/>
+        </w:rPr>
+      </w:pPr>
+      <w:r>
+        <w:rPr>
+          <w:lang w:val="en-US"/>
+        </w:rPr>
+        <w:t>Input current limit (100 mA to 3.25 A with</w:t>
+      </w:r>
+      <w:r>
+        <w:rPr>
+          <w:lang w:val="en-US"/>
+        </w:rPr>
+        <w:t xml:space="preserve"> </w:t>
+      </w:r>
+      <w:r>
+        <w:rPr>
+          <w:lang w:val="en-US"/>
+        </w:rPr>
+        <w:t>50-mA resolution) to support USB2.0, USB3.0</w:t>
+      </w:r>
+      <w:r>
+        <w:rPr>
+          <w:lang w:val="en-US"/>
+        </w:rPr>
+        <w:t xml:space="preserve"> </w:t>
+      </w:r>
+      <w:r>
+        <w:rPr>
+          <w:lang w:val="en-US"/>
+        </w:rPr>
+        <w:t>standard and high voltage adapters</w:t>
+      </w:r>
+    </w:p>
+    <w:p>
+      <w:pPr>
+        <w:pStyle w:val="ListParagraph"/>
+        <w:numPr>
+          <w:ilvl w:val="1"/>
+          <w:numId w:val="66"/>
+        </w:numPr>
+        <w:rPr>
+          <w:lang w:val="en-US"/>
+        </w:rPr>
+      </w:pPr>
+      <w:r>
+        <w:rPr>
+          <w:lang w:val="en-US"/>
+        </w:rPr>
+        <w:drawing>
+          <wp:inline distT="0" distB="0" distL="0" distR="0" wp14:anchorId="791368E9" wp14:editId="10BAF847">
+            <wp:extent cx="2635250" cy="1454732"/>
+            <wp:effectExtent l="0" t="0" r="0" b="0"/>
+            <wp:docPr id="439666781" name="Picture 1"/>
+            <wp:cNvGraphicFramePr>
+              <a:graphicFrameLocks xmlns:a="http://schemas.openxmlformats.org/drawingml/2006/main" noChangeAspect="1"/>
+            </wp:cNvGraphicFramePr>
+            <a:graphic xmlns:a="http://schemas.openxmlformats.org/drawingml/2006/main">
+              <a:graphicData uri="http://schemas.openxmlformats.org/drawingml/2006/picture">
+                <pic:pic xmlns:pic="http://schemas.openxmlformats.org/drawingml/2006/picture">
+                  <pic:nvPicPr>
+                    <pic:cNvPr id="439666781" name=""/>
+                    <pic:cNvPicPr/>
+                  </pic:nvPicPr>
+                  <pic:blipFill>
+                    <a:blip r:embed="rId128"/>
+                    <a:stretch>
+                      <a:fillRect/>
+                    </a:stretch>
+                  </pic:blipFill>
+                  <pic:spPr>
+                    <a:xfrm>
+                      <a:off x="0" y="0"/>
+                      <a:ext cx="2659818" cy="1468294"/>
+                    </a:xfrm>
+                    <a:prstGeom prst="rect">
+                      <a:avLst/>
+                    </a:prstGeom>
+                  </pic:spPr>
+                </pic:pic>
+              </a:graphicData>
+            </a:graphic>
+          </wp:inline>
+        </w:drawing>
+      </w:r>
+    </w:p>
+    <w:p>
+      <w:pPr>
+        <w:pStyle w:val="ListParagraph"/>
+        <w:numPr>
+          <w:ilvl w:val="1"/>
+          <w:numId w:val="66"/>
+        </w:numPr>
+        <w:rPr>
+          <w:lang w:val="en-US"/>
+        </w:rPr>
+      </w:pPr>
+      <w:r>
+        <w:rPr>
+          <w:lang w:val="en-US"/>
+        </w:rPr>
+        <w:t xml:space="preserve">I2C </w:t>
+      </w:r>
+      <w:proofErr w:type="spellStart"/>
+      <w:r>
+        <w:rPr>
+          <w:lang w:val="en-US"/>
+        </w:rPr>
+        <w:t>verbinding</w:t>
+      </w:r>
+      <w:proofErr w:type="spellEnd"/>
+    </w:p>
+    <w:p>
+      <w:pPr>
+        <w:pStyle w:val="ListParagraph"/>
+        <w:numPr>
+          <w:ilvl w:val="1"/>
+          <w:numId w:val="66"/>
+        </w:numPr>
+        <w:rPr>
+          <w:lang w:val="en-US"/>
+        </w:rPr>
+      </w:pPr>
+      <w:r>
+        <w:rPr>
+          <w:lang w:val="en-US"/>
+        </w:rPr>
+        <w:t>Integrated ADC for system monitor</w:t>
+      </w:r>
+      <w:r>
+        <w:rPr>
+          <w:lang w:val="en-US"/>
+        </w:rPr>
+        <w:t xml:space="preserve"> </w:t>
+      </w:r>
+      <w:r>
+        <w:rPr>
+          <w:lang w:val="en-US"/>
+        </w:rPr>
+        <w:t>(voltage, temperature, charge current)</w:t>
+      </w:r>
+    </w:p>
+    <w:p>
+      <w:pPr>
+        <w:pStyle w:val="ListParagraph"/>
+        <w:numPr>
+          <w:ilvl w:val="0"/>
+          <w:numId w:val="66"/>
+        </w:numPr>
+        <w:rPr>
+          <w:lang w:val="en-US"/>
+        </w:rPr>
+      </w:pPr>
+      <w:hyperlink r:id="rId129" w:history="1">
+        <w:r>
+          <w:rPr>
+            <w:rStyle w:val="Hyperlink"/>
+            <w:lang w:val="en-US"/>
+          </w:rPr>
+          <w:t>BQ25630</w:t>
+        </w:r>
+      </w:hyperlink>
+    </w:p>
+    <w:p>
+      <w:pPr>
+        <w:pStyle w:val="ListParagraph"/>
+        <w:numPr>
+          <w:ilvl w:val="1"/>
+          <w:numId w:val="66"/>
+        </w:numPr>
+        <w:rPr>
+          <w:lang w:val="en-US"/>
+        </w:rPr>
+      </w:pPr>
+      <w:hyperlink r:id="rId130" w:history="1">
+        <w:r>
+          <w:rPr>
+            <w:rStyle w:val="Hyperlink"/>
+            <w:lang w:val="en-US"/>
+          </w:rPr>
+          <w:t>€3.2</w:t>
+        </w:r>
+      </w:hyperlink>
+    </w:p>
+    <w:p>
+      <w:pPr>
+        <w:pStyle w:val="ListParagraph"/>
+        <w:numPr>
+          <w:ilvl w:val="1"/>
+          <w:numId w:val="66"/>
+        </w:numPr>
+      </w:pPr>
+      <w:hyperlink r:id="rId131" w:tgtFrame="_blank" w:history="1">
+        <w:r>
+          <w:rPr>
+            <w:rStyle w:val="Hyperlink"/>
+          </w:rPr>
+          <w:t>DSBGA (YBG)</w:t>
+        </w:r>
+      </w:hyperlink>
+      <w:r>
+        <w:t xml:space="preserve"> – </w:t>
+      </w:r>
+      <w:r>
+        <w:t>zeer klein</w:t>
+      </w:r>
+    </w:p>
+    <w:p>
+      <w:pPr>
+        <w:pStyle w:val="ListParagraph"/>
+        <w:numPr>
+          <w:ilvl w:val="1"/>
+          <w:numId w:val="66"/>
+        </w:numPr>
+      </w:pPr>
+      <w:r>
+        <w:t>Gelijkaardig aan BQ25895 (5A laadstroom, USB-detectie)</w:t>
+      </w:r>
+    </w:p>
+    <w:p>
+      <w:pPr>
+        <w:pStyle w:val="ListParagraph"/>
+        <w:numPr>
+          <w:ilvl w:val="0"/>
+          <w:numId w:val="66"/>
+        </w:numPr>
+      </w:pPr>
+      <w:hyperlink r:id="rId132" w:history="1">
+        <w:r>
+          <w:rPr>
+            <w:rStyle w:val="Hyperlink"/>
+          </w:rPr>
+          <w:t>BQ25629</w:t>
+        </w:r>
+      </w:hyperlink>
+    </w:p>
+    <w:p>
+      <w:pPr>
+        <w:pStyle w:val="ListParagraph"/>
+        <w:numPr>
+          <w:ilvl w:val="1"/>
+          <w:numId w:val="66"/>
+        </w:numPr>
+      </w:pPr>
+      <w:r>
+        <w:t>Gelijkaardig, tot 2A, USB 2.0 en 3.0 (geen USB-C)</w:t>
+      </w:r>
+    </w:p>
+    <w:p/>
+    <w:p>
+      <w:pPr>
+        <w:pStyle w:val="Heading2"/>
+      </w:pPr>
+      <w:r>
+        <w:lastRenderedPageBreak/>
+        <w:t xml:space="preserve">BMS </w:t>
+      </w:r>
+      <w:proofErr w:type="spellStart"/>
+      <w:r>
+        <w:t>uitgang</w:t>
+      </w:r>
+      <w:proofErr w:type="spellEnd"/>
+    </w:p>
+    <w:p>
+      <w:r>
+        <w:t>3.3V voor de meeste c</w:t>
+      </w:r>
+      <w:r>
+        <w:t xml:space="preserve">omponenten, 5V voor een WS2812 </w:t>
+      </w:r>
+      <w:proofErr w:type="spellStart"/>
+      <w:r>
+        <w:t>kleurled</w:t>
+      </w:r>
+      <w:proofErr w:type="spellEnd"/>
+      <w:r>
+        <w:t xml:space="preserve"> en servomotor.</w:t>
+      </w:r>
+      <w:r>
+        <w:t xml:space="preserve"> </w:t>
+      </w:r>
+    </w:p>
+    <w:p>
+      <w:r>
+        <w:drawing>
+          <wp:inline distT="0" distB="0" distL="0" distR="0" wp14:anchorId="31E89331" wp14:editId="32E5DD17">
+            <wp:extent cx="3771900" cy="2483417"/>
+            <wp:effectExtent l="0" t="0" r="0" b="0"/>
+            <wp:docPr id="2059202167" name="Picture 1"/>
+            <wp:cNvGraphicFramePr>
+              <a:graphicFrameLocks xmlns:a="http://schemas.openxmlformats.org/drawingml/2006/main" noChangeAspect="1"/>
+            </wp:cNvGraphicFramePr>
+            <a:graphic xmlns:a="http://schemas.openxmlformats.org/drawingml/2006/main">
+              <a:graphicData uri="http://schemas.openxmlformats.org/drawingml/2006/picture">
+                <pic:pic xmlns:pic="http://schemas.openxmlformats.org/drawingml/2006/picture">
+                  <pic:nvPicPr>
+                    <pic:cNvPr id="2059202167" name=""/>
+                    <pic:cNvPicPr/>
+                  </pic:nvPicPr>
+                  <pic:blipFill>
+                    <a:blip r:embed="rId133"/>
+                    <a:stretch>
+                      <a:fillRect/>
+                    </a:stretch>
+                  </pic:blipFill>
+                  <pic:spPr>
+                    <a:xfrm>
+                      <a:off x="0" y="0"/>
+                      <a:ext cx="3790144" cy="2495429"/>
+                    </a:xfrm>
+                    <a:prstGeom prst="rect">
+                      <a:avLst/>
+                    </a:prstGeom>
+                  </pic:spPr>
+                </pic:pic>
+              </a:graphicData>
+            </a:graphic>
+          </wp:inline>
+        </w:drawing>
+      </w:r>
+    </w:p>
+    <w:p/>
+    <w:p>
+      <w:r>
+        <w:t xml:space="preserve">18650 batterijen </w:t>
+      </w:r>
+      <w:r>
+        <w:t>zijn</w:t>
+      </w:r>
+      <w:r>
+        <w:t xml:space="preserve"> 4.2V</w:t>
+      </w:r>
+      <w:r>
+        <w:t xml:space="preserve"> volgeladen en kunnen veilig leeglopen tot 3V.</w:t>
+      </w:r>
+      <w:r>
+        <w:t xml:space="preserve"> </w:t>
+      </w:r>
+    </w:p>
+    <w:p>
+      <w:r>
+        <w:rPr>
+          <w:lang w:val="en-US"/>
+        </w:rPr>
+        <w:drawing>
+          <wp:inline distT="0" distB="0" distL="0" distR="0" wp14:anchorId="229F98F3" wp14:editId="046F54C6">
+            <wp:extent cx="2908300" cy="2129923"/>
+            <wp:effectExtent l="0" t="0" r="6350" b="3810"/>
+            <wp:docPr id="2031495532" name="Picture 1"/>
+            <wp:cNvGraphicFramePr>
+              <a:graphicFrameLocks xmlns:a="http://schemas.openxmlformats.org/drawingml/2006/main" noChangeAspect="1"/>
+            </wp:cNvGraphicFramePr>
+            <a:graphic xmlns:a="http://schemas.openxmlformats.org/drawingml/2006/main">
+              <a:graphicData uri="http://schemas.openxmlformats.org/drawingml/2006/picture">
+                <pic:pic xmlns:pic="http://schemas.openxmlformats.org/drawingml/2006/picture">
+                  <pic:nvPicPr>
+                    <pic:cNvPr id="2031495532" name=""/>
+                    <pic:cNvPicPr/>
+                  </pic:nvPicPr>
+                  <pic:blipFill>
+                    <a:blip r:embed="rId134"/>
+                    <a:stretch>
+                      <a:fillRect/>
+                    </a:stretch>
+                  </pic:blipFill>
+                  <pic:spPr>
+                    <a:xfrm>
+                      <a:off x="0" y="0"/>
+                      <a:ext cx="2916038" cy="2135590"/>
+                    </a:xfrm>
+                    <a:prstGeom prst="rect">
+                      <a:avLst/>
+                    </a:prstGeom>
+                  </pic:spPr>
+                </pic:pic>
+              </a:graphicData>
+            </a:graphic>
+          </wp:inline>
+        </w:drawing>
+      </w:r>
+    </w:p>
+    <w:p/>
+    <w:p>
+      <w:r>
+        <w:t xml:space="preserve">De </w:t>
+      </w:r>
+      <w:proofErr w:type="spellStart"/>
+      <w:r>
+        <w:t>Quectel</w:t>
+      </w:r>
+      <w:proofErr w:type="spellEnd"/>
+      <w:r>
+        <w:t xml:space="preserve"> GPS moet met een lineaire regulator gevoed worden voor ruis tegen te gaan.</w:t>
+      </w:r>
+      <w:r>
+        <w:t xml:space="preserve"> Een regulator is ~80% </w:t>
+      </w:r>
+      <w:proofErr w:type="spellStart"/>
+      <w:r>
+        <w:t>efficient</w:t>
+      </w:r>
+      <w:proofErr w:type="spellEnd"/>
+      <w:r>
+        <w:t xml:space="preserve">. Een </w:t>
+      </w:r>
+      <w:r>
+        <w:rPr>
+          <w:b/>
+          <w:bCs/>
+        </w:rPr>
+        <w:t>LDO</w:t>
+      </w:r>
+      <w:r>
+        <w:t xml:space="preserve"> (low </w:t>
+      </w:r>
+      <w:proofErr w:type="spellStart"/>
+      <w:r>
+        <w:t>dropout</w:t>
+      </w:r>
+      <w:proofErr w:type="spellEnd"/>
+      <w:r>
+        <w:t>) regulator is nodig voor minimale spanningsval</w:t>
+      </w:r>
+      <w:r>
+        <w:t xml:space="preserve"> (bv. 200mV)</w:t>
+      </w:r>
+      <w:r>
+        <w:t>.</w:t>
+      </w:r>
+      <w:r>
+        <w:t xml:space="preserve"> </w:t>
+      </w:r>
+      <w:r>
+        <w:t>De GPS werkt tot min. 2.55V, dus de batterij kan tot 3V zakken.</w:t>
+      </w:r>
+      <w:r>
+        <w:t xml:space="preserve"> Max stroom = 10mA.</w:t>
+      </w:r>
+    </w:p>
+    <w:p/>
+    <w:p>
+      <w:r>
+        <w:t xml:space="preserve">Een </w:t>
+      </w:r>
+      <w:proofErr w:type="spellStart"/>
+      <w:r>
+        <w:t>buck</w:t>
+      </w:r>
+      <w:proofErr w:type="spellEnd"/>
+      <w:r>
+        <w:t xml:space="preserve"> converter is </w:t>
+      </w:r>
+      <w:proofErr w:type="spellStart"/>
+      <w:r>
+        <w:t>efficienter</w:t>
+      </w:r>
+      <w:proofErr w:type="spellEnd"/>
+      <w:r>
+        <w:t xml:space="preserve"> (~96%). De andere componenten zouden met een</w:t>
+      </w:r>
+      <w:r>
+        <w:t xml:space="preserve"> </w:t>
+      </w:r>
+      <w:r>
+        <w:rPr>
+          <w:b/>
+          <w:bCs/>
+        </w:rPr>
+        <w:t>3.3V</w:t>
+      </w:r>
+      <w:r>
+        <w:rPr>
+          <w:b/>
+          <w:bCs/>
+        </w:rPr>
+        <w:t xml:space="preserve"> </w:t>
+      </w:r>
+      <w:proofErr w:type="spellStart"/>
+      <w:r>
+        <w:rPr>
+          <w:b/>
+          <w:bCs/>
+        </w:rPr>
+        <w:t>buck</w:t>
+      </w:r>
+      <w:proofErr w:type="spellEnd"/>
+      <w:r>
+        <w:t xml:space="preserve"> kunnen gevoed worden</w:t>
+      </w:r>
+      <w:r>
+        <w:t xml:space="preserve">. De </w:t>
+      </w:r>
+      <w:proofErr w:type="spellStart"/>
+      <w:r>
+        <w:t>buck</w:t>
+      </w:r>
+      <w:proofErr w:type="spellEnd"/>
+      <w:r>
+        <w:t xml:space="preserve"> kan klein zijn, de max. stroom zou 100-150mA zijn. </w:t>
+      </w:r>
+    </w:p>
+    <w:p/>
+    <w:p>
+      <w:r>
+        <w:t xml:space="preserve">Er is ook een </w:t>
+      </w:r>
+      <w:r>
+        <w:rPr>
+          <w:b/>
+          <w:bCs/>
+        </w:rPr>
+        <w:t>5V boost</w:t>
+      </w:r>
+      <w:r>
+        <w:t xml:space="preserve"> converter nodig</w:t>
+      </w:r>
+      <w:r>
+        <w:t xml:space="preserve"> voor de </w:t>
+      </w:r>
+      <w:r>
+        <w:t xml:space="preserve">WS2812 </w:t>
+      </w:r>
+      <w:proofErr w:type="spellStart"/>
+      <w:r>
+        <w:t>kleurled</w:t>
+      </w:r>
+      <w:proofErr w:type="spellEnd"/>
+      <w:r>
+        <w:t xml:space="preserve"> en servomotor</w:t>
+      </w:r>
+      <w:r>
+        <w:t>. De servomotor zou 2-3A nodig hebben.</w:t>
+      </w:r>
+      <w:r>
+        <w:t xml:space="preserve"> </w:t>
+      </w:r>
+    </w:p>
+    <w:p/>
+    <w:p>
+      <w:r>
+        <w:t>De</w:t>
+      </w:r>
+      <w:r>
+        <w:t xml:space="preserve"> E-</w:t>
+      </w:r>
+      <w:proofErr w:type="spellStart"/>
+      <w:r>
+        <w:t>ink</w:t>
+      </w:r>
+      <w:proofErr w:type="spellEnd"/>
+      <w:r>
+        <w:t xml:space="preserve"> module </w:t>
+      </w:r>
+      <w:r>
+        <w:t>is waarschijnlijk onbetrouwbaar onder 3.3V (bevat interne boost</w:t>
+      </w:r>
+      <w:r>
+        <w:t xml:space="preserve"> converters)</w:t>
+      </w:r>
+      <w:r>
+        <w:t>, maar kan ook met 5V gevoed worden</w:t>
+      </w:r>
+      <w:r>
+        <w:t xml:space="preserve">. </w:t>
+      </w:r>
+    </w:p>
+    <w:p>
+      <w:pPr>
+        <w:pStyle w:val="ListParagraph"/>
+        <w:numPr>
+          <w:ilvl w:val="0"/>
+          <w:numId w:val="66"/>
+        </w:numPr>
+        <w:rPr>
+          <w:lang w:val="en-US"/>
+        </w:rPr>
+      </w:pPr>
+      <w:r>
+        <w:rPr>
+          <w:lang w:val="en-US"/>
+        </w:rPr>
+        <w:t xml:space="preserve">3.3V buck-boost </w:t>
+      </w:r>
+      <w:proofErr w:type="spellStart"/>
+      <w:r>
+        <w:rPr>
+          <w:lang w:val="en-US"/>
+        </w:rPr>
+        <w:t>i.p</w:t>
+      </w:r>
+      <w:r>
+        <w:rPr>
+          <w:lang w:val="en-US"/>
+        </w:rPr>
+        <w:t>.v</w:t>
+      </w:r>
+      <w:proofErr w:type="spellEnd"/>
+      <w:r>
+        <w:rPr>
+          <w:lang w:val="en-US"/>
+        </w:rPr>
+        <w:t>. buck</w:t>
+      </w:r>
+    </w:p>
+    <w:p>
+      <w:pPr>
+        <w:pStyle w:val="ListParagraph"/>
+        <w:numPr>
+          <w:ilvl w:val="1"/>
+          <w:numId w:val="66"/>
+        </w:numPr>
+        <w:rPr>
+          <w:lang w:val="en-US"/>
+        </w:rPr>
+      </w:pPr>
+      <w:r>
+        <w:rPr>
+          <w:lang w:val="en-US"/>
+        </w:rPr>
+        <w:t xml:space="preserve">€1-2 </w:t>
+      </w:r>
+      <w:proofErr w:type="spellStart"/>
+      <w:r>
+        <w:rPr>
+          <w:lang w:val="en-US"/>
+        </w:rPr>
+        <w:t>duurder</w:t>
+      </w:r>
+      <w:proofErr w:type="spellEnd"/>
+    </w:p>
+    <w:p>
+      <w:pPr>
+        <w:pStyle w:val="ListParagraph"/>
+        <w:numPr>
+          <w:ilvl w:val="1"/>
+          <w:numId w:val="66"/>
+        </w:numPr>
+        <w:rPr>
+          <w:lang w:val="en-US"/>
+        </w:rPr>
+      </w:pPr>
+      <w:proofErr w:type="spellStart"/>
+      <w:r>
+        <w:rPr>
+          <w:lang w:val="en-US"/>
+        </w:rPr>
+        <w:t>Iets</w:t>
+      </w:r>
+      <w:proofErr w:type="spellEnd"/>
+      <w:r>
+        <w:rPr>
+          <w:lang w:val="en-US"/>
+        </w:rPr>
+        <w:t xml:space="preserve"> minder efficient (85-93%)</w:t>
+      </w:r>
+    </w:p>
+    <w:p>
+      <w:pPr>
+        <w:pStyle w:val="ListParagraph"/>
+        <w:numPr>
+          <w:ilvl w:val="0"/>
+          <w:numId w:val="66"/>
+        </w:numPr>
+      </w:pPr>
+      <w:r>
+        <w:t>E-</w:t>
+      </w:r>
+      <w:proofErr w:type="spellStart"/>
+      <w:r>
+        <w:t>ink</w:t>
+      </w:r>
+      <w:proofErr w:type="spellEnd"/>
+      <w:r>
+        <w:t xml:space="preserve"> op 5V boo</w:t>
+      </w:r>
+      <w:r>
+        <w:t>st</w:t>
+      </w:r>
+    </w:p>
+    <w:p>
+      <w:pPr>
+        <w:pStyle w:val="ListParagraph"/>
+        <w:numPr>
+          <w:ilvl w:val="1"/>
+          <w:numId w:val="66"/>
+        </w:numPr>
+      </w:pPr>
+      <w:r>
+        <w:t>2-3A boost heeft waarschijnlijk meer rimpel</w:t>
+      </w:r>
+    </w:p>
+    <w:p>
+      <w:pPr>
+        <w:pStyle w:val="ListParagraph"/>
+        <w:numPr>
+          <w:ilvl w:val="1"/>
+          <w:numId w:val="66"/>
+        </w:numPr>
+      </w:pPr>
+      <w:r>
+        <w:lastRenderedPageBreak/>
+        <w:t>WS2812b kan ruis injecteren</w:t>
+      </w:r>
+    </w:p>
+    <w:p>
+      <w:pPr>
+        <w:pStyle w:val="ListParagraph"/>
+        <w:numPr>
+          <w:ilvl w:val="1"/>
+          <w:numId w:val="66"/>
+        </w:numPr>
+      </w:pPr>
+      <w:r>
+        <w:t>E-</w:t>
+      </w:r>
+      <w:proofErr w:type="spellStart"/>
+      <w:r>
+        <w:t>ink</w:t>
+      </w:r>
+      <w:proofErr w:type="spellEnd"/>
+      <w:r>
+        <w:t xml:space="preserve"> is gevoelig voor storing, mag best niet ge-update tijdens </w:t>
+      </w:r>
+      <w:proofErr w:type="spellStart"/>
+      <w:r>
+        <w:t>servo</w:t>
+      </w:r>
+      <w:proofErr w:type="spellEnd"/>
+      <w:r>
+        <w:t xml:space="preserve"> gebruik en moet ontkoppeld worden met verschillende condensators</w:t>
+      </w:r>
+    </w:p>
+    <w:p>
+      <w:pPr>
+        <w:pStyle w:val="Heading2"/>
+      </w:pPr>
+      <w:proofErr w:type="spellStart"/>
+      <w:r>
+        <w:t>Opties</w:t>
+      </w:r>
+      <w:proofErr w:type="spellEnd"/>
+      <w:r>
+        <w:t xml:space="preserve"> - buck/boost/LDO</w:t>
+      </w:r>
+    </w:p>
+    <w:p>
+      <w:pPr>
+        <w:pStyle w:val="Heading3"/>
+        <w:spacing w:before="0"/>
+        <w:rPr>
+          <w:lang w:val="en-US"/>
+        </w:rPr>
+      </w:pPr>
+      <w:r>
+        <w:rPr>
+          <w:lang w:val="en-US"/>
+        </w:rPr>
+        <w:t>3.3V LDO</w:t>
+      </w:r>
+    </w:p>
+    <w:p>
+      <w:pPr>
+        <w:pStyle w:val="ListParagraph"/>
+        <w:numPr>
+          <w:ilvl w:val="0"/>
+          <w:numId w:val="66"/>
+        </w:numPr>
+        <w:rPr>
+          <w:lang w:val="en-US"/>
+        </w:rPr>
+      </w:pPr>
+      <w:hyperlink r:id="rId135" w:history="1">
+        <w:r>
+          <w:rPr>
+            <w:rStyle w:val="Hyperlink"/>
+            <w:lang w:val="en-US"/>
+          </w:rPr>
+          <w:t>TCR3UG33A,LF</w:t>
+        </w:r>
+      </w:hyperlink>
+      <w:r>
+        <w:rPr>
+          <w:lang w:val="en-US"/>
+        </w:rPr>
+        <w:t xml:space="preserve"> of </w:t>
+      </w:r>
+      <w:hyperlink r:id="rId136" w:history="1">
+        <w:r>
+          <w:rPr>
+            <w:rStyle w:val="Hyperlink"/>
+            <w:lang w:val="en-US"/>
+          </w:rPr>
+          <w:t>TCR3UG33</w:t>
+        </w:r>
+        <w:r>
+          <w:rPr>
+            <w:rStyle w:val="Hyperlink"/>
+            <w:lang w:val="en-US"/>
+          </w:rPr>
+          <w:t>B</w:t>
+        </w:r>
+        <w:r>
+          <w:rPr>
+            <w:rStyle w:val="Hyperlink"/>
+            <w:lang w:val="en-US"/>
+          </w:rPr>
+          <w:t>,LF</w:t>
+        </w:r>
+      </w:hyperlink>
+    </w:p>
+    <w:p>
+      <w:pPr>
+        <w:pStyle w:val="ListParagraph"/>
+        <w:numPr>
+          <w:ilvl w:val="1"/>
+          <w:numId w:val="66"/>
+        </w:numPr>
+        <w:rPr>
+          <w:lang w:val="en-US"/>
+        </w:rPr>
+      </w:pPr>
+      <w:r>
+        <w:t>0,241 €</w:t>
+      </w:r>
+    </w:p>
+    <w:p>
+      <w:pPr>
+        <w:pStyle w:val="ListParagraph"/>
+        <w:numPr>
+          <w:ilvl w:val="1"/>
+          <w:numId w:val="66"/>
+        </w:numPr>
+      </w:pPr>
+      <w:r>
+        <w:t>3.3V LDO</w:t>
+      </w:r>
+      <w:r>
+        <w:t xml:space="preserve">, </w:t>
+      </w:r>
+      <w:r>
+        <w:t>300mA</w:t>
+      </w:r>
+      <w:r>
+        <w:t xml:space="preserve">, </w:t>
+      </w:r>
+      <w:r>
+        <w:t xml:space="preserve">140 </w:t>
+      </w:r>
+      <w:proofErr w:type="spellStart"/>
+      <w:r>
+        <w:t>mV</w:t>
+      </w:r>
+      <w:proofErr w:type="spellEnd"/>
+      <w:r>
+        <w:t xml:space="preserve"> </w:t>
+      </w:r>
+      <w:proofErr w:type="spellStart"/>
+      <w:r>
+        <w:t>dropout</w:t>
+      </w:r>
+      <w:proofErr w:type="spellEnd"/>
+      <w:r>
+        <w:t xml:space="preserve">, </w:t>
+      </w:r>
+      <w:r>
+        <w:t>380nA r</w:t>
+      </w:r>
+      <w:r>
+        <w:t>uststroom</w:t>
+      </w:r>
+    </w:p>
+    <w:p>
+      <w:pPr>
+        <w:pStyle w:val="ListParagraph"/>
+        <w:numPr>
+          <w:ilvl w:val="1"/>
+          <w:numId w:val="66"/>
+        </w:numPr>
+      </w:pPr>
+      <w:r>
+        <w:t>WCSP4F</w:t>
+      </w:r>
+      <w:r>
+        <w:t xml:space="preserve"> package (zeer klein o</w:t>
+      </w:r>
+      <w:r>
+        <w:t>m te solderen)</w:t>
+      </w:r>
+    </w:p>
+    <w:p>
+      <w:pPr>
+        <w:pStyle w:val="ListParagraph"/>
+        <w:numPr>
+          <w:ilvl w:val="0"/>
+          <w:numId w:val="66"/>
+        </w:numPr>
+      </w:pPr>
+      <w:hyperlink r:id="rId137" w:history="1">
+        <w:r>
+          <w:rPr>
+            <w:rStyle w:val="Hyperlink"/>
+          </w:rPr>
+          <w:t>AP7368D-33RS4-7</w:t>
+        </w:r>
+      </w:hyperlink>
+    </w:p>
+    <w:p>
+      <w:pPr>
+        <w:pStyle w:val="ListParagraph"/>
+        <w:numPr>
+          <w:ilvl w:val="1"/>
+          <w:numId w:val="66"/>
+        </w:numPr>
+      </w:pPr>
+      <w:hyperlink r:id="rId138" w:history="1">
+        <w:r>
+          <w:rPr>
+            <w:rStyle w:val="Hyperlink"/>
+          </w:rPr>
+          <w:t>0,29 €</w:t>
+        </w:r>
+      </w:hyperlink>
+    </w:p>
+    <w:p>
+      <w:pPr>
+        <w:pStyle w:val="ListParagraph"/>
+        <w:numPr>
+          <w:ilvl w:val="1"/>
+          <w:numId w:val="66"/>
+        </w:numPr>
+      </w:pPr>
+      <w:r>
+        <w:t>3.3V LDO, 500mA/1A</w:t>
+      </w:r>
+    </w:p>
+    <w:p>
+      <w:pPr>
+        <w:pStyle w:val="ListParagraph"/>
+        <w:numPr>
+          <w:ilvl w:val="1"/>
+          <w:numId w:val="66"/>
+        </w:numPr>
+        <w:rPr>
+          <w:lang w:val="fr-BE"/>
+        </w:rPr>
+      </w:pPr>
+      <w:r>
+        <w:rPr>
+          <w:lang w:val="fr-BE"/>
+        </w:rPr>
+        <w:t>60-90mV dropout (</w:t>
+      </w:r>
+      <w:proofErr w:type="spellStart"/>
+      <w:r>
+        <w:rPr>
+          <w:lang w:val="fr-BE"/>
+        </w:rPr>
+        <w:t>bij</w:t>
+      </w:r>
+      <w:proofErr w:type="spellEnd"/>
+      <w:r>
+        <w:rPr>
+          <w:lang w:val="fr-BE"/>
+        </w:rPr>
+        <w:t xml:space="preserve"> 3.3V 500mA)</w:t>
+      </w:r>
+    </w:p>
+    <w:p>
+      <w:pPr>
+        <w:pStyle w:val="ListParagraph"/>
+        <w:numPr>
+          <w:ilvl w:val="1"/>
+          <w:numId w:val="66"/>
+        </w:numPr>
+        <w:rPr>
+          <w:lang w:val="fr-BE"/>
+        </w:rPr>
+      </w:pPr>
+      <w:r>
+        <w:rPr>
+          <w:lang w:val="fr-BE"/>
+        </w:rPr>
+        <w:t>110μA</w:t>
+      </w:r>
+      <w:r>
+        <w:rPr>
+          <w:lang w:val="fr-BE"/>
+        </w:rPr>
+        <w:t xml:space="preserve"> </w:t>
+      </w:r>
+      <w:proofErr w:type="spellStart"/>
+      <w:r>
+        <w:rPr>
+          <w:lang w:val="fr-BE"/>
+        </w:rPr>
+        <w:t>ruststroom</w:t>
+      </w:r>
+      <w:proofErr w:type="spellEnd"/>
+    </w:p>
+    <w:p>
+      <w:pPr>
+        <w:pStyle w:val="ListParagraph"/>
+        <w:numPr>
+          <w:ilvl w:val="1"/>
+          <w:numId w:val="66"/>
+        </w:numPr>
+        <w:rPr>
+          <w:lang w:val="en-US"/>
+        </w:rPr>
+      </w:pPr>
+      <w:r>
+        <w:rPr>
+          <w:lang w:val="en-US"/>
+        </w:rPr>
+        <w:t>Ripple Rejection 80dB at 1kHz</w:t>
+      </w:r>
+    </w:p>
+    <w:p>
+      <w:pPr>
+        <w:pStyle w:val="ListParagraph"/>
+        <w:numPr>
+          <w:ilvl w:val="1"/>
+          <w:numId w:val="66"/>
+        </w:numPr>
+        <w:rPr>
+          <w:lang w:val="en-US"/>
+        </w:rPr>
+      </w:pPr>
+      <w:r>
+        <w:rPr>
+          <w:lang w:val="en-US"/>
+        </w:rPr>
+        <w:t>Low Output Noise, 16</w:t>
+      </w:r>
+      <w:r>
+        <w:t>μ</w:t>
+      </w:r>
+      <w:proofErr w:type="spellStart"/>
+      <w:r>
+        <w:rPr>
+          <w:lang w:val="en-US"/>
+        </w:rPr>
+        <w:t>Vrms</w:t>
+      </w:r>
+      <w:proofErr w:type="spellEnd"/>
+      <w:r>
+        <w:rPr>
+          <w:lang w:val="en-US"/>
+        </w:rPr>
+        <w:t xml:space="preserve"> from 10Hz to 100kH</w:t>
+      </w:r>
+    </w:p>
+    <w:p>
+      <w:pPr>
+        <w:pStyle w:val="Heading3"/>
+      </w:pPr>
+      <w:r>
+        <w:t xml:space="preserve">3.3V </w:t>
+      </w:r>
+      <w:proofErr w:type="spellStart"/>
+      <w:r>
+        <w:t>buck</w:t>
+      </w:r>
+      <w:proofErr w:type="spellEnd"/>
+    </w:p>
+    <w:p>
+      <w:pPr>
+        <w:pStyle w:val="ListParagraph"/>
+        <w:numPr>
+          <w:ilvl w:val="0"/>
+          <w:numId w:val="66"/>
+        </w:numPr>
+      </w:pPr>
+      <w:hyperlink r:id="rId139" w:history="1">
+        <w:r>
+          <w:rPr>
+            <w:rStyle w:val="Hyperlink"/>
+          </w:rPr>
+          <w:t>TPS62740</w:t>
+        </w:r>
+      </w:hyperlink>
+    </w:p>
+    <w:p>
+      <w:pPr>
+        <w:pStyle w:val="ListParagraph"/>
+        <w:numPr>
+          <w:ilvl w:val="1"/>
+          <w:numId w:val="66"/>
+        </w:numPr>
+      </w:pPr>
+      <w:r>
+        <w:t xml:space="preserve">€1.28 </w:t>
+      </w:r>
+      <w:hyperlink r:id="rId140" w:history="1">
+        <w:proofErr w:type="spellStart"/>
+        <w:r>
+          <w:rPr>
+            <w:rStyle w:val="Hyperlink"/>
+          </w:rPr>
+          <w:t>mouser</w:t>
+        </w:r>
+        <w:proofErr w:type="spellEnd"/>
+      </w:hyperlink>
+      <w:r>
+        <w:t xml:space="preserve">, </w:t>
+      </w:r>
+      <w:hyperlink r:id="rId141" w:history="1">
+        <w:proofErr w:type="spellStart"/>
+        <w:r>
+          <w:rPr>
+            <w:rStyle w:val="Hyperlink"/>
+          </w:rPr>
+          <w:t>digikey</w:t>
+        </w:r>
+        <w:proofErr w:type="spellEnd"/>
+      </w:hyperlink>
+    </w:p>
+    <w:p>
+      <w:pPr>
+        <w:pStyle w:val="ListParagraph"/>
+        <w:numPr>
+          <w:ilvl w:val="1"/>
+          <w:numId w:val="66"/>
+        </w:numPr>
+        <w:rPr>
+          <w:lang w:val="en-US"/>
+        </w:rPr>
+      </w:pPr>
+      <w:r>
+        <w:rPr>
+          <w:lang w:val="en-US"/>
+        </w:rPr>
+        <w:t>2 MH</w:t>
+      </w:r>
+      <w:r>
+        <w:rPr>
+          <w:lang w:val="en-US"/>
+        </w:rPr>
+        <w:t>z</w:t>
+      </w:r>
+      <w:r>
+        <w:rPr>
+          <w:lang w:val="en-US"/>
+        </w:rPr>
+        <w:t xml:space="preserve"> </w:t>
+      </w:r>
+      <w:r>
+        <w:rPr>
+          <w:lang w:val="en-US"/>
+        </w:rPr>
+        <w:t xml:space="preserve">300mA step-down buck DCDC converter with 360nA </w:t>
+      </w:r>
+      <w:proofErr w:type="spellStart"/>
+      <w:r>
+        <w:rPr>
+          <w:lang w:val="en-US"/>
+        </w:rPr>
+        <w:t>Iq</w:t>
+      </w:r>
+      <w:proofErr w:type="spellEnd"/>
+    </w:p>
+    <w:p>
+      <w:pPr>
+        <w:pStyle w:val="ListParagraph"/>
+        <w:numPr>
+          <w:ilvl w:val="1"/>
+          <w:numId w:val="66"/>
+        </w:numPr>
+        <w:rPr>
+          <w:lang w:val="en-US"/>
+        </w:rPr>
+      </w:pPr>
+      <w:r>
+        <w:rPr>
+          <w:lang w:val="en-US"/>
+        </w:rPr>
+        <w:t>Up to 90% Efficiency at 10μA Output</w:t>
+      </w:r>
+    </w:p>
+    <w:p>
+      <w:pPr>
+        <w:pStyle w:val="ListParagraph"/>
+        <w:numPr>
+          <w:ilvl w:val="1"/>
+          <w:numId w:val="66"/>
+        </w:numPr>
+        <w:rPr>
+          <w:lang w:val="en-US"/>
+        </w:rPr>
+      </w:pPr>
+      <w:r>
+        <w:rPr>
+          <w:lang w:val="en-US"/>
+        </w:rPr>
+        <w:t>Low Output Ripple Voltage</w:t>
+      </w:r>
+    </w:p>
+    <w:p>
+      <w:pPr>
+        <w:pStyle w:val="ListParagraph"/>
+        <w:numPr>
+          <w:ilvl w:val="1"/>
+          <w:numId w:val="66"/>
+        </w:numPr>
+        <w:rPr>
+          <w:lang w:val="en-US"/>
+        </w:rPr>
+      </w:pPr>
+      <w:r>
+        <w:rPr>
+          <w:lang w:val="en-US"/>
+        </w:rPr>
+        <w:t xml:space="preserve">Package: </w:t>
+      </w:r>
+      <w:hyperlink r:id="rId142" w:tgtFrame="_blank" w:history="1">
+        <w:r>
+          <w:rPr>
+            <w:rStyle w:val="Hyperlink"/>
+          </w:rPr>
+          <w:t>WSON (D</w:t>
+        </w:r>
+        <w:r>
+          <w:rPr>
+            <w:rStyle w:val="Hyperlink"/>
+          </w:rPr>
+          <w:t>S</w:t>
+        </w:r>
+        <w:r>
+          <w:rPr>
+            <w:rStyle w:val="Hyperlink"/>
+          </w:rPr>
+          <w:t>S)</w:t>
+        </w:r>
+      </w:hyperlink>
+    </w:p>
+    <w:p>
+      <w:pPr>
+        <w:pStyle w:val="ListParagraph"/>
+        <w:numPr>
+          <w:ilvl w:val="0"/>
+          <w:numId w:val="66"/>
+        </w:numPr>
+        <w:rPr>
+          <w:lang w:val="en-US"/>
+        </w:rPr>
+      </w:pPr>
+      <w:hyperlink r:id="rId143" w:history="1">
+        <w:r>
+          <w:rPr>
+            <w:rStyle w:val="Hyperlink"/>
+            <w:lang w:val="en-US"/>
+          </w:rPr>
+          <w:t>S-85S1A</w:t>
+        </w:r>
+      </w:hyperlink>
+    </w:p>
+    <w:p>
+      <w:pPr>
+        <w:pStyle w:val="ListParagraph"/>
+        <w:numPr>
+          <w:ilvl w:val="1"/>
+          <w:numId w:val="66"/>
+        </w:numPr>
+        <w:rPr>
+          <w:lang w:val="en-US"/>
+        </w:rPr>
+      </w:pPr>
+      <w:r>
+        <w:rPr>
+          <w:lang w:val="en-US"/>
+        </w:rPr>
+        <w:t xml:space="preserve">€1.42 </w:t>
+      </w:r>
+      <w:hyperlink r:id="rId144" w:history="1">
+        <w:r>
+          <w:rPr>
+            <w:rStyle w:val="Hyperlink"/>
+            <w:lang w:val="en-US"/>
+          </w:rPr>
+          <w:t>mouser</w:t>
+        </w:r>
+      </w:hyperlink>
+      <w:r>
+        <w:rPr>
+          <w:lang w:val="en-US"/>
+        </w:rPr>
+        <w:t xml:space="preserve"> </w:t>
+      </w:r>
+    </w:p>
+    <w:p>
+      <w:pPr>
+        <w:pStyle w:val="ListParagraph"/>
+        <w:numPr>
+          <w:ilvl w:val="1"/>
+          <w:numId w:val="66"/>
+        </w:numPr>
+        <w:rPr>
+          <w:lang w:val="en-US"/>
+        </w:rPr>
+      </w:pPr>
+      <w:r>
+        <w:rPr>
+          <w:lang w:val="en-US"/>
+        </w:rPr>
+        <w:t>90.5%</w:t>
+      </w:r>
+      <w:r>
+        <w:rPr>
+          <w:lang w:val="en-US"/>
+        </w:rPr>
+        <w:t xml:space="preserve"> efficiency (100µA load)</w:t>
+      </w:r>
+    </w:p>
+    <w:p>
+      <w:pPr>
+        <w:pStyle w:val="ListParagraph"/>
+        <w:numPr>
+          <w:ilvl w:val="1"/>
+          <w:numId w:val="66"/>
+        </w:numPr>
+        <w:rPr>
+          <w:lang w:val="en-US"/>
+        </w:rPr>
+      </w:pPr>
+      <w:r>
+        <w:rPr>
+          <w:lang w:val="en-US"/>
+        </w:rPr>
+        <w:t xml:space="preserve">260 </w:t>
+      </w:r>
+      <w:proofErr w:type="spellStart"/>
+      <w:r>
+        <w:rPr>
+          <w:lang w:val="en-US"/>
+        </w:rPr>
+        <w:t>nA</w:t>
+      </w:r>
+      <w:proofErr w:type="spellEnd"/>
+      <w:r>
+        <w:rPr>
+          <w:lang w:val="en-US"/>
+        </w:rPr>
+        <w:t xml:space="preserve"> quiescent current</w:t>
+      </w:r>
+    </w:p>
+    <w:p>
+      <w:pPr>
+        <w:pStyle w:val="ListParagraph"/>
+        <w:numPr>
+          <w:ilvl w:val="1"/>
+          <w:numId w:val="66"/>
+        </w:numPr>
+        <w:rPr>
+          <w:lang w:val="en-US"/>
+        </w:rPr>
+      </w:pPr>
+      <w:hyperlink r:id="rId145" w:history="1">
+        <w:r>
+          <w:rPr>
+            <w:rStyle w:val="Hyperlink"/>
+          </w:rPr>
+          <w:t>SNT-A-6</w:t>
+        </w:r>
+      </w:hyperlink>
+      <w:r>
+        <w:t xml:space="preserve"> package</w:t>
+      </w:r>
+    </w:p>
+    <w:p>
+      <w:pPr>
+        <w:pStyle w:val="Heading3"/>
+      </w:pPr>
+      <w:r>
+        <w:t xml:space="preserve">3.3V </w:t>
+      </w:r>
+      <w:proofErr w:type="spellStart"/>
+      <w:r>
+        <w:t>buck</w:t>
+      </w:r>
+      <w:proofErr w:type="spellEnd"/>
+      <w:r>
+        <w:t xml:space="preserve"> + LDO</w:t>
+      </w:r>
+    </w:p>
+    <w:p>
+      <w:pPr>
+        <w:pStyle w:val="ListParagraph"/>
+        <w:numPr>
+          <w:ilvl w:val="0"/>
+          <w:numId w:val="66"/>
+        </w:numPr>
+        <w:rPr>
+          <w:lang w:val="en-US"/>
+        </w:rPr>
+      </w:pPr>
+      <w:hyperlink r:id="rId146" w:history="1">
+        <w:r>
+          <w:rPr>
+            <w:rStyle w:val="Hyperlink"/>
+            <w:lang w:val="en-US"/>
+          </w:rPr>
+          <w:t>MIC2225</w:t>
+        </w:r>
+      </w:hyperlink>
+    </w:p>
+    <w:p>
+      <w:pPr>
+        <w:pStyle w:val="ListParagraph"/>
+        <w:numPr>
+          <w:ilvl w:val="1"/>
+          <w:numId w:val="66"/>
+        </w:numPr>
+        <w:rPr>
+          <w:lang w:val="en-US"/>
+        </w:rPr>
+      </w:pPr>
+      <w:hyperlink r:id="rId147" w:tgtFrame="_blank" w:history="1">
+        <w:r>
+          <w:rPr>
+            <w:rStyle w:val="Hyperlink"/>
+            <w:lang w:val="en-US"/>
+          </w:rPr>
+          <w:t xml:space="preserve">2MHz 600mA Synchronous Buck Regulator with 300mA LDO </w:t>
+        </w:r>
+      </w:hyperlink>
+    </w:p>
+    <w:p>
+      <w:pPr>
+        <w:pStyle w:val="ListParagraph"/>
+        <w:numPr>
+          <w:ilvl w:val="1"/>
+          <w:numId w:val="66"/>
+        </w:numPr>
+        <w:rPr>
+          <w:lang w:val="en-US"/>
+        </w:rPr>
+      </w:pPr>
+      <w:r>
+        <w:rPr>
+          <w:lang w:val="en-US"/>
+        </w:rPr>
+        <w:drawing>
+          <wp:inline distT="0" distB="0" distL="0" distR="0" wp14:anchorId="15D527B6" wp14:editId="2540E164">
+            <wp:extent cx="2838450" cy="1052707"/>
+            <wp:effectExtent l="0" t="0" r="0" b="0"/>
+            <wp:docPr id="1585634341" name="Picture 1"/>
+            <wp:cNvGraphicFramePr>
+              <a:graphicFrameLocks xmlns:a="http://schemas.openxmlformats.org/drawingml/2006/main" noChangeAspect="1"/>
+            </wp:cNvGraphicFramePr>
+            <a:graphic xmlns:a="http://schemas.openxmlformats.org/drawingml/2006/main">
+              <a:graphicData uri="http://schemas.openxmlformats.org/drawingml/2006/picture">
+                <pic:pic xmlns:pic="http://schemas.openxmlformats.org/drawingml/2006/picture">
+                  <pic:nvPicPr>
+                    <pic:cNvPr id="1585634341" name=""/>
+                    <pic:cNvPicPr/>
+                  </pic:nvPicPr>
+                  <pic:blipFill>
+                    <a:blip r:embed="rId148"/>
+                    <a:stretch>
+                      <a:fillRect/>
+                    </a:stretch>
+                  </pic:blipFill>
+                  <pic:spPr>
+                    <a:xfrm>
+                      <a:off x="0" y="0"/>
+                      <a:ext cx="2852006" cy="1057734"/>
+                    </a:xfrm>
+                    <a:prstGeom prst="rect">
+                      <a:avLst/>
+                    </a:prstGeom>
+                  </pic:spPr>
+                </pic:pic>
+              </a:graphicData>
+            </a:graphic>
+          </wp:inline>
+        </w:drawing>
+      </w:r>
+    </w:p>
+    <w:p>
+      <w:pPr>
+        <w:pStyle w:val="ListParagraph"/>
+        <w:numPr>
+          <w:ilvl w:val="1"/>
+          <w:numId w:val="66"/>
+        </w:numPr>
+      </w:pPr>
+      <w:r>
+        <w:t xml:space="preserve">1.8V </w:t>
+      </w:r>
+      <w:proofErr w:type="spellStart"/>
+      <w:r>
+        <w:t>buck</w:t>
+      </w:r>
+      <w:proofErr w:type="spellEnd"/>
+      <w:r>
+        <w:t>, 3.3V LDO</w:t>
       </w:r>
       <w:r>
         <w:br/>
+        <w:t>-&gt; 1.8V is ok voo</w:t>
+      </w:r>
+      <w:r>
+        <w:t xml:space="preserve">r STM32, </w:t>
+      </w:r>
+      <w:proofErr w:type="spellStart"/>
+      <w:r>
+        <w:t>LoRa</w:t>
+      </w:r>
+      <w:proofErr w:type="spellEnd"/>
+      <w:r>
+        <w:t xml:space="preserve"> en </w:t>
+      </w:r>
+      <w:proofErr w:type="gramStart"/>
+      <w:r>
+        <w:t>ECC chip</w:t>
+      </w:r>
+      <w:proofErr w:type="gramEnd"/>
+      <w:r>
+        <w:t xml:space="preserve"> (</w:t>
+      </w:r>
+      <w:proofErr w:type="spellStart"/>
+      <w:r>
+        <w:t>accelerometer</w:t>
+      </w:r>
+      <w:proofErr w:type="spellEnd"/>
+      <w:r>
+        <w:t xml:space="preserve">, ROM en </w:t>
+      </w:r>
+      <w:proofErr w:type="gramStart"/>
+      <w:r>
+        <w:t>SD module</w:t>
+      </w:r>
+      <w:proofErr w:type="gramEnd"/>
+      <w:r>
+        <w:t>?)</w:t>
+      </w:r>
+    </w:p>
+    <w:p>
+      <w:pPr>
+        <w:pStyle w:val="Heading3"/>
+      </w:pPr>
+      <w:r>
+        <w:t xml:space="preserve">3.3V </w:t>
+      </w:r>
+      <w:proofErr w:type="spellStart"/>
+      <w:r>
+        <w:t>buck</w:t>
+      </w:r>
+      <w:proofErr w:type="spellEnd"/>
+      <w:r>
+        <w:t>-boost</w:t>
+      </w:r>
+    </w:p>
+    <w:p>
+      <w:pPr>
+        <w:pStyle w:val="ListParagraph"/>
+        <w:numPr>
+          <w:ilvl w:val="0"/>
+          <w:numId w:val="66"/>
+        </w:numPr>
+      </w:pPr>
+      <w:hyperlink r:id="rId149" w:history="1">
+        <w:r>
+          <w:rPr>
+            <w:rStyle w:val="Hyperlink"/>
+          </w:rPr>
+          <w:t>RAA236100, RAA236105</w:t>
+        </w:r>
+      </w:hyperlink>
+    </w:p>
+    <w:p>
+      <w:pPr>
+        <w:pStyle w:val="ListParagraph"/>
+        <w:numPr>
+          <w:ilvl w:val="1"/>
+          <w:numId w:val="66"/>
+        </w:numPr>
+      </w:pPr>
+      <w:r>
+        <w:t xml:space="preserve">€1.5 </w:t>
+      </w:r>
+      <w:hyperlink r:id="rId150" w:history="1">
+        <w:proofErr w:type="spellStart"/>
+        <w:r>
+          <w:rPr>
+            <w:rStyle w:val="Hyperlink"/>
+          </w:rPr>
+          <w:t>mouser</w:t>
+        </w:r>
+        <w:proofErr w:type="spellEnd"/>
+      </w:hyperlink>
+    </w:p>
+    <w:p>
+      <w:pPr>
+        <w:pStyle w:val="ListParagraph"/>
+        <w:numPr>
+          <w:ilvl w:val="1"/>
+          <w:numId w:val="66"/>
+        </w:numPr>
+      </w:pPr>
+      <w:r>
+        <w:t xml:space="preserve">Zeer </w:t>
+      </w:r>
+      <w:proofErr w:type="spellStart"/>
+      <w:r>
+        <w:t>efficient</w:t>
+      </w:r>
+      <w:proofErr w:type="spellEnd"/>
+      <w:r>
+        <w:t>, zeer lage ruststroom</w:t>
+      </w:r>
+    </w:p>
+    <w:p>
+      <w:pPr>
+        <w:pStyle w:val="ListParagraph"/>
+        <w:numPr>
+          <w:ilvl w:val="1"/>
+          <w:numId w:val="66"/>
+        </w:numPr>
+      </w:pPr>
+      <w:r>
+        <w:t xml:space="preserve">130nA input </w:t>
+      </w:r>
+      <w:proofErr w:type="spellStart"/>
+      <w:r>
+        <w:t>quiescent</w:t>
+      </w:r>
+      <w:proofErr w:type="spellEnd"/>
+      <w:r>
+        <w:t xml:space="preserve"> </w:t>
+      </w:r>
+      <w:proofErr w:type="spellStart"/>
+      <w:r>
+        <w:t>current</w:t>
+      </w:r>
+      <w:proofErr w:type="spellEnd"/>
+    </w:p>
+    <w:p>
+      <w:pPr>
+        <w:pStyle w:val="ListParagraph"/>
+        <w:numPr>
+          <w:ilvl w:val="1"/>
+          <w:numId w:val="66"/>
+        </w:numPr>
+        <w:rPr>
+          <w:lang w:val="en-US"/>
+        </w:rPr>
+      </w:pPr>
+      <w:r>
+        <w:rPr>
+          <w:lang w:val="en-US"/>
+        </w:rPr>
+        <w:lastRenderedPageBreak/>
+        <w:t>96% peak efficiency (V IN = 3.6V; V OUT = 3.3V)</w:t>
+      </w:r>
+    </w:p>
+    <w:p>
+      <w:pPr>
+        <w:pStyle w:val="ListParagraph"/>
+        <w:numPr>
+          <w:ilvl w:val="1"/>
+          <w:numId w:val="66"/>
+        </w:numPr>
+        <w:rPr>
+          <w:lang w:val="en-US"/>
+        </w:rPr>
+      </w:pPr>
+      <w:r>
+        <w:rPr>
+          <w:lang w:val="en-US"/>
+        </w:rPr>
+        <w:t>Output current: up to 400mA (VIN &gt; 2.5V,</w:t>
+      </w:r>
+      <w:r>
+        <w:rPr>
+          <w:lang w:val="en-US"/>
+        </w:rPr>
+        <w:t xml:space="preserve"> </w:t>
+      </w:r>
+      <w:r>
+        <w:rPr>
+          <w:lang w:val="en-US"/>
+        </w:rPr>
+        <w:t>V OUT = 3.3V)</w:t>
+      </w:r>
+    </w:p>
+    <w:p>
+      <w:pPr>
+        <w:pStyle w:val="Heading3"/>
+      </w:pPr>
+      <w:r>
+        <w:t>5V boost</w:t>
+      </w:r>
+    </w:p>
+    <w:p>
+      <w:pPr>
+        <w:pStyle w:val="ListParagraph"/>
+        <w:numPr>
+          <w:ilvl w:val="0"/>
+          <w:numId w:val="66"/>
+        </w:numPr>
+      </w:pPr>
+    </w:p>
+    <w:p>
+      <w:pPr>
+        <w:pStyle w:val="Heading2"/>
+      </w:pPr>
+      <w:r>
+        <w:t>Keuze</w:t>
+      </w:r>
+    </w:p>
+    <w:p>
+      <w:pPr>
+        <w:pStyle w:val="Heading3"/>
+        <w:spacing w:before="0"/>
+      </w:pPr>
+      <w:r>
+        <w:t>Lader</w:t>
+      </w:r>
+    </w:p>
+    <w:p>
+      <w:pPr>
+        <w:rPr>
+          <w:lang w:val="en-US"/>
+        </w:rPr>
+      </w:pPr>
+      <w:r>
+        <w:rPr>
+          <w:lang w:val="en-US"/>
+        </w:rPr>
+        <w:t xml:space="preserve">Suggestie: </w:t>
+      </w:r>
+      <w:hyperlink r:id="rId151" w:history="1">
+        <w:r>
+          <w:rPr>
+            <w:rStyle w:val="Hyperlink"/>
+            <w:lang w:val="en-US"/>
+          </w:rPr>
+          <w:t>BQ25895</w:t>
+        </w:r>
+      </w:hyperlink>
+      <w:r>
+        <w:rPr>
+          <w:lang w:val="en-US"/>
+        </w:rPr>
+        <w:t xml:space="preserve"> (</w:t>
+      </w:r>
+      <w:proofErr w:type="spellStart"/>
+      <w:r>
+        <w:fldChar w:fldCharType="begin"/>
+      </w:r>
+      <w:r>
+        <w:rPr>
+          <w:lang w:val="en-US"/>
+        </w:rPr>
+        <w:instrText>HYPERLINK "https://www.digikey.nl/nl/products/detail/texas-instruments/BQ25895RTWR/5214018"</w:instrText>
+      </w:r>
+      <w:r>
+        <w:fldChar w:fldCharType="separate"/>
+      </w:r>
+      <w:r>
+        <w:rPr>
+          <w:rStyle w:val="Hyperlink"/>
+          <w:lang w:val="en-US"/>
+        </w:rPr>
+        <w:t>Digikey</w:t>
+      </w:r>
+      <w:proofErr w:type="spellEnd"/>
+      <w:r>
+        <w:fldChar w:fldCharType="end"/>
+      </w:r>
+      <w:r>
+        <w:rPr>
+          <w:lang w:val="en-US"/>
+        </w:rPr>
+        <w:t xml:space="preserve">): </w:t>
+      </w:r>
+      <w:r>
+        <w:rPr>
+          <w:lang w:val="en-US"/>
+        </w:rPr>
+        <w:t>I2C 1cell 5A buck battery charger with high input voltage and 3.1-A boost with HVDCP enabled</w:t>
+      </w:r>
+      <w:r>
+        <w:rPr>
+          <w:lang w:val="en-US"/>
+        </w:rPr>
+        <w:t>.</w:t>
+      </w:r>
+    </w:p>
+    <w:p>
+      <w:pPr>
+        <w:pStyle w:val="Heading3"/>
+        <w:rPr>
+          <w:lang w:val="en-US"/>
+        </w:rPr>
+      </w:pPr>
+      <w:proofErr w:type="spellStart"/>
+      <w:r>
+        <w:rPr>
+          <w:lang w:val="en-US"/>
+        </w:rPr>
+        <w:t>Uitgangspanning</w:t>
+      </w:r>
+      <w:proofErr w:type="spellEnd"/>
+      <w:r>
+        <w:rPr>
+          <w:lang w:val="en-US"/>
+        </w:rPr>
+        <w:br/>
       </w:r>
     </w:p>
     <w:p>
@@ -15870,9 +19026,14 @@
       </w:pPr>
       <w:bookmarkStart w:id="47" w:name="_Toc223965573"/>
       <w:r>
-        <w:t>Motor/solenoide</w:t>
+        <w:t>Motor/</w:t>
+      </w:r>
+      <w:proofErr w:type="spellStart"/>
+      <w:r>
+        <w:t>solenoide</w:t>
       </w:r>
       <w:bookmarkEnd w:id="47"/>
+      <w:proofErr w:type="spellEnd"/>
     </w:p>
     <w:p>
       <w:pPr>
@@ -15923,7 +19084,7 @@
       </w:pPr>
     </w:p>
     <w:sectPr>
-      <w:headerReference w:type="default" r:id="rId122"/>
+      <w:headerReference w:type="default" r:id="rId152"/>
       <w:type w:val="continuous"/>
       <w:pgSz w:w="11906" w:h="16838"/>
       <w:pgMar w:top="1417" w:right="1417" w:bottom="1417" w:left="1417" w:header="708" w:footer="708" w:gutter="0"/>
@@ -16023,15 +19184,22 @@
     <w:pPr>
       <w:pStyle w:val="Header"/>
     </w:pPr>
+    <w:proofErr w:type="spellStart"/>
     <w:r>
       <w:t>Bikera</w:t>
     </w:r>
+    <w:proofErr w:type="spellEnd"/>
     <w:r>
-      <w:t xml:space="preserve"> fietsslot PCB c</w:t>
+      <w:t xml:space="preserve"> fietsslot </w:t>
+    </w:r>
+    <w:proofErr w:type="gramStart"/>
+    <w:r>
+      <w:t>PCB c</w:t>
     </w:r>
     <w:r>
       <w:t>omponenten</w:t>
     </w:r>
+    <w:proofErr w:type="gramEnd"/>
     <w:r>
       <w:tab/>
     </w:r>
@@ -16051,12 +19219,22 @@
     <w:pPr>
       <w:pStyle w:val="Header"/>
     </w:pPr>
+    <w:proofErr w:type="spellStart"/>
     <w:r>
-      <w:t>Bikera fietsslot PCB c</w:t>
+      <w:t>Bikera</w:t>
+    </w:r>
+    <w:proofErr w:type="spellEnd"/>
+    <w:r>
+      <w:t xml:space="preserve"> fietsslot </w:t>
+    </w:r>
+    <w:proofErr w:type="gramStart"/>
+    <w:r>
+      <w:t>PCB c</w:t>
     </w:r>
     <w:r>
       <w:t>omponenten</w:t>
     </w:r>
+    <w:proofErr w:type="gramEnd"/>
     <w:r>
       <w:tab/>
     </w:r>
@@ -16076,21 +19254,33 @@
     <w:pPr>
       <w:pStyle w:val="Header"/>
     </w:pPr>
+    <w:proofErr w:type="spellStart"/>
     <w:r>
-      <w:t>Bikera fietsslot PCB c</w:t>
+      <w:t>Bikera</w:t>
+    </w:r>
+    <w:proofErr w:type="spellEnd"/>
+    <w:r>
+      <w:t xml:space="preserve"> fietsslot </w:t>
+    </w:r>
+    <w:proofErr w:type="gramStart"/>
+    <w:r>
+      <w:t>PCB c</w:t>
     </w:r>
     <w:r>
       <w:t>omponenten</w:t>
     </w:r>
+    <w:proofErr w:type="gramEnd"/>
     <w:r>
       <w:tab/>
     </w:r>
     <w:r>
       <w:tab/>
     </w:r>
+    <w:proofErr w:type="spellStart"/>
     <w:r>
       <w:t>LoRa</w:t>
     </w:r>
+    <w:proofErr w:type="spellEnd"/>
   </w:p>
 </w:hdr>
 </file>
@@ -16101,12 +19291,22 @@
     <w:pPr>
       <w:pStyle w:val="Header"/>
     </w:pPr>
+    <w:proofErr w:type="spellStart"/>
     <w:r>
-      <w:t>Bikera fietsslot PCB c</w:t>
+      <w:t>Bikera</w:t>
+    </w:r>
+    <w:proofErr w:type="spellEnd"/>
+    <w:r>
+      <w:t xml:space="preserve"> fietsslot </w:t>
+    </w:r>
+    <w:proofErr w:type="gramStart"/>
+    <w:r>
+      <w:t>PCB c</w:t>
     </w:r>
     <w:r>
       <w:t>omponenten</w:t>
     </w:r>
+    <w:proofErr w:type="gramEnd"/>
     <w:r>
       <w:tab/>
     </w:r>
@@ -16126,21 +19326,33 @@
     <w:pPr>
       <w:pStyle w:val="Header"/>
     </w:pPr>
+    <w:proofErr w:type="spellStart"/>
     <w:r>
-      <w:t>Bikera fietsslot PCB c</w:t>
+      <w:t>Bikera</w:t>
+    </w:r>
+    <w:proofErr w:type="spellEnd"/>
+    <w:r>
+      <w:t xml:space="preserve"> fietsslot </w:t>
+    </w:r>
+    <w:proofErr w:type="gramStart"/>
+    <w:r>
+      <w:t>PCB c</w:t>
     </w:r>
     <w:r>
       <w:t>omponenten</w:t>
     </w:r>
+    <w:proofErr w:type="gramEnd"/>
     <w:r>
       <w:tab/>
     </w:r>
     <w:r>
       <w:tab/>
     </w:r>
+    <w:proofErr w:type="gramStart"/>
     <w:r>
       <w:t>ECC chip</w:t>
     </w:r>
+    <w:proofErr w:type="gramEnd"/>
   </w:p>
 </w:hdr>
 </file>

--- a/Componenten.docx
+++ b/Componenten.docx
@@ -4797,13 +4797,8 @@
           <w:lang w:val="en-US"/>
         </w:rPr>
       </w:pPr>
-      <w:proofErr w:type="gramStart"/>
-      <w:r>
-        <w:t>EEC chip</w:t>
-      </w:r>
-      <w:proofErr w:type="gramEnd"/>
-      <w:r>
-        <w:t>: elliptische curve bereke</w:t>
+      <w:r>
+        <w:t>EEC chip: elliptische curve bereke</w:t>
       </w:r>
       <w:r>
         <w:t>ning</w:t>
@@ -4980,16 +4975,11 @@
       <w:r>
         <w:t xml:space="preserve">externe </w:t>
       </w:r>
-      <w:proofErr w:type="gramStart"/>
       <w:r>
         <w:t>EEC c</w:t>
       </w:r>
       <w:r>
-        <w:t>hip</w:t>
-      </w:r>
-      <w:proofErr w:type="gramEnd"/>
-      <w:r>
-        <w:t>)</w:t>
+        <w:t>hip)</w:t>
       </w:r>
     </w:p>
     <w:p>
@@ -5283,13 +5273,8 @@
             <w:pPr>
               <w:spacing w:line="240" w:lineRule="auto"/>
             </w:pPr>
-            <w:proofErr w:type="gramStart"/>
-            <w:r>
-              <w:t>Debug /</w:t>
-            </w:r>
-            <w:proofErr w:type="gramEnd"/>
-            <w:r>
-              <w:t xml:space="preserve"> utils</w:t>
+            <w:r>
+              <w:t>Debug / utils</w:t>
             </w:r>
           </w:p>
         </w:tc>
@@ -5524,11 +5509,9 @@
             <w:pPr>
               <w:spacing w:line="240" w:lineRule="auto"/>
             </w:pPr>
-            <w:proofErr w:type="gramStart"/>
             <w:r>
               <w:t>QR matrix</w:t>
             </w:r>
-            <w:proofErr w:type="gramEnd"/>
           </w:p>
         </w:tc>
         <w:tc>
@@ -6436,16 +6419,8 @@
               <w:rPr>
                 <w:lang w:val="en-US"/>
               </w:rPr>
-              <w:t>1-</w:t>
-            </w:r>
-            <w:proofErr w:type="gramStart"/>
-            <w:r>
-              <w:rPr>
-                <w:lang w:val="en-US"/>
-              </w:rPr>
-              <w:t>3 ?</w:t>
-            </w:r>
-            <w:proofErr w:type="gramEnd"/>
+              <w:t>1-3 ?</w:t>
+            </w:r>
           </w:p>
           <w:p>
             <w:pPr>
@@ -8033,26 +8008,10 @@
         <w:t>868MHz voor Europa</w:t>
       </w:r>
       <w:r>
-        <w:t xml:space="preserve"> (863–870 </w:t>
-      </w:r>
-      <w:proofErr w:type="gramStart"/>
-      <w:r>
-        <w:t>MHz</w:t>
-      </w:r>
-      <w:r>
-        <w:t xml:space="preserve"> /</w:t>
-      </w:r>
-      <w:proofErr w:type="gramEnd"/>
-      <w:r>
-        <w:t xml:space="preserve"> EU</w:t>
-      </w:r>
-      <w:proofErr w:type="gramStart"/>
-      <w:r>
-        <w:t>868 /</w:t>
-      </w:r>
-      <w:proofErr w:type="gramEnd"/>
-      <w:r>
-        <w:t xml:space="preserve"> ISM band)</w:t>
+        <w:t xml:space="preserve"> (863–870 MHz</w:t>
+      </w:r>
+      <w:r>
+        <w:t xml:space="preserve"> / EU868 / ISM band)</w:t>
       </w:r>
     </w:p>
     <w:p>
@@ -8094,16 +8053,8 @@
         <w:rPr>
           <w:lang w:val="nl-NL"/>
         </w:rPr>
-        <w:t>ETSI EN 300 220-</w:t>
-      </w:r>
-      <w:proofErr w:type="gramStart"/>
-      <w:r>
-        <w:rPr>
-          <w:lang w:val="nl-NL"/>
-        </w:rPr>
-        <w:t>conform</w:t>
-      </w:r>
-      <w:proofErr w:type="gramEnd"/>
+        <w:t>ETSI EN 300 220-conform</w:t>
+      </w:r>
     </w:p>
     <w:p>
       <w:pPr>
@@ -8117,22 +8068,14 @@
         <w:rPr>
           <w:lang w:val="nl-NL"/>
         </w:rPr>
-        <w:t xml:space="preserve">RX-stroom ≈ 4–6 </w:t>
-      </w:r>
-      <w:proofErr w:type="gramStart"/>
+        <w:t xml:space="preserve">RX-stroom ≈ 4–6 mA </w:t>
+      </w:r>
       <w:r>
         <w:rPr>
           <w:lang w:val="nl-NL"/>
         </w:rPr>
-        <w:t xml:space="preserve">mA </w:t>
-      </w:r>
-      <w:r>
-        <w:rPr>
-          <w:lang w:val="nl-NL"/>
-        </w:rPr>
         <w:t>?</w:t>
       </w:r>
-      <w:proofErr w:type="gramEnd"/>
     </w:p>
     <w:p>
       <w:pPr>
@@ -8146,22 +8089,14 @@
         <w:rPr>
           <w:lang w:val="nl-NL"/>
         </w:rPr>
-        <w:t>TX-stroom ≈ 40–120 mA (afhankelijk van het vermogen</w:t>
-      </w:r>
-      <w:proofErr w:type="gramStart"/>
+        <w:t xml:space="preserve">TX-stroom ≈ 40–120 mA (afhankelijk van het vermogen) </w:t>
+      </w:r>
       <w:r>
         <w:rPr>
           <w:lang w:val="nl-NL"/>
         </w:rPr>
-        <w:t xml:space="preserve">) </w:t>
-      </w:r>
-      <w:r>
-        <w:rPr>
-          <w:lang w:val="nl-NL"/>
-        </w:rPr>
         <w:t>?</w:t>
       </w:r>
-      <w:proofErr w:type="gramEnd"/>
     </w:p>
     <w:p>
       <w:pPr>
@@ -8264,13 +8199,8 @@
           <w:numId w:val="67"/>
         </w:numPr>
       </w:pPr>
-      <w:proofErr w:type="gramStart"/>
-      <w:r>
-        <w:t>RF matching</w:t>
-      </w:r>
-      <w:proofErr w:type="gramEnd"/>
-      <w:r>
-        <w:t xml:space="preserve"> en antenne design zelf doe</w:t>
+      <w:r>
+        <w:t>RF matching en antenne design zelf doe</w:t>
       </w:r>
       <w:r>
         <w:t>n</w:t>
@@ -8423,13 +8353,8 @@
           <w:numId w:val="67"/>
         </w:numPr>
       </w:pPr>
-      <w:proofErr w:type="gramStart"/>
-      <w:r>
-        <w:t>RF ontwerp</w:t>
-      </w:r>
-      <w:proofErr w:type="gramEnd"/>
-      <w:r>
-        <w:t xml:space="preserve"> moeilijker (antenne interface, ground keep-outs)</w:t>
+      <w:r>
+        <w:t>RF ontwerp moeilijker (antenne interface, ground keep-outs)</w:t>
       </w:r>
     </w:p>
     <w:p>
@@ -8441,31 +8366,7 @@
         </w:numPr>
       </w:pPr>
       <w:r>
-        <w:t>Moeilijkere configuratie (</w:t>
-      </w:r>
-      <w:proofErr w:type="gramStart"/>
-      <w:r>
-        <w:t>EU regels</w:t>
-      </w:r>
-      <w:proofErr w:type="gramEnd"/>
-      <w:r>
-        <w:t xml:space="preserve">, </w:t>
-      </w:r>
-      <w:proofErr w:type="gramStart"/>
-      <w:r>
-        <w:t>RF matching</w:t>
-      </w:r>
-      <w:proofErr w:type="gramEnd"/>
-      <w:r>
-        <w:t xml:space="preserve"> zelf </w:t>
-      </w:r>
-      <w:proofErr w:type="gramStart"/>
-      <w:r>
-        <w:t>instellen,…</w:t>
-      </w:r>
-      <w:proofErr w:type="gramEnd"/>
-      <w:r>
-        <w:t>)</w:t>
+        <w:t>Moeilijkere configuratie (EU regels, RF matching zelf instellen,…)</w:t>
       </w:r>
     </w:p>
     <w:p>
@@ -8648,13 +8549,8 @@
           <w:numId w:val="75"/>
         </w:numPr>
       </w:pPr>
-      <w:proofErr w:type="gramStart"/>
-      <w:r>
-        <w:t>met</w:t>
-      </w:r>
-      <w:proofErr w:type="gramEnd"/>
-      <w:r>
-        <w:t xml:space="preserve"> STM32WLE5CCU6</w:t>
+      <w:r>
+        <w:t>met STM32WLE5CCU6</w:t>
       </w:r>
     </w:p>
     <w:p>
@@ -8665,14 +8561,12 @@
           <w:numId w:val="75"/>
         </w:numPr>
       </w:pPr>
-      <w:proofErr w:type="gramStart"/>
       <w:r>
         <w:t>UART</w:t>
       </w:r>
       <w:r>
         <w:t xml:space="preserve"> interface</w:t>
       </w:r>
-      <w:proofErr w:type="gramEnd"/>
     </w:p>
     <w:p>
       <w:pPr>
@@ -8686,15 +8580,7 @@
         <w:t>SPI mogelijk?? “</w:t>
       </w:r>
       <w:r>
-        <w:t xml:space="preserve">SPI voor communicatie met </w:t>
-      </w:r>
-      <w:proofErr w:type="gramStart"/>
-      <w:r>
-        <w:t>RF subsysteem</w:t>
-      </w:r>
-      <w:proofErr w:type="gramEnd"/>
-      <w:r>
-        <w:t xml:space="preserve"> van </w:t>
+        <w:t xml:space="preserve">SPI voor communicatie met RF subsysteem van </w:t>
       </w:r>
       <w:r>
         <w:t>STM32WLE5CCU6</w:t>
@@ -9256,13 +9142,8 @@
       <w:r>
         <w:t xml:space="preserve">, </w:t>
       </w:r>
-      <w:proofErr w:type="gramStart"/>
-      <w:r>
-        <w:t>RF ervaring</w:t>
-      </w:r>
-      <w:proofErr w:type="gramEnd"/>
-      <w:r>
-        <w:t xml:space="preserve"> nodig</w:t>
+      <w:r>
+        <w:t>RF ervaring nodig</w:t>
       </w:r>
     </w:p>
     <w:p>
@@ -9273,7 +9154,6 @@
           <w:numId w:val="75"/>
         </w:numPr>
       </w:pPr>
-      <w:proofErr w:type="gramStart"/>
       <w:r>
         <w:rPr>
           <w:b/>
@@ -9288,7 +9168,6 @@
         </w:rPr>
         <w:t xml:space="preserve"> antenne</w:t>
       </w:r>
-      <w:proofErr w:type="gramEnd"/>
       <w:r>
         <w:t>:</w:t>
       </w:r>
@@ -9355,21 +9234,8 @@
     </w:p>
     <w:p/>
     <w:p>
-      <w:proofErr w:type="gramStart"/>
-      <w:r>
-        <w:t>FPC antenne</w:t>
-      </w:r>
-      <w:proofErr w:type="gramEnd"/>
-      <w:r>
-        <w:t xml:space="preserve"> voor prototype, eventueel </w:t>
-      </w:r>
-      <w:proofErr w:type="gramStart"/>
-      <w:r>
-        <w:t>PCB antenne</w:t>
-      </w:r>
-      <w:proofErr w:type="gramEnd"/>
-      <w:r>
-        <w:t xml:space="preserve"> later?</w:t>
+      <w:r>
+        <w:t>FPC antenne voor prototype, eventueel PCB antenne later?</w:t>
       </w:r>
     </w:p>
     <w:p/>
@@ -9594,18 +9460,10 @@
         <w:t>8.6 cm</w:t>
       </w:r>
       <w:r>
-        <w:t xml:space="preserve">: ~ 73 </w:t>
-      </w:r>
-      <w:proofErr w:type="gramStart"/>
-      <w:r>
-        <w:t xml:space="preserve">Ω </w:t>
-      </w:r>
-      <w:r>
-        <w:t>,</w:t>
-      </w:r>
-      <w:proofErr w:type="gramEnd"/>
-      <w:r>
-        <w:t xml:space="preserve"> </w:t>
+        <w:t xml:space="preserve">: ~ 73 Ω </w:t>
+      </w:r>
+      <w:r>
+        <w:t xml:space="preserve">, </w:t>
       </w:r>
       <w:r>
         <w:t>VSWR</w:t>
@@ -10212,27 +10070,13 @@
         <w:rPr>
           <w:lang w:val="nl-NL"/>
         </w:rPr>
-        <w:t xml:space="preserve">a. </w:t>
-      </w:r>
-      <w:proofErr w:type="gramStart"/>
+        <w:t>a. FPC ante</w:t>
+      </w:r>
       <w:r>
         <w:rPr>
           <w:lang w:val="nl-NL"/>
         </w:rPr>
-        <w:t>FPC ante</w:t>
-      </w:r>
-      <w:r>
-        <w:rPr>
-          <w:lang w:val="nl-NL"/>
-        </w:rPr>
-        <w:t>nne</w:t>
-      </w:r>
-      <w:proofErr w:type="gramEnd"/>
-      <w:r>
-        <w:rPr>
-          <w:lang w:val="nl-NL"/>
-        </w:rPr>
-        <w:t xml:space="preserve"> lijkt best.</w:t>
+        <w:t>nne lijkt best.</w:t>
       </w:r>
     </w:p>
     <w:p>
@@ -13083,13 +12927,8 @@
         <w:t>1.54″ 200×200</w:t>
       </w:r>
       <w:r>
-        <w:t xml:space="preserve"> wordt veel gebruikt voor </w:t>
-      </w:r>
-      <w:proofErr w:type="gramStart"/>
-      <w:r>
-        <w:t>QR codes</w:t>
-      </w:r>
-      <w:proofErr w:type="gramEnd"/>
+        <w:t xml:space="preserve"> wordt veel gebruikt voor QR codes</w:t>
+      </w:r>
     </w:p>
     <w:p>
       <w:pPr>
@@ -13099,24 +12938,11 @@
           <w:numId w:val="66"/>
         </w:numPr>
       </w:pPr>
-      <w:proofErr w:type="gramStart"/>
-      <w:r>
-        <w:t>QR code</w:t>
-      </w:r>
-      <w:proofErr w:type="gramEnd"/>
-      <w:r>
-        <w:t xml:space="preserve"> versie? (</w:t>
-      </w:r>
-      <w:proofErr w:type="gramStart"/>
-      <w:r>
-        <w:t>z</w:t>
-      </w:r>
-      <w:r>
-        <w:t>ie</w:t>
-      </w:r>
-      <w:proofErr w:type="gramEnd"/>
-      <w:r>
-        <w:t xml:space="preserve"> </w:t>
+      <w:r>
+        <w:t>QR code versie? (z</w:t>
+      </w:r>
+      <w:r>
+        <w:t xml:space="preserve">ie </w:t>
       </w:r>
       <w:hyperlink r:id="rId96" w:history="1">
         <w:r>
@@ -13208,31 +13034,14 @@
           <w:b/>
           <w:bCs/>
         </w:rPr>
-        <w:t xml:space="preserve">Berekening grootst mogelijke </w:t>
-      </w:r>
-      <w:proofErr w:type="gramStart"/>
-      <w:r>
-        <w:rPr>
-          <w:b/>
-          <w:bCs/>
-        </w:rPr>
-        <w:t>QR code</w:t>
-      </w:r>
-      <w:proofErr w:type="gramEnd"/>
+        <w:t>Berekening grootst mogelijke QR code</w:t>
+      </w:r>
       <w:r>
         <w:t>:</w:t>
       </w:r>
       <w:r>
         <w:br/>
-        <w:t xml:space="preserve">De kleinste scanbare </w:t>
-      </w:r>
-      <w:proofErr w:type="gramStart"/>
-      <w:r>
-        <w:t>QR code</w:t>
-      </w:r>
-      <w:proofErr w:type="gramEnd"/>
-      <w:r>
-        <w:t xml:space="preserve"> is 1x1cm 38x38 pixel -&gt; 0.263mm per pixel</w:t>
+        <w:t>De kleinste scanbare QR code is 1x1cm 38x38 pixel -&gt; 0.263mm per pixel</w:t>
       </w:r>
       <w:r>
         <w:br/>
@@ -13240,27 +13049,11 @@
       </w:r>
       <w:r>
         <w:br/>
-        <w:t xml:space="preserve">kleinste mogelijke </w:t>
-      </w:r>
-      <w:proofErr w:type="gramStart"/>
-      <w:r>
-        <w:t>QR pixel</w:t>
-      </w:r>
-      <w:proofErr w:type="gramEnd"/>
-      <w:r>
-        <w:t xml:space="preserve"> is 2x2 pixels op het scherm (0.27x0.27mm)</w:t>
+        <w:t>kleinste mogelijke QR pixel is 2x2 pixels op het scherm (0.27x0.27mm)</w:t>
       </w:r>
       <w:r>
         <w:br/>
-        <w:t xml:space="preserve">dus grootste </w:t>
-      </w:r>
-      <w:proofErr w:type="gramStart"/>
-      <w:r>
-        <w:t>QR code</w:t>
-      </w:r>
-      <w:proofErr w:type="gramEnd"/>
-      <w:r>
-        <w:t xml:space="preserve"> is 97x97 (versie 20) </w:t>
+        <w:t xml:space="preserve">dus grootste QR code is 97x97 (versie 20) </w:t>
       </w:r>
       <w:r>
         <w:br/>
@@ -13565,21 +13358,7 @@
         <w:rPr>
           <w:lang w:val="en-US"/>
         </w:rPr>
-        <w:t xml:space="preserve"> </w:t>
-      </w:r>
-      <w:proofErr w:type="gramStart"/>
-      <w:r>
-        <w:rPr>
-          <w:lang w:val="en-US"/>
-        </w:rPr>
-        <w:t>( 0</w:t>
-      </w:r>
-      <w:proofErr w:type="gramEnd"/>
-      <w:r>
-        <w:rPr>
-          <w:lang w:val="en-US"/>
-        </w:rPr>
-        <w:t xml:space="preserve">.5mm pitch, </w:t>
+        <w:t xml:space="preserve"> ( 0.5mm pitch, </w:t>
       </w:r>
       <w:r>
         <w:rPr>
@@ -13704,18 +13483,10 @@
         <w:t>, AVDD/VSH</w:t>
       </w:r>
       <w:r>
-        <w:t xml:space="preserve">, </w:t>
-      </w:r>
-      <w:proofErr w:type="gramStart"/>
-      <w:r>
-        <w:t>VCOM</w:t>
-      </w:r>
-      <w:r>
-        <w:t>,…</w:t>
-      </w:r>
-      <w:proofErr w:type="gramEnd"/>
-      <w:r>
-        <w:t>)</w:t>
+        <w:t>, VCOM</w:t>
+      </w:r>
+      <w:r>
+        <w:t>,…)</w:t>
       </w:r>
     </w:p>
     <w:p>
@@ -14335,21 +14106,7 @@
         <w:rPr>
           <w:lang w:val="en-US"/>
         </w:rPr>
-        <w:t xml:space="preserve">8-pin JST PH 2.0mm SMT Header Horizontal </w:t>
-      </w:r>
-      <w:proofErr w:type="gramStart"/>
-      <w:r>
-        <w:rPr>
-          <w:lang w:val="en-US"/>
-        </w:rPr>
-        <w:t>Right Angle</w:t>
-      </w:r>
-      <w:proofErr w:type="gramEnd"/>
-      <w:r>
-        <w:rPr>
-          <w:lang w:val="en-US"/>
-        </w:rPr>
-        <w:t xml:space="preserve"> Side </w:t>
+        <w:t xml:space="preserve">8-pin JST PH 2.0mm SMT Header Horizontal Right Angle Side </w:t>
       </w:r>
       <w:r>
         <w:rPr>
@@ -14476,15 +14233,7 @@
       </w:r>
       <w:proofErr w:type="spellEnd"/>
       <w:r>
-        <w:t xml:space="preserve"> en </w:t>
-      </w:r>
-      <w:proofErr w:type="gramStart"/>
-      <w:r>
-        <w:t>GPS update</w:t>
-      </w:r>
-      <w:proofErr w:type="gramEnd"/>
-      <w:r>
-        <w:t xml:space="preserve"> </w:t>
+        <w:t xml:space="preserve"> en GPS update </w:t>
       </w:r>
       <w:proofErr w:type="spellStart"/>
       <w:r>
@@ -15233,13 +14982,8 @@
         <w:t>1u</w:t>
       </w:r>
       <w:r>
-        <w:t>) of 2A voor 2000</w:t>
-      </w:r>
-      <w:proofErr w:type="gramStart"/>
-      <w:r>
-        <w:t>mAh,…</w:t>
-      </w:r>
-      <w:proofErr w:type="gramEnd"/>
+        <w:t>) of 2A voor 2000mAh,…</w:t>
+      </w:r>
     </w:p>
     <w:p>
       <w:pPr>
@@ -15375,21 +15119,13 @@
         <w:t>Er zijn 3 soorten</w:t>
       </w:r>
       <w:r>
-        <w:t xml:space="preserve"> </w:t>
-      </w:r>
-      <w:proofErr w:type="gramStart"/>
-      <w:r>
-        <w:t>USB</w:t>
+        <w:t xml:space="preserve"> USB</w:t>
       </w:r>
       <w:r>
         <w:t xml:space="preserve"> p</w:t>
       </w:r>
       <w:r>
-        <w:t>oorten</w:t>
-      </w:r>
-      <w:proofErr w:type="gramEnd"/>
-      <w:r>
-        <w:t>:</w:t>
+        <w:t>oorten:</w:t>
       </w:r>
     </w:p>
     <w:p>
@@ -15493,16 +15229,11 @@
       <w:r>
         <w:t xml:space="preserve">Er is een IC nodig dat de juiste stroom kan trekken afhankelijk van de </w:t>
       </w:r>
-      <w:proofErr w:type="gramStart"/>
       <w:r>
         <w:t>USB</w:t>
       </w:r>
       <w:r>
-        <w:t xml:space="preserve"> poort</w:t>
-      </w:r>
-      <w:proofErr w:type="gramEnd"/>
-      <w:r>
-        <w:t>.</w:t>
+        <w:t xml:space="preserve"> poort.</w:t>
       </w:r>
       <w:r>
         <w:t xml:space="preserve"> </w:t>
@@ -15531,15 +15262,7 @@
         <w:t xml:space="preserve"> te onderschei</w:t>
       </w:r>
       <w:r>
-        <w:t xml:space="preserve">den tussen een SDP-poort (100mA of 500mA) en DCP of </w:t>
-      </w:r>
-      <w:proofErr w:type="gramStart"/>
-      <w:r>
-        <w:t>CDP poort</w:t>
-      </w:r>
-      <w:proofErr w:type="gramEnd"/>
-      <w:r>
-        <w:t xml:space="preserve"> (1.5A)</w:t>
+        <w:t>den tussen een SDP-poort (100mA of 500mA) en DCP of CDP poort (1.5A)</w:t>
       </w:r>
       <w:r>
         <w:t xml:space="preserve"> (USB </w:t>
@@ -15957,15 +15680,7 @@
         <w:t xml:space="preserve"> bepaald worden.</w:t>
       </w:r>
       <w:r>
-        <w:t xml:space="preserve"> (</w:t>
-      </w:r>
-      <w:proofErr w:type="gramStart"/>
-      <w:r>
-        <w:t>bv.</w:t>
-      </w:r>
-      <w:proofErr w:type="gramEnd"/>
-      <w:r>
-        <w:t xml:space="preserve"> </w:t>
+        <w:t xml:space="preserve"> (bv. </w:t>
       </w:r>
       <w:hyperlink r:id="rId115" w:history="1">
         <w:r>
@@ -16263,18 +15978,10 @@
         <w:t xml:space="preserve"> </w:t>
       </w:r>
       <w:r>
-        <w:t xml:space="preserve">(USB 100mA, 500mA en </w:t>
-      </w:r>
-      <w:proofErr w:type="gramStart"/>
-      <w:r>
-        <w:t>DC in</w:t>
-      </w:r>
-      <w:r>
-        <w:t>put</w:t>
-      </w:r>
-      <w:proofErr w:type="gramEnd"/>
-      <w:r>
-        <w:t>)</w:t>
+        <w:t>(USB 100mA, 500mA en DC in</w:t>
+      </w:r>
+      <w:r>
+        <w:t>put)</w:t>
       </w:r>
     </w:p>
     <w:p>
@@ -16375,18 +16082,10 @@
       </w:r>
       <w:proofErr w:type="spellEnd"/>
       <w:r>
-        <w:t xml:space="preserve"> (USB 100mA, 500mA en </w:t>
-      </w:r>
-      <w:proofErr w:type="gramStart"/>
-      <w:r>
-        <w:t>DC in</w:t>
-      </w:r>
-      <w:r>
-        <w:t>put</w:t>
-      </w:r>
-      <w:proofErr w:type="gramEnd"/>
-      <w:r>
-        <w:t>)</w:t>
+        <w:t xml:space="preserve"> (USB 100mA, 500mA en DC in</w:t>
+      </w:r>
+      <w:r>
+        <w:t>put)</w:t>
       </w:r>
     </w:p>
     <w:p>
@@ -16456,18 +16155,10 @@
         <w:t xml:space="preserve">de </w:t>
       </w:r>
       <w:r>
-        <w:t>CHG_</w:t>
-      </w:r>
-      <w:proofErr w:type="gramStart"/>
-      <w:r>
-        <w:t>DET</w:t>
-      </w:r>
-      <w:r>
-        <w:t xml:space="preserve"> pin</w:t>
-      </w:r>
-      <w:proofErr w:type="gramEnd"/>
-      <w:r>
-        <w:t xml:space="preserve"> </w:t>
+        <w:t>CHG_DET</w:t>
+      </w:r>
+      <w:r>
+        <w:t xml:space="preserve"> pin </w:t>
       </w:r>
       <w:r>
         <w:t xml:space="preserve">van de </w:t>
@@ -16484,15 +16175,7 @@
         <w:t xml:space="preserve"> lader-detectie-IC </w:t>
       </w:r>
       <w:r>
-        <w:t xml:space="preserve">rechtstreeks met de </w:t>
-      </w:r>
-      <w:proofErr w:type="gramStart"/>
-      <w:r>
-        <w:t>DCM pin</w:t>
-      </w:r>
-      <w:proofErr w:type="gramEnd"/>
-      <w:r>
-        <w:t xml:space="preserve"> van </w:t>
+        <w:t xml:space="preserve">rechtstreeks met de DCM pin van </w:t>
       </w:r>
       <w:r>
         <w:t>MAX8903</w:t>
@@ -16501,15 +16184,7 @@
         <w:t xml:space="preserve"> </w:t>
       </w:r>
       <w:r>
-        <w:t xml:space="preserve">verbonden wordt, zal de input gelimiteerd worden tot 500mA bij een standard downstream usb-poort (SDP) en hoger bij een DCP of </w:t>
-      </w:r>
-      <w:proofErr w:type="gramStart"/>
-      <w:r>
-        <w:t>CDP poort</w:t>
-      </w:r>
-      <w:proofErr w:type="gramEnd"/>
-      <w:r>
-        <w:t>.</w:t>
+        <w:t>verbonden wordt, zal de input gelimiteerd worden tot 500mA bij een standard downstream usb-poort (SDP) en hoger bij een DCP of CDP poort.</w:t>
       </w:r>
       <w:r>
         <w:t xml:space="preserve"> 100mA kan waarschijnlijk genegeerd worden.</w:t>
@@ -16760,35 +16435,7 @@
         <w:rPr>
           <w:lang w:val="en-US"/>
         </w:rPr>
-        <w:t xml:space="preserve">Battery voltage </w:t>
-      </w:r>
-      <w:proofErr w:type="gramStart"/>
-      <w:r>
-        <w:rPr>
-          <w:lang w:val="en-US"/>
-        </w:rPr>
-        <w:t>monitor</w:t>
-      </w:r>
-      <w:proofErr w:type="gramEnd"/>
-      <w:r>
-        <w:rPr>
-          <w:lang w:val="en-US"/>
-        </w:rPr>
-        <w:t xml:space="preserve"> with </w:t>
-      </w:r>
-      <w:proofErr w:type="gramStart"/>
-      <w:r>
-        <w:rPr>
-          <w:lang w:val="en-US"/>
-        </w:rPr>
-        <w:t>7-12 bit</w:t>
-      </w:r>
-      <w:proofErr w:type="gramEnd"/>
-      <w:r>
-        <w:rPr>
-          <w:lang w:val="en-US"/>
-        </w:rPr>
-        <w:t xml:space="preserve"> AD</w:t>
+        <w:t>Battery voltage monitor with 7-12 bit AD</w:t>
       </w:r>
       <w:r>
         <w:rPr>
@@ -16885,18 +16532,10 @@
     </w:p>
     <w:p>
       <w:r>
-        <w:t xml:space="preserve">Kan je de </w:t>
-      </w:r>
-      <w:proofErr w:type="gramStart"/>
-      <w:r>
-        <w:t>USB d</w:t>
-      </w:r>
-      <w:r>
-        <w:t>ata</w:t>
-      </w:r>
-      <w:proofErr w:type="gramEnd"/>
-      <w:r>
-        <w:t xml:space="preserve"> lijnen nog gebruiken voor STM32?</w:t>
+        <w:t>Kan je de USB d</w:t>
+      </w:r>
+      <w:r>
+        <w:t>ata lijnen nog gebruiken voor STM32?</w:t>
       </w:r>
     </w:p>
     <w:p/>
@@ -17970,6 +17609,29 @@
     </w:p>
     <w:p>
       <w:pPr>
+        <w:rPr>
+          <w:lang w:val="en-US"/>
+        </w:rPr>
+      </w:pPr>
+      <w:hyperlink r:id="rId135" w:history="1">
+        <w:r>
+          <w:rPr>
+            <w:rStyle w:val="Hyperlink"/>
+          </w:rPr>
+          <w:t xml:space="preserve">Zoekopdracht </w:t>
+        </w:r>
+        <w:proofErr w:type="spellStart"/>
+        <w:r>
+          <w:rPr>
+            <w:rStyle w:val="Hyperlink"/>
+          </w:rPr>
+          <w:t>mouser</w:t>
+        </w:r>
+        <w:proofErr w:type="spellEnd"/>
+      </w:hyperlink>
+    </w:p>
+    <w:p>
+      <w:pPr>
         <w:pStyle w:val="ListParagraph"/>
         <w:numPr>
           <w:ilvl w:val="0"/>
@@ -17979,13 +17641,27 @@
           <w:lang w:val="en-US"/>
         </w:rPr>
       </w:pPr>
-      <w:hyperlink r:id="rId135" w:history="1">
+      <w:hyperlink r:id="rId136" w:history="1">
         <w:r>
           <w:rPr>
             <w:rStyle w:val="Hyperlink"/>
             <w:lang w:val="en-US"/>
           </w:rPr>
-          <w:t>TCR3UG33A,LF</w:t>
+          <w:t>TCR3UG3</w:t>
+        </w:r>
+        <w:r>
+          <w:rPr>
+            <w:rStyle w:val="Hyperlink"/>
+            <w:lang w:val="en-US"/>
+          </w:rPr>
+          <w:t>3</w:t>
+        </w:r>
+        <w:r>
+          <w:rPr>
+            <w:rStyle w:val="Hyperlink"/>
+            <w:lang w:val="en-US"/>
+          </w:rPr>
+          <w:t>A,LF</w:t>
         </w:r>
       </w:hyperlink>
       <w:r>
@@ -17994,7 +17670,7 @@
         </w:rPr>
         <w:t xml:space="preserve"> of </w:t>
       </w:r>
-      <w:hyperlink r:id="rId136" w:history="1">
+      <w:hyperlink r:id="rId137" w:history="1">
         <w:r>
           <w:rPr>
             <w:rStyle w:val="Hyperlink"/>
@@ -18105,7 +17781,7 @@
           <w:numId w:val="66"/>
         </w:numPr>
       </w:pPr>
-      <w:hyperlink r:id="rId137" w:history="1">
+      <w:hyperlink r:id="rId138" w:history="1">
         <w:r>
           <w:rPr>
             <w:rStyle w:val="Hyperlink"/>
@@ -18122,7 +17798,7 @@
           <w:numId w:val="66"/>
         </w:numPr>
       </w:pPr>
-      <w:hyperlink r:id="rId138" w:history="1">
+      <w:hyperlink r:id="rId139" w:history="1">
         <w:r>
           <w:rPr>
             <w:rStyle w:val="Hyperlink"/>
@@ -18262,26 +17938,150 @@
     </w:p>
     <w:p>
       <w:pPr>
-        <w:pStyle w:val="Heading3"/>
-      </w:pPr>
-      <w:r>
-        <w:t xml:space="preserve">3.3V </w:t>
-      </w:r>
-      <w:proofErr w:type="spellStart"/>
-      <w:r>
-        <w:t>buck</w:t>
-      </w:r>
-      <w:proofErr w:type="spellEnd"/>
-    </w:p>
-    <w:p>
-      <w:pPr>
         <w:pStyle w:val="ListParagraph"/>
         <w:numPr>
           <w:ilvl w:val="0"/>
           <w:numId w:val="66"/>
         </w:numPr>
-      </w:pPr>
-      <w:hyperlink r:id="rId139" w:history="1">
+        <w:rPr>
+          <w:lang w:val="en-US"/>
+        </w:rPr>
+      </w:pPr>
+      <w:hyperlink r:id="rId140" w:history="1">
+        <w:r>
+          <w:rPr>
+            <w:rStyle w:val="Hyperlink"/>
+            <w:lang w:val="en-US"/>
+          </w:rPr>
+          <w:t>MCP1711</w:t>
+        </w:r>
+      </w:hyperlink>
+    </w:p>
+    <w:p>
+      <w:pPr>
+        <w:pStyle w:val="ListParagraph"/>
+        <w:numPr>
+          <w:ilvl w:val="1"/>
+          <w:numId w:val="66"/>
+        </w:numPr>
+        <w:rPr>
+          <w:lang w:val="en-US"/>
+        </w:rPr>
+      </w:pPr>
+      <w:r>
+        <w:rPr>
+          <w:lang w:val="en-US"/>
+        </w:rPr>
+        <w:t xml:space="preserve">€0.43 </w:t>
+      </w:r>
+      <w:hyperlink r:id="rId141" w:history="1">
+        <w:proofErr w:type="spellStart"/>
+        <w:r>
+          <w:rPr>
+            <w:rStyle w:val="Hyperlink"/>
+            <w:lang w:val="en-US"/>
+          </w:rPr>
+          <w:t>digikey</w:t>
+        </w:r>
+        <w:proofErr w:type="spellEnd"/>
+      </w:hyperlink>
+    </w:p>
+    <w:p>
+      <w:pPr>
+        <w:pStyle w:val="ListParagraph"/>
+        <w:numPr>
+          <w:ilvl w:val="1"/>
+          <w:numId w:val="66"/>
+        </w:numPr>
+        <w:rPr>
+          <w:lang w:val="en-US"/>
+        </w:rPr>
+      </w:pPr>
+      <w:r>
+        <w:rPr>
+          <w:lang w:val="en-US"/>
+        </w:rPr>
+        <w:t>3.3V LDO, 150mA</w:t>
+      </w:r>
+    </w:p>
+    <w:p>
+      <w:pPr>
+        <w:pStyle w:val="ListParagraph"/>
+        <w:numPr>
+          <w:ilvl w:val="1"/>
+          <w:numId w:val="66"/>
+        </w:numPr>
+        <w:rPr>
+          <w:lang w:val="en-US"/>
+        </w:rPr>
+      </w:pPr>
+      <w:r>
+        <w:rPr>
+          <w:lang w:val="en-US"/>
+        </w:rPr>
+        <w:t>170-670mV dropout</w:t>
+      </w:r>
+    </w:p>
+    <w:p>
+      <w:pPr>
+        <w:pStyle w:val="ListParagraph"/>
+        <w:numPr>
+          <w:ilvl w:val="1"/>
+          <w:numId w:val="66"/>
+        </w:numPr>
+      </w:pPr>
+      <w:r>
+        <w:t xml:space="preserve">600nA ruststroom, 20nA </w:t>
+      </w:r>
+      <w:proofErr w:type="spellStart"/>
+      <w:r>
+        <w:t>standby</w:t>
+      </w:r>
+      <w:proofErr w:type="spellEnd"/>
+      <w:r>
+        <w:t xml:space="preserve"> s</w:t>
+      </w:r>
+      <w:r>
+        <w:t>troom</w:t>
+      </w:r>
+    </w:p>
+    <w:p>
+      <w:pPr>
+        <w:pStyle w:val="ListParagraph"/>
+        <w:numPr>
+          <w:ilvl w:val="1"/>
+          <w:numId w:val="66"/>
+        </w:numPr>
+      </w:pPr>
+      <w:r>
+        <w:t>SOT-23</w:t>
+      </w:r>
+      <w:r>
+        <w:t>, makkelijker te solderen</w:t>
+      </w:r>
+    </w:p>
+    <w:p>
+      <w:pPr>
+        <w:pStyle w:val="Heading3"/>
+      </w:pPr>
+      <w:r>
+        <w:t xml:space="preserve">3.3V </w:t>
+      </w:r>
+      <w:proofErr w:type="spellStart"/>
+      <w:r>
+        <w:t>buck</w:t>
+      </w:r>
+      <w:proofErr w:type="spellEnd"/>
+    </w:p>
+    <w:p>
+      <w:pPr>
+        <w:pStyle w:val="ListParagraph"/>
+        <w:numPr>
+          <w:ilvl w:val="0"/>
+          <w:numId w:val="66"/>
+        </w:numPr>
+      </w:pPr>
+      <w:hyperlink r:id="rId142" w:history="1">
         <w:r>
           <w:rPr>
             <w:rStyle w:val="Hyperlink"/>
@@ -18301,7 +18101,7 @@
       <w:r>
         <w:t xml:space="preserve">€1.28 </w:t>
       </w:r>
-      <w:hyperlink r:id="rId140" w:history="1">
+      <w:hyperlink r:id="rId143" w:history="1">
         <w:proofErr w:type="spellStart"/>
         <w:r>
           <w:rPr>
@@ -18314,7 +18114,7 @@
       <w:r>
         <w:t xml:space="preserve">, </w:t>
       </w:r>
-      <w:hyperlink r:id="rId141" w:history="1">
+      <w:hyperlink r:id="rId144" w:history="1">
         <w:proofErr w:type="spellStart"/>
         <w:r>
           <w:rPr>
@@ -18422,7 +18222,7 @@
         </w:rPr>
         <w:t xml:space="preserve">Package: </w:t>
       </w:r>
-      <w:hyperlink r:id="rId142" w:tgtFrame="_blank" w:history="1">
+      <w:hyperlink r:id="rId145" w:tgtFrame="_blank" w:history="1">
         <w:r>
           <w:rPr>
             <w:rStyle w:val="Hyperlink"/>
@@ -18454,7 +18254,7 @@
           <w:lang w:val="en-US"/>
         </w:rPr>
       </w:pPr>
-      <w:hyperlink r:id="rId143" w:history="1">
+      <w:hyperlink r:id="rId146" w:history="1">
         <w:r>
           <w:rPr>
             <w:rStyle w:val="Hyperlink"/>
@@ -18481,7 +18281,7 @@
         </w:rPr>
         <w:t xml:space="preserve">€1.42 </w:t>
       </w:r>
-      <w:hyperlink r:id="rId144" w:history="1">
+      <w:hyperlink r:id="rId147" w:history="1">
         <w:r>
           <w:rPr>
             <w:rStyle w:val="Hyperlink"/>
@@ -18564,7 +18364,7 @@
           <w:lang w:val="en-US"/>
         </w:rPr>
       </w:pPr>
-      <w:hyperlink r:id="rId145" w:history="1">
+      <w:hyperlink r:id="rId148" w:history="1">
         <w:r>
           <w:rPr>
             <w:rStyle w:val="Hyperlink"/>
@@ -18603,7 +18403,7 @@
           <w:lang w:val="en-US"/>
         </w:rPr>
       </w:pPr>
-      <w:hyperlink r:id="rId146" w:history="1">
+      <w:hyperlink r:id="rId149" w:history="1">
         <w:r>
           <w:rPr>
             <w:rStyle w:val="Hyperlink"/>
@@ -18624,7 +18424,7 @@
           <w:lang w:val="en-US"/>
         </w:rPr>
       </w:pPr>
-      <w:hyperlink r:id="rId147" w:tgtFrame="_blank" w:history="1">
+      <w:hyperlink r:id="rId150" w:tgtFrame="_blank" w:history="1">
         <w:r>
           <w:rPr>
             <w:rStyle w:val="Hyperlink"/>
@@ -18665,7 +18465,7 @@
                     <pic:cNvPicPr/>
                   </pic:nvPicPr>
                   <pic:blipFill>
-                    <a:blip r:embed="rId148"/>
+                    <a:blip r:embed="rId151"/>
                     <a:stretch>
                       <a:fillRect/>
                     </a:stretch>
@@ -18695,6 +18495,7 @@
         </w:numPr>
       </w:pPr>
       <w:r>
+        <w:lastRenderedPageBreak/>
         <w:t xml:space="preserve">1.8V </w:t>
       </w:r>
       <w:proofErr w:type="spellStart"/>
@@ -18718,15 +18519,7 @@
       </w:r>
       <w:proofErr w:type="spellEnd"/>
       <w:r>
-        <w:t xml:space="preserve"> en </w:t>
-      </w:r>
-      <w:proofErr w:type="gramStart"/>
-      <w:r>
-        <w:t>ECC chip</w:t>
-      </w:r>
-      <w:proofErr w:type="gramEnd"/>
-      <w:r>
-        <w:t xml:space="preserve"> (</w:t>
+        <w:t xml:space="preserve"> en ECC chip (</w:t>
       </w:r>
       <w:proofErr w:type="spellStart"/>
       <w:r>
@@ -18734,15 +18527,7 @@
       </w:r>
       <w:proofErr w:type="spellEnd"/>
       <w:r>
-        <w:t xml:space="preserve">, ROM en </w:t>
-      </w:r>
-      <w:proofErr w:type="gramStart"/>
-      <w:r>
-        <w:t>SD module</w:t>
-      </w:r>
-      <w:proofErr w:type="gramEnd"/>
-      <w:r>
-        <w:t>?)</w:t>
+        <w:t>, ROM en SD module?)</w:t>
       </w:r>
     </w:p>
     <w:p>
@@ -18769,12 +18554,24 @@
           <w:numId w:val="66"/>
         </w:numPr>
       </w:pPr>
-      <w:hyperlink r:id="rId149" w:history="1">
+      <w:hyperlink r:id="rId152" w:history="1">
         <w:r>
           <w:rPr>
             <w:rStyle w:val="Hyperlink"/>
           </w:rPr>
-          <w:t>RAA236100, RAA236105</w:t>
+          <w:t>RAA23610</w:t>
+        </w:r>
+        <w:r>
+          <w:rPr>
+            <w:rStyle w:val="Hyperlink"/>
+          </w:rPr>
+          <w:t>0</w:t>
+        </w:r>
+        <w:r>
+          <w:rPr>
+            <w:rStyle w:val="Hyperlink"/>
+          </w:rPr>
+          <w:t>, RAA236105</w:t>
         </w:r>
       </w:hyperlink>
     </w:p>
@@ -18789,7 +18586,690 @@
       <w:r>
         <w:t xml:space="preserve">€1.5 </w:t>
       </w:r>
-      <w:hyperlink r:id="rId150" w:history="1">
+      <w:hyperlink r:id="rId153" w:history="1">
+        <w:proofErr w:type="spellStart"/>
+        <w:r>
+          <w:rPr>
+            <w:rStyle w:val="Hyperlink"/>
+          </w:rPr>
+          <w:t>mou</w:t>
+        </w:r>
+        <w:r>
+          <w:rPr>
+            <w:rStyle w:val="Hyperlink"/>
+          </w:rPr>
+          <w:t>s</w:t>
+        </w:r>
+        <w:r>
+          <w:rPr>
+            <w:rStyle w:val="Hyperlink"/>
+          </w:rPr>
+          <w:t>er</w:t>
+        </w:r>
+        <w:proofErr w:type="spellEnd"/>
+      </w:hyperlink>
+    </w:p>
+    <w:p>
+      <w:pPr>
+        <w:pStyle w:val="ListParagraph"/>
+        <w:numPr>
+          <w:ilvl w:val="1"/>
+          <w:numId w:val="66"/>
+        </w:numPr>
+      </w:pPr>
+      <w:r>
+        <w:t xml:space="preserve">Zeer </w:t>
+      </w:r>
+      <w:proofErr w:type="spellStart"/>
+      <w:r>
+        <w:t>efficient</w:t>
+      </w:r>
+      <w:proofErr w:type="spellEnd"/>
+      <w:r>
+        <w:t>, zeer lage ruststroom</w:t>
+      </w:r>
+    </w:p>
+    <w:p>
+      <w:pPr>
+        <w:pStyle w:val="ListParagraph"/>
+        <w:numPr>
+          <w:ilvl w:val="1"/>
+          <w:numId w:val="66"/>
+        </w:numPr>
+      </w:pPr>
+      <w:r>
+        <w:t xml:space="preserve">130nA input </w:t>
+      </w:r>
+      <w:proofErr w:type="spellStart"/>
+      <w:r>
+        <w:t>quiescent</w:t>
+      </w:r>
+      <w:proofErr w:type="spellEnd"/>
+      <w:r>
+        <w:t xml:space="preserve"> </w:t>
+      </w:r>
+      <w:proofErr w:type="spellStart"/>
+      <w:r>
+        <w:t>current</w:t>
+      </w:r>
+      <w:proofErr w:type="spellEnd"/>
+    </w:p>
+    <w:p>
+      <w:pPr>
+        <w:pStyle w:val="ListParagraph"/>
+        <w:numPr>
+          <w:ilvl w:val="1"/>
+          <w:numId w:val="66"/>
+        </w:numPr>
+        <w:rPr>
+          <w:lang w:val="en-US"/>
+        </w:rPr>
+      </w:pPr>
+      <w:r>
+        <w:rPr>
+          <w:lang w:val="en-US"/>
+        </w:rPr>
+        <w:t>96% peak efficiency (V IN = 3.6V; V OUT = 3.3V)</w:t>
+      </w:r>
+    </w:p>
+    <w:p>
+      <w:pPr>
+        <w:pStyle w:val="ListParagraph"/>
+        <w:numPr>
+          <w:ilvl w:val="1"/>
+          <w:numId w:val="66"/>
+        </w:numPr>
+        <w:rPr>
+          <w:lang w:val="en-US"/>
+        </w:rPr>
+      </w:pPr>
+      <w:r>
+        <w:rPr>
+          <w:lang w:val="en-US"/>
+        </w:rPr>
+        <w:t>Output current: up to 400mA (VIN &gt; 2.5V,</w:t>
+      </w:r>
+      <w:r>
+        <w:rPr>
+          <w:lang w:val="en-US"/>
+        </w:rPr>
+        <w:t xml:space="preserve"> </w:t>
+      </w:r>
+      <w:r>
+        <w:rPr>
+          <w:lang w:val="en-US"/>
+        </w:rPr>
+        <w:t>V OUT = 3.3V)</w:t>
+      </w:r>
+    </w:p>
+    <w:p>
+      <w:pPr>
+        <w:pStyle w:val="ListParagraph"/>
+        <w:numPr>
+          <w:ilvl w:val="1"/>
+          <w:numId w:val="66"/>
+        </w:numPr>
+        <w:rPr>
+          <w:lang w:val="en-US"/>
+        </w:rPr>
+      </w:pPr>
+      <w:r>
+        <w:t>DFN-10</w:t>
+      </w:r>
+      <w:r>
+        <w:t xml:space="preserve"> package</w:t>
+      </w:r>
+    </w:p>
+    <w:p>
+      <w:pPr>
+        <w:pStyle w:val="ListParagraph"/>
+        <w:numPr>
+          <w:ilvl w:val="0"/>
+          <w:numId w:val="66"/>
+        </w:numPr>
+        <w:rPr>
+          <w:lang w:val="en-US"/>
+        </w:rPr>
+      </w:pPr>
+      <w:hyperlink r:id="rId154" w:history="1">
+        <w:r>
+          <w:rPr>
+            <w:rStyle w:val="Hyperlink"/>
+            <w:lang w:val="en-US"/>
+          </w:rPr>
+          <w:t>RT6150B</w:t>
+        </w:r>
+      </w:hyperlink>
+    </w:p>
+    <w:p>
+      <w:pPr>
+        <w:pStyle w:val="ListParagraph"/>
+        <w:numPr>
+          <w:ilvl w:val="1"/>
+          <w:numId w:val="66"/>
+        </w:numPr>
+        <w:rPr>
+          <w:lang w:val="en-US"/>
+        </w:rPr>
+      </w:pPr>
+      <w:r>
+        <w:rPr>
+          <w:lang w:val="en-US"/>
+        </w:rPr>
+        <w:t xml:space="preserve">€1.58 </w:t>
+      </w:r>
+      <w:hyperlink r:id="rId155" w:history="1">
+        <w:proofErr w:type="spellStart"/>
+        <w:r>
+          <w:rPr>
+            <w:rStyle w:val="Hyperlink"/>
+            <w:lang w:val="en-US"/>
+          </w:rPr>
+          <w:t>digikey</w:t>
+        </w:r>
+        <w:proofErr w:type="spellEnd"/>
+      </w:hyperlink>
+    </w:p>
+    <w:p>
+      <w:pPr>
+        <w:pStyle w:val="ListParagraph"/>
+        <w:numPr>
+          <w:ilvl w:val="1"/>
+          <w:numId w:val="66"/>
+        </w:numPr>
+        <w:rPr>
+          <w:lang w:val="en-US"/>
+        </w:rPr>
+      </w:pPr>
+      <w:r>
+        <w:rPr>
+          <w:lang w:val="en-US"/>
+        </w:rPr>
+        <w:t>Tot 90% efficient</w:t>
+      </w:r>
+    </w:p>
+    <w:p>
+      <w:pPr>
+        <w:pStyle w:val="ListParagraph"/>
+        <w:numPr>
+          <w:ilvl w:val="1"/>
+          <w:numId w:val="66"/>
+        </w:numPr>
+        <w:rPr>
+          <w:lang w:val="en-US"/>
+        </w:rPr>
+      </w:pPr>
+      <w:r>
+        <w:rPr>
+          <w:lang w:val="en-US"/>
+        </w:rPr>
+        <w:t>800mA output</w:t>
+      </w:r>
+    </w:p>
+    <w:p>
+      <w:pPr>
+        <w:pStyle w:val="ListParagraph"/>
+        <w:numPr>
+          <w:ilvl w:val="1"/>
+          <w:numId w:val="66"/>
+        </w:numPr>
+        <w:rPr>
+          <w:lang w:val="en-US"/>
+        </w:rPr>
+      </w:pPr>
+      <w:r>
+        <w:rPr>
+          <w:lang w:val="en-US"/>
+        </w:rPr>
+        <w:t xml:space="preserve">60µA </w:t>
+      </w:r>
+      <w:proofErr w:type="spellStart"/>
+      <w:r>
+        <w:rPr>
+          <w:lang w:val="en-US"/>
+        </w:rPr>
+        <w:t>ruststroom</w:t>
+      </w:r>
+      <w:proofErr w:type="spellEnd"/>
+      <w:r>
+        <w:rPr>
+          <w:lang w:val="en-US"/>
+        </w:rPr>
+        <w:t>, 1µA shutdown</w:t>
+      </w:r>
+    </w:p>
+    <w:p>
+      <w:pPr>
+        <w:pStyle w:val="Heading3"/>
+      </w:pPr>
+      <w:r>
+        <w:t>5V boost</w:t>
+      </w:r>
+    </w:p>
+    <w:p>
+      <w:hyperlink r:id="rId156" w:history="1">
+        <w:proofErr w:type="spellStart"/>
+        <w:r>
+          <w:rPr>
+            <w:rStyle w:val="Hyperlink"/>
+          </w:rPr>
+          <w:t>Mouser</w:t>
+        </w:r>
+        <w:proofErr w:type="spellEnd"/>
+        <w:r>
+          <w:rPr>
+            <w:rStyle w:val="Hyperlink"/>
+          </w:rPr>
+          <w:t xml:space="preserve"> zoekopdracht</w:t>
+        </w:r>
+      </w:hyperlink>
+    </w:p>
+    <w:p>
+      <w:hyperlink r:id="rId157" w:history="1">
+        <w:proofErr w:type="spellStart"/>
+        <w:r>
+          <w:rPr>
+            <w:rStyle w:val="Hyperlink"/>
+          </w:rPr>
+          <w:t>Digikey</w:t>
+        </w:r>
+        <w:proofErr w:type="spellEnd"/>
+        <w:r>
+          <w:rPr>
+            <w:rStyle w:val="Hyperlink"/>
+          </w:rPr>
+          <w:t xml:space="preserve"> zoekopdracht</w:t>
+        </w:r>
+      </w:hyperlink>
+    </w:p>
+    <w:p>
+      <w:pPr>
+        <w:pStyle w:val="ListParagraph"/>
+        <w:numPr>
+          <w:ilvl w:val="0"/>
+          <w:numId w:val="66"/>
+        </w:numPr>
+      </w:pPr>
+      <w:hyperlink r:id="rId158" w:history="1">
+        <w:r>
+          <w:rPr>
+            <w:rStyle w:val="Hyperlink"/>
+          </w:rPr>
+          <w:t>TPS61253</w:t>
+        </w:r>
+        <w:r>
+          <w:rPr>
+            <w:rStyle w:val="Hyperlink"/>
+          </w:rPr>
+          <w:t>A</w:t>
+        </w:r>
+        <w:r>
+          <w:rPr>
+            <w:rStyle w:val="Hyperlink"/>
+          </w:rPr>
+          <w:t>YFFT</w:t>
+        </w:r>
+      </w:hyperlink>
+    </w:p>
+    <w:p>
+      <w:pPr>
+        <w:pStyle w:val="ListParagraph"/>
+        <w:numPr>
+          <w:ilvl w:val="1"/>
+          <w:numId w:val="66"/>
+        </w:numPr>
+      </w:pPr>
+      <w:r>
+        <w:t xml:space="preserve">€1.18 </w:t>
+      </w:r>
+      <w:hyperlink r:id="rId159" w:history="1">
+        <w:proofErr w:type="spellStart"/>
+        <w:r>
+          <w:rPr>
+            <w:rStyle w:val="Hyperlink"/>
+          </w:rPr>
+          <w:t>mo</w:t>
+        </w:r>
+        <w:r>
+          <w:rPr>
+            <w:rStyle w:val="Hyperlink"/>
+          </w:rPr>
+          <w:t>u</w:t>
+        </w:r>
+        <w:r>
+          <w:rPr>
+            <w:rStyle w:val="Hyperlink"/>
+          </w:rPr>
+          <w:t>ser</w:t>
+        </w:r>
+        <w:proofErr w:type="spellEnd"/>
+      </w:hyperlink>
+    </w:p>
+    <w:p>
+      <w:pPr>
+        <w:pStyle w:val="ListParagraph"/>
+        <w:numPr>
+          <w:ilvl w:val="1"/>
+          <w:numId w:val="66"/>
+        </w:numPr>
+        <w:rPr>
+          <w:lang w:val="en-US"/>
+        </w:rPr>
+      </w:pPr>
+      <w:r>
+        <w:rPr>
+          <w:lang w:val="en-US"/>
+        </w:rPr>
+        <w:t>IOUT 1500mA</w:t>
+      </w:r>
+      <w:r>
+        <w:rPr>
+          <w:lang w:val="en-US"/>
+        </w:rPr>
+        <w:t xml:space="preserve"> (startup),</w:t>
+      </w:r>
+      <w:r>
+        <w:rPr>
+          <w:lang w:val="en-US"/>
+        </w:rPr>
+        <w:t xml:space="preserve"> 4A</w:t>
+      </w:r>
+      <w:r>
+        <w:rPr>
+          <w:lang w:val="en-US"/>
+        </w:rPr>
+        <w:t xml:space="preserve"> (SW valley current limit)</w:t>
+      </w:r>
+    </w:p>
+    <w:p>
+      <w:pPr>
+        <w:pStyle w:val="ListParagraph"/>
+        <w:numPr>
+          <w:ilvl w:val="1"/>
+          <w:numId w:val="66"/>
+        </w:numPr>
+      </w:pPr>
+      <w:r>
+        <w:t xml:space="preserve">42μA </w:t>
+      </w:r>
+      <w:proofErr w:type="spellStart"/>
+      <w:r>
+        <w:t>quiescent</w:t>
+      </w:r>
+      <w:proofErr w:type="spellEnd"/>
+      <w:r>
+        <w:t xml:space="preserve"> </w:t>
+      </w:r>
+      <w:proofErr w:type="spellStart"/>
+      <w:r>
+        <w:t>current</w:t>
+      </w:r>
+      <w:proofErr w:type="spellEnd"/>
+      <w:r>
+        <w:t xml:space="preserve"> (&lt;1.3µA </w:t>
+      </w:r>
+      <w:proofErr w:type="spellStart"/>
+      <w:r>
+        <w:t>shutdown</w:t>
+      </w:r>
+      <w:proofErr w:type="spellEnd"/>
+      <w:r>
+        <w:t>)</w:t>
+      </w:r>
+    </w:p>
+    <w:p>
+      <w:pPr>
+        <w:pStyle w:val="ListParagraph"/>
+        <w:numPr>
+          <w:ilvl w:val="1"/>
+          <w:numId w:val="66"/>
+        </w:numPr>
+      </w:pPr>
+      <w:r>
+        <w:drawing>
+          <wp:inline distT="0" distB="0" distL="0" distR="0" wp14:anchorId="5FF696E7" wp14:editId="6BBB7EEC">
+            <wp:extent cx="2463800" cy="1888695"/>
+            <wp:effectExtent l="0" t="0" r="0" b="0"/>
+            <wp:docPr id="592833865" name="Picture 1"/>
+            <wp:cNvGraphicFramePr>
+              <a:graphicFrameLocks xmlns:a="http://schemas.openxmlformats.org/drawingml/2006/main" noChangeAspect="1"/>
+            </wp:cNvGraphicFramePr>
+            <a:graphic xmlns:a="http://schemas.openxmlformats.org/drawingml/2006/main">
+              <a:graphicData uri="http://schemas.openxmlformats.org/drawingml/2006/picture">
+                <pic:pic xmlns:pic="http://schemas.openxmlformats.org/drawingml/2006/picture">
+                  <pic:nvPicPr>
+                    <pic:cNvPr id="592833865" name=""/>
+                    <pic:cNvPicPr/>
+                  </pic:nvPicPr>
+                  <pic:blipFill>
+                    <a:blip r:embed="rId160"/>
+                    <a:stretch>
+                      <a:fillRect/>
+                    </a:stretch>
+                  </pic:blipFill>
+                  <pic:spPr>
+                    <a:xfrm>
+                      <a:off x="0" y="0"/>
+                      <a:ext cx="2468494" cy="1892293"/>
+                    </a:xfrm>
+                    <a:prstGeom prst="rect">
+                      <a:avLst/>
+                    </a:prstGeom>
+                  </pic:spPr>
+                </pic:pic>
+              </a:graphicData>
+            </a:graphic>
+          </wp:inline>
+        </w:drawing>
+      </w:r>
+    </w:p>
+    <w:p>
+      <w:pPr>
+        <w:pStyle w:val="ListParagraph"/>
+        <w:numPr>
+          <w:ilvl w:val="1"/>
+          <w:numId w:val="66"/>
+        </w:numPr>
+      </w:pPr>
+      <w:hyperlink r:id="rId161" w:history="1">
+        <w:r>
+          <w:rPr>
+            <w:rStyle w:val="Hyperlink"/>
+          </w:rPr>
+          <w:t>DSBGA-9</w:t>
+        </w:r>
+      </w:hyperlink>
+      <w:r>
+        <w:t xml:space="preserve"> </w:t>
+      </w:r>
+      <w:proofErr w:type="spellStart"/>
+      <w:r>
+        <w:t>ball</w:t>
+      </w:r>
+      <w:proofErr w:type="spellEnd"/>
+      <w:r>
+        <w:t xml:space="preserve"> </w:t>
+      </w:r>
+      <w:proofErr w:type="spellStart"/>
+      <w:r>
+        <w:t>grid</w:t>
+      </w:r>
+      <w:proofErr w:type="spellEnd"/>
+      <w:r>
+        <w:t xml:space="preserve"> array – klein om</w:t>
+      </w:r>
+      <w:r>
+        <w:t xml:space="preserve"> te solderen</w:t>
+      </w:r>
+    </w:p>
+    <w:p>
+      <w:pPr>
+        <w:pStyle w:val="Heading2"/>
+      </w:pPr>
+      <w:proofErr w:type="spellStart"/>
+      <w:r>
+        <w:t>Keuze</w:t>
+      </w:r>
+      <w:proofErr w:type="spellEnd"/>
+    </w:p>
+    <w:p>
+      <w:pPr>
+        <w:pStyle w:val="Heading3"/>
+        <w:spacing w:before="0"/>
+      </w:pPr>
+      <w:r>
+        <w:t>Lader</w:t>
+      </w:r>
+    </w:p>
+    <w:p>
+      <w:pPr>
+        <w:rPr>
+          <w:lang w:val="en-US"/>
+        </w:rPr>
+      </w:pPr>
+      <w:r>
+        <w:rPr>
+          <w:lang w:val="en-US"/>
+        </w:rPr>
+        <w:t xml:space="preserve">Suggestie: </w:t>
+      </w:r>
+      <w:hyperlink r:id="rId162" w:history="1">
+        <w:r>
+          <w:rPr>
+            <w:rStyle w:val="Hyperlink"/>
+            <w:lang w:val="en-US"/>
+          </w:rPr>
+          <w:t>BQ25895</w:t>
+        </w:r>
+      </w:hyperlink>
+      <w:r>
+        <w:rPr>
+          <w:lang w:val="en-US"/>
+        </w:rPr>
+        <w:t xml:space="preserve"> (</w:t>
+      </w:r>
+      <w:proofErr w:type="spellStart"/>
+      <w:r>
+        <w:fldChar w:fldCharType="begin"/>
+      </w:r>
+      <w:r>
+        <w:rPr>
+          <w:lang w:val="en-US"/>
+        </w:rPr>
+        <w:instrText>HYPERLINK "https://www.digikey.nl/nl/products/detail/texas-instruments/BQ25895RTWR/5214018"</w:instrText>
+      </w:r>
+      <w:r>
+        <w:fldChar w:fldCharType="separate"/>
+      </w:r>
+      <w:r>
+        <w:rPr>
+          <w:rStyle w:val="Hyperlink"/>
+          <w:lang w:val="en-US"/>
+        </w:rPr>
+        <w:t>Digikey</w:t>
+      </w:r>
+      <w:proofErr w:type="spellEnd"/>
+      <w:r>
+        <w:fldChar w:fldCharType="end"/>
+      </w:r>
+      <w:r>
+        <w:rPr>
+          <w:lang w:val="en-US"/>
+        </w:rPr>
+        <w:t xml:space="preserve">): </w:t>
+      </w:r>
+      <w:r>
+        <w:rPr>
+          <w:lang w:val="en-US"/>
+        </w:rPr>
+        <w:t>I2C 1cell 5A buck battery charger with high input voltage and 3.1-A boost with HVDCP enabled</w:t>
+      </w:r>
+      <w:r>
+        <w:rPr>
+          <w:lang w:val="en-US"/>
+        </w:rPr>
+        <w:t>.</w:t>
+      </w:r>
+    </w:p>
+    <w:p>
+      <w:pPr>
+        <w:pStyle w:val="Heading3"/>
+        <w:rPr>
+          <w:lang w:val="en-US"/>
+        </w:rPr>
+      </w:pPr>
+      <w:proofErr w:type="spellStart"/>
+      <w:r>
+        <w:rPr>
+          <w:lang w:val="en-US"/>
+        </w:rPr>
+        <w:t>Uitgang</w:t>
+      </w:r>
+      <w:proofErr w:type="spellEnd"/>
+    </w:p>
+    <w:p>
+      <w:pPr>
+        <w:rPr>
+          <w:lang w:val="en-US"/>
+        </w:rPr>
+      </w:pPr>
+      <w:r>
+        <w:rPr>
+          <w:lang w:val="en-US"/>
+        </w:rPr>
+        <w:t>Suggestie:</w:t>
+      </w:r>
+    </w:p>
+    <w:p>
+      <w:pPr>
+        <w:rPr>
+          <w:lang w:val="en-US"/>
+        </w:rPr>
+      </w:pPr>
+      <w:r>
+        <w:rPr>
+          <w:b/>
+          <w:bCs/>
+          <w:lang w:val="en-US"/>
+        </w:rPr>
+        <w:t>Buck-boost</w:t>
+      </w:r>
+      <w:r>
+        <w:rPr>
+          <w:lang w:val="en-US"/>
+        </w:rPr>
+        <w:t>:</w:t>
+      </w:r>
+      <w:r>
+        <w:rPr>
+          <w:b/>
+          <w:bCs/>
+          <w:lang w:val="en-US"/>
+        </w:rPr>
+        <w:t xml:space="preserve"> </w:t>
+      </w:r>
+      <w:hyperlink r:id="rId163" w:history="1">
+        <w:r>
+          <w:rPr>
+            <w:rStyle w:val="Hyperlink"/>
+            <w:lang w:val="en-US"/>
+          </w:rPr>
+          <w:t>RAA236105</w:t>
+        </w:r>
+      </w:hyperlink>
+    </w:p>
+    <w:p>
+      <w:pPr>
+        <w:pStyle w:val="ListParagraph"/>
+        <w:numPr>
+          <w:ilvl w:val="0"/>
+          <w:numId w:val="66"/>
+        </w:numPr>
+      </w:pPr>
+      <w:r>
+        <w:t xml:space="preserve">€1.5 </w:t>
+      </w:r>
+      <w:hyperlink r:id="rId164" w:history="1">
         <w:proofErr w:type="spellStart"/>
         <w:r>
           <w:rPr>
@@ -18804,217 +19284,319 @@
       <w:pPr>
         <w:pStyle w:val="ListParagraph"/>
         <w:numPr>
-          <w:ilvl w:val="1"/>
-          <w:numId w:val="66"/>
-        </w:numPr>
-      </w:pPr>
-      <w:r>
-        <w:t xml:space="preserve">Zeer </w:t>
-      </w:r>
-      <w:proofErr w:type="spellStart"/>
-      <w:r>
-        <w:t>efficient</w:t>
-      </w:r>
-      <w:proofErr w:type="spellEnd"/>
-      <w:r>
-        <w:t>, zeer lage ruststroom</w:t>
-      </w:r>
-    </w:p>
-    <w:p>
-      <w:pPr>
-        <w:pStyle w:val="ListParagraph"/>
-        <w:numPr>
-          <w:ilvl w:val="1"/>
-          <w:numId w:val="66"/>
-        </w:numPr>
-      </w:pPr>
-      <w:r>
-        <w:t xml:space="preserve">130nA input </w:t>
-      </w:r>
-      <w:proofErr w:type="spellStart"/>
-      <w:r>
-        <w:t>quiescent</w:t>
-      </w:r>
-      <w:proofErr w:type="spellEnd"/>
-      <w:r>
-        <w:t xml:space="preserve"> </w:t>
-      </w:r>
-      <w:proofErr w:type="spellStart"/>
-      <w:r>
-        <w:t>current</w:t>
-      </w:r>
-      <w:proofErr w:type="spellEnd"/>
-    </w:p>
-    <w:p>
-      <w:pPr>
-        <w:pStyle w:val="ListParagraph"/>
-        <w:numPr>
-          <w:ilvl w:val="1"/>
-          <w:numId w:val="66"/>
-        </w:numPr>
-        <w:rPr>
-          <w:lang w:val="en-US"/>
-        </w:rPr>
-      </w:pPr>
-      <w:r>
-        <w:rPr>
-          <w:lang w:val="en-US"/>
-        </w:rPr>
-        <w:lastRenderedPageBreak/>
-        <w:t>96% peak efficiency (V IN = 3.6V; V OUT = 3.3V)</w:t>
-      </w:r>
-    </w:p>
-    <w:p>
-      <w:pPr>
-        <w:pStyle w:val="ListParagraph"/>
-        <w:numPr>
-          <w:ilvl w:val="1"/>
-          <w:numId w:val="66"/>
-        </w:numPr>
-        <w:rPr>
-          <w:lang w:val="en-US"/>
-        </w:rPr>
-      </w:pPr>
-      <w:r>
-        <w:rPr>
-          <w:lang w:val="en-US"/>
-        </w:rPr>
-        <w:t>Output current: up to 400mA (VIN &gt; 2.5V,</w:t>
-      </w:r>
-      <w:r>
-        <w:rPr>
-          <w:lang w:val="en-US"/>
-        </w:rPr>
-        <w:t xml:space="preserve"> </w:t>
-      </w:r>
-      <w:r>
-        <w:rPr>
-          <w:lang w:val="en-US"/>
-        </w:rPr>
-        <w:t>V OUT = 3.3V)</w:t>
-      </w:r>
-    </w:p>
-    <w:p>
-      <w:pPr>
-        <w:pStyle w:val="Heading3"/>
-      </w:pPr>
-      <w:r>
-        <w:t>5V boost</w:t>
-      </w:r>
-    </w:p>
-    <w:p>
-      <w:pPr>
-        <w:pStyle w:val="ListParagraph"/>
-        <w:numPr>
           <w:ilvl w:val="0"/>
           <w:numId w:val="66"/>
         </w:numPr>
       </w:pPr>
-    </w:p>
-    <w:p>
-      <w:pPr>
-        <w:pStyle w:val="Heading2"/>
-      </w:pPr>
-      <w:r>
-        <w:t>Keuze</w:t>
-      </w:r>
-    </w:p>
-    <w:p>
-      <w:pPr>
-        <w:pStyle w:val="Heading3"/>
-        <w:spacing w:before="0"/>
-      </w:pPr>
-      <w:r>
-        <w:t>Lader</w:t>
-      </w:r>
-    </w:p>
-    <w:p>
-      <w:pPr>
-        <w:rPr>
-          <w:lang w:val="en-US"/>
-        </w:rPr>
-      </w:pPr>
-      <w:r>
-        <w:rPr>
-          <w:lang w:val="en-US"/>
-        </w:rPr>
-        <w:t xml:space="preserve">Suggestie: </w:t>
-      </w:r>
-      <w:hyperlink r:id="rId151" w:history="1">
+      <w:r>
+        <w:t xml:space="preserve">Zeer </w:t>
+      </w:r>
+      <w:proofErr w:type="spellStart"/>
+      <w:r>
+        <w:t>efficient</w:t>
+      </w:r>
+      <w:proofErr w:type="spellEnd"/>
+      <w:r>
+        <w:t>, zeer lage ruststroom</w:t>
+      </w:r>
+    </w:p>
+    <w:p>
+      <w:pPr>
+        <w:pStyle w:val="ListParagraph"/>
+        <w:numPr>
+          <w:ilvl w:val="0"/>
+          <w:numId w:val="66"/>
+        </w:numPr>
+      </w:pPr>
+      <w:r>
+        <w:t xml:space="preserve">130nA input </w:t>
+      </w:r>
+      <w:proofErr w:type="spellStart"/>
+      <w:r>
+        <w:t>quiescent</w:t>
+      </w:r>
+      <w:proofErr w:type="spellEnd"/>
+      <w:r>
+        <w:t xml:space="preserve"> </w:t>
+      </w:r>
+      <w:proofErr w:type="spellStart"/>
+      <w:r>
+        <w:t>current</w:t>
+      </w:r>
+      <w:proofErr w:type="spellEnd"/>
+    </w:p>
+    <w:p>
+      <w:pPr>
+        <w:pStyle w:val="ListParagraph"/>
+        <w:numPr>
+          <w:ilvl w:val="0"/>
+          <w:numId w:val="66"/>
+        </w:numPr>
+        <w:rPr>
+          <w:lang w:val="en-US"/>
+        </w:rPr>
+      </w:pPr>
+      <w:r>
+        <w:rPr>
+          <w:lang w:val="en-US"/>
+        </w:rPr>
+        <w:t>96% peak efficiency (V IN = 3.6V; V OUT = 3.3V)</w:t>
+      </w:r>
+    </w:p>
+    <w:p>
+      <w:pPr>
+        <w:pStyle w:val="ListParagraph"/>
+        <w:numPr>
+          <w:ilvl w:val="0"/>
+          <w:numId w:val="66"/>
+        </w:numPr>
+        <w:rPr>
+          <w:lang w:val="en-US"/>
+        </w:rPr>
+      </w:pPr>
+      <w:r>
+        <w:rPr>
+          <w:lang w:val="en-US"/>
+        </w:rPr>
+        <w:lastRenderedPageBreak/>
+        <w:t>Output current: up to 400mA (VIN &gt; 2.5V,</w:t>
+      </w:r>
+      <w:r>
+        <w:rPr>
+          <w:lang w:val="en-US"/>
+        </w:rPr>
+        <w:t xml:space="preserve"> </w:t>
+      </w:r>
+      <w:r>
+        <w:rPr>
+          <w:lang w:val="en-US"/>
+        </w:rPr>
+        <w:t>V OUT = 3.3V)</w:t>
+      </w:r>
+    </w:p>
+    <w:p>
+      <w:pPr>
+        <w:rPr>
+          <w:lang w:val="en-US"/>
+        </w:rPr>
+      </w:pPr>
+    </w:p>
+    <w:p>
+      <w:pPr>
+        <w:rPr>
+          <w:lang w:val="en-US"/>
+        </w:rPr>
+      </w:pPr>
+      <w:r>
+        <w:rPr>
+          <w:b/>
+          <w:bCs/>
+          <w:lang w:val="en-US"/>
+        </w:rPr>
+        <w:t xml:space="preserve">LDO: </w:t>
+      </w:r>
+      <w:r>
+        <w:rPr>
+          <w:b/>
+          <w:bCs/>
+          <w:lang w:val="en-US"/>
+        </w:rPr>
+        <w:t xml:space="preserve"> </w:t>
+      </w:r>
+      <w:hyperlink r:id="rId165" w:history="1">
         <w:r>
           <w:rPr>
             <w:rStyle w:val="Hyperlink"/>
             <w:lang w:val="en-US"/>
           </w:rPr>
-          <w:t>BQ25895</w:t>
+          <w:t>TCR3UG33A,LF</w:t>
         </w:r>
       </w:hyperlink>
       <w:r>
         <w:rPr>
           <w:lang w:val="en-US"/>
         </w:rPr>
-        <w:t xml:space="preserve"> (</w:t>
+        <w:t xml:space="preserve"> of </w:t>
+      </w:r>
+      <w:hyperlink r:id="rId166" w:history="1">
+        <w:r>
+          <w:rPr>
+            <w:rStyle w:val="Hyperlink"/>
+            <w:lang w:val="en-US"/>
+          </w:rPr>
+          <w:t>TCR3UG33B,LF</w:t>
+        </w:r>
+      </w:hyperlink>
+    </w:p>
+    <w:p>
+      <w:pPr>
+        <w:pStyle w:val="ListParagraph"/>
+        <w:numPr>
+          <w:ilvl w:val="0"/>
+          <w:numId w:val="66"/>
+        </w:numPr>
+      </w:pPr>
+      <w:r>
+        <w:t>Als dat te solderen i</w:t>
+      </w:r>
+      <w:r>
+        <w:t>s</w:t>
+      </w:r>
+    </w:p>
+    <w:p>
+      <w:pPr>
+        <w:pStyle w:val="ListParagraph"/>
+        <w:numPr>
+          <w:ilvl w:val="0"/>
+          <w:numId w:val="66"/>
+        </w:numPr>
+        <w:rPr>
+          <w:lang w:val="en-US"/>
+        </w:rPr>
+      </w:pPr>
+      <w:r>
+        <w:t>0,241 €</w:t>
+      </w:r>
+    </w:p>
+    <w:p>
+      <w:pPr>
+        <w:pStyle w:val="ListParagraph"/>
+        <w:numPr>
+          <w:ilvl w:val="0"/>
+          <w:numId w:val="66"/>
+        </w:numPr>
+      </w:pPr>
+      <w:r>
+        <w:t xml:space="preserve">3.3V LDO, 300mA, 140 </w:t>
       </w:r>
       <w:proofErr w:type="spellStart"/>
       <w:r>
-        <w:fldChar w:fldCharType="begin"/>
-      </w:r>
-      <w:r>
-        <w:rPr>
-          <w:lang w:val="en-US"/>
-        </w:rPr>
-        <w:instrText>HYPERLINK "https://www.digikey.nl/nl/products/detail/texas-instruments/BQ25895RTWR/5214018"</w:instrText>
-      </w:r>
-      <w:r>
-        <w:fldChar w:fldCharType="separate"/>
-      </w:r>
-      <w:r>
-        <w:rPr>
-          <w:rStyle w:val="Hyperlink"/>
-          <w:lang w:val="en-US"/>
-        </w:rPr>
-        <w:t>Digikey</w:t>
+        <w:t>mV</w:t>
       </w:r>
       <w:proofErr w:type="spellEnd"/>
       <w:r>
-        <w:fldChar w:fldCharType="end"/>
-      </w:r>
-      <w:r>
-        <w:rPr>
-          <w:lang w:val="en-US"/>
-        </w:rPr>
-        <w:t xml:space="preserve">): </w:t>
-      </w:r>
-      <w:r>
-        <w:rPr>
-          <w:lang w:val="en-US"/>
-        </w:rPr>
-        <w:t>I2C 1cell 5A buck battery charger with high input voltage and 3.1-A boost with HVDCP enabled</w:t>
-      </w:r>
-      <w:r>
-        <w:rPr>
-          <w:lang w:val="en-US"/>
-        </w:rPr>
-        <w:t>.</w:t>
-      </w:r>
-    </w:p>
-    <w:p>
-      <w:pPr>
-        <w:pStyle w:val="Heading3"/>
-        <w:rPr>
-          <w:lang w:val="en-US"/>
-        </w:rPr>
-      </w:pPr>
+        <w:t xml:space="preserve"> </w:t>
+      </w:r>
       <w:proofErr w:type="spellStart"/>
       <w:r>
-        <w:rPr>
-          <w:lang w:val="en-US"/>
-        </w:rPr>
-        <w:t>Uitgangspanning</w:t>
+        <w:t>dropout</w:t>
       </w:r>
       <w:proofErr w:type="spellEnd"/>
       <w:r>
-        <w:rPr>
+        <w:t>, 380nA ruststroom</w:t>
+      </w:r>
+    </w:p>
+    <w:p>
+      <w:pPr>
+        <w:rPr>
+          <w:b/>
+          <w:bCs/>
+          <w:lang w:val="en-US"/>
+        </w:rPr>
+      </w:pPr>
+    </w:p>
+    <w:p>
+      <w:r>
+        <w:rPr>
+          <w:b/>
+          <w:bCs/>
+          <w:lang w:val="en-US"/>
+        </w:rPr>
+        <w:t xml:space="preserve">5V boost: </w:t>
+      </w:r>
+      <w:hyperlink r:id="rId167" w:history="1">
+        <w:r>
+          <w:rPr>
+            <w:rStyle w:val="Hyperlink"/>
+          </w:rPr>
+          <w:t>TPS61253AYFFT</w:t>
+        </w:r>
+      </w:hyperlink>
+    </w:p>
+    <w:p>
+      <w:pPr>
+        <w:pStyle w:val="ListParagraph"/>
+        <w:numPr>
+          <w:ilvl w:val="0"/>
+          <w:numId w:val="66"/>
+        </w:numPr>
+        <w:rPr>
+          <w:lang w:val="en-US"/>
+        </w:rPr>
+      </w:pPr>
+      <w:r>
+        <w:rPr>
+          <w:lang w:val="en-US"/>
+        </w:rPr>
+        <w:t>IOUT 1500mA</w:t>
+      </w:r>
+      <w:r>
+        <w:rPr>
+          <w:lang w:val="en-US"/>
+        </w:rPr>
+        <w:t xml:space="preserve"> (startup),</w:t>
+      </w:r>
+      <w:r>
+        <w:rPr>
+          <w:lang w:val="en-US"/>
+        </w:rPr>
+        <w:t xml:space="preserve"> 4A</w:t>
+      </w:r>
+      <w:r>
+        <w:rPr>
+          <w:lang w:val="en-US"/>
+        </w:rPr>
+        <w:t xml:space="preserve"> (SW valley current limit)</w:t>
+      </w:r>
+    </w:p>
+    <w:p>
+      <w:pPr>
+        <w:pStyle w:val="ListParagraph"/>
+        <w:numPr>
+          <w:ilvl w:val="0"/>
+          <w:numId w:val="66"/>
+        </w:numPr>
+      </w:pPr>
+      <w:r>
+        <w:t xml:space="preserve">42μA </w:t>
+      </w:r>
+      <w:proofErr w:type="spellStart"/>
+      <w:r>
+        <w:t>quiescent</w:t>
+      </w:r>
+      <w:proofErr w:type="spellEnd"/>
+      <w:r>
+        <w:t xml:space="preserve"> </w:t>
+      </w:r>
+      <w:proofErr w:type="spellStart"/>
+      <w:r>
+        <w:t>current</w:t>
+      </w:r>
+      <w:proofErr w:type="spellEnd"/>
+      <w:r>
+        <w:t xml:space="preserve"> (&lt;1.3µA </w:t>
+      </w:r>
+      <w:proofErr w:type="spellStart"/>
+      <w:r>
+        <w:t>shutdown</w:t>
+      </w:r>
+      <w:proofErr w:type="spellEnd"/>
+      <w:r>
+        <w:t>)</w:t>
+      </w:r>
+    </w:p>
+    <w:p>
+      <w:pPr>
+        <w:rPr>
+          <w:b/>
+          <w:bCs/>
+          <w:lang w:val="en-US"/>
+        </w:rPr>
+      </w:pPr>
+      <w:r>
+        <w:rPr>
+          <w:b/>
+          <w:bCs/>
           <w:lang w:val="en-US"/>
         </w:rPr>
         <w:br/>
@@ -19084,7 +19666,7 @@
       </w:pPr>
     </w:p>
     <w:sectPr>
-      <w:headerReference w:type="default" r:id="rId152"/>
+      <w:headerReference w:type="default" r:id="rId168"/>
       <w:type w:val="continuous"/>
       <w:pgSz w:w="11906" w:h="16838"/>
       <w:pgMar w:top="1417" w:right="1417" w:bottom="1417" w:left="1417" w:header="708" w:footer="708" w:gutter="0"/>
@@ -19190,16 +19772,11 @@
     </w:r>
     <w:proofErr w:type="spellEnd"/>
     <w:r>
-      <w:t xml:space="preserve"> fietsslot </w:t>
-    </w:r>
-    <w:proofErr w:type="gramStart"/>
-    <w:r>
-      <w:t>PCB c</w:t>
+      <w:t xml:space="preserve"> fietsslot PCB c</w:t>
     </w:r>
     <w:r>
       <w:t>omponenten</w:t>
     </w:r>
-    <w:proofErr w:type="gramEnd"/>
     <w:r>
       <w:tab/>
     </w:r>
@@ -19225,16 +19802,11 @@
     </w:r>
     <w:proofErr w:type="spellEnd"/>
     <w:r>
-      <w:t xml:space="preserve"> fietsslot </w:t>
-    </w:r>
-    <w:proofErr w:type="gramStart"/>
-    <w:r>
-      <w:t>PCB c</w:t>
+      <w:t xml:space="preserve"> fietsslot PCB c</w:t>
     </w:r>
     <w:r>
       <w:t>omponenten</w:t>
     </w:r>
-    <w:proofErr w:type="gramEnd"/>
     <w:r>
       <w:tab/>
     </w:r>
@@ -19260,16 +19832,11 @@
     </w:r>
     <w:proofErr w:type="spellEnd"/>
     <w:r>
-      <w:t xml:space="preserve"> fietsslot </w:t>
-    </w:r>
-    <w:proofErr w:type="gramStart"/>
-    <w:r>
-      <w:t>PCB c</w:t>
+      <w:t xml:space="preserve"> fietsslot PCB c</w:t>
     </w:r>
     <w:r>
       <w:t>omponenten</w:t>
     </w:r>
-    <w:proofErr w:type="gramEnd"/>
     <w:r>
       <w:tab/>
     </w:r>
@@ -19297,16 +19864,11 @@
     </w:r>
     <w:proofErr w:type="spellEnd"/>
     <w:r>
-      <w:t xml:space="preserve"> fietsslot </w:t>
-    </w:r>
-    <w:proofErr w:type="gramStart"/>
-    <w:r>
-      <w:t>PCB c</w:t>
+      <w:t xml:space="preserve"> fietsslot PCB c</w:t>
     </w:r>
     <w:r>
       <w:t>omponenten</w:t>
     </w:r>
-    <w:proofErr w:type="gramEnd"/>
     <w:r>
       <w:tab/>
     </w:r>
@@ -19332,27 +19894,20 @@
     </w:r>
     <w:proofErr w:type="spellEnd"/>
     <w:r>
-      <w:t xml:space="preserve"> fietsslot </w:t>
-    </w:r>
-    <w:proofErr w:type="gramStart"/>
-    <w:r>
-      <w:t>PCB c</w:t>
+      <w:t xml:space="preserve"> fietsslot PCB c</w:t>
     </w:r>
     <w:r>
       <w:t>omponenten</w:t>
     </w:r>
-    <w:proofErr w:type="gramEnd"/>
     <w:r>
       <w:tab/>
     </w:r>
     <w:r>
       <w:tab/>
     </w:r>
-    <w:proofErr w:type="gramStart"/>
     <w:r>
       <w:t>ECC chip</w:t>
     </w:r>
-    <w:proofErr w:type="gramEnd"/>
   </w:p>
 </w:hdr>
 </file>

--- a/Componenten.docx
+++ b/Componenten.docx
@@ -101,7 +101,7 @@
           <w:r>
             <w:fldChar w:fldCharType="separate"/>
           </w:r>
-          <w:hyperlink w:anchor="_Toc223965526" w:history="1">
+          <w:hyperlink w:anchor="_Toc225503271" w:history="1">
             <w:r>
               <w:rPr>
                 <w:rStyle w:val="Hyperlink"/>
@@ -146,7 +146,7 @@
                 <w:noProof/>
                 <w:webHidden/>
               </w:rPr>
-              <w:instrText xml:space="preserve"> PAGEREF _Toc223965526 \h </w:instrText>
+              <w:instrText xml:space="preserve"> PAGEREF _Toc225503271 \h </w:instrText>
             </w:r>
             <w:r>
               <w:rPr>
@@ -166,7 +166,7 @@
                 <w:noProof/>
                 <w:webHidden/>
               </w:rPr>
-              <w:t>3</w:t>
+              <w:t>4</w:t>
             </w:r>
             <w:r>
               <w:rPr>
@@ -193,7 +193,7 @@
               <w14:ligatures w14:val="standardContextual"/>
             </w:rPr>
           </w:pPr>
-          <w:hyperlink w:anchor="_Toc223965527" w:history="1">
+          <w:hyperlink w:anchor="_Toc225503272" w:history="1">
             <w:r>
               <w:rPr>
                 <w:rStyle w:val="Hyperlink"/>
@@ -238,7 +238,7 @@
                 <w:noProof/>
                 <w:webHidden/>
               </w:rPr>
-              <w:instrText xml:space="preserve"> PAGEREF _Toc223965527 \h </w:instrText>
+              <w:instrText xml:space="preserve"> PAGEREF _Toc225503272 \h </w:instrText>
             </w:r>
             <w:r>
               <w:rPr>
@@ -258,7 +258,7 @@
                 <w:noProof/>
                 <w:webHidden/>
               </w:rPr>
-              <w:t>3</w:t>
+              <w:t>4</w:t>
             </w:r>
             <w:r>
               <w:rPr>
@@ -285,7 +285,7 @@
               <w14:ligatures w14:val="standardContextual"/>
             </w:rPr>
           </w:pPr>
-          <w:hyperlink w:anchor="_Toc223965528" w:history="1">
+          <w:hyperlink w:anchor="_Toc225503273" w:history="1">
             <w:r>
               <w:rPr>
                 <w:rStyle w:val="Hyperlink"/>
@@ -330,7 +330,7 @@
                 <w:noProof/>
                 <w:webHidden/>
               </w:rPr>
-              <w:instrText xml:space="preserve"> PAGEREF _Toc223965528 \h </w:instrText>
+              <w:instrText xml:space="preserve"> PAGEREF _Toc225503273 \h </w:instrText>
             </w:r>
             <w:r>
               <w:rPr>
@@ -350,7 +350,7 @@
                 <w:noProof/>
                 <w:webHidden/>
               </w:rPr>
-              <w:t>3</w:t>
+              <w:t>4</w:t>
             </w:r>
             <w:r>
               <w:rPr>
@@ -377,7 +377,7 @@
               <w14:ligatures w14:val="standardContextual"/>
             </w:rPr>
           </w:pPr>
-          <w:hyperlink w:anchor="_Toc223965529" w:history="1">
+          <w:hyperlink w:anchor="_Toc225503274" w:history="1">
             <w:r>
               <w:rPr>
                 <w:rStyle w:val="Hyperlink"/>
@@ -422,7 +422,7 @@
                 <w:noProof/>
                 <w:webHidden/>
               </w:rPr>
-              <w:instrText xml:space="preserve"> PAGEREF _Toc223965529 \h </w:instrText>
+              <w:instrText xml:space="preserve"> PAGEREF _Toc225503274 \h </w:instrText>
             </w:r>
             <w:r>
               <w:rPr>
@@ -442,7 +442,7 @@
                 <w:noProof/>
                 <w:webHidden/>
               </w:rPr>
-              <w:t>3</w:t>
+              <w:t>4</w:t>
             </w:r>
             <w:r>
               <w:rPr>
@@ -469,7 +469,7 @@
               <w14:ligatures w14:val="standardContextual"/>
             </w:rPr>
           </w:pPr>
-          <w:hyperlink w:anchor="_Toc223965530" w:history="1">
+          <w:hyperlink w:anchor="_Toc225503275" w:history="1">
             <w:r>
               <w:rPr>
                 <w:rStyle w:val="Hyperlink"/>
@@ -514,7 +514,7 @@
                 <w:noProof/>
                 <w:webHidden/>
               </w:rPr>
-              <w:instrText xml:space="preserve"> PAGEREF _Toc223965530 \h </w:instrText>
+              <w:instrText xml:space="preserve"> PAGEREF _Toc225503275 \h </w:instrText>
             </w:r>
             <w:r>
               <w:rPr>
@@ -534,7 +534,7 @@
                 <w:noProof/>
                 <w:webHidden/>
               </w:rPr>
-              <w:t>4</w:t>
+              <w:t>5</w:t>
             </w:r>
             <w:r>
               <w:rPr>
@@ -561,7 +561,7 @@
               <w14:ligatures w14:val="standardContextual"/>
             </w:rPr>
           </w:pPr>
-          <w:hyperlink w:anchor="_Toc223965531" w:history="1">
+          <w:hyperlink w:anchor="_Toc225503276" w:history="1">
             <w:r>
               <w:rPr>
                 <w:rStyle w:val="Hyperlink"/>
@@ -606,7 +606,7 @@
                 <w:noProof/>
                 <w:webHidden/>
               </w:rPr>
-              <w:instrText xml:space="preserve"> PAGEREF _Toc223965531 \h </w:instrText>
+              <w:instrText xml:space="preserve"> PAGEREF _Toc225503276 \h </w:instrText>
             </w:r>
             <w:r>
               <w:rPr>
@@ -626,7 +626,7 @@
                 <w:noProof/>
                 <w:webHidden/>
               </w:rPr>
-              <w:t>4</w:t>
+              <w:t>5</w:t>
             </w:r>
             <w:r>
               <w:rPr>
@@ -653,7 +653,7 @@
               <w14:ligatures w14:val="standardContextual"/>
             </w:rPr>
           </w:pPr>
-          <w:hyperlink w:anchor="_Toc223965532" w:history="1">
+          <w:hyperlink w:anchor="_Toc225503277" w:history="1">
             <w:r>
               <w:rPr>
                 <w:rStyle w:val="Hyperlink"/>
@@ -698,7 +698,7 @@
                 <w:noProof/>
                 <w:webHidden/>
               </w:rPr>
-              <w:instrText xml:space="preserve"> PAGEREF _Toc223965532 \h </w:instrText>
+              <w:instrText xml:space="preserve"> PAGEREF _Toc225503277 \h </w:instrText>
             </w:r>
             <w:r>
               <w:rPr>
@@ -718,7 +718,7 @@
                 <w:noProof/>
                 <w:webHidden/>
               </w:rPr>
-              <w:t>5</w:t>
+              <w:t>6</w:t>
             </w:r>
             <w:r>
               <w:rPr>
@@ -745,7 +745,7 @@
               <w14:ligatures w14:val="standardContextual"/>
             </w:rPr>
           </w:pPr>
-          <w:hyperlink w:anchor="_Toc223965533" w:history="1">
+          <w:hyperlink w:anchor="_Toc225503278" w:history="1">
             <w:r>
               <w:rPr>
                 <w:rStyle w:val="Hyperlink"/>
@@ -790,7 +790,7 @@
                 <w:noProof/>
                 <w:webHidden/>
               </w:rPr>
-              <w:instrText xml:space="preserve"> PAGEREF _Toc223965533 \h </w:instrText>
+              <w:instrText xml:space="preserve"> PAGEREF _Toc225503278 \h </w:instrText>
             </w:r>
             <w:r>
               <w:rPr>
@@ -810,7 +810,7 @@
                 <w:noProof/>
                 <w:webHidden/>
               </w:rPr>
-              <w:t>7</w:t>
+              <w:t>8</w:t>
             </w:r>
             <w:r>
               <w:rPr>
@@ -837,7 +837,7 @@
               <w14:ligatures w14:val="standardContextual"/>
             </w:rPr>
           </w:pPr>
-          <w:hyperlink w:anchor="_Toc223965534" w:history="1">
+          <w:hyperlink w:anchor="_Toc225503279" w:history="1">
             <w:r>
               <w:rPr>
                 <w:rStyle w:val="Hyperlink"/>
@@ -882,7 +882,7 @@
                 <w:noProof/>
                 <w:webHidden/>
               </w:rPr>
-              <w:instrText xml:space="preserve"> PAGEREF _Toc223965534 \h </w:instrText>
+              <w:instrText xml:space="preserve"> PAGEREF _Toc225503279 \h </w:instrText>
             </w:r>
             <w:r>
               <w:rPr>
@@ -902,7 +902,7 @@
                 <w:noProof/>
                 <w:webHidden/>
               </w:rPr>
-              <w:t>7</w:t>
+              <w:t>8</w:t>
             </w:r>
             <w:r>
               <w:rPr>
@@ -929,7 +929,7 @@
               <w14:ligatures w14:val="standardContextual"/>
             </w:rPr>
           </w:pPr>
-          <w:hyperlink w:anchor="_Toc223965535" w:history="1">
+          <w:hyperlink w:anchor="_Toc225503280" w:history="1">
             <w:r>
               <w:rPr>
                 <w:rStyle w:val="Hyperlink"/>
@@ -974,7 +974,7 @@
                 <w:noProof/>
                 <w:webHidden/>
               </w:rPr>
-              <w:instrText xml:space="preserve"> PAGEREF _Toc223965535 \h </w:instrText>
+              <w:instrText xml:space="preserve"> PAGEREF _Toc225503280 \h </w:instrText>
             </w:r>
             <w:r>
               <w:rPr>
@@ -994,7 +994,7 @@
                 <w:noProof/>
                 <w:webHidden/>
               </w:rPr>
-              <w:t>7</w:t>
+              <w:t>8</w:t>
             </w:r>
             <w:r>
               <w:rPr>
@@ -1021,7 +1021,7 @@
               <w14:ligatures w14:val="standardContextual"/>
             </w:rPr>
           </w:pPr>
-          <w:hyperlink w:anchor="_Toc223965536" w:history="1">
+          <w:hyperlink w:anchor="_Toc225503281" w:history="1">
             <w:r>
               <w:rPr>
                 <w:rStyle w:val="Hyperlink"/>
@@ -1066,7 +1066,7 @@
                 <w:noProof/>
                 <w:webHidden/>
               </w:rPr>
-              <w:instrText xml:space="preserve"> PAGEREF _Toc223965536 \h </w:instrText>
+              <w:instrText xml:space="preserve"> PAGEREF _Toc225503281 \h </w:instrText>
             </w:r>
             <w:r>
               <w:rPr>
@@ -1086,7 +1086,7 @@
                 <w:noProof/>
                 <w:webHidden/>
               </w:rPr>
-              <w:t>8</w:t>
+              <w:t>9</w:t>
             </w:r>
             <w:r>
               <w:rPr>
@@ -1113,7 +1113,7 @@
               <w14:ligatures w14:val="standardContextual"/>
             </w:rPr>
           </w:pPr>
-          <w:hyperlink w:anchor="_Toc223965537" w:history="1">
+          <w:hyperlink w:anchor="_Toc225503282" w:history="1">
             <w:r>
               <w:rPr>
                 <w:rStyle w:val="Hyperlink"/>
@@ -1158,7 +1158,7 @@
                 <w:noProof/>
                 <w:webHidden/>
               </w:rPr>
-              <w:instrText xml:space="preserve"> PAGEREF _Toc223965537 \h </w:instrText>
+              <w:instrText xml:space="preserve"> PAGEREF _Toc225503282 \h </w:instrText>
             </w:r>
             <w:r>
               <w:rPr>
@@ -1178,7 +1178,7 @@
                 <w:noProof/>
                 <w:webHidden/>
               </w:rPr>
-              <w:t>9</w:t>
+              <w:t>10</w:t>
             </w:r>
             <w:r>
               <w:rPr>
@@ -1205,7 +1205,7 @@
               <w14:ligatures w14:val="standardContextual"/>
             </w:rPr>
           </w:pPr>
-          <w:hyperlink w:anchor="_Toc223965538" w:history="1">
+          <w:hyperlink w:anchor="_Toc225503283" w:history="1">
             <w:r>
               <w:rPr>
                 <w:rStyle w:val="Hyperlink"/>
@@ -1250,7 +1250,7 @@
                 <w:noProof/>
                 <w:webHidden/>
               </w:rPr>
-              <w:instrText xml:space="preserve"> PAGEREF _Toc223965538 \h </w:instrText>
+              <w:instrText xml:space="preserve"> PAGEREF _Toc225503283 \h </w:instrText>
             </w:r>
             <w:r>
               <w:rPr>
@@ -1270,7 +1270,7 @@
                 <w:noProof/>
                 <w:webHidden/>
               </w:rPr>
-              <w:t>9</w:t>
+              <w:t>10</w:t>
             </w:r>
             <w:r>
               <w:rPr>
@@ -1297,7 +1297,7 @@
               <w14:ligatures w14:val="standardContextual"/>
             </w:rPr>
           </w:pPr>
-          <w:hyperlink w:anchor="_Toc223965539" w:history="1">
+          <w:hyperlink w:anchor="_Toc225503284" w:history="1">
             <w:r>
               <w:rPr>
                 <w:rStyle w:val="Hyperlink"/>
@@ -1342,7 +1342,7 @@
                 <w:noProof/>
                 <w:webHidden/>
               </w:rPr>
-              <w:instrText xml:space="preserve"> PAGEREF _Toc223965539 \h </w:instrText>
+              <w:instrText xml:space="preserve"> PAGEREF _Toc225503284 \h </w:instrText>
             </w:r>
             <w:r>
               <w:rPr>
@@ -1362,7 +1362,7 @@
                 <w:noProof/>
                 <w:webHidden/>
               </w:rPr>
-              <w:t>9</w:t>
+              <w:t>10</w:t>
             </w:r>
             <w:r>
               <w:rPr>
@@ -1389,7 +1389,7 @@
               <w14:ligatures w14:val="standardContextual"/>
             </w:rPr>
           </w:pPr>
-          <w:hyperlink w:anchor="_Toc223965540" w:history="1">
+          <w:hyperlink w:anchor="_Toc225503285" w:history="1">
             <w:r>
               <w:rPr>
                 <w:rStyle w:val="Hyperlink"/>
@@ -1434,7 +1434,7 @@
                 <w:noProof/>
                 <w:webHidden/>
               </w:rPr>
-              <w:instrText xml:space="preserve"> PAGEREF _Toc223965540 \h </w:instrText>
+              <w:instrText xml:space="preserve"> PAGEREF _Toc225503285 \h </w:instrText>
             </w:r>
             <w:r>
               <w:rPr>
@@ -1454,7 +1454,7 @@
                 <w:noProof/>
                 <w:webHidden/>
               </w:rPr>
-              <w:t>10</w:t>
+              <w:t>11</w:t>
             </w:r>
             <w:r>
               <w:rPr>
@@ -1481,7 +1481,7 @@
               <w14:ligatures w14:val="standardContextual"/>
             </w:rPr>
           </w:pPr>
-          <w:hyperlink w:anchor="_Toc223965541" w:history="1">
+          <w:hyperlink w:anchor="_Toc225503286" w:history="1">
             <w:r>
               <w:rPr>
                 <w:rStyle w:val="Hyperlink"/>
@@ -1526,7 +1526,7 @@
                 <w:noProof/>
                 <w:webHidden/>
               </w:rPr>
-              <w:instrText xml:space="preserve"> PAGEREF _Toc223965541 \h </w:instrText>
+              <w:instrText xml:space="preserve"> PAGEREF _Toc225503286 \h </w:instrText>
             </w:r>
             <w:r>
               <w:rPr>
@@ -1546,7 +1546,7 @@
                 <w:noProof/>
                 <w:webHidden/>
               </w:rPr>
-              <w:t>10</w:t>
+              <w:t>11</w:t>
             </w:r>
             <w:r>
               <w:rPr>
@@ -1573,7 +1573,7 @@
               <w14:ligatures w14:val="standardContextual"/>
             </w:rPr>
           </w:pPr>
-          <w:hyperlink w:anchor="_Toc223965542" w:history="1">
+          <w:hyperlink w:anchor="_Toc225503287" w:history="1">
             <w:r>
               <w:rPr>
                 <w:rStyle w:val="Hyperlink"/>
@@ -1618,7 +1618,7 @@
                 <w:noProof/>
                 <w:webHidden/>
               </w:rPr>
-              <w:instrText xml:space="preserve"> PAGEREF _Toc223965542 \h </w:instrText>
+              <w:instrText xml:space="preserve"> PAGEREF _Toc225503287 \h </w:instrText>
             </w:r>
             <w:r>
               <w:rPr>
@@ -1638,7 +1638,7 @@
                 <w:noProof/>
                 <w:webHidden/>
               </w:rPr>
-              <w:t>10</w:t>
+              <w:t>11</w:t>
             </w:r>
             <w:r>
               <w:rPr>
@@ -1665,7 +1665,7 @@
               <w14:ligatures w14:val="standardContextual"/>
             </w:rPr>
           </w:pPr>
-          <w:hyperlink w:anchor="_Toc223965543" w:history="1">
+          <w:hyperlink w:anchor="_Toc225503288" w:history="1">
             <w:r>
               <w:rPr>
                 <w:rStyle w:val="Hyperlink"/>
@@ -1710,7 +1710,7 @@
                 <w:noProof/>
                 <w:webHidden/>
               </w:rPr>
-              <w:instrText xml:space="preserve"> PAGEREF _Toc223965543 \h </w:instrText>
+              <w:instrText xml:space="preserve"> PAGEREF _Toc225503288 \h </w:instrText>
             </w:r>
             <w:r>
               <w:rPr>
@@ -1730,7 +1730,7 @@
                 <w:noProof/>
                 <w:webHidden/>
               </w:rPr>
-              <w:t>10</w:t>
+              <w:t>11</w:t>
             </w:r>
             <w:r>
               <w:rPr>
@@ -1757,7 +1757,7 @@
               <w14:ligatures w14:val="standardContextual"/>
             </w:rPr>
           </w:pPr>
-          <w:hyperlink w:anchor="_Toc223965544" w:history="1">
+          <w:hyperlink w:anchor="_Toc225503289" w:history="1">
             <w:r>
               <w:rPr>
                 <w:rStyle w:val="Hyperlink"/>
@@ -1802,7 +1802,7 @@
                 <w:noProof/>
                 <w:webHidden/>
               </w:rPr>
-              <w:instrText xml:space="preserve"> PAGEREF _Toc223965544 \h </w:instrText>
+              <w:instrText xml:space="preserve"> PAGEREF _Toc225503289 \h </w:instrText>
             </w:r>
             <w:r>
               <w:rPr>
@@ -1822,7 +1822,7 @@
                 <w:noProof/>
                 <w:webHidden/>
               </w:rPr>
-              <w:t>11</w:t>
+              <w:t>12</w:t>
             </w:r>
             <w:r>
               <w:rPr>
@@ -1849,7 +1849,7 @@
               <w14:ligatures w14:val="standardContextual"/>
             </w:rPr>
           </w:pPr>
-          <w:hyperlink w:anchor="_Toc223965545" w:history="1">
+          <w:hyperlink w:anchor="_Toc225503290" w:history="1">
             <w:r>
               <w:rPr>
                 <w:rStyle w:val="Hyperlink"/>
@@ -1894,7 +1894,7 @@
                 <w:noProof/>
                 <w:webHidden/>
               </w:rPr>
-              <w:instrText xml:space="preserve"> PAGEREF _Toc223965545 \h </w:instrText>
+              <w:instrText xml:space="preserve"> PAGEREF _Toc225503290 \h </w:instrText>
             </w:r>
             <w:r>
               <w:rPr>
@@ -1914,7 +1914,7 @@
                 <w:noProof/>
                 <w:webHidden/>
               </w:rPr>
-              <w:t>11</w:t>
+              <w:t>12</w:t>
             </w:r>
             <w:r>
               <w:rPr>
@@ -1941,7 +1941,7 @@
               <w14:ligatures w14:val="standardContextual"/>
             </w:rPr>
           </w:pPr>
-          <w:hyperlink w:anchor="_Toc223965546" w:history="1">
+          <w:hyperlink w:anchor="_Toc225503291" w:history="1">
             <w:r>
               <w:rPr>
                 <w:rStyle w:val="Hyperlink"/>
@@ -1986,7 +1986,7 @@
                 <w:noProof/>
                 <w:webHidden/>
               </w:rPr>
-              <w:instrText xml:space="preserve"> PAGEREF _Toc223965546 \h </w:instrText>
+              <w:instrText xml:space="preserve"> PAGEREF _Toc225503291 \h </w:instrText>
             </w:r>
             <w:r>
               <w:rPr>
@@ -2006,7 +2006,7 @@
                 <w:noProof/>
                 <w:webHidden/>
               </w:rPr>
-              <w:t>11</w:t>
+              <w:t>12</w:t>
             </w:r>
             <w:r>
               <w:rPr>
@@ -2033,7 +2033,7 @@
               <w14:ligatures w14:val="standardContextual"/>
             </w:rPr>
           </w:pPr>
-          <w:hyperlink w:anchor="_Toc223965547" w:history="1">
+          <w:hyperlink w:anchor="_Toc225503292" w:history="1">
             <w:r>
               <w:rPr>
                 <w:rStyle w:val="Hyperlink"/>
@@ -2078,7 +2078,7 @@
                 <w:noProof/>
                 <w:webHidden/>
               </w:rPr>
-              <w:instrText xml:space="preserve"> PAGEREF _Toc223965547 \h </w:instrText>
+              <w:instrText xml:space="preserve"> PAGEREF _Toc225503292 \h </w:instrText>
             </w:r>
             <w:r>
               <w:rPr>
@@ -2098,7 +2098,7 @@
                 <w:noProof/>
                 <w:webHidden/>
               </w:rPr>
-              <w:t>12</w:t>
+              <w:t>13</w:t>
             </w:r>
             <w:r>
               <w:rPr>
@@ -2125,7 +2125,7 @@
               <w14:ligatures w14:val="standardContextual"/>
             </w:rPr>
           </w:pPr>
-          <w:hyperlink w:anchor="_Toc223965548" w:history="1">
+          <w:hyperlink w:anchor="_Toc225503293" w:history="1">
             <w:r>
               <w:rPr>
                 <w:rStyle w:val="Hyperlink"/>
@@ -2170,7 +2170,7 @@
                 <w:noProof/>
                 <w:webHidden/>
               </w:rPr>
-              <w:instrText xml:space="preserve"> PAGEREF _Toc223965548 \h </w:instrText>
+              <w:instrText xml:space="preserve"> PAGEREF _Toc225503293 \h </w:instrText>
             </w:r>
             <w:r>
               <w:rPr>
@@ -2190,7 +2190,7 @@
                 <w:noProof/>
                 <w:webHidden/>
               </w:rPr>
-              <w:t>13</w:t>
+              <w:t>14</w:t>
             </w:r>
             <w:r>
               <w:rPr>
@@ -2217,7 +2217,7 @@
               <w14:ligatures w14:val="standardContextual"/>
             </w:rPr>
           </w:pPr>
-          <w:hyperlink w:anchor="_Toc223965549" w:history="1">
+          <w:hyperlink w:anchor="_Toc225503294" w:history="1">
             <w:r>
               <w:rPr>
                 <w:rStyle w:val="Hyperlink"/>
@@ -2262,7 +2262,7 @@
                 <w:noProof/>
                 <w:webHidden/>
               </w:rPr>
-              <w:instrText xml:space="preserve"> PAGEREF _Toc223965549 \h </w:instrText>
+              <w:instrText xml:space="preserve"> PAGEREF _Toc225503294 \h </w:instrText>
             </w:r>
             <w:r>
               <w:rPr>
@@ -2282,7 +2282,7 @@
                 <w:noProof/>
                 <w:webHidden/>
               </w:rPr>
-              <w:t>13</w:t>
+              <w:t>14</w:t>
             </w:r>
             <w:r>
               <w:rPr>
@@ -2309,7 +2309,7 @@
               <w14:ligatures w14:val="standardContextual"/>
             </w:rPr>
           </w:pPr>
-          <w:hyperlink w:anchor="_Toc223965550" w:history="1">
+          <w:hyperlink w:anchor="_Toc225503295" w:history="1">
             <w:r>
               <w:rPr>
                 <w:rStyle w:val="Hyperlink"/>
@@ -2354,7 +2354,7 @@
                 <w:noProof/>
                 <w:webHidden/>
               </w:rPr>
-              <w:instrText xml:space="preserve"> PAGEREF _Toc223965550 \h </w:instrText>
+              <w:instrText xml:space="preserve"> PAGEREF _Toc225503295 \h </w:instrText>
             </w:r>
             <w:r>
               <w:rPr>
@@ -2374,7 +2374,7 @@
                 <w:noProof/>
                 <w:webHidden/>
               </w:rPr>
-              <w:t>13</w:t>
+              <w:t>14</w:t>
             </w:r>
             <w:r>
               <w:rPr>
@@ -2401,7 +2401,7 @@
               <w14:ligatures w14:val="standardContextual"/>
             </w:rPr>
           </w:pPr>
-          <w:hyperlink w:anchor="_Toc223965551" w:history="1">
+          <w:hyperlink w:anchor="_Toc225503296" w:history="1">
             <w:r>
               <w:rPr>
                 <w:rStyle w:val="Hyperlink"/>
@@ -2448,7 +2448,7 @@
                 <w:noProof/>
                 <w:webHidden/>
               </w:rPr>
-              <w:instrText xml:space="preserve"> PAGEREF _Toc223965551 \h </w:instrText>
+              <w:instrText xml:space="preserve"> PAGEREF _Toc225503296 \h </w:instrText>
             </w:r>
             <w:r>
               <w:rPr>
@@ -2468,7 +2468,7 @@
                 <w:noProof/>
                 <w:webHidden/>
               </w:rPr>
-              <w:t>13</w:t>
+              <w:t>14</w:t>
             </w:r>
             <w:r>
               <w:rPr>
@@ -2495,7 +2495,7 @@
               <w14:ligatures w14:val="standardContextual"/>
             </w:rPr>
           </w:pPr>
-          <w:hyperlink w:anchor="_Toc223965552" w:history="1">
+          <w:hyperlink w:anchor="_Toc225503297" w:history="1">
             <w:r>
               <w:rPr>
                 <w:rStyle w:val="Hyperlink"/>
@@ -2540,7 +2540,7 @@
                 <w:noProof/>
                 <w:webHidden/>
               </w:rPr>
-              <w:instrText xml:space="preserve"> PAGEREF _Toc223965552 \h </w:instrText>
+              <w:instrText xml:space="preserve"> PAGEREF _Toc225503297 \h </w:instrText>
             </w:r>
             <w:r>
               <w:rPr>
@@ -2560,7 +2560,7 @@
                 <w:noProof/>
                 <w:webHidden/>
               </w:rPr>
-              <w:t>13</w:t>
+              <w:t>14</w:t>
             </w:r>
             <w:r>
               <w:rPr>
@@ -2587,7 +2587,7 @@
               <w14:ligatures w14:val="standardContextual"/>
             </w:rPr>
           </w:pPr>
-          <w:hyperlink w:anchor="_Toc223965553" w:history="1">
+          <w:hyperlink w:anchor="_Toc225503298" w:history="1">
             <w:r>
               <w:rPr>
                 <w:rStyle w:val="Hyperlink"/>
@@ -2634,7 +2634,7 @@
                 <w:noProof/>
                 <w:webHidden/>
               </w:rPr>
-              <w:instrText xml:space="preserve"> PAGEREF _Toc223965553 \h </w:instrText>
+              <w:instrText xml:space="preserve"> PAGEREF _Toc225503298 \h </w:instrText>
             </w:r>
             <w:r>
               <w:rPr>
@@ -2654,7 +2654,7 @@
                 <w:noProof/>
                 <w:webHidden/>
               </w:rPr>
-              <w:t>13</w:t>
+              <w:t>14</w:t>
             </w:r>
             <w:r>
               <w:rPr>
@@ -2681,7 +2681,7 @@
               <w14:ligatures w14:val="standardContextual"/>
             </w:rPr>
           </w:pPr>
-          <w:hyperlink w:anchor="_Toc223965554" w:history="1">
+          <w:hyperlink w:anchor="_Toc225503299" w:history="1">
             <w:r>
               <w:rPr>
                 <w:rStyle w:val="Hyperlink"/>
@@ -2726,7 +2726,7 @@
                 <w:noProof/>
                 <w:webHidden/>
               </w:rPr>
-              <w:instrText xml:space="preserve"> PAGEREF _Toc223965554 \h </w:instrText>
+              <w:instrText xml:space="preserve"> PAGEREF _Toc225503299 \h </w:instrText>
             </w:r>
             <w:r>
               <w:rPr>
@@ -2746,7 +2746,7 @@
                 <w:noProof/>
                 <w:webHidden/>
               </w:rPr>
-              <w:t>14</w:t>
+              <w:t>15</w:t>
             </w:r>
             <w:r>
               <w:rPr>
@@ -2773,7 +2773,7 @@
               <w14:ligatures w14:val="standardContextual"/>
             </w:rPr>
           </w:pPr>
-          <w:hyperlink w:anchor="_Toc223965555" w:history="1">
+          <w:hyperlink w:anchor="_Toc225503300" w:history="1">
             <w:r>
               <w:rPr>
                 <w:rStyle w:val="Hyperlink"/>
@@ -2818,7 +2818,7 @@
                 <w:noProof/>
                 <w:webHidden/>
               </w:rPr>
-              <w:instrText xml:space="preserve"> PAGEREF _Toc223965555 \h </w:instrText>
+              <w:instrText xml:space="preserve"> PAGEREF _Toc225503300 \h </w:instrText>
             </w:r>
             <w:r>
               <w:rPr>
@@ -2838,7 +2838,7 @@
                 <w:noProof/>
                 <w:webHidden/>
               </w:rPr>
-              <w:t>14</w:t>
+              <w:t>15</w:t>
             </w:r>
             <w:r>
               <w:rPr>
@@ -2865,7 +2865,7 @@
               <w14:ligatures w14:val="standardContextual"/>
             </w:rPr>
           </w:pPr>
-          <w:hyperlink w:anchor="_Toc223965556" w:history="1">
+          <w:hyperlink w:anchor="_Toc225503301" w:history="1">
             <w:r>
               <w:rPr>
                 <w:rStyle w:val="Hyperlink"/>
@@ -2910,7 +2910,7 @@
                 <w:noProof/>
                 <w:webHidden/>
               </w:rPr>
-              <w:instrText xml:space="preserve"> PAGEREF _Toc223965556 \h </w:instrText>
+              <w:instrText xml:space="preserve"> PAGEREF _Toc225503301 \h </w:instrText>
             </w:r>
             <w:r>
               <w:rPr>
@@ -2930,7 +2930,7 @@
                 <w:noProof/>
                 <w:webHidden/>
               </w:rPr>
-              <w:t>14</w:t>
+              <w:t>15</w:t>
             </w:r>
             <w:r>
               <w:rPr>
@@ -2957,7 +2957,7 @@
               <w14:ligatures w14:val="standardContextual"/>
             </w:rPr>
           </w:pPr>
-          <w:hyperlink w:anchor="_Toc223965557" w:history="1">
+          <w:hyperlink w:anchor="_Toc225503302" w:history="1">
             <w:r>
               <w:rPr>
                 <w:rStyle w:val="Hyperlink"/>
@@ -3002,7 +3002,7 @@
                 <w:noProof/>
                 <w:webHidden/>
               </w:rPr>
-              <w:instrText xml:space="preserve"> PAGEREF _Toc223965557 \h </w:instrText>
+              <w:instrText xml:space="preserve"> PAGEREF _Toc225503302 \h </w:instrText>
             </w:r>
             <w:r>
               <w:rPr>
@@ -3022,7 +3022,7 @@
                 <w:noProof/>
                 <w:webHidden/>
               </w:rPr>
-              <w:t>14</w:t>
+              <w:t>15</w:t>
             </w:r>
             <w:r>
               <w:rPr>
@@ -3049,7 +3049,7 @@
               <w14:ligatures w14:val="standardContextual"/>
             </w:rPr>
           </w:pPr>
-          <w:hyperlink w:anchor="_Toc223965558" w:history="1">
+          <w:hyperlink w:anchor="_Toc225503303" w:history="1">
             <w:r>
               <w:rPr>
                 <w:rStyle w:val="Hyperlink"/>
@@ -3094,7 +3094,7 @@
                 <w:noProof/>
                 <w:webHidden/>
               </w:rPr>
-              <w:instrText xml:space="preserve"> PAGEREF _Toc223965558 \h </w:instrText>
+              <w:instrText xml:space="preserve"> PAGEREF _Toc225503303 \h </w:instrText>
             </w:r>
             <w:r>
               <w:rPr>
@@ -3114,7 +3114,7 @@
                 <w:noProof/>
                 <w:webHidden/>
               </w:rPr>
-              <w:t>14</w:t>
+              <w:t>15</w:t>
             </w:r>
             <w:r>
               <w:rPr>
@@ -3141,7 +3141,7 @@
               <w14:ligatures w14:val="standardContextual"/>
             </w:rPr>
           </w:pPr>
-          <w:hyperlink w:anchor="_Toc223965559" w:history="1">
+          <w:hyperlink w:anchor="_Toc225503304" w:history="1">
             <w:r>
               <w:rPr>
                 <w:rStyle w:val="Hyperlink"/>
@@ -3186,7 +3186,7 @@
                 <w:noProof/>
                 <w:webHidden/>
               </w:rPr>
-              <w:instrText xml:space="preserve"> PAGEREF _Toc223965559 \h </w:instrText>
+              <w:instrText xml:space="preserve"> PAGEREF _Toc225503304 \h </w:instrText>
             </w:r>
             <w:r>
               <w:rPr>
@@ -3206,7 +3206,7 @@
                 <w:noProof/>
                 <w:webHidden/>
               </w:rPr>
-              <w:t>15</w:t>
+              <w:t>16</w:t>
             </w:r>
             <w:r>
               <w:rPr>
@@ -3233,7 +3233,7 @@
               <w14:ligatures w14:val="standardContextual"/>
             </w:rPr>
           </w:pPr>
-          <w:hyperlink w:anchor="_Toc223965560" w:history="1">
+          <w:hyperlink w:anchor="_Toc225503305" w:history="1">
             <w:r>
               <w:rPr>
                 <w:rStyle w:val="Hyperlink"/>
@@ -3278,7 +3278,7 @@
                 <w:noProof/>
                 <w:webHidden/>
               </w:rPr>
-              <w:instrText xml:space="preserve"> PAGEREF _Toc223965560 \h </w:instrText>
+              <w:instrText xml:space="preserve"> PAGEREF _Toc225503305 \h </w:instrText>
             </w:r>
             <w:r>
               <w:rPr>
@@ -3298,7 +3298,7 @@
                 <w:noProof/>
                 <w:webHidden/>
               </w:rPr>
-              <w:t>16</w:t>
+              <w:t>17</w:t>
             </w:r>
             <w:r>
               <w:rPr>
@@ -3325,7 +3325,7 @@
               <w14:ligatures w14:val="standardContextual"/>
             </w:rPr>
           </w:pPr>
-          <w:hyperlink w:anchor="_Toc223965561" w:history="1">
+          <w:hyperlink w:anchor="_Toc225503306" w:history="1">
             <w:r>
               <w:rPr>
                 <w:rStyle w:val="Hyperlink"/>
@@ -3370,7 +3370,7 @@
                 <w:noProof/>
                 <w:webHidden/>
               </w:rPr>
-              <w:instrText xml:space="preserve"> PAGEREF _Toc223965561 \h </w:instrText>
+              <w:instrText xml:space="preserve"> PAGEREF _Toc225503306 \h </w:instrText>
             </w:r>
             <w:r>
               <w:rPr>
@@ -3390,7 +3390,7 @@
                 <w:noProof/>
                 <w:webHidden/>
               </w:rPr>
-              <w:t>16</w:t>
+              <w:t>17</w:t>
             </w:r>
             <w:r>
               <w:rPr>
@@ -3417,7 +3417,7 @@
               <w14:ligatures w14:val="standardContextual"/>
             </w:rPr>
           </w:pPr>
-          <w:hyperlink w:anchor="_Toc223965562" w:history="1">
+          <w:hyperlink w:anchor="_Toc225503307" w:history="1">
             <w:r>
               <w:rPr>
                 <w:rStyle w:val="Hyperlink"/>
@@ -3441,6 +3441,98 @@
                 <w:rStyle w:val="Hyperlink"/>
                 <w:noProof/>
               </w:rPr>
+              <w:t>GPS antenne</w:t>
+            </w:r>
+            <w:r>
+              <w:rPr>
+                <w:noProof/>
+                <w:webHidden/>
+              </w:rPr>
+              <w:tab/>
+            </w:r>
+            <w:r>
+              <w:rPr>
+                <w:noProof/>
+                <w:webHidden/>
+              </w:rPr>
+              <w:fldChar w:fldCharType="begin"/>
+            </w:r>
+            <w:r>
+              <w:rPr>
+                <w:noProof/>
+                <w:webHidden/>
+              </w:rPr>
+              <w:instrText xml:space="preserve"> PAGEREF _Toc225503307 \h </w:instrText>
+            </w:r>
+            <w:r>
+              <w:rPr>
+                <w:noProof/>
+                <w:webHidden/>
+              </w:rPr>
+            </w:r>
+            <w:r>
+              <w:rPr>
+                <w:noProof/>
+                <w:webHidden/>
+              </w:rPr>
+              <w:fldChar w:fldCharType="separate"/>
+            </w:r>
+            <w:r>
+              <w:rPr>
+                <w:noProof/>
+                <w:webHidden/>
+              </w:rPr>
+              <w:t>18</w:t>
+            </w:r>
+            <w:r>
+              <w:rPr>
+                <w:noProof/>
+                <w:webHidden/>
+              </w:rPr>
+              <w:fldChar w:fldCharType="end"/>
+            </w:r>
+          </w:hyperlink>
+        </w:p>
+        <w:p>
+          <w:pPr>
+            <w:pStyle w:val="TOC1"/>
+            <w:tabs>
+              <w:tab w:val="left" w:pos="440"/>
+              <w:tab w:val="right" w:leader="dot" w:pos="9062"/>
+            </w:tabs>
+            <w:rPr>
+              <w:noProof/>
+              <w:kern w:val="2"/>
+              <w:sz w:val="24"/>
+              <w:szCs w:val="24"/>
+              <w:lang w:val="en-BE" w:eastAsia="en-BE"/>
+              <w14:ligatures w14:val="standardContextual"/>
+            </w:rPr>
+          </w:pPr>
+          <w:hyperlink w:anchor="_Toc225503308" w:history="1">
+            <w:r>
+              <w:rPr>
+                <w:rStyle w:val="Hyperlink"/>
+                <w:noProof/>
+              </w:rPr>
+              <w:t>8</w:t>
+            </w:r>
+            <w:r>
+              <w:rPr>
+                <w:noProof/>
+                <w:kern w:val="2"/>
+                <w:sz w:val="24"/>
+                <w:szCs w:val="24"/>
+                <w:lang w:val="en-BE" w:eastAsia="en-BE"/>
+                <w14:ligatures w14:val="standardContextual"/>
+              </w:rPr>
+              <w:tab/>
+            </w:r>
+            <w:r>
+              <w:rPr>
+                <w:rStyle w:val="Hyperlink"/>
+                <w:noProof/>
+              </w:rPr>
               <w:t>E-ink display</w:t>
             </w:r>
             <w:r>
@@ -3462,7 +3554,7 @@
                 <w:noProof/>
                 <w:webHidden/>
               </w:rPr>
-              <w:instrText xml:space="preserve"> PAGEREF _Toc223965562 \h </w:instrText>
+              <w:instrText xml:space="preserve"> PAGEREF _Toc225503308 \h </w:instrText>
             </w:r>
             <w:r>
               <w:rPr>
@@ -3482,7 +3574,7 @@
                 <w:noProof/>
                 <w:webHidden/>
               </w:rPr>
-              <w:t>17</w:t>
+              <w:t>18</w:t>
             </w:r>
             <w:r>
               <w:rPr>
@@ -3509,13 +3601,13 @@
               <w14:ligatures w14:val="standardContextual"/>
             </w:rPr>
           </w:pPr>
-          <w:hyperlink w:anchor="_Toc223965563" w:history="1">
+          <w:hyperlink w:anchor="_Toc225503309" w:history="1">
             <w:r>
               <w:rPr>
                 <w:rStyle w:val="Hyperlink"/>
                 <w:noProof/>
               </w:rPr>
-              <w:t>7.1</w:t>
+              <w:t>8.1</w:t>
             </w:r>
             <w:r>
               <w:rPr>
@@ -3554,7 +3646,7 @@
                 <w:noProof/>
                 <w:webHidden/>
               </w:rPr>
-              <w:instrText xml:space="preserve"> PAGEREF _Toc223965563 \h </w:instrText>
+              <w:instrText xml:space="preserve"> PAGEREF _Toc225503309 \h </w:instrText>
             </w:r>
             <w:r>
               <w:rPr>
@@ -3574,7 +3666,7 @@
                 <w:noProof/>
                 <w:webHidden/>
               </w:rPr>
-              <w:t>17</w:t>
+              <w:t>18</w:t>
             </w:r>
             <w:r>
               <w:rPr>
@@ -3601,13 +3693,13 @@
               <w14:ligatures w14:val="standardContextual"/>
             </w:rPr>
           </w:pPr>
-          <w:hyperlink w:anchor="_Toc223965564" w:history="1">
+          <w:hyperlink w:anchor="_Toc225503310" w:history="1">
             <w:r>
               <w:rPr>
                 <w:rStyle w:val="Hyperlink"/>
                 <w:noProof/>
               </w:rPr>
-              <w:t>7.2</w:t>
+              <w:t>8.2</w:t>
             </w:r>
             <w:r>
               <w:rPr>
@@ -3646,7 +3738,7 @@
                 <w:noProof/>
                 <w:webHidden/>
               </w:rPr>
-              <w:instrText xml:space="preserve"> PAGEREF _Toc223965564 \h </w:instrText>
+              <w:instrText xml:space="preserve"> PAGEREF _Toc225503310 \h </w:instrText>
             </w:r>
             <w:r>
               <w:rPr>
@@ -3666,7 +3758,7 @@
                 <w:noProof/>
                 <w:webHidden/>
               </w:rPr>
-              <w:t>17</w:t>
+              <w:t>18</w:t>
             </w:r>
             <w:r>
               <w:rPr>
@@ -3693,14 +3785,14 @@
               <w14:ligatures w14:val="standardContextual"/>
             </w:rPr>
           </w:pPr>
-          <w:hyperlink w:anchor="_Toc223965565" w:history="1">
+          <w:hyperlink w:anchor="_Toc225503311" w:history="1">
             <w:r>
               <w:rPr>
                 <w:rStyle w:val="Hyperlink"/>
                 <w:noProof/>
                 <w:lang w:val="en-US"/>
               </w:rPr>
-              <w:t>7.2.1</w:t>
+              <w:t>8.2.1</w:t>
             </w:r>
             <w:r>
               <w:rPr>
@@ -3740,7 +3832,7 @@
                 <w:noProof/>
                 <w:webHidden/>
               </w:rPr>
-              <w:instrText xml:space="preserve"> PAGEREF _Toc223965565 \h </w:instrText>
+              <w:instrText xml:space="preserve"> PAGEREF _Toc225503311 \h </w:instrText>
             </w:r>
             <w:r>
               <w:rPr>
@@ -3760,7 +3852,7 @@
                 <w:noProof/>
                 <w:webHidden/>
               </w:rPr>
-              <w:t>17</w:t>
+              <w:t>18</w:t>
             </w:r>
             <w:r>
               <w:rPr>
@@ -3787,14 +3879,14 @@
               <w14:ligatures w14:val="standardContextual"/>
             </w:rPr>
           </w:pPr>
-          <w:hyperlink w:anchor="_Toc223965566" w:history="1">
+          <w:hyperlink w:anchor="_Toc225503312" w:history="1">
             <w:r>
               <w:rPr>
                 <w:rStyle w:val="Hyperlink"/>
                 <w:noProof/>
                 <w:lang w:val="en-US"/>
               </w:rPr>
-              <w:t>7.2.2</w:t>
+              <w:t>8.2.2</w:t>
             </w:r>
             <w:r>
               <w:rPr>
@@ -3834,7 +3926,7 @@
                 <w:noProof/>
                 <w:webHidden/>
               </w:rPr>
-              <w:instrText xml:space="preserve"> PAGEREF _Toc223965566 \h </w:instrText>
+              <w:instrText xml:space="preserve"> PAGEREF _Toc225503312 \h </w:instrText>
             </w:r>
             <w:r>
               <w:rPr>
@@ -3854,7 +3946,7 @@
                 <w:noProof/>
                 <w:webHidden/>
               </w:rPr>
-              <w:t>17</w:t>
+              <w:t>19</w:t>
             </w:r>
             <w:r>
               <w:rPr>
@@ -3881,14 +3973,14 @@
               <w14:ligatures w14:val="standardContextual"/>
             </w:rPr>
           </w:pPr>
-          <w:hyperlink w:anchor="_Toc223965567" w:history="1">
+          <w:hyperlink w:anchor="_Toc225503313" w:history="1">
             <w:r>
               <w:rPr>
                 <w:rStyle w:val="Hyperlink"/>
                 <w:noProof/>
                 <w:lang w:val="en-US"/>
               </w:rPr>
-              <w:t>7.2.3</w:t>
+              <w:t>8.2.3</w:t>
             </w:r>
             <w:r>
               <w:rPr>
@@ -3928,7 +4020,7 @@
                 <w:noProof/>
                 <w:webHidden/>
               </w:rPr>
-              <w:instrText xml:space="preserve"> PAGEREF _Toc223965567 \h </w:instrText>
+              <w:instrText xml:space="preserve"> PAGEREF _Toc225503313 \h </w:instrText>
             </w:r>
             <w:r>
               <w:rPr>
@@ -3948,7 +4040,7 @@
                 <w:noProof/>
                 <w:webHidden/>
               </w:rPr>
-              <w:t>18</w:t>
+              <w:t>19</w:t>
             </w:r>
             <w:r>
               <w:rPr>
@@ -3975,13 +4067,13 @@
               <w14:ligatures w14:val="standardContextual"/>
             </w:rPr>
           </w:pPr>
-          <w:hyperlink w:anchor="_Toc223965568" w:history="1">
+          <w:hyperlink w:anchor="_Toc225503314" w:history="1">
             <w:r>
               <w:rPr>
                 <w:rStyle w:val="Hyperlink"/>
                 <w:noProof/>
               </w:rPr>
-              <w:t>7.2.4</w:t>
+              <w:t>8.2.4</w:t>
             </w:r>
             <w:r>
               <w:rPr>
@@ -4020,7 +4112,7 @@
                 <w:noProof/>
                 <w:webHidden/>
               </w:rPr>
-              <w:instrText xml:space="preserve"> PAGEREF _Toc223965568 \h </w:instrText>
+              <w:instrText xml:space="preserve"> PAGEREF _Toc225503314 \h </w:instrText>
             </w:r>
             <w:r>
               <w:rPr>
@@ -4040,7 +4132,7 @@
                 <w:noProof/>
                 <w:webHidden/>
               </w:rPr>
-              <w:t>18</w:t>
+              <w:t>19</w:t>
             </w:r>
             <w:r>
               <w:rPr>
@@ -4067,13 +4159,13 @@
               <w14:ligatures w14:val="standardContextual"/>
             </w:rPr>
           </w:pPr>
-          <w:hyperlink w:anchor="_Toc223965569" w:history="1">
+          <w:hyperlink w:anchor="_Toc225503315" w:history="1">
             <w:r>
               <w:rPr>
                 <w:rStyle w:val="Hyperlink"/>
                 <w:noProof/>
               </w:rPr>
-              <w:t>7.3</w:t>
+              <w:t>8.3</w:t>
             </w:r>
             <w:r>
               <w:rPr>
@@ -4112,7 +4204,7 @@
                 <w:noProof/>
                 <w:webHidden/>
               </w:rPr>
-              <w:instrText xml:space="preserve"> PAGEREF _Toc223965569 \h </w:instrText>
+              <w:instrText xml:space="preserve"> PAGEREF _Toc225503315 \h </w:instrText>
             </w:r>
             <w:r>
               <w:rPr>
@@ -4132,7 +4224,7 @@
                 <w:noProof/>
                 <w:webHidden/>
               </w:rPr>
-              <w:t>18</w:t>
+              <w:t>19</w:t>
             </w:r>
             <w:r>
               <w:rPr>
@@ -4159,13 +4251,13 @@
               <w14:ligatures w14:val="standardContextual"/>
             </w:rPr>
           </w:pPr>
-          <w:hyperlink w:anchor="_Toc223965570" w:history="1">
+          <w:hyperlink w:anchor="_Toc225503316" w:history="1">
             <w:r>
               <w:rPr>
                 <w:rStyle w:val="Hyperlink"/>
                 <w:noProof/>
               </w:rPr>
-              <w:t>8</w:t>
+              <w:t>9</w:t>
             </w:r>
             <w:r>
               <w:rPr>
@@ -4204,7 +4296,7 @@
                 <w:noProof/>
                 <w:webHidden/>
               </w:rPr>
-              <w:instrText xml:space="preserve"> PAGEREF _Toc223965570 \h </w:instrText>
+              <w:instrText xml:space="preserve"> PAGEREF _Toc225503316 \h </w:instrText>
             </w:r>
             <w:r>
               <w:rPr>
@@ -4224,7 +4316,7 @@
                 <w:noProof/>
                 <w:webHidden/>
               </w:rPr>
-              <w:t>18</w:t>
+              <w:t>19</w:t>
             </w:r>
             <w:r>
               <w:rPr>
@@ -4237,9 +4329,9 @@
         </w:p>
         <w:p>
           <w:pPr>
-            <w:pStyle w:val="TOC1"/>
+            <w:pStyle w:val="TOC2"/>
             <w:tabs>
-              <w:tab w:val="left" w:pos="440"/>
+              <w:tab w:val="left" w:pos="880"/>
               <w:tab w:val="right" w:leader="dot" w:pos="9062"/>
             </w:tabs>
             <w:rPr>
@@ -4251,13 +4343,13 @@
               <w14:ligatures w14:val="standardContextual"/>
             </w:rPr>
           </w:pPr>
-          <w:hyperlink w:anchor="_Toc223965571" w:history="1">
+          <w:hyperlink w:anchor="_Toc225503317" w:history="1">
             <w:r>
               <w:rPr>
                 <w:rStyle w:val="Hyperlink"/>
                 <w:noProof/>
               </w:rPr>
-              <w:t>9</w:t>
+              <w:t>9.1</w:t>
             </w:r>
             <w:r>
               <w:rPr>
@@ -4275,7 +4367,7 @@
                 <w:rStyle w:val="Hyperlink"/>
                 <w:noProof/>
               </w:rPr>
-              <w:t>SD-kaart</w:t>
+              <w:t>Vereisten</w:t>
             </w:r>
             <w:r>
               <w:rPr>
@@ -4296,7 +4388,7 @@
                 <w:noProof/>
                 <w:webHidden/>
               </w:rPr>
-              <w:instrText xml:space="preserve"> PAGEREF _Toc223965571 \h </w:instrText>
+              <w:instrText xml:space="preserve"> PAGEREF _Toc225503317 \h </w:instrText>
             </w:r>
             <w:r>
               <w:rPr>
@@ -4316,7 +4408,99 @@
                 <w:noProof/>
                 <w:webHidden/>
               </w:rPr>
-              <w:t>18</w:t>
+              <w:t>19</w:t>
+            </w:r>
+            <w:r>
+              <w:rPr>
+                <w:noProof/>
+                <w:webHidden/>
+              </w:rPr>
+              <w:fldChar w:fldCharType="end"/>
+            </w:r>
+          </w:hyperlink>
+        </w:p>
+        <w:p>
+          <w:pPr>
+            <w:pStyle w:val="TOC2"/>
+            <w:tabs>
+              <w:tab w:val="left" w:pos="880"/>
+              <w:tab w:val="right" w:leader="dot" w:pos="9062"/>
+            </w:tabs>
+            <w:rPr>
+              <w:noProof/>
+              <w:kern w:val="2"/>
+              <w:sz w:val="24"/>
+              <w:szCs w:val="24"/>
+              <w:lang w:val="en-BE" w:eastAsia="en-BE"/>
+              <w14:ligatures w14:val="standardContextual"/>
+            </w:rPr>
+          </w:pPr>
+          <w:hyperlink w:anchor="_Toc225503318" w:history="1">
+            <w:r>
+              <w:rPr>
+                <w:rStyle w:val="Hyperlink"/>
+                <w:noProof/>
+              </w:rPr>
+              <w:t>9.2</w:t>
+            </w:r>
+            <w:r>
+              <w:rPr>
+                <w:noProof/>
+                <w:kern w:val="2"/>
+                <w:sz w:val="24"/>
+                <w:szCs w:val="24"/>
+                <w:lang w:val="en-BE" w:eastAsia="en-BE"/>
+                <w14:ligatures w14:val="standardContextual"/>
+              </w:rPr>
+              <w:tab/>
+            </w:r>
+            <w:r>
+              <w:rPr>
+                <w:rStyle w:val="Hyperlink"/>
+                <w:noProof/>
+              </w:rPr>
+              <w:t>Opties</w:t>
+            </w:r>
+            <w:r>
+              <w:rPr>
+                <w:noProof/>
+                <w:webHidden/>
+              </w:rPr>
+              <w:tab/>
+            </w:r>
+            <w:r>
+              <w:rPr>
+                <w:noProof/>
+                <w:webHidden/>
+              </w:rPr>
+              <w:fldChar w:fldCharType="begin"/>
+            </w:r>
+            <w:r>
+              <w:rPr>
+                <w:noProof/>
+                <w:webHidden/>
+              </w:rPr>
+              <w:instrText xml:space="preserve"> PAGEREF _Toc225503318 \h </w:instrText>
+            </w:r>
+            <w:r>
+              <w:rPr>
+                <w:noProof/>
+                <w:webHidden/>
+              </w:rPr>
+            </w:r>
+            <w:r>
+              <w:rPr>
+                <w:noProof/>
+                <w:webHidden/>
+              </w:rPr>
+              <w:fldChar w:fldCharType="separate"/>
+            </w:r>
+            <w:r>
+              <w:rPr>
+                <w:noProof/>
+                <w:webHidden/>
+              </w:rPr>
+              <w:t>20</w:t>
             </w:r>
             <w:r>
               <w:rPr>
@@ -4343,7 +4527,7 @@
               <w14:ligatures w14:val="standardContextual"/>
             </w:rPr>
           </w:pPr>
-          <w:hyperlink w:anchor="_Toc223965572" w:history="1">
+          <w:hyperlink w:anchor="_Toc225503319" w:history="1">
             <w:r>
               <w:rPr>
                 <w:rStyle w:val="Hyperlink"/>
@@ -4367,7 +4551,7 @@
                 <w:rStyle w:val="Hyperlink"/>
                 <w:noProof/>
               </w:rPr>
-              <w:t>Battery management system</w:t>
+              <w:t>SD-kaart</w:t>
             </w:r>
             <w:r>
               <w:rPr>
@@ -4388,7 +4572,7 @@
                 <w:noProof/>
                 <w:webHidden/>
               </w:rPr>
-              <w:instrText xml:space="preserve"> PAGEREF _Toc223965572 \h </w:instrText>
+              <w:instrText xml:space="preserve"> PAGEREF _Toc225503319 \h </w:instrText>
             </w:r>
             <w:r>
               <w:rPr>
@@ -4408,7 +4592,7 @@
                 <w:noProof/>
                 <w:webHidden/>
               </w:rPr>
-              <w:t>18</w:t>
+              <w:t>20</w:t>
             </w:r>
             <w:r>
               <w:rPr>
@@ -4435,7 +4619,7 @@
               <w14:ligatures w14:val="standardContextual"/>
             </w:rPr>
           </w:pPr>
-          <w:hyperlink w:anchor="_Toc223965573" w:history="1">
+          <w:hyperlink w:anchor="_Toc225503320" w:history="1">
             <w:r>
               <w:rPr>
                 <w:rStyle w:val="Hyperlink"/>
@@ -4459,7 +4643,7 @@
                 <w:rStyle w:val="Hyperlink"/>
                 <w:noProof/>
               </w:rPr>
-              <w:t>Motor/solenoide</w:t>
+              <w:t>ROM chip</w:t>
             </w:r>
             <w:r>
               <w:rPr>
@@ -4480,7 +4664,7 @@
                 <w:noProof/>
                 <w:webHidden/>
               </w:rPr>
-              <w:instrText xml:space="preserve"> PAGEREF _Toc223965573 \h </w:instrText>
+              <w:instrText xml:space="preserve"> PAGEREF _Toc225503320 \h </w:instrText>
             </w:r>
             <w:r>
               <w:rPr>
@@ -4500,7 +4684,7 @@
                 <w:noProof/>
                 <w:webHidden/>
               </w:rPr>
-              <w:t>18</w:t>
+              <w:t>20</w:t>
             </w:r>
             <w:r>
               <w:rPr>
@@ -4527,7 +4711,7 @@
               <w14:ligatures w14:val="standardContextual"/>
             </w:rPr>
           </w:pPr>
-          <w:hyperlink w:anchor="_Toc223965574" w:history="1">
+          <w:hyperlink w:anchor="_Toc225503321" w:history="1">
             <w:r>
               <w:rPr>
                 <w:rStyle w:val="Hyperlink"/>
@@ -4551,7 +4735,7 @@
                 <w:rStyle w:val="Hyperlink"/>
                 <w:noProof/>
               </w:rPr>
-              <w:t>Samenvatting keuzes</w:t>
+              <w:t>Battery management system</w:t>
             </w:r>
             <w:r>
               <w:rPr>
@@ -4572,7 +4756,7 @@
                 <w:noProof/>
                 <w:webHidden/>
               </w:rPr>
-              <w:instrText xml:space="preserve"> PAGEREF _Toc223965574 \h </w:instrText>
+              <w:instrText xml:space="preserve"> PAGEREF _Toc225503321 \h </w:instrText>
             </w:r>
             <w:r>
               <w:rPr>
@@ -4592,7 +4776,1483 @@
                 <w:noProof/>
                 <w:webHidden/>
               </w:rPr>
-              <w:t>19</w:t>
+              <w:t>20</w:t>
+            </w:r>
+            <w:r>
+              <w:rPr>
+                <w:noProof/>
+                <w:webHidden/>
+              </w:rPr>
+              <w:fldChar w:fldCharType="end"/>
+            </w:r>
+          </w:hyperlink>
+        </w:p>
+        <w:p>
+          <w:pPr>
+            <w:pStyle w:val="TOC2"/>
+            <w:tabs>
+              <w:tab w:val="left" w:pos="880"/>
+              <w:tab w:val="right" w:leader="dot" w:pos="9062"/>
+            </w:tabs>
+            <w:rPr>
+              <w:noProof/>
+              <w:kern w:val="2"/>
+              <w:sz w:val="24"/>
+              <w:szCs w:val="24"/>
+              <w:lang w:val="en-BE" w:eastAsia="en-BE"/>
+              <w14:ligatures w14:val="standardContextual"/>
+            </w:rPr>
+          </w:pPr>
+          <w:hyperlink w:anchor="_Toc225503322" w:history="1">
+            <w:r>
+              <w:rPr>
+                <w:rStyle w:val="Hyperlink"/>
+                <w:noProof/>
+              </w:rPr>
+              <w:t>12.1</w:t>
+            </w:r>
+            <w:r>
+              <w:rPr>
+                <w:noProof/>
+                <w:kern w:val="2"/>
+                <w:sz w:val="24"/>
+                <w:szCs w:val="24"/>
+                <w:lang w:val="en-BE" w:eastAsia="en-BE"/>
+                <w14:ligatures w14:val="standardContextual"/>
+              </w:rPr>
+              <w:tab/>
+            </w:r>
+            <w:r>
+              <w:rPr>
+                <w:rStyle w:val="Hyperlink"/>
+                <w:noProof/>
+              </w:rPr>
+              <w:t>Batterijen</w:t>
+            </w:r>
+            <w:r>
+              <w:rPr>
+                <w:noProof/>
+                <w:webHidden/>
+              </w:rPr>
+              <w:tab/>
+            </w:r>
+            <w:r>
+              <w:rPr>
+                <w:noProof/>
+                <w:webHidden/>
+              </w:rPr>
+              <w:fldChar w:fldCharType="begin"/>
+            </w:r>
+            <w:r>
+              <w:rPr>
+                <w:noProof/>
+                <w:webHidden/>
+              </w:rPr>
+              <w:instrText xml:space="preserve"> PAGEREF _Toc225503322 \h </w:instrText>
+            </w:r>
+            <w:r>
+              <w:rPr>
+                <w:noProof/>
+                <w:webHidden/>
+              </w:rPr>
+            </w:r>
+            <w:r>
+              <w:rPr>
+                <w:noProof/>
+                <w:webHidden/>
+              </w:rPr>
+              <w:fldChar w:fldCharType="separate"/>
+            </w:r>
+            <w:r>
+              <w:rPr>
+                <w:noProof/>
+                <w:webHidden/>
+              </w:rPr>
+              <w:t>20</w:t>
+            </w:r>
+            <w:r>
+              <w:rPr>
+                <w:noProof/>
+                <w:webHidden/>
+              </w:rPr>
+              <w:fldChar w:fldCharType="end"/>
+            </w:r>
+          </w:hyperlink>
+        </w:p>
+        <w:p>
+          <w:pPr>
+            <w:pStyle w:val="TOC2"/>
+            <w:tabs>
+              <w:tab w:val="left" w:pos="880"/>
+              <w:tab w:val="right" w:leader="dot" w:pos="9062"/>
+            </w:tabs>
+            <w:rPr>
+              <w:noProof/>
+              <w:kern w:val="2"/>
+              <w:sz w:val="24"/>
+              <w:szCs w:val="24"/>
+              <w:lang w:val="en-BE" w:eastAsia="en-BE"/>
+              <w14:ligatures w14:val="standardContextual"/>
+            </w:rPr>
+          </w:pPr>
+          <w:hyperlink w:anchor="_Toc225503323" w:history="1">
+            <w:r>
+              <w:rPr>
+                <w:rStyle w:val="Hyperlink"/>
+                <w:noProof/>
+              </w:rPr>
+              <w:t>12.2</w:t>
+            </w:r>
+            <w:r>
+              <w:rPr>
+                <w:noProof/>
+                <w:kern w:val="2"/>
+                <w:sz w:val="24"/>
+                <w:szCs w:val="24"/>
+                <w:lang w:val="en-BE" w:eastAsia="en-BE"/>
+                <w14:ligatures w14:val="standardContextual"/>
+              </w:rPr>
+              <w:tab/>
+            </w:r>
+            <w:r>
+              <w:rPr>
+                <w:rStyle w:val="Hyperlink"/>
+                <w:noProof/>
+              </w:rPr>
+              <w:t>Load sharing</w:t>
+            </w:r>
+            <w:r>
+              <w:rPr>
+                <w:noProof/>
+                <w:webHidden/>
+              </w:rPr>
+              <w:tab/>
+            </w:r>
+            <w:r>
+              <w:rPr>
+                <w:noProof/>
+                <w:webHidden/>
+              </w:rPr>
+              <w:fldChar w:fldCharType="begin"/>
+            </w:r>
+            <w:r>
+              <w:rPr>
+                <w:noProof/>
+                <w:webHidden/>
+              </w:rPr>
+              <w:instrText xml:space="preserve"> PAGEREF _Toc225503323 \h </w:instrText>
+            </w:r>
+            <w:r>
+              <w:rPr>
+                <w:noProof/>
+                <w:webHidden/>
+              </w:rPr>
+            </w:r>
+            <w:r>
+              <w:rPr>
+                <w:noProof/>
+                <w:webHidden/>
+              </w:rPr>
+              <w:fldChar w:fldCharType="separate"/>
+            </w:r>
+            <w:r>
+              <w:rPr>
+                <w:noProof/>
+                <w:webHidden/>
+              </w:rPr>
+              <w:t>20</w:t>
+            </w:r>
+            <w:r>
+              <w:rPr>
+                <w:noProof/>
+                <w:webHidden/>
+              </w:rPr>
+              <w:fldChar w:fldCharType="end"/>
+            </w:r>
+          </w:hyperlink>
+        </w:p>
+        <w:p>
+          <w:pPr>
+            <w:pStyle w:val="TOC2"/>
+            <w:tabs>
+              <w:tab w:val="left" w:pos="880"/>
+              <w:tab w:val="right" w:leader="dot" w:pos="9062"/>
+            </w:tabs>
+            <w:rPr>
+              <w:noProof/>
+              <w:kern w:val="2"/>
+              <w:sz w:val="24"/>
+              <w:szCs w:val="24"/>
+              <w:lang w:val="en-BE" w:eastAsia="en-BE"/>
+              <w14:ligatures w14:val="standardContextual"/>
+            </w:rPr>
+          </w:pPr>
+          <w:hyperlink w:anchor="_Toc225503324" w:history="1">
+            <w:r>
+              <w:rPr>
+                <w:rStyle w:val="Hyperlink"/>
+                <w:noProof/>
+              </w:rPr>
+              <w:t>12.3</w:t>
+            </w:r>
+            <w:r>
+              <w:rPr>
+                <w:noProof/>
+                <w:kern w:val="2"/>
+                <w:sz w:val="24"/>
+                <w:szCs w:val="24"/>
+                <w:lang w:val="en-BE" w:eastAsia="en-BE"/>
+                <w14:ligatures w14:val="standardContextual"/>
+              </w:rPr>
+              <w:tab/>
+            </w:r>
+            <w:r>
+              <w:rPr>
+                <w:rStyle w:val="Hyperlink"/>
+                <w:noProof/>
+              </w:rPr>
+              <w:t>Laadstroom</w:t>
+            </w:r>
+            <w:r>
+              <w:rPr>
+                <w:noProof/>
+                <w:webHidden/>
+              </w:rPr>
+              <w:tab/>
+            </w:r>
+            <w:r>
+              <w:rPr>
+                <w:noProof/>
+                <w:webHidden/>
+              </w:rPr>
+              <w:fldChar w:fldCharType="begin"/>
+            </w:r>
+            <w:r>
+              <w:rPr>
+                <w:noProof/>
+                <w:webHidden/>
+              </w:rPr>
+              <w:instrText xml:space="preserve"> PAGEREF _Toc225503324 \h </w:instrText>
+            </w:r>
+            <w:r>
+              <w:rPr>
+                <w:noProof/>
+                <w:webHidden/>
+              </w:rPr>
+            </w:r>
+            <w:r>
+              <w:rPr>
+                <w:noProof/>
+                <w:webHidden/>
+              </w:rPr>
+              <w:fldChar w:fldCharType="separate"/>
+            </w:r>
+            <w:r>
+              <w:rPr>
+                <w:noProof/>
+                <w:webHidden/>
+              </w:rPr>
+              <w:t>21</w:t>
+            </w:r>
+            <w:r>
+              <w:rPr>
+                <w:noProof/>
+                <w:webHidden/>
+              </w:rPr>
+              <w:fldChar w:fldCharType="end"/>
+            </w:r>
+          </w:hyperlink>
+        </w:p>
+        <w:p>
+          <w:pPr>
+            <w:pStyle w:val="TOC2"/>
+            <w:tabs>
+              <w:tab w:val="left" w:pos="880"/>
+              <w:tab w:val="right" w:leader="dot" w:pos="9062"/>
+            </w:tabs>
+            <w:rPr>
+              <w:noProof/>
+              <w:kern w:val="2"/>
+              <w:sz w:val="24"/>
+              <w:szCs w:val="24"/>
+              <w:lang w:val="en-BE" w:eastAsia="en-BE"/>
+              <w14:ligatures w14:val="standardContextual"/>
+            </w:rPr>
+          </w:pPr>
+          <w:hyperlink w:anchor="_Toc225503325" w:history="1">
+            <w:r>
+              <w:rPr>
+                <w:rStyle w:val="Hyperlink"/>
+                <w:noProof/>
+              </w:rPr>
+              <w:t>12.4</w:t>
+            </w:r>
+            <w:r>
+              <w:rPr>
+                <w:noProof/>
+                <w:kern w:val="2"/>
+                <w:sz w:val="24"/>
+                <w:szCs w:val="24"/>
+                <w:lang w:val="en-BE" w:eastAsia="en-BE"/>
+                <w14:ligatures w14:val="standardContextual"/>
+              </w:rPr>
+              <w:tab/>
+            </w:r>
+            <w:r>
+              <w:rPr>
+                <w:rStyle w:val="Hyperlink"/>
+                <w:noProof/>
+              </w:rPr>
+              <w:t>Opties - laders</w:t>
+            </w:r>
+            <w:r>
+              <w:rPr>
+                <w:noProof/>
+                <w:webHidden/>
+              </w:rPr>
+              <w:tab/>
+            </w:r>
+            <w:r>
+              <w:rPr>
+                <w:noProof/>
+                <w:webHidden/>
+              </w:rPr>
+              <w:fldChar w:fldCharType="begin"/>
+            </w:r>
+            <w:r>
+              <w:rPr>
+                <w:noProof/>
+                <w:webHidden/>
+              </w:rPr>
+              <w:instrText xml:space="preserve"> PAGEREF _Toc225503325 \h </w:instrText>
+            </w:r>
+            <w:r>
+              <w:rPr>
+                <w:noProof/>
+                <w:webHidden/>
+              </w:rPr>
+            </w:r>
+            <w:r>
+              <w:rPr>
+                <w:noProof/>
+                <w:webHidden/>
+              </w:rPr>
+              <w:fldChar w:fldCharType="separate"/>
+            </w:r>
+            <w:r>
+              <w:rPr>
+                <w:noProof/>
+                <w:webHidden/>
+              </w:rPr>
+              <w:t>21</w:t>
+            </w:r>
+            <w:r>
+              <w:rPr>
+                <w:noProof/>
+                <w:webHidden/>
+              </w:rPr>
+              <w:fldChar w:fldCharType="end"/>
+            </w:r>
+          </w:hyperlink>
+        </w:p>
+        <w:p>
+          <w:pPr>
+            <w:pStyle w:val="TOC3"/>
+            <w:tabs>
+              <w:tab w:val="left" w:pos="1320"/>
+              <w:tab w:val="right" w:leader="dot" w:pos="9062"/>
+            </w:tabs>
+            <w:rPr>
+              <w:noProof/>
+              <w:kern w:val="2"/>
+              <w:sz w:val="24"/>
+              <w:szCs w:val="24"/>
+              <w:lang w:val="en-BE" w:eastAsia="en-BE"/>
+              <w14:ligatures w14:val="standardContextual"/>
+            </w:rPr>
+          </w:pPr>
+          <w:hyperlink w:anchor="_Toc225503326" w:history="1">
+            <w:r>
+              <w:rPr>
+                <w:rStyle w:val="Hyperlink"/>
+                <w:noProof/>
+              </w:rPr>
+              <w:t>12.4.1</w:t>
+            </w:r>
+            <w:r>
+              <w:rPr>
+                <w:noProof/>
+                <w:kern w:val="2"/>
+                <w:sz w:val="24"/>
+                <w:szCs w:val="24"/>
+                <w:lang w:val="en-BE" w:eastAsia="en-BE"/>
+                <w14:ligatures w14:val="standardContextual"/>
+              </w:rPr>
+              <w:tab/>
+            </w:r>
+            <w:r>
+              <w:rPr>
+                <w:rStyle w:val="Hyperlink"/>
+                <w:noProof/>
+              </w:rPr>
+              <w:t>Power path IC’s met selecteerbare ingangstroom</w:t>
+            </w:r>
+            <w:r>
+              <w:rPr>
+                <w:noProof/>
+                <w:webHidden/>
+              </w:rPr>
+              <w:tab/>
+            </w:r>
+            <w:r>
+              <w:rPr>
+                <w:noProof/>
+                <w:webHidden/>
+              </w:rPr>
+              <w:fldChar w:fldCharType="begin"/>
+            </w:r>
+            <w:r>
+              <w:rPr>
+                <w:noProof/>
+                <w:webHidden/>
+              </w:rPr>
+              <w:instrText xml:space="preserve"> PAGEREF _Toc225503326 \h </w:instrText>
+            </w:r>
+            <w:r>
+              <w:rPr>
+                <w:noProof/>
+                <w:webHidden/>
+              </w:rPr>
+            </w:r>
+            <w:r>
+              <w:rPr>
+                <w:noProof/>
+                <w:webHidden/>
+              </w:rPr>
+              <w:fldChar w:fldCharType="separate"/>
+            </w:r>
+            <w:r>
+              <w:rPr>
+                <w:noProof/>
+                <w:webHidden/>
+              </w:rPr>
+              <w:t>22</w:t>
+            </w:r>
+            <w:r>
+              <w:rPr>
+                <w:noProof/>
+                <w:webHidden/>
+              </w:rPr>
+              <w:fldChar w:fldCharType="end"/>
+            </w:r>
+          </w:hyperlink>
+        </w:p>
+        <w:p>
+          <w:pPr>
+            <w:pStyle w:val="TOC3"/>
+            <w:tabs>
+              <w:tab w:val="left" w:pos="1320"/>
+              <w:tab w:val="right" w:leader="dot" w:pos="9062"/>
+            </w:tabs>
+            <w:rPr>
+              <w:noProof/>
+              <w:kern w:val="2"/>
+              <w:sz w:val="24"/>
+              <w:szCs w:val="24"/>
+              <w:lang w:val="en-BE" w:eastAsia="en-BE"/>
+              <w14:ligatures w14:val="standardContextual"/>
+            </w:rPr>
+          </w:pPr>
+          <w:hyperlink w:anchor="_Toc225503327" w:history="1">
+            <w:r>
+              <w:rPr>
+                <w:rStyle w:val="Hyperlink"/>
+                <w:noProof/>
+              </w:rPr>
+              <w:t>12.4.2</w:t>
+            </w:r>
+            <w:r>
+              <w:rPr>
+                <w:noProof/>
+                <w:kern w:val="2"/>
+                <w:sz w:val="24"/>
+                <w:szCs w:val="24"/>
+                <w:lang w:val="en-BE" w:eastAsia="en-BE"/>
+                <w14:ligatures w14:val="standardContextual"/>
+              </w:rPr>
+              <w:tab/>
+            </w:r>
+            <w:r>
+              <w:rPr>
+                <w:rStyle w:val="Hyperlink"/>
+                <w:noProof/>
+              </w:rPr>
+              <w:t>IC’s met USB-poort detectie</w:t>
+            </w:r>
+            <w:r>
+              <w:rPr>
+                <w:noProof/>
+                <w:webHidden/>
+              </w:rPr>
+              <w:tab/>
+            </w:r>
+            <w:r>
+              <w:rPr>
+                <w:noProof/>
+                <w:webHidden/>
+              </w:rPr>
+              <w:fldChar w:fldCharType="begin"/>
+            </w:r>
+            <w:r>
+              <w:rPr>
+                <w:noProof/>
+                <w:webHidden/>
+              </w:rPr>
+              <w:instrText xml:space="preserve"> PAGEREF _Toc225503327 \h </w:instrText>
+            </w:r>
+            <w:r>
+              <w:rPr>
+                <w:noProof/>
+                <w:webHidden/>
+              </w:rPr>
+            </w:r>
+            <w:r>
+              <w:rPr>
+                <w:noProof/>
+                <w:webHidden/>
+              </w:rPr>
+              <w:fldChar w:fldCharType="separate"/>
+            </w:r>
+            <w:r>
+              <w:rPr>
+                <w:noProof/>
+                <w:webHidden/>
+              </w:rPr>
+              <w:t>23</w:t>
+            </w:r>
+            <w:r>
+              <w:rPr>
+                <w:noProof/>
+                <w:webHidden/>
+              </w:rPr>
+              <w:fldChar w:fldCharType="end"/>
+            </w:r>
+          </w:hyperlink>
+        </w:p>
+        <w:p>
+          <w:pPr>
+            <w:pStyle w:val="TOC2"/>
+            <w:tabs>
+              <w:tab w:val="left" w:pos="880"/>
+              <w:tab w:val="right" w:leader="dot" w:pos="9062"/>
+            </w:tabs>
+            <w:rPr>
+              <w:noProof/>
+              <w:kern w:val="2"/>
+              <w:sz w:val="24"/>
+              <w:szCs w:val="24"/>
+              <w:lang w:val="en-BE" w:eastAsia="en-BE"/>
+              <w14:ligatures w14:val="standardContextual"/>
+            </w:rPr>
+          </w:pPr>
+          <w:hyperlink w:anchor="_Toc225503328" w:history="1">
+            <w:r>
+              <w:rPr>
+                <w:rStyle w:val="Hyperlink"/>
+                <w:noProof/>
+              </w:rPr>
+              <w:t>12.5</w:t>
+            </w:r>
+            <w:r>
+              <w:rPr>
+                <w:noProof/>
+                <w:kern w:val="2"/>
+                <w:sz w:val="24"/>
+                <w:szCs w:val="24"/>
+                <w:lang w:val="en-BE" w:eastAsia="en-BE"/>
+                <w14:ligatures w14:val="standardContextual"/>
+              </w:rPr>
+              <w:tab/>
+            </w:r>
+            <w:r>
+              <w:rPr>
+                <w:rStyle w:val="Hyperlink"/>
+                <w:noProof/>
+              </w:rPr>
+              <w:t>BMS uitgang</w:t>
+            </w:r>
+            <w:r>
+              <w:rPr>
+                <w:noProof/>
+                <w:webHidden/>
+              </w:rPr>
+              <w:tab/>
+            </w:r>
+            <w:r>
+              <w:rPr>
+                <w:noProof/>
+                <w:webHidden/>
+              </w:rPr>
+              <w:fldChar w:fldCharType="begin"/>
+            </w:r>
+            <w:r>
+              <w:rPr>
+                <w:noProof/>
+                <w:webHidden/>
+              </w:rPr>
+              <w:instrText xml:space="preserve"> PAGEREF _Toc225503328 \h </w:instrText>
+            </w:r>
+            <w:r>
+              <w:rPr>
+                <w:noProof/>
+                <w:webHidden/>
+              </w:rPr>
+            </w:r>
+            <w:r>
+              <w:rPr>
+                <w:noProof/>
+                <w:webHidden/>
+              </w:rPr>
+              <w:fldChar w:fldCharType="separate"/>
+            </w:r>
+            <w:r>
+              <w:rPr>
+                <w:noProof/>
+                <w:webHidden/>
+              </w:rPr>
+              <w:t>24</w:t>
+            </w:r>
+            <w:r>
+              <w:rPr>
+                <w:noProof/>
+                <w:webHidden/>
+              </w:rPr>
+              <w:fldChar w:fldCharType="end"/>
+            </w:r>
+          </w:hyperlink>
+        </w:p>
+        <w:p>
+          <w:pPr>
+            <w:pStyle w:val="TOC2"/>
+            <w:tabs>
+              <w:tab w:val="left" w:pos="880"/>
+              <w:tab w:val="right" w:leader="dot" w:pos="9062"/>
+            </w:tabs>
+            <w:rPr>
+              <w:noProof/>
+              <w:kern w:val="2"/>
+              <w:sz w:val="24"/>
+              <w:szCs w:val="24"/>
+              <w:lang w:val="en-BE" w:eastAsia="en-BE"/>
+              <w14:ligatures w14:val="standardContextual"/>
+            </w:rPr>
+          </w:pPr>
+          <w:hyperlink w:anchor="_Toc225503329" w:history="1">
+            <w:r>
+              <w:rPr>
+                <w:rStyle w:val="Hyperlink"/>
+                <w:noProof/>
+              </w:rPr>
+              <w:t>12.6</w:t>
+            </w:r>
+            <w:r>
+              <w:rPr>
+                <w:noProof/>
+                <w:kern w:val="2"/>
+                <w:sz w:val="24"/>
+                <w:szCs w:val="24"/>
+                <w:lang w:val="en-BE" w:eastAsia="en-BE"/>
+                <w14:ligatures w14:val="standardContextual"/>
+              </w:rPr>
+              <w:tab/>
+            </w:r>
+            <w:r>
+              <w:rPr>
+                <w:rStyle w:val="Hyperlink"/>
+                <w:noProof/>
+              </w:rPr>
+              <w:t>Opties - buck/boost/LDO</w:t>
+            </w:r>
+            <w:r>
+              <w:rPr>
+                <w:noProof/>
+                <w:webHidden/>
+              </w:rPr>
+              <w:tab/>
+            </w:r>
+            <w:r>
+              <w:rPr>
+                <w:noProof/>
+                <w:webHidden/>
+              </w:rPr>
+              <w:fldChar w:fldCharType="begin"/>
+            </w:r>
+            <w:r>
+              <w:rPr>
+                <w:noProof/>
+                <w:webHidden/>
+              </w:rPr>
+              <w:instrText xml:space="preserve"> PAGEREF _Toc225503329 \h </w:instrText>
+            </w:r>
+            <w:r>
+              <w:rPr>
+                <w:noProof/>
+                <w:webHidden/>
+              </w:rPr>
+            </w:r>
+            <w:r>
+              <w:rPr>
+                <w:noProof/>
+                <w:webHidden/>
+              </w:rPr>
+              <w:fldChar w:fldCharType="separate"/>
+            </w:r>
+            <w:r>
+              <w:rPr>
+                <w:noProof/>
+                <w:webHidden/>
+              </w:rPr>
+              <w:t>25</w:t>
+            </w:r>
+            <w:r>
+              <w:rPr>
+                <w:noProof/>
+                <w:webHidden/>
+              </w:rPr>
+              <w:fldChar w:fldCharType="end"/>
+            </w:r>
+          </w:hyperlink>
+        </w:p>
+        <w:p>
+          <w:pPr>
+            <w:pStyle w:val="TOC3"/>
+            <w:tabs>
+              <w:tab w:val="left" w:pos="1320"/>
+              <w:tab w:val="right" w:leader="dot" w:pos="9062"/>
+            </w:tabs>
+            <w:rPr>
+              <w:noProof/>
+              <w:kern w:val="2"/>
+              <w:sz w:val="24"/>
+              <w:szCs w:val="24"/>
+              <w:lang w:val="en-BE" w:eastAsia="en-BE"/>
+              <w14:ligatures w14:val="standardContextual"/>
+            </w:rPr>
+          </w:pPr>
+          <w:hyperlink w:anchor="_Toc225503330" w:history="1">
+            <w:r>
+              <w:rPr>
+                <w:rStyle w:val="Hyperlink"/>
+                <w:noProof/>
+                <w:lang w:val="en-US"/>
+              </w:rPr>
+              <w:t>12.6.1</w:t>
+            </w:r>
+            <w:r>
+              <w:rPr>
+                <w:noProof/>
+                <w:kern w:val="2"/>
+                <w:sz w:val="24"/>
+                <w:szCs w:val="24"/>
+                <w:lang w:val="en-BE" w:eastAsia="en-BE"/>
+                <w14:ligatures w14:val="standardContextual"/>
+              </w:rPr>
+              <w:tab/>
+            </w:r>
+            <w:r>
+              <w:rPr>
+                <w:rStyle w:val="Hyperlink"/>
+                <w:noProof/>
+                <w:lang w:val="en-US"/>
+              </w:rPr>
+              <w:t>3.3V LDO</w:t>
+            </w:r>
+            <w:r>
+              <w:rPr>
+                <w:noProof/>
+                <w:webHidden/>
+              </w:rPr>
+              <w:tab/>
+            </w:r>
+            <w:r>
+              <w:rPr>
+                <w:noProof/>
+                <w:webHidden/>
+              </w:rPr>
+              <w:fldChar w:fldCharType="begin"/>
+            </w:r>
+            <w:r>
+              <w:rPr>
+                <w:noProof/>
+                <w:webHidden/>
+              </w:rPr>
+              <w:instrText xml:space="preserve"> PAGEREF _Toc225503330 \h </w:instrText>
+            </w:r>
+            <w:r>
+              <w:rPr>
+                <w:noProof/>
+                <w:webHidden/>
+              </w:rPr>
+            </w:r>
+            <w:r>
+              <w:rPr>
+                <w:noProof/>
+                <w:webHidden/>
+              </w:rPr>
+              <w:fldChar w:fldCharType="separate"/>
+            </w:r>
+            <w:r>
+              <w:rPr>
+                <w:noProof/>
+                <w:webHidden/>
+              </w:rPr>
+              <w:t>25</w:t>
+            </w:r>
+            <w:r>
+              <w:rPr>
+                <w:noProof/>
+                <w:webHidden/>
+              </w:rPr>
+              <w:fldChar w:fldCharType="end"/>
+            </w:r>
+          </w:hyperlink>
+        </w:p>
+        <w:p>
+          <w:pPr>
+            <w:pStyle w:val="TOC3"/>
+            <w:tabs>
+              <w:tab w:val="left" w:pos="1320"/>
+              <w:tab w:val="right" w:leader="dot" w:pos="9062"/>
+            </w:tabs>
+            <w:rPr>
+              <w:noProof/>
+              <w:kern w:val="2"/>
+              <w:sz w:val="24"/>
+              <w:szCs w:val="24"/>
+              <w:lang w:val="en-BE" w:eastAsia="en-BE"/>
+              <w14:ligatures w14:val="standardContextual"/>
+            </w:rPr>
+          </w:pPr>
+          <w:hyperlink w:anchor="_Toc225503331" w:history="1">
+            <w:r>
+              <w:rPr>
+                <w:rStyle w:val="Hyperlink"/>
+                <w:noProof/>
+              </w:rPr>
+              <w:t>12.6.2</w:t>
+            </w:r>
+            <w:r>
+              <w:rPr>
+                <w:noProof/>
+                <w:kern w:val="2"/>
+                <w:sz w:val="24"/>
+                <w:szCs w:val="24"/>
+                <w:lang w:val="en-BE" w:eastAsia="en-BE"/>
+                <w14:ligatures w14:val="standardContextual"/>
+              </w:rPr>
+              <w:tab/>
+            </w:r>
+            <w:r>
+              <w:rPr>
+                <w:rStyle w:val="Hyperlink"/>
+                <w:noProof/>
+              </w:rPr>
+              <w:t>3.3V buck</w:t>
+            </w:r>
+            <w:r>
+              <w:rPr>
+                <w:noProof/>
+                <w:webHidden/>
+              </w:rPr>
+              <w:tab/>
+            </w:r>
+            <w:r>
+              <w:rPr>
+                <w:noProof/>
+                <w:webHidden/>
+              </w:rPr>
+              <w:fldChar w:fldCharType="begin"/>
+            </w:r>
+            <w:r>
+              <w:rPr>
+                <w:noProof/>
+                <w:webHidden/>
+              </w:rPr>
+              <w:instrText xml:space="preserve"> PAGEREF _Toc225503331 \h </w:instrText>
+            </w:r>
+            <w:r>
+              <w:rPr>
+                <w:noProof/>
+                <w:webHidden/>
+              </w:rPr>
+            </w:r>
+            <w:r>
+              <w:rPr>
+                <w:noProof/>
+                <w:webHidden/>
+              </w:rPr>
+              <w:fldChar w:fldCharType="separate"/>
+            </w:r>
+            <w:r>
+              <w:rPr>
+                <w:noProof/>
+                <w:webHidden/>
+              </w:rPr>
+              <w:t>25</w:t>
+            </w:r>
+            <w:r>
+              <w:rPr>
+                <w:noProof/>
+                <w:webHidden/>
+              </w:rPr>
+              <w:fldChar w:fldCharType="end"/>
+            </w:r>
+          </w:hyperlink>
+        </w:p>
+        <w:p>
+          <w:pPr>
+            <w:pStyle w:val="TOC3"/>
+            <w:tabs>
+              <w:tab w:val="left" w:pos="1320"/>
+              <w:tab w:val="right" w:leader="dot" w:pos="9062"/>
+            </w:tabs>
+            <w:rPr>
+              <w:noProof/>
+              <w:kern w:val="2"/>
+              <w:sz w:val="24"/>
+              <w:szCs w:val="24"/>
+              <w:lang w:val="en-BE" w:eastAsia="en-BE"/>
+              <w14:ligatures w14:val="standardContextual"/>
+            </w:rPr>
+          </w:pPr>
+          <w:hyperlink w:anchor="_Toc225503332" w:history="1">
+            <w:r>
+              <w:rPr>
+                <w:rStyle w:val="Hyperlink"/>
+                <w:noProof/>
+              </w:rPr>
+              <w:t>12.6.3</w:t>
+            </w:r>
+            <w:r>
+              <w:rPr>
+                <w:noProof/>
+                <w:kern w:val="2"/>
+                <w:sz w:val="24"/>
+                <w:szCs w:val="24"/>
+                <w:lang w:val="en-BE" w:eastAsia="en-BE"/>
+                <w14:ligatures w14:val="standardContextual"/>
+              </w:rPr>
+              <w:tab/>
+            </w:r>
+            <w:r>
+              <w:rPr>
+                <w:rStyle w:val="Hyperlink"/>
+                <w:noProof/>
+              </w:rPr>
+              <w:t>3.3V buck + LDO</w:t>
+            </w:r>
+            <w:r>
+              <w:rPr>
+                <w:noProof/>
+                <w:webHidden/>
+              </w:rPr>
+              <w:tab/>
+            </w:r>
+            <w:r>
+              <w:rPr>
+                <w:noProof/>
+                <w:webHidden/>
+              </w:rPr>
+              <w:fldChar w:fldCharType="begin"/>
+            </w:r>
+            <w:r>
+              <w:rPr>
+                <w:noProof/>
+                <w:webHidden/>
+              </w:rPr>
+              <w:instrText xml:space="preserve"> PAGEREF _Toc225503332 \h </w:instrText>
+            </w:r>
+            <w:r>
+              <w:rPr>
+                <w:noProof/>
+                <w:webHidden/>
+              </w:rPr>
+            </w:r>
+            <w:r>
+              <w:rPr>
+                <w:noProof/>
+                <w:webHidden/>
+              </w:rPr>
+              <w:fldChar w:fldCharType="separate"/>
+            </w:r>
+            <w:r>
+              <w:rPr>
+                <w:noProof/>
+                <w:webHidden/>
+              </w:rPr>
+              <w:t>25</w:t>
+            </w:r>
+            <w:r>
+              <w:rPr>
+                <w:noProof/>
+                <w:webHidden/>
+              </w:rPr>
+              <w:fldChar w:fldCharType="end"/>
+            </w:r>
+          </w:hyperlink>
+        </w:p>
+        <w:p>
+          <w:pPr>
+            <w:pStyle w:val="TOC3"/>
+            <w:tabs>
+              <w:tab w:val="left" w:pos="1320"/>
+              <w:tab w:val="right" w:leader="dot" w:pos="9062"/>
+            </w:tabs>
+            <w:rPr>
+              <w:noProof/>
+              <w:kern w:val="2"/>
+              <w:sz w:val="24"/>
+              <w:szCs w:val="24"/>
+              <w:lang w:val="en-BE" w:eastAsia="en-BE"/>
+              <w14:ligatures w14:val="standardContextual"/>
+            </w:rPr>
+          </w:pPr>
+          <w:hyperlink w:anchor="_Toc225503333" w:history="1">
+            <w:r>
+              <w:rPr>
+                <w:rStyle w:val="Hyperlink"/>
+                <w:noProof/>
+              </w:rPr>
+              <w:t>12.6.4</w:t>
+            </w:r>
+            <w:r>
+              <w:rPr>
+                <w:noProof/>
+                <w:kern w:val="2"/>
+                <w:sz w:val="24"/>
+                <w:szCs w:val="24"/>
+                <w:lang w:val="en-BE" w:eastAsia="en-BE"/>
+                <w14:ligatures w14:val="standardContextual"/>
+              </w:rPr>
+              <w:tab/>
+            </w:r>
+            <w:r>
+              <w:rPr>
+                <w:rStyle w:val="Hyperlink"/>
+                <w:noProof/>
+              </w:rPr>
+              <w:t>3.3V buck-boost</w:t>
+            </w:r>
+            <w:r>
+              <w:rPr>
+                <w:noProof/>
+                <w:webHidden/>
+              </w:rPr>
+              <w:tab/>
+            </w:r>
+            <w:r>
+              <w:rPr>
+                <w:noProof/>
+                <w:webHidden/>
+              </w:rPr>
+              <w:fldChar w:fldCharType="begin"/>
+            </w:r>
+            <w:r>
+              <w:rPr>
+                <w:noProof/>
+                <w:webHidden/>
+              </w:rPr>
+              <w:instrText xml:space="preserve"> PAGEREF _Toc225503333 \h </w:instrText>
+            </w:r>
+            <w:r>
+              <w:rPr>
+                <w:noProof/>
+                <w:webHidden/>
+              </w:rPr>
+            </w:r>
+            <w:r>
+              <w:rPr>
+                <w:noProof/>
+                <w:webHidden/>
+              </w:rPr>
+              <w:fldChar w:fldCharType="separate"/>
+            </w:r>
+            <w:r>
+              <w:rPr>
+                <w:noProof/>
+                <w:webHidden/>
+              </w:rPr>
+              <w:t>26</w:t>
+            </w:r>
+            <w:r>
+              <w:rPr>
+                <w:noProof/>
+                <w:webHidden/>
+              </w:rPr>
+              <w:fldChar w:fldCharType="end"/>
+            </w:r>
+          </w:hyperlink>
+        </w:p>
+        <w:p>
+          <w:pPr>
+            <w:pStyle w:val="TOC3"/>
+            <w:tabs>
+              <w:tab w:val="left" w:pos="1320"/>
+              <w:tab w:val="right" w:leader="dot" w:pos="9062"/>
+            </w:tabs>
+            <w:rPr>
+              <w:noProof/>
+              <w:kern w:val="2"/>
+              <w:sz w:val="24"/>
+              <w:szCs w:val="24"/>
+              <w:lang w:val="en-BE" w:eastAsia="en-BE"/>
+              <w14:ligatures w14:val="standardContextual"/>
+            </w:rPr>
+          </w:pPr>
+          <w:hyperlink w:anchor="_Toc225503334" w:history="1">
+            <w:r>
+              <w:rPr>
+                <w:rStyle w:val="Hyperlink"/>
+                <w:noProof/>
+              </w:rPr>
+              <w:t>12.6.5</w:t>
+            </w:r>
+            <w:r>
+              <w:rPr>
+                <w:noProof/>
+                <w:kern w:val="2"/>
+                <w:sz w:val="24"/>
+                <w:szCs w:val="24"/>
+                <w:lang w:val="en-BE" w:eastAsia="en-BE"/>
+                <w14:ligatures w14:val="standardContextual"/>
+              </w:rPr>
+              <w:tab/>
+            </w:r>
+            <w:r>
+              <w:rPr>
+                <w:rStyle w:val="Hyperlink"/>
+                <w:noProof/>
+              </w:rPr>
+              <w:t>5V boost</w:t>
+            </w:r>
+            <w:r>
+              <w:rPr>
+                <w:noProof/>
+                <w:webHidden/>
+              </w:rPr>
+              <w:tab/>
+            </w:r>
+            <w:r>
+              <w:rPr>
+                <w:noProof/>
+                <w:webHidden/>
+              </w:rPr>
+              <w:fldChar w:fldCharType="begin"/>
+            </w:r>
+            <w:r>
+              <w:rPr>
+                <w:noProof/>
+                <w:webHidden/>
+              </w:rPr>
+              <w:instrText xml:space="preserve"> PAGEREF _Toc225503334 \h </w:instrText>
+            </w:r>
+            <w:r>
+              <w:rPr>
+                <w:noProof/>
+                <w:webHidden/>
+              </w:rPr>
+            </w:r>
+            <w:r>
+              <w:rPr>
+                <w:noProof/>
+                <w:webHidden/>
+              </w:rPr>
+              <w:fldChar w:fldCharType="separate"/>
+            </w:r>
+            <w:r>
+              <w:rPr>
+                <w:noProof/>
+                <w:webHidden/>
+              </w:rPr>
+              <w:t>26</w:t>
+            </w:r>
+            <w:r>
+              <w:rPr>
+                <w:noProof/>
+                <w:webHidden/>
+              </w:rPr>
+              <w:fldChar w:fldCharType="end"/>
+            </w:r>
+          </w:hyperlink>
+        </w:p>
+        <w:p>
+          <w:pPr>
+            <w:pStyle w:val="TOC2"/>
+            <w:tabs>
+              <w:tab w:val="left" w:pos="880"/>
+              <w:tab w:val="right" w:leader="dot" w:pos="9062"/>
+            </w:tabs>
+            <w:rPr>
+              <w:noProof/>
+              <w:kern w:val="2"/>
+              <w:sz w:val="24"/>
+              <w:szCs w:val="24"/>
+              <w:lang w:val="en-BE" w:eastAsia="en-BE"/>
+              <w14:ligatures w14:val="standardContextual"/>
+            </w:rPr>
+          </w:pPr>
+          <w:hyperlink w:anchor="_Toc225503335" w:history="1">
+            <w:r>
+              <w:rPr>
+                <w:rStyle w:val="Hyperlink"/>
+                <w:noProof/>
+              </w:rPr>
+              <w:t>12.7</w:t>
+            </w:r>
+            <w:r>
+              <w:rPr>
+                <w:noProof/>
+                <w:kern w:val="2"/>
+                <w:sz w:val="24"/>
+                <w:szCs w:val="24"/>
+                <w:lang w:val="en-BE" w:eastAsia="en-BE"/>
+                <w14:ligatures w14:val="standardContextual"/>
+              </w:rPr>
+              <w:tab/>
+            </w:r>
+            <w:r>
+              <w:rPr>
+                <w:rStyle w:val="Hyperlink"/>
+                <w:noProof/>
+              </w:rPr>
+              <w:t>Keuze</w:t>
+            </w:r>
+            <w:r>
+              <w:rPr>
+                <w:noProof/>
+                <w:webHidden/>
+              </w:rPr>
+              <w:tab/>
+            </w:r>
+            <w:r>
+              <w:rPr>
+                <w:noProof/>
+                <w:webHidden/>
+              </w:rPr>
+              <w:fldChar w:fldCharType="begin"/>
+            </w:r>
+            <w:r>
+              <w:rPr>
+                <w:noProof/>
+                <w:webHidden/>
+              </w:rPr>
+              <w:instrText xml:space="preserve"> PAGEREF _Toc225503335 \h </w:instrText>
+            </w:r>
+            <w:r>
+              <w:rPr>
+                <w:noProof/>
+                <w:webHidden/>
+              </w:rPr>
+            </w:r>
+            <w:r>
+              <w:rPr>
+                <w:noProof/>
+                <w:webHidden/>
+              </w:rPr>
+              <w:fldChar w:fldCharType="separate"/>
+            </w:r>
+            <w:r>
+              <w:rPr>
+                <w:noProof/>
+                <w:webHidden/>
+              </w:rPr>
+              <w:t>26</w:t>
+            </w:r>
+            <w:r>
+              <w:rPr>
+                <w:noProof/>
+                <w:webHidden/>
+              </w:rPr>
+              <w:fldChar w:fldCharType="end"/>
+            </w:r>
+          </w:hyperlink>
+        </w:p>
+        <w:p>
+          <w:pPr>
+            <w:pStyle w:val="TOC3"/>
+            <w:tabs>
+              <w:tab w:val="left" w:pos="1320"/>
+              <w:tab w:val="right" w:leader="dot" w:pos="9062"/>
+            </w:tabs>
+            <w:rPr>
+              <w:noProof/>
+              <w:kern w:val="2"/>
+              <w:sz w:val="24"/>
+              <w:szCs w:val="24"/>
+              <w:lang w:val="en-BE" w:eastAsia="en-BE"/>
+              <w14:ligatures w14:val="standardContextual"/>
+            </w:rPr>
+          </w:pPr>
+          <w:hyperlink w:anchor="_Toc225503336" w:history="1">
+            <w:r>
+              <w:rPr>
+                <w:rStyle w:val="Hyperlink"/>
+                <w:noProof/>
+              </w:rPr>
+              <w:t>12.7.1</w:t>
+            </w:r>
+            <w:r>
+              <w:rPr>
+                <w:noProof/>
+                <w:kern w:val="2"/>
+                <w:sz w:val="24"/>
+                <w:szCs w:val="24"/>
+                <w:lang w:val="en-BE" w:eastAsia="en-BE"/>
+                <w14:ligatures w14:val="standardContextual"/>
+              </w:rPr>
+              <w:tab/>
+            </w:r>
+            <w:r>
+              <w:rPr>
+                <w:rStyle w:val="Hyperlink"/>
+                <w:noProof/>
+              </w:rPr>
+              <w:t>Lader</w:t>
+            </w:r>
+            <w:r>
+              <w:rPr>
+                <w:noProof/>
+                <w:webHidden/>
+              </w:rPr>
+              <w:tab/>
+            </w:r>
+            <w:r>
+              <w:rPr>
+                <w:noProof/>
+                <w:webHidden/>
+              </w:rPr>
+              <w:fldChar w:fldCharType="begin"/>
+            </w:r>
+            <w:r>
+              <w:rPr>
+                <w:noProof/>
+                <w:webHidden/>
+              </w:rPr>
+              <w:instrText xml:space="preserve"> PAGEREF _Toc225503336 \h </w:instrText>
+            </w:r>
+            <w:r>
+              <w:rPr>
+                <w:noProof/>
+                <w:webHidden/>
+              </w:rPr>
+            </w:r>
+            <w:r>
+              <w:rPr>
+                <w:noProof/>
+                <w:webHidden/>
+              </w:rPr>
+              <w:fldChar w:fldCharType="separate"/>
+            </w:r>
+            <w:r>
+              <w:rPr>
+                <w:noProof/>
+                <w:webHidden/>
+              </w:rPr>
+              <w:t>26</w:t>
+            </w:r>
+            <w:r>
+              <w:rPr>
+                <w:noProof/>
+                <w:webHidden/>
+              </w:rPr>
+              <w:fldChar w:fldCharType="end"/>
+            </w:r>
+          </w:hyperlink>
+        </w:p>
+        <w:p>
+          <w:pPr>
+            <w:pStyle w:val="TOC3"/>
+            <w:tabs>
+              <w:tab w:val="left" w:pos="1320"/>
+              <w:tab w:val="right" w:leader="dot" w:pos="9062"/>
+            </w:tabs>
+            <w:rPr>
+              <w:noProof/>
+              <w:kern w:val="2"/>
+              <w:sz w:val="24"/>
+              <w:szCs w:val="24"/>
+              <w:lang w:val="en-BE" w:eastAsia="en-BE"/>
+              <w14:ligatures w14:val="standardContextual"/>
+            </w:rPr>
+          </w:pPr>
+          <w:hyperlink w:anchor="_Toc225503337" w:history="1">
+            <w:r>
+              <w:rPr>
+                <w:rStyle w:val="Hyperlink"/>
+                <w:noProof/>
+                <w:lang w:val="en-US"/>
+              </w:rPr>
+              <w:t>12.7.2</w:t>
+            </w:r>
+            <w:r>
+              <w:rPr>
+                <w:noProof/>
+                <w:kern w:val="2"/>
+                <w:sz w:val="24"/>
+                <w:szCs w:val="24"/>
+                <w:lang w:val="en-BE" w:eastAsia="en-BE"/>
+                <w14:ligatures w14:val="standardContextual"/>
+              </w:rPr>
+              <w:tab/>
+            </w:r>
+            <w:r>
+              <w:rPr>
+                <w:rStyle w:val="Hyperlink"/>
+                <w:noProof/>
+                <w:lang w:val="en-US"/>
+              </w:rPr>
+              <w:t>Uitgang</w:t>
+            </w:r>
+            <w:r>
+              <w:rPr>
+                <w:noProof/>
+                <w:webHidden/>
+              </w:rPr>
+              <w:tab/>
+            </w:r>
+            <w:r>
+              <w:rPr>
+                <w:noProof/>
+                <w:webHidden/>
+              </w:rPr>
+              <w:fldChar w:fldCharType="begin"/>
+            </w:r>
+            <w:r>
+              <w:rPr>
+                <w:noProof/>
+                <w:webHidden/>
+              </w:rPr>
+              <w:instrText xml:space="preserve"> PAGEREF _Toc225503337 \h </w:instrText>
+            </w:r>
+            <w:r>
+              <w:rPr>
+                <w:noProof/>
+                <w:webHidden/>
+              </w:rPr>
+            </w:r>
+            <w:r>
+              <w:rPr>
+                <w:noProof/>
+                <w:webHidden/>
+              </w:rPr>
+              <w:fldChar w:fldCharType="separate"/>
+            </w:r>
+            <w:r>
+              <w:rPr>
+                <w:noProof/>
+                <w:webHidden/>
+              </w:rPr>
+              <w:t>26</w:t>
             </w:r>
             <w:r>
               <w:rPr>
@@ -4619,7 +6279,7 @@
               <w14:ligatures w14:val="standardContextual"/>
             </w:rPr>
           </w:pPr>
-          <w:hyperlink w:anchor="_Toc223965575" w:history="1">
+          <w:hyperlink w:anchor="_Toc225503338" w:history="1">
             <w:r>
               <w:rPr>
                 <w:rStyle w:val="Hyperlink"/>
@@ -4643,6 +6303,190 @@
                 <w:rStyle w:val="Hyperlink"/>
                 <w:noProof/>
               </w:rPr>
+              <w:t>Motor/solenoide</w:t>
+            </w:r>
+            <w:r>
+              <w:rPr>
+                <w:noProof/>
+                <w:webHidden/>
+              </w:rPr>
+              <w:tab/>
+            </w:r>
+            <w:r>
+              <w:rPr>
+                <w:noProof/>
+                <w:webHidden/>
+              </w:rPr>
+              <w:fldChar w:fldCharType="begin"/>
+            </w:r>
+            <w:r>
+              <w:rPr>
+                <w:noProof/>
+                <w:webHidden/>
+              </w:rPr>
+              <w:instrText xml:space="preserve"> PAGEREF _Toc225503338 \h </w:instrText>
+            </w:r>
+            <w:r>
+              <w:rPr>
+                <w:noProof/>
+                <w:webHidden/>
+              </w:rPr>
+            </w:r>
+            <w:r>
+              <w:rPr>
+                <w:noProof/>
+                <w:webHidden/>
+              </w:rPr>
+              <w:fldChar w:fldCharType="separate"/>
+            </w:r>
+            <w:r>
+              <w:rPr>
+                <w:noProof/>
+                <w:webHidden/>
+              </w:rPr>
+              <w:t>27</w:t>
+            </w:r>
+            <w:r>
+              <w:rPr>
+                <w:noProof/>
+                <w:webHidden/>
+              </w:rPr>
+              <w:fldChar w:fldCharType="end"/>
+            </w:r>
+          </w:hyperlink>
+        </w:p>
+        <w:p>
+          <w:pPr>
+            <w:pStyle w:val="TOC1"/>
+            <w:tabs>
+              <w:tab w:val="left" w:pos="660"/>
+              <w:tab w:val="right" w:leader="dot" w:pos="9062"/>
+            </w:tabs>
+            <w:rPr>
+              <w:noProof/>
+              <w:kern w:val="2"/>
+              <w:sz w:val="24"/>
+              <w:szCs w:val="24"/>
+              <w:lang w:val="en-BE" w:eastAsia="en-BE"/>
+              <w14:ligatures w14:val="standardContextual"/>
+            </w:rPr>
+          </w:pPr>
+          <w:hyperlink w:anchor="_Toc225503339" w:history="1">
+            <w:r>
+              <w:rPr>
+                <w:rStyle w:val="Hyperlink"/>
+                <w:noProof/>
+              </w:rPr>
+              <w:t>14</w:t>
+            </w:r>
+            <w:r>
+              <w:rPr>
+                <w:noProof/>
+                <w:kern w:val="2"/>
+                <w:sz w:val="24"/>
+                <w:szCs w:val="24"/>
+                <w:lang w:val="en-BE" w:eastAsia="en-BE"/>
+                <w14:ligatures w14:val="standardContextual"/>
+              </w:rPr>
+              <w:tab/>
+            </w:r>
+            <w:r>
+              <w:rPr>
+                <w:rStyle w:val="Hyperlink"/>
+                <w:noProof/>
+              </w:rPr>
+              <w:t>Samenvatting keuzes</w:t>
+            </w:r>
+            <w:r>
+              <w:rPr>
+                <w:noProof/>
+                <w:webHidden/>
+              </w:rPr>
+              <w:tab/>
+            </w:r>
+            <w:r>
+              <w:rPr>
+                <w:noProof/>
+                <w:webHidden/>
+              </w:rPr>
+              <w:fldChar w:fldCharType="begin"/>
+            </w:r>
+            <w:r>
+              <w:rPr>
+                <w:noProof/>
+                <w:webHidden/>
+              </w:rPr>
+              <w:instrText xml:space="preserve"> PAGEREF _Toc225503339 \h </w:instrText>
+            </w:r>
+            <w:r>
+              <w:rPr>
+                <w:noProof/>
+                <w:webHidden/>
+              </w:rPr>
+            </w:r>
+            <w:r>
+              <w:rPr>
+                <w:noProof/>
+                <w:webHidden/>
+              </w:rPr>
+              <w:fldChar w:fldCharType="separate"/>
+            </w:r>
+            <w:r>
+              <w:rPr>
+                <w:noProof/>
+                <w:webHidden/>
+              </w:rPr>
+              <w:t>27</w:t>
+            </w:r>
+            <w:r>
+              <w:rPr>
+                <w:noProof/>
+                <w:webHidden/>
+              </w:rPr>
+              <w:fldChar w:fldCharType="end"/>
+            </w:r>
+          </w:hyperlink>
+        </w:p>
+        <w:p>
+          <w:pPr>
+            <w:pStyle w:val="TOC1"/>
+            <w:tabs>
+              <w:tab w:val="left" w:pos="660"/>
+              <w:tab w:val="right" w:leader="dot" w:pos="9062"/>
+            </w:tabs>
+            <w:rPr>
+              <w:noProof/>
+              <w:kern w:val="2"/>
+              <w:sz w:val="24"/>
+              <w:szCs w:val="24"/>
+              <w:lang w:val="en-BE" w:eastAsia="en-BE"/>
+              <w14:ligatures w14:val="standardContextual"/>
+            </w:rPr>
+          </w:pPr>
+          <w:hyperlink w:anchor="_Toc225503340" w:history="1">
+            <w:r>
+              <w:rPr>
+                <w:rStyle w:val="Hyperlink"/>
+                <w:noProof/>
+              </w:rPr>
+              <w:t>15</w:t>
+            </w:r>
+            <w:r>
+              <w:rPr>
+                <w:noProof/>
+                <w:kern w:val="2"/>
+                <w:sz w:val="24"/>
+                <w:szCs w:val="24"/>
+                <w:lang w:val="en-BE" w:eastAsia="en-BE"/>
+                <w14:ligatures w14:val="standardContextual"/>
+              </w:rPr>
+              <w:tab/>
+            </w:r>
+            <w:r>
+              <w:rPr>
+                <w:rStyle w:val="Hyperlink"/>
+                <w:noProof/>
+              </w:rPr>
               <w:t>BOM</w:t>
             </w:r>
             <w:r>
@@ -4664,7 +6508,7 @@
                 <w:noProof/>
                 <w:webHidden/>
               </w:rPr>
-              <w:instrText xml:space="preserve"> PAGEREF _Toc223965575 \h </w:instrText>
+              <w:instrText xml:space="preserve"> PAGEREF _Toc225503340 \h </w:instrText>
             </w:r>
             <w:r>
               <w:rPr>
@@ -4684,7 +6528,7 @@
                 <w:noProof/>
                 <w:webHidden/>
               </w:rPr>
-              <w:t>19</w:t>
+              <w:t>27</w:t>
             </w:r>
             <w:r>
               <w:rPr>
@@ -4743,7 +6587,7 @@
       <w:pPr>
         <w:pStyle w:val="Heading1"/>
       </w:pPr>
-      <w:bookmarkStart w:id="0" w:name="_Toc223965526"/>
+      <w:bookmarkStart w:id="0" w:name="_Toc225503271"/>
       <w:r>
         <w:lastRenderedPageBreak/>
         <w:t>Overzicht</w:t>
@@ -4797,8 +6641,13 @@
           <w:lang w:val="en-US"/>
         </w:rPr>
       </w:pPr>
-      <w:r>
-        <w:t>EEC chip: elliptische curve bereke</w:t>
+      <w:proofErr w:type="gramStart"/>
+      <w:r>
+        <w:t>EEC chip</w:t>
+      </w:r>
+      <w:proofErr w:type="gramEnd"/>
+      <w:r>
+        <w:t>: elliptische curve bereke</w:t>
       </w:r>
       <w:r>
         <w:t>ning</w:t>
@@ -4916,7 +6765,7 @@
       <w:pPr>
         <w:pStyle w:val="Heading1"/>
       </w:pPr>
-      <w:bookmarkStart w:id="1" w:name="_Toc223965527"/>
+      <w:bookmarkStart w:id="1" w:name="_Toc225503272"/>
       <w:r>
         <w:t>MCU</w:t>
       </w:r>
@@ -4975,11 +6824,16 @@
       <w:r>
         <w:t xml:space="preserve">externe </w:t>
       </w:r>
+      <w:proofErr w:type="gramStart"/>
       <w:r>
         <w:t>EEC c</w:t>
       </w:r>
       <w:r>
-        <w:t>hip)</w:t>
+        <w:t>hip</w:t>
+      </w:r>
+      <w:proofErr w:type="gramEnd"/>
+      <w:r>
+        <w:t>)</w:t>
       </w:r>
     </w:p>
     <w:p>
@@ -5007,7 +6861,7 @@
       <w:pPr>
         <w:pStyle w:val="Heading2"/>
       </w:pPr>
-      <w:bookmarkStart w:id="2" w:name="_Toc223965528"/>
+      <w:bookmarkStart w:id="2" w:name="_Toc225503273"/>
       <w:r>
         <w:t>Flash schatting</w:t>
       </w:r>
@@ -5273,8 +7127,13 @@
             <w:pPr>
               <w:spacing w:line="240" w:lineRule="auto"/>
             </w:pPr>
-            <w:r>
-              <w:t>Debug / utils</w:t>
+            <w:proofErr w:type="gramStart"/>
+            <w:r>
+              <w:t>Debug /</w:t>
+            </w:r>
+            <w:proofErr w:type="gramEnd"/>
+            <w:r>
+              <w:t xml:space="preserve"> utils</w:t>
             </w:r>
           </w:p>
         </w:tc>
@@ -5352,7 +7211,7 @@
       <w:pPr>
         <w:pStyle w:val="Heading2"/>
       </w:pPr>
-      <w:bookmarkStart w:id="3" w:name="_Toc223965529"/>
+      <w:bookmarkStart w:id="3" w:name="_Toc225503274"/>
       <w:r>
         <w:t>RAM schatting</w:t>
       </w:r>
@@ -5509,9 +7368,11 @@
             <w:pPr>
               <w:spacing w:line="240" w:lineRule="auto"/>
             </w:pPr>
+            <w:proofErr w:type="gramStart"/>
             <w:r>
               <w:t>QR matrix</w:t>
             </w:r>
+            <w:proofErr w:type="gramEnd"/>
           </w:p>
         </w:tc>
         <w:tc>
@@ -5696,7 +7557,7 @@
       <w:pPr>
         <w:pStyle w:val="Heading2"/>
       </w:pPr>
-      <w:bookmarkStart w:id="4" w:name="_Toc223965530"/>
+      <w:bookmarkStart w:id="4" w:name="_Toc225503275"/>
       <w:r>
         <w:lastRenderedPageBreak/>
         <w:t>Peripherals</w:t>
@@ -6419,8 +8280,16 @@
               <w:rPr>
                 <w:lang w:val="en-US"/>
               </w:rPr>
-              <w:t>1-3 ?</w:t>
-            </w:r>
+              <w:t>1-</w:t>
+            </w:r>
+            <w:proofErr w:type="gramStart"/>
+            <w:r>
+              <w:rPr>
+                <w:lang w:val="en-US"/>
+              </w:rPr>
+              <w:t>3 ?</w:t>
+            </w:r>
+            <w:proofErr w:type="gramEnd"/>
           </w:p>
           <w:p>
             <w:pPr>
@@ -6674,7 +8543,7 @@
       <w:pPr>
         <w:pStyle w:val="Heading2"/>
       </w:pPr>
-      <w:bookmarkStart w:id="5" w:name="_Toc223965531"/>
+      <w:bookmarkStart w:id="5" w:name="_Toc225503276"/>
       <w:r>
         <w:t>Vereisten</w:t>
       </w:r>
@@ -6910,7 +8779,7 @@
       <w:pPr>
         <w:pStyle w:val="Heading2"/>
       </w:pPr>
-      <w:bookmarkStart w:id="6" w:name="_Toc223965532"/>
+      <w:bookmarkStart w:id="6" w:name="_Toc225503277"/>
       <w:r>
         <w:lastRenderedPageBreak/>
         <w:t>Opties</w:t>
@@ -7411,7 +9280,7 @@
       <w:pPr>
         <w:pStyle w:val="Heading2"/>
       </w:pPr>
-      <w:bookmarkStart w:id="7" w:name="_Toc223965533"/>
+      <w:bookmarkStart w:id="7" w:name="_Toc225503278"/>
       <w:r>
         <w:rPr>
           <w:noProof/>
@@ -7501,7 +9370,7 @@
       <w:pPr>
         <w:pStyle w:val="Heading2"/>
       </w:pPr>
-      <w:bookmarkStart w:id="8" w:name="_Toc223965534"/>
+      <w:bookmarkStart w:id="8" w:name="_Toc225503279"/>
       <w:r>
         <w:t>Voorbeeld van prijzen</w:t>
       </w:r>
@@ -7550,7 +9419,7 @@
       <w:pPr>
         <w:pStyle w:val="Heading2"/>
       </w:pPr>
-      <w:bookmarkStart w:id="9" w:name="_Toc223965535"/>
+      <w:bookmarkStart w:id="9" w:name="_Toc225503280"/>
       <w:r>
         <w:t>Voorstel</w:t>
       </w:r>
@@ -7880,7 +9749,7 @@
       <w:pPr>
         <w:pStyle w:val="Heading2"/>
       </w:pPr>
-      <w:bookmarkStart w:id="10" w:name="_Toc223965536"/>
+      <w:bookmarkStart w:id="10" w:name="_Toc225503281"/>
       <w:r>
         <w:t>Keuze</w:t>
       </w:r>
@@ -7989,7 +9858,7 @@
         <w:pStyle w:val="Heading1"/>
         <w:spacing w:before="0"/>
       </w:pPr>
-      <w:bookmarkStart w:id="11" w:name="_Toc223965537"/>
+      <w:bookmarkStart w:id="11" w:name="_Toc225503282"/>
       <w:r>
         <w:lastRenderedPageBreak/>
         <w:t>LoRa</w:t>
@@ -8008,10 +9877,26 @@
         <w:t>868MHz voor Europa</w:t>
       </w:r>
       <w:r>
-        <w:t xml:space="preserve"> (863–870 MHz</w:t>
-      </w:r>
-      <w:r>
-        <w:t xml:space="preserve"> / EU868 / ISM band)</w:t>
+        <w:t xml:space="preserve"> (863–870 </w:t>
+      </w:r>
+      <w:proofErr w:type="gramStart"/>
+      <w:r>
+        <w:t>MHz</w:t>
+      </w:r>
+      <w:r>
+        <w:t xml:space="preserve"> /</w:t>
+      </w:r>
+      <w:proofErr w:type="gramEnd"/>
+      <w:r>
+        <w:t xml:space="preserve"> EU</w:t>
+      </w:r>
+      <w:proofErr w:type="gramStart"/>
+      <w:r>
+        <w:t>868 /</w:t>
+      </w:r>
+      <w:proofErr w:type="gramEnd"/>
+      <w:r>
+        <w:t xml:space="preserve"> ISM band)</w:t>
       </w:r>
     </w:p>
     <w:p>
@@ -8053,8 +9938,16 @@
         <w:rPr>
           <w:lang w:val="nl-NL"/>
         </w:rPr>
-        <w:t>ETSI EN 300 220-conform</w:t>
-      </w:r>
+        <w:t>ETSI EN 300 220-</w:t>
+      </w:r>
+      <w:proofErr w:type="gramStart"/>
+      <w:r>
+        <w:rPr>
+          <w:lang w:val="nl-NL"/>
+        </w:rPr>
+        <w:t>conform</w:t>
+      </w:r>
+      <w:proofErr w:type="gramEnd"/>
     </w:p>
     <w:p>
       <w:pPr>
@@ -8068,14 +9961,22 @@
         <w:rPr>
           <w:lang w:val="nl-NL"/>
         </w:rPr>
-        <w:t xml:space="preserve">RX-stroom ≈ 4–6 mA </w:t>
-      </w:r>
+        <w:t xml:space="preserve">RX-stroom ≈ 4–6 </w:t>
+      </w:r>
+      <w:proofErr w:type="gramStart"/>
       <w:r>
         <w:rPr>
           <w:lang w:val="nl-NL"/>
         </w:rPr>
+        <w:t xml:space="preserve">mA </w:t>
+      </w:r>
+      <w:r>
+        <w:rPr>
+          <w:lang w:val="nl-NL"/>
+        </w:rPr>
         <w:t>?</w:t>
       </w:r>
+      <w:proofErr w:type="gramEnd"/>
     </w:p>
     <w:p>
       <w:pPr>
@@ -8089,14 +9990,22 @@
         <w:rPr>
           <w:lang w:val="nl-NL"/>
         </w:rPr>
-        <w:t xml:space="preserve">TX-stroom ≈ 40–120 mA (afhankelijk van het vermogen) </w:t>
-      </w:r>
+        <w:t>TX-stroom ≈ 40–120 mA (afhankelijk van het vermogen</w:t>
+      </w:r>
+      <w:proofErr w:type="gramStart"/>
       <w:r>
         <w:rPr>
           <w:lang w:val="nl-NL"/>
         </w:rPr>
+        <w:t xml:space="preserve">) </w:t>
+      </w:r>
+      <w:r>
+        <w:rPr>
+          <w:lang w:val="nl-NL"/>
+        </w:rPr>
         <w:t>?</w:t>
       </w:r>
+      <w:proofErr w:type="gramEnd"/>
     </w:p>
     <w:p>
       <w:pPr>
@@ -8199,8 +10108,13 @@
           <w:numId w:val="67"/>
         </w:numPr>
       </w:pPr>
-      <w:r>
-        <w:t>RF matching en antenne design zelf doe</w:t>
+      <w:proofErr w:type="gramStart"/>
+      <w:r>
+        <w:t>RF matching</w:t>
+      </w:r>
+      <w:proofErr w:type="gramEnd"/>
+      <w:r>
+        <w:t xml:space="preserve"> en antenne design zelf doe</w:t>
       </w:r>
       <w:r>
         <w:t>n</w:t>
@@ -8281,7 +10195,7 @@
         <w:pStyle w:val="Heading2"/>
         <w:spacing w:before="0"/>
       </w:pPr>
-      <w:bookmarkStart w:id="12" w:name="_Toc223965538"/>
+      <w:bookmarkStart w:id="12" w:name="_Toc225503283"/>
       <w:r>
         <w:t>STM32 + LoRa?</w:t>
       </w:r>
@@ -8353,8 +10267,13 @@
           <w:numId w:val="67"/>
         </w:numPr>
       </w:pPr>
-      <w:r>
-        <w:t>RF ontwerp moeilijker (antenne interface, ground keep-outs)</w:t>
+      <w:proofErr w:type="gramStart"/>
+      <w:r>
+        <w:t>RF ontwerp</w:t>
+      </w:r>
+      <w:proofErr w:type="gramEnd"/>
+      <w:r>
+        <w:t xml:space="preserve"> moeilijker (antenne interface, ground keep-outs)</w:t>
       </w:r>
     </w:p>
     <w:p>
@@ -8366,7 +10285,31 @@
         </w:numPr>
       </w:pPr>
       <w:r>
-        <w:t>Moeilijkere configuratie (EU regels, RF matching zelf instellen,…)</w:t>
+        <w:t>Moeilijkere configuratie (</w:t>
+      </w:r>
+      <w:proofErr w:type="gramStart"/>
+      <w:r>
+        <w:t>EU regels</w:t>
+      </w:r>
+      <w:proofErr w:type="gramEnd"/>
+      <w:r>
+        <w:t xml:space="preserve">, </w:t>
+      </w:r>
+      <w:proofErr w:type="gramStart"/>
+      <w:r>
+        <w:t>RF matching</w:t>
+      </w:r>
+      <w:proofErr w:type="gramEnd"/>
+      <w:r>
+        <w:t xml:space="preserve"> zelf </w:t>
+      </w:r>
+      <w:proofErr w:type="gramStart"/>
+      <w:r>
+        <w:t>instellen,…</w:t>
+      </w:r>
+      <w:proofErr w:type="gramEnd"/>
+      <w:r>
+        <w:t>)</w:t>
       </w:r>
     </w:p>
     <w:p>
@@ -8385,7 +10328,7 @@
       <w:pPr>
         <w:pStyle w:val="Heading2"/>
       </w:pPr>
-      <w:bookmarkStart w:id="13" w:name="_Toc223965539"/>
+      <w:bookmarkStart w:id="13" w:name="_Toc225503284"/>
       <w:r>
         <w:t>Modules</w:t>
       </w:r>
@@ -8549,8 +10492,13 @@
           <w:numId w:val="75"/>
         </w:numPr>
       </w:pPr>
-      <w:r>
-        <w:t>met STM32WLE5CCU6</w:t>
+      <w:proofErr w:type="gramStart"/>
+      <w:r>
+        <w:t>met</w:t>
+      </w:r>
+      <w:proofErr w:type="gramEnd"/>
+      <w:r>
+        <w:t xml:space="preserve"> STM32WLE5CCU6</w:t>
       </w:r>
     </w:p>
     <w:p>
@@ -8561,12 +10509,14 @@
           <w:numId w:val="75"/>
         </w:numPr>
       </w:pPr>
+      <w:proofErr w:type="gramStart"/>
       <w:r>
         <w:t>UART</w:t>
       </w:r>
       <w:r>
         <w:t xml:space="preserve"> interface</w:t>
       </w:r>
+      <w:proofErr w:type="gramEnd"/>
     </w:p>
     <w:p>
       <w:pPr>
@@ -8580,7 +10530,15 @@
         <w:t>SPI mogelijk?? “</w:t>
       </w:r>
       <w:r>
-        <w:t xml:space="preserve">SPI voor communicatie met RF subsysteem van </w:t>
+        <w:t xml:space="preserve">SPI voor communicatie met </w:t>
+      </w:r>
+      <w:proofErr w:type="gramStart"/>
+      <w:r>
+        <w:t>RF subsysteem</w:t>
+      </w:r>
+      <w:proofErr w:type="gramEnd"/>
+      <w:r>
+        <w:t xml:space="preserve"> van </w:t>
       </w:r>
       <w:r>
         <w:t>STM32WLE5CCU6</w:t>
@@ -8760,7 +10718,7 @@
       <w:pPr>
         <w:pStyle w:val="Heading2"/>
       </w:pPr>
-      <w:bookmarkStart w:id="14" w:name="_Toc223965540"/>
+      <w:bookmarkStart w:id="14" w:name="_Toc225503285"/>
       <w:r>
         <w:t>Keuze</w:t>
       </w:r>
@@ -8864,7 +10822,7 @@
       <w:pPr>
         <w:pStyle w:val="Heading2"/>
       </w:pPr>
-      <w:bookmarkStart w:id="15" w:name="_Toc223965541"/>
+      <w:bookmarkStart w:id="15" w:name="_Toc225503286"/>
       <w:r>
         <w:t>Antenne</w:t>
       </w:r>
@@ -8890,7 +10848,7 @@
       <w:pPr>
         <w:pStyle w:val="Heading3"/>
       </w:pPr>
-      <w:bookmarkStart w:id="16" w:name="_Toc223965542"/>
+      <w:bookmarkStart w:id="16" w:name="_Toc225503287"/>
       <w:r>
         <w:t>RAK11720</w:t>
       </w:r>
@@ -9083,7 +11041,7 @@
       <w:pPr>
         <w:pStyle w:val="Heading3"/>
       </w:pPr>
-      <w:bookmarkStart w:id="17" w:name="_Toc223965543"/>
+      <w:bookmarkStart w:id="17" w:name="_Toc225503288"/>
       <w:r>
         <w:t>Soorten antennes</w:t>
       </w:r>
@@ -9142,8 +11100,13 @@
       <w:r>
         <w:t xml:space="preserve">, </w:t>
       </w:r>
-      <w:r>
-        <w:t>RF ervaring nodig</w:t>
+      <w:proofErr w:type="gramStart"/>
+      <w:r>
+        <w:t>RF ervaring</w:t>
+      </w:r>
+      <w:proofErr w:type="gramEnd"/>
+      <w:r>
+        <w:t xml:space="preserve"> nodig</w:t>
       </w:r>
     </w:p>
     <w:p>
@@ -9154,6 +11117,7 @@
           <w:numId w:val="75"/>
         </w:numPr>
       </w:pPr>
+      <w:proofErr w:type="gramStart"/>
       <w:r>
         <w:rPr>
           <w:b/>
@@ -9168,6 +11132,7 @@
         </w:rPr>
         <w:t xml:space="preserve"> antenne</w:t>
       </w:r>
+      <w:proofErr w:type="gramEnd"/>
       <w:r>
         <w:t>:</w:t>
       </w:r>
@@ -9234,8 +11199,21 @@
     </w:p>
     <w:p/>
     <w:p>
-      <w:r>
-        <w:t>FPC antenne voor prototype, eventueel PCB antenne later?</w:t>
+      <w:proofErr w:type="gramStart"/>
+      <w:r>
+        <w:t>FPC antenne</w:t>
+      </w:r>
+      <w:proofErr w:type="gramEnd"/>
+      <w:r>
+        <w:t xml:space="preserve"> voor prototype, eventueel </w:t>
+      </w:r>
+      <w:proofErr w:type="gramStart"/>
+      <w:r>
+        <w:t>PCB antenne</w:t>
+      </w:r>
+      <w:proofErr w:type="gramEnd"/>
+      <w:r>
+        <w:t xml:space="preserve"> later?</w:t>
       </w:r>
     </w:p>
     <w:p/>
@@ -9257,7 +11235,7 @@
       <w:pPr>
         <w:pStyle w:val="Heading3"/>
       </w:pPr>
-      <w:bookmarkStart w:id="18" w:name="_Toc223965544"/>
+      <w:bookmarkStart w:id="18" w:name="_Toc225503289"/>
       <w:r>
         <w:lastRenderedPageBreak/>
         <w:t>Opties</w:t>
@@ -9319,7 +11297,7 @@
       <w:pPr>
         <w:pStyle w:val="Heading3"/>
       </w:pPr>
-      <w:bookmarkStart w:id="19" w:name="_Toc223965545"/>
+      <w:bookmarkStart w:id="19" w:name="_Toc225503290"/>
       <w:r>
         <w:t>Keuze</w:t>
       </w:r>
@@ -9348,7 +11326,7 @@
       <w:pPr>
         <w:pStyle w:val="Heading3"/>
       </w:pPr>
-      <w:bookmarkStart w:id="20" w:name="_Toc223965546"/>
+      <w:bookmarkStart w:id="20" w:name="_Toc225503291"/>
       <w:r>
         <w:t>Losse draad</w:t>
       </w:r>
@@ -9460,10 +11438,18 @@
         <w:t>8.6 cm</w:t>
       </w:r>
       <w:r>
-        <w:t xml:space="preserve">: ~ 73 Ω </w:t>
-      </w:r>
-      <w:r>
-        <w:t xml:space="preserve">, </w:t>
+        <w:t xml:space="preserve">: ~ 73 </w:t>
+      </w:r>
+      <w:proofErr w:type="gramStart"/>
+      <w:r>
+        <w:t xml:space="preserve">Ω </w:t>
+      </w:r>
+      <w:r>
+        <w:t>,</w:t>
+      </w:r>
+      <w:proofErr w:type="gramEnd"/>
+      <w:r>
+        <w:t xml:space="preserve"> </w:t>
       </w:r>
       <w:r>
         <w:t>VSWR</w:t>
@@ -9845,7 +11831,7 @@
       <w:pPr>
         <w:pStyle w:val="Heading3"/>
       </w:pPr>
-      <w:bookmarkStart w:id="21" w:name="_Toc223965547"/>
+      <w:bookmarkStart w:id="21" w:name="_Toc225503292"/>
       <w:r>
         <w:t>BLE</w:t>
       </w:r>
@@ -10070,13 +12056,27 @@
         <w:rPr>
           <w:lang w:val="nl-NL"/>
         </w:rPr>
-        <w:t>a. FPC ante</w:t>
-      </w:r>
+        <w:t xml:space="preserve">a. </w:t>
+      </w:r>
+      <w:proofErr w:type="gramStart"/>
       <w:r>
         <w:rPr>
           <w:lang w:val="nl-NL"/>
         </w:rPr>
-        <w:t>nne lijkt best.</w:t>
+        <w:t>FPC ante</w:t>
+      </w:r>
+      <w:r>
+        <w:rPr>
+          <w:lang w:val="nl-NL"/>
+        </w:rPr>
+        <w:t>nne</w:t>
+      </w:r>
+      <w:proofErr w:type="gramEnd"/>
+      <w:r>
+        <w:rPr>
+          <w:lang w:val="nl-NL"/>
+        </w:rPr>
+        <w:t xml:space="preserve"> lijkt best.</w:t>
       </w:r>
     </w:p>
     <w:p>
@@ -10395,7 +12395,7 @@
       <w:pPr>
         <w:pStyle w:val="Heading1"/>
       </w:pPr>
-      <w:bookmarkStart w:id="22" w:name="_Toc223965548"/>
+      <w:bookmarkStart w:id="22" w:name="_Toc225503293"/>
       <w:r>
         <w:lastRenderedPageBreak/>
         <w:t xml:space="preserve">ECC </w:t>
@@ -10413,7 +12413,7 @@
         <w:pStyle w:val="Heading2"/>
         <w:spacing w:before="0"/>
       </w:pPr>
-      <w:bookmarkStart w:id="23" w:name="_Toc223965549"/>
+      <w:bookmarkStart w:id="23" w:name="_Toc225503294"/>
       <w:r>
         <w:t>Vereisten</w:t>
       </w:r>
@@ -10623,7 +12623,7 @@
       <w:pPr>
         <w:pStyle w:val="Heading2"/>
       </w:pPr>
-      <w:bookmarkStart w:id="24" w:name="_Toc223965550"/>
+      <w:bookmarkStart w:id="24" w:name="_Toc225503295"/>
       <w:r>
         <w:t>Opties:</w:t>
       </w:r>
@@ -10637,7 +12637,7 @@
           <w:lang w:val="en-US"/>
         </w:rPr>
       </w:pPr>
-      <w:bookmarkStart w:id="25" w:name="_Toc223965551"/>
+      <w:bookmarkStart w:id="25" w:name="_Toc225503296"/>
       <w:r>
         <w:rPr>
           <w:lang w:val="en-US"/>
@@ -11003,7 +13003,7 @@
       <w:pPr>
         <w:pStyle w:val="Heading3"/>
       </w:pPr>
-      <w:bookmarkStart w:id="26" w:name="_Toc223965552"/>
+      <w:bookmarkStart w:id="26" w:name="_Toc225503297"/>
       <w:r>
         <w:t>ATECC608</w:t>
       </w:r>
@@ -11116,7 +13116,7 @@
         </w:rPr>
       </w:pPr>
       <w:hyperlink r:id="rId65" w:history="1">
-        <w:bookmarkStart w:id="27" w:name="_Toc223965553"/>
+        <w:bookmarkStart w:id="27" w:name="_Toc225503298"/>
         <w:r>
           <w:rPr>
             <w:rStyle w:val="Hyperlink"/>
@@ -11246,7 +13246,7 @@
       <w:pPr>
         <w:pStyle w:val="Heading2"/>
       </w:pPr>
-      <w:bookmarkStart w:id="28" w:name="_Toc223965554"/>
+      <w:bookmarkStart w:id="28" w:name="_Toc225503299"/>
       <w:r>
         <w:lastRenderedPageBreak/>
         <w:t>Keuze</w:t>
@@ -11437,7 +13437,7 @@
       <w:pPr>
         <w:pStyle w:val="Heading1"/>
       </w:pPr>
-      <w:bookmarkStart w:id="29" w:name="_Toc223965555"/>
+      <w:bookmarkStart w:id="29" w:name="_Toc225503300"/>
       <w:r>
         <w:t>GPS/GNSS</w:t>
       </w:r>
@@ -11472,7 +13472,7 @@
         <w:pStyle w:val="Heading2"/>
         <w:spacing w:before="0"/>
       </w:pPr>
-      <w:bookmarkStart w:id="30" w:name="_Toc223965556"/>
+      <w:bookmarkStart w:id="30" w:name="_Toc225503301"/>
       <w:r>
         <w:t>Vereisten</w:t>
       </w:r>
@@ -11607,7 +13607,7 @@
       <w:pPr>
         <w:pStyle w:val="Heading2"/>
       </w:pPr>
-      <w:bookmarkStart w:id="31" w:name="_Toc223965557"/>
+      <w:bookmarkStart w:id="31" w:name="_Toc225503302"/>
       <w:r>
         <w:t>Opties</w:t>
       </w:r>
@@ -11625,7 +13625,7 @@
       <w:pPr>
         <w:pStyle w:val="Heading3"/>
       </w:pPr>
-      <w:bookmarkStart w:id="32" w:name="_Toc223965558"/>
+      <w:bookmarkStart w:id="32" w:name="_Toc225503303"/>
       <w:r>
         <w:t>U-blox</w:t>
       </w:r>
@@ -11871,7 +13871,7 @@
       <w:pPr>
         <w:pStyle w:val="Heading3"/>
       </w:pPr>
-      <w:bookmarkStart w:id="33" w:name="_Toc223965559"/>
+      <w:bookmarkStart w:id="33" w:name="_Toc225503304"/>
       <w:r>
         <w:t>Quectel</w:t>
       </w:r>
@@ -12557,7 +14557,7 @@
       <w:pPr>
         <w:pStyle w:val="Heading2"/>
       </w:pPr>
-      <w:bookmarkStart w:id="34" w:name="_Toc223965560"/>
+      <w:bookmarkStart w:id="34" w:name="_Toc225503305"/>
       <w:r>
         <w:t>Voorstel:</w:t>
       </w:r>
@@ -12685,7 +14685,7 @@
       <w:pPr>
         <w:pStyle w:val="Heading2"/>
       </w:pPr>
-      <w:bookmarkStart w:id="35" w:name="_Toc223965561"/>
+      <w:bookmarkStart w:id="35" w:name="_Toc225503306"/>
       <w:r>
         <w:t>Keuze</w:t>
       </w:r>
@@ -12733,6 +14733,7 @@
       <w:pPr>
         <w:pStyle w:val="Heading1"/>
       </w:pPr>
+      <w:bookmarkStart w:id="36" w:name="_Toc225503307"/>
       <w:r>
         <w:lastRenderedPageBreak/>
         <w:t xml:space="preserve">GPS </w:t>
@@ -12741,6 +14742,7 @@
       <w:r>
         <w:t>antenne</w:t>
       </w:r>
+      <w:bookmarkEnd w:id="36"/>
       <w:proofErr w:type="spellEnd"/>
     </w:p>
     <w:p>
@@ -12754,23 +14756,23 @@
       <w:pPr>
         <w:pStyle w:val="Heading1"/>
       </w:pPr>
-      <w:bookmarkStart w:id="36" w:name="_Toc223965562"/>
+      <w:bookmarkStart w:id="37" w:name="_Toc225503308"/>
       <w:r>
         <w:t>E-ink display</w:t>
       </w:r>
-      <w:bookmarkEnd w:id="36"/>
+      <w:bookmarkEnd w:id="37"/>
     </w:p>
     <w:p>
       <w:pPr>
         <w:pStyle w:val="Heading2"/>
         <w:spacing w:before="0"/>
       </w:pPr>
-      <w:bookmarkStart w:id="37" w:name="_Toc223965563"/>
+      <w:bookmarkStart w:id="38" w:name="_Toc225503309"/>
       <w:proofErr w:type="spellStart"/>
       <w:r>
         <w:t>Vereisten</w:t>
       </w:r>
-      <w:bookmarkEnd w:id="37"/>
+      <w:bookmarkEnd w:id="38"/>
       <w:proofErr w:type="spellEnd"/>
     </w:p>
     <w:p>
@@ -12927,8 +14929,13 @@
         <w:t>1.54″ 200×200</w:t>
       </w:r>
       <w:r>
-        <w:t xml:space="preserve"> wordt veel gebruikt voor QR codes</w:t>
-      </w:r>
+        <w:t xml:space="preserve"> wordt veel gebruikt voor </w:t>
+      </w:r>
+      <w:proofErr w:type="gramStart"/>
+      <w:r>
+        <w:t>QR codes</w:t>
+      </w:r>
+      <w:proofErr w:type="gramEnd"/>
     </w:p>
     <w:p>
       <w:pPr>
@@ -12938,11 +14945,24 @@
           <w:numId w:val="66"/>
         </w:numPr>
       </w:pPr>
-      <w:r>
-        <w:t>QR code versie? (z</w:t>
-      </w:r>
-      <w:r>
-        <w:t xml:space="preserve">ie </w:t>
+      <w:proofErr w:type="gramStart"/>
+      <w:r>
+        <w:t>QR code</w:t>
+      </w:r>
+      <w:proofErr w:type="gramEnd"/>
+      <w:r>
+        <w:t xml:space="preserve"> versie? (</w:t>
+      </w:r>
+      <w:proofErr w:type="gramStart"/>
+      <w:r>
+        <w:t>z</w:t>
+      </w:r>
+      <w:r>
+        <w:t>ie</w:t>
+      </w:r>
+      <w:proofErr w:type="gramEnd"/>
+      <w:r>
+        <w:t xml:space="preserve"> </w:t>
       </w:r>
       <w:hyperlink r:id="rId96" w:history="1">
         <w:r>
@@ -13034,14 +15054,31 @@
           <w:b/>
           <w:bCs/>
         </w:rPr>
-        <w:t>Berekening grootst mogelijke QR code</w:t>
-      </w:r>
+        <w:t xml:space="preserve">Berekening grootst mogelijke </w:t>
+      </w:r>
+      <w:proofErr w:type="gramStart"/>
+      <w:r>
+        <w:rPr>
+          <w:b/>
+          <w:bCs/>
+        </w:rPr>
+        <w:t>QR code</w:t>
+      </w:r>
+      <w:proofErr w:type="gramEnd"/>
       <w:r>
         <w:t>:</w:t>
       </w:r>
       <w:r>
         <w:br/>
-        <w:t>De kleinste scanbare QR code is 1x1cm 38x38 pixel -&gt; 0.263mm per pixel</w:t>
+        <w:t xml:space="preserve">De kleinste scanbare </w:t>
+      </w:r>
+      <w:proofErr w:type="gramStart"/>
+      <w:r>
+        <w:t>QR code</w:t>
+      </w:r>
+      <w:proofErr w:type="gramEnd"/>
+      <w:r>
+        <w:t xml:space="preserve"> is 1x1cm 38x38 pixel -&gt; 0.263mm per pixel</w:t>
       </w:r>
       <w:r>
         <w:br/>
@@ -13049,11 +15086,27 @@
       </w:r>
       <w:r>
         <w:br/>
-        <w:t>kleinste mogelijke QR pixel is 2x2 pixels op het scherm (0.27x0.27mm)</w:t>
+        <w:t xml:space="preserve">kleinste mogelijke </w:t>
+      </w:r>
+      <w:proofErr w:type="gramStart"/>
+      <w:r>
+        <w:t>QR pixel</w:t>
+      </w:r>
+      <w:proofErr w:type="gramEnd"/>
+      <w:r>
+        <w:t xml:space="preserve"> is 2x2 pixels op het scherm (0.27x0.27mm)</w:t>
       </w:r>
       <w:r>
         <w:br/>
-        <w:t xml:space="preserve">dus grootste QR code is 97x97 (versie 20) </w:t>
+        <w:t xml:space="preserve">dus grootste </w:t>
+      </w:r>
+      <w:proofErr w:type="gramStart"/>
+      <w:r>
+        <w:t>QR code</w:t>
+      </w:r>
+      <w:proofErr w:type="gramEnd"/>
+      <w:r>
+        <w:t xml:space="preserve"> is 97x97 (versie 20) </w:t>
       </w:r>
       <w:r>
         <w:br/>
@@ -13269,7 +15322,7 @@
       <w:pPr>
         <w:pStyle w:val="Heading2"/>
       </w:pPr>
-      <w:bookmarkStart w:id="38" w:name="_Toc223965564"/>
+      <w:bookmarkStart w:id="39" w:name="_Toc225503310"/>
       <w:proofErr w:type="spellStart"/>
       <w:r>
         <w:t>Paneel</w:t>
@@ -13281,7 +15334,7 @@
       <w:r>
         <w:t>of module?</w:t>
       </w:r>
-      <w:bookmarkEnd w:id="38"/>
+      <w:bookmarkEnd w:id="39"/>
     </w:p>
     <w:p>
       <w:pPr>
@@ -13291,7 +15344,7 @@
           <w:lang w:val="en-US"/>
         </w:rPr>
       </w:pPr>
-      <w:bookmarkStart w:id="39" w:name="_Toc223965565"/>
+      <w:bookmarkStart w:id="40" w:name="_Toc225503311"/>
       <w:proofErr w:type="spellStart"/>
       <w:r>
         <w:rPr>
@@ -13299,7 +15352,7 @@
         </w:rPr>
         <w:t>Paneel</w:t>
       </w:r>
-      <w:bookmarkEnd w:id="39"/>
+      <w:bookmarkEnd w:id="40"/>
       <w:proofErr w:type="spellEnd"/>
     </w:p>
     <w:p>
@@ -13358,7 +15411,21 @@
         <w:rPr>
           <w:lang w:val="en-US"/>
         </w:rPr>
-        <w:t xml:space="preserve"> ( 0.5mm pitch, </w:t>
+        <w:t xml:space="preserve"> </w:t>
+      </w:r>
+      <w:proofErr w:type="gramStart"/>
+      <w:r>
+        <w:rPr>
+          <w:lang w:val="en-US"/>
+        </w:rPr>
+        <w:t>( 0</w:t>
+      </w:r>
+      <w:proofErr w:type="gramEnd"/>
+      <w:r>
+        <w:rPr>
+          <w:lang w:val="en-US"/>
+        </w:rPr>
+        <w:t xml:space="preserve">.5mm pitch, </w:t>
       </w:r>
       <w:r>
         <w:rPr>
@@ -13483,10 +15550,18 @@
         <w:t>, AVDD/VSH</w:t>
       </w:r>
       <w:r>
-        <w:t>, VCOM</w:t>
-      </w:r>
-      <w:r>
-        <w:t>,…)</w:t>
+        <w:t xml:space="preserve">, </w:t>
+      </w:r>
+      <w:proofErr w:type="gramStart"/>
+      <w:r>
+        <w:t>VCOM</w:t>
+      </w:r>
+      <w:r>
+        <w:t>,…</w:t>
+      </w:r>
+      <w:proofErr w:type="gramEnd"/>
+      <w:r>
+        <w:t>)</w:t>
       </w:r>
     </w:p>
     <w:p>
@@ -13536,7 +15611,7 @@
           <w:lang w:val="en-US"/>
         </w:rPr>
       </w:pPr>
-      <w:bookmarkStart w:id="40" w:name="_Toc223965566"/>
+      <w:bookmarkStart w:id="41" w:name="_Toc225503312"/>
       <w:r>
         <w:rPr>
           <w:lang w:val="en-US"/>
@@ -13544,7 +15619,7 @@
         <w:lastRenderedPageBreak/>
         <w:t>Module</w:t>
       </w:r>
-      <w:bookmarkEnd w:id="40"/>
+      <w:bookmarkEnd w:id="41"/>
     </w:p>
     <w:p>
       <w:pPr>
@@ -13618,7 +15693,7 @@
           <w:lang w:val="en-US"/>
         </w:rPr>
       </w:pPr>
-      <w:bookmarkStart w:id="41" w:name="_Toc223965567"/>
+      <w:bookmarkStart w:id="42" w:name="_Toc225503313"/>
       <w:r>
         <w:rPr>
           <w:lang w:val="en-US"/>
@@ -13632,7 +15707,7 @@
         </w:rPr>
         <w:t>opties</w:t>
       </w:r>
-      <w:bookmarkEnd w:id="41"/>
+      <w:bookmarkEnd w:id="42"/>
       <w:proofErr w:type="spellEnd"/>
     </w:p>
     <w:p>
@@ -13690,11 +15765,11 @@
       <w:pPr>
         <w:pStyle w:val="Heading3"/>
       </w:pPr>
-      <w:bookmarkStart w:id="42" w:name="_Toc223965568"/>
+      <w:bookmarkStart w:id="43" w:name="_Toc225503314"/>
       <w:r>
         <w:t>Opties</w:t>
       </w:r>
-      <w:bookmarkEnd w:id="42"/>
+      <w:bookmarkEnd w:id="43"/>
     </w:p>
     <w:p>
       <w:r>
@@ -14106,7 +16181,21 @@
         <w:rPr>
           <w:lang w:val="en-US"/>
         </w:rPr>
-        <w:t xml:space="preserve">8-pin JST PH 2.0mm SMT Header Horizontal Right Angle Side </w:t>
+        <w:t xml:space="preserve">8-pin JST PH 2.0mm SMT Header Horizontal </w:t>
+      </w:r>
+      <w:proofErr w:type="gramStart"/>
+      <w:r>
+        <w:rPr>
+          <w:lang w:val="en-US"/>
+        </w:rPr>
+        <w:t>Right Angle</w:t>
+      </w:r>
+      <w:proofErr w:type="gramEnd"/>
+      <w:r>
+        <w:rPr>
+          <w:lang w:val="en-US"/>
+        </w:rPr>
+        <w:t xml:space="preserve"> Side </w:t>
       </w:r>
       <w:r>
         <w:rPr>
@@ -14119,12 +16208,12 @@
       <w:pPr>
         <w:pStyle w:val="Heading2"/>
       </w:pPr>
-      <w:bookmarkStart w:id="43" w:name="_Toc223965569"/>
+      <w:bookmarkStart w:id="44" w:name="_Toc225503315"/>
       <w:proofErr w:type="spellStart"/>
       <w:r>
         <w:t>Keuze</w:t>
       </w:r>
-      <w:bookmarkEnd w:id="43"/>
+      <w:bookmarkEnd w:id="44"/>
       <w:proofErr w:type="spellEnd"/>
     </w:p>
     <w:p>
@@ -14169,11 +16258,11 @@
       <w:pPr>
         <w:pStyle w:val="Heading1"/>
       </w:pPr>
-      <w:bookmarkStart w:id="44" w:name="_Toc223965570"/>
+      <w:bookmarkStart w:id="45" w:name="_Toc225503316"/>
       <w:r>
         <w:t>Accelerometer</w:t>
       </w:r>
-      <w:bookmarkEnd w:id="44"/>
+      <w:bookmarkEnd w:id="45"/>
     </w:p>
     <w:p>
       <w:r>
@@ -14233,7 +16322,15 @@
       </w:r>
       <w:proofErr w:type="spellEnd"/>
       <w:r>
-        <w:t xml:space="preserve"> en GPS update </w:t>
+        <w:t xml:space="preserve"> en </w:t>
+      </w:r>
+      <w:proofErr w:type="gramStart"/>
+      <w:r>
+        <w:t>GPS update</w:t>
+      </w:r>
+      <w:proofErr w:type="gramEnd"/>
+      <w:r>
+        <w:t xml:space="preserve"> </w:t>
       </w:r>
       <w:proofErr w:type="spellStart"/>
       <w:r>
@@ -14251,10 +16348,12 @@
       <w:pPr>
         <w:pStyle w:val="Heading2"/>
       </w:pPr>
+      <w:bookmarkStart w:id="46" w:name="_Toc225503317"/>
       <w:proofErr w:type="spellStart"/>
       <w:r>
         <w:t>Vereisten</w:t>
       </w:r>
+      <w:bookmarkEnd w:id="46"/>
       <w:proofErr w:type="spellEnd"/>
     </w:p>
     <w:p>
@@ -14417,10 +16516,12 @@
       <w:pPr>
         <w:pStyle w:val="Heading2"/>
       </w:pPr>
+      <w:bookmarkStart w:id="47" w:name="_Toc225503318"/>
       <w:proofErr w:type="spellStart"/>
       <w:r>
         <w:t>Opties</w:t>
       </w:r>
+      <w:bookmarkEnd w:id="47"/>
       <w:proofErr w:type="spellEnd"/>
     </w:p>
     <w:p>
@@ -14660,7 +16761,7 @@
       <w:pPr>
         <w:pStyle w:val="Heading1"/>
       </w:pPr>
-      <w:bookmarkStart w:id="45" w:name="_Toc223965571"/>
+      <w:bookmarkStart w:id="48" w:name="_Toc225503319"/>
       <w:r>
         <w:t>SD-</w:t>
       </w:r>
@@ -14668,7 +16769,7 @@
       <w:r>
         <w:t>kaart</w:t>
       </w:r>
-      <w:bookmarkEnd w:id="45"/>
+      <w:bookmarkEnd w:id="48"/>
       <w:proofErr w:type="spellEnd"/>
     </w:p>
     <w:p>
@@ -14682,9 +16783,11 @@
       <w:pPr>
         <w:pStyle w:val="Heading1"/>
       </w:pPr>
+      <w:bookmarkStart w:id="49" w:name="_Toc225503320"/>
       <w:r>
         <w:t>ROM chip</w:t>
       </w:r>
+      <w:bookmarkEnd w:id="49"/>
     </w:p>
     <w:p>
       <w:pPr>
@@ -14697,21 +16800,23 @@
       <w:pPr>
         <w:pStyle w:val="Heading1"/>
       </w:pPr>
-      <w:bookmarkStart w:id="46" w:name="_Toc223965572"/>
+      <w:bookmarkStart w:id="50" w:name="_Toc225503321"/>
       <w:r>
         <w:t>Battery management system</w:t>
       </w:r>
-      <w:bookmarkEnd w:id="46"/>
+      <w:bookmarkEnd w:id="50"/>
     </w:p>
     <w:p>
       <w:pPr>
         <w:pStyle w:val="Heading2"/>
         <w:spacing w:before="0"/>
       </w:pPr>
+      <w:bookmarkStart w:id="51" w:name="_Toc225503322"/>
       <w:proofErr w:type="spellStart"/>
       <w:r>
         <w:t>Batterijen</w:t>
       </w:r>
+      <w:bookmarkEnd w:id="51"/>
       <w:proofErr w:type="spellEnd"/>
     </w:p>
     <w:p>
@@ -14793,6 +16898,7 @@
       <w:pPr>
         <w:pStyle w:val="Heading2"/>
       </w:pPr>
+      <w:bookmarkStart w:id="52" w:name="_Toc225503323"/>
       <w:r>
         <w:rPr>
           <w:lang w:val="nl-BE"/>
@@ -14806,6 +16912,7 @@
         </w:rPr>
         <w:t>sharing</w:t>
       </w:r>
+      <w:bookmarkEnd w:id="52"/>
       <w:proofErr w:type="spellEnd"/>
     </w:p>
     <w:p>
@@ -14929,10 +17036,12 @@
       <w:pPr>
         <w:pStyle w:val="Heading2"/>
       </w:pPr>
+      <w:bookmarkStart w:id="53" w:name="_Toc225503324"/>
       <w:proofErr w:type="spellStart"/>
       <w:r>
         <w:t>Laadstroom</w:t>
       </w:r>
+      <w:bookmarkEnd w:id="53"/>
       <w:proofErr w:type="spellEnd"/>
     </w:p>
     <w:p>
@@ -14982,8 +17091,13 @@
         <w:t>1u</w:t>
       </w:r>
       <w:r>
-        <w:t>) of 2A voor 2000mAh,…</w:t>
-      </w:r>
+        <w:t>) of 2A voor 2000</w:t>
+      </w:r>
+      <w:proofErr w:type="gramStart"/>
+      <w:r>
+        <w:t>mAh,…</w:t>
+      </w:r>
+      <w:proofErr w:type="gramEnd"/>
     </w:p>
     <w:p>
       <w:pPr>
@@ -15119,13 +17233,21 @@
         <w:t>Er zijn 3 soorten</w:t>
       </w:r>
       <w:r>
-        <w:t xml:space="preserve"> USB</w:t>
+        <w:t xml:space="preserve"> </w:t>
+      </w:r>
+      <w:proofErr w:type="gramStart"/>
+      <w:r>
+        <w:t>USB</w:t>
       </w:r>
       <w:r>
         <w:t xml:space="preserve"> p</w:t>
       </w:r>
       <w:r>
-        <w:t>oorten:</w:t>
+        <w:t>oorten</w:t>
+      </w:r>
+      <w:proofErr w:type="gramEnd"/>
+      <w:r>
+        <w:t>:</w:t>
       </w:r>
     </w:p>
     <w:p>
@@ -15229,11 +17351,16 @@
       <w:r>
         <w:t xml:space="preserve">Er is een IC nodig dat de juiste stroom kan trekken afhankelijk van de </w:t>
       </w:r>
+      <w:proofErr w:type="gramStart"/>
       <w:r>
         <w:t>USB</w:t>
       </w:r>
       <w:r>
-        <w:t xml:space="preserve"> poort.</w:t>
+        <w:t xml:space="preserve"> poort</w:t>
+      </w:r>
+      <w:proofErr w:type="gramEnd"/>
+      <w:r>
+        <w:t>.</w:t>
       </w:r>
       <w:r>
         <w:t xml:space="preserve"> </w:t>
@@ -15262,7 +17389,15 @@
         <w:t xml:space="preserve"> te onderschei</w:t>
       </w:r>
       <w:r>
-        <w:t>den tussen een SDP-poort (100mA of 500mA) en DCP of CDP poort (1.5A)</w:t>
+        <w:t xml:space="preserve">den tussen een SDP-poort (100mA of 500mA) en DCP of </w:t>
+      </w:r>
+      <w:proofErr w:type="gramStart"/>
+      <w:r>
+        <w:t>CDP poort</w:t>
+      </w:r>
+      <w:proofErr w:type="gramEnd"/>
+      <w:r>
+        <w:t xml:space="preserve"> (1.5A)</w:t>
       </w:r>
       <w:r>
         <w:t xml:space="preserve"> (USB </w:t>
@@ -15593,6 +17728,7 @@
       <w:pPr>
         <w:pStyle w:val="Heading2"/>
       </w:pPr>
+      <w:bookmarkStart w:id="54" w:name="_Toc225503325"/>
       <w:proofErr w:type="spellStart"/>
       <w:r>
         <w:t>Opties</w:t>
@@ -15605,6 +17741,7 @@
       <w:r>
         <w:t>laders</w:t>
       </w:r>
+      <w:bookmarkEnd w:id="54"/>
       <w:proofErr w:type="spellEnd"/>
     </w:p>
     <w:p>
@@ -15633,6 +17770,7 @@
       <w:pPr>
         <w:pStyle w:val="Heading3"/>
       </w:pPr>
+      <w:bookmarkStart w:id="55" w:name="_Toc225503326"/>
       <w:r>
         <w:lastRenderedPageBreak/>
         <w:t xml:space="preserve">Power </w:t>
@@ -15660,6 +17798,7 @@
       <w:r>
         <w:t>stroom</w:t>
       </w:r>
+      <w:bookmarkEnd w:id="55"/>
       <w:proofErr w:type="spellEnd"/>
     </w:p>
     <w:p>
@@ -15680,7 +17819,15 @@
         <w:t xml:space="preserve"> bepaald worden.</w:t>
       </w:r>
       <w:r>
-        <w:t xml:space="preserve"> (bv. </w:t>
+        <w:t xml:space="preserve"> (</w:t>
+      </w:r>
+      <w:proofErr w:type="gramStart"/>
+      <w:r>
+        <w:t>bv.</w:t>
+      </w:r>
+      <w:proofErr w:type="gramEnd"/>
+      <w:r>
+        <w:t xml:space="preserve"> </w:t>
       </w:r>
       <w:hyperlink r:id="rId115" w:history="1">
         <w:r>
@@ -15978,10 +18125,18 @@
         <w:t xml:space="preserve"> </w:t>
       </w:r>
       <w:r>
-        <w:t>(USB 100mA, 500mA en DC in</w:t>
-      </w:r>
-      <w:r>
-        <w:t>put)</w:t>
+        <w:t xml:space="preserve">(USB 100mA, 500mA en </w:t>
+      </w:r>
+      <w:proofErr w:type="gramStart"/>
+      <w:r>
+        <w:t>DC in</w:t>
+      </w:r>
+      <w:r>
+        <w:t>put</w:t>
+      </w:r>
+      <w:proofErr w:type="gramEnd"/>
+      <w:r>
+        <w:t>)</w:t>
       </w:r>
     </w:p>
     <w:p>
@@ -16082,10 +18237,18 @@
       </w:r>
       <w:proofErr w:type="spellEnd"/>
       <w:r>
-        <w:t xml:space="preserve"> (USB 100mA, 500mA en DC in</w:t>
-      </w:r>
-      <w:r>
-        <w:t>put)</w:t>
+        <w:t xml:space="preserve"> (USB 100mA, 500mA en </w:t>
+      </w:r>
+      <w:proofErr w:type="gramStart"/>
+      <w:r>
+        <w:t>DC in</w:t>
+      </w:r>
+      <w:r>
+        <w:t>put</w:t>
+      </w:r>
+      <w:proofErr w:type="gramEnd"/>
+      <w:r>
+        <w:t>)</w:t>
       </w:r>
     </w:p>
     <w:p>
@@ -16155,10 +18318,18 @@
         <w:t xml:space="preserve">de </w:t>
       </w:r>
       <w:r>
-        <w:t>CHG_DET</w:t>
-      </w:r>
-      <w:r>
-        <w:t xml:space="preserve"> pin </w:t>
+        <w:t>CHG_</w:t>
+      </w:r>
+      <w:proofErr w:type="gramStart"/>
+      <w:r>
+        <w:t>DET</w:t>
+      </w:r>
+      <w:r>
+        <w:t xml:space="preserve"> pin</w:t>
+      </w:r>
+      <w:proofErr w:type="gramEnd"/>
+      <w:r>
+        <w:t xml:space="preserve"> </w:t>
       </w:r>
       <w:r>
         <w:t xml:space="preserve">van de </w:t>
@@ -16175,7 +18346,15 @@
         <w:t xml:space="preserve"> lader-detectie-IC </w:t>
       </w:r>
       <w:r>
-        <w:t xml:space="preserve">rechtstreeks met de DCM pin van </w:t>
+        <w:t xml:space="preserve">rechtstreeks met de </w:t>
+      </w:r>
+      <w:proofErr w:type="gramStart"/>
+      <w:r>
+        <w:t>DCM pin</w:t>
+      </w:r>
+      <w:proofErr w:type="gramEnd"/>
+      <w:r>
+        <w:t xml:space="preserve"> van </w:t>
       </w:r>
       <w:r>
         <w:t>MAX8903</w:t>
@@ -16184,7 +18363,15 @@
         <w:t xml:space="preserve"> </w:t>
       </w:r>
       <w:r>
-        <w:t>verbonden wordt, zal de input gelimiteerd worden tot 500mA bij een standard downstream usb-poort (SDP) en hoger bij een DCP of CDP poort.</w:t>
+        <w:t xml:space="preserve">verbonden wordt, zal de input gelimiteerd worden tot 500mA bij een standard downstream usb-poort (SDP) en hoger bij een DCP of </w:t>
+      </w:r>
+      <w:proofErr w:type="gramStart"/>
+      <w:r>
+        <w:t>CDP poort</w:t>
+      </w:r>
+      <w:proofErr w:type="gramEnd"/>
+      <w:r>
+        <w:t>.</w:t>
       </w:r>
       <w:r>
         <w:t xml:space="preserve"> 100mA kan waarschijnlijk genegeerd worden.</w:t>
@@ -16435,7 +18622,35 @@
         <w:rPr>
           <w:lang w:val="en-US"/>
         </w:rPr>
-        <w:t>Battery voltage monitor with 7-12 bit AD</w:t>
+        <w:t xml:space="preserve">Battery voltage </w:t>
+      </w:r>
+      <w:proofErr w:type="gramStart"/>
+      <w:r>
+        <w:rPr>
+          <w:lang w:val="en-US"/>
+        </w:rPr>
+        <w:t>monitor</w:t>
+      </w:r>
+      <w:proofErr w:type="gramEnd"/>
+      <w:r>
+        <w:rPr>
+          <w:lang w:val="en-US"/>
+        </w:rPr>
+        <w:t xml:space="preserve"> with </w:t>
+      </w:r>
+      <w:proofErr w:type="gramStart"/>
+      <w:r>
+        <w:rPr>
+          <w:lang w:val="en-US"/>
+        </w:rPr>
+        <w:t>7-12 bit</w:t>
+      </w:r>
+      <w:proofErr w:type="gramEnd"/>
+      <w:r>
+        <w:rPr>
+          <w:lang w:val="en-US"/>
+        </w:rPr>
+        <w:t xml:space="preserve"> AD</w:t>
       </w:r>
       <w:r>
         <w:rPr>
@@ -16517,6 +18732,7 @@
       <w:pPr>
         <w:pStyle w:val="Heading3"/>
       </w:pPr>
+      <w:bookmarkStart w:id="56" w:name="_Toc225503327"/>
       <w:proofErr w:type="spellStart"/>
       <w:r>
         <w:lastRenderedPageBreak/>
@@ -16529,13 +18745,22 @@
       <w:r>
         <w:t>etectie</w:t>
       </w:r>
-    </w:p>
-    <w:p>
-      <w:r>
-        <w:t>Kan je de USB d</w:t>
-      </w:r>
-      <w:r>
-        <w:t>ata lijnen nog gebruiken voor STM32?</w:t>
+      <w:bookmarkEnd w:id="56"/>
+    </w:p>
+    <w:p>
+      <w:r>
+        <w:t xml:space="preserve">Kan je de </w:t>
+      </w:r>
+      <w:proofErr w:type="gramStart"/>
+      <w:r>
+        <w:t>USB d</w:t>
+      </w:r>
+      <w:r>
+        <w:t>ata</w:t>
+      </w:r>
+      <w:proofErr w:type="gramEnd"/>
+      <w:r>
+        <w:t xml:space="preserve"> lijnen nog gebruiken voor STM32?</w:t>
       </w:r>
     </w:p>
     <w:p/>
@@ -17100,6 +19325,7 @@
       <w:pPr>
         <w:pStyle w:val="Heading2"/>
       </w:pPr>
+      <w:bookmarkStart w:id="57" w:name="_Toc225503328"/>
       <w:r>
         <w:lastRenderedPageBreak/>
         <w:t xml:space="preserve">BMS </w:t>
@@ -17108,6 +19334,7 @@
       <w:r>
         <w:t>uitgang</w:t>
       </w:r>
+      <w:bookmarkEnd w:id="57"/>
       <w:proofErr w:type="spellEnd"/>
     </w:p>
     <w:p>
@@ -17583,6 +19810,7 @@
       <w:pPr>
         <w:pStyle w:val="Heading2"/>
       </w:pPr>
+      <w:bookmarkStart w:id="58" w:name="_Toc225503329"/>
       <w:proofErr w:type="spellStart"/>
       <w:r>
         <w:t>Opties</w:t>
@@ -17591,6 +19819,7 @@
       <w:r>
         <w:t xml:space="preserve"> - buck/boost/LDO</w:t>
       </w:r>
+      <w:bookmarkEnd w:id="58"/>
     </w:p>
     <w:p>
       <w:pPr>
@@ -17600,12 +19829,14 @@
           <w:lang w:val="en-US"/>
         </w:rPr>
       </w:pPr>
+      <w:bookmarkStart w:id="59" w:name="_Toc225503330"/>
       <w:r>
         <w:rPr>
           <w:lang w:val="en-US"/>
         </w:rPr>
         <w:t>3.3V LDO</w:t>
       </w:r>
+      <w:bookmarkEnd w:id="59"/>
     </w:p>
     <w:p>
       <w:pPr>
@@ -18064,6 +20295,7 @@
       <w:pPr>
         <w:pStyle w:val="Heading3"/>
       </w:pPr>
+      <w:bookmarkStart w:id="60" w:name="_Toc225503331"/>
       <w:r>
         <w:t xml:space="preserve">3.3V </w:t>
       </w:r>
@@ -18071,6 +20303,7 @@
       <w:r>
         <w:t>buck</w:t>
       </w:r>
+      <w:bookmarkEnd w:id="60"/>
       <w:proofErr w:type="spellEnd"/>
     </w:p>
     <w:p>
@@ -18380,6 +20613,7 @@
       <w:pPr>
         <w:pStyle w:val="Heading3"/>
       </w:pPr>
+      <w:bookmarkStart w:id="61" w:name="_Toc225503332"/>
       <w:r>
         <w:t xml:space="preserve">3.3V </w:t>
       </w:r>
@@ -18391,6 +20625,7 @@
       <w:r>
         <w:t xml:space="preserve"> + LDO</w:t>
       </w:r>
+      <w:bookmarkEnd w:id="61"/>
     </w:p>
     <w:p>
       <w:pPr>
@@ -18519,7 +20754,15 @@
       </w:r>
       <w:proofErr w:type="spellEnd"/>
       <w:r>
-        <w:t xml:space="preserve"> en ECC chip (</w:t>
+        <w:t xml:space="preserve"> en </w:t>
+      </w:r>
+      <w:proofErr w:type="gramStart"/>
+      <w:r>
+        <w:t>ECC chip</w:t>
+      </w:r>
+      <w:proofErr w:type="gramEnd"/>
+      <w:r>
+        <w:t xml:space="preserve"> (</w:t>
       </w:r>
       <w:proofErr w:type="spellStart"/>
       <w:r>
@@ -18527,13 +20770,22 @@
       </w:r>
       <w:proofErr w:type="spellEnd"/>
       <w:r>
-        <w:t>, ROM en SD module?)</w:t>
+        <w:t xml:space="preserve">, ROM en </w:t>
+      </w:r>
+      <w:proofErr w:type="gramStart"/>
+      <w:r>
+        <w:t>SD module</w:t>
+      </w:r>
+      <w:proofErr w:type="gramEnd"/>
+      <w:r>
+        <w:t>?)</w:t>
       </w:r>
     </w:p>
     <w:p>
       <w:pPr>
         <w:pStyle w:val="Heading3"/>
       </w:pPr>
+      <w:bookmarkStart w:id="62" w:name="_Toc225503333"/>
       <w:r>
         <w:t xml:space="preserve">3.3V </w:t>
       </w:r>
@@ -18545,6 +20797,7 @@
       <w:r>
         <w:t>-boost</w:t>
       </w:r>
+      <w:bookmarkEnd w:id="62"/>
     </w:p>
     <w:p>
       <w:pPr>
@@ -18842,9 +21095,11 @@
       <w:pPr>
         <w:pStyle w:val="Heading3"/>
       </w:pPr>
+      <w:bookmarkStart w:id="63" w:name="_Toc225503334"/>
       <w:r>
         <w:t>5V boost</w:t>
       </w:r>
+      <w:bookmarkEnd w:id="63"/>
     </w:p>
     <w:p>
       <w:hyperlink r:id="rId156" w:history="1">
@@ -19106,10 +21361,12 @@
       <w:pPr>
         <w:pStyle w:val="Heading2"/>
       </w:pPr>
+      <w:bookmarkStart w:id="64" w:name="_Toc225503335"/>
       <w:proofErr w:type="spellStart"/>
       <w:r>
         <w:t>Keuze</w:t>
       </w:r>
+      <w:bookmarkEnd w:id="64"/>
       <w:proofErr w:type="spellEnd"/>
     </w:p>
     <w:p>
@@ -19117,9 +21374,11 @@
         <w:pStyle w:val="Heading3"/>
         <w:spacing w:before="0"/>
       </w:pPr>
+      <w:bookmarkStart w:id="65" w:name="_Toc225503336"/>
       <w:r>
         <w:t>Lader</w:t>
       </w:r>
+      <w:bookmarkEnd w:id="65"/>
     </w:p>
     <w:p>
       <w:pPr>
@@ -19198,6 +21457,7 @@
           <w:lang w:val="en-US"/>
         </w:rPr>
       </w:pPr>
+      <w:bookmarkStart w:id="66" w:name="_Toc225503337"/>
       <w:proofErr w:type="spellStart"/>
       <w:r>
         <w:rPr>
@@ -19205,6 +21465,7 @@
         </w:rPr>
         <w:t>Uitgang</w:t>
       </w:r>
+      <w:bookmarkEnd w:id="66"/>
       <w:proofErr w:type="spellEnd"/>
     </w:p>
     <w:p>
@@ -19606,7 +21867,7 @@
       <w:pPr>
         <w:pStyle w:val="Heading1"/>
       </w:pPr>
-      <w:bookmarkStart w:id="47" w:name="_Toc223965573"/>
+      <w:bookmarkStart w:id="67" w:name="_Toc225503338"/>
       <w:r>
         <w:t>Motor/</w:t>
       </w:r>
@@ -19614,7 +21875,7 @@
       <w:r>
         <w:t>solenoide</w:t>
       </w:r>
-      <w:bookmarkEnd w:id="47"/>
+      <w:bookmarkEnd w:id="67"/>
       <w:proofErr w:type="spellEnd"/>
     </w:p>
     <w:p>
@@ -19628,11 +21889,11 @@
       <w:pPr>
         <w:pStyle w:val="Heading1"/>
       </w:pPr>
-      <w:bookmarkStart w:id="48" w:name="_Toc223965574"/>
+      <w:bookmarkStart w:id="68" w:name="_Toc225503339"/>
       <w:r>
         <w:t>Samenvatting keuzes</w:t>
       </w:r>
-      <w:bookmarkEnd w:id="48"/>
+      <w:bookmarkEnd w:id="68"/>
     </w:p>
     <w:p>
       <w:pPr>
@@ -19645,11 +21906,11 @@
       <w:pPr>
         <w:pStyle w:val="Heading1"/>
       </w:pPr>
-      <w:bookmarkStart w:id="49" w:name="_Toc223965575"/>
+      <w:bookmarkStart w:id="69" w:name="_Toc225503340"/>
       <w:r>
         <w:t>BOM</w:t>
       </w:r>
-      <w:bookmarkEnd w:id="49"/>
+      <w:bookmarkEnd w:id="69"/>
     </w:p>
     <w:p>
       <w:pPr>
@@ -19772,11 +22033,16 @@
     </w:r>
     <w:proofErr w:type="spellEnd"/>
     <w:r>
-      <w:t xml:space="preserve"> fietsslot PCB c</w:t>
+      <w:t xml:space="preserve"> fietsslot </w:t>
+    </w:r>
+    <w:proofErr w:type="gramStart"/>
+    <w:r>
+      <w:t>PCB c</w:t>
     </w:r>
     <w:r>
       <w:t>omponenten</w:t>
     </w:r>
+    <w:proofErr w:type="gramEnd"/>
     <w:r>
       <w:tab/>
     </w:r>
@@ -19802,11 +22068,16 @@
     </w:r>
     <w:proofErr w:type="spellEnd"/>
     <w:r>
-      <w:t xml:space="preserve"> fietsslot PCB c</w:t>
+      <w:t xml:space="preserve"> fietsslot </w:t>
+    </w:r>
+    <w:proofErr w:type="gramStart"/>
+    <w:r>
+      <w:t>PCB c</w:t>
     </w:r>
     <w:r>
       <w:t>omponenten</w:t>
     </w:r>
+    <w:proofErr w:type="gramEnd"/>
     <w:r>
       <w:tab/>
     </w:r>
@@ -19832,11 +22103,16 @@
     </w:r>
     <w:proofErr w:type="spellEnd"/>
     <w:r>
-      <w:t xml:space="preserve"> fietsslot PCB c</w:t>
+      <w:t xml:space="preserve"> fietsslot </w:t>
+    </w:r>
+    <w:proofErr w:type="gramStart"/>
+    <w:r>
+      <w:t>PCB c</w:t>
     </w:r>
     <w:r>
       <w:t>omponenten</w:t>
     </w:r>
+    <w:proofErr w:type="gramEnd"/>
     <w:r>
       <w:tab/>
     </w:r>
@@ -19864,11 +22140,16 @@
     </w:r>
     <w:proofErr w:type="spellEnd"/>
     <w:r>
-      <w:t xml:space="preserve"> fietsslot PCB c</w:t>
+      <w:t xml:space="preserve"> fietsslot </w:t>
+    </w:r>
+    <w:proofErr w:type="gramStart"/>
+    <w:r>
+      <w:t>PCB c</w:t>
     </w:r>
     <w:r>
       <w:t>omponenten</w:t>
     </w:r>
+    <w:proofErr w:type="gramEnd"/>
     <w:r>
       <w:tab/>
     </w:r>
@@ -19894,20 +22175,27 @@
     </w:r>
     <w:proofErr w:type="spellEnd"/>
     <w:r>
-      <w:t xml:space="preserve"> fietsslot PCB c</w:t>
+      <w:t xml:space="preserve"> fietsslot </w:t>
+    </w:r>
+    <w:proofErr w:type="gramStart"/>
+    <w:r>
+      <w:t>PCB c</w:t>
     </w:r>
     <w:r>
       <w:t>omponenten</w:t>
     </w:r>
+    <w:proofErr w:type="gramEnd"/>
     <w:r>
       <w:tab/>
     </w:r>
     <w:r>
       <w:tab/>
     </w:r>
+    <w:proofErr w:type="gramStart"/>
     <w:r>
       <w:t>ECC chip</w:t>
     </w:r>
+    <w:proofErr w:type="gramEnd"/>
   </w:p>
 </w:hdr>
 </file>

--- a/Componenten.docx
+++ b/Componenten.docx
@@ -6641,13 +6641,8 @@
           <w:lang w:val="en-US"/>
         </w:rPr>
       </w:pPr>
-      <w:proofErr w:type="gramStart"/>
-      <w:r>
-        <w:t>EEC chip</w:t>
-      </w:r>
-      <w:proofErr w:type="gramEnd"/>
-      <w:r>
-        <w:t>: elliptische curve bereke</w:t>
+      <w:r>
+        <w:t>EEC chip: elliptische curve bereke</w:t>
       </w:r>
       <w:r>
         <w:t>ning</w:t>
@@ -6824,16 +6819,11 @@
       <w:r>
         <w:t xml:space="preserve">externe </w:t>
       </w:r>
-      <w:proofErr w:type="gramStart"/>
       <w:r>
         <w:t>EEC c</w:t>
       </w:r>
       <w:r>
-        <w:t>hip</w:t>
-      </w:r>
-      <w:proofErr w:type="gramEnd"/>
-      <w:r>
-        <w:t>)</w:t>
+        <w:t>hip)</w:t>
       </w:r>
     </w:p>
     <w:p>
@@ -7127,13 +7117,8 @@
             <w:pPr>
               <w:spacing w:line="240" w:lineRule="auto"/>
             </w:pPr>
-            <w:proofErr w:type="gramStart"/>
-            <w:r>
-              <w:t>Debug /</w:t>
-            </w:r>
-            <w:proofErr w:type="gramEnd"/>
-            <w:r>
-              <w:t xml:space="preserve"> utils</w:t>
+            <w:r>
+              <w:t>Debug / utils</w:t>
             </w:r>
           </w:p>
         </w:tc>
@@ -7368,11 +7353,9 @@
             <w:pPr>
               <w:spacing w:line="240" w:lineRule="auto"/>
             </w:pPr>
-            <w:proofErr w:type="gramStart"/>
             <w:r>
               <w:t>QR matrix</w:t>
             </w:r>
-            <w:proofErr w:type="gramEnd"/>
           </w:p>
         </w:tc>
         <w:tc>
@@ -8280,16 +8263,8 @@
               <w:rPr>
                 <w:lang w:val="en-US"/>
               </w:rPr>
-              <w:t>1-</w:t>
-            </w:r>
-            <w:proofErr w:type="gramStart"/>
-            <w:r>
-              <w:rPr>
-                <w:lang w:val="en-US"/>
-              </w:rPr>
-              <w:t>3 ?</w:t>
-            </w:r>
-            <w:proofErr w:type="gramEnd"/>
+              <w:t>1-3 ?</w:t>
+            </w:r>
           </w:p>
           <w:p>
             <w:pPr>
@@ -9690,7 +9665,7 @@
         </w:rPr>
         <w:lastRenderedPageBreak/>
         <w:drawing>
-          <wp:inline distT="0" distB="0" distL="0" distR="0" wp14:anchorId="246ED48E" wp14:editId="1AA1DD7A">
+          <wp:inline distT="0" distB="0" distL="0" distR="0" wp14:anchorId="246ED48E" wp14:editId="286E2A75">
             <wp:extent cx="5876925" cy="6946601"/>
             <wp:effectExtent l="0" t="0" r="0" b="6985"/>
             <wp:docPr id="1060474358" name="Picture 2"/>
@@ -9877,26 +9852,10 @@
         <w:t>868MHz voor Europa</w:t>
       </w:r>
       <w:r>
-        <w:t xml:space="preserve"> (863–870 </w:t>
-      </w:r>
-      <w:proofErr w:type="gramStart"/>
-      <w:r>
-        <w:t>MHz</w:t>
-      </w:r>
-      <w:r>
-        <w:t xml:space="preserve"> /</w:t>
-      </w:r>
-      <w:proofErr w:type="gramEnd"/>
-      <w:r>
-        <w:t xml:space="preserve"> EU</w:t>
-      </w:r>
-      <w:proofErr w:type="gramStart"/>
-      <w:r>
-        <w:t>868 /</w:t>
-      </w:r>
-      <w:proofErr w:type="gramEnd"/>
-      <w:r>
-        <w:t xml:space="preserve"> ISM band)</w:t>
+        <w:t xml:space="preserve"> (863–870 MHz</w:t>
+      </w:r>
+      <w:r>
+        <w:t xml:space="preserve"> / EU868 / ISM band)</w:t>
       </w:r>
     </w:p>
     <w:p>
@@ -9938,16 +9897,8 @@
         <w:rPr>
           <w:lang w:val="nl-NL"/>
         </w:rPr>
-        <w:t>ETSI EN 300 220-</w:t>
-      </w:r>
-      <w:proofErr w:type="gramStart"/>
-      <w:r>
-        <w:rPr>
-          <w:lang w:val="nl-NL"/>
-        </w:rPr>
-        <w:t>conform</w:t>
-      </w:r>
-      <w:proofErr w:type="gramEnd"/>
+        <w:t>ETSI EN 300 220-conform</w:t>
+      </w:r>
     </w:p>
     <w:p>
       <w:pPr>
@@ -9961,22 +9912,14 @@
         <w:rPr>
           <w:lang w:val="nl-NL"/>
         </w:rPr>
-        <w:t xml:space="preserve">RX-stroom ≈ 4–6 </w:t>
-      </w:r>
-      <w:proofErr w:type="gramStart"/>
+        <w:t xml:space="preserve">RX-stroom ≈ 4–6 mA </w:t>
+      </w:r>
       <w:r>
         <w:rPr>
           <w:lang w:val="nl-NL"/>
         </w:rPr>
-        <w:t xml:space="preserve">mA </w:t>
-      </w:r>
-      <w:r>
-        <w:rPr>
-          <w:lang w:val="nl-NL"/>
-        </w:rPr>
         <w:t>?</w:t>
       </w:r>
-      <w:proofErr w:type="gramEnd"/>
     </w:p>
     <w:p>
       <w:pPr>
@@ -9990,22 +9933,14 @@
         <w:rPr>
           <w:lang w:val="nl-NL"/>
         </w:rPr>
-        <w:t>TX-stroom ≈ 40–120 mA (afhankelijk van het vermogen</w:t>
-      </w:r>
-      <w:proofErr w:type="gramStart"/>
+        <w:t xml:space="preserve">TX-stroom ≈ 40–120 mA (afhankelijk van het vermogen) </w:t>
+      </w:r>
       <w:r>
         <w:rPr>
           <w:lang w:val="nl-NL"/>
         </w:rPr>
-        <w:t xml:space="preserve">) </w:t>
-      </w:r>
-      <w:r>
-        <w:rPr>
-          <w:lang w:val="nl-NL"/>
-        </w:rPr>
         <w:t>?</w:t>
       </w:r>
-      <w:proofErr w:type="gramEnd"/>
     </w:p>
     <w:p>
       <w:pPr>
@@ -10108,13 +10043,8 @@
           <w:numId w:val="67"/>
         </w:numPr>
       </w:pPr>
-      <w:proofErr w:type="gramStart"/>
-      <w:r>
-        <w:t>RF matching</w:t>
-      </w:r>
-      <w:proofErr w:type="gramEnd"/>
-      <w:r>
-        <w:t xml:space="preserve"> en antenne design zelf doe</w:t>
+      <w:r>
+        <w:t>RF matching en antenne design zelf doe</w:t>
       </w:r>
       <w:r>
         <w:t>n</w:t>
@@ -10267,13 +10197,8 @@
           <w:numId w:val="67"/>
         </w:numPr>
       </w:pPr>
-      <w:proofErr w:type="gramStart"/>
-      <w:r>
-        <w:t>RF ontwerp</w:t>
-      </w:r>
-      <w:proofErr w:type="gramEnd"/>
-      <w:r>
-        <w:t xml:space="preserve"> moeilijker (antenne interface, ground keep-outs)</w:t>
+      <w:r>
+        <w:t>RF ontwerp moeilijker (antenne interface, ground keep-outs)</w:t>
       </w:r>
     </w:p>
     <w:p>
@@ -10285,31 +10210,7 @@
         </w:numPr>
       </w:pPr>
       <w:r>
-        <w:t>Moeilijkere configuratie (</w:t>
-      </w:r>
-      <w:proofErr w:type="gramStart"/>
-      <w:r>
-        <w:t>EU regels</w:t>
-      </w:r>
-      <w:proofErr w:type="gramEnd"/>
-      <w:r>
-        <w:t xml:space="preserve">, </w:t>
-      </w:r>
-      <w:proofErr w:type="gramStart"/>
-      <w:r>
-        <w:t>RF matching</w:t>
-      </w:r>
-      <w:proofErr w:type="gramEnd"/>
-      <w:r>
-        <w:t xml:space="preserve"> zelf </w:t>
-      </w:r>
-      <w:proofErr w:type="gramStart"/>
-      <w:r>
-        <w:t>instellen,…</w:t>
-      </w:r>
-      <w:proofErr w:type="gramEnd"/>
-      <w:r>
-        <w:t>)</w:t>
+        <w:t>Moeilijkere configuratie (EU regels, RF matching zelf instellen,…)</w:t>
       </w:r>
     </w:p>
     <w:p>
@@ -10492,13 +10393,8 @@
           <w:numId w:val="75"/>
         </w:numPr>
       </w:pPr>
-      <w:proofErr w:type="gramStart"/>
-      <w:r>
-        <w:t>met</w:t>
-      </w:r>
-      <w:proofErr w:type="gramEnd"/>
-      <w:r>
-        <w:t xml:space="preserve"> STM32WLE5CCU6</w:t>
+      <w:r>
+        <w:t>met STM32WLE5CCU6</w:t>
       </w:r>
     </w:p>
     <w:p>
@@ -10509,14 +10405,12 @@
           <w:numId w:val="75"/>
         </w:numPr>
       </w:pPr>
-      <w:proofErr w:type="gramStart"/>
       <w:r>
         <w:t>UART</w:t>
       </w:r>
       <w:r>
         <w:t xml:space="preserve"> interface</w:t>
       </w:r>
-      <w:proofErr w:type="gramEnd"/>
     </w:p>
     <w:p>
       <w:pPr>
@@ -10530,15 +10424,7 @@
         <w:t>SPI mogelijk?? “</w:t>
       </w:r>
       <w:r>
-        <w:t xml:space="preserve">SPI voor communicatie met </w:t>
-      </w:r>
-      <w:proofErr w:type="gramStart"/>
-      <w:r>
-        <w:t>RF subsysteem</w:t>
-      </w:r>
-      <w:proofErr w:type="gramEnd"/>
-      <w:r>
-        <w:t xml:space="preserve"> van </w:t>
+        <w:t xml:space="preserve">SPI voor communicatie met RF subsysteem van </w:t>
       </w:r>
       <w:r>
         <w:t>STM32WLE5CCU6</w:t>
@@ -11100,13 +10986,8 @@
       <w:r>
         <w:t xml:space="preserve">, </w:t>
       </w:r>
-      <w:proofErr w:type="gramStart"/>
-      <w:r>
-        <w:t>RF ervaring</w:t>
-      </w:r>
-      <w:proofErr w:type="gramEnd"/>
-      <w:r>
-        <w:t xml:space="preserve"> nodig</w:t>
+      <w:r>
+        <w:t>RF ervaring nodig</w:t>
       </w:r>
     </w:p>
     <w:p>
@@ -11117,7 +10998,6 @@
           <w:numId w:val="75"/>
         </w:numPr>
       </w:pPr>
-      <w:proofErr w:type="gramStart"/>
       <w:r>
         <w:rPr>
           <w:b/>
@@ -11132,7 +11012,6 @@
         </w:rPr>
         <w:t xml:space="preserve"> antenne</w:t>
       </w:r>
-      <w:proofErr w:type="gramEnd"/>
       <w:r>
         <w:t>:</w:t>
       </w:r>
@@ -11199,21 +11078,8 @@
     </w:p>
     <w:p/>
     <w:p>
-      <w:proofErr w:type="gramStart"/>
-      <w:r>
-        <w:t>FPC antenne</w:t>
-      </w:r>
-      <w:proofErr w:type="gramEnd"/>
-      <w:r>
-        <w:t xml:space="preserve"> voor prototype, eventueel </w:t>
-      </w:r>
-      <w:proofErr w:type="gramStart"/>
-      <w:r>
-        <w:t>PCB antenne</w:t>
-      </w:r>
-      <w:proofErr w:type="gramEnd"/>
-      <w:r>
-        <w:t xml:space="preserve"> later?</w:t>
+      <w:r>
+        <w:t>FPC antenne voor prototype, eventueel PCB antenne later?</w:t>
       </w:r>
     </w:p>
     <w:p/>
@@ -11438,18 +11304,10 @@
         <w:t>8.6 cm</w:t>
       </w:r>
       <w:r>
-        <w:t xml:space="preserve">: ~ 73 </w:t>
-      </w:r>
-      <w:proofErr w:type="gramStart"/>
-      <w:r>
-        <w:t xml:space="preserve">Ω </w:t>
-      </w:r>
-      <w:r>
-        <w:t>,</w:t>
-      </w:r>
-      <w:proofErr w:type="gramEnd"/>
-      <w:r>
-        <w:t xml:space="preserve"> </w:t>
+        <w:t xml:space="preserve">: ~ 73 Ω </w:t>
+      </w:r>
+      <w:r>
+        <w:t xml:space="preserve">, </w:t>
       </w:r>
       <w:r>
         <w:t>VSWR</w:t>
@@ -12056,27 +11914,13 @@
         <w:rPr>
           <w:lang w:val="nl-NL"/>
         </w:rPr>
-        <w:t xml:space="preserve">a. </w:t>
-      </w:r>
-      <w:proofErr w:type="gramStart"/>
+        <w:t>a. FPC ante</w:t>
+      </w:r>
       <w:r>
         <w:rPr>
           <w:lang w:val="nl-NL"/>
         </w:rPr>
-        <w:t>FPC ante</w:t>
-      </w:r>
-      <w:r>
-        <w:rPr>
-          <w:lang w:val="nl-NL"/>
-        </w:rPr>
-        <w:t>nne</w:t>
-      </w:r>
-      <w:proofErr w:type="gramEnd"/>
-      <w:r>
-        <w:rPr>
-          <w:lang w:val="nl-NL"/>
-        </w:rPr>
-        <w:t xml:space="preserve"> lijkt best.</w:t>
+        <w:t>nne lijkt best.</w:t>
       </w:r>
     </w:p>
     <w:p>
@@ -13702,15 +13546,18 @@
           <w:ilvl w:val="1"/>
           <w:numId w:val="66"/>
         </w:numPr>
-      </w:pPr>
-      <w:r>
-        <w:t xml:space="preserve"> SBAS (</w:t>
-      </w:r>
-      <w:r>
-        <w:t>Satellite-Based Augmentation System</w:t>
-      </w:r>
-      <w:r>
-        <w:t>)</w:t>
+        <w:rPr>
+          <w:lang w:val="en-US"/>
+        </w:rPr>
+      </w:pPr>
+      <w:r>
+        <w:t xml:space="preserve"> </w:t>
+      </w:r>
+      <w:r>
+        <w:rPr>
+          <w:lang w:val="en-US"/>
+        </w:rPr>
+        <w:t>SBAS (Satellite-Based Augmentation System)</w:t>
       </w:r>
     </w:p>
     <w:p>
@@ -13722,7 +13569,15 @@
         </w:numPr>
       </w:pPr>
       <w:r>
-        <w:t>LNA (low noise amplifier)</w:t>
+        <w:t xml:space="preserve">LNA (low </w:t>
+      </w:r>
+      <w:proofErr w:type="spellStart"/>
+      <w:r>
+        <w:t>noise</w:t>
+      </w:r>
+      <w:proofErr w:type="spellEnd"/>
+      <w:r>
+        <w:t xml:space="preserve"> amplifier)</w:t>
       </w:r>
     </w:p>
     <w:p>
@@ -14929,13 +14784,8 @@
         <w:t>1.54″ 200×200</w:t>
       </w:r>
       <w:r>
-        <w:t xml:space="preserve"> wordt veel gebruikt voor </w:t>
-      </w:r>
-      <w:proofErr w:type="gramStart"/>
-      <w:r>
-        <w:t>QR codes</w:t>
-      </w:r>
-      <w:proofErr w:type="gramEnd"/>
+        <w:t xml:space="preserve"> wordt veel gebruikt voor QR codes</w:t>
+      </w:r>
     </w:p>
     <w:p>
       <w:pPr>
@@ -14945,24 +14795,11 @@
           <w:numId w:val="66"/>
         </w:numPr>
       </w:pPr>
-      <w:proofErr w:type="gramStart"/>
-      <w:r>
-        <w:t>QR code</w:t>
-      </w:r>
-      <w:proofErr w:type="gramEnd"/>
-      <w:r>
-        <w:t xml:space="preserve"> versie? (</w:t>
-      </w:r>
-      <w:proofErr w:type="gramStart"/>
-      <w:r>
-        <w:t>z</w:t>
-      </w:r>
-      <w:r>
-        <w:t>ie</w:t>
-      </w:r>
-      <w:proofErr w:type="gramEnd"/>
-      <w:r>
-        <w:t xml:space="preserve"> </w:t>
+      <w:r>
+        <w:t>QR code versie? (z</w:t>
+      </w:r>
+      <w:r>
+        <w:t xml:space="preserve">ie </w:t>
       </w:r>
       <w:hyperlink r:id="rId96" w:history="1">
         <w:r>
@@ -15054,31 +14891,14 @@
           <w:b/>
           <w:bCs/>
         </w:rPr>
-        <w:t xml:space="preserve">Berekening grootst mogelijke </w:t>
-      </w:r>
-      <w:proofErr w:type="gramStart"/>
-      <w:r>
-        <w:rPr>
-          <w:b/>
-          <w:bCs/>
-        </w:rPr>
-        <w:t>QR code</w:t>
-      </w:r>
-      <w:proofErr w:type="gramEnd"/>
+        <w:t>Berekening grootst mogelijke QR code</w:t>
+      </w:r>
       <w:r>
         <w:t>:</w:t>
       </w:r>
       <w:r>
         <w:br/>
-        <w:t xml:space="preserve">De kleinste scanbare </w:t>
-      </w:r>
-      <w:proofErr w:type="gramStart"/>
-      <w:r>
-        <w:t>QR code</w:t>
-      </w:r>
-      <w:proofErr w:type="gramEnd"/>
-      <w:r>
-        <w:t xml:space="preserve"> is 1x1cm 38x38 pixel -&gt; 0.263mm per pixel</w:t>
+        <w:t>De kleinste scanbare QR code is 1x1cm 38x38 pixel -&gt; 0.263mm per pixel</w:t>
       </w:r>
       <w:r>
         <w:br/>
@@ -15086,27 +14906,11 @@
       </w:r>
       <w:r>
         <w:br/>
-        <w:t xml:space="preserve">kleinste mogelijke </w:t>
-      </w:r>
-      <w:proofErr w:type="gramStart"/>
-      <w:r>
-        <w:t>QR pixel</w:t>
-      </w:r>
-      <w:proofErr w:type="gramEnd"/>
-      <w:r>
-        <w:t xml:space="preserve"> is 2x2 pixels op het scherm (0.27x0.27mm)</w:t>
+        <w:t>kleinste mogelijke QR pixel is 2x2 pixels op het scherm (0.27x0.27mm)</w:t>
       </w:r>
       <w:r>
         <w:br/>
-        <w:t xml:space="preserve">dus grootste </w:t>
-      </w:r>
-      <w:proofErr w:type="gramStart"/>
-      <w:r>
-        <w:t>QR code</w:t>
-      </w:r>
-      <w:proofErr w:type="gramEnd"/>
-      <w:r>
-        <w:t xml:space="preserve"> is 97x97 (versie 20) </w:t>
+        <w:t xml:space="preserve">dus grootste QR code is 97x97 (versie 20) </w:t>
       </w:r>
       <w:r>
         <w:br/>
@@ -15411,21 +15215,7 @@
         <w:rPr>
           <w:lang w:val="en-US"/>
         </w:rPr>
-        <w:t xml:space="preserve"> </w:t>
-      </w:r>
-      <w:proofErr w:type="gramStart"/>
-      <w:r>
-        <w:rPr>
-          <w:lang w:val="en-US"/>
-        </w:rPr>
-        <w:t>( 0</w:t>
-      </w:r>
-      <w:proofErr w:type="gramEnd"/>
-      <w:r>
-        <w:rPr>
-          <w:lang w:val="en-US"/>
-        </w:rPr>
-        <w:t xml:space="preserve">.5mm pitch, </w:t>
+        <w:t xml:space="preserve"> ( 0.5mm pitch, </w:t>
       </w:r>
       <w:r>
         <w:rPr>
@@ -15550,18 +15340,10 @@
         <w:t>, AVDD/VSH</w:t>
       </w:r>
       <w:r>
-        <w:t xml:space="preserve">, </w:t>
-      </w:r>
-      <w:proofErr w:type="gramStart"/>
-      <w:r>
-        <w:t>VCOM</w:t>
-      </w:r>
-      <w:r>
-        <w:t>,…</w:t>
-      </w:r>
-      <w:proofErr w:type="gramEnd"/>
-      <w:r>
-        <w:t>)</w:t>
+        <w:t>, VCOM</w:t>
+      </w:r>
+      <w:r>
+        <w:t>,…)</w:t>
       </w:r>
     </w:p>
     <w:p>
@@ -16181,21 +15963,7 @@
         <w:rPr>
           <w:lang w:val="en-US"/>
         </w:rPr>
-        <w:t xml:space="preserve">8-pin JST PH 2.0mm SMT Header Horizontal </w:t>
-      </w:r>
-      <w:proofErr w:type="gramStart"/>
-      <w:r>
-        <w:rPr>
-          <w:lang w:val="en-US"/>
-        </w:rPr>
-        <w:t>Right Angle</w:t>
-      </w:r>
-      <w:proofErr w:type="gramEnd"/>
-      <w:r>
-        <w:rPr>
-          <w:lang w:val="en-US"/>
-        </w:rPr>
-        <w:t xml:space="preserve"> Side </w:t>
+        <w:t xml:space="preserve">8-pin JST PH 2.0mm SMT Header Horizontal Right Angle Side </w:t>
       </w:r>
       <w:r>
         <w:rPr>
@@ -16251,9 +16019,6 @@
         </w:r>
       </w:hyperlink>
     </w:p>
-    <w:p/>
-    <w:p/>
-    <w:p/>
     <w:p>
       <w:pPr>
         <w:pStyle w:val="Heading1"/>
@@ -16322,15 +16087,7 @@
       </w:r>
       <w:proofErr w:type="spellEnd"/>
       <w:r>
-        <w:t xml:space="preserve"> en </w:t>
-      </w:r>
-      <w:proofErr w:type="gramStart"/>
-      <w:r>
-        <w:t>GPS update</w:t>
-      </w:r>
-      <w:proofErr w:type="gramEnd"/>
-      <w:r>
-        <w:t xml:space="preserve"> </w:t>
+        <w:t xml:space="preserve"> en GPS update </w:t>
       </w:r>
       <w:proofErr w:type="spellStart"/>
       <w:r>
@@ -16519,6 +16276,7 @@
       <w:bookmarkStart w:id="47" w:name="_Toc225503318"/>
       <w:proofErr w:type="spellStart"/>
       <w:r>
+        <w:lastRenderedPageBreak/>
         <w:t>Opties</w:t>
       </w:r>
       <w:bookmarkEnd w:id="47"/>
@@ -16784,10 +16542,299 @@
         <w:pStyle w:val="Heading1"/>
       </w:pPr>
       <w:bookmarkStart w:id="49" w:name="_Toc225503320"/>
-      <w:r>
-        <w:t>ROM chip</w:t>
+      <w:proofErr w:type="spellStart"/>
+      <w:r>
+        <w:t>Geheugen</w:t>
+      </w:r>
+      <w:proofErr w:type="spellEnd"/>
+      <w:r>
+        <w:t xml:space="preserve"> chip</w:t>
       </w:r>
       <w:bookmarkEnd w:id="49"/>
+    </w:p>
+    <w:p>
+      <w:pPr>
+        <w:rPr>
+          <w:lang w:val="en-US"/>
+        </w:rPr>
+      </w:pPr>
+      <w:r>
+        <w:rPr>
+          <w:lang w:val="en-US"/>
+        </w:rPr>
+        <w:t>FRAM (</w:t>
+      </w:r>
+      <w:r>
+        <w:rPr>
+          <w:lang w:val="en-US"/>
+        </w:rPr>
+        <w:t>Ferroelectric Random Access Memory</w:t>
+      </w:r>
+      <w:r>
+        <w:rPr>
+          <w:lang w:val="en-US"/>
+        </w:rPr>
+        <w:t xml:space="preserve">): </w:t>
+      </w:r>
+      <w:proofErr w:type="spellStart"/>
+      <w:r>
+        <w:rPr>
+          <w:lang w:val="en-US"/>
+        </w:rPr>
+        <w:t>zoals</w:t>
+      </w:r>
+      <w:proofErr w:type="spellEnd"/>
+      <w:r>
+        <w:rPr>
+          <w:lang w:val="en-US"/>
+        </w:rPr>
+        <w:t xml:space="preserve"> EEPROM, maar </w:t>
+      </w:r>
+      <w:proofErr w:type="spellStart"/>
+      <w:r>
+        <w:rPr>
+          <w:lang w:val="en-US"/>
+        </w:rPr>
+        <w:t>beter</w:t>
+      </w:r>
+      <w:proofErr w:type="spellEnd"/>
+      <w:r>
+        <w:rPr>
+          <w:lang w:val="en-US"/>
+        </w:rPr>
+        <w:t>.</w:t>
+      </w:r>
+    </w:p>
+    <w:p>
+      <w:pPr>
+        <w:pStyle w:val="ListParagraph"/>
+        <w:numPr>
+          <w:ilvl w:val="0"/>
+          <w:numId w:val="66"/>
+        </w:numPr>
+        <w:rPr>
+          <w:lang w:val="en-US"/>
+        </w:rPr>
+      </w:pPr>
+      <w:r>
+        <w:rPr>
+          <w:lang w:val="en-US"/>
+        </w:rPr>
+        <w:t xml:space="preserve">Hoge </w:t>
+      </w:r>
+      <w:proofErr w:type="spellStart"/>
+      <w:r>
+        <w:rPr>
+          <w:lang w:val="en-US"/>
+        </w:rPr>
+        <w:t>snelheid</w:t>
+      </w:r>
+      <w:proofErr w:type="spellEnd"/>
+      <w:r>
+        <w:rPr>
+          <w:lang w:val="en-US"/>
+        </w:rPr>
+        <w:t xml:space="preserve">, </w:t>
+      </w:r>
+      <w:proofErr w:type="spellStart"/>
+      <w:r>
+        <w:rPr>
+          <w:lang w:val="en-US"/>
+        </w:rPr>
+        <w:t>zoals</w:t>
+      </w:r>
+      <w:proofErr w:type="spellEnd"/>
+      <w:r>
+        <w:rPr>
+          <w:lang w:val="en-US"/>
+        </w:rPr>
+        <w:t xml:space="preserve"> RAM</w:t>
+      </w:r>
+    </w:p>
+    <w:p>
+      <w:pPr>
+        <w:pStyle w:val="ListParagraph"/>
+        <w:numPr>
+          <w:ilvl w:val="0"/>
+          <w:numId w:val="66"/>
+        </w:numPr>
+        <w:rPr>
+          <w:lang w:val="en-US"/>
+        </w:rPr>
+      </w:pPr>
+      <w:proofErr w:type="spellStart"/>
+      <w:r>
+        <w:rPr>
+          <w:lang w:val="en-US"/>
+        </w:rPr>
+        <w:t>Niet</w:t>
+      </w:r>
+      <w:proofErr w:type="spellEnd"/>
+      <w:r>
+        <w:rPr>
+          <w:lang w:val="en-US"/>
+        </w:rPr>
+        <w:t xml:space="preserve"> volatile, </w:t>
+      </w:r>
+      <w:proofErr w:type="spellStart"/>
+      <w:r>
+        <w:rPr>
+          <w:lang w:val="en-US"/>
+        </w:rPr>
+        <w:t>zoals</w:t>
+      </w:r>
+      <w:proofErr w:type="spellEnd"/>
+      <w:r>
+        <w:rPr>
+          <w:lang w:val="en-US"/>
+        </w:rPr>
+        <w:t xml:space="preserve"> EEPROM</w:t>
+      </w:r>
+    </w:p>
+    <w:p>
+      <w:pPr>
+        <w:pStyle w:val="ListParagraph"/>
+        <w:numPr>
+          <w:ilvl w:val="0"/>
+          <w:numId w:val="66"/>
+        </w:numPr>
+        <w:rPr>
+          <w:lang w:val="en-US"/>
+        </w:rPr>
+      </w:pPr>
+      <w:r>
+        <w:rPr>
+          <w:lang w:val="en-US"/>
+        </w:rPr>
+        <w:t>Meer write cycles (10</w:t>
+      </w:r>
+      <w:r>
+        <w:rPr>
+          <w:vertAlign w:val="superscript"/>
+          <w:lang w:val="en-US"/>
+        </w:rPr>
+        <w:t>14</w:t>
+      </w:r>
+      <w:r>
+        <w:rPr>
+          <w:lang w:val="en-US"/>
+        </w:rPr>
+        <w:t>)</w:t>
+      </w:r>
+    </w:p>
+    <w:p>
+      <w:pPr>
+        <w:pStyle w:val="ListParagraph"/>
+        <w:numPr>
+          <w:ilvl w:val="0"/>
+          <w:numId w:val="66"/>
+        </w:numPr>
+        <w:rPr>
+          <w:lang w:val="en-US"/>
+        </w:rPr>
+      </w:pPr>
+      <w:proofErr w:type="spellStart"/>
+      <w:r>
+        <w:rPr>
+          <w:lang w:val="en-US"/>
+        </w:rPr>
+        <w:t>Zuiniger</w:t>
+      </w:r>
+      <w:proofErr w:type="spellEnd"/>
+    </w:p>
+    <w:p>
+      <w:pPr>
+        <w:rPr>
+          <w:lang w:val="en-US"/>
+        </w:rPr>
+      </w:pPr>
+    </w:p>
+    <w:p>
+      <w:pPr>
+        <w:rPr>
+          <w:lang w:val="en-US"/>
+        </w:rPr>
+      </w:pPr>
+      <w:proofErr w:type="spellStart"/>
+      <w:r>
+        <w:rPr>
+          <w:lang w:val="en-US"/>
+        </w:rPr>
+        <w:t>Keuze</w:t>
+      </w:r>
+      <w:proofErr w:type="spellEnd"/>
+      <w:r>
+        <w:rPr>
+          <w:lang w:val="en-US"/>
+        </w:rPr>
+        <w:t>:</w:t>
+      </w:r>
+      <w:hyperlink r:id="rId110" w:history="1">
+        <w:r>
+          <w:rPr>
+            <w:rStyle w:val="Hyperlink"/>
+            <w:lang w:val="en-US"/>
+          </w:rPr>
+          <w:t xml:space="preserve"> </w:t>
+        </w:r>
+        <w:r>
+          <w:rPr>
+            <w:rStyle w:val="Hyperlink"/>
+            <w:lang w:val="en-US"/>
+          </w:rPr>
+          <w:t>FM24V01A-GTR</w:t>
+        </w:r>
+      </w:hyperlink>
+      <w:r>
+        <w:rPr>
+          <w:lang w:val="en-US"/>
+        </w:rPr>
+        <w:t xml:space="preserve"> (</w:t>
+      </w:r>
+      <w:proofErr w:type="spellStart"/>
+      <w:r>
+        <w:rPr>
+          <w:lang w:val="en-US"/>
+        </w:rPr>
+        <w:fldChar w:fldCharType="begin"/>
+      </w:r>
+      <w:r>
+        <w:rPr>
+          <w:lang w:val="en-US"/>
+        </w:rPr>
+        <w:instrText>HYPERLINK "https://www.digikey.be/nl/products/detail/infineon-technologies/FM24V01A-GTR/5210532"</w:instrText>
+      </w:r>
+      <w:r>
+        <w:rPr>
+          <w:lang w:val="en-US"/>
+        </w:rPr>
+      </w:r>
+      <w:r>
+        <w:rPr>
+          <w:lang w:val="en-US"/>
+        </w:rPr>
+        <w:fldChar w:fldCharType="separate"/>
+      </w:r>
+      <w:r>
+        <w:rPr>
+          <w:rStyle w:val="Hyperlink"/>
+          <w:lang w:val="en-US"/>
+        </w:rPr>
+        <w:t>Digikey</w:t>
+      </w:r>
+      <w:proofErr w:type="spellEnd"/>
+      <w:r>
+        <w:rPr>
+          <w:lang w:val="en-US"/>
+        </w:rPr>
+        <w:fldChar w:fldCharType="end"/>
+      </w:r>
+      <w:r>
+        <w:rPr>
+          <w:lang w:val="en-US"/>
+        </w:rPr>
+        <w:t>)</w:t>
+      </w:r>
     </w:p>
     <w:p>
       <w:pPr>
@@ -16834,55 +16881,13 @@
       </w:r>
     </w:p>
     <w:p>
-      <w:pPr>
-        <w:rPr>
-          <w:lang w:val="en-US"/>
-        </w:rPr>
-      </w:pPr>
       <w:r>
         <w:t xml:space="preserve">Het is aan te raden om batterijen van een bekend merk te gebruiken. </w:t>
       </w:r>
-      <w:proofErr w:type="spellStart"/>
-      <w:r>
-        <w:t>Slechte</w:t>
-      </w:r>
-      <w:proofErr w:type="spellEnd"/>
-      <w:r>
-        <w:t xml:space="preserve"> </w:t>
-      </w:r>
-      <w:proofErr w:type="spellStart"/>
-      <w:r>
-        <w:t>productiekwaliteit</w:t>
-      </w:r>
-      <w:proofErr w:type="spellEnd"/>
-      <w:r>
-        <w:t xml:space="preserve"> </w:t>
-      </w:r>
-      <w:proofErr w:type="spellStart"/>
-      <w:r>
-        <w:t>kan</w:t>
-      </w:r>
-      <w:proofErr w:type="spellEnd"/>
-      <w:r>
-        <w:t xml:space="preserve"> </w:t>
-      </w:r>
-      <w:proofErr w:type="spellStart"/>
-      <w:r>
-        <w:t>gevaarlijk</w:t>
-      </w:r>
-      <w:proofErr w:type="spellEnd"/>
-      <w:r>
-        <w:t xml:space="preserve"> </w:t>
-      </w:r>
-      <w:proofErr w:type="spellStart"/>
-      <w:r>
-        <w:t>zijn</w:t>
-      </w:r>
-      <w:proofErr w:type="spellEnd"/>
-      <w:r>
-        <w:t xml:space="preserve">: </w:t>
-      </w:r>
-      <w:hyperlink r:id="rId110" w:history="1">
+      <w:r>
+        <w:t xml:space="preserve">Slechte productiekwaliteit kan gevaarlijk zijn: </w:t>
+      </w:r>
+      <w:hyperlink r:id="rId111" w:anchor="battery-quality-report" w:history="1">
         <w:r>
           <w:rPr>
             <w:rStyle w:val="Hyperlink"/>
@@ -16921,7 +16926,7 @@
           <w:lang w:val="en-US"/>
         </w:rPr>
       </w:pPr>
-      <w:hyperlink r:id="rId111" w:history="1">
+      <w:hyperlink r:id="rId112" w:history="1">
         <w:r>
           <w:rPr>
             <w:rStyle w:val="Hyperlink"/>
@@ -16960,6 +16965,10 @@
         <w:pStyle w:val="ListParagraph"/>
       </w:pPr>
       <w:r>
+        <w:rPr>
+          <w:noProof/>
+        </w:rPr>
+        <w:lastRenderedPageBreak/>
         <w:drawing>
           <wp:inline distT="0" distB="0" distL="0" distR="0" wp14:anchorId="3ECE20AE" wp14:editId="04C87766">
             <wp:extent cx="2825750" cy="1112608"/>
@@ -16976,7 +16985,7 @@
                     <pic:cNvPicPr/>
                   </pic:nvPicPr>
                   <pic:blipFill>
-                    <a:blip r:embed="rId112"/>
+                    <a:blip r:embed="rId113"/>
                     <a:stretch>
                       <a:fillRect/>
                     </a:stretch>
@@ -17004,7 +17013,6 @@
     </w:p>
     <w:p>
       <w:r>
-        <w:lastRenderedPageBreak/>
         <w:t xml:space="preserve">Er zijn ook </w:t>
       </w:r>
       <w:proofErr w:type="spellStart"/>
@@ -17091,13 +17099,8 @@
         <w:t>1u</w:t>
       </w:r>
       <w:r>
-        <w:t>) of 2A voor 2000</w:t>
-      </w:r>
-      <w:proofErr w:type="gramStart"/>
-      <w:r>
-        <w:t>mAh,…</w:t>
-      </w:r>
-      <w:proofErr w:type="gramEnd"/>
+        <w:t>) of 2A voor 2000mAh,…</w:t>
+      </w:r>
     </w:p>
     <w:p>
       <w:pPr>
@@ -17140,22 +17143,10 @@
         <w:t>Afhankelijk van de</w:t>
       </w:r>
       <w:r>
-        <w:t xml:space="preserve"> </w:t>
-      </w:r>
-      <w:r>
-        <w:t>batterij</w:t>
-      </w:r>
-      <w:r>
-        <w:t xml:space="preserve"> kunnen t</w:t>
-      </w:r>
-      <w:r>
-        <w:t>wee in parallel met 2.5A</w:t>
-      </w:r>
-      <w:r>
-        <w:t xml:space="preserve"> of meer</w:t>
-      </w:r>
-      <w:r>
-        <w:t xml:space="preserve"> worden opgeladen.</w:t>
+        <w:t xml:space="preserve"> batterij</w:t>
+      </w:r>
+      <w:r>
+        <w:t xml:space="preserve"> kunnen twee in parallel met 2.5A of meer worden opgeladen.</w:t>
       </w:r>
     </w:p>
     <w:p>
@@ -17191,6 +17182,9 @@
         <w:ind w:left="0"/>
       </w:pPr>
       <w:r>
+        <w:rPr>
+          <w:noProof/>
+        </w:rPr>
         <w:drawing>
           <wp:inline distT="0" distB="0" distL="0" distR="0" wp14:anchorId="59319F3E" wp14:editId="3641A19A">
             <wp:extent cx="5760720" cy="1437005"/>
@@ -17207,7 +17201,7 @@
                     <pic:cNvPicPr/>
                   </pic:nvPicPr>
                   <pic:blipFill>
-                    <a:blip r:embed="rId113"/>
+                    <a:blip r:embed="rId114"/>
                     <a:stretch>
                       <a:fillRect/>
                     </a:stretch>
@@ -17233,21 +17227,13 @@
         <w:t>Er zijn 3 soorten</w:t>
       </w:r>
       <w:r>
-        <w:t xml:space="preserve"> </w:t>
-      </w:r>
-      <w:proofErr w:type="gramStart"/>
-      <w:r>
-        <w:t>USB</w:t>
+        <w:t xml:space="preserve"> USB</w:t>
       </w:r>
       <w:r>
         <w:t xml:space="preserve"> p</w:t>
       </w:r>
       <w:r>
-        <w:t>oorten</w:t>
-      </w:r>
-      <w:proofErr w:type="gramEnd"/>
-      <w:r>
-        <w:t>:</w:t>
+        <w:t>oorten:</w:t>
       </w:r>
     </w:p>
     <w:p>
@@ -17262,9 +17248,6 @@
         </w:rPr>
       </w:pPr>
       <w:r>
-        <w:rPr>
-          <w:lang w:val="en-BE"/>
-        </w:rPr>
         <w:t xml:space="preserve"> </w:t>
       </w:r>
       <w:r>
@@ -17351,25 +17334,17 @@
       <w:r>
         <w:t xml:space="preserve">Er is een IC nodig dat de juiste stroom kan trekken afhankelijk van de </w:t>
       </w:r>
-      <w:proofErr w:type="gramStart"/>
       <w:r>
         <w:t>USB</w:t>
       </w:r>
       <w:r>
-        <w:t xml:space="preserve"> poort</w:t>
-      </w:r>
-      <w:proofErr w:type="gramEnd"/>
-      <w:r>
-        <w:t>.</w:t>
+        <w:t xml:space="preserve"> poort.</w:t>
       </w:r>
       <w:r>
         <w:t xml:space="preserve"> </w:t>
       </w:r>
       <w:r>
-        <w:t xml:space="preserve">Bij USB 2.0 wordt </w:t>
-      </w:r>
-      <w:r>
-        <w:t xml:space="preserve">Data Contact </w:t>
+        <w:t xml:space="preserve">Bij USB 2.0 wordt Data Contact </w:t>
       </w:r>
       <w:proofErr w:type="spellStart"/>
       <w:r>
@@ -17377,10 +17352,7 @@
       </w:r>
       <w:proofErr w:type="spellEnd"/>
       <w:r>
-        <w:t xml:space="preserve"> (DCD)</w:t>
-      </w:r>
-      <w:r>
-        <w:t xml:space="preserve"> gebruikt om</w:t>
+        <w:t xml:space="preserve"> (DCD) gebruikt om</w:t>
       </w:r>
       <w:r>
         <w:t xml:space="preserve"> via de datalijnen</w:t>
@@ -17389,15 +17361,7 @@
         <w:t xml:space="preserve"> te onderschei</w:t>
       </w:r>
       <w:r>
-        <w:t xml:space="preserve">den tussen een SDP-poort (100mA of 500mA) en DCP of </w:t>
-      </w:r>
-      <w:proofErr w:type="gramStart"/>
-      <w:r>
-        <w:t>CDP poort</w:t>
-      </w:r>
-      <w:proofErr w:type="gramEnd"/>
-      <w:r>
-        <w:t xml:space="preserve"> (1.5A)</w:t>
+        <w:t>den tussen een SDP-poort (100mA of 500mA) en DCP of CDP poort (1.5A)</w:t>
       </w:r>
       <w:r>
         <w:t xml:space="preserve"> (USB </w:t>
@@ -17464,7 +17428,7 @@
         <w:pStyle w:val="ListParagraph"/>
         <w:ind w:left="708"/>
       </w:pPr>
-      <w:hyperlink r:id="rId114" w:history="1">
+      <w:hyperlink r:id="rId115" w:history="1">
         <w:r>
           <w:rPr>
             <w:rStyle w:val="Hyperlink"/>
@@ -17731,6 +17695,7 @@
       <w:bookmarkStart w:id="54" w:name="_Toc225503325"/>
       <w:proofErr w:type="spellStart"/>
       <w:r>
+        <w:lastRenderedPageBreak/>
         <w:t>Opties</w:t>
       </w:r>
       <w:proofErr w:type="spellEnd"/>
@@ -17772,7 +17737,6 @@
       </w:pPr>
       <w:bookmarkStart w:id="55" w:name="_Toc225503326"/>
       <w:r>
-        <w:lastRenderedPageBreak/>
         <w:t xml:space="preserve">Power </w:t>
       </w:r>
       <w:proofErr w:type="spellStart"/>
@@ -17819,17 +17783,9 @@
         <w:t xml:space="preserve"> bepaald worden.</w:t>
       </w:r>
       <w:r>
-        <w:t xml:space="preserve"> (</w:t>
-      </w:r>
-      <w:proofErr w:type="gramStart"/>
-      <w:r>
-        <w:t>bv.</w:t>
-      </w:r>
-      <w:proofErr w:type="gramEnd"/>
-      <w:r>
-        <w:t xml:space="preserve"> </w:t>
-      </w:r>
-      <w:hyperlink r:id="rId115" w:history="1">
+        <w:t xml:space="preserve"> (bv. </w:t>
+      </w:r>
+      <w:hyperlink r:id="rId116" w:history="1">
         <w:r>
           <w:rPr>
             <w:rStyle w:val="Hyperlink"/>
@@ -17842,13 +17798,7 @@
         <w:rPr>
           <w:lang w:val="en-US"/>
         </w:rPr>
-        <w:t>: USB 2.0 charger detection</w:t>
-      </w:r>
-      <w:r>
-        <w:rPr>
-          <w:lang w:val="en-US"/>
-        </w:rPr>
-        <w:t xml:space="preserve"> </w:t>
+        <w:t xml:space="preserve">: USB 2.0 charger detection </w:t>
       </w:r>
       <w:proofErr w:type="spellStart"/>
       <w:r>
@@ -17862,13 +17812,7 @@
         <w:rPr>
           <w:lang w:val="en-US"/>
         </w:rPr>
-        <w:t xml:space="preserve"> BC1.2, tot 1.5A</w:t>
-      </w:r>
-      <w:r>
-        <w:rPr>
-          <w:lang w:val="en-US"/>
-        </w:rPr>
-        <w:t xml:space="preserve">, </w:t>
+        <w:t xml:space="preserve"> BC1.2, tot 1.5A, </w:t>
       </w:r>
       <w:proofErr w:type="spellStart"/>
       <w:r>
@@ -17914,7 +17858,7 @@
           <w:lang w:val="en-US"/>
         </w:rPr>
       </w:pPr>
-      <w:hyperlink r:id="rId116" w:history="1">
+      <w:hyperlink r:id="rId117" w:history="1">
         <w:r>
           <w:rPr>
             <w:rStyle w:val="Hyperlink"/>
@@ -18001,10 +17945,7 @@
         <w:t xml:space="preserve"> (USB 100mA, 500mA </w:t>
       </w:r>
       <w:r>
-        <w:t>en 1.8A</w:t>
-      </w:r>
-      <w:r>
-        <w:t>)</w:t>
+        <w:t>en 1.8A)</w:t>
       </w:r>
     </w:p>
     <w:p>
@@ -18018,27 +17959,13 @@
           <w:lang w:val="en-US"/>
         </w:rPr>
       </w:pPr>
-      <w:hyperlink r:id="rId117" w:history="1">
+      <w:hyperlink r:id="rId118" w:history="1">
         <w:r>
           <w:rPr>
             <w:rStyle w:val="Hyperlink"/>
             <w:lang w:val="en-US"/>
           </w:rPr>
-          <w:t>bq240</w:t>
-        </w:r>
-        <w:r>
-          <w:rPr>
-            <w:rStyle w:val="Hyperlink"/>
-            <w:lang w:val="en-US"/>
-          </w:rPr>
-          <w:t>3</w:t>
-        </w:r>
-        <w:r>
-          <w:rPr>
-            <w:rStyle w:val="Hyperlink"/>
-            <w:lang w:val="en-US"/>
-          </w:rPr>
-          <w:t>x</w:t>
+          <w:t>bq2403x</w:t>
         </w:r>
       </w:hyperlink>
     </w:p>
@@ -18125,18 +18052,10 @@
         <w:t xml:space="preserve"> </w:t>
       </w:r>
       <w:r>
-        <w:t xml:space="preserve">(USB 100mA, 500mA en </w:t>
-      </w:r>
-      <w:proofErr w:type="gramStart"/>
-      <w:r>
-        <w:t>DC in</w:t>
-      </w:r>
-      <w:r>
-        <w:t>put</w:t>
-      </w:r>
-      <w:proofErr w:type="gramEnd"/>
-      <w:r>
-        <w:t>)</w:t>
+        <w:t>(USB 100mA, 500mA en DC in</w:t>
+      </w:r>
+      <w:r>
+        <w:t>put)</w:t>
       </w:r>
     </w:p>
     <w:p>
@@ -18150,7 +18069,7 @@
           <w:lang w:val="en-US"/>
         </w:rPr>
       </w:pPr>
-      <w:hyperlink r:id="rId118" w:history="1">
+      <w:hyperlink r:id="rId119" w:history="1">
         <w:r>
           <w:rPr>
             <w:rStyle w:val="Hyperlink"/>
@@ -18237,18 +18156,10 @@
       </w:r>
       <w:proofErr w:type="spellEnd"/>
       <w:r>
-        <w:t xml:space="preserve"> (USB 100mA, 500mA en </w:t>
-      </w:r>
-      <w:proofErr w:type="gramStart"/>
-      <w:r>
-        <w:t>DC in</w:t>
-      </w:r>
-      <w:r>
-        <w:t>put</w:t>
-      </w:r>
-      <w:proofErr w:type="gramEnd"/>
-      <w:r>
-        <w:t>)</w:t>
+        <w:t xml:space="preserve"> (USB 100mA, 500mA en DC in</w:t>
+      </w:r>
+      <w:r>
+        <w:t>put)</w:t>
       </w:r>
     </w:p>
     <w:p>
@@ -18261,6 +18172,7 @@
       </w:pPr>
       <w:r>
         <w:rPr>
+          <w:noProof/>
           <w:lang w:val="en-US"/>
         </w:rPr>
         <w:drawing>
@@ -18279,7 +18191,7 @@
                     <pic:cNvPicPr/>
                   </pic:nvPicPr>
                   <pic:blipFill>
-                    <a:blip r:embed="rId119"/>
+                    <a:blip r:embed="rId120"/>
                     <a:stretch>
                       <a:fillRect/>
                     </a:stretch>
@@ -18318,23 +18230,15 @@
         <w:t xml:space="preserve">de </w:t>
       </w:r>
       <w:r>
-        <w:t>CHG_</w:t>
-      </w:r>
-      <w:proofErr w:type="gramStart"/>
-      <w:r>
-        <w:t>DET</w:t>
-      </w:r>
-      <w:r>
-        <w:t xml:space="preserve"> pin</w:t>
-      </w:r>
-      <w:proofErr w:type="gramEnd"/>
-      <w:r>
-        <w:t xml:space="preserve"> </w:t>
+        <w:t>CHG_DET</w:t>
+      </w:r>
+      <w:r>
+        <w:t xml:space="preserve"> pin </w:t>
       </w:r>
       <w:r>
         <w:t xml:space="preserve">van de </w:t>
       </w:r>
-      <w:hyperlink r:id="rId120" w:history="1">
+      <w:hyperlink r:id="rId121" w:history="1">
         <w:r>
           <w:rPr>
             <w:rStyle w:val="Hyperlink"/>
@@ -18346,32 +18250,13 @@
         <w:t xml:space="preserve"> lader-detectie-IC </w:t>
       </w:r>
       <w:r>
-        <w:t xml:space="preserve">rechtstreeks met de </w:t>
-      </w:r>
-      <w:proofErr w:type="gramStart"/>
-      <w:r>
-        <w:t>DCM pin</w:t>
-      </w:r>
-      <w:proofErr w:type="gramEnd"/>
-      <w:r>
-        <w:t xml:space="preserve"> van </w:t>
-      </w:r>
-      <w:r>
-        <w:t>MAX8903</w:t>
-      </w:r>
-      <w:r>
-        <w:t xml:space="preserve"> </w:t>
-      </w:r>
-      <w:r>
-        <w:t xml:space="preserve">verbonden wordt, zal de input gelimiteerd worden tot 500mA bij een standard downstream usb-poort (SDP) en hoger bij een DCP of </w:t>
-      </w:r>
-      <w:proofErr w:type="gramStart"/>
-      <w:r>
-        <w:t>CDP poort</w:t>
-      </w:r>
-      <w:proofErr w:type="gramEnd"/>
-      <w:r>
-        <w:t>.</w:t>
+        <w:t xml:space="preserve">rechtstreeks met de DCM pin van </w:t>
+      </w:r>
+      <w:r>
+        <w:t xml:space="preserve">MAX8903 </w:t>
+      </w:r>
+      <w:r>
+        <w:t>verbonden wordt, zal de input gelimiteerd worden tot 500mA bij een standard downstream usb-poort (SDP) en hoger bij een DCP of CDP poort.</w:t>
       </w:r>
       <w:r>
         <w:t xml:space="preserve"> 100mA kan waarschijnlijk genegeerd worden.</w:t>
@@ -18379,124 +18264,6 @@
       <w:r>
         <w:t xml:space="preserve"> Dan moet bij een USB-C verbinding de CC-pinnen apart bekeken worden.</w:t>
       </w:r>
-    </w:p>
-    <w:p>
-      <w:pPr>
-        <w:pStyle w:val="ListParagraph"/>
-        <w:numPr>
-          <w:ilvl w:val="0"/>
-          <w:numId w:val="66"/>
-        </w:numPr>
-        <w:rPr>
-          <w:lang w:val="en-US"/>
-        </w:rPr>
-      </w:pPr>
-      <w:hyperlink r:id="rId121" w:history="1">
-        <w:r>
-          <w:rPr>
-            <w:rStyle w:val="Hyperlink"/>
-            <w:lang w:val="en-US"/>
-          </w:rPr>
-          <w:t>LTC4</w:t>
-        </w:r>
-        <w:r>
-          <w:rPr>
-            <w:rStyle w:val="Hyperlink"/>
-            <w:lang w:val="en-US"/>
-          </w:rPr>
-          <w:t>0</w:t>
-        </w:r>
-        <w:r>
-          <w:rPr>
-            <w:rStyle w:val="Hyperlink"/>
-            <w:lang w:val="en-US"/>
-          </w:rPr>
-          <w:t>66</w:t>
-        </w:r>
-      </w:hyperlink>
-    </w:p>
-    <w:p>
-      <w:pPr>
-        <w:pStyle w:val="ListParagraph"/>
-        <w:numPr>
-          <w:ilvl w:val="1"/>
-          <w:numId w:val="66"/>
-        </w:numPr>
-        <w:rPr>
-          <w:lang w:val="en-US"/>
-        </w:rPr>
-      </w:pPr>
-      <w:r>
-        <w:rPr>
-          <w:lang w:val="en-US"/>
-        </w:rPr>
-        <w:t>~€</w:t>
-      </w:r>
-      <w:r>
-        <w:rPr>
-          <w:lang w:val="en-US"/>
-        </w:rPr>
-        <w:t>4-6</w:t>
-      </w:r>
-    </w:p>
-    <w:p>
-      <w:pPr>
-        <w:pStyle w:val="ListParagraph"/>
-        <w:numPr>
-          <w:ilvl w:val="1"/>
-          <w:numId w:val="66"/>
-        </w:numPr>
-        <w:rPr>
-          <w:lang w:val="en-US"/>
-        </w:rPr>
-      </w:pPr>
-      <w:r>
-        <w:rPr>
-          <w:lang w:val="en-US"/>
-        </w:rPr>
-        <w:t>Seamless Transition Between Input Power Sources:</w:t>
-      </w:r>
-      <w:r>
-        <w:rPr>
-          <w:lang w:val="en-US"/>
-        </w:rPr>
-        <w:t xml:space="preserve"> </w:t>
-      </w:r>
-      <w:r>
-        <w:rPr>
-          <w:lang w:val="en-US"/>
-        </w:rPr>
-        <w:t>Li-Ion Battery, USB and 5V Wall Adapte</w:t>
-      </w:r>
-      <w:r>
-        <w:rPr>
-          <w:lang w:val="en-US"/>
-        </w:rPr>
-        <w:t>r</w:t>
-      </w:r>
-    </w:p>
-    <w:p>
-      <w:pPr>
-        <w:pStyle w:val="ListParagraph"/>
-        <w:numPr>
-          <w:ilvl w:val="2"/>
-          <w:numId w:val="66"/>
-        </w:numPr>
-      </w:pPr>
-      <w:r>
-        <w:rPr>
-          <w:lang w:val="en-US"/>
-        </w:rPr>
-        <w:t xml:space="preserve">100mA / 500mA / </w:t>
-      </w:r>
-      <w:proofErr w:type="spellStart"/>
-      <w:r>
-        <w:rPr>
-          <w:lang w:val="en-US"/>
-        </w:rPr>
-        <w:t>oneindig</w:t>
-      </w:r>
-      <w:proofErr w:type="spellEnd"/>
     </w:p>
     <w:p>
       <w:pPr>
@@ -18515,21 +18282,111 @@
             <w:rStyle w:val="Hyperlink"/>
             <w:lang w:val="en-US"/>
           </w:rPr>
-          <w:t>STw4</w:t>
+          <w:t>LTC4066</w:t>
         </w:r>
+      </w:hyperlink>
+    </w:p>
+    <w:p>
+      <w:pPr>
+        <w:pStyle w:val="ListParagraph"/>
+        <w:numPr>
+          <w:ilvl w:val="1"/>
+          <w:numId w:val="66"/>
+        </w:numPr>
+        <w:rPr>
+          <w:lang w:val="en-US"/>
+        </w:rPr>
+      </w:pPr>
+      <w:r>
+        <w:rPr>
+          <w:lang w:val="en-US"/>
+        </w:rPr>
+        <w:t>~€</w:t>
+      </w:r>
+      <w:r>
+        <w:rPr>
+          <w:lang w:val="en-US"/>
+        </w:rPr>
+        <w:t>4-6</w:t>
+      </w:r>
+    </w:p>
+    <w:p>
+      <w:pPr>
+        <w:pStyle w:val="ListParagraph"/>
+        <w:numPr>
+          <w:ilvl w:val="1"/>
+          <w:numId w:val="66"/>
+        </w:numPr>
+        <w:rPr>
+          <w:lang w:val="en-US"/>
+        </w:rPr>
+      </w:pPr>
+      <w:r>
+        <w:rPr>
+          <w:lang w:val="en-US"/>
+        </w:rPr>
+        <w:t>Seamless Transition Between Input Power Sources:</w:t>
+      </w:r>
+      <w:r>
+        <w:rPr>
+          <w:lang w:val="en-US"/>
+        </w:rPr>
+        <w:t xml:space="preserve"> </w:t>
+      </w:r>
+      <w:r>
+        <w:rPr>
+          <w:lang w:val="en-US"/>
+        </w:rPr>
+        <w:t>Li-Ion Battery, USB and 5V Wall Adapte</w:t>
+      </w:r>
+      <w:r>
+        <w:rPr>
+          <w:lang w:val="en-US"/>
+        </w:rPr>
+        <w:t>r</w:t>
+      </w:r>
+    </w:p>
+    <w:p>
+      <w:pPr>
+        <w:pStyle w:val="ListParagraph"/>
+        <w:numPr>
+          <w:ilvl w:val="2"/>
+          <w:numId w:val="66"/>
+        </w:numPr>
+      </w:pPr>
+      <w:r>
+        <w:rPr>
+          <w:lang w:val="en-US"/>
+        </w:rPr>
+        <w:t xml:space="preserve">100mA / 500mA / </w:t>
+      </w:r>
+      <w:proofErr w:type="spellStart"/>
+      <w:r>
+        <w:rPr>
+          <w:lang w:val="en-US"/>
+        </w:rPr>
+        <w:t>oneindig</w:t>
+      </w:r>
+      <w:proofErr w:type="spellEnd"/>
+    </w:p>
+    <w:p>
+      <w:pPr>
+        <w:pStyle w:val="ListParagraph"/>
+        <w:numPr>
+          <w:ilvl w:val="0"/>
+          <w:numId w:val="66"/>
+        </w:numPr>
+        <w:rPr>
+          <w:lang w:val="en-US"/>
+        </w:rPr>
+      </w:pPr>
+      <w:hyperlink r:id="rId123" w:history="1">
         <w:r>
           <w:rPr>
             <w:rStyle w:val="Hyperlink"/>
             <w:lang w:val="en-US"/>
           </w:rPr>
-          <w:t>1</w:t>
-        </w:r>
-        <w:r>
-          <w:rPr>
-            <w:rStyle w:val="Hyperlink"/>
-            <w:lang w:val="en-US"/>
-          </w:rPr>
-          <w:t>02</w:t>
+          <w:t>STw4102</w:t>
         </w:r>
       </w:hyperlink>
     </w:p>
@@ -18622,35 +18479,7 @@
         <w:rPr>
           <w:lang w:val="en-US"/>
         </w:rPr>
-        <w:t xml:space="preserve">Battery voltage </w:t>
-      </w:r>
-      <w:proofErr w:type="gramStart"/>
-      <w:r>
-        <w:rPr>
-          <w:lang w:val="en-US"/>
-        </w:rPr>
-        <w:t>monitor</w:t>
-      </w:r>
-      <w:proofErr w:type="gramEnd"/>
-      <w:r>
-        <w:rPr>
-          <w:lang w:val="en-US"/>
-        </w:rPr>
-        <w:t xml:space="preserve"> with </w:t>
-      </w:r>
-      <w:proofErr w:type="gramStart"/>
-      <w:r>
-        <w:rPr>
-          <w:lang w:val="en-US"/>
-        </w:rPr>
-        <w:t>7-12 bit</w:t>
-      </w:r>
-      <w:proofErr w:type="gramEnd"/>
-      <w:r>
-        <w:rPr>
-          <w:lang w:val="en-US"/>
-        </w:rPr>
-        <w:t xml:space="preserve"> AD</w:t>
+        <w:t>Battery voltage monitor with 7-12 bit AD</w:t>
       </w:r>
       <w:r>
         <w:rPr>
@@ -18680,6 +18509,7 @@
         <w:rPr>
           <w:lang w:val="en-US"/>
         </w:rPr>
+        <w:lastRenderedPageBreak/>
         <w:t>I²C</w:t>
       </w:r>
       <w:r>
@@ -18713,21 +18543,7 @@
         <w:t>Charge status &amp; power detection output</w:t>
       </w:r>
     </w:p>
-    <w:p>
-      <w:pPr>
-        <w:pStyle w:val="ListParagraph"/>
-        <w:numPr>
-          <w:ilvl w:val="2"/>
-          <w:numId w:val="66"/>
-        </w:numPr>
-      </w:pPr>
-      <w:r>
-        <w:rPr>
-          <w:lang w:val="en-US"/>
-        </w:rPr>
-        <w:br w:type="page"/>
-      </w:r>
-    </w:p>
+    <w:p/>
     <w:p>
       <w:pPr>
         <w:pStyle w:val="Heading3"/>
@@ -18735,7 +18551,6 @@
       <w:bookmarkStart w:id="56" w:name="_Toc225503327"/>
       <w:proofErr w:type="spellStart"/>
       <w:r>
-        <w:lastRenderedPageBreak/>
         <w:t>IC’s</w:t>
       </w:r>
       <w:proofErr w:type="spellEnd"/>
@@ -18749,18 +18564,10 @@
     </w:p>
     <w:p>
       <w:r>
-        <w:t xml:space="preserve">Kan je de </w:t>
-      </w:r>
-      <w:proofErr w:type="gramStart"/>
-      <w:r>
-        <w:t>USB d</w:t>
-      </w:r>
-      <w:r>
-        <w:t>ata</w:t>
-      </w:r>
-      <w:proofErr w:type="gramEnd"/>
-      <w:r>
-        <w:t xml:space="preserve"> lijnen nog gebruiken voor STM32?</w:t>
+        <w:t>Kan je de USB d</w:t>
+      </w:r>
+      <w:r>
+        <w:t>ata lijnen nog gebruiken voor STM32?</w:t>
       </w:r>
     </w:p>
     <w:p/>
@@ -18775,7 +18582,7 @@
           <w:lang w:val="en-US"/>
         </w:rPr>
       </w:pPr>
-      <w:hyperlink r:id="rId123" w:history="1">
+      <w:hyperlink r:id="rId124" w:history="1">
         <w:r>
           <w:rPr>
             <w:rStyle w:val="Hyperlink"/>
@@ -18945,6 +18752,7 @@
       </w:pPr>
       <w:r>
         <w:rPr>
+          <w:noProof/>
           <w:lang w:val="en-US"/>
         </w:rPr>
         <w:drawing>
@@ -18963,7 +18771,7 @@
                     <pic:cNvPicPr/>
                   </pic:nvPicPr>
                   <pic:blipFill>
-                    <a:blip r:embed="rId124"/>
+                    <a:blip r:embed="rId125"/>
                     <a:stretch>
                       <a:fillRect/>
                     </a:stretch>
@@ -19001,7 +18809,7 @@
           <w:numId w:val="66"/>
         </w:numPr>
       </w:pPr>
-      <w:hyperlink r:id="rId125" w:history="1">
+      <w:hyperlink r:id="rId126" w:history="1">
         <w:r>
           <w:rPr>
             <w:rStyle w:val="Hyperlink"/>
@@ -19018,7 +18826,7 @@
           <w:numId w:val="66"/>
         </w:numPr>
       </w:pPr>
-      <w:hyperlink r:id="rId126" w:history="1">
+      <w:hyperlink r:id="rId127" w:history="1">
         <w:r>
           <w:rPr>
             <w:rStyle w:val="Hyperlink"/>
@@ -19035,7 +18843,7 @@
           <w:numId w:val="66"/>
         </w:numPr>
       </w:pPr>
-      <w:hyperlink r:id="rId127" w:tgtFrame="_blank" w:history="1">
+      <w:hyperlink r:id="rId128" w:tgtFrame="_blank" w:history="1">
         <w:r>
           <w:rPr>
             <w:rStyle w:val="Hyperlink"/>
@@ -19079,7 +18887,7 @@
         <w:rPr>
           <w:lang w:val="en-US"/>
         </w:rPr>
-        <w:t>Input current limit (100 mA to 3.25 A with</w:t>
+        <w:t>Input current limit (100 mA to 3.25 A with 50-mA resolution) to support USB2.0, USB3.0</w:t>
       </w:r>
       <w:r>
         <w:rPr>
@@ -19091,19 +18899,13 @@
         <w:rPr>
           <w:lang w:val="en-US"/>
         </w:rPr>
-        <w:t>50-mA resolution) to support USB2.0, USB3.0</w:t>
-      </w:r>
-      <w:r>
-        <w:rPr>
-          <w:lang w:val="en-US"/>
-        </w:rPr>
-        <w:t xml:space="preserve"> </w:t>
-      </w:r>
-      <w:r>
-        <w:rPr>
-          <w:lang w:val="en-US"/>
-        </w:rPr>
         <w:t>standard and high voltage adapters</w:t>
+      </w:r>
+      <w:r>
+        <w:rPr>
+          <w:lang w:val="en-US"/>
+        </w:rPr>
+        <w:t xml:space="preserve"> (Geen USB-C)</w:t>
       </w:r>
     </w:p>
     <w:p>
@@ -19119,6 +18921,7 @@
       </w:pPr>
       <w:r>
         <w:rPr>
+          <w:noProof/>
           <w:lang w:val="en-US"/>
         </w:rPr>
         <w:drawing>
@@ -19137,7 +18940,7 @@
                     <pic:cNvPicPr/>
                   </pic:nvPicPr>
                   <pic:blipFill>
-                    <a:blip r:embed="rId128"/>
+                    <a:blip r:embed="rId129"/>
                     <a:stretch>
                       <a:fillRect/>
                     </a:stretch>
@@ -19225,7 +19028,7 @@
           <w:lang w:val="en-US"/>
         </w:rPr>
       </w:pPr>
-      <w:hyperlink r:id="rId129" w:history="1">
+      <w:hyperlink r:id="rId130" w:history="1">
         <w:r>
           <w:rPr>
             <w:rStyle w:val="Hyperlink"/>
@@ -19246,7 +19049,7 @@
           <w:lang w:val="en-US"/>
         </w:rPr>
       </w:pPr>
-      <w:hyperlink r:id="rId130" w:history="1">
+      <w:hyperlink r:id="rId131" w:history="1">
         <w:r>
           <w:rPr>
             <w:rStyle w:val="Hyperlink"/>
@@ -19264,7 +19067,7 @@
           <w:numId w:val="66"/>
         </w:numPr>
       </w:pPr>
-      <w:hyperlink r:id="rId131" w:tgtFrame="_blank" w:history="1">
+      <w:hyperlink r:id="rId132" w:tgtFrame="_blank" w:history="1">
         <w:r>
           <w:rPr>
             <w:rStyle w:val="Hyperlink"/>
@@ -19288,7 +19091,11 @@
         </w:numPr>
       </w:pPr>
       <w:r>
+        <w:lastRenderedPageBreak/>
         <w:t>Gelijkaardig aan BQ25895 (5A laadstroom, USB-detectie)</w:t>
+      </w:r>
+      <w:r>
+        <w:t xml:space="preserve"> met USB-C</w:t>
       </w:r>
     </w:p>
     <w:p>
@@ -19299,7 +19106,7 @@
           <w:numId w:val="66"/>
         </w:numPr>
       </w:pPr>
-      <w:hyperlink r:id="rId132" w:history="1">
+      <w:hyperlink r:id="rId133" w:history="1">
         <w:r>
           <w:rPr>
             <w:rStyle w:val="Hyperlink"/>
@@ -19327,7 +19134,6 @@
       </w:pPr>
       <w:bookmarkStart w:id="57" w:name="_Toc225503328"/>
       <w:r>
-        <w:lastRenderedPageBreak/>
         <w:t xml:space="preserve">BMS </w:t>
       </w:r>
       <w:proofErr w:type="spellStart"/>
@@ -19358,6 +19164,9 @@
     </w:p>
     <w:p>
       <w:r>
+        <w:rPr>
+          <w:noProof/>
+        </w:rPr>
         <w:drawing>
           <wp:inline distT="0" distB="0" distL="0" distR="0" wp14:anchorId="31E89331" wp14:editId="32E5DD17">
             <wp:extent cx="3771900" cy="2483417"/>
@@ -19374,7 +19183,7 @@
                     <pic:cNvPicPr/>
                   </pic:nvPicPr>
                   <pic:blipFill>
-                    <a:blip r:embed="rId133"/>
+                    <a:blip r:embed="rId134"/>
                     <a:stretch>
                       <a:fillRect/>
                     </a:stretch>
@@ -19416,6 +19225,7 @@
     <w:p>
       <w:r>
         <w:rPr>
+          <w:noProof/>
           <w:lang w:val="en-US"/>
         </w:rPr>
         <w:drawing>
@@ -19434,7 +19244,7 @@
                     <pic:cNvPicPr/>
                   </pic:nvPicPr>
                   <pic:blipFill>
-                    <a:blip r:embed="rId134"/>
+                    <a:blip r:embed="rId135"/>
                     <a:stretch>
                       <a:fillRect/>
                     </a:stretch>
@@ -19591,10 +19401,7 @@
         <w:t xml:space="preserve"> converter nodig</w:t>
       </w:r>
       <w:r>
-        <w:t xml:space="preserve"> voor de </w:t>
-      </w:r>
-      <w:r>
-        <w:t xml:space="preserve">WS2812 </w:t>
+        <w:t xml:space="preserve"> voor de WS2812 </w:t>
       </w:r>
       <w:proofErr w:type="spellStart"/>
       <w:r>
@@ -19602,10 +19409,24 @@
       </w:r>
       <w:proofErr w:type="spellEnd"/>
       <w:r>
-        <w:t xml:space="preserve"> en servomotor</w:t>
-      </w:r>
-      <w:r>
-        <w:t>. De servomotor zou 2-3A nodig hebben.</w:t>
+        <w:t xml:space="preserve"> en servomotor. De servomotor </w:t>
+      </w:r>
+      <w:r>
+        <w:t>(</w:t>
+      </w:r>
+      <w:hyperlink r:id="rId136" w:history="1">
+        <w:r>
+          <w:rPr>
+            <w:rStyle w:val="Hyperlink"/>
+          </w:rPr>
+          <w:t>TD-8120MG</w:t>
+        </w:r>
+      </w:hyperlink>
+      <w:r>
+        <w:t>) verbruikt max. 2.1A (als hij geblokkeerd is)</w:t>
+      </w:r>
+      <w:r>
+        <w:t>.</w:t>
       </w:r>
       <w:r>
         <w:t xml:space="preserve"> </w:t>
@@ -19655,6 +19476,7 @@
         <w:rPr>
           <w:lang w:val="en-US"/>
         </w:rPr>
+        <w:lastRenderedPageBreak/>
         <w:t xml:space="preserve">3.3V buck-boost </w:t>
       </w:r>
       <w:proofErr w:type="spellStart"/>
@@ -19774,7 +19596,6 @@
         </w:numPr>
       </w:pPr>
       <w:r>
-        <w:lastRenderedPageBreak/>
         <w:t>WS2812b kan ruis injecteren</w:t>
       </w:r>
     </w:p>
@@ -19844,7 +19665,7 @@
           <w:lang w:val="en-US"/>
         </w:rPr>
       </w:pPr>
-      <w:hyperlink r:id="rId135" w:history="1">
+      <w:hyperlink r:id="rId137" w:history="1">
         <w:r>
           <w:rPr>
             <w:rStyle w:val="Hyperlink"/>
@@ -19872,56 +19693,28 @@
           <w:lang w:val="en-US"/>
         </w:rPr>
       </w:pPr>
-      <w:hyperlink r:id="rId136" w:history="1">
+      <w:hyperlink r:id="rId138" w:history="1">
         <w:r>
           <w:rPr>
             <w:rStyle w:val="Hyperlink"/>
             <w:lang w:val="en-US"/>
           </w:rPr>
-          <w:t>TCR3UG3</w:t>
+          <w:t>TCR3UG33A,LF</w:t>
         </w:r>
+      </w:hyperlink>
+      <w:r>
+        <w:rPr>
+          <w:lang w:val="en-US"/>
+        </w:rPr>
+        <w:t xml:space="preserve"> of </w:t>
+      </w:r>
+      <w:hyperlink r:id="rId139" w:history="1">
         <w:r>
           <w:rPr>
             <w:rStyle w:val="Hyperlink"/>
             <w:lang w:val="en-US"/>
           </w:rPr>
-          <w:t>3</w:t>
-        </w:r>
-        <w:r>
-          <w:rPr>
-            <w:rStyle w:val="Hyperlink"/>
-            <w:lang w:val="en-US"/>
-          </w:rPr>
-          <w:t>A,LF</w:t>
-        </w:r>
-      </w:hyperlink>
-      <w:r>
-        <w:rPr>
-          <w:lang w:val="en-US"/>
-        </w:rPr>
-        <w:t xml:space="preserve"> of </w:t>
-      </w:r>
-      <w:hyperlink r:id="rId137" w:history="1">
-        <w:r>
-          <w:rPr>
-            <w:rStyle w:val="Hyperlink"/>
-            <w:lang w:val="en-US"/>
-          </w:rPr>
-          <w:t>TCR3UG33</w:t>
-        </w:r>
-        <w:r>
-          <w:rPr>
-            <w:rStyle w:val="Hyperlink"/>
-            <w:lang w:val="en-US"/>
-          </w:rPr>
-          <w:t>B</w:t>
-        </w:r>
-        <w:r>
-          <w:rPr>
-            <w:rStyle w:val="Hyperlink"/>
-            <w:lang w:val="en-US"/>
-          </w:rPr>
-          <w:t>,LF</w:t>
+          <w:t>TCR3UG33B,LF</w:t>
         </w:r>
       </w:hyperlink>
     </w:p>
@@ -19958,32 +19751,26 @@
         <w:t>300mA</w:t>
       </w:r>
       <w:r>
+        <w:t xml:space="preserve">, 140 </w:t>
+      </w:r>
+      <w:proofErr w:type="spellStart"/>
+      <w:r>
+        <w:t>mV</w:t>
+      </w:r>
+      <w:proofErr w:type="spellEnd"/>
+      <w:r>
+        <w:t xml:space="preserve"> </w:t>
+      </w:r>
+      <w:proofErr w:type="spellStart"/>
+      <w:r>
+        <w:t>dropout</w:t>
+      </w:r>
+      <w:proofErr w:type="spellEnd"/>
+      <w:r>
         <w:t xml:space="preserve">, </w:t>
       </w:r>
       <w:r>
-        <w:t xml:space="preserve">140 </w:t>
-      </w:r>
-      <w:proofErr w:type="spellStart"/>
-      <w:r>
-        <w:t>mV</w:t>
-      </w:r>
-      <w:proofErr w:type="spellEnd"/>
-      <w:r>
-        <w:t xml:space="preserve"> </w:t>
-      </w:r>
-      <w:proofErr w:type="spellStart"/>
-      <w:r>
-        <w:t>dropout</w:t>
-      </w:r>
-      <w:proofErr w:type="spellEnd"/>
-      <w:r>
-        <w:t xml:space="preserve">, </w:t>
-      </w:r>
-      <w:r>
-        <w:t>380nA r</w:t>
-      </w:r>
-      <w:r>
-        <w:t>uststroom</w:t>
+        <w:t>380nA ruststroom</w:t>
       </w:r>
     </w:p>
     <w:p>
@@ -19995,10 +19782,7 @@
         </w:numPr>
       </w:pPr>
       <w:r>
-        <w:t>WCSP4F</w:t>
-      </w:r>
-      <w:r>
-        <w:t xml:space="preserve"> package (zeer klein o</w:t>
+        <w:t>WCSP4F package (zeer klein o</w:t>
       </w:r>
       <w:r>
         <w:t>m te solderen)</w:t>
@@ -20012,7 +19796,7 @@
           <w:numId w:val="66"/>
         </w:numPr>
       </w:pPr>
-      <w:hyperlink r:id="rId138" w:history="1">
+      <w:hyperlink r:id="rId140" w:history="1">
         <w:r>
           <w:rPr>
             <w:rStyle w:val="Hyperlink"/>
@@ -20029,7 +19813,7 @@
           <w:numId w:val="66"/>
         </w:numPr>
       </w:pPr>
-      <w:hyperlink r:id="rId139" w:history="1">
+      <w:hyperlink r:id="rId141" w:history="1">
         <w:r>
           <w:rPr>
             <w:rStyle w:val="Hyperlink"/>
@@ -20178,7 +19962,7 @@
           <w:lang w:val="en-US"/>
         </w:rPr>
       </w:pPr>
-      <w:hyperlink r:id="rId140" w:history="1">
+      <w:hyperlink r:id="rId142" w:history="1">
         <w:r>
           <w:rPr>
             <w:rStyle w:val="Hyperlink"/>
@@ -20205,7 +19989,7 @@
         </w:rPr>
         <w:t xml:space="preserve">€0.43 </w:t>
       </w:r>
-      <w:hyperlink r:id="rId141" w:history="1">
+      <w:hyperlink r:id="rId143" w:history="1">
         <w:proofErr w:type="spellStart"/>
         <w:r>
           <w:rPr>
@@ -20314,7 +20098,7 @@
           <w:numId w:val="66"/>
         </w:numPr>
       </w:pPr>
-      <w:hyperlink r:id="rId142" w:history="1">
+      <w:hyperlink r:id="rId144" w:history="1">
         <w:r>
           <w:rPr>
             <w:rStyle w:val="Hyperlink"/>
@@ -20334,7 +20118,7 @@
       <w:r>
         <w:t xml:space="preserve">€1.28 </w:t>
       </w:r>
-      <w:hyperlink r:id="rId143" w:history="1">
+      <w:hyperlink r:id="rId145" w:history="1">
         <w:proofErr w:type="spellStart"/>
         <w:r>
           <w:rPr>
@@ -20347,7 +20131,7 @@
       <w:r>
         <w:t xml:space="preserve">, </w:t>
       </w:r>
-      <w:hyperlink r:id="rId144" w:history="1">
+      <w:hyperlink r:id="rId146" w:history="1">
         <w:proofErr w:type="spellStart"/>
         <w:r>
           <w:rPr>
@@ -20385,13 +20169,7 @@
         <w:rPr>
           <w:lang w:val="en-US"/>
         </w:rPr>
-        <w:t xml:space="preserve"> </w:t>
-      </w:r>
-      <w:r>
-        <w:rPr>
-          <w:lang w:val="en-US"/>
-        </w:rPr>
-        <w:t xml:space="preserve">300mA step-down buck DCDC converter with 360nA </w:t>
+        <w:t xml:space="preserve"> 300mA step-down buck DCDC converter with 360nA </w:t>
       </w:r>
       <w:proofErr w:type="spellStart"/>
       <w:r>
@@ -20455,24 +20233,12 @@
         </w:rPr>
         <w:t xml:space="preserve">Package: </w:t>
       </w:r>
-      <w:hyperlink r:id="rId145" w:tgtFrame="_blank" w:history="1">
+      <w:hyperlink r:id="rId147" w:tgtFrame="_blank" w:history="1">
         <w:r>
           <w:rPr>
             <w:rStyle w:val="Hyperlink"/>
           </w:rPr>
-          <w:t>WSON (D</w:t>
-        </w:r>
-        <w:r>
-          <w:rPr>
-            <w:rStyle w:val="Hyperlink"/>
-          </w:rPr>
-          <w:t>S</w:t>
-        </w:r>
-        <w:r>
-          <w:rPr>
-            <w:rStyle w:val="Hyperlink"/>
-          </w:rPr>
-          <w:t>S)</w:t>
+          <w:t>WSON (DSS)</w:t>
         </w:r>
       </w:hyperlink>
     </w:p>
@@ -20487,7 +20253,7 @@
           <w:lang w:val="en-US"/>
         </w:rPr>
       </w:pPr>
-      <w:hyperlink r:id="rId146" w:history="1">
+      <w:hyperlink r:id="rId148" w:history="1">
         <w:r>
           <w:rPr>
             <w:rStyle w:val="Hyperlink"/>
@@ -20514,7 +20280,7 @@
         </w:rPr>
         <w:t xml:space="preserve">€1.42 </w:t>
       </w:r>
-      <w:hyperlink r:id="rId147" w:history="1">
+      <w:hyperlink r:id="rId149" w:history="1">
         <w:r>
           <w:rPr>
             <w:rStyle w:val="Hyperlink"/>
@@ -20597,7 +20363,7 @@
           <w:lang w:val="en-US"/>
         </w:rPr>
       </w:pPr>
-      <w:hyperlink r:id="rId148" w:history="1">
+      <w:hyperlink r:id="rId150" w:history="1">
         <w:r>
           <w:rPr>
             <w:rStyle w:val="Hyperlink"/>
@@ -20638,7 +20404,7 @@
           <w:lang w:val="en-US"/>
         </w:rPr>
       </w:pPr>
-      <w:hyperlink r:id="rId149" w:history="1">
+      <w:hyperlink r:id="rId151" w:history="1">
         <w:r>
           <w:rPr>
             <w:rStyle w:val="Hyperlink"/>
@@ -20659,7 +20425,7 @@
           <w:lang w:val="en-US"/>
         </w:rPr>
       </w:pPr>
-      <w:hyperlink r:id="rId150" w:tgtFrame="_blank" w:history="1">
+      <w:hyperlink r:id="rId152" w:tgtFrame="_blank" w:history="1">
         <w:r>
           <w:rPr>
             <w:rStyle w:val="Hyperlink"/>
@@ -20682,8 +20448,10 @@
       </w:pPr>
       <w:r>
         <w:rPr>
-          <w:lang w:val="en-US"/>
-        </w:rPr>
+          <w:noProof/>
+          <w:lang w:val="en-US"/>
+        </w:rPr>
+        <w:lastRenderedPageBreak/>
         <w:drawing>
           <wp:inline distT="0" distB="0" distL="0" distR="0" wp14:anchorId="15D527B6" wp14:editId="2540E164">
             <wp:extent cx="2838450" cy="1052707"/>
@@ -20700,7 +20468,7 @@
                     <pic:cNvPicPr/>
                   </pic:nvPicPr>
                   <pic:blipFill>
-                    <a:blip r:embed="rId151"/>
+                    <a:blip r:embed="rId153"/>
                     <a:stretch>
                       <a:fillRect/>
                     </a:stretch>
@@ -20730,7 +20498,6 @@
         </w:numPr>
       </w:pPr>
       <w:r>
-        <w:lastRenderedPageBreak/>
         <w:t xml:space="preserve">1.8V </w:t>
       </w:r>
       <w:proofErr w:type="spellStart"/>
@@ -20754,15 +20521,7 @@
       </w:r>
       <w:proofErr w:type="spellEnd"/>
       <w:r>
-        <w:t xml:space="preserve"> en </w:t>
-      </w:r>
-      <w:proofErr w:type="gramStart"/>
-      <w:r>
-        <w:t>ECC chip</w:t>
-      </w:r>
-      <w:proofErr w:type="gramEnd"/>
-      <w:r>
-        <w:t xml:space="preserve"> (</w:t>
+        <w:t xml:space="preserve"> en ECC chip (</w:t>
       </w:r>
       <w:proofErr w:type="spellStart"/>
       <w:r>
@@ -20770,15 +20529,7 @@
       </w:r>
       <w:proofErr w:type="spellEnd"/>
       <w:r>
-        <w:t xml:space="preserve">, ROM en </w:t>
-      </w:r>
-      <w:proofErr w:type="gramStart"/>
-      <w:r>
-        <w:t>SD module</w:t>
-      </w:r>
-      <w:proofErr w:type="gramEnd"/>
-      <w:r>
-        <w:t>?)</w:t>
+        <w:t>, ROM en SD module?)</w:t>
       </w:r>
     </w:p>
     <w:p>
@@ -20807,24 +20558,12 @@
           <w:numId w:val="66"/>
         </w:numPr>
       </w:pPr>
-      <w:hyperlink r:id="rId152" w:history="1">
+      <w:hyperlink r:id="rId154" w:history="1">
         <w:r>
           <w:rPr>
             <w:rStyle w:val="Hyperlink"/>
           </w:rPr>
-          <w:t>RAA23610</w:t>
-        </w:r>
-        <w:r>
-          <w:rPr>
-            <w:rStyle w:val="Hyperlink"/>
-          </w:rPr>
-          <w:t>0</w:t>
-        </w:r>
-        <w:r>
-          <w:rPr>
-            <w:rStyle w:val="Hyperlink"/>
-          </w:rPr>
-          <w:t>, RAA236105</w:t>
+          <w:t>RAA236100, RAA236105</w:t>
         </w:r>
       </w:hyperlink>
     </w:p>
@@ -20839,25 +20578,13 @@
       <w:r>
         <w:t xml:space="preserve">€1.5 </w:t>
       </w:r>
-      <w:hyperlink r:id="rId153" w:history="1">
+      <w:hyperlink r:id="rId155" w:history="1">
         <w:proofErr w:type="spellStart"/>
         <w:r>
           <w:rPr>
             <w:rStyle w:val="Hyperlink"/>
           </w:rPr>
-          <w:t>mou</w:t>
-        </w:r>
-        <w:r>
-          <w:rPr>
-            <w:rStyle w:val="Hyperlink"/>
-          </w:rPr>
-          <w:t>s</w:t>
-        </w:r>
-        <w:r>
-          <w:rPr>
-            <w:rStyle w:val="Hyperlink"/>
-          </w:rPr>
-          <w:t>er</w:t>
+          <w:t>mouser</w:t>
         </w:r>
         <w:proofErr w:type="spellEnd"/>
       </w:hyperlink>
@@ -20984,7 +20711,7 @@
           <w:lang w:val="en-US"/>
         </w:rPr>
       </w:pPr>
-      <w:hyperlink r:id="rId154" w:history="1">
+      <w:hyperlink r:id="rId156" w:history="1">
         <w:r>
           <w:rPr>
             <w:rStyle w:val="Hyperlink"/>
@@ -21011,7 +20738,7 @@
         </w:rPr>
         <w:t xml:space="preserve">€1.58 </w:t>
       </w:r>
-      <w:hyperlink r:id="rId155" w:history="1">
+      <w:hyperlink r:id="rId157" w:history="1">
         <w:proofErr w:type="spellStart"/>
         <w:r>
           <w:rPr>
@@ -21102,7 +20829,7 @@
       <w:bookmarkEnd w:id="63"/>
     </w:p>
     <w:p>
-      <w:hyperlink r:id="rId156" w:history="1">
+      <w:hyperlink r:id="rId158" w:history="1">
         <w:proofErr w:type="spellStart"/>
         <w:r>
           <w:rPr>
@@ -21120,7 +20847,7 @@
       </w:hyperlink>
     </w:p>
     <w:p>
-      <w:hyperlink r:id="rId157" w:history="1">
+      <w:hyperlink r:id="rId159" w:history="1">
         <w:proofErr w:type="spellStart"/>
         <w:r>
           <w:rPr>
@@ -21138,6 +20865,16 @@
       </w:hyperlink>
     </w:p>
     <w:p>
+      <w:hyperlink r:id="rId160" w:history="1">
+        <w:r>
+          <w:rPr>
+            <w:rStyle w:val="Hyperlink"/>
+          </w:rPr>
+          <w:t>TI power circuit designer</w:t>
+        </w:r>
+      </w:hyperlink>
+    </w:p>
+    <w:p>
       <w:pPr>
         <w:pStyle w:val="ListParagraph"/>
         <w:numPr>
@@ -21145,24 +20882,12 @@
           <w:numId w:val="66"/>
         </w:numPr>
       </w:pPr>
-      <w:hyperlink r:id="rId158" w:history="1">
+      <w:hyperlink r:id="rId161" w:history="1">
         <w:r>
           <w:rPr>
             <w:rStyle w:val="Hyperlink"/>
           </w:rPr>
-          <w:t>TPS61253</w:t>
-        </w:r>
-        <w:r>
-          <w:rPr>
-            <w:rStyle w:val="Hyperlink"/>
-          </w:rPr>
-          <w:t>A</w:t>
-        </w:r>
-        <w:r>
-          <w:rPr>
-            <w:rStyle w:val="Hyperlink"/>
-          </w:rPr>
-          <w:t>YFFT</w:t>
+          <w:t>TPS61253AYFFT</w:t>
         </w:r>
       </w:hyperlink>
     </w:p>
@@ -21177,25 +20902,13 @@
       <w:r>
         <w:t xml:space="preserve">€1.18 </w:t>
       </w:r>
-      <w:hyperlink r:id="rId159" w:history="1">
+      <w:hyperlink r:id="rId162" w:history="1">
         <w:proofErr w:type="spellStart"/>
         <w:r>
           <w:rPr>
             <w:rStyle w:val="Hyperlink"/>
           </w:rPr>
-          <w:t>mo</w:t>
-        </w:r>
-        <w:r>
-          <w:rPr>
-            <w:rStyle w:val="Hyperlink"/>
-          </w:rPr>
-          <w:t>u</w:t>
-        </w:r>
-        <w:r>
-          <w:rPr>
-            <w:rStyle w:val="Hyperlink"/>
-          </w:rPr>
-          <w:t>ser</w:t>
+          <w:t>mouser</w:t>
         </w:r>
         <w:proofErr w:type="spellEnd"/>
       </w:hyperlink>
@@ -21243,33 +20956,30 @@
           <w:ilvl w:val="1"/>
           <w:numId w:val="66"/>
         </w:numPr>
-      </w:pPr>
-      <w:r>
-        <w:t xml:space="preserve">42μA </w:t>
-      </w:r>
-      <w:proofErr w:type="spellStart"/>
-      <w:r>
-        <w:t>quiescent</w:t>
-      </w:r>
-      <w:proofErr w:type="spellEnd"/>
-      <w:r>
-        <w:t xml:space="preserve"> </w:t>
-      </w:r>
-      <w:proofErr w:type="spellStart"/>
-      <w:r>
-        <w:t>current</w:t>
-      </w:r>
-      <w:proofErr w:type="spellEnd"/>
-      <w:r>
-        <w:t xml:space="preserve"> (&lt;1.3µA </w:t>
-      </w:r>
-      <w:proofErr w:type="spellStart"/>
-      <w:r>
-        <w:t>shutdown</w:t>
-      </w:r>
-      <w:proofErr w:type="spellEnd"/>
-      <w:r>
-        <w:t>)</w:t>
+        <w:rPr>
+          <w:lang w:val="en-US"/>
+        </w:rPr>
+      </w:pPr>
+      <w:r>
+        <w:rPr>
+          <w:lang w:val="en-US"/>
+        </w:rPr>
+        <w:t>42</w:t>
+      </w:r>
+      <w:r>
+        <w:t>μ</w:t>
+      </w:r>
+      <w:r>
+        <w:rPr>
+          <w:lang w:val="en-US"/>
+        </w:rPr>
+        <w:t>A quiescent current</w:t>
+      </w:r>
+      <w:r>
+        <w:rPr>
+          <w:lang w:val="en-US"/>
+        </w:rPr>
+        <w:t xml:space="preserve"> (&lt;1.3µA shutdown)</w:t>
       </w:r>
     </w:p>
     <w:p>
@@ -21281,6 +20991,9 @@
         </w:numPr>
       </w:pPr>
       <w:r>
+        <w:rPr>
+          <w:noProof/>
+        </w:rPr>
         <w:drawing>
           <wp:inline distT="0" distB="0" distL="0" distR="0" wp14:anchorId="5FF696E7" wp14:editId="6BBB7EEC">
             <wp:extent cx="2463800" cy="1888695"/>
@@ -21297,7 +21010,7 @@
                     <pic:cNvPicPr/>
                   </pic:nvPicPr>
                   <pic:blipFill>
-                    <a:blip r:embed="rId160"/>
+                    <a:blip r:embed="rId163"/>
                     <a:stretch>
                       <a:fillRect/>
                     </a:stretch>
@@ -21326,7 +21039,7 @@
           <w:numId w:val="66"/>
         </w:numPr>
       </w:pPr>
-      <w:hyperlink r:id="rId161" w:history="1">
+      <w:hyperlink r:id="rId164" w:history="1">
         <w:r>
           <w:rPr>
             <w:rStyle w:val="Hyperlink"/>
@@ -21357,168 +21070,7 @@
         <w:t xml:space="preserve"> te solderen</w:t>
       </w:r>
     </w:p>
-    <w:p>
-      <w:pPr>
-        <w:pStyle w:val="Heading2"/>
-      </w:pPr>
-      <w:bookmarkStart w:id="64" w:name="_Toc225503335"/>
-      <w:proofErr w:type="spellStart"/>
-      <w:r>
-        <w:t>Keuze</w:t>
-      </w:r>
-      <w:bookmarkEnd w:id="64"/>
-      <w:proofErr w:type="spellEnd"/>
-    </w:p>
-    <w:p>
-      <w:pPr>
-        <w:pStyle w:val="Heading3"/>
-        <w:spacing w:before="0"/>
-      </w:pPr>
-      <w:bookmarkStart w:id="65" w:name="_Toc225503336"/>
-      <w:r>
-        <w:t>Lader</w:t>
-      </w:r>
-      <w:bookmarkEnd w:id="65"/>
-    </w:p>
-    <w:p>
-      <w:pPr>
-        <w:rPr>
-          <w:lang w:val="en-US"/>
-        </w:rPr>
-      </w:pPr>
-      <w:r>
-        <w:rPr>
-          <w:lang w:val="en-US"/>
-        </w:rPr>
-        <w:t xml:space="preserve">Suggestie: </w:t>
-      </w:r>
-      <w:hyperlink r:id="rId162" w:history="1">
-        <w:r>
-          <w:rPr>
-            <w:rStyle w:val="Hyperlink"/>
-            <w:lang w:val="en-US"/>
-          </w:rPr>
-          <w:t>BQ25895</w:t>
-        </w:r>
-      </w:hyperlink>
-      <w:r>
-        <w:rPr>
-          <w:lang w:val="en-US"/>
-        </w:rPr>
-        <w:t xml:space="preserve"> (</w:t>
-      </w:r>
-      <w:proofErr w:type="spellStart"/>
-      <w:r>
-        <w:fldChar w:fldCharType="begin"/>
-      </w:r>
-      <w:r>
-        <w:rPr>
-          <w:lang w:val="en-US"/>
-        </w:rPr>
-        <w:instrText>HYPERLINK "https://www.digikey.nl/nl/products/detail/texas-instruments/BQ25895RTWR/5214018"</w:instrText>
-      </w:r>
-      <w:r>
-        <w:fldChar w:fldCharType="separate"/>
-      </w:r>
-      <w:r>
-        <w:rPr>
-          <w:rStyle w:val="Hyperlink"/>
-          <w:lang w:val="en-US"/>
-        </w:rPr>
-        <w:t>Digikey</w:t>
-      </w:r>
-      <w:proofErr w:type="spellEnd"/>
-      <w:r>
-        <w:fldChar w:fldCharType="end"/>
-      </w:r>
-      <w:r>
-        <w:rPr>
-          <w:lang w:val="en-US"/>
-        </w:rPr>
-        <w:t xml:space="preserve">): </w:t>
-      </w:r>
-      <w:r>
-        <w:rPr>
-          <w:lang w:val="en-US"/>
-        </w:rPr>
-        <w:t>I2C 1cell 5A buck battery charger with high input voltage and 3.1-A boost with HVDCP enabled</w:t>
-      </w:r>
-      <w:r>
-        <w:rPr>
-          <w:lang w:val="en-US"/>
-        </w:rPr>
-        <w:t>.</w:t>
-      </w:r>
-    </w:p>
-    <w:p>
-      <w:pPr>
-        <w:pStyle w:val="Heading3"/>
-        <w:rPr>
-          <w:lang w:val="en-US"/>
-        </w:rPr>
-      </w:pPr>
-      <w:bookmarkStart w:id="66" w:name="_Toc225503337"/>
-      <w:proofErr w:type="spellStart"/>
-      <w:r>
-        <w:rPr>
-          <w:lang w:val="en-US"/>
-        </w:rPr>
-        <w:t>Uitgang</w:t>
-      </w:r>
-      <w:bookmarkEnd w:id="66"/>
-      <w:proofErr w:type="spellEnd"/>
-    </w:p>
-    <w:p>
-      <w:pPr>
-        <w:rPr>
-          <w:lang w:val="en-US"/>
-        </w:rPr>
-      </w:pPr>
-      <w:r>
-        <w:rPr>
-          <w:lang w:val="en-US"/>
-        </w:rPr>
-        <w:t>Suggestie:</w:t>
-      </w:r>
-    </w:p>
-    <w:p>
-      <w:pPr>
-        <w:rPr>
-          <w:lang w:val="en-US"/>
-        </w:rPr>
-      </w:pPr>
-      <w:r>
-        <w:rPr>
-          <w:b/>
-          <w:bCs/>
-          <w:lang w:val="en-US"/>
-        </w:rPr>
-        <w:t>Buck-boost</w:t>
-      </w:r>
-      <w:r>
-        <w:rPr>
-          <w:lang w:val="en-US"/>
-        </w:rPr>
-        <w:t>:</w:t>
-      </w:r>
-      <w:r>
-        <w:rPr>
-          <w:b/>
-          <w:bCs/>
-          <w:lang w:val="en-US"/>
-        </w:rPr>
-        <w:t xml:space="preserve"> </w:t>
-      </w:r>
-      <w:hyperlink r:id="rId163" w:history="1">
-        <w:r>
-          <w:rPr>
-            <w:rStyle w:val="Hyperlink"/>
-            <w:lang w:val="en-US"/>
-          </w:rPr>
-          <w:t>RAA236105</w:t>
-        </w:r>
-      </w:hyperlink>
-    </w:p>
+    <w:p/>
     <w:p>
       <w:pPr>
         <w:pStyle w:val="ListParagraph"/>
@@ -21527,10 +21079,27 @@
           <w:numId w:val="66"/>
         </w:numPr>
       </w:pPr>
-      <w:r>
-        <w:t xml:space="preserve">€1.5 </w:t>
-      </w:r>
-      <w:hyperlink r:id="rId164" w:history="1">
+      <w:hyperlink r:id="rId165" w:history="1">
+        <w:r>
+          <w:rPr>
+            <w:rStyle w:val="Hyperlink"/>
+          </w:rPr>
+          <w:t>TPS61022</w:t>
+        </w:r>
+      </w:hyperlink>
+    </w:p>
+    <w:p>
+      <w:pPr>
+        <w:pStyle w:val="ListParagraph"/>
+        <w:numPr>
+          <w:ilvl w:val="1"/>
+          <w:numId w:val="66"/>
+        </w:numPr>
+      </w:pPr>
+      <w:r>
+        <w:t xml:space="preserve">€ 1.75 </w:t>
+      </w:r>
+      <w:hyperlink r:id="rId166" w:history="1">
         <w:proofErr w:type="spellStart"/>
         <w:r>
           <w:rPr>
@@ -21545,70 +21114,85 @@
       <w:pPr>
         <w:pStyle w:val="ListParagraph"/>
         <w:numPr>
-          <w:ilvl w:val="0"/>
+          <w:ilvl w:val="1"/>
           <w:numId w:val="66"/>
         </w:numPr>
-      </w:pPr>
-      <w:r>
-        <w:t xml:space="preserve">Zeer </w:t>
-      </w:r>
-      <w:proofErr w:type="spellStart"/>
-      <w:r>
-        <w:t>efficient</w:t>
-      </w:r>
-      <w:proofErr w:type="spellEnd"/>
-      <w:r>
-        <w:t>, zeer lage ruststroom</w:t>
+        <w:rPr>
+          <w:lang w:val="en-US"/>
+        </w:rPr>
+      </w:pPr>
+      <w:r>
+        <w:rPr>
+          <w:lang w:val="en-US"/>
+        </w:rPr>
+        <w:t xml:space="preserve">In: </w:t>
+      </w:r>
+      <w:r>
+        <w:rPr>
+          <w:lang w:val="en-US"/>
+        </w:rPr>
+        <w:t>0.5 V to 5.5 V</w:t>
+      </w:r>
+      <w:r>
+        <w:rPr>
+          <w:lang w:val="en-US"/>
+        </w:rPr>
+        <w:t xml:space="preserve">, out: </w:t>
+      </w:r>
+      <w:r>
+        <w:rPr>
+          <w:lang w:val="en-US"/>
+        </w:rPr>
+        <w:t>2.2 V to 5.5 V</w:t>
       </w:r>
     </w:p>
     <w:p>
       <w:pPr>
         <w:pStyle w:val="ListParagraph"/>
         <w:numPr>
-          <w:ilvl w:val="0"/>
+          <w:ilvl w:val="1"/>
           <w:numId w:val="66"/>
         </w:numPr>
-      </w:pPr>
-      <w:r>
-        <w:t xml:space="preserve">130nA input </w:t>
-      </w:r>
-      <w:proofErr w:type="spellStart"/>
-      <w:r>
-        <w:t>quiescent</w:t>
-      </w:r>
-      <w:proofErr w:type="spellEnd"/>
-      <w:r>
-        <w:t xml:space="preserve"> </w:t>
-      </w:r>
-      <w:proofErr w:type="spellStart"/>
-      <w:r>
-        <w:t>current</w:t>
-      </w:r>
-      <w:proofErr w:type="spellEnd"/>
+        <w:rPr>
+          <w:lang w:val="en-US"/>
+        </w:rPr>
+      </w:pPr>
+      <w:r>
+        <w:rPr>
+          <w:lang w:val="en-US"/>
+        </w:rPr>
+        <w:t>8A switch current</w:t>
+      </w:r>
+      <w:r>
+        <w:rPr>
+          <w:lang w:val="en-US"/>
+        </w:rPr>
+        <w:t>, 3A output</w:t>
+      </w:r>
     </w:p>
     <w:p>
       <w:pPr>
         <w:pStyle w:val="ListParagraph"/>
         <w:numPr>
-          <w:ilvl w:val="0"/>
+          <w:ilvl w:val="1"/>
           <w:numId w:val="66"/>
         </w:numPr>
-        <w:rPr>
-          <w:lang w:val="en-US"/>
-        </w:rPr>
-      </w:pPr>
-      <w:r>
-        <w:rPr>
-          <w:lang w:val="en-US"/>
-        </w:rPr>
-        <w:t>96% peak efficiency (V IN = 3.6V; V OUT = 3.3V)</w:t>
+      </w:pPr>
+      <w:r>
+        <w:t xml:space="preserve">Schema voor 5V uitgang, </w:t>
+      </w:r>
+      <w:r>
+        <w:t>95.7% efficiëntie, 1.02MHz</w:t>
+      </w:r>
+      <w:r>
+        <w:t>, ~$2.85</w:t>
       </w:r>
     </w:p>
     <w:p>
       <w:pPr>
         <w:pStyle w:val="ListParagraph"/>
         <w:numPr>
-          <w:ilvl w:val="0"/>
+          <w:ilvl w:val="1"/>
           <w:numId w:val="66"/>
         </w:numPr>
         <w:rPr>
@@ -21620,72 +21204,141 @@
           <w:lang w:val="en-US"/>
         </w:rPr>
         <w:lastRenderedPageBreak/>
-        <w:t>Output current: up to 400mA (VIN &gt; 2.5V,</w:t>
-      </w:r>
-      <w:r>
-        <w:rPr>
-          <w:lang w:val="en-US"/>
-        </w:rPr>
-        <w:t xml:space="preserve"> </w:t>
-      </w:r>
-      <w:r>
-        <w:rPr>
-          <w:lang w:val="en-US"/>
-        </w:rPr>
-        <w:t>V OUT = 3.3V)</w:t>
-      </w:r>
-    </w:p>
-    <w:p>
-      <w:pPr>
-        <w:rPr>
-          <w:lang w:val="en-US"/>
-        </w:rPr>
-      </w:pPr>
-    </w:p>
-    <w:p>
-      <w:pPr>
-        <w:rPr>
-          <w:lang w:val="en-US"/>
-        </w:rPr>
-      </w:pPr>
+        <w:drawing>
+          <wp:inline distT="0" distB="0" distL="0" distR="0" wp14:anchorId="5E1C11D9" wp14:editId="403FCB8C">
+            <wp:extent cx="4979670" cy="1829502"/>
+            <wp:effectExtent l="0" t="0" r="0" b="0"/>
+            <wp:docPr id="1401366628" name="Picture 1"/>
+            <wp:cNvGraphicFramePr>
+              <a:graphicFrameLocks xmlns:a="http://schemas.openxmlformats.org/drawingml/2006/main" noChangeAspect="1"/>
+            </wp:cNvGraphicFramePr>
+            <a:graphic xmlns:a="http://schemas.openxmlformats.org/drawingml/2006/main">
+              <a:graphicData uri="http://schemas.openxmlformats.org/drawingml/2006/picture">
+                <pic:pic xmlns:pic="http://schemas.openxmlformats.org/drawingml/2006/picture">
+                  <pic:nvPicPr>
+                    <pic:cNvPr id="1401366628" name=""/>
+                    <pic:cNvPicPr/>
+                  </pic:nvPicPr>
+                  <pic:blipFill>
+                    <a:blip r:embed="rId167"/>
+                    <a:stretch>
+                      <a:fillRect/>
+                    </a:stretch>
+                  </pic:blipFill>
+                  <pic:spPr>
+                    <a:xfrm>
+                      <a:off x="0" y="0"/>
+                      <a:ext cx="4998560" cy="1836442"/>
+                    </a:xfrm>
+                    <a:prstGeom prst="rect">
+                      <a:avLst/>
+                    </a:prstGeom>
+                  </pic:spPr>
+                </pic:pic>
+              </a:graphicData>
+            </a:graphic>
+          </wp:inline>
+        </w:drawing>
+      </w:r>
+    </w:p>
+    <w:p>
+      <w:pPr>
+        <w:pStyle w:val="ListParagraph"/>
+        <w:ind w:left="1440"/>
+        <w:rPr>
+          <w:lang w:val="en-US"/>
+        </w:rPr>
+      </w:pPr>
+      <w:r>
+        <w:rPr>
+          <w:lang w:val="en-US"/>
+        </w:rPr>
+        <w:drawing>
+          <wp:inline distT="0" distB="0" distL="0" distR="0" wp14:anchorId="6B3EF108" wp14:editId="676C629B">
+            <wp:extent cx="4598670" cy="2216709"/>
+            <wp:effectExtent l="0" t="0" r="0" b="0"/>
+            <wp:docPr id="104806043" name="Picture 1"/>
+            <wp:cNvGraphicFramePr>
+              <a:graphicFrameLocks xmlns:a="http://schemas.openxmlformats.org/drawingml/2006/main" noChangeAspect="1"/>
+            </wp:cNvGraphicFramePr>
+            <a:graphic xmlns:a="http://schemas.openxmlformats.org/drawingml/2006/main">
+              <a:graphicData uri="http://schemas.openxmlformats.org/drawingml/2006/picture">
+                <pic:pic xmlns:pic="http://schemas.openxmlformats.org/drawingml/2006/picture">
+                  <pic:nvPicPr>
+                    <pic:cNvPr id="104806043" name=""/>
+                    <pic:cNvPicPr/>
+                  </pic:nvPicPr>
+                  <pic:blipFill>
+                    <a:blip r:embed="rId168"/>
+                    <a:stretch>
+                      <a:fillRect/>
+                    </a:stretch>
+                  </pic:blipFill>
+                  <pic:spPr>
+                    <a:xfrm>
+                      <a:off x="0" y="0"/>
+                      <a:ext cx="4622253" cy="2228077"/>
+                    </a:xfrm>
+                    <a:prstGeom prst="rect">
+                      <a:avLst/>
+                    </a:prstGeom>
+                  </pic:spPr>
+                </pic:pic>
+              </a:graphicData>
+            </a:graphic>
+          </wp:inline>
+        </w:drawing>
+      </w:r>
+    </w:p>
+    <w:p/>
+    <w:p>
+      <w:pPr>
+        <w:pStyle w:val="Heading2"/>
+      </w:pPr>
+      <w:bookmarkStart w:id="64" w:name="_Toc225503335"/>
+      <w:proofErr w:type="spellStart"/>
+      <w:r>
+        <w:t>Keuze</w:t>
+      </w:r>
+      <w:bookmarkEnd w:id="64"/>
+      <w:proofErr w:type="spellEnd"/>
+    </w:p>
+    <w:p>
       <w:r>
         <w:rPr>
           <w:b/>
           <w:bCs/>
           <w:lang w:val="en-US"/>
         </w:rPr>
-        <w:t xml:space="preserve">LDO: </w:t>
-      </w:r>
-      <w:r>
-        <w:rPr>
-          <w:b/>
-          <w:bCs/>
-          <w:lang w:val="en-US"/>
-        </w:rPr>
-        <w:t xml:space="preserve"> </w:t>
-      </w:r>
-      <w:hyperlink r:id="rId165" w:history="1">
+        <w:t>Lader</w:t>
+      </w:r>
+      <w:r>
+        <w:rPr>
+          <w:lang w:val="en-US"/>
+        </w:rPr>
+        <w:t xml:space="preserve">: </w:t>
+      </w:r>
+      <w:hyperlink r:id="rId169" w:history="1">
         <w:r>
           <w:rPr>
             <w:rStyle w:val="Hyperlink"/>
             <w:lang w:val="en-US"/>
           </w:rPr>
-          <w:t>TCR3UG33A,LF</w:t>
+          <w:t>BQ2</w:t>
         </w:r>
-      </w:hyperlink>
-      <w:r>
-        <w:rPr>
-          <w:lang w:val="en-US"/>
-        </w:rPr>
-        <w:t xml:space="preserve"> of </w:t>
-      </w:r>
-      <w:hyperlink r:id="rId166" w:history="1">
         <w:r>
           <w:rPr>
             <w:rStyle w:val="Hyperlink"/>
             <w:lang w:val="en-US"/>
           </w:rPr>
-          <w:t>TCR3UG33B,LF</w:t>
+          <w:t>5</w:t>
+        </w:r>
+        <w:r>
+          <w:rPr>
+            <w:rStyle w:val="Hyperlink"/>
+            <w:lang w:val="en-US"/>
+          </w:rPr>
+          <w:t>630</w:t>
         </w:r>
       </w:hyperlink>
     </w:p>
@@ -21697,13 +21350,149 @@
           <w:numId w:val="66"/>
         </w:numPr>
       </w:pPr>
-      <w:r>
-        <w:t>Als dat te solderen i</w:t>
-      </w:r>
-      <w:r>
-        <w:t>s</w:t>
-      </w:r>
-    </w:p>
+      <w:hyperlink r:id="rId170" w:history="1">
+        <w:proofErr w:type="spellStart"/>
+        <w:r>
+          <w:rPr>
+            <w:rStyle w:val="Hyperlink"/>
+          </w:rPr>
+          <w:t>Digik</w:t>
+        </w:r>
+        <w:r>
+          <w:rPr>
+            <w:rStyle w:val="Hyperlink"/>
+          </w:rPr>
+          <w:t>e</w:t>
+        </w:r>
+        <w:r>
+          <w:rPr>
+            <w:rStyle w:val="Hyperlink"/>
+          </w:rPr>
+          <w:t>y</w:t>
+        </w:r>
+        <w:proofErr w:type="spellEnd"/>
+      </w:hyperlink>
+      <w:r>
+        <w:tab/>
+      </w:r>
+      <w:r>
+        <w:tab/>
+      </w:r>
+      <w:r>
+        <w:tab/>
+      </w:r>
+      <w:r>
+        <w:tab/>
+      </w:r>
+      <w:r>
+        <w:tab/>
+      </w:r>
+      <w:r>
+        <w:tab/>
+      </w:r>
+      <w:hyperlink r:id="rId171" w:history="1">
+        <w:proofErr w:type="spellStart"/>
+        <w:r>
+          <w:rPr>
+            <w:rStyle w:val="Hyperlink"/>
+          </w:rPr>
+          <w:t>Mouser</w:t>
+        </w:r>
+        <w:proofErr w:type="spellEnd"/>
+      </w:hyperlink>
+    </w:p>
+    <w:p>
+      <w:pPr>
+        <w:pStyle w:val="ListParagraph"/>
+      </w:pPr>
+      <w:r>
+        <w:rPr>
+          <w:lang w:val="en-US"/>
+        </w:rPr>
+        <w:drawing>
+          <wp:inline distT="0" distB="0" distL="0" distR="0" wp14:anchorId="6A8EDDE9" wp14:editId="22BA1EEF">
+            <wp:extent cx="1846106" cy="2089150"/>
+            <wp:effectExtent l="0" t="0" r="1905" b="6350"/>
+            <wp:docPr id="274539135" name="Picture 1"/>
+            <wp:cNvGraphicFramePr>
+              <a:graphicFrameLocks xmlns:a="http://schemas.openxmlformats.org/drawingml/2006/main" noChangeAspect="1"/>
+            </wp:cNvGraphicFramePr>
+            <a:graphic xmlns:a="http://schemas.openxmlformats.org/drawingml/2006/main">
+              <a:graphicData uri="http://schemas.openxmlformats.org/drawingml/2006/picture">
+                <pic:pic xmlns:pic="http://schemas.openxmlformats.org/drawingml/2006/picture">
+                  <pic:nvPicPr>
+                    <pic:cNvPr id="274539135" name=""/>
+                    <pic:cNvPicPr/>
+                  </pic:nvPicPr>
+                  <pic:blipFill>
+                    <a:blip r:embed="rId172"/>
+                    <a:stretch>
+                      <a:fillRect/>
+                    </a:stretch>
+                  </pic:blipFill>
+                  <pic:spPr>
+                    <a:xfrm>
+                      <a:off x="0" y="0"/>
+                      <a:ext cx="1848596" cy="2091968"/>
+                    </a:xfrm>
+                    <a:prstGeom prst="rect">
+                      <a:avLst/>
+                    </a:prstGeom>
+                  </pic:spPr>
+                </pic:pic>
+              </a:graphicData>
+            </a:graphic>
+          </wp:inline>
+        </w:drawing>
+      </w:r>
+      <w:r>
+        <w:tab/>
+      </w:r>
+      <w:r>
+        <w:tab/>
+      </w:r>
+      <w:r>
+        <w:rPr>
+          <w:noProof/>
+        </w:rPr>
+        <w:drawing>
+          <wp:inline distT="0" distB="0" distL="0" distR="0" wp14:anchorId="07CDF809" wp14:editId="6DA65ADD">
+            <wp:extent cx="1761331" cy="2012950"/>
+            <wp:effectExtent l="0" t="0" r="0" b="6350"/>
+            <wp:docPr id="1718589096" name="Picture 1"/>
+            <wp:cNvGraphicFramePr>
+              <a:graphicFrameLocks xmlns:a="http://schemas.openxmlformats.org/drawingml/2006/main" noChangeAspect="1"/>
+            </wp:cNvGraphicFramePr>
+            <a:graphic xmlns:a="http://schemas.openxmlformats.org/drawingml/2006/main">
+              <a:graphicData uri="http://schemas.openxmlformats.org/drawingml/2006/picture">
+                <pic:pic xmlns:pic="http://schemas.openxmlformats.org/drawingml/2006/picture">
+                  <pic:nvPicPr>
+                    <pic:cNvPr id="1718589096" name=""/>
+                    <pic:cNvPicPr/>
+                  </pic:nvPicPr>
+                  <pic:blipFill>
+                    <a:blip r:embed="rId173"/>
+                    <a:stretch>
+                      <a:fillRect/>
+                    </a:stretch>
+                  </pic:blipFill>
+                  <pic:spPr>
+                    <a:xfrm>
+                      <a:off x="0" y="0"/>
+                      <a:ext cx="1767359" cy="2019839"/>
+                    </a:xfrm>
+                    <a:prstGeom prst="rect">
+                      <a:avLst/>
+                    </a:prstGeom>
+                  </pic:spPr>
+                </pic:pic>
+              </a:graphicData>
+            </a:graphic>
+          </wp:inline>
+        </w:drawing>
+      </w:r>
+    </w:p>
+    <w:p/>
     <w:p>
       <w:pPr>
         <w:pStyle w:val="ListParagraph"/>
@@ -21716,8 +21505,58 @@
         </w:rPr>
       </w:pPr>
       <w:r>
-        <w:t>0,241 €</w:t>
-      </w:r>
+        <w:rPr>
+          <w:lang w:val="en-US"/>
+        </w:rPr>
+        <w:t>I2C 1cell 5A buck battery charger with high input voltage and 3.1-A boost with HVDCP enabled.</w:t>
+      </w:r>
+    </w:p>
+    <w:p>
+      <w:pPr>
+        <w:rPr>
+          <w:b/>
+          <w:bCs/>
+          <w:lang w:val="en-US"/>
+        </w:rPr>
+      </w:pPr>
+    </w:p>
+    <w:p>
+      <w:pPr>
+        <w:rPr>
+          <w:lang w:val="en-US"/>
+        </w:rPr>
+      </w:pPr>
+      <w:r>
+        <w:rPr>
+          <w:b/>
+          <w:bCs/>
+          <w:lang w:val="en-US"/>
+        </w:rPr>
+        <w:t>Buck-boost</w:t>
+      </w:r>
+      <w:r>
+        <w:rPr>
+          <w:lang w:val="en-US"/>
+        </w:rPr>
+        <w:t>:</w:t>
+      </w:r>
+      <w:r>
+        <w:rPr>
+          <w:b/>
+          <w:bCs/>
+          <w:lang w:val="en-US"/>
+        </w:rPr>
+        <w:t xml:space="preserve"> </w:t>
+      </w:r>
+      <w:hyperlink r:id="rId174" w:history="1">
+        <w:r>
+          <w:rPr>
+            <w:rStyle w:val="Hyperlink"/>
+            <w:lang w:val="en-US"/>
+          </w:rPr>
+          <w:t>RAA236105</w:t>
+        </w:r>
+      </w:hyperlink>
     </w:p>
     <w:p>
       <w:pPr>
@@ -21727,52 +21566,168 @@
           <w:numId w:val="66"/>
         </w:numPr>
       </w:pPr>
-      <w:r>
-        <w:t xml:space="preserve">3.3V LDO, 300mA, 140 </w:t>
-      </w:r>
-      <w:proofErr w:type="spellStart"/>
-      <w:r>
-        <w:t>mV</w:t>
-      </w:r>
-      <w:proofErr w:type="spellEnd"/>
-      <w:r>
-        <w:t xml:space="preserve"> </w:t>
-      </w:r>
-      <w:proofErr w:type="spellStart"/>
-      <w:r>
-        <w:t>dropout</w:t>
-      </w:r>
-      <w:proofErr w:type="spellEnd"/>
-      <w:r>
-        <w:t>, 380nA ruststroom</w:t>
-      </w:r>
-    </w:p>
-    <w:p>
-      <w:pPr>
-        <w:rPr>
-          <w:b/>
-          <w:bCs/>
-          <w:lang w:val="en-US"/>
-        </w:rPr>
-      </w:pPr>
-    </w:p>
-    <w:p>
-      <w:r>
-        <w:rPr>
-          <w:b/>
-          <w:bCs/>
-          <w:lang w:val="en-US"/>
-        </w:rPr>
-        <w:t xml:space="preserve">5V boost: </w:t>
-      </w:r>
-      <w:hyperlink r:id="rId167" w:history="1">
+      <w:hyperlink r:id="rId175" w:history="1">
+        <w:proofErr w:type="spellStart"/>
         <w:r>
           <w:rPr>
             <w:rStyle w:val="Hyperlink"/>
           </w:rPr>
-          <w:t>TPS61253AYFFT</w:t>
+          <w:t>m</w:t>
         </w:r>
+        <w:r>
+          <w:rPr>
+            <w:rStyle w:val="Hyperlink"/>
+          </w:rPr>
+          <w:t>o</w:t>
+        </w:r>
+        <w:r>
+          <w:rPr>
+            <w:rStyle w:val="Hyperlink"/>
+          </w:rPr>
+          <w:t>u</w:t>
+        </w:r>
+        <w:r>
+          <w:rPr>
+            <w:rStyle w:val="Hyperlink"/>
+          </w:rPr>
+          <w:t>s</w:t>
+        </w:r>
+        <w:r>
+          <w:rPr>
+            <w:rStyle w:val="Hyperlink"/>
+          </w:rPr>
+          <w:t>er</w:t>
+        </w:r>
+        <w:proofErr w:type="spellEnd"/>
       </w:hyperlink>
+      <w:r>
+        <w:tab/>
+      </w:r>
+      <w:r>
+        <w:t xml:space="preserve"> (niet in voorraad) </w:t>
+      </w:r>
+      <w:r>
+        <w:tab/>
+      </w:r>
+      <w:r>
+        <w:tab/>
+      </w:r>
+      <w:r>
+        <w:tab/>
+      </w:r>
+      <w:r>
+        <w:tab/>
+      </w:r>
+      <w:hyperlink r:id="rId176" w:history="1">
+        <w:proofErr w:type="spellStart"/>
+        <w:r>
+          <w:rPr>
+            <w:rStyle w:val="Hyperlink"/>
+          </w:rPr>
+          <w:t>digikey</w:t>
+        </w:r>
+        <w:proofErr w:type="spellEnd"/>
+      </w:hyperlink>
+      <w:r>
+        <w:t xml:space="preserve"> (niet in voorraad)</w:t>
+      </w:r>
+    </w:p>
+    <w:p>
+      <w:pPr>
+        <w:pStyle w:val="ListParagraph"/>
+      </w:pPr>
+      <w:r>
+        <w:lastRenderedPageBreak/>
+        <w:drawing>
+          <wp:inline distT="0" distB="0" distL="0" distR="0" wp14:anchorId="283379A9" wp14:editId="581861FE">
+            <wp:extent cx="1451500" cy="1371600"/>
+            <wp:effectExtent l="0" t="0" r="0" b="0"/>
+            <wp:docPr id="104823449" name="Picture 1"/>
+            <wp:cNvGraphicFramePr>
+              <a:graphicFrameLocks xmlns:a="http://schemas.openxmlformats.org/drawingml/2006/main" noChangeAspect="1"/>
+            </wp:cNvGraphicFramePr>
+            <a:graphic xmlns:a="http://schemas.openxmlformats.org/drawingml/2006/main">
+              <a:graphicData uri="http://schemas.openxmlformats.org/drawingml/2006/picture">
+                <pic:pic xmlns:pic="http://schemas.openxmlformats.org/drawingml/2006/picture">
+                  <pic:nvPicPr>
+                    <pic:cNvPr id="104823449" name=""/>
+                    <pic:cNvPicPr/>
+                  </pic:nvPicPr>
+                  <pic:blipFill>
+                    <a:blip r:embed="rId177"/>
+                    <a:stretch>
+                      <a:fillRect/>
+                    </a:stretch>
+                  </pic:blipFill>
+                  <pic:spPr>
+                    <a:xfrm>
+                      <a:off x="0" y="0"/>
+                      <a:ext cx="1458023" cy="1377764"/>
+                    </a:xfrm>
+                    <a:prstGeom prst="rect">
+                      <a:avLst/>
+                    </a:prstGeom>
+                  </pic:spPr>
+                </pic:pic>
+              </a:graphicData>
+            </a:graphic>
+          </wp:inline>
+        </w:drawing>
+      </w:r>
+      <w:r>
+        <w:tab/>
+      </w:r>
+      <w:r>
+        <w:tab/>
+      </w:r>
+      <w:r>
+        <w:tab/>
+      </w:r>
+      <w:r>
+        <w:rPr>
+          <w:noProof/>
+        </w:rPr>
+        <w:drawing>
+          <wp:inline distT="0" distB="0" distL="0" distR="0" wp14:anchorId="50320D6A" wp14:editId="36F2117C">
+            <wp:extent cx="2260600" cy="881752"/>
+            <wp:effectExtent l="0" t="0" r="6350" b="0"/>
+            <wp:docPr id="1819605332" name="Picture 1"/>
+            <wp:cNvGraphicFramePr>
+              <a:graphicFrameLocks xmlns:a="http://schemas.openxmlformats.org/drawingml/2006/main" noChangeAspect="1"/>
+            </wp:cNvGraphicFramePr>
+            <a:graphic xmlns:a="http://schemas.openxmlformats.org/drawingml/2006/main">
+              <a:graphicData uri="http://schemas.openxmlformats.org/drawingml/2006/picture">
+                <pic:pic xmlns:pic="http://schemas.openxmlformats.org/drawingml/2006/picture">
+                  <pic:nvPicPr>
+                    <pic:cNvPr id="1819605332" name=""/>
+                    <pic:cNvPicPr/>
+                  </pic:nvPicPr>
+                  <pic:blipFill>
+                    <a:blip r:embed="rId178"/>
+                    <a:stretch>
+                      <a:fillRect/>
+                    </a:stretch>
+                  </pic:blipFill>
+                  <pic:spPr>
+                    <a:xfrm>
+                      <a:off x="0" y="0"/>
+                      <a:ext cx="2282455" cy="890277"/>
+                    </a:xfrm>
+                    <a:prstGeom prst="rect">
+                      <a:avLst/>
+                    </a:prstGeom>
+                  </pic:spPr>
+                </pic:pic>
+              </a:graphicData>
+            </a:graphic>
+          </wp:inline>
+        </w:drawing>
+      </w:r>
+    </w:p>
+    <w:p>
+      <w:pPr>
+        <w:pStyle w:val="ListParagraph"/>
+      </w:pPr>
     </w:p>
     <w:p>
       <w:pPr>
@@ -21781,34 +21736,23 @@
           <w:ilvl w:val="0"/>
           <w:numId w:val="66"/>
         </w:numPr>
-        <w:rPr>
-          <w:lang w:val="en-US"/>
-        </w:rPr>
-      </w:pPr>
-      <w:r>
-        <w:rPr>
-          <w:lang w:val="en-US"/>
-        </w:rPr>
-        <w:t>IOUT 1500mA</w:t>
-      </w:r>
-      <w:r>
-        <w:rPr>
-          <w:lang w:val="en-US"/>
-        </w:rPr>
-        <w:t xml:space="preserve"> (startup),</w:t>
-      </w:r>
-      <w:r>
-        <w:rPr>
-          <w:lang w:val="en-US"/>
-        </w:rPr>
-        <w:t xml:space="preserve"> 4A</w:t>
-      </w:r>
-      <w:r>
-        <w:rPr>
-          <w:lang w:val="en-US"/>
-        </w:rPr>
-        <w:t xml:space="preserve"> (SW valley current limit)</w:t>
-      </w:r>
+      </w:pPr>
+      <w:r>
+        <w:t xml:space="preserve">130nA input </w:t>
+      </w:r>
+      <w:proofErr w:type="spellStart"/>
+      <w:r>
+        <w:t>quiescent</w:t>
+      </w:r>
+      <w:proofErr w:type="spellEnd"/>
+      <w:r>
+        <w:t xml:space="preserve"> </w:t>
+      </w:r>
+      <w:proofErr w:type="spellStart"/>
+      <w:r>
+        <w:t>current</w:t>
+      </w:r>
+      <w:proofErr w:type="spellEnd"/>
     </w:p>
     <w:p>
       <w:pPr>
@@ -21817,49 +21761,257 @@
           <w:ilvl w:val="0"/>
           <w:numId w:val="66"/>
         </w:numPr>
-      </w:pPr>
-      <w:r>
-        <w:t xml:space="preserve">42μA </w:t>
-      </w:r>
-      <w:proofErr w:type="spellStart"/>
-      <w:r>
-        <w:t>quiescent</w:t>
-      </w:r>
-      <w:proofErr w:type="spellEnd"/>
-      <w:r>
+        <w:rPr>
+          <w:lang w:val="en-US"/>
+        </w:rPr>
+      </w:pPr>
+      <w:r>
+        <w:rPr>
+          <w:lang w:val="en-US"/>
+        </w:rPr>
+        <w:t>96% peak efficiency (V IN = 3.6V; V OUT = 3.3V)</w:t>
+      </w:r>
+    </w:p>
+    <w:p>
+      <w:pPr>
+        <w:pStyle w:val="ListParagraph"/>
+        <w:numPr>
+          <w:ilvl w:val="0"/>
+          <w:numId w:val="66"/>
+        </w:numPr>
+        <w:rPr>
+          <w:lang w:val="en-US"/>
+        </w:rPr>
+      </w:pPr>
+      <w:r>
+        <w:rPr>
+          <w:lang w:val="en-US"/>
+        </w:rPr>
+        <w:t>Output current: up to 400mA (VIN &gt; 2.5V,</w:t>
+      </w:r>
+      <w:r>
+        <w:rPr>
+          <w:lang w:val="en-US"/>
+        </w:rPr>
         <w:t xml:space="preserve"> </w:t>
       </w:r>
-      <w:proofErr w:type="spellStart"/>
-      <w:r>
-        <w:t>current</w:t>
-      </w:r>
-      <w:proofErr w:type="spellEnd"/>
-      <w:r>
-        <w:t xml:space="preserve"> (&lt;1.3µA </w:t>
-      </w:r>
-      <w:proofErr w:type="spellStart"/>
-      <w:r>
-        <w:t>shutdown</w:t>
-      </w:r>
-      <w:proofErr w:type="spellEnd"/>
-      <w:r>
-        <w:t>)</w:t>
-      </w:r>
-    </w:p>
-    <w:p>
-      <w:pPr>
+      <w:r>
+        <w:rPr>
+          <w:lang w:val="en-US"/>
+        </w:rPr>
+        <w:t>V OUT = 3.3V)</w:t>
+      </w:r>
+    </w:p>
+    <w:p>
+      <w:pPr>
+        <w:rPr>
+          <w:lang w:val="en-US"/>
+        </w:rPr>
+      </w:pPr>
+    </w:p>
+    <w:p>
+      <w:pPr>
+        <w:rPr>
+          <w:lang w:val="en-US"/>
+        </w:rPr>
+      </w:pPr>
+      <w:r>
         <w:rPr>
           <w:b/>
           <w:bCs/>
           <w:lang w:val="en-US"/>
         </w:rPr>
-      </w:pPr>
+        <w:t xml:space="preserve">LDO: </w:t>
+      </w:r>
       <w:r>
         <w:rPr>
           <w:b/>
           <w:bCs/>
           <w:lang w:val="en-US"/>
         </w:rPr>
+        <w:t xml:space="preserve"> </w:t>
+      </w:r>
+      <w:hyperlink r:id="rId179" w:history="1">
+        <w:r>
+          <w:rPr>
+            <w:rStyle w:val="Hyperlink"/>
+            <w:lang w:val="en-US"/>
+          </w:rPr>
+          <w:t>TCR3U</w:t>
+        </w:r>
+        <w:r>
+          <w:rPr>
+            <w:rStyle w:val="Hyperlink"/>
+            <w:lang w:val="en-US"/>
+          </w:rPr>
+          <w:t>G</w:t>
+        </w:r>
+        <w:r>
+          <w:rPr>
+            <w:rStyle w:val="Hyperlink"/>
+            <w:lang w:val="en-US"/>
+          </w:rPr>
+          <w:t>33A,LF</w:t>
+        </w:r>
+      </w:hyperlink>
+      <w:r>
+        <w:rPr>
+          <w:lang w:val="en-US"/>
+        </w:rPr>
+        <w:t xml:space="preserve"> </w:t>
+      </w:r>
+      <w:r>
+        <w:rPr>
+          <w:lang w:val="en-US"/>
+        </w:rPr>
+        <w:t xml:space="preserve">(met auto-discharge) </w:t>
+      </w:r>
+      <w:r>
+        <w:rPr>
+          <w:lang w:val="en-US"/>
+        </w:rPr>
+        <w:t xml:space="preserve">of </w:t>
+      </w:r>
+      <w:hyperlink r:id="rId180" w:history="1">
+        <w:r>
+          <w:rPr>
+            <w:rStyle w:val="Hyperlink"/>
+            <w:lang w:val="en-US"/>
+          </w:rPr>
+          <w:t>TCR3UG</w:t>
+        </w:r>
+        <w:r>
+          <w:rPr>
+            <w:rStyle w:val="Hyperlink"/>
+            <w:lang w:val="en-US"/>
+          </w:rPr>
+          <w:t>3</w:t>
+        </w:r>
+        <w:r>
+          <w:rPr>
+            <w:rStyle w:val="Hyperlink"/>
+            <w:lang w:val="en-US"/>
+          </w:rPr>
+          <w:t>3B,LF</w:t>
+        </w:r>
+      </w:hyperlink>
+      <w:r>
+        <w:rPr>
+          <w:lang w:val="en-US"/>
+        </w:rPr>
+        <w:t xml:space="preserve"> </w:t>
+      </w:r>
+      <w:r>
+        <w:rPr>
+          <w:lang w:val="en-US"/>
+        </w:rPr>
+        <w:t>(</w:t>
+      </w:r>
+      <w:proofErr w:type="spellStart"/>
+      <w:r>
+        <w:rPr>
+          <w:lang w:val="en-US"/>
+        </w:rPr>
+        <w:t>zonder</w:t>
+      </w:r>
+      <w:proofErr w:type="spellEnd"/>
+      <w:r>
+        <w:rPr>
+          <w:lang w:val="en-US"/>
+        </w:rPr>
+        <w:t xml:space="preserve"> auto-discharge)</w:t>
+      </w:r>
+    </w:p>
+    <w:p>
+      <w:pPr>
+        <w:pStyle w:val="ListParagraph"/>
+        <w:numPr>
+          <w:ilvl w:val="0"/>
+          <w:numId w:val="66"/>
+        </w:numPr>
+        <w:rPr>
+          <w:lang w:val="en-US"/>
+        </w:rPr>
+      </w:pPr>
+      <w:r>
+        <w:rPr>
+          <w:lang w:val="en-US"/>
+        </w:rPr>
+        <w:t>€</w:t>
+      </w:r>
+      <w:r>
+        <w:rPr>
+          <w:lang w:val="en-US"/>
+        </w:rPr>
+        <w:t xml:space="preserve"> 0.241</w:t>
+      </w:r>
+    </w:p>
+    <w:p>
+      <w:pPr>
+        <w:pStyle w:val="ListParagraph"/>
+        <w:numPr>
+          <w:ilvl w:val="0"/>
+          <w:numId w:val="66"/>
+        </w:numPr>
+      </w:pPr>
+      <w:r>
+        <w:t xml:space="preserve">3.3V LDO, 300mA, 140 </w:t>
+      </w:r>
+      <w:proofErr w:type="spellStart"/>
+      <w:r>
+        <w:t>mV</w:t>
+      </w:r>
+      <w:proofErr w:type="spellEnd"/>
+      <w:r>
+        <w:t xml:space="preserve"> </w:t>
+      </w:r>
+      <w:proofErr w:type="spellStart"/>
+      <w:r>
+        <w:t>dropout</w:t>
+      </w:r>
+      <w:proofErr w:type="spellEnd"/>
+      <w:r>
+        <w:t>, 380nA ruststroom</w:t>
+      </w:r>
+    </w:p>
+    <w:p>
+      <w:pPr>
+        <w:rPr>
+          <w:b/>
+          <w:bCs/>
+          <w:lang w:val="en-US"/>
+        </w:rPr>
+      </w:pPr>
+    </w:p>
+    <w:p>
+      <w:pPr>
+        <w:rPr>
+          <w:lang w:val="en-US"/>
+        </w:rPr>
+      </w:pPr>
+      <w:r>
+        <w:rPr>
+          <w:b/>
+          <w:bCs/>
+          <w:lang w:val="en-US"/>
+        </w:rPr>
+        <w:t xml:space="preserve">5V boost: </w:t>
+      </w:r>
+    </w:p>
+    <w:p>
+      <w:pPr>
+        <w:rPr>
+          <w:b/>
+          <w:bCs/>
+          <w:lang w:val="en-US"/>
+        </w:rPr>
+      </w:pPr>
+      <w:r>
+        <w:rPr>
+          <w:b/>
+          <w:bCs/>
+          <w:lang w:val="en-US"/>
+        </w:rPr>
         <w:br/>
       </w:r>
     </w:p>
@@ -21867,7 +22019,7 @@
       <w:pPr>
         <w:pStyle w:val="Heading1"/>
       </w:pPr>
-      <w:bookmarkStart w:id="67" w:name="_Toc225503338"/>
+      <w:bookmarkStart w:id="65" w:name="_Toc225503338"/>
       <w:r>
         <w:t>Motor/</w:t>
       </w:r>
@@ -21875,42 +22027,65 @@
       <w:r>
         <w:t>solenoide</w:t>
       </w:r>
+      <w:bookmarkEnd w:id="65"/>
+      <w:proofErr w:type="spellEnd"/>
+    </w:p>
+    <w:p>
+      <w:pPr>
+        <w:rPr>
+          <w:lang w:val="en-US"/>
+        </w:rPr>
+      </w:pPr>
+    </w:p>
+    <w:p>
+      <w:pPr>
+        <w:rPr>
+          <w:lang w:val="en-US"/>
+        </w:rPr>
+      </w:pPr>
+      <w:hyperlink r:id="rId181" w:history="1">
+        <w:r>
+          <w:rPr>
+            <w:rStyle w:val="Hyperlink"/>
+            <w:lang w:val="en-US"/>
+          </w:rPr>
+          <w:t>TD-8120MG</w:t>
+        </w:r>
+      </w:hyperlink>
+    </w:p>
+    <w:p>
+      <w:pPr>
+        <w:rPr>
+          <w:lang w:val="en-US"/>
+        </w:rPr>
+      </w:pPr>
+    </w:p>
+    <w:p>
+      <w:pPr>
+        <w:pStyle w:val="Heading1"/>
+      </w:pPr>
+      <w:bookmarkStart w:id="66" w:name="_Toc225503339"/>
+      <w:r>
+        <w:t>Samenvatting keuzes</w:t>
+      </w:r>
+      <w:bookmarkEnd w:id="66"/>
+    </w:p>
+    <w:p>
+      <w:pPr>
+        <w:rPr>
+          <w:lang w:val="en-US"/>
+        </w:rPr>
+      </w:pPr>
+    </w:p>
+    <w:p>
+      <w:pPr>
+        <w:pStyle w:val="Heading1"/>
+      </w:pPr>
+      <w:bookmarkStart w:id="67" w:name="_Toc225503340"/>
+      <w:r>
+        <w:t>BOM</w:t>
+      </w:r>
       <w:bookmarkEnd w:id="67"/>
-      <w:proofErr w:type="spellEnd"/>
-    </w:p>
-    <w:p>
-      <w:pPr>
-        <w:rPr>
-          <w:lang w:val="en-US"/>
-        </w:rPr>
-      </w:pPr>
-    </w:p>
-    <w:p>
-      <w:pPr>
-        <w:pStyle w:val="Heading1"/>
-      </w:pPr>
-      <w:bookmarkStart w:id="68" w:name="_Toc225503339"/>
-      <w:r>
-        <w:t>Samenvatting keuzes</w:t>
-      </w:r>
-      <w:bookmarkEnd w:id="68"/>
-    </w:p>
-    <w:p>
-      <w:pPr>
-        <w:rPr>
-          <w:lang w:val="en-US"/>
-        </w:rPr>
-      </w:pPr>
-    </w:p>
-    <w:p>
-      <w:pPr>
-        <w:pStyle w:val="Heading1"/>
-      </w:pPr>
-      <w:bookmarkStart w:id="69" w:name="_Toc225503340"/>
-      <w:r>
-        <w:t>BOM</w:t>
-      </w:r>
-      <w:bookmarkEnd w:id="69"/>
     </w:p>
     <w:p>
       <w:pPr>
@@ -21927,7 +22102,7 @@
       </w:pPr>
     </w:p>
     <w:sectPr>
-      <w:headerReference w:type="default" r:id="rId168"/>
+      <w:headerReference w:type="default" r:id="rId182"/>
       <w:type w:val="continuous"/>
       <w:pgSz w:w="11906" w:h="16838"/>
       <w:pgMar w:top="1417" w:right="1417" w:bottom="1417" w:left="1417" w:header="708" w:footer="708" w:gutter="0"/>
@@ -22033,16 +22208,11 @@
     </w:r>
     <w:proofErr w:type="spellEnd"/>
     <w:r>
-      <w:t xml:space="preserve"> fietsslot </w:t>
-    </w:r>
-    <w:proofErr w:type="gramStart"/>
-    <w:r>
-      <w:t>PCB c</w:t>
+      <w:t xml:space="preserve"> fietsslot PCB c</w:t>
     </w:r>
     <w:r>
       <w:t>omponenten</w:t>
     </w:r>
-    <w:proofErr w:type="gramEnd"/>
     <w:r>
       <w:tab/>
     </w:r>
@@ -22068,16 +22238,11 @@
     </w:r>
     <w:proofErr w:type="spellEnd"/>
     <w:r>
-      <w:t xml:space="preserve"> fietsslot </w:t>
-    </w:r>
-    <w:proofErr w:type="gramStart"/>
-    <w:r>
-      <w:t>PCB c</w:t>
+      <w:t xml:space="preserve"> fietsslot PCB c</w:t>
     </w:r>
     <w:r>
       <w:t>omponenten</w:t>
     </w:r>
-    <w:proofErr w:type="gramEnd"/>
     <w:r>
       <w:tab/>
     </w:r>
@@ -22103,16 +22268,11 @@
     </w:r>
     <w:proofErr w:type="spellEnd"/>
     <w:r>
-      <w:t xml:space="preserve"> fietsslot </w:t>
-    </w:r>
-    <w:proofErr w:type="gramStart"/>
-    <w:r>
-      <w:t>PCB c</w:t>
+      <w:t xml:space="preserve"> fietsslot PCB c</w:t>
     </w:r>
     <w:r>
       <w:t>omponenten</w:t>
     </w:r>
-    <w:proofErr w:type="gramEnd"/>
     <w:r>
       <w:tab/>
     </w:r>
@@ -22140,16 +22300,11 @@
     </w:r>
     <w:proofErr w:type="spellEnd"/>
     <w:r>
-      <w:t xml:space="preserve"> fietsslot </w:t>
-    </w:r>
-    <w:proofErr w:type="gramStart"/>
-    <w:r>
-      <w:t>PCB c</w:t>
+      <w:t xml:space="preserve"> fietsslot PCB c</w:t>
     </w:r>
     <w:r>
       <w:t>omponenten</w:t>
     </w:r>
-    <w:proofErr w:type="gramEnd"/>
     <w:r>
       <w:tab/>
     </w:r>
@@ -22175,27 +22330,20 @@
     </w:r>
     <w:proofErr w:type="spellEnd"/>
     <w:r>
-      <w:t xml:space="preserve"> fietsslot </w:t>
-    </w:r>
-    <w:proofErr w:type="gramStart"/>
-    <w:r>
-      <w:t>PCB c</w:t>
+      <w:t xml:space="preserve"> fietsslot PCB c</w:t>
     </w:r>
     <w:r>
       <w:t>omponenten</w:t>
     </w:r>
-    <w:proofErr w:type="gramEnd"/>
     <w:r>
       <w:tab/>
     </w:r>
     <w:r>
       <w:tab/>
     </w:r>
-    <w:proofErr w:type="gramStart"/>
     <w:r>
       <w:t>ECC chip</w:t>
     </w:r>
-    <w:proofErr w:type="gramEnd"/>
   </w:p>
 </w:hdr>
 </file>

--- a/Componenten.docx
+++ b/Componenten.docx
@@ -6641,8 +6641,13 @@
           <w:lang w:val="en-US"/>
         </w:rPr>
       </w:pPr>
-      <w:r>
-        <w:t>EEC chip: elliptische curve bereke</w:t>
+      <w:proofErr w:type="gramStart"/>
+      <w:r>
+        <w:t>EEC chip</w:t>
+      </w:r>
+      <w:proofErr w:type="gramEnd"/>
+      <w:r>
+        <w:t>: elliptische curve bereke</w:t>
       </w:r>
       <w:r>
         <w:t>ning</w:t>
@@ -6819,11 +6824,16 @@
       <w:r>
         <w:t xml:space="preserve">externe </w:t>
       </w:r>
+      <w:proofErr w:type="gramStart"/>
       <w:r>
         <w:t>EEC c</w:t>
       </w:r>
       <w:r>
-        <w:t>hip)</w:t>
+        <w:t>hip</w:t>
+      </w:r>
+      <w:proofErr w:type="gramEnd"/>
+      <w:r>
+        <w:t>)</w:t>
       </w:r>
     </w:p>
     <w:p>
@@ -7117,8 +7127,13 @@
             <w:pPr>
               <w:spacing w:line="240" w:lineRule="auto"/>
             </w:pPr>
-            <w:r>
-              <w:t>Debug / utils</w:t>
+            <w:proofErr w:type="gramStart"/>
+            <w:r>
+              <w:t>Debug /</w:t>
+            </w:r>
+            <w:proofErr w:type="gramEnd"/>
+            <w:r>
+              <w:t xml:space="preserve"> utils</w:t>
             </w:r>
           </w:p>
         </w:tc>
@@ -7353,9 +7368,11 @@
             <w:pPr>
               <w:spacing w:line="240" w:lineRule="auto"/>
             </w:pPr>
+            <w:proofErr w:type="gramStart"/>
             <w:r>
               <w:t>QR matrix</w:t>
             </w:r>
+            <w:proofErr w:type="gramEnd"/>
           </w:p>
         </w:tc>
         <w:tc>
@@ -8263,8 +8280,16 @@
               <w:rPr>
                 <w:lang w:val="en-US"/>
               </w:rPr>
-              <w:t>1-3 ?</w:t>
-            </w:r>
+              <w:t>1-</w:t>
+            </w:r>
+            <w:proofErr w:type="gramStart"/>
+            <w:r>
+              <w:rPr>
+                <w:lang w:val="en-US"/>
+              </w:rPr>
+              <w:t>3 ?</w:t>
+            </w:r>
+            <w:proofErr w:type="gramEnd"/>
           </w:p>
           <w:p>
             <w:pPr>
@@ -9852,10 +9877,26 @@
         <w:t>868MHz voor Europa</w:t>
       </w:r>
       <w:r>
-        <w:t xml:space="preserve"> (863–870 MHz</w:t>
-      </w:r>
-      <w:r>
-        <w:t xml:space="preserve"> / EU868 / ISM band)</w:t>
+        <w:t xml:space="preserve"> (863–870 </w:t>
+      </w:r>
+      <w:proofErr w:type="gramStart"/>
+      <w:r>
+        <w:t>MHz</w:t>
+      </w:r>
+      <w:r>
+        <w:t xml:space="preserve"> /</w:t>
+      </w:r>
+      <w:proofErr w:type="gramEnd"/>
+      <w:r>
+        <w:t xml:space="preserve"> EU</w:t>
+      </w:r>
+      <w:proofErr w:type="gramStart"/>
+      <w:r>
+        <w:t>868 /</w:t>
+      </w:r>
+      <w:proofErr w:type="gramEnd"/>
+      <w:r>
+        <w:t xml:space="preserve"> ISM band)</w:t>
       </w:r>
     </w:p>
     <w:p>
@@ -9897,8 +9938,16 @@
         <w:rPr>
           <w:lang w:val="nl-NL"/>
         </w:rPr>
-        <w:t>ETSI EN 300 220-conform</w:t>
-      </w:r>
+        <w:t>ETSI EN 300 220-</w:t>
+      </w:r>
+      <w:proofErr w:type="gramStart"/>
+      <w:r>
+        <w:rPr>
+          <w:lang w:val="nl-NL"/>
+        </w:rPr>
+        <w:t>conform</w:t>
+      </w:r>
+      <w:proofErr w:type="gramEnd"/>
     </w:p>
     <w:p>
       <w:pPr>
@@ -9912,14 +9961,22 @@
         <w:rPr>
           <w:lang w:val="nl-NL"/>
         </w:rPr>
-        <w:t xml:space="preserve">RX-stroom ≈ 4–6 mA </w:t>
-      </w:r>
+        <w:t xml:space="preserve">RX-stroom ≈ 4–6 </w:t>
+      </w:r>
+      <w:proofErr w:type="gramStart"/>
       <w:r>
         <w:rPr>
           <w:lang w:val="nl-NL"/>
         </w:rPr>
+        <w:t xml:space="preserve">mA </w:t>
+      </w:r>
+      <w:r>
+        <w:rPr>
+          <w:lang w:val="nl-NL"/>
+        </w:rPr>
         <w:t>?</w:t>
       </w:r>
+      <w:proofErr w:type="gramEnd"/>
     </w:p>
     <w:p>
       <w:pPr>
@@ -9933,14 +9990,22 @@
         <w:rPr>
           <w:lang w:val="nl-NL"/>
         </w:rPr>
-        <w:t xml:space="preserve">TX-stroom ≈ 40–120 mA (afhankelijk van het vermogen) </w:t>
-      </w:r>
+        <w:t>TX-stroom ≈ 40–120 mA (afhankelijk van het vermogen</w:t>
+      </w:r>
+      <w:proofErr w:type="gramStart"/>
       <w:r>
         <w:rPr>
           <w:lang w:val="nl-NL"/>
         </w:rPr>
+        <w:t xml:space="preserve">) </w:t>
+      </w:r>
+      <w:r>
+        <w:rPr>
+          <w:lang w:val="nl-NL"/>
+        </w:rPr>
         <w:t>?</w:t>
       </w:r>
+      <w:proofErr w:type="gramEnd"/>
     </w:p>
     <w:p>
       <w:pPr>
@@ -10043,8 +10108,13 @@
           <w:numId w:val="67"/>
         </w:numPr>
       </w:pPr>
-      <w:r>
-        <w:t>RF matching en antenne design zelf doe</w:t>
+      <w:proofErr w:type="gramStart"/>
+      <w:r>
+        <w:t>RF matching</w:t>
+      </w:r>
+      <w:proofErr w:type="gramEnd"/>
+      <w:r>
+        <w:t xml:space="preserve"> en antenne design zelf doe</w:t>
       </w:r>
       <w:r>
         <w:t>n</w:t>
@@ -10197,8 +10267,13 @@
           <w:numId w:val="67"/>
         </w:numPr>
       </w:pPr>
-      <w:r>
-        <w:t>RF ontwerp moeilijker (antenne interface, ground keep-outs)</w:t>
+      <w:proofErr w:type="gramStart"/>
+      <w:r>
+        <w:t>RF ontwerp</w:t>
+      </w:r>
+      <w:proofErr w:type="gramEnd"/>
+      <w:r>
+        <w:t xml:space="preserve"> moeilijker (antenne interface, ground keep-outs)</w:t>
       </w:r>
     </w:p>
     <w:p>
@@ -10210,7 +10285,31 @@
         </w:numPr>
       </w:pPr>
       <w:r>
-        <w:t>Moeilijkere configuratie (EU regels, RF matching zelf instellen,…)</w:t>
+        <w:t>Moeilijkere configuratie (</w:t>
+      </w:r>
+      <w:proofErr w:type="gramStart"/>
+      <w:r>
+        <w:t>EU regels</w:t>
+      </w:r>
+      <w:proofErr w:type="gramEnd"/>
+      <w:r>
+        <w:t xml:space="preserve">, </w:t>
+      </w:r>
+      <w:proofErr w:type="gramStart"/>
+      <w:r>
+        <w:t>RF matching</w:t>
+      </w:r>
+      <w:proofErr w:type="gramEnd"/>
+      <w:r>
+        <w:t xml:space="preserve"> zelf </w:t>
+      </w:r>
+      <w:proofErr w:type="gramStart"/>
+      <w:r>
+        <w:t>instellen,…</w:t>
+      </w:r>
+      <w:proofErr w:type="gramEnd"/>
+      <w:r>
+        <w:t>)</w:t>
       </w:r>
     </w:p>
     <w:p>
@@ -10393,8 +10492,13 @@
           <w:numId w:val="75"/>
         </w:numPr>
       </w:pPr>
-      <w:r>
-        <w:t>met STM32WLE5CCU6</w:t>
+      <w:proofErr w:type="gramStart"/>
+      <w:r>
+        <w:t>met</w:t>
+      </w:r>
+      <w:proofErr w:type="gramEnd"/>
+      <w:r>
+        <w:t xml:space="preserve"> STM32WLE5CCU6</w:t>
       </w:r>
     </w:p>
     <w:p>
@@ -10405,12 +10509,14 @@
           <w:numId w:val="75"/>
         </w:numPr>
       </w:pPr>
+      <w:proofErr w:type="gramStart"/>
       <w:r>
         <w:t>UART</w:t>
       </w:r>
       <w:r>
         <w:t xml:space="preserve"> interface</w:t>
       </w:r>
+      <w:proofErr w:type="gramEnd"/>
     </w:p>
     <w:p>
       <w:pPr>
@@ -10424,7 +10530,15 @@
         <w:t>SPI mogelijk?? “</w:t>
       </w:r>
       <w:r>
-        <w:t xml:space="preserve">SPI voor communicatie met RF subsysteem van </w:t>
+        <w:t xml:space="preserve">SPI voor communicatie met </w:t>
+      </w:r>
+      <w:proofErr w:type="gramStart"/>
+      <w:r>
+        <w:t>RF subsysteem</w:t>
+      </w:r>
+      <w:proofErr w:type="gramEnd"/>
+      <w:r>
+        <w:t xml:space="preserve"> van </w:t>
       </w:r>
       <w:r>
         <w:t>STM32WLE5CCU6</w:t>
@@ -10986,8 +11100,13 @@
       <w:r>
         <w:t xml:space="preserve">, </w:t>
       </w:r>
-      <w:r>
-        <w:t>RF ervaring nodig</w:t>
+      <w:proofErr w:type="gramStart"/>
+      <w:r>
+        <w:t>RF ervaring</w:t>
+      </w:r>
+      <w:proofErr w:type="gramEnd"/>
+      <w:r>
+        <w:t xml:space="preserve"> nodig</w:t>
       </w:r>
     </w:p>
     <w:p>
@@ -10998,6 +11117,7 @@
           <w:numId w:val="75"/>
         </w:numPr>
       </w:pPr>
+      <w:proofErr w:type="gramStart"/>
       <w:r>
         <w:rPr>
           <w:b/>
@@ -11012,6 +11132,7 @@
         </w:rPr>
         <w:t xml:space="preserve"> antenne</w:t>
       </w:r>
+      <w:proofErr w:type="gramEnd"/>
       <w:r>
         <w:t>:</w:t>
       </w:r>
@@ -11078,8 +11199,21 @@
     </w:p>
     <w:p/>
     <w:p>
-      <w:r>
-        <w:t>FPC antenne voor prototype, eventueel PCB antenne later?</w:t>
+      <w:proofErr w:type="gramStart"/>
+      <w:r>
+        <w:t>FPC antenne</w:t>
+      </w:r>
+      <w:proofErr w:type="gramEnd"/>
+      <w:r>
+        <w:t xml:space="preserve"> voor prototype, eventueel </w:t>
+      </w:r>
+      <w:proofErr w:type="gramStart"/>
+      <w:r>
+        <w:t>PCB antenne</w:t>
+      </w:r>
+      <w:proofErr w:type="gramEnd"/>
+      <w:r>
+        <w:t xml:space="preserve"> later?</w:t>
       </w:r>
     </w:p>
     <w:p/>
@@ -11304,10 +11438,18 @@
         <w:t>8.6 cm</w:t>
       </w:r>
       <w:r>
-        <w:t xml:space="preserve">: ~ 73 Ω </w:t>
-      </w:r>
-      <w:r>
-        <w:t xml:space="preserve">, </w:t>
+        <w:t xml:space="preserve">: ~ 73 </w:t>
+      </w:r>
+      <w:proofErr w:type="gramStart"/>
+      <w:r>
+        <w:t xml:space="preserve">Ω </w:t>
+      </w:r>
+      <w:r>
+        <w:t>,</w:t>
+      </w:r>
+      <w:proofErr w:type="gramEnd"/>
+      <w:r>
+        <w:t xml:space="preserve"> </w:t>
       </w:r>
       <w:r>
         <w:t>VSWR</w:t>
@@ -11914,13 +12056,27 @@
         <w:rPr>
           <w:lang w:val="nl-NL"/>
         </w:rPr>
-        <w:t>a. FPC ante</w:t>
-      </w:r>
+        <w:t xml:space="preserve">a. </w:t>
+      </w:r>
+      <w:proofErr w:type="gramStart"/>
       <w:r>
         <w:rPr>
           <w:lang w:val="nl-NL"/>
         </w:rPr>
-        <w:t>nne lijkt best.</w:t>
+        <w:t>FPC ante</w:t>
+      </w:r>
+      <w:r>
+        <w:rPr>
+          <w:lang w:val="nl-NL"/>
+        </w:rPr>
+        <w:t>nne</w:t>
+      </w:r>
+      <w:proofErr w:type="gramEnd"/>
+      <w:r>
+        <w:rPr>
+          <w:lang w:val="nl-NL"/>
+        </w:rPr>
+        <w:t xml:space="preserve"> lijkt best.</w:t>
       </w:r>
     </w:p>
     <w:p>
@@ -14784,8 +14940,13 @@
         <w:t>1.54″ 200×200</w:t>
       </w:r>
       <w:r>
-        <w:t xml:space="preserve"> wordt veel gebruikt voor QR codes</w:t>
-      </w:r>
+        <w:t xml:space="preserve"> wordt veel gebruikt voor </w:t>
+      </w:r>
+      <w:proofErr w:type="gramStart"/>
+      <w:r>
+        <w:t>QR codes</w:t>
+      </w:r>
+      <w:proofErr w:type="gramEnd"/>
     </w:p>
     <w:p>
       <w:pPr>
@@ -14795,11 +14956,24 @@
           <w:numId w:val="66"/>
         </w:numPr>
       </w:pPr>
-      <w:r>
-        <w:t>QR code versie? (z</w:t>
-      </w:r>
-      <w:r>
-        <w:t xml:space="preserve">ie </w:t>
+      <w:proofErr w:type="gramStart"/>
+      <w:r>
+        <w:t>QR code</w:t>
+      </w:r>
+      <w:proofErr w:type="gramEnd"/>
+      <w:r>
+        <w:t xml:space="preserve"> versie? (</w:t>
+      </w:r>
+      <w:proofErr w:type="gramStart"/>
+      <w:r>
+        <w:t>z</w:t>
+      </w:r>
+      <w:r>
+        <w:t>ie</w:t>
+      </w:r>
+      <w:proofErr w:type="gramEnd"/>
+      <w:r>
+        <w:t xml:space="preserve"> </w:t>
       </w:r>
       <w:hyperlink r:id="rId96" w:history="1">
         <w:r>
@@ -14891,14 +15065,31 @@
           <w:b/>
           <w:bCs/>
         </w:rPr>
-        <w:t>Berekening grootst mogelijke QR code</w:t>
-      </w:r>
+        <w:t xml:space="preserve">Berekening grootst mogelijke </w:t>
+      </w:r>
+      <w:proofErr w:type="gramStart"/>
+      <w:r>
+        <w:rPr>
+          <w:b/>
+          <w:bCs/>
+        </w:rPr>
+        <w:t>QR code</w:t>
+      </w:r>
+      <w:proofErr w:type="gramEnd"/>
       <w:r>
         <w:t>:</w:t>
       </w:r>
       <w:r>
         <w:br/>
-        <w:t>De kleinste scanbare QR code is 1x1cm 38x38 pixel -&gt; 0.263mm per pixel</w:t>
+        <w:t xml:space="preserve">De kleinste scanbare </w:t>
+      </w:r>
+      <w:proofErr w:type="gramStart"/>
+      <w:r>
+        <w:t>QR code</w:t>
+      </w:r>
+      <w:proofErr w:type="gramEnd"/>
+      <w:r>
+        <w:t xml:space="preserve"> is 1x1cm 38x38 pixel -&gt; 0.263mm per pixel</w:t>
       </w:r>
       <w:r>
         <w:br/>
@@ -14906,11 +15097,27 @@
       </w:r>
       <w:r>
         <w:br/>
-        <w:t>kleinste mogelijke QR pixel is 2x2 pixels op het scherm (0.27x0.27mm)</w:t>
+        <w:t xml:space="preserve">kleinste mogelijke </w:t>
+      </w:r>
+      <w:proofErr w:type="gramStart"/>
+      <w:r>
+        <w:t>QR pixel</w:t>
+      </w:r>
+      <w:proofErr w:type="gramEnd"/>
+      <w:r>
+        <w:t xml:space="preserve"> is 2x2 pixels op het scherm (0.27x0.27mm)</w:t>
       </w:r>
       <w:r>
         <w:br/>
-        <w:t xml:space="preserve">dus grootste QR code is 97x97 (versie 20) </w:t>
+        <w:t xml:space="preserve">dus grootste </w:t>
+      </w:r>
+      <w:proofErr w:type="gramStart"/>
+      <w:r>
+        <w:t>QR code</w:t>
+      </w:r>
+      <w:proofErr w:type="gramEnd"/>
+      <w:r>
+        <w:t xml:space="preserve"> is 97x97 (versie 20) </w:t>
       </w:r>
       <w:r>
         <w:br/>
@@ -15215,7 +15422,21 @@
         <w:rPr>
           <w:lang w:val="en-US"/>
         </w:rPr>
-        <w:t xml:space="preserve"> ( 0.5mm pitch, </w:t>
+        <w:t xml:space="preserve"> </w:t>
+      </w:r>
+      <w:proofErr w:type="gramStart"/>
+      <w:r>
+        <w:rPr>
+          <w:lang w:val="en-US"/>
+        </w:rPr>
+        <w:t>( 0</w:t>
+      </w:r>
+      <w:proofErr w:type="gramEnd"/>
+      <w:r>
+        <w:rPr>
+          <w:lang w:val="en-US"/>
+        </w:rPr>
+        <w:t xml:space="preserve">.5mm pitch, </w:t>
       </w:r>
       <w:r>
         <w:rPr>
@@ -15340,10 +15561,18 @@
         <w:t>, AVDD/VSH</w:t>
       </w:r>
       <w:r>
-        <w:t>, VCOM</w:t>
-      </w:r>
-      <w:r>
-        <w:t>,…)</w:t>
+        <w:t xml:space="preserve">, </w:t>
+      </w:r>
+      <w:proofErr w:type="gramStart"/>
+      <w:r>
+        <w:t>VCOM</w:t>
+      </w:r>
+      <w:r>
+        <w:t>,…</w:t>
+      </w:r>
+      <w:proofErr w:type="gramEnd"/>
+      <w:r>
+        <w:t>)</w:t>
       </w:r>
     </w:p>
     <w:p>
@@ -15963,7 +16192,21 @@
         <w:rPr>
           <w:lang w:val="en-US"/>
         </w:rPr>
-        <w:t xml:space="preserve">8-pin JST PH 2.0mm SMT Header Horizontal Right Angle Side </w:t>
+        <w:t xml:space="preserve">8-pin JST PH 2.0mm SMT Header Horizontal </w:t>
+      </w:r>
+      <w:proofErr w:type="gramStart"/>
+      <w:r>
+        <w:rPr>
+          <w:lang w:val="en-US"/>
+        </w:rPr>
+        <w:t>Right Angle</w:t>
+      </w:r>
+      <w:proofErr w:type="gramEnd"/>
+      <w:r>
+        <w:rPr>
+          <w:lang w:val="en-US"/>
+        </w:rPr>
+        <w:t xml:space="preserve"> Side </w:t>
       </w:r>
       <w:r>
         <w:rPr>
@@ -16087,7 +16330,15 @@
       </w:r>
       <w:proofErr w:type="spellEnd"/>
       <w:r>
-        <w:t xml:space="preserve"> en GPS update </w:t>
+        <w:t xml:space="preserve"> en </w:t>
+      </w:r>
+      <w:proofErr w:type="gramStart"/>
+      <w:r>
+        <w:t>GPS update</w:t>
+      </w:r>
+      <w:proofErr w:type="gramEnd"/>
+      <w:r>
+        <w:t xml:space="preserve"> </w:t>
       </w:r>
       <w:proofErr w:type="spellStart"/>
       <w:r>
@@ -16128,7 +16379,27 @@
         <w:rPr>
           <w:lang w:val="en-US"/>
         </w:rPr>
-        <w:t>Low power (1-10µA)</w:t>
+        <w:t>Low power (</w:t>
+      </w:r>
+      <w:proofErr w:type="gramStart"/>
+      <w:r>
+        <w:rPr>
+          <w:lang w:val="en-US"/>
+        </w:rPr>
+        <w:t>&lt;5</w:t>
+      </w:r>
+      <w:r>
+        <w:rPr>
+          <w:lang w:val="en-US"/>
+        </w:rPr>
+        <w:t>µA</w:t>
+      </w:r>
+      <w:proofErr w:type="gramEnd"/>
+      <w:r>
+        <w:rPr>
+          <w:lang w:val="en-US"/>
+        </w:rPr>
+        <w:t>)</w:t>
       </w:r>
     </w:p>
     <w:p>
@@ -16268,42 +16539,6 @@
         <w:t>CU slaapt</w:t>
       </w:r>
     </w:p>
-    <w:p/>
-    <w:p>
-      <w:pPr>
-        <w:pStyle w:val="Heading2"/>
-      </w:pPr>
-      <w:bookmarkStart w:id="47" w:name="_Toc225503318"/>
-      <w:proofErr w:type="spellStart"/>
-      <w:r>
-        <w:lastRenderedPageBreak/>
-        <w:t>Opties</w:t>
-      </w:r>
-      <w:bookmarkEnd w:id="47"/>
-      <w:proofErr w:type="spellEnd"/>
-    </w:p>
-    <w:p>
-      <w:r>
-        <w:t>Moeilijk met hand te so</w:t>
-      </w:r>
-      <w:r>
-        <w:t xml:space="preserve">lderen -&gt; </w:t>
-      </w:r>
-      <w:proofErr w:type="spellStart"/>
-      <w:r>
-        <w:t>breakout</w:t>
-      </w:r>
-      <w:proofErr w:type="spellEnd"/>
-      <w:r>
-        <w:t xml:space="preserve"> voor prototype?</w:t>
-      </w:r>
-    </w:p>
-    <w:p/>
-    <w:p>
-      <w:r>
-        <w:t>LIS2DH12</w:t>
-      </w:r>
-    </w:p>
     <w:p>
       <w:pPr>
         <w:pStyle w:val="ListParagraph"/>
@@ -16311,41 +16546,24 @@
           <w:ilvl w:val="0"/>
           <w:numId w:val="66"/>
         </w:numPr>
-        <w:rPr>
-          <w:lang w:val="en-US"/>
-        </w:rPr>
-      </w:pPr>
-      <w:r>
-        <w:rPr>
-          <w:lang w:val="en-US"/>
-        </w:rPr>
-        <w:t>Ultra</w:t>
-      </w:r>
-      <w:r>
-        <w:rPr>
-          <w:lang w:val="en-US"/>
-        </w:rPr>
-        <w:noBreakHyphen/>
-        <w:t>low</w:t>
-      </w:r>
-      <w:r>
-        <w:rPr>
-          <w:lang w:val="en-US"/>
-        </w:rPr>
-        <w:noBreakHyphen/>
-        <w:t>power (</w:t>
-      </w:r>
-      <w:r>
-        <w:rPr>
-          <w:lang w:val="en-US"/>
-        </w:rPr>
-        <w:t>tot</w:t>
-      </w:r>
-      <w:r>
-        <w:rPr>
-          <w:lang w:val="en-US"/>
-        </w:rPr>
-        <w:t xml:space="preserve"> ~2 µA)</w:t>
+      </w:pPr>
+      <w:r>
+        <w:t>Kracht: tot 2g geparkeerd (</w:t>
+      </w:r>
+      <w:r>
+        <w:rPr>
+          <w:lang w:val="nl-NL"/>
+        </w:rPr>
+        <w:t>sabotage</w:t>
+      </w:r>
+      <w:r>
+        <w:rPr>
+          <w:lang w:val="nl-NL"/>
+        </w:rPr>
+        <w:t xml:space="preserve"> detectie</w:t>
+      </w:r>
+      <w:r>
+        <w:t>), tot 4g tijdens fietsen</w:t>
       </w:r>
     </w:p>
     <w:p>
@@ -16355,16 +16573,48 @@
           <w:ilvl w:val="0"/>
           <w:numId w:val="66"/>
         </w:numPr>
-        <w:rPr>
-          <w:lang w:val="en-US"/>
-        </w:rPr>
-      </w:pPr>
-      <w:r>
-        <w:rPr>
-          <w:lang w:val="en-US"/>
-        </w:rPr>
-        <w:t xml:space="preserve">I²C/SPI, </w:t>
-      </w:r>
+      </w:pPr>
+    </w:p>
+    <w:p/>
+    <w:p>
+      <w:pPr>
+        <w:pStyle w:val="Heading2"/>
+      </w:pPr>
+      <w:bookmarkStart w:id="47" w:name="_Toc225503318"/>
+      <w:proofErr w:type="spellStart"/>
+      <w:r>
+        <w:lastRenderedPageBreak/>
+        <w:t>Opties</w:t>
+      </w:r>
+      <w:bookmarkEnd w:id="47"/>
+      <w:proofErr w:type="spellEnd"/>
+    </w:p>
+    <w:p>
+      <w:r>
+        <w:t>Moeilijk met hand te so</w:t>
+      </w:r>
+      <w:r>
+        <w:t xml:space="preserve">lderen -&gt; </w:t>
+      </w:r>
+      <w:proofErr w:type="spellStart"/>
+      <w:r>
+        <w:t>breakout</w:t>
+      </w:r>
+      <w:proofErr w:type="spellEnd"/>
+      <w:r>
+        <w:t xml:space="preserve"> voor prototype?</w:t>
+      </w:r>
+    </w:p>
+    <w:p/>
+    <w:p>
+      <w:hyperlink r:id="rId110" w:history="1">
+        <w:r>
+          <w:rPr>
+            <w:rStyle w:val="Hyperlink"/>
+          </w:rPr>
+          <w:t>LIS2DH12</w:t>
+        </w:r>
+      </w:hyperlink>
     </w:p>
     <w:p>
       <w:pPr>
@@ -16373,22 +16623,20 @@
           <w:ilvl w:val="0"/>
           <w:numId w:val="66"/>
         </w:numPr>
-        <w:rPr>
-          <w:lang w:val="en-US"/>
-        </w:rPr>
-      </w:pPr>
-      <w:r>
-        <w:rPr>
-          <w:lang w:val="en-US"/>
-        </w:rPr>
-        <w:t>w</w:t>
-      </w:r>
-      <w:r>
-        <w:rPr>
-          <w:lang w:val="en-US"/>
-        </w:rPr>
-        <w:t>ake/sleep logic</w:t>
-      </w:r>
+      </w:pPr>
+      <w:r>
+        <w:t xml:space="preserve">€1.37 </w:t>
+      </w:r>
+      <w:hyperlink r:id="rId111" w:history="1">
+        <w:proofErr w:type="spellStart"/>
+        <w:r>
+          <w:rPr>
+            <w:rStyle w:val="Hyperlink"/>
+          </w:rPr>
+          <w:t>digikey</w:t>
+        </w:r>
+        <w:proofErr w:type="spellEnd"/>
+      </w:hyperlink>
     </w:p>
     <w:p>
       <w:pPr>
@@ -16397,64 +16645,28 @@
           <w:ilvl w:val="0"/>
           <w:numId w:val="66"/>
         </w:numPr>
-        <w:rPr>
-          <w:lang w:val="en-US"/>
-        </w:rPr>
-      </w:pPr>
-      <w:r>
-        <w:rPr>
-          <w:lang w:val="en-US"/>
-        </w:rPr>
-        <w:t>±2/4/8/16 g</w:t>
-      </w:r>
-    </w:p>
-    <w:p>
-      <w:pPr>
-        <w:rPr>
-          <w:lang w:val="en-US"/>
-        </w:rPr>
-      </w:pPr>
-    </w:p>
-    <w:p>
-      <w:pPr>
-        <w:rPr>
-          <w:lang w:val="en-BE"/>
-        </w:rPr>
-      </w:pPr>
-      <w:r>
-        <w:rPr>
-          <w:lang w:val="en-BE"/>
-        </w:rPr>
-        <w:t>ADXL362</w:t>
-      </w:r>
-      <w:r>
-        <w:rPr>
-          <w:b/>
-          <w:bCs/>
-          <w:lang w:val="en-BE"/>
-        </w:rPr>
-        <w:t xml:space="preserve"> </w:t>
-      </w:r>
-      <w:r>
-        <w:rPr>
-          <w:lang w:val="en-BE"/>
-        </w:rPr>
-        <w:t>of</w:t>
-      </w:r>
-      <w:r>
-        <w:rPr>
-          <w:b/>
-          <w:bCs/>
-          <w:lang w:val="en-BE"/>
-        </w:rPr>
-        <w:t xml:space="preserve"> </w:t>
-      </w:r>
-      <w:r>
-        <w:rPr>
-          <w:lang w:val="en-BE"/>
-        </w:rPr>
-        <w:t>ADXL363</w:t>
-      </w:r>
+      </w:pPr>
+      <w:r>
+        <w:t xml:space="preserve">Eventueel </w:t>
+      </w:r>
+      <w:proofErr w:type="spellStart"/>
+      <w:r>
+        <w:t>breakout</w:t>
+      </w:r>
+      <w:proofErr w:type="spellEnd"/>
+      <w:r>
+        <w:t xml:space="preserve"> bord voor prototype: €6 bij </w:t>
+      </w:r>
+      <w:hyperlink r:id="rId112" w:history="1">
+        <w:proofErr w:type="spellStart"/>
+        <w:r>
+          <w:rPr>
+            <w:rStyle w:val="Hyperlink"/>
+          </w:rPr>
+          <w:t>tinytronics</w:t>
+        </w:r>
+        <w:proofErr w:type="spellEnd"/>
+      </w:hyperlink>
     </w:p>
     <w:p>
       <w:pPr>
@@ -16464,37 +16676,29 @@
           <w:numId w:val="66"/>
         </w:numPr>
         <w:rPr>
-          <w:lang w:val="en-BE"/>
-        </w:rPr>
-      </w:pPr>
-      <w:r>
-        <w:rPr>
-          <w:lang w:val="en-BE"/>
-        </w:rPr>
-        <w:t xml:space="preserve">Zeer </w:t>
-      </w:r>
-      <w:proofErr w:type="spellStart"/>
-      <w:r>
-        <w:rPr>
-          <w:lang w:val="en-BE"/>
-        </w:rPr>
-        <w:t>laag</w:t>
-      </w:r>
-      <w:proofErr w:type="spellEnd"/>
-      <w:r>
-        <w:rPr>
-          <w:lang w:val="en-BE"/>
-        </w:rPr>
-        <w:t xml:space="preserve"> </w:t>
-      </w:r>
-      <w:proofErr w:type="spellStart"/>
-      <w:r>
-        <w:rPr>
-          <w:lang w:val="en-BE"/>
-        </w:rPr>
-        <w:t>verbruik</w:t>
-      </w:r>
-      <w:proofErr w:type="spellEnd"/>
+          <w:lang w:val="en-US"/>
+        </w:rPr>
+      </w:pPr>
+      <w:r>
+        <w:rPr>
+          <w:lang w:val="en-US"/>
+        </w:rPr>
+        <w:t>Ultra</w:t>
+      </w:r>
+      <w:r>
+        <w:rPr>
+          <w:lang w:val="en-US"/>
+        </w:rPr>
+        <w:noBreakHyphen/>
+        <w:t>low</w:t>
+      </w:r>
+      <w:r>
+        <w:rPr>
+          <w:lang w:val="en-US"/>
+        </w:rPr>
+        <w:noBreakHyphen/>
+        <w:t>power (tot ~2 µA)</w:t>
+      </w:r>
     </w:p>
     <w:p>
       <w:pPr>
@@ -16504,105 +16708,14 @@
           <w:numId w:val="66"/>
         </w:numPr>
         <w:rPr>
-          <w:lang w:val="en-BE"/>
-        </w:rPr>
-      </w:pPr>
-      <w:r>
-        <w:rPr>
-          <w:lang w:val="en-BE"/>
-        </w:rPr>
-        <w:t>SPI</w:t>
-      </w:r>
-    </w:p>
-    <w:p/>
-    <w:p>
-      <w:pPr>
-        <w:pStyle w:val="Heading1"/>
-      </w:pPr>
-      <w:bookmarkStart w:id="48" w:name="_Toc225503319"/>
-      <w:r>
-        <w:t>SD-</w:t>
-      </w:r>
-      <w:proofErr w:type="spellStart"/>
-      <w:r>
-        <w:t>kaart</w:t>
-      </w:r>
-      <w:bookmarkEnd w:id="48"/>
-      <w:proofErr w:type="spellEnd"/>
-    </w:p>
-    <w:p>
-      <w:pPr>
-        <w:rPr>
-          <w:lang w:val="en-US"/>
-        </w:rPr>
-      </w:pPr>
-    </w:p>
-    <w:p>
-      <w:pPr>
-        <w:pStyle w:val="Heading1"/>
-      </w:pPr>
-      <w:bookmarkStart w:id="49" w:name="_Toc225503320"/>
-      <w:proofErr w:type="spellStart"/>
-      <w:r>
-        <w:t>Geheugen</w:t>
-      </w:r>
-      <w:proofErr w:type="spellEnd"/>
-      <w:r>
-        <w:t xml:space="preserve"> chip</w:t>
-      </w:r>
-      <w:bookmarkEnd w:id="49"/>
-    </w:p>
-    <w:p>
-      <w:pPr>
-        <w:rPr>
-          <w:lang w:val="en-US"/>
-        </w:rPr>
-      </w:pPr>
-      <w:r>
-        <w:rPr>
-          <w:lang w:val="en-US"/>
-        </w:rPr>
-        <w:t>FRAM (</w:t>
-      </w:r>
-      <w:r>
-        <w:rPr>
-          <w:lang w:val="en-US"/>
-        </w:rPr>
-        <w:t>Ferroelectric Random Access Memory</w:t>
-      </w:r>
-      <w:r>
-        <w:rPr>
-          <w:lang w:val="en-US"/>
-        </w:rPr>
-        <w:t xml:space="preserve">): </w:t>
-      </w:r>
-      <w:proofErr w:type="spellStart"/>
-      <w:r>
-        <w:rPr>
-          <w:lang w:val="en-US"/>
-        </w:rPr>
-        <w:t>zoals</w:t>
-      </w:r>
-      <w:proofErr w:type="spellEnd"/>
-      <w:r>
-        <w:rPr>
-          <w:lang w:val="en-US"/>
-        </w:rPr>
-        <w:t xml:space="preserve"> EEPROM, maar </w:t>
-      </w:r>
-      <w:proofErr w:type="spellStart"/>
-      <w:r>
-        <w:rPr>
-          <w:lang w:val="en-US"/>
-        </w:rPr>
-        <w:t>beter</w:t>
-      </w:r>
-      <w:proofErr w:type="spellEnd"/>
-      <w:r>
-        <w:rPr>
-          <w:lang w:val="en-US"/>
-        </w:rPr>
-        <w:t>.</w:t>
+          <w:lang w:val="en-US"/>
+        </w:rPr>
+      </w:pPr>
+      <w:r>
+        <w:rPr>
+          <w:lang w:val="en-US"/>
+        </w:rPr>
+        <w:t xml:space="preserve">I²C/SPI, </w:t>
       </w:r>
     </w:p>
     <w:p>
@@ -16620,35 +16733,13 @@
         <w:rPr>
           <w:lang w:val="en-US"/>
         </w:rPr>
-        <w:t xml:space="preserve">Hoge </w:t>
-      </w:r>
-      <w:proofErr w:type="spellStart"/>
-      <w:r>
-        <w:rPr>
-          <w:lang w:val="en-US"/>
-        </w:rPr>
-        <w:t>snelheid</w:t>
-      </w:r>
-      <w:proofErr w:type="spellEnd"/>
-      <w:r>
-        <w:rPr>
-          <w:lang w:val="en-US"/>
-        </w:rPr>
-        <w:t xml:space="preserve">, </w:t>
-      </w:r>
-      <w:proofErr w:type="spellStart"/>
-      <w:r>
-        <w:rPr>
-          <w:lang w:val="en-US"/>
-        </w:rPr>
-        <w:t>zoals</w:t>
-      </w:r>
-      <w:proofErr w:type="spellEnd"/>
-      <w:r>
-        <w:rPr>
-          <w:lang w:val="en-US"/>
-        </w:rPr>
-        <w:t xml:space="preserve"> RAM</w:t>
+        <w:t>w</w:t>
+      </w:r>
+      <w:r>
+        <w:rPr>
+          <w:lang w:val="en-US"/>
+        </w:rPr>
+        <w:t>ake/sleep logic</w:t>
       </w:r>
     </w:p>
     <w:p>
@@ -16662,33 +16753,11 @@
           <w:lang w:val="en-US"/>
         </w:rPr>
       </w:pPr>
-      <w:proofErr w:type="spellStart"/>
-      <w:r>
-        <w:rPr>
-          <w:lang w:val="en-US"/>
-        </w:rPr>
-        <w:t>Niet</w:t>
-      </w:r>
-      <w:proofErr w:type="spellEnd"/>
-      <w:r>
-        <w:rPr>
-          <w:lang w:val="en-US"/>
-        </w:rPr>
-        <w:t xml:space="preserve"> volatile, </w:t>
-      </w:r>
-      <w:proofErr w:type="spellStart"/>
-      <w:r>
-        <w:rPr>
-          <w:lang w:val="en-US"/>
-        </w:rPr>
-        <w:t>zoals</w:t>
-      </w:r>
-      <w:proofErr w:type="spellEnd"/>
-      <w:r>
-        <w:rPr>
-          <w:lang w:val="en-US"/>
-        </w:rPr>
-        <w:t xml:space="preserve"> EEPROM</w:t>
+      <w:r>
+        <w:rPr>
+          <w:lang w:val="en-US"/>
+        </w:rPr>
+        <w:t>±2/4/8/16 g</w:t>
       </w:r>
     </w:p>
     <w:p>
@@ -16706,14 +16775,43 @@
         <w:rPr>
           <w:lang w:val="en-US"/>
         </w:rPr>
-        <w:t>Meer write cycles (10</w:t>
-      </w:r>
-      <w:r>
-        <w:rPr>
-          <w:vertAlign w:val="superscript"/>
-          <w:lang w:val="en-US"/>
-        </w:rPr>
-        <w:t>14</w:t>
+        <w:t>10-bit, 32-level FIFO</w:t>
+      </w:r>
+      <w:r>
+        <w:rPr>
+          <w:lang w:val="en-US"/>
+        </w:rPr>
+        <w:t xml:space="preserve"> buffer </w:t>
+      </w:r>
+      <w:r>
+        <w:rPr>
+          <w:lang w:val="en-US"/>
+        </w:rPr>
+        <w:t>for each channel</w:t>
+      </w:r>
+      <w:r>
+        <w:rPr>
+          <w:lang w:val="en-US"/>
+        </w:rPr>
+        <w:t xml:space="preserve"> (</w:t>
+      </w:r>
+      <w:r>
+        <w:rPr>
+          <w:lang w:val="en-US"/>
+        </w:rPr>
+        <w:t>X, Y</w:t>
+      </w:r>
+      <w:r>
+        <w:rPr>
+          <w:lang w:val="en-US"/>
+        </w:rPr>
+        <w:t>,</w:t>
+      </w:r>
+      <w:r>
+        <w:rPr>
+          <w:lang w:val="en-US"/>
+        </w:rPr>
+        <w:t xml:space="preserve"> Z</w:t>
       </w:r>
       <w:r>
         <w:rPr>
@@ -16721,6 +16819,35 @@
         </w:rPr>
         <w:t>)</w:t>
       </w:r>
+      <w:r>
+        <w:rPr>
+          <w:lang w:val="en-US"/>
+        </w:rPr>
+        <w:t xml:space="preserve"> </w:t>
+      </w:r>
+    </w:p>
+    <w:p>
+      <w:pPr>
+        <w:rPr>
+          <w:lang w:val="en-US"/>
+        </w:rPr>
+      </w:pPr>
+    </w:p>
+    <w:p>
+      <w:pPr>
+        <w:rPr>
+          <w:lang w:val="en-US"/>
+        </w:rPr>
+      </w:pPr>
+      <w:hyperlink r:id="rId113" w:history="1">
+        <w:r>
+          <w:rPr>
+            <w:rStyle w:val="Hyperlink"/>
+            <w:lang w:val="en-US"/>
+          </w:rPr>
+          <w:t>LIS2DW12</w:t>
+        </w:r>
+      </w:hyperlink>
     </w:p>
     <w:p>
       <w:pPr>
@@ -16729,15 +16856,654 @@
           <w:ilvl w:val="0"/>
           <w:numId w:val="66"/>
         </w:numPr>
-        <w:rPr>
-          <w:lang w:val="en-US"/>
-        </w:rPr>
-      </w:pPr>
+      </w:pPr>
+      <w:r>
+        <w:t>Gelijkaardig aan LIS2DH12, met m</w:t>
+      </w:r>
+      <w:r>
+        <w:t>inder verbruik en minder ruis</w:t>
+      </w:r>
+    </w:p>
+    <w:p>
+      <w:pPr>
+        <w:pStyle w:val="ListParagraph"/>
+        <w:numPr>
+          <w:ilvl w:val="0"/>
+          <w:numId w:val="66"/>
+        </w:numPr>
+        <w:rPr>
+          <w:lang w:val="en-US"/>
+        </w:rPr>
+      </w:pPr>
+      <w:r>
+        <w:rPr>
+          <w:lang w:val="en-US"/>
+        </w:rPr>
+        <w:t xml:space="preserve">€1.19 </w:t>
+      </w:r>
+      <w:hyperlink r:id="rId114" w:history="1">
+        <w:proofErr w:type="spellStart"/>
+        <w:r>
+          <w:rPr>
+            <w:rStyle w:val="Hyperlink"/>
+            <w:lang w:val="en-US"/>
+          </w:rPr>
+          <w:t>digikey</w:t>
+        </w:r>
+        <w:proofErr w:type="spellEnd"/>
+      </w:hyperlink>
+      <w:r>
+        <w:rPr>
+          <w:lang w:val="en-US"/>
+        </w:rPr>
+        <w:t xml:space="preserve"> (</w:t>
+      </w:r>
       <w:proofErr w:type="spellStart"/>
       <w:r>
         <w:rPr>
           <w:lang w:val="en-US"/>
         </w:rPr>
+        <w:t>niet</w:t>
+      </w:r>
+      <w:proofErr w:type="spellEnd"/>
+      <w:r>
+        <w:rPr>
+          <w:lang w:val="en-US"/>
+        </w:rPr>
+        <w:t xml:space="preserve"> op </w:t>
+      </w:r>
+      <w:proofErr w:type="spellStart"/>
+      <w:r>
+        <w:rPr>
+          <w:lang w:val="en-US"/>
+        </w:rPr>
+        <w:t>voorraad</w:t>
+      </w:r>
+      <w:proofErr w:type="spellEnd"/>
+      <w:r>
+        <w:rPr>
+          <w:lang w:val="en-US"/>
+        </w:rPr>
+        <w:t>)</w:t>
+      </w:r>
+    </w:p>
+    <w:p>
+      <w:pPr>
+        <w:pStyle w:val="ListParagraph"/>
+        <w:numPr>
+          <w:ilvl w:val="0"/>
+          <w:numId w:val="66"/>
+        </w:numPr>
+      </w:pPr>
+      <w:r>
+        <w:t xml:space="preserve">€1.19 </w:t>
+      </w:r>
+      <w:hyperlink r:id="rId115" w:history="1">
+        <w:proofErr w:type="spellStart"/>
+        <w:r>
+          <w:rPr>
+            <w:rStyle w:val="Hyperlink"/>
+          </w:rPr>
+          <w:t>mouser</w:t>
+        </w:r>
+        <w:proofErr w:type="spellEnd"/>
+      </w:hyperlink>
+      <w:r>
+        <w:t xml:space="preserve"> (ook niet op v</w:t>
+      </w:r>
+      <w:r>
+        <w:t>oorraad)</w:t>
+      </w:r>
+    </w:p>
+    <w:p>
+      <w:pPr>
+        <w:pStyle w:val="ListParagraph"/>
+        <w:numPr>
+          <w:ilvl w:val="0"/>
+          <w:numId w:val="66"/>
+        </w:numPr>
+      </w:pPr>
+      <w:r>
+        <w:t xml:space="preserve">€1.31 </w:t>
+      </w:r>
+      <w:hyperlink r:id="rId116" w:history="1">
+        <w:proofErr w:type="spellStart"/>
+        <w:r>
+          <w:rPr>
+            <w:rStyle w:val="Hyperlink"/>
+          </w:rPr>
+          <w:t>farnell</w:t>
+        </w:r>
+        <w:proofErr w:type="spellEnd"/>
+      </w:hyperlink>
+    </w:p>
+    <w:p>
+      <w:pPr>
+        <w:pStyle w:val="ListParagraph"/>
+        <w:numPr>
+          <w:ilvl w:val="0"/>
+          <w:numId w:val="66"/>
+        </w:numPr>
+      </w:pPr>
+      <w:r>
+        <w:t xml:space="preserve">€5.5 </w:t>
+      </w:r>
+      <w:hyperlink r:id="rId117" w:history="1">
+        <w:proofErr w:type="spellStart"/>
+        <w:r>
+          <w:rPr>
+            <w:rStyle w:val="Hyperlink"/>
+          </w:rPr>
+          <w:t>tinytronics</w:t>
+        </w:r>
+        <w:proofErr w:type="spellEnd"/>
+      </w:hyperlink>
+      <w:r>
+        <w:t xml:space="preserve"> (</w:t>
+      </w:r>
+      <w:proofErr w:type="spellStart"/>
+      <w:r>
+        <w:t>breakout</w:t>
+      </w:r>
+      <w:proofErr w:type="spellEnd"/>
+      <w:r>
+        <w:t>)</w:t>
+      </w:r>
+    </w:p>
+    <w:p>
+      <w:pPr>
+        <w:pStyle w:val="ListParagraph"/>
+        <w:numPr>
+          <w:ilvl w:val="0"/>
+          <w:numId w:val="66"/>
+        </w:numPr>
+        <w:rPr>
+          <w:lang w:val="en-US"/>
+        </w:rPr>
+      </w:pPr>
+      <w:r>
+        <w:rPr>
+          <w:lang w:val="en-US"/>
+        </w:rPr>
+        <w:t xml:space="preserve">50 </w:t>
+      </w:r>
+      <w:proofErr w:type="spellStart"/>
+      <w:r>
+        <w:rPr>
+          <w:lang w:val="en-US"/>
+        </w:rPr>
+        <w:t>nA</w:t>
+      </w:r>
+      <w:proofErr w:type="spellEnd"/>
+      <w:r>
+        <w:rPr>
+          <w:lang w:val="en-US"/>
+        </w:rPr>
+        <w:t xml:space="preserve"> in power-down mode, below 1 </w:t>
+      </w:r>
+      <w:r>
+        <w:t>μ</w:t>
+      </w:r>
+      <w:r>
+        <w:rPr>
+          <w:lang w:val="en-US"/>
+        </w:rPr>
+        <w:t>A in active</w:t>
+      </w:r>
+      <w:r>
+        <w:rPr>
+          <w:lang w:val="en-US"/>
+        </w:rPr>
+        <w:t xml:space="preserve"> </w:t>
+      </w:r>
+      <w:r>
+        <w:rPr>
+          <w:lang w:val="en-US"/>
+        </w:rPr>
+        <w:t>low-power mode</w:t>
+      </w:r>
+    </w:p>
+    <w:p>
+      <w:pPr>
+        <w:pStyle w:val="ListParagraph"/>
+        <w:numPr>
+          <w:ilvl w:val="0"/>
+          <w:numId w:val="66"/>
+        </w:numPr>
+        <w:rPr>
+          <w:lang w:val="en-US"/>
+        </w:rPr>
+      </w:pPr>
+      <w:r>
+        <w:rPr>
+          <w:lang w:val="en-US"/>
+        </w:rPr>
+        <w:t>Very low noise: down to 1.3 mg RMS in low-power mode</w:t>
+      </w:r>
+    </w:p>
+    <w:p>
+      <w:pPr>
+        <w:rPr>
+          <w:lang w:val="en-US"/>
+        </w:rPr>
+      </w:pPr>
+    </w:p>
+    <w:p>
+      <w:r>
+        <w:t>LIS3DH = LIS2DH</w:t>
+      </w:r>
+      <w:r>
+        <w:t>12</w:t>
+      </w:r>
+      <w:r>
+        <w:t xml:space="preserve"> met 3 ADC </w:t>
+      </w:r>
+      <w:proofErr w:type="spellStart"/>
+      <w:r>
+        <w:t>inp</w:t>
+      </w:r>
+      <w:r>
+        <w:t>uts</w:t>
+      </w:r>
+      <w:proofErr w:type="spellEnd"/>
+      <w:r>
+        <w:t>.</w:t>
+      </w:r>
+    </w:p>
+    <w:p/>
+    <w:p>
+      <w:pPr>
+        <w:rPr>
+          <w:lang w:val="en-BE"/>
+        </w:rPr>
+      </w:pPr>
+      <w:r>
+        <w:rPr>
+          <w:lang w:val="en-BE"/>
+        </w:rPr>
+        <w:t>ADXL362</w:t>
+      </w:r>
+      <w:r>
+        <w:rPr>
+          <w:b/>
+          <w:bCs/>
+          <w:lang w:val="en-BE"/>
+        </w:rPr>
+        <w:t xml:space="preserve"> </w:t>
+      </w:r>
+      <w:r>
+        <w:rPr>
+          <w:lang w:val="en-BE"/>
+        </w:rPr>
+        <w:t>of</w:t>
+      </w:r>
+      <w:r>
+        <w:rPr>
+          <w:b/>
+          <w:bCs/>
+          <w:lang w:val="en-BE"/>
+        </w:rPr>
+        <w:t xml:space="preserve"> </w:t>
+      </w:r>
+      <w:r>
+        <w:rPr>
+          <w:lang w:val="en-BE"/>
+        </w:rPr>
+        <w:t>ADXL363</w:t>
+      </w:r>
+    </w:p>
+    <w:p>
+      <w:pPr>
+        <w:pStyle w:val="ListParagraph"/>
+        <w:numPr>
+          <w:ilvl w:val="0"/>
+          <w:numId w:val="66"/>
+        </w:numPr>
+        <w:rPr>
+          <w:lang w:val="en-BE"/>
+        </w:rPr>
+      </w:pPr>
+      <w:r>
+        <w:rPr>
+          <w:lang w:val="en-BE"/>
+        </w:rPr>
+        <w:t xml:space="preserve">Zeer </w:t>
+      </w:r>
+      <w:proofErr w:type="spellStart"/>
+      <w:r>
+        <w:rPr>
+          <w:lang w:val="en-BE"/>
+        </w:rPr>
+        <w:t>laag</w:t>
+      </w:r>
+      <w:proofErr w:type="spellEnd"/>
+      <w:r>
+        <w:rPr>
+          <w:lang w:val="en-BE"/>
+        </w:rPr>
+        <w:t xml:space="preserve"> </w:t>
+      </w:r>
+      <w:proofErr w:type="spellStart"/>
+      <w:r>
+        <w:rPr>
+          <w:lang w:val="en-BE"/>
+        </w:rPr>
+        <w:t>verbruik</w:t>
+      </w:r>
+      <w:proofErr w:type="spellEnd"/>
+    </w:p>
+    <w:p>
+      <w:pPr>
+        <w:pStyle w:val="ListParagraph"/>
+        <w:numPr>
+          <w:ilvl w:val="0"/>
+          <w:numId w:val="66"/>
+        </w:numPr>
+        <w:rPr>
+          <w:lang w:val="en-BE"/>
+        </w:rPr>
+      </w:pPr>
+      <w:r>
+        <w:rPr>
+          <w:lang w:val="en-BE"/>
+        </w:rPr>
+        <w:t>SPI</w:t>
+      </w:r>
+    </w:p>
+    <w:p>
+      <w:pPr>
+        <w:pStyle w:val="ListParagraph"/>
+        <w:numPr>
+          <w:ilvl w:val="0"/>
+          <w:numId w:val="66"/>
+        </w:numPr>
+        <w:rPr>
+          <w:lang w:val="en-BE"/>
+        </w:rPr>
+      </w:pPr>
+      <w:proofErr w:type="spellStart"/>
+      <w:r>
+        <w:rPr>
+          <w:lang w:val="en-BE"/>
+        </w:rPr>
+        <w:t>Te</w:t>
+      </w:r>
+      <w:proofErr w:type="spellEnd"/>
+      <w:r>
+        <w:rPr>
+          <w:lang w:val="en-BE"/>
+        </w:rPr>
+        <w:t xml:space="preserve"> </w:t>
+      </w:r>
+      <w:proofErr w:type="spellStart"/>
+      <w:r>
+        <w:rPr>
+          <w:lang w:val="en-BE"/>
+        </w:rPr>
+        <w:t>duur</w:t>
+      </w:r>
+      <w:proofErr w:type="spellEnd"/>
+      <w:r>
+        <w:rPr>
+          <w:lang w:val="en-BE"/>
+        </w:rPr>
+        <w:t xml:space="preserve"> (&gt;€5)</w:t>
+      </w:r>
+    </w:p>
+    <w:p>
+      <w:pPr>
+        <w:rPr>
+          <w:lang w:val="en-BE"/>
+        </w:rPr>
+      </w:pPr>
+    </w:p>
+    <w:p>
+      <w:pPr>
+        <w:rPr>
+          <w:lang w:val="en-BE"/>
+        </w:rPr>
+      </w:pPr>
+      <w:hyperlink r:id="rId118" w:history="1">
+        <w:r>
+          <w:rPr>
+            <w:rStyle w:val="Hyperlink"/>
+            <w:lang w:val="en-BE"/>
+          </w:rPr>
+          <w:t>BMA400</w:t>
+        </w:r>
+      </w:hyperlink>
+    </w:p>
+    <w:p>
+      <w:pPr>
+        <w:rPr>
+          <w:lang w:val="en-BE"/>
+        </w:rPr>
+      </w:pPr>
+    </w:p>
+    <w:p/>
+    <w:p>
+      <w:pPr>
+        <w:pStyle w:val="Heading1"/>
+      </w:pPr>
+      <w:bookmarkStart w:id="48" w:name="_Toc225503319"/>
+      <w:r>
+        <w:t>SD-</w:t>
+      </w:r>
+      <w:proofErr w:type="spellStart"/>
+      <w:r>
+        <w:t>kaart</w:t>
+      </w:r>
+      <w:bookmarkEnd w:id="48"/>
+      <w:proofErr w:type="spellEnd"/>
+    </w:p>
+    <w:p>
+      <w:pPr>
+        <w:rPr>
+          <w:lang w:val="en-US"/>
+        </w:rPr>
+      </w:pPr>
+    </w:p>
+    <w:p>
+      <w:pPr>
+        <w:pStyle w:val="Heading1"/>
+      </w:pPr>
+      <w:bookmarkStart w:id="49" w:name="_Toc225503320"/>
+      <w:proofErr w:type="spellStart"/>
+      <w:r>
+        <w:t>Geheugen</w:t>
+      </w:r>
+      <w:proofErr w:type="spellEnd"/>
+      <w:r>
+        <w:t xml:space="preserve"> chip</w:t>
+      </w:r>
+      <w:bookmarkEnd w:id="49"/>
+    </w:p>
+    <w:p>
+      <w:pPr>
+        <w:rPr>
+          <w:lang w:val="en-US"/>
+        </w:rPr>
+      </w:pPr>
+      <w:r>
+        <w:rPr>
+          <w:lang w:val="en-US"/>
+        </w:rPr>
+        <w:t>FRAM (</w:t>
+      </w:r>
+      <w:r>
+        <w:rPr>
+          <w:lang w:val="en-US"/>
+        </w:rPr>
+        <w:t>Ferroelectric Random Access Memory</w:t>
+      </w:r>
+      <w:r>
+        <w:rPr>
+          <w:lang w:val="en-US"/>
+        </w:rPr>
+        <w:t xml:space="preserve">): </w:t>
+      </w:r>
+      <w:proofErr w:type="spellStart"/>
+      <w:r>
+        <w:rPr>
+          <w:lang w:val="en-US"/>
+        </w:rPr>
+        <w:t>zoals</w:t>
+      </w:r>
+      <w:proofErr w:type="spellEnd"/>
+      <w:r>
+        <w:rPr>
+          <w:lang w:val="en-US"/>
+        </w:rPr>
+        <w:t xml:space="preserve"> EEPROM, maar </w:t>
+      </w:r>
+      <w:proofErr w:type="spellStart"/>
+      <w:r>
+        <w:rPr>
+          <w:lang w:val="en-US"/>
+        </w:rPr>
+        <w:t>beter</w:t>
+      </w:r>
+      <w:proofErr w:type="spellEnd"/>
+      <w:r>
+        <w:rPr>
+          <w:lang w:val="en-US"/>
+        </w:rPr>
+        <w:t>.</w:t>
+      </w:r>
+    </w:p>
+    <w:p>
+      <w:pPr>
+        <w:pStyle w:val="ListParagraph"/>
+        <w:numPr>
+          <w:ilvl w:val="0"/>
+          <w:numId w:val="66"/>
+        </w:numPr>
+        <w:rPr>
+          <w:lang w:val="en-US"/>
+        </w:rPr>
+      </w:pPr>
+      <w:r>
+        <w:rPr>
+          <w:lang w:val="en-US"/>
+        </w:rPr>
+        <w:t xml:space="preserve">Hoge </w:t>
+      </w:r>
+      <w:proofErr w:type="spellStart"/>
+      <w:r>
+        <w:rPr>
+          <w:lang w:val="en-US"/>
+        </w:rPr>
+        <w:t>snelheid</w:t>
+      </w:r>
+      <w:proofErr w:type="spellEnd"/>
+      <w:r>
+        <w:rPr>
+          <w:lang w:val="en-US"/>
+        </w:rPr>
+        <w:t xml:space="preserve">, </w:t>
+      </w:r>
+      <w:proofErr w:type="spellStart"/>
+      <w:r>
+        <w:rPr>
+          <w:lang w:val="en-US"/>
+        </w:rPr>
+        <w:t>zoals</w:t>
+      </w:r>
+      <w:proofErr w:type="spellEnd"/>
+      <w:r>
+        <w:rPr>
+          <w:lang w:val="en-US"/>
+        </w:rPr>
+        <w:t xml:space="preserve"> RAM</w:t>
+      </w:r>
+    </w:p>
+    <w:p>
+      <w:pPr>
+        <w:pStyle w:val="ListParagraph"/>
+        <w:numPr>
+          <w:ilvl w:val="0"/>
+          <w:numId w:val="66"/>
+        </w:numPr>
+        <w:rPr>
+          <w:lang w:val="en-US"/>
+        </w:rPr>
+      </w:pPr>
+      <w:proofErr w:type="spellStart"/>
+      <w:r>
+        <w:rPr>
+          <w:lang w:val="en-US"/>
+        </w:rPr>
+        <w:t>Niet</w:t>
+      </w:r>
+      <w:proofErr w:type="spellEnd"/>
+      <w:r>
+        <w:rPr>
+          <w:lang w:val="en-US"/>
+        </w:rPr>
+        <w:t xml:space="preserve"> volatile, </w:t>
+      </w:r>
+      <w:proofErr w:type="spellStart"/>
+      <w:r>
+        <w:rPr>
+          <w:lang w:val="en-US"/>
+        </w:rPr>
+        <w:t>zoals</w:t>
+      </w:r>
+      <w:proofErr w:type="spellEnd"/>
+      <w:r>
+        <w:rPr>
+          <w:lang w:val="en-US"/>
+        </w:rPr>
+        <w:t xml:space="preserve"> EEPROM</w:t>
+      </w:r>
+    </w:p>
+    <w:p>
+      <w:pPr>
+        <w:pStyle w:val="ListParagraph"/>
+        <w:numPr>
+          <w:ilvl w:val="0"/>
+          <w:numId w:val="66"/>
+        </w:numPr>
+        <w:rPr>
+          <w:lang w:val="en-US"/>
+        </w:rPr>
+      </w:pPr>
+      <w:r>
+        <w:rPr>
+          <w:lang w:val="en-US"/>
+        </w:rPr>
+        <w:t>Meer write cycles (10</w:t>
+      </w:r>
+      <w:r>
+        <w:rPr>
+          <w:vertAlign w:val="superscript"/>
+          <w:lang w:val="en-US"/>
+        </w:rPr>
+        <w:t>14</w:t>
+      </w:r>
+      <w:r>
+        <w:rPr>
+          <w:lang w:val="en-US"/>
+        </w:rPr>
+        <w:t>)</w:t>
+      </w:r>
+    </w:p>
+    <w:p>
+      <w:pPr>
+        <w:pStyle w:val="ListParagraph"/>
+        <w:numPr>
+          <w:ilvl w:val="0"/>
+          <w:numId w:val="66"/>
+        </w:numPr>
+        <w:rPr>
+          <w:lang w:val="en-US"/>
+        </w:rPr>
+      </w:pPr>
+      <w:proofErr w:type="spellStart"/>
+      <w:r>
+        <w:rPr>
+          <w:lang w:val="en-US"/>
+        </w:rPr>
         <w:t>Zuiniger</w:t>
       </w:r>
       <w:proofErr w:type="spellEnd"/>
@@ -16769,7 +17535,7 @@
         </w:rPr>
         <w:t>:</w:t>
       </w:r>
-      <w:hyperlink r:id="rId110" w:history="1">
+      <w:hyperlink r:id="rId119" w:history="1">
         <w:r>
           <w:rPr>
             <w:rStyle w:val="Hyperlink"/>
@@ -16849,6 +17615,7 @@
       </w:pPr>
       <w:bookmarkStart w:id="50" w:name="_Toc225503321"/>
       <w:r>
+        <w:lastRenderedPageBreak/>
         <w:t>Battery management system</w:t>
       </w:r>
       <w:bookmarkEnd w:id="50"/>
@@ -16887,7 +17654,7 @@
       <w:r>
         <w:t xml:space="preserve">Slechte productiekwaliteit kan gevaarlijk zijn: </w:t>
       </w:r>
-      <w:hyperlink r:id="rId111" w:anchor="battery-quality-report" w:history="1">
+      <w:hyperlink r:id="rId120" w:anchor="battery-quality-report" w:history="1">
         <w:r>
           <w:rPr>
             <w:rStyle w:val="Hyperlink"/>
@@ -16926,7 +17693,7 @@
           <w:lang w:val="en-US"/>
         </w:rPr>
       </w:pPr>
-      <w:hyperlink r:id="rId112" w:history="1">
+      <w:hyperlink r:id="rId121" w:history="1">
         <w:r>
           <w:rPr>
             <w:rStyle w:val="Hyperlink"/>
@@ -16968,7 +17735,6 @@
         <w:rPr>
           <w:noProof/>
         </w:rPr>
-        <w:lastRenderedPageBreak/>
         <w:drawing>
           <wp:inline distT="0" distB="0" distL="0" distR="0" wp14:anchorId="3ECE20AE" wp14:editId="04C87766">
             <wp:extent cx="2825750" cy="1112608"/>
@@ -16985,7 +17751,7 @@
                     <pic:cNvPicPr/>
                   </pic:nvPicPr>
                   <pic:blipFill>
-                    <a:blip r:embed="rId113"/>
+                    <a:blip r:embed="rId122"/>
                     <a:stretch>
                       <a:fillRect/>
                     </a:stretch>
@@ -17099,8 +17865,13 @@
         <w:t>1u</w:t>
       </w:r>
       <w:r>
-        <w:t>) of 2A voor 2000mAh,…</w:t>
-      </w:r>
+        <w:t>) of 2A voor 2000</w:t>
+      </w:r>
+      <w:proofErr w:type="gramStart"/>
+      <w:r>
+        <w:t>mAh,…</w:t>
+      </w:r>
+      <w:proofErr w:type="gramEnd"/>
     </w:p>
     <w:p>
       <w:pPr>
@@ -17201,7 +17972,7 @@
                     <pic:cNvPicPr/>
                   </pic:nvPicPr>
                   <pic:blipFill>
-                    <a:blip r:embed="rId114"/>
+                    <a:blip r:embed="rId123"/>
                     <a:stretch>
                       <a:fillRect/>
                     </a:stretch>
@@ -17227,13 +17998,21 @@
         <w:t>Er zijn 3 soorten</w:t>
       </w:r>
       <w:r>
-        <w:t xml:space="preserve"> USB</w:t>
+        <w:t xml:space="preserve"> </w:t>
+      </w:r>
+      <w:proofErr w:type="gramStart"/>
+      <w:r>
+        <w:t>USB</w:t>
       </w:r>
       <w:r>
         <w:t xml:space="preserve"> p</w:t>
       </w:r>
       <w:r>
-        <w:t>oorten:</w:t>
+        <w:t>oorten</w:t>
+      </w:r>
+      <w:proofErr w:type="gramEnd"/>
+      <w:r>
+        <w:t>:</w:t>
       </w:r>
     </w:p>
     <w:p>
@@ -17332,13 +18111,19 @@
         <w:ind w:left="0"/>
       </w:pPr>
       <w:r>
+        <w:lastRenderedPageBreak/>
         <w:t xml:space="preserve">Er is een IC nodig dat de juiste stroom kan trekken afhankelijk van de </w:t>
       </w:r>
+      <w:proofErr w:type="gramStart"/>
       <w:r>
         <w:t>USB</w:t>
       </w:r>
       <w:r>
-        <w:t xml:space="preserve"> poort.</w:t>
+        <w:t xml:space="preserve"> poort</w:t>
+      </w:r>
+      <w:proofErr w:type="gramEnd"/>
+      <w:r>
+        <w:t>.</w:t>
       </w:r>
       <w:r>
         <w:t xml:space="preserve"> </w:t>
@@ -17361,7 +18146,15 @@
         <w:t xml:space="preserve"> te onderschei</w:t>
       </w:r>
       <w:r>
-        <w:t>den tussen een SDP-poort (100mA of 500mA) en DCP of CDP poort (1.5A)</w:t>
+        <w:t xml:space="preserve">den tussen een SDP-poort (100mA of 500mA) en DCP of </w:t>
+      </w:r>
+      <w:proofErr w:type="gramStart"/>
+      <w:r>
+        <w:t>CDP poort</w:t>
+      </w:r>
+      <w:proofErr w:type="gramEnd"/>
+      <w:r>
+        <w:t xml:space="preserve"> (1.5A)</w:t>
       </w:r>
       <w:r>
         <w:t xml:space="preserve"> (USB </w:t>
@@ -17428,7 +18221,7 @@
         <w:pStyle w:val="ListParagraph"/>
         <w:ind w:left="708"/>
       </w:pPr>
-      <w:hyperlink r:id="rId115" w:history="1">
+      <w:hyperlink r:id="rId124" w:history="1">
         <w:r>
           <w:rPr>
             <w:rStyle w:val="Hyperlink"/>
@@ -17695,7 +18488,6 @@
       <w:bookmarkStart w:id="54" w:name="_Toc225503325"/>
       <w:proofErr w:type="spellStart"/>
       <w:r>
-        <w:lastRenderedPageBreak/>
         <w:t>Opties</w:t>
       </w:r>
       <w:proofErr w:type="spellEnd"/>
@@ -17783,9 +18575,17 @@
         <w:t xml:space="preserve"> bepaald worden.</w:t>
       </w:r>
       <w:r>
-        <w:t xml:space="preserve"> (bv. </w:t>
-      </w:r>
-      <w:hyperlink r:id="rId116" w:history="1">
+        <w:t xml:space="preserve"> (</w:t>
+      </w:r>
+      <w:proofErr w:type="gramStart"/>
+      <w:r>
+        <w:t>bv.</w:t>
+      </w:r>
+      <w:proofErr w:type="gramEnd"/>
+      <w:r>
+        <w:t xml:space="preserve"> </w:t>
+      </w:r>
+      <w:hyperlink r:id="rId125" w:history="1">
         <w:r>
           <w:rPr>
             <w:rStyle w:val="Hyperlink"/>
@@ -17858,7 +18658,7 @@
           <w:lang w:val="en-US"/>
         </w:rPr>
       </w:pPr>
-      <w:hyperlink r:id="rId117" w:history="1">
+      <w:hyperlink r:id="rId126" w:history="1">
         <w:r>
           <w:rPr>
             <w:rStyle w:val="Hyperlink"/>
@@ -17959,7 +18759,7 @@
           <w:lang w:val="en-US"/>
         </w:rPr>
       </w:pPr>
-      <w:hyperlink r:id="rId118" w:history="1">
+      <w:hyperlink r:id="rId127" w:history="1">
         <w:r>
           <w:rPr>
             <w:rStyle w:val="Hyperlink"/>
@@ -18052,10 +18852,18 @@
         <w:t xml:space="preserve"> </w:t>
       </w:r>
       <w:r>
-        <w:t>(USB 100mA, 500mA en DC in</w:t>
-      </w:r>
-      <w:r>
-        <w:t>put)</w:t>
+        <w:t xml:space="preserve">(USB 100mA, 500mA en </w:t>
+      </w:r>
+      <w:proofErr w:type="gramStart"/>
+      <w:r>
+        <w:t>DC in</w:t>
+      </w:r>
+      <w:r>
+        <w:t>put</w:t>
+      </w:r>
+      <w:proofErr w:type="gramEnd"/>
+      <w:r>
+        <w:t>)</w:t>
       </w:r>
     </w:p>
     <w:p>
@@ -18069,7 +18877,7 @@
           <w:lang w:val="en-US"/>
         </w:rPr>
       </w:pPr>
-      <w:hyperlink r:id="rId119" w:history="1">
+      <w:hyperlink r:id="rId128" w:history="1">
         <w:r>
           <w:rPr>
             <w:rStyle w:val="Hyperlink"/>
@@ -18156,10 +18964,18 @@
       </w:r>
       <w:proofErr w:type="spellEnd"/>
       <w:r>
-        <w:t xml:space="preserve"> (USB 100mA, 500mA en DC in</w:t>
-      </w:r>
-      <w:r>
-        <w:t>put)</w:t>
+        <w:t xml:space="preserve"> (USB 100mA, 500mA en </w:t>
+      </w:r>
+      <w:proofErr w:type="gramStart"/>
+      <w:r>
+        <w:t>DC in</w:t>
+      </w:r>
+      <w:r>
+        <w:t>put</w:t>
+      </w:r>
+      <w:proofErr w:type="gramEnd"/>
+      <w:r>
+        <w:t>)</w:t>
       </w:r>
     </w:p>
     <w:p>
@@ -18175,6 +18991,7 @@
           <w:noProof/>
           <w:lang w:val="en-US"/>
         </w:rPr>
+        <w:lastRenderedPageBreak/>
         <w:drawing>
           <wp:inline distT="0" distB="0" distL="0" distR="0" wp14:anchorId="373B969A" wp14:editId="100E0FBA">
             <wp:extent cx="3511550" cy="2042212"/>
@@ -18191,7 +19008,7 @@
                     <pic:cNvPicPr/>
                   </pic:nvPicPr>
                   <pic:blipFill>
-                    <a:blip r:embed="rId120"/>
+                    <a:blip r:embed="rId129"/>
                     <a:stretch>
                       <a:fillRect/>
                     </a:stretch>
@@ -18230,15 +19047,23 @@
         <w:t xml:space="preserve">de </w:t>
       </w:r>
       <w:r>
-        <w:t>CHG_DET</w:t>
-      </w:r>
-      <w:r>
-        <w:t xml:space="preserve"> pin </w:t>
+        <w:t>CHG_</w:t>
+      </w:r>
+      <w:proofErr w:type="gramStart"/>
+      <w:r>
+        <w:t>DET</w:t>
+      </w:r>
+      <w:r>
+        <w:t xml:space="preserve"> pin</w:t>
+      </w:r>
+      <w:proofErr w:type="gramEnd"/>
+      <w:r>
+        <w:t xml:space="preserve"> </w:t>
       </w:r>
       <w:r>
         <w:t xml:space="preserve">van de </w:t>
       </w:r>
-      <w:hyperlink r:id="rId121" w:history="1">
+      <w:hyperlink r:id="rId130" w:history="1">
         <w:r>
           <w:rPr>
             <w:rStyle w:val="Hyperlink"/>
@@ -18250,13 +19075,29 @@
         <w:t xml:space="preserve"> lader-detectie-IC </w:t>
       </w:r>
       <w:r>
-        <w:t xml:space="preserve">rechtstreeks met de DCM pin van </w:t>
+        <w:t xml:space="preserve">rechtstreeks met de </w:t>
+      </w:r>
+      <w:proofErr w:type="gramStart"/>
+      <w:r>
+        <w:t>DCM pin</w:t>
+      </w:r>
+      <w:proofErr w:type="gramEnd"/>
+      <w:r>
+        <w:t xml:space="preserve"> van </w:t>
       </w:r>
       <w:r>
         <w:t xml:space="preserve">MAX8903 </w:t>
       </w:r>
       <w:r>
-        <w:t>verbonden wordt, zal de input gelimiteerd worden tot 500mA bij een standard downstream usb-poort (SDP) en hoger bij een DCP of CDP poort.</w:t>
+        <w:t xml:space="preserve">verbonden wordt, zal de input gelimiteerd worden tot 500mA bij een standard downstream usb-poort (SDP) en hoger bij een DCP of </w:t>
+      </w:r>
+      <w:proofErr w:type="gramStart"/>
+      <w:r>
+        <w:t>CDP poort</w:t>
+      </w:r>
+      <w:proofErr w:type="gramEnd"/>
+      <w:r>
+        <w:t>.</w:t>
       </w:r>
       <w:r>
         <w:t xml:space="preserve"> 100mA kan waarschijnlijk genegeerd worden.</w:t>
@@ -18276,7 +19117,7 @@
           <w:lang w:val="en-US"/>
         </w:rPr>
       </w:pPr>
-      <w:hyperlink r:id="rId122" w:history="1">
+      <w:hyperlink r:id="rId131" w:history="1">
         <w:r>
           <w:rPr>
             <w:rStyle w:val="Hyperlink"/>
@@ -18380,7 +19221,7 @@
           <w:lang w:val="en-US"/>
         </w:rPr>
       </w:pPr>
-      <w:hyperlink r:id="rId123" w:history="1">
+      <w:hyperlink r:id="rId132" w:history="1">
         <w:r>
           <w:rPr>
             <w:rStyle w:val="Hyperlink"/>
@@ -18479,7 +19320,35 @@
         <w:rPr>
           <w:lang w:val="en-US"/>
         </w:rPr>
-        <w:t>Battery voltage monitor with 7-12 bit AD</w:t>
+        <w:t xml:space="preserve">Battery voltage </w:t>
+      </w:r>
+      <w:proofErr w:type="gramStart"/>
+      <w:r>
+        <w:rPr>
+          <w:lang w:val="en-US"/>
+        </w:rPr>
+        <w:t>monitor</w:t>
+      </w:r>
+      <w:proofErr w:type="gramEnd"/>
+      <w:r>
+        <w:rPr>
+          <w:lang w:val="en-US"/>
+        </w:rPr>
+        <w:t xml:space="preserve"> with </w:t>
+      </w:r>
+      <w:proofErr w:type="gramStart"/>
+      <w:r>
+        <w:rPr>
+          <w:lang w:val="en-US"/>
+        </w:rPr>
+        <w:t>7-12 bit</w:t>
+      </w:r>
+      <w:proofErr w:type="gramEnd"/>
+      <w:r>
+        <w:rPr>
+          <w:lang w:val="en-US"/>
+        </w:rPr>
+        <w:t xml:space="preserve"> AD</w:t>
       </w:r>
       <w:r>
         <w:rPr>
@@ -18509,7 +19378,6 @@
         <w:rPr>
           <w:lang w:val="en-US"/>
         </w:rPr>
-        <w:lastRenderedPageBreak/>
         <w:t>I²C</w:t>
       </w:r>
       <w:r>
@@ -18564,10 +19432,18 @@
     </w:p>
     <w:p>
       <w:r>
-        <w:t>Kan je de USB d</w:t>
-      </w:r>
-      <w:r>
-        <w:t>ata lijnen nog gebruiken voor STM32?</w:t>
+        <w:t xml:space="preserve">Kan je de </w:t>
+      </w:r>
+      <w:proofErr w:type="gramStart"/>
+      <w:r>
+        <w:t>USB d</w:t>
+      </w:r>
+      <w:r>
+        <w:t>ata</w:t>
+      </w:r>
+      <w:proofErr w:type="gramEnd"/>
+      <w:r>
+        <w:t xml:space="preserve"> lijnen nog gebruiken voor STM32?</w:t>
       </w:r>
     </w:p>
     <w:p/>
@@ -18582,7 +19458,7 @@
           <w:lang w:val="en-US"/>
         </w:rPr>
       </w:pPr>
-      <w:hyperlink r:id="rId124" w:history="1">
+      <w:hyperlink r:id="rId133" w:history="1">
         <w:r>
           <w:rPr>
             <w:rStyle w:val="Hyperlink"/>
@@ -18755,6 +19631,7 @@
           <w:noProof/>
           <w:lang w:val="en-US"/>
         </w:rPr>
+        <w:lastRenderedPageBreak/>
         <w:drawing>
           <wp:inline distT="0" distB="0" distL="0" distR="0" wp14:anchorId="588F96B9" wp14:editId="2A2B93A6">
             <wp:extent cx="2851150" cy="2190883"/>
@@ -18771,7 +19648,7 @@
                     <pic:cNvPicPr/>
                   </pic:nvPicPr>
                   <pic:blipFill>
-                    <a:blip r:embed="rId125"/>
+                    <a:blip r:embed="rId134"/>
                     <a:stretch>
                       <a:fillRect/>
                     </a:stretch>
@@ -18809,7 +19686,7 @@
           <w:numId w:val="66"/>
         </w:numPr>
       </w:pPr>
-      <w:hyperlink r:id="rId126" w:history="1">
+      <w:hyperlink r:id="rId135" w:history="1">
         <w:r>
           <w:rPr>
             <w:rStyle w:val="Hyperlink"/>
@@ -18826,7 +19703,7 @@
           <w:numId w:val="66"/>
         </w:numPr>
       </w:pPr>
-      <w:hyperlink r:id="rId127" w:history="1">
+      <w:hyperlink r:id="rId136" w:history="1">
         <w:r>
           <w:rPr>
             <w:rStyle w:val="Hyperlink"/>
@@ -18843,7 +19720,7 @@
           <w:numId w:val="66"/>
         </w:numPr>
       </w:pPr>
-      <w:hyperlink r:id="rId128" w:tgtFrame="_blank" w:history="1">
+      <w:hyperlink r:id="rId137" w:tgtFrame="_blank" w:history="1">
         <w:r>
           <w:rPr>
             <w:rStyle w:val="Hyperlink"/>
@@ -18940,7 +19817,7 @@
                     <pic:cNvPicPr/>
                   </pic:nvPicPr>
                   <pic:blipFill>
-                    <a:blip r:embed="rId129"/>
+                    <a:blip r:embed="rId138"/>
                     <a:stretch>
                       <a:fillRect/>
                     </a:stretch>
@@ -19028,7 +19905,7 @@
           <w:lang w:val="en-US"/>
         </w:rPr>
       </w:pPr>
-      <w:hyperlink r:id="rId130" w:history="1">
+      <w:hyperlink r:id="rId139" w:history="1">
         <w:r>
           <w:rPr>
             <w:rStyle w:val="Hyperlink"/>
@@ -19049,7 +19926,7 @@
           <w:lang w:val="en-US"/>
         </w:rPr>
       </w:pPr>
-      <w:hyperlink r:id="rId131" w:history="1">
+      <w:hyperlink r:id="rId140" w:history="1">
         <w:r>
           <w:rPr>
             <w:rStyle w:val="Hyperlink"/>
@@ -19067,7 +19944,7 @@
           <w:numId w:val="66"/>
         </w:numPr>
       </w:pPr>
-      <w:hyperlink r:id="rId132" w:tgtFrame="_blank" w:history="1">
+      <w:hyperlink r:id="rId141" w:tgtFrame="_blank" w:history="1">
         <w:r>
           <w:rPr>
             <w:rStyle w:val="Hyperlink"/>
@@ -19091,7 +19968,6 @@
         </w:numPr>
       </w:pPr>
       <w:r>
-        <w:lastRenderedPageBreak/>
         <w:t>Gelijkaardig aan BQ25895 (5A laadstroom, USB-detectie)</w:t>
       </w:r>
       <w:r>
@@ -19106,7 +19982,7 @@
           <w:numId w:val="66"/>
         </w:numPr>
       </w:pPr>
-      <w:hyperlink r:id="rId133" w:history="1">
+      <w:hyperlink r:id="rId142" w:history="1">
         <w:r>
           <w:rPr>
             <w:rStyle w:val="Hyperlink"/>
@@ -19167,6 +20043,7 @@
         <w:rPr>
           <w:noProof/>
         </w:rPr>
+        <w:lastRenderedPageBreak/>
         <w:drawing>
           <wp:inline distT="0" distB="0" distL="0" distR="0" wp14:anchorId="31E89331" wp14:editId="32E5DD17">
             <wp:extent cx="3771900" cy="2483417"/>
@@ -19183,7 +20060,7 @@
                     <pic:cNvPicPr/>
                   </pic:nvPicPr>
                   <pic:blipFill>
-                    <a:blip r:embed="rId134"/>
+                    <a:blip r:embed="rId143"/>
                     <a:stretch>
                       <a:fillRect/>
                     </a:stretch>
@@ -19244,7 +20121,7 @@
                     <pic:cNvPicPr/>
                   </pic:nvPicPr>
                   <pic:blipFill>
-                    <a:blip r:embed="rId135"/>
+                    <a:blip r:embed="rId144"/>
                     <a:stretch>
                       <a:fillRect/>
                     </a:stretch>
@@ -19414,7 +20291,7 @@
       <w:r>
         <w:t>(</w:t>
       </w:r>
-      <w:hyperlink r:id="rId136" w:history="1">
+      <w:hyperlink r:id="rId145" w:history="1">
         <w:r>
           <w:rPr>
             <w:rStyle w:val="Hyperlink"/>
@@ -19476,7 +20353,6 @@
         <w:rPr>
           <w:lang w:val="en-US"/>
         </w:rPr>
-        <w:lastRenderedPageBreak/>
         <w:t xml:space="preserve">3.3V buck-boost </w:t>
       </w:r>
       <w:proofErr w:type="spellStart"/>
@@ -19634,6 +20510,7 @@
       <w:bookmarkStart w:id="58" w:name="_Toc225503329"/>
       <w:proofErr w:type="spellStart"/>
       <w:r>
+        <w:lastRenderedPageBreak/>
         <w:t>Opties</w:t>
       </w:r>
       <w:proofErr w:type="spellEnd"/>
@@ -19665,7 +20542,7 @@
           <w:lang w:val="en-US"/>
         </w:rPr>
       </w:pPr>
-      <w:hyperlink r:id="rId137" w:history="1">
+      <w:hyperlink r:id="rId146" w:history="1">
         <w:r>
           <w:rPr>
             <w:rStyle w:val="Hyperlink"/>
@@ -19693,7 +20570,7 @@
           <w:lang w:val="en-US"/>
         </w:rPr>
       </w:pPr>
-      <w:hyperlink r:id="rId138" w:history="1">
+      <w:hyperlink r:id="rId147" w:history="1">
         <w:r>
           <w:rPr>
             <w:rStyle w:val="Hyperlink"/>
@@ -19708,7 +20585,7 @@
         </w:rPr>
         <w:t xml:space="preserve"> of </w:t>
       </w:r>
-      <w:hyperlink r:id="rId139" w:history="1">
+      <w:hyperlink r:id="rId148" w:history="1">
         <w:r>
           <w:rPr>
             <w:rStyle w:val="Hyperlink"/>
@@ -19796,7 +20673,7 @@
           <w:numId w:val="66"/>
         </w:numPr>
       </w:pPr>
-      <w:hyperlink r:id="rId140" w:history="1">
+      <w:hyperlink r:id="rId149" w:history="1">
         <w:r>
           <w:rPr>
             <w:rStyle w:val="Hyperlink"/>
@@ -19813,7 +20690,7 @@
           <w:numId w:val="66"/>
         </w:numPr>
       </w:pPr>
-      <w:hyperlink r:id="rId141" w:history="1">
+      <w:hyperlink r:id="rId150" w:history="1">
         <w:r>
           <w:rPr>
             <w:rStyle w:val="Hyperlink"/>
@@ -19962,7 +20839,7 @@
           <w:lang w:val="en-US"/>
         </w:rPr>
       </w:pPr>
-      <w:hyperlink r:id="rId142" w:history="1">
+      <w:hyperlink r:id="rId151" w:history="1">
         <w:r>
           <w:rPr>
             <w:rStyle w:val="Hyperlink"/>
@@ -19989,7 +20866,7 @@
         </w:rPr>
         <w:t xml:space="preserve">€0.43 </w:t>
       </w:r>
-      <w:hyperlink r:id="rId143" w:history="1">
+      <w:hyperlink r:id="rId152" w:history="1">
         <w:proofErr w:type="spellStart"/>
         <w:r>
           <w:rPr>
@@ -20098,7 +20975,7 @@
           <w:numId w:val="66"/>
         </w:numPr>
       </w:pPr>
-      <w:hyperlink r:id="rId144" w:history="1">
+      <w:hyperlink r:id="rId153" w:history="1">
         <w:r>
           <w:rPr>
             <w:rStyle w:val="Hyperlink"/>
@@ -20118,7 +20995,7 @@
       <w:r>
         <w:t xml:space="preserve">€1.28 </w:t>
       </w:r>
-      <w:hyperlink r:id="rId145" w:history="1">
+      <w:hyperlink r:id="rId154" w:history="1">
         <w:proofErr w:type="spellStart"/>
         <w:r>
           <w:rPr>
@@ -20131,7 +21008,7 @@
       <w:r>
         <w:t xml:space="preserve">, </w:t>
       </w:r>
-      <w:hyperlink r:id="rId146" w:history="1">
+      <w:hyperlink r:id="rId155" w:history="1">
         <w:proofErr w:type="spellStart"/>
         <w:r>
           <w:rPr>
@@ -20233,7 +21110,7 @@
         </w:rPr>
         <w:t xml:space="preserve">Package: </w:t>
       </w:r>
-      <w:hyperlink r:id="rId147" w:tgtFrame="_blank" w:history="1">
+      <w:hyperlink r:id="rId156" w:tgtFrame="_blank" w:history="1">
         <w:r>
           <w:rPr>
             <w:rStyle w:val="Hyperlink"/>
@@ -20253,7 +21130,7 @@
           <w:lang w:val="en-US"/>
         </w:rPr>
       </w:pPr>
-      <w:hyperlink r:id="rId148" w:history="1">
+      <w:hyperlink r:id="rId157" w:history="1">
         <w:r>
           <w:rPr>
             <w:rStyle w:val="Hyperlink"/>
@@ -20280,7 +21157,7 @@
         </w:rPr>
         <w:t xml:space="preserve">€1.42 </w:t>
       </w:r>
-      <w:hyperlink r:id="rId149" w:history="1">
+      <w:hyperlink r:id="rId158" w:history="1">
         <w:r>
           <w:rPr>
             <w:rStyle w:val="Hyperlink"/>
@@ -20363,7 +21240,7 @@
           <w:lang w:val="en-US"/>
         </w:rPr>
       </w:pPr>
-      <w:hyperlink r:id="rId150" w:history="1">
+      <w:hyperlink r:id="rId159" w:history="1">
         <w:r>
           <w:rPr>
             <w:rStyle w:val="Hyperlink"/>
@@ -20404,7 +21281,7 @@
           <w:lang w:val="en-US"/>
         </w:rPr>
       </w:pPr>
-      <w:hyperlink r:id="rId151" w:history="1">
+      <w:hyperlink r:id="rId160" w:history="1">
         <w:r>
           <w:rPr>
             <w:rStyle w:val="Hyperlink"/>
@@ -20425,7 +21302,7 @@
           <w:lang w:val="en-US"/>
         </w:rPr>
       </w:pPr>
-      <w:hyperlink r:id="rId152" w:tgtFrame="_blank" w:history="1">
+      <w:hyperlink r:id="rId161" w:tgtFrame="_blank" w:history="1">
         <w:r>
           <w:rPr>
             <w:rStyle w:val="Hyperlink"/>
@@ -20451,7 +21328,6 @@
           <w:noProof/>
           <w:lang w:val="en-US"/>
         </w:rPr>
-        <w:lastRenderedPageBreak/>
         <w:drawing>
           <wp:inline distT="0" distB="0" distL="0" distR="0" wp14:anchorId="15D527B6" wp14:editId="2540E164">
             <wp:extent cx="2838450" cy="1052707"/>
@@ -20468,7 +21344,7 @@
                     <pic:cNvPicPr/>
                   </pic:nvPicPr>
                   <pic:blipFill>
-                    <a:blip r:embed="rId153"/>
+                    <a:blip r:embed="rId162"/>
                     <a:stretch>
                       <a:fillRect/>
                     </a:stretch>
@@ -20521,7 +21397,15 @@
       </w:r>
       <w:proofErr w:type="spellEnd"/>
       <w:r>
-        <w:t xml:space="preserve"> en ECC chip (</w:t>
+        <w:t xml:space="preserve"> en </w:t>
+      </w:r>
+      <w:proofErr w:type="gramStart"/>
+      <w:r>
+        <w:t>ECC chip</w:t>
+      </w:r>
+      <w:proofErr w:type="gramEnd"/>
+      <w:r>
+        <w:t xml:space="preserve"> (</w:t>
       </w:r>
       <w:proofErr w:type="spellStart"/>
       <w:r>
@@ -20529,7 +21413,15 @@
       </w:r>
       <w:proofErr w:type="spellEnd"/>
       <w:r>
-        <w:t>, ROM en SD module?)</w:t>
+        <w:t xml:space="preserve">, ROM en </w:t>
+      </w:r>
+      <w:proofErr w:type="gramStart"/>
+      <w:r>
+        <w:t>SD module</w:t>
+      </w:r>
+      <w:proofErr w:type="gramEnd"/>
+      <w:r>
+        <w:t>?)</w:t>
       </w:r>
     </w:p>
     <w:p>
@@ -20558,7 +21450,7 @@
           <w:numId w:val="66"/>
         </w:numPr>
       </w:pPr>
-      <w:hyperlink r:id="rId154" w:history="1">
+      <w:hyperlink r:id="rId163" w:history="1">
         <w:r>
           <w:rPr>
             <w:rStyle w:val="Hyperlink"/>
@@ -20576,9 +21468,10 @@
         </w:numPr>
       </w:pPr>
       <w:r>
+        <w:lastRenderedPageBreak/>
         <w:t xml:space="preserve">€1.5 </w:t>
       </w:r>
-      <w:hyperlink r:id="rId155" w:history="1">
+      <w:hyperlink r:id="rId164" w:history="1">
         <w:proofErr w:type="spellStart"/>
         <w:r>
           <w:rPr>
@@ -20711,7 +21604,7 @@
           <w:lang w:val="en-US"/>
         </w:rPr>
       </w:pPr>
-      <w:hyperlink r:id="rId156" w:history="1">
+      <w:hyperlink r:id="rId165" w:history="1">
         <w:r>
           <w:rPr>
             <w:rStyle w:val="Hyperlink"/>
@@ -20738,7 +21631,7 @@
         </w:rPr>
         <w:t xml:space="preserve">€1.58 </w:t>
       </w:r>
-      <w:hyperlink r:id="rId157" w:history="1">
+      <w:hyperlink r:id="rId166" w:history="1">
         <w:proofErr w:type="spellStart"/>
         <w:r>
           <w:rPr>
@@ -20829,7 +21722,7 @@
       <w:bookmarkEnd w:id="63"/>
     </w:p>
     <w:p>
-      <w:hyperlink r:id="rId158" w:history="1">
+      <w:hyperlink r:id="rId167" w:history="1">
         <w:proofErr w:type="spellStart"/>
         <w:r>
           <w:rPr>
@@ -20847,7 +21740,7 @@
       </w:hyperlink>
     </w:p>
     <w:p>
-      <w:hyperlink r:id="rId159" w:history="1">
+      <w:hyperlink r:id="rId168" w:history="1">
         <w:proofErr w:type="spellStart"/>
         <w:r>
           <w:rPr>
@@ -20865,7 +21758,7 @@
       </w:hyperlink>
     </w:p>
     <w:p>
-      <w:hyperlink r:id="rId160" w:history="1">
+      <w:hyperlink r:id="rId169" w:history="1">
         <w:r>
           <w:rPr>
             <w:rStyle w:val="Hyperlink"/>
@@ -20882,7 +21775,7 @@
           <w:numId w:val="66"/>
         </w:numPr>
       </w:pPr>
-      <w:hyperlink r:id="rId161" w:history="1">
+      <w:hyperlink r:id="rId170" w:history="1">
         <w:r>
           <w:rPr>
             <w:rStyle w:val="Hyperlink"/>
@@ -20902,13 +21795,25 @@
       <w:r>
         <w:t xml:space="preserve">€1.18 </w:t>
       </w:r>
-      <w:hyperlink r:id="rId162" w:history="1">
+      <w:hyperlink r:id="rId171" w:history="1">
         <w:proofErr w:type="spellStart"/>
         <w:r>
           <w:rPr>
             <w:rStyle w:val="Hyperlink"/>
           </w:rPr>
-          <w:t>mouser</w:t>
+          <w:t>m</w:t>
+        </w:r>
+        <w:r>
+          <w:rPr>
+            <w:rStyle w:val="Hyperlink"/>
+          </w:rPr>
+          <w:t>o</w:t>
+        </w:r>
+        <w:r>
+          <w:rPr>
+            <w:rStyle w:val="Hyperlink"/>
+          </w:rPr>
+          <w:t>user</w:t>
         </w:r>
         <w:proofErr w:type="spellEnd"/>
       </w:hyperlink>
@@ -21010,7 +21915,7 @@
                     <pic:cNvPicPr/>
                   </pic:nvPicPr>
                   <pic:blipFill>
-                    <a:blip r:embed="rId163"/>
+                    <a:blip r:embed="rId172"/>
                     <a:stretch>
                       <a:fillRect/>
                     </a:stretch>
@@ -21039,7 +21944,7 @@
           <w:numId w:val="66"/>
         </w:numPr>
       </w:pPr>
-      <w:hyperlink r:id="rId164" w:history="1">
+      <w:hyperlink r:id="rId173" w:history="1">
         <w:r>
           <w:rPr>
             <w:rStyle w:val="Hyperlink"/>
@@ -21079,7 +21984,7 @@
           <w:numId w:val="66"/>
         </w:numPr>
       </w:pPr>
-      <w:hyperlink r:id="rId165" w:history="1">
+      <w:hyperlink r:id="rId174" w:history="1">
         <w:r>
           <w:rPr>
             <w:rStyle w:val="Hyperlink"/>
@@ -21099,7 +22004,7 @@
       <w:r>
         <w:t xml:space="preserve">€ 1.75 </w:t>
       </w:r>
-      <w:hyperlink r:id="rId166" w:history="1">
+      <w:hyperlink r:id="rId175" w:history="1">
         <w:proofErr w:type="spellStart"/>
         <w:r>
           <w:rPr>
@@ -21203,7 +22108,6 @@
         <w:rPr>
           <w:lang w:val="en-US"/>
         </w:rPr>
-        <w:lastRenderedPageBreak/>
         <w:drawing>
           <wp:inline distT="0" distB="0" distL="0" distR="0" wp14:anchorId="5E1C11D9" wp14:editId="403FCB8C">
             <wp:extent cx="4979670" cy="1829502"/>
@@ -21220,7 +22124,7 @@
                     <pic:cNvPicPr/>
                   </pic:nvPicPr>
                   <pic:blipFill>
-                    <a:blip r:embed="rId167"/>
+                    <a:blip r:embed="rId176"/>
                     <a:stretch>
                       <a:fillRect/>
                     </a:stretch>
@@ -21253,6 +22157,7 @@
         <w:rPr>
           <w:lang w:val="en-US"/>
         </w:rPr>
+        <w:lastRenderedPageBreak/>
         <w:drawing>
           <wp:inline distT="0" distB="0" distL="0" distR="0" wp14:anchorId="6B3EF108" wp14:editId="676C629B">
             <wp:extent cx="4598670" cy="2216709"/>
@@ -21269,7 +22174,7 @@
                     <pic:cNvPicPr/>
                   </pic:nvPicPr>
                   <pic:blipFill>
-                    <a:blip r:embed="rId168"/>
+                    <a:blip r:embed="rId177"/>
                     <a:stretch>
                       <a:fillRect/>
                     </a:stretch>
@@ -21318,7 +22223,7 @@
         </w:rPr>
         <w:t xml:space="preserve">: </w:t>
       </w:r>
-      <w:hyperlink r:id="rId169" w:history="1">
+      <w:hyperlink r:id="rId178" w:history="1">
         <w:r>
           <w:rPr>
             <w:rStyle w:val="Hyperlink"/>
@@ -21350,7 +22255,7 @@
           <w:numId w:val="66"/>
         </w:numPr>
       </w:pPr>
-      <w:hyperlink r:id="rId170" w:history="1">
+      <w:hyperlink r:id="rId179" w:history="1">
         <w:proofErr w:type="spellStart"/>
         <w:r>
           <w:rPr>
@@ -21390,7 +22295,7 @@
       <w:r>
         <w:tab/>
       </w:r>
-      <w:hyperlink r:id="rId171" w:history="1">
+      <w:hyperlink r:id="rId180" w:history="1">
         <w:proofErr w:type="spellStart"/>
         <w:r>
           <w:rPr>
@@ -21425,7 +22330,7 @@
                     <pic:cNvPicPr/>
                   </pic:nvPicPr>
                   <pic:blipFill>
-                    <a:blip r:embed="rId172"/>
+                    <a:blip r:embed="rId181"/>
                     <a:stretch>
                       <a:fillRect/>
                     </a:stretch>
@@ -21471,7 +22376,7 @@
                     <pic:cNvPicPr/>
                   </pic:nvPicPr>
                   <pic:blipFill>
-                    <a:blip r:embed="rId173"/>
+                    <a:blip r:embed="rId182"/>
                     <a:stretch>
                       <a:fillRect/>
                     </a:stretch>
@@ -21548,7 +22453,7 @@
         </w:rPr>
         <w:t xml:space="preserve"> </w:t>
       </w:r>
-      <w:hyperlink r:id="rId174" w:history="1">
+      <w:hyperlink r:id="rId183" w:history="1">
         <w:r>
           <w:rPr>
             <w:rStyle w:val="Hyperlink"/>
@@ -21566,8 +22471,9 @@
           <w:numId w:val="66"/>
         </w:numPr>
       </w:pPr>
-      <w:hyperlink r:id="rId175" w:history="1">
+      <w:hyperlink r:id="rId184" w:history="1">
         <w:proofErr w:type="spellStart"/>
+        <w:proofErr w:type="gramStart"/>
         <w:r>
           <w:rPr>
             <w:rStyle w:val="Hyperlink"/>
@@ -21599,6 +22505,7 @@
           <w:t>er</w:t>
         </w:r>
         <w:proofErr w:type="spellEnd"/>
+        <w:proofErr w:type="gramEnd"/>
       </w:hyperlink>
       <w:r>
         <w:tab/>
@@ -21618,7 +22525,7 @@
       <w:r>
         <w:tab/>
       </w:r>
-      <w:hyperlink r:id="rId176" w:history="1">
+      <w:hyperlink r:id="rId185" w:history="1">
         <w:proofErr w:type="spellStart"/>
         <w:r>
           <w:rPr>
@@ -21637,7 +22544,6 @@
         <w:pStyle w:val="ListParagraph"/>
       </w:pPr>
       <w:r>
-        <w:lastRenderedPageBreak/>
         <w:drawing>
           <wp:inline distT="0" distB="0" distL="0" distR="0" wp14:anchorId="283379A9" wp14:editId="581861FE">
             <wp:extent cx="1451500" cy="1371600"/>
@@ -21654,7 +22560,7 @@
                     <pic:cNvPicPr/>
                   </pic:nvPicPr>
                   <pic:blipFill>
-                    <a:blip r:embed="rId177"/>
+                    <a:blip r:embed="rId186"/>
                     <a:stretch>
                       <a:fillRect/>
                     </a:stretch>
@@ -21703,7 +22609,7 @@
                     <pic:cNvPicPr/>
                   </pic:nvPicPr>
                   <pic:blipFill>
-                    <a:blip r:embed="rId178"/>
+                    <a:blip r:embed="rId187"/>
                     <a:stretch>
                       <a:fillRect/>
                     </a:stretch>
@@ -21821,6 +22727,7 @@
           <w:bCs/>
           <w:lang w:val="en-US"/>
         </w:rPr>
+        <w:lastRenderedPageBreak/>
         <w:t xml:space="preserve">LDO: </w:t>
       </w:r>
       <w:r>
@@ -21831,7 +22738,7 @@
         </w:rPr>
         <w:t xml:space="preserve"> </w:t>
       </w:r>
-      <w:hyperlink r:id="rId179" w:history="1">
+      <w:hyperlink r:id="rId188" w:history="1">
         <w:r>
           <w:rPr>
             <w:rStyle w:val="Hyperlink"/>
@@ -21872,7 +22779,7 @@
         </w:rPr>
         <w:t xml:space="preserve">of </w:t>
       </w:r>
-      <w:hyperlink r:id="rId180" w:history="1">
+      <w:hyperlink r:id="rId189" w:history="1">
         <w:r>
           <w:rPr>
             <w:rStyle w:val="Hyperlink"/>
@@ -22000,18 +22907,341 @@
     </w:p>
     <w:p>
       <w:pPr>
-        <w:rPr>
-          <w:b/>
-          <w:bCs/>
-          <w:lang w:val="en-US"/>
-        </w:rPr>
-      </w:pPr>
-      <w:r>
-        <w:rPr>
-          <w:b/>
-          <w:bCs/>
-          <w:lang w:val="en-US"/>
-        </w:rPr>
+        <w:pStyle w:val="ListParagraph"/>
+        <w:numPr>
+          <w:ilvl w:val="0"/>
+          <w:numId w:val="66"/>
+        </w:numPr>
+      </w:pPr>
+      <w:hyperlink r:id="rId190" w:history="1">
+        <w:r>
+          <w:rPr>
+            <w:rStyle w:val="Hyperlink"/>
+          </w:rPr>
+          <w:t>TPS61253</w:t>
+        </w:r>
+      </w:hyperlink>
+    </w:p>
+    <w:p>
+      <w:pPr>
+        <w:pStyle w:val="ListParagraph"/>
+        <w:numPr>
+          <w:ilvl w:val="1"/>
+          <w:numId w:val="66"/>
+        </w:numPr>
+      </w:pPr>
+      <w:hyperlink r:id="rId191" w:history="1">
+        <w:proofErr w:type="spellStart"/>
+        <w:proofErr w:type="gramStart"/>
+        <w:r>
+          <w:rPr>
+            <w:rStyle w:val="Hyperlink"/>
+          </w:rPr>
+          <w:t>mouser</w:t>
+        </w:r>
+        <w:proofErr w:type="spellEnd"/>
+        <w:proofErr w:type="gramEnd"/>
+      </w:hyperlink>
+      <w:r>
+        <w:tab/>
+      </w:r>
+      <w:r>
+        <w:t xml:space="preserve">, </w:t>
+      </w:r>
+      <w:hyperlink r:id="rId192" w:history="1">
+        <w:proofErr w:type="spellStart"/>
+        <w:r>
+          <w:rPr>
+            <w:rStyle w:val="Hyperlink"/>
+          </w:rPr>
+          <w:t>digikey</w:t>
+        </w:r>
+        <w:proofErr w:type="spellEnd"/>
+      </w:hyperlink>
+    </w:p>
+    <w:p>
+      <w:pPr>
+        <w:pStyle w:val="ListParagraph"/>
+        <w:numPr>
+          <w:ilvl w:val="1"/>
+          <w:numId w:val="66"/>
+        </w:numPr>
+      </w:pPr>
+      <w:r>
+        <w:drawing>
+          <wp:inline distT="0" distB="0" distL="0" distR="0" wp14:anchorId="1A82DC31" wp14:editId="30EA9884">
+            <wp:extent cx="4508500" cy="2565353"/>
+            <wp:effectExtent l="0" t="0" r="6350" b="6985"/>
+            <wp:docPr id="325160417" name="Picture 1"/>
+            <wp:cNvGraphicFramePr>
+              <a:graphicFrameLocks xmlns:a="http://schemas.openxmlformats.org/drawingml/2006/main" noChangeAspect="1"/>
+            </wp:cNvGraphicFramePr>
+            <a:graphic xmlns:a="http://schemas.openxmlformats.org/drawingml/2006/main">
+              <a:graphicData uri="http://schemas.openxmlformats.org/drawingml/2006/picture">
+                <pic:pic xmlns:pic="http://schemas.openxmlformats.org/drawingml/2006/picture">
+                  <pic:nvPicPr>
+                    <pic:cNvPr id="325160417" name=""/>
+                    <pic:cNvPicPr/>
+                  </pic:nvPicPr>
+                  <pic:blipFill>
+                    <a:blip r:embed="rId193"/>
+                    <a:stretch>
+                      <a:fillRect/>
+                    </a:stretch>
+                  </pic:blipFill>
+                  <pic:spPr>
+                    <a:xfrm>
+                      <a:off x="0" y="0"/>
+                      <a:ext cx="4520483" cy="2572172"/>
+                    </a:xfrm>
+                    <a:prstGeom prst="rect">
+                      <a:avLst/>
+                    </a:prstGeom>
+                  </pic:spPr>
+                </pic:pic>
+              </a:graphicData>
+            </a:graphic>
+          </wp:inline>
+        </w:drawing>
+      </w:r>
+    </w:p>
+    <w:p>
+      <w:pPr>
+        <w:pStyle w:val="ListParagraph"/>
+        <w:numPr>
+          <w:ilvl w:val="1"/>
+          <w:numId w:val="66"/>
+        </w:numPr>
+        <w:rPr>
+          <w:lang w:val="en-US"/>
+        </w:rPr>
+      </w:pPr>
+      <w:r>
+        <w:rPr>
+          <w:lang w:val="en-US"/>
+        </w:rPr>
+        <w:t>TPS61253A</w:t>
+      </w:r>
+      <w:r>
+        <w:rPr>
+          <w:lang w:val="en-US"/>
+        </w:rPr>
+        <w:t xml:space="preserve">: </w:t>
+      </w:r>
+      <w:hyperlink r:id="rId194" w:history="1">
+        <w:r>
+          <w:rPr>
+            <w:rStyle w:val="Hyperlink"/>
+            <w:lang w:val="en-US"/>
+          </w:rPr>
+          <w:t>mouser</w:t>
+        </w:r>
+      </w:hyperlink>
+      <w:r>
+        <w:rPr>
+          <w:lang w:val="en-US"/>
+        </w:rPr>
+        <w:t xml:space="preserve">, </w:t>
+      </w:r>
+      <w:hyperlink r:id="rId195" w:history="1">
+        <w:proofErr w:type="spellStart"/>
+        <w:r>
+          <w:rPr>
+            <w:rStyle w:val="Hyperlink"/>
+            <w:lang w:val="en-US"/>
+          </w:rPr>
+          <w:t>digikey</w:t>
+        </w:r>
+        <w:proofErr w:type="spellEnd"/>
+      </w:hyperlink>
+      <w:r>
+        <w:rPr>
+          <w:lang w:val="en-US"/>
+        </w:rPr>
+        <w:t xml:space="preserve"> (4A </w:t>
+      </w:r>
+      <w:proofErr w:type="spellStart"/>
+      <w:r>
+        <w:rPr>
+          <w:lang w:val="en-US"/>
+        </w:rPr>
+        <w:t>I</w:t>
+      </w:r>
+      <w:r>
+        <w:rPr>
+          <w:vertAlign w:val="subscript"/>
+          <w:lang w:val="en-US"/>
+        </w:rPr>
+        <w:t>sw</w:t>
+      </w:r>
+      <w:proofErr w:type="spellEnd"/>
+      <w:r>
+        <w:rPr>
+          <w:lang w:val="en-US"/>
+        </w:rPr>
+        <w:t>)</w:t>
+      </w:r>
+    </w:p>
+    <w:p>
+      <w:pPr>
+        <w:pStyle w:val="ListParagraph"/>
+        <w:numPr>
+          <w:ilvl w:val="1"/>
+          <w:numId w:val="66"/>
+        </w:numPr>
+        <w:rPr>
+          <w:lang w:val="en-US"/>
+        </w:rPr>
+      </w:pPr>
+      <w:r>
+        <w:rPr>
+          <w:lang w:val="en-US"/>
+        </w:rPr>
+        <w:t>TPS61253</w:t>
+      </w:r>
+      <w:r>
+        <w:rPr>
+          <w:lang w:val="en-US"/>
+        </w:rPr>
+        <w:t>2</w:t>
+      </w:r>
+      <w:r>
+        <w:rPr>
+          <w:lang w:val="en-US"/>
+        </w:rPr>
+        <w:t xml:space="preserve">A: </w:t>
+      </w:r>
+      <w:hyperlink r:id="rId196" w:history="1">
+        <w:r>
+          <w:rPr>
+            <w:rStyle w:val="Hyperlink"/>
+            <w:lang w:val="en-US"/>
+          </w:rPr>
+          <w:t>mouser</w:t>
+        </w:r>
+      </w:hyperlink>
+      <w:r>
+        <w:rPr>
+          <w:lang w:val="en-US"/>
+        </w:rPr>
+        <w:t xml:space="preserve">, </w:t>
+      </w:r>
+      <w:hyperlink r:id="rId197" w:history="1">
+        <w:proofErr w:type="spellStart"/>
+        <w:r>
+          <w:rPr>
+            <w:rStyle w:val="Hyperlink"/>
+            <w:lang w:val="en-US"/>
+          </w:rPr>
+          <w:t>digikey</w:t>
+        </w:r>
+        <w:proofErr w:type="spellEnd"/>
+      </w:hyperlink>
+      <w:r>
+        <w:rPr>
+          <w:lang w:val="en-US"/>
+        </w:rPr>
+        <w:t xml:space="preserve"> (4A </w:t>
+      </w:r>
+      <w:proofErr w:type="spellStart"/>
+      <w:r>
+        <w:rPr>
+          <w:lang w:val="en-US"/>
+        </w:rPr>
+        <w:t>I</w:t>
+      </w:r>
+      <w:r>
+        <w:rPr>
+          <w:vertAlign w:val="subscript"/>
+          <w:lang w:val="en-US"/>
+        </w:rPr>
+        <w:t>sw</w:t>
+      </w:r>
+      <w:proofErr w:type="spellEnd"/>
+      <w:r>
+        <w:rPr>
+          <w:lang w:val="en-US"/>
+        </w:rPr>
+        <w:t>, auto-discharge)</w:t>
+      </w:r>
+    </w:p>
+    <w:p>
+      <w:pPr>
+        <w:pStyle w:val="ListParagraph"/>
+        <w:numPr>
+          <w:ilvl w:val="1"/>
+          <w:numId w:val="66"/>
+        </w:numPr>
+      </w:pPr>
+      <w:r>
+        <w:t>TPS61253</w:t>
+      </w:r>
+      <w:r>
+        <w:t>F</w:t>
+      </w:r>
+      <w:r>
+        <w:t xml:space="preserve">: </w:t>
+      </w:r>
+      <w:hyperlink r:id="rId198" w:history="1">
+        <w:proofErr w:type="spellStart"/>
+        <w:r>
+          <w:rPr>
+            <w:rStyle w:val="Hyperlink"/>
+          </w:rPr>
+          <w:t>mouser</w:t>
+        </w:r>
+        <w:proofErr w:type="spellEnd"/>
+      </w:hyperlink>
+      <w:r>
+        <w:t xml:space="preserve">, </w:t>
+      </w:r>
+      <w:hyperlink r:id="rId199" w:history="1">
+        <w:proofErr w:type="spellStart"/>
+        <w:r>
+          <w:rPr>
+            <w:rStyle w:val="Hyperlink"/>
+          </w:rPr>
+          <w:t>digikey</w:t>
+        </w:r>
+        <w:proofErr w:type="spellEnd"/>
+      </w:hyperlink>
+      <w:r>
+        <w:t xml:space="preserve"> (4.5A </w:t>
+      </w:r>
+      <w:proofErr w:type="spellStart"/>
+      <w:r>
+        <w:t>I</w:t>
+      </w:r>
+      <w:r>
+        <w:rPr>
+          <w:vertAlign w:val="subscript"/>
+        </w:rPr>
+        <w:t>sw</w:t>
+      </w:r>
+      <w:proofErr w:type="spellEnd"/>
+      <w:r>
+        <w:t xml:space="preserve">, niet in voorraad bij </w:t>
+      </w:r>
+      <w:proofErr w:type="spellStart"/>
+      <w:r>
+        <w:t>mo</w:t>
+      </w:r>
+      <w:r>
+        <w:t>user</w:t>
+      </w:r>
+      <w:proofErr w:type="spellEnd"/>
+      <w:r>
+        <w:t xml:space="preserve">, goedkoopste bij </w:t>
+      </w:r>
+      <w:proofErr w:type="spellStart"/>
+      <w:r>
+        <w:t>digikey</w:t>
+      </w:r>
+      <w:proofErr w:type="spellEnd"/>
+      <w:r>
+        <w:t>)</w:t>
+      </w:r>
+      <w:r>
         <w:br/>
       </w:r>
     </w:p>
@@ -22043,7 +23273,7 @@
           <w:lang w:val="en-US"/>
         </w:rPr>
       </w:pPr>
-      <w:hyperlink r:id="rId181" w:history="1">
+      <w:hyperlink r:id="rId200" w:history="1">
         <w:r>
           <w:rPr>
             <w:rStyle w:val="Hyperlink"/>
@@ -22102,7 +23332,7 @@
       </w:pPr>
     </w:p>
     <w:sectPr>
-      <w:headerReference w:type="default" r:id="rId182"/>
+      <w:headerReference w:type="default" r:id="rId201"/>
       <w:type w:val="continuous"/>
       <w:pgSz w:w="11906" w:h="16838"/>
       <w:pgMar w:top="1417" w:right="1417" w:bottom="1417" w:left="1417" w:header="708" w:footer="708" w:gutter="0"/>
@@ -22208,11 +23438,16 @@
     </w:r>
     <w:proofErr w:type="spellEnd"/>
     <w:r>
-      <w:t xml:space="preserve"> fietsslot PCB c</w:t>
+      <w:t xml:space="preserve"> fietsslot </w:t>
+    </w:r>
+    <w:proofErr w:type="gramStart"/>
+    <w:r>
+      <w:t>PCB c</w:t>
     </w:r>
     <w:r>
       <w:t>omponenten</w:t>
     </w:r>
+    <w:proofErr w:type="gramEnd"/>
     <w:r>
       <w:tab/>
     </w:r>
@@ -22238,11 +23473,16 @@
     </w:r>
     <w:proofErr w:type="spellEnd"/>
     <w:r>
-      <w:t xml:space="preserve"> fietsslot PCB c</w:t>
+      <w:t xml:space="preserve"> fietsslot </w:t>
+    </w:r>
+    <w:proofErr w:type="gramStart"/>
+    <w:r>
+      <w:t>PCB c</w:t>
     </w:r>
     <w:r>
       <w:t>omponenten</w:t>
     </w:r>
+    <w:proofErr w:type="gramEnd"/>
     <w:r>
       <w:tab/>
     </w:r>
@@ -22268,11 +23508,16 @@
     </w:r>
     <w:proofErr w:type="spellEnd"/>
     <w:r>
-      <w:t xml:space="preserve"> fietsslot PCB c</w:t>
+      <w:t xml:space="preserve"> fietsslot </w:t>
+    </w:r>
+    <w:proofErr w:type="gramStart"/>
+    <w:r>
+      <w:t>PCB c</w:t>
     </w:r>
     <w:r>
       <w:t>omponenten</w:t>
     </w:r>
+    <w:proofErr w:type="gramEnd"/>
     <w:r>
       <w:tab/>
     </w:r>
@@ -22300,11 +23545,16 @@
     </w:r>
     <w:proofErr w:type="spellEnd"/>
     <w:r>
-      <w:t xml:space="preserve"> fietsslot PCB c</w:t>
+      <w:t xml:space="preserve"> fietsslot </w:t>
+    </w:r>
+    <w:proofErr w:type="gramStart"/>
+    <w:r>
+      <w:t>PCB c</w:t>
     </w:r>
     <w:r>
       <w:t>omponenten</w:t>
     </w:r>
+    <w:proofErr w:type="gramEnd"/>
     <w:r>
       <w:tab/>
     </w:r>
@@ -22330,20 +23580,27 @@
     </w:r>
     <w:proofErr w:type="spellEnd"/>
     <w:r>
-      <w:t xml:space="preserve"> fietsslot PCB c</w:t>
+      <w:t xml:space="preserve"> fietsslot </w:t>
+    </w:r>
+    <w:proofErr w:type="gramStart"/>
+    <w:r>
+      <w:t>PCB c</w:t>
     </w:r>
     <w:r>
       <w:t>omponenten</w:t>
     </w:r>
+    <w:proofErr w:type="gramEnd"/>
     <w:r>
       <w:tab/>
     </w:r>
     <w:r>
       <w:tab/>
     </w:r>
+    <w:proofErr w:type="gramStart"/>
     <w:r>
       <w:t>ECC chip</w:t>
     </w:r>
+    <w:proofErr w:type="gramEnd"/>
   </w:p>
 </w:hdr>
 </file>

--- a/Componenten.docx
+++ b/Componenten.docx
@@ -101,7 +101,7 @@
           <w:r>
             <w:fldChar w:fldCharType="separate"/>
           </w:r>
-          <w:hyperlink w:anchor="_Toc225503271" w:history="1">
+          <w:hyperlink w:anchor="_Toc227516391" w:history="1">
             <w:r>
               <w:rPr>
                 <w:rStyle w:val="Hyperlink"/>
@@ -146,7 +146,7 @@
                 <w:noProof/>
                 <w:webHidden/>
               </w:rPr>
-              <w:instrText xml:space="preserve"> PAGEREF _Toc225503271 \h </w:instrText>
+              <w:instrText xml:space="preserve"> PAGEREF _Toc227516391 \h </w:instrText>
             </w:r>
             <w:r>
               <w:rPr>
@@ -193,7 +193,7 @@
               <w14:ligatures w14:val="standardContextual"/>
             </w:rPr>
           </w:pPr>
-          <w:hyperlink w:anchor="_Toc225503272" w:history="1">
+          <w:hyperlink w:anchor="_Toc227516392" w:history="1">
             <w:r>
               <w:rPr>
                 <w:rStyle w:val="Hyperlink"/>
@@ -238,7 +238,7 @@
                 <w:noProof/>
                 <w:webHidden/>
               </w:rPr>
-              <w:instrText xml:space="preserve"> PAGEREF _Toc225503272 \h </w:instrText>
+              <w:instrText xml:space="preserve"> PAGEREF _Toc227516392 \h </w:instrText>
             </w:r>
             <w:r>
               <w:rPr>
@@ -285,7 +285,7 @@
               <w14:ligatures w14:val="standardContextual"/>
             </w:rPr>
           </w:pPr>
-          <w:hyperlink w:anchor="_Toc225503273" w:history="1">
+          <w:hyperlink w:anchor="_Toc227516393" w:history="1">
             <w:r>
               <w:rPr>
                 <w:rStyle w:val="Hyperlink"/>
@@ -330,7 +330,7 @@
                 <w:noProof/>
                 <w:webHidden/>
               </w:rPr>
-              <w:instrText xml:space="preserve"> PAGEREF _Toc225503273 \h </w:instrText>
+              <w:instrText xml:space="preserve"> PAGEREF _Toc227516393 \h </w:instrText>
             </w:r>
             <w:r>
               <w:rPr>
@@ -377,7 +377,7 @@
               <w14:ligatures w14:val="standardContextual"/>
             </w:rPr>
           </w:pPr>
-          <w:hyperlink w:anchor="_Toc225503274" w:history="1">
+          <w:hyperlink w:anchor="_Toc227516394" w:history="1">
             <w:r>
               <w:rPr>
                 <w:rStyle w:val="Hyperlink"/>
@@ -422,7 +422,7 @@
                 <w:noProof/>
                 <w:webHidden/>
               </w:rPr>
-              <w:instrText xml:space="preserve"> PAGEREF _Toc225503274 \h </w:instrText>
+              <w:instrText xml:space="preserve"> PAGEREF _Toc227516394 \h </w:instrText>
             </w:r>
             <w:r>
               <w:rPr>
@@ -469,7 +469,7 @@
               <w14:ligatures w14:val="standardContextual"/>
             </w:rPr>
           </w:pPr>
-          <w:hyperlink w:anchor="_Toc225503275" w:history="1">
+          <w:hyperlink w:anchor="_Toc227516395" w:history="1">
             <w:r>
               <w:rPr>
                 <w:rStyle w:val="Hyperlink"/>
@@ -514,7 +514,7 @@
                 <w:noProof/>
                 <w:webHidden/>
               </w:rPr>
-              <w:instrText xml:space="preserve"> PAGEREF _Toc225503275 \h </w:instrText>
+              <w:instrText xml:space="preserve"> PAGEREF _Toc227516395 \h </w:instrText>
             </w:r>
             <w:r>
               <w:rPr>
@@ -561,7 +561,7 @@
               <w14:ligatures w14:val="standardContextual"/>
             </w:rPr>
           </w:pPr>
-          <w:hyperlink w:anchor="_Toc225503276" w:history="1">
+          <w:hyperlink w:anchor="_Toc227516396" w:history="1">
             <w:r>
               <w:rPr>
                 <w:rStyle w:val="Hyperlink"/>
@@ -606,7 +606,7 @@
                 <w:noProof/>
                 <w:webHidden/>
               </w:rPr>
-              <w:instrText xml:space="preserve"> PAGEREF _Toc225503276 \h </w:instrText>
+              <w:instrText xml:space="preserve"> PAGEREF _Toc227516396 \h </w:instrText>
             </w:r>
             <w:r>
               <w:rPr>
@@ -653,7 +653,7 @@
               <w14:ligatures w14:val="standardContextual"/>
             </w:rPr>
           </w:pPr>
-          <w:hyperlink w:anchor="_Toc225503277" w:history="1">
+          <w:hyperlink w:anchor="_Toc227516397" w:history="1">
             <w:r>
               <w:rPr>
                 <w:rStyle w:val="Hyperlink"/>
@@ -698,7 +698,7 @@
                 <w:noProof/>
                 <w:webHidden/>
               </w:rPr>
-              <w:instrText xml:space="preserve"> PAGEREF _Toc225503277 \h </w:instrText>
+              <w:instrText xml:space="preserve"> PAGEREF _Toc227516397 \h </w:instrText>
             </w:r>
             <w:r>
               <w:rPr>
@@ -745,7 +745,7 @@
               <w14:ligatures w14:val="standardContextual"/>
             </w:rPr>
           </w:pPr>
-          <w:hyperlink w:anchor="_Toc225503278" w:history="1">
+          <w:hyperlink w:anchor="_Toc227516398" w:history="1">
             <w:r>
               <w:rPr>
                 <w:rStyle w:val="Hyperlink"/>
@@ -790,7 +790,7 @@
                 <w:noProof/>
                 <w:webHidden/>
               </w:rPr>
-              <w:instrText xml:space="preserve"> PAGEREF _Toc225503278 \h </w:instrText>
+              <w:instrText xml:space="preserve"> PAGEREF _Toc227516398 \h </w:instrText>
             </w:r>
             <w:r>
               <w:rPr>
@@ -837,7 +837,7 @@
               <w14:ligatures w14:val="standardContextual"/>
             </w:rPr>
           </w:pPr>
-          <w:hyperlink w:anchor="_Toc225503279" w:history="1">
+          <w:hyperlink w:anchor="_Toc227516399" w:history="1">
             <w:r>
               <w:rPr>
                 <w:rStyle w:val="Hyperlink"/>
@@ -882,7 +882,7 @@
                 <w:noProof/>
                 <w:webHidden/>
               </w:rPr>
-              <w:instrText xml:space="preserve"> PAGEREF _Toc225503279 \h </w:instrText>
+              <w:instrText xml:space="preserve"> PAGEREF _Toc227516399 \h </w:instrText>
             </w:r>
             <w:r>
               <w:rPr>
@@ -929,7 +929,7 @@
               <w14:ligatures w14:val="standardContextual"/>
             </w:rPr>
           </w:pPr>
-          <w:hyperlink w:anchor="_Toc225503280" w:history="1">
+          <w:hyperlink w:anchor="_Toc227516400" w:history="1">
             <w:r>
               <w:rPr>
                 <w:rStyle w:val="Hyperlink"/>
@@ -974,7 +974,7 @@
                 <w:noProof/>
                 <w:webHidden/>
               </w:rPr>
-              <w:instrText xml:space="preserve"> PAGEREF _Toc225503280 \h </w:instrText>
+              <w:instrText xml:space="preserve"> PAGEREF _Toc227516400 \h </w:instrText>
             </w:r>
             <w:r>
               <w:rPr>
@@ -1021,7 +1021,7 @@
               <w14:ligatures w14:val="standardContextual"/>
             </w:rPr>
           </w:pPr>
-          <w:hyperlink w:anchor="_Toc225503281" w:history="1">
+          <w:hyperlink w:anchor="_Toc227516401" w:history="1">
             <w:r>
               <w:rPr>
                 <w:rStyle w:val="Hyperlink"/>
@@ -1066,7 +1066,7 @@
                 <w:noProof/>
                 <w:webHidden/>
               </w:rPr>
-              <w:instrText xml:space="preserve"> PAGEREF _Toc225503281 \h </w:instrText>
+              <w:instrText xml:space="preserve"> PAGEREF _Toc227516401 \h </w:instrText>
             </w:r>
             <w:r>
               <w:rPr>
@@ -1113,7 +1113,7 @@
               <w14:ligatures w14:val="standardContextual"/>
             </w:rPr>
           </w:pPr>
-          <w:hyperlink w:anchor="_Toc225503282" w:history="1">
+          <w:hyperlink w:anchor="_Toc227516402" w:history="1">
             <w:r>
               <w:rPr>
                 <w:rStyle w:val="Hyperlink"/>
@@ -1158,7 +1158,7 @@
                 <w:noProof/>
                 <w:webHidden/>
               </w:rPr>
-              <w:instrText xml:space="preserve"> PAGEREF _Toc225503282 \h </w:instrText>
+              <w:instrText xml:space="preserve"> PAGEREF _Toc227516402 \h </w:instrText>
             </w:r>
             <w:r>
               <w:rPr>
@@ -1205,7 +1205,7 @@
               <w14:ligatures w14:val="standardContextual"/>
             </w:rPr>
           </w:pPr>
-          <w:hyperlink w:anchor="_Toc225503283" w:history="1">
+          <w:hyperlink w:anchor="_Toc227516403" w:history="1">
             <w:r>
               <w:rPr>
                 <w:rStyle w:val="Hyperlink"/>
@@ -1250,7 +1250,7 @@
                 <w:noProof/>
                 <w:webHidden/>
               </w:rPr>
-              <w:instrText xml:space="preserve"> PAGEREF _Toc225503283 \h </w:instrText>
+              <w:instrText xml:space="preserve"> PAGEREF _Toc227516403 \h </w:instrText>
             </w:r>
             <w:r>
               <w:rPr>
@@ -1297,7 +1297,7 @@
               <w14:ligatures w14:val="standardContextual"/>
             </w:rPr>
           </w:pPr>
-          <w:hyperlink w:anchor="_Toc225503284" w:history="1">
+          <w:hyperlink w:anchor="_Toc227516404" w:history="1">
             <w:r>
               <w:rPr>
                 <w:rStyle w:val="Hyperlink"/>
@@ -1342,7 +1342,7 @@
                 <w:noProof/>
                 <w:webHidden/>
               </w:rPr>
-              <w:instrText xml:space="preserve"> PAGEREF _Toc225503284 \h </w:instrText>
+              <w:instrText xml:space="preserve"> PAGEREF _Toc227516404 \h </w:instrText>
             </w:r>
             <w:r>
               <w:rPr>
@@ -1389,7 +1389,7 @@
               <w14:ligatures w14:val="standardContextual"/>
             </w:rPr>
           </w:pPr>
-          <w:hyperlink w:anchor="_Toc225503285" w:history="1">
+          <w:hyperlink w:anchor="_Toc227516405" w:history="1">
             <w:r>
               <w:rPr>
                 <w:rStyle w:val="Hyperlink"/>
@@ -1434,7 +1434,7 @@
                 <w:noProof/>
                 <w:webHidden/>
               </w:rPr>
-              <w:instrText xml:space="preserve"> PAGEREF _Toc225503285 \h </w:instrText>
+              <w:instrText xml:space="preserve"> PAGEREF _Toc227516405 \h </w:instrText>
             </w:r>
             <w:r>
               <w:rPr>
@@ -1481,7 +1481,7 @@
               <w14:ligatures w14:val="standardContextual"/>
             </w:rPr>
           </w:pPr>
-          <w:hyperlink w:anchor="_Toc225503286" w:history="1">
+          <w:hyperlink w:anchor="_Toc227516406" w:history="1">
             <w:r>
               <w:rPr>
                 <w:rStyle w:val="Hyperlink"/>
@@ -1526,7 +1526,7 @@
                 <w:noProof/>
                 <w:webHidden/>
               </w:rPr>
-              <w:instrText xml:space="preserve"> PAGEREF _Toc225503286 \h </w:instrText>
+              <w:instrText xml:space="preserve"> PAGEREF _Toc227516406 \h </w:instrText>
             </w:r>
             <w:r>
               <w:rPr>
@@ -1573,7 +1573,7 @@
               <w14:ligatures w14:val="standardContextual"/>
             </w:rPr>
           </w:pPr>
-          <w:hyperlink w:anchor="_Toc225503287" w:history="1">
+          <w:hyperlink w:anchor="_Toc227516407" w:history="1">
             <w:r>
               <w:rPr>
                 <w:rStyle w:val="Hyperlink"/>
@@ -1618,7 +1618,7 @@
                 <w:noProof/>
                 <w:webHidden/>
               </w:rPr>
-              <w:instrText xml:space="preserve"> PAGEREF _Toc225503287 \h </w:instrText>
+              <w:instrText xml:space="preserve"> PAGEREF _Toc227516407 \h </w:instrText>
             </w:r>
             <w:r>
               <w:rPr>
@@ -1665,7 +1665,7 @@
               <w14:ligatures w14:val="standardContextual"/>
             </w:rPr>
           </w:pPr>
-          <w:hyperlink w:anchor="_Toc225503288" w:history="1">
+          <w:hyperlink w:anchor="_Toc227516408" w:history="1">
             <w:r>
               <w:rPr>
                 <w:rStyle w:val="Hyperlink"/>
@@ -1710,7 +1710,7 @@
                 <w:noProof/>
                 <w:webHidden/>
               </w:rPr>
-              <w:instrText xml:space="preserve"> PAGEREF _Toc225503288 \h </w:instrText>
+              <w:instrText xml:space="preserve"> PAGEREF _Toc227516408 \h </w:instrText>
             </w:r>
             <w:r>
               <w:rPr>
@@ -1757,7 +1757,7 @@
               <w14:ligatures w14:val="standardContextual"/>
             </w:rPr>
           </w:pPr>
-          <w:hyperlink w:anchor="_Toc225503289" w:history="1">
+          <w:hyperlink w:anchor="_Toc227516409" w:history="1">
             <w:r>
               <w:rPr>
                 <w:rStyle w:val="Hyperlink"/>
@@ -1802,7 +1802,7 @@
                 <w:noProof/>
                 <w:webHidden/>
               </w:rPr>
-              <w:instrText xml:space="preserve"> PAGEREF _Toc225503289 \h </w:instrText>
+              <w:instrText xml:space="preserve"> PAGEREF _Toc227516409 \h </w:instrText>
             </w:r>
             <w:r>
               <w:rPr>
@@ -1849,7 +1849,7 @@
               <w14:ligatures w14:val="standardContextual"/>
             </w:rPr>
           </w:pPr>
-          <w:hyperlink w:anchor="_Toc225503290" w:history="1">
+          <w:hyperlink w:anchor="_Toc227516410" w:history="1">
             <w:r>
               <w:rPr>
                 <w:rStyle w:val="Hyperlink"/>
@@ -1894,7 +1894,7 @@
                 <w:noProof/>
                 <w:webHidden/>
               </w:rPr>
-              <w:instrText xml:space="preserve"> PAGEREF _Toc225503290 \h </w:instrText>
+              <w:instrText xml:space="preserve"> PAGEREF _Toc227516410 \h </w:instrText>
             </w:r>
             <w:r>
               <w:rPr>
@@ -1941,7 +1941,7 @@
               <w14:ligatures w14:val="standardContextual"/>
             </w:rPr>
           </w:pPr>
-          <w:hyperlink w:anchor="_Toc225503291" w:history="1">
+          <w:hyperlink w:anchor="_Toc227516411" w:history="1">
             <w:r>
               <w:rPr>
                 <w:rStyle w:val="Hyperlink"/>
@@ -1986,7 +1986,7 @@
                 <w:noProof/>
                 <w:webHidden/>
               </w:rPr>
-              <w:instrText xml:space="preserve"> PAGEREF _Toc225503291 \h </w:instrText>
+              <w:instrText xml:space="preserve"> PAGEREF _Toc227516411 \h </w:instrText>
             </w:r>
             <w:r>
               <w:rPr>
@@ -2033,7 +2033,7 @@
               <w14:ligatures w14:val="standardContextual"/>
             </w:rPr>
           </w:pPr>
-          <w:hyperlink w:anchor="_Toc225503292" w:history="1">
+          <w:hyperlink w:anchor="_Toc227516412" w:history="1">
             <w:r>
               <w:rPr>
                 <w:rStyle w:val="Hyperlink"/>
@@ -2078,7 +2078,7 @@
                 <w:noProof/>
                 <w:webHidden/>
               </w:rPr>
-              <w:instrText xml:space="preserve"> PAGEREF _Toc225503292 \h </w:instrText>
+              <w:instrText xml:space="preserve"> PAGEREF _Toc227516412 \h </w:instrText>
             </w:r>
             <w:r>
               <w:rPr>
@@ -2125,7 +2125,7 @@
               <w14:ligatures w14:val="standardContextual"/>
             </w:rPr>
           </w:pPr>
-          <w:hyperlink w:anchor="_Toc225503293" w:history="1">
+          <w:hyperlink w:anchor="_Toc227516413" w:history="1">
             <w:r>
               <w:rPr>
                 <w:rStyle w:val="Hyperlink"/>
@@ -2170,7 +2170,7 @@
                 <w:noProof/>
                 <w:webHidden/>
               </w:rPr>
-              <w:instrText xml:space="preserve"> PAGEREF _Toc225503293 \h </w:instrText>
+              <w:instrText xml:space="preserve"> PAGEREF _Toc227516413 \h </w:instrText>
             </w:r>
             <w:r>
               <w:rPr>
@@ -2217,7 +2217,7 @@
               <w14:ligatures w14:val="standardContextual"/>
             </w:rPr>
           </w:pPr>
-          <w:hyperlink w:anchor="_Toc225503294" w:history="1">
+          <w:hyperlink w:anchor="_Toc227516414" w:history="1">
             <w:r>
               <w:rPr>
                 <w:rStyle w:val="Hyperlink"/>
@@ -2262,7 +2262,7 @@
                 <w:noProof/>
                 <w:webHidden/>
               </w:rPr>
-              <w:instrText xml:space="preserve"> PAGEREF _Toc225503294 \h </w:instrText>
+              <w:instrText xml:space="preserve"> PAGEREF _Toc227516414 \h </w:instrText>
             </w:r>
             <w:r>
               <w:rPr>
@@ -2309,7 +2309,7 @@
               <w14:ligatures w14:val="standardContextual"/>
             </w:rPr>
           </w:pPr>
-          <w:hyperlink w:anchor="_Toc225503295" w:history="1">
+          <w:hyperlink w:anchor="_Toc227516415" w:history="1">
             <w:r>
               <w:rPr>
                 <w:rStyle w:val="Hyperlink"/>
@@ -2354,7 +2354,7 @@
                 <w:noProof/>
                 <w:webHidden/>
               </w:rPr>
-              <w:instrText xml:space="preserve"> PAGEREF _Toc225503295 \h </w:instrText>
+              <w:instrText xml:space="preserve"> PAGEREF _Toc227516415 \h </w:instrText>
             </w:r>
             <w:r>
               <w:rPr>
@@ -2401,7 +2401,7 @@
               <w14:ligatures w14:val="standardContextual"/>
             </w:rPr>
           </w:pPr>
-          <w:hyperlink w:anchor="_Toc225503296" w:history="1">
+          <w:hyperlink w:anchor="_Toc227516416" w:history="1">
             <w:r>
               <w:rPr>
                 <w:rStyle w:val="Hyperlink"/>
@@ -2448,7 +2448,7 @@
                 <w:noProof/>
                 <w:webHidden/>
               </w:rPr>
-              <w:instrText xml:space="preserve"> PAGEREF _Toc225503296 \h </w:instrText>
+              <w:instrText xml:space="preserve"> PAGEREF _Toc227516416 \h </w:instrText>
             </w:r>
             <w:r>
               <w:rPr>
@@ -2495,7 +2495,7 @@
               <w14:ligatures w14:val="standardContextual"/>
             </w:rPr>
           </w:pPr>
-          <w:hyperlink w:anchor="_Toc225503297" w:history="1">
+          <w:hyperlink w:anchor="_Toc227516417" w:history="1">
             <w:r>
               <w:rPr>
                 <w:rStyle w:val="Hyperlink"/>
@@ -2540,7 +2540,7 @@
                 <w:noProof/>
                 <w:webHidden/>
               </w:rPr>
-              <w:instrText xml:space="preserve"> PAGEREF _Toc225503297 \h </w:instrText>
+              <w:instrText xml:space="preserve"> PAGEREF _Toc227516417 \h </w:instrText>
             </w:r>
             <w:r>
               <w:rPr>
@@ -2587,7 +2587,7 @@
               <w14:ligatures w14:val="standardContextual"/>
             </w:rPr>
           </w:pPr>
-          <w:hyperlink w:anchor="_Toc225503298" w:history="1">
+          <w:hyperlink w:anchor="_Toc227516418" w:history="1">
             <w:r>
               <w:rPr>
                 <w:rStyle w:val="Hyperlink"/>
@@ -2634,7 +2634,7 @@
                 <w:noProof/>
                 <w:webHidden/>
               </w:rPr>
-              <w:instrText xml:space="preserve"> PAGEREF _Toc225503298 \h </w:instrText>
+              <w:instrText xml:space="preserve"> PAGEREF _Toc227516418 \h </w:instrText>
             </w:r>
             <w:r>
               <w:rPr>
@@ -2681,7 +2681,7 @@
               <w14:ligatures w14:val="standardContextual"/>
             </w:rPr>
           </w:pPr>
-          <w:hyperlink w:anchor="_Toc225503299" w:history="1">
+          <w:hyperlink w:anchor="_Toc227516419" w:history="1">
             <w:r>
               <w:rPr>
                 <w:rStyle w:val="Hyperlink"/>
@@ -2726,7 +2726,7 @@
                 <w:noProof/>
                 <w:webHidden/>
               </w:rPr>
-              <w:instrText xml:space="preserve"> PAGEREF _Toc225503299 \h </w:instrText>
+              <w:instrText xml:space="preserve"> PAGEREF _Toc227516419 \h </w:instrText>
             </w:r>
             <w:r>
               <w:rPr>
@@ -2773,7 +2773,7 @@
               <w14:ligatures w14:val="standardContextual"/>
             </w:rPr>
           </w:pPr>
-          <w:hyperlink w:anchor="_Toc225503300" w:history="1">
+          <w:hyperlink w:anchor="_Toc227516420" w:history="1">
             <w:r>
               <w:rPr>
                 <w:rStyle w:val="Hyperlink"/>
@@ -2818,7 +2818,7 @@
                 <w:noProof/>
                 <w:webHidden/>
               </w:rPr>
-              <w:instrText xml:space="preserve"> PAGEREF _Toc225503300 \h </w:instrText>
+              <w:instrText xml:space="preserve"> PAGEREF _Toc227516420 \h </w:instrText>
             </w:r>
             <w:r>
               <w:rPr>
@@ -2865,7 +2865,7 @@
               <w14:ligatures w14:val="standardContextual"/>
             </w:rPr>
           </w:pPr>
-          <w:hyperlink w:anchor="_Toc225503301" w:history="1">
+          <w:hyperlink w:anchor="_Toc227516421" w:history="1">
             <w:r>
               <w:rPr>
                 <w:rStyle w:val="Hyperlink"/>
@@ -2910,7 +2910,7 @@
                 <w:noProof/>
                 <w:webHidden/>
               </w:rPr>
-              <w:instrText xml:space="preserve"> PAGEREF _Toc225503301 \h </w:instrText>
+              <w:instrText xml:space="preserve"> PAGEREF _Toc227516421 \h </w:instrText>
             </w:r>
             <w:r>
               <w:rPr>
@@ -2957,7 +2957,7 @@
               <w14:ligatures w14:val="standardContextual"/>
             </w:rPr>
           </w:pPr>
-          <w:hyperlink w:anchor="_Toc225503302" w:history="1">
+          <w:hyperlink w:anchor="_Toc227516422" w:history="1">
             <w:r>
               <w:rPr>
                 <w:rStyle w:val="Hyperlink"/>
@@ -3002,7 +3002,7 @@
                 <w:noProof/>
                 <w:webHidden/>
               </w:rPr>
-              <w:instrText xml:space="preserve"> PAGEREF _Toc225503302 \h </w:instrText>
+              <w:instrText xml:space="preserve"> PAGEREF _Toc227516422 \h </w:instrText>
             </w:r>
             <w:r>
               <w:rPr>
@@ -3049,7 +3049,7 @@
               <w14:ligatures w14:val="standardContextual"/>
             </w:rPr>
           </w:pPr>
-          <w:hyperlink w:anchor="_Toc225503303" w:history="1">
+          <w:hyperlink w:anchor="_Toc227516423" w:history="1">
             <w:r>
               <w:rPr>
                 <w:rStyle w:val="Hyperlink"/>
@@ -3094,7 +3094,7 @@
                 <w:noProof/>
                 <w:webHidden/>
               </w:rPr>
-              <w:instrText xml:space="preserve"> PAGEREF _Toc225503303 \h </w:instrText>
+              <w:instrText xml:space="preserve"> PAGEREF _Toc227516423 \h </w:instrText>
             </w:r>
             <w:r>
               <w:rPr>
@@ -3141,7 +3141,7 @@
               <w14:ligatures w14:val="standardContextual"/>
             </w:rPr>
           </w:pPr>
-          <w:hyperlink w:anchor="_Toc225503304" w:history="1">
+          <w:hyperlink w:anchor="_Toc227516424" w:history="1">
             <w:r>
               <w:rPr>
                 <w:rStyle w:val="Hyperlink"/>
@@ -3186,7 +3186,7 @@
                 <w:noProof/>
                 <w:webHidden/>
               </w:rPr>
-              <w:instrText xml:space="preserve"> PAGEREF _Toc225503304 \h </w:instrText>
+              <w:instrText xml:space="preserve"> PAGEREF _Toc227516424 \h </w:instrText>
             </w:r>
             <w:r>
               <w:rPr>
@@ -3233,7 +3233,7 @@
               <w14:ligatures w14:val="standardContextual"/>
             </w:rPr>
           </w:pPr>
-          <w:hyperlink w:anchor="_Toc225503305" w:history="1">
+          <w:hyperlink w:anchor="_Toc227516425" w:history="1">
             <w:r>
               <w:rPr>
                 <w:rStyle w:val="Hyperlink"/>
@@ -3278,7 +3278,7 @@
                 <w:noProof/>
                 <w:webHidden/>
               </w:rPr>
-              <w:instrText xml:space="preserve"> PAGEREF _Toc225503305 \h </w:instrText>
+              <w:instrText xml:space="preserve"> PAGEREF _Toc227516425 \h </w:instrText>
             </w:r>
             <w:r>
               <w:rPr>
@@ -3325,7 +3325,7 @@
               <w14:ligatures w14:val="standardContextual"/>
             </w:rPr>
           </w:pPr>
-          <w:hyperlink w:anchor="_Toc225503306" w:history="1">
+          <w:hyperlink w:anchor="_Toc227516426" w:history="1">
             <w:r>
               <w:rPr>
                 <w:rStyle w:val="Hyperlink"/>
@@ -3370,7 +3370,7 @@
                 <w:noProof/>
                 <w:webHidden/>
               </w:rPr>
-              <w:instrText xml:space="preserve"> PAGEREF _Toc225503306 \h </w:instrText>
+              <w:instrText xml:space="preserve"> PAGEREF _Toc227516426 \h </w:instrText>
             </w:r>
             <w:r>
               <w:rPr>
@@ -3417,7 +3417,7 @@
               <w14:ligatures w14:val="standardContextual"/>
             </w:rPr>
           </w:pPr>
-          <w:hyperlink w:anchor="_Toc225503307" w:history="1">
+          <w:hyperlink w:anchor="_Toc227516427" w:history="1">
             <w:r>
               <w:rPr>
                 <w:rStyle w:val="Hyperlink"/>
@@ -3462,7 +3462,7 @@
                 <w:noProof/>
                 <w:webHidden/>
               </w:rPr>
-              <w:instrText xml:space="preserve"> PAGEREF _Toc225503307 \h </w:instrText>
+              <w:instrText xml:space="preserve"> PAGEREF _Toc227516427 \h </w:instrText>
             </w:r>
             <w:r>
               <w:rPr>
@@ -3509,7 +3509,7 @@
               <w14:ligatures w14:val="standardContextual"/>
             </w:rPr>
           </w:pPr>
-          <w:hyperlink w:anchor="_Toc225503308" w:history="1">
+          <w:hyperlink w:anchor="_Toc227516428" w:history="1">
             <w:r>
               <w:rPr>
                 <w:rStyle w:val="Hyperlink"/>
@@ -3554,7 +3554,7 @@
                 <w:noProof/>
                 <w:webHidden/>
               </w:rPr>
-              <w:instrText xml:space="preserve"> PAGEREF _Toc225503308 \h </w:instrText>
+              <w:instrText xml:space="preserve"> PAGEREF _Toc227516428 \h </w:instrText>
             </w:r>
             <w:r>
               <w:rPr>
@@ -3601,7 +3601,7 @@
               <w14:ligatures w14:val="standardContextual"/>
             </w:rPr>
           </w:pPr>
-          <w:hyperlink w:anchor="_Toc225503309" w:history="1">
+          <w:hyperlink w:anchor="_Toc227516429" w:history="1">
             <w:r>
               <w:rPr>
                 <w:rStyle w:val="Hyperlink"/>
@@ -3646,7 +3646,7 @@
                 <w:noProof/>
                 <w:webHidden/>
               </w:rPr>
-              <w:instrText xml:space="preserve"> PAGEREF _Toc225503309 \h </w:instrText>
+              <w:instrText xml:space="preserve"> PAGEREF _Toc227516429 \h </w:instrText>
             </w:r>
             <w:r>
               <w:rPr>
@@ -3693,7 +3693,7 @@
               <w14:ligatures w14:val="standardContextual"/>
             </w:rPr>
           </w:pPr>
-          <w:hyperlink w:anchor="_Toc225503310" w:history="1">
+          <w:hyperlink w:anchor="_Toc227516430" w:history="1">
             <w:r>
               <w:rPr>
                 <w:rStyle w:val="Hyperlink"/>
@@ -3738,7 +3738,7 @@
                 <w:noProof/>
                 <w:webHidden/>
               </w:rPr>
-              <w:instrText xml:space="preserve"> PAGEREF _Toc225503310 \h </w:instrText>
+              <w:instrText xml:space="preserve"> PAGEREF _Toc227516430 \h </w:instrText>
             </w:r>
             <w:r>
               <w:rPr>
@@ -3785,7 +3785,7 @@
               <w14:ligatures w14:val="standardContextual"/>
             </w:rPr>
           </w:pPr>
-          <w:hyperlink w:anchor="_Toc225503311" w:history="1">
+          <w:hyperlink w:anchor="_Toc227516431" w:history="1">
             <w:r>
               <w:rPr>
                 <w:rStyle w:val="Hyperlink"/>
@@ -3832,7 +3832,7 @@
                 <w:noProof/>
                 <w:webHidden/>
               </w:rPr>
-              <w:instrText xml:space="preserve"> PAGEREF _Toc225503311 \h </w:instrText>
+              <w:instrText xml:space="preserve"> PAGEREF _Toc227516431 \h </w:instrText>
             </w:r>
             <w:r>
               <w:rPr>
@@ -3879,7 +3879,7 @@
               <w14:ligatures w14:val="standardContextual"/>
             </w:rPr>
           </w:pPr>
-          <w:hyperlink w:anchor="_Toc225503312" w:history="1">
+          <w:hyperlink w:anchor="_Toc227516432" w:history="1">
             <w:r>
               <w:rPr>
                 <w:rStyle w:val="Hyperlink"/>
@@ -3926,7 +3926,7 @@
                 <w:noProof/>
                 <w:webHidden/>
               </w:rPr>
-              <w:instrText xml:space="preserve"> PAGEREF _Toc225503312 \h </w:instrText>
+              <w:instrText xml:space="preserve"> PAGEREF _Toc227516432 \h </w:instrText>
             </w:r>
             <w:r>
               <w:rPr>
@@ -3973,7 +3973,7 @@
               <w14:ligatures w14:val="standardContextual"/>
             </w:rPr>
           </w:pPr>
-          <w:hyperlink w:anchor="_Toc225503313" w:history="1">
+          <w:hyperlink w:anchor="_Toc227516433" w:history="1">
             <w:r>
               <w:rPr>
                 <w:rStyle w:val="Hyperlink"/>
@@ -4020,7 +4020,7 @@
                 <w:noProof/>
                 <w:webHidden/>
               </w:rPr>
-              <w:instrText xml:space="preserve"> PAGEREF _Toc225503313 \h </w:instrText>
+              <w:instrText xml:space="preserve"> PAGEREF _Toc227516433 \h </w:instrText>
             </w:r>
             <w:r>
               <w:rPr>
@@ -4067,7 +4067,7 @@
               <w14:ligatures w14:val="standardContextual"/>
             </w:rPr>
           </w:pPr>
-          <w:hyperlink w:anchor="_Toc225503314" w:history="1">
+          <w:hyperlink w:anchor="_Toc227516434" w:history="1">
             <w:r>
               <w:rPr>
                 <w:rStyle w:val="Hyperlink"/>
@@ -4112,7 +4112,7 @@
                 <w:noProof/>
                 <w:webHidden/>
               </w:rPr>
-              <w:instrText xml:space="preserve"> PAGEREF _Toc225503314 \h </w:instrText>
+              <w:instrText xml:space="preserve"> PAGEREF _Toc227516434 \h </w:instrText>
             </w:r>
             <w:r>
               <w:rPr>
@@ -4159,7 +4159,7 @@
               <w14:ligatures w14:val="standardContextual"/>
             </w:rPr>
           </w:pPr>
-          <w:hyperlink w:anchor="_Toc225503315" w:history="1">
+          <w:hyperlink w:anchor="_Toc227516435" w:history="1">
             <w:r>
               <w:rPr>
                 <w:rStyle w:val="Hyperlink"/>
@@ -4204,7 +4204,7 @@
                 <w:noProof/>
                 <w:webHidden/>
               </w:rPr>
-              <w:instrText xml:space="preserve"> PAGEREF _Toc225503315 \h </w:instrText>
+              <w:instrText xml:space="preserve"> PAGEREF _Toc227516435 \h </w:instrText>
             </w:r>
             <w:r>
               <w:rPr>
@@ -4251,7 +4251,7 @@
               <w14:ligatures w14:val="standardContextual"/>
             </w:rPr>
           </w:pPr>
-          <w:hyperlink w:anchor="_Toc225503316" w:history="1">
+          <w:hyperlink w:anchor="_Toc227516436" w:history="1">
             <w:r>
               <w:rPr>
                 <w:rStyle w:val="Hyperlink"/>
@@ -4275,7 +4275,21 @@
                 <w:rStyle w:val="Hyperlink"/>
                 <w:noProof/>
               </w:rPr>
-              <w:t>Accelerometer</w:t>
+              <w:t>Acceler</w:t>
+            </w:r>
+            <w:r>
+              <w:rPr>
+                <w:rStyle w:val="Hyperlink"/>
+                <w:noProof/>
+              </w:rPr>
+              <w:t>o</w:t>
+            </w:r>
+            <w:r>
+              <w:rPr>
+                <w:rStyle w:val="Hyperlink"/>
+                <w:noProof/>
+              </w:rPr>
+              <w:t>meter</w:t>
             </w:r>
             <w:r>
               <w:rPr>
@@ -4296,7 +4310,7 @@
                 <w:noProof/>
                 <w:webHidden/>
               </w:rPr>
-              <w:instrText xml:space="preserve"> PAGEREF _Toc225503316 \h </w:instrText>
+              <w:instrText xml:space="preserve"> PAGEREF _Toc227516436 \h </w:instrText>
             </w:r>
             <w:r>
               <w:rPr>
@@ -4343,7 +4357,7 @@
               <w14:ligatures w14:val="standardContextual"/>
             </w:rPr>
           </w:pPr>
-          <w:hyperlink w:anchor="_Toc225503317" w:history="1">
+          <w:hyperlink w:anchor="_Toc227516437" w:history="1">
             <w:r>
               <w:rPr>
                 <w:rStyle w:val="Hyperlink"/>
@@ -4388,7 +4402,7 @@
                 <w:noProof/>
                 <w:webHidden/>
               </w:rPr>
-              <w:instrText xml:space="preserve"> PAGEREF _Toc225503317 \h </w:instrText>
+              <w:instrText xml:space="preserve"> PAGEREF _Toc227516437 \h </w:instrText>
             </w:r>
             <w:r>
               <w:rPr>
@@ -4435,7 +4449,7 @@
               <w14:ligatures w14:val="standardContextual"/>
             </w:rPr>
           </w:pPr>
-          <w:hyperlink w:anchor="_Toc225503318" w:history="1">
+          <w:hyperlink w:anchor="_Toc227516438" w:history="1">
             <w:r>
               <w:rPr>
                 <w:rStyle w:val="Hyperlink"/>
@@ -4480,7 +4494,99 @@
                 <w:noProof/>
                 <w:webHidden/>
               </w:rPr>
-              <w:instrText xml:space="preserve"> PAGEREF _Toc225503318 \h </w:instrText>
+              <w:instrText xml:space="preserve"> PAGEREF _Toc227516438 \h </w:instrText>
+            </w:r>
+            <w:r>
+              <w:rPr>
+                <w:noProof/>
+                <w:webHidden/>
+              </w:rPr>
+            </w:r>
+            <w:r>
+              <w:rPr>
+                <w:noProof/>
+                <w:webHidden/>
+              </w:rPr>
+              <w:fldChar w:fldCharType="separate"/>
+            </w:r>
+            <w:r>
+              <w:rPr>
+                <w:noProof/>
+                <w:webHidden/>
+              </w:rPr>
+              <w:t>20</w:t>
+            </w:r>
+            <w:r>
+              <w:rPr>
+                <w:noProof/>
+                <w:webHidden/>
+              </w:rPr>
+              <w:fldChar w:fldCharType="end"/>
+            </w:r>
+          </w:hyperlink>
+        </w:p>
+        <w:p>
+          <w:pPr>
+            <w:pStyle w:val="TOC2"/>
+            <w:tabs>
+              <w:tab w:val="left" w:pos="880"/>
+              <w:tab w:val="right" w:leader="dot" w:pos="9062"/>
+            </w:tabs>
+            <w:rPr>
+              <w:noProof/>
+              <w:kern w:val="2"/>
+              <w:sz w:val="24"/>
+              <w:szCs w:val="24"/>
+              <w:lang w:val="en-BE" w:eastAsia="en-BE"/>
+              <w14:ligatures w14:val="standardContextual"/>
+            </w:rPr>
+          </w:pPr>
+          <w:hyperlink w:anchor="_Toc227516439" w:history="1">
+            <w:r>
+              <w:rPr>
+                <w:rStyle w:val="Hyperlink"/>
+                <w:noProof/>
+              </w:rPr>
+              <w:t>9.3</w:t>
+            </w:r>
+            <w:r>
+              <w:rPr>
+                <w:noProof/>
+                <w:kern w:val="2"/>
+                <w:sz w:val="24"/>
+                <w:szCs w:val="24"/>
+                <w:lang w:val="en-BE" w:eastAsia="en-BE"/>
+                <w14:ligatures w14:val="standardContextual"/>
+              </w:rPr>
+              <w:tab/>
+            </w:r>
+            <w:r>
+              <w:rPr>
+                <w:rStyle w:val="Hyperlink"/>
+                <w:noProof/>
+              </w:rPr>
+              <w:t>Keuze:</w:t>
+            </w:r>
+            <w:r>
+              <w:rPr>
+                <w:noProof/>
+                <w:webHidden/>
+              </w:rPr>
+              <w:tab/>
+            </w:r>
+            <w:r>
+              <w:rPr>
+                <w:noProof/>
+                <w:webHidden/>
+              </w:rPr>
+              <w:fldChar w:fldCharType="begin"/>
+            </w:r>
+            <w:r>
+              <w:rPr>
+                <w:noProof/>
+                <w:webHidden/>
+              </w:rPr>
+              <w:instrText xml:space="preserve"> PAGEREF _Toc227516439 \h </w:instrText>
             </w:r>
             <w:r>
               <w:rPr>
@@ -4527,7 +4633,7 @@
               <w14:ligatures w14:val="standardContextual"/>
             </w:rPr>
           </w:pPr>
-          <w:hyperlink w:anchor="_Toc225503319" w:history="1">
+          <w:hyperlink w:anchor="_Toc227516440" w:history="1">
             <w:r>
               <w:rPr>
                 <w:rStyle w:val="Hyperlink"/>
@@ -4572,7 +4678,7 @@
                 <w:noProof/>
                 <w:webHidden/>
               </w:rPr>
-              <w:instrText xml:space="preserve"> PAGEREF _Toc225503319 \h </w:instrText>
+              <w:instrText xml:space="preserve"> PAGEREF _Toc227516440 \h </w:instrText>
             </w:r>
             <w:r>
               <w:rPr>
@@ -4619,7 +4725,7 @@
               <w14:ligatures w14:val="standardContextual"/>
             </w:rPr>
           </w:pPr>
-          <w:hyperlink w:anchor="_Toc225503320" w:history="1">
+          <w:hyperlink w:anchor="_Toc227516441" w:history="1">
             <w:r>
               <w:rPr>
                 <w:rStyle w:val="Hyperlink"/>
@@ -4643,7 +4749,21 @@
                 <w:rStyle w:val="Hyperlink"/>
                 <w:noProof/>
               </w:rPr>
-              <w:t>ROM chip</w:t>
+              <w:t>Geheu</w:t>
+            </w:r>
+            <w:r>
+              <w:rPr>
+                <w:rStyle w:val="Hyperlink"/>
+                <w:noProof/>
+              </w:rPr>
+              <w:t>g</w:t>
+            </w:r>
+            <w:r>
+              <w:rPr>
+                <w:rStyle w:val="Hyperlink"/>
+                <w:noProof/>
+              </w:rPr>
+              <w:t>en chip</w:t>
             </w:r>
             <w:r>
               <w:rPr>
@@ -4664,7 +4784,7 @@
                 <w:noProof/>
                 <w:webHidden/>
               </w:rPr>
-              <w:instrText xml:space="preserve"> PAGEREF _Toc225503320 \h </w:instrText>
+              <w:instrText xml:space="preserve"> PAGEREF _Toc227516441 \h </w:instrText>
             </w:r>
             <w:r>
               <w:rPr>
@@ -4684,7 +4804,7 @@
                 <w:noProof/>
                 <w:webHidden/>
               </w:rPr>
-              <w:t>20</w:t>
+              <w:t>21</w:t>
             </w:r>
             <w:r>
               <w:rPr>
@@ -4711,7 +4831,7 @@
               <w14:ligatures w14:val="standardContextual"/>
             </w:rPr>
           </w:pPr>
-          <w:hyperlink w:anchor="_Toc225503321" w:history="1">
+          <w:hyperlink w:anchor="_Toc227516442" w:history="1">
             <w:r>
               <w:rPr>
                 <w:rStyle w:val="Hyperlink"/>
@@ -4756,7 +4876,7 @@
                 <w:noProof/>
                 <w:webHidden/>
               </w:rPr>
-              <w:instrText xml:space="preserve"> PAGEREF _Toc225503321 \h </w:instrText>
+              <w:instrText xml:space="preserve"> PAGEREF _Toc227516442 \h </w:instrText>
             </w:r>
             <w:r>
               <w:rPr>
@@ -4776,7 +4896,7 @@
                 <w:noProof/>
                 <w:webHidden/>
               </w:rPr>
-              <w:t>20</w:t>
+              <w:t>21</w:t>
             </w:r>
             <w:r>
               <w:rPr>
@@ -4803,7 +4923,7 @@
               <w14:ligatures w14:val="standardContextual"/>
             </w:rPr>
           </w:pPr>
-          <w:hyperlink w:anchor="_Toc225503322" w:history="1">
+          <w:hyperlink w:anchor="_Toc227516443" w:history="1">
             <w:r>
               <w:rPr>
                 <w:rStyle w:val="Hyperlink"/>
@@ -4848,7 +4968,7 @@
                 <w:noProof/>
                 <w:webHidden/>
               </w:rPr>
-              <w:instrText xml:space="preserve"> PAGEREF _Toc225503322 \h </w:instrText>
+              <w:instrText xml:space="preserve"> PAGEREF _Toc227516443 \h </w:instrText>
             </w:r>
             <w:r>
               <w:rPr>
@@ -4868,7 +4988,7 @@
                 <w:noProof/>
                 <w:webHidden/>
               </w:rPr>
-              <w:t>20</w:t>
+              <w:t>21</w:t>
             </w:r>
             <w:r>
               <w:rPr>
@@ -4895,7 +5015,7 @@
               <w14:ligatures w14:val="standardContextual"/>
             </w:rPr>
           </w:pPr>
-          <w:hyperlink w:anchor="_Toc225503323" w:history="1">
+          <w:hyperlink w:anchor="_Toc227516444" w:history="1">
             <w:r>
               <w:rPr>
                 <w:rStyle w:val="Hyperlink"/>
@@ -4940,7 +5060,7 @@
                 <w:noProof/>
                 <w:webHidden/>
               </w:rPr>
-              <w:instrText xml:space="preserve"> PAGEREF _Toc225503323 \h </w:instrText>
+              <w:instrText xml:space="preserve"> PAGEREF _Toc227516444 \h </w:instrText>
             </w:r>
             <w:r>
               <w:rPr>
@@ -4960,7 +5080,7 @@
                 <w:noProof/>
                 <w:webHidden/>
               </w:rPr>
-              <w:t>20</w:t>
+              <w:t>21</w:t>
             </w:r>
             <w:r>
               <w:rPr>
@@ -4987,7 +5107,7 @@
               <w14:ligatures w14:val="standardContextual"/>
             </w:rPr>
           </w:pPr>
-          <w:hyperlink w:anchor="_Toc225503324" w:history="1">
+          <w:hyperlink w:anchor="_Toc227516445" w:history="1">
             <w:r>
               <w:rPr>
                 <w:rStyle w:val="Hyperlink"/>
@@ -5032,7 +5152,7 @@
                 <w:noProof/>
                 <w:webHidden/>
               </w:rPr>
-              <w:instrText xml:space="preserve"> PAGEREF _Toc225503324 \h </w:instrText>
+              <w:instrText xml:space="preserve"> PAGEREF _Toc227516445 \h </w:instrText>
             </w:r>
             <w:r>
               <w:rPr>
@@ -5079,7 +5199,7 @@
               <w14:ligatures w14:val="standardContextual"/>
             </w:rPr>
           </w:pPr>
-          <w:hyperlink w:anchor="_Toc225503325" w:history="1">
+          <w:hyperlink w:anchor="_Toc227516446" w:history="1">
             <w:r>
               <w:rPr>
                 <w:rStyle w:val="Hyperlink"/>
@@ -5124,7 +5244,7 @@
                 <w:noProof/>
                 <w:webHidden/>
               </w:rPr>
-              <w:instrText xml:space="preserve"> PAGEREF _Toc225503325 \h </w:instrText>
+              <w:instrText xml:space="preserve"> PAGEREF _Toc227516446 \h </w:instrText>
             </w:r>
             <w:r>
               <w:rPr>
@@ -5144,7 +5264,7 @@
                 <w:noProof/>
                 <w:webHidden/>
               </w:rPr>
-              <w:t>21</w:t>
+              <w:t>22</w:t>
             </w:r>
             <w:r>
               <w:rPr>
@@ -5171,7 +5291,7 @@
               <w14:ligatures w14:val="standardContextual"/>
             </w:rPr>
           </w:pPr>
-          <w:hyperlink w:anchor="_Toc225503326" w:history="1">
+          <w:hyperlink w:anchor="_Toc227516447" w:history="1">
             <w:r>
               <w:rPr>
                 <w:rStyle w:val="Hyperlink"/>
@@ -5216,7 +5336,7 @@
                 <w:noProof/>
                 <w:webHidden/>
               </w:rPr>
-              <w:instrText xml:space="preserve"> PAGEREF _Toc225503326 \h </w:instrText>
+              <w:instrText xml:space="preserve"> PAGEREF _Toc227516447 \h </w:instrText>
             </w:r>
             <w:r>
               <w:rPr>
@@ -5263,7 +5383,7 @@
               <w14:ligatures w14:val="standardContextual"/>
             </w:rPr>
           </w:pPr>
-          <w:hyperlink w:anchor="_Toc225503327" w:history="1">
+          <w:hyperlink w:anchor="_Toc227516448" w:history="1">
             <w:r>
               <w:rPr>
                 <w:rStyle w:val="Hyperlink"/>
@@ -5308,7 +5428,7 @@
                 <w:noProof/>
                 <w:webHidden/>
               </w:rPr>
-              <w:instrText xml:space="preserve"> PAGEREF _Toc225503327 \h </w:instrText>
+              <w:instrText xml:space="preserve"> PAGEREF _Toc227516448 \h </w:instrText>
             </w:r>
             <w:r>
               <w:rPr>
@@ -5355,7 +5475,7 @@
               <w14:ligatures w14:val="standardContextual"/>
             </w:rPr>
           </w:pPr>
-          <w:hyperlink w:anchor="_Toc225503328" w:history="1">
+          <w:hyperlink w:anchor="_Toc227516449" w:history="1">
             <w:r>
               <w:rPr>
                 <w:rStyle w:val="Hyperlink"/>
@@ -5400,7 +5520,7 @@
                 <w:noProof/>
                 <w:webHidden/>
               </w:rPr>
-              <w:instrText xml:space="preserve"> PAGEREF _Toc225503328 \h </w:instrText>
+              <w:instrText xml:space="preserve"> PAGEREF _Toc227516449 \h </w:instrText>
             </w:r>
             <w:r>
               <w:rPr>
@@ -5447,7 +5567,7 @@
               <w14:ligatures w14:val="standardContextual"/>
             </w:rPr>
           </w:pPr>
-          <w:hyperlink w:anchor="_Toc225503329" w:history="1">
+          <w:hyperlink w:anchor="_Toc227516450" w:history="1">
             <w:r>
               <w:rPr>
                 <w:rStyle w:val="Hyperlink"/>
@@ -5492,7 +5612,7 @@
                 <w:noProof/>
                 <w:webHidden/>
               </w:rPr>
-              <w:instrText xml:space="preserve"> PAGEREF _Toc225503329 \h </w:instrText>
+              <w:instrText xml:space="preserve"> PAGEREF _Toc227516450 \h </w:instrText>
             </w:r>
             <w:r>
               <w:rPr>
@@ -5512,7 +5632,7 @@
                 <w:noProof/>
                 <w:webHidden/>
               </w:rPr>
-              <w:t>25</w:t>
+              <w:t>26</w:t>
             </w:r>
             <w:r>
               <w:rPr>
@@ -5539,7 +5659,7 @@
               <w14:ligatures w14:val="standardContextual"/>
             </w:rPr>
           </w:pPr>
-          <w:hyperlink w:anchor="_Toc225503330" w:history="1">
+          <w:hyperlink w:anchor="_Toc227516451" w:history="1">
             <w:r>
               <w:rPr>
                 <w:rStyle w:val="Hyperlink"/>
@@ -5586,7 +5706,7 @@
                 <w:noProof/>
                 <w:webHidden/>
               </w:rPr>
-              <w:instrText xml:space="preserve"> PAGEREF _Toc225503330 \h </w:instrText>
+              <w:instrText xml:space="preserve"> PAGEREF _Toc227516451 \h </w:instrText>
             </w:r>
             <w:r>
               <w:rPr>
@@ -5606,7 +5726,7 @@
                 <w:noProof/>
                 <w:webHidden/>
               </w:rPr>
-              <w:t>25</w:t>
+              <w:t>26</w:t>
             </w:r>
             <w:r>
               <w:rPr>
@@ -5633,7 +5753,7 @@
               <w14:ligatures w14:val="standardContextual"/>
             </w:rPr>
           </w:pPr>
-          <w:hyperlink w:anchor="_Toc225503331" w:history="1">
+          <w:hyperlink w:anchor="_Toc227516452" w:history="1">
             <w:r>
               <w:rPr>
                 <w:rStyle w:val="Hyperlink"/>
@@ -5678,7 +5798,7 @@
                 <w:noProof/>
                 <w:webHidden/>
               </w:rPr>
-              <w:instrText xml:space="preserve"> PAGEREF _Toc225503331 \h </w:instrText>
+              <w:instrText xml:space="preserve"> PAGEREF _Toc227516452 \h </w:instrText>
             </w:r>
             <w:r>
               <w:rPr>
@@ -5698,7 +5818,7 @@
                 <w:noProof/>
                 <w:webHidden/>
               </w:rPr>
-              <w:t>25</w:t>
+              <w:t>26</w:t>
             </w:r>
             <w:r>
               <w:rPr>
@@ -5725,7 +5845,7 @@
               <w14:ligatures w14:val="standardContextual"/>
             </w:rPr>
           </w:pPr>
-          <w:hyperlink w:anchor="_Toc225503332" w:history="1">
+          <w:hyperlink w:anchor="_Toc227516453" w:history="1">
             <w:r>
               <w:rPr>
                 <w:rStyle w:val="Hyperlink"/>
@@ -5770,7 +5890,7 @@
                 <w:noProof/>
                 <w:webHidden/>
               </w:rPr>
-              <w:instrText xml:space="preserve"> PAGEREF _Toc225503332 \h </w:instrText>
+              <w:instrText xml:space="preserve"> PAGEREF _Toc227516453 \h </w:instrText>
             </w:r>
             <w:r>
               <w:rPr>
@@ -5790,7 +5910,7 @@
                 <w:noProof/>
                 <w:webHidden/>
               </w:rPr>
-              <w:t>25</w:t>
+              <w:t>26</w:t>
             </w:r>
             <w:r>
               <w:rPr>
@@ -5817,7 +5937,7 @@
               <w14:ligatures w14:val="standardContextual"/>
             </w:rPr>
           </w:pPr>
-          <w:hyperlink w:anchor="_Toc225503333" w:history="1">
+          <w:hyperlink w:anchor="_Toc227516454" w:history="1">
             <w:r>
               <w:rPr>
                 <w:rStyle w:val="Hyperlink"/>
@@ -5862,7 +5982,7 @@
                 <w:noProof/>
                 <w:webHidden/>
               </w:rPr>
-              <w:instrText xml:space="preserve"> PAGEREF _Toc225503333 \h </w:instrText>
+              <w:instrText xml:space="preserve"> PAGEREF _Toc227516454 \h </w:instrText>
             </w:r>
             <w:r>
               <w:rPr>
@@ -5909,7 +6029,7 @@
               <w14:ligatures w14:val="standardContextual"/>
             </w:rPr>
           </w:pPr>
-          <w:hyperlink w:anchor="_Toc225503334" w:history="1">
+          <w:hyperlink w:anchor="_Toc227516455" w:history="1">
             <w:r>
               <w:rPr>
                 <w:rStyle w:val="Hyperlink"/>
@@ -5954,7 +6074,7 @@
                 <w:noProof/>
                 <w:webHidden/>
               </w:rPr>
-              <w:instrText xml:space="preserve"> PAGEREF _Toc225503334 \h </w:instrText>
+              <w:instrText xml:space="preserve"> PAGEREF _Toc227516455 \h </w:instrText>
             </w:r>
             <w:r>
               <w:rPr>
@@ -5974,7 +6094,7 @@
                 <w:noProof/>
                 <w:webHidden/>
               </w:rPr>
-              <w:t>26</w:t>
+              <w:t>27</w:t>
             </w:r>
             <w:r>
               <w:rPr>
@@ -6001,7 +6121,7 @@
               <w14:ligatures w14:val="standardContextual"/>
             </w:rPr>
           </w:pPr>
-          <w:hyperlink w:anchor="_Toc225503335" w:history="1">
+          <w:hyperlink w:anchor="_Toc227516456" w:history="1">
             <w:r>
               <w:rPr>
                 <w:rStyle w:val="Hyperlink"/>
@@ -6046,7 +6166,7 @@
                 <w:noProof/>
                 <w:webHidden/>
               </w:rPr>
-              <w:instrText xml:space="preserve"> PAGEREF _Toc225503335 \h </w:instrText>
+              <w:instrText xml:space="preserve"> PAGEREF _Toc227516456 \h </w:instrText>
             </w:r>
             <w:r>
               <w:rPr>
@@ -6066,193 +6186,7 @@
                 <w:noProof/>
                 <w:webHidden/>
               </w:rPr>
-              <w:t>26</w:t>
-            </w:r>
-            <w:r>
-              <w:rPr>
-                <w:noProof/>
-                <w:webHidden/>
-              </w:rPr>
-              <w:fldChar w:fldCharType="end"/>
-            </w:r>
-          </w:hyperlink>
-        </w:p>
-        <w:p>
-          <w:pPr>
-            <w:pStyle w:val="TOC3"/>
-            <w:tabs>
-              <w:tab w:val="left" w:pos="1320"/>
-              <w:tab w:val="right" w:leader="dot" w:pos="9062"/>
-            </w:tabs>
-            <w:rPr>
-              <w:noProof/>
-              <w:kern w:val="2"/>
-              <w:sz w:val="24"/>
-              <w:szCs w:val="24"/>
-              <w:lang w:val="en-BE" w:eastAsia="en-BE"/>
-              <w14:ligatures w14:val="standardContextual"/>
-            </w:rPr>
-          </w:pPr>
-          <w:hyperlink w:anchor="_Toc225503336" w:history="1">
-            <w:r>
-              <w:rPr>
-                <w:rStyle w:val="Hyperlink"/>
-                <w:noProof/>
-              </w:rPr>
-              <w:t>12.7.1</w:t>
-            </w:r>
-            <w:r>
-              <w:rPr>
-                <w:noProof/>
-                <w:kern w:val="2"/>
-                <w:sz w:val="24"/>
-                <w:szCs w:val="24"/>
-                <w:lang w:val="en-BE" w:eastAsia="en-BE"/>
-                <w14:ligatures w14:val="standardContextual"/>
-              </w:rPr>
-              <w:tab/>
-            </w:r>
-            <w:r>
-              <w:rPr>
-                <w:rStyle w:val="Hyperlink"/>
-                <w:noProof/>
-              </w:rPr>
-              <w:t>Lader</w:t>
-            </w:r>
-            <w:r>
-              <w:rPr>
-                <w:noProof/>
-                <w:webHidden/>
-              </w:rPr>
-              <w:tab/>
-            </w:r>
-            <w:r>
-              <w:rPr>
-                <w:noProof/>
-                <w:webHidden/>
-              </w:rPr>
-              <w:fldChar w:fldCharType="begin"/>
-            </w:r>
-            <w:r>
-              <w:rPr>
-                <w:noProof/>
-                <w:webHidden/>
-              </w:rPr>
-              <w:instrText xml:space="preserve"> PAGEREF _Toc225503336 \h </w:instrText>
-            </w:r>
-            <w:r>
-              <w:rPr>
-                <w:noProof/>
-                <w:webHidden/>
-              </w:rPr>
-            </w:r>
-            <w:r>
-              <w:rPr>
-                <w:noProof/>
-                <w:webHidden/>
-              </w:rPr>
-              <w:fldChar w:fldCharType="separate"/>
-            </w:r>
-            <w:r>
-              <w:rPr>
-                <w:noProof/>
-                <w:webHidden/>
-              </w:rPr>
-              <w:t>26</w:t>
-            </w:r>
-            <w:r>
-              <w:rPr>
-                <w:noProof/>
-                <w:webHidden/>
-              </w:rPr>
-              <w:fldChar w:fldCharType="end"/>
-            </w:r>
-          </w:hyperlink>
-        </w:p>
-        <w:p>
-          <w:pPr>
-            <w:pStyle w:val="TOC3"/>
-            <w:tabs>
-              <w:tab w:val="left" w:pos="1320"/>
-              <w:tab w:val="right" w:leader="dot" w:pos="9062"/>
-            </w:tabs>
-            <w:rPr>
-              <w:noProof/>
-              <w:kern w:val="2"/>
-              <w:sz w:val="24"/>
-              <w:szCs w:val="24"/>
-              <w:lang w:val="en-BE" w:eastAsia="en-BE"/>
-              <w14:ligatures w14:val="standardContextual"/>
-            </w:rPr>
-          </w:pPr>
-          <w:hyperlink w:anchor="_Toc225503337" w:history="1">
-            <w:r>
-              <w:rPr>
-                <w:rStyle w:val="Hyperlink"/>
-                <w:noProof/>
-                <w:lang w:val="en-US"/>
-              </w:rPr>
-              <w:t>12.7.2</w:t>
-            </w:r>
-            <w:r>
-              <w:rPr>
-                <w:noProof/>
-                <w:kern w:val="2"/>
-                <w:sz w:val="24"/>
-                <w:szCs w:val="24"/>
-                <w:lang w:val="en-BE" w:eastAsia="en-BE"/>
-                <w14:ligatures w14:val="standardContextual"/>
-              </w:rPr>
-              <w:tab/>
-            </w:r>
-            <w:r>
-              <w:rPr>
-                <w:rStyle w:val="Hyperlink"/>
-                <w:noProof/>
-                <w:lang w:val="en-US"/>
-              </w:rPr>
-              <w:t>Uitgang</w:t>
-            </w:r>
-            <w:r>
-              <w:rPr>
-                <w:noProof/>
-                <w:webHidden/>
-              </w:rPr>
-              <w:tab/>
-            </w:r>
-            <w:r>
-              <w:rPr>
-                <w:noProof/>
-                <w:webHidden/>
-              </w:rPr>
-              <w:fldChar w:fldCharType="begin"/>
-            </w:r>
-            <w:r>
-              <w:rPr>
-                <w:noProof/>
-                <w:webHidden/>
-              </w:rPr>
-              <w:instrText xml:space="preserve"> PAGEREF _Toc225503337 \h </w:instrText>
-            </w:r>
-            <w:r>
-              <w:rPr>
-                <w:noProof/>
-                <w:webHidden/>
-              </w:rPr>
-            </w:r>
-            <w:r>
-              <w:rPr>
-                <w:noProof/>
-                <w:webHidden/>
-              </w:rPr>
-              <w:fldChar w:fldCharType="separate"/>
-            </w:r>
-            <w:r>
-              <w:rPr>
-                <w:noProof/>
-                <w:webHidden/>
-              </w:rPr>
-              <w:t>26</w:t>
+              <w:t>28</w:t>
             </w:r>
             <w:r>
               <w:rPr>
@@ -6279,7 +6213,7 @@
               <w14:ligatures w14:val="standardContextual"/>
             </w:rPr>
           </w:pPr>
-          <w:hyperlink w:anchor="_Toc225503338" w:history="1">
+          <w:hyperlink w:anchor="_Toc227516457" w:history="1">
             <w:r>
               <w:rPr>
                 <w:rStyle w:val="Hyperlink"/>
@@ -6324,7 +6258,7 @@
                 <w:noProof/>
                 <w:webHidden/>
               </w:rPr>
-              <w:instrText xml:space="preserve"> PAGEREF _Toc225503338 \h </w:instrText>
+              <w:instrText xml:space="preserve"> PAGEREF _Toc227516457 \h </w:instrText>
             </w:r>
             <w:r>
               <w:rPr>
@@ -6344,7 +6278,7 @@
                 <w:noProof/>
                 <w:webHidden/>
               </w:rPr>
-              <w:t>27</w:t>
+              <w:t>29</w:t>
             </w:r>
             <w:r>
               <w:rPr>
@@ -6371,7 +6305,7 @@
               <w14:ligatures w14:val="standardContextual"/>
             </w:rPr>
           </w:pPr>
-          <w:hyperlink w:anchor="_Toc225503339" w:history="1">
+          <w:hyperlink w:anchor="_Toc227516458" w:history="1">
             <w:r>
               <w:rPr>
                 <w:rStyle w:val="Hyperlink"/>
@@ -6395,7 +6329,7 @@
                 <w:rStyle w:val="Hyperlink"/>
                 <w:noProof/>
               </w:rPr>
-              <w:t>Samenvatting keuzes</w:t>
+              <w:t>Kleur led</w:t>
             </w:r>
             <w:r>
               <w:rPr>
@@ -6416,7 +6350,7 @@
                 <w:noProof/>
                 <w:webHidden/>
               </w:rPr>
-              <w:instrText xml:space="preserve"> PAGEREF _Toc225503339 \h </w:instrText>
+              <w:instrText xml:space="preserve"> PAGEREF _Toc227516458 \h </w:instrText>
             </w:r>
             <w:r>
               <w:rPr>
@@ -6436,7 +6370,99 @@
                 <w:noProof/>
                 <w:webHidden/>
               </w:rPr>
-              <w:t>27</w:t>
+              <w:t>29</w:t>
+            </w:r>
+            <w:r>
+              <w:rPr>
+                <w:noProof/>
+                <w:webHidden/>
+              </w:rPr>
+              <w:fldChar w:fldCharType="end"/>
+            </w:r>
+          </w:hyperlink>
+        </w:p>
+        <w:p>
+          <w:pPr>
+            <w:pStyle w:val="TOC2"/>
+            <w:tabs>
+              <w:tab w:val="left" w:pos="880"/>
+              <w:tab w:val="right" w:leader="dot" w:pos="9062"/>
+            </w:tabs>
+            <w:rPr>
+              <w:noProof/>
+              <w:kern w:val="2"/>
+              <w:sz w:val="24"/>
+              <w:szCs w:val="24"/>
+              <w:lang w:val="en-BE" w:eastAsia="en-BE"/>
+              <w14:ligatures w14:val="standardContextual"/>
+            </w:rPr>
+          </w:pPr>
+          <w:hyperlink w:anchor="_Toc227516459" w:history="1">
+            <w:r>
+              <w:rPr>
+                <w:rStyle w:val="Hyperlink"/>
+                <w:noProof/>
+              </w:rPr>
+              <w:t>14.1</w:t>
+            </w:r>
+            <w:r>
+              <w:rPr>
+                <w:noProof/>
+                <w:kern w:val="2"/>
+                <w:sz w:val="24"/>
+                <w:szCs w:val="24"/>
+                <w:lang w:val="en-BE" w:eastAsia="en-BE"/>
+                <w14:ligatures w14:val="standardContextual"/>
+              </w:rPr>
+              <w:tab/>
+            </w:r>
+            <w:r>
+              <w:rPr>
+                <w:rStyle w:val="Hyperlink"/>
+                <w:noProof/>
+              </w:rPr>
+              <w:t>Opties</w:t>
+            </w:r>
+            <w:r>
+              <w:rPr>
+                <w:noProof/>
+                <w:webHidden/>
+              </w:rPr>
+              <w:tab/>
+            </w:r>
+            <w:r>
+              <w:rPr>
+                <w:noProof/>
+                <w:webHidden/>
+              </w:rPr>
+              <w:fldChar w:fldCharType="begin"/>
+            </w:r>
+            <w:r>
+              <w:rPr>
+                <w:noProof/>
+                <w:webHidden/>
+              </w:rPr>
+              <w:instrText xml:space="preserve"> PAGEREF _Toc227516459 \h </w:instrText>
+            </w:r>
+            <w:r>
+              <w:rPr>
+                <w:noProof/>
+                <w:webHidden/>
+              </w:rPr>
+            </w:r>
+            <w:r>
+              <w:rPr>
+                <w:noProof/>
+                <w:webHidden/>
+              </w:rPr>
+              <w:fldChar w:fldCharType="separate"/>
+            </w:r>
+            <w:r>
+              <w:rPr>
+                <w:noProof/>
+                <w:webHidden/>
+              </w:rPr>
+              <w:t>30</w:t>
             </w:r>
             <w:r>
               <w:rPr>
@@ -6463,7 +6489,7 @@
               <w14:ligatures w14:val="standardContextual"/>
             </w:rPr>
           </w:pPr>
-          <w:hyperlink w:anchor="_Toc225503340" w:history="1">
+          <w:hyperlink w:anchor="_Toc227516460" w:history="1">
             <w:r>
               <w:rPr>
                 <w:rStyle w:val="Hyperlink"/>
@@ -6487,6 +6513,374 @@
                 <w:rStyle w:val="Hyperlink"/>
                 <w:noProof/>
               </w:rPr>
+              <w:t>Hall effect sensoren</w:t>
+            </w:r>
+            <w:r>
+              <w:rPr>
+                <w:noProof/>
+                <w:webHidden/>
+              </w:rPr>
+              <w:tab/>
+            </w:r>
+            <w:r>
+              <w:rPr>
+                <w:noProof/>
+                <w:webHidden/>
+              </w:rPr>
+              <w:fldChar w:fldCharType="begin"/>
+            </w:r>
+            <w:r>
+              <w:rPr>
+                <w:noProof/>
+                <w:webHidden/>
+              </w:rPr>
+              <w:instrText xml:space="preserve"> PAGEREF _Toc227516460 \h </w:instrText>
+            </w:r>
+            <w:r>
+              <w:rPr>
+                <w:noProof/>
+                <w:webHidden/>
+              </w:rPr>
+            </w:r>
+            <w:r>
+              <w:rPr>
+                <w:noProof/>
+                <w:webHidden/>
+              </w:rPr>
+              <w:fldChar w:fldCharType="separate"/>
+            </w:r>
+            <w:r>
+              <w:rPr>
+                <w:noProof/>
+                <w:webHidden/>
+              </w:rPr>
+              <w:t>30</w:t>
+            </w:r>
+            <w:r>
+              <w:rPr>
+                <w:noProof/>
+                <w:webHidden/>
+              </w:rPr>
+              <w:fldChar w:fldCharType="end"/>
+            </w:r>
+          </w:hyperlink>
+        </w:p>
+        <w:p>
+          <w:pPr>
+            <w:pStyle w:val="TOC2"/>
+            <w:tabs>
+              <w:tab w:val="left" w:pos="880"/>
+              <w:tab w:val="right" w:leader="dot" w:pos="9062"/>
+            </w:tabs>
+            <w:rPr>
+              <w:noProof/>
+              <w:kern w:val="2"/>
+              <w:sz w:val="24"/>
+              <w:szCs w:val="24"/>
+              <w:lang w:val="en-BE" w:eastAsia="en-BE"/>
+              <w14:ligatures w14:val="standardContextual"/>
+            </w:rPr>
+          </w:pPr>
+          <w:hyperlink w:anchor="_Toc227516461" w:history="1">
+            <w:r>
+              <w:rPr>
+                <w:rStyle w:val="Hyperlink"/>
+                <w:noProof/>
+              </w:rPr>
+              <w:t>15.1</w:t>
+            </w:r>
+            <w:r>
+              <w:rPr>
+                <w:noProof/>
+                <w:kern w:val="2"/>
+                <w:sz w:val="24"/>
+                <w:szCs w:val="24"/>
+                <w:lang w:val="en-BE" w:eastAsia="en-BE"/>
+                <w14:ligatures w14:val="standardContextual"/>
+              </w:rPr>
+              <w:tab/>
+            </w:r>
+            <w:r>
+              <w:rPr>
+                <w:rStyle w:val="Hyperlink"/>
+                <w:noProof/>
+              </w:rPr>
+              <w:t>Opties</w:t>
+            </w:r>
+            <w:r>
+              <w:rPr>
+                <w:noProof/>
+                <w:webHidden/>
+              </w:rPr>
+              <w:tab/>
+            </w:r>
+            <w:r>
+              <w:rPr>
+                <w:noProof/>
+                <w:webHidden/>
+              </w:rPr>
+              <w:fldChar w:fldCharType="begin"/>
+            </w:r>
+            <w:r>
+              <w:rPr>
+                <w:noProof/>
+                <w:webHidden/>
+              </w:rPr>
+              <w:instrText xml:space="preserve"> PAGEREF _Toc227516461 \h </w:instrText>
+            </w:r>
+            <w:r>
+              <w:rPr>
+                <w:noProof/>
+                <w:webHidden/>
+              </w:rPr>
+            </w:r>
+            <w:r>
+              <w:rPr>
+                <w:noProof/>
+                <w:webHidden/>
+              </w:rPr>
+              <w:fldChar w:fldCharType="separate"/>
+            </w:r>
+            <w:r>
+              <w:rPr>
+                <w:noProof/>
+                <w:webHidden/>
+              </w:rPr>
+              <w:t>31</w:t>
+            </w:r>
+            <w:r>
+              <w:rPr>
+                <w:noProof/>
+                <w:webHidden/>
+              </w:rPr>
+              <w:fldChar w:fldCharType="end"/>
+            </w:r>
+          </w:hyperlink>
+        </w:p>
+        <w:p>
+          <w:pPr>
+            <w:pStyle w:val="TOC2"/>
+            <w:tabs>
+              <w:tab w:val="left" w:pos="880"/>
+              <w:tab w:val="right" w:leader="dot" w:pos="9062"/>
+            </w:tabs>
+            <w:rPr>
+              <w:noProof/>
+              <w:kern w:val="2"/>
+              <w:sz w:val="24"/>
+              <w:szCs w:val="24"/>
+              <w:lang w:val="en-BE" w:eastAsia="en-BE"/>
+              <w14:ligatures w14:val="standardContextual"/>
+            </w:rPr>
+          </w:pPr>
+          <w:hyperlink w:anchor="_Toc227516462" w:history="1">
+            <w:r>
+              <w:rPr>
+                <w:rStyle w:val="Hyperlink"/>
+                <w:noProof/>
+              </w:rPr>
+              <w:t>15.2</w:t>
+            </w:r>
+            <w:r>
+              <w:rPr>
+                <w:noProof/>
+                <w:kern w:val="2"/>
+                <w:sz w:val="24"/>
+                <w:szCs w:val="24"/>
+                <w:lang w:val="en-BE" w:eastAsia="en-BE"/>
+                <w14:ligatures w14:val="standardContextual"/>
+              </w:rPr>
+              <w:tab/>
+            </w:r>
+            <w:r>
+              <w:rPr>
+                <w:rStyle w:val="Hyperlink"/>
+                <w:noProof/>
+              </w:rPr>
+              <w:t>Keuze</w:t>
+            </w:r>
+            <w:r>
+              <w:rPr>
+                <w:noProof/>
+                <w:webHidden/>
+              </w:rPr>
+              <w:tab/>
+            </w:r>
+            <w:r>
+              <w:rPr>
+                <w:noProof/>
+                <w:webHidden/>
+              </w:rPr>
+              <w:fldChar w:fldCharType="begin"/>
+            </w:r>
+            <w:r>
+              <w:rPr>
+                <w:noProof/>
+                <w:webHidden/>
+              </w:rPr>
+              <w:instrText xml:space="preserve"> PAGEREF _Toc227516462 \h </w:instrText>
+            </w:r>
+            <w:r>
+              <w:rPr>
+                <w:noProof/>
+                <w:webHidden/>
+              </w:rPr>
+            </w:r>
+            <w:r>
+              <w:rPr>
+                <w:noProof/>
+                <w:webHidden/>
+              </w:rPr>
+              <w:fldChar w:fldCharType="separate"/>
+            </w:r>
+            <w:r>
+              <w:rPr>
+                <w:noProof/>
+                <w:webHidden/>
+              </w:rPr>
+              <w:t>31</w:t>
+            </w:r>
+            <w:r>
+              <w:rPr>
+                <w:noProof/>
+                <w:webHidden/>
+              </w:rPr>
+              <w:fldChar w:fldCharType="end"/>
+            </w:r>
+          </w:hyperlink>
+        </w:p>
+        <w:p>
+          <w:pPr>
+            <w:pStyle w:val="TOC1"/>
+            <w:tabs>
+              <w:tab w:val="left" w:pos="660"/>
+              <w:tab w:val="right" w:leader="dot" w:pos="9062"/>
+            </w:tabs>
+            <w:rPr>
+              <w:noProof/>
+              <w:kern w:val="2"/>
+              <w:sz w:val="24"/>
+              <w:szCs w:val="24"/>
+              <w:lang w:val="en-BE" w:eastAsia="en-BE"/>
+              <w14:ligatures w14:val="standardContextual"/>
+            </w:rPr>
+          </w:pPr>
+          <w:hyperlink w:anchor="_Toc227516463" w:history="1">
+            <w:r>
+              <w:rPr>
+                <w:rStyle w:val="Hyperlink"/>
+                <w:noProof/>
+              </w:rPr>
+              <w:t>16</w:t>
+            </w:r>
+            <w:r>
+              <w:rPr>
+                <w:noProof/>
+                <w:kern w:val="2"/>
+                <w:sz w:val="24"/>
+                <w:szCs w:val="24"/>
+                <w:lang w:val="en-BE" w:eastAsia="en-BE"/>
+                <w14:ligatures w14:val="standardContextual"/>
+              </w:rPr>
+              <w:tab/>
+            </w:r>
+            <w:r>
+              <w:rPr>
+                <w:rStyle w:val="Hyperlink"/>
+                <w:noProof/>
+              </w:rPr>
+              <w:t>Samenvatting keuzes</w:t>
+            </w:r>
+            <w:r>
+              <w:rPr>
+                <w:noProof/>
+                <w:webHidden/>
+              </w:rPr>
+              <w:tab/>
+            </w:r>
+            <w:r>
+              <w:rPr>
+                <w:noProof/>
+                <w:webHidden/>
+              </w:rPr>
+              <w:fldChar w:fldCharType="begin"/>
+            </w:r>
+            <w:r>
+              <w:rPr>
+                <w:noProof/>
+                <w:webHidden/>
+              </w:rPr>
+              <w:instrText xml:space="preserve"> PAGEREF _Toc227516463 \h </w:instrText>
+            </w:r>
+            <w:r>
+              <w:rPr>
+                <w:noProof/>
+                <w:webHidden/>
+              </w:rPr>
+            </w:r>
+            <w:r>
+              <w:rPr>
+                <w:noProof/>
+                <w:webHidden/>
+              </w:rPr>
+              <w:fldChar w:fldCharType="separate"/>
+            </w:r>
+            <w:r>
+              <w:rPr>
+                <w:noProof/>
+                <w:webHidden/>
+              </w:rPr>
+              <w:t>32</w:t>
+            </w:r>
+            <w:r>
+              <w:rPr>
+                <w:noProof/>
+                <w:webHidden/>
+              </w:rPr>
+              <w:fldChar w:fldCharType="end"/>
+            </w:r>
+          </w:hyperlink>
+        </w:p>
+        <w:p>
+          <w:pPr>
+            <w:pStyle w:val="TOC1"/>
+            <w:tabs>
+              <w:tab w:val="left" w:pos="660"/>
+              <w:tab w:val="right" w:leader="dot" w:pos="9062"/>
+            </w:tabs>
+            <w:rPr>
+              <w:noProof/>
+              <w:kern w:val="2"/>
+              <w:sz w:val="24"/>
+              <w:szCs w:val="24"/>
+              <w:lang w:val="en-BE" w:eastAsia="en-BE"/>
+              <w14:ligatures w14:val="standardContextual"/>
+            </w:rPr>
+          </w:pPr>
+          <w:hyperlink w:anchor="_Toc227516464" w:history="1">
+            <w:r>
+              <w:rPr>
+                <w:rStyle w:val="Hyperlink"/>
+                <w:noProof/>
+              </w:rPr>
+              <w:t>17</w:t>
+            </w:r>
+            <w:r>
+              <w:rPr>
+                <w:noProof/>
+                <w:kern w:val="2"/>
+                <w:sz w:val="24"/>
+                <w:szCs w:val="24"/>
+                <w:lang w:val="en-BE" w:eastAsia="en-BE"/>
+                <w14:ligatures w14:val="standardContextual"/>
+              </w:rPr>
+              <w:tab/>
+            </w:r>
+            <w:r>
+              <w:rPr>
+                <w:rStyle w:val="Hyperlink"/>
+                <w:noProof/>
+              </w:rPr>
               <w:t>BOM</w:t>
             </w:r>
             <w:r>
@@ -6508,7 +6902,7 @@
                 <w:noProof/>
                 <w:webHidden/>
               </w:rPr>
-              <w:instrText xml:space="preserve"> PAGEREF _Toc225503340 \h </w:instrText>
+              <w:instrText xml:space="preserve"> PAGEREF _Toc227516464 \h </w:instrText>
             </w:r>
             <w:r>
               <w:rPr>
@@ -6528,7 +6922,7 @@
                 <w:noProof/>
                 <w:webHidden/>
               </w:rPr>
-              <w:t>27</w:t>
+              <w:t>32</w:t>
             </w:r>
             <w:r>
               <w:rPr>
@@ -6587,7 +6981,7 @@
       <w:pPr>
         <w:pStyle w:val="Heading1"/>
       </w:pPr>
-      <w:bookmarkStart w:id="0" w:name="_Toc225503271"/>
+      <w:bookmarkStart w:id="0" w:name="_Toc227516391"/>
       <w:r>
         <w:lastRenderedPageBreak/>
         <w:t>Overzicht</w:t>
@@ -6765,7 +7159,7 @@
       <w:pPr>
         <w:pStyle w:val="Heading1"/>
       </w:pPr>
-      <w:bookmarkStart w:id="1" w:name="_Toc225503272"/>
+      <w:bookmarkStart w:id="1" w:name="_Toc227516392"/>
       <w:r>
         <w:t>MCU</w:t>
       </w:r>
@@ -6861,7 +7255,7 @@
       <w:pPr>
         <w:pStyle w:val="Heading2"/>
       </w:pPr>
-      <w:bookmarkStart w:id="2" w:name="_Toc225503273"/>
+      <w:bookmarkStart w:id="2" w:name="_Toc227516393"/>
       <w:r>
         <w:t>Flash schatting</w:t>
       </w:r>
@@ -7211,7 +7605,7 @@
       <w:pPr>
         <w:pStyle w:val="Heading2"/>
       </w:pPr>
-      <w:bookmarkStart w:id="3" w:name="_Toc225503274"/>
+      <w:bookmarkStart w:id="3" w:name="_Toc227516394"/>
       <w:r>
         <w:t>RAM schatting</w:t>
       </w:r>
@@ -7557,7 +7951,7 @@
       <w:pPr>
         <w:pStyle w:val="Heading2"/>
       </w:pPr>
-      <w:bookmarkStart w:id="4" w:name="_Toc225503275"/>
+      <w:bookmarkStart w:id="4" w:name="_Toc227516395"/>
       <w:r>
         <w:lastRenderedPageBreak/>
         <w:t>Peripherals</w:t>
@@ -8543,7 +8937,7 @@
       <w:pPr>
         <w:pStyle w:val="Heading2"/>
       </w:pPr>
-      <w:bookmarkStart w:id="5" w:name="_Toc225503276"/>
+      <w:bookmarkStart w:id="5" w:name="_Toc227516396"/>
       <w:r>
         <w:t>Vereisten</w:t>
       </w:r>
@@ -8779,7 +9173,7 @@
       <w:pPr>
         <w:pStyle w:val="Heading2"/>
       </w:pPr>
-      <w:bookmarkStart w:id="6" w:name="_Toc225503277"/>
+      <w:bookmarkStart w:id="6" w:name="_Toc227516397"/>
       <w:r>
         <w:lastRenderedPageBreak/>
         <w:t>Opties</w:t>
@@ -9280,7 +9674,7 @@
       <w:pPr>
         <w:pStyle w:val="Heading2"/>
       </w:pPr>
-      <w:bookmarkStart w:id="7" w:name="_Toc225503278"/>
+      <w:bookmarkStart w:id="7" w:name="_Toc227516398"/>
       <w:r>
         <w:rPr>
           <w:noProof/>
@@ -9370,7 +9764,7 @@
       <w:pPr>
         <w:pStyle w:val="Heading2"/>
       </w:pPr>
-      <w:bookmarkStart w:id="8" w:name="_Toc225503279"/>
+      <w:bookmarkStart w:id="8" w:name="_Toc227516399"/>
       <w:r>
         <w:t>Voorbeeld van prijzen</w:t>
       </w:r>
@@ -9419,7 +9813,7 @@
       <w:pPr>
         <w:pStyle w:val="Heading2"/>
       </w:pPr>
-      <w:bookmarkStart w:id="9" w:name="_Toc225503280"/>
+      <w:bookmarkStart w:id="9" w:name="_Toc227516400"/>
       <w:r>
         <w:t>Voorstel</w:t>
       </w:r>
@@ -9690,7 +10084,7 @@
         </w:rPr>
         <w:lastRenderedPageBreak/>
         <w:drawing>
-          <wp:inline distT="0" distB="0" distL="0" distR="0" wp14:anchorId="246ED48E" wp14:editId="286E2A75">
+          <wp:inline distT="0" distB="0" distL="0" distR="0" wp14:anchorId="246ED48E" wp14:editId="59EE555E">
             <wp:extent cx="5876925" cy="6946601"/>
             <wp:effectExtent l="0" t="0" r="0" b="6985"/>
             <wp:docPr id="1060474358" name="Picture 2"/>
@@ -9749,7 +10143,7 @@
       <w:pPr>
         <w:pStyle w:val="Heading2"/>
       </w:pPr>
-      <w:bookmarkStart w:id="10" w:name="_Toc225503281"/>
+      <w:bookmarkStart w:id="10" w:name="_Toc227516401"/>
       <w:r>
         <w:t>Keuze</w:t>
       </w:r>
@@ -9858,7 +10252,7 @@
         <w:pStyle w:val="Heading1"/>
         <w:spacing w:before="0"/>
       </w:pPr>
-      <w:bookmarkStart w:id="11" w:name="_Toc225503282"/>
+      <w:bookmarkStart w:id="11" w:name="_Toc227516402"/>
       <w:r>
         <w:lastRenderedPageBreak/>
         <w:t>LoRa</w:t>
@@ -10195,7 +10589,7 @@
         <w:pStyle w:val="Heading2"/>
         <w:spacing w:before="0"/>
       </w:pPr>
-      <w:bookmarkStart w:id="12" w:name="_Toc225503283"/>
+      <w:bookmarkStart w:id="12" w:name="_Toc227516403"/>
       <w:r>
         <w:t>STM32 + LoRa?</w:t>
       </w:r>
@@ -10328,7 +10722,7 @@
       <w:pPr>
         <w:pStyle w:val="Heading2"/>
       </w:pPr>
-      <w:bookmarkStart w:id="13" w:name="_Toc225503284"/>
+      <w:bookmarkStart w:id="13" w:name="_Toc227516404"/>
       <w:r>
         <w:t>Modules</w:t>
       </w:r>
@@ -10718,7 +11112,7 @@
       <w:pPr>
         <w:pStyle w:val="Heading2"/>
       </w:pPr>
-      <w:bookmarkStart w:id="14" w:name="_Toc225503285"/>
+      <w:bookmarkStart w:id="14" w:name="_Toc227516405"/>
       <w:r>
         <w:t>Keuze</w:t>
       </w:r>
@@ -10822,7 +11216,7 @@
       <w:pPr>
         <w:pStyle w:val="Heading2"/>
       </w:pPr>
-      <w:bookmarkStart w:id="15" w:name="_Toc225503286"/>
+      <w:bookmarkStart w:id="15" w:name="_Toc227516406"/>
       <w:r>
         <w:t>Antenne</w:t>
       </w:r>
@@ -10848,7 +11242,7 @@
       <w:pPr>
         <w:pStyle w:val="Heading3"/>
       </w:pPr>
-      <w:bookmarkStart w:id="16" w:name="_Toc225503287"/>
+      <w:bookmarkStart w:id="16" w:name="_Toc227516407"/>
       <w:r>
         <w:t>RAK11720</w:t>
       </w:r>
@@ -11041,7 +11435,7 @@
       <w:pPr>
         <w:pStyle w:val="Heading3"/>
       </w:pPr>
-      <w:bookmarkStart w:id="17" w:name="_Toc225503288"/>
+      <w:bookmarkStart w:id="17" w:name="_Toc227516408"/>
       <w:r>
         <w:t>Soorten antennes</w:t>
       </w:r>
@@ -11235,7 +11629,7 @@
       <w:pPr>
         <w:pStyle w:val="Heading3"/>
       </w:pPr>
-      <w:bookmarkStart w:id="18" w:name="_Toc225503289"/>
+      <w:bookmarkStart w:id="18" w:name="_Toc227516409"/>
       <w:r>
         <w:lastRenderedPageBreak/>
         <w:t>Opties</w:t>
@@ -11297,7 +11691,7 @@
       <w:pPr>
         <w:pStyle w:val="Heading3"/>
       </w:pPr>
-      <w:bookmarkStart w:id="19" w:name="_Toc225503290"/>
+      <w:bookmarkStart w:id="19" w:name="_Toc227516410"/>
       <w:r>
         <w:t>Keuze</w:t>
       </w:r>
@@ -11326,7 +11720,7 @@
       <w:pPr>
         <w:pStyle w:val="Heading3"/>
       </w:pPr>
-      <w:bookmarkStart w:id="20" w:name="_Toc225503291"/>
+      <w:bookmarkStart w:id="20" w:name="_Toc227516411"/>
       <w:r>
         <w:t>Losse draad</w:t>
       </w:r>
@@ -11831,7 +12225,7 @@
       <w:pPr>
         <w:pStyle w:val="Heading3"/>
       </w:pPr>
-      <w:bookmarkStart w:id="21" w:name="_Toc225503292"/>
+      <w:bookmarkStart w:id="21" w:name="_Toc227516412"/>
       <w:r>
         <w:t>BLE</w:t>
       </w:r>
@@ -12395,7 +12789,7 @@
       <w:pPr>
         <w:pStyle w:val="Heading1"/>
       </w:pPr>
-      <w:bookmarkStart w:id="22" w:name="_Toc225503293"/>
+      <w:bookmarkStart w:id="22" w:name="_Toc227516413"/>
       <w:r>
         <w:lastRenderedPageBreak/>
         <w:t xml:space="preserve">ECC </w:t>
@@ -12413,7 +12807,7 @@
         <w:pStyle w:val="Heading2"/>
         <w:spacing w:before="0"/>
       </w:pPr>
-      <w:bookmarkStart w:id="23" w:name="_Toc225503294"/>
+      <w:bookmarkStart w:id="23" w:name="_Toc227516414"/>
       <w:r>
         <w:t>Vereisten</w:t>
       </w:r>
@@ -12623,7 +13017,7 @@
       <w:pPr>
         <w:pStyle w:val="Heading2"/>
       </w:pPr>
-      <w:bookmarkStart w:id="24" w:name="_Toc225503295"/>
+      <w:bookmarkStart w:id="24" w:name="_Toc227516415"/>
       <w:r>
         <w:t>Opties:</w:t>
       </w:r>
@@ -12637,7 +13031,7 @@
           <w:lang w:val="en-US"/>
         </w:rPr>
       </w:pPr>
-      <w:bookmarkStart w:id="25" w:name="_Toc225503296"/>
+      <w:bookmarkStart w:id="25" w:name="_Toc227516416"/>
       <w:r>
         <w:rPr>
           <w:lang w:val="en-US"/>
@@ -13003,7 +13397,7 @@
       <w:pPr>
         <w:pStyle w:val="Heading3"/>
       </w:pPr>
-      <w:bookmarkStart w:id="26" w:name="_Toc225503297"/>
+      <w:bookmarkStart w:id="26" w:name="_Toc227516417"/>
       <w:r>
         <w:t>ATECC608</w:t>
       </w:r>
@@ -13116,7 +13510,7 @@
         </w:rPr>
       </w:pPr>
       <w:hyperlink r:id="rId65" w:history="1">
-        <w:bookmarkStart w:id="27" w:name="_Toc225503298"/>
+        <w:bookmarkStart w:id="27" w:name="_Toc227516418"/>
         <w:r>
           <w:rPr>
             <w:rStyle w:val="Hyperlink"/>
@@ -13246,7 +13640,7 @@
       <w:pPr>
         <w:pStyle w:val="Heading2"/>
       </w:pPr>
-      <w:bookmarkStart w:id="28" w:name="_Toc225503299"/>
+      <w:bookmarkStart w:id="28" w:name="_Toc227516419"/>
       <w:r>
         <w:lastRenderedPageBreak/>
         <w:t>Keuze</w:t>
@@ -13437,7 +13831,7 @@
       <w:pPr>
         <w:pStyle w:val="Heading1"/>
       </w:pPr>
-      <w:bookmarkStart w:id="29" w:name="_Toc225503300"/>
+      <w:bookmarkStart w:id="29" w:name="_Toc227516420"/>
       <w:r>
         <w:t>GPS/GNSS</w:t>
       </w:r>
@@ -13472,7 +13866,7 @@
         <w:pStyle w:val="Heading2"/>
         <w:spacing w:before="0"/>
       </w:pPr>
-      <w:bookmarkStart w:id="30" w:name="_Toc225503301"/>
+      <w:bookmarkStart w:id="30" w:name="_Toc227516421"/>
       <w:r>
         <w:t>Vereisten</w:t>
       </w:r>
@@ -13607,7 +14001,7 @@
       <w:pPr>
         <w:pStyle w:val="Heading2"/>
       </w:pPr>
-      <w:bookmarkStart w:id="31" w:name="_Toc225503302"/>
+      <w:bookmarkStart w:id="31" w:name="_Toc227516422"/>
       <w:r>
         <w:t>Opties</w:t>
       </w:r>
@@ -13625,7 +14019,7 @@
       <w:pPr>
         <w:pStyle w:val="Heading3"/>
       </w:pPr>
-      <w:bookmarkStart w:id="32" w:name="_Toc225503303"/>
+      <w:bookmarkStart w:id="32" w:name="_Toc227516423"/>
       <w:r>
         <w:t>U-blox</w:t>
       </w:r>
@@ -13882,7 +14276,7 @@
       <w:pPr>
         <w:pStyle w:val="Heading3"/>
       </w:pPr>
-      <w:bookmarkStart w:id="33" w:name="_Toc225503304"/>
+      <w:bookmarkStart w:id="33" w:name="_Toc227516424"/>
       <w:r>
         <w:t>Quectel</w:t>
       </w:r>
@@ -14568,7 +14962,7 @@
       <w:pPr>
         <w:pStyle w:val="Heading2"/>
       </w:pPr>
-      <w:bookmarkStart w:id="34" w:name="_Toc225503305"/>
+      <w:bookmarkStart w:id="34" w:name="_Toc227516425"/>
       <w:r>
         <w:t>Voorstel:</w:t>
       </w:r>
@@ -14696,7 +15090,7 @@
       <w:pPr>
         <w:pStyle w:val="Heading2"/>
       </w:pPr>
-      <w:bookmarkStart w:id="35" w:name="_Toc225503306"/>
+      <w:bookmarkStart w:id="35" w:name="_Toc227516426"/>
       <w:r>
         <w:t>Keuze</w:t>
       </w:r>
@@ -14744,7 +15138,7 @@
       <w:pPr>
         <w:pStyle w:val="Heading1"/>
       </w:pPr>
-      <w:bookmarkStart w:id="36" w:name="_Toc225503307"/>
+      <w:bookmarkStart w:id="36" w:name="_Toc227516427"/>
       <w:r>
         <w:lastRenderedPageBreak/>
         <w:t xml:space="preserve">GPS </w:t>
@@ -14767,7 +15161,7 @@
       <w:pPr>
         <w:pStyle w:val="Heading1"/>
       </w:pPr>
-      <w:bookmarkStart w:id="37" w:name="_Toc225503308"/>
+      <w:bookmarkStart w:id="37" w:name="_Toc227516428"/>
       <w:r>
         <w:t>E-ink display</w:t>
       </w:r>
@@ -14778,7 +15172,7 @@
         <w:pStyle w:val="Heading2"/>
         <w:spacing w:before="0"/>
       </w:pPr>
-      <w:bookmarkStart w:id="38" w:name="_Toc225503309"/>
+      <w:bookmarkStart w:id="38" w:name="_Toc227516429"/>
       <w:proofErr w:type="spellStart"/>
       <w:r>
         <w:t>Vereisten</w:t>
@@ -15333,7 +15727,7 @@
       <w:pPr>
         <w:pStyle w:val="Heading2"/>
       </w:pPr>
-      <w:bookmarkStart w:id="39" w:name="_Toc225503310"/>
+      <w:bookmarkStart w:id="39" w:name="_Toc227516430"/>
       <w:proofErr w:type="spellStart"/>
       <w:r>
         <w:t>Paneel</w:t>
@@ -15355,7 +15749,7 @@
           <w:lang w:val="en-US"/>
         </w:rPr>
       </w:pPr>
-      <w:bookmarkStart w:id="40" w:name="_Toc225503311"/>
+      <w:bookmarkStart w:id="40" w:name="_Toc227516431"/>
       <w:proofErr w:type="spellStart"/>
       <w:r>
         <w:rPr>
@@ -15622,7 +16016,7 @@
           <w:lang w:val="en-US"/>
         </w:rPr>
       </w:pPr>
-      <w:bookmarkStart w:id="41" w:name="_Toc225503312"/>
+      <w:bookmarkStart w:id="41" w:name="_Toc227516432"/>
       <w:r>
         <w:rPr>
           <w:lang w:val="en-US"/>
@@ -15704,7 +16098,7 @@
           <w:lang w:val="en-US"/>
         </w:rPr>
       </w:pPr>
-      <w:bookmarkStart w:id="42" w:name="_Toc225503313"/>
+      <w:bookmarkStart w:id="42" w:name="_Toc227516433"/>
       <w:r>
         <w:rPr>
           <w:lang w:val="en-US"/>
@@ -15776,7 +16170,7 @@
       <w:pPr>
         <w:pStyle w:val="Heading3"/>
       </w:pPr>
-      <w:bookmarkStart w:id="43" w:name="_Toc225503314"/>
+      <w:bookmarkStart w:id="43" w:name="_Toc227516434"/>
       <w:r>
         <w:t>Opties</w:t>
       </w:r>
@@ -16219,7 +16613,7 @@
       <w:pPr>
         <w:pStyle w:val="Heading2"/>
       </w:pPr>
-      <w:bookmarkStart w:id="44" w:name="_Toc225503315"/>
+      <w:bookmarkStart w:id="44" w:name="_Toc227516435"/>
       <w:proofErr w:type="spellStart"/>
       <w:r>
         <w:t>Keuze</w:t>
@@ -16266,7 +16660,7 @@
       <w:pPr>
         <w:pStyle w:val="Heading1"/>
       </w:pPr>
-      <w:bookmarkStart w:id="45" w:name="_Toc225503316"/>
+      <w:bookmarkStart w:id="45" w:name="_Toc227516436"/>
       <w:r>
         <w:t>Accelerometer</w:t>
       </w:r>
@@ -16356,7 +16750,7 @@
       <w:pPr>
         <w:pStyle w:val="Heading2"/>
       </w:pPr>
-      <w:bookmarkStart w:id="46" w:name="_Toc225503317"/>
+      <w:bookmarkStart w:id="46" w:name="_Toc227516437"/>
       <w:proofErr w:type="spellStart"/>
       <w:r>
         <w:t>Vereisten</w:t>
@@ -16580,7 +16974,7 @@
       <w:pPr>
         <w:pStyle w:val="Heading2"/>
       </w:pPr>
-      <w:bookmarkStart w:id="47" w:name="_Toc225503318"/>
+      <w:bookmarkStart w:id="47" w:name="_Toc227516438"/>
       <w:proofErr w:type="spellStart"/>
       <w:r>
         <w:lastRenderedPageBreak/>
@@ -16775,49 +17169,7 @@
         <w:rPr>
           <w:lang w:val="en-US"/>
         </w:rPr>
-        <w:t>10-bit, 32-level FIFO</w:t>
-      </w:r>
-      <w:r>
-        <w:rPr>
-          <w:lang w:val="en-US"/>
-        </w:rPr>
-        <w:t xml:space="preserve"> buffer </w:t>
-      </w:r>
-      <w:r>
-        <w:rPr>
-          <w:lang w:val="en-US"/>
-        </w:rPr>
-        <w:t>for each channel</w:t>
-      </w:r>
-      <w:r>
-        <w:rPr>
-          <w:lang w:val="en-US"/>
-        </w:rPr>
-        <w:t xml:space="preserve"> (</w:t>
-      </w:r>
-      <w:r>
-        <w:rPr>
-          <w:lang w:val="en-US"/>
-        </w:rPr>
-        <w:t>X, Y</w:t>
-      </w:r>
-      <w:r>
-        <w:rPr>
-          <w:lang w:val="en-US"/>
-        </w:rPr>
-        <w:t>,</w:t>
-      </w:r>
-      <w:r>
-        <w:rPr>
-          <w:lang w:val="en-US"/>
-        </w:rPr>
-        <w:t xml:space="preserve"> Z</w:t>
-      </w:r>
-      <w:r>
-        <w:rPr>
-          <w:lang w:val="en-US"/>
-        </w:rPr>
-        <w:t>)</w:t>
+        <w:t>10-bit, 32-level FIFO buffer for each channel (X, Y, Z)</w:t>
       </w:r>
       <w:r>
         <w:rPr>
@@ -16972,7 +17324,19 @@
           <w:rPr>
             <w:rStyle w:val="Hyperlink"/>
           </w:rPr>
-          <w:t>farnell</w:t>
+          <w:t>fa</w:t>
+        </w:r>
+        <w:r>
+          <w:rPr>
+            <w:rStyle w:val="Hyperlink"/>
+          </w:rPr>
+          <w:t>r</w:t>
+        </w:r>
+        <w:r>
+          <w:rPr>
+            <w:rStyle w:val="Hyperlink"/>
+          </w:rPr>
+          <w:t>nell</w:t>
         </w:r>
         <w:proofErr w:type="spellEnd"/>
       </w:hyperlink>
@@ -17089,28 +17453,25 @@
       </w:pPr>
     </w:p>
     <w:p>
-      <w:r>
-        <w:t>LIS3DH = LIS2DH</w:t>
-      </w:r>
-      <w:r>
-        <w:t>12</w:t>
-      </w:r>
-      <w:r>
-        <w:t xml:space="preserve"> met 3 ADC </w:t>
-      </w:r>
-      <w:proofErr w:type="spellStart"/>
-      <w:r>
-        <w:t>inp</w:t>
-      </w:r>
-      <w:r>
-        <w:t>uts</w:t>
-      </w:r>
-      <w:proofErr w:type="spellEnd"/>
-      <w:r>
-        <w:t>.</w:t>
-      </w:r>
-    </w:p>
-    <w:p/>
+      <w:pPr>
+        <w:rPr>
+          <w:lang w:val="en-US"/>
+        </w:rPr>
+      </w:pPr>
+      <w:r>
+        <w:rPr>
+          <w:lang w:val="en-US"/>
+        </w:rPr>
+        <w:t>LIS3DH = LIS2DH12 met 3 ADC inputs.</w:t>
+      </w:r>
+    </w:p>
+    <w:p>
+      <w:pPr>
+        <w:rPr>
+          <w:lang w:val="en-US"/>
+        </w:rPr>
+      </w:pPr>
+    </w:p>
     <w:p>
       <w:pPr>
         <w:rPr>
@@ -17258,117 +17619,57 @@
       </w:pPr>
     </w:p>
     <w:p>
-      <w:pPr>
-        <w:rPr>
-          <w:lang w:val="en-BE"/>
-        </w:rPr>
-      </w:pPr>
       <w:hyperlink r:id="rId118" w:history="1">
         <w:r>
           <w:rPr>
             <w:rStyle w:val="Hyperlink"/>
             <w:lang w:val="en-BE"/>
           </w:rPr>
-          <w:t>BMA400</w:t>
+          <w:t>BMA</w:t>
+        </w:r>
+        <w:r>
+          <w:rPr>
+            <w:rStyle w:val="Hyperlink"/>
+            <w:lang w:val="en-BE"/>
+          </w:rPr>
+          <w:t>4</w:t>
+        </w:r>
+        <w:r>
+          <w:rPr>
+            <w:rStyle w:val="Hyperlink"/>
+            <w:lang w:val="en-BE"/>
+          </w:rPr>
+          <w:t>00</w:t>
         </w:r>
       </w:hyperlink>
     </w:p>
-    <w:p>
-      <w:pPr>
-        <w:rPr>
-          <w:lang w:val="en-BE"/>
-        </w:rPr>
-      </w:pPr>
-    </w:p>
     <w:p/>
     <w:p>
       <w:pPr>
-        <w:pStyle w:val="Heading1"/>
-      </w:pPr>
-      <w:bookmarkStart w:id="48" w:name="_Toc225503319"/>
-      <w:r>
-        <w:t>SD-</w:t>
-      </w:r>
+        <w:pStyle w:val="Heading2"/>
+      </w:pPr>
+      <w:bookmarkStart w:id="48" w:name="_Toc227516439"/>
       <w:proofErr w:type="spellStart"/>
       <w:r>
-        <w:t>kaart</w:t>
+        <w:t>Keuze</w:t>
+      </w:r>
+      <w:proofErr w:type="spellEnd"/>
+      <w:r>
+        <w:t>:</w:t>
       </w:r>
       <w:bookmarkEnd w:id="48"/>
-      <w:proofErr w:type="spellEnd"/>
-    </w:p>
-    <w:p>
-      <w:pPr>
-        <w:rPr>
-          <w:lang w:val="en-US"/>
-        </w:rPr>
-      </w:pPr>
-    </w:p>
-    <w:p>
-      <w:pPr>
-        <w:pStyle w:val="Heading1"/>
-      </w:pPr>
-      <w:bookmarkStart w:id="49" w:name="_Toc225503320"/>
-      <w:proofErr w:type="spellStart"/>
-      <w:r>
-        <w:t>Geheugen</w:t>
-      </w:r>
-      <w:proofErr w:type="spellEnd"/>
-      <w:r>
-        <w:t xml:space="preserve"> chip</w:t>
-      </w:r>
-      <w:bookmarkEnd w:id="49"/>
-    </w:p>
-    <w:p>
-      <w:pPr>
-        <w:rPr>
-          <w:lang w:val="en-US"/>
-        </w:rPr>
-      </w:pPr>
-      <w:r>
-        <w:rPr>
-          <w:lang w:val="en-US"/>
-        </w:rPr>
-        <w:t>FRAM (</w:t>
-      </w:r>
-      <w:r>
-        <w:rPr>
-          <w:lang w:val="en-US"/>
-        </w:rPr>
-        <w:t>Ferroelectric Random Access Memory</w:t>
-      </w:r>
-      <w:r>
-        <w:rPr>
-          <w:lang w:val="en-US"/>
-        </w:rPr>
-        <w:t xml:space="preserve">): </w:t>
-      </w:r>
-      <w:proofErr w:type="spellStart"/>
-      <w:r>
-        <w:rPr>
-          <w:lang w:val="en-US"/>
-        </w:rPr>
-        <w:t>zoals</w:t>
-      </w:r>
-      <w:proofErr w:type="spellEnd"/>
-      <w:r>
-        <w:rPr>
-          <w:lang w:val="en-US"/>
-        </w:rPr>
-        <w:t xml:space="preserve"> EEPROM, maar </w:t>
-      </w:r>
-      <w:proofErr w:type="spellStart"/>
-      <w:r>
-        <w:rPr>
-          <w:lang w:val="en-US"/>
-        </w:rPr>
-        <w:t>beter</w:t>
-      </w:r>
-      <w:proofErr w:type="spellEnd"/>
-      <w:r>
-        <w:rPr>
-          <w:lang w:val="en-US"/>
-        </w:rPr>
-        <w:t>.</w:t>
+    </w:p>
+    <w:p>
+      <w:hyperlink r:id="rId119" w:history="1">
+        <w:r>
+          <w:rPr>
+            <w:rStyle w:val="Hyperlink"/>
+          </w:rPr>
+          <w:t>LIS2DW12</w:t>
+        </w:r>
+      </w:hyperlink>
+      <w:r>
+        <w:t>:</w:t>
       </w:r>
     </w:p>
     <w:p>
@@ -17378,43 +17679,33 @@
           <w:ilvl w:val="0"/>
           <w:numId w:val="66"/>
         </w:numPr>
-        <w:rPr>
-          <w:lang w:val="en-US"/>
-        </w:rPr>
-      </w:pPr>
-      <w:r>
-        <w:rPr>
-          <w:lang w:val="en-US"/>
-        </w:rPr>
-        <w:t xml:space="preserve">Hoge </w:t>
+      </w:pPr>
+      <w:r>
+        <w:t xml:space="preserve">€5.5 </w:t>
+      </w:r>
+      <w:hyperlink r:id="rId120" w:history="1">
+        <w:proofErr w:type="spellStart"/>
+        <w:r>
+          <w:rPr>
+            <w:rStyle w:val="Hyperlink"/>
+          </w:rPr>
+          <w:t>tinytronics</w:t>
+        </w:r>
+        <w:proofErr w:type="spellEnd"/>
+      </w:hyperlink>
+      <w:r>
+        <w:t xml:space="preserve"> (</w:t>
       </w:r>
       <w:proofErr w:type="spellStart"/>
       <w:r>
-        <w:rPr>
-          <w:lang w:val="en-US"/>
-        </w:rPr>
-        <w:t>snelheid</w:t>
+        <w:t>breakout</w:t>
       </w:r>
       <w:proofErr w:type="spellEnd"/>
       <w:r>
-        <w:rPr>
-          <w:lang w:val="en-US"/>
-        </w:rPr>
-        <w:t xml:space="preserve">, </w:t>
-      </w:r>
-      <w:proofErr w:type="spellStart"/>
-      <w:r>
-        <w:rPr>
-          <w:lang w:val="en-US"/>
-        </w:rPr>
-        <w:t>zoals</w:t>
-      </w:r>
-      <w:proofErr w:type="spellEnd"/>
-      <w:r>
-        <w:rPr>
-          <w:lang w:val="en-US"/>
-        </w:rPr>
-        <w:t xml:space="preserve"> RAM</w:t>
+        <w:t>)</w:t>
+      </w:r>
+      <w:r>
+        <w:t xml:space="preserve"> voor prototype</w:t>
       </w:r>
     </w:p>
     <w:p>
@@ -17428,114 +17719,159 @@
           <w:lang w:val="en-US"/>
         </w:rPr>
       </w:pPr>
+      <w:r>
+        <w:rPr>
+          <w:lang w:val="en-US"/>
+        </w:rPr>
+        <w:t xml:space="preserve">Bij </w:t>
+      </w:r>
       <w:proofErr w:type="spellStart"/>
       <w:r>
         <w:rPr>
           <w:lang w:val="en-US"/>
         </w:rPr>
-        <w:t>Niet</w:t>
+        <w:t>digikey</w:t>
       </w:r>
       <w:proofErr w:type="spellEnd"/>
       <w:r>
         <w:rPr>
           <w:lang w:val="en-US"/>
         </w:rPr>
-        <w:t xml:space="preserve"> volatile, </w:t>
+        <w:t xml:space="preserve">, </w:t>
+      </w:r>
+      <w:r>
+        <w:rPr>
+          <w:lang w:val="en-US"/>
+        </w:rPr>
+        <w:t>mouser</w:t>
+      </w:r>
+      <w:r>
+        <w:rPr>
+          <w:lang w:val="en-US"/>
+        </w:rPr>
+        <w:t xml:space="preserve"> of </w:t>
+      </w:r>
+      <w:r>
+        <w:rPr>
+          <w:lang w:val="en-US"/>
+        </w:rPr>
+        <w:t xml:space="preserve">Farnell </w:t>
       </w:r>
       <w:proofErr w:type="spellStart"/>
       <w:r>
         <w:rPr>
           <w:lang w:val="en-US"/>
         </w:rPr>
-        <w:t>zoals</w:t>
+        <w:t>voor</w:t>
       </w:r>
       <w:proofErr w:type="spellEnd"/>
       <w:r>
         <w:rPr>
           <w:lang w:val="en-US"/>
         </w:rPr>
-        <w:t xml:space="preserve"> EEPROM</w:t>
-      </w:r>
-    </w:p>
-    <w:p>
-      <w:pPr>
-        <w:pStyle w:val="ListParagraph"/>
-        <w:numPr>
-          <w:ilvl w:val="0"/>
-          <w:numId w:val="66"/>
-        </w:numPr>
-        <w:rPr>
-          <w:lang w:val="en-US"/>
-        </w:rPr>
-      </w:pPr>
-      <w:r>
-        <w:rPr>
-          <w:lang w:val="en-US"/>
-        </w:rPr>
-        <w:t>Meer write cycles (10</w:t>
-      </w:r>
-      <w:r>
-        <w:rPr>
-          <w:vertAlign w:val="superscript"/>
-          <w:lang w:val="en-US"/>
-        </w:rPr>
-        <w:t>14</w:t>
-      </w:r>
-      <w:r>
-        <w:rPr>
-          <w:lang w:val="en-US"/>
-        </w:rPr>
-        <w:t>)</w:t>
-      </w:r>
-    </w:p>
-    <w:p>
-      <w:pPr>
-        <w:pStyle w:val="ListParagraph"/>
-        <w:numPr>
-          <w:ilvl w:val="0"/>
-          <w:numId w:val="66"/>
-        </w:numPr>
-        <w:rPr>
-          <w:lang w:val="en-US"/>
-        </w:rPr>
-      </w:pPr>
+        <w:t xml:space="preserve"> </w:t>
+      </w:r>
       <w:proofErr w:type="spellStart"/>
       <w:r>
         <w:rPr>
           <w:lang w:val="en-US"/>
         </w:rPr>
-        <w:t>Zuiniger</w:t>
+        <w:t>finaal</w:t>
       </w:r>
       <w:proofErr w:type="spellEnd"/>
-    </w:p>
-    <w:p>
-      <w:pPr>
-        <w:rPr>
-          <w:lang w:val="en-US"/>
-        </w:rPr>
-      </w:pPr>
-    </w:p>
-    <w:p>
-      <w:pPr>
-        <w:rPr>
-          <w:lang w:val="en-US"/>
-        </w:rPr>
-      </w:pPr>
+      <w:r>
+        <w:rPr>
+          <w:lang w:val="en-US"/>
+        </w:rPr>
+        <w:t xml:space="preserve"> product.</w:t>
+      </w:r>
+    </w:p>
+    <w:p>
+      <w:pPr>
+        <w:rPr>
+          <w:lang w:val="en-US"/>
+        </w:rPr>
+      </w:pPr>
+    </w:p>
+    <w:p>
+      <w:pPr>
+        <w:rPr>
+          <w:lang w:val="en-US"/>
+        </w:rPr>
+      </w:pPr>
+    </w:p>
+    <w:p>
+      <w:pPr>
+        <w:pStyle w:val="Heading1"/>
+      </w:pPr>
+      <w:bookmarkStart w:id="49" w:name="_Toc227516440"/>
+      <w:r>
+        <w:t>SD-</w:t>
+      </w:r>
       <w:proofErr w:type="spellStart"/>
       <w:r>
-        <w:rPr>
-          <w:lang w:val="en-US"/>
-        </w:rPr>
-        <w:t>Keuze</w:t>
-      </w:r>
+        <w:t>kaart</w:t>
+      </w:r>
+      <w:bookmarkEnd w:id="49"/>
       <w:proofErr w:type="spellEnd"/>
-      <w:r>
-        <w:rPr>
-          <w:lang w:val="en-US"/>
-        </w:rPr>
-        <w:t>:</w:t>
-      </w:r>
-      <w:hyperlink r:id="rId119" w:history="1">
+    </w:p>
+    <w:p>
+      <w:pPr>
+        <w:rPr>
+          <w:lang w:val="en-US"/>
+        </w:rPr>
+      </w:pPr>
+      <w:r>
+        <w:rPr>
+          <w:lang w:val="en-US"/>
+        </w:rPr>
+        <w:t xml:space="preserve">Alleen </w:t>
+      </w:r>
+      <w:proofErr w:type="spellStart"/>
+      <w:r>
+        <w:rPr>
+          <w:lang w:val="en-US"/>
+        </w:rPr>
+        <w:t>voor</w:t>
+      </w:r>
+      <w:proofErr w:type="spellEnd"/>
+      <w:r>
+        <w:rPr>
+          <w:lang w:val="en-US"/>
+        </w:rPr>
+        <w:t xml:space="preserve"> prototype</w:t>
+      </w:r>
+    </w:p>
+    <w:p>
+      <w:pPr>
+        <w:rPr>
+          <w:lang w:val="en-US"/>
+        </w:rPr>
+      </w:pPr>
+    </w:p>
+    <w:p>
+      <w:pPr>
+        <w:rPr>
+          <w:lang w:val="en-US"/>
+        </w:rPr>
+      </w:pPr>
+      <w:hyperlink r:id="rId121" w:history="1">
+        <w:r>
+          <w:rPr>
+            <w:rStyle w:val="Hyperlink"/>
+            <w:lang w:val="en-US"/>
+          </w:rPr>
+          <w:t xml:space="preserve">SD adapter module </w:t>
+        </w:r>
+        <w:proofErr w:type="spellStart"/>
+        <w:r>
+          <w:rPr>
+            <w:rStyle w:val="Hyperlink"/>
+            <w:lang w:val="en-US"/>
+          </w:rPr>
+          <w:t>bij</w:t>
+        </w:r>
+        <w:proofErr w:type="spellEnd"/>
         <w:r>
           <w:rPr>
             <w:rStyle w:val="Hyperlink"/>
@@ -17543,12 +17879,311 @@
           </w:rPr>
           <w:t xml:space="preserve"> </w:t>
         </w:r>
+        <w:proofErr w:type="spellStart"/>
         <w:r>
           <w:rPr>
             <w:rStyle w:val="Hyperlink"/>
             <w:lang w:val="en-US"/>
           </w:rPr>
-          <w:t>FM24V01A-GTR</w:t>
+          <w:t>tinytr</w:t>
+        </w:r>
+        <w:r>
+          <w:rPr>
+            <w:rStyle w:val="Hyperlink"/>
+            <w:lang w:val="en-US"/>
+          </w:rPr>
+          <w:t>o</w:t>
+        </w:r>
+        <w:r>
+          <w:rPr>
+            <w:rStyle w:val="Hyperlink"/>
+            <w:lang w:val="en-US"/>
+          </w:rPr>
+          <w:t>nics</w:t>
+        </w:r>
+        <w:proofErr w:type="spellEnd"/>
+      </w:hyperlink>
+      <w:r>
+        <w:rPr>
+          <w:lang w:val="en-US"/>
+        </w:rPr>
+        <w:t xml:space="preserve"> </w:t>
+      </w:r>
+    </w:p>
+    <w:p>
+      <w:pPr>
+        <w:rPr>
+          <w:lang w:val="en-US"/>
+        </w:rPr>
+      </w:pPr>
+      <w:r>
+        <w:rPr>
+          <w:lang w:val="en-US"/>
+        </w:rPr>
+        <w:t>€2.5</w:t>
+      </w:r>
+    </w:p>
+    <w:p>
+      <w:pPr>
+        <w:pStyle w:val="Heading1"/>
+      </w:pPr>
+      <w:bookmarkStart w:id="50" w:name="_Toc227516441"/>
+      <w:proofErr w:type="spellStart"/>
+      <w:r>
+        <w:lastRenderedPageBreak/>
+        <w:t>Geheugen</w:t>
+      </w:r>
+      <w:proofErr w:type="spellEnd"/>
+      <w:r>
+        <w:t xml:space="preserve"> chip</w:t>
+      </w:r>
+      <w:bookmarkEnd w:id="50"/>
+    </w:p>
+    <w:p>
+      <w:pPr>
+        <w:rPr>
+          <w:lang w:val="en-US"/>
+        </w:rPr>
+      </w:pPr>
+      <w:r>
+        <w:rPr>
+          <w:lang w:val="en-US"/>
+        </w:rPr>
+        <w:t>FRAM (</w:t>
+      </w:r>
+      <w:r>
+        <w:rPr>
+          <w:lang w:val="en-US"/>
+        </w:rPr>
+        <w:t>Ferroelectric Random Access Memory</w:t>
+      </w:r>
+      <w:r>
+        <w:rPr>
+          <w:lang w:val="en-US"/>
+        </w:rPr>
+        <w:t xml:space="preserve">): </w:t>
+      </w:r>
+      <w:proofErr w:type="spellStart"/>
+      <w:r>
+        <w:rPr>
+          <w:lang w:val="en-US"/>
+        </w:rPr>
+        <w:t>zoals</w:t>
+      </w:r>
+      <w:proofErr w:type="spellEnd"/>
+      <w:r>
+        <w:rPr>
+          <w:lang w:val="en-US"/>
+        </w:rPr>
+        <w:t xml:space="preserve"> EEPROM, maar </w:t>
+      </w:r>
+      <w:proofErr w:type="spellStart"/>
+      <w:r>
+        <w:rPr>
+          <w:lang w:val="en-US"/>
+        </w:rPr>
+        <w:t>beter</w:t>
+      </w:r>
+      <w:proofErr w:type="spellEnd"/>
+      <w:r>
+        <w:rPr>
+          <w:lang w:val="en-US"/>
+        </w:rPr>
+        <w:t>.</w:t>
+      </w:r>
+    </w:p>
+    <w:p>
+      <w:pPr>
+        <w:pStyle w:val="ListParagraph"/>
+        <w:numPr>
+          <w:ilvl w:val="0"/>
+          <w:numId w:val="66"/>
+        </w:numPr>
+        <w:rPr>
+          <w:lang w:val="en-US"/>
+        </w:rPr>
+      </w:pPr>
+      <w:r>
+        <w:rPr>
+          <w:lang w:val="en-US"/>
+        </w:rPr>
+        <w:t xml:space="preserve">Hoge </w:t>
+      </w:r>
+      <w:proofErr w:type="spellStart"/>
+      <w:r>
+        <w:rPr>
+          <w:lang w:val="en-US"/>
+        </w:rPr>
+        <w:t>snelheid</w:t>
+      </w:r>
+      <w:proofErr w:type="spellEnd"/>
+      <w:r>
+        <w:rPr>
+          <w:lang w:val="en-US"/>
+        </w:rPr>
+        <w:t xml:space="preserve">, </w:t>
+      </w:r>
+      <w:proofErr w:type="spellStart"/>
+      <w:r>
+        <w:rPr>
+          <w:lang w:val="en-US"/>
+        </w:rPr>
+        <w:t>zoals</w:t>
+      </w:r>
+      <w:proofErr w:type="spellEnd"/>
+      <w:r>
+        <w:rPr>
+          <w:lang w:val="en-US"/>
+        </w:rPr>
+        <w:t xml:space="preserve"> RAM</w:t>
+      </w:r>
+    </w:p>
+    <w:p>
+      <w:pPr>
+        <w:pStyle w:val="ListParagraph"/>
+        <w:numPr>
+          <w:ilvl w:val="0"/>
+          <w:numId w:val="66"/>
+        </w:numPr>
+        <w:rPr>
+          <w:lang w:val="en-US"/>
+        </w:rPr>
+      </w:pPr>
+      <w:proofErr w:type="spellStart"/>
+      <w:r>
+        <w:rPr>
+          <w:lang w:val="en-US"/>
+        </w:rPr>
+        <w:t>Niet</w:t>
+      </w:r>
+      <w:proofErr w:type="spellEnd"/>
+      <w:r>
+        <w:rPr>
+          <w:lang w:val="en-US"/>
+        </w:rPr>
+        <w:t xml:space="preserve"> volatile, </w:t>
+      </w:r>
+      <w:proofErr w:type="spellStart"/>
+      <w:r>
+        <w:rPr>
+          <w:lang w:val="en-US"/>
+        </w:rPr>
+        <w:t>zoals</w:t>
+      </w:r>
+      <w:proofErr w:type="spellEnd"/>
+      <w:r>
+        <w:rPr>
+          <w:lang w:val="en-US"/>
+        </w:rPr>
+        <w:t xml:space="preserve"> EEPROM</w:t>
+      </w:r>
+    </w:p>
+    <w:p>
+      <w:pPr>
+        <w:pStyle w:val="ListParagraph"/>
+        <w:numPr>
+          <w:ilvl w:val="0"/>
+          <w:numId w:val="66"/>
+        </w:numPr>
+        <w:rPr>
+          <w:lang w:val="en-US"/>
+        </w:rPr>
+      </w:pPr>
+      <w:r>
+        <w:rPr>
+          <w:lang w:val="en-US"/>
+        </w:rPr>
+        <w:t>Meer write cycles (10</w:t>
+      </w:r>
+      <w:r>
+        <w:rPr>
+          <w:vertAlign w:val="superscript"/>
+          <w:lang w:val="en-US"/>
+        </w:rPr>
+        <w:t>14</w:t>
+      </w:r>
+      <w:r>
+        <w:rPr>
+          <w:lang w:val="en-US"/>
+        </w:rPr>
+        <w:t>)</w:t>
+      </w:r>
+    </w:p>
+    <w:p>
+      <w:pPr>
+        <w:pStyle w:val="ListParagraph"/>
+        <w:numPr>
+          <w:ilvl w:val="0"/>
+          <w:numId w:val="66"/>
+        </w:numPr>
+        <w:rPr>
+          <w:lang w:val="en-US"/>
+        </w:rPr>
+      </w:pPr>
+      <w:proofErr w:type="spellStart"/>
+      <w:r>
+        <w:rPr>
+          <w:lang w:val="en-US"/>
+        </w:rPr>
+        <w:t>Zuiniger</w:t>
+      </w:r>
+      <w:proofErr w:type="spellEnd"/>
+    </w:p>
+    <w:p>
+      <w:pPr>
+        <w:rPr>
+          <w:lang w:val="en-US"/>
+        </w:rPr>
+      </w:pPr>
+    </w:p>
+    <w:p>
+      <w:pPr>
+        <w:rPr>
+          <w:lang w:val="en-US"/>
+        </w:rPr>
+      </w:pPr>
+      <w:proofErr w:type="spellStart"/>
+      <w:r>
+        <w:rPr>
+          <w:lang w:val="en-US"/>
+        </w:rPr>
+        <w:t>Keuze</w:t>
+      </w:r>
+      <w:proofErr w:type="spellEnd"/>
+      <w:r>
+        <w:rPr>
+          <w:lang w:val="en-US"/>
+        </w:rPr>
+        <w:t>:</w:t>
+      </w:r>
+      <w:hyperlink r:id="rId122" w:history="1">
+        <w:r>
+          <w:rPr>
+            <w:rStyle w:val="Hyperlink"/>
+            <w:lang w:val="en-US"/>
+          </w:rPr>
+          <w:t xml:space="preserve"> FM24V01</w:t>
+        </w:r>
+        <w:r>
+          <w:rPr>
+            <w:rStyle w:val="Hyperlink"/>
+            <w:lang w:val="en-US"/>
+          </w:rPr>
+          <w:t>A</w:t>
+        </w:r>
+        <w:r>
+          <w:rPr>
+            <w:rStyle w:val="Hyperlink"/>
+            <w:lang w:val="en-US"/>
+          </w:rPr>
+          <w:t>-</w:t>
+        </w:r>
+        <w:r>
+          <w:rPr>
+            <w:rStyle w:val="Hyperlink"/>
+            <w:lang w:val="en-US"/>
+          </w:rPr>
+          <w:t>GTR</w:t>
         </w:r>
       </w:hyperlink>
       <w:r>
@@ -17557,44 +18192,37 @@
         </w:rPr>
         <w:t xml:space="preserve"> (</w:t>
       </w:r>
-      <w:proofErr w:type="spellStart"/>
-      <w:r>
-        <w:rPr>
-          <w:lang w:val="en-US"/>
-        </w:rPr>
-        <w:fldChar w:fldCharType="begin"/>
-      </w:r>
-      <w:r>
-        <w:rPr>
-          <w:lang w:val="en-US"/>
-        </w:rPr>
-        <w:instrText>HYPERLINK "https://www.digikey.be/nl/products/detail/infineon-technologies/FM24V01A-GTR/5210532"</w:instrText>
-      </w:r>
-      <w:r>
-        <w:rPr>
-          <w:lang w:val="en-US"/>
-        </w:rPr>
-      </w:r>
-      <w:r>
-        <w:rPr>
-          <w:lang w:val="en-US"/>
-        </w:rPr>
-        <w:fldChar w:fldCharType="separate"/>
-      </w:r>
-      <w:r>
-        <w:rPr>
-          <w:rStyle w:val="Hyperlink"/>
-          <w:lang w:val="en-US"/>
-        </w:rPr>
-        <w:t>Digikey</w:t>
-      </w:r>
-      <w:proofErr w:type="spellEnd"/>
-      <w:r>
-        <w:rPr>
-          <w:lang w:val="en-US"/>
-        </w:rPr>
-        <w:fldChar w:fldCharType="end"/>
-      </w:r>
+      <w:r>
+        <w:rPr>
+          <w:lang w:val="en-US"/>
+        </w:rPr>
+        <w:t xml:space="preserve">€2.99 </w:t>
+      </w:r>
+      <w:hyperlink r:id="rId123" w:history="1">
+        <w:proofErr w:type="spellStart"/>
+        <w:r>
+          <w:rPr>
+            <w:rStyle w:val="Hyperlink"/>
+            <w:lang w:val="en-US"/>
+          </w:rPr>
+          <w:t>Di</w:t>
+        </w:r>
+        <w:r>
+          <w:rPr>
+            <w:rStyle w:val="Hyperlink"/>
+            <w:lang w:val="en-US"/>
+          </w:rPr>
+          <w:t>g</w:t>
+        </w:r>
+        <w:r>
+          <w:rPr>
+            <w:rStyle w:val="Hyperlink"/>
+            <w:lang w:val="en-US"/>
+          </w:rPr>
+          <w:t>ikey</w:t>
+        </w:r>
+        <w:proofErr w:type="spellEnd"/>
+      </w:hyperlink>
       <w:r>
         <w:rPr>
           <w:lang w:val="en-US"/>
@@ -17613,24 +18241,23 @@
       <w:pPr>
         <w:pStyle w:val="Heading1"/>
       </w:pPr>
-      <w:bookmarkStart w:id="50" w:name="_Toc225503321"/>
-      <w:r>
-        <w:lastRenderedPageBreak/>
+      <w:bookmarkStart w:id="51" w:name="_Toc227516442"/>
+      <w:r>
         <w:t>Battery management system</w:t>
       </w:r>
-      <w:bookmarkEnd w:id="50"/>
+      <w:bookmarkEnd w:id="51"/>
     </w:p>
     <w:p>
       <w:pPr>
         <w:pStyle w:val="Heading2"/>
         <w:spacing w:before="0"/>
       </w:pPr>
-      <w:bookmarkStart w:id="51" w:name="_Toc225503322"/>
+      <w:bookmarkStart w:id="52" w:name="_Toc227516443"/>
       <w:proofErr w:type="spellStart"/>
       <w:r>
         <w:t>Batterijen</w:t>
       </w:r>
-      <w:bookmarkEnd w:id="51"/>
+      <w:bookmarkEnd w:id="52"/>
       <w:proofErr w:type="spellEnd"/>
     </w:p>
     <w:p>
@@ -17654,7 +18281,7 @@
       <w:r>
         <w:t xml:space="preserve">Slechte productiekwaliteit kan gevaarlijk zijn: </w:t>
       </w:r>
-      <w:hyperlink r:id="rId120" w:anchor="battery-quality-report" w:history="1">
+      <w:hyperlink r:id="rId124" w:anchor="battery-quality-report" w:history="1">
         <w:r>
           <w:rPr>
             <w:rStyle w:val="Hyperlink"/>
@@ -17670,7 +18297,7 @@
       <w:pPr>
         <w:pStyle w:val="Heading2"/>
       </w:pPr>
-      <w:bookmarkStart w:id="52" w:name="_Toc225503323"/>
+      <w:bookmarkStart w:id="53" w:name="_Toc227516444"/>
       <w:r>
         <w:rPr>
           <w:lang w:val="nl-BE"/>
@@ -17684,7 +18311,7 @@
         </w:rPr>
         <w:t>sharing</w:t>
       </w:r>
-      <w:bookmarkEnd w:id="52"/>
+      <w:bookmarkEnd w:id="53"/>
       <w:proofErr w:type="spellEnd"/>
     </w:p>
     <w:p>
@@ -17693,7 +18320,7 @@
           <w:lang w:val="en-US"/>
         </w:rPr>
       </w:pPr>
-      <w:hyperlink r:id="rId121" w:history="1">
+      <w:hyperlink r:id="rId125" w:history="1">
         <w:r>
           <w:rPr>
             <w:rStyle w:val="Hyperlink"/>
@@ -17751,7 +18378,7 @@
                     <pic:cNvPicPr/>
                   </pic:nvPicPr>
                   <pic:blipFill>
-                    <a:blip r:embed="rId122"/>
+                    <a:blip r:embed="rId126"/>
                     <a:stretch>
                       <a:fillRect/>
                     </a:stretch>
@@ -17810,12 +18437,12 @@
       <w:pPr>
         <w:pStyle w:val="Heading2"/>
       </w:pPr>
-      <w:bookmarkStart w:id="53" w:name="_Toc225503324"/>
+      <w:bookmarkStart w:id="54" w:name="_Toc227516445"/>
       <w:proofErr w:type="spellStart"/>
       <w:r>
         <w:t>Laadstroom</w:t>
       </w:r>
-      <w:bookmarkEnd w:id="53"/>
+      <w:bookmarkEnd w:id="54"/>
       <w:proofErr w:type="spellEnd"/>
     </w:p>
     <w:p>
@@ -17956,6 +18583,7 @@
         <w:rPr>
           <w:noProof/>
         </w:rPr>
+        <w:lastRenderedPageBreak/>
         <w:drawing>
           <wp:inline distT="0" distB="0" distL="0" distR="0" wp14:anchorId="59319F3E" wp14:editId="3641A19A">
             <wp:extent cx="5760720" cy="1437005"/>
@@ -17972,7 +18600,7 @@
                     <pic:cNvPicPr/>
                   </pic:nvPicPr>
                   <pic:blipFill>
-                    <a:blip r:embed="rId123"/>
+                    <a:blip r:embed="rId127"/>
                     <a:stretch>
                       <a:fillRect/>
                     </a:stretch>
@@ -18111,7 +18739,6 @@
         <w:ind w:left="0"/>
       </w:pPr>
       <w:r>
-        <w:lastRenderedPageBreak/>
         <w:t xml:space="preserve">Er is een IC nodig dat de juiste stroom kan trekken afhankelijk van de </w:t>
       </w:r>
       <w:proofErr w:type="gramStart"/>
@@ -18221,7 +18848,7 @@
         <w:pStyle w:val="ListParagraph"/>
         <w:ind w:left="708"/>
       </w:pPr>
-      <w:hyperlink r:id="rId124" w:history="1">
+      <w:hyperlink r:id="rId128" w:history="1">
         <w:r>
           <w:rPr>
             <w:rStyle w:val="Hyperlink"/>
@@ -18485,7 +19112,7 @@
       <w:pPr>
         <w:pStyle w:val="Heading2"/>
       </w:pPr>
-      <w:bookmarkStart w:id="54" w:name="_Toc225503325"/>
+      <w:bookmarkStart w:id="55" w:name="_Toc227516446"/>
       <w:proofErr w:type="spellStart"/>
       <w:r>
         <w:t>Opties</w:t>
@@ -18497,67 +19124,67 @@
       <w:proofErr w:type="spellStart"/>
       <w:r>
         <w:t>laders</w:t>
-      </w:r>
-      <w:bookmarkEnd w:id="54"/>
-      <w:proofErr w:type="spellEnd"/>
-    </w:p>
-    <w:p>
-      <w:r>
-        <w:t>TP4056</w:t>
-      </w:r>
-      <w:r>
-        <w:t>: m</w:t>
-      </w:r>
-      <w:r>
-        <w:t xml:space="preserve">ax. 1A, geen load </w:t>
-      </w:r>
-      <w:proofErr w:type="spellStart"/>
-      <w:r>
-        <w:t>sharing</w:t>
-      </w:r>
-      <w:proofErr w:type="spellEnd"/>
-      <w:r>
-        <w:t>, niet gesch</w:t>
-      </w:r>
-      <w:r>
-        <w:t>ikt</w:t>
-      </w:r>
-    </w:p>
-    <w:p>
-      <w:pPr>
-        <w:pStyle w:val="Heading3"/>
-      </w:pPr>
-      <w:bookmarkStart w:id="55" w:name="_Toc225503326"/>
-      <w:r>
-        <w:t xml:space="preserve">Power </w:t>
-      </w:r>
-      <w:proofErr w:type="spellStart"/>
-      <w:r>
-        <w:t>path</w:t>
-      </w:r>
-      <w:proofErr w:type="spellEnd"/>
-      <w:r>
-        <w:t xml:space="preserve"> </w:t>
-      </w:r>
-      <w:proofErr w:type="spellStart"/>
-      <w:r>
-        <w:t>IC’s</w:t>
-      </w:r>
-      <w:proofErr w:type="spellEnd"/>
-      <w:r>
-        <w:t xml:space="preserve"> met selecteerbare </w:t>
-      </w:r>
-      <w:proofErr w:type="spellStart"/>
-      <w:r>
-        <w:t>ingang</w:t>
-      </w:r>
-      <w:r>
-        <w:t>stroom</w:t>
       </w:r>
       <w:bookmarkEnd w:id="55"/>
       <w:proofErr w:type="spellEnd"/>
     </w:p>
     <w:p>
+      <w:r>
+        <w:t>TP4056</w:t>
+      </w:r>
+      <w:r>
+        <w:t>: m</w:t>
+      </w:r>
+      <w:r>
+        <w:t xml:space="preserve">ax. 1A, geen load </w:t>
+      </w:r>
+      <w:proofErr w:type="spellStart"/>
+      <w:r>
+        <w:t>sharing</w:t>
+      </w:r>
+      <w:proofErr w:type="spellEnd"/>
+      <w:r>
+        <w:t>, niet gesch</w:t>
+      </w:r>
+      <w:r>
+        <w:t>ikt</w:t>
+      </w:r>
+    </w:p>
+    <w:p>
+      <w:pPr>
+        <w:pStyle w:val="Heading3"/>
+      </w:pPr>
+      <w:bookmarkStart w:id="56" w:name="_Toc227516447"/>
+      <w:r>
+        <w:t xml:space="preserve">Power </w:t>
+      </w:r>
+      <w:proofErr w:type="spellStart"/>
+      <w:r>
+        <w:t>path</w:t>
+      </w:r>
+      <w:proofErr w:type="spellEnd"/>
+      <w:r>
+        <w:t xml:space="preserve"> </w:t>
+      </w:r>
+      <w:proofErr w:type="spellStart"/>
+      <w:r>
+        <w:t>IC’s</w:t>
+      </w:r>
+      <w:proofErr w:type="spellEnd"/>
+      <w:r>
+        <w:t xml:space="preserve"> met selecteerbare </w:t>
+      </w:r>
+      <w:proofErr w:type="spellStart"/>
+      <w:r>
+        <w:t>ingang</w:t>
+      </w:r>
+      <w:r>
+        <w:t>stroom</w:t>
+      </w:r>
+      <w:bookmarkEnd w:id="56"/>
+      <w:proofErr w:type="spellEnd"/>
+    </w:p>
+    <w:p>
       <w:pPr>
         <w:rPr>
           <w:lang w:val="en-US"/>
@@ -18585,7 +19212,7 @@
       <w:r>
         <w:t xml:space="preserve"> </w:t>
       </w:r>
-      <w:hyperlink r:id="rId125" w:history="1">
+      <w:hyperlink r:id="rId129" w:history="1">
         <w:r>
           <w:rPr>
             <w:rStyle w:val="Hyperlink"/>
@@ -18658,7 +19285,7 @@
           <w:lang w:val="en-US"/>
         </w:rPr>
       </w:pPr>
-      <w:hyperlink r:id="rId126" w:history="1">
+      <w:hyperlink r:id="rId130" w:history="1">
         <w:r>
           <w:rPr>
             <w:rStyle w:val="Hyperlink"/>
@@ -18759,7 +19386,7 @@
           <w:lang w:val="en-US"/>
         </w:rPr>
       </w:pPr>
-      <w:hyperlink r:id="rId127" w:history="1">
+      <w:hyperlink r:id="rId131" w:history="1">
         <w:r>
           <w:rPr>
             <w:rStyle w:val="Hyperlink"/>
@@ -18877,7 +19504,7 @@
           <w:lang w:val="en-US"/>
         </w:rPr>
       </w:pPr>
-      <w:hyperlink r:id="rId128" w:history="1">
+      <w:hyperlink r:id="rId132" w:history="1">
         <w:r>
           <w:rPr>
             <w:rStyle w:val="Hyperlink"/>
@@ -18991,7 +19618,6 @@
           <w:noProof/>
           <w:lang w:val="en-US"/>
         </w:rPr>
-        <w:lastRenderedPageBreak/>
         <w:drawing>
           <wp:inline distT="0" distB="0" distL="0" distR="0" wp14:anchorId="373B969A" wp14:editId="100E0FBA">
             <wp:extent cx="3511550" cy="2042212"/>
@@ -19008,7 +19634,7 @@
                     <pic:cNvPicPr/>
                   </pic:nvPicPr>
                   <pic:blipFill>
-                    <a:blip r:embed="rId129"/>
+                    <a:blip r:embed="rId133"/>
                     <a:stretch>
                       <a:fillRect/>
                     </a:stretch>
@@ -19063,7 +19689,7 @@
       <w:r>
         <w:t xml:space="preserve">van de </w:t>
       </w:r>
-      <w:hyperlink r:id="rId130" w:history="1">
+      <w:hyperlink r:id="rId134" w:history="1">
         <w:r>
           <w:rPr>
             <w:rStyle w:val="Hyperlink"/>
@@ -19117,7 +19743,7 @@
           <w:lang w:val="en-US"/>
         </w:rPr>
       </w:pPr>
-      <w:hyperlink r:id="rId131" w:history="1">
+      <w:hyperlink r:id="rId135" w:history="1">
         <w:r>
           <w:rPr>
             <w:rStyle w:val="Hyperlink"/>
@@ -19221,7 +19847,7 @@
           <w:lang w:val="en-US"/>
         </w:rPr>
       </w:pPr>
-      <w:hyperlink r:id="rId132" w:history="1">
+      <w:hyperlink r:id="rId136" w:history="1">
         <w:r>
           <w:rPr>
             <w:rStyle w:val="Hyperlink"/>
@@ -19416,7 +20042,7 @@
       <w:pPr>
         <w:pStyle w:val="Heading3"/>
       </w:pPr>
-      <w:bookmarkStart w:id="56" w:name="_Toc225503327"/>
+      <w:bookmarkStart w:id="57" w:name="_Toc227516448"/>
       <w:proofErr w:type="spellStart"/>
       <w:r>
         <w:t>IC’s</w:t>
@@ -19428,7 +20054,7 @@
       <w:r>
         <w:t>etectie</w:t>
       </w:r>
-      <w:bookmarkEnd w:id="56"/>
+      <w:bookmarkEnd w:id="57"/>
     </w:p>
     <w:p>
       <w:r>
@@ -19458,7 +20084,7 @@
           <w:lang w:val="en-US"/>
         </w:rPr>
       </w:pPr>
-      <w:hyperlink r:id="rId133" w:history="1">
+      <w:hyperlink r:id="rId137" w:history="1">
         <w:r>
           <w:rPr>
             <w:rStyle w:val="Hyperlink"/>
@@ -19648,7 +20274,7 @@
                     <pic:cNvPicPr/>
                   </pic:nvPicPr>
                   <pic:blipFill>
-                    <a:blip r:embed="rId134"/>
+                    <a:blip r:embed="rId138"/>
                     <a:stretch>
                       <a:fillRect/>
                     </a:stretch>
@@ -19686,7 +20312,7 @@
           <w:numId w:val="66"/>
         </w:numPr>
       </w:pPr>
-      <w:hyperlink r:id="rId135" w:history="1">
+      <w:hyperlink r:id="rId139" w:history="1">
         <w:r>
           <w:rPr>
             <w:rStyle w:val="Hyperlink"/>
@@ -19703,7 +20329,7 @@
           <w:numId w:val="66"/>
         </w:numPr>
       </w:pPr>
-      <w:hyperlink r:id="rId136" w:history="1">
+      <w:hyperlink r:id="rId140" w:history="1">
         <w:r>
           <w:rPr>
             <w:rStyle w:val="Hyperlink"/>
@@ -19720,7 +20346,7 @@
           <w:numId w:val="66"/>
         </w:numPr>
       </w:pPr>
-      <w:hyperlink r:id="rId137" w:tgtFrame="_blank" w:history="1">
+      <w:hyperlink r:id="rId141" w:tgtFrame="_blank" w:history="1">
         <w:r>
           <w:rPr>
             <w:rStyle w:val="Hyperlink"/>
@@ -19817,7 +20443,7 @@
                     <pic:cNvPicPr/>
                   </pic:nvPicPr>
                   <pic:blipFill>
-                    <a:blip r:embed="rId138"/>
+                    <a:blip r:embed="rId142"/>
                     <a:stretch>
                       <a:fillRect/>
                     </a:stretch>
@@ -19905,7 +20531,7 @@
           <w:lang w:val="en-US"/>
         </w:rPr>
       </w:pPr>
-      <w:hyperlink r:id="rId139" w:history="1">
+      <w:hyperlink r:id="rId143" w:history="1">
         <w:r>
           <w:rPr>
             <w:rStyle w:val="Hyperlink"/>
@@ -19926,7 +20552,7 @@
           <w:lang w:val="en-US"/>
         </w:rPr>
       </w:pPr>
-      <w:hyperlink r:id="rId140" w:history="1">
+      <w:hyperlink r:id="rId144" w:history="1">
         <w:r>
           <w:rPr>
             <w:rStyle w:val="Hyperlink"/>
@@ -19944,7 +20570,7 @@
           <w:numId w:val="66"/>
         </w:numPr>
       </w:pPr>
-      <w:hyperlink r:id="rId141" w:tgtFrame="_blank" w:history="1">
+      <w:hyperlink r:id="rId145" w:tgtFrame="_blank" w:history="1">
         <w:r>
           <w:rPr>
             <w:rStyle w:val="Hyperlink"/>
@@ -19982,7 +20608,7 @@
           <w:numId w:val="66"/>
         </w:numPr>
       </w:pPr>
-      <w:hyperlink r:id="rId142" w:history="1">
+      <w:hyperlink r:id="rId146" w:history="1">
         <w:r>
           <w:rPr>
             <w:rStyle w:val="Hyperlink"/>
@@ -20008,7 +20634,7 @@
       <w:pPr>
         <w:pStyle w:val="Heading2"/>
       </w:pPr>
-      <w:bookmarkStart w:id="57" w:name="_Toc225503328"/>
+      <w:bookmarkStart w:id="58" w:name="_Toc227516449"/>
       <w:r>
         <w:t xml:space="preserve">BMS </w:t>
       </w:r>
@@ -20016,7 +20642,7 @@
       <w:r>
         <w:t>uitgang</w:t>
       </w:r>
-      <w:bookmarkEnd w:id="57"/>
+      <w:bookmarkEnd w:id="58"/>
       <w:proofErr w:type="spellEnd"/>
     </w:p>
     <w:p>
@@ -20060,7 +20686,7 @@
                     <pic:cNvPicPr/>
                   </pic:nvPicPr>
                   <pic:blipFill>
-                    <a:blip r:embed="rId143"/>
+                    <a:blip r:embed="rId147"/>
                     <a:stretch>
                       <a:fillRect/>
                     </a:stretch>
@@ -20121,7 +20747,7 @@
                     <pic:cNvPicPr/>
                   </pic:nvPicPr>
                   <pic:blipFill>
-                    <a:blip r:embed="rId144"/>
+                    <a:blip r:embed="rId148"/>
                     <a:stretch>
                       <a:fillRect/>
                     </a:stretch>
@@ -20291,7 +20917,7 @@
       <w:r>
         <w:t>(</w:t>
       </w:r>
-      <w:hyperlink r:id="rId145" w:history="1">
+      <w:hyperlink r:id="rId149" w:history="1">
         <w:r>
           <w:rPr>
             <w:rStyle w:val="Hyperlink"/>
@@ -20507,7 +21133,7 @@
       <w:pPr>
         <w:pStyle w:val="Heading2"/>
       </w:pPr>
-      <w:bookmarkStart w:id="58" w:name="_Toc225503329"/>
+      <w:bookmarkStart w:id="59" w:name="_Toc227516450"/>
       <w:proofErr w:type="spellStart"/>
       <w:r>
         <w:lastRenderedPageBreak/>
@@ -20517,7 +21143,7 @@
       <w:r>
         <w:t xml:space="preserve"> - buck/boost/LDO</w:t>
       </w:r>
-      <w:bookmarkEnd w:id="58"/>
+      <w:bookmarkEnd w:id="59"/>
     </w:p>
     <w:p>
       <w:pPr>
@@ -20527,22 +21153,22 @@
           <w:lang w:val="en-US"/>
         </w:rPr>
       </w:pPr>
-      <w:bookmarkStart w:id="59" w:name="_Toc225503330"/>
+      <w:bookmarkStart w:id="60" w:name="_Toc227516451"/>
       <w:r>
         <w:rPr>
           <w:lang w:val="en-US"/>
         </w:rPr>
         <w:t>3.3V LDO</w:t>
       </w:r>
-      <w:bookmarkEnd w:id="59"/>
-    </w:p>
-    <w:p>
-      <w:pPr>
-        <w:rPr>
-          <w:lang w:val="en-US"/>
-        </w:rPr>
-      </w:pPr>
-      <w:hyperlink r:id="rId146" w:history="1">
+      <w:bookmarkEnd w:id="60"/>
+    </w:p>
+    <w:p>
+      <w:pPr>
+        <w:rPr>
+          <w:lang w:val="en-US"/>
+        </w:rPr>
+      </w:pPr>
+      <w:hyperlink r:id="rId150" w:history="1">
         <w:r>
           <w:rPr>
             <w:rStyle w:val="Hyperlink"/>
@@ -20570,7 +21196,7 @@
           <w:lang w:val="en-US"/>
         </w:rPr>
       </w:pPr>
-      <w:hyperlink r:id="rId147" w:history="1">
+      <w:hyperlink r:id="rId151" w:history="1">
         <w:r>
           <w:rPr>
             <w:rStyle w:val="Hyperlink"/>
@@ -20585,7 +21211,7 @@
         </w:rPr>
         <w:t xml:space="preserve"> of </w:t>
       </w:r>
-      <w:hyperlink r:id="rId148" w:history="1">
+      <w:hyperlink r:id="rId152" w:history="1">
         <w:r>
           <w:rPr>
             <w:rStyle w:val="Hyperlink"/>
@@ -20673,7 +21299,7 @@
           <w:numId w:val="66"/>
         </w:numPr>
       </w:pPr>
-      <w:hyperlink r:id="rId149" w:history="1">
+      <w:hyperlink r:id="rId153" w:history="1">
         <w:r>
           <w:rPr>
             <w:rStyle w:val="Hyperlink"/>
@@ -20690,7 +21316,7 @@
           <w:numId w:val="66"/>
         </w:numPr>
       </w:pPr>
-      <w:hyperlink r:id="rId150" w:history="1">
+      <w:hyperlink r:id="rId154" w:history="1">
         <w:r>
           <w:rPr>
             <w:rStyle w:val="Hyperlink"/>
@@ -20839,7 +21465,7 @@
           <w:lang w:val="en-US"/>
         </w:rPr>
       </w:pPr>
-      <w:hyperlink r:id="rId151" w:history="1">
+      <w:hyperlink r:id="rId155" w:history="1">
         <w:r>
           <w:rPr>
             <w:rStyle w:val="Hyperlink"/>
@@ -20866,7 +21492,7 @@
         </w:rPr>
         <w:t xml:space="preserve">€0.43 </w:t>
       </w:r>
-      <w:hyperlink r:id="rId152" w:history="1">
+      <w:hyperlink r:id="rId156" w:history="1">
         <w:proofErr w:type="spellStart"/>
         <w:r>
           <w:rPr>
@@ -20956,7 +21582,7 @@
       <w:pPr>
         <w:pStyle w:val="Heading3"/>
       </w:pPr>
-      <w:bookmarkStart w:id="60" w:name="_Toc225503331"/>
+      <w:bookmarkStart w:id="61" w:name="_Toc227516452"/>
       <w:r>
         <w:t xml:space="preserve">3.3V </w:t>
       </w:r>
@@ -20964,7 +21590,7 @@
       <w:r>
         <w:t>buck</w:t>
       </w:r>
-      <w:bookmarkEnd w:id="60"/>
+      <w:bookmarkEnd w:id="61"/>
       <w:proofErr w:type="spellEnd"/>
     </w:p>
     <w:p>
@@ -20975,7 +21601,7 @@
           <w:numId w:val="66"/>
         </w:numPr>
       </w:pPr>
-      <w:hyperlink r:id="rId153" w:history="1">
+      <w:hyperlink r:id="rId157" w:history="1">
         <w:r>
           <w:rPr>
             <w:rStyle w:val="Hyperlink"/>
@@ -20995,7 +21621,7 @@
       <w:r>
         <w:t xml:space="preserve">€1.28 </w:t>
       </w:r>
-      <w:hyperlink r:id="rId154" w:history="1">
+      <w:hyperlink r:id="rId158" w:history="1">
         <w:proofErr w:type="spellStart"/>
         <w:r>
           <w:rPr>
@@ -21008,7 +21634,7 @@
       <w:r>
         <w:t xml:space="preserve">, </w:t>
       </w:r>
-      <w:hyperlink r:id="rId155" w:history="1">
+      <w:hyperlink r:id="rId159" w:history="1">
         <w:proofErr w:type="spellStart"/>
         <w:r>
           <w:rPr>
@@ -21110,7 +21736,7 @@
         </w:rPr>
         <w:t xml:space="preserve">Package: </w:t>
       </w:r>
-      <w:hyperlink r:id="rId156" w:tgtFrame="_blank" w:history="1">
+      <w:hyperlink r:id="rId160" w:tgtFrame="_blank" w:history="1">
         <w:r>
           <w:rPr>
             <w:rStyle w:val="Hyperlink"/>
@@ -21130,7 +21756,7 @@
           <w:lang w:val="en-US"/>
         </w:rPr>
       </w:pPr>
-      <w:hyperlink r:id="rId157" w:history="1">
+      <w:hyperlink r:id="rId161" w:history="1">
         <w:r>
           <w:rPr>
             <w:rStyle w:val="Hyperlink"/>
@@ -21157,7 +21783,7 @@
         </w:rPr>
         <w:t xml:space="preserve">€1.42 </w:t>
       </w:r>
-      <w:hyperlink r:id="rId158" w:history="1">
+      <w:hyperlink r:id="rId162" w:history="1">
         <w:r>
           <w:rPr>
             <w:rStyle w:val="Hyperlink"/>
@@ -21240,7 +21866,7 @@
           <w:lang w:val="en-US"/>
         </w:rPr>
       </w:pPr>
-      <w:hyperlink r:id="rId159" w:history="1">
+      <w:hyperlink r:id="rId163" w:history="1">
         <w:r>
           <w:rPr>
             <w:rStyle w:val="Hyperlink"/>
@@ -21256,7 +21882,7 @@
       <w:pPr>
         <w:pStyle w:val="Heading3"/>
       </w:pPr>
-      <w:bookmarkStart w:id="61" w:name="_Toc225503332"/>
+      <w:bookmarkStart w:id="62" w:name="_Toc227516453"/>
       <w:r>
         <w:t xml:space="preserve">3.3V </w:t>
       </w:r>
@@ -21268,7 +21894,7 @@
       <w:r>
         <w:t xml:space="preserve"> + LDO</w:t>
       </w:r>
-      <w:bookmarkEnd w:id="61"/>
+      <w:bookmarkEnd w:id="62"/>
     </w:p>
     <w:p>
       <w:pPr>
@@ -21281,7 +21907,7 @@
           <w:lang w:val="en-US"/>
         </w:rPr>
       </w:pPr>
-      <w:hyperlink r:id="rId160" w:history="1">
+      <w:hyperlink r:id="rId164" w:history="1">
         <w:r>
           <w:rPr>
             <w:rStyle w:val="Hyperlink"/>
@@ -21302,7 +21928,7 @@
           <w:lang w:val="en-US"/>
         </w:rPr>
       </w:pPr>
-      <w:hyperlink r:id="rId161" w:tgtFrame="_blank" w:history="1">
+      <w:hyperlink r:id="rId165" w:tgtFrame="_blank" w:history="1">
         <w:r>
           <w:rPr>
             <w:rStyle w:val="Hyperlink"/>
@@ -21344,7 +21970,7 @@
                     <pic:cNvPicPr/>
                   </pic:nvPicPr>
                   <pic:blipFill>
-                    <a:blip r:embed="rId162"/>
+                    <a:blip r:embed="rId166"/>
                     <a:stretch>
                       <a:fillRect/>
                     </a:stretch>
@@ -21428,7 +22054,7 @@
       <w:pPr>
         <w:pStyle w:val="Heading3"/>
       </w:pPr>
-      <w:bookmarkStart w:id="62" w:name="_Toc225503333"/>
+      <w:bookmarkStart w:id="63" w:name="_Toc227516454"/>
       <w:r>
         <w:t xml:space="preserve">3.3V </w:t>
       </w:r>
@@ -21440,7 +22066,7 @@
       <w:r>
         <w:t>-boost</w:t>
       </w:r>
-      <w:bookmarkEnd w:id="62"/>
+      <w:bookmarkEnd w:id="63"/>
     </w:p>
     <w:p>
       <w:pPr>
@@ -21450,12 +22076,24 @@
           <w:numId w:val="66"/>
         </w:numPr>
       </w:pPr>
-      <w:hyperlink r:id="rId163" w:history="1">
+      <w:hyperlink r:id="rId167" w:history="1">
         <w:r>
           <w:rPr>
             <w:rStyle w:val="Hyperlink"/>
           </w:rPr>
-          <w:t>RAA236100, RAA236105</w:t>
+          <w:t>RAA236100, RAA</w:t>
+        </w:r>
+        <w:r>
+          <w:rPr>
+            <w:rStyle w:val="Hyperlink"/>
+          </w:rPr>
+          <w:t>2</w:t>
+        </w:r>
+        <w:r>
+          <w:rPr>
+            <w:rStyle w:val="Hyperlink"/>
+          </w:rPr>
+          <w:t>36105</w:t>
         </w:r>
       </w:hyperlink>
     </w:p>
@@ -21471,7 +22109,7 @@
         <w:lastRenderedPageBreak/>
         <w:t xml:space="preserve">€1.5 </w:t>
       </w:r>
-      <w:hyperlink r:id="rId164" w:history="1">
+      <w:hyperlink r:id="rId168" w:history="1">
         <w:proofErr w:type="spellStart"/>
         <w:r>
           <w:rPr>
@@ -21604,7 +22242,7 @@
           <w:lang w:val="en-US"/>
         </w:rPr>
       </w:pPr>
-      <w:hyperlink r:id="rId165" w:history="1">
+      <w:hyperlink r:id="rId169" w:history="1">
         <w:r>
           <w:rPr>
             <w:rStyle w:val="Hyperlink"/>
@@ -21631,7 +22269,7 @@
         </w:rPr>
         <w:t xml:space="preserve">€1.58 </w:t>
       </w:r>
-      <w:hyperlink r:id="rId166" w:history="1">
+      <w:hyperlink r:id="rId170" w:history="1">
         <w:proofErr w:type="spellStart"/>
         <w:r>
           <w:rPr>
@@ -21715,14 +22353,14 @@
       <w:pPr>
         <w:pStyle w:val="Heading3"/>
       </w:pPr>
-      <w:bookmarkStart w:id="63" w:name="_Toc225503334"/>
+      <w:bookmarkStart w:id="64" w:name="_Toc227516455"/>
       <w:r>
         <w:t>5V boost</w:t>
       </w:r>
-      <w:bookmarkEnd w:id="63"/>
-    </w:p>
-    <w:p>
-      <w:hyperlink r:id="rId167" w:history="1">
+      <w:bookmarkEnd w:id="64"/>
+    </w:p>
+    <w:p>
+      <w:hyperlink r:id="rId171" w:history="1">
         <w:proofErr w:type="spellStart"/>
         <w:r>
           <w:rPr>
@@ -21740,7 +22378,7 @@
       </w:hyperlink>
     </w:p>
     <w:p>
-      <w:hyperlink r:id="rId168" w:history="1">
+      <w:hyperlink r:id="rId172" w:history="1">
         <w:proofErr w:type="spellStart"/>
         <w:r>
           <w:rPr>
@@ -21758,7 +22396,7 @@
       </w:hyperlink>
     </w:p>
     <w:p>
-      <w:hyperlink r:id="rId169" w:history="1">
+      <w:hyperlink r:id="rId173" w:history="1">
         <w:r>
           <w:rPr>
             <w:rStyle w:val="Hyperlink"/>
@@ -21775,12 +22413,24 @@
           <w:numId w:val="66"/>
         </w:numPr>
       </w:pPr>
-      <w:hyperlink r:id="rId170" w:history="1">
+      <w:hyperlink r:id="rId174" w:history="1">
         <w:r>
           <w:rPr>
             <w:rStyle w:val="Hyperlink"/>
           </w:rPr>
-          <w:t>TPS61253AYFFT</w:t>
+          <w:t>TPS61</w:t>
+        </w:r>
+        <w:r>
+          <w:rPr>
+            <w:rStyle w:val="Hyperlink"/>
+          </w:rPr>
+          <w:t>2</w:t>
+        </w:r>
+        <w:r>
+          <w:rPr>
+            <w:rStyle w:val="Hyperlink"/>
+          </w:rPr>
+          <w:t>53AYFFT</w:t>
         </w:r>
       </w:hyperlink>
     </w:p>
@@ -21795,25 +22445,13 @@
       <w:r>
         <w:t xml:space="preserve">€1.18 </w:t>
       </w:r>
-      <w:hyperlink r:id="rId171" w:history="1">
+      <w:hyperlink r:id="rId175" w:history="1">
         <w:proofErr w:type="spellStart"/>
         <w:r>
           <w:rPr>
             <w:rStyle w:val="Hyperlink"/>
           </w:rPr>
-          <w:t>m</w:t>
-        </w:r>
-        <w:r>
-          <w:rPr>
-            <w:rStyle w:val="Hyperlink"/>
-          </w:rPr>
-          <w:t>o</w:t>
-        </w:r>
-        <w:r>
-          <w:rPr>
-            <w:rStyle w:val="Hyperlink"/>
-          </w:rPr>
-          <w:t>user</w:t>
+          <w:t>mouser</w:t>
         </w:r>
         <w:proofErr w:type="spellEnd"/>
       </w:hyperlink>
@@ -21915,7 +22553,7 @@
                     <pic:cNvPicPr/>
                   </pic:nvPicPr>
                   <pic:blipFill>
-                    <a:blip r:embed="rId172"/>
+                    <a:blip r:embed="rId176"/>
                     <a:stretch>
                       <a:fillRect/>
                     </a:stretch>
@@ -21944,7 +22582,7 @@
           <w:numId w:val="66"/>
         </w:numPr>
       </w:pPr>
-      <w:hyperlink r:id="rId173" w:history="1">
+      <w:hyperlink r:id="rId177" w:history="1">
         <w:r>
           <w:rPr>
             <w:rStyle w:val="Hyperlink"/>
@@ -21984,12 +22622,24 @@
           <w:numId w:val="66"/>
         </w:numPr>
       </w:pPr>
-      <w:hyperlink r:id="rId174" w:history="1">
+      <w:hyperlink r:id="rId178" w:history="1">
         <w:r>
           <w:rPr>
             <w:rStyle w:val="Hyperlink"/>
           </w:rPr>
-          <w:t>TPS61022</w:t>
+          <w:t>TPS61</w:t>
+        </w:r>
+        <w:r>
+          <w:rPr>
+            <w:rStyle w:val="Hyperlink"/>
+          </w:rPr>
+          <w:t>0</w:t>
+        </w:r>
+        <w:r>
+          <w:rPr>
+            <w:rStyle w:val="Hyperlink"/>
+          </w:rPr>
+          <w:t>22</w:t>
         </w:r>
       </w:hyperlink>
     </w:p>
@@ -22004,7 +22654,7 @@
       <w:r>
         <w:t xml:space="preserve">€ 1.75 </w:t>
       </w:r>
-      <w:hyperlink r:id="rId175" w:history="1">
+      <w:hyperlink r:id="rId179" w:history="1">
         <w:proofErr w:type="spellStart"/>
         <w:r>
           <w:rPr>
@@ -22106,6 +22756,7 @@
       </w:pPr>
       <w:r>
         <w:rPr>
+          <w:noProof/>
           <w:lang w:val="en-US"/>
         </w:rPr>
         <w:drawing>
@@ -22124,7 +22775,7 @@
                     <pic:cNvPicPr/>
                   </pic:nvPicPr>
                   <pic:blipFill>
-                    <a:blip r:embed="rId176"/>
+                    <a:blip r:embed="rId180"/>
                     <a:stretch>
                       <a:fillRect/>
                     </a:stretch>
@@ -22155,6 +22806,7 @@
       </w:pPr>
       <w:r>
         <w:rPr>
+          <w:noProof/>
           <w:lang w:val="en-US"/>
         </w:rPr>
         <w:lastRenderedPageBreak/>
@@ -22174,7 +22826,7 @@
                     <pic:cNvPicPr/>
                   </pic:nvPicPr>
                   <pic:blipFill>
-                    <a:blip r:embed="rId177"/>
+                    <a:blip r:embed="rId181"/>
                     <a:stretch>
                       <a:fillRect/>
                     </a:stretch>
@@ -22200,12 +22852,12 @@
       <w:pPr>
         <w:pStyle w:val="Heading2"/>
       </w:pPr>
-      <w:bookmarkStart w:id="64" w:name="_Toc225503335"/>
+      <w:bookmarkStart w:id="65" w:name="_Toc227516456"/>
       <w:proofErr w:type="spellStart"/>
       <w:r>
         <w:t>Keuze</w:t>
       </w:r>
-      <w:bookmarkEnd w:id="64"/>
+      <w:bookmarkEnd w:id="65"/>
       <w:proofErr w:type="spellEnd"/>
     </w:p>
     <w:p>
@@ -22223,27 +22875,27 @@
         </w:rPr>
         <w:t xml:space="preserve">: </w:t>
       </w:r>
-      <w:hyperlink r:id="rId178" w:history="1">
+      <w:hyperlink r:id="rId182" w:history="1">
         <w:r>
           <w:rPr>
             <w:rStyle w:val="Hyperlink"/>
             <w:lang w:val="en-US"/>
           </w:rPr>
-          <w:t>BQ2</w:t>
+          <w:t>BQ25</w:t>
         </w:r>
         <w:r>
           <w:rPr>
             <w:rStyle w:val="Hyperlink"/>
             <w:lang w:val="en-US"/>
           </w:rPr>
-          <w:t>5</w:t>
+          <w:t>6</w:t>
         </w:r>
         <w:r>
           <w:rPr>
             <w:rStyle w:val="Hyperlink"/>
             <w:lang w:val="en-US"/>
           </w:rPr>
-          <w:t>630</w:t>
+          <w:t>30</w:t>
         </w:r>
       </w:hyperlink>
     </w:p>
@@ -22255,25 +22907,13 @@
           <w:numId w:val="66"/>
         </w:numPr>
       </w:pPr>
-      <w:hyperlink r:id="rId179" w:history="1">
+      <w:hyperlink r:id="rId183" w:history="1">
         <w:proofErr w:type="spellStart"/>
         <w:r>
           <w:rPr>
             <w:rStyle w:val="Hyperlink"/>
           </w:rPr>
-          <w:t>Digik</w:t>
-        </w:r>
-        <w:r>
-          <w:rPr>
-            <w:rStyle w:val="Hyperlink"/>
-          </w:rPr>
-          <w:t>e</w:t>
-        </w:r>
-        <w:r>
-          <w:rPr>
-            <w:rStyle w:val="Hyperlink"/>
-          </w:rPr>
-          <w:t>y</w:t>
+          <w:t>Digikey</w:t>
         </w:r>
         <w:proofErr w:type="spellEnd"/>
       </w:hyperlink>
@@ -22295,7 +22935,7 @@
       <w:r>
         <w:tab/>
       </w:r>
-      <w:hyperlink r:id="rId180" w:history="1">
+      <w:hyperlink r:id="rId184" w:history="1">
         <w:proofErr w:type="spellStart"/>
         <w:r>
           <w:rPr>
@@ -22312,6 +22952,7 @@
       </w:pPr>
       <w:r>
         <w:rPr>
+          <w:noProof/>
           <w:lang w:val="en-US"/>
         </w:rPr>
         <w:drawing>
@@ -22330,7 +22971,7 @@
                     <pic:cNvPicPr/>
                   </pic:nvPicPr>
                   <pic:blipFill>
-                    <a:blip r:embed="rId181"/>
+                    <a:blip r:embed="rId185"/>
                     <a:stretch>
                       <a:fillRect/>
                     </a:stretch>
@@ -22376,7 +23017,7 @@
                     <pic:cNvPicPr/>
                   </pic:nvPicPr>
                   <pic:blipFill>
-                    <a:blip r:embed="rId182"/>
+                    <a:blip r:embed="rId186"/>
                     <a:stretch>
                       <a:fillRect/>
                     </a:stretch>
@@ -22453,13 +23094,27 @@
         </w:rPr>
         <w:t xml:space="preserve"> </w:t>
       </w:r>
-      <w:hyperlink r:id="rId183" w:history="1">
+      <w:hyperlink r:id="rId187" w:history="1">
         <w:r>
           <w:rPr>
             <w:rStyle w:val="Hyperlink"/>
             <w:lang w:val="en-US"/>
           </w:rPr>
-          <w:t>RAA236105</w:t>
+          <w:t>RAA2</w:t>
+        </w:r>
+        <w:r>
+          <w:rPr>
+            <w:rStyle w:val="Hyperlink"/>
+            <w:lang w:val="en-US"/>
+          </w:rPr>
+          <w:t>3</w:t>
+        </w:r>
+        <w:r>
+          <w:rPr>
+            <w:rStyle w:val="Hyperlink"/>
+            <w:lang w:val="en-US"/>
+          </w:rPr>
+          <w:t>6105</w:t>
         </w:r>
       </w:hyperlink>
     </w:p>
@@ -22471,38 +23126,14 @@
           <w:numId w:val="66"/>
         </w:numPr>
       </w:pPr>
-      <w:hyperlink r:id="rId184" w:history="1">
+      <w:hyperlink r:id="rId188" w:history="1">
         <w:proofErr w:type="spellStart"/>
         <w:proofErr w:type="gramStart"/>
         <w:r>
           <w:rPr>
             <w:rStyle w:val="Hyperlink"/>
           </w:rPr>
-          <w:t>m</w:t>
-        </w:r>
-        <w:r>
-          <w:rPr>
-            <w:rStyle w:val="Hyperlink"/>
-          </w:rPr>
-          <w:t>o</w:t>
-        </w:r>
-        <w:r>
-          <w:rPr>
-            <w:rStyle w:val="Hyperlink"/>
-          </w:rPr>
-          <w:t>u</w:t>
-        </w:r>
-        <w:r>
-          <w:rPr>
-            <w:rStyle w:val="Hyperlink"/>
-          </w:rPr>
-          <w:t>s</w:t>
-        </w:r>
-        <w:r>
-          <w:rPr>
-            <w:rStyle w:val="Hyperlink"/>
-          </w:rPr>
-          <w:t>er</w:t>
+          <w:t>mouser</w:t>
         </w:r>
         <w:proofErr w:type="spellEnd"/>
         <w:proofErr w:type="gramEnd"/>
@@ -22525,7 +23156,7 @@
       <w:r>
         <w:tab/>
       </w:r>
-      <w:hyperlink r:id="rId185" w:history="1">
+      <w:hyperlink r:id="rId189" w:history="1">
         <w:proofErr w:type="spellStart"/>
         <w:r>
           <w:rPr>
@@ -22544,6 +23175,9 @@
         <w:pStyle w:val="ListParagraph"/>
       </w:pPr>
       <w:r>
+        <w:rPr>
+          <w:noProof/>
+        </w:rPr>
         <w:drawing>
           <wp:inline distT="0" distB="0" distL="0" distR="0" wp14:anchorId="283379A9" wp14:editId="581861FE">
             <wp:extent cx="1451500" cy="1371600"/>
@@ -22560,7 +23194,7 @@
                     <pic:cNvPicPr/>
                   </pic:nvPicPr>
                   <pic:blipFill>
-                    <a:blip r:embed="rId186"/>
+                    <a:blip r:embed="rId190"/>
                     <a:stretch>
                       <a:fillRect/>
                     </a:stretch>
@@ -22609,7 +23243,7 @@
                     <pic:cNvPicPr/>
                   </pic:nvPicPr>
                   <pic:blipFill>
-                    <a:blip r:embed="rId187"/>
+                    <a:blip r:embed="rId191"/>
                     <a:stretch>
                       <a:fillRect/>
                     </a:stretch>
@@ -22738,27 +23372,40 @@
         </w:rPr>
         <w:t xml:space="preserve"> </w:t>
       </w:r>
-      <w:hyperlink r:id="rId188" w:history="1">
+      <w:hyperlink r:id="rId192" w:history="1">
         <w:r>
           <w:rPr>
             <w:rStyle w:val="Hyperlink"/>
             <w:lang w:val="en-US"/>
           </w:rPr>
-          <w:t>TCR3U</w:t>
+          <w:t>TCR3UG33A,LF</w:t>
         </w:r>
+      </w:hyperlink>
+      <w:r>
+        <w:rPr>
+          <w:lang w:val="en-US"/>
+        </w:rPr>
+        <w:t xml:space="preserve"> </w:t>
+      </w:r>
+      <w:r>
+        <w:rPr>
+          <w:lang w:val="en-US"/>
+        </w:rPr>
+        <w:t xml:space="preserve">(met auto-discharge) </w:t>
+      </w:r>
+      <w:r>
+        <w:rPr>
+          <w:lang w:val="en-US"/>
+        </w:rPr>
+        <w:t xml:space="preserve">of </w:t>
+      </w:r>
+      <w:hyperlink r:id="rId193" w:history="1">
         <w:r>
           <w:rPr>
             <w:rStyle w:val="Hyperlink"/>
             <w:lang w:val="en-US"/>
           </w:rPr>
-          <w:t>G</w:t>
-        </w:r>
-        <w:r>
-          <w:rPr>
-            <w:rStyle w:val="Hyperlink"/>
-            <w:lang w:val="en-US"/>
-          </w:rPr>
-          <w:t>33A,LF</w:t>
+          <w:t>TCR3UG33B,LF</w:t>
         </w:r>
       </w:hyperlink>
       <w:r>
@@ -22771,47 +23418,6 @@
         <w:rPr>
           <w:lang w:val="en-US"/>
         </w:rPr>
-        <w:t xml:space="preserve">(met auto-discharge) </w:t>
-      </w:r>
-      <w:r>
-        <w:rPr>
-          <w:lang w:val="en-US"/>
-        </w:rPr>
-        <w:t xml:space="preserve">of </w:t>
-      </w:r>
-      <w:hyperlink r:id="rId189" w:history="1">
-        <w:r>
-          <w:rPr>
-            <w:rStyle w:val="Hyperlink"/>
-            <w:lang w:val="en-US"/>
-          </w:rPr>
-          <w:t>TCR3UG</w:t>
-        </w:r>
-        <w:r>
-          <w:rPr>
-            <w:rStyle w:val="Hyperlink"/>
-            <w:lang w:val="en-US"/>
-          </w:rPr>
-          <w:t>3</w:t>
-        </w:r>
-        <w:r>
-          <w:rPr>
-            <w:rStyle w:val="Hyperlink"/>
-            <w:lang w:val="en-US"/>
-          </w:rPr>
-          <w:t>3B,LF</w:t>
-        </w:r>
-      </w:hyperlink>
-      <w:r>
-        <w:rPr>
-          <w:lang w:val="en-US"/>
-        </w:rPr>
-        <w:t xml:space="preserve"> </w:t>
-      </w:r>
-      <w:r>
-        <w:rPr>
-          <w:lang w:val="en-US"/>
-        </w:rPr>
         <w:t>(</w:t>
       </w:r>
       <w:proofErr w:type="spellStart"/>
@@ -22913,7 +23519,7 @@
           <w:numId w:val="66"/>
         </w:numPr>
       </w:pPr>
-      <w:hyperlink r:id="rId190" w:history="1">
+      <w:hyperlink r:id="rId194" w:history="1">
         <w:r>
           <w:rPr>
             <w:rStyle w:val="Hyperlink"/>
@@ -22930,7 +23536,7 @@
           <w:numId w:val="66"/>
         </w:numPr>
       </w:pPr>
-      <w:hyperlink r:id="rId191" w:history="1">
+      <w:hyperlink r:id="rId195" w:history="1">
         <w:proofErr w:type="spellStart"/>
         <w:proofErr w:type="gramStart"/>
         <w:r>
@@ -22948,7 +23554,7 @@
       <w:r>
         <w:t xml:space="preserve">, </w:t>
       </w:r>
-      <w:hyperlink r:id="rId192" w:history="1">
+      <w:hyperlink r:id="rId196" w:history="1">
         <w:proofErr w:type="spellStart"/>
         <w:r>
           <w:rPr>
@@ -22968,6 +23574,9 @@
         </w:numPr>
       </w:pPr>
       <w:r>
+        <w:rPr>
+          <w:noProof/>
+        </w:rPr>
         <w:drawing>
           <wp:inline distT="0" distB="0" distL="0" distR="0" wp14:anchorId="1A82DC31" wp14:editId="30EA9884">
             <wp:extent cx="4508500" cy="2565353"/>
@@ -22984,7 +23593,7 @@
                     <pic:cNvPicPr/>
                   </pic:nvPicPr>
                   <pic:blipFill>
-                    <a:blip r:embed="rId193"/>
+                    <a:blip r:embed="rId197"/>
                     <a:stretch>
                       <a:fillRect/>
                     </a:stretch>
@@ -23020,15 +23629,9 @@
         <w:rPr>
           <w:lang w:val="en-US"/>
         </w:rPr>
-        <w:t>TPS61253A</w:t>
-      </w:r>
-      <w:r>
-        <w:rPr>
-          <w:lang w:val="en-US"/>
-        </w:rPr>
-        <w:t xml:space="preserve">: </w:t>
-      </w:r>
-      <w:hyperlink r:id="rId194" w:history="1">
+        <w:t xml:space="preserve">TPS61253A: </w:t>
+      </w:r>
+      <w:hyperlink r:id="rId198" w:history="1">
         <w:r>
           <w:rPr>
             <w:rStyle w:val="Hyperlink"/>
@@ -23043,7 +23646,7 @@
         </w:rPr>
         <w:t xml:space="preserve">, </w:t>
       </w:r>
-      <w:hyperlink r:id="rId195" w:history="1">
+      <w:hyperlink r:id="rId199" w:history="1">
         <w:proofErr w:type="spellStart"/>
         <w:r>
           <w:rPr>
@@ -23097,21 +23700,9 @@
         <w:rPr>
           <w:lang w:val="en-US"/>
         </w:rPr>
-        <w:t>TPS61253</w:t>
-      </w:r>
-      <w:r>
-        <w:rPr>
-          <w:lang w:val="en-US"/>
-        </w:rPr>
-        <w:t>2</w:t>
-      </w:r>
-      <w:r>
-        <w:rPr>
-          <w:lang w:val="en-US"/>
-        </w:rPr>
-        <w:t xml:space="preserve">A: </w:t>
-      </w:r>
-      <w:hyperlink r:id="rId196" w:history="1">
+        <w:t xml:space="preserve">TPS612532A: </w:t>
+      </w:r>
+      <w:hyperlink r:id="rId200" w:history="1">
         <w:r>
           <w:rPr>
             <w:rStyle w:val="Hyperlink"/>
@@ -23126,7 +23717,7 @@
         </w:rPr>
         <w:t xml:space="preserve">, </w:t>
       </w:r>
-      <w:hyperlink r:id="rId197" w:history="1">
+      <w:hyperlink r:id="rId201" w:history="1">
         <w:proofErr w:type="spellStart"/>
         <w:r>
           <w:rPr>
@@ -23174,15 +23765,9 @@
         </w:numPr>
       </w:pPr>
       <w:r>
-        <w:t>TPS61253</w:t>
-      </w:r>
-      <w:r>
-        <w:t>F</w:t>
-      </w:r>
-      <w:r>
-        <w:t xml:space="preserve">: </w:t>
-      </w:r>
-      <w:hyperlink r:id="rId198" w:history="1">
+        <w:t xml:space="preserve">TPS61253F: </w:t>
+      </w:r>
+      <w:hyperlink r:id="rId202" w:history="1">
         <w:proofErr w:type="spellStart"/>
         <w:r>
           <w:rPr>
@@ -23195,7 +23780,7 @@
       <w:r>
         <w:t xml:space="preserve">, </w:t>
       </w:r>
-      <w:hyperlink r:id="rId199" w:history="1">
+      <w:hyperlink r:id="rId203" w:history="1">
         <w:proofErr w:type="spellStart"/>
         <w:r>
           <w:rPr>
@@ -23249,7 +23834,7 @@
       <w:pPr>
         <w:pStyle w:val="Heading1"/>
       </w:pPr>
-      <w:bookmarkStart w:id="65" w:name="_Toc225503338"/>
+      <w:bookmarkStart w:id="66" w:name="_Toc227516457"/>
       <w:r>
         <w:t>Motor/</w:t>
       </w:r>
@@ -23257,7 +23842,7 @@
       <w:r>
         <w:t>solenoide</w:t>
       </w:r>
-      <w:bookmarkEnd w:id="65"/>
+      <w:bookmarkEnd w:id="66"/>
       <w:proofErr w:type="spellEnd"/>
     </w:p>
     <w:p>
@@ -23273,13 +23858,27 @@
           <w:lang w:val="en-US"/>
         </w:rPr>
       </w:pPr>
-      <w:hyperlink r:id="rId200" w:history="1">
+      <w:hyperlink r:id="rId204" w:history="1">
         <w:r>
           <w:rPr>
             <w:rStyle w:val="Hyperlink"/>
             <w:lang w:val="en-US"/>
           </w:rPr>
-          <w:t>TD-8120MG</w:t>
+          <w:t>TD-812</w:t>
+        </w:r>
+        <w:r>
+          <w:rPr>
+            <w:rStyle w:val="Hyperlink"/>
+            <w:lang w:val="en-US"/>
+          </w:rPr>
+          <w:t>0</w:t>
+        </w:r>
+        <w:r>
+          <w:rPr>
+            <w:rStyle w:val="Hyperlink"/>
+            <w:lang w:val="en-US"/>
+          </w:rPr>
+          <w:t>MG</w:t>
         </w:r>
       </w:hyperlink>
     </w:p>
@@ -23292,30 +23891,1861 @@
     </w:p>
     <w:p>
       <w:pPr>
+        <w:rPr>
+          <w:lang w:val="en-US"/>
+        </w:rPr>
+      </w:pPr>
+    </w:p>
+    <w:p>
+      <w:pPr>
         <w:pStyle w:val="Heading1"/>
       </w:pPr>
-      <w:bookmarkStart w:id="66" w:name="_Toc225503339"/>
-      <w:r>
-        <w:t>Samenvatting keuzes</w:t>
-      </w:r>
-      <w:bookmarkEnd w:id="66"/>
-    </w:p>
-    <w:p>
-      <w:pPr>
-        <w:rPr>
-          <w:lang w:val="en-US"/>
-        </w:rPr>
-      </w:pPr>
+      <w:bookmarkStart w:id="67" w:name="_Toc227516458"/>
+      <w:proofErr w:type="spellStart"/>
+      <w:r>
+        <w:t>Kleur</w:t>
+      </w:r>
+      <w:proofErr w:type="spellEnd"/>
+      <w:r>
+        <w:t xml:space="preserve"> </w:t>
+      </w:r>
+      <w:r>
+        <w:t>led</w:t>
+      </w:r>
+      <w:bookmarkEnd w:id="67"/>
+    </w:p>
+    <w:p>
+      <w:proofErr w:type="spellStart"/>
+      <w:r>
+        <w:t>Addresseerbare</w:t>
+      </w:r>
+      <w:proofErr w:type="spellEnd"/>
+      <w:r>
+        <w:t xml:space="preserve"> RGB </w:t>
+      </w:r>
+      <w:proofErr w:type="spellStart"/>
+      <w:r>
+        <w:t>LEDs</w:t>
+      </w:r>
+      <w:proofErr w:type="spellEnd"/>
+      <w:r>
+        <w:t xml:space="preserve"> zoals </w:t>
+      </w:r>
+      <w:r>
+        <w:t>WS2812</w:t>
+      </w:r>
+      <w:r>
+        <w:t>b</w:t>
+      </w:r>
+      <w:r>
+        <w:t xml:space="preserve"> </w:t>
+      </w:r>
+      <w:r>
+        <w:t>zijn gemakkelijk, maar</w:t>
+      </w:r>
+      <w:r>
+        <w:t xml:space="preserve"> werken alleen op</w:t>
+      </w:r>
+      <w:r>
+        <w:t xml:space="preserve"> 5V omdat de spanningsval van een blauwe LED 3.3V is of hoger. Deze zou moeten aangesloten worden op de 5V boost module, maar deze is voor de servomotor en zou niet altijd actief zijn. </w:t>
+      </w:r>
+    </w:p>
+    <w:p/>
+    <w:p>
+      <w:r>
+        <w:t xml:space="preserve">Als alternatief kunnen we een gewone RGB </w:t>
+      </w:r>
+      <w:proofErr w:type="spellStart"/>
+      <w:r>
+        <w:t>kleurled</w:t>
+      </w:r>
+      <w:proofErr w:type="spellEnd"/>
+      <w:r>
+        <w:t xml:space="preserve"> gebruiken met </w:t>
+      </w:r>
+      <w:r>
+        <w:t>gemeenschappelijke</w:t>
+      </w:r>
+      <w:r>
+        <w:t xml:space="preserve"> </w:t>
+      </w:r>
+      <w:proofErr w:type="spellStart"/>
+      <w:r>
+        <w:t>cathode</w:t>
+      </w:r>
+      <w:proofErr w:type="spellEnd"/>
+      <w:r>
+        <w:t xml:space="preserve"> of anode</w:t>
+      </w:r>
+      <w:r>
+        <w:t xml:space="preserve">. </w:t>
+      </w:r>
+      <w:r>
+        <w:t>Met gemeenschappelijke kathode gaat de led aan als de poort logisch hoog is en levert de STM32 stroom (source). Met gemeenschappelijke anode gaat de led aan als de poort logisch laag is, dan neemt de STM32 stroom (</w:t>
+      </w:r>
+      <w:proofErr w:type="spellStart"/>
+      <w:r>
+        <w:t>sink</w:t>
+      </w:r>
+      <w:proofErr w:type="spellEnd"/>
+      <w:r>
+        <w:t>).</w:t>
+      </w:r>
+      <w:r>
+        <w:t xml:space="preserve"> </w:t>
+      </w:r>
+    </w:p>
+    <w:p/>
+    <w:p>
+      <w:r>
+        <w:t>D</w:t>
+      </w:r>
+      <w:r>
+        <w:t xml:space="preserve">e LEDS kunnen met weerstanden rechtstreeks op </w:t>
+      </w:r>
+      <w:proofErr w:type="spellStart"/>
+      <w:r>
+        <w:t>GPIO’s</w:t>
+      </w:r>
+      <w:proofErr w:type="spellEnd"/>
+      <w:r>
+        <w:t xml:space="preserve"> van de STM32 worden aangesloten, als de stroom laag genoeg gelimiteerd is.</w:t>
+      </w:r>
+      <w:r>
+        <w:t xml:space="preserve"> Een </w:t>
+      </w:r>
+      <w:proofErr w:type="gramStart"/>
+      <w:r>
+        <w:t>GPIO pin</w:t>
+      </w:r>
+      <w:proofErr w:type="gramEnd"/>
+      <w:r>
+        <w:t xml:space="preserve"> kan max 20mA aan</w:t>
+      </w:r>
+      <w:r>
+        <w:t>, en alle I/O stromen samen mogen max 100mA zijn</w:t>
+      </w:r>
+      <w:r>
+        <w:t xml:space="preserve"> (datasheet STM32L4 p.87)</w:t>
+      </w:r>
+      <w:r>
+        <w:t xml:space="preserve">, ik zou de stroom tussen 5 en 10mA houden. Voor </w:t>
+      </w:r>
+      <w:r>
+        <w:lastRenderedPageBreak/>
+        <w:t>meer helderheid en stroom zouden best transistors gebruikt worden, maar dat zal waarschijnlijk niet nodig zijn.</w:t>
+      </w:r>
+    </w:p>
+    <w:p>
+      <w:r>
+        <w:drawing>
+          <wp:inline distT="0" distB="0" distL="0" distR="0" wp14:anchorId="3B9A5104" wp14:editId="4399B70E">
+            <wp:extent cx="3771900" cy="2042281"/>
+            <wp:effectExtent l="0" t="0" r="0" b="0"/>
+            <wp:docPr id="860507499" name="Picture 1"/>
+            <wp:cNvGraphicFramePr>
+              <a:graphicFrameLocks xmlns:a="http://schemas.openxmlformats.org/drawingml/2006/main" noChangeAspect="1"/>
+            </wp:cNvGraphicFramePr>
+            <a:graphic xmlns:a="http://schemas.openxmlformats.org/drawingml/2006/main">
+              <a:graphicData uri="http://schemas.openxmlformats.org/drawingml/2006/picture">
+                <pic:pic xmlns:pic="http://schemas.openxmlformats.org/drawingml/2006/picture">
+                  <pic:nvPicPr>
+                    <pic:cNvPr id="860507499" name=""/>
+                    <pic:cNvPicPr/>
+                  </pic:nvPicPr>
+                  <pic:blipFill>
+                    <a:blip r:embed="rId205"/>
+                    <a:stretch>
+                      <a:fillRect/>
+                    </a:stretch>
+                  </pic:blipFill>
+                  <pic:spPr>
+                    <a:xfrm>
+                      <a:off x="0" y="0"/>
+                      <a:ext cx="3779591" cy="2046445"/>
+                    </a:xfrm>
+                    <a:prstGeom prst="rect">
+                      <a:avLst/>
+                    </a:prstGeom>
+                  </pic:spPr>
+                </pic:pic>
+              </a:graphicData>
+            </a:graphic>
+          </wp:inline>
+        </w:drawing>
+      </w:r>
+    </w:p>
+    <w:p/>
+    <w:p>
+      <w:r>
+        <w:t>De weerstand kan bepaald worden met de wet van ohm:</w:t>
+      </w:r>
+    </w:p>
+    <w:p>
+      <w:r>
+        <w:t>R</w:t>
+      </w:r>
+      <w:r>
+        <w:t xml:space="preserve"> </w:t>
+      </w:r>
+      <w:r>
+        <w:t>=</w:t>
+      </w:r>
+      <w:r>
+        <w:t xml:space="preserve"> (</w:t>
+      </w:r>
+      <w:r>
+        <w:t>V</w:t>
+      </w:r>
+      <w:r>
+        <w:rPr>
+          <w:vertAlign w:val="subscript"/>
+        </w:rPr>
+        <w:t>GPIO</w:t>
+      </w:r>
+      <w:r>
+        <w:t>​−</w:t>
+      </w:r>
+      <w:proofErr w:type="spellStart"/>
+      <w:r>
+        <w:t>V</w:t>
+      </w:r>
+      <w:r>
+        <w:rPr>
+          <w:vertAlign w:val="subscript"/>
+        </w:rPr>
+        <w:t>f</w:t>
+      </w:r>
+      <w:proofErr w:type="spellEnd"/>
+      <w:r>
+        <w:t>)/I</w:t>
+      </w:r>
+      <w:r>
+        <w:t>​​</w:t>
+      </w:r>
+    </w:p>
+    <w:p/>
+    <w:p>
+      <w:r>
+        <w:t>Er zijn 6 mogelijke kleuren en wit</w:t>
+      </w:r>
+      <w:r>
+        <w:t xml:space="preserve"> door</w:t>
+      </w:r>
+      <w:r>
+        <w:t xml:space="preserve"> de </w:t>
+      </w:r>
+      <w:proofErr w:type="spellStart"/>
+      <w:r>
+        <w:t>GPIO</w:t>
+      </w:r>
+      <w:r>
+        <w:t>’</w:t>
+      </w:r>
+      <w:r>
+        <w:t>s</w:t>
+      </w:r>
+      <w:proofErr w:type="spellEnd"/>
+      <w:r>
+        <w:t xml:space="preserve"> </w:t>
+      </w:r>
+      <w:r>
+        <w:t>laag of hoog te zetten. Andere kleuren of helderheid is ook mogelijk als PWM gebruikt wordt.</w:t>
+      </w:r>
+    </w:p>
+    <w:p>
+      <w:pPr>
+        <w:pStyle w:val="Heading2"/>
+      </w:pPr>
+      <w:bookmarkStart w:id="68" w:name="_Toc227516459"/>
+      <w:r>
+        <w:t>Opties</w:t>
+      </w:r>
+      <w:bookmarkEnd w:id="68"/>
+    </w:p>
+    <w:p>
+      <w:pPr>
+        <w:rPr>
+          <w:lang w:val="en-US"/>
+        </w:rPr>
+      </w:pPr>
+      <w:hyperlink r:id="rId206" w:history="1">
+        <w:r>
+          <w:rPr>
+            <w:rStyle w:val="Hyperlink"/>
+            <w:lang w:val="en-US"/>
+          </w:rPr>
+          <w:t xml:space="preserve">Mouser </w:t>
+        </w:r>
+        <w:proofErr w:type="spellStart"/>
+        <w:r>
+          <w:rPr>
+            <w:rStyle w:val="Hyperlink"/>
+            <w:lang w:val="en-US"/>
+          </w:rPr>
+          <w:t>zoekopdracht</w:t>
+        </w:r>
+        <w:proofErr w:type="spellEnd"/>
+      </w:hyperlink>
+      <w:r>
+        <w:rPr>
+          <w:lang w:val="en-US"/>
+        </w:rPr>
+        <w:t xml:space="preserve"> </w:t>
+      </w:r>
+    </w:p>
+    <w:p>
+      <w:pPr>
+        <w:pStyle w:val="ListParagraph"/>
+        <w:numPr>
+          <w:ilvl w:val="0"/>
+          <w:numId w:val="66"/>
+        </w:numPr>
+      </w:pPr>
+      <w:hyperlink r:id="rId207" w:history="1">
+        <w:r>
+          <w:rPr>
+            <w:rStyle w:val="Hyperlink"/>
+          </w:rPr>
+          <w:t>ASMB-KTF0-0A306</w:t>
+        </w:r>
+      </w:hyperlink>
+    </w:p>
+    <w:p>
+      <w:pPr>
+        <w:pStyle w:val="ListParagraph"/>
+        <w:numPr>
+          <w:ilvl w:val="1"/>
+          <w:numId w:val="66"/>
+        </w:numPr>
+      </w:pPr>
+      <w:hyperlink r:id="rId208" w:history="1">
+        <w:r>
+          <w:rPr>
+            <w:rStyle w:val="Hyperlink"/>
+          </w:rPr>
+          <w:t xml:space="preserve">0,335 € </w:t>
+        </w:r>
+        <w:proofErr w:type="spellStart"/>
+        <w:r>
+          <w:rPr>
+            <w:rStyle w:val="Hyperlink"/>
+          </w:rPr>
+          <w:t>mouser</w:t>
+        </w:r>
+        <w:proofErr w:type="spellEnd"/>
+      </w:hyperlink>
+    </w:p>
+    <w:tbl>
+      <w:tblPr>
+        <w:tblW w:w="0" w:type="auto"/>
+        <w:tblCellSpacing w:w="15" w:type="dxa"/>
+        <w:tblCellMar>
+          <w:top w:w="15" w:type="dxa"/>
+          <w:left w:w="15" w:type="dxa"/>
+          <w:bottom w:w="15" w:type="dxa"/>
+          <w:right w:w="15" w:type="dxa"/>
+        </w:tblCellMar>
+        <w:tblLook w:val="04A0" w:firstRow="1" w:lastRow="0" w:firstColumn="1" w:lastColumn="0" w:noHBand="0" w:noVBand="1"/>
+      </w:tblPr>
+      <w:tblGrid>
+        <w:gridCol w:w="3415"/>
+        <w:gridCol w:w="2524"/>
+        <w:gridCol w:w="81"/>
+      </w:tblGrid>
+      <w:tr>
+        <w:trPr>
+          <w:tblCellSpacing w:w="15" w:type="dxa"/>
+        </w:trPr>
+        <w:tc>
+          <w:tcPr>
+            <w:tcW w:w="0" w:type="auto"/>
+            <w:vAlign w:val="center"/>
+            <w:hideMark/>
+          </w:tcPr>
+          <w:p>
+            <w:pPr>
+              <w:pStyle w:val="ListParagraph"/>
+              <w:numPr>
+                <w:ilvl w:val="1"/>
+                <w:numId w:val="66"/>
+              </w:numPr>
+              <w:rPr>
+                <w:lang w:val="en-BE"/>
+              </w:rPr>
+            </w:pPr>
+            <w:r>
+              <w:rPr>
+                <w:lang w:val="en-BE"/>
+              </w:rPr>
+              <w:t xml:space="preserve">If - Forward Current: </w:t>
+            </w:r>
+          </w:p>
+        </w:tc>
+        <w:tc>
+          <w:tcPr>
+            <w:tcW w:w="0" w:type="auto"/>
+            <w:vAlign w:val="center"/>
+            <w:hideMark/>
+          </w:tcPr>
+          <w:p>
+            <w:pPr>
+              <w:rPr>
+                <w:lang w:val="en-BE"/>
+              </w:rPr>
+            </w:pPr>
+            <w:r>
+              <w:rPr>
+                <w:lang w:val="en-BE"/>
+              </w:rPr>
+              <w:t xml:space="preserve">R </w:t>
+            </w:r>
+            <w:r>
+              <w:rPr>
+                <w:lang w:val="en-BE"/>
+              </w:rPr>
+              <w:t xml:space="preserve">10 mA, </w:t>
+            </w:r>
+            <w:r>
+              <w:rPr>
+                <w:lang w:val="en-BE"/>
+              </w:rPr>
+              <w:t xml:space="preserve">G </w:t>
+            </w:r>
+            <w:r>
+              <w:rPr>
+                <w:lang w:val="en-BE"/>
+              </w:rPr>
+              <w:t xml:space="preserve">15 mA, </w:t>
+            </w:r>
+            <w:r>
+              <w:rPr>
+                <w:lang w:val="en-BE"/>
+              </w:rPr>
+              <w:t xml:space="preserve">B </w:t>
+            </w:r>
+            <w:r>
+              <w:rPr>
+                <w:lang w:val="en-BE"/>
+              </w:rPr>
+              <w:t xml:space="preserve">15 mA </w:t>
+            </w:r>
+          </w:p>
+        </w:tc>
+        <w:tc>
+          <w:tcPr>
+            <w:tcW w:w="0" w:type="auto"/>
+            <w:vAlign w:val="center"/>
+            <w:hideMark/>
+          </w:tcPr>
+          <w:p>
+            <w:pPr>
+              <w:pStyle w:val="ListParagraph"/>
+              <w:numPr>
+                <w:ilvl w:val="1"/>
+                <w:numId w:val="66"/>
+              </w:numPr>
+              <w:rPr>
+                <w:lang w:val="en-BE"/>
+              </w:rPr>
+            </w:pPr>
+          </w:p>
+        </w:tc>
+      </w:tr>
+      <w:tr>
+        <w:trPr>
+          <w:tblCellSpacing w:w="15" w:type="dxa"/>
+        </w:trPr>
+        <w:tc>
+          <w:tcPr>
+            <w:tcW w:w="0" w:type="auto"/>
+            <w:vAlign w:val="center"/>
+            <w:hideMark/>
+          </w:tcPr>
+          <w:p>
+            <w:pPr>
+              <w:pStyle w:val="ListParagraph"/>
+              <w:numPr>
+                <w:ilvl w:val="1"/>
+                <w:numId w:val="66"/>
+              </w:numPr>
+              <w:rPr>
+                <w:lang w:val="en-BE"/>
+              </w:rPr>
+            </w:pPr>
+            <w:proofErr w:type="spellStart"/>
+            <w:r>
+              <w:rPr>
+                <w:lang w:val="en-BE"/>
+              </w:rPr>
+              <w:t>Vf</w:t>
+            </w:r>
+            <w:proofErr w:type="spellEnd"/>
+            <w:r>
+              <w:rPr>
+                <w:lang w:val="en-BE"/>
+              </w:rPr>
+              <w:t xml:space="preserve"> - Forward Voltage: </w:t>
+            </w:r>
+          </w:p>
+        </w:tc>
+        <w:tc>
+          <w:tcPr>
+            <w:tcW w:w="0" w:type="auto"/>
+            <w:vAlign w:val="center"/>
+            <w:hideMark/>
+          </w:tcPr>
+          <w:p>
+            <w:pPr>
+              <w:rPr>
+                <w:lang w:val="en-BE"/>
+              </w:rPr>
+            </w:pPr>
+            <w:r>
+              <w:rPr>
+                <w:lang w:val="en-BE"/>
+              </w:rPr>
+              <w:t xml:space="preserve">R </w:t>
+            </w:r>
+            <w:r>
+              <w:rPr>
+                <w:lang w:val="en-BE"/>
+              </w:rPr>
+              <w:t xml:space="preserve">2 V, </w:t>
+            </w:r>
+            <w:r>
+              <w:rPr>
+                <w:lang w:val="en-BE"/>
+              </w:rPr>
+              <w:t xml:space="preserve">G </w:t>
+            </w:r>
+            <w:r>
+              <w:rPr>
+                <w:lang w:val="en-BE"/>
+              </w:rPr>
+              <w:t xml:space="preserve">2.95 V, </w:t>
+            </w:r>
+            <w:r>
+              <w:rPr>
+                <w:lang w:val="en-BE"/>
+              </w:rPr>
+              <w:t xml:space="preserve">B </w:t>
+            </w:r>
+            <w:r>
+              <w:rPr>
+                <w:lang w:val="en-BE"/>
+              </w:rPr>
+              <w:t>2.85 V</w:t>
+            </w:r>
+          </w:p>
+        </w:tc>
+        <w:tc>
+          <w:tcPr>
+            <w:tcW w:w="0" w:type="auto"/>
+            <w:vAlign w:val="center"/>
+            <w:hideMark/>
+          </w:tcPr>
+          <w:p>
+            <w:pPr>
+              <w:pStyle w:val="ListParagraph"/>
+              <w:numPr>
+                <w:ilvl w:val="1"/>
+                <w:numId w:val="66"/>
+              </w:numPr>
+              <w:rPr>
+                <w:lang w:val="en-BE"/>
+              </w:rPr>
+            </w:pPr>
+          </w:p>
+        </w:tc>
+      </w:tr>
+    </w:tbl>
+    <w:p>
+      <w:pPr>
+        <w:pStyle w:val="ListParagraph"/>
+        <w:numPr>
+          <w:ilvl w:val="1"/>
+          <w:numId w:val="66"/>
+        </w:numPr>
+      </w:pPr>
+      <w:r>
+        <w:t>Common anode – laag gestuurd.</w:t>
+      </w:r>
+    </w:p>
+    <w:p>
+      <w:pPr>
+        <w:pStyle w:val="ListParagraph"/>
+        <w:numPr>
+          <w:ilvl w:val="1"/>
+          <w:numId w:val="66"/>
+        </w:numPr>
+      </w:pPr>
+      <w:r>
+        <w:t>Weerstand</w:t>
+      </w:r>
+      <w:r>
+        <w:t>en</w:t>
+      </w:r>
+      <w:r>
+        <w:t xml:space="preserve"> nodig voor 8mA</w:t>
+      </w:r>
+      <w:r>
+        <w:t xml:space="preserve"> </w:t>
+      </w:r>
+      <w:r>
+        <w:t>(E24)</w:t>
+      </w:r>
+      <w:r>
+        <w:t>:</w:t>
+      </w:r>
+    </w:p>
+    <w:p>
+      <w:pPr>
+        <w:pStyle w:val="ListParagraph"/>
+        <w:numPr>
+          <w:ilvl w:val="2"/>
+          <w:numId w:val="66"/>
+        </w:numPr>
+      </w:pPr>
+      <w:r>
+        <w:t xml:space="preserve">  (3.3</w:t>
+      </w:r>
+      <w:r>
+        <w:t>V</w:t>
+      </w:r>
+      <w:r>
+        <w:t xml:space="preserve"> </w:t>
+      </w:r>
+      <w:r>
+        <w:t>–</w:t>
+      </w:r>
+      <w:r>
+        <w:t xml:space="preserve"> 2</w:t>
+      </w:r>
+      <w:r>
+        <w:t>V</w:t>
+      </w:r>
+      <w:proofErr w:type="gramStart"/>
+      <w:r>
+        <w:t>) /</w:t>
+      </w:r>
+      <w:proofErr w:type="gramEnd"/>
+      <w:r>
+        <w:t xml:space="preserve"> 8</w:t>
+      </w:r>
+      <w:r>
+        <w:t>mA</w:t>
+      </w:r>
+      <w:r>
+        <w:t xml:space="preserve"> = 162.5</w:t>
+      </w:r>
+      <w:r>
+        <w:t xml:space="preserve"> Ω</w:t>
+      </w:r>
+      <w:r>
+        <w:t xml:space="preserve"> -&gt; </w:t>
+      </w:r>
+      <w:r>
+        <w:t xml:space="preserve">160 Ω </w:t>
+      </w:r>
+    </w:p>
+    <w:p>
+      <w:pPr>
+        <w:pStyle w:val="ListParagraph"/>
+        <w:numPr>
+          <w:ilvl w:val="2"/>
+          <w:numId w:val="66"/>
+        </w:numPr>
+      </w:pPr>
+      <w:r>
+        <w:t xml:space="preserve">  (3.3</w:t>
+      </w:r>
+      <w:r>
+        <w:t>V</w:t>
+      </w:r>
+      <w:r>
+        <w:t xml:space="preserve"> - 2.95</w:t>
+      </w:r>
+      <w:r>
+        <w:t>V</w:t>
+      </w:r>
+      <w:proofErr w:type="gramStart"/>
+      <w:r>
+        <w:t>) /</w:t>
+      </w:r>
+      <w:proofErr w:type="gramEnd"/>
+      <w:r>
+        <w:t xml:space="preserve"> 8</w:t>
+      </w:r>
+      <w:r>
+        <w:t>mA</w:t>
+      </w:r>
+      <w:r>
+        <w:t xml:space="preserve"> = 43.75</w:t>
+      </w:r>
+      <w:r>
+        <w:t xml:space="preserve"> Ω</w:t>
+      </w:r>
+      <w:r>
+        <w:t xml:space="preserve"> -&gt; 43 Ω</w:t>
+      </w:r>
+    </w:p>
+    <w:p>
+      <w:pPr>
+        <w:pStyle w:val="ListParagraph"/>
+        <w:numPr>
+          <w:ilvl w:val="2"/>
+          <w:numId w:val="66"/>
+        </w:numPr>
+      </w:pPr>
+      <w:r>
+        <w:t xml:space="preserve">  (3.3</w:t>
+      </w:r>
+      <w:r>
+        <w:t>V</w:t>
+      </w:r>
+      <w:r>
+        <w:t xml:space="preserve"> - 2.85</w:t>
+      </w:r>
+      <w:r>
+        <w:t>V</w:t>
+      </w:r>
+      <w:proofErr w:type="gramStart"/>
+      <w:r>
+        <w:t>) /</w:t>
+      </w:r>
+      <w:proofErr w:type="gramEnd"/>
+      <w:r>
+        <w:t xml:space="preserve"> 8</w:t>
+      </w:r>
+      <w:r>
+        <w:t>mA</w:t>
+      </w:r>
+      <w:r>
+        <w:t xml:space="preserve"> = 56.25</w:t>
+      </w:r>
+      <w:r>
+        <w:t xml:space="preserve"> </w:t>
+      </w:r>
+      <w:r>
+        <w:t>Ω</w:t>
+      </w:r>
+      <w:r>
+        <w:t xml:space="preserve"> -&gt; 56 Ω</w:t>
+      </w:r>
     </w:p>
     <w:p>
       <w:pPr>
         <w:pStyle w:val="Heading1"/>
       </w:pPr>
-      <w:bookmarkStart w:id="67" w:name="_Toc225503340"/>
+      <w:bookmarkStart w:id="69" w:name="_Toc227516460"/>
+      <w:r>
+        <w:t>H</w:t>
+      </w:r>
+      <w:r>
+        <w:t>all effect</w:t>
+      </w:r>
+      <w:r>
+        <w:t xml:space="preserve"> </w:t>
+      </w:r>
+      <w:proofErr w:type="spellStart"/>
+      <w:r>
+        <w:t>sensoren</w:t>
+      </w:r>
+      <w:bookmarkEnd w:id="69"/>
+      <w:proofErr w:type="spellEnd"/>
+    </w:p>
+    <w:p>
+      <w:r>
+        <w:t>Magneetsensoren op het uiteinde v</w:t>
+      </w:r>
+      <w:r>
+        <w:t>an de beugel en pin van het slot om te detecteren of het slot dicht is.</w:t>
+      </w:r>
+    </w:p>
+    <w:p/>
+    <w:p>
+      <w:proofErr w:type="spellStart"/>
+      <w:r>
+        <w:t>Silicon</w:t>
+      </w:r>
+      <w:proofErr w:type="spellEnd"/>
+      <w:r>
+        <w:t xml:space="preserve"> labs maakt sensoren met </w:t>
+      </w:r>
+      <w:proofErr w:type="spellStart"/>
+      <w:r>
+        <w:t>tamper</w:t>
+      </w:r>
+      <w:proofErr w:type="spellEnd"/>
+      <w:r>
+        <w:t xml:space="preserve"> </w:t>
+      </w:r>
+      <w:proofErr w:type="spellStart"/>
+      <w:r>
+        <w:t>indication</w:t>
+      </w:r>
+      <w:proofErr w:type="spellEnd"/>
+      <w:r>
+        <w:t xml:space="preserve">, die een te hoog magnetisch veld niet registreren. De volledige </w:t>
+      </w:r>
+      <w:hyperlink r:id="rId209" w:history="1">
+        <w:r>
+          <w:rPr>
+            <w:rStyle w:val="Hyperlink"/>
+          </w:rPr>
+          <w:t>Si720x serie</w:t>
+        </w:r>
+      </w:hyperlink>
+      <w:r>
+        <w:t xml:space="preserve"> heeft de status </w:t>
+      </w:r>
+      <w:proofErr w:type="spellStart"/>
+      <w:r>
+        <w:t>Not</w:t>
+      </w:r>
+      <w:proofErr w:type="spellEnd"/>
+      <w:r>
+        <w:t xml:space="preserve"> </w:t>
+      </w:r>
+      <w:proofErr w:type="spellStart"/>
+      <w:r>
+        <w:t>Recommended</w:t>
+      </w:r>
+      <w:proofErr w:type="spellEnd"/>
+      <w:r>
+        <w:t xml:space="preserve"> </w:t>
+      </w:r>
+      <w:proofErr w:type="spellStart"/>
+      <w:r>
+        <w:t>for</w:t>
+      </w:r>
+      <w:proofErr w:type="spellEnd"/>
+      <w:r>
+        <w:t xml:space="preserve"> New Designs (NRND)</w:t>
+      </w:r>
+      <w:r>
+        <w:t>.</w:t>
+      </w:r>
+      <w:r>
+        <w:t xml:space="preserve"> </w:t>
+      </w:r>
+      <w:r>
+        <w:t>3D hall effect sensoren</w:t>
+      </w:r>
+      <w:r>
+        <w:t xml:space="preserve"> die x-y en </w:t>
+      </w:r>
+      <w:proofErr w:type="spellStart"/>
+      <w:r>
+        <w:t>z</w:t>
+      </w:r>
+      <w:proofErr w:type="spellEnd"/>
+      <w:r>
+        <w:t xml:space="preserve"> as </w:t>
+      </w:r>
+      <w:r>
+        <w:t>registreren</w:t>
+      </w:r>
+      <w:r>
+        <w:t xml:space="preserve"> kunnen ook gebruikt worden tegen </w:t>
+      </w:r>
+      <w:proofErr w:type="spellStart"/>
+      <w:r>
+        <w:t>tampering</w:t>
+      </w:r>
+      <w:proofErr w:type="spellEnd"/>
+      <w:r>
+        <w:t xml:space="preserve">, maar zijn iets duurder (€1). </w:t>
+      </w:r>
+      <w:proofErr w:type="spellStart"/>
+      <w:r>
+        <w:t>Tamper</w:t>
+      </w:r>
+      <w:proofErr w:type="spellEnd"/>
+      <w:r>
+        <w:t xml:space="preserve"> indicatie is waarschijnlijk niet nodig als twee hall sensoren gebruikt worden.</w:t>
+      </w:r>
+    </w:p>
+    <w:p>
+      <w:pPr>
+        <w:spacing w:after="160"/>
+        <w:rPr>
+          <w:rFonts w:asciiTheme="majorHAnsi" w:eastAsiaTheme="majorEastAsia" w:hAnsiTheme="majorHAnsi" w:cstheme="majorBidi"/>
+          <w:b/>
+          <w:bCs/>
+          <w:smallCaps/>
+          <w:color w:val="2F5496" w:themeColor="accent1" w:themeShade="BF"/>
+          <w:sz w:val="28"/>
+          <w:szCs w:val="28"/>
+          <w:lang w:val="en-US"/>
+        </w:rPr>
+      </w:pPr>
+      <w:r>
+        <w:br w:type="page"/>
+      </w:r>
+    </w:p>
+    <w:p>
+      <w:pPr>
+        <w:pStyle w:val="Heading2"/>
+      </w:pPr>
+      <w:bookmarkStart w:id="70" w:name="_Toc227516461"/>
+      <w:proofErr w:type="spellStart"/>
+      <w:r>
+        <w:lastRenderedPageBreak/>
+        <w:t>Opties</w:t>
+      </w:r>
+      <w:bookmarkEnd w:id="70"/>
+      <w:proofErr w:type="spellEnd"/>
+    </w:p>
+    <w:p>
+      <w:pPr>
+        <w:pStyle w:val="ListParagraph"/>
+        <w:numPr>
+          <w:ilvl w:val="0"/>
+          <w:numId w:val="66"/>
+        </w:numPr>
+      </w:pPr>
+      <w:hyperlink r:id="rId210" w:history="1">
+        <w:r>
+          <w:rPr>
+            <w:rStyle w:val="Hyperlink"/>
+            <w:lang w:val="en-US"/>
+          </w:rPr>
+          <w:t>TCS40</w:t>
+        </w:r>
+        <w:proofErr w:type="gramStart"/>
+        <w:r>
+          <w:rPr>
+            <w:rStyle w:val="Hyperlink"/>
+            <w:lang w:val="en-US"/>
+          </w:rPr>
+          <w:t>DPR,LF</w:t>
+        </w:r>
+        <w:proofErr w:type="gramEnd"/>
+      </w:hyperlink>
+    </w:p>
+    <w:p>
+      <w:pPr>
+        <w:pStyle w:val="ListParagraph"/>
+        <w:numPr>
+          <w:ilvl w:val="1"/>
+          <w:numId w:val="66"/>
+        </w:numPr>
+      </w:pPr>
+      <w:hyperlink r:id="rId211" w:history="1">
+        <w:r>
+          <w:rPr>
+            <w:rStyle w:val="Hyperlink"/>
+          </w:rPr>
+          <w:t xml:space="preserve">€0.15 </w:t>
+        </w:r>
+        <w:proofErr w:type="spellStart"/>
+        <w:r>
+          <w:rPr>
+            <w:rStyle w:val="Hyperlink"/>
+          </w:rPr>
+          <w:t>digikey</w:t>
+        </w:r>
+        <w:proofErr w:type="spellEnd"/>
+      </w:hyperlink>
+    </w:p>
+    <w:p>
+      <w:pPr>
+        <w:pStyle w:val="ListParagraph"/>
+        <w:numPr>
+          <w:ilvl w:val="1"/>
+          <w:numId w:val="66"/>
+        </w:numPr>
+      </w:pPr>
+      <w:r>
+        <w:t>SMD</w:t>
+      </w:r>
+    </w:p>
+    <w:p>
+      <w:pPr>
+        <w:pStyle w:val="ListParagraph"/>
+        <w:numPr>
+          <w:ilvl w:val="1"/>
+          <w:numId w:val="66"/>
+        </w:numPr>
+        <w:rPr>
+          <w:lang w:val="en-US"/>
+        </w:rPr>
+      </w:pPr>
+      <w:r>
+        <w:rPr>
+          <w:lang w:val="en-US"/>
+        </w:rPr>
+        <w:t>12.8</w:t>
+      </w:r>
+      <w:r>
+        <w:rPr>
+          <w:lang w:val="en-US"/>
+        </w:rPr>
+        <w:t>µA average current</w:t>
+      </w:r>
+    </w:p>
+    <w:p>
+      <w:pPr>
+        <w:pStyle w:val="ListParagraph"/>
+        <w:numPr>
+          <w:ilvl w:val="0"/>
+          <w:numId w:val="66"/>
+        </w:numPr>
+        <w:rPr>
+          <w:lang w:val="en-US"/>
+        </w:rPr>
+      </w:pPr>
+      <w:hyperlink r:id="rId212" w:history="1">
+        <w:r>
+          <w:rPr>
+            <w:rStyle w:val="Hyperlink"/>
+            <w:lang w:val="en-US"/>
+          </w:rPr>
+          <w:t>SI7201-B-40-IVR</w:t>
+        </w:r>
+      </w:hyperlink>
+    </w:p>
+    <w:p>
+      <w:pPr>
+        <w:pStyle w:val="ListParagraph"/>
+        <w:numPr>
+          <w:ilvl w:val="1"/>
+          <w:numId w:val="66"/>
+        </w:numPr>
+        <w:rPr>
+          <w:lang w:val="en-US"/>
+        </w:rPr>
+      </w:pPr>
+      <w:hyperlink r:id="rId213" w:history="1">
+        <w:r>
+          <w:rPr>
+            <w:rStyle w:val="Hyperlink"/>
+            <w:lang w:val="en-US"/>
+          </w:rPr>
+          <w:t xml:space="preserve">€0.87 </w:t>
+        </w:r>
+        <w:proofErr w:type="spellStart"/>
+        <w:r>
+          <w:rPr>
+            <w:rStyle w:val="Hyperlink"/>
+            <w:lang w:val="en-US"/>
+          </w:rPr>
+          <w:t>digikey</w:t>
+        </w:r>
+        <w:proofErr w:type="spellEnd"/>
+      </w:hyperlink>
+    </w:p>
+    <w:p>
+      <w:pPr>
+        <w:pStyle w:val="ListParagraph"/>
+        <w:numPr>
+          <w:ilvl w:val="1"/>
+          <w:numId w:val="66"/>
+        </w:numPr>
+        <w:rPr>
+          <w:lang w:val="en-US"/>
+        </w:rPr>
+      </w:pPr>
+      <w:r>
+        <w:rPr>
+          <w:lang w:val="en-US"/>
+        </w:rPr>
+        <w:t>SMD</w:t>
+      </w:r>
+    </w:p>
+    <w:p>
+      <w:pPr>
+        <w:pStyle w:val="ListParagraph"/>
+        <w:numPr>
+          <w:ilvl w:val="1"/>
+          <w:numId w:val="66"/>
+        </w:numPr>
+        <w:rPr>
+          <w:lang w:val="en-US"/>
+        </w:rPr>
+      </w:pPr>
+      <w:r>
+        <w:rPr>
+          <w:lang w:val="en-US"/>
+        </w:rPr>
+        <w:t xml:space="preserve">tamper indication </w:t>
+      </w:r>
+      <w:r>
+        <w:rPr>
+          <w:lang w:val="en-US"/>
+        </w:rPr>
+        <w:t>(</w:t>
+      </w:r>
+      <w:r>
+        <w:rPr>
+          <w:lang w:val="en-US"/>
+        </w:rPr>
+        <w:t xml:space="preserve">pin going back to its </w:t>
+      </w:r>
+      <w:proofErr w:type="gramStart"/>
+      <w:r>
+        <w:rPr>
+          <w:lang w:val="en-US"/>
+        </w:rPr>
+        <w:t>zero field</w:t>
+      </w:r>
+      <w:proofErr w:type="gramEnd"/>
+      <w:r>
+        <w:rPr>
+          <w:lang w:val="en-US"/>
+        </w:rPr>
+        <w:t xml:space="preserve"> level at</w:t>
+      </w:r>
+      <w:r>
+        <w:rPr>
+          <w:lang w:val="en-US"/>
+        </w:rPr>
+        <w:t xml:space="preserve"> </w:t>
+      </w:r>
+      <w:r>
+        <w:rPr>
+          <w:lang w:val="en-US"/>
+        </w:rPr>
+        <w:t>high magnetic field</w:t>
+      </w:r>
+      <w:r>
+        <w:rPr>
+          <w:lang w:val="en-US"/>
+        </w:rPr>
+        <w:t>)</w:t>
+      </w:r>
+    </w:p>
+    <w:p>
+      <w:pPr>
+        <w:pStyle w:val="ListParagraph"/>
+        <w:numPr>
+          <w:ilvl w:val="1"/>
+          <w:numId w:val="66"/>
+        </w:numPr>
+        <w:rPr>
+          <w:lang w:val="en-US"/>
+        </w:rPr>
+      </w:pPr>
+      <w:r>
+        <w:rPr>
+          <w:lang w:val="en-US"/>
+        </w:rPr>
+        <w:t xml:space="preserve">Low 400 </w:t>
+      </w:r>
+      <w:proofErr w:type="spellStart"/>
+      <w:r>
+        <w:rPr>
+          <w:lang w:val="en-US"/>
+        </w:rPr>
+        <w:t>nA</w:t>
+      </w:r>
+      <w:proofErr w:type="spellEnd"/>
+      <w:r>
+        <w:rPr>
+          <w:lang w:val="en-US"/>
+        </w:rPr>
+        <w:t xml:space="preserve"> Typical Current Consumption</w:t>
+      </w:r>
+      <w:r>
+        <w:rPr>
+          <w:lang w:val="en-US"/>
+        </w:rPr>
+        <w:t xml:space="preserve"> </w:t>
+      </w:r>
+      <w:r>
+        <w:rPr>
+          <w:lang w:val="en-US"/>
+        </w:rPr>
+        <w:t>at 5 samples per second</w:t>
+      </w:r>
+    </w:p>
+    <w:p>
+      <w:pPr>
+        <w:pStyle w:val="ListParagraph"/>
+        <w:numPr>
+          <w:ilvl w:val="1"/>
+          <w:numId w:val="66"/>
+        </w:numPr>
+        <w:rPr>
+          <w:lang w:val="en-US"/>
+        </w:rPr>
+      </w:pPr>
+      <w:r>
+        <w:rPr>
+          <w:lang w:val="en-US"/>
+        </w:rPr>
+        <w:t>Not Recommended for New Designs (NRND)</w:t>
+      </w:r>
+    </w:p>
+    <w:p>
+      <w:pPr>
+        <w:pStyle w:val="ListParagraph"/>
+        <w:numPr>
+          <w:ilvl w:val="0"/>
+          <w:numId w:val="66"/>
+        </w:numPr>
+        <w:rPr>
+          <w:lang w:val="en-US"/>
+        </w:rPr>
+      </w:pPr>
+      <w:hyperlink r:id="rId214" w:history="1">
+        <w:r>
+          <w:rPr>
+            <w:rStyle w:val="Hyperlink"/>
+            <w:lang w:val="en-US"/>
+          </w:rPr>
+          <w:t>SL1623SH</w:t>
+        </w:r>
+      </w:hyperlink>
+    </w:p>
+    <w:p>
+      <w:pPr>
+        <w:pStyle w:val="ListParagraph"/>
+        <w:numPr>
+          <w:ilvl w:val="1"/>
+          <w:numId w:val="66"/>
+        </w:numPr>
+        <w:rPr>
+          <w:lang w:val="en-US"/>
+        </w:rPr>
+      </w:pPr>
+      <w:r>
+        <w:rPr>
+          <w:lang w:val="en-US"/>
+        </w:rPr>
+        <w:t xml:space="preserve">€0.13 </w:t>
+      </w:r>
+      <w:proofErr w:type="spellStart"/>
+      <w:r>
+        <w:rPr>
+          <w:lang w:val="en-US"/>
+        </w:rPr>
+        <w:t>digikey</w:t>
+      </w:r>
+      <w:proofErr w:type="spellEnd"/>
+    </w:p>
+    <w:p>
+      <w:pPr>
+        <w:pStyle w:val="ListParagraph"/>
+        <w:numPr>
+          <w:ilvl w:val="1"/>
+          <w:numId w:val="66"/>
+        </w:numPr>
+        <w:rPr>
+          <w:lang w:val="en-US"/>
+        </w:rPr>
+      </w:pPr>
+      <w:r>
+        <w:rPr>
+          <w:lang w:val="en-US"/>
+        </w:rPr>
+        <w:t>SMD</w:t>
+      </w:r>
+    </w:p>
+    <w:p>
+      <w:pPr>
+        <w:pStyle w:val="ListParagraph"/>
+        <w:numPr>
+          <w:ilvl w:val="1"/>
+          <w:numId w:val="66"/>
+        </w:numPr>
+        <w:rPr>
+          <w:lang w:val="en-US"/>
+        </w:rPr>
+      </w:pPr>
+      <w:proofErr w:type="spellStart"/>
+      <w:r>
+        <w:rPr>
+          <w:lang w:val="en-US"/>
+        </w:rPr>
+        <w:t>Unipolair</w:t>
+      </w:r>
+      <w:proofErr w:type="spellEnd"/>
+      <w:r>
+        <w:rPr>
+          <w:lang w:val="en-US"/>
+        </w:rPr>
+        <w:t xml:space="preserve"> (N-pole): </w:t>
+      </w:r>
+      <w:hyperlink r:id="rId215" w:history="1">
+        <w:r>
+          <w:rPr>
+            <w:rStyle w:val="Hyperlink"/>
+            <w:lang w:val="en-US"/>
+          </w:rPr>
+          <w:t>SL16</w:t>
+        </w:r>
+        <w:r>
+          <w:rPr>
+            <w:rStyle w:val="Hyperlink"/>
+            <w:lang w:val="en-US"/>
+          </w:rPr>
+          <w:t>2</w:t>
+        </w:r>
+        <w:r>
+          <w:rPr>
+            <w:rStyle w:val="Hyperlink"/>
+            <w:lang w:val="en-US"/>
+          </w:rPr>
+          <w:t>3SH</w:t>
+        </w:r>
+      </w:hyperlink>
+    </w:p>
+    <w:p>
+      <w:pPr>
+        <w:pStyle w:val="ListParagraph"/>
+        <w:ind w:left="1440"/>
+        <w:rPr>
+          <w:lang w:val="en-US"/>
+        </w:rPr>
+      </w:pPr>
+      <w:proofErr w:type="spellStart"/>
+      <w:r>
+        <w:rPr>
+          <w:lang w:val="en-US"/>
+        </w:rPr>
+        <w:t>Unipolair</w:t>
+      </w:r>
+      <w:proofErr w:type="spellEnd"/>
+      <w:r>
+        <w:rPr>
+          <w:lang w:val="en-US"/>
+        </w:rPr>
+        <w:t xml:space="preserve"> (S-pole): </w:t>
+      </w:r>
+      <w:hyperlink r:id="rId216" w:history="1">
+        <w:r>
+          <w:rPr>
+            <w:rStyle w:val="Hyperlink"/>
+            <w:lang w:val="en-US"/>
+          </w:rPr>
+          <w:t>SL1613SH</w:t>
+        </w:r>
+      </w:hyperlink>
+    </w:p>
+    <w:p>
+      <w:pPr>
+        <w:pStyle w:val="ListParagraph"/>
+        <w:ind w:left="1440"/>
+        <w:rPr>
+          <w:lang w:val="en-US"/>
+        </w:rPr>
+      </w:pPr>
+      <w:proofErr w:type="spellStart"/>
+      <w:r>
+        <w:rPr>
+          <w:lang w:val="en-US"/>
+        </w:rPr>
+        <w:t>Omnipolair</w:t>
+      </w:r>
+      <w:proofErr w:type="spellEnd"/>
+      <w:r>
+        <w:rPr>
+          <w:lang w:val="en-US"/>
+        </w:rPr>
+        <w:t xml:space="preserve">: </w:t>
+      </w:r>
+      <w:hyperlink r:id="rId217" w:history="1">
+        <w:r>
+          <w:rPr>
+            <w:rStyle w:val="Hyperlink"/>
+            <w:lang w:val="en-US"/>
+          </w:rPr>
+          <w:t>SL1603SH</w:t>
+        </w:r>
+      </w:hyperlink>
+    </w:p>
+    <w:p>
+      <w:pPr>
+        <w:pStyle w:val="ListParagraph"/>
+        <w:numPr>
+          <w:ilvl w:val="1"/>
+          <w:numId w:val="66"/>
+        </w:numPr>
+        <w:rPr>
+          <w:lang w:val="en-US"/>
+        </w:rPr>
+      </w:pPr>
+      <w:r>
+        <w:rPr>
+          <w:lang w:val="en-US"/>
+        </w:rPr>
+        <w:t>1.6µA</w:t>
+      </w:r>
+    </w:p>
+    <w:p>
+      <w:pPr>
+        <w:pStyle w:val="ListParagraph"/>
+        <w:numPr>
+          <w:ilvl w:val="1"/>
+          <w:numId w:val="66"/>
+        </w:numPr>
+        <w:rPr>
+          <w:lang w:val="en-US"/>
+        </w:rPr>
+      </w:pPr>
+      <w:r>
+        <w:rPr>
+          <w:lang w:val="en-US"/>
+        </w:rPr>
+        <w:drawing>
+          <wp:inline distT="0" distB="0" distL="0" distR="0" wp14:anchorId="461007D3" wp14:editId="5ED2EA65">
+            <wp:extent cx="1409700" cy="961159"/>
+            <wp:effectExtent l="0" t="0" r="0" b="0"/>
+            <wp:docPr id="1833459603" name="Picture 1"/>
+            <wp:cNvGraphicFramePr>
+              <a:graphicFrameLocks xmlns:a="http://schemas.openxmlformats.org/drawingml/2006/main" noChangeAspect="1"/>
+            </wp:cNvGraphicFramePr>
+            <a:graphic xmlns:a="http://schemas.openxmlformats.org/drawingml/2006/main">
+              <a:graphicData uri="http://schemas.openxmlformats.org/drawingml/2006/picture">
+                <pic:pic xmlns:pic="http://schemas.openxmlformats.org/drawingml/2006/picture">
+                  <pic:nvPicPr>
+                    <pic:cNvPr id="1833459603" name=""/>
+                    <pic:cNvPicPr/>
+                  </pic:nvPicPr>
+                  <pic:blipFill>
+                    <a:blip r:embed="rId218"/>
+                    <a:stretch>
+                      <a:fillRect/>
+                    </a:stretch>
+                  </pic:blipFill>
+                  <pic:spPr>
+                    <a:xfrm>
+                      <a:off x="0" y="0"/>
+                      <a:ext cx="1415890" cy="965380"/>
+                    </a:xfrm>
+                    <a:prstGeom prst="rect">
+                      <a:avLst/>
+                    </a:prstGeom>
+                  </pic:spPr>
+                </pic:pic>
+              </a:graphicData>
+            </a:graphic>
+          </wp:inline>
+        </w:drawing>
+      </w:r>
+    </w:p>
+    <w:p>
+      <w:pPr>
+        <w:pStyle w:val="ListParagraph"/>
+        <w:numPr>
+          <w:ilvl w:val="0"/>
+          <w:numId w:val="66"/>
+        </w:numPr>
+        <w:rPr>
+          <w:lang w:val="en-US"/>
+        </w:rPr>
+      </w:pPr>
+      <w:hyperlink r:id="rId219" w:history="1">
+        <w:r>
+          <w:rPr>
+            <w:rStyle w:val="Hyperlink"/>
+            <w:lang w:val="en-US"/>
+          </w:rPr>
+          <w:t>CT8132EK-HS3</w:t>
+        </w:r>
+      </w:hyperlink>
+    </w:p>
+    <w:p>
+      <w:pPr>
+        <w:pStyle w:val="ListParagraph"/>
+        <w:numPr>
+          <w:ilvl w:val="1"/>
+          <w:numId w:val="66"/>
+        </w:numPr>
+        <w:rPr>
+          <w:lang w:val="en-US"/>
+        </w:rPr>
+      </w:pPr>
+      <w:r>
+        <w:rPr>
+          <w:lang w:val="en-US"/>
+        </w:rPr>
+        <w:t>€0.361 (</w:t>
+      </w:r>
+      <w:r>
+        <w:rPr>
+          <w:b/>
+          <w:bCs/>
+          <w:lang w:val="en-US"/>
+        </w:rPr>
+        <w:t>min. 18000</w:t>
+      </w:r>
+      <w:r>
+        <w:rPr>
+          <w:lang w:val="en-US"/>
+        </w:rPr>
+        <w:t>)</w:t>
+      </w:r>
+    </w:p>
+    <w:p>
+      <w:pPr>
+        <w:pStyle w:val="ListParagraph"/>
+        <w:numPr>
+          <w:ilvl w:val="1"/>
+          <w:numId w:val="66"/>
+        </w:numPr>
+      </w:pPr>
+      <w:r>
+        <w:t xml:space="preserve">Zeer lage stroom: </w:t>
+      </w:r>
+      <w:r>
+        <w:t xml:space="preserve">145 </w:t>
+      </w:r>
+      <w:proofErr w:type="spellStart"/>
+      <w:r>
+        <w:t>nA</w:t>
+      </w:r>
+      <w:proofErr w:type="spellEnd"/>
+    </w:p>
+    <w:p>
+      <w:pPr>
+        <w:pStyle w:val="ListParagraph"/>
+        <w:numPr>
+          <w:ilvl w:val="1"/>
+          <w:numId w:val="66"/>
+        </w:numPr>
+      </w:pPr>
+      <w:r>
+        <w:t>SMD</w:t>
+      </w:r>
+    </w:p>
+    <w:p>
+      <w:pPr>
+        <w:pStyle w:val="ListParagraph"/>
+        <w:numPr>
+          <w:ilvl w:val="1"/>
+          <w:numId w:val="66"/>
+        </w:numPr>
+      </w:pPr>
+      <w:proofErr w:type="spellStart"/>
+      <w:r>
+        <w:t>Omnipola</w:t>
+      </w:r>
+      <w:r>
+        <w:t>i</w:t>
+      </w:r>
+      <w:r>
+        <w:t>r</w:t>
+      </w:r>
+      <w:proofErr w:type="spellEnd"/>
+    </w:p>
+    <w:p/>
+    <w:p>
+      <w:r>
+        <w:t>THT is iets duurder:</w:t>
+      </w:r>
+    </w:p>
+    <w:p>
+      <w:pPr>
+        <w:pStyle w:val="ListParagraph"/>
+        <w:numPr>
+          <w:ilvl w:val="0"/>
+          <w:numId w:val="66"/>
+        </w:numPr>
+      </w:pPr>
+      <w:hyperlink r:id="rId220" w:history="1">
+        <w:r>
+          <w:rPr>
+            <w:rStyle w:val="Hyperlink"/>
+          </w:rPr>
+          <w:t>DRV5032FBLPGM</w:t>
+        </w:r>
+      </w:hyperlink>
+    </w:p>
+    <w:p>
+      <w:pPr>
+        <w:pStyle w:val="ListParagraph"/>
+        <w:numPr>
+          <w:ilvl w:val="1"/>
+          <w:numId w:val="66"/>
+        </w:numPr>
+      </w:pPr>
+      <w:hyperlink r:id="rId221" w:history="1">
+        <w:r>
+          <w:rPr>
+            <w:rStyle w:val="Hyperlink"/>
+          </w:rPr>
+          <w:t xml:space="preserve">€0.41 </w:t>
+        </w:r>
+        <w:proofErr w:type="spellStart"/>
+        <w:r>
+          <w:rPr>
+            <w:rStyle w:val="Hyperlink"/>
+          </w:rPr>
+          <w:t>mouser</w:t>
+        </w:r>
+        <w:proofErr w:type="spellEnd"/>
+      </w:hyperlink>
+    </w:p>
+    <w:p>
+      <w:pPr>
+        <w:pStyle w:val="ListParagraph"/>
+        <w:numPr>
+          <w:ilvl w:val="1"/>
+          <w:numId w:val="66"/>
+        </w:numPr>
+      </w:pPr>
+      <w:proofErr w:type="spellStart"/>
+      <w:r>
+        <w:t>Omnipolair</w:t>
+      </w:r>
+      <w:proofErr w:type="spellEnd"/>
+    </w:p>
+    <w:p>
+      <w:pPr>
+        <w:pStyle w:val="ListParagraph"/>
+        <w:numPr>
+          <w:ilvl w:val="1"/>
+          <w:numId w:val="66"/>
+        </w:numPr>
+      </w:pPr>
+      <w:r>
+        <w:t xml:space="preserve">– 5Hz </w:t>
+      </w:r>
+      <w:proofErr w:type="spellStart"/>
+      <w:r>
+        <w:t>version</w:t>
+      </w:r>
+      <w:proofErr w:type="spellEnd"/>
+      <w:r>
+        <w:t>: 0.54μA</w:t>
+      </w:r>
+    </w:p>
+    <w:p>
+      <w:pPr>
+        <w:pStyle w:val="ListParagraph"/>
+        <w:ind w:left="1440"/>
+      </w:pPr>
+      <w:r>
+        <w:t xml:space="preserve">– 20Hz </w:t>
+      </w:r>
+      <w:proofErr w:type="spellStart"/>
+      <w:r>
+        <w:t>versions</w:t>
+      </w:r>
+      <w:proofErr w:type="spellEnd"/>
+      <w:r>
+        <w:t>: 1.3μA</w:t>
+      </w:r>
+    </w:p>
+    <w:p>
+      <w:pPr>
+        <w:pStyle w:val="ListParagraph"/>
+        <w:ind w:left="1440"/>
+      </w:pPr>
+      <w:r>
+        <w:t xml:space="preserve">– 80Hz </w:t>
+      </w:r>
+      <w:proofErr w:type="spellStart"/>
+      <w:r>
+        <w:t>version</w:t>
+      </w:r>
+      <w:proofErr w:type="spellEnd"/>
+      <w:r>
+        <w:t>: 5.2μA</w:t>
+      </w:r>
+    </w:p>
+    <w:p/>
+    <w:p>
+      <w:pPr>
+        <w:pStyle w:val="Heading2"/>
+      </w:pPr>
+      <w:bookmarkStart w:id="71" w:name="_Toc227516462"/>
+      <w:proofErr w:type="spellStart"/>
+      <w:r>
+        <w:t>Keuze</w:t>
+      </w:r>
+      <w:bookmarkEnd w:id="71"/>
+      <w:proofErr w:type="spellEnd"/>
+    </w:p>
+    <w:p>
+      <w:pPr>
+        <w:rPr>
+          <w:lang w:val="en-US"/>
+        </w:rPr>
+      </w:pPr>
+      <w:proofErr w:type="spellStart"/>
+      <w:r>
+        <w:rPr>
+          <w:lang w:val="en-US"/>
+        </w:rPr>
+        <w:t>Voorstel</w:t>
+      </w:r>
+      <w:proofErr w:type="spellEnd"/>
+      <w:r>
+        <w:rPr>
+          <w:lang w:val="en-US"/>
+        </w:rPr>
+        <w:t xml:space="preserve">: </w:t>
+      </w:r>
+      <w:hyperlink r:id="rId222" w:history="1">
+        <w:r>
+          <w:rPr>
+            <w:rStyle w:val="Hyperlink"/>
+            <w:lang w:val="en-US"/>
+          </w:rPr>
+          <w:t>SL1623SH</w:t>
+        </w:r>
+      </w:hyperlink>
+      <w:r>
+        <w:rPr>
+          <w:lang w:val="en-US"/>
+        </w:rPr>
+        <w:t xml:space="preserve"> </w:t>
+      </w:r>
+      <w:proofErr w:type="spellStart"/>
+      <w:r>
+        <w:rPr>
+          <w:lang w:val="en-US"/>
+        </w:rPr>
+        <w:t>en</w:t>
+      </w:r>
+      <w:proofErr w:type="spellEnd"/>
+      <w:r>
+        <w:rPr>
+          <w:lang w:val="en-US"/>
+        </w:rPr>
+        <w:t xml:space="preserve"> </w:t>
+      </w:r>
+      <w:hyperlink r:id="rId223" w:history="1">
+        <w:r>
+          <w:rPr>
+            <w:rStyle w:val="Hyperlink"/>
+            <w:lang w:val="en-US"/>
+          </w:rPr>
+          <w:t>SL1613SH</w:t>
+        </w:r>
+      </w:hyperlink>
+    </w:p>
+    <w:p>
+      <w:pPr>
+        <w:pStyle w:val="ListParagraph"/>
+        <w:numPr>
+          <w:ilvl w:val="0"/>
+          <w:numId w:val="66"/>
+        </w:numPr>
+      </w:pPr>
+      <w:r>
+        <w:t xml:space="preserve">Unipolair, </w:t>
+      </w:r>
+      <w:proofErr w:type="gramStart"/>
+      <w:r>
+        <w:t>noord</w:t>
+      </w:r>
+      <w:proofErr w:type="gramEnd"/>
+      <w:r>
+        <w:t xml:space="preserve"> en zuidpool. </w:t>
+      </w:r>
+      <w:r>
+        <w:t>K</w:t>
+      </w:r>
+      <w:r>
+        <w:t>an niet allebei met externe magneet geactiveerd worden.</w:t>
+      </w:r>
+    </w:p>
+    <w:p>
+      <w:pPr>
+        <w:pStyle w:val="ListParagraph"/>
+        <w:numPr>
+          <w:ilvl w:val="0"/>
+          <w:numId w:val="66"/>
+        </w:numPr>
+        <w:rPr>
+          <w:lang w:val="en-US"/>
+        </w:rPr>
+      </w:pPr>
+      <w:r>
+        <w:rPr>
+          <w:lang w:val="en-US"/>
+        </w:rPr>
+        <w:t xml:space="preserve">€0.13 </w:t>
+      </w:r>
+      <w:proofErr w:type="spellStart"/>
+      <w:r>
+        <w:rPr>
+          <w:lang w:val="en-US"/>
+        </w:rPr>
+        <w:t>digikey</w:t>
+      </w:r>
+      <w:proofErr w:type="spellEnd"/>
+    </w:p>
+    <w:p>
+      <w:pPr>
+        <w:pStyle w:val="ListParagraph"/>
+        <w:numPr>
+          <w:ilvl w:val="0"/>
+          <w:numId w:val="66"/>
+        </w:numPr>
+        <w:rPr>
+          <w:lang w:val="en-US"/>
+        </w:rPr>
+      </w:pPr>
+      <w:r>
+        <w:rPr>
+          <w:lang w:val="en-US"/>
+        </w:rPr>
+        <w:t>SMD</w:t>
+      </w:r>
+    </w:p>
+    <w:p>
+      <w:pPr>
+        <w:pStyle w:val="ListParagraph"/>
+        <w:numPr>
+          <w:ilvl w:val="0"/>
+          <w:numId w:val="66"/>
+        </w:numPr>
+      </w:pPr>
+      <w:r>
+        <w:t>1.6µA</w:t>
+      </w:r>
+    </w:p>
+    <w:p/>
+    <w:p>
+      <w:pPr>
+        <w:pStyle w:val="ListParagraph"/>
+        <w:ind w:left="1440"/>
+      </w:pPr>
+    </w:p>
+    <w:p/>
+    <w:p>
+      <w:pPr>
+        <w:pStyle w:val="Heading1"/>
+      </w:pPr>
+      <w:bookmarkStart w:id="72" w:name="_Toc227516463"/>
+      <w:proofErr w:type="spellStart"/>
+      <w:r>
+        <w:t>Samenvatting</w:t>
+      </w:r>
+      <w:proofErr w:type="spellEnd"/>
+      <w:r>
+        <w:t xml:space="preserve"> </w:t>
+      </w:r>
+      <w:proofErr w:type="spellStart"/>
+      <w:r>
+        <w:t>keuzes</w:t>
+      </w:r>
+      <w:bookmarkEnd w:id="72"/>
+      <w:proofErr w:type="spellEnd"/>
+    </w:p>
+    <w:p>
+      <w:pPr>
+        <w:rPr>
+          <w:lang w:val="en-US"/>
+        </w:rPr>
+      </w:pPr>
+    </w:p>
+    <w:p>
+      <w:pPr>
+        <w:pStyle w:val="Heading1"/>
+      </w:pPr>
+      <w:bookmarkStart w:id="73" w:name="_Toc227516464"/>
       <w:r>
         <w:t>BOM</w:t>
       </w:r>
-      <w:bookmarkEnd w:id="67"/>
+      <w:bookmarkEnd w:id="73"/>
     </w:p>
     <w:p>
       <w:pPr>
@@ -23332,7 +25762,7 @@
       </w:pPr>
     </w:p>
     <w:sectPr>
-      <w:headerReference w:type="default" r:id="rId201"/>
+      <w:headerReference w:type="default" r:id="rId224"/>
       <w:type w:val="continuous"/>
       <w:pgSz w:w="11906" w:h="16838"/>
       <w:pgMar w:top="1417" w:right="1417" w:bottom="1417" w:left="1417" w:header="708" w:footer="708" w:gutter="0"/>
@@ -33245,6 +35675,18 @@
   </w:num>
   <w:num w:numId="84" w16cid:durableId="791830485">
     <w:abstractNumId w:val="34"/>
+  </w:num>
+  <w:num w:numId="85" w16cid:durableId="1694302621">
+    <w:abstractNumId w:val="2"/>
+    <w:lvlOverride w:ilvl="0"/>
+    <w:lvlOverride w:ilvl="1"/>
+    <w:lvlOverride w:ilvl="2"/>
+    <w:lvlOverride w:ilvl="3"/>
+    <w:lvlOverride w:ilvl="4"/>
+    <w:lvlOverride w:ilvl="5"/>
+    <w:lvlOverride w:ilvl="6"/>
+    <w:lvlOverride w:ilvl="7"/>
+    <w:lvlOverride w:ilvl="8"/>
   </w:num>
   <w:numIdMacAtCleanup w:val="62"/>
 </w:numbering>
@@ -33648,7 +36090,7 @@
   <w:style w:type="paragraph" w:default="1" w:styleId="Normal">
     <w:name w:val="Normal"/>
     <w:qFormat/>
-    <w:rsid w:val="00C168C0"/>
+    <w:rsid w:val="00327DEF"/>
     <w:pPr>
       <w:spacing w:after="0"/>
     </w:pPr>

--- a/Componenten.docx
+++ b/Componenten.docx
@@ -70,11 +70,9 @@
           <w:pPr>
             <w:pStyle w:val="TOCHeading"/>
           </w:pPr>
-          <w:proofErr w:type="spellStart"/>
           <w:r>
             <w:t>Inhoud</w:t>
           </w:r>
-          <w:proofErr w:type="spellEnd"/>
         </w:p>
         <w:p>
           <w:pPr>
@@ -7035,13 +7033,8 @@
           <w:lang w:val="en-US"/>
         </w:rPr>
       </w:pPr>
-      <w:proofErr w:type="gramStart"/>
-      <w:r>
-        <w:t>EEC chip</w:t>
-      </w:r>
-      <w:proofErr w:type="gramEnd"/>
-      <w:r>
-        <w:t>: elliptische curve bereke</w:t>
+      <w:r>
+        <w:t>EEC chip: elliptische curve bereke</w:t>
       </w:r>
       <w:r>
         <w:t>ning</w:t>
@@ -7218,16 +7211,11 @@
       <w:r>
         <w:t xml:space="preserve">externe </w:t>
       </w:r>
-      <w:proofErr w:type="gramStart"/>
       <w:r>
         <w:t>EEC c</w:t>
       </w:r>
       <w:r>
-        <w:t>hip</w:t>
-      </w:r>
-      <w:proofErr w:type="gramEnd"/>
-      <w:r>
-        <w:t>)</w:t>
+        <w:t>hip)</w:t>
       </w:r>
     </w:p>
     <w:p>
@@ -7521,13 +7509,8 @@
             <w:pPr>
               <w:spacing w:line="240" w:lineRule="auto"/>
             </w:pPr>
-            <w:proofErr w:type="gramStart"/>
-            <w:r>
-              <w:t>Debug /</w:t>
-            </w:r>
-            <w:proofErr w:type="gramEnd"/>
-            <w:r>
-              <w:t xml:space="preserve"> utils</w:t>
+            <w:r>
+              <w:t>Debug / utils</w:t>
             </w:r>
           </w:p>
         </w:tc>
@@ -7762,11 +7745,9 @@
             <w:pPr>
               <w:spacing w:line="240" w:lineRule="auto"/>
             </w:pPr>
-            <w:proofErr w:type="gramStart"/>
             <w:r>
               <w:t>QR matrix</w:t>
             </w:r>
-            <w:proofErr w:type="gramEnd"/>
           </w:p>
         </w:tc>
         <w:tc>
@@ -8674,16 +8655,8 @@
               <w:rPr>
                 <w:lang w:val="en-US"/>
               </w:rPr>
-              <w:t>1-</w:t>
-            </w:r>
-            <w:proofErr w:type="gramStart"/>
-            <w:r>
-              <w:rPr>
-                <w:lang w:val="en-US"/>
-              </w:rPr>
-              <w:t>3 ?</w:t>
-            </w:r>
-            <w:proofErr w:type="gramEnd"/>
+              <w:t>1-3 ?</w:t>
+            </w:r>
           </w:p>
           <w:p>
             <w:pPr>
@@ -10084,7 +10057,7 @@
         </w:rPr>
         <w:lastRenderedPageBreak/>
         <w:drawing>
-          <wp:inline distT="0" distB="0" distL="0" distR="0" wp14:anchorId="246ED48E" wp14:editId="59EE555E">
+          <wp:inline distT="0" distB="0" distL="0" distR="0" wp14:anchorId="246ED48E" wp14:editId="6566120E">
             <wp:extent cx="5876925" cy="6946601"/>
             <wp:effectExtent l="0" t="0" r="0" b="6985"/>
             <wp:docPr id="1060474358" name="Picture 2"/>
@@ -10271,26 +10244,10 @@
         <w:t>868MHz voor Europa</w:t>
       </w:r>
       <w:r>
-        <w:t xml:space="preserve"> (863–870 </w:t>
-      </w:r>
-      <w:proofErr w:type="gramStart"/>
-      <w:r>
-        <w:t>MHz</w:t>
-      </w:r>
-      <w:r>
-        <w:t xml:space="preserve"> /</w:t>
-      </w:r>
-      <w:proofErr w:type="gramEnd"/>
-      <w:r>
-        <w:t xml:space="preserve"> EU</w:t>
-      </w:r>
-      <w:proofErr w:type="gramStart"/>
-      <w:r>
-        <w:t>868 /</w:t>
-      </w:r>
-      <w:proofErr w:type="gramEnd"/>
-      <w:r>
-        <w:t xml:space="preserve"> ISM band)</w:t>
+        <w:t xml:space="preserve"> (863–870 MHz</w:t>
+      </w:r>
+      <w:r>
+        <w:t xml:space="preserve"> / EU868 / ISM band)</w:t>
       </w:r>
     </w:p>
     <w:p>
@@ -10332,16 +10289,8 @@
         <w:rPr>
           <w:lang w:val="nl-NL"/>
         </w:rPr>
-        <w:t>ETSI EN 300 220-</w:t>
-      </w:r>
-      <w:proofErr w:type="gramStart"/>
-      <w:r>
-        <w:rPr>
-          <w:lang w:val="nl-NL"/>
-        </w:rPr>
-        <w:t>conform</w:t>
-      </w:r>
-      <w:proofErr w:type="gramEnd"/>
+        <w:t>ETSI EN 300 220-conform</w:t>
+      </w:r>
     </w:p>
     <w:p>
       <w:pPr>
@@ -10355,22 +10304,14 @@
         <w:rPr>
           <w:lang w:val="nl-NL"/>
         </w:rPr>
-        <w:t xml:space="preserve">RX-stroom ≈ 4–6 </w:t>
-      </w:r>
-      <w:proofErr w:type="gramStart"/>
+        <w:t xml:space="preserve">RX-stroom ≈ 4–6 mA </w:t>
+      </w:r>
       <w:r>
         <w:rPr>
           <w:lang w:val="nl-NL"/>
         </w:rPr>
-        <w:t xml:space="preserve">mA </w:t>
-      </w:r>
-      <w:r>
-        <w:rPr>
-          <w:lang w:val="nl-NL"/>
-        </w:rPr>
         <w:t>?</w:t>
       </w:r>
-      <w:proofErr w:type="gramEnd"/>
     </w:p>
     <w:p>
       <w:pPr>
@@ -10384,22 +10325,14 @@
         <w:rPr>
           <w:lang w:val="nl-NL"/>
         </w:rPr>
-        <w:t>TX-stroom ≈ 40–120 mA (afhankelijk van het vermogen</w:t>
-      </w:r>
-      <w:proofErr w:type="gramStart"/>
+        <w:t xml:space="preserve">TX-stroom ≈ 40–120 mA (afhankelijk van het vermogen) </w:t>
+      </w:r>
       <w:r>
         <w:rPr>
           <w:lang w:val="nl-NL"/>
         </w:rPr>
-        <w:t xml:space="preserve">) </w:t>
-      </w:r>
-      <w:r>
-        <w:rPr>
-          <w:lang w:val="nl-NL"/>
-        </w:rPr>
         <w:t>?</w:t>
       </w:r>
-      <w:proofErr w:type="gramEnd"/>
     </w:p>
     <w:p>
       <w:pPr>
@@ -10502,13 +10435,8 @@
           <w:numId w:val="67"/>
         </w:numPr>
       </w:pPr>
-      <w:proofErr w:type="gramStart"/>
-      <w:r>
-        <w:t>RF matching</w:t>
-      </w:r>
-      <w:proofErr w:type="gramEnd"/>
-      <w:r>
-        <w:t xml:space="preserve"> en antenne design zelf doe</w:t>
+      <w:r>
+        <w:t>RF matching en antenne design zelf doe</w:t>
       </w:r>
       <w:r>
         <w:t>n</w:t>
@@ -10661,13 +10589,8 @@
           <w:numId w:val="67"/>
         </w:numPr>
       </w:pPr>
-      <w:proofErr w:type="gramStart"/>
-      <w:r>
-        <w:t>RF ontwerp</w:t>
-      </w:r>
-      <w:proofErr w:type="gramEnd"/>
-      <w:r>
-        <w:t xml:space="preserve"> moeilijker (antenne interface, ground keep-outs)</w:t>
+      <w:r>
+        <w:t>RF ontwerp moeilijker (antenne interface, ground keep-outs)</w:t>
       </w:r>
     </w:p>
     <w:p>
@@ -10679,31 +10602,7 @@
         </w:numPr>
       </w:pPr>
       <w:r>
-        <w:t>Moeilijkere configuratie (</w:t>
-      </w:r>
-      <w:proofErr w:type="gramStart"/>
-      <w:r>
-        <w:t>EU regels</w:t>
-      </w:r>
-      <w:proofErr w:type="gramEnd"/>
-      <w:r>
-        <w:t xml:space="preserve">, </w:t>
-      </w:r>
-      <w:proofErr w:type="gramStart"/>
-      <w:r>
-        <w:t>RF matching</w:t>
-      </w:r>
-      <w:proofErr w:type="gramEnd"/>
-      <w:r>
-        <w:t xml:space="preserve"> zelf </w:t>
-      </w:r>
-      <w:proofErr w:type="gramStart"/>
-      <w:r>
-        <w:t>instellen,…</w:t>
-      </w:r>
-      <w:proofErr w:type="gramEnd"/>
-      <w:r>
-        <w:t>)</w:t>
+        <w:t>Moeilijkere configuratie (EU regels, RF matching zelf instellen,…)</w:t>
       </w:r>
     </w:p>
     <w:p>
@@ -10886,13 +10785,8 @@
           <w:numId w:val="75"/>
         </w:numPr>
       </w:pPr>
-      <w:proofErr w:type="gramStart"/>
-      <w:r>
-        <w:t>met</w:t>
-      </w:r>
-      <w:proofErr w:type="gramEnd"/>
-      <w:r>
-        <w:t xml:space="preserve"> STM32WLE5CCU6</w:t>
+      <w:r>
+        <w:t>met STM32WLE5CCU6</w:t>
       </w:r>
     </w:p>
     <w:p>
@@ -10903,14 +10797,12 @@
           <w:numId w:val="75"/>
         </w:numPr>
       </w:pPr>
-      <w:proofErr w:type="gramStart"/>
       <w:r>
         <w:t>UART</w:t>
       </w:r>
       <w:r>
         <w:t xml:space="preserve"> interface</w:t>
       </w:r>
-      <w:proofErr w:type="gramEnd"/>
     </w:p>
     <w:p>
       <w:pPr>
@@ -10924,15 +10816,7 @@
         <w:t>SPI mogelijk?? “</w:t>
       </w:r>
       <w:r>
-        <w:t xml:space="preserve">SPI voor communicatie met </w:t>
-      </w:r>
-      <w:proofErr w:type="gramStart"/>
-      <w:r>
-        <w:t>RF subsysteem</w:t>
-      </w:r>
-      <w:proofErr w:type="gramEnd"/>
-      <w:r>
-        <w:t xml:space="preserve"> van </w:t>
+        <w:t xml:space="preserve">SPI voor communicatie met RF subsysteem van </w:t>
       </w:r>
       <w:r>
         <w:t>STM32WLE5CCU6</w:t>
@@ -11494,13 +11378,8 @@
       <w:r>
         <w:t xml:space="preserve">, </w:t>
       </w:r>
-      <w:proofErr w:type="gramStart"/>
-      <w:r>
-        <w:t>RF ervaring</w:t>
-      </w:r>
-      <w:proofErr w:type="gramEnd"/>
-      <w:r>
-        <w:t xml:space="preserve"> nodig</w:t>
+      <w:r>
+        <w:t>RF ervaring nodig</w:t>
       </w:r>
     </w:p>
     <w:p>
@@ -11511,7 +11390,6 @@
           <w:numId w:val="75"/>
         </w:numPr>
       </w:pPr>
-      <w:proofErr w:type="gramStart"/>
       <w:r>
         <w:rPr>
           <w:b/>
@@ -11526,7 +11404,6 @@
         </w:rPr>
         <w:t xml:space="preserve"> antenne</w:t>
       </w:r>
-      <w:proofErr w:type="gramEnd"/>
       <w:r>
         <w:t>:</w:t>
       </w:r>
@@ -11593,21 +11470,8 @@
     </w:p>
     <w:p/>
     <w:p>
-      <w:proofErr w:type="gramStart"/>
-      <w:r>
-        <w:t>FPC antenne</w:t>
-      </w:r>
-      <w:proofErr w:type="gramEnd"/>
-      <w:r>
-        <w:t xml:space="preserve"> voor prototype, eventueel </w:t>
-      </w:r>
-      <w:proofErr w:type="gramStart"/>
-      <w:r>
-        <w:t>PCB antenne</w:t>
-      </w:r>
-      <w:proofErr w:type="gramEnd"/>
-      <w:r>
-        <w:t xml:space="preserve"> later?</w:t>
+      <w:r>
+        <w:t>FPC antenne voor prototype, eventueel PCB antenne later?</w:t>
       </w:r>
     </w:p>
     <w:p/>
@@ -11832,18 +11696,10 @@
         <w:t>8.6 cm</w:t>
       </w:r>
       <w:r>
-        <w:t xml:space="preserve">: ~ 73 </w:t>
-      </w:r>
-      <w:proofErr w:type="gramStart"/>
-      <w:r>
-        <w:t xml:space="preserve">Ω </w:t>
-      </w:r>
-      <w:r>
-        <w:t>,</w:t>
-      </w:r>
-      <w:proofErr w:type="gramEnd"/>
-      <w:r>
-        <w:t xml:space="preserve"> </w:t>
+        <w:t xml:space="preserve">: ~ 73 Ω </w:t>
+      </w:r>
+      <w:r>
+        <w:t xml:space="preserve">, </w:t>
       </w:r>
       <w:r>
         <w:t>VSWR</w:t>
@@ -12450,27 +12306,13 @@
         <w:rPr>
           <w:lang w:val="nl-NL"/>
         </w:rPr>
-        <w:t xml:space="preserve">a. </w:t>
-      </w:r>
-      <w:proofErr w:type="gramStart"/>
+        <w:t>a. FPC ante</w:t>
+      </w:r>
       <w:r>
         <w:rPr>
           <w:lang w:val="nl-NL"/>
         </w:rPr>
-        <w:t>FPC ante</w:t>
-      </w:r>
-      <w:r>
-        <w:rPr>
-          <w:lang w:val="nl-NL"/>
-        </w:rPr>
-        <w:t>nne</w:t>
-      </w:r>
-      <w:proofErr w:type="gramEnd"/>
-      <w:r>
-        <w:rPr>
-          <w:lang w:val="nl-NL"/>
-        </w:rPr>
-        <w:t xml:space="preserve"> lijkt best.</w:t>
+        <w:t>nne lijkt best.</w:t>
       </w:r>
     </w:p>
     <w:p>
@@ -13172,30 +13014,8 @@
         <w:rPr>
           <w:lang w:val="en-US"/>
         </w:rPr>
-        <w:t xml:space="preserve">: </w:t>
-      </w:r>
-      <w:proofErr w:type="spellStart"/>
-      <w:r>
-        <w:rPr>
-          <w:lang w:val="en-US"/>
-        </w:rPr>
-        <w:t>meer</w:t>
-      </w:r>
-      <w:proofErr w:type="spellEnd"/>
-      <w:r>
-        <w:rPr>
-          <w:lang w:val="en-US"/>
-        </w:rPr>
-        <w:t xml:space="preserve"> </w:t>
-      </w:r>
-      <w:proofErr w:type="spellStart"/>
-      <w:r>
-        <w:rPr>
-          <w:lang w:val="en-US"/>
-        </w:rPr>
-        <w:t>geavanceerd</w:t>
-      </w:r>
-      <w:proofErr w:type="spellEnd"/>
+        <w:t>: meer geavanceerd</w:t>
+      </w:r>
       <w:r>
         <w:rPr>
           <w:lang w:val="en-US"/>
@@ -14119,15 +13939,7 @@
         </w:numPr>
       </w:pPr>
       <w:r>
-        <w:t xml:space="preserve">LNA (low </w:t>
-      </w:r>
-      <w:proofErr w:type="spellStart"/>
-      <w:r>
-        <w:t>noise</w:t>
-      </w:r>
-      <w:proofErr w:type="spellEnd"/>
-      <w:r>
-        <w:t xml:space="preserve"> amplifier)</w:t>
+        <w:t>LNA (low noise amplifier)</w:t>
       </w:r>
     </w:p>
     <w:p>
@@ -14167,16 +13979,8 @@
           <w:rPr>
             <w:rStyle w:val="Hyperlink"/>
           </w:rPr>
-          <w:t xml:space="preserve">Goedkoopste modules op </w:t>
+          <w:t>Goedkoopste modules op mouser</w:t>
         </w:r>
-        <w:proofErr w:type="spellStart"/>
-        <w:r>
-          <w:rPr>
-            <w:rStyle w:val="Hyperlink"/>
-          </w:rPr>
-          <w:t>mouser</w:t>
-        </w:r>
-        <w:proofErr w:type="spellEnd"/>
       </w:hyperlink>
     </w:p>
     <w:p/>
@@ -14231,14 +14035,12 @@
         </w:numPr>
       </w:pPr>
       <w:hyperlink r:id="rId75" w:history="1">
-        <w:proofErr w:type="spellStart"/>
         <w:r>
           <w:rPr>
             <w:rStyle w:val="Hyperlink"/>
           </w:rPr>
           <w:t>Digikey</w:t>
         </w:r>
-        <w:proofErr w:type="spellEnd"/>
       </w:hyperlink>
       <w:r>
         <w:t>: €5.84 (€5.2 per 1000)</w:t>
@@ -14331,16 +14133,8 @@
         <w:rPr>
           <w:rStyle w:val="Hyperlink"/>
         </w:rPr>
-        <w:t xml:space="preserve">Goedkoopste modules op </w:t>
-      </w:r>
-      <w:proofErr w:type="spellStart"/>
-      <w:r>
-        <w:rPr>
-          <w:rStyle w:val="Hyperlink"/>
-        </w:rPr>
-        <w:t>Mouser</w:t>
-      </w:r>
-      <w:proofErr w:type="spellEnd"/>
+        <w:t>Goedkoopste modules op Mouser</w:t>
+      </w:r>
     </w:p>
     <w:p>
       <w:r>
@@ -14970,15 +14764,7 @@
     </w:p>
     <w:p>
       <w:r>
-        <w:t>U-</w:t>
-      </w:r>
-      <w:proofErr w:type="spellStart"/>
-      <w:r>
-        <w:t>blox</w:t>
-      </w:r>
-      <w:proofErr w:type="spellEnd"/>
-      <w:r>
-        <w:t xml:space="preserve"> </w:t>
+        <w:t xml:space="preserve">U-blox </w:t>
       </w:r>
       <w:hyperlink r:id="rId91" w:history="1">
         <w:r>
@@ -14991,15 +14777,7 @@
     </w:p>
     <w:p>
       <w:r>
-        <w:t xml:space="preserve">Of </w:t>
-      </w:r>
-      <w:proofErr w:type="spellStart"/>
-      <w:r>
-        <w:t>Quectel</w:t>
-      </w:r>
-      <w:proofErr w:type="spellEnd"/>
-      <w:r>
-        <w:t xml:space="preserve"> </w:t>
+        <w:t xml:space="preserve">Of Quectel </w:t>
       </w:r>
       <w:hyperlink r:id="rId92" w:tgtFrame="_blank" w:history="1">
         <w:r>
@@ -15012,13 +14790,8 @@
     </w:p>
     <w:p/>
     <w:p>
-      <w:proofErr w:type="spellStart"/>
-      <w:r>
-        <w:t>Quectel</w:t>
-      </w:r>
-      <w:proofErr w:type="spellEnd"/>
-      <w:r>
-        <w:t xml:space="preserve"> </w:t>
+      <w:r>
+        <w:t xml:space="preserve">Quectel </w:t>
       </w:r>
       <w:hyperlink r:id="rId93" w:tgtFrame="_blank" w:history="1">
         <w:r>
@@ -15034,15 +14807,7 @@
     </w:p>
     <w:p>
       <w:r>
-        <w:t>U-</w:t>
-      </w:r>
-      <w:proofErr w:type="spellStart"/>
-      <w:r>
-        <w:t>blox</w:t>
-      </w:r>
-      <w:proofErr w:type="spellEnd"/>
-      <w:r>
-        <w:t xml:space="preserve"> </w:t>
+        <w:t xml:space="preserve">U-blox </w:t>
       </w:r>
       <w:hyperlink r:id="rId94" w:history="1">
         <w:r>
@@ -15060,13 +14825,8 @@
       </w:r>
       <w:r>
         <w:noBreakHyphen/>
-        <w:t xml:space="preserve">center, </w:t>
-      </w:r>
-      <w:proofErr w:type="spellStart"/>
-      <w:r>
-        <w:t>AssistNow</w:t>
-      </w:r>
-      <w:proofErr w:type="spellEnd"/>
+        <w:t>center, AssistNow</w:t>
+      </w:r>
       <w:r>
         <w:t>, veel voorbeeldontwerpen) en is beter voor kleine/slechte antennes, (</w:t>
       </w:r>
@@ -15074,15 +14834,7 @@
         <w:t>SAW+LNA</w:t>
       </w:r>
       <w:r>
-        <w:t xml:space="preserve"> &amp; </w:t>
-      </w:r>
-      <w:proofErr w:type="spellStart"/>
-      <w:r>
-        <w:t>Super-S</w:t>
-      </w:r>
-      <w:proofErr w:type="spellEnd"/>
-      <w:r>
-        <w:t xml:space="preserve"> technologie). Stroomverbruik is ook al klein.</w:t>
+        <w:t xml:space="preserve"> &amp; Super-S technologie). Stroomverbruik is ook al klein.</w:t>
       </w:r>
     </w:p>
     <w:p/>
@@ -15102,13 +14854,8 @@
           <w:lang w:val="en-US"/>
         </w:rPr>
       </w:pPr>
-      <w:proofErr w:type="spellStart"/>
-      <w:r>
-        <w:t>Quectel</w:t>
-      </w:r>
-      <w:proofErr w:type="spellEnd"/>
-      <w:r>
-        <w:t xml:space="preserve"> </w:t>
+      <w:r>
+        <w:t xml:space="preserve">Quectel </w:t>
       </w:r>
       <w:hyperlink r:id="rId95" w:tgtFrame="_blank" w:history="1">
         <w:r>
@@ -15141,14 +14888,9 @@
       <w:bookmarkStart w:id="36" w:name="_Toc227516427"/>
       <w:r>
         <w:lastRenderedPageBreak/>
-        <w:t xml:space="preserve">GPS </w:t>
-      </w:r>
-      <w:proofErr w:type="spellStart"/>
-      <w:r>
-        <w:t>antenne</w:t>
+        <w:t>GPS antenne</w:t>
       </w:r>
       <w:bookmarkEnd w:id="36"/>
-      <w:proofErr w:type="spellEnd"/>
     </w:p>
     <w:p>
       <w:pPr>
@@ -15173,12 +14915,10 @@
         <w:spacing w:before="0"/>
       </w:pPr>
       <w:bookmarkStart w:id="38" w:name="_Toc227516429"/>
-      <w:proofErr w:type="spellStart"/>
       <w:r>
         <w:t>Vereisten</w:t>
       </w:r>
       <w:bookmarkEnd w:id="38"/>
-      <w:proofErr w:type="spellEnd"/>
     </w:p>
     <w:p>
       <w:pPr>
@@ -15195,16 +14935,8 @@
         <w:rPr>
           <w:lang w:val="en-US"/>
         </w:rPr>
-        <w:t xml:space="preserve">Zwart-wit, </w:t>
-      </w:r>
-      <w:proofErr w:type="spellStart"/>
-      <w:r>
-        <w:rPr>
-          <w:lang w:val="en-US"/>
-        </w:rPr>
-        <w:t>hoog</w:t>
-      </w:r>
-      <w:proofErr w:type="spellEnd"/>
+        <w:t>Zwart-wit, hoog</w:t>
+      </w:r>
       <w:r>
         <w:t xml:space="preserve"> contrast</w:t>
       </w:r>
@@ -15220,42 +14952,12 @@
           <w:lang w:val="en-US"/>
         </w:rPr>
       </w:pPr>
-      <w:proofErr w:type="spellStart"/>
-      <w:r>
-        <w:rPr>
-          <w:lang w:val="en-US"/>
-        </w:rPr>
-        <w:t>Grootte</w:t>
-      </w:r>
-      <w:proofErr w:type="spellEnd"/>
-      <w:r>
-        <w:rPr>
-          <w:lang w:val="en-US"/>
-        </w:rPr>
-        <w:t xml:space="preserve"> </w:t>
-      </w:r>
-      <w:proofErr w:type="spellStart"/>
-      <w:r>
-        <w:rPr>
-          <w:lang w:val="en-US"/>
-        </w:rPr>
-        <w:t>en</w:t>
-      </w:r>
-      <w:proofErr w:type="spellEnd"/>
-      <w:r>
-        <w:rPr>
-          <w:lang w:val="en-US"/>
-        </w:rPr>
-        <w:t xml:space="preserve"> </w:t>
-      </w:r>
-      <w:proofErr w:type="spellStart"/>
-      <w:r>
-        <w:rPr>
-          <w:lang w:val="en-US"/>
-        </w:rPr>
-        <w:t>resolutie</w:t>
-      </w:r>
-      <w:proofErr w:type="spellEnd"/>
+      <w:r>
+        <w:rPr>
+          <w:lang w:val="en-US"/>
+        </w:rPr>
+        <w:t>Grootte en resolutie</w:t>
+      </w:r>
     </w:p>
     <w:p>
       <w:pPr>
@@ -15272,16 +14974,8 @@
         <w:rPr>
           <w:lang w:val="en-US"/>
         </w:rPr>
-        <w:t xml:space="preserve">Klein, </w:t>
-      </w:r>
-      <w:proofErr w:type="spellStart"/>
-      <w:r>
-        <w:rPr>
-          <w:lang w:val="en-US"/>
-        </w:rPr>
-        <w:t>vierkant</w:t>
-      </w:r>
-      <w:proofErr w:type="spellEnd"/>
+        <w:t>Klein, vierkant</w:t>
+      </w:r>
       <w:r>
         <w:rPr>
           <w:lang w:val="en-US"/>
@@ -15334,13 +15028,8 @@
         <w:t>1.54″ 200×200</w:t>
       </w:r>
       <w:r>
-        <w:t xml:space="preserve"> wordt veel gebruikt voor </w:t>
-      </w:r>
-      <w:proofErr w:type="gramStart"/>
-      <w:r>
-        <w:t>QR codes</w:t>
-      </w:r>
-      <w:proofErr w:type="gramEnd"/>
+        <w:t xml:space="preserve"> wordt veel gebruikt voor QR codes</w:t>
+      </w:r>
     </w:p>
     <w:p>
       <w:pPr>
@@ -15350,24 +15039,11 @@
           <w:numId w:val="66"/>
         </w:numPr>
       </w:pPr>
-      <w:proofErr w:type="gramStart"/>
-      <w:r>
-        <w:t>QR code</w:t>
-      </w:r>
-      <w:proofErr w:type="gramEnd"/>
-      <w:r>
-        <w:t xml:space="preserve"> versie? (</w:t>
-      </w:r>
-      <w:proofErr w:type="gramStart"/>
-      <w:r>
-        <w:t>z</w:t>
-      </w:r>
-      <w:r>
-        <w:t>ie</w:t>
-      </w:r>
-      <w:proofErr w:type="gramEnd"/>
-      <w:r>
-        <w:t xml:space="preserve"> </w:t>
+      <w:r>
+        <w:t>QR code versie? (z</w:t>
+      </w:r>
+      <w:r>
+        <w:t xml:space="preserve">ie </w:t>
       </w:r>
       <w:hyperlink r:id="rId96" w:history="1">
         <w:r>
@@ -15459,31 +15135,14 @@
           <w:b/>
           <w:bCs/>
         </w:rPr>
-        <w:t xml:space="preserve">Berekening grootst mogelijke </w:t>
-      </w:r>
-      <w:proofErr w:type="gramStart"/>
-      <w:r>
-        <w:rPr>
-          <w:b/>
-          <w:bCs/>
-        </w:rPr>
-        <w:t>QR code</w:t>
-      </w:r>
-      <w:proofErr w:type="gramEnd"/>
+        <w:t>Berekening grootst mogelijke QR code</w:t>
+      </w:r>
       <w:r>
         <w:t>:</w:t>
       </w:r>
       <w:r>
         <w:br/>
-        <w:t xml:space="preserve">De kleinste scanbare </w:t>
-      </w:r>
-      <w:proofErr w:type="gramStart"/>
-      <w:r>
-        <w:t>QR code</w:t>
-      </w:r>
-      <w:proofErr w:type="gramEnd"/>
-      <w:r>
-        <w:t xml:space="preserve"> is 1x1cm 38x38 pixel -&gt; 0.263mm per pixel</w:t>
+        <w:t>De kleinste scanbare QR code is 1x1cm 38x38 pixel -&gt; 0.263mm per pixel</w:t>
       </w:r>
       <w:r>
         <w:br/>
@@ -15491,27 +15150,11 @@
       </w:r>
       <w:r>
         <w:br/>
-        <w:t xml:space="preserve">kleinste mogelijke </w:t>
-      </w:r>
-      <w:proofErr w:type="gramStart"/>
-      <w:r>
-        <w:t>QR pixel</w:t>
-      </w:r>
-      <w:proofErr w:type="gramEnd"/>
-      <w:r>
-        <w:t xml:space="preserve"> is 2x2 pixels op het scherm (0.27x0.27mm)</w:t>
+        <w:t>kleinste mogelijke QR pixel is 2x2 pixels op het scherm (0.27x0.27mm)</w:t>
       </w:r>
       <w:r>
         <w:br/>
-        <w:t xml:space="preserve">dus grootste </w:t>
-      </w:r>
-      <w:proofErr w:type="gramStart"/>
-      <w:r>
-        <w:t>QR code</w:t>
-      </w:r>
-      <w:proofErr w:type="gramEnd"/>
-      <w:r>
-        <w:t xml:space="preserve"> is 97x97 (versie 20) </w:t>
+        <w:t xml:space="preserve">dus grootste QR code is 97x97 (versie 20) </w:t>
       </w:r>
       <w:r>
         <w:br/>
@@ -15636,13 +15279,8 @@
       <w:r>
         <w:t xml:space="preserve">is </w:t>
       </w:r>
-      <w:proofErr w:type="spellStart"/>
-      <w:r>
-        <w:t>efficienter</w:t>
-      </w:r>
-      <w:proofErr w:type="spellEnd"/>
-      <w:r>
-        <w:t xml:space="preserve"> op lage s</w:t>
+      <w:r>
+        <w:t>efficienter op lage s</w:t>
       </w:r>
       <w:r>
         <w:t>nelheden</w:t>
@@ -15660,18 +15298,10 @@
         <w:t xml:space="preserve">De meeste </w:t>
       </w:r>
       <w:r>
-        <w:t>E-</w:t>
-      </w:r>
-      <w:proofErr w:type="spellStart"/>
-      <w:r>
-        <w:t>ink</w:t>
-      </w:r>
-      <w:r>
-        <w:t>s</w:t>
-      </w:r>
-      <w:proofErr w:type="spellEnd"/>
-      <w:r>
-        <w:t xml:space="preserve"> zijn SPI</w:t>
+        <w:t>E-ink</w:t>
+      </w:r>
+      <w:r>
+        <w:t>s zijn SPI</w:t>
       </w:r>
     </w:p>
     <w:p>
@@ -15700,41 +15330,20 @@
           <w:lang w:val="en-US"/>
         </w:rPr>
       </w:pPr>
-      <w:proofErr w:type="spellStart"/>
-      <w:r>
-        <w:rPr>
-          <w:lang w:val="en-US"/>
-        </w:rPr>
-        <w:t>geen</w:t>
-      </w:r>
-      <w:proofErr w:type="spellEnd"/>
-      <w:r>
-        <w:rPr>
-          <w:lang w:val="en-US"/>
-        </w:rPr>
-        <w:t xml:space="preserve"> partial refresh of fast update </w:t>
-      </w:r>
-      <w:proofErr w:type="spellStart"/>
-      <w:r>
-        <w:rPr>
-          <w:lang w:val="en-US"/>
-        </w:rPr>
-        <w:t>nodig</w:t>
-      </w:r>
-      <w:proofErr w:type="spellEnd"/>
+      <w:r>
+        <w:rPr>
+          <w:lang w:val="en-US"/>
+        </w:rPr>
+        <w:t>geen partial refresh of fast update nodig</w:t>
+      </w:r>
     </w:p>
     <w:p>
       <w:pPr>
         <w:pStyle w:val="Heading2"/>
       </w:pPr>
       <w:bookmarkStart w:id="39" w:name="_Toc227516430"/>
-      <w:proofErr w:type="spellStart"/>
-      <w:r>
-        <w:t>Paneel</w:t>
-      </w:r>
-      <w:proofErr w:type="spellEnd"/>
-      <w:r>
-        <w:t xml:space="preserve"> </w:t>
+      <w:r>
+        <w:t xml:space="preserve">Paneel </w:t>
       </w:r>
       <w:r>
         <w:t>of module?</w:t>
@@ -15750,7 +15359,6 @@
         </w:rPr>
       </w:pPr>
       <w:bookmarkStart w:id="40" w:name="_Toc227516431"/>
-      <w:proofErr w:type="spellStart"/>
       <w:r>
         <w:rPr>
           <w:lang w:val="en-US"/>
@@ -15758,7 +15366,6 @@
         <w:t>Paneel</w:t>
       </w:r>
       <w:bookmarkEnd w:id="40"/>
-      <w:proofErr w:type="spellEnd"/>
     </w:p>
     <w:p>
       <w:pPr>
@@ -15775,21 +15382,7 @@
         <w:rPr>
           <w:lang w:val="en-US"/>
         </w:rPr>
-        <w:t xml:space="preserve">SPI via </w:t>
-      </w:r>
-      <w:proofErr w:type="spellStart"/>
-      <w:r>
-        <w:rPr>
-          <w:lang w:val="en-US"/>
-        </w:rPr>
-        <w:t>korte</w:t>
-      </w:r>
-      <w:proofErr w:type="spellEnd"/>
-      <w:r>
-        <w:rPr>
-          <w:lang w:val="en-US"/>
-        </w:rPr>
-        <w:t xml:space="preserve"> </w:t>
+        <w:t xml:space="preserve">SPI via korte </w:t>
       </w:r>
       <w:r>
         <w:rPr>
@@ -15804,33 +15397,11 @@
         <w:noBreakHyphen/>
         <w:t xml:space="preserve">flex (FPC) </w:t>
       </w:r>
-      <w:proofErr w:type="spellStart"/>
-      <w:r>
-        <w:rPr>
-          <w:lang w:val="en-US"/>
-        </w:rPr>
-        <w:t>kabel</w:t>
-      </w:r>
-      <w:proofErr w:type="spellEnd"/>
-      <w:r>
-        <w:rPr>
-          <w:lang w:val="en-US"/>
-        </w:rPr>
-        <w:t xml:space="preserve"> </w:t>
-      </w:r>
-      <w:proofErr w:type="gramStart"/>
-      <w:r>
-        <w:rPr>
-          <w:lang w:val="en-US"/>
-        </w:rPr>
-        <w:t>( 0</w:t>
-      </w:r>
-      <w:proofErr w:type="gramEnd"/>
-      <w:r>
-        <w:rPr>
-          <w:lang w:val="en-US"/>
-        </w:rPr>
-        <w:t xml:space="preserve">.5mm pitch, </w:t>
+      <w:r>
+        <w:rPr>
+          <w:lang w:val="en-US"/>
+        </w:rPr>
+        <w:t xml:space="preserve">kabel ( 0.5mm pitch, </w:t>
       </w:r>
       <w:r>
         <w:rPr>
@@ -15866,30 +15437,8 @@
         <w:rPr>
           <w:lang w:val="en-US"/>
         </w:rPr>
-        <w:t xml:space="preserve">Kan </w:t>
-      </w:r>
-      <w:proofErr w:type="spellStart"/>
-      <w:r>
-        <w:rPr>
-          <w:lang w:val="en-US"/>
-        </w:rPr>
-        <w:t>verlengd</w:t>
-      </w:r>
-      <w:proofErr w:type="spellEnd"/>
-      <w:r>
-        <w:rPr>
-          <w:lang w:val="en-US"/>
-        </w:rPr>
-        <w:t xml:space="preserve"> </w:t>
-      </w:r>
-      <w:proofErr w:type="spellStart"/>
-      <w:r>
-        <w:rPr>
-          <w:lang w:val="en-US"/>
-        </w:rPr>
-        <w:t>worden</w:t>
-      </w:r>
-      <w:proofErr w:type="spellEnd"/>
+        <w:t>Kan verlengd worden</w:t>
+      </w:r>
     </w:p>
     <w:p>
       <w:pPr>
@@ -15902,14 +15451,12 @@
           <w:lang w:val="en-US"/>
         </w:rPr>
       </w:pPr>
-      <w:proofErr w:type="spellStart"/>
       <w:r>
         <w:rPr>
           <w:lang w:val="en-US"/>
         </w:rPr>
         <w:t>Fragiel</w:t>
       </w:r>
-      <w:proofErr w:type="spellEnd"/>
     </w:p>
     <w:p>
       <w:pPr>
@@ -15922,14 +15469,12 @@
           <w:lang w:val="en-US"/>
         </w:rPr>
       </w:pPr>
-      <w:proofErr w:type="spellStart"/>
       <w:r>
         <w:rPr>
           <w:lang w:val="en-US"/>
         </w:rPr>
         <w:t>Goedkoper</w:t>
       </w:r>
-      <w:proofErr w:type="spellEnd"/>
     </w:p>
     <w:p>
       <w:pPr>
@@ -15955,18 +15500,10 @@
         <w:t>, AVDD/VSH</w:t>
       </w:r>
       <w:r>
-        <w:t xml:space="preserve">, </w:t>
-      </w:r>
-      <w:proofErr w:type="gramStart"/>
-      <w:r>
-        <w:t>VCOM</w:t>
-      </w:r>
-      <w:r>
-        <w:t>,…</w:t>
-      </w:r>
-      <w:proofErr w:type="gramEnd"/>
-      <w:r>
-        <w:t>)</w:t>
+        <w:t>, VCOM</w:t>
+      </w:r>
+      <w:r>
+        <w:t>,…)</w:t>
       </w:r>
     </w:p>
     <w:p>
@@ -16041,35 +15578,7 @@
         <w:rPr>
           <w:lang w:val="en-US"/>
         </w:rPr>
-        <w:t xml:space="preserve">Veel </w:t>
-      </w:r>
-      <w:proofErr w:type="spellStart"/>
-      <w:r>
-        <w:rPr>
-          <w:lang w:val="en-US"/>
-        </w:rPr>
-        <w:t>eenvoudiger</w:t>
-      </w:r>
-      <w:proofErr w:type="spellEnd"/>
-      <w:r>
-        <w:rPr>
-          <w:lang w:val="en-US"/>
-        </w:rPr>
-        <w:t xml:space="preserve"> </w:t>
-      </w:r>
-      <w:proofErr w:type="spellStart"/>
-      <w:r>
-        <w:rPr>
-          <w:lang w:val="en-US"/>
-        </w:rPr>
-        <w:t>voor</w:t>
-      </w:r>
-      <w:proofErr w:type="spellEnd"/>
-      <w:r>
-        <w:rPr>
-          <w:lang w:val="en-US"/>
-        </w:rPr>
-        <w:t xml:space="preserve"> prototype</w:t>
+        <w:t>Veel eenvoudiger voor prototype</w:t>
       </w:r>
     </w:p>
     <w:p>
@@ -16103,17 +15612,9 @@
         <w:rPr>
           <w:lang w:val="en-US"/>
         </w:rPr>
-        <w:t xml:space="preserve">Andere </w:t>
-      </w:r>
-      <w:proofErr w:type="spellStart"/>
-      <w:r>
-        <w:rPr>
-          <w:lang w:val="en-US"/>
-        </w:rPr>
-        <w:t>opties</w:t>
+        <w:t>Andere opties</w:t>
       </w:r>
       <w:bookmarkEnd w:id="42"/>
-      <w:proofErr w:type="spellEnd"/>
     </w:p>
     <w:p>
       <w:pPr>
@@ -16196,13 +15697,8 @@
           <w:numId w:val="66"/>
         </w:numPr>
       </w:pPr>
-      <w:proofErr w:type="spellStart"/>
-      <w:r>
-        <w:t>Orient</w:t>
-      </w:r>
-      <w:proofErr w:type="spellEnd"/>
-      <w:r>
-        <w:t xml:space="preserve"> Display </w:t>
+      <w:r>
+        <w:t xml:space="preserve">Orient Display </w:t>
       </w:r>
       <w:hyperlink r:id="rId101" w:history="1">
         <w:r>
@@ -16234,13 +15730,8 @@
         </w:numPr>
       </w:pPr>
       <w:r>
-        <w:t xml:space="preserve">Enige bij </w:t>
-      </w:r>
-      <w:proofErr w:type="spellStart"/>
-      <w:r>
-        <w:t>digikey</w:t>
-      </w:r>
-      <w:proofErr w:type="spellEnd"/>
+        <w:t>Enige bij digikey</w:t>
+      </w:r>
     </w:p>
     <w:p>
       <w:pPr>
@@ -16269,29 +15760,8 @@
         <w:t>1.54”</w:t>
       </w:r>
       <w:r>
-        <w:t xml:space="preserve"> E-</w:t>
-      </w:r>
-      <w:proofErr w:type="spellStart"/>
-      <w:r>
-        <w:t>inks</w:t>
-      </w:r>
-      <w:proofErr w:type="spellEnd"/>
-      <w:r>
-        <w:t xml:space="preserve"> bij </w:t>
-      </w:r>
-      <w:proofErr w:type="spellStart"/>
-      <w:r>
-        <w:t>Mouser</w:t>
-      </w:r>
-      <w:proofErr w:type="spellEnd"/>
-      <w:r>
-        <w:t xml:space="preserve"> of </w:t>
-      </w:r>
-      <w:proofErr w:type="spellStart"/>
-      <w:r>
-        <w:t>Farnell</w:t>
-      </w:r>
-      <w:proofErr w:type="spellEnd"/>
+        <w:t xml:space="preserve"> E-inks bij Mouser of Farnell</w:t>
+      </w:r>
     </w:p>
     <w:p>
       <w:pPr>
@@ -16302,19 +15772,11 @@
         </w:numPr>
       </w:pPr>
       <w:hyperlink r:id="rId102" w:history="1">
-        <w:proofErr w:type="spellStart"/>
         <w:r>
           <w:rPr>
             <w:rStyle w:val="Hyperlink"/>
           </w:rPr>
-          <w:t>Good</w:t>
-        </w:r>
-        <w:proofErr w:type="spellEnd"/>
-        <w:r>
-          <w:rPr>
-            <w:rStyle w:val="Hyperlink"/>
-          </w:rPr>
-          <w:t xml:space="preserve"> Display</w:t>
+          <w:t>Good Display</w:t>
         </w:r>
       </w:hyperlink>
       <w:r>
@@ -16337,29 +15799,8 @@
           <w:numId w:val="66"/>
         </w:numPr>
       </w:pPr>
-      <w:proofErr w:type="spellStart"/>
-      <w:r>
-        <w:t>GoodDisplay</w:t>
-      </w:r>
-      <w:proofErr w:type="spellEnd"/>
-      <w:r>
-        <w:t xml:space="preserve"> heeft ook paneel dat met lagere </w:t>
-      </w:r>
-      <w:proofErr w:type="spellStart"/>
-      <w:r>
-        <w:t>temparetuur</w:t>
-      </w:r>
-      <w:proofErr w:type="spellEnd"/>
-      <w:r>
-        <w:t xml:space="preserve"> werkt (-25-50°C </w:t>
-      </w:r>
-      <w:proofErr w:type="spellStart"/>
-      <w:r>
-        <w:t>ipv</w:t>
-      </w:r>
-      <w:proofErr w:type="spellEnd"/>
-      <w:r>
-        <w:t>. 0-50°C), maar die is niet geschikt voor in de zon.</w:t>
+      <w:r>
+        <w:t>GoodDisplay heeft ook paneel dat met lagere temparetuur werkt (-25-50°C ipv. 0-50°C), maar die is niet geschikt voor in de zon.</w:t>
       </w:r>
     </w:p>
     <w:p>
@@ -16434,19 +15875,11 @@
           <w:lang w:val="en-US"/>
         </w:rPr>
       </w:pPr>
-      <w:proofErr w:type="spellStart"/>
-      <w:r>
-        <w:rPr>
-          <w:lang w:val="en-US"/>
-        </w:rPr>
-        <w:t>Elecrow</w:t>
-      </w:r>
-      <w:proofErr w:type="spellEnd"/>
-      <w:r>
-        <w:rPr>
-          <w:lang w:val="en-US"/>
-        </w:rPr>
-        <w:t xml:space="preserve">: </w:t>
+      <w:r>
+        <w:rPr>
+          <w:lang w:val="en-US"/>
+        </w:rPr>
+        <w:t xml:space="preserve">Elecrow: </w:t>
       </w:r>
       <w:hyperlink r:id="rId106" w:history="1">
         <w:r>
@@ -16454,17 +15887,8 @@
             <w:rStyle w:val="Hyperlink"/>
             <w:lang w:val="en-US"/>
           </w:rPr>
-          <w:t xml:space="preserve">1.54” 152x152 </w:t>
+          <w:t>1.54” 152x152 paneel</w:t>
         </w:r>
-        <w:proofErr w:type="spellStart"/>
-        <w:r>
-          <w:rPr>
-            <w:rStyle w:val="Hyperlink"/>
-            <w:lang w:val="en-US"/>
-          </w:rPr>
-          <w:t>paneel</w:t>
-        </w:r>
-        <w:proofErr w:type="spellEnd"/>
       </w:hyperlink>
       <w:r>
         <w:rPr>
@@ -16526,19 +15950,11 @@
           <w:lang w:val="en-BE"/>
         </w:rPr>
       </w:pPr>
-      <w:proofErr w:type="spellStart"/>
-      <w:r>
-        <w:rPr>
-          <w:lang w:val="en-US"/>
-        </w:rPr>
-        <w:t>Waveshare</w:t>
-      </w:r>
-      <w:proofErr w:type="spellEnd"/>
-      <w:r>
-        <w:rPr>
-          <w:lang w:val="en-US"/>
-        </w:rPr>
-        <w:t xml:space="preserve"> </w:t>
+      <w:r>
+        <w:rPr>
+          <w:lang w:val="en-US"/>
+        </w:rPr>
+        <w:t xml:space="preserve">Waveshare </w:t>
       </w:r>
       <w:hyperlink r:id="rId107" w:history="1">
         <w:r>
@@ -16568,39 +15984,17 @@
           <w:lang w:val="en-BE"/>
         </w:rPr>
       </w:pPr>
-      <w:proofErr w:type="spellStart"/>
-      <w:r>
-        <w:rPr>
-          <w:lang w:val="en-US"/>
-        </w:rPr>
-        <w:t>Aansluiting</w:t>
-      </w:r>
-      <w:proofErr w:type="spellEnd"/>
-      <w:r>
-        <w:rPr>
-          <w:lang w:val="en-US"/>
-        </w:rPr>
-        <w:t xml:space="preserve">: </w:t>
-      </w:r>
-      <w:r>
-        <w:rPr>
-          <w:lang w:val="en-US"/>
-        </w:rPr>
-        <w:t xml:space="preserve">8-pin JST PH 2.0mm SMT Header Horizontal </w:t>
-      </w:r>
-      <w:proofErr w:type="gramStart"/>
-      <w:r>
-        <w:rPr>
-          <w:lang w:val="en-US"/>
-        </w:rPr>
-        <w:t>Right Angle</w:t>
-      </w:r>
-      <w:proofErr w:type="gramEnd"/>
-      <w:r>
-        <w:rPr>
-          <w:lang w:val="en-US"/>
-        </w:rPr>
-        <w:t xml:space="preserve"> Side </w:t>
+      <w:r>
+        <w:rPr>
+          <w:lang w:val="en-US"/>
+        </w:rPr>
+        <w:t xml:space="preserve">Aansluiting: </w:t>
+      </w:r>
+      <w:r>
+        <w:rPr>
+          <w:lang w:val="en-US"/>
+        </w:rPr>
+        <w:t xml:space="preserve">8-pin JST PH 2.0mm SMT Header Horizontal Right Angle Side </w:t>
       </w:r>
       <w:r>
         <w:rPr>
@@ -16614,12 +16008,10 @@
         <w:pStyle w:val="Heading2"/>
       </w:pPr>
       <w:bookmarkStart w:id="44" w:name="_Toc227516435"/>
-      <w:proofErr w:type="spellStart"/>
       <w:r>
         <w:t>Keuze</w:t>
       </w:r>
       <w:bookmarkEnd w:id="44"/>
-      <w:proofErr w:type="spellEnd"/>
     </w:p>
     <w:p>
       <w:pPr>
@@ -16632,19 +16024,11 @@
           <w:lang w:val="en-BE"/>
         </w:rPr>
       </w:pPr>
-      <w:proofErr w:type="spellStart"/>
-      <w:r>
-        <w:rPr>
-          <w:lang w:val="en-US"/>
-        </w:rPr>
-        <w:t>Waveshare</w:t>
-      </w:r>
-      <w:proofErr w:type="spellEnd"/>
-      <w:r>
-        <w:rPr>
-          <w:lang w:val="en-US"/>
-        </w:rPr>
-        <w:t xml:space="preserve"> </w:t>
+      <w:r>
+        <w:rPr>
+          <w:lang w:val="en-US"/>
+        </w:rPr>
+        <w:t xml:space="preserve">Waveshare </w:t>
       </w:r>
       <w:hyperlink r:id="rId108" w:history="1">
         <w:r>
@@ -16687,11 +16071,9 @@
       </w:r>
     </w:p>
     <w:p>
-      <w:proofErr w:type="spellStart"/>
       <w:r>
         <w:t>Accelerometer</w:t>
       </w:r>
-      <w:proofErr w:type="spellEnd"/>
       <w:r>
         <w:t xml:space="preserve"> </w:t>
       </w:r>
@@ -16699,15 +16081,7 @@
         <w:t>kan gebruikt worden</w:t>
       </w:r>
       <w:r>
-        <w:t xml:space="preserve"> voor </w:t>
-      </w:r>
-      <w:proofErr w:type="spellStart"/>
-      <w:r>
-        <w:t>interrupts</w:t>
-      </w:r>
-      <w:proofErr w:type="spellEnd"/>
-      <w:r>
-        <w:t xml:space="preserve"> (wake up bij beweging)</w:t>
+        <w:t xml:space="preserve"> voor interrupts (wake up bij beweging)</w:t>
       </w:r>
       <w:r>
         <w:t>,</w:t>
@@ -16716,31 +16090,7 @@
         <w:t xml:space="preserve"> om te detecteren of de fiets gestolen wordt</w:t>
       </w:r>
       <w:r>
-        <w:t xml:space="preserve"> en evt. om </w:t>
-      </w:r>
-      <w:proofErr w:type="spellStart"/>
-      <w:r>
-        <w:t>LoRa</w:t>
-      </w:r>
-      <w:proofErr w:type="spellEnd"/>
-      <w:r>
-        <w:t xml:space="preserve"> en </w:t>
-      </w:r>
-      <w:proofErr w:type="gramStart"/>
-      <w:r>
-        <w:t>GPS update</w:t>
-      </w:r>
-      <w:proofErr w:type="gramEnd"/>
-      <w:r>
-        <w:t xml:space="preserve"> </w:t>
-      </w:r>
-      <w:proofErr w:type="spellStart"/>
-      <w:r>
-        <w:t>rate</w:t>
-      </w:r>
-      <w:proofErr w:type="spellEnd"/>
-      <w:r>
-        <w:t xml:space="preserve"> te bepalen</w:t>
+        <w:t xml:space="preserve"> en evt. om LoRa en GPS update rate te bepalen</w:t>
       </w:r>
       <w:r>
         <w:t>.</w:t>
@@ -16751,12 +16101,10 @@
         <w:pStyle w:val="Heading2"/>
       </w:pPr>
       <w:bookmarkStart w:id="46" w:name="_Toc227516437"/>
-      <w:proofErr w:type="spellStart"/>
       <w:r>
         <w:t>Vereisten</w:t>
       </w:r>
       <w:bookmarkEnd w:id="46"/>
-      <w:proofErr w:type="spellEnd"/>
     </w:p>
     <w:p>
       <w:pPr>
@@ -16775,7 +16123,6 @@
         </w:rPr>
         <w:t>Low power (</w:t>
       </w:r>
-      <w:proofErr w:type="gramStart"/>
       <w:r>
         <w:rPr>
           <w:lang w:val="en-US"/>
@@ -16786,14 +16133,7 @@
         <w:rPr>
           <w:lang w:val="en-US"/>
         </w:rPr>
-        <w:t>µA</w:t>
-      </w:r>
-      <w:proofErr w:type="gramEnd"/>
-      <w:r>
-        <w:rPr>
-          <w:lang w:val="en-US"/>
-        </w:rPr>
-        <w:t>)</w:t>
+        <w:t>µA)</w:t>
       </w:r>
     </w:p>
     <w:p>
@@ -16805,15 +16145,7 @@
         </w:numPr>
       </w:pPr>
       <w:r>
-        <w:t xml:space="preserve">Output data </w:t>
-      </w:r>
-      <w:proofErr w:type="spellStart"/>
-      <w:r>
-        <w:t>rate</w:t>
-      </w:r>
-      <w:proofErr w:type="spellEnd"/>
-      <w:r>
-        <w:t xml:space="preserve"> (ODR): 10-50Hz is genoeg (lager = zu</w:t>
+        <w:t>Output data rate (ODR): 10-50Hz is genoeg (lager = zu</w:t>
       </w:r>
       <w:r>
         <w:t>iniger)</w:t>
@@ -16893,30 +16225,8 @@
         <w:rPr>
           <w:lang w:val="en-US"/>
         </w:rPr>
-        <w:t xml:space="preserve"> </w:t>
-      </w:r>
-      <w:proofErr w:type="spellStart"/>
-      <w:r>
-        <w:rPr>
-          <w:lang w:val="en-US"/>
-        </w:rPr>
-        <w:t>gebaseerd</w:t>
-      </w:r>
-      <w:proofErr w:type="spellEnd"/>
-      <w:r>
-        <w:rPr>
-          <w:lang w:val="en-US"/>
-        </w:rPr>
-        <w:t xml:space="preserve"> op </w:t>
-      </w:r>
-      <w:proofErr w:type="spellStart"/>
-      <w:r>
-        <w:rPr>
-          <w:lang w:val="en-US"/>
-        </w:rPr>
-        <w:t>beweging</w:t>
-      </w:r>
-      <w:proofErr w:type="spellEnd"/>
+        <w:t xml:space="preserve"> gebaseerd op beweging</w:t>
+      </w:r>
     </w:p>
     <w:p>
       <w:pPr>
@@ -16975,28 +16285,18 @@
         <w:pStyle w:val="Heading2"/>
       </w:pPr>
       <w:bookmarkStart w:id="47" w:name="_Toc227516438"/>
-      <w:proofErr w:type="spellStart"/>
       <w:r>
         <w:lastRenderedPageBreak/>
         <w:t>Opties</w:t>
       </w:r>
       <w:bookmarkEnd w:id="47"/>
-      <w:proofErr w:type="spellEnd"/>
     </w:p>
     <w:p>
       <w:r>
         <w:t>Moeilijk met hand te so</w:t>
       </w:r>
       <w:r>
-        <w:t xml:space="preserve">lderen -&gt; </w:t>
-      </w:r>
-      <w:proofErr w:type="spellStart"/>
-      <w:r>
-        <w:t>breakout</w:t>
-      </w:r>
-      <w:proofErr w:type="spellEnd"/>
-      <w:r>
-        <w:t xml:space="preserve"> voor prototype?</w:t>
+        <w:t>lderen -&gt; breakout voor prototype?</w:t>
       </w:r>
     </w:p>
     <w:p/>
@@ -17022,14 +16322,12 @@
         <w:t xml:space="preserve">€1.37 </w:t>
       </w:r>
       <w:hyperlink r:id="rId111" w:history="1">
-        <w:proofErr w:type="spellStart"/>
         <w:r>
           <w:rPr>
             <w:rStyle w:val="Hyperlink"/>
           </w:rPr>
           <w:t>digikey</w:t>
         </w:r>
-        <w:proofErr w:type="spellEnd"/>
       </w:hyperlink>
     </w:p>
     <w:p>
@@ -17041,25 +16339,15 @@
         </w:numPr>
       </w:pPr>
       <w:r>
-        <w:t xml:space="preserve">Eventueel </w:t>
-      </w:r>
-      <w:proofErr w:type="spellStart"/>
-      <w:r>
-        <w:t>breakout</w:t>
-      </w:r>
-      <w:proofErr w:type="spellEnd"/>
-      <w:r>
-        <w:t xml:space="preserve"> bord voor prototype: €6 bij </w:t>
+        <w:t xml:space="preserve">Eventueel breakout bord voor prototype: €6 bij </w:t>
       </w:r>
       <w:hyperlink r:id="rId112" w:history="1">
-        <w:proofErr w:type="spellStart"/>
         <w:r>
           <w:rPr>
             <w:rStyle w:val="Hyperlink"/>
           </w:rPr>
           <w:t>tinytronics</w:t>
         </w:r>
-        <w:proofErr w:type="spellEnd"/>
       </w:hyperlink>
     </w:p>
     <w:p>
@@ -17234,7 +16522,6 @@
         <w:t xml:space="preserve">€1.19 </w:t>
       </w:r>
       <w:hyperlink r:id="rId114" w:history="1">
-        <w:proofErr w:type="spellStart"/>
         <w:r>
           <w:rPr>
             <w:rStyle w:val="Hyperlink"/>
@@ -17242,41 +16529,12 @@
           </w:rPr>
           <w:t>digikey</w:t>
         </w:r>
-        <w:proofErr w:type="spellEnd"/>
       </w:hyperlink>
       <w:r>
         <w:rPr>
           <w:lang w:val="en-US"/>
         </w:rPr>
-        <w:t xml:space="preserve"> (</w:t>
-      </w:r>
-      <w:proofErr w:type="spellStart"/>
-      <w:r>
-        <w:rPr>
-          <w:lang w:val="en-US"/>
-        </w:rPr>
-        <w:t>niet</w:t>
-      </w:r>
-      <w:proofErr w:type="spellEnd"/>
-      <w:r>
-        <w:rPr>
-          <w:lang w:val="en-US"/>
-        </w:rPr>
-        <w:t xml:space="preserve"> op </w:t>
-      </w:r>
-      <w:proofErr w:type="spellStart"/>
-      <w:r>
-        <w:rPr>
-          <w:lang w:val="en-US"/>
-        </w:rPr>
-        <w:t>voorraad</w:t>
-      </w:r>
-      <w:proofErr w:type="spellEnd"/>
-      <w:r>
-        <w:rPr>
-          <w:lang w:val="en-US"/>
-        </w:rPr>
-        <w:t>)</w:t>
+        <w:t xml:space="preserve"> (niet op voorraad)</w:t>
       </w:r>
     </w:p>
     <w:p>
@@ -17291,14 +16549,12 @@
         <w:t xml:space="preserve">€1.19 </w:t>
       </w:r>
       <w:hyperlink r:id="rId115" w:history="1">
-        <w:proofErr w:type="spellStart"/>
         <w:r>
           <w:rPr>
             <w:rStyle w:val="Hyperlink"/>
           </w:rPr>
           <w:t>mouser</w:t>
         </w:r>
-        <w:proofErr w:type="spellEnd"/>
       </w:hyperlink>
       <w:r>
         <w:t xml:space="preserve"> (ook niet op v</w:t>
@@ -17319,7 +16575,6 @@
         <w:t xml:space="preserve">€1.31 </w:t>
       </w:r>
       <w:hyperlink r:id="rId116" w:history="1">
-        <w:proofErr w:type="spellStart"/>
         <w:r>
           <w:rPr>
             <w:rStyle w:val="Hyperlink"/>
@@ -17338,7 +16593,6 @@
           </w:rPr>
           <w:t>nell</w:t>
         </w:r>
-        <w:proofErr w:type="spellEnd"/>
       </w:hyperlink>
     </w:p>
     <w:p>
@@ -17353,25 +16607,15 @@
         <w:t xml:space="preserve">€5.5 </w:t>
       </w:r>
       <w:hyperlink r:id="rId117" w:history="1">
-        <w:proofErr w:type="spellStart"/>
         <w:r>
           <w:rPr>
             <w:rStyle w:val="Hyperlink"/>
           </w:rPr>
           <w:t>tinytronics</w:t>
         </w:r>
-        <w:proofErr w:type="spellEnd"/>
       </w:hyperlink>
       <w:r>
-        <w:t xml:space="preserve"> (</w:t>
-      </w:r>
-      <w:proofErr w:type="spellStart"/>
-      <w:r>
-        <w:t>breakout</w:t>
-      </w:r>
-      <w:proofErr w:type="spellEnd"/>
-      <w:r>
-        <w:t>)</w:t>
+        <w:t xml:space="preserve"> (breakout)</w:t>
       </w:r>
     </w:p>
     <w:p>
@@ -17389,21 +16633,7 @@
         <w:rPr>
           <w:lang w:val="en-US"/>
         </w:rPr>
-        <w:t xml:space="preserve">50 </w:t>
-      </w:r>
-      <w:proofErr w:type="spellStart"/>
-      <w:r>
-        <w:rPr>
-          <w:lang w:val="en-US"/>
-        </w:rPr>
-        <w:t>nA</w:t>
-      </w:r>
-      <w:proofErr w:type="spellEnd"/>
-      <w:r>
-        <w:rPr>
-          <w:lang w:val="en-US"/>
-        </w:rPr>
-        <w:t xml:space="preserve"> in power-down mode, below 1 </w:t>
+        <w:t xml:space="preserve">50 nA in power-down mode, below 1 </w:t>
       </w:r>
       <w:r>
         <w:t>μ</w:t>
@@ -17528,30 +16758,8 @@
         <w:rPr>
           <w:lang w:val="en-BE"/>
         </w:rPr>
-        <w:t xml:space="preserve">Zeer </w:t>
-      </w:r>
-      <w:proofErr w:type="spellStart"/>
-      <w:r>
-        <w:rPr>
-          <w:lang w:val="en-BE"/>
-        </w:rPr>
-        <w:t>laag</w:t>
-      </w:r>
-      <w:proofErr w:type="spellEnd"/>
-      <w:r>
-        <w:rPr>
-          <w:lang w:val="en-BE"/>
-        </w:rPr>
-        <w:t xml:space="preserve"> </w:t>
-      </w:r>
-      <w:proofErr w:type="spellStart"/>
-      <w:r>
-        <w:rPr>
-          <w:lang w:val="en-BE"/>
-        </w:rPr>
-        <w:t>verbruik</w:t>
-      </w:r>
-      <w:proofErr w:type="spellEnd"/>
+        <w:t>Zeer laag verbruik</w:t>
+      </w:r>
     </w:p>
     <w:p>
       <w:pPr>
@@ -17582,33 +16790,11 @@
           <w:lang w:val="en-BE"/>
         </w:rPr>
       </w:pPr>
-      <w:proofErr w:type="spellStart"/>
       <w:r>
         <w:rPr>
           <w:lang w:val="en-BE"/>
         </w:rPr>
-        <w:t>Te</w:t>
-      </w:r>
-      <w:proofErr w:type="spellEnd"/>
-      <w:r>
-        <w:rPr>
-          <w:lang w:val="en-BE"/>
-        </w:rPr>
-        <w:t xml:space="preserve"> </w:t>
-      </w:r>
-      <w:proofErr w:type="spellStart"/>
-      <w:r>
-        <w:rPr>
-          <w:lang w:val="en-BE"/>
-        </w:rPr>
-        <w:t>duur</w:t>
-      </w:r>
-      <w:proofErr w:type="spellEnd"/>
-      <w:r>
-        <w:rPr>
-          <w:lang w:val="en-BE"/>
-        </w:rPr>
-        <w:t xml:space="preserve"> (&gt;€5)</w:t>
+        <w:t>Te duur (&gt;€5)</w:t>
       </w:r>
     </w:p>
     <w:p>
@@ -17649,13 +16835,8 @@
         <w:pStyle w:val="Heading2"/>
       </w:pPr>
       <w:bookmarkStart w:id="48" w:name="_Toc227516439"/>
-      <w:proofErr w:type="spellStart"/>
-      <w:r>
-        <w:t>Keuze</w:t>
-      </w:r>
-      <w:proofErr w:type="spellEnd"/>
-      <w:r>
-        <w:t>:</w:t>
+      <w:r>
+        <w:t>Keuze:</w:t>
       </w:r>
       <w:bookmarkEnd w:id="48"/>
     </w:p>
@@ -17684,28 +16865,15 @@
         <w:t xml:space="preserve">€5.5 </w:t>
       </w:r>
       <w:hyperlink r:id="rId120" w:history="1">
-        <w:proofErr w:type="spellStart"/>
         <w:r>
           <w:rPr>
             <w:rStyle w:val="Hyperlink"/>
           </w:rPr>
           <w:t>tinytronics</w:t>
         </w:r>
-        <w:proofErr w:type="spellEnd"/>
       </w:hyperlink>
       <w:r>
-        <w:t xml:space="preserve"> (</w:t>
-      </w:r>
-      <w:proofErr w:type="spellStart"/>
-      <w:r>
-        <w:t>breakout</w:t>
-      </w:r>
-      <w:proofErr w:type="spellEnd"/>
-      <w:r>
-        <w:t>)</w:t>
-      </w:r>
-      <w:r>
-        <w:t xml:space="preserve"> voor prototype</w:t>
+        <w:t xml:space="preserve"> (breakout) voor prototype</w:t>
       </w:r>
     </w:p>
     <w:p>
@@ -17723,67 +16891,13 @@
         <w:rPr>
           <w:lang w:val="en-US"/>
         </w:rPr>
-        <w:t xml:space="preserve">Bij </w:t>
-      </w:r>
-      <w:proofErr w:type="spellStart"/>
-      <w:r>
-        <w:rPr>
-          <w:lang w:val="en-US"/>
-        </w:rPr>
-        <w:t>digikey</w:t>
-      </w:r>
-      <w:proofErr w:type="spellEnd"/>
-      <w:r>
-        <w:rPr>
-          <w:lang w:val="en-US"/>
-        </w:rPr>
-        <w:t xml:space="preserve">, </w:t>
-      </w:r>
-      <w:r>
-        <w:rPr>
-          <w:lang w:val="en-US"/>
-        </w:rPr>
-        <w:t>mouser</w:t>
-      </w:r>
-      <w:r>
-        <w:rPr>
-          <w:lang w:val="en-US"/>
-        </w:rPr>
-        <w:t xml:space="preserve"> of </w:t>
-      </w:r>
-      <w:r>
-        <w:rPr>
-          <w:lang w:val="en-US"/>
-        </w:rPr>
-        <w:t xml:space="preserve">Farnell </w:t>
-      </w:r>
-      <w:proofErr w:type="spellStart"/>
-      <w:r>
-        <w:rPr>
-          <w:lang w:val="en-US"/>
-        </w:rPr>
-        <w:t>voor</w:t>
-      </w:r>
-      <w:proofErr w:type="spellEnd"/>
-      <w:r>
-        <w:rPr>
-          <w:lang w:val="en-US"/>
-        </w:rPr>
-        <w:t xml:space="preserve"> </w:t>
-      </w:r>
-      <w:proofErr w:type="spellStart"/>
-      <w:r>
-        <w:rPr>
-          <w:lang w:val="en-US"/>
-        </w:rPr>
-        <w:t>finaal</w:t>
-      </w:r>
-      <w:proofErr w:type="spellEnd"/>
-      <w:r>
-        <w:rPr>
-          <w:lang w:val="en-US"/>
-        </w:rPr>
-        <w:t xml:space="preserve"> product.</w:t>
+        <w:t xml:space="preserve">Bij digikey, mouser of </w:t>
+      </w:r>
+      <w:r>
+        <w:rPr>
+          <w:lang w:val="en-US"/>
+        </w:rPr>
+        <w:t>Farnell voor finaal product.</w:t>
       </w:r>
     </w:p>
     <w:p>
@@ -17806,40 +16920,21 @@
       </w:pPr>
       <w:bookmarkStart w:id="49" w:name="_Toc227516440"/>
       <w:r>
-        <w:t>SD-</w:t>
-      </w:r>
-      <w:proofErr w:type="spellStart"/>
-      <w:r>
-        <w:t>kaart</w:t>
+        <w:t>SD-kaart</w:t>
       </w:r>
       <w:bookmarkEnd w:id="49"/>
-      <w:proofErr w:type="spellEnd"/>
-    </w:p>
-    <w:p>
-      <w:pPr>
-        <w:rPr>
-          <w:lang w:val="en-US"/>
-        </w:rPr>
-      </w:pPr>
-      <w:r>
-        <w:rPr>
-          <w:lang w:val="en-US"/>
-        </w:rPr>
-        <w:t xml:space="preserve">Alleen </w:t>
-      </w:r>
-      <w:proofErr w:type="spellStart"/>
-      <w:r>
-        <w:rPr>
-          <w:lang w:val="en-US"/>
-        </w:rPr>
-        <w:t>voor</w:t>
-      </w:r>
-      <w:proofErr w:type="spellEnd"/>
-      <w:r>
-        <w:rPr>
-          <w:lang w:val="en-US"/>
-        </w:rPr>
-        <w:t xml:space="preserve"> prototype</w:t>
+    </w:p>
+    <w:p>
+      <w:pPr>
+        <w:rPr>
+          <w:lang w:val="en-US"/>
+        </w:rPr>
+      </w:pPr>
+      <w:r>
+        <w:rPr>
+          <w:lang w:val="en-US"/>
+        </w:rPr>
+        <w:t>Alleen voor prototype</w:t>
       </w:r>
     </w:p>
     <w:p>
@@ -17861,31 +16956,7 @@
             <w:rStyle w:val="Hyperlink"/>
             <w:lang w:val="en-US"/>
           </w:rPr>
-          <w:t xml:space="preserve">SD adapter module </w:t>
-        </w:r>
-        <w:proofErr w:type="spellStart"/>
-        <w:r>
-          <w:rPr>
-            <w:rStyle w:val="Hyperlink"/>
-            <w:lang w:val="en-US"/>
-          </w:rPr>
-          <w:t>bij</w:t>
-        </w:r>
-        <w:proofErr w:type="spellEnd"/>
-        <w:r>
-          <w:rPr>
-            <w:rStyle w:val="Hyperlink"/>
-            <w:lang w:val="en-US"/>
-          </w:rPr>
-          <w:t xml:space="preserve"> </w:t>
-        </w:r>
-        <w:proofErr w:type="spellStart"/>
-        <w:r>
-          <w:rPr>
-            <w:rStyle w:val="Hyperlink"/>
-            <w:lang w:val="en-US"/>
-          </w:rPr>
-          <w:t>tinytr</w:t>
+          <w:t>SD adapter module bij tinytr</w:t>
         </w:r>
         <w:r>
           <w:rPr>
@@ -17901,7 +16972,6 @@
           </w:rPr>
           <w:t>nics</w:t>
         </w:r>
-        <w:proofErr w:type="spellEnd"/>
       </w:hyperlink>
       <w:r>
         <w:rPr>
@@ -17928,14 +16998,12 @@
         <w:pStyle w:val="Heading1"/>
       </w:pPr>
       <w:bookmarkStart w:id="50" w:name="_Toc227516441"/>
-      <w:proofErr w:type="spellStart"/>
       <w:r>
         <w:lastRenderedPageBreak/>
-        <w:t>Geheugen</w:t>
-      </w:r>
-      <w:proofErr w:type="spellEnd"/>
-      <w:r>
-        <w:t xml:space="preserve"> chip</w:t>
+        <w:t>FRAM g</w:t>
+      </w:r>
+      <w:r>
+        <w:t>eheugen</w:t>
       </w:r>
       <w:bookmarkEnd w:id="50"/>
     </w:p>
@@ -17961,35 +17029,7 @@
         <w:rPr>
           <w:lang w:val="en-US"/>
         </w:rPr>
-        <w:t xml:space="preserve">): </w:t>
-      </w:r>
-      <w:proofErr w:type="spellStart"/>
-      <w:r>
-        <w:rPr>
-          <w:lang w:val="en-US"/>
-        </w:rPr>
-        <w:t>zoals</w:t>
-      </w:r>
-      <w:proofErr w:type="spellEnd"/>
-      <w:r>
-        <w:rPr>
-          <w:lang w:val="en-US"/>
-        </w:rPr>
-        <w:t xml:space="preserve"> EEPROM, maar </w:t>
-      </w:r>
-      <w:proofErr w:type="spellStart"/>
-      <w:r>
-        <w:rPr>
-          <w:lang w:val="en-US"/>
-        </w:rPr>
-        <w:t>beter</w:t>
-      </w:r>
-      <w:proofErr w:type="spellEnd"/>
-      <w:r>
-        <w:rPr>
-          <w:lang w:val="en-US"/>
-        </w:rPr>
-        <w:t>.</w:t>
+        <w:t>): zoals EEPROM, maar beter.</w:t>
       </w:r>
     </w:p>
     <w:p>
@@ -18007,35 +17047,7 @@
         <w:rPr>
           <w:lang w:val="en-US"/>
         </w:rPr>
-        <w:t xml:space="preserve">Hoge </w:t>
-      </w:r>
-      <w:proofErr w:type="spellStart"/>
-      <w:r>
-        <w:rPr>
-          <w:lang w:val="en-US"/>
-        </w:rPr>
-        <w:t>snelheid</w:t>
-      </w:r>
-      <w:proofErr w:type="spellEnd"/>
-      <w:r>
-        <w:rPr>
-          <w:lang w:val="en-US"/>
-        </w:rPr>
-        <w:t xml:space="preserve">, </w:t>
-      </w:r>
-      <w:proofErr w:type="spellStart"/>
-      <w:r>
-        <w:rPr>
-          <w:lang w:val="en-US"/>
-        </w:rPr>
-        <w:t>zoals</w:t>
-      </w:r>
-      <w:proofErr w:type="spellEnd"/>
-      <w:r>
-        <w:rPr>
-          <w:lang w:val="en-US"/>
-        </w:rPr>
-        <w:t xml:space="preserve"> RAM</w:t>
+        <w:t>Hoge snelheid, zoals RAM</w:t>
       </w:r>
     </w:p>
     <w:p>
@@ -18049,33 +17061,11 @@
           <w:lang w:val="en-US"/>
         </w:rPr>
       </w:pPr>
-      <w:proofErr w:type="spellStart"/>
-      <w:r>
-        <w:rPr>
-          <w:lang w:val="en-US"/>
-        </w:rPr>
-        <w:t>Niet</w:t>
-      </w:r>
-      <w:proofErr w:type="spellEnd"/>
-      <w:r>
-        <w:rPr>
-          <w:lang w:val="en-US"/>
-        </w:rPr>
-        <w:t xml:space="preserve"> volatile, </w:t>
-      </w:r>
-      <w:proofErr w:type="spellStart"/>
-      <w:r>
-        <w:rPr>
-          <w:lang w:val="en-US"/>
-        </w:rPr>
-        <w:t>zoals</w:t>
-      </w:r>
-      <w:proofErr w:type="spellEnd"/>
-      <w:r>
-        <w:rPr>
-          <w:lang w:val="en-US"/>
-        </w:rPr>
-        <w:t xml:space="preserve"> EEPROM</w:t>
+      <w:r>
+        <w:rPr>
+          <w:lang w:val="en-US"/>
+        </w:rPr>
+        <w:t>Niet volatile, zoals EEPROM</w:t>
       </w:r>
     </w:p>
     <w:p>
@@ -18120,41 +17110,31 @@
           <w:lang w:val="en-US"/>
         </w:rPr>
       </w:pPr>
-      <w:proofErr w:type="spellStart"/>
       <w:r>
         <w:rPr>
           <w:lang w:val="en-US"/>
         </w:rPr>
         <w:t>Zuiniger</w:t>
       </w:r>
-      <w:proofErr w:type="spellEnd"/>
-    </w:p>
-    <w:p>
-      <w:pPr>
-        <w:rPr>
-          <w:lang w:val="en-US"/>
-        </w:rPr>
-      </w:pPr>
-    </w:p>
-    <w:p>
-      <w:pPr>
-        <w:rPr>
-          <w:lang w:val="en-US"/>
-        </w:rPr>
-      </w:pPr>
-      <w:proofErr w:type="spellStart"/>
-      <w:r>
-        <w:rPr>
-          <w:lang w:val="en-US"/>
-        </w:rPr>
-        <w:t>Keuze</w:t>
-      </w:r>
-      <w:proofErr w:type="spellEnd"/>
-      <w:r>
-        <w:rPr>
-          <w:lang w:val="en-US"/>
-        </w:rPr>
-        <w:t>:</w:t>
+    </w:p>
+    <w:p>
+      <w:pPr>
+        <w:rPr>
+          <w:lang w:val="en-US"/>
+        </w:rPr>
+      </w:pPr>
+    </w:p>
+    <w:p>
+      <w:pPr>
+        <w:rPr>
+          <w:lang w:val="en-US"/>
+        </w:rPr>
+      </w:pPr>
+      <w:r>
+        <w:rPr>
+          <w:lang w:val="en-US"/>
+        </w:rPr>
+        <w:t>Keuze:</w:t>
       </w:r>
       <w:hyperlink r:id="rId122" w:history="1">
         <w:r>
@@ -18162,7 +17142,21 @@
             <w:rStyle w:val="Hyperlink"/>
             <w:lang w:val="en-US"/>
           </w:rPr>
-          <w:t xml:space="preserve"> FM24V01</w:t>
+          <w:t xml:space="preserve"> FM24V</w:t>
+        </w:r>
+        <w:r>
+          <w:rPr>
+            <w:rStyle w:val="Hyperlink"/>
+            <w:lang w:val="en-US"/>
+          </w:rPr>
+          <w:t>0</w:t>
+        </w:r>
+        <w:r>
+          <w:rPr>
+            <w:rStyle w:val="Hyperlink"/>
+            <w:lang w:val="en-US"/>
+          </w:rPr>
+          <w:t>1</w:t>
         </w:r>
         <w:r>
           <w:rPr>
@@ -18199,7 +17193,6 @@
         <w:t xml:space="preserve">€2.99 </w:t>
       </w:r>
       <w:hyperlink r:id="rId123" w:history="1">
-        <w:proofErr w:type="spellStart"/>
         <w:r>
           <w:rPr>
             <w:rStyle w:val="Hyperlink"/>
@@ -18221,7 +17214,6 @@
           </w:rPr>
           <w:t>ikey</w:t>
         </w:r>
-        <w:proofErr w:type="spellEnd"/>
       </w:hyperlink>
       <w:r>
         <w:rPr>
@@ -18229,6 +17221,164 @@
         </w:rPr>
         <w:t>)</w:t>
       </w:r>
+    </w:p>
+    <w:p>
+      <w:pPr>
+        <w:pStyle w:val="ListParagraph"/>
+        <w:numPr>
+          <w:ilvl w:val="0"/>
+          <w:numId w:val="66"/>
+        </w:numPr>
+        <w:rPr>
+          <w:lang w:val="en-US"/>
+        </w:rPr>
+      </w:pPr>
+      <w:r>
+        <w:rPr>
+          <w:lang w:val="en-US"/>
+        </w:rPr>
+        <w:t>128-Kbit ferroelectric random access memory (F-RAM)</w:t>
+      </w:r>
+      <w:r>
+        <w:rPr>
+          <w:lang w:val="en-US"/>
+        </w:rPr>
+        <w:t xml:space="preserve"> </w:t>
+      </w:r>
+      <w:r>
+        <w:rPr>
+          <w:lang w:val="en-US"/>
+        </w:rPr>
+        <w:t>logically organized as 16K × 8</w:t>
+      </w:r>
+    </w:p>
+    <w:p>
+      <w:pPr>
+        <w:pStyle w:val="ListParagraph"/>
+        <w:numPr>
+          <w:ilvl w:val="0"/>
+          <w:numId w:val="66"/>
+        </w:numPr>
+        <w:rPr>
+          <w:lang w:val="en-US"/>
+        </w:rPr>
+      </w:pPr>
+      <w:r>
+        <w:rPr>
+          <w:lang w:val="en-US"/>
+        </w:rPr>
+        <w:t>Fast two-wire serial interface (I2C)</w:t>
+      </w:r>
+    </w:p>
+    <w:p>
+      <w:pPr>
+        <w:pStyle w:val="ListParagraph"/>
+        <w:numPr>
+          <w:ilvl w:val="0"/>
+          <w:numId w:val="66"/>
+        </w:numPr>
+        <w:rPr>
+          <w:lang w:val="en-US"/>
+        </w:rPr>
+      </w:pPr>
+      <w:r>
+        <w:rPr>
+          <w:lang w:val="en-US"/>
+        </w:rPr>
+        <w:t>Low power consumption</w:t>
+      </w:r>
+    </w:p>
+    <w:p>
+      <w:pPr>
+        <w:pStyle w:val="ListParagraph"/>
+        <w:numPr>
+          <w:ilvl w:val="1"/>
+          <w:numId w:val="66"/>
+        </w:numPr>
+        <w:rPr>
+          <w:lang w:val="en-US"/>
+        </w:rPr>
+      </w:pPr>
+      <w:r>
+        <w:rPr>
+          <w:lang w:val="en-US"/>
+        </w:rPr>
+        <w:t>175-</w:t>
+      </w:r>
+      <w:r>
+        <w:rPr>
+          <w:lang w:val="en-US"/>
+        </w:rPr>
+        <w:t>A active current at 100 kHz</w:t>
+      </w:r>
+    </w:p>
+    <w:p>
+      <w:pPr>
+        <w:pStyle w:val="ListParagraph"/>
+        <w:numPr>
+          <w:ilvl w:val="1"/>
+          <w:numId w:val="66"/>
+        </w:numPr>
+        <w:rPr>
+          <w:lang w:val="en-US"/>
+        </w:rPr>
+      </w:pPr>
+      <w:r>
+        <w:rPr>
+          <w:lang w:val="en-US"/>
+        </w:rPr>
+        <w:t>150-</w:t>
+      </w:r>
+      <w:r>
+        <w:rPr>
+          <w:lang w:val="en-US"/>
+        </w:rPr>
+        <w:t>A standby current</w:t>
+      </w:r>
+    </w:p>
+    <w:p>
+      <w:pPr>
+        <w:pStyle w:val="ListParagraph"/>
+        <w:numPr>
+          <w:ilvl w:val="1"/>
+          <w:numId w:val="66"/>
+        </w:numPr>
+        <w:rPr>
+          <w:lang w:val="en-US"/>
+        </w:rPr>
+      </w:pPr>
+      <w:r>
+        <w:rPr>
+          <w:lang w:val="en-US"/>
+        </w:rPr>
+        <w:t>8-</w:t>
+      </w:r>
+      <w:r>
+        <w:rPr>
+          <w:lang w:val="en-US"/>
+        </w:rPr>
+        <w:t>A sleep mode current</w:t>
+      </w:r>
+    </w:p>
+    <w:p>
+      <w:pPr>
+        <w:pStyle w:val="ListParagraph"/>
+        <w:numPr>
+          <w:ilvl w:val="0"/>
+          <w:numId w:val="66"/>
+        </w:numPr>
+        <w:rPr>
+          <w:lang w:val="en-US"/>
+        </w:rPr>
+      </w:pPr>
+      <w:hyperlink r:id="rId124" w:tgtFrame="_blank" w:history="1">
+        <w:r>
+          <w:rPr>
+            <w:rStyle w:val="Hyperlink"/>
+          </w:rPr>
+          <w:t>8-SOIC</w:t>
+        </w:r>
+      </w:hyperlink>
     </w:p>
     <w:p>
       <w:pPr>
@@ -18253,12 +17403,10 @@
         <w:spacing w:before="0"/>
       </w:pPr>
       <w:bookmarkStart w:id="52" w:name="_Toc227516443"/>
-      <w:proofErr w:type="spellStart"/>
       <w:r>
         <w:t>Batterijen</w:t>
       </w:r>
       <w:bookmarkEnd w:id="52"/>
-      <w:proofErr w:type="spellEnd"/>
     </w:p>
     <w:p>
       <w:r>
@@ -18281,7 +17429,7 @@
       <w:r>
         <w:t xml:space="preserve">Slechte productiekwaliteit kan gevaarlijk zijn: </w:t>
       </w:r>
-      <w:hyperlink r:id="rId124" w:anchor="battery-quality-report" w:history="1">
+      <w:hyperlink r:id="rId125" w:anchor="battery-quality-report" w:history="1">
         <w:r>
           <w:rPr>
             <w:rStyle w:val="Hyperlink"/>
@@ -18302,25 +17450,17 @@
         <w:rPr>
           <w:lang w:val="nl-BE"/>
         </w:rPr>
-        <w:t xml:space="preserve">Load </w:t>
-      </w:r>
-      <w:proofErr w:type="spellStart"/>
-      <w:r>
-        <w:rPr>
-          <w:lang w:val="nl-BE"/>
-        </w:rPr>
-        <w:t>sharing</w:t>
+        <w:t>Load sharing</w:t>
       </w:r>
       <w:bookmarkEnd w:id="53"/>
-      <w:proofErr w:type="spellEnd"/>
-    </w:p>
-    <w:p>
-      <w:pPr>
-        <w:rPr>
-          <w:lang w:val="en-US"/>
-        </w:rPr>
-      </w:pPr>
-      <w:hyperlink r:id="rId125" w:history="1">
+    </w:p>
+    <w:p>
+      <w:pPr>
+        <w:rPr>
+          <w:lang w:val="en-US"/>
+        </w:rPr>
+      </w:pPr>
+      <w:hyperlink r:id="rId126" w:history="1">
         <w:r>
           <w:rPr>
             <w:rStyle w:val="Hyperlink"/>
@@ -18343,15 +17483,7 @@
     </w:p>
     <w:p>
       <w:r>
-        <w:t>Dat kan met wat extra componenten, in dit schema wordt het systeem (</w:t>
-      </w:r>
-      <w:proofErr w:type="spellStart"/>
-      <w:r>
-        <w:t>buck</w:t>
-      </w:r>
-      <w:proofErr w:type="spellEnd"/>
-      <w:r>
-        <w:t>/regulator) tijdens laden gevoed met 5V.</w:t>
+        <w:t>Dat kan met wat extra componenten, in dit schema wordt het systeem (buck/regulator) tijdens laden gevoed met 5V.</w:t>
       </w:r>
     </w:p>
     <w:p>
@@ -18378,7 +17510,7 @@
                     <pic:cNvPicPr/>
                   </pic:nvPicPr>
                   <pic:blipFill>
-                    <a:blip r:embed="rId126"/>
+                    <a:blip r:embed="rId127"/>
                     <a:stretch>
                       <a:fillRect/>
                     </a:stretch>
@@ -18406,31 +17538,7 @@
     </w:p>
     <w:p>
       <w:r>
-        <w:t xml:space="preserve">Er zijn ook </w:t>
-      </w:r>
-      <w:proofErr w:type="spellStart"/>
-      <w:r>
-        <w:t>IC’s</w:t>
-      </w:r>
-      <w:proofErr w:type="spellEnd"/>
-      <w:r>
-        <w:t xml:space="preserve"> met geïntegreerde load </w:t>
-      </w:r>
-      <w:proofErr w:type="spellStart"/>
-      <w:r>
-        <w:t>sharing</w:t>
-      </w:r>
-      <w:proofErr w:type="spellEnd"/>
-      <w:r>
-        <w:t xml:space="preserve"> (een aansluiting voor de batterij en uitgang </w:t>
-      </w:r>
-      <w:proofErr w:type="spellStart"/>
-      <w:r>
-        <w:t>Vsys</w:t>
-      </w:r>
-      <w:proofErr w:type="spellEnd"/>
-      <w:r>
-        <w:t>).</w:t>
+        <w:t>Er zijn ook IC’s met geïntegreerde load sharing (een aansluiting voor de batterij en uitgang Vsys).</w:t>
       </w:r>
     </w:p>
     <w:p>
@@ -18438,12 +17546,10 @@
         <w:pStyle w:val="Heading2"/>
       </w:pPr>
       <w:bookmarkStart w:id="54" w:name="_Toc227516445"/>
-      <w:proofErr w:type="spellStart"/>
       <w:r>
         <w:t>Laadstroom</w:t>
       </w:r>
       <w:bookmarkEnd w:id="54"/>
-      <w:proofErr w:type="spellEnd"/>
     </w:p>
     <w:p>
       <w:pPr>
@@ -18492,13 +17598,8 @@
         <w:t>1u</w:t>
       </w:r>
       <w:r>
-        <w:t>) of 2A voor 2000</w:t>
-      </w:r>
-      <w:proofErr w:type="gramStart"/>
-      <w:r>
-        <w:t>mAh,…</w:t>
-      </w:r>
-      <w:proofErr w:type="gramEnd"/>
+        <w:t>) of 2A voor 2000mAh,…</w:t>
+      </w:r>
     </w:p>
     <w:p>
       <w:pPr>
@@ -18514,6 +17615,7 @@
         <w:ind w:left="0"/>
       </w:pPr>
       <w:r>
+        <w:lastRenderedPageBreak/>
         <w:t xml:space="preserve">De meeste </w:t>
       </w:r>
       <w:r>
@@ -18583,7 +17685,6 @@
         <w:rPr>
           <w:noProof/>
         </w:rPr>
-        <w:lastRenderedPageBreak/>
         <w:drawing>
           <wp:inline distT="0" distB="0" distL="0" distR="0" wp14:anchorId="59319F3E" wp14:editId="3641A19A">
             <wp:extent cx="5760720" cy="1437005"/>
@@ -18600,7 +17701,7 @@
                     <pic:cNvPicPr/>
                   </pic:nvPicPr>
                   <pic:blipFill>
-                    <a:blip r:embed="rId127"/>
+                    <a:blip r:embed="rId128"/>
                     <a:stretch>
                       <a:fillRect/>
                     </a:stretch>
@@ -18626,21 +17727,13 @@
         <w:t>Er zijn 3 soorten</w:t>
       </w:r>
       <w:r>
-        <w:t xml:space="preserve"> </w:t>
-      </w:r>
-      <w:proofErr w:type="gramStart"/>
-      <w:r>
-        <w:t>USB</w:t>
+        <w:t xml:space="preserve"> USB</w:t>
       </w:r>
       <w:r>
         <w:t xml:space="preserve"> p</w:t>
       </w:r>
       <w:r>
-        <w:t>oorten</w:t>
-      </w:r>
-      <w:proofErr w:type="gramEnd"/>
-      <w:r>
-        <w:t>:</w:t>
+        <w:t>oorten:</w:t>
       </w:r>
     </w:p>
     <w:p>
@@ -18741,30 +17834,17 @@
       <w:r>
         <w:t xml:space="preserve">Er is een IC nodig dat de juiste stroom kan trekken afhankelijk van de </w:t>
       </w:r>
-      <w:proofErr w:type="gramStart"/>
       <w:r>
         <w:t>USB</w:t>
       </w:r>
       <w:r>
-        <w:t xml:space="preserve"> poort</w:t>
-      </w:r>
-      <w:proofErr w:type="gramEnd"/>
-      <w:r>
-        <w:t>.</w:t>
+        <w:t xml:space="preserve"> poort.</w:t>
       </w:r>
       <w:r>
         <w:t xml:space="preserve"> </w:t>
       </w:r>
       <w:r>
-        <w:t xml:space="preserve">Bij USB 2.0 wordt Data Contact </w:t>
-      </w:r>
-      <w:proofErr w:type="spellStart"/>
-      <w:r>
-        <w:t>Detect</w:t>
-      </w:r>
-      <w:proofErr w:type="spellEnd"/>
-      <w:r>
-        <w:t xml:space="preserve"> (DCD) gebruikt om</w:t>
+        <w:t>Bij USB 2.0 wordt Data Contact Detect (DCD) gebruikt om</w:t>
       </w:r>
       <w:r>
         <w:t xml:space="preserve"> via de datalijnen</w:t>
@@ -18773,50 +17853,10 @@
         <w:t xml:space="preserve"> te onderschei</w:t>
       </w:r>
       <w:r>
-        <w:t xml:space="preserve">den tussen een SDP-poort (100mA of 500mA) en DCP of </w:t>
-      </w:r>
-      <w:proofErr w:type="gramStart"/>
-      <w:r>
-        <w:t>CDP poort</w:t>
-      </w:r>
-      <w:proofErr w:type="gramEnd"/>
-      <w:r>
-        <w:t xml:space="preserve"> (1.5A)</w:t>
-      </w:r>
-      <w:r>
-        <w:t xml:space="preserve"> (USB </w:t>
-      </w:r>
-      <w:proofErr w:type="spellStart"/>
-      <w:r>
-        <w:t>Battery</w:t>
-      </w:r>
-      <w:proofErr w:type="spellEnd"/>
-      <w:r>
-        <w:t xml:space="preserve"> </w:t>
-      </w:r>
-      <w:proofErr w:type="spellStart"/>
-      <w:r>
-        <w:t>Charging</w:t>
-      </w:r>
-      <w:proofErr w:type="spellEnd"/>
-      <w:r>
-        <w:t xml:space="preserve"> </w:t>
-      </w:r>
-      <w:proofErr w:type="spellStart"/>
-      <w:r>
-        <w:t>Specification</w:t>
-      </w:r>
-      <w:proofErr w:type="spellEnd"/>
-      <w:r>
-        <w:t xml:space="preserve">, </w:t>
-      </w:r>
-      <w:proofErr w:type="spellStart"/>
-      <w:r>
-        <w:t>Rev</w:t>
-      </w:r>
-      <w:proofErr w:type="spellEnd"/>
-      <w:r>
-        <w:t xml:space="preserve"> 1.2).</w:t>
+        <w:t>den tussen een SDP-poort (100mA of 500mA) en DCP of CDP poort (1.5A)</w:t>
+      </w:r>
+      <w:r>
+        <w:t xml:space="preserve"> (USB Battery Charging Specification, Rev 1.2).</w:t>
       </w:r>
     </w:p>
     <w:p>
@@ -18848,7 +17888,7 @@
         <w:pStyle w:val="ListParagraph"/>
         <w:ind w:left="708"/>
       </w:pPr>
-      <w:hyperlink r:id="rId128" w:history="1">
+      <w:hyperlink r:id="rId129" w:history="1">
         <w:r>
           <w:rPr>
             <w:rStyle w:val="Hyperlink"/>
@@ -19113,20 +18153,13 @@
         <w:pStyle w:val="Heading2"/>
       </w:pPr>
       <w:bookmarkStart w:id="55" w:name="_Toc227516446"/>
-      <w:proofErr w:type="spellStart"/>
       <w:r>
         <w:t>Opties</w:t>
       </w:r>
-      <w:proofErr w:type="spellEnd"/>
-      <w:r>
-        <w:t xml:space="preserve"> - </w:t>
-      </w:r>
-      <w:proofErr w:type="spellStart"/>
-      <w:r>
-        <w:t>laders</w:t>
+      <w:r>
+        <w:t xml:space="preserve"> - laders</w:t>
       </w:r>
       <w:bookmarkEnd w:id="55"/>
-      <w:proofErr w:type="spellEnd"/>
     </w:p>
     <w:p>
       <w:r>
@@ -19136,13 +18169,8 @@
         <w:t>: m</w:t>
       </w:r>
       <w:r>
-        <w:t xml:space="preserve">ax. 1A, geen load </w:t>
-      </w:r>
-      <w:proofErr w:type="spellStart"/>
-      <w:r>
-        <w:t>sharing</w:t>
-      </w:r>
-      <w:proofErr w:type="spellEnd"/>
+        <w:t>ax. 1A, geen load sharing</w:t>
+      </w:r>
       <w:r>
         <w:t>, niet gesch</w:t>
       </w:r>
@@ -19156,25 +18184,11 @@
       </w:pPr>
       <w:bookmarkStart w:id="56" w:name="_Toc227516447"/>
       <w:r>
-        <w:t xml:space="preserve">Power </w:t>
-      </w:r>
-      <w:proofErr w:type="spellStart"/>
-      <w:r>
-        <w:t>path</w:t>
-      </w:r>
-      <w:proofErr w:type="spellEnd"/>
-      <w:r>
-        <w:t xml:space="preserve"> </w:t>
-      </w:r>
-      <w:proofErr w:type="spellStart"/>
-      <w:r>
-        <w:t>IC’s</w:t>
-      </w:r>
-      <w:proofErr w:type="spellEnd"/>
-      <w:r>
-        <w:t xml:space="preserve"> met selecteerbare </w:t>
-      </w:r>
-      <w:proofErr w:type="spellStart"/>
+        <w:t xml:space="preserve">Power path </w:t>
+      </w:r>
+      <w:r>
+        <w:t xml:space="preserve">IC’s met selecteerbare </w:t>
+      </w:r>
       <w:r>
         <w:t>ingang</w:t>
       </w:r>
@@ -19182,37 +18196,20 @@
         <w:t>stroom</w:t>
       </w:r>
       <w:bookmarkEnd w:id="56"/>
-      <w:proofErr w:type="spellEnd"/>
-    </w:p>
-    <w:p>
-      <w:pPr>
-        <w:rPr>
-          <w:lang w:val="en-US"/>
-        </w:rPr>
-      </w:pPr>
-      <w:r>
-        <w:t xml:space="preserve">Aparte IC nodig om USB-poort te selecteren, dan kan de max. </w:t>
-      </w:r>
-      <w:proofErr w:type="spellStart"/>
-      <w:r>
-        <w:t>ingangstroom</w:t>
-      </w:r>
-      <w:proofErr w:type="spellEnd"/>
-      <w:r>
-        <w:t xml:space="preserve"> bepaald worden.</w:t>
-      </w:r>
-      <w:r>
-        <w:t xml:space="preserve"> (</w:t>
-      </w:r>
-      <w:proofErr w:type="gramStart"/>
-      <w:r>
-        <w:t>bv.</w:t>
-      </w:r>
-      <w:proofErr w:type="gramEnd"/>
-      <w:r>
-        <w:t xml:space="preserve"> </w:t>
-      </w:r>
-      <w:hyperlink r:id="rId129" w:history="1">
+    </w:p>
+    <w:p>
+      <w:pPr>
+        <w:rPr>
+          <w:lang w:val="en-US"/>
+        </w:rPr>
+      </w:pPr>
+      <w:r>
+        <w:t>Aparte IC nodig om USB-poort te selecteren, dan kan de max. ingangstroom bepaald worden.</w:t>
+      </w:r>
+      <w:r>
+        <w:t xml:space="preserve"> (bv. </w:t>
+      </w:r>
+      <w:hyperlink r:id="rId130" w:history="1">
         <w:r>
           <w:rPr>
             <w:rStyle w:val="Hyperlink"/>
@@ -19225,35 +18222,7 @@
         <w:rPr>
           <w:lang w:val="en-US"/>
         </w:rPr>
-        <w:t xml:space="preserve">: USB 2.0 charger detection </w:t>
-      </w:r>
-      <w:proofErr w:type="spellStart"/>
-      <w:r>
-        <w:rPr>
-          <w:lang w:val="en-US"/>
-        </w:rPr>
-        <w:t>voor</w:t>
-      </w:r>
-      <w:proofErr w:type="spellEnd"/>
-      <w:r>
-        <w:rPr>
-          <w:lang w:val="en-US"/>
-        </w:rPr>
-        <w:t xml:space="preserve"> BC1.2, tot 1.5A, </w:t>
-      </w:r>
-      <w:proofErr w:type="spellStart"/>
-      <w:r>
-        <w:rPr>
-          <w:lang w:val="en-US"/>
-        </w:rPr>
-        <w:t>geen</w:t>
-      </w:r>
-      <w:proofErr w:type="spellEnd"/>
-      <w:r>
-        <w:rPr>
-          <w:lang w:val="en-US"/>
-        </w:rPr>
-        <w:t xml:space="preserve"> US</w:t>
+        <w:t>: USB 2.0 charger detection voor BC1.2, tot 1.5A, geen US</w:t>
       </w:r>
       <w:r>
         <w:rPr>
@@ -19285,7 +18254,7 @@
           <w:lang w:val="en-US"/>
         </w:rPr>
       </w:pPr>
-      <w:hyperlink r:id="rId130" w:history="1">
+      <w:hyperlink r:id="rId131" w:history="1">
         <w:r>
           <w:rPr>
             <w:rStyle w:val="Hyperlink"/>
@@ -19358,16 +18327,11 @@
         </w:numPr>
       </w:pPr>
       <w:r>
-        <w:t xml:space="preserve">Selecteerbare </w:t>
-      </w:r>
-      <w:proofErr w:type="spellStart"/>
-      <w:r>
-        <w:t>in</w:t>
+        <w:t>Selecteerbare in</w:t>
       </w:r>
       <w:r>
         <w:t>gangstroom</w:t>
       </w:r>
-      <w:proofErr w:type="spellEnd"/>
       <w:r>
         <w:t xml:space="preserve"> (USB 100mA, 500mA </w:t>
       </w:r>
@@ -19386,7 +18350,7 @@
           <w:lang w:val="en-US"/>
         </w:rPr>
       </w:pPr>
-      <w:hyperlink r:id="rId131" w:history="1">
+      <w:hyperlink r:id="rId132" w:history="1">
         <w:r>
           <w:rPr>
             <w:rStyle w:val="Hyperlink"/>
@@ -19411,6 +18375,7 @@
         <w:rPr>
           <w:lang w:val="en-US"/>
         </w:rPr>
+        <w:lastRenderedPageBreak/>
         <w:t>~€2-4</w:t>
       </w:r>
     </w:p>
@@ -19467,30 +18432,20 @@
       <w:r>
         <w:t xml:space="preserve">Selecteerbare </w:t>
       </w:r>
-      <w:proofErr w:type="spellStart"/>
       <w:r>
         <w:t>in</w:t>
       </w:r>
       <w:r>
         <w:t>gangstroom</w:t>
       </w:r>
-      <w:proofErr w:type="spellEnd"/>
       <w:r>
         <w:t xml:space="preserve"> </w:t>
       </w:r>
       <w:r>
-        <w:t xml:space="preserve">(USB 100mA, 500mA en </w:t>
-      </w:r>
-      <w:proofErr w:type="gramStart"/>
-      <w:r>
-        <w:t>DC in</w:t>
-      </w:r>
-      <w:r>
-        <w:t>put</w:t>
-      </w:r>
-      <w:proofErr w:type="gramEnd"/>
-      <w:r>
-        <w:t>)</w:t>
+        <w:t>(USB 100mA, 500mA en DC in</w:t>
+      </w:r>
+      <w:r>
+        <w:t>put)</w:t>
       </w:r>
     </w:p>
     <w:p>
@@ -19504,7 +18459,7 @@
           <w:lang w:val="en-US"/>
         </w:rPr>
       </w:pPr>
-      <w:hyperlink r:id="rId132" w:history="1">
+      <w:hyperlink r:id="rId133" w:history="1">
         <w:r>
           <w:rPr>
             <w:rStyle w:val="Hyperlink"/>
@@ -19580,29 +18535,16 @@
         </w:numPr>
       </w:pPr>
       <w:r>
-        <w:t xml:space="preserve">Selecteerbare </w:t>
-      </w:r>
-      <w:proofErr w:type="spellStart"/>
-      <w:r>
-        <w:t>in</w:t>
+        <w:t>Selecteerbare in</w:t>
       </w:r>
       <w:r>
         <w:t>gangstroom</w:t>
       </w:r>
-      <w:proofErr w:type="spellEnd"/>
-      <w:r>
-        <w:t xml:space="preserve"> (USB 100mA, 500mA en </w:t>
-      </w:r>
-      <w:proofErr w:type="gramStart"/>
-      <w:r>
-        <w:t>DC in</w:t>
-      </w:r>
-      <w:r>
-        <w:t>put</w:t>
-      </w:r>
-      <w:proofErr w:type="gramEnd"/>
-      <w:r>
-        <w:t>)</w:t>
+      <w:r>
+        <w:t xml:space="preserve"> (USB 100mA, 500mA en DC in</w:t>
+      </w:r>
+      <w:r>
+        <w:t>put)</w:t>
       </w:r>
     </w:p>
     <w:p>
@@ -19634,7 +18576,7 @@
                     <pic:cNvPicPr/>
                   </pic:nvPicPr>
                   <pic:blipFill>
-                    <a:blip r:embed="rId133"/>
+                    <a:blip r:embed="rId134"/>
                     <a:stretch>
                       <a:fillRect/>
                     </a:stretch>
@@ -19673,23 +18615,15 @@
         <w:t xml:space="preserve">de </w:t>
       </w:r>
       <w:r>
-        <w:t>CHG_</w:t>
-      </w:r>
-      <w:proofErr w:type="gramStart"/>
-      <w:r>
-        <w:t>DET</w:t>
-      </w:r>
-      <w:r>
-        <w:t xml:space="preserve"> pin</w:t>
-      </w:r>
-      <w:proofErr w:type="gramEnd"/>
-      <w:r>
-        <w:t xml:space="preserve"> </w:t>
+        <w:t>CHG_DET</w:t>
+      </w:r>
+      <w:r>
+        <w:t xml:space="preserve"> pin </w:t>
       </w:r>
       <w:r>
         <w:t xml:space="preserve">van de </w:t>
       </w:r>
-      <w:hyperlink r:id="rId134" w:history="1">
+      <w:hyperlink r:id="rId135" w:history="1">
         <w:r>
           <w:rPr>
             <w:rStyle w:val="Hyperlink"/>
@@ -19701,29 +18635,13 @@
         <w:t xml:space="preserve"> lader-detectie-IC </w:t>
       </w:r>
       <w:r>
-        <w:t xml:space="preserve">rechtstreeks met de </w:t>
-      </w:r>
-      <w:proofErr w:type="gramStart"/>
-      <w:r>
-        <w:t>DCM pin</w:t>
-      </w:r>
-      <w:proofErr w:type="gramEnd"/>
-      <w:r>
-        <w:t xml:space="preserve"> van </w:t>
+        <w:t xml:space="preserve">rechtstreeks met de DCM pin van </w:t>
       </w:r>
       <w:r>
         <w:t xml:space="preserve">MAX8903 </w:t>
       </w:r>
       <w:r>
-        <w:t xml:space="preserve">verbonden wordt, zal de input gelimiteerd worden tot 500mA bij een standard downstream usb-poort (SDP) en hoger bij een DCP of </w:t>
-      </w:r>
-      <w:proofErr w:type="gramStart"/>
-      <w:r>
-        <w:t>CDP poort</w:t>
-      </w:r>
-      <w:proofErr w:type="gramEnd"/>
-      <w:r>
-        <w:t>.</w:t>
+        <w:t>verbonden wordt, zal de input gelimiteerd worden tot 500mA bij een standard downstream usb-poort (SDP) en hoger bij een DCP of CDP poort.</w:t>
       </w:r>
       <w:r>
         <w:t xml:space="preserve"> 100mA kan waarschijnlijk genegeerd worden.</w:t>
@@ -19743,7 +18661,7 @@
           <w:lang w:val="en-US"/>
         </w:rPr>
       </w:pPr>
-      <w:hyperlink r:id="rId135" w:history="1">
+      <w:hyperlink r:id="rId136" w:history="1">
         <w:r>
           <w:rPr>
             <w:rStyle w:val="Hyperlink"/>
@@ -19825,16 +18743,8 @@
         <w:rPr>
           <w:lang w:val="en-US"/>
         </w:rPr>
-        <w:t xml:space="preserve">100mA / 500mA / </w:t>
-      </w:r>
-      <w:proofErr w:type="spellStart"/>
-      <w:r>
-        <w:rPr>
-          <w:lang w:val="en-US"/>
-        </w:rPr>
-        <w:t>oneindig</w:t>
-      </w:r>
-      <w:proofErr w:type="spellEnd"/>
+        <w:t>100mA / 500mA / oneindig</w:t>
+      </w:r>
     </w:p>
     <w:p>
       <w:pPr>
@@ -19847,7 +18757,7 @@
           <w:lang w:val="en-US"/>
         </w:rPr>
       </w:pPr>
-      <w:hyperlink r:id="rId136" w:history="1">
+      <w:hyperlink r:id="rId137" w:history="1">
         <w:r>
           <w:rPr>
             <w:rStyle w:val="Hyperlink"/>
@@ -19886,19 +18796,11 @@
           <w:lang w:val="en-US"/>
         </w:rPr>
       </w:pPr>
-      <w:proofErr w:type="spellStart"/>
-      <w:r>
-        <w:rPr>
-          <w:lang w:val="en-US"/>
-        </w:rPr>
-        <w:t>Laadstroom</w:t>
-      </w:r>
-      <w:proofErr w:type="spellEnd"/>
-      <w:r>
-        <w:rPr>
-          <w:lang w:val="en-US"/>
-        </w:rPr>
-        <w:t xml:space="preserve"> tot 1A</w:t>
+      <w:r>
+        <w:rPr>
+          <w:lang w:val="en-US"/>
+        </w:rPr>
+        <w:t>Laadstroom tot 1A</w:t>
       </w:r>
     </w:p>
     <w:p>
@@ -19946,35 +18848,7 @@
         <w:rPr>
           <w:lang w:val="en-US"/>
         </w:rPr>
-        <w:t xml:space="preserve">Battery voltage </w:t>
-      </w:r>
-      <w:proofErr w:type="gramStart"/>
-      <w:r>
-        <w:rPr>
-          <w:lang w:val="en-US"/>
-        </w:rPr>
-        <w:t>monitor</w:t>
-      </w:r>
-      <w:proofErr w:type="gramEnd"/>
-      <w:r>
-        <w:rPr>
-          <w:lang w:val="en-US"/>
-        </w:rPr>
-        <w:t xml:space="preserve"> with </w:t>
-      </w:r>
-      <w:proofErr w:type="gramStart"/>
-      <w:r>
-        <w:rPr>
-          <w:lang w:val="en-US"/>
-        </w:rPr>
-        <w:t>7-12 bit</w:t>
-      </w:r>
-      <w:proofErr w:type="gramEnd"/>
-      <w:r>
-        <w:rPr>
-          <w:lang w:val="en-US"/>
-        </w:rPr>
-        <w:t xml:space="preserve"> AD</w:t>
+        <w:t>Battery voltage monitor with 7-12 bit AD</w:t>
       </w:r>
       <w:r>
         <w:rPr>
@@ -20043,13 +18917,8 @@
         <w:pStyle w:val="Heading3"/>
       </w:pPr>
       <w:bookmarkStart w:id="57" w:name="_Toc227516448"/>
-      <w:proofErr w:type="spellStart"/>
-      <w:r>
-        <w:t>IC’s</w:t>
-      </w:r>
-      <w:proofErr w:type="spellEnd"/>
-      <w:r>
-        <w:t xml:space="preserve"> met USB-poort d</w:t>
+      <w:r>
+        <w:t>IC’s met USB-poort d</w:t>
       </w:r>
       <w:r>
         <w:t>etectie</w:t>
@@ -20058,18 +18927,10 @@
     </w:p>
     <w:p>
       <w:r>
-        <w:t xml:space="preserve">Kan je de </w:t>
-      </w:r>
-      <w:proofErr w:type="gramStart"/>
-      <w:r>
-        <w:t>USB d</w:t>
-      </w:r>
-      <w:r>
-        <w:t>ata</w:t>
-      </w:r>
-      <w:proofErr w:type="gramEnd"/>
-      <w:r>
-        <w:t xml:space="preserve"> lijnen nog gebruiken voor STM32?</w:t>
+        <w:t>Kan je de USB d</w:t>
+      </w:r>
+      <w:r>
+        <w:t>ata lijnen nog gebruiken voor STM32?</w:t>
       </w:r>
     </w:p>
     <w:p/>
@@ -20084,7 +18945,7 @@
           <w:lang w:val="en-US"/>
         </w:rPr>
       </w:pPr>
-      <w:hyperlink r:id="rId137" w:history="1">
+      <w:hyperlink r:id="rId138" w:history="1">
         <w:r>
           <w:rPr>
             <w:rStyle w:val="Hyperlink"/>
@@ -20205,6 +19066,7 @@
         <w:rPr>
           <w:lang w:val="en-US"/>
         </w:rPr>
+        <w:lastRenderedPageBreak/>
         <w:t>Input Voltage Regulation with Adaptive Input</w:t>
       </w:r>
     </w:p>
@@ -20257,7 +19119,6 @@
           <w:noProof/>
           <w:lang w:val="en-US"/>
         </w:rPr>
-        <w:lastRenderedPageBreak/>
         <w:drawing>
           <wp:inline distT="0" distB="0" distL="0" distR="0" wp14:anchorId="588F96B9" wp14:editId="2A2B93A6">
             <wp:extent cx="2851150" cy="2190883"/>
@@ -20274,7 +19135,7 @@
                     <pic:cNvPicPr/>
                   </pic:nvPicPr>
                   <pic:blipFill>
-                    <a:blip r:embed="rId138"/>
+                    <a:blip r:embed="rId139"/>
                     <a:stretch>
                       <a:fillRect/>
                     </a:stretch>
@@ -20312,7 +19173,7 @@
           <w:numId w:val="66"/>
         </w:numPr>
       </w:pPr>
-      <w:hyperlink r:id="rId139" w:history="1">
+      <w:hyperlink r:id="rId140" w:history="1">
         <w:r>
           <w:rPr>
             <w:rStyle w:val="Hyperlink"/>
@@ -20329,7 +19190,7 @@
           <w:numId w:val="66"/>
         </w:numPr>
       </w:pPr>
-      <w:hyperlink r:id="rId140" w:history="1">
+      <w:hyperlink r:id="rId141" w:history="1">
         <w:r>
           <w:rPr>
             <w:rStyle w:val="Hyperlink"/>
@@ -20346,7 +19207,7 @@
           <w:numId w:val="66"/>
         </w:numPr>
       </w:pPr>
-      <w:hyperlink r:id="rId141" w:tgtFrame="_blank" w:history="1">
+      <w:hyperlink r:id="rId142" w:tgtFrame="_blank" w:history="1">
         <w:r>
           <w:rPr>
             <w:rStyle w:val="Hyperlink"/>
@@ -20355,13 +19216,8 @@
         </w:r>
       </w:hyperlink>
       <w:r>
-        <w:t xml:space="preserve"> – solderen met </w:t>
-      </w:r>
-      <w:proofErr w:type="spellStart"/>
-      <w:r>
-        <w:t>reflow</w:t>
-      </w:r>
-      <w:proofErr w:type="spellEnd"/>
+        <w:t xml:space="preserve"> – solderen met reflow</w:t>
+      </w:r>
     </w:p>
     <w:p>
       <w:pPr>
@@ -20443,7 +19299,7 @@
                     <pic:cNvPicPr/>
                   </pic:nvPicPr>
                   <pic:blipFill>
-                    <a:blip r:embed="rId142"/>
+                    <a:blip r:embed="rId143"/>
                     <a:stretch>
                       <a:fillRect/>
                     </a:stretch>
@@ -20479,16 +19335,8 @@
         <w:rPr>
           <w:lang w:val="en-US"/>
         </w:rPr>
-        <w:t xml:space="preserve">I2C </w:t>
-      </w:r>
-      <w:proofErr w:type="spellStart"/>
-      <w:r>
-        <w:rPr>
-          <w:lang w:val="en-US"/>
-        </w:rPr>
-        <w:t>verbinding</w:t>
-      </w:r>
-      <w:proofErr w:type="spellEnd"/>
+        <w:t>I2C verbinding</w:t>
+      </w:r>
     </w:p>
     <w:p>
       <w:pPr>
@@ -20531,7 +19379,7 @@
           <w:lang w:val="en-US"/>
         </w:rPr>
       </w:pPr>
-      <w:hyperlink r:id="rId143" w:history="1">
+      <w:hyperlink r:id="rId144" w:history="1">
         <w:r>
           <w:rPr>
             <w:rStyle w:val="Hyperlink"/>
@@ -20552,7 +19400,7 @@
           <w:lang w:val="en-US"/>
         </w:rPr>
       </w:pPr>
-      <w:hyperlink r:id="rId144" w:history="1">
+      <w:hyperlink r:id="rId145" w:history="1">
         <w:r>
           <w:rPr>
             <w:rStyle w:val="Hyperlink"/>
@@ -20570,7 +19418,7 @@
           <w:numId w:val="66"/>
         </w:numPr>
       </w:pPr>
-      <w:hyperlink r:id="rId145" w:tgtFrame="_blank" w:history="1">
+      <w:hyperlink r:id="rId146" w:tgtFrame="_blank" w:history="1">
         <w:r>
           <w:rPr>
             <w:rStyle w:val="Hyperlink"/>
@@ -20608,7 +19456,7 @@
           <w:numId w:val="66"/>
         </w:numPr>
       </w:pPr>
-      <w:hyperlink r:id="rId146" w:history="1">
+      <w:hyperlink r:id="rId147" w:history="1">
         <w:r>
           <w:rPr>
             <w:rStyle w:val="Hyperlink"/>
@@ -20636,29 +19484,16 @@
       </w:pPr>
       <w:bookmarkStart w:id="58" w:name="_Toc227516449"/>
       <w:r>
-        <w:t xml:space="preserve">BMS </w:t>
-      </w:r>
-      <w:proofErr w:type="spellStart"/>
-      <w:r>
-        <w:t>uitgang</w:t>
+        <w:t>BMS uitgang</w:t>
       </w:r>
       <w:bookmarkEnd w:id="58"/>
-      <w:proofErr w:type="spellEnd"/>
     </w:p>
     <w:p>
       <w:r>
         <w:t>3.3V voor de meeste c</w:t>
       </w:r>
       <w:r>
-        <w:t xml:space="preserve">omponenten, 5V voor een WS2812 </w:t>
-      </w:r>
-      <w:proofErr w:type="spellStart"/>
-      <w:r>
-        <w:t>kleurled</w:t>
-      </w:r>
-      <w:proofErr w:type="spellEnd"/>
-      <w:r>
-        <w:t xml:space="preserve"> en servomotor.</w:t>
+        <w:t>omponenten, 5V voor een WS2812 kleurled en servomotor.</w:t>
       </w:r>
       <w:r>
         <w:t xml:space="preserve"> </w:t>
@@ -20686,7 +19521,7 @@
                     <pic:cNvPicPr/>
                   </pic:nvPicPr>
                   <pic:blipFill>
-                    <a:blip r:embed="rId147"/>
+                    <a:blip r:embed="rId148"/>
                     <a:stretch>
                       <a:fillRect/>
                     </a:stretch>
@@ -20747,7 +19582,7 @@
                     <pic:cNvPicPr/>
                   </pic:nvPicPr>
                   <pic:blipFill>
-                    <a:blip r:embed="rId148"/>
+                    <a:blip r:embed="rId149"/>
                     <a:stretch>
                       <a:fillRect/>
                     </a:stretch>
@@ -20771,26 +19606,10 @@
     <w:p/>
     <w:p>
       <w:r>
-        <w:t xml:space="preserve">De </w:t>
-      </w:r>
-      <w:proofErr w:type="spellStart"/>
-      <w:r>
-        <w:t>Quectel</w:t>
-      </w:r>
-      <w:proofErr w:type="spellEnd"/>
-      <w:r>
-        <w:t xml:space="preserve"> GPS moet met een lineaire regulator gevoed worden voor ruis tegen te gaan.</w:t>
-      </w:r>
-      <w:r>
-        <w:t xml:space="preserve"> Een regulator is ~80% </w:t>
-      </w:r>
-      <w:proofErr w:type="spellStart"/>
-      <w:r>
-        <w:t>efficient</w:t>
-      </w:r>
-      <w:proofErr w:type="spellEnd"/>
-      <w:r>
-        <w:t xml:space="preserve">. Een </w:t>
+        <w:t>De Quectel GPS moet met een lineaire regulator gevoed worden voor ruis tegen te gaan.</w:t>
+      </w:r>
+      <w:r>
+        <w:t xml:space="preserve"> Een regulator is ~80% efficient. Een </w:t>
       </w:r>
       <w:r>
         <w:rPr>
@@ -20800,15 +19619,7 @@
         <w:t>LDO</w:t>
       </w:r>
       <w:r>
-        <w:t xml:space="preserve"> (low </w:t>
-      </w:r>
-      <w:proofErr w:type="spellStart"/>
-      <w:r>
-        <w:t>dropout</w:t>
-      </w:r>
-      <w:proofErr w:type="spellEnd"/>
-      <w:r>
-        <w:t>) regulator is nodig voor minimale spanningsval</w:t>
+        <w:t xml:space="preserve"> (low dropout) regulator is nodig voor minimale spanningsval</w:t>
       </w:r>
       <w:r>
         <w:t xml:space="preserve"> (bv. 200mV)</w:t>
@@ -20829,23 +19640,7 @@
     <w:p/>
     <w:p>
       <w:r>
-        <w:t xml:space="preserve">Een </w:t>
-      </w:r>
-      <w:proofErr w:type="spellStart"/>
-      <w:r>
-        <w:t>buck</w:t>
-      </w:r>
-      <w:proofErr w:type="spellEnd"/>
-      <w:r>
-        <w:t xml:space="preserve"> converter is </w:t>
-      </w:r>
-      <w:proofErr w:type="spellStart"/>
-      <w:r>
-        <w:t>efficienter</w:t>
-      </w:r>
-      <w:proofErr w:type="spellEnd"/>
-      <w:r>
-        <w:t xml:space="preserve"> (~96%). De andere componenten zouden met een</w:t>
+        <w:t>Een buck converter is efficienter (~96%). De andere componenten zouden met een</w:t>
       </w:r>
       <w:r>
         <w:t xml:space="preserve"> </w:t>
@@ -20862,62 +19657,37 @@
           <w:b/>
           <w:bCs/>
         </w:rPr>
-        <w:t xml:space="preserve"> </w:t>
-      </w:r>
-      <w:proofErr w:type="spellStart"/>
+        <w:t xml:space="preserve"> buck</w:t>
+      </w:r>
+      <w:r>
+        <w:t xml:space="preserve"> kunnen gevoed worden</w:t>
+      </w:r>
+      <w:r>
+        <w:t xml:space="preserve">. De buck kan klein zijn, de max. stroom zou 100-150mA zijn. </w:t>
+      </w:r>
+    </w:p>
+    <w:p/>
+    <w:p>
+      <w:r>
+        <w:t xml:space="preserve">Er is ook een </w:t>
+      </w:r>
       <w:r>
         <w:rPr>
           <w:b/>
           <w:bCs/>
         </w:rPr>
-        <w:t>buck</w:t>
-      </w:r>
-      <w:proofErr w:type="spellEnd"/>
-      <w:r>
-        <w:t xml:space="preserve"> kunnen gevoed worden</w:t>
-      </w:r>
-      <w:r>
-        <w:t xml:space="preserve">. De </w:t>
-      </w:r>
-      <w:proofErr w:type="spellStart"/>
-      <w:r>
-        <w:t>buck</w:t>
-      </w:r>
-      <w:proofErr w:type="spellEnd"/>
-      <w:r>
-        <w:t xml:space="preserve"> kan klein zijn, de max. stroom zou 100-150mA zijn. </w:t>
-      </w:r>
-    </w:p>
-    <w:p/>
-    <w:p>
-      <w:r>
-        <w:t xml:space="preserve">Er is ook een </w:t>
-      </w:r>
-      <w:r>
-        <w:rPr>
-          <w:b/>
-          <w:bCs/>
-        </w:rPr>
         <w:t>5V boost</w:t>
       </w:r>
       <w:r>
         <w:t xml:space="preserve"> converter nodig</w:t>
       </w:r>
       <w:r>
-        <w:t xml:space="preserve"> voor de WS2812 </w:t>
-      </w:r>
-      <w:proofErr w:type="spellStart"/>
-      <w:r>
-        <w:t>kleurled</w:t>
-      </w:r>
-      <w:proofErr w:type="spellEnd"/>
-      <w:r>
-        <w:t xml:space="preserve"> en servomotor. De servomotor </w:t>
+        <w:t xml:space="preserve"> voor de WS2812 kleurled en servomotor. De servomotor </w:t>
       </w:r>
       <w:r>
         <w:t>(</w:t>
       </w:r>
-      <w:hyperlink r:id="rId149" w:history="1">
+      <w:hyperlink r:id="rId150" w:history="1">
         <w:r>
           <w:rPr>
             <w:rStyle w:val="Hyperlink"/>
@@ -20941,15 +19711,7 @@
         <w:t>De</w:t>
       </w:r>
       <w:r>
-        <w:t xml:space="preserve"> E-</w:t>
-      </w:r>
-      <w:proofErr w:type="spellStart"/>
-      <w:r>
-        <w:t>ink</w:t>
-      </w:r>
-      <w:proofErr w:type="spellEnd"/>
-      <w:r>
-        <w:t xml:space="preserve"> module </w:t>
+        <w:t xml:space="preserve"> E-ink module </w:t>
       </w:r>
       <w:r>
         <w:t>is waarschijnlijk onbetrouwbaar onder 3.3V (bevat interne boost</w:t>
@@ -20979,27 +19741,13 @@
         <w:rPr>
           <w:lang w:val="en-US"/>
         </w:rPr>
-        <w:t xml:space="preserve">3.3V buck-boost </w:t>
-      </w:r>
-      <w:proofErr w:type="spellStart"/>
-      <w:r>
-        <w:rPr>
-          <w:lang w:val="en-US"/>
-        </w:rPr>
-        <w:t>i.p</w:t>
-      </w:r>
-      <w:r>
-        <w:rPr>
-          <w:lang w:val="en-US"/>
-        </w:rPr>
-        <w:t>.v</w:t>
-      </w:r>
-      <w:proofErr w:type="spellEnd"/>
-      <w:r>
-        <w:rPr>
-          <w:lang w:val="en-US"/>
-        </w:rPr>
-        <w:t>. buck</w:t>
+        <w:t>3.3V buck-boost i.p</w:t>
+      </w:r>
+      <w:r>
+        <w:rPr>
+          <w:lang w:val="en-US"/>
+        </w:rPr>
+        <w:t>.v. buck</w:t>
       </w:r>
     </w:p>
     <w:p>
@@ -21017,16 +19765,8 @@
         <w:rPr>
           <w:lang w:val="en-US"/>
         </w:rPr>
-        <w:t xml:space="preserve">€1-2 </w:t>
-      </w:r>
-      <w:proofErr w:type="spellStart"/>
-      <w:r>
-        <w:rPr>
-          <w:lang w:val="en-US"/>
-        </w:rPr>
-        <w:t>duurder</w:t>
-      </w:r>
-      <w:proofErr w:type="spellEnd"/>
+        <w:t>€1-2 duurder</w:t>
+      </w:r>
     </w:p>
     <w:p>
       <w:pPr>
@@ -21039,19 +19779,11 @@
           <w:lang w:val="en-US"/>
         </w:rPr>
       </w:pPr>
-      <w:proofErr w:type="spellStart"/>
-      <w:r>
-        <w:rPr>
-          <w:lang w:val="en-US"/>
-        </w:rPr>
-        <w:t>Iets</w:t>
-      </w:r>
-      <w:proofErr w:type="spellEnd"/>
-      <w:r>
-        <w:rPr>
-          <w:lang w:val="en-US"/>
-        </w:rPr>
-        <w:t xml:space="preserve"> minder efficient (85-93%)</w:t>
+      <w:r>
+        <w:rPr>
+          <w:lang w:val="en-US"/>
+        </w:rPr>
+        <w:t>Iets minder efficient (85-93%)</w:t>
       </w:r>
     </w:p>
     <w:p>
@@ -21063,15 +19795,7 @@
         </w:numPr>
       </w:pPr>
       <w:r>
-        <w:t>E-</w:t>
-      </w:r>
-      <w:proofErr w:type="spellStart"/>
-      <w:r>
-        <w:t>ink</w:t>
-      </w:r>
-      <w:proofErr w:type="spellEnd"/>
-      <w:r>
-        <w:t xml:space="preserve"> op 5V boo</w:t>
+        <w:t>E-ink op 5V boo</w:t>
       </w:r>
       <w:r>
         <w:t>st</w:t>
@@ -21110,23 +19834,7 @@
         </w:numPr>
       </w:pPr>
       <w:r>
-        <w:t>E-</w:t>
-      </w:r>
-      <w:proofErr w:type="spellStart"/>
-      <w:r>
-        <w:t>ink</w:t>
-      </w:r>
-      <w:proofErr w:type="spellEnd"/>
-      <w:r>
-        <w:t xml:space="preserve"> is gevoelig voor storing, mag best niet ge-update tijdens </w:t>
-      </w:r>
-      <w:proofErr w:type="spellStart"/>
-      <w:r>
-        <w:t>servo</w:t>
-      </w:r>
-      <w:proofErr w:type="spellEnd"/>
-      <w:r>
-        <w:t xml:space="preserve"> gebruik en moet ontkoppeld worden met verschillende condensators</w:t>
+        <w:t>E-ink is gevoelig voor storing, mag best niet ge-update tijdens servo gebruik en moet ontkoppeld worden met verschillende condensators</w:t>
       </w:r>
     </w:p>
     <w:p>
@@ -21134,14 +19842,9 @@
         <w:pStyle w:val="Heading2"/>
       </w:pPr>
       <w:bookmarkStart w:id="59" w:name="_Toc227516450"/>
-      <w:proofErr w:type="spellStart"/>
       <w:r>
         <w:lastRenderedPageBreak/>
-        <w:t>Opties</w:t>
-      </w:r>
-      <w:proofErr w:type="spellEnd"/>
-      <w:r>
-        <w:t xml:space="preserve"> - buck/boost/LDO</w:t>
+        <w:t>Opties - buck/boost/LDO</w:t>
       </w:r>
       <w:bookmarkEnd w:id="59"/>
     </w:p>
@@ -21168,21 +19871,13 @@
           <w:lang w:val="en-US"/>
         </w:rPr>
       </w:pPr>
-      <w:hyperlink r:id="rId150" w:history="1">
+      <w:hyperlink r:id="rId151" w:history="1">
         <w:r>
           <w:rPr>
             <w:rStyle w:val="Hyperlink"/>
           </w:rPr>
-          <w:t xml:space="preserve">Zoekopdracht </w:t>
+          <w:t>Zoekopdracht mouser</w:t>
         </w:r>
-        <w:proofErr w:type="spellStart"/>
-        <w:r>
-          <w:rPr>
-            <w:rStyle w:val="Hyperlink"/>
-          </w:rPr>
-          <w:t>mouser</w:t>
-        </w:r>
-        <w:proofErr w:type="spellEnd"/>
       </w:hyperlink>
     </w:p>
     <w:p>
@@ -21196,7 +19891,7 @@
           <w:lang w:val="en-US"/>
         </w:rPr>
       </w:pPr>
-      <w:hyperlink r:id="rId151" w:history="1">
+      <w:hyperlink r:id="rId152" w:history="1">
         <w:r>
           <w:rPr>
             <w:rStyle w:val="Hyperlink"/>
@@ -21211,7 +19906,7 @@
         </w:rPr>
         <w:t xml:space="preserve"> of </w:t>
       </w:r>
-      <w:hyperlink r:id="rId152" w:history="1">
+      <w:hyperlink r:id="rId153" w:history="1">
         <w:r>
           <w:rPr>
             <w:rStyle w:val="Hyperlink"/>
@@ -21254,21 +19949,11 @@
         <w:t>300mA</w:t>
       </w:r>
       <w:r>
-        <w:t xml:space="preserve">, 140 </w:t>
-      </w:r>
-      <w:proofErr w:type="spellStart"/>
-      <w:r>
-        <w:t>mV</w:t>
-      </w:r>
-      <w:proofErr w:type="spellEnd"/>
-      <w:r>
-        <w:t xml:space="preserve"> </w:t>
-      </w:r>
-      <w:proofErr w:type="spellStart"/>
-      <w:r>
-        <w:t>dropout</w:t>
-      </w:r>
-      <w:proofErr w:type="spellEnd"/>
+        <w:t>, 140 mV</w:t>
+      </w:r>
+      <w:r>
+        <w:t xml:space="preserve"> dropout</w:t>
+      </w:r>
       <w:r>
         <w:t xml:space="preserve">, </w:t>
       </w:r>
@@ -21299,7 +19984,7 @@
           <w:numId w:val="66"/>
         </w:numPr>
       </w:pPr>
-      <w:hyperlink r:id="rId153" w:history="1">
+      <w:hyperlink r:id="rId154" w:history="1">
         <w:r>
           <w:rPr>
             <w:rStyle w:val="Hyperlink"/>
@@ -21316,7 +20001,7 @@
           <w:numId w:val="66"/>
         </w:numPr>
       </w:pPr>
-      <w:hyperlink r:id="rId154" w:history="1">
+      <w:hyperlink r:id="rId155" w:history="1">
         <w:r>
           <w:rPr>
             <w:rStyle w:val="Hyperlink"/>
@@ -21352,21 +20037,7 @@
         <w:rPr>
           <w:lang w:val="fr-BE"/>
         </w:rPr>
-        <w:t>60-90mV dropout (</w:t>
-      </w:r>
-      <w:proofErr w:type="spellStart"/>
-      <w:r>
-        <w:rPr>
-          <w:lang w:val="fr-BE"/>
-        </w:rPr>
-        <w:t>bij</w:t>
-      </w:r>
-      <w:proofErr w:type="spellEnd"/>
-      <w:r>
-        <w:rPr>
-          <w:lang w:val="fr-BE"/>
-        </w:rPr>
-        <w:t xml:space="preserve"> 3.3V 500mA)</w:t>
+        <w:t>60-90mV dropout (bij 3.3V 500mA)</w:t>
       </w:r>
     </w:p>
     <w:p>
@@ -21390,16 +20061,8 @@
         <w:rPr>
           <w:lang w:val="fr-BE"/>
         </w:rPr>
-        <w:t xml:space="preserve"> </w:t>
-      </w:r>
-      <w:proofErr w:type="spellStart"/>
-      <w:r>
-        <w:rPr>
-          <w:lang w:val="fr-BE"/>
-        </w:rPr>
-        <w:t>ruststroom</w:t>
-      </w:r>
-      <w:proofErr w:type="spellEnd"/>
+        <w:t xml:space="preserve"> ruststroom</w:t>
+      </w:r>
     </w:p>
     <w:p>
       <w:pPr>
@@ -21439,19 +20102,11 @@
       <w:r>
         <w:t>μ</w:t>
       </w:r>
-      <w:proofErr w:type="spellStart"/>
-      <w:r>
-        <w:rPr>
-          <w:lang w:val="en-US"/>
-        </w:rPr>
-        <w:t>Vrms</w:t>
-      </w:r>
-      <w:proofErr w:type="spellEnd"/>
-      <w:r>
-        <w:rPr>
-          <w:lang w:val="en-US"/>
-        </w:rPr>
-        <w:t xml:space="preserve"> from 10Hz to 100kH</w:t>
+      <w:r>
+        <w:rPr>
+          <w:lang w:val="en-US"/>
+        </w:rPr>
+        <w:t>Vrms from 10Hz to 100kH</w:t>
       </w:r>
     </w:p>
     <w:p>
@@ -21465,7 +20120,7 @@
           <w:lang w:val="en-US"/>
         </w:rPr>
       </w:pPr>
-      <w:hyperlink r:id="rId155" w:history="1">
+      <w:hyperlink r:id="rId156" w:history="1">
         <w:r>
           <w:rPr>
             <w:rStyle w:val="Hyperlink"/>
@@ -21492,8 +20147,7 @@
         </w:rPr>
         <w:t xml:space="preserve">€0.43 </w:t>
       </w:r>
-      <w:hyperlink r:id="rId156" w:history="1">
-        <w:proofErr w:type="spellStart"/>
+      <w:hyperlink r:id="rId157" w:history="1">
         <w:r>
           <w:rPr>
             <w:rStyle w:val="Hyperlink"/>
@@ -21501,7 +20155,6 @@
           </w:rPr>
           <w:t>digikey</w:t>
         </w:r>
-        <w:proofErr w:type="spellEnd"/>
       </w:hyperlink>
     </w:p>
     <w:p>
@@ -21549,15 +20202,7 @@
         </w:numPr>
       </w:pPr>
       <w:r>
-        <w:t xml:space="preserve">600nA ruststroom, 20nA </w:t>
-      </w:r>
-      <w:proofErr w:type="spellStart"/>
-      <w:r>
-        <w:t>standby</w:t>
-      </w:r>
-      <w:proofErr w:type="spellEnd"/>
-      <w:r>
-        <w:t xml:space="preserve"> s</w:t>
+        <w:t>600nA ruststroom, 20nA standby s</w:t>
       </w:r>
       <w:r>
         <w:t>troom</w:t>
@@ -21584,14 +20229,9 @@
       </w:pPr>
       <w:bookmarkStart w:id="61" w:name="_Toc227516452"/>
       <w:r>
-        <w:t xml:space="preserve">3.3V </w:t>
-      </w:r>
-      <w:proofErr w:type="spellStart"/>
-      <w:r>
-        <w:t>buck</w:t>
+        <w:t>3.3V buck</w:t>
       </w:r>
       <w:bookmarkEnd w:id="61"/>
-      <w:proofErr w:type="spellEnd"/>
     </w:p>
     <w:p>
       <w:pPr>
@@ -21601,7 +20241,7 @@
           <w:numId w:val="66"/>
         </w:numPr>
       </w:pPr>
-      <w:hyperlink r:id="rId157" w:history="1">
+      <w:hyperlink r:id="rId158" w:history="1">
         <w:r>
           <w:rPr>
             <w:rStyle w:val="Hyperlink"/>
@@ -21621,28 +20261,24 @@
       <w:r>
         <w:t xml:space="preserve">€1.28 </w:t>
       </w:r>
-      <w:hyperlink r:id="rId158" w:history="1">
-        <w:proofErr w:type="spellStart"/>
+      <w:hyperlink r:id="rId159" w:history="1">
         <w:r>
           <w:rPr>
             <w:rStyle w:val="Hyperlink"/>
           </w:rPr>
           <w:t>mouser</w:t>
         </w:r>
-        <w:proofErr w:type="spellEnd"/>
       </w:hyperlink>
       <w:r>
         <w:t xml:space="preserve">, </w:t>
       </w:r>
-      <w:hyperlink r:id="rId159" w:history="1">
-        <w:proofErr w:type="spellStart"/>
+      <w:hyperlink r:id="rId160" w:history="1">
         <w:r>
           <w:rPr>
             <w:rStyle w:val="Hyperlink"/>
           </w:rPr>
           <w:t>digikey</w:t>
         </w:r>
-        <w:proofErr w:type="spellEnd"/>
       </w:hyperlink>
     </w:p>
     <w:p>
@@ -21672,16 +20308,8 @@
         <w:rPr>
           <w:lang w:val="en-US"/>
         </w:rPr>
-        <w:t xml:space="preserve"> 300mA step-down buck DCDC converter with 360nA </w:t>
-      </w:r>
-      <w:proofErr w:type="spellStart"/>
-      <w:r>
-        <w:rPr>
-          <w:lang w:val="en-US"/>
-        </w:rPr>
-        <w:t>Iq</w:t>
-      </w:r>
-      <w:proofErr w:type="spellEnd"/>
+        <w:t xml:space="preserve"> 300mA step-down buck DCDC converter with 360nA Iq</w:t>
+      </w:r>
     </w:p>
     <w:p>
       <w:pPr>
@@ -21736,7 +20364,7 @@
         </w:rPr>
         <w:t xml:space="preserve">Package: </w:t>
       </w:r>
-      <w:hyperlink r:id="rId160" w:tgtFrame="_blank" w:history="1">
+      <w:hyperlink r:id="rId161" w:tgtFrame="_blank" w:history="1">
         <w:r>
           <w:rPr>
             <w:rStyle w:val="Hyperlink"/>
@@ -21756,7 +20384,7 @@
           <w:lang w:val="en-US"/>
         </w:rPr>
       </w:pPr>
-      <w:hyperlink r:id="rId161" w:history="1">
+      <w:hyperlink r:id="rId162" w:history="1">
         <w:r>
           <w:rPr>
             <w:rStyle w:val="Hyperlink"/>
@@ -21783,7 +20411,7 @@
         </w:rPr>
         <w:t xml:space="preserve">€1.42 </w:t>
       </w:r>
-      <w:hyperlink r:id="rId162" w:history="1">
+      <w:hyperlink r:id="rId163" w:history="1">
         <w:r>
           <w:rPr>
             <w:rStyle w:val="Hyperlink"/>
@@ -21838,21 +20466,7 @@
         <w:rPr>
           <w:lang w:val="en-US"/>
         </w:rPr>
-        <w:t xml:space="preserve">260 </w:t>
-      </w:r>
-      <w:proofErr w:type="spellStart"/>
-      <w:r>
-        <w:rPr>
-          <w:lang w:val="en-US"/>
-        </w:rPr>
-        <w:t>nA</w:t>
-      </w:r>
-      <w:proofErr w:type="spellEnd"/>
-      <w:r>
-        <w:rPr>
-          <w:lang w:val="en-US"/>
-        </w:rPr>
-        <w:t xml:space="preserve"> quiescent current</w:t>
+        <w:t>260 nA quiescent current</w:t>
       </w:r>
     </w:p>
     <w:p>
@@ -21866,7 +20480,7 @@
           <w:lang w:val="en-US"/>
         </w:rPr>
       </w:pPr>
-      <w:hyperlink r:id="rId163" w:history="1">
+      <w:hyperlink r:id="rId164" w:history="1">
         <w:r>
           <w:rPr>
             <w:rStyle w:val="Hyperlink"/>
@@ -21884,15 +20498,7 @@
       </w:pPr>
       <w:bookmarkStart w:id="62" w:name="_Toc227516453"/>
       <w:r>
-        <w:t xml:space="preserve">3.3V </w:t>
-      </w:r>
-      <w:proofErr w:type="spellStart"/>
-      <w:r>
-        <w:t>buck</w:t>
-      </w:r>
-      <w:proofErr w:type="spellEnd"/>
-      <w:r>
-        <w:t xml:space="preserve"> + LDO</w:t>
+        <w:t>3.3V buck + LDO</w:t>
       </w:r>
       <w:bookmarkEnd w:id="62"/>
     </w:p>
@@ -21907,7 +20513,7 @@
           <w:lang w:val="en-US"/>
         </w:rPr>
       </w:pPr>
-      <w:hyperlink r:id="rId164" w:history="1">
+      <w:hyperlink r:id="rId165" w:history="1">
         <w:r>
           <w:rPr>
             <w:rStyle w:val="Hyperlink"/>
@@ -21928,7 +20534,7 @@
           <w:lang w:val="en-US"/>
         </w:rPr>
       </w:pPr>
-      <w:hyperlink r:id="rId165" w:tgtFrame="_blank" w:history="1">
+      <w:hyperlink r:id="rId166" w:tgtFrame="_blank" w:history="1">
         <w:r>
           <w:rPr>
             <w:rStyle w:val="Hyperlink"/>
@@ -21970,7 +20576,7 @@
                     <pic:cNvPicPr/>
                   </pic:nvPicPr>
                   <pic:blipFill>
-                    <a:blip r:embed="rId166"/>
+                    <a:blip r:embed="rId167"/>
                     <a:stretch>
                       <a:fillRect/>
                     </a:stretch>
@@ -22000,54 +20606,14 @@
         </w:numPr>
       </w:pPr>
       <w:r>
-        <w:t xml:space="preserve">1.8V </w:t>
-      </w:r>
-      <w:proofErr w:type="spellStart"/>
-      <w:r>
-        <w:t>buck</w:t>
-      </w:r>
-      <w:proofErr w:type="spellEnd"/>
-      <w:r>
-        <w:t>, 3.3V LDO</w:t>
+        <w:t>1.8V buck, 3.3V LDO</w:t>
       </w:r>
       <w:r>
         <w:br/>
         <w:t>-&gt; 1.8V is ok voo</w:t>
       </w:r>
       <w:r>
-        <w:t xml:space="preserve">r STM32, </w:t>
-      </w:r>
-      <w:proofErr w:type="spellStart"/>
-      <w:r>
-        <w:t>LoRa</w:t>
-      </w:r>
-      <w:proofErr w:type="spellEnd"/>
-      <w:r>
-        <w:t xml:space="preserve"> en </w:t>
-      </w:r>
-      <w:proofErr w:type="gramStart"/>
-      <w:r>
-        <w:t>ECC chip</w:t>
-      </w:r>
-      <w:proofErr w:type="gramEnd"/>
-      <w:r>
-        <w:t xml:space="preserve"> (</w:t>
-      </w:r>
-      <w:proofErr w:type="spellStart"/>
-      <w:r>
-        <w:t>accelerometer</w:t>
-      </w:r>
-      <w:proofErr w:type="spellEnd"/>
-      <w:r>
-        <w:t xml:space="preserve">, ROM en </w:t>
-      </w:r>
-      <w:proofErr w:type="gramStart"/>
-      <w:r>
-        <w:t>SD module</w:t>
-      </w:r>
-      <w:proofErr w:type="gramEnd"/>
-      <w:r>
-        <w:t>?)</w:t>
+        <w:t>r STM32, LoRa en ECC chip (accelerometer, ROM en SD module?)</w:t>
       </w:r>
     </w:p>
     <w:p>
@@ -22056,15 +20622,7 @@
       </w:pPr>
       <w:bookmarkStart w:id="63" w:name="_Toc227516454"/>
       <w:r>
-        <w:t xml:space="preserve">3.3V </w:t>
-      </w:r>
-      <w:proofErr w:type="spellStart"/>
-      <w:r>
-        <w:t>buck</w:t>
-      </w:r>
-      <w:proofErr w:type="spellEnd"/>
-      <w:r>
-        <w:t>-boost</w:t>
+        <w:t>3.3V buck-boost</w:t>
       </w:r>
       <w:bookmarkEnd w:id="63"/>
     </w:p>
@@ -22076,7 +20634,7 @@
           <w:numId w:val="66"/>
         </w:numPr>
       </w:pPr>
-      <w:hyperlink r:id="rId167" w:history="1">
+      <w:hyperlink r:id="rId168" w:history="1">
         <w:r>
           <w:rPr>
             <w:rStyle w:val="Hyperlink"/>
@@ -22109,15 +20667,13 @@
         <w:lastRenderedPageBreak/>
         <w:t xml:space="preserve">€1.5 </w:t>
       </w:r>
-      <w:hyperlink r:id="rId168" w:history="1">
-        <w:proofErr w:type="spellStart"/>
+      <w:hyperlink r:id="rId169" w:history="1">
         <w:r>
           <w:rPr>
             <w:rStyle w:val="Hyperlink"/>
           </w:rPr>
           <w:t>mouser</w:t>
         </w:r>
-        <w:proofErr w:type="spellEnd"/>
       </w:hyperlink>
     </w:p>
     <w:p>
@@ -22129,15 +20685,7 @@
         </w:numPr>
       </w:pPr>
       <w:r>
-        <w:t xml:space="preserve">Zeer </w:t>
-      </w:r>
-      <w:proofErr w:type="spellStart"/>
-      <w:r>
-        <w:t>efficient</w:t>
-      </w:r>
-      <w:proofErr w:type="spellEnd"/>
-      <w:r>
-        <w:t>, zeer lage ruststroom</w:t>
+        <w:t>Zeer efficient, zeer lage ruststroom</w:t>
       </w:r>
     </w:p>
     <w:p>
@@ -22149,21 +20697,8 @@
         </w:numPr>
       </w:pPr>
       <w:r>
-        <w:t xml:space="preserve">130nA input </w:t>
-      </w:r>
-      <w:proofErr w:type="spellStart"/>
-      <w:r>
-        <w:t>quiescent</w:t>
-      </w:r>
-      <w:proofErr w:type="spellEnd"/>
-      <w:r>
-        <w:t xml:space="preserve"> </w:t>
-      </w:r>
-      <w:proofErr w:type="spellStart"/>
-      <w:r>
-        <w:t>current</w:t>
-      </w:r>
-      <w:proofErr w:type="spellEnd"/>
+        <w:t>130nA input quiescent current</w:t>
+      </w:r>
     </w:p>
     <w:p>
       <w:pPr>
@@ -22242,7 +20777,7 @@
           <w:lang w:val="en-US"/>
         </w:rPr>
       </w:pPr>
-      <w:hyperlink r:id="rId169" w:history="1">
+      <w:hyperlink r:id="rId170" w:history="1">
         <w:r>
           <w:rPr>
             <w:rStyle w:val="Hyperlink"/>
@@ -22269,8 +20804,7 @@
         </w:rPr>
         <w:t xml:space="preserve">€1.58 </w:t>
       </w:r>
-      <w:hyperlink r:id="rId170" w:history="1">
-        <w:proofErr w:type="spellStart"/>
+      <w:hyperlink r:id="rId171" w:history="1">
         <w:r>
           <w:rPr>
             <w:rStyle w:val="Hyperlink"/>
@@ -22278,7 +20812,6 @@
           </w:rPr>
           <w:t>digikey</w:t>
         </w:r>
-        <w:proofErr w:type="spellEnd"/>
       </w:hyperlink>
     </w:p>
     <w:p>
@@ -22332,21 +20865,7 @@
         <w:rPr>
           <w:lang w:val="en-US"/>
         </w:rPr>
-        <w:t xml:space="preserve">60µA </w:t>
-      </w:r>
-      <w:proofErr w:type="spellStart"/>
-      <w:r>
-        <w:rPr>
-          <w:lang w:val="en-US"/>
-        </w:rPr>
-        <w:t>ruststroom</w:t>
-      </w:r>
-      <w:proofErr w:type="spellEnd"/>
-      <w:r>
-        <w:rPr>
-          <w:lang w:val="en-US"/>
-        </w:rPr>
-        <w:t>, 1µA shutdown</w:t>
+        <w:t>60µA ruststroom, 1µA shutdown</w:t>
       </w:r>
     </w:p>
     <w:p>
@@ -22360,43 +20879,27 @@
       <w:bookmarkEnd w:id="64"/>
     </w:p>
     <w:p>
-      <w:hyperlink r:id="rId171" w:history="1">
-        <w:proofErr w:type="spellStart"/>
+      <w:hyperlink r:id="rId172" w:history="1">
         <w:r>
           <w:rPr>
             <w:rStyle w:val="Hyperlink"/>
           </w:rPr>
-          <w:t>Mouser</w:t>
+          <w:t>Mouser zoekopdracht</w:t>
         </w:r>
-        <w:proofErr w:type="spellEnd"/>
+      </w:hyperlink>
+    </w:p>
+    <w:p>
+      <w:hyperlink r:id="rId173" w:history="1">
         <w:r>
           <w:rPr>
             <w:rStyle w:val="Hyperlink"/>
           </w:rPr>
-          <w:t xml:space="preserve"> zoekopdracht</w:t>
+          <w:t>Digikey zoekopdracht</w:t>
         </w:r>
       </w:hyperlink>
     </w:p>
     <w:p>
-      <w:hyperlink r:id="rId172" w:history="1">
-        <w:proofErr w:type="spellStart"/>
-        <w:r>
-          <w:rPr>
-            <w:rStyle w:val="Hyperlink"/>
-          </w:rPr>
-          <w:t>Digikey</w:t>
-        </w:r>
-        <w:proofErr w:type="spellEnd"/>
-        <w:r>
-          <w:rPr>
-            <w:rStyle w:val="Hyperlink"/>
-          </w:rPr>
-          <w:t xml:space="preserve"> zoekopdracht</w:t>
-        </w:r>
-      </w:hyperlink>
-    </w:p>
-    <w:p>
-      <w:hyperlink r:id="rId173" w:history="1">
+      <w:hyperlink r:id="rId174" w:history="1">
         <w:r>
           <w:rPr>
             <w:rStyle w:val="Hyperlink"/>
@@ -22413,7 +20916,7 @@
           <w:numId w:val="66"/>
         </w:numPr>
       </w:pPr>
-      <w:hyperlink r:id="rId174" w:history="1">
+      <w:hyperlink r:id="rId175" w:history="1">
         <w:r>
           <w:rPr>
             <w:rStyle w:val="Hyperlink"/>
@@ -22445,15 +20948,13 @@
       <w:r>
         <w:t xml:space="preserve">€1.18 </w:t>
       </w:r>
-      <w:hyperlink r:id="rId175" w:history="1">
-        <w:proofErr w:type="spellStart"/>
+      <w:hyperlink r:id="rId176" w:history="1">
         <w:r>
           <w:rPr>
             <w:rStyle w:val="Hyperlink"/>
           </w:rPr>
           <w:t>mouser</w:t>
         </w:r>
-        <w:proofErr w:type="spellEnd"/>
       </w:hyperlink>
     </w:p>
     <w:p>
@@ -22553,7 +21054,7 @@
                     <pic:cNvPicPr/>
                   </pic:nvPicPr>
                   <pic:blipFill>
-                    <a:blip r:embed="rId176"/>
+                    <a:blip r:embed="rId177"/>
                     <a:stretch>
                       <a:fillRect/>
                     </a:stretch>
@@ -22582,7 +21083,7 @@
           <w:numId w:val="66"/>
         </w:numPr>
       </w:pPr>
-      <w:hyperlink r:id="rId177" w:history="1">
+      <w:hyperlink r:id="rId178" w:history="1">
         <w:r>
           <w:rPr>
             <w:rStyle w:val="Hyperlink"/>
@@ -22591,23 +21092,7 @@
         </w:r>
       </w:hyperlink>
       <w:r>
-        <w:t xml:space="preserve"> </w:t>
-      </w:r>
-      <w:proofErr w:type="spellStart"/>
-      <w:r>
-        <w:t>ball</w:t>
-      </w:r>
-      <w:proofErr w:type="spellEnd"/>
-      <w:r>
-        <w:t xml:space="preserve"> </w:t>
-      </w:r>
-      <w:proofErr w:type="spellStart"/>
-      <w:r>
-        <w:t>grid</w:t>
-      </w:r>
-      <w:proofErr w:type="spellEnd"/>
-      <w:r>
-        <w:t xml:space="preserve"> array – klein om</w:t>
+        <w:t xml:space="preserve"> ball grid array – klein om</w:t>
       </w:r>
       <w:r>
         <w:t xml:space="preserve"> te solderen</w:t>
@@ -22622,7 +21107,7 @@
           <w:numId w:val="66"/>
         </w:numPr>
       </w:pPr>
-      <w:hyperlink r:id="rId178" w:history="1">
+      <w:hyperlink r:id="rId179" w:history="1">
         <w:r>
           <w:rPr>
             <w:rStyle w:val="Hyperlink"/>
@@ -22654,15 +21139,13 @@
       <w:r>
         <w:t xml:space="preserve">€ 1.75 </w:t>
       </w:r>
-      <w:hyperlink r:id="rId179" w:history="1">
-        <w:proofErr w:type="spellStart"/>
+      <w:hyperlink r:id="rId180" w:history="1">
         <w:r>
           <w:rPr>
             <w:rStyle w:val="Hyperlink"/>
           </w:rPr>
           <w:t>mouser</w:t>
         </w:r>
-        <w:proofErr w:type="spellEnd"/>
       </w:hyperlink>
     </w:p>
     <w:p>
@@ -22775,7 +21258,7 @@
                     <pic:cNvPicPr/>
                   </pic:nvPicPr>
                   <pic:blipFill>
-                    <a:blip r:embed="rId180"/>
+                    <a:blip r:embed="rId181"/>
                     <a:stretch>
                       <a:fillRect/>
                     </a:stretch>
@@ -22826,7 +21309,7 @@
                     <pic:cNvPicPr/>
                   </pic:nvPicPr>
                   <pic:blipFill>
-                    <a:blip r:embed="rId181"/>
+                    <a:blip r:embed="rId182"/>
                     <a:stretch>
                       <a:fillRect/>
                     </a:stretch>
@@ -22853,12 +21336,10 @@
         <w:pStyle w:val="Heading2"/>
       </w:pPr>
       <w:bookmarkStart w:id="65" w:name="_Toc227516456"/>
-      <w:proofErr w:type="spellStart"/>
       <w:r>
         <w:t>Keuze</w:t>
       </w:r>
       <w:bookmarkEnd w:id="65"/>
-      <w:proofErr w:type="spellEnd"/>
     </w:p>
     <w:p>
       <w:r>
@@ -22875,7 +21356,7 @@
         </w:rPr>
         <w:t xml:space="preserve">: </w:t>
       </w:r>
-      <w:hyperlink r:id="rId182" w:history="1">
+      <w:hyperlink r:id="rId183" w:history="1">
         <w:r>
           <w:rPr>
             <w:rStyle w:val="Hyperlink"/>
@@ -22907,15 +21388,13 @@
           <w:numId w:val="66"/>
         </w:numPr>
       </w:pPr>
-      <w:hyperlink r:id="rId183" w:history="1">
-        <w:proofErr w:type="spellStart"/>
+      <w:hyperlink r:id="rId184" w:history="1">
         <w:r>
           <w:rPr>
             <w:rStyle w:val="Hyperlink"/>
           </w:rPr>
           <w:t>Digikey</w:t>
         </w:r>
-        <w:proofErr w:type="spellEnd"/>
       </w:hyperlink>
       <w:r>
         <w:tab/>
@@ -22935,15 +21414,13 @@
       <w:r>
         <w:tab/>
       </w:r>
-      <w:hyperlink r:id="rId184" w:history="1">
-        <w:proofErr w:type="spellStart"/>
+      <w:hyperlink r:id="rId185" w:history="1">
         <w:r>
           <w:rPr>
             <w:rStyle w:val="Hyperlink"/>
           </w:rPr>
           <w:t>Mouser</w:t>
         </w:r>
-        <w:proofErr w:type="spellEnd"/>
       </w:hyperlink>
     </w:p>
     <w:p>
@@ -22971,7 +21448,7 @@
                     <pic:cNvPicPr/>
                   </pic:nvPicPr>
                   <pic:blipFill>
-                    <a:blip r:embed="rId185"/>
+                    <a:blip r:embed="rId186"/>
                     <a:stretch>
                       <a:fillRect/>
                     </a:stretch>
@@ -23017,7 +21494,7 @@
                     <pic:cNvPicPr/>
                   </pic:nvPicPr>
                   <pic:blipFill>
-                    <a:blip r:embed="rId186"/>
+                    <a:blip r:embed="rId187"/>
                     <a:stretch>
                       <a:fillRect/>
                     </a:stretch>
@@ -23094,7 +21571,7 @@
         </w:rPr>
         <w:t xml:space="preserve"> </w:t>
       </w:r>
-      <w:hyperlink r:id="rId187" w:history="1">
+      <w:hyperlink r:id="rId188" w:history="1">
         <w:r>
           <w:rPr>
             <w:rStyle w:val="Hyperlink"/>
@@ -23126,17 +21603,13 @@
           <w:numId w:val="66"/>
         </w:numPr>
       </w:pPr>
-      <w:hyperlink r:id="rId188" w:history="1">
-        <w:proofErr w:type="spellStart"/>
-        <w:proofErr w:type="gramStart"/>
+      <w:hyperlink r:id="rId189" w:history="1">
         <w:r>
           <w:rPr>
             <w:rStyle w:val="Hyperlink"/>
           </w:rPr>
           <w:t>mouser</w:t>
         </w:r>
-        <w:proofErr w:type="spellEnd"/>
-        <w:proofErr w:type="gramEnd"/>
       </w:hyperlink>
       <w:r>
         <w:tab/>
@@ -23156,15 +21629,13 @@
       <w:r>
         <w:tab/>
       </w:r>
-      <w:hyperlink r:id="rId189" w:history="1">
-        <w:proofErr w:type="spellStart"/>
+      <w:hyperlink r:id="rId190" w:history="1">
         <w:r>
           <w:rPr>
             <w:rStyle w:val="Hyperlink"/>
           </w:rPr>
           <w:t>digikey</w:t>
         </w:r>
-        <w:proofErr w:type="spellEnd"/>
       </w:hyperlink>
       <w:r>
         <w:t xml:space="preserve"> (niet in voorraad)</w:t>
@@ -23194,7 +21665,7 @@
                     <pic:cNvPicPr/>
                   </pic:nvPicPr>
                   <pic:blipFill>
-                    <a:blip r:embed="rId190"/>
+                    <a:blip r:embed="rId191"/>
                     <a:stretch>
                       <a:fillRect/>
                     </a:stretch>
